--- a/internal_doc/09.规范模板/JS测试用例编写指导书.docx
+++ b/internal_doc/09.规范模板/JS测试用例编写指导书.docx
@@ -6,7 +6,6 @@
       <w:pPr>
         <w:jc w:val="center"/>
         <w:rPr>
-          <w:rFonts w:hint="eastAsia"/>
           <w:b/>
           <w:sz w:val="52"/>
           <w:szCs w:val="52"/>
@@ -35,7 +34,6 @@
       <w:pPr>
         <w:jc w:val="center"/>
         <w:rPr>
-          <w:rFonts w:hint="eastAsia"/>
           <w:b/>
           <w:sz w:val="52"/>
           <w:szCs w:val="52"/>
@@ -46,7 +44,6 @@
       <w:pPr>
         <w:jc w:val="center"/>
         <w:rPr>
-          <w:rFonts w:hint="eastAsia"/>
           <w:b/>
           <w:sz w:val="52"/>
           <w:szCs w:val="52"/>
@@ -58,7 +55,6 @@
         <w:spacing w:after="100" w:afterAutospacing="1"/>
         <w:jc w:val="center"/>
         <w:rPr>
-          <w:rFonts w:hint="eastAsia"/>
           <w:b/>
         </w:rPr>
       </w:pPr>
@@ -104,7 +100,6 @@
             <w:pPr>
               <w:jc w:val="center"/>
               <w:rPr>
-                <w:rFonts w:hint="eastAsia"/>
                 <w:b/>
               </w:rPr>
             </w:pPr>
@@ -125,7 +120,6 @@
             <w:pPr>
               <w:jc w:val="center"/>
               <w:rPr>
-                <w:rFonts w:hint="eastAsia"/>
                 <w:b/>
               </w:rPr>
             </w:pPr>
@@ -146,7 +140,6 @@
             <w:pPr>
               <w:jc w:val="center"/>
               <w:rPr>
-                <w:rFonts w:hint="eastAsia"/>
                 <w:b/>
               </w:rPr>
             </w:pPr>
@@ -166,11 +159,6 @@
             <w:tcW w:w="1668" w:type="dxa"/>
           </w:tcPr>
           <w:p>
-            <w:pPr>
-              <w:rPr>
-                <w:rFonts w:hint="eastAsia"/>
-              </w:rPr>
-            </w:pPr>
             <w:r>
               <w:rPr>
                 <w:rFonts w:hint="eastAsia"/>
@@ -184,11 +172,6 @@
             <w:tcW w:w="5244" w:type="dxa"/>
           </w:tcPr>
           <w:p>
-            <w:pPr>
-              <w:rPr>
-                <w:rFonts w:hint="eastAsia"/>
-              </w:rPr>
-            </w:pPr>
             <w:r>
               <w:rPr>
                 <w:rFonts w:hint="eastAsia"/>
@@ -208,11 +191,6 @@
             <w:tcW w:w="1610" w:type="dxa"/>
           </w:tcPr>
           <w:p>
-            <w:pPr>
-              <w:rPr>
-                <w:rFonts w:hint="eastAsia"/>
-              </w:rPr>
-            </w:pPr>
             <w:r>
               <w:rPr>
                 <w:rFonts w:hint="eastAsia"/>
@@ -233,37 +211,19 @@
           <w:tcPr>
             <w:tcW w:w="1668" w:type="dxa"/>
           </w:tcPr>
-          <w:p>
-            <w:pPr>
-              <w:rPr>
-                <w:rFonts w:hint="eastAsia"/>
-              </w:rPr>
-            </w:pPr>
-          </w:p>
+          <w:p/>
         </w:tc>
         <w:tc>
           <w:tcPr>
             <w:tcW w:w="5244" w:type="dxa"/>
           </w:tcPr>
-          <w:p>
-            <w:pPr>
-              <w:rPr>
-                <w:rFonts w:hint="eastAsia"/>
-              </w:rPr>
-            </w:pPr>
-          </w:p>
+          <w:p/>
         </w:tc>
         <w:tc>
           <w:tcPr>
             <w:tcW w:w="1610" w:type="dxa"/>
           </w:tcPr>
-          <w:p>
-            <w:pPr>
-              <w:rPr>
-                <w:rFonts w:hint="eastAsia"/>
-              </w:rPr>
-            </w:pPr>
-          </w:p>
+          <w:p/>
         </w:tc>
       </w:tr>
     </w:tbl>
@@ -280,9 +240,6 @@
     <w:p>
       <w:pPr>
         <w:pStyle w:val="Heading1"/>
-        <w:rPr>
-          <w:rFonts w:hint="eastAsia"/>
-        </w:rPr>
       </w:pPr>
       <w:r>
         <w:rPr>
@@ -299,11 +256,6 @@
       </w:r>
     </w:p>
     <w:p>
-      <w:pPr>
-        <w:rPr>
-          <w:rFonts w:hint="eastAsia"/>
-        </w:rPr>
-      </w:pPr>
       <w:r>
         <w:rPr>
           <w:rFonts w:hint="eastAsia"/>
@@ -334,14 +286,12 @@
         </w:rPr>
         <w:t>测试用例均是通过</w:t>
       </w:r>
-      <w:proofErr w:type="spellStart"/>
       <w:r>
         <w:rPr>
           <w:rFonts w:hint="eastAsia"/>
         </w:rPr>
         <w:t>sdb</w:t>
       </w:r>
-      <w:proofErr w:type="spellEnd"/>
       <w:r>
         <w:rPr>
           <w:rFonts w:hint="eastAsia"/>
@@ -362,11 +312,6 @@
       </w:r>
     </w:p>
     <w:p>
-      <w:pPr>
-        <w:rPr>
-          <w:rFonts w:hint="eastAsia"/>
-        </w:rPr>
-      </w:pPr>
       <w:r>
         <w:rPr>
           <w:rFonts w:hint="eastAsia"/>
@@ -377,7 +322,6 @@
     <w:p>
       <w:pPr>
         <w:rPr>
-          <w:rFonts w:hint="eastAsia"/>
           <w:color w:val="0000CC"/>
           <w:sz w:val="18"/>
           <w:szCs w:val="18"/>
@@ -398,105 +342,850 @@
           <w:szCs w:val="18"/>
           <w:shd w:val="clear" w:color="auto" w:fill="BFBFBF" w:themeFill="background1" w:themeFillShade="BF"/>
         </w:rPr>
-        <w:t>bin/</w:t>
-      </w:r>
-      <w:proofErr w:type="spellStart"/>
-      <w:r>
-        <w:rPr>
-          <w:rFonts w:hint="eastAsia"/>
-          <w:color w:val="0000CC"/>
-          <w:sz w:val="18"/>
-          <w:szCs w:val="18"/>
-          <w:shd w:val="clear" w:color="auto" w:fill="BFBFBF" w:themeFill="background1" w:themeFillShade="BF"/>
-        </w:rPr>
-        <w:t>sdb</w:t>
-      </w:r>
-      <w:proofErr w:type="spellEnd"/>
-      <w:r>
-        <w:rPr>
-          <w:rFonts w:hint="eastAsia"/>
-          <w:color w:val="0000CC"/>
-          <w:sz w:val="18"/>
-          <w:szCs w:val="18"/>
-          <w:shd w:val="clear" w:color="auto" w:fill="BFBFBF" w:themeFill="background1" w:themeFillShade="BF"/>
+        <w:t xml:space="preserve">bin/sdb </w:t>
+      </w:r>
+      <w:r>
+        <w:rPr>
+          <w:color w:val="0000CC"/>
+          <w:sz w:val="18"/>
+          <w:szCs w:val="18"/>
+          <w:shd w:val="clear" w:color="auto" w:fill="BFBFBF" w:themeFill="background1" w:themeFillShade="BF"/>
+        </w:rPr>
+        <w:t>–</w:t>
+      </w:r>
+      <w:r>
+        <w:rPr>
+          <w:rFonts w:hint="eastAsia"/>
+          <w:color w:val="0000CC"/>
+          <w:sz w:val="18"/>
+          <w:szCs w:val="18"/>
+          <w:shd w:val="clear" w:color="auto" w:fill="BFBFBF" w:themeFill="background1" w:themeFillShade="BF"/>
+        </w:rPr>
+        <w:t xml:space="preserve">e </w:t>
+      </w:r>
+      <w:r>
+        <w:rPr>
+          <w:color w:val="0000CC"/>
+          <w:sz w:val="18"/>
+          <w:szCs w:val="18"/>
+          <w:shd w:val="clear" w:color="auto" w:fill="BFBFBF" w:themeFill="background1" w:themeFillShade="BF"/>
+        </w:rPr>
+        <w:t>–f “</w:t>
+      </w:r>
+      <w:r>
+        <w:rPr>
+          <w:rFonts w:hint="eastAsia"/>
+          <w:color w:val="0000CC"/>
+          <w:sz w:val="18"/>
+          <w:szCs w:val="18"/>
+          <w:shd w:val="clear" w:color="auto" w:fill="BFBFBF" w:themeFill="background1" w:themeFillShade="BF"/>
+        </w:rPr>
+        <w:t>func.js,</w:t>
+      </w:r>
+      <w:r>
+        <w:rPr>
+          <w:rFonts w:hint="eastAsia"/>
+          <w:color w:val="0000CC"/>
+          <w:sz w:val="18"/>
+          <w:szCs w:val="18"/>
+          <w:shd w:val="clear" w:color="auto" w:fill="BFBFBF" w:themeFill="background1" w:themeFillShade="BF"/>
+        </w:rPr>
+        <w:t>[</w:t>
+      </w:r>
+      <w:r>
+        <w:rPr>
+          <w:rFonts w:hint="eastAsia"/>
+          <w:color w:val="0000CC"/>
+          <w:sz w:val="18"/>
+          <w:szCs w:val="18"/>
+          <w:shd w:val="clear" w:color="auto" w:fill="BFBFBF" w:themeFill="background1" w:themeFillShade="BF"/>
+        </w:rPr>
+        <w:t>comm</w:t>
+      </w:r>
+      <w:r>
+        <w:rPr>
+          <w:rFonts w:hint="eastAsia"/>
+          <w:color w:val="0000CC"/>
+          <w:sz w:val="18"/>
+          <w:szCs w:val="18"/>
+          <w:shd w:val="clear" w:color="auto" w:fill="BFBFBF" w:themeFill="background1" w:themeFillShade="BF"/>
+        </w:rPr>
+        <w:t>lib.js</w:t>
+      </w:r>
+      <w:r>
+        <w:rPr>
+          <w:rFonts w:hint="eastAsia"/>
+          <w:color w:val="0000CC"/>
+          <w:sz w:val="18"/>
+          <w:szCs w:val="18"/>
+          <w:shd w:val="clear" w:color="auto" w:fill="BFBFBF" w:themeFill="background1" w:themeFillShade="BF"/>
+        </w:rPr>
+        <w:t>]</w:t>
+      </w:r>
+      <w:r>
+        <w:rPr>
+          <w:rFonts w:hint="eastAsia"/>
+          <w:color w:val="0000CC"/>
+          <w:sz w:val="18"/>
+          <w:szCs w:val="18"/>
+          <w:shd w:val="clear" w:color="auto" w:fill="BFBFBF" w:themeFill="background1" w:themeFillShade="BF"/>
+        </w:rPr>
+        <w:t>,test.js</w:t>
+      </w:r>
+      <w:r>
+        <w:rPr>
+          <w:color w:val="0000CC"/>
+          <w:sz w:val="18"/>
+          <w:szCs w:val="18"/>
+          <w:shd w:val="clear" w:color="auto" w:fill="BFBFBF" w:themeFill="background1" w:themeFillShade="BF"/>
+        </w:rPr>
+        <w:t>”</w:t>
+      </w:r>
+    </w:p>
+    <w:p>
+      <w:r>
+        <w:rPr>
+          <w:rFonts w:hint="eastAsia"/>
+        </w:rPr>
+        <w:tab/>
+      </w:r>
+      <w:r>
+        <w:rPr>
+          <w:rFonts w:hint="eastAsia"/>
+        </w:rPr>
+        <w:t>其中，</w:t>
+      </w:r>
+    </w:p>
+    <w:p>
+      <w:r>
+        <w:rPr>
+          <w:rFonts w:hint="eastAsia"/>
+        </w:rPr>
+        <w:tab/>
+      </w:r>
+      <w:r>
+        <w:rPr>
+          <w:rFonts w:hint="eastAsia"/>
+          <w:b/>
+        </w:rPr>
+        <w:t>func.js</w:t>
+      </w:r>
+      <w:r>
+        <w:rPr>
+          <w:rFonts w:hint="eastAsia"/>
+          <w:b/>
+        </w:rPr>
+        <w:t>：</w:t>
+      </w:r>
+      <w:r>
+        <w:rPr>
+          <w:rFonts w:hint="eastAsia"/>
+        </w:rPr>
+        <w:t>指的是</w:t>
+      </w:r>
+      <w:r>
+        <w:t>testcases\hlt\js_testcases\libs</w:t>
+      </w:r>
+      <w:r>
+        <w:rPr>
+          <w:rFonts w:hint="eastAsia"/>
+        </w:rPr>
+        <w:t>\func.js</w:t>
+      </w:r>
+      <w:r>
+        <w:rPr>
+          <w:rFonts w:hint="eastAsia"/>
+        </w:rPr>
+        <w:t>脚本文件，该脚本文件</w:t>
+      </w:r>
+      <w:r>
+        <w:rPr>
+          <w:rFonts w:hint="eastAsia"/>
+        </w:rPr>
+        <w:t>为公共函数库文件，</w:t>
+      </w:r>
+      <w:r>
+        <w:rPr>
+          <w:rFonts w:hint="eastAsia"/>
+        </w:rPr>
+        <w:t>用于存放所有</w:t>
+      </w:r>
+      <w:r>
+        <w:rPr>
+          <w:rFonts w:hint="eastAsia"/>
+        </w:rPr>
+        <w:t>JS</w:t>
+      </w:r>
+      <w:r>
+        <w:rPr>
+          <w:rFonts w:hint="eastAsia"/>
+        </w:rPr>
+        <w:t>测试用例的公共函数</w:t>
+      </w:r>
+      <w:r>
+        <w:rPr>
+          <w:rFonts w:hint="eastAsia"/>
+        </w:rPr>
+        <w:t>。</w:t>
+      </w:r>
+    </w:p>
+    <w:p>
+      <w:r>
+        <w:rPr>
+          <w:rFonts w:hint="eastAsia"/>
+        </w:rPr>
+        <w:tab/>
+      </w:r>
+      <w:r>
+        <w:rPr>
+          <w:rFonts w:hint="eastAsia"/>
+          <w:b/>
+        </w:rPr>
+        <w:t>commlib.js</w:t>
+      </w:r>
+      <w:r>
+        <w:rPr>
+          <w:rFonts w:hint="eastAsia"/>
+          <w:b/>
+        </w:rPr>
+        <w:t>：</w:t>
+      </w:r>
+      <w:r>
+        <w:rPr>
+          <w:rFonts w:hint="eastAsia"/>
+        </w:rPr>
+        <w:t>指的是</w:t>
+      </w:r>
+      <w:r>
+        <w:rPr>
+          <w:rFonts w:hint="eastAsia"/>
+        </w:rPr>
+        <w:t>测试用例目录下的</w:t>
+      </w:r>
+      <w:r>
+        <w:rPr>
+          <w:rFonts w:hint="eastAsia"/>
+        </w:rPr>
+        <w:t>commlib.js</w:t>
+      </w:r>
+      <w:r>
+        <w:rPr>
+          <w:rFonts w:hint="eastAsia"/>
+        </w:rPr>
+        <w:t>脚本文件（如：</w:t>
+      </w:r>
+      <w:r>
+        <w:t>testcases\hlt\js_testcases\js\split</w:t>
+      </w:r>
+      <w:r>
+        <w:rPr>
+          <w:rFonts w:hint="eastAsia"/>
+        </w:rPr>
+        <w:t>），该脚本文件为私有公共函数库文件，即：只有同目录中的测试用例可使用当中的公共函数（如：只有</w:t>
+      </w:r>
+      <w:r>
+        <w:rPr>
+          <w:rFonts w:hint="eastAsia"/>
+        </w:rPr>
+        <w:t>split</w:t>
+      </w:r>
+      <w:r>
+        <w:rPr>
+          <w:rFonts w:hint="eastAsia"/>
+        </w:rPr>
+        <w:t>目录下的测试用例脚本可使用</w:t>
+      </w:r>
+      <w:r>
+        <w:rPr>
+          <w:rFonts w:hint="eastAsia"/>
+        </w:rPr>
+        <w:t>split/commlib.js</w:t>
+      </w:r>
+      <w:r>
+        <w:rPr>
+          <w:rFonts w:hint="eastAsia"/>
+        </w:rPr>
+        <w:t>中定义的公共函数）</w:t>
+      </w:r>
+      <w:r>
+        <w:rPr>
+          <w:rFonts w:hint="eastAsia"/>
+        </w:rPr>
+        <w:t>。如果不存在私有公共函数，则可以不用编写该脚本文件。</w:t>
+      </w:r>
+    </w:p>
+    <w:p>
+      <w:r>
+        <w:rPr>
+          <w:rFonts w:hint="eastAsia"/>
+        </w:rPr>
+        <w:tab/>
+      </w:r>
+      <w:r>
+        <w:rPr>
+          <w:rFonts w:hint="eastAsia"/>
+          <w:b/>
+        </w:rPr>
+        <w:t>test.js</w:t>
+      </w:r>
+      <w:r>
+        <w:rPr>
+          <w:rFonts w:hint="eastAsia"/>
+          <w:b/>
+        </w:rPr>
+        <w:t>：</w:t>
+      </w:r>
+      <w:r>
+        <w:rPr>
+          <w:rFonts w:hint="eastAsia"/>
+        </w:rPr>
+        <w:t>指测试</w:t>
+      </w:r>
+      <w:r>
+        <w:rPr>
+          <w:rFonts w:hint="eastAsia"/>
+        </w:rPr>
+        <w:t>用例</w:t>
+      </w:r>
+      <w:r>
+        <w:rPr>
+          <w:rFonts w:hint="eastAsia"/>
+        </w:rPr>
+        <w:t>脚本</w:t>
+      </w:r>
+    </w:p>
+    <w:p/>
+    <w:p>
+      <w:r>
+        <w:rPr>
+          <w:rFonts w:hint="eastAsia"/>
+        </w:rPr>
+        <w:t>测试用例在</w:t>
+      </w:r>
+      <w:r>
+        <w:rPr>
+          <w:rFonts w:hint="eastAsia"/>
+        </w:rPr>
+        <w:t>CI</w:t>
+      </w:r>
+      <w:r>
+        <w:rPr>
+          <w:rFonts w:hint="eastAsia"/>
+        </w:rPr>
+        <w:t>中由</w:t>
+      </w:r>
+      <w:r>
+        <w:rPr>
+          <w:rFonts w:hint="eastAsia"/>
+        </w:rPr>
+        <w:t>ant</w:t>
+      </w:r>
+      <w:r>
+        <w:rPr>
+          <w:rFonts w:hint="eastAsia"/>
+        </w:rPr>
+        <w:t>调用，在执行测试用例时会传入两个变量：</w:t>
+      </w:r>
+      <w:r>
+        <w:rPr>
+          <w:b/>
+          <w:color w:val="0000CC"/>
+        </w:rPr>
+        <w:t>CSPREFIX</w:t>
+      </w:r>
+      <w:r>
+        <w:rPr>
+          <w:rFonts w:hint="eastAsia"/>
         </w:rPr>
         <w:t xml:space="preserve"> </w:t>
       </w:r>
       <w:r>
         <w:rPr>
-          <w:color w:val="0000CC"/>
-          <w:sz w:val="18"/>
-          <w:szCs w:val="18"/>
-          <w:shd w:val="clear" w:color="auto" w:fill="BFBFBF" w:themeFill="background1" w:themeFillShade="BF"/>
-        </w:rPr>
-        <w:t>–</w:t>
-      </w:r>
-      <w:r>
-        <w:rPr>
-          <w:rFonts w:hint="eastAsia"/>
-          <w:color w:val="0000CC"/>
-          <w:sz w:val="18"/>
-          <w:szCs w:val="18"/>
-          <w:shd w:val="clear" w:color="auto" w:fill="BFBFBF" w:themeFill="background1" w:themeFillShade="BF"/>
-        </w:rPr>
-        <w:t xml:space="preserve">e </w:t>
-      </w:r>
-      <w:r>
-        <w:rPr>
-          <w:color w:val="0000CC"/>
-          <w:sz w:val="18"/>
-          <w:szCs w:val="18"/>
-          <w:shd w:val="clear" w:color="auto" w:fill="BFBFBF" w:themeFill="background1" w:themeFillShade="BF"/>
-        </w:rPr>
-        <w:t>–f “</w:t>
-      </w:r>
-      <w:r>
-        <w:rPr>
-          <w:rFonts w:hint="eastAsia"/>
-          <w:color w:val="0000CC"/>
-          <w:sz w:val="18"/>
-          <w:szCs w:val="18"/>
-          <w:shd w:val="clear" w:color="auto" w:fill="BFBFBF" w:themeFill="background1" w:themeFillShade="BF"/>
-        </w:rPr>
-        <w:t>func.js,</w:t>
-      </w:r>
-      <w:r>
-        <w:rPr>
-          <w:rFonts w:hint="eastAsia"/>
-          <w:color w:val="0000CC"/>
-          <w:sz w:val="18"/>
-          <w:szCs w:val="18"/>
-          <w:shd w:val="clear" w:color="auto" w:fill="BFBFBF" w:themeFill="background1" w:themeFillShade="BF"/>
-        </w:rPr>
-        <w:t>[</w:t>
-      </w:r>
-      <w:r>
-        <w:rPr>
-          <w:rFonts w:hint="eastAsia"/>
-          <w:color w:val="0000CC"/>
-          <w:sz w:val="18"/>
-          <w:szCs w:val="18"/>
-          <w:shd w:val="clear" w:color="auto" w:fill="BFBFBF" w:themeFill="background1" w:themeFillShade="BF"/>
-        </w:rPr>
-        <w:t>comm</w:t>
-      </w:r>
-      <w:r>
-        <w:rPr>
-          <w:rFonts w:hint="eastAsia"/>
-          <w:color w:val="0000CC"/>
-          <w:sz w:val="18"/>
-          <w:szCs w:val="18"/>
-          <w:shd w:val="clear" w:color="auto" w:fill="BFBFBF" w:themeFill="background1" w:themeFillShade="BF"/>
-        </w:rPr>
-        <w:t>lib.js</w:t>
-      </w:r>
-      <w:r>
-        <w:rPr>
-          <w:rFonts w:hint="eastAsia"/>
-          <w:color w:val="0000CC"/>
-          <w:sz w:val="18"/>
-          <w:szCs w:val="18"/>
-          <w:shd w:val="clear" w:color="auto" w:fill="BFBFBF" w:themeFill="background1" w:themeFillShade="BF"/>
+          <w:rFonts w:hint="eastAsia"/>
+        </w:rPr>
+        <w:t>和</w:t>
+      </w:r>
+      <w:r>
+        <w:rPr>
+          <w:b/>
+          <w:color w:val="0000CC"/>
+        </w:rPr>
+        <w:t>COORDSVCNAME</w:t>
+      </w:r>
+      <w:r>
+        <w:rPr>
+          <w:rFonts w:hint="eastAsia"/>
+        </w:rPr>
+        <w:t>，</w:t>
+      </w:r>
+      <w:r>
+        <w:rPr>
+          <w:rFonts w:hint="eastAsia"/>
+        </w:rPr>
+        <w:t xml:space="preserve"> </w:t>
+      </w:r>
+      <w:r>
+        <w:rPr>
+          <w:rFonts w:hint="eastAsia"/>
+        </w:rPr>
+        <w:t>前者表示</w:t>
+      </w:r>
+      <w:r>
+        <w:rPr>
+          <w:rFonts w:hint="eastAsia"/>
+        </w:rPr>
+        <w:t xml:space="preserve"> Collection Space</w:t>
+      </w:r>
+      <w:r>
+        <w:rPr>
+          <w:rFonts w:hint="eastAsia"/>
+        </w:rPr>
+        <w:t>的前缀，由“测试机器名”</w:t>
+      </w:r>
+      <w:r>
+        <w:rPr>
+          <w:rFonts w:hint="eastAsia"/>
+        </w:rPr>
+        <w:t xml:space="preserve">+ </w:t>
+      </w:r>
+      <w:r>
+        <w:rPr>
+          <w:rFonts w:hint="eastAsia"/>
+        </w:rPr>
+        <w:t>“测试用例名”</w:t>
+      </w:r>
+      <w:r>
+        <w:rPr>
+          <w:rFonts w:hint="eastAsia"/>
+        </w:rPr>
+        <w:t>+</w:t>
+      </w:r>
+      <w:r>
+        <w:rPr>
+          <w:rFonts w:hint="eastAsia"/>
+        </w:rPr>
+        <w:t>“</w:t>
+      </w:r>
+      <w:r>
+        <w:rPr>
+          <w:rFonts w:hint="eastAsia"/>
+        </w:rPr>
+        <w:t>Ant</w:t>
+      </w:r>
+      <w:r>
+        <w:rPr>
+          <w:rFonts w:hint="eastAsia"/>
+        </w:rPr>
+        <w:t>执行行号”组成，可用于并发测试的区分，如：</w:t>
+      </w:r>
+    </w:p>
+    <w:p>
+      <w:pPr>
+        <w:rPr>
+          <w:color w:val="0000CC"/>
+          <w:sz w:val="18"/>
+          <w:szCs w:val="18"/>
+          <w:shd w:val="clear" w:color="auto" w:fill="BFBFBF" w:themeFill="background1" w:themeFillShade="BF"/>
+        </w:rPr>
+      </w:pPr>
+      <w:r>
+        <w:rPr>
+          <w:rFonts w:hint="eastAsia"/>
+          <w:color w:val="0000CC"/>
+          <w:sz w:val="18"/>
+          <w:szCs w:val="18"/>
+          <w:shd w:val="clear" w:color="auto" w:fill="BFBFBF" w:themeFill="background1" w:themeFillShade="BF"/>
+        </w:rPr>
+        <w:t xml:space="preserve">var CSPREFIX= </w:t>
+      </w:r>
+      <w:r>
+        <w:rPr>
+          <w:color w:val="0000CC"/>
+          <w:sz w:val="18"/>
+          <w:szCs w:val="18"/>
+          <w:shd w:val="clear" w:color="auto" w:fill="BFBFBF" w:themeFill="background1" w:themeFillShade="BF"/>
+        </w:rPr>
+        <w:t>ubuntest2countHintmany106</w:t>
+      </w:r>
+    </w:p>
+    <w:p>
+      <w:r>
+        <w:rPr>
+          <w:rFonts w:hint="eastAsia"/>
+        </w:rPr>
+        <w:t>后者表示</w:t>
+      </w:r>
+      <w:r>
+        <w:rPr>
+          <w:rFonts w:hint="eastAsia"/>
+        </w:rPr>
+        <w:t>Coordinate</w:t>
+      </w:r>
+      <w:r>
+        <w:rPr>
+          <w:rFonts w:hint="eastAsia"/>
+        </w:rPr>
+        <w:t>节点的接入服务名，在建立</w:t>
+      </w:r>
+      <w:r>
+        <w:rPr>
+          <w:rFonts w:hint="eastAsia"/>
+        </w:rPr>
+        <w:t>db</w:t>
+      </w:r>
+      <w:r>
+        <w:rPr>
+          <w:rFonts w:hint="eastAsia"/>
+        </w:rPr>
+        <w:t>连接时请勿直接指定端口，而使用该变量，如：</w:t>
+      </w:r>
+    </w:p>
+    <w:p>
+      <w:r>
+        <w:rPr>
+          <w:rFonts w:hint="eastAsia"/>
+          <w:color w:val="0000CC"/>
+          <w:sz w:val="18"/>
+          <w:szCs w:val="18"/>
+          <w:shd w:val="clear" w:color="auto" w:fill="BFBFBF" w:themeFill="background1" w:themeFillShade="BF"/>
+        </w:rPr>
+        <w:t>var db = new Sdb(</w:t>
+      </w:r>
+      <w:r>
+        <w:rPr>
+          <w:color w:val="0000CC"/>
+          <w:sz w:val="18"/>
+          <w:szCs w:val="18"/>
+          <w:shd w:val="clear" w:color="auto" w:fill="BFBFBF" w:themeFill="background1" w:themeFillShade="BF"/>
+        </w:rPr>
+        <w:t>‘</w:t>
+      </w:r>
+      <w:r>
+        <w:rPr>
+          <w:rFonts w:hint="eastAsia"/>
+          <w:color w:val="0000CC"/>
+          <w:sz w:val="18"/>
+          <w:szCs w:val="18"/>
+          <w:shd w:val="clear" w:color="auto" w:fill="BFBFBF" w:themeFill="background1" w:themeFillShade="BF"/>
+        </w:rPr>
+        <w:t>localhost, COORDSVCNAME )</w:t>
+      </w:r>
+    </w:p>
+    <w:p/>
+    <w:p>
+      <w:pPr>
+        <w:rPr>
+          <w:b/>
+        </w:rPr>
+      </w:pPr>
+      <w:r>
+        <w:rPr>
+          <w:rFonts w:hint="eastAsia"/>
+          <w:b/>
+        </w:rPr>
+        <w:t>综上所述，测试人员在用</w:t>
+      </w:r>
+      <w:r>
+        <w:rPr>
+          <w:rFonts w:hint="eastAsia"/>
+          <w:b/>
+        </w:rPr>
+        <w:t>JS</w:t>
+      </w:r>
+      <w:r>
+        <w:rPr>
+          <w:rFonts w:hint="eastAsia"/>
+          <w:b/>
+        </w:rPr>
+        <w:t>脚本编写</w:t>
+      </w:r>
+      <w:r>
+        <w:rPr>
+          <w:rFonts w:hint="eastAsia"/>
+          <w:b/>
+        </w:rPr>
+        <w:t>自动化测试用例的步骤如下：</w:t>
+      </w:r>
+    </w:p>
+    <w:p>
+      <w:r>
+        <w:rPr>
+          <w:rFonts w:hint="eastAsia"/>
+        </w:rPr>
+        <w:t>1</w:t>
+      </w:r>
+      <w:r>
+        <w:rPr>
+          <w:rFonts w:hint="eastAsia"/>
+        </w:rPr>
+        <w:t>、在</w:t>
+      </w:r>
+      <w:r>
+        <w:rPr>
+          <w:rFonts w:hint="eastAsia"/>
+        </w:rPr>
+        <w:t>testcases\hlt\</w:t>
+      </w:r>
+      <w:r>
+        <w:t xml:space="preserve"> </w:t>
+      </w:r>
+      <w:r>
+        <w:t>js_testcases\js</w:t>
+      </w:r>
+      <w:r>
+        <w:rPr>
+          <w:rFonts w:hint="eastAsia"/>
+        </w:rPr>
+        <w:t>目录下创建测试用例目录。如果是补充已有测试用例，则直接在对应目录中添加用例脚本，无需重新创建目录。</w:t>
+      </w:r>
+    </w:p>
+    <w:p>
+      <w:r>
+        <w:rPr>
+          <w:rFonts w:hint="eastAsia"/>
+        </w:rPr>
+        <w:t>2</w:t>
+      </w:r>
+      <w:r>
+        <w:rPr>
+          <w:rFonts w:hint="eastAsia"/>
+        </w:rPr>
+        <w:t>、在测试用例目录中编写</w:t>
+      </w:r>
+      <w:r>
+        <w:rPr>
+          <w:rFonts w:hint="eastAsia"/>
+        </w:rPr>
+        <w:t>JS</w:t>
+      </w:r>
+      <w:r>
+        <w:rPr>
+          <w:rFonts w:hint="eastAsia"/>
+        </w:rPr>
+        <w:t>测试脚本</w:t>
+      </w:r>
+      <w:r>
+        <w:rPr>
+          <w:rFonts w:hint="eastAsia"/>
+        </w:rPr>
+        <w:t>，如果需要创建</w:t>
+      </w:r>
+      <w:r>
+        <w:rPr>
+          <w:rFonts w:hint="eastAsia"/>
+        </w:rPr>
+        <w:t>collecton</w:t>
+      </w:r>
+      <w:r>
+        <w:rPr>
+          <w:rFonts w:hint="eastAsia"/>
+        </w:rPr>
+        <w:t>则通过</w:t>
+      </w:r>
+      <w:r>
+        <w:t>CSPREFIX</w:t>
+      </w:r>
+      <w:r>
+        <w:rPr>
+          <w:rFonts w:hint="eastAsia"/>
+        </w:rPr>
+        <w:t>前缀构造集合名（如：</w:t>
+      </w:r>
+      <w:r>
+        <w:rPr>
+          <w:rFonts w:hint="eastAsia"/>
+        </w:rPr>
+        <w:t>var ClName=CSPREFIX+"bar"</w:t>
+      </w:r>
+      <w:r>
+        <w:rPr>
+          <w:rFonts w:hint="eastAsia"/>
+        </w:rPr>
+        <w:t>），如果需要连接</w:t>
+      </w:r>
+      <w:r>
+        <w:rPr>
+          <w:rFonts w:hint="eastAsia"/>
+        </w:rPr>
+        <w:t>db</w:t>
+      </w:r>
+      <w:r>
+        <w:rPr>
+          <w:rFonts w:hint="eastAsia"/>
+        </w:rPr>
+        <w:t>，则通过</w:t>
+      </w:r>
+      <w:r>
+        <w:t>COORDSVCNAME</w:t>
+      </w:r>
+      <w:r>
+        <w:rPr>
+          <w:rFonts w:hint="eastAsia"/>
+        </w:rPr>
+        <w:t>连接本地的指定端口（如：</w:t>
+      </w:r>
+      <w:r>
+        <w:t>var db = new Sdb(‘localhost, COORDSVCNAME )</w:t>
+      </w:r>
+      <w:r>
+        <w:rPr>
+          <w:rFonts w:hint="eastAsia"/>
+        </w:rPr>
+        <w:t>）。</w:t>
+      </w:r>
+    </w:p>
+    <w:p>
+      <w:r>
+        <w:rPr>
+          <w:rFonts w:hint="eastAsia"/>
+        </w:rPr>
+        <w:t>3</w:t>
+      </w:r>
+      <w:r>
+        <w:rPr>
+          <w:rFonts w:hint="eastAsia"/>
+        </w:rPr>
+        <w:t>、在编写测试脚本过程中提取出的公共函数：若是所有</w:t>
+      </w:r>
+      <w:r>
+        <w:rPr>
+          <w:rFonts w:hint="eastAsia"/>
+        </w:rPr>
+        <w:t>JS</w:t>
+      </w:r>
+      <w:r>
+        <w:rPr>
+          <w:rFonts w:hint="eastAsia"/>
+        </w:rPr>
+        <w:t>测试用例均可使用的公共函数则添加到</w:t>
+      </w:r>
+      <w:r>
+        <w:t>testcases\hlt\js_testcases\libs</w:t>
+      </w:r>
+      <w:r>
+        <w:rPr>
+          <w:rFonts w:hint="eastAsia"/>
+        </w:rPr>
+        <w:t>\func.js</w:t>
+      </w:r>
+      <w:r>
+        <w:rPr>
+          <w:rFonts w:hint="eastAsia"/>
+        </w:rPr>
+        <w:t>文件中；如果仅仅是本目录中测试用例可共同使用的私有公共函数，则放在本目录的</w:t>
+      </w:r>
+      <w:r>
+        <w:rPr>
+          <w:rFonts w:hint="eastAsia"/>
+        </w:rPr>
+        <w:t>commlib.js</w:t>
+      </w:r>
+      <w:r>
+        <w:rPr>
+          <w:rFonts w:hint="eastAsia"/>
+        </w:rPr>
+        <w:t>文件中。</w:t>
+      </w:r>
+    </w:p>
+    <w:p>
+      <w:pPr>
+        <w:pStyle w:val="Heading1"/>
+      </w:pPr>
+      <w:r>
+        <w:rPr>
+          <w:rFonts w:hint="eastAsia"/>
+        </w:rPr>
+        <w:t>测试用例编写规范</w:t>
+      </w:r>
+    </w:p>
+    <w:p>
+      <w:pPr>
+        <w:pStyle w:val="Heading2"/>
+      </w:pPr>
+      <w:r>
+        <w:rPr>
+          <w:rFonts w:hint="eastAsia"/>
+        </w:rPr>
+        <w:t>测试用例命名及目录组织</w:t>
+      </w:r>
+    </w:p>
+    <w:p>
+      <w:r>
+        <w:rPr>
+          <w:rFonts w:hint="eastAsia"/>
+        </w:rPr>
+        <w:t>测试用例按功能目录组织，如“</w:t>
+      </w:r>
+      <w:r>
+        <w:t>aggregate</w:t>
+      </w:r>
+      <w:r>
+        <w:rPr>
+          <w:rFonts w:hint="eastAsia"/>
+        </w:rPr>
+        <w:t>”、“</w:t>
+      </w:r>
+      <w:r>
+        <w:t xml:space="preserve"> createCL</w:t>
+      </w:r>
+      <w:r>
+        <w:rPr>
+          <w:rFonts w:hint="eastAsia"/>
+        </w:rPr>
+        <w:t>”；</w:t>
+      </w:r>
+    </w:p>
+    <w:p>
+      <w:pPr>
+        <w:rPr>
+          <w:color w:val="0000CC"/>
+        </w:rPr>
+      </w:pPr>
+      <w:r>
+        <w:rPr>
+          <w:rFonts w:hint="eastAsia"/>
+        </w:rPr>
+        <w:t>测试用例命名规则：</w:t>
+      </w:r>
+      <w:r>
+        <w:rPr>
+          <w:rFonts w:hint="eastAsia"/>
+          <w:color w:val="0000CC"/>
+        </w:rPr>
+        <w:t>“功能缩写”</w:t>
+      </w:r>
+      <w:r>
+        <w:rPr>
+          <w:rFonts w:hint="eastAsia"/>
+          <w:color w:val="0000CC"/>
+        </w:rPr>
+        <w:t>_</w:t>
+      </w:r>
+      <w:r>
+        <w:rPr>
+          <w:rFonts w:hint="eastAsia"/>
+          <w:color w:val="0000CC"/>
+        </w:rPr>
+        <w:t>“测试点”</w:t>
+      </w:r>
+      <w:r>
+        <w:rPr>
+          <w:rFonts w:hint="eastAsia"/>
+          <w:color w:val="0000CC"/>
+        </w:rPr>
+        <w:t>[_</w:t>
+      </w:r>
+      <w:r>
+        <w:rPr>
+          <w:rFonts w:hint="eastAsia"/>
+          <w:color w:val="0000CC"/>
+        </w:rPr>
+        <w:t>编号</w:t>
+      </w:r>
+      <w:r>
+        <w:rPr>
+          <w:rFonts w:hint="eastAsia"/>
+          <w:color w:val="0000CC"/>
         </w:rPr>
         <w:t>]</w:t>
       </w:r>
@@ -504,1059 +1193,13 @@
         <w:rPr>
           <w:rFonts w:hint="eastAsia"/>
           <w:color w:val="0000CC"/>
-          <w:sz w:val="18"/>
-          <w:szCs w:val="18"/>
-          <w:shd w:val="clear" w:color="auto" w:fill="BFBFBF" w:themeFill="background1" w:themeFillShade="BF"/>
-        </w:rPr>
-        <w:t>,test.js</w:t>
-      </w:r>
-      <w:r>
-        <w:rPr>
-          <w:color w:val="0000CC"/>
-          <w:sz w:val="18"/>
-          <w:szCs w:val="18"/>
-          <w:shd w:val="clear" w:color="auto" w:fill="BFBFBF" w:themeFill="background1" w:themeFillShade="BF"/>
-        </w:rPr>
-        <w:t>”</w:t>
-      </w:r>
-    </w:p>
-    <w:p>
-      <w:pPr>
-        <w:rPr>
-          <w:rFonts w:hint="eastAsia"/>
-        </w:rPr>
-      </w:pPr>
-      <w:r>
-        <w:rPr>
-          <w:rFonts w:hint="eastAsia"/>
-        </w:rPr>
-        <w:tab/>
-      </w:r>
-      <w:r>
-        <w:rPr>
-          <w:rFonts w:hint="eastAsia"/>
-        </w:rPr>
-        <w:t>其中，</w:t>
-      </w:r>
-    </w:p>
-    <w:p>
-      <w:pPr>
-        <w:rPr>
-          <w:rFonts w:hint="eastAsia"/>
-        </w:rPr>
-      </w:pPr>
-      <w:r>
-        <w:rPr>
-          <w:rFonts w:hint="eastAsia"/>
-        </w:rPr>
-        <w:tab/>
-      </w:r>
-      <w:r>
-        <w:rPr>
-          <w:rFonts w:hint="eastAsia"/>
-          <w:b/>
-        </w:rPr>
-        <w:t>func.js</w:t>
-      </w:r>
-      <w:r>
-        <w:rPr>
-          <w:rFonts w:hint="eastAsia"/>
-          <w:b/>
-        </w:rPr>
-        <w:t>：</w:t>
-      </w:r>
-      <w:r>
-        <w:rPr>
-          <w:rFonts w:hint="eastAsia"/>
-        </w:rPr>
-        <w:t>指的是</w:t>
-      </w:r>
-      <w:proofErr w:type="spellStart"/>
-      <w:r>
-        <w:t>testcases</w:t>
-      </w:r>
-      <w:proofErr w:type="spellEnd"/>
-      <w:r>
-        <w:t>\</w:t>
-      </w:r>
-      <w:proofErr w:type="spellStart"/>
-      <w:r>
-        <w:t>hlt</w:t>
-      </w:r>
-      <w:proofErr w:type="spellEnd"/>
-      <w:r>
-        <w:t>\</w:t>
-      </w:r>
-      <w:proofErr w:type="spellStart"/>
-      <w:r>
-        <w:t>js_testcases</w:t>
-      </w:r>
-      <w:proofErr w:type="spellEnd"/>
-      <w:r>
-        <w:t>\</w:t>
-      </w:r>
-      <w:proofErr w:type="spellStart"/>
-      <w:r>
-        <w:t>libs</w:t>
-      </w:r>
-      <w:proofErr w:type="spellEnd"/>
-      <w:r>
-        <w:rPr>
-          <w:rFonts w:hint="eastAsia"/>
-        </w:rPr>
-        <w:t>\func.js</w:t>
-      </w:r>
-      <w:r>
-        <w:rPr>
-          <w:rFonts w:hint="eastAsia"/>
-        </w:rPr>
-        <w:t>脚本文件，该脚本文件</w:t>
-      </w:r>
-      <w:r>
-        <w:rPr>
-          <w:rFonts w:hint="eastAsia"/>
-        </w:rPr>
-        <w:t>为公共函数库文件，</w:t>
-      </w:r>
-      <w:r>
-        <w:rPr>
-          <w:rFonts w:hint="eastAsia"/>
-        </w:rPr>
-        <w:t>用于存放所有</w:t>
-      </w:r>
-      <w:r>
-        <w:rPr>
-          <w:rFonts w:hint="eastAsia"/>
-        </w:rPr>
-        <w:t>JS</w:t>
-      </w:r>
-      <w:r>
-        <w:rPr>
-          <w:rFonts w:hint="eastAsia"/>
-        </w:rPr>
-        <w:t>测试用例的公共函数</w:t>
-      </w:r>
-      <w:r>
-        <w:rPr>
-          <w:rFonts w:hint="eastAsia"/>
-        </w:rPr>
-        <w:t>。</w:t>
-      </w:r>
-    </w:p>
-    <w:p>
-      <w:pPr>
-        <w:rPr>
-          <w:rFonts w:hint="eastAsia"/>
-        </w:rPr>
-      </w:pPr>
-      <w:r>
-        <w:rPr>
-          <w:rFonts w:hint="eastAsia"/>
-        </w:rPr>
-        <w:tab/>
-      </w:r>
-      <w:r>
-        <w:rPr>
-          <w:rFonts w:hint="eastAsia"/>
-          <w:b/>
-        </w:rPr>
-        <w:t>commlib.js</w:t>
-      </w:r>
-      <w:r>
-        <w:rPr>
-          <w:rFonts w:hint="eastAsia"/>
-          <w:b/>
-        </w:rPr>
-        <w:t>：</w:t>
-      </w:r>
-      <w:r>
-        <w:rPr>
-          <w:rFonts w:hint="eastAsia"/>
-        </w:rPr>
-        <w:t>指的是</w:t>
-      </w:r>
-      <w:r>
-        <w:rPr>
-          <w:rFonts w:hint="eastAsia"/>
-        </w:rPr>
-        <w:t>测试用例目录下的</w:t>
-      </w:r>
-      <w:r>
-        <w:rPr>
-          <w:rFonts w:hint="eastAsia"/>
-        </w:rPr>
-        <w:t>commlib.js</w:t>
-      </w:r>
-      <w:r>
-        <w:rPr>
-          <w:rFonts w:hint="eastAsia"/>
-        </w:rPr>
-        <w:t>脚本文件（如：</w:t>
-      </w:r>
-      <w:proofErr w:type="spellStart"/>
-      <w:r>
-        <w:t>testcases</w:t>
-      </w:r>
-      <w:proofErr w:type="spellEnd"/>
-      <w:r>
-        <w:t>\</w:t>
-      </w:r>
-      <w:proofErr w:type="spellStart"/>
-      <w:r>
-        <w:t>hlt</w:t>
-      </w:r>
-      <w:proofErr w:type="spellEnd"/>
-      <w:r>
-        <w:t>\</w:t>
-      </w:r>
-      <w:proofErr w:type="spellStart"/>
-      <w:r>
-        <w:t>js_testcases</w:t>
-      </w:r>
-      <w:proofErr w:type="spellEnd"/>
-      <w:r>
-        <w:t>\</w:t>
-      </w:r>
-      <w:proofErr w:type="spellStart"/>
-      <w:r>
-        <w:t>js</w:t>
-      </w:r>
-      <w:proofErr w:type="spellEnd"/>
-      <w:r>
-        <w:t>\split</w:t>
-      </w:r>
-      <w:r>
-        <w:rPr>
-          <w:rFonts w:hint="eastAsia"/>
-        </w:rPr>
-        <w:t>），该脚本文件为私有公共函数库文件，即：只有同目录中的测试用例可使用当中的公共函数（如：只有</w:t>
-      </w:r>
-      <w:r>
-        <w:rPr>
-          <w:rFonts w:hint="eastAsia"/>
-        </w:rPr>
-        <w:t>split</w:t>
-      </w:r>
-      <w:r>
-        <w:rPr>
-          <w:rFonts w:hint="eastAsia"/>
-        </w:rPr>
-        <w:t>目录下的测试用例脚本可使用</w:t>
-      </w:r>
-      <w:r>
-        <w:rPr>
-          <w:rFonts w:hint="eastAsia"/>
-        </w:rPr>
-        <w:t>split/commlib.js</w:t>
-      </w:r>
-      <w:r>
-        <w:rPr>
-          <w:rFonts w:hint="eastAsia"/>
-        </w:rPr>
-        <w:t>中定义的公共函数）</w:t>
-      </w:r>
-      <w:r>
-        <w:rPr>
-          <w:rFonts w:hint="eastAsia"/>
-        </w:rPr>
-        <w:t>。如果不存在私有公共函数，则可以不用编写该脚本文件。</w:t>
-      </w:r>
-    </w:p>
-    <w:p>
-      <w:pPr>
-        <w:rPr>
-          <w:rFonts w:hint="eastAsia"/>
-        </w:rPr>
-      </w:pPr>
-      <w:r>
-        <w:rPr>
-          <w:rFonts w:hint="eastAsia"/>
-        </w:rPr>
-        <w:tab/>
-      </w:r>
-      <w:r>
-        <w:rPr>
-          <w:rFonts w:hint="eastAsia"/>
-          <w:b/>
-        </w:rPr>
-        <w:t>test.js</w:t>
-      </w:r>
-      <w:r>
-        <w:rPr>
-          <w:rFonts w:hint="eastAsia"/>
-          <w:b/>
-        </w:rPr>
-        <w:t>：</w:t>
-      </w:r>
-      <w:r>
-        <w:rPr>
-          <w:rFonts w:hint="eastAsia"/>
-        </w:rPr>
-        <w:t>指测试</w:t>
-      </w:r>
-      <w:r>
-        <w:rPr>
-          <w:rFonts w:hint="eastAsia"/>
-        </w:rPr>
-        <w:t>用例</w:t>
-      </w:r>
-      <w:r>
-        <w:rPr>
-          <w:rFonts w:hint="eastAsia"/>
-        </w:rPr>
-        <w:t>脚本</w:t>
-      </w:r>
-    </w:p>
-    <w:p>
-      <w:pPr>
-        <w:rPr>
-          <w:rFonts w:hint="eastAsia"/>
-        </w:rPr>
-      </w:pPr>
-    </w:p>
-    <w:p>
-      <w:r>
-        <w:rPr>
-          <w:rFonts w:hint="eastAsia"/>
-        </w:rPr>
-        <w:t>测试用例在</w:t>
-      </w:r>
-      <w:r>
-        <w:rPr>
-          <w:rFonts w:hint="eastAsia"/>
-        </w:rPr>
-        <w:t>CI</w:t>
-      </w:r>
-      <w:r>
-        <w:rPr>
-          <w:rFonts w:hint="eastAsia"/>
-        </w:rPr>
-        <w:t>中由</w:t>
-      </w:r>
-      <w:r>
-        <w:rPr>
-          <w:rFonts w:hint="eastAsia"/>
-        </w:rPr>
-        <w:t>ant</w:t>
-      </w:r>
-      <w:r>
-        <w:rPr>
-          <w:rFonts w:hint="eastAsia"/>
-        </w:rPr>
-        <w:t>调用，在执行测试用例时会传入两个变量：</w:t>
-      </w:r>
-      <w:r>
-        <w:rPr>
-          <w:b/>
-          <w:color w:val="0000CC"/>
-        </w:rPr>
-        <w:t>CSPREFIX</w:t>
-      </w:r>
-      <w:r>
-        <w:rPr>
-          <w:rFonts w:hint="eastAsia"/>
-        </w:rPr>
-        <w:t xml:space="preserve"> </w:t>
-      </w:r>
-      <w:r>
-        <w:rPr>
-          <w:rFonts w:hint="eastAsia"/>
-        </w:rPr>
-        <w:t>和</w:t>
-      </w:r>
-      <w:r>
-        <w:rPr>
-          <w:b/>
-          <w:color w:val="0000CC"/>
-        </w:rPr>
-        <w:t>COORDSVCNAME</w:t>
-      </w:r>
-      <w:r>
-        <w:rPr>
-          <w:rFonts w:hint="eastAsia"/>
-        </w:rPr>
-        <w:t>，</w:t>
-      </w:r>
-      <w:r>
-        <w:rPr>
-          <w:rFonts w:hint="eastAsia"/>
-        </w:rPr>
-        <w:t xml:space="preserve"> </w:t>
-      </w:r>
-      <w:r>
-        <w:rPr>
-          <w:rFonts w:hint="eastAsia"/>
-        </w:rPr>
-        <w:t>前者表示</w:t>
-      </w:r>
-      <w:r>
-        <w:rPr>
-          <w:rFonts w:hint="eastAsia"/>
-        </w:rPr>
-        <w:t xml:space="preserve"> Collection Space</w:t>
-      </w:r>
-      <w:r>
-        <w:rPr>
-          <w:rFonts w:hint="eastAsia"/>
-        </w:rPr>
-        <w:t>的前缀，由“测试机器名”</w:t>
-      </w:r>
-      <w:r>
-        <w:rPr>
-          <w:rFonts w:hint="eastAsia"/>
-        </w:rPr>
-        <w:t xml:space="preserve">+ </w:t>
-      </w:r>
-      <w:r>
-        <w:rPr>
-          <w:rFonts w:hint="eastAsia"/>
-        </w:rPr>
-        <w:t>“测试用例名”</w:t>
-      </w:r>
-      <w:r>
-        <w:rPr>
-          <w:rFonts w:hint="eastAsia"/>
-        </w:rPr>
-        <w:t>+</w:t>
-      </w:r>
-      <w:r>
-        <w:rPr>
-          <w:rFonts w:hint="eastAsia"/>
-        </w:rPr>
-        <w:t>“</w:t>
-      </w:r>
-      <w:r>
-        <w:rPr>
-          <w:rFonts w:hint="eastAsia"/>
-        </w:rPr>
-        <w:t>Ant</w:t>
-      </w:r>
-      <w:r>
-        <w:rPr>
-          <w:rFonts w:hint="eastAsia"/>
-        </w:rPr>
-        <w:t>执行行号”组成，可用于并发测试的区分，如：</w:t>
-      </w:r>
-    </w:p>
-    <w:p>
-      <w:pPr>
-        <w:rPr>
-          <w:color w:val="0000CC"/>
-          <w:sz w:val="18"/>
-          <w:szCs w:val="18"/>
-          <w:shd w:val="clear" w:color="auto" w:fill="BFBFBF" w:themeFill="background1" w:themeFillShade="BF"/>
-        </w:rPr>
-      </w:pPr>
-      <w:proofErr w:type="spellStart"/>
-      <w:r>
-        <w:rPr>
-          <w:rFonts w:hint="eastAsia"/>
-          <w:color w:val="0000CC"/>
-          <w:sz w:val="18"/>
-          <w:szCs w:val="18"/>
-          <w:shd w:val="clear" w:color="auto" w:fill="BFBFBF" w:themeFill="background1" w:themeFillShade="BF"/>
-        </w:rPr>
-        <w:t>var</w:t>
-      </w:r>
-      <w:proofErr w:type="spellEnd"/>
-      <w:r>
-        <w:rPr>
-          <w:rFonts w:hint="eastAsia"/>
-          <w:color w:val="0000CC"/>
-          <w:sz w:val="18"/>
-          <w:szCs w:val="18"/>
-          <w:shd w:val="clear" w:color="auto" w:fill="BFBFBF" w:themeFill="background1" w:themeFillShade="BF"/>
-        </w:rPr>
-        <w:t xml:space="preserve"> CSPREFIX= </w:t>
-      </w:r>
-      <w:r>
-        <w:rPr>
-          <w:color w:val="0000CC"/>
-          <w:sz w:val="18"/>
-          <w:szCs w:val="18"/>
-          <w:shd w:val="clear" w:color="auto" w:fill="BFBFBF" w:themeFill="background1" w:themeFillShade="BF"/>
-        </w:rPr>
-        <w:t>ubuntest2countHintmany106</w:t>
-      </w:r>
-    </w:p>
-    <w:p>
-      <w:r>
-        <w:rPr>
-          <w:rFonts w:hint="eastAsia"/>
-        </w:rPr>
-        <w:t>后者表示</w:t>
-      </w:r>
-      <w:r>
-        <w:rPr>
-          <w:rFonts w:hint="eastAsia"/>
-        </w:rPr>
-        <w:t>Coordinate</w:t>
-      </w:r>
-      <w:r>
-        <w:rPr>
-          <w:rFonts w:hint="eastAsia"/>
-        </w:rPr>
-        <w:t>节点的接入服务名，在建立</w:t>
-      </w:r>
-      <w:r>
-        <w:rPr>
-          <w:rFonts w:hint="eastAsia"/>
-        </w:rPr>
-        <w:t>db</w:t>
-      </w:r>
-      <w:r>
-        <w:rPr>
-          <w:rFonts w:hint="eastAsia"/>
-        </w:rPr>
-        <w:t>连接时请勿直接指定端口，而使用该变量，如：</w:t>
-      </w:r>
-    </w:p>
-    <w:p>
-      <w:pPr>
-        <w:rPr>
-          <w:rFonts w:hint="eastAsia"/>
-        </w:rPr>
-      </w:pPr>
-      <w:proofErr w:type="spellStart"/>
-      <w:r>
-        <w:rPr>
-          <w:rFonts w:hint="eastAsia"/>
-          <w:color w:val="0000CC"/>
-          <w:sz w:val="18"/>
-          <w:szCs w:val="18"/>
-          <w:shd w:val="clear" w:color="auto" w:fill="BFBFBF" w:themeFill="background1" w:themeFillShade="BF"/>
-        </w:rPr>
-        <w:t>var</w:t>
-      </w:r>
-      <w:proofErr w:type="spellEnd"/>
-      <w:r>
-        <w:rPr>
-          <w:rFonts w:hint="eastAsia"/>
-          <w:color w:val="0000CC"/>
-          <w:sz w:val="18"/>
-          <w:szCs w:val="18"/>
-          <w:shd w:val="clear" w:color="auto" w:fill="BFBFBF" w:themeFill="background1" w:themeFillShade="BF"/>
-        </w:rPr>
-        <w:t xml:space="preserve"> db = new </w:t>
-      </w:r>
-      <w:proofErr w:type="spellStart"/>
-      <w:r>
-        <w:rPr>
-          <w:rFonts w:hint="eastAsia"/>
-          <w:color w:val="0000CC"/>
-          <w:sz w:val="18"/>
-          <w:szCs w:val="18"/>
-          <w:shd w:val="clear" w:color="auto" w:fill="BFBFBF" w:themeFill="background1" w:themeFillShade="BF"/>
-        </w:rPr>
-        <w:t>Sdb</w:t>
-      </w:r>
-      <w:proofErr w:type="spellEnd"/>
-      <w:r>
-        <w:rPr>
-          <w:rFonts w:hint="eastAsia"/>
-          <w:color w:val="0000CC"/>
-          <w:sz w:val="18"/>
-          <w:szCs w:val="18"/>
-          <w:shd w:val="clear" w:color="auto" w:fill="BFBFBF" w:themeFill="background1" w:themeFillShade="BF"/>
-        </w:rPr>
-        <w:t>(</w:t>
-      </w:r>
-      <w:r>
-        <w:rPr>
-          <w:color w:val="0000CC"/>
-          <w:sz w:val="18"/>
-          <w:szCs w:val="18"/>
-          <w:shd w:val="clear" w:color="auto" w:fill="BFBFBF" w:themeFill="background1" w:themeFillShade="BF"/>
-        </w:rPr>
-        <w:t>‘</w:t>
-      </w:r>
-      <w:proofErr w:type="spellStart"/>
-      <w:r>
-        <w:rPr>
-          <w:rFonts w:hint="eastAsia"/>
-          <w:color w:val="0000CC"/>
-          <w:sz w:val="18"/>
-          <w:szCs w:val="18"/>
-          <w:shd w:val="clear" w:color="auto" w:fill="BFBFBF" w:themeFill="background1" w:themeFillShade="BF"/>
-        </w:rPr>
-        <w:t>localhost</w:t>
-      </w:r>
-      <w:proofErr w:type="spellEnd"/>
-      <w:r>
-        <w:rPr>
-          <w:rFonts w:hint="eastAsia"/>
-          <w:color w:val="0000CC"/>
-          <w:sz w:val="18"/>
-          <w:szCs w:val="18"/>
-          <w:shd w:val="clear" w:color="auto" w:fill="BFBFBF" w:themeFill="background1" w:themeFillShade="BF"/>
-        </w:rPr>
-        <w:t>, COORDSVCNAME )</w:t>
-      </w:r>
-    </w:p>
-    <w:p>
-      <w:pPr>
-        <w:rPr>
-          <w:rFonts w:hint="eastAsia"/>
-        </w:rPr>
-      </w:pPr>
-    </w:p>
-    <w:p>
-      <w:pPr>
-        <w:rPr>
-          <w:rFonts w:hint="eastAsia"/>
-        </w:rPr>
-      </w:pPr>
-      <w:r>
-        <w:rPr>
-          <w:rFonts w:hint="eastAsia"/>
-        </w:rPr>
-        <w:t>综上所述，测试人员在用</w:t>
-      </w:r>
-      <w:r>
-        <w:rPr>
-          <w:rFonts w:hint="eastAsia"/>
-        </w:rPr>
-        <w:t>JS</w:t>
-      </w:r>
-      <w:r>
-        <w:rPr>
-          <w:rFonts w:hint="eastAsia"/>
-        </w:rPr>
-        <w:t>脚本编写</w:t>
-      </w:r>
-      <w:r>
-        <w:rPr>
-          <w:rFonts w:hint="eastAsia"/>
-        </w:rPr>
-        <w:t>自动化测试用例的步骤如下：</w:t>
-      </w:r>
-    </w:p>
-    <w:p>
-      <w:pPr>
-        <w:rPr>
-          <w:rFonts w:hint="eastAsia"/>
-        </w:rPr>
-      </w:pPr>
-      <w:r>
-        <w:rPr>
-          <w:rFonts w:hint="eastAsia"/>
-        </w:rPr>
-        <w:t>1</w:t>
-      </w:r>
-      <w:r>
-        <w:rPr>
-          <w:rFonts w:hint="eastAsia"/>
-        </w:rPr>
-        <w:t>、在</w:t>
-      </w:r>
-      <w:proofErr w:type="spellStart"/>
-      <w:r>
-        <w:rPr>
-          <w:rFonts w:hint="eastAsia"/>
-        </w:rPr>
-        <w:t>testcases</w:t>
-      </w:r>
-      <w:proofErr w:type="spellEnd"/>
-      <w:r>
-        <w:rPr>
-          <w:rFonts w:hint="eastAsia"/>
-        </w:rPr>
-        <w:t>\</w:t>
-      </w:r>
-      <w:proofErr w:type="spellStart"/>
-      <w:r>
-        <w:rPr>
-          <w:rFonts w:hint="eastAsia"/>
-        </w:rPr>
-        <w:t>hlt</w:t>
-      </w:r>
-      <w:proofErr w:type="spellEnd"/>
-      <w:r>
-        <w:rPr>
-          <w:rFonts w:hint="eastAsia"/>
-        </w:rPr>
-        <w:t>\</w:t>
-      </w:r>
-      <w:r>
-        <w:t xml:space="preserve"> </w:t>
-      </w:r>
-      <w:proofErr w:type="spellStart"/>
-      <w:r>
-        <w:t>js_testcases</w:t>
-      </w:r>
-      <w:proofErr w:type="spellEnd"/>
-      <w:r>
-        <w:t>\</w:t>
-      </w:r>
-      <w:proofErr w:type="spellStart"/>
-      <w:r>
-        <w:t>js</w:t>
-      </w:r>
-      <w:proofErr w:type="spellEnd"/>
-      <w:r>
-        <w:rPr>
-          <w:rFonts w:hint="eastAsia"/>
-        </w:rPr>
-        <w:t>目录下创建测试用例目录。如果是补充已有测试用例，则直接在对应目录中添加用例脚本，无需重新创建目录。</w:t>
-      </w:r>
-    </w:p>
-    <w:p>
-      <w:pPr>
-        <w:rPr>
-          <w:rFonts w:hint="eastAsia"/>
-        </w:rPr>
-      </w:pPr>
-      <w:r>
-        <w:rPr>
-          <w:rFonts w:hint="eastAsia"/>
-        </w:rPr>
-        <w:t>2</w:t>
-      </w:r>
-      <w:r>
-        <w:rPr>
-          <w:rFonts w:hint="eastAsia"/>
-        </w:rPr>
-        <w:t>、在测试用例目录中编写</w:t>
-      </w:r>
-      <w:r>
-        <w:rPr>
-          <w:rFonts w:hint="eastAsia"/>
-        </w:rPr>
-        <w:t>JS</w:t>
-      </w:r>
-      <w:r>
-        <w:rPr>
-          <w:rFonts w:hint="eastAsia"/>
-        </w:rPr>
-        <w:t>测试脚本</w:t>
-      </w:r>
-      <w:r>
-        <w:rPr>
-          <w:rFonts w:hint="eastAsia"/>
-        </w:rPr>
-        <w:t>，如果需要创建</w:t>
-      </w:r>
-      <w:proofErr w:type="spellStart"/>
-      <w:r>
-        <w:rPr>
-          <w:rFonts w:hint="eastAsia"/>
-        </w:rPr>
-        <w:t>collecton</w:t>
-      </w:r>
-      <w:proofErr w:type="spellEnd"/>
-      <w:r>
-        <w:rPr>
-          <w:rFonts w:hint="eastAsia"/>
-        </w:rPr>
-        <w:t>则通过</w:t>
-      </w:r>
-      <w:r>
-        <w:t>CSPREFIX</w:t>
-      </w:r>
-      <w:r>
-        <w:rPr>
-          <w:rFonts w:hint="eastAsia"/>
-        </w:rPr>
-        <w:t>前缀构造集合名（如：</w:t>
-      </w:r>
-      <w:proofErr w:type="spellStart"/>
-      <w:r>
-        <w:rPr>
-          <w:rFonts w:hint="eastAsia"/>
-        </w:rPr>
-        <w:t>var</w:t>
-      </w:r>
-      <w:proofErr w:type="spellEnd"/>
-      <w:r>
-        <w:rPr>
-          <w:rFonts w:hint="eastAsia"/>
-        </w:rPr>
-        <w:t xml:space="preserve"> </w:t>
-      </w:r>
-      <w:proofErr w:type="spellStart"/>
-      <w:r>
-        <w:rPr>
-          <w:rFonts w:hint="eastAsia"/>
-        </w:rPr>
-        <w:t>ClName</w:t>
-      </w:r>
-      <w:proofErr w:type="spellEnd"/>
-      <w:r>
-        <w:rPr>
-          <w:rFonts w:hint="eastAsia"/>
-        </w:rPr>
-        <w:t>=CSPREFIX+"bar"</w:t>
-      </w:r>
-      <w:r>
-        <w:rPr>
-          <w:rFonts w:hint="eastAsia"/>
-        </w:rPr>
-        <w:t>），如果需要连接</w:t>
-      </w:r>
-      <w:r>
-        <w:rPr>
-          <w:rFonts w:hint="eastAsia"/>
-        </w:rPr>
-        <w:t>db</w:t>
-      </w:r>
-      <w:r>
-        <w:rPr>
-          <w:rFonts w:hint="eastAsia"/>
-        </w:rPr>
-        <w:t>，则通过</w:t>
-      </w:r>
-      <w:r>
-        <w:t>COORDSVCNAME</w:t>
-      </w:r>
-      <w:r>
-        <w:rPr>
-          <w:rFonts w:hint="eastAsia"/>
-        </w:rPr>
-        <w:t>连接本地的指定端口（如：</w:t>
-      </w:r>
-      <w:proofErr w:type="spellStart"/>
-      <w:r>
-        <w:t>var</w:t>
-      </w:r>
-      <w:proofErr w:type="spellEnd"/>
-      <w:r>
-        <w:t xml:space="preserve"> db = new </w:t>
-      </w:r>
-      <w:proofErr w:type="spellStart"/>
-      <w:r>
-        <w:t>Sdb</w:t>
-      </w:r>
-      <w:proofErr w:type="spellEnd"/>
-      <w:r>
-        <w:t>(‘</w:t>
-      </w:r>
-      <w:proofErr w:type="spellStart"/>
-      <w:r>
-        <w:t>localhost</w:t>
-      </w:r>
-      <w:proofErr w:type="spellEnd"/>
-      <w:r>
-        <w:t>, COORDSVCNAME )</w:t>
-      </w:r>
-      <w:r>
-        <w:rPr>
-          <w:rFonts w:hint="eastAsia"/>
-        </w:rPr>
-        <w:t>）。</w:t>
-      </w:r>
-    </w:p>
-    <w:p>
-      <w:pPr>
-        <w:rPr>
-          <w:rFonts w:hint="eastAsia"/>
-        </w:rPr>
-      </w:pPr>
-      <w:r>
-        <w:rPr>
-          <w:rFonts w:hint="eastAsia"/>
-        </w:rPr>
-        <w:t>3</w:t>
-      </w:r>
-      <w:r>
-        <w:rPr>
-          <w:rFonts w:hint="eastAsia"/>
-        </w:rPr>
-        <w:t>、在编写测试脚本过程中提取出的公共函数：若是所有</w:t>
-      </w:r>
-      <w:r>
-        <w:rPr>
-          <w:rFonts w:hint="eastAsia"/>
-        </w:rPr>
-        <w:t>JS</w:t>
-      </w:r>
-      <w:r>
-        <w:rPr>
-          <w:rFonts w:hint="eastAsia"/>
-        </w:rPr>
-        <w:t>测试用例均可使用的公共函数则添加到</w:t>
-      </w:r>
-      <w:proofErr w:type="spellStart"/>
-      <w:r>
-        <w:t>testcases</w:t>
-      </w:r>
-      <w:proofErr w:type="spellEnd"/>
-      <w:r>
-        <w:t>\</w:t>
-      </w:r>
-      <w:proofErr w:type="spellStart"/>
-      <w:r>
-        <w:t>hlt</w:t>
-      </w:r>
-      <w:proofErr w:type="spellEnd"/>
-      <w:r>
-        <w:t>\</w:t>
-      </w:r>
-      <w:proofErr w:type="spellStart"/>
-      <w:r>
-        <w:t>js_testcases</w:t>
-      </w:r>
-      <w:proofErr w:type="spellEnd"/>
-      <w:r>
-        <w:t>\</w:t>
-      </w:r>
-      <w:proofErr w:type="spellStart"/>
-      <w:r>
-        <w:t>libs</w:t>
-      </w:r>
-      <w:proofErr w:type="spellEnd"/>
-      <w:r>
-        <w:rPr>
-          <w:rFonts w:hint="eastAsia"/>
-        </w:rPr>
-        <w:t>\func.js</w:t>
-      </w:r>
-      <w:r>
-        <w:rPr>
-          <w:rFonts w:hint="eastAsia"/>
-        </w:rPr>
-        <w:t>文件中；如果仅仅是本目录中测试用例可共同使用的私有公共函数，则放在本目录的</w:t>
-      </w:r>
-      <w:r>
-        <w:rPr>
-          <w:rFonts w:hint="eastAsia"/>
-        </w:rPr>
-        <w:t>commlib.js</w:t>
-      </w:r>
-      <w:r>
-        <w:rPr>
-          <w:rFonts w:hint="eastAsia"/>
-        </w:rPr>
-        <w:t>文件中。</w:t>
-      </w:r>
-    </w:p>
-    <w:p>
-      <w:pPr>
-        <w:pStyle w:val="Heading1"/>
-        <w:rPr>
-          <w:rFonts w:hint="eastAsia"/>
-        </w:rPr>
-      </w:pPr>
-      <w:r>
-        <w:rPr>
-          <w:rFonts w:hint="eastAsia"/>
-        </w:rPr>
-        <w:t>测试用例编写规范</w:t>
+        </w:rPr>
+        <w:t>，编号可以省略，当同一个测试点有多个文件时，请加上编号区分；</w:t>
       </w:r>
     </w:p>
     <w:p>
       <w:pPr>
         <w:pStyle w:val="Heading2"/>
-        <w:rPr>
-          <w:rFonts w:hint="eastAsia"/>
-        </w:rPr>
-      </w:pPr>
-      <w:r>
-        <w:rPr>
-          <w:rFonts w:hint="eastAsia"/>
-        </w:rPr>
-        <w:t>测试用例命名及目录组织</w:t>
-      </w:r>
-    </w:p>
-    <w:p>
-      <w:r>
-        <w:rPr>
-          <w:rFonts w:hint="eastAsia"/>
-        </w:rPr>
-        <w:t>测试用例按功能目录组织，如“</w:t>
-      </w:r>
-      <w:r>
-        <w:t>aggregate</w:t>
-      </w:r>
-      <w:r>
-        <w:rPr>
-          <w:rFonts w:hint="eastAsia"/>
-        </w:rPr>
-        <w:t>”、“</w:t>
-      </w:r>
-      <w:r>
-        <w:t xml:space="preserve"> </w:t>
-      </w:r>
-      <w:proofErr w:type="spellStart"/>
-      <w:r>
-        <w:t>createCL</w:t>
-      </w:r>
-      <w:proofErr w:type="spellEnd"/>
-      <w:r>
-        <w:rPr>
-          <w:rFonts w:hint="eastAsia"/>
-        </w:rPr>
-        <w:t>”；</w:t>
-      </w:r>
-    </w:p>
-    <w:p>
-      <w:pPr>
-        <w:rPr>
-          <w:rFonts w:hint="eastAsia"/>
-          <w:color w:val="0000CC"/>
-        </w:rPr>
-      </w:pPr>
-      <w:r>
-        <w:rPr>
-          <w:rFonts w:hint="eastAsia"/>
-        </w:rPr>
-        <w:t>测试用例命名规则：</w:t>
-      </w:r>
-      <w:r>
-        <w:rPr>
-          <w:rFonts w:hint="eastAsia"/>
-          <w:color w:val="0000CC"/>
-        </w:rPr>
-        <w:t>“功能缩写”</w:t>
-      </w:r>
-      <w:r>
-        <w:rPr>
-          <w:rFonts w:hint="eastAsia"/>
-          <w:color w:val="0000CC"/>
-        </w:rPr>
-        <w:t>_</w:t>
-      </w:r>
-      <w:r>
-        <w:rPr>
-          <w:rFonts w:hint="eastAsia"/>
-          <w:color w:val="0000CC"/>
-        </w:rPr>
-        <w:t>“测试点”</w:t>
-      </w:r>
-      <w:r>
-        <w:rPr>
-          <w:rFonts w:hint="eastAsia"/>
-          <w:color w:val="0000CC"/>
-        </w:rPr>
-        <w:t>[_</w:t>
-      </w:r>
-      <w:r>
-        <w:rPr>
-          <w:rFonts w:hint="eastAsia"/>
-          <w:color w:val="0000CC"/>
-        </w:rPr>
-        <w:t>编号</w:t>
-      </w:r>
-      <w:r>
-        <w:rPr>
-          <w:rFonts w:hint="eastAsia"/>
-          <w:color w:val="0000CC"/>
-        </w:rPr>
-        <w:t>]</w:t>
-      </w:r>
-      <w:r>
-        <w:rPr>
-          <w:rFonts w:hint="eastAsia"/>
-          <w:color w:val="0000CC"/>
-        </w:rPr>
-        <w:t>，编号可以省略，当同一个测试点有多个文件时，请加上编号区分；</w:t>
-      </w:r>
-    </w:p>
-    <w:p>
-      <w:pPr>
-        <w:pStyle w:val="Heading2"/>
-        <w:rPr>
-          <w:rFonts w:hint="eastAsia"/>
-        </w:rPr>
       </w:pPr>
       <w:r>
         <w:rPr>
@@ -1579,11 +1222,6 @@
       </w:r>
     </w:p>
     <w:p>
-      <w:pPr>
-        <w:rPr>
-          <w:rFonts w:hint="eastAsia"/>
-        </w:rPr>
-      </w:pPr>
       <w:r>
         <w:rPr>
           <w:rFonts w:hint="eastAsia"/>
@@ -1615,9 +1253,6 @@
     <w:p>
       <w:pPr>
         <w:pStyle w:val="Heading2"/>
-        <w:rPr>
-          <w:rFonts w:hint="eastAsia"/>
-        </w:rPr>
       </w:pPr>
       <w:r>
         <w:rPr>
@@ -2035,9 +1670,6 @@
     <w:p>
       <w:pPr>
         <w:pStyle w:val="Heading2"/>
-        <w:rPr>
-          <w:rFonts w:hint="eastAsia"/>
-        </w:rPr>
       </w:pPr>
       <w:r>
         <w:rPr>
@@ -2125,9 +1757,6 @@
     <w:p>
       <w:pPr>
         <w:pStyle w:val="Heading2"/>
-        <w:rPr>
-          <w:rFonts w:hint="eastAsia"/>
-        </w:rPr>
       </w:pPr>
       <w:r>
         <w:rPr>
@@ -2143,21 +1772,14 @@
         </w:rPr>
         <w:t>局部变量、函数名统一以小写开头，单词首字母大写，如：</w:t>
       </w:r>
-      <w:proofErr w:type="spellStart"/>
       <w:r>
         <w:rPr>
           <w:rFonts w:hint="eastAsia"/>
         </w:rPr>
         <w:t>createDomain</w:t>
       </w:r>
-      <w:proofErr w:type="spellEnd"/>
-    </w:p>
-    <w:p>
-      <w:pPr>
-        <w:rPr>
-          <w:rFonts w:hint="eastAsia"/>
-        </w:rPr>
-      </w:pPr>
+    </w:p>
+    <w:p>
       <w:r>
         <w:rPr>
           <w:rFonts w:hint="eastAsia"/>
@@ -2180,9 +1802,6 @@
     <w:p>
       <w:pPr>
         <w:pStyle w:val="Heading2"/>
-        <w:rPr>
-          <w:rFonts w:hint="eastAsia"/>
-        </w:rPr>
       </w:pPr>
       <w:r>
         <w:rPr>
@@ -2192,11 +1811,6 @@
       </w:r>
     </w:p>
     <w:p>
-      <w:pPr>
-        <w:rPr>
-          <w:rFonts w:hint="eastAsia"/>
-        </w:rPr>
-      </w:pPr>
       <w:r>
         <w:rPr>
           <w:rFonts w:hint="eastAsia"/>
@@ -2219,9 +1833,6 @@
     <w:p>
       <w:pPr>
         <w:pStyle w:val="Heading2"/>
-        <w:rPr>
-          <w:rFonts w:hint="eastAsia"/>
-        </w:rPr>
       </w:pPr>
       <w:r>
         <w:rPr>
@@ -2243,11 +1854,6 @@
       </w:r>
     </w:p>
     <w:p>
-      <w:pPr>
-        <w:rPr>
-          <w:rFonts w:hint="eastAsia"/>
-        </w:rPr>
-      </w:pPr>
       <w:r>
         <w:rPr>
           <w:rFonts w:hint="eastAsia"/>
@@ -2271,23 +1877,7 @@
           <w:b/>
           <w:color w:val="0000CC"/>
         </w:rPr>
-        <w:t xml:space="preserve">function </w:t>
-      </w:r>
-      <w:proofErr w:type="spellStart"/>
-      <w:r>
-        <w:rPr>
-          <w:b/>
-          <w:color w:val="0000CC"/>
-        </w:rPr>
-        <w:t>commIsStandalone</w:t>
-      </w:r>
-      <w:proofErr w:type="spellEnd"/>
-      <w:r>
-        <w:rPr>
-          <w:b/>
-          <w:color w:val="0000CC"/>
-        </w:rPr>
-        <w:t>( db )</w:t>
+        <w:t>function commIsStandalone( db )</w:t>
       </w:r>
       <w:r>
         <w:rPr>
@@ -2336,9 +1926,6 @@
     <w:p>
       <w:pPr>
         <w:pStyle w:val="Heading2"/>
-        <w:rPr>
-          <w:rFonts w:hint="eastAsia"/>
-        </w:rPr>
       </w:pPr>
       <w:r>
         <w:rPr>
@@ -2348,11 +1935,6 @@
       </w:r>
     </w:p>
     <w:p>
-      <w:pPr>
-        <w:rPr>
-          <w:rFonts w:hint="eastAsia"/>
-        </w:rPr>
-      </w:pPr>
       <w:r>
         <w:rPr>
           <w:rFonts w:hint="eastAsia"/>
@@ -2435,9 +2017,6 @@
     <w:p>
       <w:pPr>
         <w:pStyle w:val="Heading2"/>
-        <w:rPr>
-          <w:rFonts w:hint="eastAsia"/>
-        </w:rPr>
       </w:pPr>
       <w:r>
         <w:rPr>
@@ -2469,27 +2048,15 @@
           <w:shd w:val="clear" w:color="auto" w:fill="BFBFBF" w:themeFill="background1" w:themeFillShade="BF"/>
         </w:rPr>
       </w:pPr>
-      <w:proofErr w:type="spellStart"/>
-      <w:r>
-        <w:rPr>
-          <w:rFonts w:hint="eastAsia"/>
-          <w:color w:val="0000CC"/>
-          <w:sz w:val="18"/>
-          <w:szCs w:val="18"/>
-          <w:shd w:val="clear" w:color="auto" w:fill="BFBFBF" w:themeFill="background1" w:themeFillShade="BF"/>
-        </w:rPr>
-        <w:t>println</w:t>
-      </w:r>
-      <w:proofErr w:type="spellEnd"/>
-      <w:r>
-        <w:rPr>
-          <w:rFonts w:hint="eastAsia"/>
-          <w:color w:val="0000CC"/>
-          <w:sz w:val="18"/>
-          <w:szCs w:val="18"/>
-          <w:shd w:val="clear" w:color="auto" w:fill="BFBFBF" w:themeFill="background1" w:themeFillShade="BF"/>
-        </w:rPr>
-        <w:t xml:space="preserve">( </w:t>
+      <w:r>
+        <w:rPr>
+          <w:rFonts w:hint="eastAsia"/>
+          <w:color w:val="0000CC"/>
+          <w:sz w:val="18"/>
+          <w:szCs w:val="18"/>
+          <w:shd w:val="clear" w:color="auto" w:fill="BFBFBF" w:themeFill="background1" w:themeFillShade="BF"/>
+        </w:rPr>
+        <w:t xml:space="preserve">println( </w:t>
       </w:r>
       <w:r>
         <w:rPr>
@@ -2617,11 +2184,6 @@
       </w:r>
     </w:p>
     <w:p>
-      <w:pPr>
-        <w:rPr>
-          <w:rFonts w:hint="eastAsia"/>
-        </w:rPr>
-      </w:pPr>
       <w:r>
         <w:rPr>
           <w:rFonts w:hint="eastAsia"/>
@@ -2642,11 +2204,6 @@
       </w:r>
     </w:p>
     <w:p>
-      <w:pPr>
-        <w:rPr>
-          <w:rFonts w:hint="eastAsia"/>
-        </w:rPr>
-      </w:pPr>
       <w:r>
         <w:rPr>
           <w:rFonts w:hint="eastAsia"/>
@@ -2657,9 +2214,6 @@
     <w:p>
       <w:pPr>
         <w:pStyle w:val="Heading2"/>
-        <w:rPr>
-          <w:rFonts w:hint="eastAsia"/>
-        </w:rPr>
       </w:pPr>
       <w:r>
         <w:rPr>
@@ -2717,29 +2271,7 @@
           <w:szCs w:val="18"/>
           <w:shd w:val="clear" w:color="auto" w:fill="BFBFBF" w:themeFill="background1" w:themeFillShade="BF"/>
         </w:rPr>
-        <w:t xml:space="preserve">db = new </w:t>
-      </w:r>
-      <w:proofErr w:type="spellStart"/>
-      <w:r>
-        <w:rPr>
-          <w:rFonts w:hint="eastAsia"/>
-          <w:color w:val="0000CC"/>
-          <w:sz w:val="18"/>
-          <w:szCs w:val="18"/>
-          <w:shd w:val="clear" w:color="auto" w:fill="BFBFBF" w:themeFill="background1" w:themeFillShade="BF"/>
-        </w:rPr>
-        <w:t>Sdb</w:t>
-      </w:r>
-      <w:proofErr w:type="spellEnd"/>
-      <w:r>
-        <w:rPr>
-          <w:rFonts w:hint="eastAsia"/>
-          <w:color w:val="0000CC"/>
-          <w:sz w:val="18"/>
-          <w:szCs w:val="18"/>
-          <w:shd w:val="clear" w:color="auto" w:fill="BFBFBF" w:themeFill="background1" w:themeFillShade="BF"/>
-        </w:rPr>
-        <w:t>(</w:t>
+        <w:t>db = new Sdb(</w:t>
       </w:r>
       <w:r>
         <w:rPr>
@@ -2750,7 +2282,6 @@
         </w:rPr>
         <w:t>‘</w:t>
       </w:r>
-      <w:proofErr w:type="spellStart"/>
       <w:r>
         <w:rPr>
           <w:rFonts w:hint="eastAsia"/>
@@ -2761,7 +2292,6 @@
         </w:rPr>
         <w:t>localhost</w:t>
       </w:r>
-      <w:proofErr w:type="spellEnd"/>
       <w:r>
         <w:rPr>
           <w:color w:val="0000CC"/>
@@ -2791,49 +2321,15 @@
           <w:shd w:val="clear" w:color="auto" w:fill="BFBFBF" w:themeFill="background1" w:themeFillShade="BF"/>
         </w:rPr>
       </w:pPr>
-      <w:proofErr w:type="spellStart"/>
-      <w:r>
-        <w:rPr>
-          <w:rFonts w:hint="eastAsia"/>
-          <w:color w:val="0000CC"/>
-          <w:sz w:val="18"/>
-          <w:szCs w:val="18"/>
-          <w:shd w:val="clear" w:color="auto" w:fill="BFBFBF" w:themeFill="background1" w:themeFillShade="BF"/>
-        </w:rPr>
-        <w:t>dbcat</w:t>
-      </w:r>
-      <w:proofErr w:type="spellEnd"/>
-      <w:r>
-        <w:rPr>
-          <w:rFonts w:hint="eastAsia"/>
-          <w:color w:val="0000CC"/>
-          <w:sz w:val="18"/>
-          <w:szCs w:val="18"/>
-          <w:shd w:val="clear" w:color="auto" w:fill="BFBFBF" w:themeFill="background1" w:themeFillShade="BF"/>
-        </w:rPr>
-        <w:t xml:space="preserve"> = new </w:t>
-      </w:r>
-      <w:proofErr w:type="spellStart"/>
-      <w:r>
-        <w:rPr>
-          <w:rFonts w:hint="eastAsia"/>
-          <w:color w:val="0000CC"/>
-          <w:sz w:val="18"/>
-          <w:szCs w:val="18"/>
-          <w:shd w:val="clear" w:color="auto" w:fill="BFBFBF" w:themeFill="background1" w:themeFillShade="BF"/>
-        </w:rPr>
-        <w:t>Sdb</w:t>
-      </w:r>
-      <w:proofErr w:type="spellEnd"/>
-      <w:r>
-        <w:rPr>
-          <w:rFonts w:hint="eastAsia"/>
-          <w:color w:val="0000CC"/>
-          <w:sz w:val="18"/>
-          <w:szCs w:val="18"/>
-          <w:shd w:val="clear" w:color="auto" w:fill="BFBFBF" w:themeFill="background1" w:themeFillShade="BF"/>
-        </w:rPr>
-        <w:t>(</w:t>
+      <w:r>
+        <w:rPr>
+          <w:rFonts w:hint="eastAsia"/>
+          <w:color w:val="0000CC"/>
+          <w:sz w:val="18"/>
+          <w:szCs w:val="18"/>
+          <w:shd w:val="clear" w:color="auto" w:fill="BFBFBF" w:themeFill="background1" w:themeFillShade="BF"/>
+        </w:rPr>
+        <w:t>dbcat = new Sdb(</w:t>
       </w:r>
       <w:r>
         <w:rPr>
@@ -2844,7 +2340,6 @@
         </w:rPr>
         <w:t>‘</w:t>
       </w:r>
-      <w:proofErr w:type="spellStart"/>
       <w:r>
         <w:rPr>
           <w:rFonts w:hint="eastAsia"/>
@@ -2855,7 +2350,6 @@
         </w:rPr>
         <w:t>localhost</w:t>
       </w:r>
-      <w:proofErr w:type="spellEnd"/>
       <w:r>
         <w:rPr>
           <w:color w:val="0000CC"/>
@@ -2879,9 +2373,6 @@
     <w:p>
       <w:pPr>
         <w:pStyle w:val="Heading2"/>
-        <w:rPr>
-          <w:rFonts w:hint="eastAsia"/>
-        </w:rPr>
       </w:pPr>
       <w:r>
         <w:rPr>
@@ -2891,80 +2382,22 @@
       </w:r>
     </w:p>
     <w:p>
-      <w:pPr>
-        <w:rPr>
-          <w:rFonts w:hint="eastAsia"/>
-        </w:rPr>
-      </w:pPr>
       <w:r>
         <w:rPr>
           <w:rFonts w:hint="eastAsia"/>
         </w:rPr>
         <w:t>公共库路径：</w:t>
       </w:r>
-      <w:proofErr w:type="spellStart"/>
-      <w:r>
-        <w:rPr>
-          <w:rFonts w:hint="eastAsia"/>
-        </w:rPr>
-        <w:t>testcase</w:t>
-      </w:r>
-      <w:proofErr w:type="spellEnd"/>
-      <w:r>
-        <w:rPr>
-          <w:rFonts w:hint="eastAsia"/>
-        </w:rPr>
-        <w:t>/</w:t>
-      </w:r>
-      <w:proofErr w:type="spellStart"/>
-      <w:r>
-        <w:rPr>
-          <w:rFonts w:hint="eastAsia"/>
-        </w:rPr>
-        <w:t>hlt</w:t>
-      </w:r>
-      <w:proofErr w:type="spellEnd"/>
-      <w:r>
-        <w:rPr>
-          <w:rFonts w:hint="eastAsia"/>
-        </w:rPr>
-        <w:t>/</w:t>
-      </w:r>
-      <w:proofErr w:type="spellStart"/>
-      <w:r>
-        <w:rPr>
-          <w:rFonts w:hint="eastAsia"/>
-        </w:rPr>
-        <w:t>js_testcase</w:t>
-      </w:r>
-      <w:proofErr w:type="spellEnd"/>
-      <w:r>
-        <w:rPr>
-          <w:rFonts w:hint="eastAsia"/>
-        </w:rPr>
-        <w:t>/</w:t>
-      </w:r>
-      <w:proofErr w:type="spellStart"/>
-      <w:r>
-        <w:rPr>
-          <w:rFonts w:hint="eastAsia"/>
-        </w:rPr>
-        <w:t>js</w:t>
-      </w:r>
-      <w:proofErr w:type="spellEnd"/>
-      <w:r>
-        <w:rPr>
-          <w:rFonts w:hint="eastAsia"/>
-        </w:rPr>
-        <w:t>/lib/func.js</w:t>
+      <w:r>
+        <w:rPr>
+          <w:rFonts w:hint="eastAsia"/>
+        </w:rPr>
+        <w:t>testcase/hlt/js_testcase/js/lib/func.js</w:t>
       </w:r>
     </w:p>
     <w:p>
       <w:pPr>
         <w:pStyle w:val="Heading2"/>
-        <w:rPr>
-          <w:rFonts w:hint="eastAsia"/>
-        </w:rPr>
       </w:pPr>
       <w:r>
         <w:rPr>
@@ -2980,11 +2413,6 @@
       </w:r>
     </w:p>
     <w:p>
-      <w:pPr>
-        <w:rPr>
-          <w:rFonts w:hint="eastAsia"/>
-        </w:rPr>
-      </w:pPr>
       <w:r>
         <w:rPr>
           <w:rFonts w:hint="eastAsia"/>
@@ -3111,7 +2539,6 @@
     <w:p>
       <w:pPr>
         <w:rPr>
-          <w:rFonts w:hint="eastAsia"/>
           <w:color w:val="0000CC"/>
           <w:sz w:val="18"/>
           <w:szCs w:val="18"/>
@@ -3148,27 +2575,15 @@
         </w:rPr>
         <w:t>通过其它功能手段，如</w:t>
       </w:r>
-      <w:proofErr w:type="spellStart"/>
-      <w:r>
-        <w:rPr>
-          <w:rFonts w:hint="eastAsia"/>
-          <w:color w:val="0000CC"/>
-          <w:sz w:val="18"/>
-          <w:szCs w:val="18"/>
-          <w:shd w:val="clear" w:color="auto" w:fill="BFBFBF" w:themeFill="background1" w:themeFillShade="BF"/>
-        </w:rPr>
-        <w:t>ReplSize</w:t>
-      </w:r>
-      <w:proofErr w:type="spellEnd"/>
-      <w:r>
-        <w:rPr>
-          <w:rFonts w:hint="eastAsia"/>
-          <w:color w:val="0000CC"/>
-          <w:sz w:val="18"/>
-          <w:szCs w:val="18"/>
-          <w:shd w:val="clear" w:color="auto" w:fill="BFBFBF" w:themeFill="background1" w:themeFillShade="BF"/>
-        </w:rPr>
-        <w:t>=0</w:t>
+      <w:r>
+        <w:rPr>
+          <w:rFonts w:hint="eastAsia"/>
+          <w:color w:val="0000CC"/>
+          <w:sz w:val="18"/>
+          <w:szCs w:val="18"/>
+          <w:shd w:val="clear" w:color="auto" w:fill="BFBFBF" w:themeFill="background1" w:themeFillShade="BF"/>
+        </w:rPr>
+        <w:t>ReplSize=0</w:t>
       </w:r>
       <w:r>
         <w:rPr>
@@ -3204,9 +2619,6 @@
     <w:p>
       <w:pPr>
         <w:pStyle w:val="Heading2"/>
-        <w:rPr>
-          <w:rFonts w:hint="eastAsia"/>
-        </w:rPr>
       </w:pPr>
       <w:r>
         <w:rPr>
@@ -3217,11 +2629,6 @@
       </w:r>
     </w:p>
     <w:p>
-      <w:pPr>
-        <w:rPr>
-          <w:rFonts w:hint="eastAsia"/>
-        </w:rPr>
-      </w:pPr>
       <w:r>
         <w:rPr>
           <w:rFonts w:hint="eastAsia"/>
@@ -3232,50 +2639,26 @@
     <w:p>
       <w:pPr>
         <w:rPr>
-          <w:rFonts w:hint="eastAsia"/>
-          <w:color w:val="0000CC"/>
-          <w:sz w:val="18"/>
-          <w:szCs w:val="18"/>
-          <w:shd w:val="clear" w:color="auto" w:fill="BFBFBF" w:themeFill="background1" w:themeFillShade="BF"/>
-        </w:rPr>
-      </w:pPr>
-      <w:r>
-        <w:rPr>
-          <w:rFonts w:hint="eastAsia"/>
-          <w:color w:val="0000CC"/>
-          <w:sz w:val="18"/>
-          <w:szCs w:val="18"/>
-          <w:shd w:val="clear" w:color="auto" w:fill="BFBFBF" w:themeFill="background1" w:themeFillShade="BF"/>
-        </w:rPr>
-        <w:t xml:space="preserve">while( </w:t>
-      </w:r>
-      <w:proofErr w:type="spellStart"/>
-      <w:r>
-        <w:rPr>
-          <w:rFonts w:hint="eastAsia"/>
-          <w:color w:val="0000CC"/>
-          <w:sz w:val="18"/>
-          <w:szCs w:val="18"/>
-          <w:shd w:val="clear" w:color="auto" w:fill="BFBFBF" w:themeFill="background1" w:themeFillShade="BF"/>
-        </w:rPr>
-        <w:t>isNeedWait</w:t>
-      </w:r>
-      <w:proofErr w:type="spellEnd"/>
-      <w:r>
-        <w:rPr>
-          <w:rFonts w:hint="eastAsia"/>
-          <w:color w:val="0000CC"/>
-          <w:sz w:val="18"/>
-          <w:szCs w:val="18"/>
-          <w:shd w:val="clear" w:color="auto" w:fill="BFBFBF" w:themeFill="background1" w:themeFillShade="BF"/>
-        </w:rPr>
-        <w:t>() )</w:t>
-      </w:r>
-    </w:p>
-    <w:p>
-      <w:pPr>
-        <w:rPr>
-          <w:rFonts w:hint="eastAsia"/>
+          <w:color w:val="0000CC"/>
+          <w:sz w:val="18"/>
+          <w:szCs w:val="18"/>
+          <w:shd w:val="clear" w:color="auto" w:fill="BFBFBF" w:themeFill="background1" w:themeFillShade="BF"/>
+        </w:rPr>
+      </w:pPr>
+      <w:r>
+        <w:rPr>
+          <w:rFonts w:hint="eastAsia"/>
+          <w:color w:val="0000CC"/>
+          <w:sz w:val="18"/>
+          <w:szCs w:val="18"/>
+          <w:shd w:val="clear" w:color="auto" w:fill="BFBFBF" w:themeFill="background1" w:themeFillShade="BF"/>
+        </w:rPr>
+        <w:t>while( isNeedWait() )</w:t>
+      </w:r>
+    </w:p>
+    <w:p>
+      <w:pPr>
+        <w:rPr>
           <w:color w:val="0000CC"/>
           <w:sz w:val="18"/>
           <w:szCs w:val="18"/>
@@ -3296,7 +2679,6 @@
     <w:p>
       <w:pPr>
         <w:rPr>
-          <w:rFonts w:hint="eastAsia"/>
           <w:color w:val="0000CC"/>
           <w:sz w:val="18"/>
           <w:szCs w:val="18"/>
@@ -3315,30 +2697,17 @@
       </w:r>
     </w:p>
     <w:p>
-      <w:pPr>
-        <w:rPr>
-          <w:rFonts w:hint="eastAsia"/>
-        </w:rPr>
-      </w:pPr>
       <w:r>
         <w:rPr>
           <w:rFonts w:hint="eastAsia"/>
         </w:rPr>
         <w:t>如果</w:t>
       </w:r>
-      <w:proofErr w:type="spellStart"/>
-      <w:r>
-        <w:rPr>
-          <w:rFonts w:hint="eastAsia"/>
-        </w:rPr>
-        <w:t>isNeedWait</w:t>
-      </w:r>
-      <w:proofErr w:type="spellEnd"/>
-      <w:r>
-        <w:rPr>
-          <w:rFonts w:hint="eastAsia"/>
-        </w:rPr>
-        <w:t>()</w:t>
+      <w:r>
+        <w:rPr>
+          <w:rFonts w:hint="eastAsia"/>
+        </w:rPr>
+        <w:t>isNeedWait()</w:t>
       </w:r>
       <w:r>
         <w:rPr>
@@ -3386,50 +2755,26 @@
     <w:p>
       <w:pPr>
         <w:rPr>
-          <w:rFonts w:hint="eastAsia"/>
-          <w:color w:val="0000CC"/>
-          <w:sz w:val="18"/>
-          <w:szCs w:val="18"/>
-          <w:shd w:val="clear" w:color="auto" w:fill="BFBFBF" w:themeFill="background1" w:themeFillShade="BF"/>
-        </w:rPr>
-      </w:pPr>
-      <w:r>
-        <w:rPr>
-          <w:rFonts w:hint="eastAsia"/>
-          <w:color w:val="0000CC"/>
-          <w:sz w:val="18"/>
-          <w:szCs w:val="18"/>
-          <w:shd w:val="clear" w:color="auto" w:fill="BFBFBF" w:themeFill="background1" w:themeFillShade="BF"/>
-        </w:rPr>
-        <w:t xml:space="preserve">while( </w:t>
-      </w:r>
-      <w:proofErr w:type="spellStart"/>
-      <w:r>
-        <w:rPr>
-          <w:rFonts w:hint="eastAsia"/>
-          <w:color w:val="0000CC"/>
-          <w:sz w:val="18"/>
-          <w:szCs w:val="18"/>
-          <w:shd w:val="clear" w:color="auto" w:fill="BFBFBF" w:themeFill="background1" w:themeFillShade="BF"/>
-        </w:rPr>
-        <w:t>isNeedWait</w:t>
-      </w:r>
-      <w:proofErr w:type="spellEnd"/>
-      <w:r>
-        <w:rPr>
-          <w:rFonts w:hint="eastAsia"/>
-          <w:color w:val="0000CC"/>
-          <w:sz w:val="18"/>
-          <w:szCs w:val="18"/>
-          <w:shd w:val="clear" w:color="auto" w:fill="BFBFBF" w:themeFill="background1" w:themeFillShade="BF"/>
-        </w:rPr>
-        <w:t>() )</w:t>
-      </w:r>
-    </w:p>
-    <w:p>
-      <w:pPr>
-        <w:rPr>
-          <w:rFonts w:hint="eastAsia"/>
+          <w:color w:val="0000CC"/>
+          <w:sz w:val="18"/>
+          <w:szCs w:val="18"/>
+          <w:shd w:val="clear" w:color="auto" w:fill="BFBFBF" w:themeFill="background1" w:themeFillShade="BF"/>
+        </w:rPr>
+      </w:pPr>
+      <w:r>
+        <w:rPr>
+          <w:rFonts w:hint="eastAsia"/>
+          <w:color w:val="0000CC"/>
+          <w:sz w:val="18"/>
+          <w:szCs w:val="18"/>
+          <w:shd w:val="clear" w:color="auto" w:fill="BFBFBF" w:themeFill="background1" w:themeFillShade="BF"/>
+        </w:rPr>
+        <w:t>while( isNeedWait() )</w:t>
+      </w:r>
+    </w:p>
+    <w:p>
+      <w:pPr>
+        <w:rPr>
           <w:color w:val="0000CC"/>
           <w:sz w:val="18"/>
           <w:szCs w:val="18"/>
@@ -3450,7 +2795,6 @@
     <w:p>
       <w:pPr>
         <w:rPr>
-          <w:rFonts w:hint="eastAsia"/>
           <w:color w:val="0000CC"/>
           <w:sz w:val="18"/>
           <w:szCs w:val="18"/>
@@ -3471,7 +2815,6 @@
     <w:p>
       <w:pPr>
         <w:rPr>
-          <w:rFonts w:hint="eastAsia"/>
           <w:color w:val="0000CC"/>
           <w:sz w:val="18"/>
           <w:szCs w:val="18"/>
@@ -3492,9 +2835,6 @@
     <w:p>
       <w:pPr>
         <w:pStyle w:val="Heading2"/>
-        <w:rPr>
-          <w:rFonts w:hint="eastAsia"/>
-        </w:rPr>
       </w:pPr>
       <w:r>
         <w:rPr>
@@ -3580,217 +2920,453 @@
           <w:szCs w:val="18"/>
           <w:shd w:val="clear" w:color="auto" w:fill="BFBFBF" w:themeFill="background1" w:themeFillShade="BF"/>
         </w:rPr>
+        <w:t xml:space="preserve">   db.listReplicas() ;</w:t>
+      </w:r>
+    </w:p>
+    <w:p>
+      <w:pPr>
+        <w:rPr>
+          <w:color w:val="0000CC"/>
+          <w:sz w:val="18"/>
+          <w:szCs w:val="18"/>
+          <w:shd w:val="clear" w:color="auto" w:fill="BFBFBF" w:themeFill="background1" w:themeFillShade="BF"/>
+        </w:rPr>
+      </w:pPr>
+      <w:r>
+        <w:rPr>
+          <w:rFonts w:hint="eastAsia"/>
+          <w:color w:val="0000CC"/>
+          <w:sz w:val="18"/>
+          <w:szCs w:val="18"/>
+          <w:shd w:val="clear" w:color="auto" w:fill="BFBFBF" w:themeFill="background1" w:themeFillShade="BF"/>
+        </w:rPr>
+        <w:t>}</w:t>
+      </w:r>
+    </w:p>
+    <w:p>
+      <w:pPr>
+        <w:pStyle w:val="Heading2"/>
+      </w:pPr>
+      <w:r>
+        <w:rPr>
+          <w:rFonts w:hint="eastAsia"/>
+        </w:rPr>
+        <w:t>输入参数检查</w:t>
+      </w:r>
+    </w:p>
+    <w:p>
+      <w:r>
+        <w:rPr>
+          <w:rFonts w:hint="eastAsia"/>
+        </w:rPr>
+        <w:t>函数输入参数需要做检查，对于有默认值的函数参数，需要进行默认值处理；</w:t>
+      </w:r>
+      <w:r>
+        <w:rPr>
+          <w:rFonts w:hint="eastAsia"/>
+        </w:rPr>
+        <w:t>JS</w:t>
+      </w:r>
+      <w:r>
+        <w:rPr>
+          <w:rFonts w:hint="eastAsia"/>
+        </w:rPr>
+        <w:t>的函数参数如果未进行覆值，其值为“</w:t>
+      </w:r>
+      <w:r>
+        <w:rPr>
+          <w:rFonts w:hint="eastAsia"/>
+        </w:rPr>
+        <w:t>undefined</w:t>
+      </w:r>
+      <w:r>
+        <w:rPr>
+          <w:rFonts w:hint="eastAsia"/>
+        </w:rPr>
+        <w:t>“，可通过如下方式进行默认值处理：</w:t>
+      </w:r>
+    </w:p>
+    <w:p>
+      <w:pPr>
+        <w:rPr>
+          <w:color w:val="0000CC"/>
+          <w:sz w:val="18"/>
+          <w:szCs w:val="18"/>
+          <w:shd w:val="clear" w:color="auto" w:fill="BFBFBF" w:themeFill="background1" w:themeFillShade="BF"/>
+        </w:rPr>
+      </w:pPr>
+      <w:r>
+        <w:rPr>
+          <w:rFonts w:hint="eastAsia"/>
+          <w:color w:val="0000CC"/>
+          <w:sz w:val="18"/>
+          <w:szCs w:val="18"/>
+          <w:shd w:val="clear" w:color="auto" w:fill="BFBFBF" w:themeFill="background1" w:themeFillShade="BF"/>
+        </w:rPr>
+        <w:t>function connect( host, svcname )</w:t>
+      </w:r>
+    </w:p>
+    <w:p>
+      <w:pPr>
+        <w:rPr>
+          <w:color w:val="0000CC"/>
+          <w:sz w:val="18"/>
+          <w:szCs w:val="18"/>
+          <w:shd w:val="clear" w:color="auto" w:fill="BFBFBF" w:themeFill="background1" w:themeFillShade="BF"/>
+        </w:rPr>
+      </w:pPr>
+      <w:r>
+        <w:rPr>
+          <w:rFonts w:hint="eastAsia"/>
+          <w:color w:val="0000CC"/>
+          <w:sz w:val="18"/>
+          <w:szCs w:val="18"/>
+          <w:shd w:val="clear" w:color="auto" w:fill="BFBFBF" w:themeFill="background1" w:themeFillShade="BF"/>
+        </w:rPr>
+        <w:t>{</w:t>
+      </w:r>
+    </w:p>
+    <w:p>
+      <w:pPr>
+        <w:rPr>
+          <w:color w:val="0000CC"/>
+          <w:sz w:val="18"/>
+          <w:szCs w:val="18"/>
+          <w:shd w:val="clear" w:color="auto" w:fill="BFBFBF" w:themeFill="background1" w:themeFillShade="BF"/>
+        </w:rPr>
+      </w:pPr>
+      <w:r>
+        <w:rPr>
+          <w:rFonts w:hint="eastAsia"/>
+          <w:color w:val="0000CC"/>
+          <w:sz w:val="18"/>
+          <w:szCs w:val="18"/>
+          <w:shd w:val="clear" w:color="auto" w:fill="BFBFBF" w:themeFill="background1" w:themeFillShade="BF"/>
+        </w:rPr>
+        <w:t xml:space="preserve">   if ( host == undefined )</w:t>
+      </w:r>
+    </w:p>
+    <w:p>
+      <w:pPr>
+        <w:rPr>
+          <w:color w:val="0000CC"/>
+          <w:sz w:val="18"/>
+          <w:szCs w:val="18"/>
+          <w:shd w:val="clear" w:color="auto" w:fill="BFBFBF" w:themeFill="background1" w:themeFillShade="BF"/>
+        </w:rPr>
+      </w:pPr>
+      <w:r>
+        <w:rPr>
+          <w:rFonts w:hint="eastAsia"/>
+          <w:color w:val="0000CC"/>
+          <w:sz w:val="18"/>
+          <w:szCs w:val="18"/>
+          <w:shd w:val="clear" w:color="auto" w:fill="BFBFBF" w:themeFill="background1" w:themeFillShade="BF"/>
+        </w:rPr>
+        <w:t xml:space="preserve">   {</w:t>
+      </w:r>
+    </w:p>
+    <w:p>
+      <w:pPr>
+        <w:rPr>
+          <w:color w:val="0000CC"/>
+          <w:sz w:val="18"/>
+          <w:szCs w:val="18"/>
+          <w:shd w:val="clear" w:color="auto" w:fill="BFBFBF" w:themeFill="background1" w:themeFillShade="BF"/>
+        </w:rPr>
+      </w:pPr>
+      <w:r>
+        <w:rPr>
+          <w:rFonts w:hint="eastAsia"/>
+          <w:color w:val="0000CC"/>
+          <w:sz w:val="18"/>
+          <w:szCs w:val="18"/>
+          <w:shd w:val="clear" w:color="auto" w:fill="BFBFBF" w:themeFill="background1" w:themeFillShade="BF"/>
+        </w:rPr>
+        <w:t xml:space="preserve">      host = </w:t>
+      </w:r>
+      <w:r>
+        <w:rPr>
+          <w:color w:val="0000CC"/>
+          <w:sz w:val="18"/>
+          <w:szCs w:val="18"/>
+          <w:shd w:val="clear" w:color="auto" w:fill="BFBFBF" w:themeFill="background1" w:themeFillShade="BF"/>
+        </w:rPr>
+        <w:t>“</w:t>
+      </w:r>
+      <w:r>
+        <w:rPr>
+          <w:rFonts w:hint="eastAsia"/>
+          <w:color w:val="0000CC"/>
+          <w:sz w:val="18"/>
+          <w:szCs w:val="18"/>
+          <w:shd w:val="clear" w:color="auto" w:fill="BFBFBF" w:themeFill="background1" w:themeFillShade="BF"/>
+        </w:rPr>
+        <w:t>local</w:t>
+      </w:r>
+      <w:r>
+        <w:rPr>
+          <w:color w:val="0000CC"/>
+          <w:sz w:val="18"/>
+          <w:szCs w:val="18"/>
+          <w:shd w:val="clear" w:color="auto" w:fill="BFBFBF" w:themeFill="background1" w:themeFillShade="BF"/>
+        </w:rPr>
+        <w:t>”</w:t>
+      </w:r>
+      <w:r>
+        <w:rPr>
+          <w:rFonts w:hint="eastAsia"/>
+          <w:color w:val="0000CC"/>
+          <w:sz w:val="18"/>
+          <w:szCs w:val="18"/>
+          <w:shd w:val="clear" w:color="auto" w:fill="BFBFBF" w:themeFill="background1" w:themeFillShade="BF"/>
+        </w:rPr>
+        <w:t xml:space="preserve"> ;</w:t>
+      </w:r>
+    </w:p>
+    <w:p>
+      <w:pPr>
+        <w:rPr>
+          <w:color w:val="0000CC"/>
+          <w:sz w:val="18"/>
+          <w:szCs w:val="18"/>
+          <w:shd w:val="clear" w:color="auto" w:fill="BFBFBF" w:themeFill="background1" w:themeFillShade="BF"/>
+        </w:rPr>
+      </w:pPr>
+      <w:r>
+        <w:rPr>
+          <w:rFonts w:hint="eastAsia"/>
+          <w:color w:val="0000CC"/>
+          <w:sz w:val="18"/>
+          <w:szCs w:val="18"/>
+          <w:shd w:val="clear" w:color="auto" w:fill="BFBFBF" w:themeFill="background1" w:themeFillShade="BF"/>
+        </w:rPr>
+        <w:t xml:space="preserve">   }</w:t>
+      </w:r>
+    </w:p>
+    <w:p>
+      <w:pPr>
+        <w:rPr>
+          <w:color w:val="0000CC"/>
+          <w:sz w:val="18"/>
+          <w:szCs w:val="18"/>
+          <w:shd w:val="clear" w:color="auto" w:fill="BFBFBF" w:themeFill="background1" w:themeFillShade="BF"/>
+        </w:rPr>
+      </w:pPr>
+      <w:r>
+        <w:rPr>
+          <w:rFonts w:hint="eastAsia"/>
+          <w:color w:val="0000CC"/>
+          <w:sz w:val="18"/>
+          <w:szCs w:val="18"/>
+          <w:shd w:val="clear" w:color="auto" w:fill="BFBFBF" w:themeFill="background1" w:themeFillShade="BF"/>
+        </w:rPr>
+        <w:t xml:space="preserve">   if ( svcname == undefined )</w:t>
+      </w:r>
+    </w:p>
+    <w:p>
+      <w:pPr>
+        <w:rPr>
+          <w:color w:val="0000CC"/>
+          <w:sz w:val="18"/>
+          <w:szCs w:val="18"/>
+          <w:shd w:val="clear" w:color="auto" w:fill="BFBFBF" w:themeFill="background1" w:themeFillShade="BF"/>
+        </w:rPr>
+      </w:pPr>
+      <w:r>
+        <w:rPr>
+          <w:rFonts w:hint="eastAsia"/>
+          <w:color w:val="0000CC"/>
+          <w:sz w:val="18"/>
+          <w:szCs w:val="18"/>
+          <w:shd w:val="clear" w:color="auto" w:fill="BFBFBF" w:themeFill="background1" w:themeFillShade="BF"/>
+        </w:rPr>
+        <w:t xml:space="preserve">   {</w:t>
+      </w:r>
+    </w:p>
+    <w:p>
+      <w:pPr>
+        <w:rPr>
+          <w:color w:val="0000CC"/>
+          <w:sz w:val="18"/>
+          <w:szCs w:val="18"/>
+          <w:shd w:val="clear" w:color="auto" w:fill="BFBFBF" w:themeFill="background1" w:themeFillShade="BF"/>
+        </w:rPr>
+      </w:pPr>
+      <w:r>
+        <w:rPr>
+          <w:rFonts w:hint="eastAsia"/>
+          <w:color w:val="0000CC"/>
+          <w:sz w:val="18"/>
+          <w:szCs w:val="18"/>
+          <w:shd w:val="clear" w:color="auto" w:fill="BFBFBF" w:themeFill="background1" w:themeFillShade="BF"/>
+        </w:rPr>
+        <w:t xml:space="preserve">      svcname = </w:t>
+      </w:r>
+      <w:r>
+        <w:rPr>
+          <w:color w:val="0000CC"/>
+          <w:sz w:val="18"/>
+          <w:szCs w:val="18"/>
+          <w:shd w:val="clear" w:color="auto" w:fill="BFBFBF" w:themeFill="background1" w:themeFillShade="BF"/>
+        </w:rPr>
+        <w:t>“</w:t>
+      </w:r>
+      <w:r>
+        <w:rPr>
+          <w:rFonts w:hint="eastAsia"/>
+          <w:color w:val="0000CC"/>
+          <w:sz w:val="18"/>
+          <w:szCs w:val="18"/>
+          <w:shd w:val="clear" w:color="auto" w:fill="BFBFBF" w:themeFill="background1" w:themeFillShade="BF"/>
+        </w:rPr>
+        <w:t>11810</w:t>
+      </w:r>
+      <w:r>
+        <w:rPr>
+          <w:color w:val="0000CC"/>
+          <w:sz w:val="18"/>
+          <w:szCs w:val="18"/>
+          <w:shd w:val="clear" w:color="auto" w:fill="BFBFBF" w:themeFill="background1" w:themeFillShade="BF"/>
+        </w:rPr>
+        <w:t>”</w:t>
+      </w:r>
+      <w:r>
+        <w:rPr>
+          <w:rFonts w:hint="eastAsia"/>
+          <w:color w:val="0000CC"/>
+          <w:sz w:val="18"/>
+          <w:szCs w:val="18"/>
+          <w:shd w:val="clear" w:color="auto" w:fill="BFBFBF" w:themeFill="background1" w:themeFillShade="BF"/>
+        </w:rPr>
+        <w:t xml:space="preserve"> ;</w:t>
+      </w:r>
+    </w:p>
+    <w:p>
+      <w:pPr>
+        <w:rPr>
+          <w:color w:val="0000CC"/>
+          <w:sz w:val="18"/>
+          <w:szCs w:val="18"/>
+          <w:shd w:val="clear" w:color="auto" w:fill="BFBFBF" w:themeFill="background1" w:themeFillShade="BF"/>
+        </w:rPr>
+      </w:pPr>
+      <w:r>
+        <w:rPr>
+          <w:rFonts w:hint="eastAsia"/>
+          <w:color w:val="0000CC"/>
+          <w:sz w:val="18"/>
+          <w:szCs w:val="18"/>
+          <w:shd w:val="clear" w:color="auto" w:fill="BFBFBF" w:themeFill="background1" w:themeFillShade="BF"/>
+        </w:rPr>
+        <w:t>}</w:t>
+      </w:r>
+    </w:p>
+    <w:p>
+      <w:pPr>
+        <w:rPr>
+          <w:color w:val="0000CC"/>
+          <w:sz w:val="18"/>
+          <w:szCs w:val="18"/>
+          <w:shd w:val="clear" w:color="auto" w:fill="BFBFBF" w:themeFill="background1" w:themeFillShade="BF"/>
+        </w:rPr>
+      </w:pPr>
+      <w:r>
+        <w:rPr>
+          <w:rFonts w:hint="eastAsia"/>
+          <w:color w:val="0000CC"/>
+          <w:sz w:val="18"/>
+          <w:szCs w:val="18"/>
+          <w:shd w:val="clear" w:color="auto" w:fill="BFBFBF" w:themeFill="background1" w:themeFillShade="BF"/>
+        </w:rPr>
+        <w:t>}</w:t>
+      </w:r>
+    </w:p>
+    <w:p>
+      <w:r>
+        <w:rPr>
+          <w:rFonts w:hint="eastAsia"/>
+        </w:rPr>
+        <w:t>或：</w:t>
+      </w:r>
+    </w:p>
+    <w:p>
+      <w:pPr>
+        <w:rPr>
+          <w:color w:val="0000CC"/>
+          <w:sz w:val="18"/>
+          <w:szCs w:val="18"/>
+          <w:shd w:val="clear" w:color="auto" w:fill="BFBFBF" w:themeFill="background1" w:themeFillShade="BF"/>
+        </w:rPr>
+      </w:pPr>
+      <w:r>
+        <w:rPr>
+          <w:rFonts w:hint="eastAsia"/>
+          <w:color w:val="0000CC"/>
+          <w:sz w:val="18"/>
+          <w:szCs w:val="18"/>
+          <w:shd w:val="clear" w:color="auto" w:fill="BFBFBF" w:themeFill="background1" w:themeFillShade="BF"/>
+        </w:rPr>
+        <w:t>function connect( host, svcname )</w:t>
+      </w:r>
+    </w:p>
+    <w:p>
+      <w:pPr>
+        <w:rPr>
+          <w:color w:val="0000CC"/>
+          <w:sz w:val="18"/>
+          <w:szCs w:val="18"/>
+          <w:shd w:val="clear" w:color="auto" w:fill="BFBFBF" w:themeFill="background1" w:themeFillShade="BF"/>
+        </w:rPr>
+      </w:pPr>
+      <w:r>
+        <w:rPr>
+          <w:rFonts w:hint="eastAsia"/>
+          <w:color w:val="0000CC"/>
+          <w:sz w:val="18"/>
+          <w:szCs w:val="18"/>
+          <w:shd w:val="clear" w:color="auto" w:fill="BFBFBF" w:themeFill="background1" w:themeFillShade="BF"/>
+        </w:rPr>
+        <w:t>{</w:t>
+      </w:r>
+    </w:p>
+    <w:p>
+      <w:pPr>
+        <w:rPr>
+          <w:color w:val="0000CC"/>
+          <w:sz w:val="18"/>
+          <w:szCs w:val="18"/>
+          <w:shd w:val="clear" w:color="auto" w:fill="BFBFBF" w:themeFill="background1" w:themeFillShade="BF"/>
+        </w:rPr>
+      </w:pPr>
+      <w:r>
+        <w:rPr>
+          <w:rFonts w:hint="eastAsia"/>
+          <w:color w:val="0000CC"/>
+          <w:sz w:val="18"/>
+          <w:szCs w:val="18"/>
+          <w:shd w:val="clear" w:color="auto" w:fill="BFBFBF" w:themeFill="background1" w:themeFillShade="BF"/>
+        </w:rPr>
         <w:t xml:space="preserve">   </w:t>
       </w:r>
-      <w:proofErr w:type="spellStart"/>
-      <w:r>
-        <w:rPr>
-          <w:rFonts w:hint="eastAsia"/>
-          <w:color w:val="0000CC"/>
-          <w:sz w:val="18"/>
-          <w:szCs w:val="18"/>
-          <w:shd w:val="clear" w:color="auto" w:fill="BFBFBF" w:themeFill="background1" w:themeFillShade="BF"/>
-        </w:rPr>
-        <w:t>db.listReplicas</w:t>
-      </w:r>
-      <w:proofErr w:type="spellEnd"/>
-      <w:r>
-        <w:rPr>
-          <w:rFonts w:hint="eastAsia"/>
-          <w:color w:val="0000CC"/>
-          <w:sz w:val="18"/>
-          <w:szCs w:val="18"/>
-          <w:shd w:val="clear" w:color="auto" w:fill="BFBFBF" w:themeFill="background1" w:themeFillShade="BF"/>
-        </w:rPr>
-        <w:t>() ;</w:t>
-      </w:r>
-    </w:p>
-    <w:p>
-      <w:pPr>
-        <w:rPr>
-          <w:color w:val="0000CC"/>
-          <w:sz w:val="18"/>
-          <w:szCs w:val="18"/>
-          <w:shd w:val="clear" w:color="auto" w:fill="BFBFBF" w:themeFill="background1" w:themeFillShade="BF"/>
-        </w:rPr>
-      </w:pPr>
-      <w:r>
-        <w:rPr>
-          <w:rFonts w:hint="eastAsia"/>
-          <w:color w:val="0000CC"/>
-          <w:sz w:val="18"/>
-          <w:szCs w:val="18"/>
-          <w:shd w:val="clear" w:color="auto" w:fill="BFBFBF" w:themeFill="background1" w:themeFillShade="BF"/>
-        </w:rPr>
-        <w:t>}</w:t>
-      </w:r>
-    </w:p>
-    <w:p>
-      <w:pPr>
-        <w:pStyle w:val="Heading2"/>
-        <w:rPr>
-          <w:rFonts w:hint="eastAsia"/>
-        </w:rPr>
-      </w:pPr>
-      <w:r>
-        <w:rPr>
-          <w:rFonts w:hint="eastAsia"/>
-        </w:rPr>
-        <w:t>输入参数检查</w:t>
-      </w:r>
-    </w:p>
-    <w:p>
-      <w:r>
-        <w:rPr>
-          <w:rFonts w:hint="eastAsia"/>
-        </w:rPr>
-        <w:t>函数输入参数需要做检查，对于有默认值的函数参数，需要进行默认值处理；</w:t>
-      </w:r>
-      <w:r>
-        <w:rPr>
-          <w:rFonts w:hint="eastAsia"/>
-        </w:rPr>
-        <w:t>JS</w:t>
-      </w:r>
-      <w:r>
-        <w:rPr>
-          <w:rFonts w:hint="eastAsia"/>
-        </w:rPr>
-        <w:t>的函数参数如果未进行覆值，其值为“</w:t>
-      </w:r>
-      <w:r>
-        <w:rPr>
-          <w:rFonts w:hint="eastAsia"/>
-        </w:rPr>
-        <w:t>undefined</w:t>
-      </w:r>
-      <w:r>
-        <w:rPr>
-          <w:rFonts w:hint="eastAsia"/>
-        </w:rPr>
-        <w:t>“，可通过如下方式进行默认值处理：</w:t>
-      </w:r>
-    </w:p>
-    <w:p>
-      <w:pPr>
-        <w:rPr>
-          <w:color w:val="0000CC"/>
-          <w:sz w:val="18"/>
-          <w:szCs w:val="18"/>
-          <w:shd w:val="clear" w:color="auto" w:fill="BFBFBF" w:themeFill="background1" w:themeFillShade="BF"/>
-        </w:rPr>
-      </w:pPr>
-      <w:r>
-        <w:rPr>
-          <w:rFonts w:hint="eastAsia"/>
-          <w:color w:val="0000CC"/>
-          <w:sz w:val="18"/>
-          <w:szCs w:val="18"/>
-          <w:shd w:val="clear" w:color="auto" w:fill="BFBFBF" w:themeFill="background1" w:themeFillShade="BF"/>
-        </w:rPr>
-        <w:t xml:space="preserve">function connect( host, </w:t>
-      </w:r>
-      <w:proofErr w:type="spellStart"/>
-      <w:r>
-        <w:rPr>
-          <w:rFonts w:hint="eastAsia"/>
-          <w:color w:val="0000CC"/>
-          <w:sz w:val="18"/>
-          <w:szCs w:val="18"/>
-          <w:shd w:val="clear" w:color="auto" w:fill="BFBFBF" w:themeFill="background1" w:themeFillShade="BF"/>
-        </w:rPr>
-        <w:t>svcname</w:t>
-      </w:r>
-      <w:proofErr w:type="spellEnd"/>
-      <w:r>
-        <w:rPr>
-          <w:rFonts w:hint="eastAsia"/>
-          <w:color w:val="0000CC"/>
-          <w:sz w:val="18"/>
-          <w:szCs w:val="18"/>
-          <w:shd w:val="clear" w:color="auto" w:fill="BFBFBF" w:themeFill="background1" w:themeFillShade="BF"/>
-        </w:rPr>
-        <w:t xml:space="preserve"> )</w:t>
-      </w:r>
-    </w:p>
-    <w:p>
-      <w:pPr>
-        <w:rPr>
-          <w:color w:val="0000CC"/>
-          <w:sz w:val="18"/>
-          <w:szCs w:val="18"/>
-          <w:shd w:val="clear" w:color="auto" w:fill="BFBFBF" w:themeFill="background1" w:themeFillShade="BF"/>
-        </w:rPr>
-      </w:pPr>
-      <w:r>
-        <w:rPr>
-          <w:rFonts w:hint="eastAsia"/>
-          <w:color w:val="0000CC"/>
-          <w:sz w:val="18"/>
-          <w:szCs w:val="18"/>
-          <w:shd w:val="clear" w:color="auto" w:fill="BFBFBF" w:themeFill="background1" w:themeFillShade="BF"/>
-        </w:rPr>
-        <w:t>{</w:t>
-      </w:r>
-    </w:p>
-    <w:p>
-      <w:pPr>
-        <w:rPr>
-          <w:color w:val="0000CC"/>
-          <w:sz w:val="18"/>
-          <w:szCs w:val="18"/>
-          <w:shd w:val="clear" w:color="auto" w:fill="BFBFBF" w:themeFill="background1" w:themeFillShade="BF"/>
-        </w:rPr>
-      </w:pPr>
-      <w:r>
-        <w:rPr>
-          <w:rFonts w:hint="eastAsia"/>
-          <w:color w:val="0000CC"/>
-          <w:sz w:val="18"/>
-          <w:szCs w:val="18"/>
-          <w:shd w:val="clear" w:color="auto" w:fill="BFBFBF" w:themeFill="background1" w:themeFillShade="BF"/>
-        </w:rPr>
-        <w:t xml:space="preserve">   if ( host == undefined )</w:t>
-      </w:r>
-    </w:p>
-    <w:p>
-      <w:pPr>
-        <w:rPr>
-          <w:color w:val="0000CC"/>
-          <w:sz w:val="18"/>
-          <w:szCs w:val="18"/>
-          <w:shd w:val="clear" w:color="auto" w:fill="BFBFBF" w:themeFill="background1" w:themeFillShade="BF"/>
-        </w:rPr>
-      </w:pPr>
-      <w:r>
-        <w:rPr>
-          <w:rFonts w:hint="eastAsia"/>
-          <w:color w:val="0000CC"/>
-          <w:sz w:val="18"/>
-          <w:szCs w:val="18"/>
-          <w:shd w:val="clear" w:color="auto" w:fill="BFBFBF" w:themeFill="background1" w:themeFillShade="BF"/>
-        </w:rPr>
-        <w:t xml:space="preserve">   {</w:t>
-      </w:r>
-    </w:p>
-    <w:p>
-      <w:pPr>
-        <w:rPr>
-          <w:color w:val="0000CC"/>
-          <w:sz w:val="18"/>
-          <w:szCs w:val="18"/>
-          <w:shd w:val="clear" w:color="auto" w:fill="BFBFBF" w:themeFill="background1" w:themeFillShade="BF"/>
-        </w:rPr>
-      </w:pPr>
-      <w:r>
-        <w:rPr>
-          <w:rFonts w:hint="eastAsia"/>
-          <w:color w:val="0000CC"/>
-          <w:sz w:val="18"/>
-          <w:szCs w:val="18"/>
-          <w:shd w:val="clear" w:color="auto" w:fill="BFBFBF" w:themeFill="background1" w:themeFillShade="BF"/>
-        </w:rPr>
-        <w:t xml:space="preserve">      host = </w:t>
+      <w:r>
+        <w:rPr>
+          <w:color w:val="0000CC"/>
+          <w:sz w:val="18"/>
+          <w:szCs w:val="18"/>
+          <w:shd w:val="clear" w:color="auto" w:fill="BFBFBF" w:themeFill="background1" w:themeFillShade="BF"/>
+        </w:rPr>
+        <w:t xml:space="preserve">host </w:t>
+      </w:r>
+      <w:r>
+        <w:rPr>
+          <w:rFonts w:hint="eastAsia"/>
+          <w:color w:val="0000CC"/>
+          <w:sz w:val="18"/>
+          <w:szCs w:val="18"/>
+          <w:shd w:val="clear" w:color="auto" w:fill="BFBFBF" w:themeFill="background1" w:themeFillShade="BF"/>
+        </w:rPr>
+        <w:t xml:space="preserve">= arguments[0] ? arguments[0] : </w:t>
       </w:r>
       <w:r>
         <w:rPr>
@@ -3848,111 +3424,7 @@
           <w:szCs w:val="18"/>
           <w:shd w:val="clear" w:color="auto" w:fill="BFBFBF" w:themeFill="background1" w:themeFillShade="BF"/>
         </w:rPr>
-        <w:t xml:space="preserve">   }</w:t>
-      </w:r>
-    </w:p>
-    <w:p>
-      <w:pPr>
-        <w:rPr>
-          <w:color w:val="0000CC"/>
-          <w:sz w:val="18"/>
-          <w:szCs w:val="18"/>
-          <w:shd w:val="clear" w:color="auto" w:fill="BFBFBF" w:themeFill="background1" w:themeFillShade="BF"/>
-        </w:rPr>
-      </w:pPr>
-      <w:r>
-        <w:rPr>
-          <w:rFonts w:hint="eastAsia"/>
-          <w:color w:val="0000CC"/>
-          <w:sz w:val="18"/>
-          <w:szCs w:val="18"/>
-          <w:shd w:val="clear" w:color="auto" w:fill="BFBFBF" w:themeFill="background1" w:themeFillShade="BF"/>
-        </w:rPr>
-        <w:t xml:space="preserve">   if ( </w:t>
-      </w:r>
-      <w:proofErr w:type="spellStart"/>
-      <w:r>
-        <w:rPr>
-          <w:rFonts w:hint="eastAsia"/>
-          <w:color w:val="0000CC"/>
-          <w:sz w:val="18"/>
-          <w:szCs w:val="18"/>
-          <w:shd w:val="clear" w:color="auto" w:fill="BFBFBF" w:themeFill="background1" w:themeFillShade="BF"/>
-        </w:rPr>
-        <w:t>svcname</w:t>
-      </w:r>
-      <w:proofErr w:type="spellEnd"/>
-      <w:r>
-        <w:rPr>
-          <w:rFonts w:hint="eastAsia"/>
-          <w:color w:val="0000CC"/>
-          <w:sz w:val="18"/>
-          <w:szCs w:val="18"/>
-          <w:shd w:val="clear" w:color="auto" w:fill="BFBFBF" w:themeFill="background1" w:themeFillShade="BF"/>
-        </w:rPr>
-        <w:t xml:space="preserve"> == undefined )</w:t>
-      </w:r>
-    </w:p>
-    <w:p>
-      <w:pPr>
-        <w:rPr>
-          <w:color w:val="0000CC"/>
-          <w:sz w:val="18"/>
-          <w:szCs w:val="18"/>
-          <w:shd w:val="clear" w:color="auto" w:fill="BFBFBF" w:themeFill="background1" w:themeFillShade="BF"/>
-        </w:rPr>
-      </w:pPr>
-      <w:r>
-        <w:rPr>
-          <w:rFonts w:hint="eastAsia"/>
-          <w:color w:val="0000CC"/>
-          <w:sz w:val="18"/>
-          <w:szCs w:val="18"/>
-          <w:shd w:val="clear" w:color="auto" w:fill="BFBFBF" w:themeFill="background1" w:themeFillShade="BF"/>
-        </w:rPr>
-        <w:t xml:space="preserve">   {</w:t>
-      </w:r>
-    </w:p>
-    <w:p>
-      <w:pPr>
-        <w:rPr>
-          <w:color w:val="0000CC"/>
-          <w:sz w:val="18"/>
-          <w:szCs w:val="18"/>
-          <w:shd w:val="clear" w:color="auto" w:fill="BFBFBF" w:themeFill="background1" w:themeFillShade="BF"/>
-        </w:rPr>
-      </w:pPr>
-      <w:r>
-        <w:rPr>
-          <w:rFonts w:hint="eastAsia"/>
-          <w:color w:val="0000CC"/>
-          <w:sz w:val="18"/>
-          <w:szCs w:val="18"/>
-          <w:shd w:val="clear" w:color="auto" w:fill="BFBFBF" w:themeFill="background1" w:themeFillShade="BF"/>
-        </w:rPr>
-        <w:t xml:space="preserve">      </w:t>
-      </w:r>
-      <w:proofErr w:type="spellStart"/>
-      <w:r>
-        <w:rPr>
-          <w:rFonts w:hint="eastAsia"/>
-          <w:color w:val="0000CC"/>
-          <w:sz w:val="18"/>
-          <w:szCs w:val="18"/>
-          <w:shd w:val="clear" w:color="auto" w:fill="BFBFBF" w:themeFill="background1" w:themeFillShade="BF"/>
-        </w:rPr>
-        <w:t>svcname</w:t>
-      </w:r>
-      <w:proofErr w:type="spellEnd"/>
-      <w:r>
-        <w:rPr>
-          <w:rFonts w:hint="eastAsia"/>
-          <w:color w:val="0000CC"/>
-          <w:sz w:val="18"/>
-          <w:szCs w:val="18"/>
-          <w:shd w:val="clear" w:color="auto" w:fill="BFBFBF" w:themeFill="background1" w:themeFillShade="BF"/>
-        </w:rPr>
-        <w:t xml:space="preserve"> = </w:t>
+        <w:t xml:space="preserve">   svcname = arguments[1] ? arguments[1] : </w:t>
       </w:r>
       <w:r>
         <w:rPr>
@@ -3996,274 +3468,6 @@
     <w:p>
       <w:pPr>
         <w:rPr>
-          <w:color w:val="0000CC"/>
-          <w:sz w:val="18"/>
-          <w:szCs w:val="18"/>
-          <w:shd w:val="clear" w:color="auto" w:fill="BFBFBF" w:themeFill="background1" w:themeFillShade="BF"/>
-        </w:rPr>
-      </w:pPr>
-      <w:r>
-        <w:rPr>
-          <w:rFonts w:hint="eastAsia"/>
-          <w:color w:val="0000CC"/>
-          <w:sz w:val="18"/>
-          <w:szCs w:val="18"/>
-          <w:shd w:val="clear" w:color="auto" w:fill="BFBFBF" w:themeFill="background1" w:themeFillShade="BF"/>
-        </w:rPr>
-        <w:t>}</w:t>
-      </w:r>
-    </w:p>
-    <w:p>
-      <w:pPr>
-        <w:rPr>
-          <w:color w:val="0000CC"/>
-          <w:sz w:val="18"/>
-          <w:szCs w:val="18"/>
-          <w:shd w:val="clear" w:color="auto" w:fill="BFBFBF" w:themeFill="background1" w:themeFillShade="BF"/>
-        </w:rPr>
-      </w:pPr>
-      <w:r>
-        <w:rPr>
-          <w:rFonts w:hint="eastAsia"/>
-          <w:color w:val="0000CC"/>
-          <w:sz w:val="18"/>
-          <w:szCs w:val="18"/>
-          <w:shd w:val="clear" w:color="auto" w:fill="BFBFBF" w:themeFill="background1" w:themeFillShade="BF"/>
-        </w:rPr>
-        <w:t>}</w:t>
-      </w:r>
-    </w:p>
-    <w:p>
-      <w:r>
-        <w:rPr>
-          <w:rFonts w:hint="eastAsia"/>
-        </w:rPr>
-        <w:t>或：</w:t>
-      </w:r>
-    </w:p>
-    <w:p>
-      <w:pPr>
-        <w:rPr>
-          <w:color w:val="0000CC"/>
-          <w:sz w:val="18"/>
-          <w:szCs w:val="18"/>
-          <w:shd w:val="clear" w:color="auto" w:fill="BFBFBF" w:themeFill="background1" w:themeFillShade="BF"/>
-        </w:rPr>
-      </w:pPr>
-      <w:r>
-        <w:rPr>
-          <w:rFonts w:hint="eastAsia"/>
-          <w:color w:val="0000CC"/>
-          <w:sz w:val="18"/>
-          <w:szCs w:val="18"/>
-          <w:shd w:val="clear" w:color="auto" w:fill="BFBFBF" w:themeFill="background1" w:themeFillShade="BF"/>
-        </w:rPr>
-        <w:t xml:space="preserve">function connect( host, </w:t>
-      </w:r>
-      <w:proofErr w:type="spellStart"/>
-      <w:r>
-        <w:rPr>
-          <w:rFonts w:hint="eastAsia"/>
-          <w:color w:val="0000CC"/>
-          <w:sz w:val="18"/>
-          <w:szCs w:val="18"/>
-          <w:shd w:val="clear" w:color="auto" w:fill="BFBFBF" w:themeFill="background1" w:themeFillShade="BF"/>
-        </w:rPr>
-        <w:t>svcname</w:t>
-      </w:r>
-      <w:proofErr w:type="spellEnd"/>
-      <w:r>
-        <w:rPr>
-          <w:rFonts w:hint="eastAsia"/>
-          <w:color w:val="0000CC"/>
-          <w:sz w:val="18"/>
-          <w:szCs w:val="18"/>
-          <w:shd w:val="clear" w:color="auto" w:fill="BFBFBF" w:themeFill="background1" w:themeFillShade="BF"/>
-        </w:rPr>
-        <w:t xml:space="preserve"> )</w:t>
-      </w:r>
-    </w:p>
-    <w:p>
-      <w:pPr>
-        <w:rPr>
-          <w:color w:val="0000CC"/>
-          <w:sz w:val="18"/>
-          <w:szCs w:val="18"/>
-          <w:shd w:val="clear" w:color="auto" w:fill="BFBFBF" w:themeFill="background1" w:themeFillShade="BF"/>
-        </w:rPr>
-      </w:pPr>
-      <w:r>
-        <w:rPr>
-          <w:rFonts w:hint="eastAsia"/>
-          <w:color w:val="0000CC"/>
-          <w:sz w:val="18"/>
-          <w:szCs w:val="18"/>
-          <w:shd w:val="clear" w:color="auto" w:fill="BFBFBF" w:themeFill="background1" w:themeFillShade="BF"/>
-        </w:rPr>
-        <w:t>{</w:t>
-      </w:r>
-    </w:p>
-    <w:p>
-      <w:pPr>
-        <w:rPr>
-          <w:color w:val="0000CC"/>
-          <w:sz w:val="18"/>
-          <w:szCs w:val="18"/>
-          <w:shd w:val="clear" w:color="auto" w:fill="BFBFBF" w:themeFill="background1" w:themeFillShade="BF"/>
-        </w:rPr>
-      </w:pPr>
-      <w:r>
-        <w:rPr>
-          <w:rFonts w:hint="eastAsia"/>
-          <w:color w:val="0000CC"/>
-          <w:sz w:val="18"/>
-          <w:szCs w:val="18"/>
-          <w:shd w:val="clear" w:color="auto" w:fill="BFBFBF" w:themeFill="background1" w:themeFillShade="BF"/>
-        </w:rPr>
-        <w:t xml:space="preserve">   </w:t>
-      </w:r>
-      <w:r>
-        <w:rPr>
-          <w:color w:val="0000CC"/>
-          <w:sz w:val="18"/>
-          <w:szCs w:val="18"/>
-          <w:shd w:val="clear" w:color="auto" w:fill="BFBFBF" w:themeFill="background1" w:themeFillShade="BF"/>
-        </w:rPr>
-        <w:t xml:space="preserve">host </w:t>
-      </w:r>
-      <w:r>
-        <w:rPr>
-          <w:rFonts w:hint="eastAsia"/>
-          <w:color w:val="0000CC"/>
-          <w:sz w:val="18"/>
-          <w:szCs w:val="18"/>
-          <w:shd w:val="clear" w:color="auto" w:fill="BFBFBF" w:themeFill="background1" w:themeFillShade="BF"/>
-        </w:rPr>
-        <w:t xml:space="preserve">= arguments[0] ? arguments[0] : </w:t>
-      </w:r>
-      <w:r>
-        <w:rPr>
-          <w:color w:val="0000CC"/>
-          <w:sz w:val="18"/>
-          <w:szCs w:val="18"/>
-          <w:shd w:val="clear" w:color="auto" w:fill="BFBFBF" w:themeFill="background1" w:themeFillShade="BF"/>
-        </w:rPr>
-        <w:t>“</w:t>
-      </w:r>
-      <w:r>
-        <w:rPr>
-          <w:rFonts w:hint="eastAsia"/>
-          <w:color w:val="0000CC"/>
-          <w:sz w:val="18"/>
-          <w:szCs w:val="18"/>
-          <w:shd w:val="clear" w:color="auto" w:fill="BFBFBF" w:themeFill="background1" w:themeFillShade="BF"/>
-        </w:rPr>
-        <w:t>local</w:t>
-      </w:r>
-      <w:r>
-        <w:rPr>
-          <w:color w:val="0000CC"/>
-          <w:sz w:val="18"/>
-          <w:szCs w:val="18"/>
-          <w:shd w:val="clear" w:color="auto" w:fill="BFBFBF" w:themeFill="background1" w:themeFillShade="BF"/>
-        </w:rPr>
-        <w:t>”</w:t>
-      </w:r>
-      <w:r>
-        <w:rPr>
-          <w:rFonts w:hint="eastAsia"/>
-          <w:color w:val="0000CC"/>
-          <w:sz w:val="18"/>
-          <w:szCs w:val="18"/>
-          <w:shd w:val="clear" w:color="auto" w:fill="BFBFBF" w:themeFill="background1" w:themeFillShade="BF"/>
-        </w:rPr>
-        <w:t xml:space="preserve"> ;</w:t>
-      </w:r>
-    </w:p>
-    <w:p>
-      <w:pPr>
-        <w:rPr>
-          <w:color w:val="0000CC"/>
-          <w:sz w:val="18"/>
-          <w:szCs w:val="18"/>
-          <w:shd w:val="clear" w:color="auto" w:fill="BFBFBF" w:themeFill="background1" w:themeFillShade="BF"/>
-        </w:rPr>
-      </w:pPr>
-      <w:r>
-        <w:rPr>
-          <w:rFonts w:hint="eastAsia"/>
-          <w:color w:val="0000CC"/>
-          <w:sz w:val="18"/>
-          <w:szCs w:val="18"/>
-          <w:shd w:val="clear" w:color="auto" w:fill="BFBFBF" w:themeFill="background1" w:themeFillShade="BF"/>
-        </w:rPr>
-        <w:t xml:space="preserve">   </w:t>
-      </w:r>
-      <w:proofErr w:type="spellStart"/>
-      <w:r>
-        <w:rPr>
-          <w:rFonts w:hint="eastAsia"/>
-          <w:color w:val="0000CC"/>
-          <w:sz w:val="18"/>
-          <w:szCs w:val="18"/>
-          <w:shd w:val="clear" w:color="auto" w:fill="BFBFBF" w:themeFill="background1" w:themeFillShade="BF"/>
-        </w:rPr>
-        <w:t>svcname</w:t>
-      </w:r>
-      <w:proofErr w:type="spellEnd"/>
-      <w:r>
-        <w:rPr>
-          <w:rFonts w:hint="eastAsia"/>
-          <w:color w:val="0000CC"/>
-          <w:sz w:val="18"/>
-          <w:szCs w:val="18"/>
-          <w:shd w:val="clear" w:color="auto" w:fill="BFBFBF" w:themeFill="background1" w:themeFillShade="BF"/>
-        </w:rPr>
-        <w:t xml:space="preserve"> = arguments[1] ? arguments[1] : </w:t>
-      </w:r>
-      <w:r>
-        <w:rPr>
-          <w:color w:val="0000CC"/>
-          <w:sz w:val="18"/>
-          <w:szCs w:val="18"/>
-          <w:shd w:val="clear" w:color="auto" w:fill="BFBFBF" w:themeFill="background1" w:themeFillShade="BF"/>
-        </w:rPr>
-        <w:t>“</w:t>
-      </w:r>
-      <w:r>
-        <w:rPr>
-          <w:rFonts w:hint="eastAsia"/>
-          <w:color w:val="0000CC"/>
-          <w:sz w:val="18"/>
-          <w:szCs w:val="18"/>
-          <w:shd w:val="clear" w:color="auto" w:fill="BFBFBF" w:themeFill="background1" w:themeFillShade="BF"/>
-        </w:rPr>
-        <w:t>11810</w:t>
-      </w:r>
-      <w:r>
-        <w:rPr>
-          <w:color w:val="0000CC"/>
-          <w:sz w:val="18"/>
-          <w:szCs w:val="18"/>
-          <w:shd w:val="clear" w:color="auto" w:fill="BFBFBF" w:themeFill="background1" w:themeFillShade="BF"/>
-        </w:rPr>
-        <w:t>”</w:t>
-      </w:r>
-      <w:r>
-        <w:rPr>
-          <w:rFonts w:hint="eastAsia"/>
-          <w:color w:val="0000CC"/>
-          <w:sz w:val="18"/>
-          <w:szCs w:val="18"/>
-          <w:shd w:val="clear" w:color="auto" w:fill="BFBFBF" w:themeFill="background1" w:themeFillShade="BF"/>
-        </w:rPr>
-        <w:t xml:space="preserve"> ;</w:t>
-      </w:r>
-    </w:p>
-    <w:p>
-      <w:pPr>
-        <w:rPr>
-          <w:rFonts w:hint="eastAsia"/>
           <w:color w:val="0000CC"/>
           <w:sz w:val="18"/>
           <w:szCs w:val="18"/>
@@ -4285,9 +3489,6 @@
     <w:p>
       <w:pPr>
         <w:pStyle w:val="Heading2"/>
-        <w:rPr>
-          <w:rFonts w:hint="eastAsia"/>
-        </w:rPr>
       </w:pPr>
       <w:r>
         <w:rPr>
@@ -4297,11 +3498,42 @@
       </w:r>
     </w:p>
     <w:p>
-      <w:r>
-        <w:rPr>
-          <w:rFonts w:hint="eastAsia"/>
-        </w:rPr>
-        <w:t>测试用例在开始时确保环境正确，结束时清理环境。为了提升测试用例的执行速度，不要删除</w:t>
+      <w:pPr>
+        <w:rPr>
+          <w:rFonts w:hint="eastAsia"/>
+        </w:rPr>
+      </w:pPr>
+      <w:r>
+        <w:rPr>
+          <w:rFonts w:hint="eastAsia"/>
+        </w:rPr>
+        <w:t>测试用例在开始时确保环境正确，结束时清理环境。</w:t>
+      </w:r>
+    </w:p>
+    <w:p>
+      <w:r>
+        <w:rPr>
+          <w:rFonts w:hint="eastAsia"/>
+        </w:rPr>
+        <w:t>注意：</w:t>
+      </w:r>
+      <w:r>
+        <w:rPr>
+          <w:rFonts w:hint="eastAsia"/>
+        </w:rPr>
+        <w:t>为了提升测试用例的执行速度，</w:t>
+      </w:r>
+      <w:r>
+        <w:rPr>
+          <w:rFonts w:hint="eastAsia"/>
+        </w:rPr>
+        <w:t>在清理环境时</w:t>
+      </w:r>
+      <w:r>
+        <w:rPr>
+          <w:rFonts w:hint="eastAsia"/>
+        </w:rPr>
+        <w:t>不要删除</w:t>
       </w:r>
       <w:r>
         <w:rPr>
@@ -4570,6 +3802,7 @@
   <w:style w:type="paragraph" w:default="1" w:styleId="Normal">
     <w:name w:val="Normal"/>
     <w:qFormat/>
+    <w:rsid w:val="004E7E08"/>
     <w:pPr>
       <w:widowControl w:val="0"/>
       <w:jc w:val="both"/>

--- a/internal_doc/09.规范模板/JS测试用例编写指导书.docx
+++ b/internal_doc/09.规范模板/JS测试用例编写指导书.docx
@@ -286,12 +286,14 @@
         </w:rPr>
         <w:t>测试用例均是通过</w:t>
       </w:r>
+      <w:proofErr w:type="spellStart"/>
       <w:r>
         <w:rPr>
           <w:rFonts w:hint="eastAsia"/>
         </w:rPr>
         <w:t>sdb</w:t>
       </w:r>
+      <w:proofErr w:type="spellEnd"/>
       <w:r>
         <w:rPr>
           <w:rFonts w:hint="eastAsia"/>
@@ -342,7 +344,29 @@
           <w:szCs w:val="18"/>
           <w:shd w:val="clear" w:color="auto" w:fill="BFBFBF" w:themeFill="background1" w:themeFillShade="BF"/>
         </w:rPr>
-        <w:t xml:space="preserve">bin/sdb </w:t>
+        <w:t>bin/</w:t>
+      </w:r>
+      <w:proofErr w:type="spellStart"/>
+      <w:r>
+        <w:rPr>
+          <w:rFonts w:hint="eastAsia"/>
+          <w:color w:val="0000CC"/>
+          <w:sz w:val="18"/>
+          <w:szCs w:val="18"/>
+          <w:shd w:val="clear" w:color="auto" w:fill="BFBFBF" w:themeFill="background1" w:themeFillShade="BF"/>
+        </w:rPr>
+        <w:t>sdb</w:t>
+      </w:r>
+      <w:proofErr w:type="spellEnd"/>
+      <w:r>
+        <w:rPr>
+          <w:rFonts w:hint="eastAsia"/>
+          <w:color w:val="0000CC"/>
+          <w:sz w:val="18"/>
+          <w:szCs w:val="18"/>
+          <w:shd w:val="clear" w:color="auto" w:fill="BFBFBF" w:themeFill="background1" w:themeFillShade="BF"/>
+        </w:rPr>
+        <w:t xml:space="preserve"> </w:t>
       </w:r>
       <w:r>
         <w:rPr>
@@ -483,9 +507,35 @@
         </w:rPr>
         <w:t>指的是</w:t>
       </w:r>
-      <w:r>
-        <w:t>testcases\hlt\js_testcases\libs</w:t>
-      </w:r>
+      <w:proofErr w:type="spellStart"/>
+      <w:r>
+        <w:t>testcases</w:t>
+      </w:r>
+      <w:proofErr w:type="spellEnd"/>
+      <w:r>
+        <w:t>\</w:t>
+      </w:r>
+      <w:proofErr w:type="spellStart"/>
+      <w:r>
+        <w:t>hlt</w:t>
+      </w:r>
+      <w:proofErr w:type="spellEnd"/>
+      <w:r>
+        <w:t>\</w:t>
+      </w:r>
+      <w:proofErr w:type="spellStart"/>
+      <w:r>
+        <w:t>js_testcases</w:t>
+      </w:r>
+      <w:proofErr w:type="spellEnd"/>
+      <w:r>
+        <w:t>\</w:t>
+      </w:r>
+      <w:proofErr w:type="spellStart"/>
+      <w:r>
+        <w:t>libs</w:t>
+      </w:r>
+      <w:proofErr w:type="spellEnd"/>
       <w:r>
         <w:rPr>
           <w:rFonts w:hint="eastAsia"/>
@@ -574,8 +624,37 @@
         </w:rPr>
         <w:t>脚本文件（如：</w:t>
       </w:r>
-      <w:r>
-        <w:t>testcases\hlt\js_testcases\js\split</w:t>
+      <w:proofErr w:type="spellStart"/>
+      <w:r>
+        <w:t>testcases</w:t>
+      </w:r>
+      <w:proofErr w:type="spellEnd"/>
+      <w:r>
+        <w:t>\</w:t>
+      </w:r>
+      <w:proofErr w:type="spellStart"/>
+      <w:r>
+        <w:t>hlt</w:t>
+      </w:r>
+      <w:proofErr w:type="spellEnd"/>
+      <w:r>
+        <w:t>\</w:t>
+      </w:r>
+      <w:proofErr w:type="spellStart"/>
+      <w:r>
+        <w:t>js_testcases</w:t>
+      </w:r>
+      <w:proofErr w:type="spellEnd"/>
+      <w:r>
+        <w:t>\</w:t>
+      </w:r>
+      <w:proofErr w:type="spellStart"/>
+      <w:r>
+        <w:t>js</w:t>
+      </w:r>
+      <w:proofErr w:type="spellEnd"/>
+      <w:r>
+        <w:t>\split</w:t>
       </w:r>
       <w:r>
         <w:rPr>
@@ -788,15 +867,27 @@
           <w:shd w:val="clear" w:color="auto" w:fill="BFBFBF" w:themeFill="background1" w:themeFillShade="BF"/>
         </w:rPr>
       </w:pPr>
-      <w:r>
-        <w:rPr>
-          <w:rFonts w:hint="eastAsia"/>
-          <w:color w:val="0000CC"/>
-          <w:sz w:val="18"/>
-          <w:szCs w:val="18"/>
-          <w:shd w:val="clear" w:color="auto" w:fill="BFBFBF" w:themeFill="background1" w:themeFillShade="BF"/>
-        </w:rPr>
-        <w:t xml:space="preserve">var CSPREFIX= </w:t>
+      <w:proofErr w:type="spellStart"/>
+      <w:r>
+        <w:rPr>
+          <w:rFonts w:hint="eastAsia"/>
+          <w:color w:val="0000CC"/>
+          <w:sz w:val="18"/>
+          <w:szCs w:val="18"/>
+          <w:shd w:val="clear" w:color="auto" w:fill="BFBFBF" w:themeFill="background1" w:themeFillShade="BF"/>
+        </w:rPr>
+        <w:t>var</w:t>
+      </w:r>
+      <w:proofErr w:type="spellEnd"/>
+      <w:r>
+        <w:rPr>
+          <w:rFonts w:hint="eastAsia"/>
+          <w:color w:val="0000CC"/>
+          <w:sz w:val="18"/>
+          <w:szCs w:val="18"/>
+          <w:shd w:val="clear" w:color="auto" w:fill="BFBFBF" w:themeFill="background1" w:themeFillShade="BF"/>
+        </w:rPr>
+        <w:t xml:space="preserve"> CSPREFIX= </w:t>
       </w:r>
       <w:r>
         <w:rPr>
@@ -841,15 +932,49 @@
       </w:r>
     </w:p>
     <w:p>
-      <w:r>
-        <w:rPr>
-          <w:rFonts w:hint="eastAsia"/>
-          <w:color w:val="0000CC"/>
-          <w:sz w:val="18"/>
-          <w:szCs w:val="18"/>
-          <w:shd w:val="clear" w:color="auto" w:fill="BFBFBF" w:themeFill="background1" w:themeFillShade="BF"/>
-        </w:rPr>
-        <w:t>var db = new Sdb(</w:t>
+      <w:proofErr w:type="spellStart"/>
+      <w:r>
+        <w:rPr>
+          <w:rFonts w:hint="eastAsia"/>
+          <w:color w:val="0000CC"/>
+          <w:sz w:val="18"/>
+          <w:szCs w:val="18"/>
+          <w:shd w:val="clear" w:color="auto" w:fill="BFBFBF" w:themeFill="background1" w:themeFillShade="BF"/>
+        </w:rPr>
+        <w:t>var</w:t>
+      </w:r>
+      <w:proofErr w:type="spellEnd"/>
+      <w:r>
+        <w:rPr>
+          <w:rFonts w:hint="eastAsia"/>
+          <w:color w:val="0000CC"/>
+          <w:sz w:val="18"/>
+          <w:szCs w:val="18"/>
+          <w:shd w:val="clear" w:color="auto" w:fill="BFBFBF" w:themeFill="background1" w:themeFillShade="BF"/>
+        </w:rPr>
+        <w:t xml:space="preserve"> db = new </w:t>
+      </w:r>
+      <w:proofErr w:type="spellStart"/>
+      <w:r>
+        <w:rPr>
+          <w:rFonts w:hint="eastAsia"/>
+          <w:color w:val="0000CC"/>
+          <w:sz w:val="18"/>
+          <w:szCs w:val="18"/>
+          <w:shd w:val="clear" w:color="auto" w:fill="BFBFBF" w:themeFill="background1" w:themeFillShade="BF"/>
+        </w:rPr>
+        <w:t>Sdb</w:t>
+      </w:r>
+      <w:proofErr w:type="spellEnd"/>
+      <w:r>
+        <w:rPr>
+          <w:rFonts w:hint="eastAsia"/>
+          <w:color w:val="0000CC"/>
+          <w:sz w:val="18"/>
+          <w:szCs w:val="18"/>
+          <w:shd w:val="clear" w:color="auto" w:fill="BFBFBF" w:themeFill="background1" w:themeFillShade="BF"/>
+        </w:rPr>
+        <w:t>(</w:t>
       </w:r>
       <w:r>
         <w:rPr>
@@ -860,15 +985,27 @@
         </w:rPr>
         <w:t>‘</w:t>
       </w:r>
-      <w:r>
-        <w:rPr>
-          <w:rFonts w:hint="eastAsia"/>
-          <w:color w:val="0000CC"/>
-          <w:sz w:val="18"/>
-          <w:szCs w:val="18"/>
-          <w:shd w:val="clear" w:color="auto" w:fill="BFBFBF" w:themeFill="background1" w:themeFillShade="BF"/>
-        </w:rPr>
-        <w:t>localhost, COORDSVCNAME )</w:t>
+      <w:proofErr w:type="spellStart"/>
+      <w:r>
+        <w:rPr>
+          <w:rFonts w:hint="eastAsia"/>
+          <w:color w:val="0000CC"/>
+          <w:sz w:val="18"/>
+          <w:szCs w:val="18"/>
+          <w:shd w:val="clear" w:color="auto" w:fill="BFBFBF" w:themeFill="background1" w:themeFillShade="BF"/>
+        </w:rPr>
+        <w:t>localhost</w:t>
+      </w:r>
+      <w:proofErr w:type="spellEnd"/>
+      <w:r>
+        <w:rPr>
+          <w:rFonts w:hint="eastAsia"/>
+          <w:color w:val="0000CC"/>
+          <w:sz w:val="18"/>
+          <w:szCs w:val="18"/>
+          <w:shd w:val="clear" w:color="auto" w:fill="BFBFBF" w:themeFill="background1" w:themeFillShade="BF"/>
+        </w:rPr>
+        <w:t>, COORDSVCNAME )</w:t>
       </w:r>
     </w:p>
     <w:p/>
@@ -920,18 +1057,50 @@
         </w:rPr>
         <w:t>、在</w:t>
       </w:r>
-      <w:r>
-        <w:rPr>
-          <w:rFonts w:hint="eastAsia"/>
-        </w:rPr>
-        <w:t>testcases\hlt\</w:t>
+      <w:proofErr w:type="spellStart"/>
+      <w:r>
+        <w:rPr>
+          <w:rFonts w:hint="eastAsia"/>
+        </w:rPr>
+        <w:t>testcases</w:t>
+      </w:r>
+      <w:proofErr w:type="spellEnd"/>
+      <w:r>
+        <w:rPr>
+          <w:rFonts w:hint="eastAsia"/>
+        </w:rPr>
+        <w:t>\</w:t>
+      </w:r>
+      <w:proofErr w:type="spellStart"/>
+      <w:r>
+        <w:rPr>
+          <w:rFonts w:hint="eastAsia"/>
+        </w:rPr>
+        <w:t>hlt</w:t>
+      </w:r>
+      <w:proofErr w:type="spellEnd"/>
+      <w:r>
+        <w:rPr>
+          <w:rFonts w:hint="eastAsia"/>
+        </w:rPr>
+        <w:t>\</w:t>
       </w:r>
       <w:r>
         <w:t xml:space="preserve"> </w:t>
       </w:r>
-      <w:r>
-        <w:t>js_testcases\js</w:t>
-      </w:r>
+      <w:proofErr w:type="spellStart"/>
+      <w:r>
+        <w:t>js_testcases</w:t>
+      </w:r>
+      <w:proofErr w:type="spellEnd"/>
+      <w:r>
+        <w:t>\</w:t>
+      </w:r>
+      <w:proofErr w:type="spellStart"/>
+      <w:r>
+        <w:t>js</w:t>
+      </w:r>
+      <w:proofErr w:type="spellEnd"/>
       <w:r>
         <w:rPr>
           <w:rFonts w:hint="eastAsia"/>
@@ -970,12 +1139,14 @@
         </w:rPr>
         <w:t>，如果需要创建</w:t>
       </w:r>
+      <w:proofErr w:type="spellStart"/>
       <w:r>
         <w:rPr>
           <w:rFonts w:hint="eastAsia"/>
         </w:rPr>
         <w:t>collecton</w:t>
       </w:r>
+      <w:proofErr w:type="spellEnd"/>
       <w:r>
         <w:rPr>
           <w:rFonts w:hint="eastAsia"/>
@@ -991,11 +1162,33 @@
         </w:rPr>
         <w:t>前缀构造集合名（如：</w:t>
       </w:r>
-      <w:r>
-        <w:rPr>
-          <w:rFonts w:hint="eastAsia"/>
-        </w:rPr>
-        <w:t>var ClName=CSPREFIX+"bar"</w:t>
+      <w:proofErr w:type="spellStart"/>
+      <w:r>
+        <w:rPr>
+          <w:rFonts w:hint="eastAsia"/>
+        </w:rPr>
+        <w:t>var</w:t>
+      </w:r>
+      <w:proofErr w:type="spellEnd"/>
+      <w:r>
+        <w:rPr>
+          <w:rFonts w:hint="eastAsia"/>
+        </w:rPr>
+        <w:t xml:space="preserve"> </w:t>
+      </w:r>
+      <w:proofErr w:type="spellStart"/>
+      <w:r>
+        <w:rPr>
+          <w:rFonts w:hint="eastAsia"/>
+        </w:rPr>
+        <w:t>ClName</w:t>
+      </w:r>
+      <w:proofErr w:type="spellEnd"/>
+      <w:r>
+        <w:rPr>
+          <w:rFonts w:hint="eastAsia"/>
+        </w:rPr>
+        <w:t>=CSPREFIX+"bar"</w:t>
       </w:r>
       <w:r>
         <w:rPr>
@@ -1024,8 +1217,29 @@
         </w:rPr>
         <w:t>连接本地的指定端口（如：</w:t>
       </w:r>
-      <w:r>
-        <w:t>var db = new Sdb(‘localhost, COORDSVCNAME )</w:t>
+      <w:proofErr w:type="spellStart"/>
+      <w:r>
+        <w:t>var</w:t>
+      </w:r>
+      <w:proofErr w:type="spellEnd"/>
+      <w:r>
+        <w:t xml:space="preserve"> db = new </w:t>
+      </w:r>
+      <w:proofErr w:type="spellStart"/>
+      <w:r>
+        <w:t>Sdb</w:t>
+      </w:r>
+      <w:proofErr w:type="spellEnd"/>
+      <w:r>
+        <w:t>(‘</w:t>
+      </w:r>
+      <w:proofErr w:type="spellStart"/>
+      <w:r>
+        <w:t>localhost</w:t>
+      </w:r>
+      <w:proofErr w:type="spellEnd"/>
+      <w:r>
+        <w:t>, COORDSVCNAME )</w:t>
       </w:r>
       <w:r>
         <w:rPr>
@@ -1059,9 +1273,35 @@
         </w:rPr>
         <w:t>测试用例均可使用的公共函数则添加到</w:t>
       </w:r>
-      <w:r>
-        <w:t>testcases\hlt\js_testcases\libs</w:t>
-      </w:r>
+      <w:proofErr w:type="spellStart"/>
+      <w:r>
+        <w:t>testcases</w:t>
+      </w:r>
+      <w:proofErr w:type="spellEnd"/>
+      <w:r>
+        <w:t>\</w:t>
+      </w:r>
+      <w:proofErr w:type="spellStart"/>
+      <w:r>
+        <w:t>hlt</w:t>
+      </w:r>
+      <w:proofErr w:type="spellEnd"/>
+      <w:r>
+        <w:t>\</w:t>
+      </w:r>
+      <w:proofErr w:type="spellStart"/>
+      <w:r>
+        <w:t>js_testcases</w:t>
+      </w:r>
+      <w:proofErr w:type="spellEnd"/>
+      <w:r>
+        <w:t>\</w:t>
+      </w:r>
+      <w:proofErr w:type="spellStart"/>
+      <w:r>
+        <w:t>libs</w:t>
+      </w:r>
+      <w:proofErr w:type="spellEnd"/>
       <w:r>
         <w:rPr>
           <w:rFonts w:hint="eastAsia"/>
@@ -1126,8 +1366,13 @@
         <w:t>”、“</w:t>
       </w:r>
       <w:r>
-        <w:t xml:space="preserve"> createCL</w:t>
-      </w:r>
+        <w:t xml:space="preserve"> </w:t>
+      </w:r>
+      <w:proofErr w:type="spellStart"/>
+      <w:r>
+        <w:t>createCL</w:t>
+      </w:r>
+      <w:proofErr w:type="spellEnd"/>
       <w:r>
         <w:rPr>
           <w:rFonts w:hint="eastAsia"/>
@@ -1260,6 +1505,12 @@
         </w:rPr>
         <w:t>注释</w:t>
       </w:r>
+      <w:r>
+        <w:rPr>
+          <w:rFonts w:hint="eastAsia"/>
+        </w:rPr>
+        <w:t>说明</w:t>
+      </w:r>
     </w:p>
     <w:p>
       <w:pPr>
@@ -1772,12 +2023,14 @@
         </w:rPr>
         <w:t>局部变量、函数名统一以小写开头，单词首字母大写，如：</w:t>
       </w:r>
+      <w:proofErr w:type="spellStart"/>
       <w:r>
         <w:rPr>
           <w:rFonts w:hint="eastAsia"/>
         </w:rPr>
         <w:t>createDomain</w:t>
       </w:r>
+      <w:proofErr w:type="spellEnd"/>
     </w:p>
     <w:p>
       <w:r>
@@ -1877,7 +2130,23 @@
           <w:b/>
           <w:color w:val="0000CC"/>
         </w:rPr>
-        <w:t>function commIsStandalone( db )</w:t>
+        <w:t xml:space="preserve">function </w:t>
+      </w:r>
+      <w:proofErr w:type="spellStart"/>
+      <w:r>
+        <w:rPr>
+          <w:b/>
+          <w:color w:val="0000CC"/>
+        </w:rPr>
+        <w:t>commIsStandalone</w:t>
+      </w:r>
+      <w:proofErr w:type="spellEnd"/>
+      <w:r>
+        <w:rPr>
+          <w:b/>
+          <w:color w:val="0000CC"/>
+        </w:rPr>
+        <w:t>( db )</w:t>
       </w:r>
       <w:r>
         <w:rPr>
@@ -2048,15 +2317,27 @@
           <w:shd w:val="clear" w:color="auto" w:fill="BFBFBF" w:themeFill="background1" w:themeFillShade="BF"/>
         </w:rPr>
       </w:pPr>
-      <w:r>
-        <w:rPr>
-          <w:rFonts w:hint="eastAsia"/>
-          <w:color w:val="0000CC"/>
-          <w:sz w:val="18"/>
-          <w:szCs w:val="18"/>
-          <w:shd w:val="clear" w:color="auto" w:fill="BFBFBF" w:themeFill="background1" w:themeFillShade="BF"/>
-        </w:rPr>
-        <w:t xml:space="preserve">println( </w:t>
+      <w:proofErr w:type="spellStart"/>
+      <w:r>
+        <w:rPr>
+          <w:rFonts w:hint="eastAsia"/>
+          <w:color w:val="0000CC"/>
+          <w:sz w:val="18"/>
+          <w:szCs w:val="18"/>
+          <w:shd w:val="clear" w:color="auto" w:fill="BFBFBF" w:themeFill="background1" w:themeFillShade="BF"/>
+        </w:rPr>
+        <w:t>println</w:t>
+      </w:r>
+      <w:proofErr w:type="spellEnd"/>
+      <w:r>
+        <w:rPr>
+          <w:rFonts w:hint="eastAsia"/>
+          <w:color w:val="0000CC"/>
+          <w:sz w:val="18"/>
+          <w:szCs w:val="18"/>
+          <w:shd w:val="clear" w:color="auto" w:fill="BFBFBF" w:themeFill="background1" w:themeFillShade="BF"/>
+        </w:rPr>
+        <w:t xml:space="preserve">( </w:t>
       </w:r>
       <w:r>
         <w:rPr>
@@ -2271,7 +2552,29 @@
           <w:szCs w:val="18"/>
           <w:shd w:val="clear" w:color="auto" w:fill="BFBFBF" w:themeFill="background1" w:themeFillShade="BF"/>
         </w:rPr>
-        <w:t>db = new Sdb(</w:t>
+        <w:t xml:space="preserve">db = new </w:t>
+      </w:r>
+      <w:proofErr w:type="spellStart"/>
+      <w:r>
+        <w:rPr>
+          <w:rFonts w:hint="eastAsia"/>
+          <w:color w:val="0000CC"/>
+          <w:sz w:val="18"/>
+          <w:szCs w:val="18"/>
+          <w:shd w:val="clear" w:color="auto" w:fill="BFBFBF" w:themeFill="background1" w:themeFillShade="BF"/>
+        </w:rPr>
+        <w:t>Sdb</w:t>
+      </w:r>
+      <w:proofErr w:type="spellEnd"/>
+      <w:r>
+        <w:rPr>
+          <w:rFonts w:hint="eastAsia"/>
+          <w:color w:val="0000CC"/>
+          <w:sz w:val="18"/>
+          <w:szCs w:val="18"/>
+          <w:shd w:val="clear" w:color="auto" w:fill="BFBFBF" w:themeFill="background1" w:themeFillShade="BF"/>
+        </w:rPr>
+        <w:t>(</w:t>
       </w:r>
       <w:r>
         <w:rPr>
@@ -2282,6 +2585,7 @@
         </w:rPr>
         <w:t>‘</w:t>
       </w:r>
+      <w:proofErr w:type="spellStart"/>
       <w:r>
         <w:rPr>
           <w:rFonts w:hint="eastAsia"/>
@@ -2292,6 +2596,7 @@
         </w:rPr>
         <w:t>localhost</w:t>
       </w:r>
+      <w:proofErr w:type="spellEnd"/>
       <w:r>
         <w:rPr>
           <w:color w:val="0000CC"/>
@@ -2321,15 +2626,49 @@
           <w:shd w:val="clear" w:color="auto" w:fill="BFBFBF" w:themeFill="background1" w:themeFillShade="BF"/>
         </w:rPr>
       </w:pPr>
-      <w:r>
-        <w:rPr>
-          <w:rFonts w:hint="eastAsia"/>
-          <w:color w:val="0000CC"/>
-          <w:sz w:val="18"/>
-          <w:szCs w:val="18"/>
-          <w:shd w:val="clear" w:color="auto" w:fill="BFBFBF" w:themeFill="background1" w:themeFillShade="BF"/>
-        </w:rPr>
-        <w:t>dbcat = new Sdb(</w:t>
+      <w:proofErr w:type="spellStart"/>
+      <w:r>
+        <w:rPr>
+          <w:rFonts w:hint="eastAsia"/>
+          <w:color w:val="0000CC"/>
+          <w:sz w:val="18"/>
+          <w:szCs w:val="18"/>
+          <w:shd w:val="clear" w:color="auto" w:fill="BFBFBF" w:themeFill="background1" w:themeFillShade="BF"/>
+        </w:rPr>
+        <w:t>dbcat</w:t>
+      </w:r>
+      <w:proofErr w:type="spellEnd"/>
+      <w:r>
+        <w:rPr>
+          <w:rFonts w:hint="eastAsia"/>
+          <w:color w:val="0000CC"/>
+          <w:sz w:val="18"/>
+          <w:szCs w:val="18"/>
+          <w:shd w:val="clear" w:color="auto" w:fill="BFBFBF" w:themeFill="background1" w:themeFillShade="BF"/>
+        </w:rPr>
+        <w:t xml:space="preserve"> = new </w:t>
+      </w:r>
+      <w:proofErr w:type="spellStart"/>
+      <w:r>
+        <w:rPr>
+          <w:rFonts w:hint="eastAsia"/>
+          <w:color w:val="0000CC"/>
+          <w:sz w:val="18"/>
+          <w:szCs w:val="18"/>
+          <w:shd w:val="clear" w:color="auto" w:fill="BFBFBF" w:themeFill="background1" w:themeFillShade="BF"/>
+        </w:rPr>
+        <w:t>Sdb</w:t>
+      </w:r>
+      <w:proofErr w:type="spellEnd"/>
+      <w:r>
+        <w:rPr>
+          <w:rFonts w:hint="eastAsia"/>
+          <w:color w:val="0000CC"/>
+          <w:sz w:val="18"/>
+          <w:szCs w:val="18"/>
+          <w:shd w:val="clear" w:color="auto" w:fill="BFBFBF" w:themeFill="background1" w:themeFillShade="BF"/>
+        </w:rPr>
+        <w:t>(</w:t>
       </w:r>
       <w:r>
         <w:rPr>
@@ -2340,6 +2679,7 @@
         </w:rPr>
         <w:t>‘</w:t>
       </w:r>
+      <w:proofErr w:type="spellStart"/>
       <w:r>
         <w:rPr>
           <w:rFonts w:hint="eastAsia"/>
@@ -2350,6 +2690,7 @@
         </w:rPr>
         <w:t>localhost</w:t>
       </w:r>
+      <w:proofErr w:type="spellEnd"/>
       <w:r>
         <w:rPr>
           <w:color w:val="0000CC"/>
@@ -2388,11 +2729,61 @@
         </w:rPr>
         <w:t>公共库路径：</w:t>
       </w:r>
-      <w:r>
-        <w:rPr>
-          <w:rFonts w:hint="eastAsia"/>
-        </w:rPr>
-        <w:t>testcase/hlt/js_testcase/js/lib/func.js</w:t>
+      <w:proofErr w:type="spellStart"/>
+      <w:r>
+        <w:rPr>
+          <w:rFonts w:hint="eastAsia"/>
+        </w:rPr>
+        <w:t>testcase</w:t>
+      </w:r>
+      <w:proofErr w:type="spellEnd"/>
+      <w:r>
+        <w:rPr>
+          <w:rFonts w:hint="eastAsia"/>
+        </w:rPr>
+        <w:t>/</w:t>
+      </w:r>
+      <w:proofErr w:type="spellStart"/>
+      <w:r>
+        <w:rPr>
+          <w:rFonts w:hint="eastAsia"/>
+        </w:rPr>
+        <w:t>hlt</w:t>
+      </w:r>
+      <w:proofErr w:type="spellEnd"/>
+      <w:r>
+        <w:rPr>
+          <w:rFonts w:hint="eastAsia"/>
+        </w:rPr>
+        <w:t>/</w:t>
+      </w:r>
+      <w:proofErr w:type="spellStart"/>
+      <w:r>
+        <w:rPr>
+          <w:rFonts w:hint="eastAsia"/>
+        </w:rPr>
+        <w:t>js_testcase</w:t>
+      </w:r>
+      <w:proofErr w:type="spellEnd"/>
+      <w:r>
+        <w:rPr>
+          <w:rFonts w:hint="eastAsia"/>
+        </w:rPr>
+        <w:t>/</w:t>
+      </w:r>
+      <w:proofErr w:type="spellStart"/>
+      <w:r>
+        <w:rPr>
+          <w:rFonts w:hint="eastAsia"/>
+        </w:rPr>
+        <w:t>js</w:t>
+      </w:r>
+      <w:proofErr w:type="spellEnd"/>
+      <w:r>
+        <w:rPr>
+          <w:rFonts w:hint="eastAsia"/>
+        </w:rPr>
+        <w:t>/lib/func.js</w:t>
       </w:r>
     </w:p>
     <w:p>
@@ -2575,15 +2966,27 @@
         </w:rPr>
         <w:t>通过其它功能手段，如</w:t>
       </w:r>
-      <w:r>
-        <w:rPr>
-          <w:rFonts w:hint="eastAsia"/>
-          <w:color w:val="0000CC"/>
-          <w:sz w:val="18"/>
-          <w:szCs w:val="18"/>
-          <w:shd w:val="clear" w:color="auto" w:fill="BFBFBF" w:themeFill="background1" w:themeFillShade="BF"/>
-        </w:rPr>
-        <w:t>ReplSize=0</w:t>
+      <w:proofErr w:type="spellStart"/>
+      <w:r>
+        <w:rPr>
+          <w:rFonts w:hint="eastAsia"/>
+          <w:color w:val="0000CC"/>
+          <w:sz w:val="18"/>
+          <w:szCs w:val="18"/>
+          <w:shd w:val="clear" w:color="auto" w:fill="BFBFBF" w:themeFill="background1" w:themeFillShade="BF"/>
+        </w:rPr>
+        <w:t>ReplSize</w:t>
+      </w:r>
+      <w:proofErr w:type="spellEnd"/>
+      <w:r>
+        <w:rPr>
+          <w:rFonts w:hint="eastAsia"/>
+          <w:color w:val="0000CC"/>
+          <w:sz w:val="18"/>
+          <w:szCs w:val="18"/>
+          <w:shd w:val="clear" w:color="auto" w:fill="BFBFBF" w:themeFill="background1" w:themeFillShade="BF"/>
+        </w:rPr>
+        <w:t>=0</w:t>
       </w:r>
       <w:r>
         <w:rPr>
@@ -2653,7 +3056,29 @@
           <w:szCs w:val="18"/>
           <w:shd w:val="clear" w:color="auto" w:fill="BFBFBF" w:themeFill="background1" w:themeFillShade="BF"/>
         </w:rPr>
-        <w:t>while( isNeedWait() )</w:t>
+        <w:t xml:space="preserve">while( </w:t>
+      </w:r>
+      <w:proofErr w:type="spellStart"/>
+      <w:r>
+        <w:rPr>
+          <w:rFonts w:hint="eastAsia"/>
+          <w:color w:val="0000CC"/>
+          <w:sz w:val="18"/>
+          <w:szCs w:val="18"/>
+          <w:shd w:val="clear" w:color="auto" w:fill="BFBFBF" w:themeFill="background1" w:themeFillShade="BF"/>
+        </w:rPr>
+        <w:t>isNeedWait</w:t>
+      </w:r>
+      <w:proofErr w:type="spellEnd"/>
+      <w:r>
+        <w:rPr>
+          <w:rFonts w:hint="eastAsia"/>
+          <w:color w:val="0000CC"/>
+          <w:sz w:val="18"/>
+          <w:szCs w:val="18"/>
+          <w:shd w:val="clear" w:color="auto" w:fill="BFBFBF" w:themeFill="background1" w:themeFillShade="BF"/>
+        </w:rPr>
+        <w:t>() )</w:t>
       </w:r>
     </w:p>
     <w:p>
@@ -2703,11 +3128,19 @@
         </w:rPr>
         <w:t>如果</w:t>
       </w:r>
-      <w:r>
-        <w:rPr>
-          <w:rFonts w:hint="eastAsia"/>
-        </w:rPr>
-        <w:t>isNeedWait()</w:t>
+      <w:proofErr w:type="spellStart"/>
+      <w:r>
+        <w:rPr>
+          <w:rFonts w:hint="eastAsia"/>
+        </w:rPr>
+        <w:t>isNeedWait</w:t>
+      </w:r>
+      <w:proofErr w:type="spellEnd"/>
+      <w:r>
+        <w:rPr>
+          <w:rFonts w:hint="eastAsia"/>
+        </w:rPr>
+        <w:t>()</w:t>
       </w:r>
       <w:r>
         <w:rPr>
@@ -2769,7 +3202,29 @@
           <w:szCs w:val="18"/>
           <w:shd w:val="clear" w:color="auto" w:fill="BFBFBF" w:themeFill="background1" w:themeFillShade="BF"/>
         </w:rPr>
-        <w:t>while( isNeedWait() )</w:t>
+        <w:t xml:space="preserve">while( </w:t>
+      </w:r>
+      <w:proofErr w:type="spellStart"/>
+      <w:r>
+        <w:rPr>
+          <w:rFonts w:hint="eastAsia"/>
+          <w:color w:val="0000CC"/>
+          <w:sz w:val="18"/>
+          <w:szCs w:val="18"/>
+          <w:shd w:val="clear" w:color="auto" w:fill="BFBFBF" w:themeFill="background1" w:themeFillShade="BF"/>
+        </w:rPr>
+        <w:t>isNeedWait</w:t>
+      </w:r>
+      <w:proofErr w:type="spellEnd"/>
+      <w:r>
+        <w:rPr>
+          <w:rFonts w:hint="eastAsia"/>
+          <w:color w:val="0000CC"/>
+          <w:sz w:val="18"/>
+          <w:szCs w:val="18"/>
+          <w:shd w:val="clear" w:color="auto" w:fill="BFBFBF" w:themeFill="background1" w:themeFillShade="BF"/>
+        </w:rPr>
+        <w:t>() )</w:t>
       </w:r>
     </w:p>
     <w:p>
@@ -2920,7 +3375,29 @@
           <w:szCs w:val="18"/>
           <w:shd w:val="clear" w:color="auto" w:fill="BFBFBF" w:themeFill="background1" w:themeFillShade="BF"/>
         </w:rPr>
-        <w:t xml:space="preserve">   db.listReplicas() ;</w:t>
+        <w:t xml:space="preserve">   </w:t>
+      </w:r>
+      <w:proofErr w:type="spellStart"/>
+      <w:r>
+        <w:rPr>
+          <w:rFonts w:hint="eastAsia"/>
+          <w:color w:val="0000CC"/>
+          <w:sz w:val="18"/>
+          <w:szCs w:val="18"/>
+          <w:shd w:val="clear" w:color="auto" w:fill="BFBFBF" w:themeFill="background1" w:themeFillShade="BF"/>
+        </w:rPr>
+        <w:t>db.listReplicas</w:t>
+      </w:r>
+      <w:proofErr w:type="spellEnd"/>
+      <w:r>
+        <w:rPr>
+          <w:rFonts w:hint="eastAsia"/>
+          <w:color w:val="0000CC"/>
+          <w:sz w:val="18"/>
+          <w:szCs w:val="18"/>
+          <w:shd w:val="clear" w:color="auto" w:fill="BFBFBF" w:themeFill="background1" w:themeFillShade="BF"/>
+        </w:rPr>
+        <w:t>() ;</w:t>
       </w:r>
     </w:p>
     <w:p>
@@ -3003,7 +3480,29 @@
           <w:szCs w:val="18"/>
           <w:shd w:val="clear" w:color="auto" w:fill="BFBFBF" w:themeFill="background1" w:themeFillShade="BF"/>
         </w:rPr>
-        <w:t>function connect( host, svcname )</w:t>
+        <w:t xml:space="preserve">function connect( host, </w:t>
+      </w:r>
+      <w:proofErr w:type="spellStart"/>
+      <w:r>
+        <w:rPr>
+          <w:rFonts w:hint="eastAsia"/>
+          <w:color w:val="0000CC"/>
+          <w:sz w:val="18"/>
+          <w:szCs w:val="18"/>
+          <w:shd w:val="clear" w:color="auto" w:fill="BFBFBF" w:themeFill="background1" w:themeFillShade="BF"/>
+        </w:rPr>
+        <w:t>svcname</w:t>
+      </w:r>
+      <w:proofErr w:type="spellEnd"/>
+      <w:r>
+        <w:rPr>
+          <w:rFonts w:hint="eastAsia"/>
+          <w:color w:val="0000CC"/>
+          <w:sz w:val="18"/>
+          <w:szCs w:val="18"/>
+          <w:shd w:val="clear" w:color="auto" w:fill="BFBFBF" w:themeFill="background1" w:themeFillShade="BF"/>
+        </w:rPr>
+        <w:t xml:space="preserve"> )</w:t>
       </w:r>
     </w:p>
     <w:p>
@@ -3161,7 +3660,29 @@
           <w:szCs w:val="18"/>
           <w:shd w:val="clear" w:color="auto" w:fill="BFBFBF" w:themeFill="background1" w:themeFillShade="BF"/>
         </w:rPr>
-        <w:t xml:space="preserve">   if ( svcname == undefined )</w:t>
+        <w:t xml:space="preserve">   if ( </w:t>
+      </w:r>
+      <w:proofErr w:type="spellStart"/>
+      <w:r>
+        <w:rPr>
+          <w:rFonts w:hint="eastAsia"/>
+          <w:color w:val="0000CC"/>
+          <w:sz w:val="18"/>
+          <w:szCs w:val="18"/>
+          <w:shd w:val="clear" w:color="auto" w:fill="BFBFBF" w:themeFill="background1" w:themeFillShade="BF"/>
+        </w:rPr>
+        <w:t>svcname</w:t>
+      </w:r>
+      <w:proofErr w:type="spellEnd"/>
+      <w:r>
+        <w:rPr>
+          <w:rFonts w:hint="eastAsia"/>
+          <w:color w:val="0000CC"/>
+          <w:sz w:val="18"/>
+          <w:szCs w:val="18"/>
+          <w:shd w:val="clear" w:color="auto" w:fill="BFBFBF" w:themeFill="background1" w:themeFillShade="BF"/>
+        </w:rPr>
+        <w:t xml:space="preserve"> == undefined )</w:t>
       </w:r>
     </w:p>
     <w:p>
@@ -3201,7 +3722,29 @@
           <w:szCs w:val="18"/>
           <w:shd w:val="clear" w:color="auto" w:fill="BFBFBF" w:themeFill="background1" w:themeFillShade="BF"/>
         </w:rPr>
-        <w:t xml:space="preserve">      svcname = </w:t>
+        <w:t xml:space="preserve">      </w:t>
+      </w:r>
+      <w:proofErr w:type="spellStart"/>
+      <w:r>
+        <w:rPr>
+          <w:rFonts w:hint="eastAsia"/>
+          <w:color w:val="0000CC"/>
+          <w:sz w:val="18"/>
+          <w:szCs w:val="18"/>
+          <w:shd w:val="clear" w:color="auto" w:fill="BFBFBF" w:themeFill="background1" w:themeFillShade="BF"/>
+        </w:rPr>
+        <w:t>svcname</w:t>
+      </w:r>
+      <w:proofErr w:type="spellEnd"/>
+      <w:r>
+        <w:rPr>
+          <w:rFonts w:hint="eastAsia"/>
+          <w:color w:val="0000CC"/>
+          <w:sz w:val="18"/>
+          <w:szCs w:val="18"/>
+          <w:shd w:val="clear" w:color="auto" w:fill="BFBFBF" w:themeFill="background1" w:themeFillShade="BF"/>
+        </w:rPr>
+        <w:t xml:space="preserve"> = </w:t>
       </w:r>
       <w:r>
         <w:rPr>
@@ -3307,7 +3850,29 @@
           <w:szCs w:val="18"/>
           <w:shd w:val="clear" w:color="auto" w:fill="BFBFBF" w:themeFill="background1" w:themeFillShade="BF"/>
         </w:rPr>
-        <w:t>function connect( host, svcname )</w:t>
+        <w:t xml:space="preserve">function connect( host, </w:t>
+      </w:r>
+      <w:proofErr w:type="spellStart"/>
+      <w:r>
+        <w:rPr>
+          <w:rFonts w:hint="eastAsia"/>
+          <w:color w:val="0000CC"/>
+          <w:sz w:val="18"/>
+          <w:szCs w:val="18"/>
+          <w:shd w:val="clear" w:color="auto" w:fill="BFBFBF" w:themeFill="background1" w:themeFillShade="BF"/>
+        </w:rPr>
+        <w:t>svcname</w:t>
+      </w:r>
+      <w:proofErr w:type="spellEnd"/>
+      <w:r>
+        <w:rPr>
+          <w:rFonts w:hint="eastAsia"/>
+          <w:color w:val="0000CC"/>
+          <w:sz w:val="18"/>
+          <w:szCs w:val="18"/>
+          <w:shd w:val="clear" w:color="auto" w:fill="BFBFBF" w:themeFill="background1" w:themeFillShade="BF"/>
+        </w:rPr>
+        <w:t xml:space="preserve"> )</w:t>
       </w:r>
     </w:p>
     <w:p>
@@ -3424,7 +3989,29 @@
           <w:szCs w:val="18"/>
           <w:shd w:val="clear" w:color="auto" w:fill="BFBFBF" w:themeFill="background1" w:themeFillShade="BF"/>
         </w:rPr>
-        <w:t xml:space="preserve">   svcname = arguments[1] ? arguments[1] : </w:t>
+        <w:t xml:space="preserve">   </w:t>
+      </w:r>
+      <w:proofErr w:type="spellStart"/>
+      <w:r>
+        <w:rPr>
+          <w:rFonts w:hint="eastAsia"/>
+          <w:color w:val="0000CC"/>
+          <w:sz w:val="18"/>
+          <w:szCs w:val="18"/>
+          <w:shd w:val="clear" w:color="auto" w:fill="BFBFBF" w:themeFill="background1" w:themeFillShade="BF"/>
+        </w:rPr>
+        <w:t>svcname</w:t>
+      </w:r>
+      <w:proofErr w:type="spellEnd"/>
+      <w:r>
+        <w:rPr>
+          <w:rFonts w:hint="eastAsia"/>
+          <w:color w:val="0000CC"/>
+          <w:sz w:val="18"/>
+          <w:szCs w:val="18"/>
+          <w:shd w:val="clear" w:color="auto" w:fill="BFBFBF" w:themeFill="background1" w:themeFillShade="BF"/>
+        </w:rPr>
+        <w:t xml:space="preserve"> = arguments[1] ? arguments[1] : </w:t>
       </w:r>
       <w:r>
         <w:rPr>
@@ -3498,11 +4085,6 @@
       </w:r>
     </w:p>
     <w:p>
-      <w:pPr>
-        <w:rPr>
-          <w:rFonts w:hint="eastAsia"/>
-        </w:rPr>
-      </w:pPr>
       <w:r>
         <w:rPr>
           <w:rFonts w:hint="eastAsia"/>

--- a/internal_doc/09.规范模板/JS测试用例编写指导书.docx
+++ b/internal_doc/09.规范模板/JS测试用例编写指导书.docx
@@ -256,11 +256,6 @@
       </w:r>
     </w:p>
     <w:p>
-      <w:pPr>
-        <w:rPr>
-          <w:rFonts w:hint="eastAsia"/>
-        </w:rPr>
-      </w:pPr>
       <w:r>
         <w:rPr>
           <w:rFonts w:hint="eastAsia"/>
@@ -297,14 +292,12 @@
         </w:rPr>
         <w:t>测试用例均是通过</w:t>
       </w:r>
-      <w:proofErr w:type="spellStart"/>
       <w:r>
         <w:rPr>
           <w:rFonts w:hint="eastAsia"/>
         </w:rPr>
         <w:t>sdb</w:t>
       </w:r>
-      <w:proofErr w:type="spellEnd"/>
       <w:r>
         <w:rPr>
           <w:rFonts w:hint="eastAsia"/>
@@ -348,41 +341,27 @@
       <w:pPr>
         <w:ind w:leftChars="405" w:left="850"/>
         <w:rPr>
-          <w:rFonts w:hint="eastAsia"/>
-          <w:color w:val="0000CC"/>
-          <w:sz w:val="18"/>
-          <w:szCs w:val="18"/>
-          <w:shd w:val="clear" w:color="auto" w:fill="BFBFBF" w:themeFill="background1" w:themeFillShade="BF"/>
-        </w:rPr>
-      </w:pPr>
-      <w:r>
-        <w:rPr>
-          <w:rFonts w:hint="eastAsia"/>
-          <w:color w:val="0000CC"/>
-          <w:sz w:val="18"/>
-          <w:szCs w:val="18"/>
-          <w:shd w:val="clear" w:color="auto" w:fill="BFBFBF" w:themeFill="background1" w:themeFillShade="BF"/>
-        </w:rPr>
-        <w:t>bin/</w:t>
-      </w:r>
-      <w:proofErr w:type="spellStart"/>
-      <w:r>
-        <w:rPr>
-          <w:rFonts w:hint="eastAsia"/>
-          <w:color w:val="0000CC"/>
-          <w:sz w:val="18"/>
-          <w:szCs w:val="18"/>
-          <w:shd w:val="clear" w:color="auto" w:fill="BFBFBF" w:themeFill="background1" w:themeFillShade="BF"/>
-        </w:rPr>
-        <w:t>sdb</w:t>
-      </w:r>
-      <w:proofErr w:type="spellEnd"/>
+          <w:color w:val="0000CC"/>
+          <w:sz w:val="18"/>
+          <w:szCs w:val="18"/>
+          <w:shd w:val="clear" w:color="auto" w:fill="BFBFBF" w:themeFill="background1" w:themeFillShade="BF"/>
+        </w:rPr>
+      </w:pPr>
+      <w:r>
+        <w:rPr>
+          <w:rFonts w:hint="eastAsia"/>
+          <w:color w:val="0000CC"/>
+          <w:sz w:val="18"/>
+          <w:szCs w:val="18"/>
+          <w:shd w:val="clear" w:color="auto" w:fill="BFBFBF" w:themeFill="background1" w:themeFillShade="BF"/>
+        </w:rPr>
+        <w:t>bin/sdb</w:t>
+      </w:r>
     </w:p>
     <w:p>
       <w:pPr>
         <w:ind w:leftChars="405" w:left="850"/>
         <w:rPr>
-          <w:rFonts w:hint="eastAsia"/>
           <w:color w:val="0000CC"/>
           <w:sz w:val="18"/>
           <w:szCs w:val="18"/>
@@ -426,20 +405,98 @@
           <w:szCs w:val="18"/>
           <w:shd w:val="clear" w:color="auto" w:fill="BFBFBF" w:themeFill="background1" w:themeFillShade="BF"/>
         </w:rPr>
+        <w:t xml:space="preserve">"var </w:t>
+      </w:r>
+      <w:r>
+        <w:rPr>
+          <w:color w:val="0000CC"/>
+          <w:sz w:val="18"/>
+          <w:szCs w:val="18"/>
+          <w:shd w:val="clear" w:color="auto" w:fill="BFBFBF" w:themeFill="background1" w:themeFillShade="BF"/>
+        </w:rPr>
+        <w:t>CSPREFIX='${CS_PRIX}';</w:t>
+      </w:r>
+    </w:p>
+    <w:p>
+      <w:pPr>
+        <w:ind w:leftChars="405" w:left="850"/>
+        <w:rPr>
+          <w:color w:val="0000CC"/>
+          <w:sz w:val="18"/>
+          <w:szCs w:val="18"/>
+          <w:shd w:val="clear" w:color="auto" w:fill="BFBFBF" w:themeFill="background1" w:themeFillShade="BF"/>
+        </w:rPr>
+      </w:pPr>
+      <w:r>
+        <w:rPr>
+          <w:rFonts w:hint="eastAsia"/>
+          <w:color w:val="0000CC"/>
+          <w:sz w:val="18"/>
+          <w:szCs w:val="18"/>
+          <w:shd w:val="clear" w:color="auto" w:fill="BFBFBF" w:themeFill="background1" w:themeFillShade="BF"/>
+        </w:rPr>
+        <w:tab/>
+      </w:r>
+      <w:r>
+        <w:rPr>
+          <w:color w:val="0000CC"/>
+          <w:sz w:val="18"/>
+          <w:szCs w:val="18"/>
+          <w:shd w:val="clear" w:color="auto" w:fill="BFBFBF" w:themeFill="background1" w:themeFillShade="BF"/>
+        </w:rPr>
+        <w:t>var CLPREFIX='${CL_PRIX}';</w:t>
+      </w:r>
+    </w:p>
+    <w:p>
+      <w:pPr>
+        <w:ind w:leftChars="405" w:left="850"/>
+        <w:rPr>
+          <w:color w:val="0000CC"/>
+          <w:sz w:val="18"/>
+          <w:szCs w:val="18"/>
+          <w:shd w:val="clear" w:color="auto" w:fill="BFBFBF" w:themeFill="background1" w:themeFillShade="BF"/>
+        </w:rPr>
+      </w:pPr>
+      <w:r>
+        <w:rPr>
+          <w:rFonts w:hint="eastAsia"/>
+          <w:color w:val="0000CC"/>
+          <w:sz w:val="18"/>
+          <w:szCs w:val="18"/>
+          <w:shd w:val="clear" w:color="auto" w:fill="BFBFBF" w:themeFill="background1" w:themeFillShade="BF"/>
+        </w:rPr>
+        <w:tab/>
+      </w:r>
+      <w:r>
+        <w:rPr>
+          <w:color w:val="0000CC"/>
+          <w:sz w:val="18"/>
+          <w:szCs w:val="18"/>
+          <w:shd w:val="clear" w:color="auto" w:fill="BFBFBF" w:themeFill="background1" w:themeFillShade="BF"/>
+        </w:rPr>
+        <w:t>var COORDSVCNAME='${coord.service.port}'</w:t>
+      </w:r>
+      <w:r>
+        <w:rPr>
+          <w:rFonts w:hint="eastAsia"/>
+          <w:color w:val="0000CC"/>
+          <w:sz w:val="18"/>
+          <w:szCs w:val="18"/>
+          <w:shd w:val="clear" w:color="auto" w:fill="BFBFBF" w:themeFill="background1" w:themeFillShade="BF"/>
+        </w:rPr>
         <w:t>"</w:t>
       </w:r>
-      <w:proofErr w:type="spellStart"/>
-      <w:r>
-        <w:rPr>
-          <w:rFonts w:hint="eastAsia"/>
-          <w:color w:val="0000CC"/>
-          <w:sz w:val="18"/>
-          <w:szCs w:val="18"/>
-          <w:shd w:val="clear" w:color="auto" w:fill="BFBFBF" w:themeFill="background1" w:themeFillShade="BF"/>
-        </w:rPr>
-        <w:t>var</w:t>
-      </w:r>
-      <w:proofErr w:type="spellEnd"/>
+    </w:p>
+    <w:p>
+      <w:pPr>
+        <w:ind w:leftChars="405" w:left="850"/>
+        <w:rPr>
+          <w:color w:val="0000CC"/>
+          <w:sz w:val="18"/>
+          <w:szCs w:val="18"/>
+          <w:shd w:val="clear" w:color="auto" w:fill="BFBFBF" w:themeFill="background1" w:themeFillShade="BF"/>
+        </w:rPr>
+      </w:pPr>
       <w:r>
         <w:rPr>
           <w:rFonts w:hint="eastAsia"/>
@@ -457,279 +514,922 @@
           <w:szCs w:val="18"/>
           <w:shd w:val="clear" w:color="auto" w:fill="BFBFBF" w:themeFill="background1" w:themeFillShade="BF"/>
         </w:rPr>
-        <w:t>CSPREFIX='${CS_PRIX}';</w:t>
-      </w:r>
-    </w:p>
-    <w:p>
-      <w:pPr>
-        <w:ind w:leftChars="405" w:left="850"/>
-        <w:rPr>
-          <w:rFonts w:hint="eastAsia"/>
-          <w:color w:val="0000CC"/>
-          <w:sz w:val="18"/>
-          <w:szCs w:val="18"/>
-          <w:shd w:val="clear" w:color="auto" w:fill="BFBFBF" w:themeFill="background1" w:themeFillShade="BF"/>
-        </w:rPr>
-      </w:pPr>
-      <w:r>
-        <w:rPr>
-          <w:rFonts w:hint="eastAsia"/>
-          <w:color w:val="0000CC"/>
-          <w:sz w:val="18"/>
-          <w:szCs w:val="18"/>
-          <w:shd w:val="clear" w:color="auto" w:fill="BFBFBF" w:themeFill="background1" w:themeFillShade="BF"/>
+        <w:t>–f “</w:t>
+      </w:r>
+      <w:r>
+        <w:rPr>
+          <w:rFonts w:hint="eastAsia"/>
+          <w:color w:val="0000CC"/>
+          <w:sz w:val="18"/>
+          <w:szCs w:val="18"/>
+          <w:shd w:val="clear" w:color="auto" w:fill="BFBFBF" w:themeFill="background1" w:themeFillShade="BF"/>
+        </w:rPr>
+        <w:t>func.js,</w:t>
+      </w:r>
+      <w:r>
+        <w:rPr>
+          <w:rFonts w:hint="eastAsia"/>
+          <w:color w:val="0000CC"/>
+          <w:sz w:val="18"/>
+          <w:szCs w:val="18"/>
+          <w:shd w:val="clear" w:color="auto" w:fill="BFBFBF" w:themeFill="background1" w:themeFillShade="BF"/>
+        </w:rPr>
+        <w:t xml:space="preserve"> </w:t>
+      </w:r>
+      <w:r>
+        <w:rPr>
+          <w:rFonts w:hint="eastAsia"/>
+          <w:color w:val="0000CC"/>
+          <w:sz w:val="18"/>
+          <w:szCs w:val="18"/>
+          <w:shd w:val="clear" w:color="auto" w:fill="BFBFBF" w:themeFill="background1" w:themeFillShade="BF"/>
+        </w:rPr>
+        <w:t>[</w:t>
+      </w:r>
+      <w:r>
+        <w:rPr>
+          <w:rFonts w:hint="eastAsia"/>
+          <w:color w:val="0000CC"/>
+          <w:sz w:val="18"/>
+          <w:szCs w:val="18"/>
+          <w:shd w:val="clear" w:color="auto" w:fill="BFBFBF" w:themeFill="background1" w:themeFillShade="BF"/>
+        </w:rPr>
+        <w:t>comm</w:t>
+      </w:r>
+      <w:r>
+        <w:rPr>
+          <w:rFonts w:hint="eastAsia"/>
+          <w:color w:val="0000CC"/>
+          <w:sz w:val="18"/>
+          <w:szCs w:val="18"/>
+          <w:shd w:val="clear" w:color="auto" w:fill="BFBFBF" w:themeFill="background1" w:themeFillShade="BF"/>
+        </w:rPr>
+        <w:t>lib.js],</w:t>
+      </w:r>
+      <w:r>
+        <w:rPr>
+          <w:rFonts w:hint="eastAsia"/>
+          <w:color w:val="0000CC"/>
+          <w:sz w:val="18"/>
+          <w:szCs w:val="18"/>
+          <w:shd w:val="clear" w:color="auto" w:fill="BFBFBF" w:themeFill="background1" w:themeFillShade="BF"/>
+        </w:rPr>
+        <w:t xml:space="preserve"> </w:t>
+      </w:r>
+      <w:r>
+        <w:rPr>
+          <w:rFonts w:hint="eastAsia"/>
+          <w:color w:val="0000CC"/>
+          <w:sz w:val="18"/>
+          <w:szCs w:val="18"/>
+          <w:shd w:val="clear" w:color="auto" w:fill="BFBFBF" w:themeFill="background1" w:themeFillShade="BF"/>
+        </w:rPr>
+        <w:t>test.js</w:t>
+      </w:r>
+      <w:r>
+        <w:rPr>
+          <w:color w:val="0000CC"/>
+          <w:sz w:val="18"/>
+          <w:szCs w:val="18"/>
+          <w:shd w:val="clear" w:color="auto" w:fill="BFBFBF" w:themeFill="background1" w:themeFillShade="BF"/>
+        </w:rPr>
+        <w:t>”</w:t>
+      </w:r>
+    </w:p>
+    <w:p>
+      <w:r>
+        <w:rPr>
+          <w:rFonts w:hint="eastAsia"/>
         </w:rPr>
         <w:tab/>
       </w:r>
-      <w:proofErr w:type="spellStart"/>
-      <w:r>
-        <w:rPr>
-          <w:color w:val="0000CC"/>
-          <w:sz w:val="18"/>
-          <w:szCs w:val="18"/>
-          <w:shd w:val="clear" w:color="auto" w:fill="BFBFBF" w:themeFill="background1" w:themeFillShade="BF"/>
-        </w:rPr>
-        <w:t>var</w:t>
-      </w:r>
-      <w:proofErr w:type="spellEnd"/>
-      <w:r>
-        <w:rPr>
-          <w:color w:val="0000CC"/>
-          <w:sz w:val="18"/>
-          <w:szCs w:val="18"/>
-          <w:shd w:val="clear" w:color="auto" w:fill="BFBFBF" w:themeFill="background1" w:themeFillShade="BF"/>
-        </w:rPr>
-        <w:t xml:space="preserve"> CLPREFIX='${CL_PRIX}';</w:t>
-      </w:r>
-    </w:p>
-    <w:p>
-      <w:pPr>
-        <w:ind w:leftChars="405" w:left="850"/>
-        <w:rPr>
-          <w:rFonts w:hint="eastAsia"/>
-          <w:color w:val="0000CC"/>
-          <w:sz w:val="18"/>
-          <w:szCs w:val="18"/>
-          <w:shd w:val="clear" w:color="auto" w:fill="BFBFBF" w:themeFill="background1" w:themeFillShade="BF"/>
-        </w:rPr>
-      </w:pPr>
-      <w:r>
-        <w:rPr>
-          <w:rFonts w:hint="eastAsia"/>
-          <w:color w:val="0000CC"/>
-          <w:sz w:val="18"/>
-          <w:szCs w:val="18"/>
-          <w:shd w:val="clear" w:color="auto" w:fill="BFBFBF" w:themeFill="background1" w:themeFillShade="BF"/>
+      <w:r>
+        <w:rPr>
+          <w:rFonts w:hint="eastAsia"/>
+        </w:rPr>
+        <w:t>其中，</w:t>
+      </w:r>
+      <w:r>
+        <w:rPr>
+          <w:rFonts w:hint="eastAsia"/>
+        </w:rPr>
+        <w:t>“</w:t>
+      </w:r>
+      <w:r>
+        <w:rPr>
+          <w:rFonts w:hint="eastAsia"/>
+        </w:rPr>
+        <w:t>-e</w:t>
+      </w:r>
+      <w:r>
+        <w:rPr>
+          <w:rFonts w:hint="eastAsia"/>
+        </w:rPr>
+        <w:t>”表示预定义变量；“</w:t>
+      </w:r>
+      <w:r>
+        <w:rPr>
+          <w:rFonts w:hint="eastAsia"/>
+        </w:rPr>
+        <w:t>-f</w:t>
+      </w:r>
+      <w:r>
+        <w:rPr>
+          <w:rFonts w:hint="eastAsia"/>
+        </w:rPr>
+        <w:t>”表示要执行的</w:t>
+      </w:r>
+      <w:r>
+        <w:rPr>
+          <w:rFonts w:hint="eastAsia"/>
+        </w:rPr>
+        <w:t>JS</w:t>
+      </w:r>
+      <w:r>
+        <w:rPr>
+          <w:rFonts w:hint="eastAsia"/>
+        </w:rPr>
+        <w:t>脚本文件，可包含多个。</w:t>
+      </w:r>
+    </w:p>
+    <w:p>
+      <w:r>
+        <w:rPr>
+          <w:rFonts w:hint="eastAsia"/>
         </w:rPr>
         <w:tab/>
       </w:r>
-      <w:proofErr w:type="spellStart"/>
-      <w:r>
-        <w:rPr>
-          <w:color w:val="0000CC"/>
-          <w:sz w:val="18"/>
-          <w:szCs w:val="18"/>
-          <w:shd w:val="clear" w:color="auto" w:fill="BFBFBF" w:themeFill="background1" w:themeFillShade="BF"/>
-        </w:rPr>
-        <w:t>var</w:t>
-      </w:r>
-      <w:proofErr w:type="spellEnd"/>
-      <w:r>
-        <w:rPr>
-          <w:color w:val="0000CC"/>
-          <w:sz w:val="18"/>
-          <w:szCs w:val="18"/>
-          <w:shd w:val="clear" w:color="auto" w:fill="BFBFBF" w:themeFill="background1" w:themeFillShade="BF"/>
-        </w:rPr>
-        <w:t xml:space="preserve"> COORDSVCNAME='${</w:t>
-      </w:r>
-      <w:proofErr w:type="spellStart"/>
-      <w:r>
-        <w:rPr>
-          <w:color w:val="0000CC"/>
-          <w:sz w:val="18"/>
-          <w:szCs w:val="18"/>
-          <w:shd w:val="clear" w:color="auto" w:fill="BFBFBF" w:themeFill="background1" w:themeFillShade="BF"/>
-        </w:rPr>
-        <w:t>coord.service.port</w:t>
-      </w:r>
-      <w:proofErr w:type="spellEnd"/>
-      <w:r>
-        <w:rPr>
-          <w:color w:val="0000CC"/>
-          <w:sz w:val="18"/>
-          <w:szCs w:val="18"/>
-          <w:shd w:val="clear" w:color="auto" w:fill="BFBFBF" w:themeFill="background1" w:themeFillShade="BF"/>
-        </w:rPr>
-        <w:t>}'</w:t>
-      </w:r>
-      <w:r>
-        <w:rPr>
-          <w:rFonts w:hint="eastAsia"/>
-          <w:color w:val="0000CC"/>
-          <w:sz w:val="18"/>
-          <w:szCs w:val="18"/>
-          <w:shd w:val="clear" w:color="auto" w:fill="BFBFBF" w:themeFill="background1" w:themeFillShade="BF"/>
-        </w:rPr>
-        <w:t>"</w:t>
-      </w:r>
-    </w:p>
-    <w:p>
-      <w:pPr>
-        <w:ind w:leftChars="405" w:left="850"/>
-        <w:rPr>
-          <w:color w:val="0000CC"/>
-          <w:sz w:val="18"/>
-          <w:szCs w:val="18"/>
-          <w:shd w:val="clear" w:color="auto" w:fill="BFBFBF" w:themeFill="background1" w:themeFillShade="BF"/>
-        </w:rPr>
-      </w:pPr>
-      <w:r>
-        <w:rPr>
-          <w:rFonts w:hint="eastAsia"/>
-          <w:color w:val="0000CC"/>
-          <w:sz w:val="18"/>
-          <w:szCs w:val="18"/>
-          <w:shd w:val="clear" w:color="auto" w:fill="BFBFBF" w:themeFill="background1" w:themeFillShade="BF"/>
-        </w:rPr>
+      <w:r>
+        <w:rPr>
+          <w:rFonts w:hint="eastAsia"/>
+        </w:rPr>
+        <w:t>以下分别对“</w:t>
+      </w:r>
+      <w:r>
+        <w:rPr>
+          <w:rFonts w:hint="eastAsia"/>
+        </w:rPr>
+        <w:t>-e</w:t>
+      </w:r>
+      <w:r>
+        <w:rPr>
+          <w:rFonts w:hint="eastAsia"/>
+        </w:rPr>
+        <w:t>”和“</w:t>
+      </w:r>
+      <w:r>
+        <w:rPr>
+          <w:rFonts w:hint="eastAsia"/>
+        </w:rPr>
+        <w:t>-f</w:t>
+      </w:r>
+      <w:r>
+        <w:rPr>
+          <w:rFonts w:hint="eastAsia"/>
+        </w:rPr>
+        <w:t>”附带的参数进行介绍：</w:t>
+      </w:r>
+    </w:p>
+    <w:p>
+      <w:pPr>
+        <w:ind w:leftChars="405" w:left="1413" w:hangingChars="267" w:hanging="563"/>
+      </w:pPr>
+      <w:r>
+        <w:rPr>
+          <w:rFonts w:hint="eastAsia"/>
+          <w:b/>
+        </w:rPr>
+        <w:t>CSPREFIX</w:t>
+      </w:r>
+      <w:r>
+        <w:rPr>
+          <w:rFonts w:hint="eastAsia"/>
+          <w:b/>
+        </w:rPr>
+        <w:t>：</w:t>
+      </w:r>
+      <w:r>
+        <w:rPr>
+          <w:rFonts w:hint="eastAsia"/>
+        </w:rPr>
+        <w:t>表示</w:t>
+      </w:r>
+      <w:r>
+        <w:rPr>
+          <w:rFonts w:hint="eastAsia"/>
+        </w:rPr>
+        <w:t xml:space="preserve"> Collection Space</w:t>
+      </w:r>
+      <w:r>
+        <w:rPr>
+          <w:rFonts w:hint="eastAsia"/>
+        </w:rPr>
+        <w:t>（以下简称</w:t>
+      </w:r>
+      <w:r>
+        <w:rPr>
+          <w:rFonts w:hint="eastAsia"/>
+        </w:rPr>
+        <w:t>CS</w:t>
+      </w:r>
+      <w:r>
+        <w:rPr>
+          <w:rFonts w:hint="eastAsia"/>
+        </w:rPr>
+        <w:t>）</w:t>
+      </w:r>
+      <w:r>
+        <w:rPr>
+          <w:rFonts w:hint="eastAsia"/>
+        </w:rPr>
+        <w:t>的前缀，由“测试机器名”</w:t>
+      </w:r>
+      <w:r>
+        <w:rPr>
+          <w:rFonts w:hint="eastAsia"/>
+        </w:rPr>
+        <w:t xml:space="preserve">+ </w:t>
+      </w:r>
+      <w:r>
+        <w:rPr>
+          <w:rFonts w:hint="eastAsia"/>
+        </w:rPr>
+        <w:t>“测试用例名”</w:t>
+      </w:r>
+      <w:r>
+        <w:rPr>
+          <w:rFonts w:hint="eastAsia"/>
+        </w:rPr>
+        <w:t>+</w:t>
+      </w:r>
+      <w:r>
+        <w:rPr>
+          <w:rFonts w:hint="eastAsia"/>
+        </w:rPr>
+        <w:t>“</w:t>
+      </w:r>
+      <w:r>
+        <w:rPr>
+          <w:rFonts w:hint="eastAsia"/>
+        </w:rPr>
+        <w:t>Ant</w:t>
+      </w:r>
+      <w:r>
+        <w:rPr>
+          <w:rFonts w:hint="eastAsia"/>
+        </w:rPr>
+        <w:t>并发执行编号”组成，可用于并发测试的区分。为了提升测试用例的执行效率，避免重新创建</w:t>
+      </w:r>
+      <w:r>
+        <w:rPr>
+          <w:rFonts w:hint="eastAsia"/>
+        </w:rPr>
+        <w:t>CS</w:t>
+      </w:r>
+      <w:r>
+        <w:rPr>
+          <w:rFonts w:hint="eastAsia"/>
+        </w:rPr>
+        <w:t>耗费大量时间，</w:t>
+      </w:r>
+      <w:r>
+        <w:rPr>
+          <w:rFonts w:hint="eastAsia"/>
+        </w:rPr>
+        <w:t>对于无需进行修改、删除等改变</w:t>
+      </w:r>
+      <w:r>
+        <w:rPr>
+          <w:rFonts w:hint="eastAsia"/>
+        </w:rPr>
+        <w:t>CS</w:t>
+      </w:r>
+      <w:r>
+        <w:rPr>
+          <w:rFonts w:hint="eastAsia"/>
+        </w:rPr>
+        <w:t>属性操作的</w:t>
+      </w:r>
+      <w:r>
+        <w:rPr>
+          <w:rFonts w:hint="eastAsia"/>
+        </w:rPr>
+        <w:t>测试用例</w:t>
+      </w:r>
+      <w:r>
+        <w:rPr>
+          <w:rFonts w:hint="eastAsia"/>
+        </w:rPr>
+        <w:t>，</w:t>
+      </w:r>
+      <w:r>
+        <w:rPr>
+          <w:rFonts w:hint="eastAsia"/>
+        </w:rPr>
+        <w:t>无需在测试用例</w:t>
+      </w:r>
+      <w:r>
+        <w:rPr>
+          <w:rFonts w:hint="eastAsia"/>
+        </w:rPr>
+        <w:t>中单独</w:t>
+      </w:r>
+      <w:r>
+        <w:rPr>
+          <w:rFonts w:hint="eastAsia"/>
+        </w:rPr>
+        <w:t>创建和删除</w:t>
+      </w:r>
+      <w:r>
+        <w:rPr>
+          <w:rFonts w:hint="eastAsia"/>
+        </w:rPr>
+        <w:t>自己的</w:t>
+      </w:r>
+      <w:r>
+        <w:rPr>
+          <w:rFonts w:hint="eastAsia"/>
+        </w:rPr>
+        <w:t>CS</w:t>
+      </w:r>
+      <w:r>
+        <w:rPr>
+          <w:rFonts w:hint="eastAsia"/>
+        </w:rPr>
+        <w:t>，</w:t>
+      </w:r>
+      <w:r>
+        <w:rPr>
+          <w:rFonts w:hint="eastAsia"/>
+        </w:rPr>
+        <w:t>而是统一使用公共变量</w:t>
+      </w:r>
+      <w:r>
+        <w:t>COMMCSNAME</w:t>
+      </w:r>
+      <w:r>
+        <w:rPr>
+          <w:rFonts w:hint="eastAsia"/>
+        </w:rPr>
+        <w:t>定义的</w:t>
+      </w:r>
+      <w:r>
+        <w:rPr>
+          <w:rFonts w:hint="eastAsia"/>
+        </w:rPr>
+        <w:t>CS</w:t>
+      </w:r>
+      <w:r>
+        <w:rPr>
+          <w:rFonts w:hint="eastAsia"/>
+        </w:rPr>
+        <w:t>即可。</w:t>
+      </w:r>
+    </w:p>
+    <w:p>
+      <w:pPr>
+        <w:ind w:leftChars="406" w:left="1842" w:hangingChars="471" w:hanging="989"/>
+        <w:rPr>
+          <w:color w:val="FF0000"/>
+        </w:rPr>
+      </w:pPr>
+      <w:r>
+        <w:rPr>
+          <w:rFonts w:hint="eastAsia"/>
+          <w:color w:val="FF0000"/>
+        </w:rPr>
+        <w:t>注：切勿在用例中删除公共变量</w:t>
+      </w:r>
+      <w:r>
+        <w:rPr>
+          <w:color w:val="FF0000"/>
+        </w:rPr>
+        <w:t>COMMCSNAME</w:t>
+      </w:r>
+      <w:r>
+        <w:rPr>
+          <w:rFonts w:hint="eastAsia"/>
+          <w:color w:val="FF0000"/>
+        </w:rPr>
+        <w:t>定义的</w:t>
+      </w:r>
+      <w:r>
+        <w:rPr>
+          <w:rFonts w:hint="eastAsia"/>
+          <w:color w:val="FF0000"/>
+        </w:rPr>
+        <w:t>CS</w:t>
+      </w:r>
+    </w:p>
+    <w:p>
+      <w:pPr>
+        <w:ind w:leftChars="405" w:left="1413" w:hangingChars="267" w:hanging="563"/>
+      </w:pPr>
+      <w:r>
+        <w:rPr>
+          <w:rFonts w:hint="eastAsia"/>
+          <w:b/>
+        </w:rPr>
+        <w:t>C</w:t>
+      </w:r>
+      <w:r>
+        <w:rPr>
+          <w:rFonts w:hint="eastAsia"/>
+          <w:b/>
+        </w:rPr>
+        <w:t>L</w:t>
+      </w:r>
+      <w:r>
+        <w:rPr>
+          <w:rFonts w:hint="eastAsia"/>
+          <w:b/>
+        </w:rPr>
+        <w:t>PREFIX</w:t>
+      </w:r>
+      <w:r>
+        <w:rPr>
+          <w:rFonts w:hint="eastAsia"/>
+          <w:b/>
+        </w:rPr>
+        <w:t>：</w:t>
+      </w:r>
+      <w:r>
+        <w:rPr>
+          <w:rFonts w:hint="eastAsia"/>
+        </w:rPr>
+        <w:t>表示</w:t>
+      </w:r>
+      <w:r>
+        <w:rPr>
+          <w:rFonts w:hint="eastAsia"/>
+        </w:rPr>
+        <w:t xml:space="preserve"> Collection</w:t>
+      </w:r>
+      <w:r>
+        <w:rPr>
+          <w:rFonts w:hint="eastAsia"/>
+        </w:rPr>
+        <w:t>（以下简称</w:t>
+      </w:r>
+      <w:r>
+        <w:rPr>
+          <w:rFonts w:hint="eastAsia"/>
+        </w:rPr>
+        <w:t>CL</w:t>
+      </w:r>
+      <w:r>
+        <w:rPr>
+          <w:rFonts w:hint="eastAsia"/>
+        </w:rPr>
+        <w:t>）</w:t>
+      </w:r>
+      <w:r>
+        <w:rPr>
+          <w:rFonts w:hint="eastAsia"/>
+        </w:rPr>
+        <w:t>的前缀，同样由“测试机器名”</w:t>
+      </w:r>
+      <w:r>
+        <w:rPr>
+          <w:rFonts w:hint="eastAsia"/>
+        </w:rPr>
+        <w:t xml:space="preserve">+ </w:t>
+      </w:r>
+      <w:r>
+        <w:rPr>
+          <w:rFonts w:hint="eastAsia"/>
+        </w:rPr>
+        <w:t>“测试用例名”</w:t>
+      </w:r>
+      <w:r>
+        <w:rPr>
+          <w:rFonts w:hint="eastAsia"/>
+        </w:rPr>
+        <w:t>+</w:t>
+      </w:r>
+      <w:r>
+        <w:rPr>
+          <w:rFonts w:hint="eastAsia"/>
+        </w:rPr>
+        <w:t>“</w:t>
+      </w:r>
+      <w:r>
+        <w:rPr>
+          <w:rFonts w:hint="eastAsia"/>
+        </w:rPr>
+        <w:t>Ant</w:t>
+      </w:r>
+      <w:r>
+        <w:rPr>
+          <w:rFonts w:hint="eastAsia"/>
+        </w:rPr>
+        <w:t>并发执行编号”组成，可用于并发测试的区分。</w:t>
+      </w:r>
+      <w:r>
+        <w:rPr>
+          <w:rFonts w:hint="eastAsia"/>
+        </w:rPr>
+        <w:t>系统也已经统一定义了公共变量</w:t>
+      </w:r>
+      <w:r>
+        <w:t>COMMCLNAME</w:t>
+      </w:r>
+      <w:r>
+        <w:rPr>
+          <w:rFonts w:hint="eastAsia"/>
+        </w:rPr>
+        <w:t>，测试用例可以直接使用</w:t>
+      </w:r>
+      <w:r>
+        <w:t>COMMCLNAME</w:t>
+      </w:r>
+      <w:r>
+        <w:rPr>
+          <w:rFonts w:hint="eastAsia"/>
+        </w:rPr>
+        <w:t>作为</w:t>
+      </w:r>
+      <w:r>
+        <w:rPr>
+          <w:rFonts w:hint="eastAsia"/>
+        </w:rPr>
+        <w:t>CL</w:t>
+      </w:r>
+      <w:r>
+        <w:rPr>
+          <w:rFonts w:hint="eastAsia"/>
+        </w:rPr>
+        <w:t>的名字。</w:t>
+      </w:r>
+    </w:p>
+    <w:p>
+      <w:pPr>
+        <w:ind w:leftChars="405" w:left="1413" w:hangingChars="267" w:hanging="563"/>
+      </w:pPr>
+      <w:r>
+        <w:rPr>
+          <w:b/>
+        </w:rPr>
+        <w:t>COORDSVCNAME</w:t>
+      </w:r>
+      <w:r>
+        <w:rPr>
+          <w:rFonts w:hint="eastAsia"/>
+          <w:b/>
+        </w:rPr>
+        <w:t>：</w:t>
+      </w:r>
+      <w:r>
+        <w:rPr>
+          <w:rFonts w:hint="eastAsia"/>
+        </w:rPr>
+        <w:t>表示</w:t>
+      </w:r>
+      <w:r>
+        <w:rPr>
+          <w:rFonts w:hint="eastAsia"/>
+        </w:rPr>
+        <w:t>Coordinate</w:t>
+      </w:r>
+      <w:r>
+        <w:rPr>
+          <w:rFonts w:hint="eastAsia"/>
+        </w:rPr>
+        <w:t>节点的接入端口号，在建立</w:t>
+      </w:r>
+      <w:r>
+        <w:rPr>
+          <w:rFonts w:hint="eastAsia"/>
+        </w:rPr>
+        <w:t>db</w:t>
+      </w:r>
+      <w:r>
+        <w:rPr>
+          <w:rFonts w:hint="eastAsia"/>
+        </w:rPr>
+        <w:t>连接时请勿自己指定端口，而应该统一使用该变量。</w:t>
+      </w:r>
+    </w:p>
+    <w:p>
+      <w:pPr>
+        <w:ind w:leftChars="405" w:left="1415" w:hangingChars="268" w:hanging="565"/>
+      </w:pPr>
+      <w:r>
+        <w:rPr>
+          <w:rFonts w:hint="eastAsia"/>
+          <w:b/>
+        </w:rPr>
+        <w:t>func.js</w:t>
+      </w:r>
+      <w:r>
+        <w:rPr>
+          <w:rFonts w:hint="eastAsia"/>
+          <w:b/>
+        </w:rPr>
+        <w:t>：</w:t>
+      </w:r>
+      <w:r>
+        <w:rPr>
+          <w:rFonts w:hint="eastAsia"/>
+        </w:rPr>
+        <w:t>指的是</w:t>
+      </w:r>
+      <w:r>
+        <w:t>testcases\hlt\js_testcases\libs</w:t>
+      </w:r>
+      <w:r>
+        <w:rPr>
+          <w:rFonts w:hint="eastAsia"/>
+        </w:rPr>
+        <w:t>\func.js</w:t>
+      </w:r>
+      <w:r>
+        <w:rPr>
+          <w:rFonts w:hint="eastAsia"/>
+        </w:rPr>
+        <w:t>脚本文件，该脚本文件</w:t>
+      </w:r>
+      <w:r>
+        <w:rPr>
+          <w:rFonts w:hint="eastAsia"/>
+        </w:rPr>
+        <w:t>为公共</w:t>
+      </w:r>
+      <w:r>
+        <w:rPr>
+          <w:rFonts w:hint="eastAsia"/>
+        </w:rPr>
+        <w:t>函数库文件，</w:t>
+      </w:r>
+      <w:r>
+        <w:rPr>
+          <w:rFonts w:hint="eastAsia"/>
+        </w:rPr>
+        <w:t>用于存放所有</w:t>
+      </w:r>
+      <w:r>
+        <w:rPr>
+          <w:rFonts w:hint="eastAsia"/>
+        </w:rPr>
+        <w:t>JS</w:t>
+      </w:r>
+      <w:r>
+        <w:rPr>
+          <w:rFonts w:hint="eastAsia"/>
+        </w:rPr>
+        <w:t>测试用例的公共</w:t>
+      </w:r>
+      <w:r>
+        <w:rPr>
+          <w:rFonts w:hint="eastAsia"/>
+        </w:rPr>
+        <w:t>变量及公共</w:t>
+      </w:r>
+      <w:r>
+        <w:rPr>
+          <w:rFonts w:hint="eastAsia"/>
+        </w:rPr>
+        <w:t>函数</w:t>
+      </w:r>
+      <w:r>
+        <w:rPr>
+          <w:rFonts w:hint="eastAsia"/>
+        </w:rPr>
+        <w:t>，以上提到的公共变量</w:t>
+      </w:r>
+      <w:r>
+        <w:t>COMMCSNAME</w:t>
+      </w:r>
+      <w:r>
+        <w:rPr>
+          <w:rFonts w:hint="eastAsia"/>
+        </w:rPr>
+        <w:t>以及</w:t>
+      </w:r>
+      <w:r>
+        <w:t>COMMCLNAME</w:t>
+      </w:r>
+      <w:r>
+        <w:rPr>
+          <w:rFonts w:hint="eastAsia"/>
+        </w:rPr>
+        <w:t>就是在该文件中定义的</w:t>
+      </w:r>
+      <w:r>
+        <w:rPr>
+          <w:rFonts w:hint="eastAsia"/>
+        </w:rPr>
+        <w:t>。</w:t>
+      </w:r>
+    </w:p>
+    <w:p>
+      <w:pPr>
+        <w:ind w:leftChars="405" w:left="1417" w:hangingChars="269" w:hanging="567"/>
+      </w:pPr>
+      <w:r>
+        <w:rPr>
+          <w:rFonts w:hint="eastAsia"/>
+          <w:b/>
+        </w:rPr>
+        <w:t>commlib.js</w:t>
+      </w:r>
+      <w:r>
+        <w:rPr>
+          <w:rFonts w:hint="eastAsia"/>
+          <w:b/>
+        </w:rPr>
+        <w:t>：</w:t>
+      </w:r>
+      <w:r>
+        <w:rPr>
+          <w:rFonts w:hint="eastAsia"/>
+        </w:rPr>
+        <w:t>指的是</w:t>
+      </w:r>
+      <w:r>
+        <w:rPr>
+          <w:rFonts w:hint="eastAsia"/>
+        </w:rPr>
+        <w:t>测试用例目录下的</w:t>
+      </w:r>
+      <w:r>
+        <w:rPr>
+          <w:rFonts w:hint="eastAsia"/>
+        </w:rPr>
+        <w:t>commlib.js</w:t>
+      </w:r>
+      <w:r>
+        <w:rPr>
+          <w:rFonts w:hint="eastAsia"/>
+        </w:rPr>
+        <w:t>脚本文件（如：</w:t>
+      </w:r>
+      <w:r>
+        <w:t>testcases\hlt\js_testcases\js\split</w:t>
+      </w:r>
+      <w:r>
+        <w:rPr>
+          <w:rFonts w:hint="eastAsia"/>
+        </w:rPr>
+        <w:t>），该脚本文件为私有公共函数库文件，即：只有同目录中的测试用例可使用当中的公共函数（如：只有</w:t>
+      </w:r>
+      <w:r>
+        <w:rPr>
+          <w:rFonts w:hint="eastAsia"/>
+        </w:rPr>
+        <w:t>split</w:t>
+      </w:r>
+      <w:r>
+        <w:rPr>
+          <w:rFonts w:hint="eastAsia"/>
+        </w:rPr>
+        <w:t>目录下的测试用例脚本可使用</w:t>
+      </w:r>
+      <w:r>
+        <w:rPr>
+          <w:rFonts w:hint="eastAsia"/>
+        </w:rPr>
+        <w:t>split/commlib.js</w:t>
+      </w:r>
+      <w:r>
+        <w:rPr>
+          <w:rFonts w:hint="eastAsia"/>
+        </w:rPr>
+        <w:t>中定义的公共函数）</w:t>
+      </w:r>
+      <w:r>
+        <w:rPr>
+          <w:rFonts w:hint="eastAsia"/>
+        </w:rPr>
+        <w:t>。如果不存在私有公共函数，则可以不用编写该脚本文件。</w:t>
+      </w:r>
+    </w:p>
+    <w:p>
+      <w:r>
+        <w:rPr>
+          <w:rFonts w:hint="eastAsia"/>
+        </w:rPr>
+        <w:tab/>
+      </w:r>
+      <w:r>
+        <w:rPr>
+          <w:rFonts w:hint="eastAsia"/>
+        </w:rPr>
+        <w:tab/>
+      </w:r>
+      <w:r>
+        <w:rPr>
+          <w:rFonts w:hint="eastAsia"/>
+          <w:b/>
+        </w:rPr>
+        <w:t>test.js</w:t>
+      </w:r>
+      <w:r>
+        <w:rPr>
+          <w:rFonts w:hint="eastAsia"/>
+          <w:b/>
+        </w:rPr>
+        <w:t>：</w:t>
+      </w:r>
+      <w:r>
+        <w:rPr>
+          <w:rFonts w:hint="eastAsia"/>
+        </w:rPr>
+        <w:t>指测试</w:t>
+      </w:r>
+      <w:r>
+        <w:rPr>
+          <w:rFonts w:hint="eastAsia"/>
+        </w:rPr>
+        <w:t>用例</w:t>
+      </w:r>
+      <w:r>
+        <w:rPr>
+          <w:rFonts w:hint="eastAsia"/>
+        </w:rPr>
+        <w:t>脚本</w:t>
+      </w:r>
+    </w:p>
+    <w:p/>
+    <w:p>
+      <w:pPr>
+        <w:rPr>
+          <w:b/>
+        </w:rPr>
+      </w:pPr>
+      <w:r>
+        <w:rPr>
+          <w:rFonts w:hint="eastAsia"/>
+          <w:b/>
+        </w:rPr>
+        <w:t>综上所述，测试人员在用</w:t>
+      </w:r>
+      <w:r>
+        <w:rPr>
+          <w:rFonts w:hint="eastAsia"/>
+          <w:b/>
+        </w:rPr>
+        <w:t>JS</w:t>
+      </w:r>
+      <w:r>
+        <w:rPr>
+          <w:rFonts w:hint="eastAsia"/>
+          <w:b/>
+        </w:rPr>
+        <w:t>脚本编写</w:t>
+      </w:r>
+      <w:r>
+        <w:rPr>
+          <w:rFonts w:hint="eastAsia"/>
+          <w:b/>
+        </w:rPr>
+        <w:t>自动化测试用例的步骤如下：</w:t>
+      </w:r>
+    </w:p>
+    <w:p>
+      <w:r>
+        <w:rPr>
+          <w:rFonts w:hint="eastAsia"/>
+        </w:rPr>
+        <w:t>1</w:t>
+      </w:r>
+      <w:r>
+        <w:rPr>
+          <w:rFonts w:hint="eastAsia"/>
+        </w:rPr>
+        <w:t>、在</w:t>
+      </w:r>
+      <w:r>
+        <w:rPr>
+          <w:rFonts w:hint="eastAsia"/>
+        </w:rPr>
+        <w:t>testcases\hlt\</w:t>
+      </w:r>
+      <w:r>
         <w:t xml:space="preserve"> </w:t>
       </w:r>
       <w:r>
-        <w:rPr>
-          <w:color w:val="0000CC"/>
-          <w:sz w:val="18"/>
-          <w:szCs w:val="18"/>
-          <w:shd w:val="clear" w:color="auto" w:fill="BFBFBF" w:themeFill="background1" w:themeFillShade="BF"/>
-        </w:rPr>
-        <w:t>–f “</w:t>
-      </w:r>
-      <w:r>
-        <w:rPr>
-          <w:rFonts w:hint="eastAsia"/>
-          <w:color w:val="0000CC"/>
-          <w:sz w:val="18"/>
-          <w:szCs w:val="18"/>
-          <w:shd w:val="clear" w:color="auto" w:fill="BFBFBF" w:themeFill="background1" w:themeFillShade="BF"/>
-        </w:rPr>
-        <w:t>func.js,</w:t>
-      </w:r>
-      <w:r>
-        <w:rPr>
-          <w:rFonts w:hint="eastAsia"/>
-          <w:color w:val="0000CC"/>
-          <w:sz w:val="18"/>
-          <w:szCs w:val="18"/>
-          <w:shd w:val="clear" w:color="auto" w:fill="BFBFBF" w:themeFill="background1" w:themeFillShade="BF"/>
-        </w:rPr>
-        <w:t xml:space="preserve"> </w:t>
-      </w:r>
-      <w:r>
-        <w:rPr>
-          <w:rFonts w:hint="eastAsia"/>
-          <w:color w:val="0000CC"/>
-          <w:sz w:val="18"/>
-          <w:szCs w:val="18"/>
-          <w:shd w:val="clear" w:color="auto" w:fill="BFBFBF" w:themeFill="background1" w:themeFillShade="BF"/>
-        </w:rPr>
-        <w:t>[</w:t>
-      </w:r>
-      <w:r>
-        <w:rPr>
-          <w:rFonts w:hint="eastAsia"/>
-          <w:color w:val="0000CC"/>
-          <w:sz w:val="18"/>
-          <w:szCs w:val="18"/>
-          <w:shd w:val="clear" w:color="auto" w:fill="BFBFBF" w:themeFill="background1" w:themeFillShade="BF"/>
-        </w:rPr>
-        <w:t>comm</w:t>
-      </w:r>
-      <w:r>
-        <w:rPr>
-          <w:rFonts w:hint="eastAsia"/>
-          <w:color w:val="0000CC"/>
-          <w:sz w:val="18"/>
-          <w:szCs w:val="18"/>
-          <w:shd w:val="clear" w:color="auto" w:fill="BFBFBF" w:themeFill="background1" w:themeFillShade="BF"/>
-        </w:rPr>
-        <w:t>lib.js],</w:t>
-      </w:r>
-      <w:r>
-        <w:rPr>
-          <w:rFonts w:hint="eastAsia"/>
-          <w:color w:val="0000CC"/>
-          <w:sz w:val="18"/>
-          <w:szCs w:val="18"/>
-          <w:shd w:val="clear" w:color="auto" w:fill="BFBFBF" w:themeFill="background1" w:themeFillShade="BF"/>
-        </w:rPr>
-        <w:t xml:space="preserve"> </w:t>
-      </w:r>
-      <w:r>
-        <w:rPr>
-          <w:rFonts w:hint="eastAsia"/>
-          <w:color w:val="0000CC"/>
-          <w:sz w:val="18"/>
-          <w:szCs w:val="18"/>
-          <w:shd w:val="clear" w:color="auto" w:fill="BFBFBF" w:themeFill="background1" w:themeFillShade="BF"/>
-        </w:rPr>
-        <w:t>test.js</w:t>
-      </w:r>
-      <w:r>
-        <w:rPr>
-          <w:color w:val="0000CC"/>
-          <w:sz w:val="18"/>
-          <w:szCs w:val="18"/>
-          <w:shd w:val="clear" w:color="auto" w:fill="BFBFBF" w:themeFill="background1" w:themeFillShade="BF"/>
-        </w:rPr>
-        <w:t>”</w:t>
-      </w:r>
-    </w:p>
-    <w:p>
-      <w:pPr>
-        <w:rPr>
-          <w:rFonts w:hint="eastAsia"/>
-        </w:rPr>
-      </w:pPr>
-      <w:r>
-        <w:rPr>
-          <w:rFonts w:hint="eastAsia"/>
-        </w:rPr>
-        <w:tab/>
-      </w:r>
-      <w:r>
-        <w:rPr>
-          <w:rFonts w:hint="eastAsia"/>
-        </w:rPr>
-        <w:t>其中，</w:t>
-      </w:r>
-      <w:r>
-        <w:rPr>
-          <w:rFonts w:hint="eastAsia"/>
-        </w:rPr>
-        <w:t>“</w:t>
-      </w:r>
-      <w:r>
-        <w:rPr>
-          <w:rFonts w:hint="eastAsia"/>
-        </w:rPr>
-        <w:t>-e</w:t>
-      </w:r>
-      <w:r>
-        <w:rPr>
-          <w:rFonts w:hint="eastAsia"/>
-        </w:rPr>
-        <w:t>”表示预定义变量；“</w:t>
-      </w:r>
-      <w:r>
-        <w:rPr>
-          <w:rFonts w:hint="eastAsia"/>
-        </w:rPr>
-        <w:t>-f</w:t>
-      </w:r>
-      <w:r>
-        <w:rPr>
-          <w:rFonts w:hint="eastAsia"/>
-        </w:rPr>
-        <w:t>”表示要执行的</w:t>
+        <w:t>js_testcases\js</w:t>
+      </w:r>
+      <w:r>
+        <w:rPr>
+          <w:rFonts w:hint="eastAsia"/>
+        </w:rPr>
+        <w:t>目录下创建测试用例目录。如果是补充已有测试用例，则直接在对应目录中添加用例脚本，无需重新创建目录。</w:t>
+      </w:r>
+    </w:p>
+    <w:p>
+      <w:r>
+        <w:rPr>
+          <w:rFonts w:hint="eastAsia"/>
+        </w:rPr>
+        <w:t>2</w:t>
+      </w:r>
+      <w:r>
+        <w:rPr>
+          <w:rFonts w:hint="eastAsia"/>
+        </w:rPr>
+        <w:t>、在测试用例目录中编写</w:t>
       </w:r>
       <w:r>
         <w:rPr>
@@ -741,90 +1441,61 @@
         <w:rPr>
           <w:rFonts w:hint="eastAsia"/>
         </w:rPr>
-        <w:t>脚本文件，可包含多个。</w:t>
-      </w:r>
-    </w:p>
-    <w:p>
-      <w:pPr>
-        <w:rPr>
-          <w:rFonts w:hint="eastAsia"/>
-        </w:rPr>
-      </w:pPr>
-      <w:r>
-        <w:rPr>
-          <w:rFonts w:hint="eastAsia"/>
-        </w:rPr>
-        <w:tab/>
-      </w:r>
-      <w:r>
-        <w:rPr>
-          <w:rFonts w:hint="eastAsia"/>
-        </w:rPr>
-        <w:t>以下分别对“</w:t>
-      </w:r>
-      <w:r>
-        <w:rPr>
-          <w:rFonts w:hint="eastAsia"/>
-        </w:rPr>
-        <w:t>-e</w:t>
-      </w:r>
-      <w:r>
-        <w:rPr>
-          <w:rFonts w:hint="eastAsia"/>
-        </w:rPr>
-        <w:t>”和“</w:t>
-      </w:r>
-      <w:r>
-        <w:rPr>
-          <w:rFonts w:hint="eastAsia"/>
-        </w:rPr>
-        <w:t>-f</w:t>
-      </w:r>
-      <w:r>
-        <w:rPr>
-          <w:rFonts w:hint="eastAsia"/>
-        </w:rPr>
-        <w:t>”附带的参数进行介绍：</w:t>
-      </w:r>
-    </w:p>
-    <w:p>
-      <w:pPr>
-        <w:ind w:leftChars="405" w:left="1413" w:hangingChars="267" w:hanging="563"/>
-        <w:rPr>
-          <w:rFonts w:hint="eastAsia"/>
-        </w:rPr>
-      </w:pPr>
-      <w:r>
-        <w:rPr>
-          <w:rFonts w:hint="eastAsia"/>
-          <w:b/>
-        </w:rPr>
-        <w:t>CSPREFIX</w:t>
-      </w:r>
-      <w:r>
-        <w:rPr>
-          <w:rFonts w:hint="eastAsia"/>
-          <w:b/>
-        </w:rPr>
-        <w:t>：</w:t>
-      </w:r>
-      <w:r>
-        <w:rPr>
-          <w:rFonts w:hint="eastAsia"/>
-        </w:rPr>
-        <w:t>表示</w:t>
-      </w:r>
-      <w:r>
-        <w:rPr>
-          <w:rFonts w:hint="eastAsia"/>
-        </w:rPr>
-        <w:t xml:space="preserve"> Collection Space</w:t>
-      </w:r>
-      <w:r>
-        <w:rPr>
-          <w:rFonts w:hint="eastAsia"/>
-        </w:rPr>
-        <w:t>（以下简称</w:t>
+        <w:t>测试脚本</w:t>
+      </w:r>
+      <w:r>
+        <w:rPr>
+          <w:rFonts w:hint="eastAsia"/>
+        </w:rPr>
+        <w:t>，如果需要创建</w:t>
+      </w:r>
+      <w:r>
+        <w:rPr>
+          <w:rFonts w:hint="eastAsia"/>
+        </w:rPr>
+        <w:t>CL</w:t>
+      </w:r>
+      <w:r>
+        <w:rPr>
+          <w:rFonts w:hint="eastAsia"/>
+        </w:rPr>
+        <w:t>则</w:t>
+      </w:r>
+      <w:r>
+        <w:rPr>
+          <w:rFonts w:hint="eastAsia"/>
+        </w:rPr>
+        <w:t>使用</w:t>
+      </w:r>
+      <w:r>
+        <w:t>COMMCLNAME</w:t>
+      </w:r>
+      <w:r>
+        <w:rPr>
+          <w:rFonts w:hint="eastAsia"/>
+        </w:rPr>
+        <w:t>作为</w:t>
+      </w:r>
+      <w:r>
+        <w:rPr>
+          <w:rFonts w:hint="eastAsia"/>
+        </w:rPr>
+        <w:t>CL</w:t>
+      </w:r>
+      <w:r>
+        <w:rPr>
+          <w:rFonts w:hint="eastAsia"/>
+        </w:rPr>
+        <w:t>的名字，并调用</w:t>
+      </w:r>
+      <w:r>
+        <w:t>commCreateCL</w:t>
+      </w:r>
+      <w:r>
+        <w:rPr>
+          <w:rFonts w:hint="eastAsia"/>
+        </w:rPr>
+        <w:t>函数（该函数将自动检测并创建</w:t>
       </w:r>
       <w:r>
         <w:rPr>
@@ -836,85 +1507,13 @@
         <w:rPr>
           <w:rFonts w:hint="eastAsia"/>
         </w:rPr>
-        <w:t>）</w:t>
-      </w:r>
-      <w:r>
-        <w:rPr>
-          <w:rFonts w:hint="eastAsia"/>
-        </w:rPr>
-        <w:t>的前缀，由“测试机器名”</w:t>
-      </w:r>
-      <w:r>
-        <w:rPr>
-          <w:rFonts w:hint="eastAsia"/>
-        </w:rPr>
-        <w:t xml:space="preserve">+ </w:t>
-      </w:r>
-      <w:r>
-        <w:rPr>
-          <w:rFonts w:hint="eastAsia"/>
-        </w:rPr>
-        <w:t>“测试用例名”</w:t>
-      </w:r>
-      <w:r>
-        <w:rPr>
-          <w:rFonts w:hint="eastAsia"/>
-        </w:rPr>
-        <w:t>+</w:t>
-      </w:r>
-      <w:r>
-        <w:rPr>
-          <w:rFonts w:hint="eastAsia"/>
-        </w:rPr>
-        <w:t>“</w:t>
-      </w:r>
-      <w:r>
-        <w:rPr>
-          <w:rFonts w:hint="eastAsia"/>
-        </w:rPr>
-        <w:t>Ant</w:t>
-      </w:r>
-      <w:r>
-        <w:rPr>
-          <w:rFonts w:hint="eastAsia"/>
-        </w:rPr>
-        <w:t>并发执行编号”组成，可用于并发测试的区分。为了提升测试用例的执行效率，避免重新创建</w:t>
-      </w:r>
-      <w:r>
-        <w:rPr>
-          <w:rFonts w:hint="eastAsia"/>
-        </w:rPr>
-        <w:t>CS</w:t>
-      </w:r>
-      <w:r>
-        <w:rPr>
-          <w:rFonts w:hint="eastAsia"/>
-        </w:rPr>
-        <w:t>耗费大量时间，</w:t>
-      </w:r>
-      <w:r>
-        <w:rPr>
-          <w:rFonts w:hint="eastAsia"/>
-        </w:rPr>
-        <w:t>对于无需进行修改、删除等改变</w:t>
-      </w:r>
-      <w:r>
-        <w:rPr>
-          <w:rFonts w:hint="eastAsia"/>
-        </w:rPr>
-        <w:t>CS</w:t>
-      </w:r>
-      <w:r>
-        <w:rPr>
-          <w:rFonts w:hint="eastAsia"/>
-        </w:rPr>
-        <w:t>属性操作的</w:t>
-      </w:r>
-      <w:r>
-        <w:rPr>
-          <w:rFonts w:hint="eastAsia"/>
-        </w:rPr>
-        <w:t>测试用例</w:t>
+        <w:t>）创建</w:t>
+      </w:r>
+      <w:r>
+        <w:rPr>
+          <w:rFonts w:hint="eastAsia"/>
+        </w:rPr>
+        <w:t>CL</w:t>
       </w:r>
       <w:r>
         <w:rPr>
@@ -926,378 +1525,51 @@
         <w:rPr>
           <w:rFonts w:hint="eastAsia"/>
         </w:rPr>
-        <w:t>无需在测试用例</w:t>
-      </w:r>
-      <w:r>
-        <w:rPr>
-          <w:rFonts w:hint="eastAsia"/>
-        </w:rPr>
-        <w:t>中单独</w:t>
-      </w:r>
-      <w:r>
-        <w:rPr>
-          <w:rFonts w:hint="eastAsia"/>
-        </w:rPr>
-        <w:t>创建和删除</w:t>
-      </w:r>
-      <w:r>
-        <w:rPr>
-          <w:rFonts w:hint="eastAsia"/>
-        </w:rPr>
-        <w:t>自己的</w:t>
-      </w:r>
-      <w:r>
-        <w:rPr>
-          <w:rFonts w:hint="eastAsia"/>
-        </w:rPr>
-        <w:t>CS</w:t>
-      </w:r>
-      <w:r>
-        <w:rPr>
-          <w:rFonts w:hint="eastAsia"/>
-        </w:rPr>
-        <w:t>，</w:t>
-      </w:r>
-      <w:r>
-        <w:rPr>
-          <w:rFonts w:hint="eastAsia"/>
-        </w:rPr>
-        <w:t>而是统一使用公共变量</w:t>
-      </w:r>
-      <w:r>
-        <w:t>COMMCSNAME</w:t>
-      </w:r>
-      <w:r>
-        <w:rPr>
-          <w:rFonts w:hint="eastAsia"/>
-        </w:rPr>
-        <w:t>定义的</w:t>
-      </w:r>
-      <w:r>
-        <w:rPr>
-          <w:rFonts w:hint="eastAsia"/>
-        </w:rPr>
-        <w:t>CS</w:t>
-      </w:r>
-      <w:r>
-        <w:rPr>
-          <w:rFonts w:hint="eastAsia"/>
-        </w:rPr>
-        <w:t>即可。</w:t>
-      </w:r>
-    </w:p>
-    <w:p>
-      <w:pPr>
-        <w:ind w:leftChars="406" w:left="1842" w:hangingChars="471" w:hanging="989"/>
-        <w:rPr>
-          <w:color w:val="FF0000"/>
-        </w:rPr>
-      </w:pPr>
-      <w:r>
-        <w:rPr>
-          <w:rFonts w:hint="eastAsia"/>
-          <w:color w:val="FF0000"/>
-        </w:rPr>
-        <w:t>注：切勿在用例中删除公共变量</w:t>
-      </w:r>
-      <w:r>
-        <w:rPr>
-          <w:color w:val="FF0000"/>
-        </w:rPr>
-        <w:t>COMMCSNAME</w:t>
-      </w:r>
-      <w:r>
-        <w:rPr>
-          <w:rFonts w:hint="eastAsia"/>
-          <w:color w:val="FF0000"/>
-        </w:rPr>
-        <w:t>定义的</w:t>
-      </w:r>
-      <w:r>
-        <w:rPr>
-          <w:rFonts w:hint="eastAsia"/>
-          <w:color w:val="FF0000"/>
-        </w:rPr>
-        <w:t>CS</w:t>
-      </w:r>
-    </w:p>
-    <w:p>
-      <w:pPr>
-        <w:ind w:leftChars="405" w:left="1413" w:hangingChars="267" w:hanging="563"/>
-        <w:rPr>
-          <w:rFonts w:hint="eastAsia"/>
-        </w:rPr>
-      </w:pPr>
-      <w:r>
-        <w:rPr>
-          <w:rFonts w:hint="eastAsia"/>
-          <w:b/>
-        </w:rPr>
-        <w:t>C</w:t>
-      </w:r>
-      <w:r>
-        <w:rPr>
-          <w:rFonts w:hint="eastAsia"/>
-          <w:b/>
-        </w:rPr>
-        <w:t>L</w:t>
-      </w:r>
-      <w:r>
-        <w:rPr>
-          <w:rFonts w:hint="eastAsia"/>
-          <w:b/>
-        </w:rPr>
-        <w:t>PREFIX</w:t>
-      </w:r>
-      <w:r>
-        <w:rPr>
-          <w:rFonts w:hint="eastAsia"/>
-          <w:b/>
-        </w:rPr>
-        <w:t>：</w:t>
-      </w:r>
-      <w:r>
-        <w:rPr>
-          <w:rFonts w:hint="eastAsia"/>
-        </w:rPr>
-        <w:t>表示</w:t>
-      </w:r>
-      <w:r>
-        <w:rPr>
-          <w:rFonts w:hint="eastAsia"/>
-        </w:rPr>
-        <w:t xml:space="preserve"> Collection</w:t>
-      </w:r>
-      <w:r>
-        <w:rPr>
-          <w:rFonts w:hint="eastAsia"/>
-        </w:rPr>
-        <w:t>（以下简称</w:t>
-      </w:r>
-      <w:r>
-        <w:rPr>
-          <w:rFonts w:hint="eastAsia"/>
-        </w:rPr>
-        <w:t>CL</w:t>
-      </w:r>
-      <w:r>
-        <w:rPr>
-          <w:rFonts w:hint="eastAsia"/>
-        </w:rPr>
-        <w:t>）</w:t>
-      </w:r>
-      <w:r>
-        <w:rPr>
-          <w:rFonts w:hint="eastAsia"/>
-        </w:rPr>
-        <w:t>的前缀，同样由“测试机器名”</w:t>
-      </w:r>
-      <w:r>
-        <w:rPr>
-          <w:rFonts w:hint="eastAsia"/>
-        </w:rPr>
-        <w:t xml:space="preserve">+ </w:t>
-      </w:r>
-      <w:r>
-        <w:rPr>
-          <w:rFonts w:hint="eastAsia"/>
-        </w:rPr>
-        <w:t>“测试用例名”</w:t>
-      </w:r>
-      <w:r>
-        <w:rPr>
-          <w:rFonts w:hint="eastAsia"/>
-        </w:rPr>
-        <w:t>+</w:t>
-      </w:r>
-      <w:r>
-        <w:rPr>
-          <w:rFonts w:hint="eastAsia"/>
-        </w:rPr>
-        <w:t>“</w:t>
-      </w:r>
-      <w:r>
-        <w:rPr>
-          <w:rFonts w:hint="eastAsia"/>
-        </w:rPr>
-        <w:t>Ant</w:t>
-      </w:r>
-      <w:r>
-        <w:rPr>
-          <w:rFonts w:hint="eastAsia"/>
-        </w:rPr>
-        <w:t>并发执行编号”组成，可用于并发测试的区分。</w:t>
-      </w:r>
-      <w:r>
-        <w:rPr>
-          <w:rFonts w:hint="eastAsia"/>
-        </w:rPr>
-        <w:t>系统也已经统一定义了公共变量</w:t>
-      </w:r>
-      <w:r>
-        <w:t>COMMCLNAME</w:t>
-      </w:r>
-      <w:r>
-        <w:rPr>
-          <w:rFonts w:hint="eastAsia"/>
-        </w:rPr>
-        <w:t>，测试用例可以直接使用</w:t>
-      </w:r>
-      <w:r>
-        <w:t>COMMCLNAME</w:t>
-      </w:r>
-      <w:r>
-        <w:rPr>
-          <w:rFonts w:hint="eastAsia"/>
-        </w:rPr>
-        <w:t>作为</w:t>
-      </w:r>
-      <w:r>
-        <w:rPr>
-          <w:rFonts w:hint="eastAsia"/>
-        </w:rPr>
-        <w:t>CL</w:t>
-      </w:r>
-      <w:r>
-        <w:rPr>
-          <w:rFonts w:hint="eastAsia"/>
-        </w:rPr>
-        <w:t>的名字。</w:t>
-      </w:r>
-    </w:p>
-    <w:p>
-      <w:pPr>
-        <w:ind w:leftChars="405" w:left="1413" w:hangingChars="267" w:hanging="563"/>
-        <w:rPr>
-          <w:rFonts w:hint="eastAsia"/>
-        </w:rPr>
-      </w:pPr>
-      <w:r>
-        <w:rPr>
-          <w:b/>
-        </w:rPr>
+        <w:t>如果需要连接</w:t>
+      </w:r>
+      <w:r>
+        <w:rPr>
+          <w:rFonts w:hint="eastAsia"/>
+        </w:rPr>
+        <w:t>db</w:t>
+      </w:r>
+      <w:r>
+        <w:rPr>
+          <w:rFonts w:hint="eastAsia"/>
+        </w:rPr>
+        <w:t>，则通过</w:t>
+      </w:r>
+      <w:r>
         <w:t>COORDSVCNAME</w:t>
       </w:r>
       <w:r>
         <w:rPr>
           <w:rFonts w:hint="eastAsia"/>
-          <w:b/>
-        </w:rPr>
-        <w:t>：</w:t>
-      </w:r>
-      <w:r>
-        <w:rPr>
-          <w:rFonts w:hint="eastAsia"/>
-        </w:rPr>
-        <w:t>表示</w:t>
-      </w:r>
-      <w:r>
-        <w:rPr>
-          <w:rFonts w:hint="eastAsia"/>
-        </w:rPr>
-        <w:t>Coordinate</w:t>
-      </w:r>
-      <w:r>
-        <w:rPr>
-          <w:rFonts w:hint="eastAsia"/>
-        </w:rPr>
-        <w:t>节点的接入端口号，在建立</w:t>
-      </w:r>
-      <w:r>
-        <w:rPr>
-          <w:rFonts w:hint="eastAsia"/>
-        </w:rPr>
-        <w:t>db</w:t>
-      </w:r>
-      <w:r>
-        <w:rPr>
-          <w:rFonts w:hint="eastAsia"/>
-        </w:rPr>
-        <w:t>连接时请勿自己指定端口，而应该统一使用该变量。</w:t>
-      </w:r>
-    </w:p>
-    <w:p>
-      <w:pPr>
-        <w:ind w:leftChars="405" w:left="1415" w:hangingChars="268" w:hanging="565"/>
-      </w:pPr>
-      <w:r>
-        <w:rPr>
-          <w:rFonts w:hint="eastAsia"/>
-          <w:b/>
-        </w:rPr>
-        <w:t>func.js</w:t>
-      </w:r>
-      <w:r>
-        <w:rPr>
-          <w:rFonts w:hint="eastAsia"/>
-          <w:b/>
-        </w:rPr>
-        <w:t>：</w:t>
-      </w:r>
-      <w:r>
-        <w:rPr>
-          <w:rFonts w:hint="eastAsia"/>
-        </w:rPr>
-        <w:t>指的是</w:t>
-      </w:r>
-      <w:proofErr w:type="spellStart"/>
-      <w:r>
-        <w:t>testcases</w:t>
-      </w:r>
-      <w:proofErr w:type="spellEnd"/>
-      <w:r>
-        <w:t>\</w:t>
-      </w:r>
-      <w:proofErr w:type="spellStart"/>
-      <w:r>
-        <w:t>hlt</w:t>
-      </w:r>
-      <w:proofErr w:type="spellEnd"/>
-      <w:r>
-        <w:t>\</w:t>
-      </w:r>
-      <w:proofErr w:type="spellStart"/>
-      <w:r>
-        <w:t>js_testcases</w:t>
-      </w:r>
-      <w:proofErr w:type="spellEnd"/>
-      <w:r>
-        <w:t>\</w:t>
-      </w:r>
-      <w:proofErr w:type="spellStart"/>
-      <w:r>
-        <w:t>libs</w:t>
-      </w:r>
-      <w:proofErr w:type="spellEnd"/>
-      <w:r>
-        <w:rPr>
-          <w:rFonts w:hint="eastAsia"/>
-        </w:rPr>
-        <w:t>\func.js</w:t>
-      </w:r>
-      <w:r>
-        <w:rPr>
-          <w:rFonts w:hint="eastAsia"/>
-        </w:rPr>
-        <w:t>脚本文件，该脚本文件</w:t>
-      </w:r>
-      <w:r>
-        <w:rPr>
-          <w:rFonts w:hint="eastAsia"/>
-        </w:rPr>
-        <w:t>为公共</w:t>
-      </w:r>
-      <w:r>
-        <w:rPr>
-          <w:rFonts w:hint="eastAsia"/>
-        </w:rPr>
-        <w:t>函数库文件，</w:t>
-      </w:r>
-      <w:r>
-        <w:rPr>
-          <w:rFonts w:hint="eastAsia"/>
-        </w:rPr>
-        <w:t>用于存放所有</w:t>
+        </w:rPr>
+        <w:t>连接本地的指定端口（如：</w:t>
+      </w:r>
+      <w:r>
+        <w:t>var db = new Sdb(‘localhost, COORDSVCNAME )</w:t>
+      </w:r>
+      <w:r>
+        <w:rPr>
+          <w:rFonts w:hint="eastAsia"/>
+        </w:rPr>
+        <w:t>）。</w:t>
+      </w:r>
+    </w:p>
+    <w:p>
+      <w:r>
+        <w:rPr>
+          <w:rFonts w:hint="eastAsia"/>
+        </w:rPr>
+        <w:t>3</w:t>
+      </w:r>
+      <w:r>
+        <w:rPr>
+          <w:rFonts w:hint="eastAsia"/>
+        </w:rPr>
+        <w:t>、在编写测试脚本过程中提取出的公共函数：若是所有</w:t>
       </w:r>
       <w:r>
         <w:rPr>
@@ -1309,525 +1581,11 @@
         <w:rPr>
           <w:rFonts w:hint="eastAsia"/>
         </w:rPr>
-        <w:t>测试用例的公共</w:t>
-      </w:r>
-      <w:r>
-        <w:rPr>
-          <w:rFonts w:hint="eastAsia"/>
-        </w:rPr>
-        <w:t>变量及公共</w:t>
-      </w:r>
-      <w:r>
-        <w:rPr>
-          <w:rFonts w:hint="eastAsia"/>
-        </w:rPr>
-        <w:t>函数</w:t>
-      </w:r>
-      <w:r>
-        <w:rPr>
-          <w:rFonts w:hint="eastAsia"/>
-        </w:rPr>
-        <w:t>，以上提到的公共变量</w:t>
-      </w:r>
-      <w:r>
-        <w:t>COMMCSNAME</w:t>
-      </w:r>
-      <w:r>
-        <w:rPr>
-          <w:rFonts w:hint="eastAsia"/>
-        </w:rPr>
-        <w:t>以及</w:t>
-      </w:r>
-      <w:r>
-        <w:t>COMMCLNAME</w:t>
-      </w:r>
-      <w:r>
-        <w:rPr>
-          <w:rFonts w:hint="eastAsia"/>
-        </w:rPr>
-        <w:t>就是在该文件中定义的</w:t>
-      </w:r>
-      <w:r>
-        <w:rPr>
-          <w:rFonts w:hint="eastAsia"/>
-        </w:rPr>
-        <w:t>。</w:t>
-      </w:r>
-    </w:p>
-    <w:p>
-      <w:pPr>
-        <w:ind w:leftChars="405" w:left="1417" w:hangingChars="269" w:hanging="567"/>
-      </w:pPr>
-      <w:r>
-        <w:rPr>
-          <w:rFonts w:hint="eastAsia"/>
-          <w:b/>
-        </w:rPr>
-        <w:t>commlib.js</w:t>
-      </w:r>
-      <w:r>
-        <w:rPr>
-          <w:rFonts w:hint="eastAsia"/>
-          <w:b/>
-        </w:rPr>
-        <w:t>：</w:t>
-      </w:r>
-      <w:r>
-        <w:rPr>
-          <w:rFonts w:hint="eastAsia"/>
-        </w:rPr>
-        <w:t>指的是</w:t>
-      </w:r>
-      <w:r>
-        <w:rPr>
-          <w:rFonts w:hint="eastAsia"/>
-        </w:rPr>
-        <w:t>测试用例目录下的</w:t>
-      </w:r>
-      <w:r>
-        <w:rPr>
-          <w:rFonts w:hint="eastAsia"/>
-        </w:rPr>
-        <w:t>commlib.js</w:t>
-      </w:r>
-      <w:r>
-        <w:rPr>
-          <w:rFonts w:hint="eastAsia"/>
-        </w:rPr>
-        <w:t>脚本文件（如：</w:t>
-      </w:r>
-      <w:proofErr w:type="spellStart"/>
-      <w:r>
-        <w:t>testcases</w:t>
-      </w:r>
-      <w:proofErr w:type="spellEnd"/>
-      <w:r>
-        <w:t>\</w:t>
-      </w:r>
-      <w:proofErr w:type="spellStart"/>
-      <w:r>
-        <w:t>hlt</w:t>
-      </w:r>
-      <w:proofErr w:type="spellEnd"/>
-      <w:r>
-        <w:t>\</w:t>
-      </w:r>
-      <w:proofErr w:type="spellStart"/>
-      <w:r>
-        <w:t>js_testcases</w:t>
-      </w:r>
-      <w:proofErr w:type="spellEnd"/>
-      <w:r>
-        <w:t>\</w:t>
-      </w:r>
-      <w:proofErr w:type="spellStart"/>
-      <w:r>
-        <w:t>js</w:t>
-      </w:r>
-      <w:proofErr w:type="spellEnd"/>
-      <w:r>
-        <w:t>\split</w:t>
-      </w:r>
-      <w:r>
-        <w:rPr>
-          <w:rFonts w:hint="eastAsia"/>
-        </w:rPr>
-        <w:t>），该脚本文件为私有公共函数库文件，即：只有同目录中的测试用例可使用当中的公共函数（如：只有</w:t>
-      </w:r>
-      <w:r>
-        <w:rPr>
-          <w:rFonts w:hint="eastAsia"/>
-        </w:rPr>
-        <w:t>split</w:t>
-      </w:r>
-      <w:r>
-        <w:rPr>
-          <w:rFonts w:hint="eastAsia"/>
-        </w:rPr>
-        <w:t>目录下的测试用例脚本可使用</w:t>
-      </w:r>
-      <w:r>
-        <w:rPr>
-          <w:rFonts w:hint="eastAsia"/>
-        </w:rPr>
-        <w:t>split/commlib.js</w:t>
-      </w:r>
-      <w:r>
-        <w:rPr>
-          <w:rFonts w:hint="eastAsia"/>
-        </w:rPr>
-        <w:t>中定义的公共函数）</w:t>
-      </w:r>
-      <w:r>
-        <w:rPr>
-          <w:rFonts w:hint="eastAsia"/>
-        </w:rPr>
-        <w:t>。如果不存在私有公共函数，则可以不用编写该脚本文件。</w:t>
-      </w:r>
-    </w:p>
-    <w:p>
-      <w:r>
-        <w:rPr>
-          <w:rFonts w:hint="eastAsia"/>
-        </w:rPr>
-        <w:tab/>
-      </w:r>
-      <w:r>
-        <w:rPr>
-          <w:rFonts w:hint="eastAsia"/>
-        </w:rPr>
-        <w:tab/>
-      </w:r>
-      <w:r>
-        <w:rPr>
-          <w:rFonts w:hint="eastAsia"/>
-          <w:b/>
-        </w:rPr>
-        <w:t>test.js</w:t>
-      </w:r>
-      <w:r>
-        <w:rPr>
-          <w:rFonts w:hint="eastAsia"/>
-          <w:b/>
-        </w:rPr>
-        <w:t>：</w:t>
-      </w:r>
-      <w:r>
-        <w:rPr>
-          <w:rFonts w:hint="eastAsia"/>
-        </w:rPr>
-        <w:t>指测试</w:t>
-      </w:r>
-      <w:r>
-        <w:rPr>
-          <w:rFonts w:hint="eastAsia"/>
-        </w:rPr>
-        <w:t>用例</w:t>
-      </w:r>
-      <w:r>
-        <w:rPr>
-          <w:rFonts w:hint="eastAsia"/>
-        </w:rPr>
-        <w:t>脚本</w:t>
-      </w:r>
-    </w:p>
-    <w:p/>
-    <w:p>
-      <w:pPr>
-        <w:rPr>
-          <w:b/>
-        </w:rPr>
-      </w:pPr>
-      <w:r>
-        <w:rPr>
-          <w:rFonts w:hint="eastAsia"/>
-          <w:b/>
-        </w:rPr>
-        <w:t>综上所述，测试人员在用</w:t>
-      </w:r>
-      <w:r>
-        <w:rPr>
-          <w:rFonts w:hint="eastAsia"/>
-          <w:b/>
-        </w:rPr>
-        <w:t>JS</w:t>
-      </w:r>
-      <w:r>
-        <w:rPr>
-          <w:rFonts w:hint="eastAsia"/>
-          <w:b/>
-        </w:rPr>
-        <w:t>脚本编写</w:t>
-      </w:r>
-      <w:r>
-        <w:rPr>
-          <w:rFonts w:hint="eastAsia"/>
-          <w:b/>
-        </w:rPr>
-        <w:t>自动化测试用例的步骤如下：</w:t>
-      </w:r>
-    </w:p>
-    <w:p>
-      <w:r>
-        <w:rPr>
-          <w:rFonts w:hint="eastAsia"/>
-        </w:rPr>
-        <w:t>1</w:t>
-      </w:r>
-      <w:r>
-        <w:rPr>
-          <w:rFonts w:hint="eastAsia"/>
-        </w:rPr>
-        <w:t>、在</w:t>
-      </w:r>
-      <w:proofErr w:type="spellStart"/>
-      <w:r>
-        <w:rPr>
-          <w:rFonts w:hint="eastAsia"/>
-        </w:rPr>
-        <w:t>testcases</w:t>
-      </w:r>
-      <w:proofErr w:type="spellEnd"/>
-      <w:r>
-        <w:rPr>
-          <w:rFonts w:hint="eastAsia"/>
-        </w:rPr>
-        <w:t>\</w:t>
-      </w:r>
-      <w:proofErr w:type="spellStart"/>
-      <w:r>
-        <w:rPr>
-          <w:rFonts w:hint="eastAsia"/>
-        </w:rPr>
-        <w:t>hlt</w:t>
-      </w:r>
-      <w:proofErr w:type="spellEnd"/>
-      <w:r>
-        <w:rPr>
-          <w:rFonts w:hint="eastAsia"/>
-        </w:rPr>
-        <w:t>\</w:t>
-      </w:r>
-      <w:r>
-        <w:t xml:space="preserve"> </w:t>
-      </w:r>
-      <w:proofErr w:type="spellStart"/>
-      <w:r>
-        <w:t>js_testcases</w:t>
-      </w:r>
-      <w:proofErr w:type="spellEnd"/>
-      <w:r>
-        <w:t>\</w:t>
-      </w:r>
-      <w:proofErr w:type="spellStart"/>
-      <w:r>
-        <w:t>js</w:t>
-      </w:r>
-      <w:proofErr w:type="spellEnd"/>
-      <w:r>
-        <w:rPr>
-          <w:rFonts w:hint="eastAsia"/>
-        </w:rPr>
-        <w:t>目录下创建测试用例目录。如果是补充已有测试用例，则直接在对应目录中添加用例脚本，无需重新创建目录。</w:t>
-      </w:r>
-    </w:p>
-    <w:p>
-      <w:r>
-        <w:rPr>
-          <w:rFonts w:hint="eastAsia"/>
-        </w:rPr>
-        <w:t>2</w:t>
-      </w:r>
-      <w:r>
-        <w:rPr>
-          <w:rFonts w:hint="eastAsia"/>
-        </w:rPr>
-        <w:t>、在测试用例目录中编写</w:t>
-      </w:r>
-      <w:r>
-        <w:rPr>
-          <w:rFonts w:hint="eastAsia"/>
-        </w:rPr>
-        <w:t>JS</w:t>
-      </w:r>
-      <w:r>
-        <w:rPr>
-          <w:rFonts w:hint="eastAsia"/>
-        </w:rPr>
-        <w:t>测试脚本</w:t>
-      </w:r>
-      <w:r>
-        <w:rPr>
-          <w:rFonts w:hint="eastAsia"/>
-        </w:rPr>
-        <w:t>，如果需要创建</w:t>
-      </w:r>
-      <w:r>
-        <w:rPr>
-          <w:rFonts w:hint="eastAsia"/>
-        </w:rPr>
-        <w:t>CL</w:t>
-      </w:r>
-      <w:r>
-        <w:rPr>
-          <w:rFonts w:hint="eastAsia"/>
-        </w:rPr>
-        <w:t>则</w:t>
-      </w:r>
-      <w:r>
-        <w:rPr>
-          <w:rFonts w:hint="eastAsia"/>
-        </w:rPr>
-        <w:t>使用</w:t>
-      </w:r>
-      <w:r>
-        <w:t>COMMCLNAME</w:t>
-      </w:r>
-      <w:r>
-        <w:rPr>
-          <w:rFonts w:hint="eastAsia"/>
-        </w:rPr>
-        <w:t>作为</w:t>
-      </w:r>
-      <w:r>
-        <w:rPr>
-          <w:rFonts w:hint="eastAsia"/>
-        </w:rPr>
-        <w:t>CL</w:t>
-      </w:r>
-      <w:r>
-        <w:rPr>
-          <w:rFonts w:hint="eastAsia"/>
-        </w:rPr>
-        <w:t>的名字，并调用</w:t>
-      </w:r>
-      <w:proofErr w:type="spellStart"/>
-      <w:r>
-        <w:t>commCreateCL</w:t>
-      </w:r>
-      <w:proofErr w:type="spellEnd"/>
-      <w:r>
-        <w:rPr>
-          <w:rFonts w:hint="eastAsia"/>
-        </w:rPr>
-        <w:t>函数（该函数将自动检测并创建</w:t>
-      </w:r>
-      <w:r>
-        <w:rPr>
-          <w:rFonts w:hint="eastAsia"/>
-        </w:rPr>
-        <w:t>CS</w:t>
-      </w:r>
-      <w:r>
-        <w:rPr>
-          <w:rFonts w:hint="eastAsia"/>
-        </w:rPr>
-        <w:t>）创建</w:t>
-      </w:r>
-      <w:r>
-        <w:rPr>
-          <w:rFonts w:hint="eastAsia"/>
-        </w:rPr>
-        <w:t>CL</w:t>
-      </w:r>
-      <w:r>
-        <w:rPr>
-          <w:rFonts w:hint="eastAsia"/>
-        </w:rPr>
-        <w:t>，</w:t>
-      </w:r>
-      <w:r>
-        <w:rPr>
-          <w:rFonts w:hint="eastAsia"/>
-        </w:rPr>
-        <w:t>如果需要连接</w:t>
-      </w:r>
-      <w:r>
-        <w:rPr>
-          <w:rFonts w:hint="eastAsia"/>
-        </w:rPr>
-        <w:t>db</w:t>
-      </w:r>
-      <w:r>
-        <w:rPr>
-          <w:rFonts w:hint="eastAsia"/>
-        </w:rPr>
-        <w:t>，则通过</w:t>
-      </w:r>
-      <w:r>
-        <w:t>COORDSVCNAME</w:t>
-      </w:r>
-      <w:r>
-        <w:rPr>
-          <w:rFonts w:hint="eastAsia"/>
-        </w:rPr>
-        <w:t>连接本地的指定端口（如：</w:t>
-      </w:r>
-      <w:proofErr w:type="spellStart"/>
-      <w:r>
-        <w:t>var</w:t>
-      </w:r>
-      <w:proofErr w:type="spellEnd"/>
-      <w:r>
-        <w:t xml:space="preserve"> db = new </w:t>
-      </w:r>
-      <w:proofErr w:type="spellStart"/>
-      <w:r>
-        <w:t>Sdb</w:t>
-      </w:r>
-      <w:proofErr w:type="spellEnd"/>
-      <w:r>
-        <w:t>(‘</w:t>
-      </w:r>
-      <w:proofErr w:type="spellStart"/>
-      <w:r>
-        <w:t>localhost</w:t>
-      </w:r>
-      <w:proofErr w:type="spellEnd"/>
-      <w:r>
-        <w:t>, COORDSVCNAME )</w:t>
-      </w:r>
-      <w:r>
-        <w:rPr>
-          <w:rFonts w:hint="eastAsia"/>
-        </w:rPr>
-        <w:t>）。</w:t>
-      </w:r>
-    </w:p>
-    <w:p>
-      <w:r>
-        <w:rPr>
-          <w:rFonts w:hint="eastAsia"/>
-        </w:rPr>
-        <w:t>3</w:t>
-      </w:r>
-      <w:r>
-        <w:rPr>
-          <w:rFonts w:hint="eastAsia"/>
-        </w:rPr>
-        <w:t>、在编写测试脚本过程中提取出的公共函数：若是所有</w:t>
-      </w:r>
-      <w:r>
-        <w:rPr>
-          <w:rFonts w:hint="eastAsia"/>
-        </w:rPr>
-        <w:t>JS</w:t>
-      </w:r>
-      <w:r>
-        <w:rPr>
-          <w:rFonts w:hint="eastAsia"/>
-        </w:rPr>
         <w:t>测试用例均可使用的公共函数则添加到</w:t>
       </w:r>
-      <w:proofErr w:type="spellStart"/>
-      <w:r>
-        <w:t>testcases</w:t>
-      </w:r>
-      <w:proofErr w:type="spellEnd"/>
-      <w:r>
-        <w:t>\</w:t>
-      </w:r>
-      <w:proofErr w:type="spellStart"/>
-      <w:r>
-        <w:t>hlt</w:t>
-      </w:r>
-      <w:proofErr w:type="spellEnd"/>
-      <w:r>
-        <w:t>\</w:t>
-      </w:r>
-      <w:proofErr w:type="spellStart"/>
-      <w:r>
-        <w:t>js_testcases</w:t>
-      </w:r>
-      <w:proofErr w:type="spellEnd"/>
-      <w:r>
-        <w:t>\</w:t>
-      </w:r>
-      <w:proofErr w:type="spellStart"/>
-      <w:r>
-        <w:t>libs</w:t>
-      </w:r>
-      <w:proofErr w:type="spellEnd"/>
+      <w:r>
+        <w:t>testcases\hlt\js_testcases\libs</w:t>
+      </w:r>
       <w:r>
         <w:rPr>
           <w:rFonts w:hint="eastAsia"/>
@@ -1874,9 +1632,6 @@
     <w:p>
       <w:pPr>
         <w:pStyle w:val="Heading2"/>
-        <w:rPr>
-          <w:rFonts w:hint="eastAsia"/>
-        </w:rPr>
       </w:pPr>
       <w:r>
         <w:rPr>
@@ -1892,11 +1647,6 @@
       </w:r>
     </w:p>
     <w:p>
-      <w:pPr>
-        <w:rPr>
-          <w:rFonts w:hint="eastAsia"/>
-        </w:rPr>
-      </w:pPr>
       <w:r>
         <w:rPr>
           <w:rFonts w:hint="eastAsia"/>
@@ -1910,84 +1660,54 @@
         </w:rPr>
         <w:t>测试用例统一存放在</w:t>
       </w:r>
-      <w:proofErr w:type="spellStart"/>
-      <w:r>
-        <w:rPr>
-          <w:rFonts w:hint="eastAsia"/>
-        </w:rPr>
-        <w:t>testcases</w:t>
-      </w:r>
-      <w:proofErr w:type="spellEnd"/>
-      <w:r>
-        <w:rPr>
-          <w:rFonts w:hint="eastAsia"/>
-        </w:rPr>
-        <w:t>\</w:t>
-      </w:r>
-      <w:proofErr w:type="spellStart"/>
-      <w:r>
-        <w:rPr>
-          <w:rFonts w:hint="eastAsia"/>
-        </w:rPr>
-        <w:t>hlt</w:t>
-      </w:r>
-      <w:proofErr w:type="spellEnd"/>
-      <w:r>
-        <w:rPr>
-          <w:rFonts w:hint="eastAsia"/>
-        </w:rPr>
-        <w:t>\</w:t>
+      <w:r>
+        <w:rPr>
+          <w:rFonts w:hint="eastAsia"/>
+        </w:rPr>
+        <w:t>testcases\hlt\</w:t>
       </w:r>
       <w:r>
         <w:t xml:space="preserve"> </w:t>
       </w:r>
-      <w:proofErr w:type="spellStart"/>
       <w:r>
         <w:t>js_testcases</w:t>
       </w:r>
-      <w:proofErr w:type="spellEnd"/>
       <w:r>
         <w:rPr>
           <w:rFonts w:hint="eastAsia"/>
         </w:rPr>
         <w:t>目录下，该目录包含了两个子目录：其中</w:t>
       </w:r>
-      <w:proofErr w:type="spellStart"/>
       <w:r>
         <w:rPr>
           <w:rFonts w:hint="eastAsia"/>
         </w:rPr>
         <w:t>libs</w:t>
       </w:r>
-      <w:proofErr w:type="spellEnd"/>
       <w:r>
         <w:rPr>
           <w:rFonts w:hint="eastAsia"/>
         </w:rPr>
         <w:t>目录用于存放公共函数库文件；</w:t>
       </w:r>
-      <w:proofErr w:type="spellStart"/>
       <w:r>
         <w:rPr>
           <w:rFonts w:hint="eastAsia"/>
         </w:rPr>
         <w:t>js</w:t>
       </w:r>
-      <w:proofErr w:type="spellEnd"/>
       <w:r>
         <w:rPr>
           <w:rFonts w:hint="eastAsia"/>
         </w:rPr>
         <w:t>目录则用于存放测试用例脚本，</w:t>
       </w:r>
-      <w:proofErr w:type="spellStart"/>
       <w:r>
         <w:rPr>
           <w:rFonts w:hint="eastAsia"/>
         </w:rPr>
         <w:t>js</w:t>
       </w:r>
-      <w:proofErr w:type="spellEnd"/>
       <w:r>
         <w:rPr>
           <w:rFonts w:hint="eastAsia"/>
@@ -2004,13 +1724,8 @@
         <w:t>”、“</w:t>
       </w:r>
       <w:r>
-        <w:t xml:space="preserve"> </w:t>
-      </w:r>
-      <w:proofErr w:type="spellStart"/>
-      <w:r>
-        <w:t>createCL</w:t>
-      </w:r>
-      <w:proofErr w:type="spellEnd"/>
+        <w:t xml:space="preserve"> createCL</w:t>
+      </w:r>
       <w:r>
         <w:rPr>
           <w:rFonts w:hint="eastAsia"/>
@@ -2036,11 +1751,6 @@
       </w:r>
     </w:p>
     <w:p>
-      <w:pPr>
-        <w:rPr>
-          <w:rFonts w:hint="eastAsia"/>
-        </w:rPr>
-      </w:pPr>
       <w:r>
         <w:rPr>
           <w:rFonts w:hint="eastAsia"/>
@@ -2051,7 +1761,6 @@
     <w:p>
       <w:pPr>
         <w:rPr>
-          <w:rFonts w:hint="eastAsia"/>
           <w:shd w:val="pct15" w:color="auto" w:fill="FFFFFF"/>
         </w:rPr>
       </w:pPr>
@@ -2061,7 +1770,6 @@
         </w:rPr>
         <w:tab/>
       </w:r>
-      <w:proofErr w:type="spellStart"/>
       <w:r>
         <w:rPr>
           <w:rFonts w:hint="eastAsia"/>
@@ -2069,44 +1777,22 @@
         </w:rPr>
         <w:t>Feature_TestPoint</w:t>
       </w:r>
-      <w:proofErr w:type="spellEnd"/>
       <w:r>
         <w:rPr>
           <w:rFonts w:hint="eastAsia"/>
           <w:shd w:val="pct15" w:color="auto" w:fill="FFFFFF"/>
         </w:rPr>
-        <w:t>[_</w:t>
-      </w:r>
-      <w:proofErr w:type="spellStart"/>
+        <w:t>[_SubTestPoint]</w:t>
+      </w:r>
       <w:r>
         <w:rPr>
           <w:rFonts w:hint="eastAsia"/>
           <w:shd w:val="pct15" w:color="auto" w:fill="FFFFFF"/>
         </w:rPr>
-        <w:t>SubTestPoint</w:t>
-      </w:r>
-      <w:proofErr w:type="spellEnd"/>
-      <w:r>
-        <w:rPr>
-          <w:rFonts w:hint="eastAsia"/>
-          <w:shd w:val="pct15" w:color="auto" w:fill="FFFFFF"/>
-        </w:rPr>
-        <w:t>]</w:t>
-      </w:r>
-      <w:r>
-        <w:rPr>
-          <w:rFonts w:hint="eastAsia"/>
-          <w:shd w:val="pct15" w:color="auto" w:fill="FFFFFF"/>
-        </w:rPr>
         <w:t>[_Number]</w:t>
       </w:r>
     </w:p>
     <w:p>
-      <w:pPr>
-        <w:rPr>
-          <w:rFonts w:hint="eastAsia"/>
-        </w:rPr>
-      </w:pPr>
       <w:r>
         <w:rPr>
           <w:rFonts w:hint="eastAsia"/>
@@ -2122,11 +1808,6 @@
       </w:r>
     </w:p>
     <w:p>
-      <w:pPr>
-        <w:rPr>
-          <w:rFonts w:hint="eastAsia"/>
-        </w:rPr>
-      </w:pPr>
       <w:r>
         <w:rPr>
           <w:rFonts w:hint="eastAsia"/>
@@ -2134,14 +1815,12 @@
         </w:rPr>
         <w:tab/>
       </w:r>
-      <w:proofErr w:type="spellStart"/>
       <w:r>
         <w:rPr>
           <w:rFonts w:hint="eastAsia"/>
         </w:rPr>
         <w:t>TestPoint</w:t>
       </w:r>
-      <w:proofErr w:type="spellEnd"/>
       <w:r>
         <w:rPr>
           <w:rFonts w:hint="eastAsia"/>
@@ -2156,26 +1835,39 @@
       </w:r>
     </w:p>
     <w:p>
-      <w:pPr>
-        <w:rPr>
-          <w:rFonts w:hint="eastAsia"/>
-        </w:rPr>
-      </w:pPr>
       <w:r>
         <w:rPr>
           <w:rFonts w:hint="eastAsia"/>
         </w:rPr>
         <w:tab/>
+        <w:t>[_SubTestPoint]</w:t>
+      </w:r>
+      <w:r>
+        <w:rPr>
+          <w:rFonts w:hint="eastAsia"/>
+        </w:rPr>
+        <w:t>：子测试点，可不填。当同一个测试点下有多个子测试点时填写</w:t>
+      </w:r>
+    </w:p>
+    <w:p>
+      <w:r>
+        <w:rPr>
+          <w:rFonts w:hint="eastAsia"/>
+        </w:rPr>
+        <w:tab/>
+      </w:r>
+      <w:r>
+        <w:rPr>
+          <w:rFonts w:hint="eastAsia"/>
+        </w:rPr>
         <w:t>[_</w:t>
       </w:r>
-      <w:proofErr w:type="spellStart"/>
-      <w:r>
-        <w:rPr>
-          <w:rFonts w:hint="eastAsia"/>
-        </w:rPr>
-        <w:t>SubTestPoint</w:t>
-      </w:r>
-      <w:proofErr w:type="spellEnd"/>
+      <w:r>
+        <w:rPr>
+          <w:rFonts w:hint="eastAsia"/>
+        </w:rPr>
+        <w:t>Number</w:t>
+      </w:r>
       <w:r>
         <w:rPr>
           <w:rFonts w:hint="eastAsia"/>
@@ -2186,52 +1878,10 @@
         <w:rPr>
           <w:rFonts w:hint="eastAsia"/>
         </w:rPr>
-        <w:t>：子测试点，可不填。当同一个测试点下有多个子测试点时填写</w:t>
-      </w:r>
-    </w:p>
-    <w:p>
-      <w:pPr>
-        <w:rPr>
-          <w:rFonts w:hint="eastAsia"/>
-        </w:rPr>
-      </w:pPr>
-      <w:r>
-        <w:rPr>
-          <w:rFonts w:hint="eastAsia"/>
-        </w:rPr>
-        <w:tab/>
-      </w:r>
-      <w:r>
-        <w:rPr>
-          <w:rFonts w:hint="eastAsia"/>
-        </w:rPr>
-        <w:t>[_</w:t>
-      </w:r>
-      <w:r>
-        <w:rPr>
-          <w:rFonts w:hint="eastAsia"/>
-        </w:rPr>
-        <w:t>Number</w:t>
-      </w:r>
-      <w:r>
-        <w:rPr>
-          <w:rFonts w:hint="eastAsia"/>
-        </w:rPr>
-        <w:t>]</w:t>
-      </w:r>
-      <w:r>
-        <w:rPr>
-          <w:rFonts w:hint="eastAsia"/>
-        </w:rPr>
         <w:t>，编号，可不填。当同一个测试点有多个测试用例时，加上编号区分</w:t>
       </w:r>
     </w:p>
     <w:p>
-      <w:pPr>
-        <w:rPr>
-          <w:rFonts w:hint="eastAsia"/>
-        </w:rPr>
-      </w:pPr>
       <w:r>
         <w:rPr>
           <w:rFonts w:hint="eastAsia"/>
@@ -2284,11 +1934,6 @@
       </w:r>
     </w:p>
     <w:p>
-      <w:pPr>
-        <w:rPr>
-          <w:rFonts w:hint="eastAsia"/>
-        </w:rPr>
-      </w:pPr>
       <w:r>
         <w:rPr>
           <w:rFonts w:hint="eastAsia"/>
@@ -2877,14 +2522,12 @@
         </w:rPr>
         <w:t>局部变量、函数名统一以小写开头，单词首字母大写，如：</w:t>
       </w:r>
-      <w:proofErr w:type="spellStart"/>
       <w:r>
         <w:rPr>
           <w:rFonts w:hint="eastAsia"/>
         </w:rPr>
         <w:t>createDomain</w:t>
       </w:r>
-      <w:proofErr w:type="spellEnd"/>
     </w:p>
     <w:p>
       <w:r>
@@ -2953,23 +2596,7 @@
           <w:b/>
           <w:color w:val="0000CC"/>
         </w:rPr>
-        <w:t xml:space="preserve">function </w:t>
-      </w:r>
-      <w:proofErr w:type="spellStart"/>
-      <w:r>
-        <w:rPr>
-          <w:b/>
-          <w:color w:val="0000CC"/>
-        </w:rPr>
-        <w:t>commIsStandalone</w:t>
-      </w:r>
-      <w:proofErr w:type="spellEnd"/>
-      <w:r>
-        <w:rPr>
-          <w:b/>
-          <w:color w:val="0000CC"/>
-        </w:rPr>
-        <w:t>( db )</w:t>
+        <w:t>function commIsStandalone( db )</w:t>
       </w:r>
       <w:r>
         <w:rPr>
@@ -3106,6 +2733,7 @@
       <w:pPr>
         <w:pStyle w:val="Heading2"/>
       </w:pPr>
+      <w:commentRangeStart w:id="0"/>
       <w:r>
         <w:rPr>
           <w:rFonts w:hint="eastAsia"/>
@@ -3118,6 +2746,16 @@
         </w:rPr>
         <w:t>信息打印</w:t>
       </w:r>
+      <w:commentRangeEnd w:id="0"/>
+      <w:r>
+        <w:rPr>
+          <w:rStyle w:val="CommentReference"/>
+          <w:rFonts w:asciiTheme="minorHAnsi" w:eastAsiaTheme="minorEastAsia" w:hAnsiTheme="minorHAnsi" w:cstheme="minorBidi"/>
+          <w:b w:val="0"/>
+          <w:bCs w:val="0"/>
+        </w:rPr>
+        <w:commentReference w:id="0"/>
+      </w:r>
     </w:p>
     <w:p>
       <w:r>
@@ -3136,27 +2774,15 @@
           <w:shd w:val="clear" w:color="auto" w:fill="BFBFBF" w:themeFill="background1" w:themeFillShade="BF"/>
         </w:rPr>
       </w:pPr>
-      <w:proofErr w:type="spellStart"/>
-      <w:r>
-        <w:rPr>
-          <w:rFonts w:hint="eastAsia"/>
-          <w:color w:val="0000CC"/>
-          <w:sz w:val="18"/>
-          <w:szCs w:val="18"/>
-          <w:shd w:val="clear" w:color="auto" w:fill="BFBFBF" w:themeFill="background1" w:themeFillShade="BF"/>
-        </w:rPr>
-        <w:t>println</w:t>
-      </w:r>
-      <w:proofErr w:type="spellEnd"/>
-      <w:r>
-        <w:rPr>
-          <w:rFonts w:hint="eastAsia"/>
-          <w:color w:val="0000CC"/>
-          <w:sz w:val="18"/>
-          <w:szCs w:val="18"/>
-          <w:shd w:val="clear" w:color="auto" w:fill="BFBFBF" w:themeFill="background1" w:themeFillShade="BF"/>
-        </w:rPr>
-        <w:t xml:space="preserve">( </w:t>
+      <w:r>
+        <w:rPr>
+          <w:rFonts w:hint="eastAsia"/>
+          <w:color w:val="0000CC"/>
+          <w:sz w:val="18"/>
+          <w:szCs w:val="18"/>
+          <w:shd w:val="clear" w:color="auto" w:fill="BFBFBF" w:themeFill="background1" w:themeFillShade="BF"/>
+        </w:rPr>
+        <w:t xml:space="preserve">println( </w:t>
       </w:r>
       <w:r>
         <w:rPr>
@@ -3372,29 +2998,7 @@
           <w:szCs w:val="18"/>
           <w:shd w:val="clear" w:color="auto" w:fill="BFBFBF" w:themeFill="background1" w:themeFillShade="BF"/>
         </w:rPr>
-        <w:t xml:space="preserve">db = new </w:t>
-      </w:r>
-      <w:proofErr w:type="spellStart"/>
-      <w:r>
-        <w:rPr>
-          <w:rFonts w:hint="eastAsia"/>
-          <w:color w:val="0000CC"/>
-          <w:sz w:val="18"/>
-          <w:szCs w:val="18"/>
-          <w:shd w:val="clear" w:color="auto" w:fill="BFBFBF" w:themeFill="background1" w:themeFillShade="BF"/>
-        </w:rPr>
-        <w:t>Sdb</w:t>
-      </w:r>
-      <w:proofErr w:type="spellEnd"/>
-      <w:r>
-        <w:rPr>
-          <w:rFonts w:hint="eastAsia"/>
-          <w:color w:val="0000CC"/>
-          <w:sz w:val="18"/>
-          <w:szCs w:val="18"/>
-          <w:shd w:val="clear" w:color="auto" w:fill="BFBFBF" w:themeFill="background1" w:themeFillShade="BF"/>
-        </w:rPr>
-        <w:t>(</w:t>
+        <w:t>db = new Sdb(</w:t>
       </w:r>
       <w:r>
         <w:rPr>
@@ -3405,7 +3009,6 @@
         </w:rPr>
         <w:t>‘</w:t>
       </w:r>
-      <w:proofErr w:type="spellStart"/>
       <w:r>
         <w:rPr>
           <w:rFonts w:hint="eastAsia"/>
@@ -3416,7 +3019,6 @@
         </w:rPr>
         <w:t>localhost</w:t>
       </w:r>
-      <w:proofErr w:type="spellEnd"/>
       <w:r>
         <w:rPr>
           <w:color w:val="0000CC"/>
@@ -3446,49 +3048,15 @@
           <w:shd w:val="clear" w:color="auto" w:fill="BFBFBF" w:themeFill="background1" w:themeFillShade="BF"/>
         </w:rPr>
       </w:pPr>
-      <w:proofErr w:type="spellStart"/>
-      <w:r>
-        <w:rPr>
-          <w:rFonts w:hint="eastAsia"/>
-          <w:color w:val="0000CC"/>
-          <w:sz w:val="18"/>
-          <w:szCs w:val="18"/>
-          <w:shd w:val="clear" w:color="auto" w:fill="BFBFBF" w:themeFill="background1" w:themeFillShade="BF"/>
-        </w:rPr>
-        <w:t>dbcat</w:t>
-      </w:r>
-      <w:proofErr w:type="spellEnd"/>
-      <w:r>
-        <w:rPr>
-          <w:rFonts w:hint="eastAsia"/>
-          <w:color w:val="0000CC"/>
-          <w:sz w:val="18"/>
-          <w:szCs w:val="18"/>
-          <w:shd w:val="clear" w:color="auto" w:fill="BFBFBF" w:themeFill="background1" w:themeFillShade="BF"/>
-        </w:rPr>
-        <w:t xml:space="preserve"> = new </w:t>
-      </w:r>
-      <w:proofErr w:type="spellStart"/>
-      <w:r>
-        <w:rPr>
-          <w:rFonts w:hint="eastAsia"/>
-          <w:color w:val="0000CC"/>
-          <w:sz w:val="18"/>
-          <w:szCs w:val="18"/>
-          <w:shd w:val="clear" w:color="auto" w:fill="BFBFBF" w:themeFill="background1" w:themeFillShade="BF"/>
-        </w:rPr>
-        <w:t>Sdb</w:t>
-      </w:r>
-      <w:proofErr w:type="spellEnd"/>
-      <w:r>
-        <w:rPr>
-          <w:rFonts w:hint="eastAsia"/>
-          <w:color w:val="0000CC"/>
-          <w:sz w:val="18"/>
-          <w:szCs w:val="18"/>
-          <w:shd w:val="clear" w:color="auto" w:fill="BFBFBF" w:themeFill="background1" w:themeFillShade="BF"/>
-        </w:rPr>
-        <w:t>(</w:t>
+      <w:r>
+        <w:rPr>
+          <w:rFonts w:hint="eastAsia"/>
+          <w:color w:val="0000CC"/>
+          <w:sz w:val="18"/>
+          <w:szCs w:val="18"/>
+          <w:shd w:val="clear" w:color="auto" w:fill="BFBFBF" w:themeFill="background1" w:themeFillShade="BF"/>
+        </w:rPr>
+        <w:t>dbcat = new Sdb(</w:t>
       </w:r>
       <w:r>
         <w:rPr>
@@ -3499,7 +3067,6 @@
         </w:rPr>
         <w:t>‘</w:t>
       </w:r>
-      <w:proofErr w:type="spellStart"/>
       <w:r>
         <w:rPr>
           <w:rFonts w:hint="eastAsia"/>
@@ -3510,7 +3077,6 @@
         </w:rPr>
         <w:t>localhost</w:t>
       </w:r>
-      <w:proofErr w:type="spellEnd"/>
       <w:r>
         <w:rPr>
           <w:color w:val="0000CC"/>
@@ -3543,72 +3109,17 @@
       </w:r>
     </w:p>
     <w:p>
-      <w:pPr>
-        <w:rPr>
-          <w:rFonts w:hint="eastAsia"/>
-        </w:rPr>
-      </w:pPr>
       <w:r>
         <w:rPr>
           <w:rFonts w:hint="eastAsia"/>
         </w:rPr>
         <w:t>公共库路径：</w:t>
       </w:r>
-      <w:proofErr w:type="spellStart"/>
-      <w:r>
-        <w:rPr>
-          <w:rFonts w:hint="eastAsia"/>
-        </w:rPr>
-        <w:t>testcase</w:t>
-      </w:r>
-      <w:proofErr w:type="spellEnd"/>
-      <w:r>
-        <w:rPr>
-          <w:rFonts w:hint="eastAsia"/>
-        </w:rPr>
-        <w:t>/</w:t>
-      </w:r>
-      <w:proofErr w:type="spellStart"/>
-      <w:r>
-        <w:rPr>
-          <w:rFonts w:hint="eastAsia"/>
-        </w:rPr>
-        <w:t>hlt</w:t>
-      </w:r>
-      <w:proofErr w:type="spellEnd"/>
-      <w:r>
-        <w:rPr>
-          <w:rFonts w:hint="eastAsia"/>
-        </w:rPr>
-        <w:t>/</w:t>
-      </w:r>
-      <w:proofErr w:type="spellStart"/>
-      <w:r>
-        <w:rPr>
-          <w:rFonts w:hint="eastAsia"/>
-        </w:rPr>
-        <w:t>js_testcase</w:t>
-      </w:r>
-      <w:proofErr w:type="spellEnd"/>
-      <w:r>
-        <w:rPr>
-          <w:rFonts w:hint="eastAsia"/>
-        </w:rPr>
-        <w:t>/</w:t>
-      </w:r>
-      <w:proofErr w:type="spellStart"/>
-      <w:r>
-        <w:rPr>
-          <w:rFonts w:hint="eastAsia"/>
-        </w:rPr>
-        <w:t>js</w:t>
-      </w:r>
-      <w:proofErr w:type="spellEnd"/>
-      <w:r>
-        <w:rPr>
-          <w:rFonts w:hint="eastAsia"/>
-        </w:rPr>
-        <w:t>/lib/func.js</w:t>
+      <w:r>
+        <w:rPr>
+          <w:rFonts w:hint="eastAsia"/>
+        </w:rPr>
+        <w:t>testcase/hlt/js_testcase/js/lib/func.js</w:t>
       </w:r>
     </w:p>
     <w:p>
@@ -3823,27 +3334,15 @@
         </w:rPr>
         <w:t>通过其它功能手段，如</w:t>
       </w:r>
-      <w:proofErr w:type="spellStart"/>
-      <w:r>
-        <w:rPr>
-          <w:rFonts w:hint="eastAsia"/>
-          <w:color w:val="0000CC"/>
-          <w:sz w:val="18"/>
-          <w:szCs w:val="18"/>
-          <w:shd w:val="clear" w:color="auto" w:fill="BFBFBF" w:themeFill="background1" w:themeFillShade="BF"/>
-        </w:rPr>
-        <w:t>ReplSize</w:t>
-      </w:r>
-      <w:proofErr w:type="spellEnd"/>
-      <w:r>
-        <w:rPr>
-          <w:rFonts w:hint="eastAsia"/>
-          <w:color w:val="0000CC"/>
-          <w:sz w:val="18"/>
-          <w:szCs w:val="18"/>
-          <w:shd w:val="clear" w:color="auto" w:fill="BFBFBF" w:themeFill="background1" w:themeFillShade="BF"/>
-        </w:rPr>
-        <w:t>=0</w:t>
+      <w:r>
+        <w:rPr>
+          <w:rFonts w:hint="eastAsia"/>
+          <w:color w:val="0000CC"/>
+          <w:sz w:val="18"/>
+          <w:szCs w:val="18"/>
+          <w:shd w:val="clear" w:color="auto" w:fill="BFBFBF" w:themeFill="background1" w:themeFillShade="BF"/>
+        </w:rPr>
+        <w:t>ReplSize=0</w:t>
       </w:r>
       <w:r>
         <w:rPr>
@@ -3912,29 +3411,7 @@
           <w:szCs w:val="18"/>
           <w:shd w:val="clear" w:color="auto" w:fill="BFBFBF" w:themeFill="background1" w:themeFillShade="BF"/>
         </w:rPr>
-        <w:t xml:space="preserve">while( </w:t>
-      </w:r>
-      <w:proofErr w:type="spellStart"/>
-      <w:r>
-        <w:rPr>
-          <w:rFonts w:hint="eastAsia"/>
-          <w:color w:val="0000CC"/>
-          <w:sz w:val="18"/>
-          <w:szCs w:val="18"/>
-          <w:shd w:val="clear" w:color="auto" w:fill="BFBFBF" w:themeFill="background1" w:themeFillShade="BF"/>
-        </w:rPr>
-        <w:t>isNeedWait</w:t>
-      </w:r>
-      <w:proofErr w:type="spellEnd"/>
-      <w:r>
-        <w:rPr>
-          <w:rFonts w:hint="eastAsia"/>
-          <w:color w:val="0000CC"/>
-          <w:sz w:val="18"/>
-          <w:szCs w:val="18"/>
-          <w:shd w:val="clear" w:color="auto" w:fill="BFBFBF" w:themeFill="background1" w:themeFillShade="BF"/>
-        </w:rPr>
-        <w:t>() )</w:t>
+        <w:t>while( isNeedWait() )</w:t>
       </w:r>
     </w:p>
     <w:p>
@@ -3984,19 +3461,11 @@
         </w:rPr>
         <w:t>如果</w:t>
       </w:r>
-      <w:proofErr w:type="spellStart"/>
-      <w:r>
-        <w:rPr>
-          <w:rFonts w:hint="eastAsia"/>
-        </w:rPr>
-        <w:t>isNeedWait</w:t>
-      </w:r>
-      <w:proofErr w:type="spellEnd"/>
-      <w:r>
-        <w:rPr>
-          <w:rFonts w:hint="eastAsia"/>
-        </w:rPr>
-        <w:t>()</w:t>
+      <w:r>
+        <w:rPr>
+          <w:rFonts w:hint="eastAsia"/>
+        </w:rPr>
+        <w:t>isNeedWait()</w:t>
       </w:r>
       <w:r>
         <w:rPr>
@@ -4058,29 +3527,7 @@
           <w:szCs w:val="18"/>
           <w:shd w:val="clear" w:color="auto" w:fill="BFBFBF" w:themeFill="background1" w:themeFillShade="BF"/>
         </w:rPr>
-        <w:t xml:space="preserve">while( </w:t>
-      </w:r>
-      <w:proofErr w:type="spellStart"/>
-      <w:r>
-        <w:rPr>
-          <w:rFonts w:hint="eastAsia"/>
-          <w:color w:val="0000CC"/>
-          <w:sz w:val="18"/>
-          <w:szCs w:val="18"/>
-          <w:shd w:val="clear" w:color="auto" w:fill="BFBFBF" w:themeFill="background1" w:themeFillShade="BF"/>
-        </w:rPr>
-        <w:t>isNeedWait</w:t>
-      </w:r>
-      <w:proofErr w:type="spellEnd"/>
-      <w:r>
-        <w:rPr>
-          <w:rFonts w:hint="eastAsia"/>
-          <w:color w:val="0000CC"/>
-          <w:sz w:val="18"/>
-          <w:szCs w:val="18"/>
-          <w:shd w:val="clear" w:color="auto" w:fill="BFBFBF" w:themeFill="background1" w:themeFillShade="BF"/>
-        </w:rPr>
-        <w:t>() )</w:t>
+        <w:t>while( isNeedWait() )</w:t>
       </w:r>
     </w:p>
     <w:p>
@@ -4243,29 +3690,7 @@
           <w:szCs w:val="18"/>
           <w:shd w:val="clear" w:color="auto" w:fill="BFBFBF" w:themeFill="background1" w:themeFillShade="BF"/>
         </w:rPr>
-        <w:t xml:space="preserve">   </w:t>
-      </w:r>
-      <w:proofErr w:type="spellStart"/>
-      <w:r>
-        <w:rPr>
-          <w:rFonts w:hint="eastAsia"/>
-          <w:color w:val="0000CC"/>
-          <w:sz w:val="18"/>
-          <w:szCs w:val="18"/>
-          <w:shd w:val="clear" w:color="auto" w:fill="BFBFBF" w:themeFill="background1" w:themeFillShade="BF"/>
-        </w:rPr>
-        <w:t>db.listReplicas</w:t>
-      </w:r>
-      <w:proofErr w:type="spellEnd"/>
-      <w:r>
-        <w:rPr>
-          <w:rFonts w:hint="eastAsia"/>
-          <w:color w:val="0000CC"/>
-          <w:sz w:val="18"/>
-          <w:szCs w:val="18"/>
-          <w:shd w:val="clear" w:color="auto" w:fill="BFBFBF" w:themeFill="background1" w:themeFillShade="BF"/>
-        </w:rPr>
-        <w:t>() ;</w:t>
+        <w:t xml:space="preserve">   db.listReplicas() ;</w:t>
       </w:r>
     </w:p>
     <w:p>
@@ -4349,29 +3774,7 @@
           <w:szCs w:val="18"/>
           <w:shd w:val="clear" w:color="auto" w:fill="BFBFBF" w:themeFill="background1" w:themeFillShade="BF"/>
         </w:rPr>
-        <w:t xml:space="preserve">function connect( host, </w:t>
-      </w:r>
-      <w:proofErr w:type="spellStart"/>
-      <w:r>
-        <w:rPr>
-          <w:rFonts w:hint="eastAsia"/>
-          <w:color w:val="0000CC"/>
-          <w:sz w:val="18"/>
-          <w:szCs w:val="18"/>
-          <w:shd w:val="clear" w:color="auto" w:fill="BFBFBF" w:themeFill="background1" w:themeFillShade="BF"/>
-        </w:rPr>
-        <w:t>svcname</w:t>
-      </w:r>
-      <w:proofErr w:type="spellEnd"/>
-      <w:r>
-        <w:rPr>
-          <w:rFonts w:hint="eastAsia"/>
-          <w:color w:val="0000CC"/>
-          <w:sz w:val="18"/>
-          <w:szCs w:val="18"/>
-          <w:shd w:val="clear" w:color="auto" w:fill="BFBFBF" w:themeFill="background1" w:themeFillShade="BF"/>
-        </w:rPr>
-        <w:t xml:space="preserve"> )</w:t>
+        <w:t>function connect( host, svcname )</w:t>
       </w:r>
     </w:p>
     <w:p>
@@ -4529,29 +3932,7 @@
           <w:szCs w:val="18"/>
           <w:shd w:val="clear" w:color="auto" w:fill="BFBFBF" w:themeFill="background1" w:themeFillShade="BF"/>
         </w:rPr>
-        <w:t xml:space="preserve">   if ( </w:t>
-      </w:r>
-      <w:proofErr w:type="spellStart"/>
-      <w:r>
-        <w:rPr>
-          <w:rFonts w:hint="eastAsia"/>
-          <w:color w:val="0000CC"/>
-          <w:sz w:val="18"/>
-          <w:szCs w:val="18"/>
-          <w:shd w:val="clear" w:color="auto" w:fill="BFBFBF" w:themeFill="background1" w:themeFillShade="BF"/>
-        </w:rPr>
-        <w:t>svcname</w:t>
-      </w:r>
-      <w:proofErr w:type="spellEnd"/>
-      <w:r>
-        <w:rPr>
-          <w:rFonts w:hint="eastAsia"/>
-          <w:color w:val="0000CC"/>
-          <w:sz w:val="18"/>
-          <w:szCs w:val="18"/>
-          <w:shd w:val="clear" w:color="auto" w:fill="BFBFBF" w:themeFill="background1" w:themeFillShade="BF"/>
-        </w:rPr>
-        <w:t xml:space="preserve"> == undefined )</w:t>
+        <w:t xml:space="preserve">   if ( svcname == undefined )</w:t>
       </w:r>
     </w:p>
     <w:p>
@@ -4591,29 +3972,7 @@
           <w:szCs w:val="18"/>
           <w:shd w:val="clear" w:color="auto" w:fill="BFBFBF" w:themeFill="background1" w:themeFillShade="BF"/>
         </w:rPr>
-        <w:t xml:space="preserve">      </w:t>
-      </w:r>
-      <w:proofErr w:type="spellStart"/>
-      <w:r>
-        <w:rPr>
-          <w:rFonts w:hint="eastAsia"/>
-          <w:color w:val="0000CC"/>
-          <w:sz w:val="18"/>
-          <w:szCs w:val="18"/>
-          <w:shd w:val="clear" w:color="auto" w:fill="BFBFBF" w:themeFill="background1" w:themeFillShade="BF"/>
-        </w:rPr>
-        <w:t>svcname</w:t>
-      </w:r>
-      <w:proofErr w:type="spellEnd"/>
-      <w:r>
-        <w:rPr>
-          <w:rFonts w:hint="eastAsia"/>
-          <w:color w:val="0000CC"/>
-          <w:sz w:val="18"/>
-          <w:szCs w:val="18"/>
-          <w:shd w:val="clear" w:color="auto" w:fill="BFBFBF" w:themeFill="background1" w:themeFillShade="BF"/>
-        </w:rPr>
-        <w:t xml:space="preserve"> = </w:t>
+        <w:t xml:space="preserve">      svcname = </w:t>
       </w:r>
       <w:r>
         <w:rPr>
@@ -4719,29 +4078,7 @@
           <w:szCs w:val="18"/>
           <w:shd w:val="clear" w:color="auto" w:fill="BFBFBF" w:themeFill="background1" w:themeFillShade="BF"/>
         </w:rPr>
-        <w:t xml:space="preserve">function connect( host, </w:t>
-      </w:r>
-      <w:proofErr w:type="spellStart"/>
-      <w:r>
-        <w:rPr>
-          <w:rFonts w:hint="eastAsia"/>
-          <w:color w:val="0000CC"/>
-          <w:sz w:val="18"/>
-          <w:szCs w:val="18"/>
-          <w:shd w:val="clear" w:color="auto" w:fill="BFBFBF" w:themeFill="background1" w:themeFillShade="BF"/>
-        </w:rPr>
-        <w:t>svcname</w:t>
-      </w:r>
-      <w:proofErr w:type="spellEnd"/>
-      <w:r>
-        <w:rPr>
-          <w:rFonts w:hint="eastAsia"/>
-          <w:color w:val="0000CC"/>
-          <w:sz w:val="18"/>
-          <w:szCs w:val="18"/>
-          <w:shd w:val="clear" w:color="auto" w:fill="BFBFBF" w:themeFill="background1" w:themeFillShade="BF"/>
-        </w:rPr>
-        <w:t xml:space="preserve"> )</w:t>
+        <w:t>function connect( host, svcname )</w:t>
       </w:r>
     </w:p>
     <w:p>
@@ -4858,29 +4195,7 @@
           <w:szCs w:val="18"/>
           <w:shd w:val="clear" w:color="auto" w:fill="BFBFBF" w:themeFill="background1" w:themeFillShade="BF"/>
         </w:rPr>
-        <w:t xml:space="preserve">   </w:t>
-      </w:r>
-      <w:proofErr w:type="spellStart"/>
-      <w:r>
-        <w:rPr>
-          <w:rFonts w:hint="eastAsia"/>
-          <w:color w:val="0000CC"/>
-          <w:sz w:val="18"/>
-          <w:szCs w:val="18"/>
-          <w:shd w:val="clear" w:color="auto" w:fill="BFBFBF" w:themeFill="background1" w:themeFillShade="BF"/>
-        </w:rPr>
-        <w:t>svcname</w:t>
-      </w:r>
-      <w:proofErr w:type="spellEnd"/>
-      <w:r>
-        <w:rPr>
-          <w:rFonts w:hint="eastAsia"/>
-          <w:color w:val="0000CC"/>
-          <w:sz w:val="18"/>
-          <w:szCs w:val="18"/>
-          <w:shd w:val="clear" w:color="auto" w:fill="BFBFBF" w:themeFill="background1" w:themeFillShade="BF"/>
-        </w:rPr>
-        <w:t xml:space="preserve"> = arguments[1] ? arguments[1] : </w:t>
+        <w:t xml:space="preserve">   svcname = arguments[1] ? arguments[1] : </w:t>
       </w:r>
       <w:r>
         <w:rPr>
@@ -5000,6 +4315,42 @@
     </w:sectPr>
   </w:body>
 </w:document>
+</file>
+
+<file path=word/comments.xml><?xml version="1.0" encoding="utf-8"?>
+<w:comments xmlns:ve="http://schemas.openxmlformats.org/markup-compatibility/2006" xmlns:o="urn:schemas-microsoft-com:office:office" xmlns:r="http://schemas.openxmlformats.org/officeDocument/2006/relationships" xmlns:m="http://schemas.openxmlformats.org/officeDocument/2006/math" xmlns:v="urn:schemas-microsoft-com:vml" xmlns:wp="http://schemas.openxmlformats.org/drawingml/2006/wordprocessingDrawing" xmlns:w10="urn:schemas-microsoft-com:office:word" xmlns:w="http://schemas.openxmlformats.org/wordprocessingml/2006/main" xmlns:wne="http://schemas.microsoft.com/office/word/2006/wordml">
+  <w:comment w:id="0" w:author="lijianhua" w:date="2015-04-02T19:47:00Z" w:initials="l">
+    <w:p>
+      <w:pPr>
+        <w:pStyle w:val="CommentText"/>
+      </w:pPr>
+      <w:r>
+        <w:rPr>
+          <w:rStyle w:val="CommentReference"/>
+        </w:rPr>
+        <w:annotationRef/>
+      </w:r>
+      <w:r>
+        <w:rPr>
+          <w:rFonts w:hint="eastAsia"/>
+        </w:rPr>
+        <w:t>先寻找一下</w:t>
+      </w:r>
+      <w:r>
+        <w:rPr>
+          <w:rFonts w:hint="eastAsia"/>
+        </w:rPr>
+        <w:t>是否有</w:t>
+      </w:r>
+      <w:r>
+        <w:rPr>
+          <w:rFonts w:hint="eastAsia"/>
+        </w:rPr>
+        <w:t>打印堆栈信息的方法</w:t>
+      </w:r>
+    </w:p>
+  </w:comment>
+</w:comments>
 </file>
 
 <file path=word/numbering.xml><?xml version="1.0" encoding="utf-8"?>
@@ -5306,6 +4657,7 @@
   <w:style w:type="character" w:default="1" w:styleId="DefaultParagraphFont">
     <w:name w:val="Default Paragraph Font"/>
     <w:uiPriority w:val="1"/>
+    <w:semiHidden/>
     <w:unhideWhenUsed/>
   </w:style>
   <w:style w:type="table" w:default="1" w:styleId="TableNormal">
@@ -5417,6 +4769,89 @@
     <w:pPr>
       <w:ind w:firstLineChars="200" w:firstLine="420"/>
     </w:pPr>
+  </w:style>
+  <w:style w:type="character" w:styleId="CommentReference">
+    <w:name w:val="annotation reference"/>
+    <w:basedOn w:val="DefaultParagraphFont"/>
+    <w:uiPriority w:val="99"/>
+    <w:semiHidden/>
+    <w:unhideWhenUsed/>
+    <w:rsid w:val="005852C8"/>
+    <w:rPr>
+      <w:sz w:val="21"/>
+      <w:szCs w:val="21"/>
+    </w:rPr>
+  </w:style>
+  <w:style w:type="paragraph" w:styleId="CommentText">
+    <w:name w:val="annotation text"/>
+    <w:basedOn w:val="Normal"/>
+    <w:link w:val="CommentTextChar"/>
+    <w:uiPriority w:val="99"/>
+    <w:semiHidden/>
+    <w:unhideWhenUsed/>
+    <w:rsid w:val="005852C8"/>
+    <w:pPr>
+      <w:jc w:val="left"/>
+    </w:pPr>
+  </w:style>
+  <w:style w:type="character" w:customStyle="1" w:styleId="CommentTextChar">
+    <w:name w:val="Comment Text Char"/>
+    <w:basedOn w:val="DefaultParagraphFont"/>
+    <w:link w:val="CommentText"/>
+    <w:uiPriority w:val="99"/>
+    <w:semiHidden/>
+    <w:rsid w:val="005852C8"/>
+  </w:style>
+  <w:style w:type="paragraph" w:styleId="CommentSubject">
+    <w:name w:val="annotation subject"/>
+    <w:basedOn w:val="CommentText"/>
+    <w:next w:val="CommentText"/>
+    <w:link w:val="CommentSubjectChar"/>
+    <w:uiPriority w:val="99"/>
+    <w:semiHidden/>
+    <w:unhideWhenUsed/>
+    <w:rsid w:val="005852C8"/>
+    <w:rPr>
+      <w:b/>
+      <w:bCs/>
+    </w:rPr>
+  </w:style>
+  <w:style w:type="character" w:customStyle="1" w:styleId="CommentSubjectChar">
+    <w:name w:val="Comment Subject Char"/>
+    <w:basedOn w:val="CommentTextChar"/>
+    <w:link w:val="CommentSubject"/>
+    <w:uiPriority w:val="99"/>
+    <w:semiHidden/>
+    <w:rsid w:val="005852C8"/>
+    <w:rPr>
+      <w:b/>
+      <w:bCs/>
+    </w:rPr>
+  </w:style>
+  <w:style w:type="paragraph" w:styleId="BalloonText">
+    <w:name w:val="Balloon Text"/>
+    <w:basedOn w:val="Normal"/>
+    <w:link w:val="BalloonTextChar"/>
+    <w:uiPriority w:val="99"/>
+    <w:semiHidden/>
+    <w:unhideWhenUsed/>
+    <w:rsid w:val="005852C8"/>
+    <w:rPr>
+      <w:sz w:val="16"/>
+      <w:szCs w:val="16"/>
+    </w:rPr>
+  </w:style>
+  <w:style w:type="character" w:customStyle="1" w:styleId="BalloonTextChar">
+    <w:name w:val="Balloon Text Char"/>
+    <w:basedOn w:val="DefaultParagraphFont"/>
+    <w:link w:val="BalloonText"/>
+    <w:uiPriority w:val="99"/>
+    <w:semiHidden/>
+    <w:rsid w:val="005852C8"/>
+    <w:rPr>
+      <w:sz w:val="16"/>
+      <w:szCs w:val="16"/>
+    </w:rPr>
   </w:style>
 </w:styles>
 </file>

--- a/internal_doc/09.规范模板/JS测试用例编写指导书.docx
+++ b/internal_doc/09.规范模板/JS测试用例编写指导书.docx
@@ -292,12 +292,14 @@
         </w:rPr>
         <w:t>测试用例均是通过</w:t>
       </w:r>
+      <w:proofErr w:type="spellStart"/>
       <w:r>
         <w:rPr>
           <w:rFonts w:hint="eastAsia"/>
         </w:rPr>
         <w:t>sdb</w:t>
       </w:r>
+      <w:proofErr w:type="spellEnd"/>
       <w:r>
         <w:rPr>
           <w:rFonts w:hint="eastAsia"/>
@@ -355,8 +357,20 @@
           <w:szCs w:val="18"/>
           <w:shd w:val="clear" w:color="auto" w:fill="BFBFBF" w:themeFill="background1" w:themeFillShade="BF"/>
         </w:rPr>
-        <w:t>bin/sdb</w:t>
-      </w:r>
+        <w:t>bin/</w:t>
+      </w:r>
+      <w:proofErr w:type="spellStart"/>
+      <w:r>
+        <w:rPr>
+          <w:rFonts w:hint="eastAsia"/>
+          <w:color w:val="0000CC"/>
+          <w:sz w:val="18"/>
+          <w:szCs w:val="18"/>
+          <w:shd w:val="clear" w:color="auto" w:fill="BFBFBF" w:themeFill="background1" w:themeFillShade="BF"/>
+        </w:rPr>
+        <w:t>sdb</w:t>
+      </w:r>
+      <w:proofErr w:type="spellEnd"/>
     </w:p>
     <w:p>
       <w:pPr>
@@ -405,16 +419,67 @@
           <w:szCs w:val="18"/>
           <w:shd w:val="clear" w:color="auto" w:fill="BFBFBF" w:themeFill="background1" w:themeFillShade="BF"/>
         </w:rPr>
-        <w:t xml:space="preserve">"var </w:t>
-      </w:r>
-      <w:r>
-        <w:rPr>
-          <w:color w:val="0000CC"/>
-          <w:sz w:val="18"/>
-          <w:szCs w:val="18"/>
-          <w:shd w:val="clear" w:color="auto" w:fill="BFBFBF" w:themeFill="background1" w:themeFillShade="BF"/>
-        </w:rPr>
-        <w:t>CSPREFIX='${CS_PRIX}';</w:t>
+        <w:t>"</w:t>
+      </w:r>
+      <w:proofErr w:type="spellStart"/>
+      <w:r>
+        <w:rPr>
+          <w:rFonts w:hint="eastAsia"/>
+          <w:color w:val="0000CC"/>
+          <w:sz w:val="18"/>
+          <w:szCs w:val="18"/>
+          <w:shd w:val="clear" w:color="auto" w:fill="BFBFBF" w:themeFill="background1" w:themeFillShade="BF"/>
+        </w:rPr>
+        <w:t>var</w:t>
+      </w:r>
+      <w:proofErr w:type="spellEnd"/>
+      <w:r>
+        <w:rPr>
+          <w:rFonts w:hint="eastAsia"/>
+          <w:color w:val="0000CC"/>
+          <w:sz w:val="18"/>
+          <w:szCs w:val="18"/>
+          <w:shd w:val="clear" w:color="auto" w:fill="BFBFBF" w:themeFill="background1" w:themeFillShade="BF"/>
+        </w:rPr>
+        <w:t xml:space="preserve"> </w:t>
+      </w:r>
+      <w:r>
+        <w:rPr>
+          <w:rFonts w:hint="eastAsia"/>
+          <w:color w:val="0000CC"/>
+          <w:sz w:val="18"/>
+          <w:szCs w:val="18"/>
+          <w:shd w:val="clear" w:color="auto" w:fill="BFBFBF" w:themeFill="background1" w:themeFillShade="BF"/>
+        </w:rPr>
+        <w:t>CHANGED</w:t>
+      </w:r>
+      <w:r>
+        <w:rPr>
+          <w:color w:val="0000CC"/>
+          <w:sz w:val="18"/>
+          <w:szCs w:val="18"/>
+          <w:shd w:val="clear" w:color="auto" w:fill="BFBFBF" w:themeFill="background1" w:themeFillShade="BF"/>
+        </w:rPr>
+        <w:t>PREFIX='${</w:t>
+      </w:r>
+      <w:r>
+        <w:rPr>
+          <w:rFonts w:hint="eastAsia"/>
+          <w:color w:val="0000CC"/>
+          <w:sz w:val="18"/>
+          <w:szCs w:val="18"/>
+          <w:shd w:val="clear" w:color="auto" w:fill="BFBFBF" w:themeFill="background1" w:themeFillShade="BF"/>
+        </w:rPr>
+        <w:t>CHANGEDSTRING</w:t>
+      </w:r>
+      <w:r>
+        <w:rPr>
+          <w:color w:val="0000CC"/>
+          <w:sz w:val="18"/>
+          <w:szCs w:val="18"/>
+          <w:shd w:val="clear" w:color="auto" w:fill="BFBFBF" w:themeFill="background1" w:themeFillShade="BF"/>
+        </w:rPr>
+        <w:t>}';</w:t>
       </w:r>
     </w:p>
     <w:p>
@@ -437,14 +502,55 @@
         </w:rPr>
         <w:tab/>
       </w:r>
-      <w:r>
-        <w:rPr>
-          <w:color w:val="0000CC"/>
-          <w:sz w:val="18"/>
-          <w:szCs w:val="18"/>
-          <w:shd w:val="clear" w:color="auto" w:fill="BFBFBF" w:themeFill="background1" w:themeFillShade="BF"/>
-        </w:rPr>
-        <w:t>var CLPREFIX='${CL_PRIX}';</w:t>
+      <w:proofErr w:type="spellStart"/>
+      <w:r>
+        <w:rPr>
+          <w:color w:val="0000CC"/>
+          <w:sz w:val="18"/>
+          <w:szCs w:val="18"/>
+          <w:shd w:val="clear" w:color="auto" w:fill="BFBFBF" w:themeFill="background1" w:themeFillShade="BF"/>
+        </w:rPr>
+        <w:t>var</w:t>
+      </w:r>
+      <w:proofErr w:type="spellEnd"/>
+      <w:r>
+        <w:rPr>
+          <w:color w:val="0000CC"/>
+          <w:sz w:val="18"/>
+          <w:szCs w:val="18"/>
+          <w:shd w:val="clear" w:color="auto" w:fill="BFBFBF" w:themeFill="background1" w:themeFillShade="BF"/>
+        </w:rPr>
+        <w:t xml:space="preserve"> COORDSVCNAME='${</w:t>
+      </w:r>
+      <w:proofErr w:type="spellStart"/>
+      <w:r>
+        <w:rPr>
+          <w:color w:val="0000CC"/>
+          <w:sz w:val="18"/>
+          <w:szCs w:val="18"/>
+          <w:shd w:val="clear" w:color="auto" w:fill="BFBFBF" w:themeFill="background1" w:themeFillShade="BF"/>
+        </w:rPr>
+        <w:t>coord.service.port</w:t>
+      </w:r>
+      <w:proofErr w:type="spellEnd"/>
+      <w:r>
+        <w:rPr>
+          <w:color w:val="0000CC"/>
+          <w:sz w:val="18"/>
+          <w:szCs w:val="18"/>
+          <w:shd w:val="clear" w:color="auto" w:fill="BFBFBF" w:themeFill="background1" w:themeFillShade="BF"/>
+        </w:rPr>
+        <w:t>}'</w:t>
+      </w:r>
+      <w:r>
+        <w:rPr>
+          <w:rFonts w:hint="eastAsia"/>
+          <w:color w:val="0000CC"/>
+          <w:sz w:val="18"/>
+          <w:szCs w:val="18"/>
+          <w:shd w:val="clear" w:color="auto" w:fill="BFBFBF" w:themeFill="background1" w:themeFillShade="BF"/>
+        </w:rPr>
+        <w:t>"</w:t>
       </w:r>
     </w:p>
     <w:p>
@@ -465,179 +571,1084 @@
           <w:szCs w:val="18"/>
           <w:shd w:val="clear" w:color="auto" w:fill="BFBFBF" w:themeFill="background1" w:themeFillShade="BF"/>
         </w:rPr>
+        <w:t xml:space="preserve"> </w:t>
+      </w:r>
+      <w:r>
+        <w:rPr>
+          <w:color w:val="0000CC"/>
+          <w:sz w:val="18"/>
+          <w:szCs w:val="18"/>
+          <w:shd w:val="clear" w:color="auto" w:fill="BFBFBF" w:themeFill="background1" w:themeFillShade="BF"/>
+        </w:rPr>
+        <w:t>–f “</w:t>
+      </w:r>
+      <w:r>
+        <w:rPr>
+          <w:rFonts w:hint="eastAsia"/>
+          <w:color w:val="0000CC"/>
+          <w:sz w:val="18"/>
+          <w:szCs w:val="18"/>
+          <w:shd w:val="clear" w:color="auto" w:fill="BFBFBF" w:themeFill="background1" w:themeFillShade="BF"/>
+        </w:rPr>
+        <w:t>func.js,</w:t>
+      </w:r>
+      <w:r>
+        <w:rPr>
+          <w:rFonts w:hint="eastAsia"/>
+          <w:color w:val="0000CC"/>
+          <w:sz w:val="18"/>
+          <w:szCs w:val="18"/>
+          <w:shd w:val="clear" w:color="auto" w:fill="BFBFBF" w:themeFill="background1" w:themeFillShade="BF"/>
+        </w:rPr>
+        <w:t xml:space="preserve"> </w:t>
+      </w:r>
+      <w:r>
+        <w:rPr>
+          <w:rFonts w:hint="eastAsia"/>
+          <w:color w:val="0000CC"/>
+          <w:sz w:val="18"/>
+          <w:szCs w:val="18"/>
+          <w:shd w:val="clear" w:color="auto" w:fill="BFBFBF" w:themeFill="background1" w:themeFillShade="BF"/>
+        </w:rPr>
+        <w:t>[</w:t>
+      </w:r>
+      <w:r>
+        <w:rPr>
+          <w:rFonts w:hint="eastAsia"/>
+          <w:color w:val="0000CC"/>
+          <w:sz w:val="18"/>
+          <w:szCs w:val="18"/>
+          <w:shd w:val="clear" w:color="auto" w:fill="BFBFBF" w:themeFill="background1" w:themeFillShade="BF"/>
+        </w:rPr>
+        <w:t>comm</w:t>
+      </w:r>
+      <w:r>
+        <w:rPr>
+          <w:rFonts w:hint="eastAsia"/>
+          <w:color w:val="0000CC"/>
+          <w:sz w:val="18"/>
+          <w:szCs w:val="18"/>
+          <w:shd w:val="clear" w:color="auto" w:fill="BFBFBF" w:themeFill="background1" w:themeFillShade="BF"/>
+        </w:rPr>
+        <w:t>lib.js],</w:t>
+      </w:r>
+      <w:r>
+        <w:rPr>
+          <w:rFonts w:hint="eastAsia"/>
+          <w:color w:val="0000CC"/>
+          <w:sz w:val="18"/>
+          <w:szCs w:val="18"/>
+          <w:shd w:val="clear" w:color="auto" w:fill="BFBFBF" w:themeFill="background1" w:themeFillShade="BF"/>
+        </w:rPr>
+        <w:t xml:space="preserve"> </w:t>
+      </w:r>
+      <w:r>
+        <w:rPr>
+          <w:rFonts w:hint="eastAsia"/>
+          <w:color w:val="0000CC"/>
+          <w:sz w:val="18"/>
+          <w:szCs w:val="18"/>
+          <w:shd w:val="clear" w:color="auto" w:fill="BFBFBF" w:themeFill="background1" w:themeFillShade="BF"/>
+        </w:rPr>
+        <w:t>test.js</w:t>
+      </w:r>
+      <w:r>
+        <w:rPr>
+          <w:color w:val="0000CC"/>
+          <w:sz w:val="18"/>
+          <w:szCs w:val="18"/>
+          <w:shd w:val="clear" w:color="auto" w:fill="BFBFBF" w:themeFill="background1" w:themeFillShade="BF"/>
+        </w:rPr>
+        <w:t>”</w:t>
+      </w:r>
+    </w:p>
+    <w:p>
+      <w:r>
+        <w:rPr>
+          <w:rFonts w:hint="eastAsia"/>
+        </w:rPr>
         <w:tab/>
       </w:r>
       <w:r>
         <w:rPr>
-          <w:color w:val="0000CC"/>
-          <w:sz w:val="18"/>
-          <w:szCs w:val="18"/>
-          <w:shd w:val="clear" w:color="auto" w:fill="BFBFBF" w:themeFill="background1" w:themeFillShade="BF"/>
-        </w:rPr>
-        <w:t>var COORDSVCNAME='${coord.service.port}'</w:t>
-      </w:r>
-      <w:r>
-        <w:rPr>
-          <w:rFonts w:hint="eastAsia"/>
-          <w:color w:val="0000CC"/>
-          <w:sz w:val="18"/>
-          <w:szCs w:val="18"/>
-          <w:shd w:val="clear" w:color="auto" w:fill="BFBFBF" w:themeFill="background1" w:themeFillShade="BF"/>
-        </w:rPr>
-        <w:t>"</w:t>
-      </w:r>
-    </w:p>
-    <w:p>
-      <w:pPr>
-        <w:ind w:leftChars="405" w:left="850"/>
-        <w:rPr>
-          <w:color w:val="0000CC"/>
-          <w:sz w:val="18"/>
-          <w:szCs w:val="18"/>
-          <w:shd w:val="clear" w:color="auto" w:fill="BFBFBF" w:themeFill="background1" w:themeFillShade="BF"/>
-        </w:rPr>
-      </w:pPr>
-      <w:r>
-        <w:rPr>
-          <w:rFonts w:hint="eastAsia"/>
-          <w:color w:val="0000CC"/>
-          <w:sz w:val="18"/>
-          <w:szCs w:val="18"/>
-          <w:shd w:val="clear" w:color="auto" w:fill="BFBFBF" w:themeFill="background1" w:themeFillShade="BF"/>
-        </w:rPr>
+          <w:rFonts w:hint="eastAsia"/>
+        </w:rPr>
+        <w:t>其中，</w:t>
+      </w:r>
+      <w:r>
+        <w:rPr>
+          <w:rFonts w:hint="eastAsia"/>
+        </w:rPr>
+        <w:t>“</w:t>
+      </w:r>
+      <w:r>
+        <w:rPr>
+          <w:rFonts w:hint="eastAsia"/>
+        </w:rPr>
+        <w:t>-e</w:t>
+      </w:r>
+      <w:r>
+        <w:rPr>
+          <w:rFonts w:hint="eastAsia"/>
+        </w:rPr>
+        <w:t>”表示预定义变量；“</w:t>
+      </w:r>
+      <w:r>
+        <w:rPr>
+          <w:rFonts w:hint="eastAsia"/>
+        </w:rPr>
+        <w:t>-f</w:t>
+      </w:r>
+      <w:r>
+        <w:rPr>
+          <w:rFonts w:hint="eastAsia"/>
+        </w:rPr>
+        <w:t>”表示要执行的</w:t>
+      </w:r>
+      <w:r>
+        <w:rPr>
+          <w:rFonts w:hint="eastAsia"/>
+        </w:rPr>
+        <w:t>JS</w:t>
+      </w:r>
+      <w:r>
+        <w:rPr>
+          <w:rFonts w:hint="eastAsia"/>
+        </w:rPr>
+        <w:t>脚本文件，可包含多个。</w:t>
+      </w:r>
+    </w:p>
+    <w:p>
+      <w:r>
+        <w:rPr>
+          <w:rFonts w:hint="eastAsia"/>
+        </w:rPr>
+        <w:tab/>
+      </w:r>
+      <w:r>
+        <w:rPr>
+          <w:rFonts w:hint="eastAsia"/>
+        </w:rPr>
+        <w:t>以下分别对“</w:t>
+      </w:r>
+      <w:r>
+        <w:rPr>
+          <w:rFonts w:hint="eastAsia"/>
+        </w:rPr>
+        <w:t>-e</w:t>
+      </w:r>
+      <w:r>
+        <w:rPr>
+          <w:rFonts w:hint="eastAsia"/>
+        </w:rPr>
+        <w:t>”和“</w:t>
+      </w:r>
+      <w:r>
+        <w:rPr>
+          <w:rFonts w:hint="eastAsia"/>
+        </w:rPr>
+        <w:t>-f</w:t>
+      </w:r>
+      <w:r>
+        <w:rPr>
+          <w:rFonts w:hint="eastAsia"/>
+        </w:rPr>
+        <w:t>”附带的参数进行介绍：</w:t>
+      </w:r>
+    </w:p>
+    <w:p>
+      <w:pPr>
+        <w:ind w:leftChars="405" w:left="1413" w:hangingChars="267" w:hanging="563"/>
+        <w:rPr>
+          <w:rFonts w:hint="eastAsia"/>
+        </w:rPr>
+      </w:pPr>
+      <w:r>
+        <w:rPr>
+          <w:rFonts w:hint="eastAsia"/>
+          <w:b/>
+        </w:rPr>
+        <w:t>C</w:t>
+      </w:r>
+      <w:r>
+        <w:rPr>
+          <w:rFonts w:hint="eastAsia"/>
+          <w:b/>
+        </w:rPr>
+        <w:t>HANGED</w:t>
+      </w:r>
+      <w:r>
+        <w:rPr>
+          <w:rFonts w:hint="eastAsia"/>
+          <w:b/>
+        </w:rPr>
+        <w:t>PREFIX</w:t>
+      </w:r>
+      <w:r>
+        <w:rPr>
+          <w:rFonts w:hint="eastAsia"/>
+          <w:b/>
+        </w:rPr>
+        <w:t>：</w:t>
+      </w:r>
+      <w:r>
+        <w:rPr>
+          <w:rFonts w:hint="eastAsia"/>
+        </w:rPr>
+        <w:t>由“测试机器名”</w:t>
+      </w:r>
+      <w:r>
+        <w:rPr>
+          <w:rFonts w:hint="eastAsia"/>
+        </w:rPr>
+        <w:t xml:space="preserve">+ </w:t>
+      </w:r>
+      <w:r>
+        <w:rPr>
+          <w:rFonts w:hint="eastAsia"/>
+        </w:rPr>
+        <w:t>“测试用例名”</w:t>
+      </w:r>
+      <w:r>
+        <w:rPr>
+          <w:rFonts w:hint="eastAsia"/>
+        </w:rPr>
+        <w:t>+</w:t>
+      </w:r>
+      <w:r>
+        <w:rPr>
+          <w:rFonts w:hint="eastAsia"/>
+        </w:rPr>
+        <w:t>“</w:t>
+      </w:r>
+      <w:r>
+        <w:rPr>
+          <w:rFonts w:hint="eastAsia"/>
+        </w:rPr>
+        <w:t>Ant</w:t>
+      </w:r>
+      <w:r>
+        <w:rPr>
+          <w:rFonts w:hint="eastAsia"/>
+        </w:rPr>
+        <w:t>并发执行编号”组成，可用于并发测试的区分</w:t>
+      </w:r>
+      <w:r>
+        <w:rPr>
+          <w:rFonts w:hint="eastAsia"/>
+        </w:rPr>
+        <w:t>。</w:t>
+      </w:r>
+      <w:r>
+        <w:rPr>
+          <w:rFonts w:hint="eastAsia"/>
+        </w:rPr>
+        <w:t>CI</w:t>
+      </w:r>
+      <w:r>
+        <w:rPr>
+          <w:rFonts w:hint="eastAsia"/>
+        </w:rPr>
+        <w:t>给每个测试用例脚本传入的“</w:t>
+      </w:r>
+      <w:r>
+        <w:rPr>
+          <w:rFonts w:hint="eastAsia"/>
+        </w:rPr>
+        <w:t>CHANGEDPREFIX</w:t>
+      </w:r>
+      <w:r>
+        <w:rPr>
+          <w:rFonts w:hint="eastAsia"/>
+        </w:rPr>
+        <w:t>”都是唯一的</w:t>
+      </w:r>
+      <w:r>
+        <w:rPr>
+          <w:rFonts w:hint="eastAsia"/>
+        </w:rPr>
+        <w:t>。</w:t>
+      </w:r>
+    </w:p>
+    <w:p>
+      <w:pPr>
+        <w:ind w:leftChars="405" w:left="1411" w:hangingChars="267" w:hanging="561"/>
+        <w:rPr>
+          <w:rFonts w:hint="eastAsia"/>
+        </w:rPr>
+      </w:pPr>
+      <w:r>
+        <w:rPr>
+          <w:rFonts w:hint="eastAsia"/>
+        </w:rPr>
+        <w:tab/>
+      </w:r>
+      <w:r>
+        <w:rPr>
+          <w:rFonts w:hint="eastAsia"/>
+        </w:rPr>
+        <w:tab/>
+      </w:r>
+      <w:r>
+        <w:rPr>
+          <w:rFonts w:hint="eastAsia"/>
+        </w:rPr>
+        <w:t>测试用例可以用</w:t>
+      </w:r>
+      <w:r>
+        <w:rPr>
+          <w:rFonts w:hint="eastAsia"/>
+        </w:rPr>
+        <w:t>“</w:t>
+      </w:r>
+      <w:r>
+        <w:rPr>
+          <w:rFonts w:hint="eastAsia"/>
+        </w:rPr>
+        <w:t>CHANGEDPREFIX</w:t>
+      </w:r>
+      <w:r>
+        <w:rPr>
+          <w:rFonts w:hint="eastAsia"/>
+        </w:rPr>
+        <w:t>”</w:t>
+      </w:r>
+      <w:r>
+        <w:rPr>
+          <w:rFonts w:hint="eastAsia"/>
+        </w:rPr>
+        <w:t>构造本用例专属的</w:t>
+      </w:r>
+      <w:r>
+        <w:rPr>
+          <w:rFonts w:hint="eastAsia"/>
+        </w:rPr>
+        <w:t>CL</w:t>
+      </w:r>
+      <w:r>
+        <w:rPr>
+          <w:rFonts w:hint="eastAsia"/>
+        </w:rPr>
+        <w:t>名字，避免与其它用例冲突</w:t>
+      </w:r>
+      <w:r>
+        <w:rPr>
+          <w:rFonts w:hint="eastAsia"/>
+        </w:rPr>
+        <w:t>，</w:t>
+      </w:r>
+      <w:r>
+        <w:rPr>
+          <w:rFonts w:hint="eastAsia"/>
+        </w:rPr>
+        <w:t>COMMCLNAME</w:t>
+      </w:r>
+      <w:r>
+        <w:rPr>
+          <w:rFonts w:hint="eastAsia"/>
+        </w:rPr>
+        <w:t>就是通过其构造出用例专属的</w:t>
+      </w:r>
+      <w:r>
+        <w:rPr>
+          <w:rFonts w:hint="eastAsia"/>
+        </w:rPr>
+        <w:t>CL</w:t>
+      </w:r>
+      <w:r>
+        <w:rPr>
+          <w:rFonts w:hint="eastAsia"/>
+        </w:rPr>
+        <w:t>名字，测试用例中可直接使用</w:t>
+      </w:r>
+      <w:r>
+        <w:rPr>
+          <w:rFonts w:hint="eastAsia"/>
+        </w:rPr>
+        <w:t>COMMCLNAME</w:t>
+      </w:r>
+      <w:r>
+        <w:rPr>
+          <w:rFonts w:hint="eastAsia"/>
+        </w:rPr>
+        <w:t>，无需自己构造</w:t>
+      </w:r>
+      <w:r>
+        <w:rPr>
+          <w:rFonts w:hint="eastAsia"/>
+        </w:rPr>
+        <w:t>CL</w:t>
+      </w:r>
+      <w:r>
+        <w:rPr>
+          <w:rFonts w:hint="eastAsia"/>
+        </w:rPr>
+        <w:t>名字</w:t>
+      </w:r>
+      <w:r>
+        <w:rPr>
+          <w:rFonts w:hint="eastAsia"/>
+        </w:rPr>
+        <w:t>。</w:t>
+      </w:r>
+    </w:p>
+    <w:p>
+      <w:pPr>
+        <w:ind w:leftChars="405" w:left="1411" w:hangingChars="267" w:hanging="561"/>
+      </w:pPr>
+      <w:r>
+        <w:rPr>
+          <w:rFonts w:hint="eastAsia"/>
+        </w:rPr>
+        <w:tab/>
+      </w:r>
+      <w:r>
+        <w:rPr>
+          <w:rFonts w:hint="eastAsia"/>
+        </w:rPr>
+        <w:tab/>
+      </w:r>
+      <w:r>
+        <w:rPr>
+          <w:rFonts w:hint="eastAsia"/>
+        </w:rPr>
+        <w:t>如果用例中需要删除</w:t>
+      </w:r>
+      <w:r>
+        <w:rPr>
+          <w:rFonts w:hint="eastAsia"/>
+        </w:rPr>
+        <w:t>CS</w:t>
+      </w:r>
+      <w:r>
+        <w:rPr>
+          <w:rFonts w:hint="eastAsia"/>
+        </w:rPr>
+        <w:t>或改变</w:t>
+      </w:r>
+      <w:r>
+        <w:rPr>
+          <w:rFonts w:hint="eastAsia"/>
+        </w:rPr>
+        <w:t>CS</w:t>
+      </w:r>
+      <w:r>
+        <w:rPr>
+          <w:rFonts w:hint="eastAsia"/>
+        </w:rPr>
+        <w:t>也可用其构造</w:t>
+      </w:r>
+      <w:r>
+        <w:rPr>
+          <w:rFonts w:hint="eastAsia"/>
+        </w:rPr>
+        <w:t>CS</w:t>
+      </w:r>
+      <w:r>
+        <w:rPr>
+          <w:rFonts w:hint="eastAsia"/>
+        </w:rPr>
+        <w:t>名字；但对于普通用例，</w:t>
+      </w:r>
+      <w:r>
+        <w:rPr>
+          <w:rFonts w:hint="eastAsia"/>
+        </w:rPr>
+        <w:t>为了提升测试用例的执行效率，避免重新创建</w:t>
+      </w:r>
+      <w:r>
+        <w:rPr>
+          <w:rFonts w:hint="eastAsia"/>
+        </w:rPr>
+        <w:t>CS</w:t>
+      </w:r>
+      <w:r>
+        <w:rPr>
+          <w:rFonts w:hint="eastAsia"/>
+        </w:rPr>
+        <w:t>耗费大量时间，</w:t>
+      </w:r>
+      <w:r>
+        <w:rPr>
+          <w:rFonts w:hint="eastAsia"/>
+        </w:rPr>
+        <w:t>对于无需进行修改、删除等改变</w:t>
+      </w:r>
+      <w:r>
+        <w:rPr>
+          <w:rFonts w:hint="eastAsia"/>
+        </w:rPr>
+        <w:t>CS</w:t>
+      </w:r>
+      <w:r>
+        <w:rPr>
+          <w:rFonts w:hint="eastAsia"/>
+        </w:rPr>
+        <w:t>属性操作的</w:t>
+      </w:r>
+      <w:r>
+        <w:rPr>
+          <w:rFonts w:hint="eastAsia"/>
+        </w:rPr>
+        <w:t>测试用例</w:t>
+      </w:r>
+      <w:r>
+        <w:rPr>
+          <w:rFonts w:hint="eastAsia"/>
+        </w:rPr>
+        <w:t>，</w:t>
+      </w:r>
+      <w:r>
+        <w:rPr>
+          <w:rFonts w:hint="eastAsia"/>
+        </w:rPr>
+        <w:t>无需在测试用例</w:t>
+      </w:r>
+      <w:r>
+        <w:rPr>
+          <w:rFonts w:hint="eastAsia"/>
+        </w:rPr>
+        <w:t>中单独</w:t>
+      </w:r>
+      <w:r>
+        <w:rPr>
+          <w:rFonts w:hint="eastAsia"/>
+        </w:rPr>
+        <w:t>创建和删除</w:t>
+      </w:r>
+      <w:r>
+        <w:rPr>
+          <w:rFonts w:hint="eastAsia"/>
+        </w:rPr>
+        <w:t>自己的</w:t>
+      </w:r>
+      <w:r>
+        <w:rPr>
+          <w:rFonts w:hint="eastAsia"/>
+        </w:rPr>
+        <w:t>CS</w:t>
+      </w:r>
+      <w:r>
+        <w:rPr>
+          <w:rFonts w:hint="eastAsia"/>
+        </w:rPr>
+        <w:t>，</w:t>
+      </w:r>
+      <w:r>
+        <w:rPr>
+          <w:rFonts w:hint="eastAsia"/>
+        </w:rPr>
+        <w:t>而是统一使用公共变量</w:t>
+      </w:r>
+      <w:r>
+        <w:t>COMMCSNAME</w:t>
+      </w:r>
+      <w:r>
+        <w:rPr>
+          <w:rFonts w:hint="eastAsia"/>
+        </w:rPr>
+        <w:t>定义的</w:t>
+      </w:r>
+      <w:r>
+        <w:rPr>
+          <w:rFonts w:hint="eastAsia"/>
+        </w:rPr>
+        <w:t>CS</w:t>
+      </w:r>
+      <w:r>
+        <w:rPr>
+          <w:rFonts w:hint="eastAsia"/>
+        </w:rPr>
+        <w:t>即可。</w:t>
+      </w:r>
+    </w:p>
+    <w:p>
+      <w:pPr>
+        <w:ind w:leftChars="406" w:left="1842" w:hangingChars="471" w:hanging="989"/>
+      </w:pPr>
+      <w:r>
+        <w:rPr>
+          <w:rFonts w:hint="eastAsia"/>
+          <w:color w:val="FF0000"/>
+        </w:rPr>
+        <w:t>注：切勿在用例中删除公共变量</w:t>
+      </w:r>
+      <w:r>
+        <w:rPr>
+          <w:color w:val="FF0000"/>
+        </w:rPr>
+        <w:t>COMMCSNAME</w:t>
+      </w:r>
+      <w:r>
+        <w:rPr>
+          <w:rFonts w:hint="eastAsia"/>
+          <w:color w:val="FF0000"/>
+        </w:rPr>
+        <w:t>定义的</w:t>
+      </w:r>
+      <w:r>
+        <w:rPr>
+          <w:rFonts w:hint="eastAsia"/>
+          <w:color w:val="FF0000"/>
+        </w:rPr>
+        <w:t>CS</w:t>
+      </w:r>
+    </w:p>
+    <w:p>
+      <w:pPr>
+        <w:ind w:leftChars="405" w:left="1413" w:hangingChars="267" w:hanging="563"/>
+      </w:pPr>
+      <w:r>
+        <w:rPr>
+          <w:b/>
+        </w:rPr>
+        <w:t>COORDSVCNAME</w:t>
+      </w:r>
+      <w:r>
+        <w:rPr>
+          <w:rFonts w:hint="eastAsia"/>
+          <w:b/>
+        </w:rPr>
+        <w:t>：</w:t>
+      </w:r>
+      <w:r>
+        <w:rPr>
+          <w:rFonts w:hint="eastAsia"/>
+        </w:rPr>
+        <w:t>表示</w:t>
+      </w:r>
+      <w:r>
+        <w:rPr>
+          <w:rFonts w:hint="eastAsia"/>
+        </w:rPr>
+        <w:t>Coordinate</w:t>
+      </w:r>
+      <w:r>
+        <w:rPr>
+          <w:rFonts w:hint="eastAsia"/>
+        </w:rPr>
+        <w:t>节点的接入端口号，在建立</w:t>
+      </w:r>
+      <w:r>
+        <w:rPr>
+          <w:rFonts w:hint="eastAsia"/>
+        </w:rPr>
+        <w:t>db</w:t>
+      </w:r>
+      <w:r>
+        <w:rPr>
+          <w:rFonts w:hint="eastAsia"/>
+        </w:rPr>
+        <w:t>连接时请勿自己指定端口，而应该统一使用该变量。</w:t>
+      </w:r>
+    </w:p>
+    <w:p>
+      <w:pPr>
+        <w:ind w:leftChars="405" w:left="1415" w:hangingChars="268" w:hanging="565"/>
+      </w:pPr>
+      <w:r>
+        <w:rPr>
+          <w:rFonts w:hint="eastAsia"/>
+          <w:b/>
+        </w:rPr>
+        <w:t>func.js</w:t>
+      </w:r>
+      <w:r>
+        <w:rPr>
+          <w:rFonts w:hint="eastAsia"/>
+          <w:b/>
+        </w:rPr>
+        <w:t>：</w:t>
+      </w:r>
+      <w:r>
+        <w:rPr>
+          <w:rFonts w:hint="eastAsia"/>
+        </w:rPr>
+        <w:t>指的是</w:t>
+      </w:r>
+      <w:proofErr w:type="spellStart"/>
+      <w:r>
+        <w:t>testcases</w:t>
+      </w:r>
+      <w:proofErr w:type="spellEnd"/>
+      <w:r>
+        <w:t>\</w:t>
+      </w:r>
+      <w:proofErr w:type="spellStart"/>
+      <w:r>
+        <w:t>hlt</w:t>
+      </w:r>
+      <w:proofErr w:type="spellEnd"/>
+      <w:r>
+        <w:t>\</w:t>
+      </w:r>
+      <w:proofErr w:type="spellStart"/>
+      <w:r>
+        <w:t>js_testcases</w:t>
+      </w:r>
+      <w:proofErr w:type="spellEnd"/>
+      <w:r>
+        <w:t>\</w:t>
+      </w:r>
+      <w:proofErr w:type="spellStart"/>
+      <w:r>
+        <w:t>libs</w:t>
+      </w:r>
+      <w:proofErr w:type="spellEnd"/>
+      <w:r>
+        <w:rPr>
+          <w:rFonts w:hint="eastAsia"/>
+        </w:rPr>
+        <w:t>\func.js</w:t>
+      </w:r>
+      <w:r>
+        <w:rPr>
+          <w:rFonts w:hint="eastAsia"/>
+        </w:rPr>
+        <w:t>脚本文件，该脚本文件</w:t>
+      </w:r>
+      <w:r>
+        <w:rPr>
+          <w:rFonts w:hint="eastAsia"/>
+        </w:rPr>
+        <w:t>为公共</w:t>
+      </w:r>
+      <w:r>
+        <w:rPr>
+          <w:rFonts w:hint="eastAsia"/>
+        </w:rPr>
+        <w:t>函数库文件，</w:t>
+      </w:r>
+      <w:r>
+        <w:rPr>
+          <w:rFonts w:hint="eastAsia"/>
+        </w:rPr>
+        <w:t>用于存放所有</w:t>
+      </w:r>
+      <w:r>
+        <w:rPr>
+          <w:rFonts w:hint="eastAsia"/>
+        </w:rPr>
+        <w:t>JS</w:t>
+      </w:r>
+      <w:r>
+        <w:rPr>
+          <w:rFonts w:hint="eastAsia"/>
+        </w:rPr>
+        <w:t>测试用例的公共</w:t>
+      </w:r>
+      <w:r>
+        <w:rPr>
+          <w:rFonts w:hint="eastAsia"/>
+        </w:rPr>
+        <w:t>变量及公共</w:t>
+      </w:r>
+      <w:r>
+        <w:rPr>
+          <w:rFonts w:hint="eastAsia"/>
+        </w:rPr>
+        <w:t>函数</w:t>
+      </w:r>
+      <w:r>
+        <w:rPr>
+          <w:rFonts w:hint="eastAsia"/>
+        </w:rPr>
+        <w:t>，以上提到的公共变量</w:t>
+      </w:r>
+      <w:r>
+        <w:t>COMMCSNAME</w:t>
+      </w:r>
+      <w:r>
+        <w:rPr>
+          <w:rFonts w:hint="eastAsia"/>
+        </w:rPr>
+        <w:t>以及</w:t>
+      </w:r>
+      <w:r>
+        <w:t>COMMCLNAME</w:t>
+      </w:r>
+      <w:r>
+        <w:rPr>
+          <w:rFonts w:hint="eastAsia"/>
+        </w:rPr>
+        <w:t>就是在该文件中定义的</w:t>
+      </w:r>
+      <w:r>
+        <w:rPr>
+          <w:rFonts w:hint="eastAsia"/>
+        </w:rPr>
+        <w:t>。</w:t>
+      </w:r>
+    </w:p>
+    <w:p>
+      <w:pPr>
+        <w:ind w:leftChars="405" w:left="1417" w:hangingChars="269" w:hanging="567"/>
+      </w:pPr>
+      <w:r>
+        <w:rPr>
+          <w:rFonts w:hint="eastAsia"/>
+          <w:b/>
+        </w:rPr>
+        <w:t>commlib.js</w:t>
+      </w:r>
+      <w:r>
+        <w:rPr>
+          <w:rFonts w:hint="eastAsia"/>
+          <w:b/>
+        </w:rPr>
+        <w:t>：</w:t>
+      </w:r>
+      <w:r>
+        <w:rPr>
+          <w:rFonts w:hint="eastAsia"/>
+        </w:rPr>
+        <w:t>指的是</w:t>
+      </w:r>
+      <w:r>
+        <w:rPr>
+          <w:rFonts w:hint="eastAsia"/>
+        </w:rPr>
+        <w:t>测试用例目录下的</w:t>
+      </w:r>
+      <w:r>
+        <w:rPr>
+          <w:rFonts w:hint="eastAsia"/>
+        </w:rPr>
+        <w:t>commlib.js</w:t>
+      </w:r>
+      <w:r>
+        <w:rPr>
+          <w:rFonts w:hint="eastAsia"/>
+        </w:rPr>
+        <w:t>脚本文件（如：</w:t>
+      </w:r>
+      <w:proofErr w:type="spellStart"/>
+      <w:r>
+        <w:t>testcases</w:t>
+      </w:r>
+      <w:proofErr w:type="spellEnd"/>
+      <w:r>
+        <w:t>\</w:t>
+      </w:r>
+      <w:proofErr w:type="spellStart"/>
+      <w:r>
+        <w:t>hlt</w:t>
+      </w:r>
+      <w:proofErr w:type="spellEnd"/>
+      <w:r>
+        <w:t>\</w:t>
+      </w:r>
+      <w:proofErr w:type="spellStart"/>
+      <w:r>
+        <w:t>js_testcases</w:t>
+      </w:r>
+      <w:proofErr w:type="spellEnd"/>
+      <w:r>
+        <w:t>\</w:t>
+      </w:r>
+      <w:proofErr w:type="spellStart"/>
+      <w:r>
+        <w:t>js</w:t>
+      </w:r>
+      <w:proofErr w:type="spellEnd"/>
+      <w:r>
+        <w:t>\split</w:t>
+      </w:r>
+      <w:r>
+        <w:rPr>
+          <w:rFonts w:hint="eastAsia"/>
+        </w:rPr>
+        <w:t>），该脚本文件为私有公共函数库文件，即：只有同目录中的测试用例可使用当中的公共函数（如：只有</w:t>
+      </w:r>
+      <w:r>
+        <w:rPr>
+          <w:rFonts w:hint="eastAsia"/>
+        </w:rPr>
+        <w:t>split</w:t>
+      </w:r>
+      <w:r>
+        <w:rPr>
+          <w:rFonts w:hint="eastAsia"/>
+        </w:rPr>
+        <w:t>目录下的测试用例脚本可使用</w:t>
+      </w:r>
+      <w:r>
+        <w:rPr>
+          <w:rFonts w:hint="eastAsia"/>
+        </w:rPr>
+        <w:t>split/commlib.js</w:t>
+      </w:r>
+      <w:r>
+        <w:rPr>
+          <w:rFonts w:hint="eastAsia"/>
+        </w:rPr>
+        <w:t>中定义的公共函数）</w:t>
+      </w:r>
+      <w:r>
+        <w:rPr>
+          <w:rFonts w:hint="eastAsia"/>
+        </w:rPr>
+        <w:t>。如果不存在私有公共函数，则可以不用编写该脚本文件。</w:t>
+      </w:r>
+    </w:p>
+    <w:p>
+      <w:r>
+        <w:rPr>
+          <w:rFonts w:hint="eastAsia"/>
+        </w:rPr>
+        <w:tab/>
+      </w:r>
+      <w:r>
+        <w:rPr>
+          <w:rFonts w:hint="eastAsia"/>
+        </w:rPr>
+        <w:tab/>
+      </w:r>
+      <w:r>
+        <w:rPr>
+          <w:rFonts w:hint="eastAsia"/>
+          <w:b/>
+        </w:rPr>
+        <w:t>test.js</w:t>
+      </w:r>
+      <w:r>
+        <w:rPr>
+          <w:rFonts w:hint="eastAsia"/>
+          <w:b/>
+        </w:rPr>
+        <w:t>：</w:t>
+      </w:r>
+      <w:r>
+        <w:rPr>
+          <w:rFonts w:hint="eastAsia"/>
+        </w:rPr>
+        <w:t>指测试</w:t>
+      </w:r>
+      <w:r>
+        <w:rPr>
+          <w:rFonts w:hint="eastAsia"/>
+        </w:rPr>
+        <w:t>用例</w:t>
+      </w:r>
+      <w:r>
+        <w:rPr>
+          <w:rFonts w:hint="eastAsia"/>
+        </w:rPr>
+        <w:t>脚本</w:t>
+      </w:r>
+    </w:p>
+    <w:p/>
+    <w:p>
+      <w:pPr>
+        <w:rPr>
+          <w:b/>
+        </w:rPr>
+      </w:pPr>
+      <w:r>
+        <w:rPr>
+          <w:rFonts w:hint="eastAsia"/>
+          <w:b/>
+        </w:rPr>
+        <w:t>综上所述，测试人员在用</w:t>
+      </w:r>
+      <w:r>
+        <w:rPr>
+          <w:rFonts w:hint="eastAsia"/>
+          <w:b/>
+        </w:rPr>
+        <w:t>JS</w:t>
+      </w:r>
+      <w:r>
+        <w:rPr>
+          <w:rFonts w:hint="eastAsia"/>
+          <w:b/>
+        </w:rPr>
+        <w:t>脚本编写</w:t>
+      </w:r>
+      <w:r>
+        <w:rPr>
+          <w:rFonts w:hint="eastAsia"/>
+          <w:b/>
+        </w:rPr>
+        <w:t>自动化测试用例的步骤如下：</w:t>
+      </w:r>
+    </w:p>
+    <w:p>
+      <w:r>
+        <w:rPr>
+          <w:rFonts w:hint="eastAsia"/>
+        </w:rPr>
+        <w:t>1</w:t>
+      </w:r>
+      <w:r>
+        <w:rPr>
+          <w:rFonts w:hint="eastAsia"/>
+        </w:rPr>
+        <w:t>、在</w:t>
+      </w:r>
+      <w:proofErr w:type="spellStart"/>
+      <w:r>
+        <w:rPr>
+          <w:rFonts w:hint="eastAsia"/>
+        </w:rPr>
+        <w:t>testcases</w:t>
+      </w:r>
+      <w:proofErr w:type="spellEnd"/>
+      <w:r>
+        <w:rPr>
+          <w:rFonts w:hint="eastAsia"/>
+        </w:rPr>
+        <w:t>\</w:t>
+      </w:r>
+      <w:proofErr w:type="spellStart"/>
+      <w:r>
+        <w:rPr>
+          <w:rFonts w:hint="eastAsia"/>
+        </w:rPr>
+        <w:t>hlt</w:t>
+      </w:r>
+      <w:proofErr w:type="spellEnd"/>
+      <w:r>
+        <w:rPr>
+          <w:rFonts w:hint="eastAsia"/>
+        </w:rPr>
+        <w:t>\</w:t>
+      </w:r>
+      <w:r>
         <w:t xml:space="preserve"> </w:t>
       </w:r>
-      <w:r>
-        <w:rPr>
-          <w:color w:val="0000CC"/>
-          <w:sz w:val="18"/>
-          <w:szCs w:val="18"/>
-          <w:shd w:val="clear" w:color="auto" w:fill="BFBFBF" w:themeFill="background1" w:themeFillShade="BF"/>
-        </w:rPr>
-        <w:t>–f “</w:t>
-      </w:r>
-      <w:r>
-        <w:rPr>
-          <w:rFonts w:hint="eastAsia"/>
-          <w:color w:val="0000CC"/>
-          <w:sz w:val="18"/>
-          <w:szCs w:val="18"/>
-          <w:shd w:val="clear" w:color="auto" w:fill="BFBFBF" w:themeFill="background1" w:themeFillShade="BF"/>
-        </w:rPr>
-        <w:t>func.js,</w:t>
-      </w:r>
-      <w:r>
-        <w:rPr>
-          <w:rFonts w:hint="eastAsia"/>
-          <w:color w:val="0000CC"/>
-          <w:sz w:val="18"/>
-          <w:szCs w:val="18"/>
-          <w:shd w:val="clear" w:color="auto" w:fill="BFBFBF" w:themeFill="background1" w:themeFillShade="BF"/>
-        </w:rPr>
-        <w:t xml:space="preserve"> </w:t>
-      </w:r>
-      <w:r>
-        <w:rPr>
-          <w:rFonts w:hint="eastAsia"/>
-          <w:color w:val="0000CC"/>
-          <w:sz w:val="18"/>
-          <w:szCs w:val="18"/>
-          <w:shd w:val="clear" w:color="auto" w:fill="BFBFBF" w:themeFill="background1" w:themeFillShade="BF"/>
-        </w:rPr>
-        <w:t>[</w:t>
-      </w:r>
-      <w:r>
-        <w:rPr>
-          <w:rFonts w:hint="eastAsia"/>
-          <w:color w:val="0000CC"/>
-          <w:sz w:val="18"/>
-          <w:szCs w:val="18"/>
-          <w:shd w:val="clear" w:color="auto" w:fill="BFBFBF" w:themeFill="background1" w:themeFillShade="BF"/>
-        </w:rPr>
-        <w:t>comm</w:t>
-      </w:r>
-      <w:r>
-        <w:rPr>
-          <w:rFonts w:hint="eastAsia"/>
-          <w:color w:val="0000CC"/>
-          <w:sz w:val="18"/>
-          <w:szCs w:val="18"/>
-          <w:shd w:val="clear" w:color="auto" w:fill="BFBFBF" w:themeFill="background1" w:themeFillShade="BF"/>
-        </w:rPr>
-        <w:t>lib.js],</w:t>
-      </w:r>
-      <w:r>
-        <w:rPr>
-          <w:rFonts w:hint="eastAsia"/>
-          <w:color w:val="0000CC"/>
-          <w:sz w:val="18"/>
-          <w:szCs w:val="18"/>
-          <w:shd w:val="clear" w:color="auto" w:fill="BFBFBF" w:themeFill="background1" w:themeFillShade="BF"/>
-        </w:rPr>
-        <w:t xml:space="preserve"> </w:t>
-      </w:r>
-      <w:r>
-        <w:rPr>
-          <w:rFonts w:hint="eastAsia"/>
-          <w:color w:val="0000CC"/>
-          <w:sz w:val="18"/>
-          <w:szCs w:val="18"/>
-          <w:shd w:val="clear" w:color="auto" w:fill="BFBFBF" w:themeFill="background1" w:themeFillShade="BF"/>
-        </w:rPr>
-        <w:t>test.js</w:t>
-      </w:r>
-      <w:r>
-        <w:rPr>
-          <w:color w:val="0000CC"/>
-          <w:sz w:val="18"/>
-          <w:szCs w:val="18"/>
-          <w:shd w:val="clear" w:color="auto" w:fill="BFBFBF" w:themeFill="background1" w:themeFillShade="BF"/>
-        </w:rPr>
-        <w:t>”</w:t>
-      </w:r>
-    </w:p>
-    <w:p>
-      <w:r>
-        <w:rPr>
-          <w:rFonts w:hint="eastAsia"/>
-        </w:rPr>
-        <w:tab/>
-      </w:r>
-      <w:r>
-        <w:rPr>
-          <w:rFonts w:hint="eastAsia"/>
-        </w:rPr>
-        <w:t>其中，</w:t>
-      </w:r>
-      <w:r>
-        <w:rPr>
-          <w:rFonts w:hint="eastAsia"/>
-        </w:rPr>
-        <w:t>“</w:t>
-      </w:r>
-      <w:r>
-        <w:rPr>
-          <w:rFonts w:hint="eastAsia"/>
-        </w:rPr>
-        <w:t>-e</w:t>
-      </w:r>
-      <w:r>
-        <w:rPr>
-          <w:rFonts w:hint="eastAsia"/>
-        </w:rPr>
-        <w:t>”表示预定义变量；“</w:t>
-      </w:r>
-      <w:r>
-        <w:rPr>
-          <w:rFonts w:hint="eastAsia"/>
-        </w:rPr>
-        <w:t>-f</w:t>
-      </w:r>
-      <w:r>
-        <w:rPr>
-          <w:rFonts w:hint="eastAsia"/>
-        </w:rPr>
-        <w:t>”表示要执行的</w:t>
+      <w:proofErr w:type="spellStart"/>
+      <w:r>
+        <w:t>js_testcases</w:t>
+      </w:r>
+      <w:proofErr w:type="spellEnd"/>
+      <w:r>
+        <w:t>\</w:t>
+      </w:r>
+      <w:proofErr w:type="spellStart"/>
+      <w:r>
+        <w:t>js</w:t>
+      </w:r>
+      <w:proofErr w:type="spellEnd"/>
+      <w:r>
+        <w:rPr>
+          <w:rFonts w:hint="eastAsia"/>
+        </w:rPr>
+        <w:t>目录下创建测试用例目录。如果是补充已有测试用例，则直接在对应目录中添加用例脚本，无需重新创建目录。</w:t>
+      </w:r>
+    </w:p>
+    <w:p>
+      <w:r>
+        <w:rPr>
+          <w:rFonts w:hint="eastAsia"/>
+        </w:rPr>
+        <w:t>2</w:t>
+      </w:r>
+      <w:r>
+        <w:rPr>
+          <w:rFonts w:hint="eastAsia"/>
+        </w:rPr>
+        <w:t>、在测试用例目录中编写</w:t>
       </w:r>
       <w:r>
         <w:rPr>
@@ -649,82 +1660,63 @@
         <w:rPr>
           <w:rFonts w:hint="eastAsia"/>
         </w:rPr>
-        <w:t>脚本文件，可包含多个。</w:t>
-      </w:r>
-    </w:p>
-    <w:p>
-      <w:r>
-        <w:rPr>
-          <w:rFonts w:hint="eastAsia"/>
-        </w:rPr>
-        <w:tab/>
-      </w:r>
-      <w:r>
-        <w:rPr>
-          <w:rFonts w:hint="eastAsia"/>
-        </w:rPr>
-        <w:t>以下分别对“</w:t>
-      </w:r>
-      <w:r>
-        <w:rPr>
-          <w:rFonts w:hint="eastAsia"/>
-        </w:rPr>
-        <w:t>-e</w:t>
-      </w:r>
-      <w:r>
-        <w:rPr>
-          <w:rFonts w:hint="eastAsia"/>
-        </w:rPr>
-        <w:t>”和“</w:t>
-      </w:r>
-      <w:r>
-        <w:rPr>
-          <w:rFonts w:hint="eastAsia"/>
-        </w:rPr>
-        <w:t>-f</w:t>
-      </w:r>
-      <w:r>
-        <w:rPr>
-          <w:rFonts w:hint="eastAsia"/>
-        </w:rPr>
-        <w:t>”附带的参数进行介绍：</w:t>
-      </w:r>
-    </w:p>
-    <w:p>
-      <w:pPr>
-        <w:ind w:leftChars="405" w:left="1413" w:hangingChars="267" w:hanging="563"/>
-      </w:pPr>
-      <w:r>
-        <w:rPr>
-          <w:rFonts w:hint="eastAsia"/>
-          <w:b/>
-        </w:rPr>
-        <w:t>CSPREFIX</w:t>
-      </w:r>
-      <w:r>
-        <w:rPr>
-          <w:rFonts w:hint="eastAsia"/>
-          <w:b/>
-        </w:rPr>
-        <w:t>：</w:t>
-      </w:r>
-      <w:r>
-        <w:rPr>
-          <w:rFonts w:hint="eastAsia"/>
-        </w:rPr>
-        <w:t>表示</w:t>
-      </w:r>
-      <w:r>
-        <w:rPr>
-          <w:rFonts w:hint="eastAsia"/>
-        </w:rPr>
-        <w:t xml:space="preserve"> Collection Space</w:t>
-      </w:r>
-      <w:r>
-        <w:rPr>
-          <w:rFonts w:hint="eastAsia"/>
-        </w:rPr>
-        <w:t>（以下简称</w:t>
+        <w:t>测试脚本</w:t>
+      </w:r>
+      <w:r>
+        <w:rPr>
+          <w:rFonts w:hint="eastAsia"/>
+        </w:rPr>
+        <w:t>，如果需要创建</w:t>
+      </w:r>
+      <w:r>
+        <w:rPr>
+          <w:rFonts w:hint="eastAsia"/>
+        </w:rPr>
+        <w:t>CL</w:t>
+      </w:r>
+      <w:r>
+        <w:rPr>
+          <w:rFonts w:hint="eastAsia"/>
+        </w:rPr>
+        <w:t>则</w:t>
+      </w:r>
+      <w:r>
+        <w:rPr>
+          <w:rFonts w:hint="eastAsia"/>
+        </w:rPr>
+        <w:t>使用</w:t>
+      </w:r>
+      <w:r>
+        <w:t>COMMCLNAME</w:t>
+      </w:r>
+      <w:r>
+        <w:rPr>
+          <w:rFonts w:hint="eastAsia"/>
+        </w:rPr>
+        <w:t>作为</w:t>
+      </w:r>
+      <w:r>
+        <w:rPr>
+          <w:rFonts w:hint="eastAsia"/>
+        </w:rPr>
+        <w:t>CL</w:t>
+      </w:r>
+      <w:r>
+        <w:rPr>
+          <w:rFonts w:hint="eastAsia"/>
+        </w:rPr>
+        <w:t>的名字，并调用</w:t>
+      </w:r>
+      <w:proofErr w:type="spellStart"/>
+      <w:r>
+        <w:t>commCreateCL</w:t>
+      </w:r>
+      <w:proofErr w:type="spellEnd"/>
+      <w:r>
+        <w:rPr>
+          <w:rFonts w:hint="eastAsia"/>
+        </w:rPr>
+        <w:t>函数（该函数将自动检测并创建</w:t>
       </w:r>
       <w:r>
         <w:rPr>
@@ -736,85 +1728,13 @@
         <w:rPr>
           <w:rFonts w:hint="eastAsia"/>
         </w:rPr>
-        <w:t>）</w:t>
-      </w:r>
-      <w:r>
-        <w:rPr>
-          <w:rFonts w:hint="eastAsia"/>
-        </w:rPr>
-        <w:t>的前缀，由“测试机器名”</w:t>
-      </w:r>
-      <w:r>
-        <w:rPr>
-          <w:rFonts w:hint="eastAsia"/>
-        </w:rPr>
-        <w:t xml:space="preserve">+ </w:t>
-      </w:r>
-      <w:r>
-        <w:rPr>
-          <w:rFonts w:hint="eastAsia"/>
-        </w:rPr>
-        <w:t>“测试用例名”</w:t>
-      </w:r>
-      <w:r>
-        <w:rPr>
-          <w:rFonts w:hint="eastAsia"/>
-        </w:rPr>
-        <w:t>+</w:t>
-      </w:r>
-      <w:r>
-        <w:rPr>
-          <w:rFonts w:hint="eastAsia"/>
-        </w:rPr>
-        <w:t>“</w:t>
-      </w:r>
-      <w:r>
-        <w:rPr>
-          <w:rFonts w:hint="eastAsia"/>
-        </w:rPr>
-        <w:t>Ant</w:t>
-      </w:r>
-      <w:r>
-        <w:rPr>
-          <w:rFonts w:hint="eastAsia"/>
-        </w:rPr>
-        <w:t>并发执行编号”组成，可用于并发测试的区分。为了提升测试用例的执行效率，避免重新创建</w:t>
-      </w:r>
-      <w:r>
-        <w:rPr>
-          <w:rFonts w:hint="eastAsia"/>
-        </w:rPr>
-        <w:t>CS</w:t>
-      </w:r>
-      <w:r>
-        <w:rPr>
-          <w:rFonts w:hint="eastAsia"/>
-        </w:rPr>
-        <w:t>耗费大量时间，</w:t>
-      </w:r>
-      <w:r>
-        <w:rPr>
-          <w:rFonts w:hint="eastAsia"/>
-        </w:rPr>
-        <w:t>对于无需进行修改、删除等改变</w:t>
-      </w:r>
-      <w:r>
-        <w:rPr>
-          <w:rFonts w:hint="eastAsia"/>
-        </w:rPr>
-        <w:t>CS</w:t>
-      </w:r>
-      <w:r>
-        <w:rPr>
-          <w:rFonts w:hint="eastAsia"/>
-        </w:rPr>
-        <w:t>属性操作的</w:t>
-      </w:r>
-      <w:r>
-        <w:rPr>
-          <w:rFonts w:hint="eastAsia"/>
-        </w:rPr>
-        <w:t>测试用例</w:t>
+        <w:t>）创建</w:t>
+      </w:r>
+      <w:r>
+        <w:rPr>
+          <w:rFonts w:hint="eastAsia"/>
+        </w:rPr>
+        <w:t>CL</w:t>
       </w:r>
       <w:r>
         <w:rPr>
@@ -826,317 +1746,114 @@
         <w:rPr>
           <w:rFonts w:hint="eastAsia"/>
         </w:rPr>
-        <w:t>无需在测试用例</w:t>
-      </w:r>
-      <w:r>
-        <w:rPr>
-          <w:rFonts w:hint="eastAsia"/>
-        </w:rPr>
-        <w:t>中单独</w:t>
-      </w:r>
-      <w:r>
-        <w:rPr>
-          <w:rFonts w:hint="eastAsia"/>
-        </w:rPr>
-        <w:t>创建和删除</w:t>
-      </w:r>
-      <w:r>
-        <w:rPr>
-          <w:rFonts w:hint="eastAsia"/>
-        </w:rPr>
-        <w:t>自己的</w:t>
-      </w:r>
-      <w:r>
-        <w:rPr>
-          <w:rFonts w:hint="eastAsia"/>
-        </w:rPr>
-        <w:t>CS</w:t>
-      </w:r>
-      <w:r>
-        <w:rPr>
-          <w:rFonts w:hint="eastAsia"/>
-        </w:rPr>
-        <w:t>，</w:t>
-      </w:r>
-      <w:r>
-        <w:rPr>
-          <w:rFonts w:hint="eastAsia"/>
-        </w:rPr>
-        <w:t>而是统一使用公共变量</w:t>
-      </w:r>
-      <w:r>
-        <w:t>COMMCSNAME</w:t>
-      </w:r>
-      <w:r>
-        <w:rPr>
-          <w:rFonts w:hint="eastAsia"/>
-        </w:rPr>
-        <w:t>定义的</w:t>
-      </w:r>
-      <w:r>
-        <w:rPr>
-          <w:rFonts w:hint="eastAsia"/>
-        </w:rPr>
-        <w:t>CS</w:t>
-      </w:r>
-      <w:r>
-        <w:rPr>
-          <w:rFonts w:hint="eastAsia"/>
-        </w:rPr>
-        <w:t>即可。</w:t>
-      </w:r>
-    </w:p>
-    <w:p>
-      <w:pPr>
-        <w:ind w:leftChars="406" w:left="1842" w:hangingChars="471" w:hanging="989"/>
-        <w:rPr>
-          <w:color w:val="FF0000"/>
-        </w:rPr>
-      </w:pPr>
-      <w:r>
-        <w:rPr>
-          <w:rFonts w:hint="eastAsia"/>
-          <w:color w:val="FF0000"/>
-        </w:rPr>
-        <w:t>注：切勿在用例中删除公共变量</w:t>
-      </w:r>
-      <w:r>
-        <w:rPr>
-          <w:color w:val="FF0000"/>
-        </w:rPr>
-        <w:t>COMMCSNAME</w:t>
-      </w:r>
-      <w:r>
-        <w:rPr>
-          <w:rFonts w:hint="eastAsia"/>
-          <w:color w:val="FF0000"/>
-        </w:rPr>
-        <w:t>定义的</w:t>
-      </w:r>
-      <w:r>
-        <w:rPr>
-          <w:rFonts w:hint="eastAsia"/>
-          <w:color w:val="FF0000"/>
-        </w:rPr>
-        <w:t>CS</w:t>
-      </w:r>
-    </w:p>
-    <w:p>
-      <w:pPr>
-        <w:ind w:leftChars="405" w:left="1413" w:hangingChars="267" w:hanging="563"/>
-      </w:pPr>
-      <w:r>
-        <w:rPr>
-          <w:rFonts w:hint="eastAsia"/>
-          <w:b/>
-        </w:rPr>
-        <w:t>C</w:t>
-      </w:r>
-      <w:r>
-        <w:rPr>
-          <w:rFonts w:hint="eastAsia"/>
-          <w:b/>
-        </w:rPr>
-        <w:t>L</w:t>
-      </w:r>
-      <w:r>
-        <w:rPr>
-          <w:rFonts w:hint="eastAsia"/>
-          <w:b/>
-        </w:rPr>
-        <w:t>PREFIX</w:t>
-      </w:r>
-      <w:r>
-        <w:rPr>
-          <w:rFonts w:hint="eastAsia"/>
-          <w:b/>
-        </w:rPr>
-        <w:t>：</w:t>
-      </w:r>
-      <w:r>
-        <w:rPr>
-          <w:rFonts w:hint="eastAsia"/>
-        </w:rPr>
-        <w:t>表示</w:t>
-      </w:r>
-      <w:r>
-        <w:rPr>
-          <w:rFonts w:hint="eastAsia"/>
-        </w:rPr>
-        <w:t xml:space="preserve"> Collection</w:t>
-      </w:r>
-      <w:r>
-        <w:rPr>
-          <w:rFonts w:hint="eastAsia"/>
-        </w:rPr>
-        <w:t>（以下简称</w:t>
-      </w:r>
-      <w:r>
-        <w:rPr>
-          <w:rFonts w:hint="eastAsia"/>
-        </w:rPr>
-        <w:t>CL</w:t>
-      </w:r>
-      <w:r>
-        <w:rPr>
-          <w:rFonts w:hint="eastAsia"/>
-        </w:rPr>
-        <w:t>）</w:t>
-      </w:r>
-      <w:r>
-        <w:rPr>
-          <w:rFonts w:hint="eastAsia"/>
-        </w:rPr>
-        <w:t>的前缀，同样由“测试机器名”</w:t>
-      </w:r>
-      <w:r>
-        <w:rPr>
-          <w:rFonts w:hint="eastAsia"/>
-        </w:rPr>
-        <w:t xml:space="preserve">+ </w:t>
-      </w:r>
-      <w:r>
-        <w:rPr>
-          <w:rFonts w:hint="eastAsia"/>
-        </w:rPr>
-        <w:t>“测试用例名”</w:t>
-      </w:r>
-      <w:r>
-        <w:rPr>
-          <w:rFonts w:hint="eastAsia"/>
-        </w:rPr>
-        <w:t>+</w:t>
-      </w:r>
-      <w:r>
-        <w:rPr>
-          <w:rFonts w:hint="eastAsia"/>
-        </w:rPr>
-        <w:t>“</w:t>
-      </w:r>
-      <w:r>
-        <w:rPr>
-          <w:rFonts w:hint="eastAsia"/>
-        </w:rPr>
-        <w:t>Ant</w:t>
-      </w:r>
-      <w:r>
-        <w:rPr>
-          <w:rFonts w:hint="eastAsia"/>
-        </w:rPr>
-        <w:t>并发执行编号”组成，可用于并发测试的区分。</w:t>
-      </w:r>
-      <w:r>
-        <w:rPr>
-          <w:rFonts w:hint="eastAsia"/>
-        </w:rPr>
-        <w:t>系统也已经统一定义了公共变量</w:t>
-      </w:r>
-      <w:r>
-        <w:t>COMMCLNAME</w:t>
-      </w:r>
-      <w:r>
-        <w:rPr>
-          <w:rFonts w:hint="eastAsia"/>
-        </w:rPr>
-        <w:t>，测试用例可以直接使用</w:t>
-      </w:r>
-      <w:r>
-        <w:t>COMMCLNAME</w:t>
-      </w:r>
-      <w:r>
-        <w:rPr>
-          <w:rFonts w:hint="eastAsia"/>
-        </w:rPr>
-        <w:t>作为</w:t>
-      </w:r>
-      <w:r>
-        <w:rPr>
-          <w:rFonts w:hint="eastAsia"/>
-        </w:rPr>
-        <w:t>CL</w:t>
-      </w:r>
-      <w:r>
-        <w:rPr>
-          <w:rFonts w:hint="eastAsia"/>
-        </w:rPr>
-        <w:t>的名字。</w:t>
-      </w:r>
-    </w:p>
-    <w:p>
-      <w:pPr>
-        <w:ind w:leftChars="405" w:left="1413" w:hangingChars="267" w:hanging="563"/>
-      </w:pPr>
-      <w:r>
-        <w:rPr>
-          <w:b/>
-        </w:rPr>
+        <w:t>如果需要连接</w:t>
+      </w:r>
+      <w:r>
+        <w:rPr>
+          <w:rFonts w:hint="eastAsia"/>
+        </w:rPr>
+        <w:t>db</w:t>
+      </w:r>
+      <w:r>
+        <w:rPr>
+          <w:rFonts w:hint="eastAsia"/>
+        </w:rPr>
+        <w:t>，则通过</w:t>
+      </w:r>
+      <w:r>
         <w:t>COORDSVCNAME</w:t>
       </w:r>
       <w:r>
         <w:rPr>
           <w:rFonts w:hint="eastAsia"/>
-          <w:b/>
-        </w:rPr>
-        <w:t>：</w:t>
-      </w:r>
-      <w:r>
-        <w:rPr>
-          <w:rFonts w:hint="eastAsia"/>
-        </w:rPr>
-        <w:t>表示</w:t>
-      </w:r>
-      <w:r>
-        <w:rPr>
-          <w:rFonts w:hint="eastAsia"/>
-        </w:rPr>
-        <w:t>Coordinate</w:t>
-      </w:r>
-      <w:r>
-        <w:rPr>
-          <w:rFonts w:hint="eastAsia"/>
-        </w:rPr>
-        <w:t>节点的接入端口号，在建立</w:t>
-      </w:r>
-      <w:r>
-        <w:rPr>
-          <w:rFonts w:hint="eastAsia"/>
-        </w:rPr>
-        <w:t>db</w:t>
-      </w:r>
-      <w:r>
-        <w:rPr>
-          <w:rFonts w:hint="eastAsia"/>
-        </w:rPr>
-        <w:t>连接时请勿自己指定端口，而应该统一使用该变量。</w:t>
-      </w:r>
-    </w:p>
-    <w:p>
-      <w:pPr>
-        <w:ind w:leftChars="405" w:left="1415" w:hangingChars="268" w:hanging="565"/>
-      </w:pPr>
-      <w:r>
-        <w:rPr>
-          <w:rFonts w:hint="eastAsia"/>
-          <w:b/>
-        </w:rPr>
-        <w:t>func.js</w:t>
-      </w:r>
-      <w:r>
-        <w:rPr>
-          <w:rFonts w:hint="eastAsia"/>
-          <w:b/>
-        </w:rPr>
-        <w:t>：</w:t>
-      </w:r>
-      <w:r>
-        <w:rPr>
-          <w:rFonts w:hint="eastAsia"/>
-        </w:rPr>
-        <w:t>指的是</w:t>
-      </w:r>
-      <w:r>
-        <w:t>testcases\hlt\js_testcases\libs</w:t>
-      </w:r>
+        </w:rPr>
+        <w:t>连接本地的指定端口（如：</w:t>
+      </w:r>
+      <w:proofErr w:type="spellStart"/>
+      <w:r>
+        <w:t>var</w:t>
+      </w:r>
+      <w:proofErr w:type="spellEnd"/>
+      <w:r>
+        <w:t xml:space="preserve"> db = new </w:t>
+      </w:r>
+      <w:proofErr w:type="spellStart"/>
+      <w:r>
+        <w:t>Sdb</w:t>
+      </w:r>
+      <w:proofErr w:type="spellEnd"/>
+      <w:r>
+        <w:t>(‘</w:t>
+      </w:r>
+      <w:proofErr w:type="spellStart"/>
+      <w:r>
+        <w:t>localhost</w:t>
+      </w:r>
+      <w:proofErr w:type="spellEnd"/>
+      <w:r>
+        <w:t>, COORDSVCNAME )</w:t>
+      </w:r>
+      <w:r>
+        <w:rPr>
+          <w:rFonts w:hint="eastAsia"/>
+        </w:rPr>
+        <w:t>）。</w:t>
+      </w:r>
+    </w:p>
+    <w:p>
+      <w:r>
+        <w:rPr>
+          <w:rFonts w:hint="eastAsia"/>
+        </w:rPr>
+        <w:t>3</w:t>
+      </w:r>
+      <w:r>
+        <w:rPr>
+          <w:rFonts w:hint="eastAsia"/>
+        </w:rPr>
+        <w:t>、在编写测试脚本过程中提取出的公共函数：若是所有</w:t>
+      </w:r>
+      <w:r>
+        <w:rPr>
+          <w:rFonts w:hint="eastAsia"/>
+        </w:rPr>
+        <w:t>JS</w:t>
+      </w:r>
+      <w:r>
+        <w:rPr>
+          <w:rFonts w:hint="eastAsia"/>
+        </w:rPr>
+        <w:t>测试用例均可使用的公共函数则添加到</w:t>
+      </w:r>
+      <w:proofErr w:type="spellStart"/>
+      <w:r>
+        <w:t>testcases</w:t>
+      </w:r>
+      <w:proofErr w:type="spellEnd"/>
+      <w:r>
+        <w:t>\</w:t>
+      </w:r>
+      <w:proofErr w:type="spellStart"/>
+      <w:r>
+        <w:t>hlt</w:t>
+      </w:r>
+      <w:proofErr w:type="spellEnd"/>
+      <w:r>
+        <w:t>\</w:t>
+      </w:r>
+      <w:proofErr w:type="spellStart"/>
+      <w:r>
+        <w:t>js_testcases</w:t>
+      </w:r>
+      <w:proofErr w:type="spellEnd"/>
+      <w:r>
+        <w:t>\</w:t>
+      </w:r>
+      <w:proofErr w:type="spellStart"/>
+      <w:r>
+        <w:t>libs</w:t>
+      </w:r>
+      <w:proofErr w:type="spellEnd"/>
       <w:r>
         <w:rPr>
           <w:rFonts w:hint="eastAsia"/>
@@ -1147,466 +1864,24 @@
         <w:rPr>
           <w:rFonts w:hint="eastAsia"/>
         </w:rPr>
-        <w:t>脚本文件，该脚本文件</w:t>
-      </w:r>
-      <w:r>
-        <w:rPr>
-          <w:rFonts w:hint="eastAsia"/>
-        </w:rPr>
-        <w:t>为公共</w:t>
-      </w:r>
-      <w:r>
-        <w:rPr>
-          <w:rFonts w:hint="eastAsia"/>
-        </w:rPr>
-        <w:t>函数库文件，</w:t>
-      </w:r>
-      <w:r>
-        <w:rPr>
-          <w:rFonts w:hint="eastAsia"/>
-        </w:rPr>
-        <w:t>用于存放所有</w:t>
-      </w:r>
-      <w:r>
-        <w:rPr>
-          <w:rFonts w:hint="eastAsia"/>
-        </w:rPr>
-        <w:t>JS</w:t>
-      </w:r>
-      <w:r>
-        <w:rPr>
-          <w:rFonts w:hint="eastAsia"/>
-        </w:rPr>
-        <w:t>测试用例的公共</w:t>
-      </w:r>
-      <w:r>
-        <w:rPr>
-          <w:rFonts w:hint="eastAsia"/>
-        </w:rPr>
-        <w:t>变量及公共</w:t>
-      </w:r>
-      <w:r>
-        <w:rPr>
-          <w:rFonts w:hint="eastAsia"/>
-        </w:rPr>
-        <w:t>函数</w:t>
-      </w:r>
-      <w:r>
-        <w:rPr>
-          <w:rFonts w:hint="eastAsia"/>
-        </w:rPr>
-        <w:t>，以上提到的公共变量</w:t>
-      </w:r>
-      <w:r>
-        <w:t>COMMCSNAME</w:t>
-      </w:r>
-      <w:r>
-        <w:rPr>
-          <w:rFonts w:hint="eastAsia"/>
-        </w:rPr>
-        <w:t>以及</w:t>
-      </w:r>
-      <w:r>
-        <w:t>COMMCLNAME</w:t>
-      </w:r>
-      <w:r>
-        <w:rPr>
-          <w:rFonts w:hint="eastAsia"/>
-        </w:rPr>
-        <w:t>就是在该文件中定义的</w:t>
-      </w:r>
-      <w:r>
-        <w:rPr>
-          <w:rFonts w:hint="eastAsia"/>
-        </w:rPr>
-        <w:t>。</w:t>
-      </w:r>
-    </w:p>
-    <w:p>
-      <w:pPr>
-        <w:ind w:leftChars="405" w:left="1417" w:hangingChars="269" w:hanging="567"/>
-      </w:pPr>
-      <w:r>
-        <w:rPr>
-          <w:rFonts w:hint="eastAsia"/>
-          <w:b/>
+        <w:t>文件中；如果仅仅是本目录中测试用例可共同使</w:t>
+      </w:r>
+      <w:r>
+        <w:rPr>
+          <w:rFonts w:hint="eastAsia"/>
+        </w:rPr>
+        <w:lastRenderedPageBreak/>
+        <w:t>用的私有公共函数，则放在本目录的</w:t>
+      </w:r>
+      <w:r>
+        <w:rPr>
+          <w:rFonts w:hint="eastAsia"/>
         </w:rPr>
         <w:t>commlib.js</w:t>
       </w:r>
       <w:r>
         <w:rPr>
           <w:rFonts w:hint="eastAsia"/>
-          <w:b/>
-        </w:rPr>
-        <w:t>：</w:t>
-      </w:r>
-      <w:r>
-        <w:rPr>
-          <w:rFonts w:hint="eastAsia"/>
-        </w:rPr>
-        <w:t>指的是</w:t>
-      </w:r>
-      <w:r>
-        <w:rPr>
-          <w:rFonts w:hint="eastAsia"/>
-        </w:rPr>
-        <w:t>测试用例目录下的</w:t>
-      </w:r>
-      <w:r>
-        <w:rPr>
-          <w:rFonts w:hint="eastAsia"/>
-        </w:rPr>
-        <w:t>commlib.js</w:t>
-      </w:r>
-      <w:r>
-        <w:rPr>
-          <w:rFonts w:hint="eastAsia"/>
-        </w:rPr>
-        <w:t>脚本文件（如：</w:t>
-      </w:r>
-      <w:r>
-        <w:t>testcases\hlt\js_testcases\js\split</w:t>
-      </w:r>
-      <w:r>
-        <w:rPr>
-          <w:rFonts w:hint="eastAsia"/>
-        </w:rPr>
-        <w:t>），该脚本文件为私有公共函数库文件，即：只有同目录中的测试用例可使用当中的公共函数（如：只有</w:t>
-      </w:r>
-      <w:r>
-        <w:rPr>
-          <w:rFonts w:hint="eastAsia"/>
-        </w:rPr>
-        <w:t>split</w:t>
-      </w:r>
-      <w:r>
-        <w:rPr>
-          <w:rFonts w:hint="eastAsia"/>
-        </w:rPr>
-        <w:t>目录下的测试用例脚本可使用</w:t>
-      </w:r>
-      <w:r>
-        <w:rPr>
-          <w:rFonts w:hint="eastAsia"/>
-        </w:rPr>
-        <w:t>split/commlib.js</w:t>
-      </w:r>
-      <w:r>
-        <w:rPr>
-          <w:rFonts w:hint="eastAsia"/>
-        </w:rPr>
-        <w:t>中定义的公共函数）</w:t>
-      </w:r>
-      <w:r>
-        <w:rPr>
-          <w:rFonts w:hint="eastAsia"/>
-        </w:rPr>
-        <w:t>。如果不存在私有公共函数，则可以不用编写该脚本文件。</w:t>
-      </w:r>
-    </w:p>
-    <w:p>
-      <w:r>
-        <w:rPr>
-          <w:rFonts w:hint="eastAsia"/>
-        </w:rPr>
-        <w:tab/>
-      </w:r>
-      <w:r>
-        <w:rPr>
-          <w:rFonts w:hint="eastAsia"/>
-        </w:rPr>
-        <w:tab/>
-      </w:r>
-      <w:r>
-        <w:rPr>
-          <w:rFonts w:hint="eastAsia"/>
-          <w:b/>
-        </w:rPr>
-        <w:t>test.js</w:t>
-      </w:r>
-      <w:r>
-        <w:rPr>
-          <w:rFonts w:hint="eastAsia"/>
-          <w:b/>
-        </w:rPr>
-        <w:t>：</w:t>
-      </w:r>
-      <w:r>
-        <w:rPr>
-          <w:rFonts w:hint="eastAsia"/>
-        </w:rPr>
-        <w:t>指测试</w:t>
-      </w:r>
-      <w:r>
-        <w:rPr>
-          <w:rFonts w:hint="eastAsia"/>
-        </w:rPr>
-        <w:t>用例</w:t>
-      </w:r>
-      <w:r>
-        <w:rPr>
-          <w:rFonts w:hint="eastAsia"/>
-        </w:rPr>
-        <w:t>脚本</w:t>
-      </w:r>
-    </w:p>
-    <w:p/>
-    <w:p>
-      <w:pPr>
-        <w:rPr>
-          <w:b/>
-        </w:rPr>
-      </w:pPr>
-      <w:r>
-        <w:rPr>
-          <w:rFonts w:hint="eastAsia"/>
-          <w:b/>
-        </w:rPr>
-        <w:t>综上所述，测试人员在用</w:t>
-      </w:r>
-      <w:r>
-        <w:rPr>
-          <w:rFonts w:hint="eastAsia"/>
-          <w:b/>
-        </w:rPr>
-        <w:t>JS</w:t>
-      </w:r>
-      <w:r>
-        <w:rPr>
-          <w:rFonts w:hint="eastAsia"/>
-          <w:b/>
-        </w:rPr>
-        <w:t>脚本编写</w:t>
-      </w:r>
-      <w:r>
-        <w:rPr>
-          <w:rFonts w:hint="eastAsia"/>
-          <w:b/>
-        </w:rPr>
-        <w:t>自动化测试用例的步骤如下：</w:t>
-      </w:r>
-    </w:p>
-    <w:p>
-      <w:r>
-        <w:rPr>
-          <w:rFonts w:hint="eastAsia"/>
-        </w:rPr>
-        <w:t>1</w:t>
-      </w:r>
-      <w:r>
-        <w:rPr>
-          <w:rFonts w:hint="eastAsia"/>
-        </w:rPr>
-        <w:t>、在</w:t>
-      </w:r>
-      <w:r>
-        <w:rPr>
-          <w:rFonts w:hint="eastAsia"/>
-        </w:rPr>
-        <w:t>testcases\hlt\</w:t>
-      </w:r>
-      <w:r>
-        <w:t xml:space="preserve"> </w:t>
-      </w:r>
-      <w:r>
-        <w:t>js_testcases\js</w:t>
-      </w:r>
-      <w:r>
-        <w:rPr>
-          <w:rFonts w:hint="eastAsia"/>
-        </w:rPr>
-        <w:t>目录下创建测试用例目录。如果是补充已有测试用例，则直接在对应目录中添加用例脚本，无需重新创建目录。</w:t>
-      </w:r>
-    </w:p>
-    <w:p>
-      <w:r>
-        <w:rPr>
-          <w:rFonts w:hint="eastAsia"/>
-        </w:rPr>
-        <w:t>2</w:t>
-      </w:r>
-      <w:r>
-        <w:rPr>
-          <w:rFonts w:hint="eastAsia"/>
-        </w:rPr>
-        <w:t>、在测试用例目录中编写</w:t>
-      </w:r>
-      <w:r>
-        <w:rPr>
-          <w:rFonts w:hint="eastAsia"/>
-        </w:rPr>
-        <w:t>JS</w:t>
-      </w:r>
-      <w:r>
-        <w:rPr>
-          <w:rFonts w:hint="eastAsia"/>
-        </w:rPr>
-        <w:t>测试脚本</w:t>
-      </w:r>
-      <w:r>
-        <w:rPr>
-          <w:rFonts w:hint="eastAsia"/>
-        </w:rPr>
-        <w:t>，如果需要创建</w:t>
-      </w:r>
-      <w:r>
-        <w:rPr>
-          <w:rFonts w:hint="eastAsia"/>
-        </w:rPr>
-        <w:t>CL</w:t>
-      </w:r>
-      <w:r>
-        <w:rPr>
-          <w:rFonts w:hint="eastAsia"/>
-        </w:rPr>
-        <w:t>则</w:t>
-      </w:r>
-      <w:r>
-        <w:rPr>
-          <w:rFonts w:hint="eastAsia"/>
-        </w:rPr>
-        <w:t>使用</w:t>
-      </w:r>
-      <w:r>
-        <w:t>COMMCLNAME</w:t>
-      </w:r>
-      <w:r>
-        <w:rPr>
-          <w:rFonts w:hint="eastAsia"/>
-        </w:rPr>
-        <w:t>作为</w:t>
-      </w:r>
-      <w:r>
-        <w:rPr>
-          <w:rFonts w:hint="eastAsia"/>
-        </w:rPr>
-        <w:t>CL</w:t>
-      </w:r>
-      <w:r>
-        <w:rPr>
-          <w:rFonts w:hint="eastAsia"/>
-        </w:rPr>
-        <w:t>的名字，并调用</w:t>
-      </w:r>
-      <w:r>
-        <w:t>commCreateCL</w:t>
-      </w:r>
-      <w:r>
-        <w:rPr>
-          <w:rFonts w:hint="eastAsia"/>
-        </w:rPr>
-        <w:t>函数（该函数将自动检测并创建</w:t>
-      </w:r>
-      <w:r>
-        <w:rPr>
-          <w:rFonts w:hint="eastAsia"/>
-        </w:rPr>
-        <w:t>CS</w:t>
-      </w:r>
-      <w:r>
-        <w:rPr>
-          <w:rFonts w:hint="eastAsia"/>
-        </w:rPr>
-        <w:t>）创建</w:t>
-      </w:r>
-      <w:r>
-        <w:rPr>
-          <w:rFonts w:hint="eastAsia"/>
-        </w:rPr>
-        <w:t>CL</w:t>
-      </w:r>
-      <w:r>
-        <w:rPr>
-          <w:rFonts w:hint="eastAsia"/>
-        </w:rPr>
-        <w:t>，</w:t>
-      </w:r>
-      <w:r>
-        <w:rPr>
-          <w:rFonts w:hint="eastAsia"/>
-        </w:rPr>
-        <w:t>如果需要连接</w:t>
-      </w:r>
-      <w:r>
-        <w:rPr>
-          <w:rFonts w:hint="eastAsia"/>
-        </w:rPr>
-        <w:t>db</w:t>
-      </w:r>
-      <w:r>
-        <w:rPr>
-          <w:rFonts w:hint="eastAsia"/>
-        </w:rPr>
-        <w:t>，则通过</w:t>
-      </w:r>
-      <w:r>
-        <w:t>COORDSVCNAME</w:t>
-      </w:r>
-      <w:r>
-        <w:rPr>
-          <w:rFonts w:hint="eastAsia"/>
-        </w:rPr>
-        <w:t>连接本地的指定端口（如：</w:t>
-      </w:r>
-      <w:r>
-        <w:t>var db = new Sdb(‘localhost, COORDSVCNAME )</w:t>
-      </w:r>
-      <w:r>
-        <w:rPr>
-          <w:rFonts w:hint="eastAsia"/>
-        </w:rPr>
-        <w:t>）。</w:t>
-      </w:r>
-    </w:p>
-    <w:p>
-      <w:r>
-        <w:rPr>
-          <w:rFonts w:hint="eastAsia"/>
-        </w:rPr>
-        <w:t>3</w:t>
-      </w:r>
-      <w:r>
-        <w:rPr>
-          <w:rFonts w:hint="eastAsia"/>
-        </w:rPr>
-        <w:t>、在编写测试脚本过程中提取出的公共函数：若是所有</w:t>
-      </w:r>
-      <w:r>
-        <w:rPr>
-          <w:rFonts w:hint="eastAsia"/>
-        </w:rPr>
-        <w:t>JS</w:t>
-      </w:r>
-      <w:r>
-        <w:rPr>
-          <w:rFonts w:hint="eastAsia"/>
-        </w:rPr>
-        <w:t>测试用例均可使用的公共函数则添加到</w:t>
-      </w:r>
-      <w:r>
-        <w:t>testcases\hlt\js_testcases\libs</w:t>
-      </w:r>
-      <w:r>
-        <w:rPr>
-          <w:rFonts w:hint="eastAsia"/>
-        </w:rPr>
-        <w:t>\func.js</w:t>
-      </w:r>
-      <w:r>
-        <w:rPr>
-          <w:rFonts w:hint="eastAsia"/>
-        </w:rPr>
-        <w:t>文件中；如果仅仅是本目录中测试用例可共同使用的私有公共函数，则放在本目录的</w:t>
-      </w:r>
-      <w:r>
-        <w:rPr>
-          <w:rFonts w:hint="eastAsia"/>
-        </w:rPr>
-        <w:t>commlib.js</w:t>
-      </w:r>
-      <w:r>
-        <w:rPr>
-          <w:rFonts w:hint="eastAsia"/>
         </w:rPr>
         <w:t>文件中。</w:t>
       </w:r>
@@ -1625,7 +1900,6 @@
         <w:rPr>
           <w:rFonts w:hint="eastAsia"/>
         </w:rPr>
-        <w:lastRenderedPageBreak/>
         <w:t>测试用例编写规范</w:t>
       </w:r>
     </w:p>
@@ -1660,54 +1934,84 @@
         </w:rPr>
         <w:t>测试用例统一存放在</w:t>
       </w:r>
-      <w:r>
-        <w:rPr>
-          <w:rFonts w:hint="eastAsia"/>
-        </w:rPr>
-        <w:t>testcases\hlt\</w:t>
+      <w:proofErr w:type="spellStart"/>
+      <w:r>
+        <w:rPr>
+          <w:rFonts w:hint="eastAsia"/>
+        </w:rPr>
+        <w:t>testcases</w:t>
+      </w:r>
+      <w:proofErr w:type="spellEnd"/>
+      <w:r>
+        <w:rPr>
+          <w:rFonts w:hint="eastAsia"/>
+        </w:rPr>
+        <w:t>\</w:t>
+      </w:r>
+      <w:proofErr w:type="spellStart"/>
+      <w:r>
+        <w:rPr>
+          <w:rFonts w:hint="eastAsia"/>
+        </w:rPr>
+        <w:t>hlt</w:t>
+      </w:r>
+      <w:proofErr w:type="spellEnd"/>
+      <w:r>
+        <w:rPr>
+          <w:rFonts w:hint="eastAsia"/>
+        </w:rPr>
+        <w:t>\</w:t>
       </w:r>
       <w:r>
         <w:t xml:space="preserve"> </w:t>
       </w:r>
+      <w:proofErr w:type="spellStart"/>
       <w:r>
         <w:t>js_testcases</w:t>
       </w:r>
+      <w:proofErr w:type="spellEnd"/>
       <w:r>
         <w:rPr>
           <w:rFonts w:hint="eastAsia"/>
         </w:rPr>
         <w:t>目录下，该目录包含了两个子目录：其中</w:t>
       </w:r>
+      <w:proofErr w:type="spellStart"/>
       <w:r>
         <w:rPr>
           <w:rFonts w:hint="eastAsia"/>
         </w:rPr>
         <w:t>libs</w:t>
       </w:r>
+      <w:proofErr w:type="spellEnd"/>
       <w:r>
         <w:rPr>
           <w:rFonts w:hint="eastAsia"/>
         </w:rPr>
         <w:t>目录用于存放公共函数库文件；</w:t>
       </w:r>
+      <w:proofErr w:type="spellStart"/>
       <w:r>
         <w:rPr>
           <w:rFonts w:hint="eastAsia"/>
         </w:rPr>
         <w:t>js</w:t>
       </w:r>
+      <w:proofErr w:type="spellEnd"/>
       <w:r>
         <w:rPr>
           <w:rFonts w:hint="eastAsia"/>
         </w:rPr>
         <w:t>目录则用于存放测试用例脚本，</w:t>
       </w:r>
+      <w:proofErr w:type="spellStart"/>
       <w:r>
         <w:rPr>
           <w:rFonts w:hint="eastAsia"/>
         </w:rPr>
         <w:t>js</w:t>
       </w:r>
+      <w:proofErr w:type="spellEnd"/>
       <w:r>
         <w:rPr>
           <w:rFonts w:hint="eastAsia"/>
@@ -1724,8 +2028,13 @@
         <w:t>”、“</w:t>
       </w:r>
       <w:r>
-        <w:t xml:space="preserve"> createCL</w:t>
-      </w:r>
+        <w:t xml:space="preserve"> </w:t>
+      </w:r>
+      <w:proofErr w:type="spellStart"/>
+      <w:r>
+        <w:t>createCL</w:t>
+      </w:r>
+      <w:proofErr w:type="spellEnd"/>
       <w:r>
         <w:rPr>
           <w:rFonts w:hint="eastAsia"/>
@@ -1770,6 +2079,7 @@
         </w:rPr>
         <w:tab/>
       </w:r>
+      <w:proofErr w:type="spellStart"/>
       <w:r>
         <w:rPr>
           <w:rFonts w:hint="eastAsia"/>
@@ -1777,12 +2087,29 @@
         </w:rPr>
         <w:t>Feature_TestPoint</w:t>
       </w:r>
+      <w:proofErr w:type="spellEnd"/>
       <w:r>
         <w:rPr>
           <w:rFonts w:hint="eastAsia"/>
           <w:shd w:val="pct15" w:color="auto" w:fill="FFFFFF"/>
         </w:rPr>
-        <w:t>[_SubTestPoint]</w:t>
+        <w:t>[_</w:t>
+      </w:r>
+      <w:proofErr w:type="spellStart"/>
+      <w:r>
+        <w:rPr>
+          <w:rFonts w:hint="eastAsia"/>
+          <w:shd w:val="pct15" w:color="auto" w:fill="FFFFFF"/>
+        </w:rPr>
+        <w:t>SubTestPoint</w:t>
+      </w:r>
+      <w:proofErr w:type="spellEnd"/>
+      <w:r>
+        <w:rPr>
+          <w:rFonts w:hint="eastAsia"/>
+          <w:shd w:val="pct15" w:color="auto" w:fill="FFFFFF"/>
+        </w:rPr>
+        <w:t>]</w:t>
       </w:r>
       <w:r>
         <w:rPr>
@@ -1815,12 +2142,14 @@
         </w:rPr>
         <w:tab/>
       </w:r>
+      <w:proofErr w:type="spellStart"/>
       <w:r>
         <w:rPr>
           <w:rFonts w:hint="eastAsia"/>
         </w:rPr>
         <w:t>TestPoint</w:t>
       </w:r>
+      <w:proofErr w:type="spellEnd"/>
       <w:r>
         <w:rPr>
           <w:rFonts w:hint="eastAsia"/>
@@ -1840,7 +2169,21 @@
           <w:rFonts w:hint="eastAsia"/>
         </w:rPr>
         <w:tab/>
-        <w:t>[_SubTestPoint]</w:t>
+        <w:t>[_</w:t>
+      </w:r>
+      <w:proofErr w:type="spellStart"/>
+      <w:r>
+        <w:rPr>
+          <w:rFonts w:hint="eastAsia"/>
+        </w:rPr>
+        <w:t>SubTestPoint</w:t>
+      </w:r>
+      <w:proofErr w:type="spellEnd"/>
+      <w:r>
+        <w:rPr>
+          <w:rFonts w:hint="eastAsia"/>
+        </w:rPr>
+        <w:t>]</w:t>
       </w:r>
       <w:r>
         <w:rPr>
@@ -2138,6 +2481,7 @@
         <w:rPr>
           <w:rFonts w:hint="eastAsia"/>
         </w:rPr>
+        <w:lastRenderedPageBreak/>
         <w:t>*@Description</w:t>
       </w:r>
       <w:r>
@@ -2180,7 +2524,6 @@
         <w:rPr>
           <w:rFonts w:hint="eastAsia"/>
         </w:rPr>
-        <w:lastRenderedPageBreak/>
         <w:t>*@Expectation</w:t>
       </w:r>
       <w:r>
@@ -2522,12 +2865,14 @@
         </w:rPr>
         <w:t>局部变量、函数名统一以小写开头，单词首字母大写，如：</w:t>
       </w:r>
+      <w:proofErr w:type="spellStart"/>
       <w:r>
         <w:rPr>
           <w:rFonts w:hint="eastAsia"/>
         </w:rPr>
         <w:t>createDomain</w:t>
       </w:r>
+      <w:proofErr w:type="spellEnd"/>
     </w:p>
     <w:p>
       <w:r>
@@ -2596,7 +2941,23 @@
           <w:b/>
           <w:color w:val="0000CC"/>
         </w:rPr>
-        <w:t>function commIsStandalone( db )</w:t>
+        <w:t xml:space="preserve">function </w:t>
+      </w:r>
+      <w:proofErr w:type="spellStart"/>
+      <w:r>
+        <w:rPr>
+          <w:b/>
+          <w:color w:val="0000CC"/>
+        </w:rPr>
+        <w:t>commIsStandalone</w:t>
+      </w:r>
+      <w:proofErr w:type="spellEnd"/>
+      <w:r>
+        <w:rPr>
+          <w:b/>
+          <w:color w:val="0000CC"/>
+        </w:rPr>
+        <w:t>( db )</w:t>
       </w:r>
       <w:r>
         <w:rPr>
@@ -2774,15 +3135,27 @@
           <w:shd w:val="clear" w:color="auto" w:fill="BFBFBF" w:themeFill="background1" w:themeFillShade="BF"/>
         </w:rPr>
       </w:pPr>
-      <w:r>
-        <w:rPr>
-          <w:rFonts w:hint="eastAsia"/>
-          <w:color w:val="0000CC"/>
-          <w:sz w:val="18"/>
-          <w:szCs w:val="18"/>
-          <w:shd w:val="clear" w:color="auto" w:fill="BFBFBF" w:themeFill="background1" w:themeFillShade="BF"/>
-        </w:rPr>
-        <w:t xml:space="preserve">println( </w:t>
+      <w:proofErr w:type="spellStart"/>
+      <w:r>
+        <w:rPr>
+          <w:rFonts w:hint="eastAsia"/>
+          <w:color w:val="0000CC"/>
+          <w:sz w:val="18"/>
+          <w:szCs w:val="18"/>
+          <w:shd w:val="clear" w:color="auto" w:fill="BFBFBF" w:themeFill="background1" w:themeFillShade="BF"/>
+        </w:rPr>
+        <w:t>println</w:t>
+      </w:r>
+      <w:proofErr w:type="spellEnd"/>
+      <w:r>
+        <w:rPr>
+          <w:rFonts w:hint="eastAsia"/>
+          <w:color w:val="0000CC"/>
+          <w:sz w:val="18"/>
+          <w:szCs w:val="18"/>
+          <w:shd w:val="clear" w:color="auto" w:fill="BFBFBF" w:themeFill="background1" w:themeFillShade="BF"/>
+        </w:rPr>
+        <w:t xml:space="preserve">( </w:t>
       </w:r>
       <w:r>
         <w:rPr>
@@ -2998,7 +3371,29 @@
           <w:szCs w:val="18"/>
           <w:shd w:val="clear" w:color="auto" w:fill="BFBFBF" w:themeFill="background1" w:themeFillShade="BF"/>
         </w:rPr>
-        <w:t>db = new Sdb(</w:t>
+        <w:t xml:space="preserve">db = new </w:t>
+      </w:r>
+      <w:proofErr w:type="spellStart"/>
+      <w:r>
+        <w:rPr>
+          <w:rFonts w:hint="eastAsia"/>
+          <w:color w:val="0000CC"/>
+          <w:sz w:val="18"/>
+          <w:szCs w:val="18"/>
+          <w:shd w:val="clear" w:color="auto" w:fill="BFBFBF" w:themeFill="background1" w:themeFillShade="BF"/>
+        </w:rPr>
+        <w:t>Sdb</w:t>
+      </w:r>
+      <w:proofErr w:type="spellEnd"/>
+      <w:r>
+        <w:rPr>
+          <w:rFonts w:hint="eastAsia"/>
+          <w:color w:val="0000CC"/>
+          <w:sz w:val="18"/>
+          <w:szCs w:val="18"/>
+          <w:shd w:val="clear" w:color="auto" w:fill="BFBFBF" w:themeFill="background1" w:themeFillShade="BF"/>
+        </w:rPr>
+        <w:t>(</w:t>
       </w:r>
       <w:r>
         <w:rPr>
@@ -3009,6 +3404,7 @@
         </w:rPr>
         <w:t>‘</w:t>
       </w:r>
+      <w:proofErr w:type="spellStart"/>
       <w:r>
         <w:rPr>
           <w:rFonts w:hint="eastAsia"/>
@@ -3019,6 +3415,7 @@
         </w:rPr>
         <w:t>localhost</w:t>
       </w:r>
+      <w:proofErr w:type="spellEnd"/>
       <w:r>
         <w:rPr>
           <w:color w:val="0000CC"/>
@@ -3048,15 +3445,49 @@
           <w:shd w:val="clear" w:color="auto" w:fill="BFBFBF" w:themeFill="background1" w:themeFillShade="BF"/>
         </w:rPr>
       </w:pPr>
-      <w:r>
-        <w:rPr>
-          <w:rFonts w:hint="eastAsia"/>
-          <w:color w:val="0000CC"/>
-          <w:sz w:val="18"/>
-          <w:szCs w:val="18"/>
-          <w:shd w:val="clear" w:color="auto" w:fill="BFBFBF" w:themeFill="background1" w:themeFillShade="BF"/>
-        </w:rPr>
-        <w:t>dbcat = new Sdb(</w:t>
+      <w:proofErr w:type="spellStart"/>
+      <w:r>
+        <w:rPr>
+          <w:rFonts w:hint="eastAsia"/>
+          <w:color w:val="0000CC"/>
+          <w:sz w:val="18"/>
+          <w:szCs w:val="18"/>
+          <w:shd w:val="clear" w:color="auto" w:fill="BFBFBF" w:themeFill="background1" w:themeFillShade="BF"/>
+        </w:rPr>
+        <w:t>dbcat</w:t>
+      </w:r>
+      <w:proofErr w:type="spellEnd"/>
+      <w:r>
+        <w:rPr>
+          <w:rFonts w:hint="eastAsia"/>
+          <w:color w:val="0000CC"/>
+          <w:sz w:val="18"/>
+          <w:szCs w:val="18"/>
+          <w:shd w:val="clear" w:color="auto" w:fill="BFBFBF" w:themeFill="background1" w:themeFillShade="BF"/>
+        </w:rPr>
+        <w:t xml:space="preserve"> = new </w:t>
+      </w:r>
+      <w:proofErr w:type="spellStart"/>
+      <w:r>
+        <w:rPr>
+          <w:rFonts w:hint="eastAsia"/>
+          <w:color w:val="0000CC"/>
+          <w:sz w:val="18"/>
+          <w:szCs w:val="18"/>
+          <w:shd w:val="clear" w:color="auto" w:fill="BFBFBF" w:themeFill="background1" w:themeFillShade="BF"/>
+        </w:rPr>
+        <w:t>Sdb</w:t>
+      </w:r>
+      <w:proofErr w:type="spellEnd"/>
+      <w:r>
+        <w:rPr>
+          <w:rFonts w:hint="eastAsia"/>
+          <w:color w:val="0000CC"/>
+          <w:sz w:val="18"/>
+          <w:szCs w:val="18"/>
+          <w:shd w:val="clear" w:color="auto" w:fill="BFBFBF" w:themeFill="background1" w:themeFillShade="BF"/>
+        </w:rPr>
+        <w:t>(</w:t>
       </w:r>
       <w:r>
         <w:rPr>
@@ -3067,6 +3498,7 @@
         </w:rPr>
         <w:t>‘</w:t>
       </w:r>
+      <w:proofErr w:type="spellStart"/>
       <w:r>
         <w:rPr>
           <w:rFonts w:hint="eastAsia"/>
@@ -3077,6 +3509,7 @@
         </w:rPr>
         <w:t>localhost</w:t>
       </w:r>
+      <w:proofErr w:type="spellEnd"/>
       <w:r>
         <w:rPr>
           <w:color w:val="0000CC"/>
@@ -3115,11 +3548,61 @@
         </w:rPr>
         <w:t>公共库路径：</w:t>
       </w:r>
-      <w:r>
-        <w:rPr>
-          <w:rFonts w:hint="eastAsia"/>
-        </w:rPr>
-        <w:t>testcase/hlt/js_testcase/js/lib/func.js</w:t>
+      <w:proofErr w:type="spellStart"/>
+      <w:r>
+        <w:rPr>
+          <w:rFonts w:hint="eastAsia"/>
+        </w:rPr>
+        <w:t>testcase</w:t>
+      </w:r>
+      <w:proofErr w:type="spellEnd"/>
+      <w:r>
+        <w:rPr>
+          <w:rFonts w:hint="eastAsia"/>
+        </w:rPr>
+        <w:t>/</w:t>
+      </w:r>
+      <w:proofErr w:type="spellStart"/>
+      <w:r>
+        <w:rPr>
+          <w:rFonts w:hint="eastAsia"/>
+        </w:rPr>
+        <w:t>hlt</w:t>
+      </w:r>
+      <w:proofErr w:type="spellEnd"/>
+      <w:r>
+        <w:rPr>
+          <w:rFonts w:hint="eastAsia"/>
+        </w:rPr>
+        <w:t>/</w:t>
+      </w:r>
+      <w:proofErr w:type="spellStart"/>
+      <w:r>
+        <w:rPr>
+          <w:rFonts w:hint="eastAsia"/>
+        </w:rPr>
+        <w:t>js_testcase</w:t>
+      </w:r>
+      <w:proofErr w:type="spellEnd"/>
+      <w:r>
+        <w:rPr>
+          <w:rFonts w:hint="eastAsia"/>
+        </w:rPr>
+        <w:t>/</w:t>
+      </w:r>
+      <w:proofErr w:type="spellStart"/>
+      <w:r>
+        <w:rPr>
+          <w:rFonts w:hint="eastAsia"/>
+        </w:rPr>
+        <w:t>js</w:t>
+      </w:r>
+      <w:proofErr w:type="spellEnd"/>
+      <w:r>
+        <w:rPr>
+          <w:rFonts w:hint="eastAsia"/>
+        </w:rPr>
+        <w:t>/lib/func.js</w:t>
       </w:r>
     </w:p>
     <w:p>
@@ -3334,15 +3817,27 @@
         </w:rPr>
         <w:t>通过其它功能手段，如</w:t>
       </w:r>
-      <w:r>
-        <w:rPr>
-          <w:rFonts w:hint="eastAsia"/>
-          <w:color w:val="0000CC"/>
-          <w:sz w:val="18"/>
-          <w:szCs w:val="18"/>
-          <w:shd w:val="clear" w:color="auto" w:fill="BFBFBF" w:themeFill="background1" w:themeFillShade="BF"/>
-        </w:rPr>
-        <w:t>ReplSize=0</w:t>
+      <w:proofErr w:type="spellStart"/>
+      <w:r>
+        <w:rPr>
+          <w:rFonts w:hint="eastAsia"/>
+          <w:color w:val="0000CC"/>
+          <w:sz w:val="18"/>
+          <w:szCs w:val="18"/>
+          <w:shd w:val="clear" w:color="auto" w:fill="BFBFBF" w:themeFill="background1" w:themeFillShade="BF"/>
+        </w:rPr>
+        <w:t>ReplSize</w:t>
+      </w:r>
+      <w:proofErr w:type="spellEnd"/>
+      <w:r>
+        <w:rPr>
+          <w:rFonts w:hint="eastAsia"/>
+          <w:color w:val="0000CC"/>
+          <w:sz w:val="18"/>
+          <w:szCs w:val="18"/>
+          <w:shd w:val="clear" w:color="auto" w:fill="BFBFBF" w:themeFill="background1" w:themeFillShade="BF"/>
+        </w:rPr>
+        <w:t>=0</w:t>
       </w:r>
       <w:r>
         <w:rPr>
@@ -3411,7 +3906,29 @@
           <w:szCs w:val="18"/>
           <w:shd w:val="clear" w:color="auto" w:fill="BFBFBF" w:themeFill="background1" w:themeFillShade="BF"/>
         </w:rPr>
-        <w:t>while( isNeedWait() )</w:t>
+        <w:t xml:space="preserve">while( </w:t>
+      </w:r>
+      <w:proofErr w:type="spellStart"/>
+      <w:r>
+        <w:rPr>
+          <w:rFonts w:hint="eastAsia"/>
+          <w:color w:val="0000CC"/>
+          <w:sz w:val="18"/>
+          <w:szCs w:val="18"/>
+          <w:shd w:val="clear" w:color="auto" w:fill="BFBFBF" w:themeFill="background1" w:themeFillShade="BF"/>
+        </w:rPr>
+        <w:t>isNeedWait</w:t>
+      </w:r>
+      <w:proofErr w:type="spellEnd"/>
+      <w:r>
+        <w:rPr>
+          <w:rFonts w:hint="eastAsia"/>
+          <w:color w:val="0000CC"/>
+          <w:sz w:val="18"/>
+          <w:szCs w:val="18"/>
+          <w:shd w:val="clear" w:color="auto" w:fill="BFBFBF" w:themeFill="background1" w:themeFillShade="BF"/>
+        </w:rPr>
+        <w:t>() )</w:t>
       </w:r>
     </w:p>
     <w:p>
@@ -3461,11 +3978,19 @@
         </w:rPr>
         <w:t>如果</w:t>
       </w:r>
-      <w:r>
-        <w:rPr>
-          <w:rFonts w:hint="eastAsia"/>
-        </w:rPr>
-        <w:t>isNeedWait()</w:t>
+      <w:proofErr w:type="spellStart"/>
+      <w:r>
+        <w:rPr>
+          <w:rFonts w:hint="eastAsia"/>
+        </w:rPr>
+        <w:t>isNeedWait</w:t>
+      </w:r>
+      <w:proofErr w:type="spellEnd"/>
+      <w:r>
+        <w:rPr>
+          <w:rFonts w:hint="eastAsia"/>
+        </w:rPr>
+        <w:t>()</w:t>
       </w:r>
       <w:r>
         <w:rPr>
@@ -3527,7 +4052,29 @@
           <w:szCs w:val="18"/>
           <w:shd w:val="clear" w:color="auto" w:fill="BFBFBF" w:themeFill="background1" w:themeFillShade="BF"/>
         </w:rPr>
-        <w:t>while( isNeedWait() )</w:t>
+        <w:t xml:space="preserve">while( </w:t>
+      </w:r>
+      <w:proofErr w:type="spellStart"/>
+      <w:r>
+        <w:rPr>
+          <w:rFonts w:hint="eastAsia"/>
+          <w:color w:val="0000CC"/>
+          <w:sz w:val="18"/>
+          <w:szCs w:val="18"/>
+          <w:shd w:val="clear" w:color="auto" w:fill="BFBFBF" w:themeFill="background1" w:themeFillShade="BF"/>
+        </w:rPr>
+        <w:t>isNeedWait</w:t>
+      </w:r>
+      <w:proofErr w:type="spellEnd"/>
+      <w:r>
+        <w:rPr>
+          <w:rFonts w:hint="eastAsia"/>
+          <w:color w:val="0000CC"/>
+          <w:sz w:val="18"/>
+          <w:szCs w:val="18"/>
+          <w:shd w:val="clear" w:color="auto" w:fill="BFBFBF" w:themeFill="background1" w:themeFillShade="BF"/>
+        </w:rPr>
+        <w:t>() )</w:t>
       </w:r>
     </w:p>
     <w:p>
@@ -3690,7 +4237,29 @@
           <w:szCs w:val="18"/>
           <w:shd w:val="clear" w:color="auto" w:fill="BFBFBF" w:themeFill="background1" w:themeFillShade="BF"/>
         </w:rPr>
-        <w:t xml:space="preserve">   db.listReplicas() ;</w:t>
+        <w:t xml:space="preserve">   </w:t>
+      </w:r>
+      <w:proofErr w:type="spellStart"/>
+      <w:r>
+        <w:rPr>
+          <w:rFonts w:hint="eastAsia"/>
+          <w:color w:val="0000CC"/>
+          <w:sz w:val="18"/>
+          <w:szCs w:val="18"/>
+          <w:shd w:val="clear" w:color="auto" w:fill="BFBFBF" w:themeFill="background1" w:themeFillShade="BF"/>
+        </w:rPr>
+        <w:t>db.listReplicas</w:t>
+      </w:r>
+      <w:proofErr w:type="spellEnd"/>
+      <w:r>
+        <w:rPr>
+          <w:rFonts w:hint="eastAsia"/>
+          <w:color w:val="0000CC"/>
+          <w:sz w:val="18"/>
+          <w:szCs w:val="18"/>
+          <w:shd w:val="clear" w:color="auto" w:fill="BFBFBF" w:themeFill="background1" w:themeFillShade="BF"/>
+        </w:rPr>
+        <w:t>() ;</w:t>
       </w:r>
     </w:p>
     <w:p>
@@ -3774,7 +4343,29 @@
           <w:szCs w:val="18"/>
           <w:shd w:val="clear" w:color="auto" w:fill="BFBFBF" w:themeFill="background1" w:themeFillShade="BF"/>
         </w:rPr>
-        <w:t>function connect( host, svcname )</w:t>
+        <w:t xml:space="preserve">function connect( host, </w:t>
+      </w:r>
+      <w:proofErr w:type="spellStart"/>
+      <w:r>
+        <w:rPr>
+          <w:rFonts w:hint="eastAsia"/>
+          <w:color w:val="0000CC"/>
+          <w:sz w:val="18"/>
+          <w:szCs w:val="18"/>
+          <w:shd w:val="clear" w:color="auto" w:fill="BFBFBF" w:themeFill="background1" w:themeFillShade="BF"/>
+        </w:rPr>
+        <w:t>svcname</w:t>
+      </w:r>
+      <w:proofErr w:type="spellEnd"/>
+      <w:r>
+        <w:rPr>
+          <w:rFonts w:hint="eastAsia"/>
+          <w:color w:val="0000CC"/>
+          <w:sz w:val="18"/>
+          <w:szCs w:val="18"/>
+          <w:shd w:val="clear" w:color="auto" w:fill="BFBFBF" w:themeFill="background1" w:themeFillShade="BF"/>
+        </w:rPr>
+        <w:t xml:space="preserve"> )</w:t>
       </w:r>
     </w:p>
     <w:p>
@@ -3932,7 +4523,29 @@
           <w:szCs w:val="18"/>
           <w:shd w:val="clear" w:color="auto" w:fill="BFBFBF" w:themeFill="background1" w:themeFillShade="BF"/>
         </w:rPr>
-        <w:t xml:space="preserve">   if ( svcname == undefined )</w:t>
+        <w:t xml:space="preserve">   if ( </w:t>
+      </w:r>
+      <w:proofErr w:type="spellStart"/>
+      <w:r>
+        <w:rPr>
+          <w:rFonts w:hint="eastAsia"/>
+          <w:color w:val="0000CC"/>
+          <w:sz w:val="18"/>
+          <w:szCs w:val="18"/>
+          <w:shd w:val="clear" w:color="auto" w:fill="BFBFBF" w:themeFill="background1" w:themeFillShade="BF"/>
+        </w:rPr>
+        <w:t>svcname</w:t>
+      </w:r>
+      <w:proofErr w:type="spellEnd"/>
+      <w:r>
+        <w:rPr>
+          <w:rFonts w:hint="eastAsia"/>
+          <w:color w:val="0000CC"/>
+          <w:sz w:val="18"/>
+          <w:szCs w:val="18"/>
+          <w:shd w:val="clear" w:color="auto" w:fill="BFBFBF" w:themeFill="background1" w:themeFillShade="BF"/>
+        </w:rPr>
+        <w:t xml:space="preserve"> == undefined )</w:t>
       </w:r>
     </w:p>
     <w:p>
@@ -3972,7 +4585,29 @@
           <w:szCs w:val="18"/>
           <w:shd w:val="clear" w:color="auto" w:fill="BFBFBF" w:themeFill="background1" w:themeFillShade="BF"/>
         </w:rPr>
-        <w:t xml:space="preserve">      svcname = </w:t>
+        <w:t xml:space="preserve">      </w:t>
+      </w:r>
+      <w:proofErr w:type="spellStart"/>
+      <w:r>
+        <w:rPr>
+          <w:rFonts w:hint="eastAsia"/>
+          <w:color w:val="0000CC"/>
+          <w:sz w:val="18"/>
+          <w:szCs w:val="18"/>
+          <w:shd w:val="clear" w:color="auto" w:fill="BFBFBF" w:themeFill="background1" w:themeFillShade="BF"/>
+        </w:rPr>
+        <w:t>svcname</w:t>
+      </w:r>
+      <w:proofErr w:type="spellEnd"/>
+      <w:r>
+        <w:rPr>
+          <w:rFonts w:hint="eastAsia"/>
+          <w:color w:val="0000CC"/>
+          <w:sz w:val="18"/>
+          <w:szCs w:val="18"/>
+          <w:shd w:val="clear" w:color="auto" w:fill="BFBFBF" w:themeFill="background1" w:themeFillShade="BF"/>
+        </w:rPr>
+        <w:t xml:space="preserve"> = </w:t>
       </w:r>
       <w:r>
         <w:rPr>
@@ -4078,7 +4713,29 @@
           <w:szCs w:val="18"/>
           <w:shd w:val="clear" w:color="auto" w:fill="BFBFBF" w:themeFill="background1" w:themeFillShade="BF"/>
         </w:rPr>
-        <w:t>function connect( host, svcname )</w:t>
+        <w:t xml:space="preserve">function connect( host, </w:t>
+      </w:r>
+      <w:proofErr w:type="spellStart"/>
+      <w:r>
+        <w:rPr>
+          <w:rFonts w:hint="eastAsia"/>
+          <w:color w:val="0000CC"/>
+          <w:sz w:val="18"/>
+          <w:szCs w:val="18"/>
+          <w:shd w:val="clear" w:color="auto" w:fill="BFBFBF" w:themeFill="background1" w:themeFillShade="BF"/>
+        </w:rPr>
+        <w:t>svcname</w:t>
+      </w:r>
+      <w:proofErr w:type="spellEnd"/>
+      <w:r>
+        <w:rPr>
+          <w:rFonts w:hint="eastAsia"/>
+          <w:color w:val="0000CC"/>
+          <w:sz w:val="18"/>
+          <w:szCs w:val="18"/>
+          <w:shd w:val="clear" w:color="auto" w:fill="BFBFBF" w:themeFill="background1" w:themeFillShade="BF"/>
+        </w:rPr>
+        <w:t xml:space="preserve"> )</w:t>
       </w:r>
     </w:p>
     <w:p>
@@ -4195,7 +4852,29 @@
           <w:szCs w:val="18"/>
           <w:shd w:val="clear" w:color="auto" w:fill="BFBFBF" w:themeFill="background1" w:themeFillShade="BF"/>
         </w:rPr>
-        <w:t xml:space="preserve">   svcname = arguments[1] ? arguments[1] : </w:t>
+        <w:t xml:space="preserve">   </w:t>
+      </w:r>
+      <w:proofErr w:type="spellStart"/>
+      <w:r>
+        <w:rPr>
+          <w:rFonts w:hint="eastAsia"/>
+          <w:color w:val="0000CC"/>
+          <w:sz w:val="18"/>
+          <w:szCs w:val="18"/>
+          <w:shd w:val="clear" w:color="auto" w:fill="BFBFBF" w:themeFill="background1" w:themeFillShade="BF"/>
+        </w:rPr>
+        <w:t>svcname</w:t>
+      </w:r>
+      <w:proofErr w:type="spellEnd"/>
+      <w:r>
+        <w:rPr>
+          <w:rFonts w:hint="eastAsia"/>
+          <w:color w:val="0000CC"/>
+          <w:sz w:val="18"/>
+          <w:szCs w:val="18"/>
+          <w:shd w:val="clear" w:color="auto" w:fill="BFBFBF" w:themeFill="background1" w:themeFillShade="BF"/>
+        </w:rPr>
+        <w:t xml:space="preserve"> = arguments[1] ? arguments[1] : </w:t>
       </w:r>
       <w:r>
         <w:rPr>

--- a/internal_doc/09.规范模板/JS测试用例编写指导书.docx
+++ b/internal_doc/09.规范模板/JS测试用例编写指导书.docx
@@ -759,9 +759,6 @@
     <w:p>
       <w:pPr>
         <w:ind w:leftChars="405" w:left="1413" w:hangingChars="267" w:hanging="563"/>
-        <w:rPr>
-          <w:rFonts w:hint="eastAsia"/>
-        </w:rPr>
       </w:pPr>
       <w:r>
         <w:rPr>
@@ -873,9 +870,6 @@
     <w:p>
       <w:pPr>
         <w:ind w:leftChars="405" w:left="1411" w:hangingChars="267" w:hanging="561"/>
-        <w:rPr>
-          <w:rFonts w:hint="eastAsia"/>
-        </w:rPr>
       </w:pPr>
       <w:r>
         <w:rPr>
@@ -1801,6 +1795,11 @@
       </w:r>
     </w:p>
     <w:p>
+      <w:pPr>
+        <w:rPr>
+          <w:rFonts w:hint="eastAsia"/>
+        </w:rPr>
+      </w:pPr>
       <w:r>
         <w:rPr>
           <w:rFonts w:hint="eastAsia"/>
@@ -1894,6 +1893,89 @@
     </w:p>
     <w:p>
       <w:pPr>
+        <w:rPr>
+          <w:rFonts w:hint="eastAsia"/>
+        </w:rPr>
+      </w:pPr>
+      <w:r>
+        <w:rPr>
+          <w:rFonts w:hint="eastAsia"/>
+        </w:rPr>
+        <w:t>4</w:t>
+      </w:r>
+      <w:r>
+        <w:rPr>
+          <w:rFonts w:hint="eastAsia"/>
+        </w:rPr>
+        <w:t>、编写完测试用例后，在</w:t>
+      </w:r>
+      <w:r>
+        <w:rPr>
+          <w:rFonts w:hint="eastAsia"/>
+        </w:rPr>
+        <w:t>trunk</w:t>
+      </w:r>
+      <w:r>
+        <w:rPr>
+          <w:rFonts w:hint="eastAsia"/>
+        </w:rPr>
+        <w:t>目录下使用</w:t>
+      </w:r>
+      <w:r>
+        <w:rPr>
+          <w:rFonts w:hint="eastAsia"/>
+        </w:rPr>
+        <w:t>runtest.sh</w:t>
+      </w:r>
+      <w:r>
+        <w:rPr>
+          <w:rFonts w:hint="eastAsia"/>
+        </w:rPr>
+        <w:t>检验测试用例执行结果。</w:t>
+      </w:r>
+    </w:p>
+    <w:p>
+      <w:pPr>
+        <w:rPr>
+          <w:rFonts w:hint="eastAsia"/>
+          <w:color w:val="FF0000"/>
+        </w:rPr>
+      </w:pPr>
+    </w:p>
+    <w:p>
+      <w:pPr>
+        <w:rPr>
+          <w:b/>
+          <w:color w:val="FF0000"/>
+        </w:rPr>
+      </w:pPr>
+      <w:r>
+        <w:rPr>
+          <w:rFonts w:hint="eastAsia"/>
+          <w:b/>
+          <w:color w:val="FF0000"/>
+        </w:rPr>
+        <w:t>注：在上传测试用例代码前，一定要用</w:t>
+      </w:r>
+      <w:r>
+        <w:rPr>
+          <w:rFonts w:hint="eastAsia"/>
+          <w:b/>
+          <w:color w:val="FF0000"/>
+        </w:rPr>
+        <w:t>runtest.sh</w:t>
+      </w:r>
+      <w:r>
+        <w:rPr>
+          <w:rFonts w:hint="eastAsia"/>
+          <w:b/>
+          <w:color w:val="FF0000"/>
+        </w:rPr>
+        <w:t>执行所有用例，确保测试用例能够正常执行且不影响已有用例的执行。</w:t>
+      </w:r>
+    </w:p>
+    <w:p>
+      <w:pPr>
         <w:pStyle w:val="Heading1"/>
       </w:pPr>
       <w:r>
@@ -2431,6 +2513,7 @@
         <w:rPr>
           <w:rFonts w:hint="eastAsia"/>
         </w:rPr>
+        <w:lastRenderedPageBreak/>
         <w:t>注释</w:t>
       </w:r>
       <w:r>
@@ -2481,7 +2564,6 @@
         <w:rPr>
           <w:rFonts w:hint="eastAsia"/>
         </w:rPr>
-        <w:lastRenderedPageBreak/>
         <w:t>*@Description</w:t>
       </w:r>
       <w:r>
@@ -3221,6 +3303,7 @@
         <w:rPr>
           <w:rFonts w:hint="eastAsia"/>
         </w:rPr>
+        <w:lastRenderedPageBreak/>
         <w:t>也可以抛出字符串：</w:t>
       </w:r>
     </w:p>
@@ -3318,60 +3401,932 @@
         <w:rPr>
           <w:rFonts w:hint="eastAsia"/>
         </w:rPr>
+        <w:t>禁止自定义端口号</w:t>
+      </w:r>
+    </w:p>
+    <w:p>
+      <w:r>
+        <w:rPr>
+          <w:rFonts w:hint="eastAsia"/>
+        </w:rPr>
+        <w:t>禁止在测试用例中写死端口号或者改变公共参数中的端口号，如</w:t>
+      </w:r>
+      <w:r>
+        <w:rPr>
+          <w:rFonts w:hint="eastAsia"/>
+        </w:rPr>
+        <w:t>Coordinate</w:t>
+      </w:r>
+      <w:r>
+        <w:rPr>
+          <w:rFonts w:hint="eastAsia"/>
+        </w:rPr>
+        <w:t>和</w:t>
+      </w:r>
+      <w:r>
+        <w:rPr>
+          <w:rFonts w:hint="eastAsia"/>
+        </w:rPr>
+        <w:t>Catalog</w:t>
+      </w:r>
+      <w:r>
+        <w:rPr>
+          <w:rFonts w:hint="eastAsia"/>
+        </w:rPr>
+        <w:t>的连接端口，需要用公用参数替代，从而可以保证可维护性，如：</w:t>
+      </w:r>
+    </w:p>
+    <w:p>
+      <w:pPr>
+        <w:rPr>
+          <w:color w:val="0000CC"/>
+          <w:sz w:val="18"/>
+          <w:szCs w:val="18"/>
+          <w:shd w:val="clear" w:color="auto" w:fill="BFBFBF" w:themeFill="background1" w:themeFillShade="BF"/>
+        </w:rPr>
+      </w:pPr>
+      <w:r>
+        <w:rPr>
+          <w:rFonts w:hint="eastAsia"/>
+          <w:color w:val="0000CC"/>
+          <w:sz w:val="18"/>
+          <w:szCs w:val="18"/>
+          <w:shd w:val="clear" w:color="auto" w:fill="BFBFBF" w:themeFill="background1" w:themeFillShade="BF"/>
+        </w:rPr>
+        <w:t xml:space="preserve">db = new </w:t>
+      </w:r>
+      <w:proofErr w:type="spellStart"/>
+      <w:r>
+        <w:rPr>
+          <w:rFonts w:hint="eastAsia"/>
+          <w:color w:val="0000CC"/>
+          <w:sz w:val="18"/>
+          <w:szCs w:val="18"/>
+          <w:shd w:val="clear" w:color="auto" w:fill="BFBFBF" w:themeFill="background1" w:themeFillShade="BF"/>
+        </w:rPr>
+        <w:t>Sdb</w:t>
+      </w:r>
+      <w:proofErr w:type="spellEnd"/>
+      <w:r>
+        <w:rPr>
+          <w:rFonts w:hint="eastAsia"/>
+          <w:color w:val="0000CC"/>
+          <w:sz w:val="18"/>
+          <w:szCs w:val="18"/>
+          <w:shd w:val="clear" w:color="auto" w:fill="BFBFBF" w:themeFill="background1" w:themeFillShade="BF"/>
+        </w:rPr>
+        <w:t>(</w:t>
+      </w:r>
+      <w:r>
+        <w:rPr>
+          <w:color w:val="0000CC"/>
+          <w:sz w:val="18"/>
+          <w:szCs w:val="18"/>
+          <w:shd w:val="clear" w:color="auto" w:fill="BFBFBF" w:themeFill="background1" w:themeFillShade="BF"/>
+        </w:rPr>
+        <w:t>‘</w:t>
+      </w:r>
+      <w:proofErr w:type="spellStart"/>
+      <w:r>
+        <w:rPr>
+          <w:rFonts w:hint="eastAsia"/>
+          <w:color w:val="0000CC"/>
+          <w:sz w:val="18"/>
+          <w:szCs w:val="18"/>
+          <w:shd w:val="clear" w:color="auto" w:fill="BFBFBF" w:themeFill="background1" w:themeFillShade="BF"/>
+        </w:rPr>
+        <w:t>localhost</w:t>
+      </w:r>
+      <w:proofErr w:type="spellEnd"/>
+      <w:r>
+        <w:rPr>
+          <w:color w:val="0000CC"/>
+          <w:sz w:val="18"/>
+          <w:szCs w:val="18"/>
+          <w:shd w:val="clear" w:color="auto" w:fill="BFBFBF" w:themeFill="background1" w:themeFillShade="BF"/>
+        </w:rPr>
+        <w:t>’</w:t>
+      </w:r>
+      <w:r>
+        <w:rPr>
+          <w:rFonts w:hint="eastAsia"/>
+          <w:color w:val="0000CC"/>
+          <w:sz w:val="18"/>
+          <w:szCs w:val="18"/>
+          <w:shd w:val="clear" w:color="auto" w:fill="BFBFBF" w:themeFill="background1" w:themeFillShade="BF"/>
+        </w:rPr>
+        <w:t>, COORDSVCNAME ) ;</w:t>
+      </w:r>
+    </w:p>
+    <w:p>
+      <w:pPr>
+        <w:rPr>
+          <w:color w:val="0000CC"/>
+          <w:sz w:val="18"/>
+          <w:szCs w:val="18"/>
+          <w:shd w:val="clear" w:color="auto" w:fill="BFBFBF" w:themeFill="background1" w:themeFillShade="BF"/>
+        </w:rPr>
+      </w:pPr>
+      <w:proofErr w:type="spellStart"/>
+      <w:r>
+        <w:rPr>
+          <w:rFonts w:hint="eastAsia"/>
+          <w:color w:val="0000CC"/>
+          <w:sz w:val="18"/>
+          <w:szCs w:val="18"/>
+          <w:shd w:val="clear" w:color="auto" w:fill="BFBFBF" w:themeFill="background1" w:themeFillShade="BF"/>
+        </w:rPr>
+        <w:t>dbcat</w:t>
+      </w:r>
+      <w:proofErr w:type="spellEnd"/>
+      <w:r>
+        <w:rPr>
+          <w:rFonts w:hint="eastAsia"/>
+          <w:color w:val="0000CC"/>
+          <w:sz w:val="18"/>
+          <w:szCs w:val="18"/>
+          <w:shd w:val="clear" w:color="auto" w:fill="BFBFBF" w:themeFill="background1" w:themeFillShade="BF"/>
+        </w:rPr>
+        <w:t xml:space="preserve"> = new </w:t>
+      </w:r>
+      <w:proofErr w:type="spellStart"/>
+      <w:r>
+        <w:rPr>
+          <w:rFonts w:hint="eastAsia"/>
+          <w:color w:val="0000CC"/>
+          <w:sz w:val="18"/>
+          <w:szCs w:val="18"/>
+          <w:shd w:val="clear" w:color="auto" w:fill="BFBFBF" w:themeFill="background1" w:themeFillShade="BF"/>
+        </w:rPr>
+        <w:t>Sdb</w:t>
+      </w:r>
+      <w:proofErr w:type="spellEnd"/>
+      <w:r>
+        <w:rPr>
+          <w:rFonts w:hint="eastAsia"/>
+          <w:color w:val="0000CC"/>
+          <w:sz w:val="18"/>
+          <w:szCs w:val="18"/>
+          <w:shd w:val="clear" w:color="auto" w:fill="BFBFBF" w:themeFill="background1" w:themeFillShade="BF"/>
+        </w:rPr>
+        <w:t>(</w:t>
+      </w:r>
+      <w:r>
+        <w:rPr>
+          <w:color w:val="0000CC"/>
+          <w:sz w:val="18"/>
+          <w:szCs w:val="18"/>
+          <w:shd w:val="clear" w:color="auto" w:fill="BFBFBF" w:themeFill="background1" w:themeFillShade="BF"/>
+        </w:rPr>
+        <w:t>‘</w:t>
+      </w:r>
+      <w:proofErr w:type="spellStart"/>
+      <w:r>
+        <w:rPr>
+          <w:rFonts w:hint="eastAsia"/>
+          <w:color w:val="0000CC"/>
+          <w:sz w:val="18"/>
+          <w:szCs w:val="18"/>
+          <w:shd w:val="clear" w:color="auto" w:fill="BFBFBF" w:themeFill="background1" w:themeFillShade="BF"/>
+        </w:rPr>
+        <w:t>localhost</w:t>
+      </w:r>
+      <w:proofErr w:type="spellEnd"/>
+      <w:r>
+        <w:rPr>
+          <w:color w:val="0000CC"/>
+          <w:sz w:val="18"/>
+          <w:szCs w:val="18"/>
+          <w:shd w:val="clear" w:color="auto" w:fill="BFBFBF" w:themeFill="background1" w:themeFillShade="BF"/>
+        </w:rPr>
+        <w:t>’</w:t>
+      </w:r>
+      <w:r>
+        <w:rPr>
+          <w:rFonts w:hint="eastAsia"/>
+          <w:color w:val="0000CC"/>
+          <w:sz w:val="18"/>
+          <w:szCs w:val="18"/>
+          <w:shd w:val="clear" w:color="auto" w:fill="BFBFBF" w:themeFill="background1" w:themeFillShade="BF"/>
+        </w:rPr>
+        <w:t>, CATASVCNAME ) ;</w:t>
+      </w:r>
+    </w:p>
+    <w:p>
+      <w:pPr>
+        <w:pStyle w:val="Heading2"/>
+      </w:pPr>
+      <w:r>
+        <w:rPr>
+          <w:rFonts w:hint="eastAsia"/>
+        </w:rPr>
+        <w:t>尽量使用公共函数和类</w:t>
+      </w:r>
+    </w:p>
+    <w:p>
+      <w:r>
+        <w:rPr>
+          <w:rFonts w:hint="eastAsia"/>
+        </w:rPr>
+        <w:t>公共库路径：</w:t>
+      </w:r>
+      <w:proofErr w:type="spellStart"/>
+      <w:r>
+        <w:rPr>
+          <w:rFonts w:hint="eastAsia"/>
+        </w:rPr>
+        <w:t>testcase</w:t>
+      </w:r>
+      <w:proofErr w:type="spellEnd"/>
+      <w:r>
+        <w:rPr>
+          <w:rFonts w:hint="eastAsia"/>
+        </w:rPr>
+        <w:t>/</w:t>
+      </w:r>
+      <w:proofErr w:type="spellStart"/>
+      <w:r>
+        <w:rPr>
+          <w:rFonts w:hint="eastAsia"/>
+        </w:rPr>
+        <w:t>hlt</w:t>
+      </w:r>
+      <w:proofErr w:type="spellEnd"/>
+      <w:r>
+        <w:rPr>
+          <w:rFonts w:hint="eastAsia"/>
+        </w:rPr>
+        <w:t>/</w:t>
+      </w:r>
+      <w:proofErr w:type="spellStart"/>
+      <w:r>
+        <w:rPr>
+          <w:rFonts w:hint="eastAsia"/>
+        </w:rPr>
+        <w:t>js_testcase</w:t>
+      </w:r>
+      <w:proofErr w:type="spellEnd"/>
+      <w:r>
+        <w:rPr>
+          <w:rFonts w:hint="eastAsia"/>
+        </w:rPr>
+        <w:t>/</w:t>
+      </w:r>
+      <w:proofErr w:type="spellStart"/>
+      <w:r>
+        <w:rPr>
+          <w:rFonts w:hint="eastAsia"/>
+        </w:rPr>
+        <w:t>js</w:t>
+      </w:r>
+      <w:proofErr w:type="spellEnd"/>
+      <w:r>
+        <w:rPr>
+          <w:rFonts w:hint="eastAsia"/>
+        </w:rPr>
+        <w:t>/lib/func.js</w:t>
+      </w:r>
+    </w:p>
+    <w:p>
+      <w:r>
+        <w:rPr>
+          <w:rFonts w:hint="eastAsia"/>
+        </w:rPr>
+        <w:t>相同目录中测试用例的公共函数统一存放在同一目录下的</w:t>
+      </w:r>
+      <w:r>
+        <w:rPr>
+          <w:rFonts w:hint="eastAsia"/>
+        </w:rPr>
+        <w:t>commlib.js</w:t>
+      </w:r>
+      <w:r>
+        <w:rPr>
+          <w:rFonts w:hint="eastAsia"/>
+        </w:rPr>
+        <w:t>中</w:t>
+      </w:r>
+    </w:p>
+    <w:p>
+      <w:pPr>
+        <w:pStyle w:val="Heading2"/>
+      </w:pPr>
+      <w:r>
+        <w:rPr>
+          <w:rFonts w:hint="eastAsia"/>
+        </w:rPr>
+        <w:t>尽量避免使用</w:t>
+      </w:r>
+      <w:r>
+        <w:rPr>
+          <w:rFonts w:hint="eastAsia"/>
+        </w:rPr>
+        <w:t>Sleep</w:t>
+      </w:r>
+    </w:p>
+    <w:p>
+      <w:r>
+        <w:rPr>
+          <w:rFonts w:hint="eastAsia"/>
+        </w:rPr>
+        <w:t>如果在测试用例中使用</w:t>
+      </w:r>
+      <w:r>
+        <w:rPr>
+          <w:rFonts w:hint="eastAsia"/>
+        </w:rPr>
+        <w:t>Sleep</w:t>
+      </w:r>
+      <w:r>
+        <w:rPr>
+          <w:rFonts w:hint="eastAsia"/>
+        </w:rPr>
+        <w:t>，则会增加用例执行时间，如果用例数过多，则时间会无限制增大，因此</w:t>
+      </w:r>
+      <w:r>
+        <w:rPr>
+          <w:rFonts w:hint="eastAsia"/>
+        </w:rPr>
+        <w:t>尽量避免</w:t>
+      </w:r>
+      <w:r>
+        <w:rPr>
+          <w:rFonts w:hint="eastAsia"/>
+        </w:rPr>
+        <w:t>使用</w:t>
+      </w:r>
+      <w:r>
+        <w:rPr>
+          <w:rFonts w:hint="eastAsia"/>
+        </w:rPr>
+        <w:t>Sleep</w:t>
+      </w:r>
+      <w:r>
+        <w:rPr>
+          <w:rFonts w:hint="eastAsia"/>
+        </w:rPr>
+        <w:t>来实现用例功能，可以通过如下办法：</w:t>
+      </w:r>
+    </w:p>
+    <w:p>
+      <w:r>
+        <w:rPr>
+          <w:rFonts w:hint="eastAsia"/>
+          <w:color w:val="0000CC"/>
+          <w:sz w:val="18"/>
+          <w:szCs w:val="18"/>
+          <w:shd w:val="clear" w:color="auto" w:fill="BFBFBF" w:themeFill="background1" w:themeFillShade="BF"/>
+        </w:rPr>
+        <w:t>1</w:t>
+      </w:r>
+      <w:r>
+        <w:rPr>
+          <w:rFonts w:hint="eastAsia"/>
+          <w:color w:val="0000CC"/>
+          <w:sz w:val="18"/>
+          <w:szCs w:val="18"/>
+          <w:shd w:val="clear" w:color="auto" w:fill="BFBFBF" w:themeFill="background1" w:themeFillShade="BF"/>
+        </w:rPr>
+        <w:t>、</w:t>
+      </w:r>
+      <w:r>
+        <w:rPr>
+          <w:rFonts w:hint="eastAsia"/>
+          <w:color w:val="0000CC"/>
+          <w:sz w:val="18"/>
+          <w:szCs w:val="18"/>
+          <w:shd w:val="clear" w:color="auto" w:fill="BFBFBF" w:themeFill="background1" w:themeFillShade="BF"/>
+        </w:rPr>
+        <w:t>在规定时间内，每秒实期检测是否满足要求，一旦满足，立即往下执行（</w:t>
+      </w:r>
+      <w:r>
+        <w:rPr>
+          <w:rFonts w:hint="eastAsia"/>
+          <w:color w:val="0000CC"/>
+          <w:sz w:val="18"/>
+          <w:szCs w:val="18"/>
+          <w:shd w:val="clear" w:color="auto" w:fill="BFBFBF" w:themeFill="background1" w:themeFillShade="BF"/>
+        </w:rPr>
+        <w:t>Sleep(1)</w:t>
+      </w:r>
+      <w:r>
+        <w:rPr>
+          <w:rFonts w:hint="eastAsia"/>
+          <w:color w:val="0000CC"/>
+          <w:sz w:val="18"/>
+          <w:szCs w:val="18"/>
+          <w:shd w:val="clear" w:color="auto" w:fill="BFBFBF" w:themeFill="background1" w:themeFillShade="BF"/>
+        </w:rPr>
+        <w:t>，而不是直接</w:t>
+      </w:r>
+      <w:r>
+        <w:rPr>
+          <w:rFonts w:hint="eastAsia"/>
+          <w:color w:val="0000CC"/>
+          <w:sz w:val="18"/>
+          <w:szCs w:val="18"/>
+          <w:shd w:val="clear" w:color="auto" w:fill="BFBFBF" w:themeFill="background1" w:themeFillShade="BF"/>
+        </w:rPr>
+        <w:t>Sleep(N)</w:t>
+      </w:r>
+      <w:r>
+        <w:rPr>
+          <w:rFonts w:hint="eastAsia"/>
+          <w:color w:val="0000CC"/>
+          <w:sz w:val="18"/>
+          <w:szCs w:val="18"/>
+          <w:shd w:val="clear" w:color="auto" w:fill="BFBFBF" w:themeFill="background1" w:themeFillShade="BF"/>
+        </w:rPr>
+        <w:t>，这样可以减少</w:t>
+      </w:r>
+      <w:r>
+        <w:rPr>
+          <w:rFonts w:hint="eastAsia"/>
+          <w:color w:val="0000CC"/>
+          <w:sz w:val="18"/>
+          <w:szCs w:val="18"/>
+          <w:shd w:val="clear" w:color="auto" w:fill="BFBFBF" w:themeFill="background1" w:themeFillShade="BF"/>
+        </w:rPr>
+        <w:t>Sleep</w:t>
+      </w:r>
+      <w:r>
+        <w:rPr>
+          <w:rFonts w:hint="eastAsia"/>
+          <w:color w:val="0000CC"/>
+          <w:sz w:val="18"/>
+          <w:szCs w:val="18"/>
+          <w:shd w:val="clear" w:color="auto" w:fill="BFBFBF" w:themeFill="background1" w:themeFillShade="BF"/>
+        </w:rPr>
+        <w:t>时间；</w:t>
+      </w:r>
+    </w:p>
+    <w:p>
+      <w:pPr>
+        <w:rPr>
+          <w:color w:val="0000CC"/>
+          <w:sz w:val="18"/>
+          <w:szCs w:val="18"/>
+          <w:shd w:val="clear" w:color="auto" w:fill="BFBFBF" w:themeFill="background1" w:themeFillShade="BF"/>
+        </w:rPr>
+      </w:pPr>
+      <w:r>
+        <w:rPr>
+          <w:rFonts w:hint="eastAsia"/>
+          <w:color w:val="0000CC"/>
+          <w:sz w:val="18"/>
+          <w:szCs w:val="18"/>
+          <w:shd w:val="clear" w:color="auto" w:fill="BFBFBF" w:themeFill="background1" w:themeFillShade="BF"/>
+        </w:rPr>
+        <w:t>2</w:t>
+      </w:r>
+      <w:r>
+        <w:rPr>
+          <w:rFonts w:hint="eastAsia"/>
+          <w:color w:val="0000CC"/>
+          <w:sz w:val="18"/>
+          <w:szCs w:val="18"/>
+          <w:shd w:val="clear" w:color="auto" w:fill="BFBFBF" w:themeFill="background1" w:themeFillShade="BF"/>
+        </w:rPr>
+        <w:t>、</w:t>
+      </w:r>
+      <w:r>
+        <w:rPr>
+          <w:rFonts w:hint="eastAsia"/>
+          <w:color w:val="0000CC"/>
+          <w:sz w:val="18"/>
+          <w:szCs w:val="18"/>
+          <w:shd w:val="clear" w:color="auto" w:fill="BFBFBF" w:themeFill="background1" w:themeFillShade="BF"/>
+        </w:rPr>
+        <w:t>通过其它功能手段，如</w:t>
+      </w:r>
+      <w:proofErr w:type="spellStart"/>
+      <w:r>
+        <w:rPr>
+          <w:rFonts w:hint="eastAsia"/>
+          <w:color w:val="0000CC"/>
+          <w:sz w:val="18"/>
+          <w:szCs w:val="18"/>
+          <w:shd w:val="clear" w:color="auto" w:fill="BFBFBF" w:themeFill="background1" w:themeFillShade="BF"/>
+        </w:rPr>
+        <w:t>ReplSize</w:t>
+      </w:r>
+      <w:proofErr w:type="spellEnd"/>
+      <w:r>
+        <w:rPr>
+          <w:rFonts w:hint="eastAsia"/>
+          <w:color w:val="0000CC"/>
+          <w:sz w:val="18"/>
+          <w:szCs w:val="18"/>
+          <w:shd w:val="clear" w:color="auto" w:fill="BFBFBF" w:themeFill="background1" w:themeFillShade="BF"/>
+        </w:rPr>
+        <w:t>=0</w:t>
+      </w:r>
+      <w:r>
+        <w:rPr>
+          <w:rFonts w:hint="eastAsia"/>
+          <w:color w:val="0000CC"/>
+          <w:sz w:val="18"/>
+          <w:szCs w:val="18"/>
+          <w:shd w:val="clear" w:color="auto" w:fill="BFBFBF" w:themeFill="background1" w:themeFillShade="BF"/>
+        </w:rPr>
+        <w:t>，可以让副本全同步再返回，从而不需要</w:t>
+      </w:r>
+      <w:r>
+        <w:rPr>
+          <w:rFonts w:hint="eastAsia"/>
+          <w:color w:val="0000CC"/>
+          <w:sz w:val="18"/>
+          <w:szCs w:val="18"/>
+          <w:shd w:val="clear" w:color="auto" w:fill="BFBFBF" w:themeFill="background1" w:themeFillShade="BF"/>
+        </w:rPr>
+        <w:t>Sleep</w:t>
+      </w:r>
+      <w:r>
+        <w:rPr>
+          <w:rFonts w:hint="eastAsia"/>
+          <w:color w:val="0000CC"/>
+          <w:sz w:val="18"/>
+          <w:szCs w:val="18"/>
+          <w:shd w:val="clear" w:color="auto" w:fill="BFBFBF" w:themeFill="background1" w:themeFillShade="BF"/>
+        </w:rPr>
+        <w:t>；</w:t>
+      </w:r>
+    </w:p>
+    <w:p>
+      <w:pPr>
+        <w:pStyle w:val="Heading2"/>
+      </w:pPr>
+      <w:r>
+        <w:rPr>
+          <w:rFonts w:hint="eastAsia"/>
+        </w:rPr>
+        <w:t>注意死循环</w:t>
+      </w:r>
+    </w:p>
+    <w:p>
+      <w:r>
+        <w:rPr>
+          <w:rFonts w:hint="eastAsia"/>
+        </w:rPr>
+        <w:t>例如：</w:t>
+      </w:r>
+    </w:p>
+    <w:p>
+      <w:pPr>
+        <w:rPr>
+          <w:color w:val="0000CC"/>
+          <w:sz w:val="18"/>
+          <w:szCs w:val="18"/>
+          <w:shd w:val="clear" w:color="auto" w:fill="BFBFBF" w:themeFill="background1" w:themeFillShade="BF"/>
+        </w:rPr>
+      </w:pPr>
+      <w:r>
+        <w:rPr>
+          <w:rFonts w:hint="eastAsia"/>
+          <w:color w:val="0000CC"/>
+          <w:sz w:val="18"/>
+          <w:szCs w:val="18"/>
+          <w:shd w:val="clear" w:color="auto" w:fill="BFBFBF" w:themeFill="background1" w:themeFillShade="BF"/>
+        </w:rPr>
+        <w:t xml:space="preserve">while( </w:t>
+      </w:r>
+      <w:proofErr w:type="spellStart"/>
+      <w:r>
+        <w:rPr>
+          <w:rFonts w:hint="eastAsia"/>
+          <w:color w:val="0000CC"/>
+          <w:sz w:val="18"/>
+          <w:szCs w:val="18"/>
+          <w:shd w:val="clear" w:color="auto" w:fill="BFBFBF" w:themeFill="background1" w:themeFillShade="BF"/>
+        </w:rPr>
+        <w:t>isNeedWait</w:t>
+      </w:r>
+      <w:proofErr w:type="spellEnd"/>
+      <w:r>
+        <w:rPr>
+          <w:rFonts w:hint="eastAsia"/>
+          <w:color w:val="0000CC"/>
+          <w:sz w:val="18"/>
+          <w:szCs w:val="18"/>
+          <w:shd w:val="clear" w:color="auto" w:fill="BFBFBF" w:themeFill="background1" w:themeFillShade="BF"/>
+        </w:rPr>
+        <w:t>() )</w:t>
+      </w:r>
+    </w:p>
+    <w:p>
+      <w:pPr>
+        <w:rPr>
+          <w:color w:val="0000CC"/>
+          <w:sz w:val="18"/>
+          <w:szCs w:val="18"/>
+          <w:shd w:val="clear" w:color="auto" w:fill="BFBFBF" w:themeFill="background1" w:themeFillShade="BF"/>
+        </w:rPr>
+      </w:pPr>
+      <w:r>
+        <w:rPr>
+          <w:rFonts w:hint="eastAsia"/>
+          <w:color w:val="0000CC"/>
+          <w:sz w:val="18"/>
+          <w:szCs w:val="18"/>
+          <w:shd w:val="clear" w:color="auto" w:fill="BFBFBF" w:themeFill="background1" w:themeFillShade="BF"/>
+        </w:rPr>
+        <w:t>{</w:t>
+      </w:r>
+    </w:p>
+    <w:p>
+      <w:pPr>
+        <w:rPr>
+          <w:color w:val="0000CC"/>
+          <w:sz w:val="18"/>
+          <w:szCs w:val="18"/>
+          <w:shd w:val="clear" w:color="auto" w:fill="BFBFBF" w:themeFill="background1" w:themeFillShade="BF"/>
+        </w:rPr>
+      </w:pPr>
+      <w:r>
+        <w:rPr>
+          <w:rFonts w:hint="eastAsia"/>
+          <w:color w:val="0000CC"/>
+          <w:sz w:val="18"/>
+          <w:szCs w:val="18"/>
+          <w:shd w:val="clear" w:color="auto" w:fill="BFBFBF" w:themeFill="background1" w:themeFillShade="BF"/>
+        </w:rPr>
+        <w:t>}</w:t>
+      </w:r>
+    </w:p>
+    <w:p>
+      <w:r>
+        <w:rPr>
+          <w:rFonts w:hint="eastAsia"/>
+        </w:rPr>
+        <w:t>如果</w:t>
+      </w:r>
+      <w:proofErr w:type="spellStart"/>
+      <w:r>
+        <w:rPr>
+          <w:rFonts w:hint="eastAsia"/>
+        </w:rPr>
+        <w:t>isNeedWait</w:t>
+      </w:r>
+      <w:proofErr w:type="spellEnd"/>
+      <w:r>
+        <w:rPr>
+          <w:rFonts w:hint="eastAsia"/>
+        </w:rPr>
+        <w:t>()</w:t>
+      </w:r>
+      <w:r>
+        <w:rPr>
+          <w:rFonts w:hint="eastAsia"/>
+        </w:rPr>
+        <w:t>是纯消耗</w:t>
+      </w:r>
+      <w:r>
+        <w:rPr>
+          <w:rFonts w:hint="eastAsia"/>
+        </w:rPr>
+        <w:t>CPU</w:t>
+      </w:r>
+      <w:r>
+        <w:rPr>
+          <w:rFonts w:hint="eastAsia"/>
+        </w:rPr>
+        <w:t>的函数无其它任何</w:t>
+      </w:r>
+      <w:r>
+        <w:rPr>
+          <w:rFonts w:hint="eastAsia"/>
+        </w:rPr>
+        <w:t>IO</w:t>
+      </w:r>
+      <w:r>
+        <w:rPr>
+          <w:rFonts w:hint="eastAsia"/>
+        </w:rPr>
+        <w:t>操作，则此段代码将导致</w:t>
+      </w:r>
+      <w:r>
+        <w:rPr>
+          <w:rFonts w:hint="eastAsia"/>
+        </w:rPr>
+        <w:t>CPU</w:t>
+      </w:r>
+      <w:r>
+        <w:rPr>
+          <w:rFonts w:hint="eastAsia"/>
+        </w:rPr>
+        <w:t>使用率较高，可改成如下：</w:t>
+      </w:r>
+    </w:p>
+    <w:p>
+      <w:pPr>
+        <w:rPr>
+          <w:color w:val="0000CC"/>
+          <w:sz w:val="18"/>
+          <w:szCs w:val="18"/>
+          <w:shd w:val="clear" w:color="auto" w:fill="BFBFBF" w:themeFill="background1" w:themeFillShade="BF"/>
+        </w:rPr>
+      </w:pPr>
+      <w:r>
+        <w:rPr>
+          <w:rFonts w:hint="eastAsia"/>
+          <w:color w:val="0000CC"/>
+          <w:sz w:val="18"/>
+          <w:szCs w:val="18"/>
+          <w:shd w:val="clear" w:color="auto" w:fill="BFBFBF" w:themeFill="background1" w:themeFillShade="BF"/>
+        </w:rPr>
+        <w:t xml:space="preserve">while( </w:t>
+      </w:r>
+      <w:proofErr w:type="spellStart"/>
+      <w:r>
+        <w:rPr>
+          <w:rFonts w:hint="eastAsia"/>
+          <w:color w:val="0000CC"/>
+          <w:sz w:val="18"/>
+          <w:szCs w:val="18"/>
+          <w:shd w:val="clear" w:color="auto" w:fill="BFBFBF" w:themeFill="background1" w:themeFillShade="BF"/>
+        </w:rPr>
+        <w:t>isNeedWait</w:t>
+      </w:r>
+      <w:proofErr w:type="spellEnd"/>
+      <w:r>
+        <w:rPr>
+          <w:rFonts w:hint="eastAsia"/>
+          <w:color w:val="0000CC"/>
+          <w:sz w:val="18"/>
+          <w:szCs w:val="18"/>
+          <w:shd w:val="clear" w:color="auto" w:fill="BFBFBF" w:themeFill="background1" w:themeFillShade="BF"/>
+        </w:rPr>
+        <w:t>() )</w:t>
+      </w:r>
+    </w:p>
+    <w:p>
+      <w:pPr>
+        <w:rPr>
+          <w:color w:val="0000CC"/>
+          <w:sz w:val="18"/>
+          <w:szCs w:val="18"/>
+          <w:shd w:val="clear" w:color="auto" w:fill="BFBFBF" w:themeFill="background1" w:themeFillShade="BF"/>
+        </w:rPr>
+      </w:pPr>
+      <w:r>
+        <w:rPr>
+          <w:rFonts w:hint="eastAsia"/>
+          <w:color w:val="0000CC"/>
+          <w:sz w:val="18"/>
+          <w:szCs w:val="18"/>
+          <w:shd w:val="clear" w:color="auto" w:fill="BFBFBF" w:themeFill="background1" w:themeFillShade="BF"/>
+        </w:rPr>
+        <w:t>{</w:t>
+      </w:r>
+    </w:p>
+    <w:p>
+      <w:pPr>
+        <w:rPr>
+          <w:color w:val="0000CC"/>
+          <w:sz w:val="18"/>
+          <w:szCs w:val="18"/>
+          <w:shd w:val="clear" w:color="auto" w:fill="BFBFBF" w:themeFill="background1" w:themeFillShade="BF"/>
+        </w:rPr>
+      </w:pPr>
+      <w:r>
+        <w:rPr>
+          <w:rFonts w:hint="eastAsia"/>
+          <w:color w:val="0000CC"/>
+          <w:sz w:val="18"/>
+          <w:szCs w:val="18"/>
+          <w:shd w:val="clear" w:color="auto" w:fill="BFBFBF" w:themeFill="background1" w:themeFillShade="BF"/>
+        </w:rPr>
+        <w:t xml:space="preserve">   Sleep(1)</w:t>
+      </w:r>
+    </w:p>
+    <w:p>
+      <w:pPr>
+        <w:rPr>
+          <w:color w:val="0000CC"/>
+          <w:sz w:val="18"/>
+          <w:szCs w:val="18"/>
+          <w:shd w:val="clear" w:color="auto" w:fill="BFBFBF" w:themeFill="background1" w:themeFillShade="BF"/>
+        </w:rPr>
+      </w:pPr>
+      <w:r>
+        <w:rPr>
+          <w:rFonts w:hint="eastAsia"/>
+          <w:color w:val="0000CC"/>
+          <w:sz w:val="18"/>
+          <w:szCs w:val="18"/>
+          <w:shd w:val="clear" w:color="auto" w:fill="BFBFBF" w:themeFill="background1" w:themeFillShade="BF"/>
+        </w:rPr>
+        <w:t>}</w:t>
+      </w:r>
+    </w:p>
+    <w:p>
+      <w:pPr>
+        <w:pStyle w:val="Heading2"/>
+      </w:pPr>
+      <w:r>
+        <w:rPr>
+          <w:rFonts w:hint="eastAsia"/>
+        </w:rPr>
+        <w:t>尽量避免新建连接</w:t>
+      </w:r>
+    </w:p>
+    <w:p>
+      <w:r>
+        <w:rPr>
+          <w:rFonts w:hint="eastAsia"/>
+        </w:rPr>
+        <w:t>测试用中最好能共用连接，不要在一需要使用连接时就</w:t>
+      </w:r>
+      <w:r>
+        <w:rPr>
+          <w:rFonts w:hint="eastAsia"/>
+        </w:rPr>
+        <w:t>new</w:t>
+      </w:r>
+      <w:r>
+        <w:rPr>
+          <w:rFonts w:hint="eastAsia"/>
+        </w:rPr>
+        <w:t>，这样会导致</w:t>
+      </w:r>
+      <w:r>
+        <w:rPr>
+          <w:rFonts w:hint="eastAsia"/>
+        </w:rPr>
+        <w:t>用例耗费更多的时</w:t>
+      </w:r>
+      <w:r>
+        <w:rPr>
+          <w:rFonts w:hint="eastAsia"/>
+        </w:rPr>
         <w:lastRenderedPageBreak/>
-        <w:t>禁止自定义端口号</w:t>
-      </w:r>
-    </w:p>
-    <w:p>
-      <w:r>
-        <w:rPr>
-          <w:rFonts w:hint="eastAsia"/>
-        </w:rPr>
-        <w:t>禁止在测试用例中写死端口号或者改变公共参数中的端口号，如</w:t>
-      </w:r>
-      <w:r>
-        <w:rPr>
-          <w:rFonts w:hint="eastAsia"/>
-        </w:rPr>
-        <w:t>Coordinate</w:t>
-      </w:r>
-      <w:r>
-        <w:rPr>
-          <w:rFonts w:hint="eastAsia"/>
-        </w:rPr>
-        <w:t>和</w:t>
-      </w:r>
-      <w:r>
-        <w:rPr>
-          <w:rFonts w:hint="eastAsia"/>
-        </w:rPr>
-        <w:t>Catalog</w:t>
-      </w:r>
-      <w:r>
-        <w:rPr>
-          <w:rFonts w:hint="eastAsia"/>
-        </w:rPr>
-        <w:t>的连接端口，需要用公用参数替代，从而可以保证可维护性，如：</w:t>
-      </w:r>
-    </w:p>
-    <w:p>
-      <w:pPr>
-        <w:rPr>
-          <w:color w:val="0000CC"/>
-          <w:sz w:val="18"/>
-          <w:szCs w:val="18"/>
-          <w:shd w:val="clear" w:color="auto" w:fill="BFBFBF" w:themeFill="background1" w:themeFillShade="BF"/>
-        </w:rPr>
-      </w:pPr>
-      <w:r>
-        <w:rPr>
-          <w:rFonts w:hint="eastAsia"/>
-          <w:color w:val="0000CC"/>
-          <w:sz w:val="18"/>
-          <w:szCs w:val="18"/>
-          <w:shd w:val="clear" w:color="auto" w:fill="BFBFBF" w:themeFill="background1" w:themeFillShade="BF"/>
-        </w:rPr>
-        <w:t xml:space="preserve">db = new </w:t>
+        <w:t>间</w:t>
+      </w:r>
+      <w:r>
+        <w:rPr>
+          <w:rFonts w:hint="eastAsia"/>
+        </w:rPr>
+        <w:t>。函数中如果需要用到连接可以用参数传入，如：</w:t>
+      </w:r>
+    </w:p>
+    <w:p>
+      <w:pPr>
+        <w:rPr>
+          <w:color w:val="0000CC"/>
+          <w:sz w:val="18"/>
+          <w:szCs w:val="18"/>
+          <w:shd w:val="clear" w:color="auto" w:fill="BFBFBF" w:themeFill="background1" w:themeFillShade="BF"/>
+        </w:rPr>
+      </w:pPr>
+      <w:r>
+        <w:rPr>
+          <w:rFonts w:hint="eastAsia"/>
+          <w:color w:val="0000CC"/>
+          <w:sz w:val="18"/>
+          <w:szCs w:val="18"/>
+          <w:shd w:val="clear" w:color="auto" w:fill="BFBFBF" w:themeFill="background1" w:themeFillShade="BF"/>
+        </w:rPr>
+        <w:t>function test( db )</w:t>
+      </w:r>
+    </w:p>
+    <w:p>
+      <w:pPr>
+        <w:rPr>
+          <w:color w:val="0000CC"/>
+          <w:sz w:val="18"/>
+          <w:szCs w:val="18"/>
+          <w:shd w:val="clear" w:color="auto" w:fill="BFBFBF" w:themeFill="background1" w:themeFillShade="BF"/>
+        </w:rPr>
+      </w:pPr>
+      <w:r>
+        <w:rPr>
+          <w:rFonts w:hint="eastAsia"/>
+          <w:color w:val="0000CC"/>
+          <w:sz w:val="18"/>
+          <w:szCs w:val="18"/>
+          <w:shd w:val="clear" w:color="auto" w:fill="BFBFBF" w:themeFill="background1" w:themeFillShade="BF"/>
+        </w:rPr>
+        <w:t>{</w:t>
+      </w:r>
+    </w:p>
+    <w:p>
+      <w:pPr>
+        <w:rPr>
+          <w:color w:val="0000CC"/>
+          <w:sz w:val="18"/>
+          <w:szCs w:val="18"/>
+          <w:shd w:val="clear" w:color="auto" w:fill="BFBFBF" w:themeFill="background1" w:themeFillShade="BF"/>
+        </w:rPr>
+      </w:pPr>
+      <w:r>
+        <w:rPr>
+          <w:rFonts w:hint="eastAsia"/>
+          <w:color w:val="0000CC"/>
+          <w:sz w:val="18"/>
+          <w:szCs w:val="18"/>
+          <w:shd w:val="clear" w:color="auto" w:fill="BFBFBF" w:themeFill="background1" w:themeFillShade="BF"/>
+        </w:rPr>
+        <w:t xml:space="preserve">   </w:t>
       </w:r>
       <w:proofErr w:type="spellStart"/>
       <w:r>
@@ -3382,7 +4337,7 @@
           <w:szCs w:val="18"/>
           <w:shd w:val="clear" w:color="auto" w:fill="BFBFBF" w:themeFill="background1" w:themeFillShade="BF"/>
         </w:rPr>
-        <w:t>Sdb</w:t>
+        <w:t>db.listReplicas</w:t>
       </w:r>
       <w:proofErr w:type="spellEnd"/>
       <w:r>
@@ -3393,141 +4348,27 @@
           <w:szCs w:val="18"/>
           <w:shd w:val="clear" w:color="auto" w:fill="BFBFBF" w:themeFill="background1" w:themeFillShade="BF"/>
         </w:rPr>
-        <w:t>(</w:t>
-      </w:r>
-      <w:r>
-        <w:rPr>
-          <w:color w:val="0000CC"/>
-          <w:sz w:val="18"/>
-          <w:szCs w:val="18"/>
-          <w:shd w:val="clear" w:color="auto" w:fill="BFBFBF" w:themeFill="background1" w:themeFillShade="BF"/>
-        </w:rPr>
-        <w:t>‘</w:t>
-      </w:r>
-      <w:proofErr w:type="spellStart"/>
-      <w:r>
-        <w:rPr>
-          <w:rFonts w:hint="eastAsia"/>
-          <w:color w:val="0000CC"/>
-          <w:sz w:val="18"/>
-          <w:szCs w:val="18"/>
-          <w:shd w:val="clear" w:color="auto" w:fill="BFBFBF" w:themeFill="background1" w:themeFillShade="BF"/>
-        </w:rPr>
-        <w:t>localhost</w:t>
-      </w:r>
-      <w:proofErr w:type="spellEnd"/>
-      <w:r>
-        <w:rPr>
-          <w:color w:val="0000CC"/>
-          <w:sz w:val="18"/>
-          <w:szCs w:val="18"/>
-          <w:shd w:val="clear" w:color="auto" w:fill="BFBFBF" w:themeFill="background1" w:themeFillShade="BF"/>
-        </w:rPr>
-        <w:t>’</w:t>
-      </w:r>
-      <w:r>
-        <w:rPr>
-          <w:rFonts w:hint="eastAsia"/>
-          <w:color w:val="0000CC"/>
-          <w:sz w:val="18"/>
-          <w:szCs w:val="18"/>
-          <w:shd w:val="clear" w:color="auto" w:fill="BFBFBF" w:themeFill="background1" w:themeFillShade="BF"/>
-        </w:rPr>
-        <w:t>, COORDSVCNAME ) ;</w:t>
-      </w:r>
-    </w:p>
-    <w:p>
-      <w:pPr>
-        <w:rPr>
-          <w:color w:val="0000CC"/>
-          <w:sz w:val="18"/>
-          <w:szCs w:val="18"/>
-          <w:shd w:val="clear" w:color="auto" w:fill="BFBFBF" w:themeFill="background1" w:themeFillShade="BF"/>
-        </w:rPr>
-      </w:pPr>
-      <w:proofErr w:type="spellStart"/>
-      <w:r>
-        <w:rPr>
-          <w:rFonts w:hint="eastAsia"/>
-          <w:color w:val="0000CC"/>
-          <w:sz w:val="18"/>
-          <w:szCs w:val="18"/>
-          <w:shd w:val="clear" w:color="auto" w:fill="BFBFBF" w:themeFill="background1" w:themeFillShade="BF"/>
-        </w:rPr>
-        <w:t>dbcat</w:t>
-      </w:r>
-      <w:proofErr w:type="spellEnd"/>
-      <w:r>
-        <w:rPr>
-          <w:rFonts w:hint="eastAsia"/>
-          <w:color w:val="0000CC"/>
-          <w:sz w:val="18"/>
-          <w:szCs w:val="18"/>
-          <w:shd w:val="clear" w:color="auto" w:fill="BFBFBF" w:themeFill="background1" w:themeFillShade="BF"/>
-        </w:rPr>
-        <w:t xml:space="preserve"> = new </w:t>
-      </w:r>
-      <w:proofErr w:type="spellStart"/>
-      <w:r>
-        <w:rPr>
-          <w:rFonts w:hint="eastAsia"/>
-          <w:color w:val="0000CC"/>
-          <w:sz w:val="18"/>
-          <w:szCs w:val="18"/>
-          <w:shd w:val="clear" w:color="auto" w:fill="BFBFBF" w:themeFill="background1" w:themeFillShade="BF"/>
-        </w:rPr>
-        <w:t>Sdb</w:t>
-      </w:r>
-      <w:proofErr w:type="spellEnd"/>
-      <w:r>
-        <w:rPr>
-          <w:rFonts w:hint="eastAsia"/>
-          <w:color w:val="0000CC"/>
-          <w:sz w:val="18"/>
-          <w:szCs w:val="18"/>
-          <w:shd w:val="clear" w:color="auto" w:fill="BFBFBF" w:themeFill="background1" w:themeFillShade="BF"/>
-        </w:rPr>
-        <w:t>(</w:t>
-      </w:r>
-      <w:r>
-        <w:rPr>
-          <w:color w:val="0000CC"/>
-          <w:sz w:val="18"/>
-          <w:szCs w:val="18"/>
-          <w:shd w:val="clear" w:color="auto" w:fill="BFBFBF" w:themeFill="background1" w:themeFillShade="BF"/>
-        </w:rPr>
-        <w:t>‘</w:t>
-      </w:r>
-      <w:proofErr w:type="spellStart"/>
-      <w:r>
-        <w:rPr>
-          <w:rFonts w:hint="eastAsia"/>
-          <w:color w:val="0000CC"/>
-          <w:sz w:val="18"/>
-          <w:szCs w:val="18"/>
-          <w:shd w:val="clear" w:color="auto" w:fill="BFBFBF" w:themeFill="background1" w:themeFillShade="BF"/>
-        </w:rPr>
-        <w:t>localhost</w:t>
-      </w:r>
-      <w:proofErr w:type="spellEnd"/>
-      <w:r>
-        <w:rPr>
-          <w:color w:val="0000CC"/>
-          <w:sz w:val="18"/>
-          <w:szCs w:val="18"/>
-          <w:shd w:val="clear" w:color="auto" w:fill="BFBFBF" w:themeFill="background1" w:themeFillShade="BF"/>
-        </w:rPr>
-        <w:t>’</w:t>
-      </w:r>
-      <w:r>
-        <w:rPr>
-          <w:rFonts w:hint="eastAsia"/>
-          <w:color w:val="0000CC"/>
-          <w:sz w:val="18"/>
-          <w:szCs w:val="18"/>
-          <w:shd w:val="clear" w:color="auto" w:fill="BFBFBF" w:themeFill="background1" w:themeFillShade="BF"/>
-        </w:rPr>
-        <w:t>, CATASVCNAME ) ;</w:t>
+        <w:t>() ;</w:t>
+      </w:r>
+    </w:p>
+    <w:p>
+      <w:pPr>
+        <w:rPr>
+          <w:color w:val="0000CC"/>
+          <w:sz w:val="18"/>
+          <w:szCs w:val="18"/>
+          <w:shd w:val="clear" w:color="auto" w:fill="BFBFBF" w:themeFill="background1" w:themeFillShade="BF"/>
+        </w:rPr>
+      </w:pPr>
+      <w:r>
+        <w:rPr>
+          <w:rFonts w:hint="eastAsia"/>
+          <w:color w:val="0000CC"/>
+          <w:sz w:val="18"/>
+          <w:szCs w:val="18"/>
+          <w:shd w:val="clear" w:color="auto" w:fill="BFBFBF" w:themeFill="background1" w:themeFillShade="BF"/>
+        </w:rPr>
+        <w:t>}</w:t>
       </w:r>
     </w:p>
     <w:p>
@@ -3538,759 +4379,6 @@
         <w:rPr>
           <w:rFonts w:hint="eastAsia"/>
         </w:rPr>
-        <w:t>尽量使用公共函数和类</w:t>
-      </w:r>
-    </w:p>
-    <w:p>
-      <w:r>
-        <w:rPr>
-          <w:rFonts w:hint="eastAsia"/>
-        </w:rPr>
-        <w:t>公共库路径：</w:t>
-      </w:r>
-      <w:proofErr w:type="spellStart"/>
-      <w:r>
-        <w:rPr>
-          <w:rFonts w:hint="eastAsia"/>
-        </w:rPr>
-        <w:t>testcase</w:t>
-      </w:r>
-      <w:proofErr w:type="spellEnd"/>
-      <w:r>
-        <w:rPr>
-          <w:rFonts w:hint="eastAsia"/>
-        </w:rPr>
-        <w:t>/</w:t>
-      </w:r>
-      <w:proofErr w:type="spellStart"/>
-      <w:r>
-        <w:rPr>
-          <w:rFonts w:hint="eastAsia"/>
-        </w:rPr>
-        <w:t>hlt</w:t>
-      </w:r>
-      <w:proofErr w:type="spellEnd"/>
-      <w:r>
-        <w:rPr>
-          <w:rFonts w:hint="eastAsia"/>
-        </w:rPr>
-        <w:t>/</w:t>
-      </w:r>
-      <w:proofErr w:type="spellStart"/>
-      <w:r>
-        <w:rPr>
-          <w:rFonts w:hint="eastAsia"/>
-        </w:rPr>
-        <w:t>js_testcase</w:t>
-      </w:r>
-      <w:proofErr w:type="spellEnd"/>
-      <w:r>
-        <w:rPr>
-          <w:rFonts w:hint="eastAsia"/>
-        </w:rPr>
-        <w:t>/</w:t>
-      </w:r>
-      <w:proofErr w:type="spellStart"/>
-      <w:r>
-        <w:rPr>
-          <w:rFonts w:hint="eastAsia"/>
-        </w:rPr>
-        <w:t>js</w:t>
-      </w:r>
-      <w:proofErr w:type="spellEnd"/>
-      <w:r>
-        <w:rPr>
-          <w:rFonts w:hint="eastAsia"/>
-        </w:rPr>
-        <w:t>/lib/func.js</w:t>
-      </w:r>
-    </w:p>
-    <w:p>
-      <w:r>
-        <w:rPr>
-          <w:rFonts w:hint="eastAsia"/>
-        </w:rPr>
-        <w:t>相同目录中测试用例的公共函数统一存放在同一目录下的</w:t>
-      </w:r>
-      <w:r>
-        <w:rPr>
-          <w:rFonts w:hint="eastAsia"/>
-        </w:rPr>
-        <w:t>commlib.js</w:t>
-      </w:r>
-      <w:r>
-        <w:rPr>
-          <w:rFonts w:hint="eastAsia"/>
-        </w:rPr>
-        <w:t>中</w:t>
-      </w:r>
-    </w:p>
-    <w:p>
-      <w:pPr>
-        <w:pStyle w:val="Heading2"/>
-      </w:pPr>
-      <w:r>
-        <w:rPr>
-          <w:rFonts w:hint="eastAsia"/>
-        </w:rPr>
-        <w:t>尽量避免使用</w:t>
-      </w:r>
-      <w:r>
-        <w:rPr>
-          <w:rFonts w:hint="eastAsia"/>
-        </w:rPr>
-        <w:t>Sleep</w:t>
-      </w:r>
-    </w:p>
-    <w:p>
-      <w:r>
-        <w:rPr>
-          <w:rFonts w:hint="eastAsia"/>
-        </w:rPr>
-        <w:t>如果在测试用例中使用</w:t>
-      </w:r>
-      <w:r>
-        <w:rPr>
-          <w:rFonts w:hint="eastAsia"/>
-        </w:rPr>
-        <w:t>Sleep</w:t>
-      </w:r>
-      <w:r>
-        <w:rPr>
-          <w:rFonts w:hint="eastAsia"/>
-        </w:rPr>
-        <w:t>，则会增加用例执行时间，如果用例数过多，则时间会无限制增大，因此</w:t>
-      </w:r>
-      <w:r>
-        <w:rPr>
-          <w:rFonts w:hint="eastAsia"/>
-        </w:rPr>
-        <w:t>尽量避免</w:t>
-      </w:r>
-      <w:r>
-        <w:rPr>
-          <w:rFonts w:hint="eastAsia"/>
-        </w:rPr>
-        <w:t>使用</w:t>
-      </w:r>
-      <w:r>
-        <w:rPr>
-          <w:rFonts w:hint="eastAsia"/>
-        </w:rPr>
-        <w:t>Sleep</w:t>
-      </w:r>
-      <w:r>
-        <w:rPr>
-          <w:rFonts w:hint="eastAsia"/>
-        </w:rPr>
-        <w:t>来实现用例功能，可以通过如下办法：</w:t>
-      </w:r>
-    </w:p>
-    <w:p>
-      <w:r>
-        <w:rPr>
-          <w:rFonts w:hint="eastAsia"/>
-          <w:color w:val="0000CC"/>
-          <w:sz w:val="18"/>
-          <w:szCs w:val="18"/>
-          <w:shd w:val="clear" w:color="auto" w:fill="BFBFBF" w:themeFill="background1" w:themeFillShade="BF"/>
-        </w:rPr>
-        <w:t>1</w:t>
-      </w:r>
-      <w:r>
-        <w:rPr>
-          <w:rFonts w:hint="eastAsia"/>
-          <w:color w:val="0000CC"/>
-          <w:sz w:val="18"/>
-          <w:szCs w:val="18"/>
-          <w:shd w:val="clear" w:color="auto" w:fill="BFBFBF" w:themeFill="background1" w:themeFillShade="BF"/>
-        </w:rPr>
-        <w:t>、</w:t>
-      </w:r>
-      <w:r>
-        <w:rPr>
-          <w:rFonts w:hint="eastAsia"/>
-          <w:color w:val="0000CC"/>
-          <w:sz w:val="18"/>
-          <w:szCs w:val="18"/>
-          <w:shd w:val="clear" w:color="auto" w:fill="BFBFBF" w:themeFill="background1" w:themeFillShade="BF"/>
-        </w:rPr>
-        <w:t>在规定时间内，每秒实期检测是否满足要求，一旦满足，立即往下执行（</w:t>
-      </w:r>
-      <w:r>
-        <w:rPr>
-          <w:rFonts w:hint="eastAsia"/>
-          <w:color w:val="0000CC"/>
-          <w:sz w:val="18"/>
-          <w:szCs w:val="18"/>
-          <w:shd w:val="clear" w:color="auto" w:fill="BFBFBF" w:themeFill="background1" w:themeFillShade="BF"/>
-        </w:rPr>
-        <w:t>Sleep(1)</w:t>
-      </w:r>
-      <w:r>
-        <w:rPr>
-          <w:rFonts w:hint="eastAsia"/>
-          <w:color w:val="0000CC"/>
-          <w:sz w:val="18"/>
-          <w:szCs w:val="18"/>
-          <w:shd w:val="clear" w:color="auto" w:fill="BFBFBF" w:themeFill="background1" w:themeFillShade="BF"/>
-        </w:rPr>
-        <w:t>，而不是直接</w:t>
-      </w:r>
-      <w:r>
-        <w:rPr>
-          <w:rFonts w:hint="eastAsia"/>
-          <w:color w:val="0000CC"/>
-          <w:sz w:val="18"/>
-          <w:szCs w:val="18"/>
-          <w:shd w:val="clear" w:color="auto" w:fill="BFBFBF" w:themeFill="background1" w:themeFillShade="BF"/>
-        </w:rPr>
-        <w:t>Sleep(N)</w:t>
-      </w:r>
-      <w:r>
-        <w:rPr>
-          <w:rFonts w:hint="eastAsia"/>
-          <w:color w:val="0000CC"/>
-          <w:sz w:val="18"/>
-          <w:szCs w:val="18"/>
-          <w:shd w:val="clear" w:color="auto" w:fill="BFBFBF" w:themeFill="background1" w:themeFillShade="BF"/>
-        </w:rPr>
-        <w:t>，这样可以减少</w:t>
-      </w:r>
-      <w:r>
-        <w:rPr>
-          <w:rFonts w:hint="eastAsia"/>
-          <w:color w:val="0000CC"/>
-          <w:sz w:val="18"/>
-          <w:szCs w:val="18"/>
-          <w:shd w:val="clear" w:color="auto" w:fill="BFBFBF" w:themeFill="background1" w:themeFillShade="BF"/>
-        </w:rPr>
-        <w:t>Sleep</w:t>
-      </w:r>
-      <w:r>
-        <w:rPr>
-          <w:rFonts w:hint="eastAsia"/>
-          <w:color w:val="0000CC"/>
-          <w:sz w:val="18"/>
-          <w:szCs w:val="18"/>
-          <w:shd w:val="clear" w:color="auto" w:fill="BFBFBF" w:themeFill="background1" w:themeFillShade="BF"/>
-        </w:rPr>
-        <w:t>时间；</w:t>
-      </w:r>
-    </w:p>
-    <w:p>
-      <w:pPr>
-        <w:rPr>
-          <w:color w:val="0000CC"/>
-          <w:sz w:val="18"/>
-          <w:szCs w:val="18"/>
-          <w:shd w:val="clear" w:color="auto" w:fill="BFBFBF" w:themeFill="background1" w:themeFillShade="BF"/>
-        </w:rPr>
-      </w:pPr>
-      <w:r>
-        <w:rPr>
-          <w:rFonts w:hint="eastAsia"/>
-          <w:color w:val="0000CC"/>
-          <w:sz w:val="18"/>
-          <w:szCs w:val="18"/>
-          <w:shd w:val="clear" w:color="auto" w:fill="BFBFBF" w:themeFill="background1" w:themeFillShade="BF"/>
-        </w:rPr>
-        <w:t>2</w:t>
-      </w:r>
-      <w:r>
-        <w:rPr>
-          <w:rFonts w:hint="eastAsia"/>
-          <w:color w:val="0000CC"/>
-          <w:sz w:val="18"/>
-          <w:szCs w:val="18"/>
-          <w:shd w:val="clear" w:color="auto" w:fill="BFBFBF" w:themeFill="background1" w:themeFillShade="BF"/>
-        </w:rPr>
-        <w:t>、</w:t>
-      </w:r>
-      <w:r>
-        <w:rPr>
-          <w:rFonts w:hint="eastAsia"/>
-          <w:color w:val="0000CC"/>
-          <w:sz w:val="18"/>
-          <w:szCs w:val="18"/>
-          <w:shd w:val="clear" w:color="auto" w:fill="BFBFBF" w:themeFill="background1" w:themeFillShade="BF"/>
-        </w:rPr>
-        <w:t>通过其它功能手段，如</w:t>
-      </w:r>
-      <w:proofErr w:type="spellStart"/>
-      <w:r>
-        <w:rPr>
-          <w:rFonts w:hint="eastAsia"/>
-          <w:color w:val="0000CC"/>
-          <w:sz w:val="18"/>
-          <w:szCs w:val="18"/>
-          <w:shd w:val="clear" w:color="auto" w:fill="BFBFBF" w:themeFill="background1" w:themeFillShade="BF"/>
-        </w:rPr>
-        <w:t>ReplSize</w:t>
-      </w:r>
-      <w:proofErr w:type="spellEnd"/>
-      <w:r>
-        <w:rPr>
-          <w:rFonts w:hint="eastAsia"/>
-          <w:color w:val="0000CC"/>
-          <w:sz w:val="18"/>
-          <w:szCs w:val="18"/>
-          <w:shd w:val="clear" w:color="auto" w:fill="BFBFBF" w:themeFill="background1" w:themeFillShade="BF"/>
-        </w:rPr>
-        <w:t>=0</w:t>
-      </w:r>
-      <w:r>
-        <w:rPr>
-          <w:rFonts w:hint="eastAsia"/>
-          <w:color w:val="0000CC"/>
-          <w:sz w:val="18"/>
-          <w:szCs w:val="18"/>
-          <w:shd w:val="clear" w:color="auto" w:fill="BFBFBF" w:themeFill="background1" w:themeFillShade="BF"/>
-        </w:rPr>
-        <w:t>，可以让副本全同步再返回，从而不需要</w:t>
-      </w:r>
-      <w:r>
-        <w:rPr>
-          <w:rFonts w:hint="eastAsia"/>
-          <w:color w:val="0000CC"/>
-          <w:sz w:val="18"/>
-          <w:szCs w:val="18"/>
-          <w:shd w:val="clear" w:color="auto" w:fill="BFBFBF" w:themeFill="background1" w:themeFillShade="BF"/>
-        </w:rPr>
-        <w:t>Sleep</w:t>
-      </w:r>
-      <w:r>
-        <w:rPr>
-          <w:rFonts w:hint="eastAsia"/>
-          <w:color w:val="0000CC"/>
-          <w:sz w:val="18"/>
-          <w:szCs w:val="18"/>
-          <w:shd w:val="clear" w:color="auto" w:fill="BFBFBF" w:themeFill="background1" w:themeFillShade="BF"/>
-        </w:rPr>
-        <w:t>；</w:t>
-      </w:r>
-    </w:p>
-    <w:p>
-      <w:pPr>
-        <w:pStyle w:val="Heading2"/>
-      </w:pPr>
-      <w:r>
-        <w:rPr>
-          <w:rFonts w:hint="eastAsia"/>
-        </w:rPr>
-        <w:t>注意死循环</w:t>
-      </w:r>
-    </w:p>
-    <w:p>
-      <w:r>
-        <w:rPr>
-          <w:rFonts w:hint="eastAsia"/>
-        </w:rPr>
-        <w:t>例如：</w:t>
-      </w:r>
-    </w:p>
-    <w:p>
-      <w:pPr>
-        <w:rPr>
-          <w:color w:val="0000CC"/>
-          <w:sz w:val="18"/>
-          <w:szCs w:val="18"/>
-          <w:shd w:val="clear" w:color="auto" w:fill="BFBFBF" w:themeFill="background1" w:themeFillShade="BF"/>
-        </w:rPr>
-      </w:pPr>
-      <w:r>
-        <w:rPr>
-          <w:rFonts w:hint="eastAsia"/>
-          <w:color w:val="0000CC"/>
-          <w:sz w:val="18"/>
-          <w:szCs w:val="18"/>
-          <w:shd w:val="clear" w:color="auto" w:fill="BFBFBF" w:themeFill="background1" w:themeFillShade="BF"/>
-        </w:rPr>
-        <w:t xml:space="preserve">while( </w:t>
-      </w:r>
-      <w:proofErr w:type="spellStart"/>
-      <w:r>
-        <w:rPr>
-          <w:rFonts w:hint="eastAsia"/>
-          <w:color w:val="0000CC"/>
-          <w:sz w:val="18"/>
-          <w:szCs w:val="18"/>
-          <w:shd w:val="clear" w:color="auto" w:fill="BFBFBF" w:themeFill="background1" w:themeFillShade="BF"/>
-        </w:rPr>
-        <w:t>isNeedWait</w:t>
-      </w:r>
-      <w:proofErr w:type="spellEnd"/>
-      <w:r>
-        <w:rPr>
-          <w:rFonts w:hint="eastAsia"/>
-          <w:color w:val="0000CC"/>
-          <w:sz w:val="18"/>
-          <w:szCs w:val="18"/>
-          <w:shd w:val="clear" w:color="auto" w:fill="BFBFBF" w:themeFill="background1" w:themeFillShade="BF"/>
-        </w:rPr>
-        <w:t>() )</w:t>
-      </w:r>
-    </w:p>
-    <w:p>
-      <w:pPr>
-        <w:rPr>
-          <w:color w:val="0000CC"/>
-          <w:sz w:val="18"/>
-          <w:szCs w:val="18"/>
-          <w:shd w:val="clear" w:color="auto" w:fill="BFBFBF" w:themeFill="background1" w:themeFillShade="BF"/>
-        </w:rPr>
-      </w:pPr>
-      <w:r>
-        <w:rPr>
-          <w:rFonts w:hint="eastAsia"/>
-          <w:color w:val="0000CC"/>
-          <w:sz w:val="18"/>
-          <w:szCs w:val="18"/>
-          <w:shd w:val="clear" w:color="auto" w:fill="BFBFBF" w:themeFill="background1" w:themeFillShade="BF"/>
-        </w:rPr>
-        <w:t>{</w:t>
-      </w:r>
-    </w:p>
-    <w:p>
-      <w:pPr>
-        <w:rPr>
-          <w:color w:val="0000CC"/>
-          <w:sz w:val="18"/>
-          <w:szCs w:val="18"/>
-          <w:shd w:val="clear" w:color="auto" w:fill="BFBFBF" w:themeFill="background1" w:themeFillShade="BF"/>
-        </w:rPr>
-      </w:pPr>
-      <w:r>
-        <w:rPr>
-          <w:rFonts w:hint="eastAsia"/>
-          <w:color w:val="0000CC"/>
-          <w:sz w:val="18"/>
-          <w:szCs w:val="18"/>
-          <w:shd w:val="clear" w:color="auto" w:fill="BFBFBF" w:themeFill="background1" w:themeFillShade="BF"/>
-        </w:rPr>
-        <w:t>}</w:t>
-      </w:r>
-    </w:p>
-    <w:p>
-      <w:r>
-        <w:rPr>
-          <w:rFonts w:hint="eastAsia"/>
-        </w:rPr>
-        <w:t>如果</w:t>
-      </w:r>
-      <w:proofErr w:type="spellStart"/>
-      <w:r>
-        <w:rPr>
-          <w:rFonts w:hint="eastAsia"/>
-        </w:rPr>
-        <w:t>isNeedWait</w:t>
-      </w:r>
-      <w:proofErr w:type="spellEnd"/>
-      <w:r>
-        <w:rPr>
-          <w:rFonts w:hint="eastAsia"/>
-        </w:rPr>
-        <w:t>()</w:t>
-      </w:r>
-      <w:r>
-        <w:rPr>
-          <w:rFonts w:hint="eastAsia"/>
-        </w:rPr>
-        <w:t>是纯消耗</w:t>
-      </w:r>
-      <w:r>
-        <w:rPr>
-          <w:rFonts w:hint="eastAsia"/>
-        </w:rPr>
-        <w:t>CPU</w:t>
-      </w:r>
-      <w:r>
-        <w:rPr>
-          <w:rFonts w:hint="eastAsia"/>
-        </w:rPr>
-        <w:t>的函数无其它任何</w:t>
-      </w:r>
-      <w:r>
-        <w:rPr>
-          <w:rFonts w:hint="eastAsia"/>
-        </w:rPr>
-        <w:t>IO</w:t>
-      </w:r>
-      <w:r>
-        <w:rPr>
-          <w:rFonts w:hint="eastAsia"/>
-        </w:rPr>
-        <w:t>操作，则此段代码将导致</w:t>
-      </w:r>
-      <w:r>
-        <w:rPr>
-          <w:rFonts w:hint="eastAsia"/>
-        </w:rPr>
-        <w:t>CPU</w:t>
-      </w:r>
-      <w:r>
-        <w:rPr>
-          <w:rFonts w:hint="eastAsia"/>
-        </w:rPr>
-        <w:t>使用率较高，可改成如下：</w:t>
-      </w:r>
-    </w:p>
-    <w:p>
-      <w:pPr>
-        <w:rPr>
-          <w:color w:val="0000CC"/>
-          <w:sz w:val="18"/>
-          <w:szCs w:val="18"/>
-          <w:shd w:val="clear" w:color="auto" w:fill="BFBFBF" w:themeFill="background1" w:themeFillShade="BF"/>
-        </w:rPr>
-      </w:pPr>
-      <w:r>
-        <w:rPr>
-          <w:rFonts w:hint="eastAsia"/>
-          <w:color w:val="0000CC"/>
-          <w:sz w:val="18"/>
-          <w:szCs w:val="18"/>
-          <w:shd w:val="clear" w:color="auto" w:fill="BFBFBF" w:themeFill="background1" w:themeFillShade="BF"/>
-        </w:rPr>
-        <w:t xml:space="preserve">while( </w:t>
-      </w:r>
-      <w:proofErr w:type="spellStart"/>
-      <w:r>
-        <w:rPr>
-          <w:rFonts w:hint="eastAsia"/>
-          <w:color w:val="0000CC"/>
-          <w:sz w:val="18"/>
-          <w:szCs w:val="18"/>
-          <w:shd w:val="clear" w:color="auto" w:fill="BFBFBF" w:themeFill="background1" w:themeFillShade="BF"/>
-        </w:rPr>
-        <w:t>isNeedWait</w:t>
-      </w:r>
-      <w:proofErr w:type="spellEnd"/>
-      <w:r>
-        <w:rPr>
-          <w:rFonts w:hint="eastAsia"/>
-          <w:color w:val="0000CC"/>
-          <w:sz w:val="18"/>
-          <w:szCs w:val="18"/>
-          <w:shd w:val="clear" w:color="auto" w:fill="BFBFBF" w:themeFill="background1" w:themeFillShade="BF"/>
-        </w:rPr>
-        <w:t>() )</w:t>
-      </w:r>
-    </w:p>
-    <w:p>
-      <w:pPr>
-        <w:rPr>
-          <w:color w:val="0000CC"/>
-          <w:sz w:val="18"/>
-          <w:szCs w:val="18"/>
-          <w:shd w:val="clear" w:color="auto" w:fill="BFBFBF" w:themeFill="background1" w:themeFillShade="BF"/>
-        </w:rPr>
-      </w:pPr>
-      <w:r>
-        <w:rPr>
-          <w:rFonts w:hint="eastAsia"/>
-          <w:color w:val="0000CC"/>
-          <w:sz w:val="18"/>
-          <w:szCs w:val="18"/>
-          <w:shd w:val="clear" w:color="auto" w:fill="BFBFBF" w:themeFill="background1" w:themeFillShade="BF"/>
-        </w:rPr>
-        <w:t>{</w:t>
-      </w:r>
-    </w:p>
-    <w:p>
-      <w:pPr>
-        <w:rPr>
-          <w:color w:val="0000CC"/>
-          <w:sz w:val="18"/>
-          <w:szCs w:val="18"/>
-          <w:shd w:val="clear" w:color="auto" w:fill="BFBFBF" w:themeFill="background1" w:themeFillShade="BF"/>
-        </w:rPr>
-      </w:pPr>
-      <w:r>
-        <w:rPr>
-          <w:rFonts w:hint="eastAsia"/>
-          <w:color w:val="0000CC"/>
-          <w:sz w:val="18"/>
-          <w:szCs w:val="18"/>
-          <w:shd w:val="clear" w:color="auto" w:fill="BFBFBF" w:themeFill="background1" w:themeFillShade="BF"/>
-        </w:rPr>
-        <w:t xml:space="preserve">   Sleep(1)</w:t>
-      </w:r>
-    </w:p>
-    <w:p>
-      <w:pPr>
-        <w:rPr>
-          <w:color w:val="0000CC"/>
-          <w:sz w:val="18"/>
-          <w:szCs w:val="18"/>
-          <w:shd w:val="clear" w:color="auto" w:fill="BFBFBF" w:themeFill="background1" w:themeFillShade="BF"/>
-        </w:rPr>
-      </w:pPr>
-      <w:r>
-        <w:rPr>
-          <w:rFonts w:hint="eastAsia"/>
-          <w:color w:val="0000CC"/>
-          <w:sz w:val="18"/>
-          <w:szCs w:val="18"/>
-          <w:shd w:val="clear" w:color="auto" w:fill="BFBFBF" w:themeFill="background1" w:themeFillShade="BF"/>
-        </w:rPr>
-        <w:t>}</w:t>
-      </w:r>
-    </w:p>
-    <w:p>
-      <w:pPr>
-        <w:pStyle w:val="Heading2"/>
-      </w:pPr>
-      <w:r>
-        <w:rPr>
-          <w:rFonts w:hint="eastAsia"/>
-        </w:rPr>
-        <w:t>尽量避免新建连接</w:t>
-      </w:r>
-    </w:p>
-    <w:p>
-      <w:r>
-        <w:rPr>
-          <w:rFonts w:hint="eastAsia"/>
-        </w:rPr>
-        <w:t>测试用中最好能共用连接，不要在一需要使用连接时就</w:t>
-      </w:r>
-      <w:r>
-        <w:rPr>
-          <w:rFonts w:hint="eastAsia"/>
-        </w:rPr>
-        <w:t>new</w:t>
-      </w:r>
-      <w:r>
-        <w:rPr>
-          <w:rFonts w:hint="eastAsia"/>
-        </w:rPr>
-        <w:t>，这样会导致</w:t>
-      </w:r>
-      <w:r>
-        <w:rPr>
-          <w:rFonts w:hint="eastAsia"/>
-        </w:rPr>
-        <w:t>用例耗费更多的时间</w:t>
-      </w:r>
-      <w:r>
-        <w:rPr>
-          <w:rFonts w:hint="eastAsia"/>
-        </w:rPr>
-        <w:t>。函数中如果需要用到连接可以用参数传入，如：</w:t>
-      </w:r>
-    </w:p>
-    <w:p>
-      <w:pPr>
-        <w:rPr>
-          <w:color w:val="0000CC"/>
-          <w:sz w:val="18"/>
-          <w:szCs w:val="18"/>
-          <w:shd w:val="clear" w:color="auto" w:fill="BFBFBF" w:themeFill="background1" w:themeFillShade="BF"/>
-        </w:rPr>
-      </w:pPr>
-      <w:r>
-        <w:rPr>
-          <w:rFonts w:hint="eastAsia"/>
-          <w:color w:val="0000CC"/>
-          <w:sz w:val="18"/>
-          <w:szCs w:val="18"/>
-          <w:shd w:val="clear" w:color="auto" w:fill="BFBFBF" w:themeFill="background1" w:themeFillShade="BF"/>
-        </w:rPr>
-        <w:t>function test( db )</w:t>
-      </w:r>
-    </w:p>
-    <w:p>
-      <w:pPr>
-        <w:rPr>
-          <w:color w:val="0000CC"/>
-          <w:sz w:val="18"/>
-          <w:szCs w:val="18"/>
-          <w:shd w:val="clear" w:color="auto" w:fill="BFBFBF" w:themeFill="background1" w:themeFillShade="BF"/>
-        </w:rPr>
-      </w:pPr>
-      <w:r>
-        <w:rPr>
-          <w:rFonts w:hint="eastAsia"/>
-          <w:color w:val="0000CC"/>
-          <w:sz w:val="18"/>
-          <w:szCs w:val="18"/>
-          <w:shd w:val="clear" w:color="auto" w:fill="BFBFBF" w:themeFill="background1" w:themeFillShade="BF"/>
-        </w:rPr>
-        <w:t>{</w:t>
-      </w:r>
-    </w:p>
-    <w:p>
-      <w:pPr>
-        <w:rPr>
-          <w:color w:val="0000CC"/>
-          <w:sz w:val="18"/>
-          <w:szCs w:val="18"/>
-          <w:shd w:val="clear" w:color="auto" w:fill="BFBFBF" w:themeFill="background1" w:themeFillShade="BF"/>
-        </w:rPr>
-      </w:pPr>
-      <w:r>
-        <w:rPr>
-          <w:rFonts w:hint="eastAsia"/>
-          <w:color w:val="0000CC"/>
-          <w:sz w:val="18"/>
-          <w:szCs w:val="18"/>
-          <w:shd w:val="clear" w:color="auto" w:fill="BFBFBF" w:themeFill="background1" w:themeFillShade="BF"/>
-        </w:rPr>
-        <w:t xml:space="preserve">   </w:t>
-      </w:r>
-      <w:proofErr w:type="spellStart"/>
-      <w:r>
-        <w:rPr>
-          <w:rFonts w:hint="eastAsia"/>
-          <w:color w:val="0000CC"/>
-          <w:sz w:val="18"/>
-          <w:szCs w:val="18"/>
-          <w:shd w:val="clear" w:color="auto" w:fill="BFBFBF" w:themeFill="background1" w:themeFillShade="BF"/>
-        </w:rPr>
-        <w:t>db.listReplicas</w:t>
-      </w:r>
-      <w:proofErr w:type="spellEnd"/>
-      <w:r>
-        <w:rPr>
-          <w:rFonts w:hint="eastAsia"/>
-          <w:color w:val="0000CC"/>
-          <w:sz w:val="18"/>
-          <w:szCs w:val="18"/>
-          <w:shd w:val="clear" w:color="auto" w:fill="BFBFBF" w:themeFill="background1" w:themeFillShade="BF"/>
-        </w:rPr>
-        <w:t>() ;</w:t>
-      </w:r>
-    </w:p>
-    <w:p>
-      <w:pPr>
-        <w:rPr>
-          <w:color w:val="0000CC"/>
-          <w:sz w:val="18"/>
-          <w:szCs w:val="18"/>
-          <w:shd w:val="clear" w:color="auto" w:fill="BFBFBF" w:themeFill="background1" w:themeFillShade="BF"/>
-        </w:rPr>
-      </w:pPr>
-      <w:r>
-        <w:rPr>
-          <w:rFonts w:hint="eastAsia"/>
-          <w:color w:val="0000CC"/>
-          <w:sz w:val="18"/>
-          <w:szCs w:val="18"/>
-          <w:shd w:val="clear" w:color="auto" w:fill="BFBFBF" w:themeFill="background1" w:themeFillShade="BF"/>
-        </w:rPr>
-        <w:t>}</w:t>
-      </w:r>
-    </w:p>
-    <w:p>
-      <w:pPr>
-        <w:pStyle w:val="Heading2"/>
-      </w:pPr>
-      <w:r>
-        <w:rPr>
-          <w:rFonts w:hint="eastAsia"/>
-        </w:rPr>
-        <w:lastRenderedPageBreak/>
         <w:t>输入参数检查</w:t>
       </w:r>
     </w:p>

--- a/internal_doc/09.规范模板/JS测试用例编写指导书.docx
+++ b/internal_doc/09.规范模板/JS测试用例编写指导书.docx
@@ -1795,11 +1795,6 @@
       </w:r>
     </w:p>
     <w:p>
-      <w:pPr>
-        <w:rPr>
-          <w:rFonts w:hint="eastAsia"/>
-        </w:rPr>
-      </w:pPr>
       <w:r>
         <w:rPr>
           <w:rFonts w:hint="eastAsia"/>
@@ -1892,11 +1887,6 @@
       </w:r>
     </w:p>
     <w:p>
-      <w:pPr>
-        <w:rPr>
-          <w:rFonts w:hint="eastAsia"/>
-        </w:rPr>
-      </w:pPr>
       <w:r>
         <w:rPr>
           <w:rFonts w:hint="eastAsia"/>
@@ -1937,7 +1927,6 @@
     <w:p>
       <w:pPr>
         <w:rPr>
-          <w:rFonts w:hint="eastAsia"/>
           <w:color w:val="FF0000"/>
         </w:rPr>
       </w:pPr>
@@ -3176,7 +3165,6 @@
       <w:pPr>
         <w:pStyle w:val="Heading2"/>
       </w:pPr>
-      <w:commentRangeStart w:id="0"/>
       <w:r>
         <w:rPr>
           <w:rFonts w:hint="eastAsia"/>
@@ -3189,208 +3177,337 @@
         </w:rPr>
         <w:t>信息打印</w:t>
       </w:r>
-      <w:commentRangeEnd w:id="0"/>
-      <w:r>
-        <w:rPr>
-          <w:rStyle w:val="CommentReference"/>
-          <w:rFonts w:asciiTheme="minorHAnsi" w:eastAsiaTheme="minorEastAsia" w:hAnsiTheme="minorHAnsi" w:cstheme="minorBidi"/>
-          <w:b w:val="0"/>
-          <w:bCs w:val="0"/>
-        </w:rPr>
-        <w:commentReference w:id="0"/>
-      </w:r>
-    </w:p>
-    <w:p>
-      <w:r>
-        <w:rPr>
-          <w:rFonts w:hint="eastAsia"/>
-        </w:rPr>
-        <w:t>测试用例在抛出错误时，需打印有效的错误信息，并且能够根据该错误定位到用例行号（因各个错误抛出的描述应不同）；如：</w:t>
-      </w:r>
-    </w:p>
-    <w:p>
-      <w:pPr>
-        <w:rPr>
-          <w:color w:val="0000CC"/>
-          <w:sz w:val="18"/>
-          <w:szCs w:val="18"/>
-          <w:shd w:val="clear" w:color="auto" w:fill="BFBFBF" w:themeFill="background1" w:themeFillShade="BF"/>
-        </w:rPr>
-      </w:pPr>
+    </w:p>
+    <w:p>
+      <w:r>
+        <w:rPr>
+          <w:rFonts w:hint="eastAsia"/>
+        </w:rPr>
+        <w:t>测试用例在</w:t>
+      </w:r>
+      <w:r>
+        <w:rPr>
+          <w:rFonts w:hint="eastAsia"/>
+        </w:rPr>
+        <w:t>出错</w:t>
+      </w:r>
+      <w:r>
+        <w:rPr>
+          <w:rFonts w:hint="eastAsia"/>
+        </w:rPr>
+        <w:t>时，</w:t>
+      </w:r>
+      <w:r>
+        <w:rPr>
+          <w:rFonts w:hint="eastAsia"/>
+        </w:rPr>
+        <w:t>统一</w:t>
+      </w:r>
+      <w:r>
+        <w:rPr>
+          <w:rFonts w:hint="eastAsia"/>
+        </w:rPr>
+        <w:t>使用</w:t>
+      </w:r>
+      <w:r>
+        <w:rPr>
+          <w:rFonts w:hint="eastAsia"/>
+        </w:rPr>
+        <w:t>函数“</w:t>
+      </w:r>
       <w:proofErr w:type="spellStart"/>
       <w:r>
         <w:rPr>
           <w:rFonts w:hint="eastAsia"/>
-          <w:color w:val="0000CC"/>
-          <w:sz w:val="18"/>
-          <w:szCs w:val="18"/>
-          <w:shd w:val="clear" w:color="auto" w:fill="BFBFBF" w:themeFill="background1" w:themeFillShade="BF"/>
-        </w:rPr>
-        <w:t>println</w:t>
+        </w:rPr>
+        <w:t>buildUnknownException</w:t>
       </w:r>
       <w:proofErr w:type="spellEnd"/>
       <w:r>
         <w:rPr>
           <w:rFonts w:hint="eastAsia"/>
-          <w:color w:val="0000CC"/>
-          <w:sz w:val="18"/>
-          <w:szCs w:val="18"/>
-          <w:shd w:val="clear" w:color="auto" w:fill="BFBFBF" w:themeFill="background1" w:themeFillShade="BF"/>
-        </w:rPr>
-        <w:t xml:space="preserve">( </w:t>
-      </w:r>
-      <w:r>
-        <w:rPr>
-          <w:color w:val="0000CC"/>
-          <w:sz w:val="18"/>
-          <w:szCs w:val="18"/>
-          <w:shd w:val="clear" w:color="auto" w:fill="BFBFBF" w:themeFill="background1" w:themeFillShade="BF"/>
-        </w:rPr>
-        <w:t>“</w:t>
-      </w:r>
-      <w:r>
-        <w:rPr>
-          <w:rFonts w:hint="eastAsia"/>
-          <w:color w:val="0000CC"/>
-          <w:sz w:val="18"/>
-          <w:szCs w:val="18"/>
-          <w:shd w:val="clear" w:color="auto" w:fill="BFBFBF" w:themeFill="background1" w:themeFillShade="BF"/>
-        </w:rPr>
-        <w:t xml:space="preserve">Create collection failed: </w:t>
-      </w:r>
-      <w:r>
-        <w:rPr>
-          <w:color w:val="0000CC"/>
-          <w:sz w:val="18"/>
-          <w:szCs w:val="18"/>
-          <w:shd w:val="clear" w:color="auto" w:fill="BFBFBF" w:themeFill="background1" w:themeFillShade="BF"/>
-        </w:rPr>
-        <w:t>“</w:t>
-      </w:r>
-      <w:r>
-        <w:rPr>
-          <w:rFonts w:hint="eastAsia"/>
-          <w:color w:val="0000CC"/>
-          <w:sz w:val="18"/>
-          <w:szCs w:val="18"/>
-          <w:shd w:val="clear" w:color="auto" w:fill="BFBFBF" w:themeFill="background1" w:themeFillShade="BF"/>
-        </w:rPr>
-        <w:t xml:space="preserve"> + e ) ;</w:t>
-      </w:r>
-    </w:p>
-    <w:p>
-      <w:pPr>
-        <w:rPr>
-          <w:color w:val="0000CC"/>
-          <w:sz w:val="18"/>
-          <w:szCs w:val="18"/>
-          <w:shd w:val="clear" w:color="auto" w:fill="BFBFBF" w:themeFill="background1" w:themeFillShade="BF"/>
-        </w:rPr>
-      </w:pPr>
-      <w:r>
-        <w:rPr>
-          <w:rFonts w:hint="eastAsia"/>
-          <w:color w:val="0000CC"/>
-          <w:sz w:val="18"/>
-          <w:szCs w:val="18"/>
-          <w:shd w:val="clear" w:color="auto" w:fill="BFBFBF" w:themeFill="background1" w:themeFillShade="BF"/>
-        </w:rPr>
-        <w:t>throw e ;</w:t>
-      </w:r>
-    </w:p>
-    <w:p>
+        </w:rPr>
+        <w:t>”抛出异常，该异常包括了：函数名、操作等信息</w:t>
+      </w:r>
+      <w:r>
+        <w:rPr>
+          <w:rFonts w:hint="eastAsia"/>
+        </w:rPr>
+        <w:t>。</w:t>
+      </w:r>
+    </w:p>
+    <w:p>
+      <w:pPr>
+        <w:rPr>
+          <w:rFonts w:hint="eastAsia"/>
+        </w:rPr>
+      </w:pPr>
+      <w:r>
+        <w:rPr>
+          <w:rFonts w:hint="eastAsia"/>
+        </w:rPr>
+        <w:t>建议测试用例在成功时不要打印过多信息，打印过多信息会增加定位的难度和减慢执行效率。</w:t>
+      </w:r>
+    </w:p>
+    <w:p>
+      <w:pPr>
+        <w:pStyle w:val="Heading2"/>
+        <w:rPr>
+          <w:rFonts w:hint="eastAsia"/>
+        </w:rPr>
+      </w:pPr>
       <w:r>
         <w:rPr>
           <w:rFonts w:hint="eastAsia"/>
         </w:rPr>
         <w:lastRenderedPageBreak/>
-        <w:t>也可以抛出字符串：</w:t>
-      </w:r>
-    </w:p>
-    <w:p>
-      <w:pPr>
-        <w:rPr>
-          <w:color w:val="0000CC"/>
-          <w:sz w:val="18"/>
-          <w:szCs w:val="18"/>
-          <w:shd w:val="clear" w:color="auto" w:fill="BFBFBF" w:themeFill="background1" w:themeFillShade="BF"/>
-        </w:rPr>
-      </w:pPr>
-      <w:r>
-        <w:rPr>
-          <w:rFonts w:hint="eastAsia"/>
-          <w:color w:val="0000CC"/>
-          <w:sz w:val="18"/>
-          <w:szCs w:val="18"/>
-          <w:shd w:val="clear" w:color="auto" w:fill="BFBFBF" w:themeFill="background1" w:themeFillShade="BF"/>
-        </w:rPr>
-        <w:t xml:space="preserve">throw </w:t>
-      </w:r>
-      <w:r>
-        <w:rPr>
-          <w:color w:val="0000CC"/>
-          <w:sz w:val="18"/>
-          <w:szCs w:val="18"/>
-          <w:shd w:val="clear" w:color="auto" w:fill="BFBFBF" w:themeFill="background1" w:themeFillShade="BF"/>
-        </w:rPr>
-        <w:t>“</w:t>
-      </w:r>
-      <w:r>
-        <w:rPr>
-          <w:rFonts w:hint="eastAsia"/>
-          <w:color w:val="0000CC"/>
-          <w:sz w:val="18"/>
-          <w:szCs w:val="18"/>
-          <w:shd w:val="clear" w:color="auto" w:fill="BFBFBF" w:themeFill="background1" w:themeFillShade="BF"/>
-        </w:rPr>
-        <w:t>Create collection space failed</w:t>
-      </w:r>
-      <w:r>
-        <w:rPr>
-          <w:color w:val="0000CC"/>
-          <w:sz w:val="18"/>
-          <w:szCs w:val="18"/>
-          <w:shd w:val="clear" w:color="auto" w:fill="BFBFBF" w:themeFill="background1" w:themeFillShade="BF"/>
-        </w:rPr>
-        <w:t>”</w:t>
-      </w:r>
-      <w:r>
-        <w:rPr>
-          <w:rFonts w:hint="eastAsia"/>
-          <w:color w:val="0000CC"/>
-          <w:sz w:val="18"/>
-          <w:szCs w:val="18"/>
-          <w:shd w:val="clear" w:color="auto" w:fill="BFBFBF" w:themeFill="background1" w:themeFillShade="BF"/>
-        </w:rPr>
-        <w:t xml:space="preserve"> ;</w:t>
-      </w:r>
-    </w:p>
-    <w:p>
-      <w:r>
-        <w:rPr>
-          <w:rFonts w:hint="eastAsia"/>
-        </w:rPr>
-        <w:t>建议不要抛出无意义的</w:t>
-      </w:r>
-      <w:r>
-        <w:rPr>
-          <w:rFonts w:hint="eastAsia"/>
-        </w:rPr>
-        <w:t>-1</w:t>
-      </w:r>
-      <w:r>
-        <w:rPr>
-          <w:rFonts w:hint="eastAsia"/>
-        </w:rPr>
-        <w:t>，除非已经在抛出错误前标明了出错信息。</w:t>
-      </w:r>
-    </w:p>
-    <w:p>
-      <w:r>
-        <w:rPr>
-          <w:rFonts w:hint="eastAsia"/>
-        </w:rPr>
-        <w:t>建议测试用例在成功时不要打印过多信息，打印过多信息会增加定位的难度和减慢执行效率。</w:t>
+        <w:t>处理异常代码必须</w:t>
+      </w:r>
+      <w:r>
+        <w:rPr>
+          <w:rFonts w:hint="eastAsia"/>
+        </w:rPr>
+        <w:t>包含</w:t>
+      </w:r>
+      <w:r>
+        <w:rPr>
+          <w:rFonts w:hint="eastAsia"/>
+        </w:rPr>
+        <w:t>finally</w:t>
+      </w:r>
+    </w:p>
+    <w:p>
+      <w:pPr>
+        <w:rPr>
+          <w:rFonts w:hint="eastAsia"/>
+        </w:rPr>
+      </w:pPr>
+      <w:r>
+        <w:rPr>
+          <w:rFonts w:hint="eastAsia"/>
+        </w:rPr>
+        <w:t>处理异常的代码必须包含</w:t>
+      </w:r>
+      <w:r>
+        <w:rPr>
+          <w:rFonts w:hint="eastAsia"/>
+        </w:rPr>
+        <w:t>finally</w:t>
+      </w:r>
+      <w:r>
+        <w:rPr>
+          <w:rFonts w:hint="eastAsia"/>
+        </w:rPr>
+        <w:t>，如下：</w:t>
+      </w:r>
+    </w:p>
+    <w:p>
+      <w:pPr>
+        <w:rPr>
+          <w:rFonts w:hint="eastAsia"/>
+          <w:color w:val="0000CC"/>
+          <w:sz w:val="18"/>
+          <w:szCs w:val="18"/>
+          <w:shd w:val="clear" w:color="auto" w:fill="BFBFBF" w:themeFill="background1" w:themeFillShade="BF"/>
+        </w:rPr>
+      </w:pPr>
+      <w:r>
+        <w:rPr>
+          <w:rFonts w:hint="eastAsia"/>
+          <w:color w:val="0000CC"/>
+          <w:sz w:val="18"/>
+          <w:szCs w:val="18"/>
+          <w:shd w:val="clear" w:color="auto" w:fill="BFBFBF" w:themeFill="background1" w:themeFillShade="BF"/>
+        </w:rPr>
+        <w:t>try</w:t>
+      </w:r>
+    </w:p>
+    <w:p>
+      <w:pPr>
+        <w:rPr>
+          <w:rFonts w:hint="eastAsia"/>
+          <w:color w:val="0000CC"/>
+          <w:sz w:val="18"/>
+          <w:szCs w:val="18"/>
+          <w:shd w:val="clear" w:color="auto" w:fill="BFBFBF" w:themeFill="background1" w:themeFillShade="BF"/>
+        </w:rPr>
+      </w:pPr>
+      <w:r>
+        <w:rPr>
+          <w:rFonts w:hint="eastAsia"/>
+          <w:color w:val="0000CC"/>
+          <w:sz w:val="18"/>
+          <w:szCs w:val="18"/>
+          <w:shd w:val="clear" w:color="auto" w:fill="BFBFBF" w:themeFill="background1" w:themeFillShade="BF"/>
+        </w:rPr>
+        <w:t>{</w:t>
+      </w:r>
+    </w:p>
+    <w:p>
+      <w:pPr>
+        <w:rPr>
+          <w:rFonts w:hint="eastAsia"/>
+          <w:color w:val="0000CC"/>
+          <w:sz w:val="18"/>
+          <w:szCs w:val="18"/>
+          <w:shd w:val="clear" w:color="auto" w:fill="BFBFBF" w:themeFill="background1" w:themeFillShade="BF"/>
+        </w:rPr>
+      </w:pPr>
+      <w:r>
+        <w:rPr>
+          <w:rFonts w:hint="eastAsia"/>
+          <w:color w:val="0000CC"/>
+          <w:sz w:val="18"/>
+          <w:szCs w:val="18"/>
+          <w:shd w:val="clear" w:color="auto" w:fill="BFBFBF" w:themeFill="background1" w:themeFillShade="BF"/>
+        </w:rPr>
+        <w:t>}</w:t>
+      </w:r>
+    </w:p>
+    <w:p>
+      <w:pPr>
+        <w:rPr>
+          <w:rFonts w:hint="eastAsia"/>
+          <w:color w:val="0000CC"/>
+          <w:sz w:val="18"/>
+          <w:szCs w:val="18"/>
+          <w:shd w:val="clear" w:color="auto" w:fill="BFBFBF" w:themeFill="background1" w:themeFillShade="BF"/>
+        </w:rPr>
+      </w:pPr>
+      <w:r>
+        <w:rPr>
+          <w:rFonts w:hint="eastAsia"/>
+          <w:color w:val="0000CC"/>
+          <w:sz w:val="18"/>
+          <w:szCs w:val="18"/>
+          <w:shd w:val="clear" w:color="auto" w:fill="BFBFBF" w:themeFill="background1" w:themeFillShade="BF"/>
+        </w:rPr>
+        <w:t>catch</w:t>
+      </w:r>
+    </w:p>
+    <w:p>
+      <w:pPr>
+        <w:rPr>
+          <w:rFonts w:hint="eastAsia"/>
+          <w:color w:val="0000CC"/>
+          <w:sz w:val="18"/>
+          <w:szCs w:val="18"/>
+          <w:shd w:val="clear" w:color="auto" w:fill="BFBFBF" w:themeFill="background1" w:themeFillShade="BF"/>
+        </w:rPr>
+      </w:pPr>
+      <w:r>
+        <w:rPr>
+          <w:rFonts w:hint="eastAsia"/>
+          <w:color w:val="0000CC"/>
+          <w:sz w:val="18"/>
+          <w:szCs w:val="18"/>
+          <w:shd w:val="clear" w:color="auto" w:fill="BFBFBF" w:themeFill="background1" w:themeFillShade="BF"/>
+        </w:rPr>
+        <w:t>{</w:t>
+      </w:r>
+    </w:p>
+    <w:p>
+      <w:pPr>
+        <w:rPr>
+          <w:rFonts w:hint="eastAsia"/>
+          <w:color w:val="0000CC"/>
+          <w:sz w:val="18"/>
+          <w:szCs w:val="18"/>
+          <w:shd w:val="clear" w:color="auto" w:fill="BFBFBF" w:themeFill="background1" w:themeFillShade="BF"/>
+        </w:rPr>
+      </w:pPr>
+      <w:r>
+        <w:rPr>
+          <w:rFonts w:hint="eastAsia"/>
+          <w:color w:val="0000CC"/>
+          <w:sz w:val="18"/>
+          <w:szCs w:val="18"/>
+          <w:shd w:val="clear" w:color="auto" w:fill="BFBFBF" w:themeFill="background1" w:themeFillShade="BF"/>
+        </w:rPr>
+        <w:t>}</w:t>
+      </w:r>
+    </w:p>
+    <w:p>
+      <w:pPr>
+        <w:rPr>
+          <w:rFonts w:hint="eastAsia"/>
+          <w:color w:val="0000CC"/>
+          <w:sz w:val="18"/>
+          <w:szCs w:val="18"/>
+          <w:shd w:val="clear" w:color="auto" w:fill="BFBFBF" w:themeFill="background1" w:themeFillShade="BF"/>
+        </w:rPr>
+      </w:pPr>
+      <w:r>
+        <w:rPr>
+          <w:rFonts w:hint="eastAsia"/>
+          <w:color w:val="0000CC"/>
+          <w:sz w:val="18"/>
+          <w:szCs w:val="18"/>
+          <w:shd w:val="clear" w:color="auto" w:fill="BFBFBF" w:themeFill="background1" w:themeFillShade="BF"/>
+        </w:rPr>
+        <w:t>finally</w:t>
+      </w:r>
+    </w:p>
+    <w:p>
+      <w:pPr>
+        <w:rPr>
+          <w:rFonts w:hint="eastAsia"/>
+          <w:color w:val="0000CC"/>
+          <w:sz w:val="18"/>
+          <w:szCs w:val="18"/>
+          <w:shd w:val="clear" w:color="auto" w:fill="BFBFBF" w:themeFill="background1" w:themeFillShade="BF"/>
+        </w:rPr>
+      </w:pPr>
+      <w:r>
+        <w:rPr>
+          <w:rFonts w:hint="eastAsia"/>
+          <w:color w:val="0000CC"/>
+          <w:sz w:val="18"/>
+          <w:szCs w:val="18"/>
+          <w:shd w:val="clear" w:color="auto" w:fill="BFBFBF" w:themeFill="background1" w:themeFillShade="BF"/>
+        </w:rPr>
+        <w:t>{</w:t>
+      </w:r>
+    </w:p>
+    <w:p>
+      <w:pPr>
+        <w:rPr>
+          <w:rFonts w:hint="eastAsia"/>
+          <w:color w:val="0000CC"/>
+          <w:sz w:val="18"/>
+          <w:szCs w:val="18"/>
+          <w:shd w:val="clear" w:color="auto" w:fill="BFBFBF" w:themeFill="background1" w:themeFillShade="BF"/>
+        </w:rPr>
+      </w:pPr>
+      <w:r>
+        <w:rPr>
+          <w:rFonts w:hint="eastAsia"/>
+          <w:color w:val="0000CC"/>
+          <w:sz w:val="18"/>
+          <w:szCs w:val="18"/>
+          <w:shd w:val="clear" w:color="auto" w:fill="BFBFBF" w:themeFill="background1" w:themeFillShade="BF"/>
+        </w:rPr>
+        <w:t>}</w:t>
+      </w:r>
+    </w:p>
+    <w:p>
+      <w:r>
+        <w:rPr>
+          <w:rFonts w:hint="eastAsia"/>
+        </w:rPr>
+        <w:t>在</w:t>
+      </w:r>
+      <w:r>
+        <w:rPr>
+          <w:rFonts w:hint="eastAsia"/>
+        </w:rPr>
+        <w:t>finally</w:t>
+      </w:r>
+      <w:r>
+        <w:rPr>
+          <w:rFonts w:hint="eastAsia"/>
+        </w:rPr>
+        <w:t>中执行释放资源或清理操作，避免用例出错时出现资源未清理的情况</w:t>
       </w:r>
     </w:p>
     <w:p>
@@ -4114,7 +4231,14 @@
         <w:rPr>
           <w:rFonts w:hint="eastAsia"/>
         </w:rPr>
-        <w:t>使用率较高，可改成如下：</w:t>
+        <w:t>使用率</w:t>
+      </w:r>
+      <w:r>
+        <w:rPr>
+          <w:rFonts w:hint="eastAsia"/>
+        </w:rPr>
+        <w:lastRenderedPageBreak/>
+        <w:t>较高，可改成如下：</w:t>
       </w:r>
     </w:p>
     <w:p>
@@ -4253,14 +4377,7 @@
         <w:rPr>
           <w:rFonts w:hint="eastAsia"/>
         </w:rPr>
-        <w:t>用例耗费更多的时</w:t>
-      </w:r>
-      <w:r>
-        <w:rPr>
-          <w:rFonts w:hint="eastAsia"/>
-        </w:rPr>
-        <w:lastRenderedPageBreak/>
-        <w:t>间</w:t>
+        <w:t>用例耗费更多的时间</w:t>
       </w:r>
       <w:r>
         <w:rPr>
@@ -5082,42 +5199,6 @@
     </w:sectPr>
   </w:body>
 </w:document>
-</file>
-
-<file path=word/comments.xml><?xml version="1.0" encoding="utf-8"?>
-<w:comments xmlns:ve="http://schemas.openxmlformats.org/markup-compatibility/2006" xmlns:o="urn:schemas-microsoft-com:office:office" xmlns:r="http://schemas.openxmlformats.org/officeDocument/2006/relationships" xmlns:m="http://schemas.openxmlformats.org/officeDocument/2006/math" xmlns:v="urn:schemas-microsoft-com:vml" xmlns:wp="http://schemas.openxmlformats.org/drawingml/2006/wordprocessingDrawing" xmlns:w10="urn:schemas-microsoft-com:office:word" xmlns:w="http://schemas.openxmlformats.org/wordprocessingml/2006/main" xmlns:wne="http://schemas.microsoft.com/office/word/2006/wordml">
-  <w:comment w:id="0" w:author="lijianhua" w:date="2015-04-02T19:47:00Z" w:initials="l">
-    <w:p>
-      <w:pPr>
-        <w:pStyle w:val="CommentText"/>
-      </w:pPr>
-      <w:r>
-        <w:rPr>
-          <w:rStyle w:val="CommentReference"/>
-        </w:rPr>
-        <w:annotationRef/>
-      </w:r>
-      <w:r>
-        <w:rPr>
-          <w:rFonts w:hint="eastAsia"/>
-        </w:rPr>
-        <w:t>先寻找一下</w:t>
-      </w:r>
-      <w:r>
-        <w:rPr>
-          <w:rFonts w:hint="eastAsia"/>
-        </w:rPr>
-        <w:t>是否有</w:t>
-      </w:r>
-      <w:r>
-        <w:rPr>
-          <w:rFonts w:hint="eastAsia"/>
-        </w:rPr>
-        <w:t>打印堆栈信息的方法</w:t>
-      </w:r>
-    </w:p>
-  </w:comment>
-</w:comments>
 </file>
 
 <file path=word/numbering.xml><?xml version="1.0" encoding="utf-8"?>

--- a/internal_doc/09.规范模板/JS测试用例编写指导书.docx
+++ b/internal_doc/09.规范模板/JS测试用例编写指导书.docx
@@ -346,16 +346,17 @@
           <w:color w:val="0000CC"/>
           <w:sz w:val="18"/>
           <w:szCs w:val="18"/>
-          <w:shd w:val="clear" w:color="auto" w:fill="BFBFBF" w:themeFill="background1" w:themeFillShade="BF"/>
-        </w:rPr>
-      </w:pPr>
-      <w:r>
-        <w:rPr>
-          <w:rFonts w:hint="eastAsia"/>
-          <w:color w:val="0000CC"/>
-          <w:sz w:val="18"/>
-          <w:szCs w:val="18"/>
-          <w:shd w:val="clear" w:color="auto" w:fill="BFBFBF" w:themeFill="background1" w:themeFillShade="BF"/>
+          <w:shd w:val="clear" w:color="auto" w:fill="80C687" w:themeFill="background1" w:themeFillShade="BF"/>
+        </w:rPr>
+      </w:pPr>
+      <w:proofErr w:type="gramStart"/>
+      <w:r>
+        <w:rPr>
+          <w:rFonts w:hint="eastAsia"/>
+          <w:color w:val="0000CC"/>
+          <w:sz w:val="18"/>
+          <w:szCs w:val="18"/>
+          <w:shd w:val="clear" w:color="auto" w:fill="80C687" w:themeFill="background1" w:themeFillShade="BF"/>
         </w:rPr>
         <w:t>bin/</w:t>
       </w:r>
@@ -366,11 +367,12 @@
           <w:color w:val="0000CC"/>
           <w:sz w:val="18"/>
           <w:szCs w:val="18"/>
-          <w:shd w:val="clear" w:color="auto" w:fill="BFBFBF" w:themeFill="background1" w:themeFillShade="BF"/>
+          <w:shd w:val="clear" w:color="auto" w:fill="80C687" w:themeFill="background1" w:themeFillShade="BF"/>
         </w:rPr>
         <w:t>sdb</w:t>
       </w:r>
       <w:proofErr w:type="spellEnd"/>
+      <w:proofErr w:type="gramEnd"/>
     </w:p>
     <w:p>
       <w:pPr>
@@ -379,16 +381,16 @@
           <w:color w:val="0000CC"/>
           <w:sz w:val="18"/>
           <w:szCs w:val="18"/>
-          <w:shd w:val="clear" w:color="auto" w:fill="BFBFBF" w:themeFill="background1" w:themeFillShade="BF"/>
-        </w:rPr>
-      </w:pPr>
-      <w:r>
-        <w:rPr>
-          <w:rFonts w:hint="eastAsia"/>
-          <w:color w:val="0000CC"/>
-          <w:sz w:val="18"/>
-          <w:szCs w:val="18"/>
-          <w:shd w:val="clear" w:color="auto" w:fill="BFBFBF" w:themeFill="background1" w:themeFillShade="BF"/>
+          <w:shd w:val="clear" w:color="auto" w:fill="80C687" w:themeFill="background1" w:themeFillShade="BF"/>
+        </w:rPr>
+      </w:pPr>
+      <w:r>
+        <w:rPr>
+          <w:rFonts w:hint="eastAsia"/>
+          <w:color w:val="0000CC"/>
+          <w:sz w:val="18"/>
+          <w:szCs w:val="18"/>
+          <w:shd w:val="clear" w:color="auto" w:fill="80C687" w:themeFill="background1" w:themeFillShade="BF"/>
         </w:rPr>
         <w:t xml:space="preserve"> </w:t>
       </w:r>
@@ -397,7 +399,7 @@
           <w:color w:val="0000CC"/>
           <w:sz w:val="18"/>
           <w:szCs w:val="18"/>
-          <w:shd w:val="clear" w:color="auto" w:fill="BFBFBF" w:themeFill="background1" w:themeFillShade="BF"/>
+          <w:shd w:val="clear" w:color="auto" w:fill="80C687" w:themeFill="background1" w:themeFillShade="BF"/>
         </w:rPr>
         <w:t>–</w:t>
       </w:r>
@@ -407,7 +409,7 @@
           <w:color w:val="0000CC"/>
           <w:sz w:val="18"/>
           <w:szCs w:val="18"/>
-          <w:shd w:val="clear" w:color="auto" w:fill="BFBFBF" w:themeFill="background1" w:themeFillShade="BF"/>
+          <w:shd w:val="clear" w:color="auto" w:fill="80C687" w:themeFill="background1" w:themeFillShade="BF"/>
         </w:rPr>
         <w:t xml:space="preserve">e </w:t>
       </w:r>
@@ -417,7 +419,7 @@
           <w:color w:val="0000CC"/>
           <w:sz w:val="18"/>
           <w:szCs w:val="18"/>
-          <w:shd w:val="clear" w:color="auto" w:fill="BFBFBF" w:themeFill="background1" w:themeFillShade="BF"/>
+          <w:shd w:val="clear" w:color="auto" w:fill="80C687" w:themeFill="background1" w:themeFillShade="BF"/>
         </w:rPr>
         <w:t>"</w:t>
       </w:r>
@@ -428,7 +430,7 @@
           <w:color w:val="0000CC"/>
           <w:sz w:val="18"/>
           <w:szCs w:val="18"/>
-          <w:shd w:val="clear" w:color="auto" w:fill="BFBFBF" w:themeFill="background1" w:themeFillShade="BF"/>
+          <w:shd w:val="clear" w:color="auto" w:fill="80C687" w:themeFill="background1" w:themeFillShade="BF"/>
         </w:rPr>
         <w:t>var</w:t>
       </w:r>
@@ -439,7 +441,7 @@
           <w:color w:val="0000CC"/>
           <w:sz w:val="18"/>
           <w:szCs w:val="18"/>
-          <w:shd w:val="clear" w:color="auto" w:fill="BFBFBF" w:themeFill="background1" w:themeFillShade="BF"/>
+          <w:shd w:val="clear" w:color="auto" w:fill="80C687" w:themeFill="background1" w:themeFillShade="BF"/>
         </w:rPr>
         <w:t xml:space="preserve"> </w:t>
       </w:r>
@@ -449,7 +451,7 @@
           <w:color w:val="0000CC"/>
           <w:sz w:val="18"/>
           <w:szCs w:val="18"/>
-          <w:shd w:val="clear" w:color="auto" w:fill="BFBFBF" w:themeFill="background1" w:themeFillShade="BF"/>
+          <w:shd w:val="clear" w:color="auto" w:fill="80C687" w:themeFill="background1" w:themeFillShade="BF"/>
         </w:rPr>
         <w:t>CHANGED</w:t>
       </w:r>
@@ -458,7 +460,7 @@
           <w:color w:val="0000CC"/>
           <w:sz w:val="18"/>
           <w:szCs w:val="18"/>
-          <w:shd w:val="clear" w:color="auto" w:fill="BFBFBF" w:themeFill="background1" w:themeFillShade="BF"/>
+          <w:shd w:val="clear" w:color="auto" w:fill="80C687" w:themeFill="background1" w:themeFillShade="BF"/>
         </w:rPr>
         <w:t>PREFIX='${</w:t>
       </w:r>
@@ -468,7 +470,7 @@
           <w:color w:val="0000CC"/>
           <w:sz w:val="18"/>
           <w:szCs w:val="18"/>
-          <w:shd w:val="clear" w:color="auto" w:fill="BFBFBF" w:themeFill="background1" w:themeFillShade="BF"/>
+          <w:shd w:val="clear" w:color="auto" w:fill="80C687" w:themeFill="background1" w:themeFillShade="BF"/>
         </w:rPr>
         <w:t>CHANGEDSTRING</w:t>
       </w:r>
@@ -477,7 +479,7 @@
           <w:color w:val="0000CC"/>
           <w:sz w:val="18"/>
           <w:szCs w:val="18"/>
-          <w:shd w:val="clear" w:color="auto" w:fill="BFBFBF" w:themeFill="background1" w:themeFillShade="BF"/>
+          <w:shd w:val="clear" w:color="auto" w:fill="80C687" w:themeFill="background1" w:themeFillShade="BF"/>
         </w:rPr>
         <w:t>}';</w:t>
       </w:r>
@@ -489,36 +491,38 @@
           <w:color w:val="0000CC"/>
           <w:sz w:val="18"/>
           <w:szCs w:val="18"/>
-          <w:shd w:val="clear" w:color="auto" w:fill="BFBFBF" w:themeFill="background1" w:themeFillShade="BF"/>
-        </w:rPr>
-      </w:pPr>
-      <w:r>
-        <w:rPr>
-          <w:rFonts w:hint="eastAsia"/>
-          <w:color w:val="0000CC"/>
-          <w:sz w:val="18"/>
-          <w:szCs w:val="18"/>
-          <w:shd w:val="clear" w:color="auto" w:fill="BFBFBF" w:themeFill="background1" w:themeFillShade="BF"/>
+          <w:shd w:val="clear" w:color="auto" w:fill="80C687" w:themeFill="background1" w:themeFillShade="BF"/>
+        </w:rPr>
+      </w:pPr>
+      <w:r>
+        <w:rPr>
+          <w:rFonts w:hint="eastAsia"/>
+          <w:color w:val="0000CC"/>
+          <w:sz w:val="18"/>
+          <w:szCs w:val="18"/>
+          <w:shd w:val="clear" w:color="auto" w:fill="80C687" w:themeFill="background1" w:themeFillShade="BF"/>
         </w:rPr>
         <w:tab/>
       </w:r>
       <w:proofErr w:type="spellStart"/>
-      <w:r>
-        <w:rPr>
-          <w:color w:val="0000CC"/>
-          <w:sz w:val="18"/>
-          <w:szCs w:val="18"/>
-          <w:shd w:val="clear" w:color="auto" w:fill="BFBFBF" w:themeFill="background1" w:themeFillShade="BF"/>
+      <w:proofErr w:type="gramStart"/>
+      <w:r>
+        <w:rPr>
+          <w:color w:val="0000CC"/>
+          <w:sz w:val="18"/>
+          <w:szCs w:val="18"/>
+          <w:shd w:val="clear" w:color="auto" w:fill="80C687" w:themeFill="background1" w:themeFillShade="BF"/>
         </w:rPr>
         <w:t>var</w:t>
       </w:r>
       <w:proofErr w:type="spellEnd"/>
-      <w:r>
-        <w:rPr>
-          <w:color w:val="0000CC"/>
-          <w:sz w:val="18"/>
-          <w:szCs w:val="18"/>
-          <w:shd w:val="clear" w:color="auto" w:fill="BFBFBF" w:themeFill="background1" w:themeFillShade="BF"/>
+      <w:proofErr w:type="gramEnd"/>
+      <w:r>
+        <w:rPr>
+          <w:color w:val="0000CC"/>
+          <w:sz w:val="18"/>
+          <w:szCs w:val="18"/>
+          <w:shd w:val="clear" w:color="auto" w:fill="80C687" w:themeFill="background1" w:themeFillShade="BF"/>
         </w:rPr>
         <w:t xml:space="preserve"> COORDSVCNAME='${</w:t>
       </w:r>
@@ -528,7 +532,7 @@
           <w:color w:val="0000CC"/>
           <w:sz w:val="18"/>
           <w:szCs w:val="18"/>
-          <w:shd w:val="clear" w:color="auto" w:fill="BFBFBF" w:themeFill="background1" w:themeFillShade="BF"/>
+          <w:shd w:val="clear" w:color="auto" w:fill="80C687" w:themeFill="background1" w:themeFillShade="BF"/>
         </w:rPr>
         <w:t>coord.service.port</w:t>
       </w:r>
@@ -538,7 +542,7 @@
           <w:color w:val="0000CC"/>
           <w:sz w:val="18"/>
           <w:szCs w:val="18"/>
-          <w:shd w:val="clear" w:color="auto" w:fill="BFBFBF" w:themeFill="background1" w:themeFillShade="BF"/>
+          <w:shd w:val="clear" w:color="auto" w:fill="80C687" w:themeFill="background1" w:themeFillShade="BF"/>
         </w:rPr>
         <w:t>}'</w:t>
       </w:r>
@@ -548,7 +552,7 @@
           <w:color w:val="0000CC"/>
           <w:sz w:val="18"/>
           <w:szCs w:val="18"/>
-          <w:shd w:val="clear" w:color="auto" w:fill="BFBFBF" w:themeFill="background1" w:themeFillShade="BF"/>
+          <w:shd w:val="clear" w:color="auto" w:fill="80C687" w:themeFill="background1" w:themeFillShade="BF"/>
         </w:rPr>
         <w:t>"</w:t>
       </w:r>
@@ -560,16 +564,16 @@
           <w:color w:val="0000CC"/>
           <w:sz w:val="18"/>
           <w:szCs w:val="18"/>
-          <w:shd w:val="clear" w:color="auto" w:fill="BFBFBF" w:themeFill="background1" w:themeFillShade="BF"/>
-        </w:rPr>
-      </w:pPr>
-      <w:r>
-        <w:rPr>
-          <w:rFonts w:hint="eastAsia"/>
-          <w:color w:val="0000CC"/>
-          <w:sz w:val="18"/>
-          <w:szCs w:val="18"/>
-          <w:shd w:val="clear" w:color="auto" w:fill="BFBFBF" w:themeFill="background1" w:themeFillShade="BF"/>
+          <w:shd w:val="clear" w:color="auto" w:fill="80C687" w:themeFill="background1" w:themeFillShade="BF"/>
+        </w:rPr>
+      </w:pPr>
+      <w:r>
+        <w:rPr>
+          <w:rFonts w:hint="eastAsia"/>
+          <w:color w:val="0000CC"/>
+          <w:sz w:val="18"/>
+          <w:szCs w:val="18"/>
+          <w:shd w:val="clear" w:color="auto" w:fill="80C687" w:themeFill="background1" w:themeFillShade="BF"/>
         </w:rPr>
         <w:t xml:space="preserve"> </w:t>
       </w:r>
@@ -578,7 +582,7 @@
           <w:color w:val="0000CC"/>
           <w:sz w:val="18"/>
           <w:szCs w:val="18"/>
-          <w:shd w:val="clear" w:color="auto" w:fill="BFBFBF" w:themeFill="background1" w:themeFillShade="BF"/>
+          <w:shd w:val="clear" w:color="auto" w:fill="80C687" w:themeFill="background1" w:themeFillShade="BF"/>
         </w:rPr>
         <w:t>–f “</w:t>
       </w:r>
@@ -588,7 +592,7 @@
           <w:color w:val="0000CC"/>
           <w:sz w:val="18"/>
           <w:szCs w:val="18"/>
-          <w:shd w:val="clear" w:color="auto" w:fill="BFBFBF" w:themeFill="background1" w:themeFillShade="BF"/>
+          <w:shd w:val="clear" w:color="auto" w:fill="80C687" w:themeFill="background1" w:themeFillShade="BF"/>
         </w:rPr>
         <w:t>func.js,</w:t>
       </w:r>
@@ -598,7 +602,7 @@
           <w:color w:val="0000CC"/>
           <w:sz w:val="18"/>
           <w:szCs w:val="18"/>
-          <w:shd w:val="clear" w:color="auto" w:fill="BFBFBF" w:themeFill="background1" w:themeFillShade="BF"/>
+          <w:shd w:val="clear" w:color="auto" w:fill="80C687" w:themeFill="background1" w:themeFillShade="BF"/>
         </w:rPr>
         <w:t xml:space="preserve"> </w:t>
       </w:r>
@@ -608,7 +612,7 @@
           <w:color w:val="0000CC"/>
           <w:sz w:val="18"/>
           <w:szCs w:val="18"/>
-          <w:shd w:val="clear" w:color="auto" w:fill="BFBFBF" w:themeFill="background1" w:themeFillShade="BF"/>
+          <w:shd w:val="clear" w:color="auto" w:fill="80C687" w:themeFill="background1" w:themeFillShade="BF"/>
         </w:rPr>
         <w:t>[</w:t>
       </w:r>
@@ -618,7 +622,7 @@
           <w:color w:val="0000CC"/>
           <w:sz w:val="18"/>
           <w:szCs w:val="18"/>
-          <w:shd w:val="clear" w:color="auto" w:fill="BFBFBF" w:themeFill="background1" w:themeFillShade="BF"/>
+          <w:shd w:val="clear" w:color="auto" w:fill="80C687" w:themeFill="background1" w:themeFillShade="BF"/>
         </w:rPr>
         <w:t>comm</w:t>
       </w:r>
@@ -628,7 +632,7 @@
           <w:color w:val="0000CC"/>
           <w:sz w:val="18"/>
           <w:szCs w:val="18"/>
-          <w:shd w:val="clear" w:color="auto" w:fill="BFBFBF" w:themeFill="background1" w:themeFillShade="BF"/>
+          <w:shd w:val="clear" w:color="auto" w:fill="80C687" w:themeFill="background1" w:themeFillShade="BF"/>
         </w:rPr>
         <w:t>lib.js],</w:t>
       </w:r>
@@ -638,7 +642,7 @@
           <w:color w:val="0000CC"/>
           <w:sz w:val="18"/>
           <w:szCs w:val="18"/>
-          <w:shd w:val="clear" w:color="auto" w:fill="BFBFBF" w:themeFill="background1" w:themeFillShade="BF"/>
+          <w:shd w:val="clear" w:color="auto" w:fill="80C687" w:themeFill="background1" w:themeFillShade="BF"/>
         </w:rPr>
         <w:t xml:space="preserve"> </w:t>
       </w:r>
@@ -648,7 +652,7 @@
           <w:color w:val="0000CC"/>
           <w:sz w:val="18"/>
           <w:szCs w:val="18"/>
-          <w:shd w:val="clear" w:color="auto" w:fill="BFBFBF" w:themeFill="background1" w:themeFillShade="BF"/>
+          <w:shd w:val="clear" w:color="auto" w:fill="80C687" w:themeFill="background1" w:themeFillShade="BF"/>
         </w:rPr>
         <w:t>test.js</w:t>
       </w:r>
@@ -657,7 +661,7 @@
           <w:color w:val="0000CC"/>
           <w:sz w:val="18"/>
           <w:szCs w:val="18"/>
-          <w:shd w:val="clear" w:color="auto" w:fill="BFBFBF" w:themeFill="background1" w:themeFillShade="BF"/>
+          <w:shd w:val="clear" w:color="auto" w:fill="80C687" w:themeFill="background1" w:themeFillShade="BF"/>
         </w:rPr>
         <w:t>”</w:t>
       </w:r>
@@ -1992,6 +1996,11 @@
       </w:r>
     </w:p>
     <w:p>
+      <w:pPr>
+        <w:rPr>
+          <w:rFonts w:hint="eastAsia"/>
+        </w:rPr>
+      </w:pPr>
       <w:r>
         <w:rPr>
           <w:rFonts w:hint="eastAsia"/>
@@ -2117,6 +2126,34 @@
       <w:pPr>
         <w:pStyle w:val="Heading2"/>
       </w:pPr>
+      <w:proofErr w:type="spellStart"/>
+      <w:r>
+        <w:rPr>
+          <w:rFonts w:hint="eastAsia"/>
+        </w:rPr>
+        <w:t>testlink</w:t>
+      </w:r>
+      <w:proofErr w:type="spellEnd"/>
+      <w:r>
+        <w:rPr>
+          <w:rFonts w:hint="eastAsia"/>
+        </w:rPr>
+        <w:t>的</w:t>
+      </w:r>
+      <w:r>
+        <w:rPr>
+          <w:rFonts w:hint="eastAsia"/>
+        </w:rPr>
+        <w:t>测试用例与</w:t>
+      </w:r>
+      <w:proofErr w:type="spellStart"/>
+      <w:r>
+        <w:rPr>
+          <w:rFonts w:hint="eastAsia"/>
+        </w:rPr>
+        <w:t>js</w:t>
+      </w:r>
+      <w:proofErr w:type="spellEnd"/>
       <w:r>
         <w:rPr>
           <w:rFonts w:hint="eastAsia"/>
@@ -2127,36 +2164,408 @@
         <w:rPr>
           <w:rFonts w:hint="eastAsia"/>
         </w:rPr>
+        <w:t>对应</w:t>
+      </w:r>
+    </w:p>
+    <w:p>
+      <w:pPr>
+        <w:rPr>
+          <w:rFonts w:hint="eastAsia"/>
+        </w:rPr>
+      </w:pPr>
+      <w:r>
+        <w:rPr>
+          <w:rFonts w:hint="eastAsia"/>
+        </w:rPr>
+        <w:tab/>
+      </w:r>
+      <w:r>
+        <w:rPr>
+          <w:rFonts w:hint="eastAsia"/>
+        </w:rPr>
+        <w:t>为了后期的维护，</w:t>
+      </w:r>
+      <w:r>
+        <w:rPr>
+          <w:rFonts w:hint="eastAsia"/>
+        </w:rPr>
+        <w:t>尽量使</w:t>
+      </w:r>
+      <w:proofErr w:type="spellStart"/>
+      <w:r>
+        <w:rPr>
+          <w:rFonts w:hint="eastAsia"/>
+        </w:rPr>
+        <w:t>testlink</w:t>
+      </w:r>
+      <w:proofErr w:type="spellEnd"/>
+      <w:r>
+        <w:rPr>
+          <w:rFonts w:hint="eastAsia"/>
+        </w:rPr>
+        <w:t>上的测试用例与</w:t>
+      </w:r>
+      <w:proofErr w:type="spellStart"/>
+      <w:r>
+        <w:rPr>
+          <w:rFonts w:hint="eastAsia"/>
+        </w:rPr>
+        <w:t>js</w:t>
+      </w:r>
+      <w:proofErr w:type="spellEnd"/>
+      <w:r>
+        <w:rPr>
+          <w:rFonts w:hint="eastAsia"/>
+        </w:rPr>
+        <w:t>测试用例</w:t>
+      </w:r>
+      <w:r>
+        <w:rPr>
+          <w:rFonts w:hint="eastAsia"/>
+        </w:rPr>
+        <w:t>一一对应，使用</w:t>
+      </w:r>
+      <w:proofErr w:type="spellStart"/>
+      <w:r>
+        <w:rPr>
+          <w:rFonts w:hint="eastAsia"/>
+        </w:rPr>
+        <w:t>testlink</w:t>
+      </w:r>
+      <w:proofErr w:type="spellEnd"/>
+      <w:r>
+        <w:rPr>
+          <w:rFonts w:hint="eastAsia"/>
+        </w:rPr>
+        <w:t>上的用例编号作为</w:t>
+      </w:r>
+      <w:proofErr w:type="spellStart"/>
+      <w:r>
+        <w:rPr>
+          <w:rFonts w:hint="eastAsia"/>
+        </w:rPr>
+        <w:t>js</w:t>
+      </w:r>
+      <w:proofErr w:type="spellEnd"/>
+      <w:r>
+        <w:rPr>
+          <w:rFonts w:hint="eastAsia"/>
+        </w:rPr>
+        <w:t>测试用例名称</w:t>
+      </w:r>
+      <w:r>
+        <w:rPr>
+          <w:rFonts w:hint="eastAsia"/>
+        </w:rPr>
+        <w:t>。</w:t>
+      </w:r>
+    </w:p>
+    <w:p>
+      <w:pPr>
+        <w:rPr>
+          <w:rFonts w:hint="eastAsia"/>
+        </w:rPr>
+      </w:pPr>
+      <w:r>
+        <w:rPr>
+          <w:rFonts w:hint="eastAsia"/>
+        </w:rPr>
+        <w:tab/>
+      </w:r>
+      <w:r>
+        <w:rPr>
+          <w:rFonts w:hint="eastAsia"/>
+        </w:rPr>
+        <w:t>如：</w:t>
+      </w:r>
+      <w:proofErr w:type="spellStart"/>
+      <w:r>
+        <w:rPr>
+          <w:rFonts w:hint="eastAsia"/>
+        </w:rPr>
+        <w:t>testlink</w:t>
+      </w:r>
+      <w:proofErr w:type="spellEnd"/>
+      <w:r>
+        <w:rPr>
+          <w:rFonts w:hint="eastAsia"/>
+        </w:rPr>
+        <w:t>上用例标题为：</w:t>
+      </w:r>
+      <w:r>
+        <w:rPr>
+          <w:rFonts w:hint="eastAsia"/>
+        </w:rPr>
+        <w:t>“</w:t>
+      </w:r>
+      <w:r>
+        <w:t>存在</w:t>
+      </w:r>
+      <w:r>
+        <w:t>_id</w:t>
+      </w:r>
+      <w:r>
+        <w:t>索引，插入记录，</w:t>
+      </w:r>
+      <w:r>
+        <w:t>_id</w:t>
+      </w:r>
+      <w:r>
+        <w:t>值合法</w:t>
+      </w:r>
+      <w:r>
+        <w:t>_</w:t>
+      </w:r>
+      <w:r>
+        <w:t>.</w:t>
+      </w:r>
+      <w:proofErr w:type="spellStart"/>
+      <w:r>
+        <w:t>rocksdb</w:t>
+      </w:r>
+      <w:r>
+        <w:rPr>
+          <w:rFonts w:hint="eastAsia"/>
+        </w:rPr>
+        <w:t>.st</w:t>
+      </w:r>
+      <w:proofErr w:type="spellEnd"/>
+      <w:r>
+        <w:rPr>
+          <w:rFonts w:hint="eastAsia"/>
+        </w:rPr>
+        <w:t>.</w:t>
+      </w:r>
+      <w:r>
+        <w:t>.insert.06</w:t>
+      </w:r>
+      <w:r>
+        <w:rPr>
+          <w:rFonts w:hint="eastAsia"/>
+        </w:rPr>
+        <w:t>”，对应的</w:t>
+      </w:r>
+      <w:proofErr w:type="spellStart"/>
+      <w:r>
+        <w:rPr>
+          <w:rFonts w:hint="eastAsia"/>
+        </w:rPr>
+        <w:t>js</w:t>
+      </w:r>
+      <w:proofErr w:type="spellEnd"/>
+      <w:r>
+        <w:rPr>
+          <w:rFonts w:hint="eastAsia"/>
+        </w:rPr>
+        <w:t>测试用例</w:t>
+      </w:r>
+      <w:r>
+        <w:rPr>
+          <w:rFonts w:hint="eastAsia"/>
+        </w:rPr>
+        <w:t>名称为</w:t>
+      </w:r>
+      <w:r>
+        <w:rPr>
+          <w:rFonts w:hint="eastAsia"/>
+        </w:rPr>
+        <w:t>“</w:t>
+      </w:r>
+      <w:r>
+        <w:t>rocksdb</w:t>
+      </w:r>
+      <w:r>
+        <w:rPr>
+          <w:rFonts w:hint="eastAsia"/>
+        </w:rPr>
+        <w:t>.st.</w:t>
+      </w:r>
+      <w:r>
+        <w:t>.insert.06</w:t>
+      </w:r>
+      <w:r>
+        <w:rPr>
+          <w:rFonts w:hint="eastAsia"/>
+        </w:rPr>
+        <w:t>”</w:t>
+      </w:r>
+      <w:r>
+        <w:rPr>
+          <w:rFonts w:hint="eastAsia"/>
+        </w:rPr>
+        <w:t>。</w:t>
+      </w:r>
+    </w:p>
+    <w:p>
+      <w:r>
+        <w:rPr>
+          <w:rFonts w:hint="eastAsia"/>
+        </w:rPr>
+        <w:tab/>
+      </w:r>
+      <w:r>
+        <w:rPr>
+          <w:rFonts w:hint="eastAsia"/>
+        </w:rPr>
+        <w:t>假如考虑到其他方面，需要将</w:t>
+      </w:r>
+      <w:proofErr w:type="spellStart"/>
+      <w:r>
+        <w:rPr>
+          <w:rFonts w:hint="eastAsia"/>
+        </w:rPr>
+        <w:t>testlink</w:t>
+      </w:r>
+      <w:proofErr w:type="spellEnd"/>
+      <w:r>
+        <w:rPr>
+          <w:rFonts w:hint="eastAsia"/>
+        </w:rPr>
+        <w:t>上多个测试用例合并写在一个</w:t>
+      </w:r>
+      <w:proofErr w:type="spellStart"/>
+      <w:r>
+        <w:rPr>
+          <w:rFonts w:hint="eastAsia"/>
+        </w:rPr>
+        <w:t>js</w:t>
+      </w:r>
+      <w:proofErr w:type="spellEnd"/>
+      <w:r>
+        <w:rPr>
+          <w:rFonts w:hint="eastAsia"/>
+        </w:rPr>
+        <w:t>测试用例中，也需要在</w:t>
+      </w:r>
+      <w:proofErr w:type="spellStart"/>
+      <w:r>
+        <w:rPr>
+          <w:rFonts w:hint="eastAsia"/>
+        </w:rPr>
+        <w:t>js</w:t>
+      </w:r>
+      <w:proofErr w:type="spellEnd"/>
+      <w:r>
+        <w:rPr>
+          <w:rFonts w:hint="eastAsia"/>
+        </w:rPr>
+        <w:t>中注释写清楚对应哪几个</w:t>
+      </w:r>
+      <w:proofErr w:type="spellStart"/>
+      <w:r>
+        <w:rPr>
+          <w:rFonts w:hint="eastAsia"/>
+        </w:rPr>
+        <w:t>testlink</w:t>
+      </w:r>
+      <w:proofErr w:type="spellEnd"/>
+      <w:r>
+        <w:rPr>
+          <w:rFonts w:hint="eastAsia"/>
+        </w:rPr>
+        <w:t>测试用例。</w:t>
+      </w:r>
+    </w:p>
+    <w:p>
+      <w:pPr>
+        <w:pStyle w:val="Heading2"/>
+      </w:pPr>
+      <w:r>
+        <w:rPr>
+          <w:rFonts w:hint="eastAsia"/>
+        </w:rPr>
+        <w:t>测试用例</w:t>
+      </w:r>
+      <w:r>
+        <w:rPr>
+          <w:rFonts w:hint="eastAsia"/>
+        </w:rPr>
         <w:t>命名</w:t>
       </w:r>
     </w:p>
     <w:p>
-      <w:r>
-        <w:rPr>
-          <w:rFonts w:hint="eastAsia"/>
-        </w:rPr>
-        <w:t>测试用例命名规则：</w:t>
-      </w:r>
-    </w:p>
-    <w:p>
-      <w:pPr>
-        <w:rPr>
+      <w:pPr>
+        <w:rPr>
+          <w:rFonts w:hint="eastAsia"/>
+        </w:rPr>
+      </w:pPr>
+      <w:r>
+        <w:rPr>
+          <w:rFonts w:hint="eastAsia"/>
+        </w:rPr>
+        <w:tab/>
+      </w:r>
+      <w:proofErr w:type="spellStart"/>
+      <w:r>
+        <w:rPr>
+          <w:rFonts w:hint="eastAsia"/>
+        </w:rPr>
+        <w:t>js</w:t>
+      </w:r>
+      <w:proofErr w:type="spellEnd"/>
+      <w:r>
+        <w:rPr>
+          <w:rFonts w:hint="eastAsia"/>
+        </w:rPr>
+        <w:t>测试用例如果与</w:t>
+      </w:r>
+      <w:proofErr w:type="spellStart"/>
+      <w:r>
+        <w:rPr>
+          <w:rFonts w:hint="eastAsia"/>
+        </w:rPr>
+        <w:t>testlink</w:t>
+      </w:r>
+      <w:proofErr w:type="spellEnd"/>
+      <w:r>
+        <w:rPr>
+          <w:rFonts w:hint="eastAsia"/>
+        </w:rPr>
+        <w:t>对应，采用</w:t>
+      </w:r>
+      <w:proofErr w:type="spellStart"/>
+      <w:r>
+        <w:rPr>
+          <w:rFonts w:hint="eastAsia"/>
+        </w:rPr>
+        <w:t>testlink</w:t>
+      </w:r>
+      <w:proofErr w:type="spellEnd"/>
+      <w:r>
+        <w:rPr>
+          <w:rFonts w:hint="eastAsia"/>
+        </w:rPr>
+        <w:t>用例标题中的</w:t>
+      </w:r>
+      <w:r>
+        <w:rPr>
+          <w:rFonts w:hint="eastAsia"/>
+        </w:rPr>
+        <w:t>用例编号作为名称；否则采用如下命名规则：</w:t>
+      </w:r>
+    </w:p>
+    <w:p>
+      <w:r>
+        <w:rPr>
+          <w:rFonts w:hint="eastAsia"/>
+        </w:rPr>
+        <w:tab/>
+      </w:r>
+      <w:proofErr w:type="spellStart"/>
+      <w:r>
+        <w:rPr>
+          <w:rFonts w:hint="eastAsia"/>
           <w:shd w:val="pct15" w:color="auto" w:fill="FFFFFF"/>
         </w:rPr>
-      </w:pPr>
-      <w:r>
-        <w:rPr>
-          <w:rFonts w:hint="eastAsia"/>
-        </w:rPr>
-        <w:tab/>
-      </w:r>
-      <w:proofErr w:type="spellStart"/>
+        <w:t>Feature_</w:t>
+      </w:r>
+      <w:proofErr w:type="gramStart"/>
       <w:r>
         <w:rPr>
           <w:rFonts w:hint="eastAsia"/>
           <w:shd w:val="pct15" w:color="auto" w:fill="FFFFFF"/>
         </w:rPr>
-        <w:t>Feature_TestPoint</w:t>
+        <w:t>TestPoint</w:t>
       </w:r>
       <w:proofErr w:type="spellEnd"/>
       <w:r>
@@ -2164,7 +2573,15 @@
           <w:rFonts w:hint="eastAsia"/>
           <w:shd w:val="pct15" w:color="auto" w:fill="FFFFFF"/>
         </w:rPr>
-        <w:t>[_</w:t>
+        <w:t>[</w:t>
+      </w:r>
+      <w:proofErr w:type="gramEnd"/>
+      <w:r>
+        <w:rPr>
+          <w:rFonts w:hint="eastAsia"/>
+          <w:shd w:val="pct15" w:color="auto" w:fill="FFFFFF"/>
+        </w:rPr>
+        <w:t>_</w:t>
       </w:r>
       <w:proofErr w:type="spellStart"/>
       <w:r>
@@ -2384,6 +2801,7 @@
         <w:rPr>
           <w:rFonts w:hint="eastAsia"/>
         </w:rPr>
+        <w:lastRenderedPageBreak/>
         <w:t>文件编码格式</w:t>
       </w:r>
     </w:p>
@@ -2419,6 +2837,17 @@
       </w:r>
     </w:p>
     <w:p>
+      <w:pPr>
+        <w:rPr>
+          <w:rFonts w:hint="eastAsia"/>
+        </w:rPr>
+      </w:pPr>
+      <w:r>
+        <w:rPr>
+          <w:rFonts w:hint="eastAsia"/>
+        </w:rPr>
+        <w:tab/>
+      </w:r>
       <w:r>
         <w:rPr>
           <w:rFonts w:hint="eastAsia"/>
@@ -2447,10 +2876,8 @@
         <w:rPr>
           <w:rFonts w:hint="eastAsia"/>
         </w:rPr>
-        <w:t>个空格来缩进，保持代码美观和易读性；</w:t>
-      </w:r>
-    </w:p>
-    <w:p>
+        <w:t>个空格来缩进，保持代码美观和易读性。</w:t>
+      </w:r>
       <w:r>
         <w:rPr>
           <w:rFonts w:hint="eastAsia"/>
@@ -2493,6 +2920,147 @@
         </w:rPr>
         <w:t>个空格。</w:t>
       </w:r>
+      <w:r>
+        <w:rPr>
+          <w:rFonts w:hint="eastAsia"/>
+        </w:rPr>
+        <w:t>循环的左括号统一写在下一行，与右括号对其，如：</w:t>
+      </w:r>
+    </w:p>
+    <w:p>
+      <w:pPr>
+        <w:rPr>
+          <w:color w:val="0000CC"/>
+          <w:sz w:val="18"/>
+          <w:szCs w:val="18"/>
+          <w:shd w:val="clear" w:color="auto" w:fill="80C687" w:themeFill="background1" w:themeFillShade="BF"/>
+        </w:rPr>
+      </w:pPr>
+      <w:proofErr w:type="gramStart"/>
+      <w:r>
+        <w:rPr>
+          <w:rFonts w:hint="eastAsia"/>
+          <w:color w:val="0000CC"/>
+          <w:sz w:val="18"/>
+          <w:szCs w:val="18"/>
+          <w:shd w:val="clear" w:color="auto" w:fill="80C687" w:themeFill="background1" w:themeFillShade="BF"/>
+        </w:rPr>
+        <w:t>while(</w:t>
+      </w:r>
+      <w:proofErr w:type="gramEnd"/>
+      <w:r>
+        <w:rPr>
+          <w:rFonts w:hint="eastAsia"/>
+          <w:color w:val="0000CC"/>
+          <w:sz w:val="18"/>
+          <w:szCs w:val="18"/>
+          <w:shd w:val="clear" w:color="auto" w:fill="80C687" w:themeFill="background1" w:themeFillShade="BF"/>
+        </w:rPr>
+        <w:t xml:space="preserve"> </w:t>
+      </w:r>
+      <w:proofErr w:type="spellStart"/>
+      <w:r>
+        <w:rPr>
+          <w:rFonts w:hint="eastAsia"/>
+          <w:color w:val="0000CC"/>
+          <w:sz w:val="18"/>
+          <w:szCs w:val="18"/>
+          <w:shd w:val="clear" w:color="auto" w:fill="80C687" w:themeFill="background1" w:themeFillShade="BF"/>
+        </w:rPr>
+        <w:t>i</w:t>
+      </w:r>
+      <w:proofErr w:type="spellEnd"/>
+      <w:r>
+        <w:rPr>
+          <w:rFonts w:hint="eastAsia"/>
+          <w:color w:val="0000CC"/>
+          <w:sz w:val="18"/>
+          <w:szCs w:val="18"/>
+          <w:shd w:val="clear" w:color="auto" w:fill="80C687" w:themeFill="background1" w:themeFillShade="BF"/>
+        </w:rPr>
+        <w:t xml:space="preserve"> )</w:t>
+      </w:r>
+    </w:p>
+    <w:p>
+      <w:pPr>
+        <w:rPr>
+          <w:rFonts w:hint="eastAsia"/>
+          <w:color w:val="0000CC"/>
+          <w:sz w:val="18"/>
+          <w:szCs w:val="18"/>
+          <w:shd w:val="clear" w:color="auto" w:fill="80C687" w:themeFill="background1" w:themeFillShade="BF"/>
+        </w:rPr>
+      </w:pPr>
+      <w:r>
+        <w:rPr>
+          <w:rFonts w:hint="eastAsia"/>
+          <w:color w:val="0000CC"/>
+          <w:sz w:val="18"/>
+          <w:szCs w:val="18"/>
+          <w:shd w:val="clear" w:color="auto" w:fill="80C687" w:themeFill="background1" w:themeFillShade="BF"/>
+        </w:rPr>
+        <w:t>{</w:t>
+      </w:r>
+    </w:p>
+    <w:p>
+      <w:pPr>
+        <w:rPr>
+          <w:color w:val="0000CC"/>
+          <w:sz w:val="18"/>
+          <w:szCs w:val="18"/>
+          <w:shd w:val="clear" w:color="auto" w:fill="80C687" w:themeFill="background1" w:themeFillShade="BF"/>
+        </w:rPr>
+      </w:pPr>
+      <w:r>
+        <w:rPr>
+          <w:rFonts w:hint="eastAsia"/>
+          <w:color w:val="0000CC"/>
+          <w:sz w:val="18"/>
+          <w:szCs w:val="18"/>
+          <w:shd w:val="clear" w:color="auto" w:fill="80C687" w:themeFill="background1" w:themeFillShade="BF"/>
+        </w:rPr>
+        <w:t xml:space="preserve">   </w:t>
+      </w:r>
+      <w:r>
+        <w:rPr>
+          <w:color w:val="0000CC"/>
+          <w:sz w:val="18"/>
+          <w:szCs w:val="18"/>
+          <w:shd w:val="clear" w:color="auto" w:fill="80C687" w:themeFill="background1" w:themeFillShade="BF"/>
+        </w:rPr>
+        <w:t>//</w:t>
+      </w:r>
+      <w:r>
+        <w:rPr>
+          <w:rFonts w:hint="eastAsia"/>
+          <w:color w:val="0000CC"/>
+          <w:sz w:val="18"/>
+          <w:szCs w:val="18"/>
+          <w:shd w:val="clear" w:color="auto" w:fill="80C687" w:themeFill="background1" w:themeFillShade="BF"/>
+        </w:rPr>
+        <w:t>循环主体</w:t>
+      </w:r>
+    </w:p>
+    <w:p>
+      <w:pPr>
+        <w:rPr>
+          <w:rFonts w:hint="eastAsia"/>
+          <w:color w:val="0000CC"/>
+          <w:sz w:val="18"/>
+          <w:szCs w:val="18"/>
+          <w:shd w:val="clear" w:color="auto" w:fill="80C687" w:themeFill="background1" w:themeFillShade="BF"/>
+        </w:rPr>
+      </w:pPr>
+      <w:r>
+        <w:rPr>
+          <w:rFonts w:hint="eastAsia"/>
+          <w:color w:val="0000CC"/>
+          <w:sz w:val="18"/>
+          <w:szCs w:val="18"/>
+          <w:shd w:val="clear" w:color="auto" w:fill="80C687" w:themeFill="background1" w:themeFillShade="BF"/>
+        </w:rPr>
+        <w:t>}</w:t>
+      </w:r>
     </w:p>
     <w:p>
       <w:pPr>
@@ -2502,420 +3070,564 @@
         <w:rPr>
           <w:rFonts w:hint="eastAsia"/>
         </w:rPr>
+        <w:t>比较时使用全等号</w:t>
+      </w:r>
+    </w:p>
+    <w:p>
+      <w:pPr>
+        <w:rPr>
+          <w:color w:val="0000CC"/>
+          <w:sz w:val="18"/>
+          <w:szCs w:val="18"/>
+          <w:shd w:val="clear" w:color="auto" w:fill="80C687" w:themeFill="background1" w:themeFillShade="BF"/>
+        </w:rPr>
+      </w:pPr>
+      <w:r>
+        <w:rPr>
+          <w:rFonts w:hint="eastAsia"/>
+        </w:rPr>
+        <w:tab/>
+      </w:r>
+      <w:r>
+        <w:rPr>
+          <w:rFonts w:hint="eastAsia"/>
+        </w:rPr>
+        <w:t>在比较操作中，尽量使用全等（</w:t>
+      </w:r>
+      <w:r>
+        <w:rPr>
+          <w:rFonts w:hint="eastAsia"/>
+        </w:rPr>
+        <w:t>===</w:t>
+      </w:r>
+      <w:r>
+        <w:rPr>
+          <w:rFonts w:hint="eastAsia"/>
+        </w:rPr>
+        <w:t>）和非全等（</w:t>
+      </w:r>
+      <w:r>
+        <w:rPr>
+          <w:rFonts w:hint="eastAsia"/>
+        </w:rPr>
+        <w:t>!==</w:t>
+      </w:r>
+      <w:r>
+        <w:rPr>
+          <w:rFonts w:hint="eastAsia"/>
+        </w:rPr>
+        <w:t>），如果要使用普通等于（</w:t>
+      </w:r>
+      <w:r>
+        <w:rPr>
+          <w:rFonts w:hint="eastAsia"/>
+        </w:rPr>
+        <w:t>==</w:t>
+      </w:r>
+      <w:r>
+        <w:rPr>
+          <w:rFonts w:hint="eastAsia"/>
+        </w:rPr>
+        <w:t>）和非等于（</w:t>
+      </w:r>
+      <w:r>
+        <w:rPr>
+          <w:rFonts w:hint="eastAsia"/>
+        </w:rPr>
+        <w:t>!=</w:t>
+      </w:r>
+      <w:r>
+        <w:rPr>
+          <w:rFonts w:hint="eastAsia"/>
+        </w:rPr>
+        <w:t>），要给出注释说明，为什么使用普通等于。</w:t>
+      </w:r>
+    </w:p>
+    <w:p>
+      <w:pPr>
+        <w:pStyle w:val="Heading2"/>
+      </w:pPr>
+      <w:r>
+        <w:rPr>
+          <w:rFonts w:hint="eastAsia"/>
+        </w:rPr>
+        <w:t>注释</w:t>
+      </w:r>
+      <w:r>
+        <w:rPr>
+          <w:rFonts w:hint="eastAsia"/>
+        </w:rPr>
+        <w:t>说明</w:t>
+      </w:r>
+    </w:p>
+    <w:p>
+      <w:pPr>
+        <w:rPr>
+          <w:b/>
+        </w:rPr>
+      </w:pPr>
+      <w:r>
+        <w:rPr>
+          <w:rFonts w:hint="eastAsia"/>
+          <w:b/>
+        </w:rPr>
+        <w:t>测试用例</w:t>
+      </w:r>
+      <w:r>
+        <w:rPr>
+          <w:rFonts w:hint="eastAsia"/>
+          <w:b/>
+        </w:rPr>
+        <w:t>开头</w:t>
+      </w:r>
+      <w:r>
+        <w:rPr>
+          <w:rFonts w:hint="eastAsia"/>
+          <w:b/>
+        </w:rPr>
+        <w:t>必须包含以下</w:t>
+      </w:r>
+      <w:r>
+        <w:rPr>
+          <w:rFonts w:hint="eastAsia"/>
+          <w:b/>
+        </w:rPr>
+        <w:t>注释</w:t>
+      </w:r>
+      <w:r>
+        <w:rPr>
+          <w:rFonts w:hint="eastAsia"/>
+          <w:b/>
+        </w:rPr>
+        <w:t>内容：</w:t>
+      </w:r>
+    </w:p>
+    <w:p>
+      <w:r>
+        <w:rPr>
+          <w:rFonts w:hint="eastAsia"/>
+        </w:rPr>
+        <w:t>/************************************</w:t>
+      </w:r>
+    </w:p>
+    <w:p>
+      <w:r>
+        <w:rPr>
+          <w:rFonts w:hint="eastAsia"/>
+        </w:rPr>
+        <w:t>*@Description</w:t>
+      </w:r>
+      <w:r>
+        <w:rPr>
+          <w:rFonts w:hint="eastAsia"/>
+        </w:rPr>
+        <w:t xml:space="preserve">: </w:t>
+      </w:r>
+      <w:r>
+        <w:rPr>
+          <w:rFonts w:hint="eastAsia"/>
+          <w:i/>
+        </w:rPr>
+        <w:t>测试用例描述，简单介绍本测试用例的测试目的</w:t>
+      </w:r>
+    </w:p>
+    <w:p>
+      <w:r>
+        <w:rPr>
+          <w:rFonts w:hint="eastAsia"/>
+        </w:rPr>
+        <w:t>*@</w:t>
+      </w:r>
+      <w:r>
+        <w:rPr>
+          <w:rFonts w:hint="eastAsia"/>
+        </w:rPr>
+        <w:t xml:space="preserve">author:     </w:t>
+      </w:r>
+      <w:r>
+        <w:rPr>
+          <w:rFonts w:hint="eastAsia"/>
+          <w:i/>
+        </w:rPr>
+        <w:t>编写测试用例的人</w:t>
+      </w:r>
+    </w:p>
+    <w:p>
+      <w:r>
+        <w:rPr>
+          <w:rFonts w:hint="eastAsia"/>
+        </w:rPr>
+        <w:t>**************************************/</w:t>
+      </w:r>
+    </w:p>
+    <w:p/>
+    <w:p>
+      <w:pPr>
+        <w:rPr>
+          <w:b/>
+        </w:rPr>
+      </w:pPr>
+      <w:r>
+        <w:rPr>
+          <w:rFonts w:hint="eastAsia"/>
+          <w:b/>
+        </w:rPr>
+        <w:t>例如：</w:t>
+      </w:r>
+    </w:p>
+    <w:p>
+      <w:r>
+        <w:rPr>
+          <w:rFonts w:hint="eastAsia"/>
+        </w:rPr>
+        <w:t>/************************************</w:t>
+      </w:r>
+    </w:p>
+    <w:p>
+      <w:r>
+        <w:rPr>
+          <w:rFonts w:hint="eastAsia"/>
+        </w:rPr>
+        <w:t>*@Description</w:t>
+      </w:r>
+      <w:r>
+        <w:rPr>
+          <w:rFonts w:hint="eastAsia"/>
+        </w:rPr>
+        <w:t xml:space="preserve">: </w:t>
+      </w:r>
+      <w:r>
+        <w:rPr>
+          <w:rFonts w:hint="eastAsia"/>
+        </w:rPr>
+        <w:t>测试聚集操作中的聚集函数</w:t>
+      </w:r>
+      <w:r>
+        <w:rPr>
+          <w:rFonts w:hint="eastAsia"/>
+        </w:rPr>
+        <w:t>$sum</w:t>
+      </w:r>
+      <w:r>
+        <w:rPr>
+          <w:rFonts w:hint="eastAsia"/>
+        </w:rPr>
+        <w:t>对整型的处理。将字段“</w:t>
+      </w:r>
+      <w:r>
+        <w:rPr>
+          <w:rFonts w:hint="eastAsia"/>
+        </w:rPr>
+        <w:t>date</w:t>
+      </w:r>
+      <w:r>
+        <w:rPr>
+          <w:rFonts w:hint="eastAsia"/>
+        </w:rPr>
+        <w:t>”</w:t>
+      </w:r>
+    </w:p>
+    <w:p>
+      <w:r>
+        <w:rPr>
+          <w:rFonts w:hint="eastAsia"/>
+        </w:rPr>
+        <w:t xml:space="preserve">*             </w:t>
+      </w:r>
+      <w:r>
+        <w:rPr>
+          <w:rFonts w:hint="eastAsia"/>
+        </w:rPr>
+        <w:t>作为“</w:t>
+      </w:r>
+      <w:r>
+        <w:rPr>
+          <w:rFonts w:hint="eastAsia"/>
+        </w:rPr>
+        <w:t>group by</w:t>
+      </w:r>
+      <w:r>
+        <w:rPr>
+          <w:rFonts w:hint="eastAsia"/>
+        </w:rPr>
+        <w:t>”字段，对字段“</w:t>
+      </w:r>
+      <w:r>
+        <w:rPr>
+          <w:rFonts w:hint="eastAsia"/>
+        </w:rPr>
+        <w:t>total</w:t>
+      </w:r>
+      <w:r>
+        <w:rPr>
+          <w:rFonts w:hint="eastAsia"/>
+        </w:rPr>
+        <w:t>”进行求和操作</w:t>
+      </w:r>
+    </w:p>
+    <w:p>
+      <w:r>
+        <w:rPr>
+          <w:rFonts w:hint="eastAsia"/>
+        </w:rPr>
+        <w:t>*@</w:t>
+      </w:r>
+      <w:r>
+        <w:rPr>
+          <w:rFonts w:hint="eastAsia"/>
+        </w:rPr>
+        <w:t xml:space="preserve"> </w:t>
+      </w:r>
+      <w:r>
+        <w:rPr>
+          <w:rFonts w:hint="eastAsia"/>
+        </w:rPr>
+        <w:t xml:space="preserve">author:     </w:t>
+      </w:r>
+      <w:proofErr w:type="spellStart"/>
+      <w:r>
+        <w:rPr>
+          <w:rFonts w:hint="eastAsia"/>
+        </w:rPr>
+        <w:t>TingYU</w:t>
+      </w:r>
+      <w:proofErr w:type="spellEnd"/>
+    </w:p>
+    <w:p>
+      <w:pPr>
+        <w:rPr>
+          <w:rFonts w:hint="eastAsia"/>
+        </w:rPr>
+      </w:pPr>
+      <w:r>
+        <w:rPr>
+          <w:rFonts w:hint="eastAsia"/>
+        </w:rPr>
+        <w:t>**************************************/</w:t>
+      </w:r>
+    </w:p>
+    <w:p>
+      <w:r>
+        <w:rPr>
+          <w:rFonts w:hint="eastAsia"/>
+        </w:rPr>
+        <w:t>注释可以使用中文。</w:t>
+      </w:r>
+    </w:p>
+    <w:p>
+      <w:pPr>
+        <w:pStyle w:val="Heading2"/>
+      </w:pPr>
+      <w:r>
+        <w:rPr>
+          <w:rFonts w:hint="eastAsia"/>
+        </w:rPr>
+        <w:t>变量命名</w:t>
+      </w:r>
+    </w:p>
+    <w:p>
+      <w:r>
+        <w:rPr>
+          <w:rFonts w:hint="eastAsia"/>
+        </w:rPr>
+        <w:tab/>
+      </w:r>
+      <w:r>
+        <w:rPr>
+          <w:rFonts w:hint="eastAsia"/>
+        </w:rPr>
+        <w:t>局部变量、函数名统一</w:t>
+      </w:r>
+      <w:r>
+        <w:rPr>
+          <w:rFonts w:hint="eastAsia"/>
+        </w:rPr>
+        <w:t>驼峰命名法：</w:t>
+      </w:r>
+      <w:r>
+        <w:rPr>
+          <w:rFonts w:hint="eastAsia"/>
+        </w:rPr>
+        <w:t>以小写开头，</w:t>
+      </w:r>
+      <w:r>
+        <w:rPr>
+          <w:rFonts w:hint="eastAsia"/>
+        </w:rPr>
+        <w:t>除了第一个</w:t>
+      </w:r>
+      <w:r>
+        <w:rPr>
+          <w:rFonts w:hint="eastAsia"/>
+        </w:rPr>
+        <w:t>单词</w:t>
+      </w:r>
+      <w:r>
+        <w:rPr>
+          <w:rFonts w:hint="eastAsia"/>
+        </w:rPr>
+        <w:t>外其余单词</w:t>
+      </w:r>
+      <w:r>
+        <w:rPr>
+          <w:rFonts w:hint="eastAsia"/>
+        </w:rPr>
+        <w:t>首字母大写，如：</w:t>
+      </w:r>
+      <w:proofErr w:type="spellStart"/>
+      <w:r>
+        <w:rPr>
+          <w:rFonts w:hint="eastAsia"/>
+        </w:rPr>
+        <w:t>createDomain</w:t>
+      </w:r>
+      <w:proofErr w:type="spellEnd"/>
+      <w:r>
+        <w:rPr>
+          <w:rFonts w:hint="eastAsia"/>
+        </w:rPr>
+        <w:t>。</w:t>
+      </w:r>
+    </w:p>
+    <w:p>
+      <w:r>
+        <w:rPr>
+          <w:rFonts w:hint="eastAsia"/>
+        </w:rPr>
+        <w:tab/>
+      </w:r>
+      <w:r>
+        <w:rPr>
+          <w:rFonts w:hint="eastAsia"/>
+        </w:rPr>
+        <w:t>全局变量统一大写，单词之间用“</w:t>
+      </w:r>
+      <w:r>
+        <w:rPr>
+          <w:rFonts w:hint="eastAsia"/>
+        </w:rPr>
+        <w:t>_</w:t>
+      </w:r>
+      <w:r>
+        <w:rPr>
+          <w:rFonts w:hint="eastAsia"/>
+        </w:rPr>
+        <w:t>”分隔</w:t>
+      </w:r>
+      <w:r>
+        <w:rPr>
+          <w:rFonts w:hint="eastAsia"/>
+        </w:rPr>
+        <w:t>。</w:t>
+      </w:r>
+    </w:p>
+    <w:p>
+      <w:pPr>
+        <w:pStyle w:val="Heading2"/>
+      </w:pPr>
+      <w:r>
+        <w:rPr>
+          <w:rFonts w:hint="eastAsia"/>
+        </w:rPr>
         <w:lastRenderedPageBreak/>
-        <w:t>注释</w:t>
-      </w:r>
-      <w:r>
-        <w:rPr>
-          <w:rFonts w:hint="eastAsia"/>
-        </w:rPr>
-        <w:t>说明</w:t>
-      </w:r>
-    </w:p>
-    <w:p>
-      <w:pPr>
+        <w:t>注意</w:t>
+      </w:r>
+      <w:r>
+        <w:rPr>
+          <w:rFonts w:hint="eastAsia"/>
+        </w:rPr>
+        <w:t>DB</w:t>
+      </w:r>
+      <w:r>
+        <w:rPr>
+          <w:rFonts w:hint="eastAsia"/>
+        </w:rPr>
+        <w:t>运行模式</w:t>
+      </w:r>
+    </w:p>
+    <w:p>
+      <w:r>
+        <w:rPr>
+          <w:rFonts w:hint="eastAsia"/>
+        </w:rPr>
+        <w:tab/>
+      </w:r>
+      <w:r>
+        <w:rPr>
+          <w:rFonts w:hint="eastAsia"/>
+        </w:rPr>
+        <w:t>在公共</w:t>
+      </w:r>
+      <w:r>
+        <w:rPr>
+          <w:rFonts w:hint="eastAsia"/>
+        </w:rPr>
+        <w:t>JS</w:t>
+      </w:r>
+      <w:r>
+        <w:rPr>
+          <w:rFonts w:hint="eastAsia"/>
+        </w:rPr>
+        <w:t>库中，函数：</w:t>
+      </w:r>
+      <w:r>
         <w:rPr>
           <w:b/>
-        </w:rPr>
-      </w:pPr>
-      <w:r>
-        <w:rPr>
-          <w:rFonts w:hint="eastAsia"/>
+          <w:color w:val="0000CC"/>
+        </w:rPr>
+        <w:t xml:space="preserve">function </w:t>
+      </w:r>
+      <w:proofErr w:type="spellStart"/>
+      <w:r>
+        <w:rPr>
           <w:b/>
-        </w:rPr>
-        <w:t>测试用例必须包含以下</w:t>
-      </w:r>
-      <w:r>
-        <w:rPr>
-          <w:rFonts w:hint="eastAsia"/>
+          <w:color w:val="0000CC"/>
+        </w:rPr>
+        <w:t>commIsStandalone</w:t>
+      </w:r>
+      <w:proofErr w:type="spellEnd"/>
+      <w:r>
+        <w:rPr>
           <w:b/>
-        </w:rPr>
-        <w:t>注释</w:t>
-      </w:r>
-      <w:r>
-        <w:rPr>
-          <w:rFonts w:hint="eastAsia"/>
-          <w:b/>
-        </w:rPr>
-        <w:t>内容：</w:t>
-      </w:r>
-    </w:p>
-    <w:p>
-      <w:r>
-        <w:rPr>
-          <w:rFonts w:hint="eastAsia"/>
-        </w:rPr>
-        <w:t>/************************************</w:t>
-      </w:r>
-    </w:p>
-    <w:p>
-      <w:r>
-        <w:rPr>
-          <w:rFonts w:hint="eastAsia"/>
-        </w:rPr>
-        <w:t>*@Description</w:t>
-      </w:r>
-      <w:r>
-        <w:rPr>
-          <w:rFonts w:hint="eastAsia"/>
-        </w:rPr>
-        <w:t>：</w:t>
-      </w:r>
-      <w:r>
-        <w:rPr>
-          <w:rFonts w:hint="eastAsia"/>
-          <w:i/>
-        </w:rPr>
-        <w:t>测试用例描述，简单介绍本测试用例的测试目的</w:t>
-      </w:r>
-    </w:p>
-    <w:p>
-      <w:r>
-        <w:rPr>
-          <w:rFonts w:hint="eastAsia"/>
-        </w:rPr>
-        <w:t>*@Input</w:t>
-      </w:r>
-      <w:r>
-        <w:rPr>
-          <w:rFonts w:hint="eastAsia"/>
-        </w:rPr>
-        <w:t>：</w:t>
-      </w:r>
-      <w:r>
-        <w:rPr>
-          <w:rFonts w:hint="eastAsia"/>
-          <w:i/>
-        </w:rPr>
-        <w:t>测试输入，用文字描述，不要直接贴数据</w:t>
-      </w:r>
-    </w:p>
-    <w:p>
-      <w:r>
-        <w:rPr>
-          <w:rFonts w:hint="eastAsia"/>
-        </w:rPr>
-        <w:t>*@Expectation</w:t>
-      </w:r>
-      <w:r>
-        <w:rPr>
-          <w:rFonts w:hint="eastAsia"/>
-        </w:rPr>
-        <w:t>：</w:t>
-      </w:r>
-      <w:r>
-        <w:rPr>
-          <w:rFonts w:hint="eastAsia"/>
-          <w:i/>
-        </w:rPr>
-        <w:t>测试预期，用文字描述，不要直接贴数据</w:t>
-      </w:r>
-    </w:p>
-    <w:p>
-      <w:r>
-        <w:rPr>
-          <w:rFonts w:hint="eastAsia"/>
-        </w:rPr>
-        <w:t>**************************************/</w:t>
-      </w:r>
-    </w:p>
-    <w:p/>
-    <w:p>
-      <w:pPr>
-        <w:rPr>
-          <w:b/>
-        </w:rPr>
-      </w:pPr>
-      <w:r>
-        <w:rPr>
-          <w:rFonts w:hint="eastAsia"/>
-          <w:b/>
-        </w:rPr>
-        <w:t>例如：</w:t>
-      </w:r>
-    </w:p>
-    <w:p>
-      <w:r>
-        <w:rPr>
-          <w:rFonts w:hint="eastAsia"/>
-        </w:rPr>
-        <w:t>/************************************</w:t>
-      </w:r>
-    </w:p>
-    <w:p>
-      <w:r>
-        <w:rPr>
-          <w:rFonts w:hint="eastAsia"/>
-        </w:rPr>
-        <w:t>*@Description</w:t>
-      </w:r>
-      <w:r>
-        <w:rPr>
-          <w:rFonts w:hint="eastAsia"/>
-        </w:rPr>
-        <w:t>：测试聚集操作中的聚集函数</w:t>
-      </w:r>
-      <w:r>
-        <w:rPr>
-          <w:rFonts w:hint="eastAsia"/>
-        </w:rPr>
-        <w:t>$sum</w:t>
-      </w:r>
-      <w:r>
-        <w:rPr>
-          <w:rFonts w:hint="eastAsia"/>
-        </w:rPr>
-        <w:t>对整型的处理。将字段“</w:t>
-      </w:r>
-      <w:r>
-        <w:rPr>
-          <w:rFonts w:hint="eastAsia"/>
-        </w:rPr>
-        <w:t>date</w:t>
-      </w:r>
-      <w:r>
-        <w:rPr>
-          <w:rFonts w:hint="eastAsia"/>
-        </w:rPr>
-        <w:t>”</w:t>
-      </w:r>
-    </w:p>
-    <w:p>
-      <w:r>
-        <w:rPr>
-          <w:rFonts w:hint="eastAsia"/>
-        </w:rPr>
-        <w:t xml:space="preserve">*             </w:t>
-      </w:r>
-      <w:r>
-        <w:rPr>
-          <w:rFonts w:hint="eastAsia"/>
-        </w:rPr>
-        <w:t>作为“</w:t>
-      </w:r>
-      <w:r>
-        <w:rPr>
-          <w:rFonts w:hint="eastAsia"/>
-        </w:rPr>
-        <w:t>group by</w:t>
-      </w:r>
-      <w:r>
-        <w:rPr>
-          <w:rFonts w:hint="eastAsia"/>
-        </w:rPr>
-        <w:t>”字段，对字段“</w:t>
-      </w:r>
-      <w:r>
-        <w:rPr>
-          <w:rFonts w:hint="eastAsia"/>
-        </w:rPr>
-        <w:t>total</w:t>
-      </w:r>
-      <w:r>
-        <w:rPr>
-          <w:rFonts w:hint="eastAsia"/>
-        </w:rPr>
-        <w:t>”进行求和操作</w:t>
-      </w:r>
-    </w:p>
-    <w:p>
-      <w:r>
-        <w:rPr>
-          <w:rFonts w:hint="eastAsia"/>
-        </w:rPr>
-        <w:t>*@Input</w:t>
-      </w:r>
-      <w:r>
-        <w:rPr>
-          <w:rFonts w:hint="eastAsia"/>
-        </w:rPr>
-        <w:t>：输入</w:t>
-      </w:r>
-      <w:r>
-        <w:rPr>
-          <w:rFonts w:hint="eastAsia"/>
-        </w:rPr>
-        <w:t>100</w:t>
-      </w:r>
-      <w:r>
-        <w:rPr>
-          <w:rFonts w:hint="eastAsia"/>
-        </w:rPr>
-        <w:t>条记录，记录中“</w:t>
-      </w:r>
-      <w:r>
-        <w:rPr>
-          <w:rFonts w:hint="eastAsia"/>
-        </w:rPr>
-        <w:t>date</w:t>
-      </w:r>
-      <w:r>
-        <w:rPr>
-          <w:rFonts w:hint="eastAsia"/>
-        </w:rPr>
-        <w:t>”字段仅有两种值：“</w:t>
-      </w:r>
-      <w:r>
-        <w:t>2015/3/27</w:t>
-      </w:r>
-      <w:r>
-        <w:rPr>
-          <w:rFonts w:hint="eastAsia"/>
-        </w:rPr>
-        <w:t>”或“</w:t>
-      </w:r>
-      <w:r>
-        <w:t>2015/3/2</w:t>
-      </w:r>
-      <w:r>
-        <w:rPr>
-          <w:rFonts w:hint="eastAsia"/>
-        </w:rPr>
-        <w:t>6</w:t>
-      </w:r>
-      <w:r>
-        <w:rPr>
-          <w:rFonts w:hint="eastAsia"/>
-        </w:rPr>
-        <w:t>”</w:t>
-      </w:r>
-    </w:p>
-    <w:p>
-      <w:r>
-        <w:rPr>
-          <w:rFonts w:hint="eastAsia"/>
-        </w:rPr>
-        <w:t>*@Expectation</w:t>
-      </w:r>
-      <w:r>
-        <w:rPr>
-          <w:rFonts w:hint="eastAsia"/>
-        </w:rPr>
-        <w:t>：根据“</w:t>
-      </w:r>
-      <w:r>
-        <w:rPr>
-          <w:rFonts w:hint="eastAsia"/>
-        </w:rPr>
-        <w:t>date</w:t>
-      </w:r>
-      <w:r>
-        <w:rPr>
-          <w:rFonts w:hint="eastAsia"/>
-        </w:rPr>
-        <w:t>”字段的不同生成两条记录，其中“</w:t>
-      </w:r>
-      <w:r>
-        <w:rPr>
-          <w:rFonts w:hint="eastAsia"/>
-        </w:rPr>
-        <w:t>date</w:t>
-      </w:r>
-      <w:r>
-        <w:rPr>
-          <w:rFonts w:hint="eastAsia"/>
-        </w:rPr>
-        <w:t>”为“</w:t>
-      </w:r>
-      <w:r>
-        <w:t>2015/3/27</w:t>
-      </w:r>
-      <w:r>
-        <w:rPr>
-          <w:rFonts w:hint="eastAsia"/>
-        </w:rPr>
-        <w:t>”的</w:t>
-      </w:r>
-    </w:p>
-    <w:p>
-      <w:r>
-        <w:rPr>
-          <w:rFonts w:hint="eastAsia"/>
-        </w:rPr>
-        <w:t xml:space="preserve">*            </w:t>
-      </w:r>
-      <w:r>
-        <w:rPr>
-          <w:rFonts w:hint="eastAsia"/>
-        </w:rPr>
-        <w:t>“</w:t>
-      </w:r>
-      <w:r>
-        <w:rPr>
-          <w:rFonts w:hint="eastAsia"/>
-        </w:rPr>
-        <w:t>total</w:t>
-      </w:r>
-      <w:r>
-        <w:rPr>
-          <w:rFonts w:hint="eastAsia"/>
-        </w:rPr>
-        <w:t>”值为</w:t>
-      </w:r>
-      <w:r>
-        <w:rPr>
-          <w:rFonts w:hint="eastAsia"/>
-        </w:rPr>
-        <w:t>50</w:t>
-      </w:r>
-      <w:r>
-        <w:rPr>
-          <w:rFonts w:hint="eastAsia"/>
-        </w:rPr>
-        <w:t>，“</w:t>
-      </w:r>
-      <w:r>
-        <w:rPr>
-          <w:rFonts w:hint="eastAsia"/>
-        </w:rPr>
-        <w:t>date</w:t>
-      </w:r>
-      <w:r>
-        <w:rPr>
-          <w:rFonts w:hint="eastAsia"/>
-        </w:rPr>
-        <w:t>”为“</w:t>
-      </w:r>
-      <w:r>
-        <w:t>2015/3/2</w:t>
-      </w:r>
-      <w:r>
-        <w:rPr>
-          <w:rFonts w:hint="eastAsia"/>
-        </w:rPr>
-        <w:t>6</w:t>
-      </w:r>
-      <w:r>
-        <w:rPr>
-          <w:rFonts w:hint="eastAsia"/>
-        </w:rPr>
-        <w:t>”的“</w:t>
-      </w:r>
-      <w:r>
-        <w:rPr>
-          <w:rFonts w:hint="eastAsia"/>
-        </w:rPr>
-        <w:t>total</w:t>
-      </w:r>
-      <w:r>
-        <w:rPr>
-          <w:rFonts w:hint="eastAsia"/>
-        </w:rPr>
-        <w:t>”为</w:t>
-      </w:r>
-      <w:r>
-        <w:rPr>
-          <w:rFonts w:hint="eastAsia"/>
-        </w:rPr>
-        <w:t>30</w:t>
-      </w:r>
-    </w:p>
-    <w:p>
-      <w:r>
-        <w:rPr>
-          <w:rFonts w:hint="eastAsia"/>
-        </w:rPr>
-        <w:t>**************************************/</w:t>
+          <w:color w:val="0000CC"/>
+        </w:rPr>
+        <w:t>( db )</w:t>
+      </w:r>
+      <w:r>
+        <w:rPr>
+          <w:rFonts w:hint="eastAsia"/>
+        </w:rPr>
+        <w:t xml:space="preserve"> </w:t>
+      </w:r>
+      <w:r>
+        <w:rPr>
+          <w:rFonts w:hint="eastAsia"/>
+        </w:rPr>
+        <w:t>可以判断是否为“</w:t>
+      </w:r>
+      <w:r>
+        <w:rPr>
+          <w:rFonts w:hint="eastAsia"/>
+        </w:rPr>
+        <w:t>Standalone</w:t>
+      </w:r>
+      <w:r>
+        <w:rPr>
+          <w:rFonts w:hint="eastAsia"/>
+        </w:rPr>
+        <w:t>”模式，当用例不能在</w:t>
+      </w:r>
+      <w:r>
+        <w:rPr>
+          <w:rFonts w:hint="eastAsia"/>
+        </w:rPr>
+        <w:t>Standalone</w:t>
+      </w:r>
+      <w:r>
+        <w:rPr>
+          <w:rFonts w:hint="eastAsia"/>
+        </w:rPr>
+        <w:t>模式执行或存在区别时，请用该函数判断。</w:t>
       </w:r>
     </w:p>
     <w:p>
@@ -2926,43 +3638,196 @@
         <w:rPr>
           <w:rFonts w:hint="eastAsia"/>
         </w:rPr>
-        <w:t>变量命名</w:t>
-      </w:r>
-    </w:p>
-    <w:p>
-      <w:r>
-        <w:rPr>
-          <w:rFonts w:hint="eastAsia"/>
-        </w:rPr>
-        <w:t>局部变量、函数名统一以小写开头，单词首字母大写，如：</w:t>
+        <w:t>注意并发调度</w:t>
+      </w:r>
+    </w:p>
+    <w:p>
+      <w:r>
+        <w:rPr>
+          <w:rFonts w:hint="eastAsia"/>
+        </w:rPr>
+        <w:tab/>
+      </w:r>
+      <w:r>
+        <w:rPr>
+          <w:rFonts w:hint="eastAsia"/>
+        </w:rPr>
+        <w:t>CI</w:t>
+      </w:r>
+      <w:r>
+        <w:rPr>
+          <w:rFonts w:hint="eastAsia"/>
+        </w:rPr>
+        <w:t>调度框架有“并行”模式，如果测试用例不考虑并发运行的影响，则用例会存在随机失败的风险。在用例中，不能固定</w:t>
+      </w:r>
+      <w:r>
+        <w:rPr>
+          <w:rFonts w:hint="eastAsia"/>
+        </w:rPr>
+        <w:t>Collection space</w:t>
+      </w:r>
+      <w:r>
+        <w:rPr>
+          <w:rFonts w:hint="eastAsia"/>
+        </w:rPr>
+        <w:t>、</w:t>
+      </w:r>
+      <w:r>
+        <w:rPr>
+          <w:rFonts w:hint="eastAsia"/>
+        </w:rPr>
+        <w:t>Collection</w:t>
+      </w:r>
+      <w:r>
+        <w:rPr>
+          <w:rFonts w:hint="eastAsia"/>
+        </w:rPr>
+        <w:t>、</w:t>
+      </w:r>
+      <w:r>
+        <w:rPr>
+          <w:rFonts w:hint="eastAsia"/>
+        </w:rPr>
+        <w:t>Backup name, Backup path</w:t>
+      </w:r>
+      <w:r>
+        <w:rPr>
+          <w:rFonts w:hint="eastAsia"/>
+        </w:rPr>
+        <w:t>等可能导致并发冲突的参数，</w:t>
+      </w:r>
+      <w:r>
+        <w:rPr>
+          <w:rFonts w:hint="eastAsia"/>
+        </w:rPr>
+        <w:t>使用</w:t>
+      </w:r>
+      <w:r>
+        <w:t>COMMCLNAME</w:t>
+      </w:r>
+      <w:r>
+        <w:rPr>
+          <w:rFonts w:hint="eastAsia"/>
+        </w:rPr>
+        <w:t>作为</w:t>
+      </w:r>
+      <w:r>
+        <w:rPr>
+          <w:rFonts w:hint="eastAsia"/>
+        </w:rPr>
+        <w:t>CL</w:t>
+      </w:r>
+      <w:r>
+        <w:rPr>
+          <w:rFonts w:hint="eastAsia"/>
+        </w:rPr>
+        <w:t>名字</w:t>
+      </w:r>
+      <w:r>
+        <w:rPr>
+          <w:rFonts w:hint="eastAsia"/>
+        </w:rPr>
+        <w:t>，从而可以保证并发运行时名字不会冲突。</w:t>
+      </w:r>
+    </w:p>
+    <w:p>
+      <w:pPr>
+        <w:pStyle w:val="Heading2"/>
+      </w:pPr>
+      <w:r>
+        <w:rPr>
+          <w:rFonts w:hint="eastAsia"/>
+        </w:rPr>
+        <w:t>用例</w:t>
+      </w:r>
+      <w:r>
+        <w:rPr>
+          <w:rFonts w:hint="eastAsia"/>
+        </w:rPr>
+        <w:t>信息打印</w:t>
+      </w:r>
+    </w:p>
+    <w:p>
+      <w:r>
+        <w:rPr>
+          <w:rFonts w:hint="eastAsia"/>
+        </w:rPr>
+        <w:tab/>
+      </w:r>
+      <w:r>
+        <w:rPr>
+          <w:rFonts w:hint="eastAsia"/>
+        </w:rPr>
+        <w:t>测试用例在</w:t>
+      </w:r>
+      <w:r>
+        <w:rPr>
+          <w:rFonts w:hint="eastAsia"/>
+        </w:rPr>
+        <w:t>出错</w:t>
+      </w:r>
+      <w:r>
+        <w:rPr>
+          <w:rFonts w:hint="eastAsia"/>
+        </w:rPr>
+        <w:t>时，</w:t>
+      </w:r>
+      <w:r>
+        <w:rPr>
+          <w:rFonts w:hint="eastAsia"/>
+        </w:rPr>
+        <w:t>统一</w:t>
+      </w:r>
+      <w:r>
+        <w:rPr>
+          <w:rFonts w:hint="eastAsia"/>
+        </w:rPr>
+        <w:t>使用</w:t>
+      </w:r>
+      <w:r>
+        <w:rPr>
+          <w:rFonts w:hint="eastAsia"/>
+        </w:rPr>
+        <w:t>函数“</w:t>
       </w:r>
       <w:proofErr w:type="spellStart"/>
       <w:r>
         <w:rPr>
           <w:rFonts w:hint="eastAsia"/>
         </w:rPr>
-        <w:t>createDomain</w:t>
+        <w:t>buildException</w:t>
       </w:r>
       <w:proofErr w:type="spellEnd"/>
-    </w:p>
-    <w:p>
-      <w:r>
-        <w:rPr>
-          <w:rFonts w:hint="eastAsia"/>
-        </w:rPr>
-        <w:t>全局变量统一大写，单词之间用“</w:t>
-      </w:r>
-      <w:r>
-        <w:rPr>
-          <w:rFonts w:hint="eastAsia"/>
-        </w:rPr>
-        <w:t>_</w:t>
-      </w:r>
-      <w:r>
-        <w:rPr>
-          <w:rFonts w:hint="eastAsia"/>
-        </w:rPr>
-        <w:t>”分隔</w:t>
+      <w:r>
+        <w:rPr>
+          <w:rFonts w:hint="eastAsia"/>
+        </w:rPr>
+        <w:t>”抛出异常，该异常包括了：函数名、操作等信息</w:t>
+      </w:r>
+      <w:r>
+        <w:rPr>
+          <w:rFonts w:hint="eastAsia"/>
+        </w:rPr>
+        <w:t>。</w:t>
+      </w:r>
+    </w:p>
+    <w:p>
+      <w:pPr>
+        <w:rPr>
+          <w:rFonts w:hint="eastAsia"/>
+        </w:rPr>
+      </w:pPr>
+      <w:r>
+        <w:rPr>
+          <w:rFonts w:hint="eastAsia"/>
+        </w:rPr>
+        <w:tab/>
+      </w:r>
+      <w:r>
+        <w:rPr>
+          <w:rFonts w:hint="eastAsia"/>
+        </w:rPr>
+        <w:t>建议测试用例在成功时不要打印过多信息，打印过多信息会增加定位的难度和减慢执行效率。</w:t>
       </w:r>
     </w:p>
     <w:p>
@@ -2973,288 +3838,629 @@
         <w:rPr>
           <w:rFonts w:hint="eastAsia"/>
         </w:rPr>
-        <w:t>注意</w:t>
-      </w:r>
-      <w:r>
-        <w:rPr>
-          <w:rFonts w:hint="eastAsia"/>
-        </w:rPr>
-        <w:t>DB</w:t>
-      </w:r>
-      <w:r>
-        <w:rPr>
-          <w:rFonts w:hint="eastAsia"/>
-        </w:rPr>
-        <w:t>运行模式</w:t>
-      </w:r>
-    </w:p>
-    <w:p>
-      <w:r>
-        <w:rPr>
-          <w:rFonts w:hint="eastAsia"/>
-        </w:rPr>
-        <w:t>在公共</w:t>
-      </w:r>
-      <w:r>
-        <w:rPr>
-          <w:rFonts w:hint="eastAsia"/>
-        </w:rPr>
-        <w:t>JS</w:t>
-      </w:r>
-      <w:r>
-        <w:rPr>
-          <w:rFonts w:hint="eastAsia"/>
-        </w:rPr>
-        <w:t>库中，函数：</w:t>
-      </w:r>
-      <w:r>
-        <w:rPr>
-          <w:b/>
-          <w:color w:val="0000CC"/>
-        </w:rPr>
-        <w:t xml:space="preserve">function </w:t>
-      </w:r>
-      <w:proofErr w:type="spellStart"/>
-      <w:r>
-        <w:rPr>
-          <w:b/>
-          <w:color w:val="0000CC"/>
-        </w:rPr>
-        <w:t>commIsStandalone</w:t>
-      </w:r>
-      <w:proofErr w:type="spellEnd"/>
-      <w:r>
-        <w:rPr>
-          <w:b/>
-          <w:color w:val="0000CC"/>
-        </w:rPr>
-        <w:t>( db )</w:t>
-      </w:r>
-      <w:r>
-        <w:rPr>
-          <w:rFonts w:hint="eastAsia"/>
-        </w:rPr>
-        <w:t xml:space="preserve"> </w:t>
-      </w:r>
-      <w:r>
-        <w:rPr>
-          <w:rFonts w:hint="eastAsia"/>
-        </w:rPr>
-        <w:t>可以判断是否为“</w:t>
-      </w:r>
-      <w:r>
-        <w:rPr>
-          <w:rFonts w:hint="eastAsia"/>
-        </w:rPr>
-        <w:t>Standalone</w:t>
-      </w:r>
-      <w:r>
-        <w:rPr>
-          <w:rFonts w:hint="eastAsia"/>
-        </w:rPr>
-        <w:t>”模式，当用例不能在</w:t>
-      </w:r>
-      <w:r>
-        <w:rPr>
-          <w:rFonts w:hint="eastAsia"/>
-        </w:rPr>
-        <w:t>Standalone</w:t>
-      </w:r>
-      <w:r>
-        <w:rPr>
-          <w:rFonts w:hint="eastAsia"/>
-        </w:rPr>
-        <w:t>模式执行或存在区别时，请用该函数判断。</w:t>
+        <w:t>使用</w:t>
+      </w:r>
+      <w:r>
+        <w:rPr>
+          <w:rFonts w:hint="eastAsia"/>
+        </w:rPr>
+        <w:t>main()</w:t>
+      </w:r>
+      <w:r>
+        <w:rPr>
+          <w:rFonts w:hint="eastAsia"/>
+        </w:rPr>
+        <w:t>作为程序入口</w:t>
+      </w:r>
+    </w:p>
+    <w:p>
+      <w:pPr>
+        <w:rPr>
+          <w:rFonts w:hint="eastAsia"/>
+        </w:rPr>
+      </w:pPr>
+      <w:r>
+        <w:rPr>
+          <w:rFonts w:hint="eastAsia"/>
+        </w:rPr>
+        <w:tab/>
+      </w:r>
+      <w:r>
+        <w:rPr>
+          <w:rFonts w:hint="eastAsia"/>
+        </w:rPr>
+        <w:t>为了让阅读测试用例的人一目了然看到</w:t>
+      </w:r>
+      <w:r>
+        <w:rPr>
+          <w:rFonts w:hint="eastAsia"/>
+        </w:rPr>
+        <w:t>程序主体，统一使用</w:t>
+      </w:r>
+      <w:r>
+        <w:rPr>
+          <w:rFonts w:hint="eastAsia"/>
+        </w:rPr>
+        <w:t>main()</w:t>
+      </w:r>
+      <w:r>
+        <w:rPr>
+          <w:rFonts w:hint="eastAsia"/>
+        </w:rPr>
+        <w:t>函数作为程序入口。在</w:t>
+      </w:r>
+      <w:r>
+        <w:rPr>
+          <w:rFonts w:hint="eastAsia"/>
+        </w:rPr>
+        <w:t>main</w:t>
+      </w:r>
+      <w:r>
+        <w:rPr>
+          <w:rFonts w:hint="eastAsia"/>
+        </w:rPr>
+        <w:t>中使用</w:t>
+      </w:r>
+      <w:r>
+        <w:rPr>
+          <w:rFonts w:hint="eastAsia"/>
+        </w:rPr>
+        <w:t>try catch</w:t>
+      </w:r>
+      <w:r>
+        <w:rPr>
+          <w:rFonts w:hint="eastAsia"/>
+        </w:rPr>
+        <w:t>语句来捕获异常，如：</w:t>
+      </w:r>
+    </w:p>
+    <w:p>
+      <w:pPr>
+        <w:rPr>
+          <w:color w:val="0000CC"/>
+          <w:sz w:val="20"/>
+          <w:szCs w:val="18"/>
+          <w:shd w:val="clear" w:color="auto" w:fill="80C687" w:themeFill="background1" w:themeFillShade="BF"/>
+        </w:rPr>
+      </w:pPr>
+      <w:proofErr w:type="gramStart"/>
+      <w:r>
+        <w:rPr>
+          <w:rFonts w:hint="eastAsia"/>
+          <w:color w:val="0000CC"/>
+          <w:sz w:val="20"/>
+          <w:szCs w:val="18"/>
+          <w:shd w:val="clear" w:color="auto" w:fill="80C687" w:themeFill="background1" w:themeFillShade="BF"/>
+        </w:rPr>
+        <w:t>main(</w:t>
+      </w:r>
+      <w:proofErr w:type="gramEnd"/>
+      <w:r>
+        <w:rPr>
+          <w:rFonts w:hint="eastAsia"/>
+          <w:color w:val="0000CC"/>
+          <w:sz w:val="20"/>
+          <w:szCs w:val="18"/>
+          <w:shd w:val="clear" w:color="auto" w:fill="80C687" w:themeFill="background1" w:themeFillShade="BF"/>
+        </w:rPr>
+        <w:t>);</w:t>
+      </w:r>
+    </w:p>
+    <w:p>
+      <w:pPr>
+        <w:rPr>
+          <w:rFonts w:hint="eastAsia"/>
+          <w:color w:val="0000CC"/>
+          <w:sz w:val="20"/>
+          <w:szCs w:val="18"/>
+          <w:shd w:val="clear" w:color="auto" w:fill="80C687" w:themeFill="background1" w:themeFillShade="BF"/>
+        </w:rPr>
+      </w:pPr>
+      <w:proofErr w:type="gramStart"/>
+      <w:r>
+        <w:rPr>
+          <w:rFonts w:hint="eastAsia"/>
+          <w:color w:val="0000CC"/>
+          <w:sz w:val="20"/>
+          <w:szCs w:val="18"/>
+          <w:shd w:val="clear" w:color="auto" w:fill="80C687" w:themeFill="background1" w:themeFillShade="BF"/>
+        </w:rPr>
+        <w:t>function</w:t>
+      </w:r>
+      <w:proofErr w:type="gramEnd"/>
+      <w:r>
+        <w:rPr>
+          <w:rFonts w:hint="eastAsia"/>
+          <w:color w:val="0000CC"/>
+          <w:sz w:val="20"/>
+          <w:szCs w:val="18"/>
+          <w:shd w:val="clear" w:color="auto" w:fill="80C687" w:themeFill="background1" w:themeFillShade="BF"/>
+        </w:rPr>
+        <w:t xml:space="preserve"> main()</w:t>
+      </w:r>
+    </w:p>
+    <w:p>
+      <w:pPr>
+        <w:rPr>
+          <w:rFonts w:hint="eastAsia"/>
+          <w:color w:val="0000CC"/>
+          <w:sz w:val="20"/>
+          <w:szCs w:val="18"/>
+          <w:shd w:val="clear" w:color="auto" w:fill="80C687" w:themeFill="background1" w:themeFillShade="BF"/>
+        </w:rPr>
+      </w:pPr>
+      <w:r>
+        <w:rPr>
+          <w:rFonts w:hint="eastAsia"/>
+          <w:color w:val="0000CC"/>
+          <w:sz w:val="20"/>
+          <w:szCs w:val="18"/>
+          <w:shd w:val="clear" w:color="auto" w:fill="80C687" w:themeFill="background1" w:themeFillShade="BF"/>
+        </w:rPr>
+        <w:t>{</w:t>
+      </w:r>
+    </w:p>
+    <w:p>
+      <w:pPr>
+        <w:rPr>
+          <w:rFonts w:hint="eastAsia"/>
+          <w:color w:val="0000CC"/>
+          <w:sz w:val="20"/>
+          <w:szCs w:val="18"/>
+          <w:shd w:val="clear" w:color="auto" w:fill="80C687" w:themeFill="background1" w:themeFillShade="BF"/>
+        </w:rPr>
+      </w:pPr>
+      <w:r>
+        <w:rPr>
+          <w:rFonts w:hint="eastAsia"/>
+          <w:color w:val="0000CC"/>
+          <w:sz w:val="20"/>
+          <w:szCs w:val="18"/>
+          <w:shd w:val="clear" w:color="auto" w:fill="80C687" w:themeFill="background1" w:themeFillShade="BF"/>
+        </w:rPr>
+        <w:t xml:space="preserve">   </w:t>
+      </w:r>
+      <w:proofErr w:type="gramStart"/>
+      <w:r>
+        <w:rPr>
+          <w:rFonts w:hint="eastAsia"/>
+          <w:color w:val="0000CC"/>
+          <w:sz w:val="20"/>
+          <w:szCs w:val="18"/>
+          <w:shd w:val="clear" w:color="auto" w:fill="80C687" w:themeFill="background1" w:themeFillShade="BF"/>
+        </w:rPr>
+        <w:t>try</w:t>
+      </w:r>
+      <w:proofErr w:type="gramEnd"/>
+    </w:p>
+    <w:p>
+      <w:pPr>
+        <w:rPr>
+          <w:rFonts w:hint="eastAsia"/>
+          <w:color w:val="0000CC"/>
+          <w:sz w:val="20"/>
+          <w:szCs w:val="18"/>
+          <w:shd w:val="clear" w:color="auto" w:fill="80C687" w:themeFill="background1" w:themeFillShade="BF"/>
+        </w:rPr>
+      </w:pPr>
+      <w:r>
+        <w:rPr>
+          <w:rFonts w:hint="eastAsia"/>
+          <w:color w:val="0000CC"/>
+          <w:sz w:val="20"/>
+          <w:szCs w:val="18"/>
+          <w:shd w:val="clear" w:color="auto" w:fill="80C687" w:themeFill="background1" w:themeFillShade="BF"/>
+        </w:rPr>
+        <w:t xml:space="preserve">   {</w:t>
+      </w:r>
+    </w:p>
+    <w:p>
+      <w:pPr>
+        <w:rPr>
+          <w:rFonts w:hint="eastAsia"/>
+          <w:color w:val="0000CC"/>
+          <w:sz w:val="20"/>
+          <w:szCs w:val="18"/>
+          <w:shd w:val="clear" w:color="auto" w:fill="80C687" w:themeFill="background1" w:themeFillShade="BF"/>
+        </w:rPr>
+      </w:pPr>
+      <w:r>
+        <w:rPr>
+          <w:rFonts w:hint="eastAsia"/>
+          <w:color w:val="0000CC"/>
+          <w:sz w:val="20"/>
+          <w:szCs w:val="18"/>
+          <w:shd w:val="clear" w:color="auto" w:fill="80C687" w:themeFill="background1" w:themeFillShade="BF"/>
+        </w:rPr>
+        <w:t xml:space="preserve">      </w:t>
+      </w:r>
+      <w:proofErr w:type="gramStart"/>
+      <w:r>
+        <w:rPr>
+          <w:rFonts w:hint="eastAsia"/>
+          <w:color w:val="0000CC"/>
+          <w:sz w:val="20"/>
+          <w:szCs w:val="18"/>
+          <w:shd w:val="clear" w:color="auto" w:fill="80C687" w:themeFill="background1" w:themeFillShade="BF"/>
+        </w:rPr>
+        <w:t>fun1(</w:t>
+      </w:r>
+      <w:proofErr w:type="gramEnd"/>
+      <w:r>
+        <w:rPr>
+          <w:rFonts w:hint="eastAsia"/>
+          <w:color w:val="0000CC"/>
+          <w:sz w:val="20"/>
+          <w:szCs w:val="18"/>
+          <w:shd w:val="clear" w:color="auto" w:fill="80C687" w:themeFill="background1" w:themeFillShade="BF"/>
+        </w:rPr>
+        <w:t>);</w:t>
+      </w:r>
+    </w:p>
+    <w:p>
+      <w:pPr>
+        <w:rPr>
+          <w:rFonts w:hint="eastAsia"/>
+          <w:color w:val="0000CC"/>
+          <w:sz w:val="20"/>
+          <w:szCs w:val="18"/>
+          <w:shd w:val="clear" w:color="auto" w:fill="80C687" w:themeFill="background1" w:themeFillShade="BF"/>
+        </w:rPr>
+      </w:pPr>
+      <w:r>
+        <w:rPr>
+          <w:rFonts w:hint="eastAsia"/>
+          <w:color w:val="0000CC"/>
+          <w:sz w:val="20"/>
+          <w:szCs w:val="18"/>
+          <w:shd w:val="clear" w:color="auto" w:fill="80C687" w:themeFill="background1" w:themeFillShade="BF"/>
+        </w:rPr>
+        <w:t xml:space="preserve">      </w:t>
+      </w:r>
+      <w:proofErr w:type="gramStart"/>
+      <w:r>
+        <w:rPr>
+          <w:rFonts w:hint="eastAsia"/>
+          <w:color w:val="0000CC"/>
+          <w:sz w:val="20"/>
+          <w:szCs w:val="18"/>
+          <w:shd w:val="clear" w:color="auto" w:fill="80C687" w:themeFill="background1" w:themeFillShade="BF"/>
+        </w:rPr>
+        <w:t>fun2(</w:t>
+      </w:r>
+      <w:proofErr w:type="gramEnd"/>
+      <w:r>
+        <w:rPr>
+          <w:rFonts w:hint="eastAsia"/>
+          <w:color w:val="0000CC"/>
+          <w:sz w:val="20"/>
+          <w:szCs w:val="18"/>
+          <w:shd w:val="clear" w:color="auto" w:fill="80C687" w:themeFill="background1" w:themeFillShade="BF"/>
+        </w:rPr>
+        <w:t>);</w:t>
+      </w:r>
+    </w:p>
+    <w:p>
+      <w:pPr>
+        <w:rPr>
+          <w:rFonts w:hint="eastAsia"/>
+          <w:color w:val="0000CC"/>
+          <w:sz w:val="20"/>
+          <w:szCs w:val="18"/>
+          <w:shd w:val="clear" w:color="auto" w:fill="80C687" w:themeFill="background1" w:themeFillShade="BF"/>
+        </w:rPr>
+      </w:pPr>
+      <w:r>
+        <w:rPr>
+          <w:rFonts w:hint="eastAsia"/>
+          <w:color w:val="0000CC"/>
+          <w:sz w:val="20"/>
+          <w:szCs w:val="18"/>
+          <w:shd w:val="clear" w:color="auto" w:fill="80C687" w:themeFill="background1" w:themeFillShade="BF"/>
+        </w:rPr>
+        <w:t xml:space="preserve">      </w:t>
+      </w:r>
+      <w:proofErr w:type="gramStart"/>
+      <w:r>
+        <w:rPr>
+          <w:rFonts w:hint="eastAsia"/>
+          <w:color w:val="0000CC"/>
+          <w:sz w:val="20"/>
+          <w:szCs w:val="18"/>
+          <w:shd w:val="clear" w:color="auto" w:fill="80C687" w:themeFill="background1" w:themeFillShade="BF"/>
+        </w:rPr>
+        <w:t>fun3(</w:t>
+      </w:r>
+      <w:proofErr w:type="gramEnd"/>
+      <w:r>
+        <w:rPr>
+          <w:rFonts w:hint="eastAsia"/>
+          <w:color w:val="0000CC"/>
+          <w:sz w:val="20"/>
+          <w:szCs w:val="18"/>
+          <w:shd w:val="clear" w:color="auto" w:fill="80C687" w:themeFill="background1" w:themeFillShade="BF"/>
+        </w:rPr>
+        <w:t>);</w:t>
+      </w:r>
+    </w:p>
+    <w:p>
+      <w:pPr>
+        <w:rPr>
+          <w:rFonts w:hint="eastAsia"/>
+          <w:color w:val="0000CC"/>
+          <w:sz w:val="20"/>
+          <w:szCs w:val="18"/>
+          <w:shd w:val="clear" w:color="auto" w:fill="80C687" w:themeFill="background1" w:themeFillShade="BF"/>
+        </w:rPr>
+      </w:pPr>
+      <w:r>
+        <w:rPr>
+          <w:rFonts w:hint="eastAsia"/>
+          <w:color w:val="0000CC"/>
+          <w:sz w:val="20"/>
+          <w:szCs w:val="18"/>
+          <w:shd w:val="clear" w:color="auto" w:fill="80C687" w:themeFill="background1" w:themeFillShade="BF"/>
+        </w:rPr>
+        <w:t xml:space="preserve">   }</w:t>
+      </w:r>
+    </w:p>
+    <w:p>
+      <w:pPr>
+        <w:rPr>
+          <w:rFonts w:hint="eastAsia"/>
+          <w:color w:val="0000CC"/>
+          <w:sz w:val="20"/>
+          <w:szCs w:val="18"/>
+          <w:shd w:val="clear" w:color="auto" w:fill="80C687" w:themeFill="background1" w:themeFillShade="BF"/>
+        </w:rPr>
+      </w:pPr>
+      <w:r>
+        <w:rPr>
+          <w:rFonts w:hint="eastAsia"/>
+          <w:color w:val="0000CC"/>
+          <w:sz w:val="20"/>
+          <w:szCs w:val="18"/>
+          <w:shd w:val="clear" w:color="auto" w:fill="80C687" w:themeFill="background1" w:themeFillShade="BF"/>
+        </w:rPr>
+        <w:t xml:space="preserve">   </w:t>
+      </w:r>
+      <w:proofErr w:type="gramStart"/>
+      <w:r>
+        <w:rPr>
+          <w:rFonts w:hint="eastAsia"/>
+          <w:color w:val="0000CC"/>
+          <w:sz w:val="20"/>
+          <w:szCs w:val="18"/>
+          <w:shd w:val="clear" w:color="auto" w:fill="80C687" w:themeFill="background1" w:themeFillShade="BF"/>
+        </w:rPr>
+        <w:t>catch(</w:t>
+      </w:r>
+      <w:proofErr w:type="gramEnd"/>
+      <w:r>
+        <w:rPr>
+          <w:rFonts w:hint="eastAsia"/>
+          <w:color w:val="0000CC"/>
+          <w:sz w:val="20"/>
+          <w:szCs w:val="18"/>
+          <w:shd w:val="clear" w:color="auto" w:fill="80C687" w:themeFill="background1" w:themeFillShade="BF"/>
+        </w:rPr>
+        <w:t xml:space="preserve"> e )</w:t>
+      </w:r>
+    </w:p>
+    <w:p>
+      <w:pPr>
+        <w:rPr>
+          <w:rFonts w:hint="eastAsia"/>
+          <w:color w:val="0000CC"/>
+          <w:sz w:val="20"/>
+          <w:szCs w:val="18"/>
+          <w:shd w:val="clear" w:color="auto" w:fill="80C687" w:themeFill="background1" w:themeFillShade="BF"/>
+        </w:rPr>
+      </w:pPr>
+      <w:r>
+        <w:rPr>
+          <w:rFonts w:hint="eastAsia"/>
+          <w:color w:val="0000CC"/>
+          <w:sz w:val="20"/>
+          <w:szCs w:val="18"/>
+          <w:shd w:val="clear" w:color="auto" w:fill="80C687" w:themeFill="background1" w:themeFillShade="BF"/>
+        </w:rPr>
+        <w:t xml:space="preserve">   {</w:t>
+      </w:r>
+    </w:p>
+    <w:p>
+      <w:pPr>
+        <w:rPr>
+          <w:rFonts w:hint="eastAsia"/>
+          <w:color w:val="0000CC"/>
+          <w:sz w:val="20"/>
+          <w:szCs w:val="18"/>
+          <w:shd w:val="clear" w:color="auto" w:fill="80C687" w:themeFill="background1" w:themeFillShade="BF"/>
+        </w:rPr>
+      </w:pPr>
+      <w:r>
+        <w:rPr>
+          <w:rFonts w:hint="eastAsia"/>
+          <w:color w:val="0000CC"/>
+          <w:sz w:val="20"/>
+          <w:szCs w:val="18"/>
+          <w:shd w:val="clear" w:color="auto" w:fill="80C687" w:themeFill="background1" w:themeFillShade="BF"/>
+        </w:rPr>
+        <w:t xml:space="preserve">      </w:t>
+      </w:r>
+      <w:proofErr w:type="gramStart"/>
+      <w:r>
+        <w:rPr>
+          <w:rFonts w:hint="eastAsia"/>
+          <w:color w:val="0000CC"/>
+          <w:sz w:val="20"/>
+          <w:szCs w:val="18"/>
+          <w:shd w:val="clear" w:color="auto" w:fill="80C687" w:themeFill="background1" w:themeFillShade="BF"/>
+        </w:rPr>
+        <w:t>throw</w:t>
+      </w:r>
+      <w:proofErr w:type="gramEnd"/>
+      <w:r>
+        <w:rPr>
+          <w:rFonts w:hint="eastAsia"/>
+          <w:color w:val="0000CC"/>
+          <w:sz w:val="20"/>
+          <w:szCs w:val="18"/>
+          <w:shd w:val="clear" w:color="auto" w:fill="80C687" w:themeFill="background1" w:themeFillShade="BF"/>
+        </w:rPr>
+        <w:t xml:space="preserve"> e;</w:t>
+      </w:r>
+    </w:p>
+    <w:p>
+      <w:pPr>
+        <w:rPr>
+          <w:rFonts w:hint="eastAsia"/>
+          <w:color w:val="0000CC"/>
+          <w:sz w:val="20"/>
+          <w:szCs w:val="18"/>
+          <w:shd w:val="clear" w:color="auto" w:fill="80C687" w:themeFill="background1" w:themeFillShade="BF"/>
+        </w:rPr>
+      </w:pPr>
+      <w:r>
+        <w:rPr>
+          <w:rFonts w:hint="eastAsia"/>
+          <w:color w:val="0000CC"/>
+          <w:sz w:val="20"/>
+          <w:szCs w:val="18"/>
+          <w:shd w:val="clear" w:color="auto" w:fill="80C687" w:themeFill="background1" w:themeFillShade="BF"/>
+        </w:rPr>
+        <w:t xml:space="preserve">   }</w:t>
+      </w:r>
+    </w:p>
+    <w:p>
+      <w:pPr>
+        <w:rPr>
+          <w:rFonts w:hint="eastAsia"/>
+          <w:color w:val="0000CC"/>
+          <w:sz w:val="20"/>
+          <w:szCs w:val="18"/>
+          <w:shd w:val="clear" w:color="auto" w:fill="80C687" w:themeFill="background1" w:themeFillShade="BF"/>
+        </w:rPr>
+      </w:pPr>
+      <w:r>
+        <w:rPr>
+          <w:rFonts w:hint="eastAsia"/>
+          <w:color w:val="0000CC"/>
+          <w:sz w:val="20"/>
+          <w:szCs w:val="18"/>
+          <w:shd w:val="clear" w:color="auto" w:fill="80C687" w:themeFill="background1" w:themeFillShade="BF"/>
+        </w:rPr>
+        <w:t xml:space="preserve">   </w:t>
+      </w:r>
+      <w:proofErr w:type="gramStart"/>
+      <w:r>
+        <w:rPr>
+          <w:rFonts w:hint="eastAsia"/>
+          <w:color w:val="0000CC"/>
+          <w:sz w:val="20"/>
+          <w:szCs w:val="18"/>
+          <w:shd w:val="clear" w:color="auto" w:fill="80C687" w:themeFill="background1" w:themeFillShade="BF"/>
+        </w:rPr>
+        <w:t>finally</w:t>
+      </w:r>
+      <w:proofErr w:type="gramEnd"/>
+    </w:p>
+    <w:p>
+      <w:pPr>
+        <w:rPr>
+          <w:rFonts w:hint="eastAsia"/>
+          <w:color w:val="0000CC"/>
+          <w:sz w:val="20"/>
+          <w:szCs w:val="18"/>
+          <w:shd w:val="clear" w:color="auto" w:fill="80C687" w:themeFill="background1" w:themeFillShade="BF"/>
+        </w:rPr>
+      </w:pPr>
+      <w:r>
+        <w:rPr>
+          <w:rFonts w:hint="eastAsia"/>
+          <w:color w:val="0000CC"/>
+          <w:sz w:val="20"/>
+          <w:szCs w:val="18"/>
+          <w:shd w:val="clear" w:color="auto" w:fill="80C687" w:themeFill="background1" w:themeFillShade="BF"/>
+        </w:rPr>
+        <w:t xml:space="preserve">   {</w:t>
+      </w:r>
+    </w:p>
+    <w:p>
+      <w:pPr>
+        <w:rPr>
+          <w:rFonts w:hint="eastAsia"/>
+          <w:color w:val="0000CC"/>
+          <w:sz w:val="20"/>
+          <w:szCs w:val="18"/>
+          <w:shd w:val="clear" w:color="auto" w:fill="80C687" w:themeFill="background1" w:themeFillShade="BF"/>
+        </w:rPr>
+      </w:pPr>
+      <w:r>
+        <w:rPr>
+          <w:rFonts w:hint="eastAsia"/>
+          <w:color w:val="0000CC"/>
+          <w:sz w:val="20"/>
+          <w:szCs w:val="18"/>
+          <w:shd w:val="clear" w:color="auto" w:fill="80C687" w:themeFill="background1" w:themeFillShade="BF"/>
+        </w:rPr>
+        <w:t xml:space="preserve">      //</w:t>
+      </w:r>
+      <w:r>
+        <w:rPr>
+          <w:rFonts w:hint="eastAsia"/>
+          <w:color w:val="0000CC"/>
+          <w:sz w:val="20"/>
+          <w:szCs w:val="18"/>
+          <w:shd w:val="clear" w:color="auto" w:fill="80C687" w:themeFill="background1" w:themeFillShade="BF"/>
+        </w:rPr>
+        <w:t>清理环境</w:t>
+      </w:r>
+    </w:p>
+    <w:p>
+      <w:pPr>
+        <w:rPr>
+          <w:rFonts w:hint="eastAsia"/>
+          <w:color w:val="0000CC"/>
+          <w:sz w:val="20"/>
+          <w:szCs w:val="18"/>
+          <w:shd w:val="clear" w:color="auto" w:fill="80C687" w:themeFill="background1" w:themeFillShade="BF"/>
+        </w:rPr>
+      </w:pPr>
+      <w:r>
+        <w:rPr>
+          <w:rFonts w:hint="eastAsia"/>
+          <w:color w:val="0000CC"/>
+          <w:sz w:val="20"/>
+          <w:szCs w:val="18"/>
+          <w:shd w:val="clear" w:color="auto" w:fill="80C687" w:themeFill="background1" w:themeFillShade="BF"/>
+        </w:rPr>
+        <w:t xml:space="preserve">   }</w:t>
+      </w:r>
+    </w:p>
+    <w:p>
+      <w:pPr>
+        <w:rPr>
+          <w:color w:val="0000CC"/>
+          <w:sz w:val="20"/>
+          <w:szCs w:val="18"/>
+          <w:shd w:val="clear" w:color="auto" w:fill="80C687" w:themeFill="background1" w:themeFillShade="BF"/>
+        </w:rPr>
+      </w:pPr>
+      <w:r>
+        <w:rPr>
+          <w:rFonts w:hint="eastAsia"/>
+          <w:color w:val="0000CC"/>
+          <w:sz w:val="20"/>
+          <w:szCs w:val="18"/>
+          <w:shd w:val="clear" w:color="auto" w:fill="80C687" w:themeFill="background1" w:themeFillShade="BF"/>
+        </w:rPr>
+        <w:t>}</w:t>
       </w:r>
     </w:p>
     <w:p>
       <w:pPr>
         <w:pStyle w:val="Heading2"/>
-      </w:pPr>
-      <w:r>
-        <w:rPr>
-          <w:rFonts w:hint="eastAsia"/>
-        </w:rPr>
-        <w:t>注意并发调度</w:t>
-      </w:r>
-    </w:p>
-    <w:p>
-      <w:r>
-        <w:rPr>
-          <w:rFonts w:hint="eastAsia"/>
-        </w:rPr>
-        <w:t>CI</w:t>
-      </w:r>
-      <w:r>
-        <w:rPr>
-          <w:rFonts w:hint="eastAsia"/>
-        </w:rPr>
-        <w:t>调度框架有“并行”模式，如果测试用例不考虑并发运行的影响，则用例会存在随机失败的风险。在用例中，不能固定</w:t>
-      </w:r>
-      <w:r>
-        <w:rPr>
-          <w:rFonts w:hint="eastAsia"/>
-        </w:rPr>
-        <w:t>Collection space</w:t>
-      </w:r>
-      <w:r>
-        <w:rPr>
-          <w:rFonts w:hint="eastAsia"/>
-        </w:rPr>
-        <w:t>、</w:t>
-      </w:r>
-      <w:r>
-        <w:rPr>
-          <w:rFonts w:hint="eastAsia"/>
-        </w:rPr>
-        <w:t>Collection</w:t>
-      </w:r>
-      <w:r>
-        <w:rPr>
-          <w:rFonts w:hint="eastAsia"/>
-        </w:rPr>
-        <w:t>、</w:t>
-      </w:r>
-      <w:r>
-        <w:rPr>
-          <w:rFonts w:hint="eastAsia"/>
-        </w:rPr>
-        <w:t>Backup name, Backup path</w:t>
-      </w:r>
-      <w:r>
-        <w:rPr>
-          <w:rFonts w:hint="eastAsia"/>
-        </w:rPr>
-        <w:t>等可能导致并发冲突的参数，</w:t>
-      </w:r>
-      <w:r>
-        <w:rPr>
-          <w:rFonts w:hint="eastAsia"/>
-        </w:rPr>
-        <w:t>使用</w:t>
-      </w:r>
-      <w:r>
-        <w:t>COMMCLNAME</w:t>
-      </w:r>
-      <w:r>
-        <w:rPr>
-          <w:rFonts w:hint="eastAsia"/>
-        </w:rPr>
-        <w:t>作为</w:t>
-      </w:r>
-      <w:r>
-        <w:rPr>
-          <w:rFonts w:hint="eastAsia"/>
-        </w:rPr>
-        <w:t>CL</w:t>
-      </w:r>
-      <w:r>
-        <w:rPr>
-          <w:rFonts w:hint="eastAsia"/>
-        </w:rPr>
-        <w:t>名字</w:t>
-      </w:r>
-      <w:r>
-        <w:rPr>
-          <w:rFonts w:hint="eastAsia"/>
-        </w:rPr>
-        <w:t>，从而可以保证并发运行时名字不会冲突。</w:t>
-      </w:r>
-    </w:p>
-    <w:p>
-      <w:pPr>
-        <w:pStyle w:val="Heading2"/>
-      </w:pPr>
-      <w:r>
-        <w:rPr>
-          <w:rFonts w:hint="eastAsia"/>
-        </w:rPr>
-        <w:t>用例</w:t>
-      </w:r>
-      <w:r>
-        <w:rPr>
-          <w:rFonts w:hint="eastAsia"/>
-        </w:rPr>
-        <w:t>信息打印</w:t>
-      </w:r>
-    </w:p>
-    <w:p>
-      <w:r>
-        <w:rPr>
-          <w:rFonts w:hint="eastAsia"/>
-        </w:rPr>
-        <w:t>测试用例在</w:t>
-      </w:r>
-      <w:r>
-        <w:rPr>
-          <w:rFonts w:hint="eastAsia"/>
-        </w:rPr>
-        <w:t>出错</w:t>
-      </w:r>
-      <w:r>
-        <w:rPr>
-          <w:rFonts w:hint="eastAsia"/>
-        </w:rPr>
-        <w:t>时，</w:t>
-      </w:r>
-      <w:r>
-        <w:rPr>
-          <w:rFonts w:hint="eastAsia"/>
-        </w:rPr>
-        <w:t>统一</w:t>
-      </w:r>
-      <w:r>
-        <w:rPr>
-          <w:rFonts w:hint="eastAsia"/>
-        </w:rPr>
-        <w:t>使用</w:t>
-      </w:r>
-      <w:r>
-        <w:rPr>
-          <w:rFonts w:hint="eastAsia"/>
-        </w:rPr>
-        <w:t>函数“</w:t>
-      </w:r>
-      <w:proofErr w:type="spellStart"/>
-      <w:r>
-        <w:rPr>
-          <w:rFonts w:hint="eastAsia"/>
-        </w:rPr>
-        <w:t>buildUnknownException</w:t>
-      </w:r>
-      <w:proofErr w:type="spellEnd"/>
-      <w:r>
-        <w:rPr>
-          <w:rFonts w:hint="eastAsia"/>
-        </w:rPr>
-        <w:t>”抛出异常，该异常包括了：函数名、操作等信息</w:t>
-      </w:r>
-      <w:r>
-        <w:rPr>
-          <w:rFonts w:hint="eastAsia"/>
-        </w:rPr>
-        <w:t>。</w:t>
-      </w:r>
-    </w:p>
-    <w:p>
-      <w:pPr>
-        <w:rPr>
-          <w:rFonts w:hint="eastAsia"/>
-        </w:rPr>
-      </w:pPr>
-      <w:r>
-        <w:rPr>
-          <w:rFonts w:hint="eastAsia"/>
-        </w:rPr>
-        <w:t>建议测试用例在成功时不要打印过多信息，打印过多信息会增加定位的难度和减慢执行效率。</w:t>
-      </w:r>
-    </w:p>
-    <w:p>
-      <w:pPr>
-        <w:pStyle w:val="Heading2"/>
-        <w:rPr>
-          <w:rFonts w:hint="eastAsia"/>
-        </w:rPr>
       </w:pPr>
       <w:r>
         <w:rPr>
@@ -3277,11 +4483,6 @@
       </w:r>
     </w:p>
     <w:p>
-      <w:pPr>
-        <w:rPr>
-          <w:rFonts w:hint="eastAsia"/>
-        </w:rPr>
-      </w:pPr>
       <w:r>
         <w:rPr>
           <w:rFonts w:hint="eastAsia"/>
@@ -3304,41 +4505,41 @@
     <w:p>
       <w:pPr>
         <w:rPr>
-          <w:rFonts w:hint="eastAsia"/>
-          <w:color w:val="0000CC"/>
-          <w:sz w:val="18"/>
-          <w:szCs w:val="18"/>
-          <w:shd w:val="clear" w:color="auto" w:fill="BFBFBF" w:themeFill="background1" w:themeFillShade="BF"/>
-        </w:rPr>
-      </w:pPr>
-      <w:r>
-        <w:rPr>
-          <w:rFonts w:hint="eastAsia"/>
-          <w:color w:val="0000CC"/>
-          <w:sz w:val="18"/>
-          <w:szCs w:val="18"/>
-          <w:shd w:val="clear" w:color="auto" w:fill="BFBFBF" w:themeFill="background1" w:themeFillShade="BF"/>
+          <w:color w:val="0000CC"/>
+          <w:sz w:val="18"/>
+          <w:szCs w:val="18"/>
+          <w:shd w:val="clear" w:color="auto" w:fill="80C687" w:themeFill="background1" w:themeFillShade="BF"/>
+        </w:rPr>
+      </w:pPr>
+      <w:proofErr w:type="gramStart"/>
+      <w:r>
+        <w:rPr>
+          <w:rFonts w:hint="eastAsia"/>
+          <w:color w:val="0000CC"/>
+          <w:sz w:val="18"/>
+          <w:szCs w:val="18"/>
+          <w:shd w:val="clear" w:color="auto" w:fill="80C687" w:themeFill="background1" w:themeFillShade="BF"/>
         </w:rPr>
         <w:t>try</w:t>
       </w:r>
-    </w:p>
-    <w:p>
-      <w:pPr>
-        <w:rPr>
-          <w:rFonts w:hint="eastAsia"/>
-          <w:color w:val="0000CC"/>
-          <w:sz w:val="18"/>
-          <w:szCs w:val="18"/>
-          <w:shd w:val="clear" w:color="auto" w:fill="BFBFBF" w:themeFill="background1" w:themeFillShade="BF"/>
-        </w:rPr>
-      </w:pPr>
-      <w:r>
-        <w:rPr>
-          <w:rFonts w:hint="eastAsia"/>
-          <w:color w:val="0000CC"/>
-          <w:sz w:val="18"/>
-          <w:szCs w:val="18"/>
-          <w:shd w:val="clear" w:color="auto" w:fill="BFBFBF" w:themeFill="background1" w:themeFillShade="BF"/>
+      <w:proofErr w:type="gramEnd"/>
+    </w:p>
+    <w:p>
+      <w:pPr>
+        <w:rPr>
+          <w:color w:val="0000CC"/>
+          <w:sz w:val="18"/>
+          <w:szCs w:val="18"/>
+          <w:shd w:val="clear" w:color="auto" w:fill="80C687" w:themeFill="background1" w:themeFillShade="BF"/>
+        </w:rPr>
+      </w:pPr>
+      <w:r>
+        <w:rPr>
+          <w:rFonts w:hint="eastAsia"/>
+          <w:color w:val="0000CC"/>
+          <w:sz w:val="18"/>
+          <w:szCs w:val="18"/>
+          <w:shd w:val="clear" w:color="auto" w:fill="80C687" w:themeFill="background1" w:themeFillShade="BF"/>
         </w:rPr>
         <w:t>{</w:t>
       </w:r>
@@ -3346,20 +4547,19 @@
     <w:p>
       <w:pPr>
         <w:rPr>
-          <w:rFonts w:hint="eastAsia"/>
-          <w:color w:val="0000CC"/>
-          <w:sz w:val="18"/>
-          <w:szCs w:val="18"/>
-          <w:shd w:val="clear" w:color="auto" w:fill="BFBFBF" w:themeFill="background1" w:themeFillShade="BF"/>
-        </w:rPr>
-      </w:pPr>
-      <w:r>
-        <w:rPr>
-          <w:rFonts w:hint="eastAsia"/>
-          <w:color w:val="0000CC"/>
-          <w:sz w:val="18"/>
-          <w:szCs w:val="18"/>
-          <w:shd w:val="clear" w:color="auto" w:fill="BFBFBF" w:themeFill="background1" w:themeFillShade="BF"/>
+          <w:color w:val="0000CC"/>
+          <w:sz w:val="18"/>
+          <w:szCs w:val="18"/>
+          <w:shd w:val="clear" w:color="auto" w:fill="80C687" w:themeFill="background1" w:themeFillShade="BF"/>
+        </w:rPr>
+      </w:pPr>
+      <w:r>
+        <w:rPr>
+          <w:rFonts w:hint="eastAsia"/>
+          <w:color w:val="0000CC"/>
+          <w:sz w:val="18"/>
+          <w:szCs w:val="18"/>
+          <w:shd w:val="clear" w:color="auto" w:fill="80C687" w:themeFill="background1" w:themeFillShade="BF"/>
         </w:rPr>
         <w:t>}</w:t>
       </w:r>
@@ -3367,41 +4567,41 @@
     <w:p>
       <w:pPr>
         <w:rPr>
-          <w:rFonts w:hint="eastAsia"/>
-          <w:color w:val="0000CC"/>
-          <w:sz w:val="18"/>
-          <w:szCs w:val="18"/>
-          <w:shd w:val="clear" w:color="auto" w:fill="BFBFBF" w:themeFill="background1" w:themeFillShade="BF"/>
-        </w:rPr>
-      </w:pPr>
-      <w:r>
-        <w:rPr>
-          <w:rFonts w:hint="eastAsia"/>
-          <w:color w:val="0000CC"/>
-          <w:sz w:val="18"/>
-          <w:szCs w:val="18"/>
-          <w:shd w:val="clear" w:color="auto" w:fill="BFBFBF" w:themeFill="background1" w:themeFillShade="BF"/>
+          <w:color w:val="0000CC"/>
+          <w:sz w:val="18"/>
+          <w:szCs w:val="18"/>
+          <w:shd w:val="clear" w:color="auto" w:fill="80C687" w:themeFill="background1" w:themeFillShade="BF"/>
+        </w:rPr>
+      </w:pPr>
+      <w:proofErr w:type="gramStart"/>
+      <w:r>
+        <w:rPr>
+          <w:rFonts w:hint="eastAsia"/>
+          <w:color w:val="0000CC"/>
+          <w:sz w:val="18"/>
+          <w:szCs w:val="18"/>
+          <w:shd w:val="clear" w:color="auto" w:fill="80C687" w:themeFill="background1" w:themeFillShade="BF"/>
         </w:rPr>
         <w:t>catch</w:t>
       </w:r>
-    </w:p>
-    <w:p>
-      <w:pPr>
-        <w:rPr>
-          <w:rFonts w:hint="eastAsia"/>
-          <w:color w:val="0000CC"/>
-          <w:sz w:val="18"/>
-          <w:szCs w:val="18"/>
-          <w:shd w:val="clear" w:color="auto" w:fill="BFBFBF" w:themeFill="background1" w:themeFillShade="BF"/>
-        </w:rPr>
-      </w:pPr>
-      <w:r>
-        <w:rPr>
-          <w:rFonts w:hint="eastAsia"/>
-          <w:color w:val="0000CC"/>
-          <w:sz w:val="18"/>
-          <w:szCs w:val="18"/>
-          <w:shd w:val="clear" w:color="auto" w:fill="BFBFBF" w:themeFill="background1" w:themeFillShade="BF"/>
+      <w:proofErr w:type="gramEnd"/>
+    </w:p>
+    <w:p>
+      <w:pPr>
+        <w:rPr>
+          <w:color w:val="0000CC"/>
+          <w:sz w:val="18"/>
+          <w:szCs w:val="18"/>
+          <w:shd w:val="clear" w:color="auto" w:fill="80C687" w:themeFill="background1" w:themeFillShade="BF"/>
+        </w:rPr>
+      </w:pPr>
+      <w:r>
+        <w:rPr>
+          <w:rFonts w:hint="eastAsia"/>
+          <w:color w:val="0000CC"/>
+          <w:sz w:val="18"/>
+          <w:szCs w:val="18"/>
+          <w:shd w:val="clear" w:color="auto" w:fill="80C687" w:themeFill="background1" w:themeFillShade="BF"/>
         </w:rPr>
         <w:t>{</w:t>
       </w:r>
@@ -3409,20 +4609,19 @@
     <w:p>
       <w:pPr>
         <w:rPr>
-          <w:rFonts w:hint="eastAsia"/>
-          <w:color w:val="0000CC"/>
-          <w:sz w:val="18"/>
-          <w:szCs w:val="18"/>
-          <w:shd w:val="clear" w:color="auto" w:fill="BFBFBF" w:themeFill="background1" w:themeFillShade="BF"/>
-        </w:rPr>
-      </w:pPr>
-      <w:r>
-        <w:rPr>
-          <w:rFonts w:hint="eastAsia"/>
-          <w:color w:val="0000CC"/>
-          <w:sz w:val="18"/>
-          <w:szCs w:val="18"/>
-          <w:shd w:val="clear" w:color="auto" w:fill="BFBFBF" w:themeFill="background1" w:themeFillShade="BF"/>
+          <w:color w:val="0000CC"/>
+          <w:sz w:val="18"/>
+          <w:szCs w:val="18"/>
+          <w:shd w:val="clear" w:color="auto" w:fill="80C687" w:themeFill="background1" w:themeFillShade="BF"/>
+        </w:rPr>
+      </w:pPr>
+      <w:r>
+        <w:rPr>
+          <w:rFonts w:hint="eastAsia"/>
+          <w:color w:val="0000CC"/>
+          <w:sz w:val="18"/>
+          <w:szCs w:val="18"/>
+          <w:shd w:val="clear" w:color="auto" w:fill="80C687" w:themeFill="background1" w:themeFillShade="BF"/>
         </w:rPr>
         <w:t>}</w:t>
       </w:r>
@@ -3430,41 +4629,41 @@
     <w:p>
       <w:pPr>
         <w:rPr>
-          <w:rFonts w:hint="eastAsia"/>
-          <w:color w:val="0000CC"/>
-          <w:sz w:val="18"/>
-          <w:szCs w:val="18"/>
-          <w:shd w:val="clear" w:color="auto" w:fill="BFBFBF" w:themeFill="background1" w:themeFillShade="BF"/>
-        </w:rPr>
-      </w:pPr>
-      <w:r>
-        <w:rPr>
-          <w:rFonts w:hint="eastAsia"/>
-          <w:color w:val="0000CC"/>
-          <w:sz w:val="18"/>
-          <w:szCs w:val="18"/>
-          <w:shd w:val="clear" w:color="auto" w:fill="BFBFBF" w:themeFill="background1" w:themeFillShade="BF"/>
+          <w:color w:val="0000CC"/>
+          <w:sz w:val="18"/>
+          <w:szCs w:val="18"/>
+          <w:shd w:val="clear" w:color="auto" w:fill="80C687" w:themeFill="background1" w:themeFillShade="BF"/>
+        </w:rPr>
+      </w:pPr>
+      <w:proofErr w:type="gramStart"/>
+      <w:r>
+        <w:rPr>
+          <w:rFonts w:hint="eastAsia"/>
+          <w:color w:val="0000CC"/>
+          <w:sz w:val="18"/>
+          <w:szCs w:val="18"/>
+          <w:shd w:val="clear" w:color="auto" w:fill="80C687" w:themeFill="background1" w:themeFillShade="BF"/>
         </w:rPr>
         <w:t>finally</w:t>
       </w:r>
-    </w:p>
-    <w:p>
-      <w:pPr>
-        <w:rPr>
-          <w:rFonts w:hint="eastAsia"/>
-          <w:color w:val="0000CC"/>
-          <w:sz w:val="18"/>
-          <w:szCs w:val="18"/>
-          <w:shd w:val="clear" w:color="auto" w:fill="BFBFBF" w:themeFill="background1" w:themeFillShade="BF"/>
-        </w:rPr>
-      </w:pPr>
-      <w:r>
-        <w:rPr>
-          <w:rFonts w:hint="eastAsia"/>
-          <w:color w:val="0000CC"/>
-          <w:sz w:val="18"/>
-          <w:szCs w:val="18"/>
-          <w:shd w:val="clear" w:color="auto" w:fill="BFBFBF" w:themeFill="background1" w:themeFillShade="BF"/>
+      <w:proofErr w:type="gramEnd"/>
+    </w:p>
+    <w:p>
+      <w:pPr>
+        <w:rPr>
+          <w:color w:val="0000CC"/>
+          <w:sz w:val="18"/>
+          <w:szCs w:val="18"/>
+          <w:shd w:val="clear" w:color="auto" w:fill="80C687" w:themeFill="background1" w:themeFillShade="BF"/>
+        </w:rPr>
+      </w:pPr>
+      <w:r>
+        <w:rPr>
+          <w:rFonts w:hint="eastAsia"/>
+          <w:color w:val="0000CC"/>
+          <w:sz w:val="18"/>
+          <w:szCs w:val="18"/>
+          <w:shd w:val="clear" w:color="auto" w:fill="80C687" w:themeFill="background1" w:themeFillShade="BF"/>
         </w:rPr>
         <w:t>{</w:t>
       </w:r>
@@ -3472,20 +4671,19 @@
     <w:p>
       <w:pPr>
         <w:rPr>
-          <w:rFonts w:hint="eastAsia"/>
-          <w:color w:val="0000CC"/>
-          <w:sz w:val="18"/>
-          <w:szCs w:val="18"/>
-          <w:shd w:val="clear" w:color="auto" w:fill="BFBFBF" w:themeFill="background1" w:themeFillShade="BF"/>
-        </w:rPr>
-      </w:pPr>
-      <w:r>
-        <w:rPr>
-          <w:rFonts w:hint="eastAsia"/>
-          <w:color w:val="0000CC"/>
-          <w:sz w:val="18"/>
-          <w:szCs w:val="18"/>
-          <w:shd w:val="clear" w:color="auto" w:fill="BFBFBF" w:themeFill="background1" w:themeFillShade="BF"/>
+          <w:color w:val="0000CC"/>
+          <w:sz w:val="18"/>
+          <w:szCs w:val="18"/>
+          <w:shd w:val="clear" w:color="auto" w:fill="80C687" w:themeFill="background1" w:themeFillShade="BF"/>
+        </w:rPr>
+      </w:pPr>
+      <w:r>
+        <w:rPr>
+          <w:rFonts w:hint="eastAsia"/>
+          <w:color w:val="0000CC"/>
+          <w:sz w:val="18"/>
+          <w:szCs w:val="18"/>
+          <w:shd w:val="clear" w:color="auto" w:fill="80C687" w:themeFill="background1" w:themeFillShade="BF"/>
         </w:rPr>
         <w:t>}</w:t>
       </w:r>
@@ -3526,6 +4724,12 @@
         <w:rPr>
           <w:rFonts w:hint="eastAsia"/>
         </w:rPr>
+        <w:tab/>
+      </w:r>
+      <w:r>
+        <w:rPr>
+          <w:rFonts w:hint="eastAsia"/>
+        </w:rPr>
         <w:t>禁止在测试用例中写死端口号或者改变公共参数中的端口号，如</w:t>
       </w:r>
       <w:r>
@@ -3559,18 +4763,30 @@
           <w:color w:val="0000CC"/>
           <w:sz w:val="18"/>
           <w:szCs w:val="18"/>
-          <w:shd w:val="clear" w:color="auto" w:fill="BFBFBF" w:themeFill="background1" w:themeFillShade="BF"/>
-        </w:rPr>
-      </w:pPr>
-      <w:r>
-        <w:rPr>
-          <w:rFonts w:hint="eastAsia"/>
-          <w:color w:val="0000CC"/>
-          <w:sz w:val="18"/>
-          <w:szCs w:val="18"/>
-          <w:shd w:val="clear" w:color="auto" w:fill="BFBFBF" w:themeFill="background1" w:themeFillShade="BF"/>
-        </w:rPr>
-        <w:t xml:space="preserve">db = new </w:t>
+          <w:shd w:val="clear" w:color="auto" w:fill="80C687" w:themeFill="background1" w:themeFillShade="BF"/>
+        </w:rPr>
+      </w:pPr>
+      <w:proofErr w:type="gramStart"/>
+      <w:r>
+        <w:rPr>
+          <w:rFonts w:hint="eastAsia"/>
+          <w:color w:val="0000CC"/>
+          <w:sz w:val="18"/>
+          <w:szCs w:val="18"/>
+          <w:shd w:val="clear" w:color="auto" w:fill="80C687" w:themeFill="background1" w:themeFillShade="BF"/>
+        </w:rPr>
+        <w:t>db</w:t>
+      </w:r>
+      <w:proofErr w:type="gramEnd"/>
+      <w:r>
+        <w:rPr>
+          <w:rFonts w:hint="eastAsia"/>
+          <w:color w:val="0000CC"/>
+          <w:sz w:val="18"/>
+          <w:szCs w:val="18"/>
+          <w:shd w:val="clear" w:color="auto" w:fill="80C687" w:themeFill="background1" w:themeFillShade="BF"/>
+        </w:rPr>
+        <w:t xml:space="preserve"> = new </w:t>
       </w:r>
       <w:proofErr w:type="spellStart"/>
       <w:r>
@@ -3579,7 +4795,7 @@
           <w:color w:val="0000CC"/>
           <w:sz w:val="18"/>
           <w:szCs w:val="18"/>
-          <w:shd w:val="clear" w:color="auto" w:fill="BFBFBF" w:themeFill="background1" w:themeFillShade="BF"/>
+          <w:shd w:val="clear" w:color="auto" w:fill="80C687" w:themeFill="background1" w:themeFillShade="BF"/>
         </w:rPr>
         <w:t>Sdb</w:t>
       </w:r>
@@ -3590,7 +4806,7 @@
           <w:color w:val="0000CC"/>
           <w:sz w:val="18"/>
           <w:szCs w:val="18"/>
-          <w:shd w:val="clear" w:color="auto" w:fill="BFBFBF" w:themeFill="background1" w:themeFillShade="BF"/>
+          <w:shd w:val="clear" w:color="auto" w:fill="80C687" w:themeFill="background1" w:themeFillShade="BF"/>
         </w:rPr>
         <w:t>(</w:t>
       </w:r>
@@ -3599,7 +4815,7 @@
           <w:color w:val="0000CC"/>
           <w:sz w:val="18"/>
           <w:szCs w:val="18"/>
-          <w:shd w:val="clear" w:color="auto" w:fill="BFBFBF" w:themeFill="background1" w:themeFillShade="BF"/>
+          <w:shd w:val="clear" w:color="auto" w:fill="80C687" w:themeFill="background1" w:themeFillShade="BF"/>
         </w:rPr>
         <w:t>‘</w:t>
       </w:r>
@@ -3610,7 +4826,7 @@
           <w:color w:val="0000CC"/>
           <w:sz w:val="18"/>
           <w:szCs w:val="18"/>
-          <w:shd w:val="clear" w:color="auto" w:fill="BFBFBF" w:themeFill="background1" w:themeFillShade="BF"/>
+          <w:shd w:val="clear" w:color="auto" w:fill="80C687" w:themeFill="background1" w:themeFillShade="BF"/>
         </w:rPr>
         <w:t>localhost</w:t>
       </w:r>
@@ -3620,7 +4836,7 @@
           <w:color w:val="0000CC"/>
           <w:sz w:val="18"/>
           <w:szCs w:val="18"/>
-          <w:shd w:val="clear" w:color="auto" w:fill="BFBFBF" w:themeFill="background1" w:themeFillShade="BF"/>
+          <w:shd w:val="clear" w:color="auto" w:fill="80C687" w:themeFill="background1" w:themeFillShade="BF"/>
         </w:rPr>
         <w:t>’</w:t>
       </w:r>
@@ -3630,7 +4846,7 @@
           <w:color w:val="0000CC"/>
           <w:sz w:val="18"/>
           <w:szCs w:val="18"/>
-          <w:shd w:val="clear" w:color="auto" w:fill="BFBFBF" w:themeFill="background1" w:themeFillShade="BF"/>
+          <w:shd w:val="clear" w:color="auto" w:fill="80C687" w:themeFill="background1" w:themeFillShade="BF"/>
         </w:rPr>
         <w:t>, COORDSVCNAME ) ;</w:t>
       </w:r>
@@ -3641,28 +4857,30 @@
           <w:color w:val="0000CC"/>
           <w:sz w:val="18"/>
           <w:szCs w:val="18"/>
-          <w:shd w:val="clear" w:color="auto" w:fill="BFBFBF" w:themeFill="background1" w:themeFillShade="BF"/>
+          <w:shd w:val="clear" w:color="auto" w:fill="80C687" w:themeFill="background1" w:themeFillShade="BF"/>
         </w:rPr>
       </w:pPr>
       <w:proofErr w:type="spellStart"/>
-      <w:r>
-        <w:rPr>
-          <w:rFonts w:hint="eastAsia"/>
-          <w:color w:val="0000CC"/>
-          <w:sz w:val="18"/>
-          <w:szCs w:val="18"/>
-          <w:shd w:val="clear" w:color="auto" w:fill="BFBFBF" w:themeFill="background1" w:themeFillShade="BF"/>
+      <w:proofErr w:type="gramStart"/>
+      <w:r>
+        <w:rPr>
+          <w:rFonts w:hint="eastAsia"/>
+          <w:color w:val="0000CC"/>
+          <w:sz w:val="18"/>
+          <w:szCs w:val="18"/>
+          <w:shd w:val="clear" w:color="auto" w:fill="80C687" w:themeFill="background1" w:themeFillShade="BF"/>
         </w:rPr>
         <w:t>dbcat</w:t>
       </w:r>
       <w:proofErr w:type="spellEnd"/>
-      <w:r>
-        <w:rPr>
-          <w:rFonts w:hint="eastAsia"/>
-          <w:color w:val="0000CC"/>
-          <w:sz w:val="18"/>
-          <w:szCs w:val="18"/>
-          <w:shd w:val="clear" w:color="auto" w:fill="BFBFBF" w:themeFill="background1" w:themeFillShade="BF"/>
+      <w:proofErr w:type="gramEnd"/>
+      <w:r>
+        <w:rPr>
+          <w:rFonts w:hint="eastAsia"/>
+          <w:color w:val="0000CC"/>
+          <w:sz w:val="18"/>
+          <w:szCs w:val="18"/>
+          <w:shd w:val="clear" w:color="auto" w:fill="80C687" w:themeFill="background1" w:themeFillShade="BF"/>
         </w:rPr>
         <w:t xml:space="preserve"> = new </w:t>
       </w:r>
@@ -3673,7 +4891,7 @@
           <w:color w:val="0000CC"/>
           <w:sz w:val="18"/>
           <w:szCs w:val="18"/>
-          <w:shd w:val="clear" w:color="auto" w:fill="BFBFBF" w:themeFill="background1" w:themeFillShade="BF"/>
+          <w:shd w:val="clear" w:color="auto" w:fill="80C687" w:themeFill="background1" w:themeFillShade="BF"/>
         </w:rPr>
         <w:t>Sdb</w:t>
       </w:r>
@@ -3684,7 +4902,7 @@
           <w:color w:val="0000CC"/>
           <w:sz w:val="18"/>
           <w:szCs w:val="18"/>
-          <w:shd w:val="clear" w:color="auto" w:fill="BFBFBF" w:themeFill="background1" w:themeFillShade="BF"/>
+          <w:shd w:val="clear" w:color="auto" w:fill="80C687" w:themeFill="background1" w:themeFillShade="BF"/>
         </w:rPr>
         <w:t>(</w:t>
       </w:r>
@@ -3693,7 +4911,7 @@
           <w:color w:val="0000CC"/>
           <w:sz w:val="18"/>
           <w:szCs w:val="18"/>
-          <w:shd w:val="clear" w:color="auto" w:fill="BFBFBF" w:themeFill="background1" w:themeFillShade="BF"/>
+          <w:shd w:val="clear" w:color="auto" w:fill="80C687" w:themeFill="background1" w:themeFillShade="BF"/>
         </w:rPr>
         <w:t>‘</w:t>
       </w:r>
@@ -3704,7 +4922,7 @@
           <w:color w:val="0000CC"/>
           <w:sz w:val="18"/>
           <w:szCs w:val="18"/>
-          <w:shd w:val="clear" w:color="auto" w:fill="BFBFBF" w:themeFill="background1" w:themeFillShade="BF"/>
+          <w:shd w:val="clear" w:color="auto" w:fill="80C687" w:themeFill="background1" w:themeFillShade="BF"/>
         </w:rPr>
         <w:t>localhost</w:t>
       </w:r>
@@ -3714,7 +4932,7 @@
           <w:color w:val="0000CC"/>
           <w:sz w:val="18"/>
           <w:szCs w:val="18"/>
-          <w:shd w:val="clear" w:color="auto" w:fill="BFBFBF" w:themeFill="background1" w:themeFillShade="BF"/>
+          <w:shd w:val="clear" w:color="auto" w:fill="80C687" w:themeFill="background1" w:themeFillShade="BF"/>
         </w:rPr>
         <w:t>’</w:t>
       </w:r>
@@ -3724,7 +4942,7 @@
           <w:color w:val="0000CC"/>
           <w:sz w:val="18"/>
           <w:szCs w:val="18"/>
-          <w:shd w:val="clear" w:color="auto" w:fill="BFBFBF" w:themeFill="background1" w:themeFillShade="BF"/>
+          <w:shd w:val="clear" w:color="auto" w:fill="80C687" w:themeFill="background1" w:themeFillShade="BF"/>
         </w:rPr>
         <w:t>, CATASVCNAME ) ;</w:t>
       </w:r>
@@ -3846,6 +5064,12 @@
         <w:rPr>
           <w:rFonts w:hint="eastAsia"/>
         </w:rPr>
+        <w:tab/>
+      </w:r>
+      <w:r>
+        <w:rPr>
+          <w:rFonts w:hint="eastAsia"/>
+        </w:rPr>
         <w:t>如果在测试用例中使用</w:t>
       </w:r>
       <w:r>
@@ -3892,7 +5116,7 @@
           <w:color w:val="0000CC"/>
           <w:sz w:val="18"/>
           <w:szCs w:val="18"/>
-          <w:shd w:val="clear" w:color="auto" w:fill="BFBFBF" w:themeFill="background1" w:themeFillShade="BF"/>
+          <w:shd w:val="clear" w:color="auto" w:fill="80C687" w:themeFill="background1" w:themeFillShade="BF"/>
         </w:rPr>
         <w:t>1</w:t>
       </w:r>
@@ -3902,7 +5126,7 @@
           <w:color w:val="0000CC"/>
           <w:sz w:val="18"/>
           <w:szCs w:val="18"/>
-          <w:shd w:val="clear" w:color="auto" w:fill="BFBFBF" w:themeFill="background1" w:themeFillShade="BF"/>
+          <w:shd w:val="clear" w:color="auto" w:fill="80C687" w:themeFill="background1" w:themeFillShade="BF"/>
         </w:rPr>
         <w:t>、</w:t>
       </w:r>
@@ -3912,7 +5136,7 @@
           <w:color w:val="0000CC"/>
           <w:sz w:val="18"/>
           <w:szCs w:val="18"/>
-          <w:shd w:val="clear" w:color="auto" w:fill="BFBFBF" w:themeFill="background1" w:themeFillShade="BF"/>
+          <w:shd w:val="clear" w:color="auto" w:fill="80C687" w:themeFill="background1" w:themeFillShade="BF"/>
         </w:rPr>
         <w:t>在规定时间内，每秒实期检测是否满足要求，一旦满足，立即往下执行（</w:t>
       </w:r>
@@ -3922,7 +5146,7 @@
           <w:color w:val="0000CC"/>
           <w:sz w:val="18"/>
           <w:szCs w:val="18"/>
-          <w:shd w:val="clear" w:color="auto" w:fill="BFBFBF" w:themeFill="background1" w:themeFillShade="BF"/>
+          <w:shd w:val="clear" w:color="auto" w:fill="80C687" w:themeFill="background1" w:themeFillShade="BF"/>
         </w:rPr>
         <w:t>Sleep(1)</w:t>
       </w:r>
@@ -3932,7 +5156,7 @@
           <w:color w:val="0000CC"/>
           <w:sz w:val="18"/>
           <w:szCs w:val="18"/>
-          <w:shd w:val="clear" w:color="auto" w:fill="BFBFBF" w:themeFill="background1" w:themeFillShade="BF"/>
+          <w:shd w:val="clear" w:color="auto" w:fill="80C687" w:themeFill="background1" w:themeFillShade="BF"/>
         </w:rPr>
         <w:t>，而不是直接</w:t>
       </w:r>
@@ -3942,7 +5166,7 @@
           <w:color w:val="0000CC"/>
           <w:sz w:val="18"/>
           <w:szCs w:val="18"/>
-          <w:shd w:val="clear" w:color="auto" w:fill="BFBFBF" w:themeFill="background1" w:themeFillShade="BF"/>
+          <w:shd w:val="clear" w:color="auto" w:fill="80C687" w:themeFill="background1" w:themeFillShade="BF"/>
         </w:rPr>
         <w:t>Sleep(N)</w:t>
       </w:r>
@@ -3952,7 +5176,7 @@
           <w:color w:val="0000CC"/>
           <w:sz w:val="18"/>
           <w:szCs w:val="18"/>
-          <w:shd w:val="clear" w:color="auto" w:fill="BFBFBF" w:themeFill="background1" w:themeFillShade="BF"/>
+          <w:shd w:val="clear" w:color="auto" w:fill="80C687" w:themeFill="background1" w:themeFillShade="BF"/>
         </w:rPr>
         <w:t>，这样可以减少</w:t>
       </w:r>
@@ -3962,7 +5186,7 @@
           <w:color w:val="0000CC"/>
           <w:sz w:val="18"/>
           <w:szCs w:val="18"/>
-          <w:shd w:val="clear" w:color="auto" w:fill="BFBFBF" w:themeFill="background1" w:themeFillShade="BF"/>
+          <w:shd w:val="clear" w:color="auto" w:fill="80C687" w:themeFill="background1" w:themeFillShade="BF"/>
         </w:rPr>
         <w:t>Sleep</w:t>
       </w:r>
@@ -3972,7 +5196,7 @@
           <w:color w:val="0000CC"/>
           <w:sz w:val="18"/>
           <w:szCs w:val="18"/>
-          <w:shd w:val="clear" w:color="auto" w:fill="BFBFBF" w:themeFill="background1" w:themeFillShade="BF"/>
+          <w:shd w:val="clear" w:color="auto" w:fill="80C687" w:themeFill="background1" w:themeFillShade="BF"/>
         </w:rPr>
         <w:t>时间；</w:t>
       </w:r>
@@ -3983,16 +5207,16 @@
           <w:color w:val="0000CC"/>
           <w:sz w:val="18"/>
           <w:szCs w:val="18"/>
-          <w:shd w:val="clear" w:color="auto" w:fill="BFBFBF" w:themeFill="background1" w:themeFillShade="BF"/>
-        </w:rPr>
-      </w:pPr>
-      <w:r>
-        <w:rPr>
-          <w:rFonts w:hint="eastAsia"/>
-          <w:color w:val="0000CC"/>
-          <w:sz w:val="18"/>
-          <w:szCs w:val="18"/>
-          <w:shd w:val="clear" w:color="auto" w:fill="BFBFBF" w:themeFill="background1" w:themeFillShade="BF"/>
+          <w:shd w:val="clear" w:color="auto" w:fill="80C687" w:themeFill="background1" w:themeFillShade="BF"/>
+        </w:rPr>
+      </w:pPr>
+      <w:r>
+        <w:rPr>
+          <w:rFonts w:hint="eastAsia"/>
+          <w:color w:val="0000CC"/>
+          <w:sz w:val="18"/>
+          <w:szCs w:val="18"/>
+          <w:shd w:val="clear" w:color="auto" w:fill="80C687" w:themeFill="background1" w:themeFillShade="BF"/>
         </w:rPr>
         <w:t>2</w:t>
       </w:r>
@@ -4002,7 +5226,7 @@
           <w:color w:val="0000CC"/>
           <w:sz w:val="18"/>
           <w:szCs w:val="18"/>
-          <w:shd w:val="clear" w:color="auto" w:fill="BFBFBF" w:themeFill="background1" w:themeFillShade="BF"/>
+          <w:shd w:val="clear" w:color="auto" w:fill="80C687" w:themeFill="background1" w:themeFillShade="BF"/>
         </w:rPr>
         <w:t>、</w:t>
       </w:r>
@@ -4012,7 +5236,7 @@
           <w:color w:val="0000CC"/>
           <w:sz w:val="18"/>
           <w:szCs w:val="18"/>
-          <w:shd w:val="clear" w:color="auto" w:fill="BFBFBF" w:themeFill="background1" w:themeFillShade="BF"/>
+          <w:shd w:val="clear" w:color="auto" w:fill="80C687" w:themeFill="background1" w:themeFillShade="BF"/>
         </w:rPr>
         <w:t>通过其它功能手段，如</w:t>
       </w:r>
@@ -4023,7 +5247,7 @@
           <w:color w:val="0000CC"/>
           <w:sz w:val="18"/>
           <w:szCs w:val="18"/>
-          <w:shd w:val="clear" w:color="auto" w:fill="BFBFBF" w:themeFill="background1" w:themeFillShade="BF"/>
+          <w:shd w:val="clear" w:color="auto" w:fill="80C687" w:themeFill="background1" w:themeFillShade="BF"/>
         </w:rPr>
         <w:t>ReplSize</w:t>
       </w:r>
@@ -4034,7 +5258,7 @@
           <w:color w:val="0000CC"/>
           <w:sz w:val="18"/>
           <w:szCs w:val="18"/>
-          <w:shd w:val="clear" w:color="auto" w:fill="BFBFBF" w:themeFill="background1" w:themeFillShade="BF"/>
+          <w:shd w:val="clear" w:color="auto" w:fill="80C687" w:themeFill="background1" w:themeFillShade="BF"/>
         </w:rPr>
         <w:t>=0</w:t>
       </w:r>
@@ -4044,7 +5268,7 @@
           <w:color w:val="0000CC"/>
           <w:sz w:val="18"/>
           <w:szCs w:val="18"/>
-          <w:shd w:val="clear" w:color="auto" w:fill="BFBFBF" w:themeFill="background1" w:themeFillShade="BF"/>
+          <w:shd w:val="clear" w:color="auto" w:fill="80C687" w:themeFill="background1" w:themeFillShade="BF"/>
         </w:rPr>
         <w:t>，可以让副本全同步再返回，从而不需要</w:t>
       </w:r>
@@ -4054,7 +5278,7 @@
           <w:color w:val="0000CC"/>
           <w:sz w:val="18"/>
           <w:szCs w:val="18"/>
-          <w:shd w:val="clear" w:color="auto" w:fill="BFBFBF" w:themeFill="background1" w:themeFillShade="BF"/>
+          <w:shd w:val="clear" w:color="auto" w:fill="80C687" w:themeFill="background1" w:themeFillShade="BF"/>
         </w:rPr>
         <w:t>Sleep</w:t>
       </w:r>
@@ -4064,7 +5288,7 @@
           <w:color w:val="0000CC"/>
           <w:sz w:val="18"/>
           <w:szCs w:val="18"/>
-          <w:shd w:val="clear" w:color="auto" w:fill="BFBFBF" w:themeFill="background1" w:themeFillShade="BF"/>
+          <w:shd w:val="clear" w:color="auto" w:fill="80C687" w:themeFill="background1" w:themeFillShade="BF"/>
         </w:rPr>
         <w:t>；</w:t>
       </w:r>
@@ -4094,18 +5318,30 @@
           <w:color w:val="0000CC"/>
           <w:sz w:val="18"/>
           <w:szCs w:val="18"/>
-          <w:shd w:val="clear" w:color="auto" w:fill="BFBFBF" w:themeFill="background1" w:themeFillShade="BF"/>
-        </w:rPr>
-      </w:pPr>
-      <w:r>
-        <w:rPr>
-          <w:rFonts w:hint="eastAsia"/>
-          <w:color w:val="0000CC"/>
-          <w:sz w:val="18"/>
-          <w:szCs w:val="18"/>
-          <w:shd w:val="clear" w:color="auto" w:fill="BFBFBF" w:themeFill="background1" w:themeFillShade="BF"/>
-        </w:rPr>
-        <w:t xml:space="preserve">while( </w:t>
+          <w:shd w:val="clear" w:color="auto" w:fill="80C687" w:themeFill="background1" w:themeFillShade="BF"/>
+        </w:rPr>
+      </w:pPr>
+      <w:proofErr w:type="gramStart"/>
+      <w:r>
+        <w:rPr>
+          <w:rFonts w:hint="eastAsia"/>
+          <w:color w:val="0000CC"/>
+          <w:sz w:val="18"/>
+          <w:szCs w:val="18"/>
+          <w:shd w:val="clear" w:color="auto" w:fill="80C687" w:themeFill="background1" w:themeFillShade="BF"/>
+        </w:rPr>
+        <w:t>while(</w:t>
+      </w:r>
+      <w:proofErr w:type="gramEnd"/>
+      <w:r>
+        <w:rPr>
+          <w:rFonts w:hint="eastAsia"/>
+          <w:color w:val="0000CC"/>
+          <w:sz w:val="18"/>
+          <w:szCs w:val="18"/>
+          <w:shd w:val="clear" w:color="auto" w:fill="80C687" w:themeFill="background1" w:themeFillShade="BF"/>
+        </w:rPr>
+        <w:t xml:space="preserve"> </w:t>
       </w:r>
       <w:proofErr w:type="spellStart"/>
       <w:r>
@@ -4114,7 +5350,7 @@
           <w:color w:val="0000CC"/>
           <w:sz w:val="18"/>
           <w:szCs w:val="18"/>
-          <w:shd w:val="clear" w:color="auto" w:fill="BFBFBF" w:themeFill="background1" w:themeFillShade="BF"/>
+          <w:shd w:val="clear" w:color="auto" w:fill="80C687" w:themeFill="background1" w:themeFillShade="BF"/>
         </w:rPr>
         <w:t>isNeedWait</w:t>
       </w:r>
@@ -4125,7 +5361,7 @@
           <w:color w:val="0000CC"/>
           <w:sz w:val="18"/>
           <w:szCs w:val="18"/>
-          <w:shd w:val="clear" w:color="auto" w:fill="BFBFBF" w:themeFill="background1" w:themeFillShade="BF"/>
+          <w:shd w:val="clear" w:color="auto" w:fill="80C687" w:themeFill="background1" w:themeFillShade="BF"/>
         </w:rPr>
         <w:t>() )</w:t>
       </w:r>
@@ -4136,16 +5372,16 @@
           <w:color w:val="0000CC"/>
           <w:sz w:val="18"/>
           <w:szCs w:val="18"/>
-          <w:shd w:val="clear" w:color="auto" w:fill="BFBFBF" w:themeFill="background1" w:themeFillShade="BF"/>
-        </w:rPr>
-      </w:pPr>
-      <w:r>
-        <w:rPr>
-          <w:rFonts w:hint="eastAsia"/>
-          <w:color w:val="0000CC"/>
-          <w:sz w:val="18"/>
-          <w:szCs w:val="18"/>
-          <w:shd w:val="clear" w:color="auto" w:fill="BFBFBF" w:themeFill="background1" w:themeFillShade="BF"/>
+          <w:shd w:val="clear" w:color="auto" w:fill="80C687" w:themeFill="background1" w:themeFillShade="BF"/>
+        </w:rPr>
+      </w:pPr>
+      <w:r>
+        <w:rPr>
+          <w:rFonts w:hint="eastAsia"/>
+          <w:color w:val="0000CC"/>
+          <w:sz w:val="18"/>
+          <w:szCs w:val="18"/>
+          <w:shd w:val="clear" w:color="auto" w:fill="80C687" w:themeFill="background1" w:themeFillShade="BF"/>
         </w:rPr>
         <w:t>{</w:t>
       </w:r>
@@ -4156,16 +5392,16 @@
           <w:color w:val="0000CC"/>
           <w:sz w:val="18"/>
           <w:szCs w:val="18"/>
-          <w:shd w:val="clear" w:color="auto" w:fill="BFBFBF" w:themeFill="background1" w:themeFillShade="BF"/>
-        </w:rPr>
-      </w:pPr>
-      <w:r>
-        <w:rPr>
-          <w:rFonts w:hint="eastAsia"/>
-          <w:color w:val="0000CC"/>
-          <w:sz w:val="18"/>
-          <w:szCs w:val="18"/>
-          <w:shd w:val="clear" w:color="auto" w:fill="BFBFBF" w:themeFill="background1" w:themeFillShade="BF"/>
+          <w:shd w:val="clear" w:color="auto" w:fill="80C687" w:themeFill="background1" w:themeFillShade="BF"/>
+        </w:rPr>
+      </w:pPr>
+      <w:r>
+        <w:rPr>
+          <w:rFonts w:hint="eastAsia"/>
+          <w:color w:val="0000CC"/>
+          <w:sz w:val="18"/>
+          <w:szCs w:val="18"/>
+          <w:shd w:val="clear" w:color="auto" w:fill="80C687" w:themeFill="background1" w:themeFillShade="BF"/>
         </w:rPr>
         <w:t>}</w:t>
       </w:r>
@@ -4247,18 +5483,30 @@
           <w:color w:val="0000CC"/>
           <w:sz w:val="18"/>
           <w:szCs w:val="18"/>
-          <w:shd w:val="clear" w:color="auto" w:fill="BFBFBF" w:themeFill="background1" w:themeFillShade="BF"/>
-        </w:rPr>
-      </w:pPr>
-      <w:r>
-        <w:rPr>
-          <w:rFonts w:hint="eastAsia"/>
-          <w:color w:val="0000CC"/>
-          <w:sz w:val="18"/>
-          <w:szCs w:val="18"/>
-          <w:shd w:val="clear" w:color="auto" w:fill="BFBFBF" w:themeFill="background1" w:themeFillShade="BF"/>
-        </w:rPr>
-        <w:t xml:space="preserve">while( </w:t>
+          <w:shd w:val="clear" w:color="auto" w:fill="80C687" w:themeFill="background1" w:themeFillShade="BF"/>
+        </w:rPr>
+      </w:pPr>
+      <w:proofErr w:type="gramStart"/>
+      <w:r>
+        <w:rPr>
+          <w:rFonts w:hint="eastAsia"/>
+          <w:color w:val="0000CC"/>
+          <w:sz w:val="18"/>
+          <w:szCs w:val="18"/>
+          <w:shd w:val="clear" w:color="auto" w:fill="80C687" w:themeFill="background1" w:themeFillShade="BF"/>
+        </w:rPr>
+        <w:t>while(</w:t>
+      </w:r>
+      <w:proofErr w:type="gramEnd"/>
+      <w:r>
+        <w:rPr>
+          <w:rFonts w:hint="eastAsia"/>
+          <w:color w:val="0000CC"/>
+          <w:sz w:val="18"/>
+          <w:szCs w:val="18"/>
+          <w:shd w:val="clear" w:color="auto" w:fill="80C687" w:themeFill="background1" w:themeFillShade="BF"/>
+        </w:rPr>
+        <w:t xml:space="preserve"> </w:t>
       </w:r>
       <w:proofErr w:type="spellStart"/>
       <w:r>
@@ -4267,7 +5515,7 @@
           <w:color w:val="0000CC"/>
           <w:sz w:val="18"/>
           <w:szCs w:val="18"/>
-          <w:shd w:val="clear" w:color="auto" w:fill="BFBFBF" w:themeFill="background1" w:themeFillShade="BF"/>
+          <w:shd w:val="clear" w:color="auto" w:fill="80C687" w:themeFill="background1" w:themeFillShade="BF"/>
         </w:rPr>
         <w:t>isNeedWait</w:t>
       </w:r>
@@ -4278,7 +5526,7 @@
           <w:color w:val="0000CC"/>
           <w:sz w:val="18"/>
           <w:szCs w:val="18"/>
-          <w:shd w:val="clear" w:color="auto" w:fill="BFBFBF" w:themeFill="background1" w:themeFillShade="BF"/>
+          <w:shd w:val="clear" w:color="auto" w:fill="80C687" w:themeFill="background1" w:themeFillShade="BF"/>
         </w:rPr>
         <w:t>() )</w:t>
       </w:r>
@@ -4289,16 +5537,16 @@
           <w:color w:val="0000CC"/>
           <w:sz w:val="18"/>
           <w:szCs w:val="18"/>
-          <w:shd w:val="clear" w:color="auto" w:fill="BFBFBF" w:themeFill="background1" w:themeFillShade="BF"/>
-        </w:rPr>
-      </w:pPr>
-      <w:r>
-        <w:rPr>
-          <w:rFonts w:hint="eastAsia"/>
-          <w:color w:val="0000CC"/>
-          <w:sz w:val="18"/>
-          <w:szCs w:val="18"/>
-          <w:shd w:val="clear" w:color="auto" w:fill="BFBFBF" w:themeFill="background1" w:themeFillShade="BF"/>
+          <w:shd w:val="clear" w:color="auto" w:fill="80C687" w:themeFill="background1" w:themeFillShade="BF"/>
+        </w:rPr>
+      </w:pPr>
+      <w:r>
+        <w:rPr>
+          <w:rFonts w:hint="eastAsia"/>
+          <w:color w:val="0000CC"/>
+          <w:sz w:val="18"/>
+          <w:szCs w:val="18"/>
+          <w:shd w:val="clear" w:color="auto" w:fill="80C687" w:themeFill="background1" w:themeFillShade="BF"/>
         </w:rPr>
         <w:t>{</w:t>
       </w:r>
@@ -4309,36 +5557,58 @@
           <w:color w:val="0000CC"/>
           <w:sz w:val="18"/>
           <w:szCs w:val="18"/>
-          <w:shd w:val="clear" w:color="auto" w:fill="BFBFBF" w:themeFill="background1" w:themeFillShade="BF"/>
-        </w:rPr>
-      </w:pPr>
-      <w:r>
-        <w:rPr>
-          <w:rFonts w:hint="eastAsia"/>
-          <w:color w:val="0000CC"/>
-          <w:sz w:val="18"/>
-          <w:szCs w:val="18"/>
-          <w:shd w:val="clear" w:color="auto" w:fill="BFBFBF" w:themeFill="background1" w:themeFillShade="BF"/>
-        </w:rPr>
-        <w:t xml:space="preserve">   Sleep(1)</w:t>
-      </w:r>
-    </w:p>
-    <w:p>
-      <w:pPr>
-        <w:rPr>
-          <w:color w:val="0000CC"/>
-          <w:sz w:val="18"/>
-          <w:szCs w:val="18"/>
-          <w:shd w:val="clear" w:color="auto" w:fill="BFBFBF" w:themeFill="background1" w:themeFillShade="BF"/>
-        </w:rPr>
-      </w:pPr>
-      <w:r>
-        <w:rPr>
-          <w:rFonts w:hint="eastAsia"/>
-          <w:color w:val="0000CC"/>
-          <w:sz w:val="18"/>
-          <w:szCs w:val="18"/>
-          <w:shd w:val="clear" w:color="auto" w:fill="BFBFBF" w:themeFill="background1" w:themeFillShade="BF"/>
+          <w:shd w:val="clear" w:color="auto" w:fill="80C687" w:themeFill="background1" w:themeFillShade="BF"/>
+        </w:rPr>
+      </w:pPr>
+      <w:r>
+        <w:rPr>
+          <w:rFonts w:hint="eastAsia"/>
+          <w:color w:val="0000CC"/>
+          <w:sz w:val="18"/>
+          <w:szCs w:val="18"/>
+          <w:shd w:val="clear" w:color="auto" w:fill="80C687" w:themeFill="background1" w:themeFillShade="BF"/>
+        </w:rPr>
+        <w:t xml:space="preserve">   </w:t>
+      </w:r>
+      <w:proofErr w:type="gramStart"/>
+      <w:r>
+        <w:rPr>
+          <w:rFonts w:hint="eastAsia"/>
+          <w:color w:val="0000CC"/>
+          <w:sz w:val="18"/>
+          <w:szCs w:val="18"/>
+          <w:shd w:val="clear" w:color="auto" w:fill="80C687" w:themeFill="background1" w:themeFillShade="BF"/>
+        </w:rPr>
+        <w:t>Sleep(</w:t>
+      </w:r>
+      <w:proofErr w:type="gramEnd"/>
+      <w:r>
+        <w:rPr>
+          <w:rFonts w:hint="eastAsia"/>
+          <w:color w:val="0000CC"/>
+          <w:sz w:val="18"/>
+          <w:szCs w:val="18"/>
+          <w:shd w:val="clear" w:color="auto" w:fill="80C687" w:themeFill="background1" w:themeFillShade="BF"/>
+        </w:rPr>
+        <w:t>1)</w:t>
+      </w:r>
+    </w:p>
+    <w:p>
+      <w:pPr>
+        <w:rPr>
+          <w:color w:val="0000CC"/>
+          <w:sz w:val="18"/>
+          <w:szCs w:val="18"/>
+          <w:shd w:val="clear" w:color="auto" w:fill="80C687" w:themeFill="background1" w:themeFillShade="BF"/>
+        </w:rPr>
+      </w:pPr>
+      <w:r>
+        <w:rPr>
+          <w:rFonts w:hint="eastAsia"/>
+          <w:color w:val="0000CC"/>
+          <w:sz w:val="18"/>
+          <w:szCs w:val="18"/>
+          <w:shd w:val="clear" w:color="auto" w:fill="80C687" w:themeFill="background1" w:themeFillShade="BF"/>
         </w:rPr>
         <w:t>}</w:t>
       </w:r>
@@ -4359,7 +5629,19 @@
         <w:rPr>
           <w:rFonts w:hint="eastAsia"/>
         </w:rPr>
-        <w:t>测试用中最好能共用连接，不要在一需要使用连接时就</w:t>
+        <w:tab/>
+      </w:r>
+      <w:r>
+        <w:rPr>
+          <w:rFonts w:hint="eastAsia"/>
+        </w:rPr>
+        <w:t>测试用例</w:t>
+      </w:r>
+      <w:r>
+        <w:rPr>
+          <w:rFonts w:hint="eastAsia"/>
+        </w:rPr>
+        <w:t>中最好能共用连接，不要在一需要使用连接时就</w:t>
       </w:r>
       <w:r>
         <w:rPr>
@@ -4392,36 +5674,48 @@
           <w:color w:val="0000CC"/>
           <w:sz w:val="18"/>
           <w:szCs w:val="18"/>
-          <w:shd w:val="clear" w:color="auto" w:fill="BFBFBF" w:themeFill="background1" w:themeFillShade="BF"/>
-        </w:rPr>
-      </w:pPr>
-      <w:r>
-        <w:rPr>
-          <w:rFonts w:hint="eastAsia"/>
-          <w:color w:val="0000CC"/>
-          <w:sz w:val="18"/>
-          <w:szCs w:val="18"/>
-          <w:shd w:val="clear" w:color="auto" w:fill="BFBFBF" w:themeFill="background1" w:themeFillShade="BF"/>
-        </w:rPr>
-        <w:t>function test( db )</w:t>
-      </w:r>
-    </w:p>
-    <w:p>
-      <w:pPr>
-        <w:rPr>
-          <w:color w:val="0000CC"/>
-          <w:sz w:val="18"/>
-          <w:szCs w:val="18"/>
-          <w:shd w:val="clear" w:color="auto" w:fill="BFBFBF" w:themeFill="background1" w:themeFillShade="BF"/>
-        </w:rPr>
-      </w:pPr>
-      <w:r>
-        <w:rPr>
-          <w:rFonts w:hint="eastAsia"/>
-          <w:color w:val="0000CC"/>
-          <w:sz w:val="18"/>
-          <w:szCs w:val="18"/>
-          <w:shd w:val="clear" w:color="auto" w:fill="BFBFBF" w:themeFill="background1" w:themeFillShade="BF"/>
+          <w:shd w:val="clear" w:color="auto" w:fill="80C687" w:themeFill="background1" w:themeFillShade="BF"/>
+        </w:rPr>
+      </w:pPr>
+      <w:proofErr w:type="gramStart"/>
+      <w:r>
+        <w:rPr>
+          <w:rFonts w:hint="eastAsia"/>
+          <w:color w:val="0000CC"/>
+          <w:sz w:val="18"/>
+          <w:szCs w:val="18"/>
+          <w:shd w:val="clear" w:color="auto" w:fill="80C687" w:themeFill="background1" w:themeFillShade="BF"/>
+        </w:rPr>
+        <w:t>function</w:t>
+      </w:r>
+      <w:proofErr w:type="gramEnd"/>
+      <w:r>
+        <w:rPr>
+          <w:rFonts w:hint="eastAsia"/>
+          <w:color w:val="0000CC"/>
+          <w:sz w:val="18"/>
+          <w:szCs w:val="18"/>
+          <w:shd w:val="clear" w:color="auto" w:fill="80C687" w:themeFill="background1" w:themeFillShade="BF"/>
+        </w:rPr>
+        <w:t xml:space="preserve"> test( db )</w:t>
+      </w:r>
+    </w:p>
+    <w:p>
+      <w:pPr>
+        <w:rPr>
+          <w:color w:val="0000CC"/>
+          <w:sz w:val="18"/>
+          <w:szCs w:val="18"/>
+          <w:shd w:val="clear" w:color="auto" w:fill="80C687" w:themeFill="background1" w:themeFillShade="BF"/>
+        </w:rPr>
+      </w:pPr>
+      <w:r>
+        <w:rPr>
+          <w:rFonts w:hint="eastAsia"/>
+          <w:color w:val="0000CC"/>
+          <w:sz w:val="18"/>
+          <w:szCs w:val="18"/>
+          <w:shd w:val="clear" w:color="auto" w:fill="80C687" w:themeFill="background1" w:themeFillShade="BF"/>
         </w:rPr>
         <w:t>{</w:t>
       </w:r>
@@ -4432,27 +5726,28 @@
           <w:color w:val="0000CC"/>
           <w:sz w:val="18"/>
           <w:szCs w:val="18"/>
-          <w:shd w:val="clear" w:color="auto" w:fill="BFBFBF" w:themeFill="background1" w:themeFillShade="BF"/>
-        </w:rPr>
-      </w:pPr>
-      <w:r>
-        <w:rPr>
-          <w:rFonts w:hint="eastAsia"/>
-          <w:color w:val="0000CC"/>
-          <w:sz w:val="18"/>
-          <w:szCs w:val="18"/>
-          <w:shd w:val="clear" w:color="auto" w:fill="BFBFBF" w:themeFill="background1" w:themeFillShade="BF"/>
+          <w:shd w:val="clear" w:color="auto" w:fill="80C687" w:themeFill="background1" w:themeFillShade="BF"/>
+        </w:rPr>
+      </w:pPr>
+      <w:r>
+        <w:rPr>
+          <w:rFonts w:hint="eastAsia"/>
+          <w:color w:val="0000CC"/>
+          <w:sz w:val="18"/>
+          <w:szCs w:val="18"/>
+          <w:shd w:val="clear" w:color="auto" w:fill="80C687" w:themeFill="background1" w:themeFillShade="BF"/>
         </w:rPr>
         <w:t xml:space="preserve">   </w:t>
       </w:r>
       <w:proofErr w:type="spellStart"/>
-      <w:r>
-        <w:rPr>
-          <w:rFonts w:hint="eastAsia"/>
-          <w:color w:val="0000CC"/>
-          <w:sz w:val="18"/>
-          <w:szCs w:val="18"/>
-          <w:shd w:val="clear" w:color="auto" w:fill="BFBFBF" w:themeFill="background1" w:themeFillShade="BF"/>
+      <w:proofErr w:type="gramStart"/>
+      <w:r>
+        <w:rPr>
+          <w:rFonts w:hint="eastAsia"/>
+          <w:color w:val="0000CC"/>
+          <w:sz w:val="18"/>
+          <w:szCs w:val="18"/>
+          <w:shd w:val="clear" w:color="auto" w:fill="80C687" w:themeFill="background1" w:themeFillShade="BF"/>
         </w:rPr>
         <w:t>db.listReplicas</w:t>
       </w:r>
@@ -4463,27 +5758,39 @@
           <w:color w:val="0000CC"/>
           <w:sz w:val="18"/>
           <w:szCs w:val="18"/>
-          <w:shd w:val="clear" w:color="auto" w:fill="BFBFBF" w:themeFill="background1" w:themeFillShade="BF"/>
-        </w:rPr>
-        <w:t>() ;</w:t>
-      </w:r>
-    </w:p>
-    <w:p>
-      <w:pPr>
-        <w:rPr>
-          <w:color w:val="0000CC"/>
-          <w:sz w:val="18"/>
-          <w:szCs w:val="18"/>
-          <w:shd w:val="clear" w:color="auto" w:fill="BFBFBF" w:themeFill="background1" w:themeFillShade="BF"/>
-        </w:rPr>
-      </w:pPr>
-      <w:r>
-        <w:rPr>
-          <w:rFonts w:hint="eastAsia"/>
-          <w:color w:val="0000CC"/>
-          <w:sz w:val="18"/>
-          <w:szCs w:val="18"/>
-          <w:shd w:val="clear" w:color="auto" w:fill="BFBFBF" w:themeFill="background1" w:themeFillShade="BF"/>
+          <w:shd w:val="clear" w:color="auto" w:fill="80C687" w:themeFill="background1" w:themeFillShade="BF"/>
+        </w:rPr>
+        <w:t>(</w:t>
+      </w:r>
+      <w:proofErr w:type="gramEnd"/>
+      <w:r>
+        <w:rPr>
+          <w:rFonts w:hint="eastAsia"/>
+          <w:color w:val="0000CC"/>
+          <w:sz w:val="18"/>
+          <w:szCs w:val="18"/>
+          <w:shd w:val="clear" w:color="auto" w:fill="80C687" w:themeFill="background1" w:themeFillShade="BF"/>
+        </w:rPr>
+        <w:t>) ;</w:t>
+      </w:r>
+    </w:p>
+    <w:p>
+      <w:pPr>
+        <w:rPr>
+          <w:rFonts w:hint="eastAsia"/>
+          <w:color w:val="0000CC"/>
+          <w:sz w:val="18"/>
+          <w:szCs w:val="18"/>
+          <w:shd w:val="clear" w:color="auto" w:fill="80C687" w:themeFill="background1" w:themeFillShade="BF"/>
+        </w:rPr>
+      </w:pPr>
+      <w:r>
+        <w:rPr>
+          <w:rFonts w:hint="eastAsia"/>
+          <w:color w:val="0000CC"/>
+          <w:sz w:val="18"/>
+          <w:szCs w:val="18"/>
+          <w:shd w:val="clear" w:color="auto" w:fill="80C687" w:themeFill="background1" w:themeFillShade="BF"/>
         </w:rPr>
         <w:t>}</w:t>
       </w:r>
@@ -4496,6 +5803,63 @@
         <w:rPr>
           <w:rFonts w:hint="eastAsia"/>
         </w:rPr>
+        <w:t>使用公共函数库文件中建立的连接</w:t>
+      </w:r>
+    </w:p>
+    <w:p>
+      <w:pPr>
+        <w:rPr>
+          <w:color w:val="0000CC"/>
+          <w:sz w:val="18"/>
+          <w:szCs w:val="18"/>
+          <w:shd w:val="clear" w:color="auto" w:fill="80C687" w:themeFill="background1" w:themeFillShade="BF"/>
+        </w:rPr>
+      </w:pPr>
+      <w:r>
+        <w:rPr>
+          <w:rFonts w:hint="eastAsia"/>
+        </w:rPr>
+        <w:tab/>
+      </w:r>
+      <w:r>
+        <w:rPr>
+          <w:rFonts w:hint="eastAsia"/>
+        </w:rPr>
+        <w:t>在公共函数库文件</w:t>
+      </w:r>
+      <w:r>
+        <w:rPr>
+          <w:rFonts w:hint="eastAsia"/>
+        </w:rPr>
+        <w:t>func.js</w:t>
+      </w:r>
+      <w:r>
+        <w:rPr>
+          <w:rFonts w:hint="eastAsia"/>
+        </w:rPr>
+        <w:t>中已有建立连接，不需要再在其余测试脚本中再次</w:t>
+      </w:r>
+      <w:r>
+        <w:rPr>
+          <w:rFonts w:hint="eastAsia"/>
+        </w:rPr>
+        <w:t>new</w:t>
+      </w:r>
+      <w:r>
+        <w:rPr>
+          <w:rFonts w:hint="eastAsia"/>
+        </w:rPr>
+        <w:t>，以避免浪费资源。</w:t>
+      </w:r>
+    </w:p>
+    <w:p>
+      <w:pPr>
+        <w:pStyle w:val="Heading2"/>
+      </w:pPr>
+      <w:r>
+        <w:rPr>
+          <w:rFonts w:hint="eastAsia"/>
+        </w:rPr>
         <w:t>输入参数检查</w:t>
       </w:r>
     </w:p>
@@ -4504,6 +5868,12 @@
         <w:rPr>
           <w:rFonts w:hint="eastAsia"/>
         </w:rPr>
+        <w:tab/>
+      </w:r>
+      <w:r>
+        <w:rPr>
+          <w:rFonts w:hint="eastAsia"/>
+        </w:rPr>
         <w:t>函数输入参数需要做检查，对于有默认值的函数参数，需要进行默认值处理；</w:t>
       </w:r>
       <w:r>
@@ -4537,18 +5907,30 @@
           <w:color w:val="0000CC"/>
           <w:sz w:val="18"/>
           <w:szCs w:val="18"/>
-          <w:shd w:val="clear" w:color="auto" w:fill="BFBFBF" w:themeFill="background1" w:themeFillShade="BF"/>
-        </w:rPr>
-      </w:pPr>
-      <w:r>
-        <w:rPr>
-          <w:rFonts w:hint="eastAsia"/>
-          <w:color w:val="0000CC"/>
-          <w:sz w:val="18"/>
-          <w:szCs w:val="18"/>
-          <w:shd w:val="clear" w:color="auto" w:fill="BFBFBF" w:themeFill="background1" w:themeFillShade="BF"/>
-        </w:rPr>
-        <w:t xml:space="preserve">function connect( host, </w:t>
+          <w:shd w:val="clear" w:color="auto" w:fill="80C687" w:themeFill="background1" w:themeFillShade="BF"/>
+        </w:rPr>
+      </w:pPr>
+      <w:proofErr w:type="gramStart"/>
+      <w:r>
+        <w:rPr>
+          <w:rFonts w:hint="eastAsia"/>
+          <w:color w:val="0000CC"/>
+          <w:sz w:val="18"/>
+          <w:szCs w:val="18"/>
+          <w:shd w:val="clear" w:color="auto" w:fill="80C687" w:themeFill="background1" w:themeFillShade="BF"/>
+        </w:rPr>
+        <w:t>function</w:t>
+      </w:r>
+      <w:proofErr w:type="gramEnd"/>
+      <w:r>
+        <w:rPr>
+          <w:rFonts w:hint="eastAsia"/>
+          <w:color w:val="0000CC"/>
+          <w:sz w:val="18"/>
+          <w:szCs w:val="18"/>
+          <w:shd w:val="clear" w:color="auto" w:fill="80C687" w:themeFill="background1" w:themeFillShade="BF"/>
+        </w:rPr>
+        <w:t xml:space="preserve"> connect( host, </w:t>
       </w:r>
       <w:proofErr w:type="spellStart"/>
       <w:r>
@@ -4557,7 +5939,7 @@
           <w:color w:val="0000CC"/>
           <w:sz w:val="18"/>
           <w:szCs w:val="18"/>
-          <w:shd w:val="clear" w:color="auto" w:fill="BFBFBF" w:themeFill="background1" w:themeFillShade="BF"/>
+          <w:shd w:val="clear" w:color="auto" w:fill="80C687" w:themeFill="background1" w:themeFillShade="BF"/>
         </w:rPr>
         <w:t>svcname</w:t>
       </w:r>
@@ -4568,7 +5950,7 @@
           <w:color w:val="0000CC"/>
           <w:sz w:val="18"/>
           <w:szCs w:val="18"/>
-          <w:shd w:val="clear" w:color="auto" w:fill="BFBFBF" w:themeFill="background1" w:themeFillShade="BF"/>
+          <w:shd w:val="clear" w:color="auto" w:fill="80C687" w:themeFill="background1" w:themeFillShade="BF"/>
         </w:rPr>
         <w:t xml:space="preserve"> )</w:t>
       </w:r>
@@ -4579,16 +5961,16 @@
           <w:color w:val="0000CC"/>
           <w:sz w:val="18"/>
           <w:szCs w:val="18"/>
-          <w:shd w:val="clear" w:color="auto" w:fill="BFBFBF" w:themeFill="background1" w:themeFillShade="BF"/>
-        </w:rPr>
-      </w:pPr>
-      <w:r>
-        <w:rPr>
-          <w:rFonts w:hint="eastAsia"/>
-          <w:color w:val="0000CC"/>
-          <w:sz w:val="18"/>
-          <w:szCs w:val="18"/>
-          <w:shd w:val="clear" w:color="auto" w:fill="BFBFBF" w:themeFill="background1" w:themeFillShade="BF"/>
+          <w:shd w:val="clear" w:color="auto" w:fill="80C687" w:themeFill="background1" w:themeFillShade="BF"/>
+        </w:rPr>
+      </w:pPr>
+      <w:r>
+        <w:rPr>
+          <w:rFonts w:hint="eastAsia"/>
+          <w:color w:val="0000CC"/>
+          <w:sz w:val="18"/>
+          <w:szCs w:val="18"/>
+          <w:shd w:val="clear" w:color="auto" w:fill="80C687" w:themeFill="background1" w:themeFillShade="BF"/>
         </w:rPr>
         <w:t>{</w:t>
       </w:r>
@@ -4599,36 +5981,58 @@
           <w:color w:val="0000CC"/>
           <w:sz w:val="18"/>
           <w:szCs w:val="18"/>
-          <w:shd w:val="clear" w:color="auto" w:fill="BFBFBF" w:themeFill="background1" w:themeFillShade="BF"/>
-        </w:rPr>
-      </w:pPr>
-      <w:r>
-        <w:rPr>
-          <w:rFonts w:hint="eastAsia"/>
-          <w:color w:val="0000CC"/>
-          <w:sz w:val="18"/>
-          <w:szCs w:val="18"/>
-          <w:shd w:val="clear" w:color="auto" w:fill="BFBFBF" w:themeFill="background1" w:themeFillShade="BF"/>
-        </w:rPr>
-        <w:t xml:space="preserve">   if ( host == undefined )</w:t>
-      </w:r>
-    </w:p>
-    <w:p>
-      <w:pPr>
-        <w:rPr>
-          <w:color w:val="0000CC"/>
-          <w:sz w:val="18"/>
-          <w:szCs w:val="18"/>
-          <w:shd w:val="clear" w:color="auto" w:fill="BFBFBF" w:themeFill="background1" w:themeFillShade="BF"/>
-        </w:rPr>
-      </w:pPr>
-      <w:r>
-        <w:rPr>
-          <w:rFonts w:hint="eastAsia"/>
-          <w:color w:val="0000CC"/>
-          <w:sz w:val="18"/>
-          <w:szCs w:val="18"/>
-          <w:shd w:val="clear" w:color="auto" w:fill="BFBFBF" w:themeFill="background1" w:themeFillShade="BF"/>
+          <w:shd w:val="clear" w:color="auto" w:fill="80C687" w:themeFill="background1" w:themeFillShade="BF"/>
+        </w:rPr>
+      </w:pPr>
+      <w:r>
+        <w:rPr>
+          <w:rFonts w:hint="eastAsia"/>
+          <w:color w:val="0000CC"/>
+          <w:sz w:val="18"/>
+          <w:szCs w:val="18"/>
+          <w:shd w:val="clear" w:color="auto" w:fill="80C687" w:themeFill="background1" w:themeFillShade="BF"/>
+        </w:rPr>
+        <w:t xml:space="preserve">   </w:t>
+      </w:r>
+      <w:proofErr w:type="gramStart"/>
+      <w:r>
+        <w:rPr>
+          <w:rFonts w:hint="eastAsia"/>
+          <w:color w:val="0000CC"/>
+          <w:sz w:val="18"/>
+          <w:szCs w:val="18"/>
+          <w:shd w:val="clear" w:color="auto" w:fill="80C687" w:themeFill="background1" w:themeFillShade="BF"/>
+        </w:rPr>
+        <w:t>if</w:t>
+      </w:r>
+      <w:proofErr w:type="gramEnd"/>
+      <w:r>
+        <w:rPr>
+          <w:rFonts w:hint="eastAsia"/>
+          <w:color w:val="0000CC"/>
+          <w:sz w:val="18"/>
+          <w:szCs w:val="18"/>
+          <w:shd w:val="clear" w:color="auto" w:fill="80C687" w:themeFill="background1" w:themeFillShade="BF"/>
+        </w:rPr>
+        <w:t xml:space="preserve"> ( host == undefined )</w:t>
+      </w:r>
+    </w:p>
+    <w:p>
+      <w:pPr>
+        <w:rPr>
+          <w:color w:val="0000CC"/>
+          <w:sz w:val="18"/>
+          <w:szCs w:val="18"/>
+          <w:shd w:val="clear" w:color="auto" w:fill="80C687" w:themeFill="background1" w:themeFillShade="BF"/>
+        </w:rPr>
+      </w:pPr>
+      <w:r>
+        <w:rPr>
+          <w:rFonts w:hint="eastAsia"/>
+          <w:color w:val="0000CC"/>
+          <w:sz w:val="18"/>
+          <w:szCs w:val="18"/>
+          <w:shd w:val="clear" w:color="auto" w:fill="80C687" w:themeFill="background1" w:themeFillShade="BF"/>
         </w:rPr>
         <w:t xml:space="preserve">   {</w:t>
       </w:r>
@@ -4639,25 +6043,47 @@
           <w:color w:val="0000CC"/>
           <w:sz w:val="18"/>
           <w:szCs w:val="18"/>
-          <w:shd w:val="clear" w:color="auto" w:fill="BFBFBF" w:themeFill="background1" w:themeFillShade="BF"/>
-        </w:rPr>
-      </w:pPr>
-      <w:r>
-        <w:rPr>
-          <w:rFonts w:hint="eastAsia"/>
-          <w:color w:val="0000CC"/>
-          <w:sz w:val="18"/>
-          <w:szCs w:val="18"/>
-          <w:shd w:val="clear" w:color="auto" w:fill="BFBFBF" w:themeFill="background1" w:themeFillShade="BF"/>
-        </w:rPr>
-        <w:t xml:space="preserve">      host = </w:t>
-      </w:r>
-      <w:r>
-        <w:rPr>
-          <w:color w:val="0000CC"/>
-          <w:sz w:val="18"/>
-          <w:szCs w:val="18"/>
-          <w:shd w:val="clear" w:color="auto" w:fill="BFBFBF" w:themeFill="background1" w:themeFillShade="BF"/>
+          <w:shd w:val="clear" w:color="auto" w:fill="80C687" w:themeFill="background1" w:themeFillShade="BF"/>
+        </w:rPr>
+      </w:pPr>
+      <w:r>
+        <w:rPr>
+          <w:rFonts w:hint="eastAsia"/>
+          <w:color w:val="0000CC"/>
+          <w:sz w:val="18"/>
+          <w:szCs w:val="18"/>
+          <w:shd w:val="clear" w:color="auto" w:fill="80C687" w:themeFill="background1" w:themeFillShade="BF"/>
+        </w:rPr>
+        <w:t xml:space="preserve">      </w:t>
+      </w:r>
+      <w:proofErr w:type="gramStart"/>
+      <w:r>
+        <w:rPr>
+          <w:rFonts w:hint="eastAsia"/>
+          <w:color w:val="0000CC"/>
+          <w:sz w:val="18"/>
+          <w:szCs w:val="18"/>
+          <w:shd w:val="clear" w:color="auto" w:fill="80C687" w:themeFill="background1" w:themeFillShade="BF"/>
+        </w:rPr>
+        <w:t>host</w:t>
+      </w:r>
+      <w:proofErr w:type="gramEnd"/>
+      <w:r>
+        <w:rPr>
+          <w:rFonts w:hint="eastAsia"/>
+          <w:color w:val="0000CC"/>
+          <w:sz w:val="18"/>
+          <w:szCs w:val="18"/>
+          <w:shd w:val="clear" w:color="auto" w:fill="80C687" w:themeFill="background1" w:themeFillShade="BF"/>
+        </w:rPr>
+        <w:t xml:space="preserve"> = </w:t>
+      </w:r>
+      <w:r>
+        <w:rPr>
+          <w:color w:val="0000CC"/>
+          <w:sz w:val="18"/>
+          <w:szCs w:val="18"/>
+          <w:shd w:val="clear" w:color="auto" w:fill="80C687" w:themeFill="background1" w:themeFillShade="BF"/>
         </w:rPr>
         <w:t>“</w:t>
       </w:r>
@@ -4667,7 +6093,7 @@
           <w:color w:val="0000CC"/>
           <w:sz w:val="18"/>
           <w:szCs w:val="18"/>
-          <w:shd w:val="clear" w:color="auto" w:fill="BFBFBF" w:themeFill="background1" w:themeFillShade="BF"/>
+          <w:shd w:val="clear" w:color="auto" w:fill="80C687" w:themeFill="background1" w:themeFillShade="BF"/>
         </w:rPr>
         <w:t>local</w:t>
       </w:r>
@@ -4676,7 +6102,7 @@
           <w:color w:val="0000CC"/>
           <w:sz w:val="18"/>
           <w:szCs w:val="18"/>
-          <w:shd w:val="clear" w:color="auto" w:fill="BFBFBF" w:themeFill="background1" w:themeFillShade="BF"/>
+          <w:shd w:val="clear" w:color="auto" w:fill="80C687" w:themeFill="background1" w:themeFillShade="BF"/>
         </w:rPr>
         <w:t>”</w:t>
       </w:r>
@@ -4686,7 +6112,7 @@
           <w:color w:val="0000CC"/>
           <w:sz w:val="18"/>
           <w:szCs w:val="18"/>
-          <w:shd w:val="clear" w:color="auto" w:fill="BFBFBF" w:themeFill="background1" w:themeFillShade="BF"/>
+          <w:shd w:val="clear" w:color="auto" w:fill="80C687" w:themeFill="background1" w:themeFillShade="BF"/>
         </w:rPr>
         <w:t xml:space="preserve"> ;</w:t>
       </w:r>
@@ -4697,16 +6123,16 @@
           <w:color w:val="0000CC"/>
           <w:sz w:val="18"/>
           <w:szCs w:val="18"/>
-          <w:shd w:val="clear" w:color="auto" w:fill="BFBFBF" w:themeFill="background1" w:themeFillShade="BF"/>
-        </w:rPr>
-      </w:pPr>
-      <w:r>
-        <w:rPr>
-          <w:rFonts w:hint="eastAsia"/>
-          <w:color w:val="0000CC"/>
-          <w:sz w:val="18"/>
-          <w:szCs w:val="18"/>
-          <w:shd w:val="clear" w:color="auto" w:fill="BFBFBF" w:themeFill="background1" w:themeFillShade="BF"/>
+          <w:shd w:val="clear" w:color="auto" w:fill="80C687" w:themeFill="background1" w:themeFillShade="BF"/>
+        </w:rPr>
+      </w:pPr>
+      <w:r>
+        <w:rPr>
+          <w:rFonts w:hint="eastAsia"/>
+          <w:color w:val="0000CC"/>
+          <w:sz w:val="18"/>
+          <w:szCs w:val="18"/>
+          <w:shd w:val="clear" w:color="auto" w:fill="80C687" w:themeFill="background1" w:themeFillShade="BF"/>
         </w:rPr>
         <w:t xml:space="preserve">   }</w:t>
       </w:r>
@@ -4717,18 +6143,40 @@
           <w:color w:val="0000CC"/>
           <w:sz w:val="18"/>
           <w:szCs w:val="18"/>
-          <w:shd w:val="clear" w:color="auto" w:fill="BFBFBF" w:themeFill="background1" w:themeFillShade="BF"/>
-        </w:rPr>
-      </w:pPr>
-      <w:r>
-        <w:rPr>
-          <w:rFonts w:hint="eastAsia"/>
-          <w:color w:val="0000CC"/>
-          <w:sz w:val="18"/>
-          <w:szCs w:val="18"/>
-          <w:shd w:val="clear" w:color="auto" w:fill="BFBFBF" w:themeFill="background1" w:themeFillShade="BF"/>
-        </w:rPr>
-        <w:t xml:space="preserve">   if ( </w:t>
+          <w:shd w:val="clear" w:color="auto" w:fill="80C687" w:themeFill="background1" w:themeFillShade="BF"/>
+        </w:rPr>
+      </w:pPr>
+      <w:r>
+        <w:rPr>
+          <w:rFonts w:hint="eastAsia"/>
+          <w:color w:val="0000CC"/>
+          <w:sz w:val="18"/>
+          <w:szCs w:val="18"/>
+          <w:shd w:val="clear" w:color="auto" w:fill="80C687" w:themeFill="background1" w:themeFillShade="BF"/>
+        </w:rPr>
+        <w:t xml:space="preserve">   </w:t>
+      </w:r>
+      <w:proofErr w:type="gramStart"/>
+      <w:r>
+        <w:rPr>
+          <w:rFonts w:hint="eastAsia"/>
+          <w:color w:val="0000CC"/>
+          <w:sz w:val="18"/>
+          <w:szCs w:val="18"/>
+          <w:shd w:val="clear" w:color="auto" w:fill="80C687" w:themeFill="background1" w:themeFillShade="BF"/>
+        </w:rPr>
+        <w:t>if</w:t>
+      </w:r>
+      <w:proofErr w:type="gramEnd"/>
+      <w:r>
+        <w:rPr>
+          <w:rFonts w:hint="eastAsia"/>
+          <w:color w:val="0000CC"/>
+          <w:sz w:val="18"/>
+          <w:szCs w:val="18"/>
+          <w:shd w:val="clear" w:color="auto" w:fill="80C687" w:themeFill="background1" w:themeFillShade="BF"/>
+        </w:rPr>
+        <w:t xml:space="preserve"> ( </w:t>
       </w:r>
       <w:proofErr w:type="spellStart"/>
       <w:r>
@@ -4737,7 +6185,7 @@
           <w:color w:val="0000CC"/>
           <w:sz w:val="18"/>
           <w:szCs w:val="18"/>
-          <w:shd w:val="clear" w:color="auto" w:fill="BFBFBF" w:themeFill="background1" w:themeFillShade="BF"/>
+          <w:shd w:val="clear" w:color="auto" w:fill="80C687" w:themeFill="background1" w:themeFillShade="BF"/>
         </w:rPr>
         <w:t>svcname</w:t>
       </w:r>
@@ -4748,7 +6196,7 @@
           <w:color w:val="0000CC"/>
           <w:sz w:val="18"/>
           <w:szCs w:val="18"/>
-          <w:shd w:val="clear" w:color="auto" w:fill="BFBFBF" w:themeFill="background1" w:themeFillShade="BF"/>
+          <w:shd w:val="clear" w:color="auto" w:fill="80C687" w:themeFill="background1" w:themeFillShade="BF"/>
         </w:rPr>
         <w:t xml:space="preserve"> == undefined )</w:t>
       </w:r>
@@ -4759,16 +6207,16 @@
           <w:color w:val="0000CC"/>
           <w:sz w:val="18"/>
           <w:szCs w:val="18"/>
-          <w:shd w:val="clear" w:color="auto" w:fill="BFBFBF" w:themeFill="background1" w:themeFillShade="BF"/>
-        </w:rPr>
-      </w:pPr>
-      <w:r>
-        <w:rPr>
-          <w:rFonts w:hint="eastAsia"/>
-          <w:color w:val="0000CC"/>
-          <w:sz w:val="18"/>
-          <w:szCs w:val="18"/>
-          <w:shd w:val="clear" w:color="auto" w:fill="BFBFBF" w:themeFill="background1" w:themeFillShade="BF"/>
+          <w:shd w:val="clear" w:color="auto" w:fill="80C687" w:themeFill="background1" w:themeFillShade="BF"/>
+        </w:rPr>
+      </w:pPr>
+      <w:r>
+        <w:rPr>
+          <w:rFonts w:hint="eastAsia"/>
+          <w:color w:val="0000CC"/>
+          <w:sz w:val="18"/>
+          <w:szCs w:val="18"/>
+          <w:shd w:val="clear" w:color="auto" w:fill="80C687" w:themeFill="background1" w:themeFillShade="BF"/>
         </w:rPr>
         <w:t xml:space="preserve">   {</w:t>
       </w:r>
@@ -4779,38 +6227,40 @@
           <w:color w:val="0000CC"/>
           <w:sz w:val="18"/>
           <w:szCs w:val="18"/>
-          <w:shd w:val="clear" w:color="auto" w:fill="BFBFBF" w:themeFill="background1" w:themeFillShade="BF"/>
-        </w:rPr>
-      </w:pPr>
-      <w:r>
-        <w:rPr>
-          <w:rFonts w:hint="eastAsia"/>
-          <w:color w:val="0000CC"/>
-          <w:sz w:val="18"/>
-          <w:szCs w:val="18"/>
-          <w:shd w:val="clear" w:color="auto" w:fill="BFBFBF" w:themeFill="background1" w:themeFillShade="BF"/>
+          <w:shd w:val="clear" w:color="auto" w:fill="80C687" w:themeFill="background1" w:themeFillShade="BF"/>
+        </w:rPr>
+      </w:pPr>
+      <w:r>
+        <w:rPr>
+          <w:rFonts w:hint="eastAsia"/>
+          <w:color w:val="0000CC"/>
+          <w:sz w:val="18"/>
+          <w:szCs w:val="18"/>
+          <w:shd w:val="clear" w:color="auto" w:fill="80C687" w:themeFill="background1" w:themeFillShade="BF"/>
         </w:rPr>
         <w:t xml:space="preserve">      </w:t>
       </w:r>
       <w:proofErr w:type="spellStart"/>
-      <w:r>
-        <w:rPr>
-          <w:rFonts w:hint="eastAsia"/>
-          <w:color w:val="0000CC"/>
-          <w:sz w:val="18"/>
-          <w:szCs w:val="18"/>
-          <w:shd w:val="clear" w:color="auto" w:fill="BFBFBF" w:themeFill="background1" w:themeFillShade="BF"/>
+      <w:proofErr w:type="gramStart"/>
+      <w:r>
+        <w:rPr>
+          <w:rFonts w:hint="eastAsia"/>
+          <w:color w:val="0000CC"/>
+          <w:sz w:val="18"/>
+          <w:szCs w:val="18"/>
+          <w:shd w:val="clear" w:color="auto" w:fill="80C687" w:themeFill="background1" w:themeFillShade="BF"/>
         </w:rPr>
         <w:t>svcname</w:t>
       </w:r>
       <w:proofErr w:type="spellEnd"/>
-      <w:r>
-        <w:rPr>
-          <w:rFonts w:hint="eastAsia"/>
-          <w:color w:val="0000CC"/>
-          <w:sz w:val="18"/>
-          <w:szCs w:val="18"/>
-          <w:shd w:val="clear" w:color="auto" w:fill="BFBFBF" w:themeFill="background1" w:themeFillShade="BF"/>
+      <w:proofErr w:type="gramEnd"/>
+      <w:r>
+        <w:rPr>
+          <w:rFonts w:hint="eastAsia"/>
+          <w:color w:val="0000CC"/>
+          <w:sz w:val="18"/>
+          <w:szCs w:val="18"/>
+          <w:shd w:val="clear" w:color="auto" w:fill="80C687" w:themeFill="background1" w:themeFillShade="BF"/>
         </w:rPr>
         <w:t xml:space="preserve"> = </w:t>
       </w:r>
@@ -4819,7 +6269,7 @@
           <w:color w:val="0000CC"/>
           <w:sz w:val="18"/>
           <w:szCs w:val="18"/>
-          <w:shd w:val="clear" w:color="auto" w:fill="BFBFBF" w:themeFill="background1" w:themeFillShade="BF"/>
+          <w:shd w:val="clear" w:color="auto" w:fill="80C687" w:themeFill="background1" w:themeFillShade="BF"/>
         </w:rPr>
         <w:t>“</w:t>
       </w:r>
@@ -4829,7 +6279,7 @@
           <w:color w:val="0000CC"/>
           <w:sz w:val="18"/>
           <w:szCs w:val="18"/>
-          <w:shd w:val="clear" w:color="auto" w:fill="BFBFBF" w:themeFill="background1" w:themeFillShade="BF"/>
+          <w:shd w:val="clear" w:color="auto" w:fill="80C687" w:themeFill="background1" w:themeFillShade="BF"/>
         </w:rPr>
         <w:t>11810</w:t>
       </w:r>
@@ -4838,7 +6288,7 @@
           <w:color w:val="0000CC"/>
           <w:sz w:val="18"/>
           <w:szCs w:val="18"/>
-          <w:shd w:val="clear" w:color="auto" w:fill="BFBFBF" w:themeFill="background1" w:themeFillShade="BF"/>
+          <w:shd w:val="clear" w:color="auto" w:fill="80C687" w:themeFill="background1" w:themeFillShade="BF"/>
         </w:rPr>
         <w:t>”</w:t>
       </w:r>
@@ -4848,7 +6298,7 @@
           <w:color w:val="0000CC"/>
           <w:sz w:val="18"/>
           <w:szCs w:val="18"/>
-          <w:shd w:val="clear" w:color="auto" w:fill="BFBFBF" w:themeFill="background1" w:themeFillShade="BF"/>
+          <w:shd w:val="clear" w:color="auto" w:fill="80C687" w:themeFill="background1" w:themeFillShade="BF"/>
         </w:rPr>
         <w:t xml:space="preserve"> ;</w:t>
       </w:r>
@@ -4859,16 +6309,16 @@
           <w:color w:val="0000CC"/>
           <w:sz w:val="18"/>
           <w:szCs w:val="18"/>
-          <w:shd w:val="clear" w:color="auto" w:fill="BFBFBF" w:themeFill="background1" w:themeFillShade="BF"/>
-        </w:rPr>
-      </w:pPr>
-      <w:r>
-        <w:rPr>
-          <w:rFonts w:hint="eastAsia"/>
-          <w:color w:val="0000CC"/>
-          <w:sz w:val="18"/>
-          <w:szCs w:val="18"/>
-          <w:shd w:val="clear" w:color="auto" w:fill="BFBFBF" w:themeFill="background1" w:themeFillShade="BF"/>
+          <w:shd w:val="clear" w:color="auto" w:fill="80C687" w:themeFill="background1" w:themeFillShade="BF"/>
+        </w:rPr>
+      </w:pPr>
+      <w:r>
+        <w:rPr>
+          <w:rFonts w:hint="eastAsia"/>
+          <w:color w:val="0000CC"/>
+          <w:sz w:val="18"/>
+          <w:szCs w:val="18"/>
+          <w:shd w:val="clear" w:color="auto" w:fill="80C687" w:themeFill="background1" w:themeFillShade="BF"/>
         </w:rPr>
         <w:t>}</w:t>
       </w:r>
@@ -4879,16 +6329,16 @@
           <w:color w:val="0000CC"/>
           <w:sz w:val="18"/>
           <w:szCs w:val="18"/>
-          <w:shd w:val="clear" w:color="auto" w:fill="BFBFBF" w:themeFill="background1" w:themeFillShade="BF"/>
-        </w:rPr>
-      </w:pPr>
-      <w:r>
-        <w:rPr>
-          <w:rFonts w:hint="eastAsia"/>
-          <w:color w:val="0000CC"/>
-          <w:sz w:val="18"/>
-          <w:szCs w:val="18"/>
-          <w:shd w:val="clear" w:color="auto" w:fill="BFBFBF" w:themeFill="background1" w:themeFillShade="BF"/>
+          <w:shd w:val="clear" w:color="auto" w:fill="80C687" w:themeFill="background1" w:themeFillShade="BF"/>
+        </w:rPr>
+      </w:pPr>
+      <w:r>
+        <w:rPr>
+          <w:rFonts w:hint="eastAsia"/>
+          <w:color w:val="0000CC"/>
+          <w:sz w:val="18"/>
+          <w:szCs w:val="18"/>
+          <w:shd w:val="clear" w:color="auto" w:fill="80C687" w:themeFill="background1" w:themeFillShade="BF"/>
         </w:rPr>
         <w:t>}</w:t>
       </w:r>
@@ -4907,18 +6357,30 @@
           <w:color w:val="0000CC"/>
           <w:sz w:val="18"/>
           <w:szCs w:val="18"/>
-          <w:shd w:val="clear" w:color="auto" w:fill="BFBFBF" w:themeFill="background1" w:themeFillShade="BF"/>
-        </w:rPr>
-      </w:pPr>
-      <w:r>
-        <w:rPr>
-          <w:rFonts w:hint="eastAsia"/>
-          <w:color w:val="0000CC"/>
-          <w:sz w:val="18"/>
-          <w:szCs w:val="18"/>
-          <w:shd w:val="clear" w:color="auto" w:fill="BFBFBF" w:themeFill="background1" w:themeFillShade="BF"/>
-        </w:rPr>
-        <w:t xml:space="preserve">function connect( host, </w:t>
+          <w:shd w:val="clear" w:color="auto" w:fill="80C687" w:themeFill="background1" w:themeFillShade="BF"/>
+        </w:rPr>
+      </w:pPr>
+      <w:proofErr w:type="gramStart"/>
+      <w:r>
+        <w:rPr>
+          <w:rFonts w:hint="eastAsia"/>
+          <w:color w:val="0000CC"/>
+          <w:sz w:val="18"/>
+          <w:szCs w:val="18"/>
+          <w:shd w:val="clear" w:color="auto" w:fill="80C687" w:themeFill="background1" w:themeFillShade="BF"/>
+        </w:rPr>
+        <w:t>function</w:t>
+      </w:r>
+      <w:proofErr w:type="gramEnd"/>
+      <w:r>
+        <w:rPr>
+          <w:rFonts w:hint="eastAsia"/>
+          <w:color w:val="0000CC"/>
+          <w:sz w:val="18"/>
+          <w:szCs w:val="18"/>
+          <w:shd w:val="clear" w:color="auto" w:fill="80C687" w:themeFill="background1" w:themeFillShade="BF"/>
+        </w:rPr>
+        <w:t xml:space="preserve"> connect( host, </w:t>
       </w:r>
       <w:proofErr w:type="spellStart"/>
       <w:r>
@@ -4927,7 +6389,7 @@
           <w:color w:val="0000CC"/>
           <w:sz w:val="18"/>
           <w:szCs w:val="18"/>
-          <w:shd w:val="clear" w:color="auto" w:fill="BFBFBF" w:themeFill="background1" w:themeFillShade="BF"/>
+          <w:shd w:val="clear" w:color="auto" w:fill="80C687" w:themeFill="background1" w:themeFillShade="BF"/>
         </w:rPr>
         <w:t>svcname</w:t>
       </w:r>
@@ -4938,7 +6400,7 @@
           <w:color w:val="0000CC"/>
           <w:sz w:val="18"/>
           <w:szCs w:val="18"/>
-          <w:shd w:val="clear" w:color="auto" w:fill="BFBFBF" w:themeFill="background1" w:themeFillShade="BF"/>
+          <w:shd w:val="clear" w:color="auto" w:fill="80C687" w:themeFill="background1" w:themeFillShade="BF"/>
         </w:rPr>
         <w:t xml:space="preserve"> )</w:t>
       </w:r>
@@ -4949,16 +6411,16 @@
           <w:color w:val="0000CC"/>
           <w:sz w:val="18"/>
           <w:szCs w:val="18"/>
-          <w:shd w:val="clear" w:color="auto" w:fill="BFBFBF" w:themeFill="background1" w:themeFillShade="BF"/>
-        </w:rPr>
-      </w:pPr>
-      <w:r>
-        <w:rPr>
-          <w:rFonts w:hint="eastAsia"/>
-          <w:color w:val="0000CC"/>
-          <w:sz w:val="18"/>
-          <w:szCs w:val="18"/>
-          <w:shd w:val="clear" w:color="auto" w:fill="BFBFBF" w:themeFill="background1" w:themeFillShade="BF"/>
+          <w:shd w:val="clear" w:color="auto" w:fill="80C687" w:themeFill="background1" w:themeFillShade="BF"/>
+        </w:rPr>
+      </w:pPr>
+      <w:r>
+        <w:rPr>
+          <w:rFonts w:hint="eastAsia"/>
+          <w:color w:val="0000CC"/>
+          <w:sz w:val="18"/>
+          <w:szCs w:val="18"/>
+          <w:shd w:val="clear" w:color="auto" w:fill="80C687" w:themeFill="background1" w:themeFillShade="BF"/>
         </w:rPr>
         <w:t>{</w:t>
       </w:r>
@@ -4969,44 +6431,77 @@
           <w:color w:val="0000CC"/>
           <w:sz w:val="18"/>
           <w:szCs w:val="18"/>
-          <w:shd w:val="clear" w:color="auto" w:fill="BFBFBF" w:themeFill="background1" w:themeFillShade="BF"/>
-        </w:rPr>
-      </w:pPr>
-      <w:r>
-        <w:rPr>
-          <w:rFonts w:hint="eastAsia"/>
-          <w:color w:val="0000CC"/>
-          <w:sz w:val="18"/>
-          <w:szCs w:val="18"/>
-          <w:shd w:val="clear" w:color="auto" w:fill="BFBFBF" w:themeFill="background1" w:themeFillShade="BF"/>
+          <w:shd w:val="clear" w:color="auto" w:fill="80C687" w:themeFill="background1" w:themeFillShade="BF"/>
+        </w:rPr>
+      </w:pPr>
+      <w:r>
+        <w:rPr>
+          <w:rFonts w:hint="eastAsia"/>
+          <w:color w:val="0000CC"/>
+          <w:sz w:val="18"/>
+          <w:szCs w:val="18"/>
+          <w:shd w:val="clear" w:color="auto" w:fill="80C687" w:themeFill="background1" w:themeFillShade="BF"/>
         </w:rPr>
         <w:t xml:space="preserve">   </w:t>
       </w:r>
-      <w:r>
-        <w:rPr>
-          <w:color w:val="0000CC"/>
-          <w:sz w:val="18"/>
-          <w:szCs w:val="18"/>
-          <w:shd w:val="clear" w:color="auto" w:fill="BFBFBF" w:themeFill="background1" w:themeFillShade="BF"/>
-        </w:rPr>
-        <w:t xml:space="preserve">host </w:t>
-      </w:r>
-      <w:r>
-        <w:rPr>
-          <w:rFonts w:hint="eastAsia"/>
-          <w:color w:val="0000CC"/>
-          <w:sz w:val="18"/>
-          <w:szCs w:val="18"/>
-          <w:shd w:val="clear" w:color="auto" w:fill="BFBFBF" w:themeFill="background1" w:themeFillShade="BF"/>
-        </w:rPr>
-        <w:t xml:space="preserve">= arguments[0] ? arguments[0] : </w:t>
-      </w:r>
-      <w:r>
-        <w:rPr>
-          <w:color w:val="0000CC"/>
-          <w:sz w:val="18"/>
-          <w:szCs w:val="18"/>
-          <w:shd w:val="clear" w:color="auto" w:fill="BFBFBF" w:themeFill="background1" w:themeFillShade="BF"/>
+      <w:proofErr w:type="gramStart"/>
+      <w:r>
+        <w:rPr>
+          <w:color w:val="0000CC"/>
+          <w:sz w:val="18"/>
+          <w:szCs w:val="18"/>
+          <w:shd w:val="clear" w:color="auto" w:fill="80C687" w:themeFill="background1" w:themeFillShade="BF"/>
+        </w:rPr>
+        <w:t>host</w:t>
+      </w:r>
+      <w:proofErr w:type="gramEnd"/>
+      <w:r>
+        <w:rPr>
+          <w:color w:val="0000CC"/>
+          <w:sz w:val="18"/>
+          <w:szCs w:val="18"/>
+          <w:shd w:val="clear" w:color="auto" w:fill="80C687" w:themeFill="background1" w:themeFillShade="BF"/>
+        </w:rPr>
+        <w:t xml:space="preserve"> </w:t>
+      </w:r>
+      <w:r>
+        <w:rPr>
+          <w:rFonts w:hint="eastAsia"/>
+          <w:color w:val="0000CC"/>
+          <w:sz w:val="18"/>
+          <w:szCs w:val="18"/>
+          <w:shd w:val="clear" w:color="auto" w:fill="80C687" w:themeFill="background1" w:themeFillShade="BF"/>
+        </w:rPr>
+        <w:t xml:space="preserve">= arguments[0] ? </w:t>
+      </w:r>
+      <w:proofErr w:type="gramStart"/>
+      <w:r>
+        <w:rPr>
+          <w:rFonts w:hint="eastAsia"/>
+          <w:color w:val="0000CC"/>
+          <w:sz w:val="18"/>
+          <w:szCs w:val="18"/>
+          <w:shd w:val="clear" w:color="auto" w:fill="80C687" w:themeFill="background1" w:themeFillShade="BF"/>
+        </w:rPr>
+        <w:t>arguments[</w:t>
+      </w:r>
+      <w:proofErr w:type="gramEnd"/>
+      <w:r>
+        <w:rPr>
+          <w:rFonts w:hint="eastAsia"/>
+          <w:color w:val="0000CC"/>
+          <w:sz w:val="18"/>
+          <w:szCs w:val="18"/>
+          <w:shd w:val="clear" w:color="auto" w:fill="80C687" w:themeFill="background1" w:themeFillShade="BF"/>
+        </w:rPr>
+        <w:t xml:space="preserve">0] : </w:t>
+      </w:r>
+      <w:r>
+        <w:rPr>
+          <w:color w:val="0000CC"/>
+          <w:sz w:val="18"/>
+          <w:szCs w:val="18"/>
+          <w:shd w:val="clear" w:color="auto" w:fill="80C687" w:themeFill="background1" w:themeFillShade="BF"/>
         </w:rPr>
         <w:t>“</w:t>
       </w:r>
@@ -5016,7 +6511,7 @@
           <w:color w:val="0000CC"/>
           <w:sz w:val="18"/>
           <w:szCs w:val="18"/>
-          <w:shd w:val="clear" w:color="auto" w:fill="BFBFBF" w:themeFill="background1" w:themeFillShade="BF"/>
+          <w:shd w:val="clear" w:color="auto" w:fill="80C687" w:themeFill="background1" w:themeFillShade="BF"/>
         </w:rPr>
         <w:t>local</w:t>
       </w:r>
@@ -5025,7 +6520,7 @@
           <w:color w:val="0000CC"/>
           <w:sz w:val="18"/>
           <w:szCs w:val="18"/>
-          <w:shd w:val="clear" w:color="auto" w:fill="BFBFBF" w:themeFill="background1" w:themeFillShade="BF"/>
+          <w:shd w:val="clear" w:color="auto" w:fill="80C687" w:themeFill="background1" w:themeFillShade="BF"/>
         </w:rPr>
         <w:t>”</w:t>
       </w:r>
@@ -5035,7 +6530,7 @@
           <w:color w:val="0000CC"/>
           <w:sz w:val="18"/>
           <w:szCs w:val="18"/>
-          <w:shd w:val="clear" w:color="auto" w:fill="BFBFBF" w:themeFill="background1" w:themeFillShade="BF"/>
+          <w:shd w:val="clear" w:color="auto" w:fill="80C687" w:themeFill="background1" w:themeFillShade="BF"/>
         </w:rPr>
         <w:t xml:space="preserve"> ;</w:t>
       </w:r>
@@ -5046,47 +6541,71 @@
           <w:color w:val="0000CC"/>
           <w:sz w:val="18"/>
           <w:szCs w:val="18"/>
-          <w:shd w:val="clear" w:color="auto" w:fill="BFBFBF" w:themeFill="background1" w:themeFillShade="BF"/>
-        </w:rPr>
-      </w:pPr>
-      <w:r>
-        <w:rPr>
-          <w:rFonts w:hint="eastAsia"/>
-          <w:color w:val="0000CC"/>
-          <w:sz w:val="18"/>
-          <w:szCs w:val="18"/>
-          <w:shd w:val="clear" w:color="auto" w:fill="BFBFBF" w:themeFill="background1" w:themeFillShade="BF"/>
+          <w:shd w:val="clear" w:color="auto" w:fill="80C687" w:themeFill="background1" w:themeFillShade="BF"/>
+        </w:rPr>
+      </w:pPr>
+      <w:r>
+        <w:rPr>
+          <w:rFonts w:hint="eastAsia"/>
+          <w:color w:val="0000CC"/>
+          <w:sz w:val="18"/>
+          <w:szCs w:val="18"/>
+          <w:shd w:val="clear" w:color="auto" w:fill="80C687" w:themeFill="background1" w:themeFillShade="BF"/>
         </w:rPr>
         <w:t xml:space="preserve">   </w:t>
       </w:r>
       <w:proofErr w:type="spellStart"/>
-      <w:r>
-        <w:rPr>
-          <w:rFonts w:hint="eastAsia"/>
-          <w:color w:val="0000CC"/>
-          <w:sz w:val="18"/>
-          <w:szCs w:val="18"/>
-          <w:shd w:val="clear" w:color="auto" w:fill="BFBFBF" w:themeFill="background1" w:themeFillShade="BF"/>
+      <w:proofErr w:type="gramStart"/>
+      <w:r>
+        <w:rPr>
+          <w:rFonts w:hint="eastAsia"/>
+          <w:color w:val="0000CC"/>
+          <w:sz w:val="18"/>
+          <w:szCs w:val="18"/>
+          <w:shd w:val="clear" w:color="auto" w:fill="80C687" w:themeFill="background1" w:themeFillShade="BF"/>
         </w:rPr>
         <w:t>svcname</w:t>
       </w:r>
       <w:proofErr w:type="spellEnd"/>
-      <w:r>
-        <w:rPr>
-          <w:rFonts w:hint="eastAsia"/>
-          <w:color w:val="0000CC"/>
-          <w:sz w:val="18"/>
-          <w:szCs w:val="18"/>
-          <w:shd w:val="clear" w:color="auto" w:fill="BFBFBF" w:themeFill="background1" w:themeFillShade="BF"/>
-        </w:rPr>
-        <w:t xml:space="preserve"> = arguments[1] ? arguments[1] : </w:t>
-      </w:r>
-      <w:r>
-        <w:rPr>
-          <w:color w:val="0000CC"/>
-          <w:sz w:val="18"/>
-          <w:szCs w:val="18"/>
-          <w:shd w:val="clear" w:color="auto" w:fill="BFBFBF" w:themeFill="background1" w:themeFillShade="BF"/>
+      <w:proofErr w:type="gramEnd"/>
+      <w:r>
+        <w:rPr>
+          <w:rFonts w:hint="eastAsia"/>
+          <w:color w:val="0000CC"/>
+          <w:sz w:val="18"/>
+          <w:szCs w:val="18"/>
+          <w:shd w:val="clear" w:color="auto" w:fill="80C687" w:themeFill="background1" w:themeFillShade="BF"/>
+        </w:rPr>
+        <w:t xml:space="preserve"> = arguments[1] ? </w:t>
+      </w:r>
+      <w:proofErr w:type="gramStart"/>
+      <w:r>
+        <w:rPr>
+          <w:rFonts w:hint="eastAsia"/>
+          <w:color w:val="0000CC"/>
+          <w:sz w:val="18"/>
+          <w:szCs w:val="18"/>
+          <w:shd w:val="clear" w:color="auto" w:fill="80C687" w:themeFill="background1" w:themeFillShade="BF"/>
+        </w:rPr>
+        <w:t>arguments[</w:t>
+      </w:r>
+      <w:proofErr w:type="gramEnd"/>
+      <w:r>
+        <w:rPr>
+          <w:rFonts w:hint="eastAsia"/>
+          <w:color w:val="0000CC"/>
+          <w:sz w:val="18"/>
+          <w:szCs w:val="18"/>
+          <w:shd w:val="clear" w:color="auto" w:fill="80C687" w:themeFill="background1" w:themeFillShade="BF"/>
+        </w:rPr>
+        <w:t xml:space="preserve">1] : </w:t>
+      </w:r>
+      <w:r>
+        <w:rPr>
+          <w:color w:val="0000CC"/>
+          <w:sz w:val="18"/>
+          <w:szCs w:val="18"/>
+          <w:shd w:val="clear" w:color="auto" w:fill="80C687" w:themeFill="background1" w:themeFillShade="BF"/>
         </w:rPr>
         <w:t>“</w:t>
       </w:r>
@@ -5096,7 +6615,7 @@
           <w:color w:val="0000CC"/>
           <w:sz w:val="18"/>
           <w:szCs w:val="18"/>
-          <w:shd w:val="clear" w:color="auto" w:fill="BFBFBF" w:themeFill="background1" w:themeFillShade="BF"/>
+          <w:shd w:val="clear" w:color="auto" w:fill="80C687" w:themeFill="background1" w:themeFillShade="BF"/>
         </w:rPr>
         <w:t>11810</w:t>
       </w:r>
@@ -5105,7 +6624,7 @@
           <w:color w:val="0000CC"/>
           <w:sz w:val="18"/>
           <w:szCs w:val="18"/>
-          <w:shd w:val="clear" w:color="auto" w:fill="BFBFBF" w:themeFill="background1" w:themeFillShade="BF"/>
+          <w:shd w:val="clear" w:color="auto" w:fill="80C687" w:themeFill="background1" w:themeFillShade="BF"/>
         </w:rPr>
         <w:t>”</w:t>
       </w:r>
@@ -5115,7 +6634,7 @@
           <w:color w:val="0000CC"/>
           <w:sz w:val="18"/>
           <w:szCs w:val="18"/>
-          <w:shd w:val="clear" w:color="auto" w:fill="BFBFBF" w:themeFill="background1" w:themeFillShade="BF"/>
+          <w:shd w:val="clear" w:color="auto" w:fill="80C687" w:themeFill="background1" w:themeFillShade="BF"/>
         </w:rPr>
         <w:t xml:space="preserve"> ;</w:t>
       </w:r>
@@ -5126,16 +6645,16 @@
           <w:color w:val="0000CC"/>
           <w:sz w:val="18"/>
           <w:szCs w:val="18"/>
-          <w:shd w:val="clear" w:color="auto" w:fill="BFBFBF" w:themeFill="background1" w:themeFillShade="BF"/>
-        </w:rPr>
-      </w:pPr>
-      <w:r>
-        <w:rPr>
-          <w:rFonts w:hint="eastAsia"/>
-          <w:color w:val="0000CC"/>
-          <w:sz w:val="18"/>
-          <w:szCs w:val="18"/>
-          <w:shd w:val="clear" w:color="auto" w:fill="BFBFBF" w:themeFill="background1" w:themeFillShade="BF"/>
+          <w:shd w:val="clear" w:color="auto" w:fill="80C687" w:themeFill="background1" w:themeFillShade="BF"/>
+        </w:rPr>
+      </w:pPr>
+      <w:r>
+        <w:rPr>
+          <w:rFonts w:hint="eastAsia"/>
+          <w:color w:val="0000CC"/>
+          <w:sz w:val="18"/>
+          <w:szCs w:val="18"/>
+          <w:shd w:val="clear" w:color="auto" w:fill="80C687" w:themeFill="background1" w:themeFillShade="BF"/>
         </w:rPr>
         <w:t>}</w:t>
       </w:r>
@@ -5148,6 +6667,7 @@
         <w:rPr>
           <w:rFonts w:hint="eastAsia"/>
         </w:rPr>
+        <w:lastRenderedPageBreak/>
         <w:t>环境清理</w:t>
       </w:r>
     </w:p>
@@ -5156,7 +6676,93 @@
         <w:rPr>
           <w:rFonts w:hint="eastAsia"/>
         </w:rPr>
-        <w:t>测试用例在开始时确保环境正确，结束时清理环境。</w:t>
+        <w:tab/>
+      </w:r>
+      <w:r>
+        <w:rPr>
+          <w:rFonts w:hint="eastAsia"/>
+        </w:rPr>
+        <w:t>测试用例在开始时确保环境正确，结束时清理环境</w:t>
+      </w:r>
+      <w:r>
+        <w:rPr>
+          <w:rFonts w:hint="eastAsia"/>
+        </w:rPr>
+        <w:t>，如删除</w:t>
+      </w:r>
+      <w:r>
+        <w:rPr>
+          <w:rFonts w:hint="eastAsia"/>
+        </w:rPr>
+        <w:t>CL</w:t>
+      </w:r>
+      <w:r>
+        <w:rPr>
+          <w:rFonts w:hint="eastAsia"/>
+        </w:rPr>
+        <w:t>、关闭连接</w:t>
+      </w:r>
+      <w:proofErr w:type="spellStart"/>
+      <w:r>
+        <w:rPr>
+          <w:rFonts w:hint="eastAsia"/>
+        </w:rPr>
+        <w:t>db.close</w:t>
+      </w:r>
+      <w:proofErr w:type="spellEnd"/>
+      <w:r>
+        <w:rPr>
+          <w:rFonts w:hint="eastAsia"/>
+        </w:rPr>
+        <w:t>()</w:t>
+      </w:r>
+      <w:r>
+        <w:rPr>
+          <w:rFonts w:hint="eastAsia"/>
+        </w:rPr>
+        <w:t>。</w:t>
+      </w:r>
+      <w:r>
+        <w:rPr>
+          <w:rFonts w:hint="eastAsia"/>
+        </w:rPr>
+        <w:t>当用例是因异常抛出错误而结束时，在</w:t>
+      </w:r>
+      <w:r>
+        <w:rPr>
+          <w:rFonts w:hint="eastAsia"/>
+        </w:rPr>
+        <w:t>finally</w:t>
+      </w:r>
+      <w:r>
+        <w:rPr>
+          <w:rFonts w:hint="eastAsia"/>
+        </w:rPr>
+        <w:t>中不要删除该</w:t>
+      </w:r>
+      <w:r>
+        <w:rPr>
+          <w:rFonts w:hint="eastAsia"/>
+        </w:rPr>
+        <w:t>CL</w:t>
+      </w:r>
+      <w:r>
+        <w:rPr>
+          <w:rFonts w:hint="eastAsia"/>
+        </w:rPr>
+        <w:t>，并可将该</w:t>
+      </w:r>
+      <w:r>
+        <w:rPr>
+          <w:rFonts w:hint="eastAsia"/>
+        </w:rPr>
+        <w:t>CL</w:t>
+      </w:r>
+      <w:r>
+        <w:rPr>
+          <w:rFonts w:hint="eastAsia"/>
+        </w:rPr>
+        <w:t>名称打印出来，以便于后面定位问题。</w:t>
       </w:r>
     </w:p>
     <w:p>
@@ -5712,7 +7318,7 @@
         <a:sysClr val="windowText" lastClr="000000"/>
       </a:dk1>
       <a:lt1>
-        <a:sysClr val="window" lastClr="FFFFFF"/>
+        <a:sysClr val="window" lastClr="CCE8CF"/>
       </a:lt1>
       <a:dk2>
         <a:srgbClr val="1F497D"/>
@@ -5985,4 +7591,16 @@
   <a:objectDefaults/>
   <a:extraClrSchemeLst/>
 </a:theme>
+</file>
+
+<file path=customXml/item1.xml><?xml version="1.0" encoding="utf-8"?>
+<b:Sources xmlns:b="http://schemas.openxmlformats.org/officeDocument/2006/bibliography" xmlns="http://schemas.openxmlformats.org/officeDocument/2006/bibliography" SelectedStyle="\APA.XSL" StyleName="APA"/>
+</file>
+
+<file path=customXml/itemProps1.xml><?xml version="1.0" encoding="utf-8"?>
+<ds:datastoreItem xmlns:ds="http://schemas.openxmlformats.org/officeDocument/2006/customXml" ds:itemID="{264BACD7-B404-4F8E-95D4-83EC7D627773}">
+  <ds:schemaRefs>
+    <ds:schemaRef ds:uri="http://schemas.openxmlformats.org/officeDocument/2006/bibliography"/>
+  </ds:schemaRefs>
+</ds:datastoreItem>
 </file>
--- a/internal_doc/09.规范模板/JS测试用例编写指导书.docx
+++ b/internal_doc/09.规范模板/JS测试用例编写指导书.docx
@@ -217,13 +217,33 @@
           <w:tcPr>
             <w:tcW w:w="5244" w:type="dxa"/>
           </w:tcPr>
-          <w:p/>
+          <w:p>
+            <w:r>
+              <w:rPr>
+                <w:rFonts w:hint="eastAsia"/>
+              </w:rPr>
+              <w:t>2015/10/24</w:t>
+            </w:r>
+            <w:r>
+              <w:rPr>
+                <w:rFonts w:hint="eastAsia"/>
+              </w:rPr>
+              <w:t>：修订</w:t>
+            </w:r>
+          </w:p>
         </w:tc>
         <w:tc>
           <w:tcPr>
             <w:tcW w:w="1610" w:type="dxa"/>
           </w:tcPr>
-          <w:p/>
+          <w:p>
+            <w:r>
+              <w:rPr>
+                <w:rFonts w:hint="eastAsia"/>
+              </w:rPr>
+              <w:t>余婷</w:t>
+            </w:r>
+          </w:p>
         </w:tc>
       </w:tr>
     </w:tbl>
@@ -1982,6 +2002,292 @@
       <w:pPr>
         <w:pStyle w:val="Heading2"/>
       </w:pPr>
+      <w:proofErr w:type="spellStart"/>
+      <w:r>
+        <w:rPr>
+          <w:rFonts w:hint="eastAsia"/>
+        </w:rPr>
+        <w:t>testlink</w:t>
+      </w:r>
+      <w:proofErr w:type="spellEnd"/>
+      <w:r>
+        <w:rPr>
+          <w:rFonts w:hint="eastAsia"/>
+        </w:rPr>
+        <w:t>的测试用例与</w:t>
+      </w:r>
+      <w:proofErr w:type="spellStart"/>
+      <w:r>
+        <w:rPr>
+          <w:rFonts w:hint="eastAsia"/>
+        </w:rPr>
+        <w:t>js</w:t>
+      </w:r>
+      <w:proofErr w:type="spellEnd"/>
+      <w:r>
+        <w:rPr>
+          <w:rFonts w:hint="eastAsia"/>
+        </w:rPr>
+        <w:t>测试用例对应</w:t>
+      </w:r>
+    </w:p>
+    <w:p>
+      <w:r>
+        <w:rPr>
+          <w:rFonts w:hint="eastAsia"/>
+        </w:rPr>
+        <w:tab/>
+      </w:r>
+      <w:r>
+        <w:rPr>
+          <w:rFonts w:hint="eastAsia"/>
+        </w:rPr>
+        <w:t>为了后期的维护，尽量使</w:t>
+      </w:r>
+      <w:proofErr w:type="spellStart"/>
+      <w:r>
+        <w:rPr>
+          <w:rFonts w:hint="eastAsia"/>
+        </w:rPr>
+        <w:t>testlink</w:t>
+      </w:r>
+      <w:proofErr w:type="spellEnd"/>
+      <w:r>
+        <w:rPr>
+          <w:rFonts w:hint="eastAsia"/>
+        </w:rPr>
+        <w:t>上的测试用例与</w:t>
+      </w:r>
+      <w:proofErr w:type="spellStart"/>
+      <w:r>
+        <w:rPr>
+          <w:rFonts w:hint="eastAsia"/>
+        </w:rPr>
+        <w:t>js</w:t>
+      </w:r>
+      <w:proofErr w:type="spellEnd"/>
+      <w:r>
+        <w:rPr>
+          <w:rFonts w:hint="eastAsia"/>
+        </w:rPr>
+        <w:t>测试用例一一对应，使用</w:t>
+      </w:r>
+      <w:proofErr w:type="spellStart"/>
+      <w:r>
+        <w:rPr>
+          <w:rFonts w:hint="eastAsia"/>
+        </w:rPr>
+        <w:t>testlink</w:t>
+      </w:r>
+      <w:proofErr w:type="spellEnd"/>
+      <w:r>
+        <w:rPr>
+          <w:rFonts w:hint="eastAsia"/>
+        </w:rPr>
+        <w:t>上的用例编号作为</w:t>
+      </w:r>
+      <w:proofErr w:type="spellStart"/>
+      <w:r>
+        <w:rPr>
+          <w:rFonts w:hint="eastAsia"/>
+        </w:rPr>
+        <w:t>js</w:t>
+      </w:r>
+      <w:proofErr w:type="spellEnd"/>
+      <w:r>
+        <w:rPr>
+          <w:rFonts w:hint="eastAsia"/>
+        </w:rPr>
+        <w:t>测试用例名称。</w:t>
+      </w:r>
+    </w:p>
+    <w:p>
+      <w:r>
+        <w:rPr>
+          <w:rFonts w:hint="eastAsia"/>
+        </w:rPr>
+        <w:tab/>
+      </w:r>
+      <w:r>
+        <w:rPr>
+          <w:rFonts w:hint="eastAsia"/>
+        </w:rPr>
+        <w:t>如：</w:t>
+      </w:r>
+      <w:proofErr w:type="spellStart"/>
+      <w:r>
+        <w:rPr>
+          <w:rFonts w:hint="eastAsia"/>
+        </w:rPr>
+        <w:t>testlink</w:t>
+      </w:r>
+      <w:proofErr w:type="spellEnd"/>
+      <w:r>
+        <w:rPr>
+          <w:rFonts w:hint="eastAsia"/>
+        </w:rPr>
+        <w:t>上用例标题为：</w:t>
+      </w:r>
+      <w:r>
+        <w:rPr>
+          <w:rFonts w:hint="eastAsia"/>
+        </w:rPr>
+        <w:t>“</w:t>
+      </w:r>
+      <w:r>
+        <w:t>存在</w:t>
+      </w:r>
+      <w:r>
+        <w:t>_id</w:t>
+      </w:r>
+      <w:r>
+        <w:t>索引，插入记录，</w:t>
+      </w:r>
+      <w:r>
+        <w:t>_id</w:t>
+      </w:r>
+      <w:r>
+        <w:t>值合法</w:t>
+      </w:r>
+      <w:r>
+        <w:t>_</w:t>
+      </w:r>
+      <w:r>
+        <w:t>.</w:t>
+      </w:r>
+      <w:proofErr w:type="spellStart"/>
+      <w:r>
+        <w:t>rocksdb</w:t>
+      </w:r>
+      <w:r>
+        <w:rPr>
+          <w:rFonts w:hint="eastAsia"/>
+        </w:rPr>
+        <w:t>.st</w:t>
+      </w:r>
+      <w:proofErr w:type="spellEnd"/>
+      <w:r>
+        <w:rPr>
+          <w:rFonts w:hint="eastAsia"/>
+        </w:rPr>
+        <w:t>.</w:t>
+      </w:r>
+      <w:r>
+        <w:t>.insert.06</w:t>
+      </w:r>
+      <w:r>
+        <w:rPr>
+          <w:rFonts w:hint="eastAsia"/>
+        </w:rPr>
+        <w:t>”，对应的</w:t>
+      </w:r>
+      <w:proofErr w:type="spellStart"/>
+      <w:r>
+        <w:rPr>
+          <w:rFonts w:hint="eastAsia"/>
+        </w:rPr>
+        <w:t>js</w:t>
+      </w:r>
+      <w:proofErr w:type="spellEnd"/>
+      <w:r>
+        <w:rPr>
+          <w:rFonts w:hint="eastAsia"/>
+        </w:rPr>
+        <w:t>测试用例名称为“</w:t>
+      </w:r>
+      <w:r>
+        <w:t>rocksdb</w:t>
+      </w:r>
+      <w:r>
+        <w:rPr>
+          <w:rFonts w:hint="eastAsia"/>
+        </w:rPr>
+        <w:t>.st.</w:t>
+      </w:r>
+      <w:r>
+        <w:t>.insert.06</w:t>
+      </w:r>
+      <w:r>
+        <w:rPr>
+          <w:rFonts w:hint="eastAsia"/>
+        </w:rPr>
+        <w:t>”。</w:t>
+      </w:r>
+    </w:p>
+    <w:p>
+      <w:r>
+        <w:rPr>
+          <w:rFonts w:hint="eastAsia"/>
+        </w:rPr>
+        <w:tab/>
+      </w:r>
+      <w:r>
+        <w:rPr>
+          <w:rFonts w:hint="eastAsia"/>
+        </w:rPr>
+        <w:t>假如考虑到其他方面，需要将</w:t>
+      </w:r>
+      <w:proofErr w:type="spellStart"/>
+      <w:r>
+        <w:rPr>
+          <w:rFonts w:hint="eastAsia"/>
+        </w:rPr>
+        <w:t>testlink</w:t>
+      </w:r>
+      <w:proofErr w:type="spellEnd"/>
+      <w:r>
+        <w:rPr>
+          <w:rFonts w:hint="eastAsia"/>
+        </w:rPr>
+        <w:t>上多个测试用例合并写在一个</w:t>
+      </w:r>
+      <w:proofErr w:type="spellStart"/>
+      <w:r>
+        <w:rPr>
+          <w:rFonts w:hint="eastAsia"/>
+        </w:rPr>
+        <w:t>js</w:t>
+      </w:r>
+      <w:proofErr w:type="spellEnd"/>
+      <w:r>
+        <w:rPr>
+          <w:rFonts w:hint="eastAsia"/>
+        </w:rPr>
+        <w:t>测试用例中，也需要在</w:t>
+      </w:r>
+      <w:proofErr w:type="spellStart"/>
+      <w:r>
+        <w:rPr>
+          <w:rFonts w:hint="eastAsia"/>
+        </w:rPr>
+        <w:t>js</w:t>
+      </w:r>
+      <w:proofErr w:type="spellEnd"/>
+      <w:r>
+        <w:rPr>
+          <w:rFonts w:hint="eastAsia"/>
+        </w:rPr>
+        <w:t>中注释写清楚对应哪几个</w:t>
+      </w:r>
+      <w:proofErr w:type="spellStart"/>
+      <w:r>
+        <w:rPr>
+          <w:rFonts w:hint="eastAsia"/>
+        </w:rPr>
+        <w:t>testlink</w:t>
+      </w:r>
+      <w:proofErr w:type="spellEnd"/>
+      <w:r>
+        <w:rPr>
+          <w:rFonts w:hint="eastAsia"/>
+        </w:rPr>
+        <w:t>测试用例。</w:t>
+      </w:r>
+    </w:p>
+    <w:p>
+      <w:pPr>
+        <w:pStyle w:val="Heading2"/>
+      </w:pPr>
       <w:r>
         <w:rPr>
           <w:rFonts w:hint="eastAsia"/>
@@ -1996,11 +2302,6 @@
       </w:r>
     </w:p>
     <w:p>
-      <w:pPr>
-        <w:rPr>
-          <w:rFonts w:hint="eastAsia"/>
-        </w:rPr>
-      </w:pPr>
       <w:r>
         <w:rPr>
           <w:rFonts w:hint="eastAsia"/>
@@ -2126,34 +2427,46 @@
       <w:pPr>
         <w:pStyle w:val="Heading2"/>
       </w:pPr>
-      <w:proofErr w:type="spellStart"/>
-      <w:r>
-        <w:rPr>
-          <w:rFonts w:hint="eastAsia"/>
-        </w:rPr>
-        <w:t>testlink</w:t>
-      </w:r>
-      <w:proofErr w:type="spellEnd"/>
-      <w:r>
-        <w:rPr>
-          <w:rFonts w:hint="eastAsia"/>
-        </w:rPr>
-        <w:t>的</w:t>
-      </w:r>
-      <w:r>
-        <w:rPr>
-          <w:rFonts w:hint="eastAsia"/>
-        </w:rPr>
-        <w:t>测试用例与</w:t>
-      </w:r>
-      <w:proofErr w:type="spellStart"/>
-      <w:r>
-        <w:rPr>
-          <w:rFonts w:hint="eastAsia"/>
-        </w:rPr>
-        <w:t>js</w:t>
-      </w:r>
-      <w:proofErr w:type="spellEnd"/>
+      <w:r>
+        <w:rPr>
+          <w:rFonts w:hint="eastAsia"/>
+        </w:rPr>
+        <w:t>私有公共函数库文件</w:t>
+      </w:r>
+    </w:p>
+    <w:p>
+      <w:r>
+        <w:rPr>
+          <w:rFonts w:hint="eastAsia"/>
+        </w:rPr>
+        <w:t>在测试用例的目录下，可以将该目录下的所有用例抽象出公共函数库的功能，从而减少重复代码；抽象的公共函数库必须命名为“</w:t>
+      </w:r>
+      <w:r>
+        <w:t>commlib.js</w:t>
+      </w:r>
+      <w:r>
+        <w:rPr>
+          <w:rFonts w:hint="eastAsia"/>
+        </w:rPr>
+        <w:t>”，</w:t>
+      </w:r>
+      <w:r>
+        <w:rPr>
+          <w:rFonts w:hint="eastAsia"/>
+        </w:rPr>
+        <w:t>CI</w:t>
+      </w:r>
+      <w:r>
+        <w:rPr>
+          <w:rFonts w:hint="eastAsia"/>
+        </w:rPr>
+        <w:t>会自己检测和运行。</w:t>
+      </w:r>
+    </w:p>
+    <w:p>
+      <w:pPr>
+        <w:pStyle w:val="Heading2"/>
+      </w:pPr>
       <w:r>
         <w:rPr>
           <w:rFonts w:hint="eastAsia"/>
@@ -2164,331 +2477,10 @@
         <w:rPr>
           <w:rFonts w:hint="eastAsia"/>
         </w:rPr>
-        <w:t>对应</w:t>
-      </w:r>
-    </w:p>
-    <w:p>
-      <w:pPr>
-        <w:rPr>
-          <w:rFonts w:hint="eastAsia"/>
-        </w:rPr>
-      </w:pPr>
-      <w:r>
-        <w:rPr>
-          <w:rFonts w:hint="eastAsia"/>
-        </w:rPr>
-        <w:tab/>
-      </w:r>
-      <w:r>
-        <w:rPr>
-          <w:rFonts w:hint="eastAsia"/>
-        </w:rPr>
-        <w:t>为了后期的维护，</w:t>
-      </w:r>
-      <w:r>
-        <w:rPr>
-          <w:rFonts w:hint="eastAsia"/>
-        </w:rPr>
-        <w:t>尽量使</w:t>
-      </w:r>
-      <w:proofErr w:type="spellStart"/>
-      <w:r>
-        <w:rPr>
-          <w:rFonts w:hint="eastAsia"/>
-        </w:rPr>
-        <w:t>testlink</w:t>
-      </w:r>
-      <w:proofErr w:type="spellEnd"/>
-      <w:r>
-        <w:rPr>
-          <w:rFonts w:hint="eastAsia"/>
-        </w:rPr>
-        <w:t>上的测试用例与</w:t>
-      </w:r>
-      <w:proofErr w:type="spellStart"/>
-      <w:r>
-        <w:rPr>
-          <w:rFonts w:hint="eastAsia"/>
-        </w:rPr>
-        <w:t>js</w:t>
-      </w:r>
-      <w:proofErr w:type="spellEnd"/>
-      <w:r>
-        <w:rPr>
-          <w:rFonts w:hint="eastAsia"/>
-        </w:rPr>
-        <w:t>测试用例</w:t>
-      </w:r>
-      <w:r>
-        <w:rPr>
-          <w:rFonts w:hint="eastAsia"/>
-        </w:rPr>
-        <w:t>一一对应，使用</w:t>
-      </w:r>
-      <w:proofErr w:type="spellStart"/>
-      <w:r>
-        <w:rPr>
-          <w:rFonts w:hint="eastAsia"/>
-        </w:rPr>
-        <w:t>testlink</w:t>
-      </w:r>
-      <w:proofErr w:type="spellEnd"/>
-      <w:r>
-        <w:rPr>
-          <w:rFonts w:hint="eastAsia"/>
-        </w:rPr>
-        <w:t>上的用例编号作为</w:t>
-      </w:r>
-      <w:proofErr w:type="spellStart"/>
-      <w:r>
-        <w:rPr>
-          <w:rFonts w:hint="eastAsia"/>
-        </w:rPr>
-        <w:t>js</w:t>
-      </w:r>
-      <w:proofErr w:type="spellEnd"/>
-      <w:r>
-        <w:rPr>
-          <w:rFonts w:hint="eastAsia"/>
-        </w:rPr>
-        <w:t>测试用例名称</w:t>
-      </w:r>
-      <w:r>
-        <w:rPr>
-          <w:rFonts w:hint="eastAsia"/>
-        </w:rPr>
-        <w:t>。</w:t>
-      </w:r>
-    </w:p>
-    <w:p>
-      <w:pPr>
-        <w:rPr>
-          <w:rFonts w:hint="eastAsia"/>
-        </w:rPr>
-      </w:pPr>
-      <w:r>
-        <w:rPr>
-          <w:rFonts w:hint="eastAsia"/>
-        </w:rPr>
-        <w:tab/>
-      </w:r>
-      <w:r>
-        <w:rPr>
-          <w:rFonts w:hint="eastAsia"/>
-        </w:rPr>
-        <w:t>如：</w:t>
-      </w:r>
-      <w:proofErr w:type="spellStart"/>
-      <w:r>
-        <w:rPr>
-          <w:rFonts w:hint="eastAsia"/>
-        </w:rPr>
-        <w:t>testlink</w:t>
-      </w:r>
-      <w:proofErr w:type="spellEnd"/>
-      <w:r>
-        <w:rPr>
-          <w:rFonts w:hint="eastAsia"/>
-        </w:rPr>
-        <w:t>上用例标题为：</w:t>
-      </w:r>
-      <w:r>
-        <w:rPr>
-          <w:rFonts w:hint="eastAsia"/>
-        </w:rPr>
-        <w:t>“</w:t>
-      </w:r>
-      <w:r>
-        <w:t>存在</w:t>
-      </w:r>
-      <w:r>
-        <w:t>_id</w:t>
-      </w:r>
-      <w:r>
-        <w:t>索引，插入记录，</w:t>
-      </w:r>
-      <w:r>
-        <w:t>_id</w:t>
-      </w:r>
-      <w:r>
-        <w:t>值合法</w:t>
-      </w:r>
-      <w:r>
-        <w:t>_</w:t>
-      </w:r>
-      <w:r>
-        <w:t>.</w:t>
-      </w:r>
-      <w:proofErr w:type="spellStart"/>
-      <w:r>
-        <w:t>rocksdb</w:t>
-      </w:r>
-      <w:r>
-        <w:rPr>
-          <w:rFonts w:hint="eastAsia"/>
-        </w:rPr>
-        <w:t>.st</w:t>
-      </w:r>
-      <w:proofErr w:type="spellEnd"/>
-      <w:r>
-        <w:rPr>
-          <w:rFonts w:hint="eastAsia"/>
-        </w:rPr>
-        <w:t>.</w:t>
-      </w:r>
-      <w:r>
-        <w:t>.insert.06</w:t>
-      </w:r>
-      <w:r>
-        <w:rPr>
-          <w:rFonts w:hint="eastAsia"/>
-        </w:rPr>
-        <w:t>”，对应的</w:t>
-      </w:r>
-      <w:proofErr w:type="spellStart"/>
-      <w:r>
-        <w:rPr>
-          <w:rFonts w:hint="eastAsia"/>
-        </w:rPr>
-        <w:t>js</w:t>
-      </w:r>
-      <w:proofErr w:type="spellEnd"/>
-      <w:r>
-        <w:rPr>
-          <w:rFonts w:hint="eastAsia"/>
-        </w:rPr>
-        <w:t>测试用例</w:t>
-      </w:r>
-      <w:r>
-        <w:rPr>
-          <w:rFonts w:hint="eastAsia"/>
-        </w:rPr>
-        <w:t>名称为</w:t>
-      </w:r>
-      <w:r>
-        <w:rPr>
-          <w:rFonts w:hint="eastAsia"/>
-        </w:rPr>
-        <w:t>“</w:t>
-      </w:r>
-      <w:r>
-        <w:t>rocksdb</w:t>
-      </w:r>
-      <w:r>
-        <w:rPr>
-          <w:rFonts w:hint="eastAsia"/>
-        </w:rPr>
-        <w:t>.st.</w:t>
-      </w:r>
-      <w:r>
-        <w:t>.insert.06</w:t>
-      </w:r>
-      <w:r>
-        <w:rPr>
-          <w:rFonts w:hint="eastAsia"/>
-        </w:rPr>
-        <w:t>”</w:t>
-      </w:r>
-      <w:r>
-        <w:rPr>
-          <w:rFonts w:hint="eastAsia"/>
-        </w:rPr>
-        <w:t>。</w:t>
-      </w:r>
-    </w:p>
-    <w:p>
-      <w:r>
-        <w:rPr>
-          <w:rFonts w:hint="eastAsia"/>
-        </w:rPr>
-        <w:tab/>
-      </w:r>
-      <w:r>
-        <w:rPr>
-          <w:rFonts w:hint="eastAsia"/>
-        </w:rPr>
-        <w:t>假如考虑到其他方面，需要将</w:t>
-      </w:r>
-      <w:proofErr w:type="spellStart"/>
-      <w:r>
-        <w:rPr>
-          <w:rFonts w:hint="eastAsia"/>
-        </w:rPr>
-        <w:t>testlink</w:t>
-      </w:r>
-      <w:proofErr w:type="spellEnd"/>
-      <w:r>
-        <w:rPr>
-          <w:rFonts w:hint="eastAsia"/>
-        </w:rPr>
-        <w:t>上多个测试用例合并写在一个</w:t>
-      </w:r>
-      <w:proofErr w:type="spellStart"/>
-      <w:r>
-        <w:rPr>
-          <w:rFonts w:hint="eastAsia"/>
-        </w:rPr>
-        <w:t>js</w:t>
-      </w:r>
-      <w:proofErr w:type="spellEnd"/>
-      <w:r>
-        <w:rPr>
-          <w:rFonts w:hint="eastAsia"/>
-        </w:rPr>
-        <w:t>测试用例中，也需要在</w:t>
-      </w:r>
-      <w:proofErr w:type="spellStart"/>
-      <w:r>
-        <w:rPr>
-          <w:rFonts w:hint="eastAsia"/>
-        </w:rPr>
-        <w:t>js</w:t>
-      </w:r>
-      <w:proofErr w:type="spellEnd"/>
-      <w:r>
-        <w:rPr>
-          <w:rFonts w:hint="eastAsia"/>
-        </w:rPr>
-        <w:t>中注释写清楚对应哪几个</w:t>
-      </w:r>
-      <w:proofErr w:type="spellStart"/>
-      <w:r>
-        <w:rPr>
-          <w:rFonts w:hint="eastAsia"/>
-        </w:rPr>
-        <w:t>testlink</w:t>
-      </w:r>
-      <w:proofErr w:type="spellEnd"/>
-      <w:r>
-        <w:rPr>
-          <w:rFonts w:hint="eastAsia"/>
-        </w:rPr>
-        <w:t>测试用例。</w:t>
-      </w:r>
-    </w:p>
-    <w:p>
-      <w:pPr>
-        <w:pStyle w:val="Heading2"/>
-      </w:pPr>
-      <w:r>
-        <w:rPr>
-          <w:rFonts w:hint="eastAsia"/>
-        </w:rPr>
-        <w:t>测试用例</w:t>
-      </w:r>
-      <w:r>
-        <w:rPr>
-          <w:rFonts w:hint="eastAsia"/>
-        </w:rPr>
         <w:t>命名</w:t>
       </w:r>
     </w:p>
     <w:p>
-      <w:pPr>
-        <w:rPr>
-          <w:rFonts w:hint="eastAsia"/>
-        </w:rPr>
-      </w:pPr>
       <w:r>
         <w:rPr>
           <w:rFonts w:hint="eastAsia"/>
@@ -2749,786 +2741,6 @@
         <w:rPr>
           <w:rFonts w:hint="eastAsia"/>
         </w:rPr>
-        <w:t>私有公共函数库</w:t>
-      </w:r>
-      <w:r>
-        <w:rPr>
-          <w:rFonts w:hint="eastAsia"/>
-        </w:rPr>
-        <w:t>文件</w:t>
-      </w:r>
-      <w:r>
-        <w:rPr>
-          <w:rFonts w:hint="eastAsia"/>
-        </w:rPr>
-        <w:t>命名</w:t>
-      </w:r>
-    </w:p>
-    <w:p>
-      <w:r>
-        <w:rPr>
-          <w:rFonts w:hint="eastAsia"/>
-        </w:rPr>
-        <w:t>在测试用例的目录下，可以将该目录下的所有用例抽象出公共函数库的功能，从而减少重复代码；抽象的公共函数库必须命名为“</w:t>
-      </w:r>
-      <w:r>
-        <w:t>commlib.js</w:t>
-      </w:r>
-      <w:r>
-        <w:rPr>
-          <w:rFonts w:hint="eastAsia"/>
-        </w:rPr>
-        <w:t>”，</w:t>
-      </w:r>
-      <w:r>
-        <w:rPr>
-          <w:rFonts w:hint="eastAsia"/>
-        </w:rPr>
-        <w:t>CI</w:t>
-      </w:r>
-      <w:r>
-        <w:rPr>
-          <w:rFonts w:hint="eastAsia"/>
-        </w:rPr>
-        <w:t>会自己检测和运行。</w:t>
-      </w:r>
-    </w:p>
-    <w:p>
-      <w:pPr>
-        <w:pStyle w:val="Heading2"/>
-      </w:pPr>
-      <w:r>
-        <w:rPr>
-          <w:rFonts w:hint="eastAsia"/>
-        </w:rPr>
-        <w:lastRenderedPageBreak/>
-        <w:t>文件编码格式</w:t>
-      </w:r>
-    </w:p>
-    <w:p>
-      <w:r>
-        <w:rPr>
-          <w:rFonts w:hint="eastAsia"/>
-        </w:rPr>
-        <w:t>统一使用</w:t>
-      </w:r>
-      <w:r>
-        <w:rPr>
-          <w:rFonts w:hint="eastAsia"/>
-        </w:rPr>
-        <w:t>UTF-8</w:t>
-      </w:r>
-      <w:r>
-        <w:rPr>
-          <w:rFonts w:hint="eastAsia"/>
-        </w:rPr>
-        <w:t>编码格式</w:t>
-      </w:r>
-    </w:p>
-    <w:p>
-      <w:pPr>
-        <w:pStyle w:val="Heading2"/>
-      </w:pPr>
-      <w:r>
-        <w:rPr>
-          <w:rFonts w:hint="eastAsia"/>
-        </w:rPr>
-        <w:t>编辑风格</w:t>
-      </w:r>
-    </w:p>
-    <w:p>
-      <w:pPr>
-        <w:rPr>
-          <w:rFonts w:hint="eastAsia"/>
-        </w:rPr>
-      </w:pPr>
-      <w:r>
-        <w:rPr>
-          <w:rFonts w:hint="eastAsia"/>
-        </w:rPr>
-        <w:tab/>
-      </w:r>
-      <w:r>
-        <w:rPr>
-          <w:rFonts w:hint="eastAsia"/>
-        </w:rPr>
-        <w:t>测试用例和</w:t>
-      </w:r>
-      <w:r>
-        <w:rPr>
-          <w:rFonts w:hint="eastAsia"/>
-        </w:rPr>
-        <w:t>C/C++</w:t>
-      </w:r>
-      <w:r>
-        <w:rPr>
-          <w:rFonts w:hint="eastAsia"/>
-        </w:rPr>
-        <w:t>代码保持一致风格，用</w:t>
-      </w:r>
-      <w:r>
-        <w:rPr>
-          <w:rFonts w:hint="eastAsia"/>
-        </w:rPr>
-        <w:t>3</w:t>
-      </w:r>
-      <w:r>
-        <w:rPr>
-          <w:rFonts w:hint="eastAsia"/>
-        </w:rPr>
-        <w:t>个空格来缩进，保持代码美观和易读性。</w:t>
-      </w:r>
-      <w:r>
-        <w:rPr>
-          <w:rFonts w:hint="eastAsia"/>
-        </w:rPr>
-        <w:t>禁止使用</w:t>
-      </w:r>
-      <w:r>
-        <w:rPr>
-          <w:rFonts w:hint="eastAsia"/>
-        </w:rPr>
-        <w:t>TAB</w:t>
-      </w:r>
-      <w:r>
-        <w:rPr>
-          <w:rFonts w:hint="eastAsia"/>
-        </w:rPr>
-        <w:t>键；可以在编辑工具中将</w:t>
-      </w:r>
-      <w:r>
-        <w:rPr>
-          <w:rFonts w:hint="eastAsia"/>
-        </w:rPr>
-        <w:t>TAB</w:t>
-      </w:r>
-      <w:r>
-        <w:rPr>
-          <w:rFonts w:hint="eastAsia"/>
-        </w:rPr>
-        <w:t>键替换成</w:t>
-      </w:r>
-      <w:r>
-        <w:rPr>
-          <w:rFonts w:hint="eastAsia"/>
-        </w:rPr>
-        <w:t>3</w:t>
-      </w:r>
-      <w:r>
-        <w:rPr>
-          <w:rFonts w:hint="eastAsia"/>
-        </w:rPr>
-        <w:t>个空格。</w:t>
-      </w:r>
-      <w:r>
-        <w:rPr>
-          <w:rFonts w:hint="eastAsia"/>
-        </w:rPr>
-        <w:t>循环的左括号统一写在下一行，与右括号对其，如：</w:t>
-      </w:r>
-    </w:p>
-    <w:p>
-      <w:pPr>
-        <w:rPr>
-          <w:color w:val="0000CC"/>
-          <w:sz w:val="18"/>
-          <w:szCs w:val="18"/>
-          <w:shd w:val="clear" w:color="auto" w:fill="80C687" w:themeFill="background1" w:themeFillShade="BF"/>
-        </w:rPr>
-      </w:pPr>
-      <w:proofErr w:type="gramStart"/>
-      <w:r>
-        <w:rPr>
-          <w:rFonts w:hint="eastAsia"/>
-          <w:color w:val="0000CC"/>
-          <w:sz w:val="18"/>
-          <w:szCs w:val="18"/>
-          <w:shd w:val="clear" w:color="auto" w:fill="80C687" w:themeFill="background1" w:themeFillShade="BF"/>
-        </w:rPr>
-        <w:t>while(</w:t>
-      </w:r>
-      <w:proofErr w:type="gramEnd"/>
-      <w:r>
-        <w:rPr>
-          <w:rFonts w:hint="eastAsia"/>
-          <w:color w:val="0000CC"/>
-          <w:sz w:val="18"/>
-          <w:szCs w:val="18"/>
-          <w:shd w:val="clear" w:color="auto" w:fill="80C687" w:themeFill="background1" w:themeFillShade="BF"/>
-        </w:rPr>
-        <w:t xml:space="preserve"> </w:t>
-      </w:r>
-      <w:proofErr w:type="spellStart"/>
-      <w:r>
-        <w:rPr>
-          <w:rFonts w:hint="eastAsia"/>
-          <w:color w:val="0000CC"/>
-          <w:sz w:val="18"/>
-          <w:szCs w:val="18"/>
-          <w:shd w:val="clear" w:color="auto" w:fill="80C687" w:themeFill="background1" w:themeFillShade="BF"/>
-        </w:rPr>
-        <w:t>i</w:t>
-      </w:r>
-      <w:proofErr w:type="spellEnd"/>
-      <w:r>
-        <w:rPr>
-          <w:rFonts w:hint="eastAsia"/>
-          <w:color w:val="0000CC"/>
-          <w:sz w:val="18"/>
-          <w:szCs w:val="18"/>
-          <w:shd w:val="clear" w:color="auto" w:fill="80C687" w:themeFill="background1" w:themeFillShade="BF"/>
-        </w:rPr>
-        <w:t xml:space="preserve"> )</w:t>
-      </w:r>
-    </w:p>
-    <w:p>
-      <w:pPr>
-        <w:rPr>
-          <w:rFonts w:hint="eastAsia"/>
-          <w:color w:val="0000CC"/>
-          <w:sz w:val="18"/>
-          <w:szCs w:val="18"/>
-          <w:shd w:val="clear" w:color="auto" w:fill="80C687" w:themeFill="background1" w:themeFillShade="BF"/>
-        </w:rPr>
-      </w:pPr>
-      <w:r>
-        <w:rPr>
-          <w:rFonts w:hint="eastAsia"/>
-          <w:color w:val="0000CC"/>
-          <w:sz w:val="18"/>
-          <w:szCs w:val="18"/>
-          <w:shd w:val="clear" w:color="auto" w:fill="80C687" w:themeFill="background1" w:themeFillShade="BF"/>
-        </w:rPr>
-        <w:t>{</w:t>
-      </w:r>
-    </w:p>
-    <w:p>
-      <w:pPr>
-        <w:rPr>
-          <w:color w:val="0000CC"/>
-          <w:sz w:val="18"/>
-          <w:szCs w:val="18"/>
-          <w:shd w:val="clear" w:color="auto" w:fill="80C687" w:themeFill="background1" w:themeFillShade="BF"/>
-        </w:rPr>
-      </w:pPr>
-      <w:r>
-        <w:rPr>
-          <w:rFonts w:hint="eastAsia"/>
-          <w:color w:val="0000CC"/>
-          <w:sz w:val="18"/>
-          <w:szCs w:val="18"/>
-          <w:shd w:val="clear" w:color="auto" w:fill="80C687" w:themeFill="background1" w:themeFillShade="BF"/>
-        </w:rPr>
-        <w:t xml:space="preserve">   </w:t>
-      </w:r>
-      <w:r>
-        <w:rPr>
-          <w:color w:val="0000CC"/>
-          <w:sz w:val="18"/>
-          <w:szCs w:val="18"/>
-          <w:shd w:val="clear" w:color="auto" w:fill="80C687" w:themeFill="background1" w:themeFillShade="BF"/>
-        </w:rPr>
-        <w:t>//</w:t>
-      </w:r>
-      <w:r>
-        <w:rPr>
-          <w:rFonts w:hint="eastAsia"/>
-          <w:color w:val="0000CC"/>
-          <w:sz w:val="18"/>
-          <w:szCs w:val="18"/>
-          <w:shd w:val="clear" w:color="auto" w:fill="80C687" w:themeFill="background1" w:themeFillShade="BF"/>
-        </w:rPr>
-        <w:t>循环主体</w:t>
-      </w:r>
-    </w:p>
-    <w:p>
-      <w:pPr>
-        <w:rPr>
-          <w:rFonts w:hint="eastAsia"/>
-          <w:color w:val="0000CC"/>
-          <w:sz w:val="18"/>
-          <w:szCs w:val="18"/>
-          <w:shd w:val="clear" w:color="auto" w:fill="80C687" w:themeFill="background1" w:themeFillShade="BF"/>
-        </w:rPr>
-      </w:pPr>
-      <w:r>
-        <w:rPr>
-          <w:rFonts w:hint="eastAsia"/>
-          <w:color w:val="0000CC"/>
-          <w:sz w:val="18"/>
-          <w:szCs w:val="18"/>
-          <w:shd w:val="clear" w:color="auto" w:fill="80C687" w:themeFill="background1" w:themeFillShade="BF"/>
-        </w:rPr>
-        <w:t>}</w:t>
-      </w:r>
-    </w:p>
-    <w:p>
-      <w:pPr>
-        <w:pStyle w:val="Heading2"/>
-      </w:pPr>
-      <w:r>
-        <w:rPr>
-          <w:rFonts w:hint="eastAsia"/>
-        </w:rPr>
-        <w:t>比较时使用全等号</w:t>
-      </w:r>
-    </w:p>
-    <w:p>
-      <w:pPr>
-        <w:rPr>
-          <w:color w:val="0000CC"/>
-          <w:sz w:val="18"/>
-          <w:szCs w:val="18"/>
-          <w:shd w:val="clear" w:color="auto" w:fill="80C687" w:themeFill="background1" w:themeFillShade="BF"/>
-        </w:rPr>
-      </w:pPr>
-      <w:r>
-        <w:rPr>
-          <w:rFonts w:hint="eastAsia"/>
-        </w:rPr>
-        <w:tab/>
-      </w:r>
-      <w:r>
-        <w:rPr>
-          <w:rFonts w:hint="eastAsia"/>
-        </w:rPr>
-        <w:t>在比较操作中，尽量使用全等（</w:t>
-      </w:r>
-      <w:r>
-        <w:rPr>
-          <w:rFonts w:hint="eastAsia"/>
-        </w:rPr>
-        <w:t>===</w:t>
-      </w:r>
-      <w:r>
-        <w:rPr>
-          <w:rFonts w:hint="eastAsia"/>
-        </w:rPr>
-        <w:t>）和非全等（</w:t>
-      </w:r>
-      <w:r>
-        <w:rPr>
-          <w:rFonts w:hint="eastAsia"/>
-        </w:rPr>
-        <w:t>!==</w:t>
-      </w:r>
-      <w:r>
-        <w:rPr>
-          <w:rFonts w:hint="eastAsia"/>
-        </w:rPr>
-        <w:t>），如果要使用普通等于（</w:t>
-      </w:r>
-      <w:r>
-        <w:rPr>
-          <w:rFonts w:hint="eastAsia"/>
-        </w:rPr>
-        <w:t>==</w:t>
-      </w:r>
-      <w:r>
-        <w:rPr>
-          <w:rFonts w:hint="eastAsia"/>
-        </w:rPr>
-        <w:t>）和非等于（</w:t>
-      </w:r>
-      <w:r>
-        <w:rPr>
-          <w:rFonts w:hint="eastAsia"/>
-        </w:rPr>
-        <w:t>!=</w:t>
-      </w:r>
-      <w:r>
-        <w:rPr>
-          <w:rFonts w:hint="eastAsia"/>
-        </w:rPr>
-        <w:t>），要给出注释说明，为什么使用普通等于。</w:t>
-      </w:r>
-    </w:p>
-    <w:p>
-      <w:pPr>
-        <w:pStyle w:val="Heading2"/>
-      </w:pPr>
-      <w:r>
-        <w:rPr>
-          <w:rFonts w:hint="eastAsia"/>
-        </w:rPr>
-        <w:t>注释</w:t>
-      </w:r>
-      <w:r>
-        <w:rPr>
-          <w:rFonts w:hint="eastAsia"/>
-        </w:rPr>
-        <w:t>说明</w:t>
-      </w:r>
-    </w:p>
-    <w:p>
-      <w:pPr>
-        <w:rPr>
-          <w:b/>
-        </w:rPr>
-      </w:pPr>
-      <w:r>
-        <w:rPr>
-          <w:rFonts w:hint="eastAsia"/>
-          <w:b/>
-        </w:rPr>
-        <w:t>测试用例</w:t>
-      </w:r>
-      <w:r>
-        <w:rPr>
-          <w:rFonts w:hint="eastAsia"/>
-          <w:b/>
-        </w:rPr>
-        <w:t>开头</w:t>
-      </w:r>
-      <w:r>
-        <w:rPr>
-          <w:rFonts w:hint="eastAsia"/>
-          <w:b/>
-        </w:rPr>
-        <w:t>必须包含以下</w:t>
-      </w:r>
-      <w:r>
-        <w:rPr>
-          <w:rFonts w:hint="eastAsia"/>
-          <w:b/>
-        </w:rPr>
-        <w:t>注释</w:t>
-      </w:r>
-      <w:r>
-        <w:rPr>
-          <w:rFonts w:hint="eastAsia"/>
-          <w:b/>
-        </w:rPr>
-        <w:t>内容：</w:t>
-      </w:r>
-    </w:p>
-    <w:p>
-      <w:r>
-        <w:rPr>
-          <w:rFonts w:hint="eastAsia"/>
-        </w:rPr>
-        <w:t>/************************************</w:t>
-      </w:r>
-    </w:p>
-    <w:p>
-      <w:r>
-        <w:rPr>
-          <w:rFonts w:hint="eastAsia"/>
-        </w:rPr>
-        <w:t>*@Description</w:t>
-      </w:r>
-      <w:r>
-        <w:rPr>
-          <w:rFonts w:hint="eastAsia"/>
-        </w:rPr>
-        <w:t xml:space="preserve">: </w:t>
-      </w:r>
-      <w:r>
-        <w:rPr>
-          <w:rFonts w:hint="eastAsia"/>
-          <w:i/>
-        </w:rPr>
-        <w:t>测试用例描述，简单介绍本测试用例的测试目的</w:t>
-      </w:r>
-    </w:p>
-    <w:p>
-      <w:r>
-        <w:rPr>
-          <w:rFonts w:hint="eastAsia"/>
-        </w:rPr>
-        <w:t>*@</w:t>
-      </w:r>
-      <w:r>
-        <w:rPr>
-          <w:rFonts w:hint="eastAsia"/>
-        </w:rPr>
-        <w:t xml:space="preserve">author:     </w:t>
-      </w:r>
-      <w:r>
-        <w:rPr>
-          <w:rFonts w:hint="eastAsia"/>
-          <w:i/>
-        </w:rPr>
-        <w:t>编写测试用例的人</w:t>
-      </w:r>
-    </w:p>
-    <w:p>
-      <w:r>
-        <w:rPr>
-          <w:rFonts w:hint="eastAsia"/>
-        </w:rPr>
-        <w:t>**************************************/</w:t>
-      </w:r>
-    </w:p>
-    <w:p/>
-    <w:p>
-      <w:pPr>
-        <w:rPr>
-          <w:b/>
-        </w:rPr>
-      </w:pPr>
-      <w:r>
-        <w:rPr>
-          <w:rFonts w:hint="eastAsia"/>
-          <w:b/>
-        </w:rPr>
-        <w:t>例如：</w:t>
-      </w:r>
-    </w:p>
-    <w:p>
-      <w:r>
-        <w:rPr>
-          <w:rFonts w:hint="eastAsia"/>
-        </w:rPr>
-        <w:t>/************************************</w:t>
-      </w:r>
-    </w:p>
-    <w:p>
-      <w:r>
-        <w:rPr>
-          <w:rFonts w:hint="eastAsia"/>
-        </w:rPr>
-        <w:t>*@Description</w:t>
-      </w:r>
-      <w:r>
-        <w:rPr>
-          <w:rFonts w:hint="eastAsia"/>
-        </w:rPr>
-        <w:t xml:space="preserve">: </w:t>
-      </w:r>
-      <w:r>
-        <w:rPr>
-          <w:rFonts w:hint="eastAsia"/>
-        </w:rPr>
-        <w:t>测试聚集操作中的聚集函数</w:t>
-      </w:r>
-      <w:r>
-        <w:rPr>
-          <w:rFonts w:hint="eastAsia"/>
-        </w:rPr>
-        <w:t>$sum</w:t>
-      </w:r>
-      <w:r>
-        <w:rPr>
-          <w:rFonts w:hint="eastAsia"/>
-        </w:rPr>
-        <w:t>对整型的处理。将字段“</w:t>
-      </w:r>
-      <w:r>
-        <w:rPr>
-          <w:rFonts w:hint="eastAsia"/>
-        </w:rPr>
-        <w:t>date</w:t>
-      </w:r>
-      <w:r>
-        <w:rPr>
-          <w:rFonts w:hint="eastAsia"/>
-        </w:rPr>
-        <w:t>”</w:t>
-      </w:r>
-    </w:p>
-    <w:p>
-      <w:r>
-        <w:rPr>
-          <w:rFonts w:hint="eastAsia"/>
-        </w:rPr>
-        <w:t xml:space="preserve">*             </w:t>
-      </w:r>
-      <w:r>
-        <w:rPr>
-          <w:rFonts w:hint="eastAsia"/>
-        </w:rPr>
-        <w:t>作为“</w:t>
-      </w:r>
-      <w:r>
-        <w:rPr>
-          <w:rFonts w:hint="eastAsia"/>
-        </w:rPr>
-        <w:t>group by</w:t>
-      </w:r>
-      <w:r>
-        <w:rPr>
-          <w:rFonts w:hint="eastAsia"/>
-        </w:rPr>
-        <w:t>”字段，对字段“</w:t>
-      </w:r>
-      <w:r>
-        <w:rPr>
-          <w:rFonts w:hint="eastAsia"/>
-        </w:rPr>
-        <w:t>total</w:t>
-      </w:r>
-      <w:r>
-        <w:rPr>
-          <w:rFonts w:hint="eastAsia"/>
-        </w:rPr>
-        <w:t>”进行求和操作</w:t>
-      </w:r>
-    </w:p>
-    <w:p>
-      <w:r>
-        <w:rPr>
-          <w:rFonts w:hint="eastAsia"/>
-        </w:rPr>
-        <w:t>*@</w:t>
-      </w:r>
-      <w:r>
-        <w:rPr>
-          <w:rFonts w:hint="eastAsia"/>
-        </w:rPr>
-        <w:t xml:space="preserve"> </w:t>
-      </w:r>
-      <w:r>
-        <w:rPr>
-          <w:rFonts w:hint="eastAsia"/>
-        </w:rPr>
-        <w:t xml:space="preserve">author:     </w:t>
-      </w:r>
-      <w:proofErr w:type="spellStart"/>
-      <w:r>
-        <w:rPr>
-          <w:rFonts w:hint="eastAsia"/>
-        </w:rPr>
-        <w:t>TingYU</w:t>
-      </w:r>
-      <w:proofErr w:type="spellEnd"/>
-    </w:p>
-    <w:p>
-      <w:pPr>
-        <w:rPr>
-          <w:rFonts w:hint="eastAsia"/>
-        </w:rPr>
-      </w:pPr>
-      <w:r>
-        <w:rPr>
-          <w:rFonts w:hint="eastAsia"/>
-        </w:rPr>
-        <w:t>**************************************/</w:t>
-      </w:r>
-    </w:p>
-    <w:p>
-      <w:r>
-        <w:rPr>
-          <w:rFonts w:hint="eastAsia"/>
-        </w:rPr>
-        <w:t>注释可以使用中文。</w:t>
-      </w:r>
-    </w:p>
-    <w:p>
-      <w:pPr>
-        <w:pStyle w:val="Heading2"/>
-      </w:pPr>
-      <w:r>
-        <w:rPr>
-          <w:rFonts w:hint="eastAsia"/>
-        </w:rPr>
-        <w:t>变量命名</w:t>
-      </w:r>
-    </w:p>
-    <w:p>
-      <w:r>
-        <w:rPr>
-          <w:rFonts w:hint="eastAsia"/>
-        </w:rPr>
-        <w:tab/>
-      </w:r>
-      <w:r>
-        <w:rPr>
-          <w:rFonts w:hint="eastAsia"/>
-        </w:rPr>
-        <w:t>局部变量、函数名统一</w:t>
-      </w:r>
-      <w:r>
-        <w:rPr>
-          <w:rFonts w:hint="eastAsia"/>
-        </w:rPr>
-        <w:t>驼峰命名法：</w:t>
-      </w:r>
-      <w:r>
-        <w:rPr>
-          <w:rFonts w:hint="eastAsia"/>
-        </w:rPr>
-        <w:t>以小写开头，</w:t>
-      </w:r>
-      <w:r>
-        <w:rPr>
-          <w:rFonts w:hint="eastAsia"/>
-        </w:rPr>
-        <w:t>除了第一个</w:t>
-      </w:r>
-      <w:r>
-        <w:rPr>
-          <w:rFonts w:hint="eastAsia"/>
-        </w:rPr>
-        <w:t>单词</w:t>
-      </w:r>
-      <w:r>
-        <w:rPr>
-          <w:rFonts w:hint="eastAsia"/>
-        </w:rPr>
-        <w:t>外其余单词</w:t>
-      </w:r>
-      <w:r>
-        <w:rPr>
-          <w:rFonts w:hint="eastAsia"/>
-        </w:rPr>
-        <w:t>首字母大写，如：</w:t>
-      </w:r>
-      <w:proofErr w:type="spellStart"/>
-      <w:r>
-        <w:rPr>
-          <w:rFonts w:hint="eastAsia"/>
-        </w:rPr>
-        <w:t>createDomain</w:t>
-      </w:r>
-      <w:proofErr w:type="spellEnd"/>
-      <w:r>
-        <w:rPr>
-          <w:rFonts w:hint="eastAsia"/>
-        </w:rPr>
-        <w:t>。</w:t>
-      </w:r>
-    </w:p>
-    <w:p>
-      <w:r>
-        <w:rPr>
-          <w:rFonts w:hint="eastAsia"/>
-        </w:rPr>
-        <w:tab/>
-      </w:r>
-      <w:r>
-        <w:rPr>
-          <w:rFonts w:hint="eastAsia"/>
-        </w:rPr>
-        <w:t>全局变量统一大写，单词之间用“</w:t>
-      </w:r>
-      <w:r>
-        <w:rPr>
-          <w:rFonts w:hint="eastAsia"/>
-        </w:rPr>
-        <w:t>_</w:t>
-      </w:r>
-      <w:r>
-        <w:rPr>
-          <w:rFonts w:hint="eastAsia"/>
-        </w:rPr>
-        <w:t>”分隔</w:t>
-      </w:r>
-      <w:r>
-        <w:rPr>
-          <w:rFonts w:hint="eastAsia"/>
-        </w:rPr>
-        <w:t>。</w:t>
-      </w:r>
-    </w:p>
-    <w:p>
-      <w:pPr>
-        <w:pStyle w:val="Heading2"/>
-      </w:pPr>
-      <w:r>
-        <w:rPr>
-          <w:rFonts w:hint="eastAsia"/>
-        </w:rPr>
         <w:lastRenderedPageBreak/>
         <w:t>注意</w:t>
       </w:r>
@@ -3647,11 +2859,6 @@
           <w:rFonts w:hint="eastAsia"/>
         </w:rPr>
         <w:tab/>
-      </w:r>
-      <w:r>
-        <w:rPr>
-          <w:rFonts w:hint="eastAsia"/>
-        </w:rPr>
         <w:t>CI</w:t>
       </w:r>
       <w:r>
@@ -3721,13 +2928,7 @@
         <w:rPr>
           <w:rFonts w:hint="eastAsia"/>
         </w:rPr>
-        <w:t>名字</w:t>
-      </w:r>
-      <w:r>
-        <w:rPr>
-          <w:rFonts w:hint="eastAsia"/>
-        </w:rPr>
-        <w:t>，从而可以保证并发运行时名字不会冲突。</w:t>
+        <w:t>名字，从而可以保证并发运行时名字不会冲突。</w:t>
       </w:r>
     </w:p>
     <w:p>
@@ -3738,13 +2939,7 @@
         <w:rPr>
           <w:rFonts w:hint="eastAsia"/>
         </w:rPr>
-        <w:t>用例</w:t>
-      </w:r>
-      <w:r>
-        <w:rPr>
-          <w:rFonts w:hint="eastAsia"/>
-        </w:rPr>
-        <w:t>信息打印</w:t>
+        <w:t>禁止自定义端口号</w:t>
       </w:r>
     </w:p>
     <w:p>
@@ -3758,37 +2953,2247 @@
         <w:rPr>
           <w:rFonts w:hint="eastAsia"/>
         </w:rPr>
-        <w:t>测试用例在</w:t>
-      </w:r>
-      <w:r>
-        <w:rPr>
-          <w:rFonts w:hint="eastAsia"/>
-        </w:rPr>
-        <w:t>出错</w:t>
-      </w:r>
-      <w:r>
-        <w:rPr>
-          <w:rFonts w:hint="eastAsia"/>
-        </w:rPr>
-        <w:t>时，</w:t>
-      </w:r>
-      <w:r>
-        <w:rPr>
-          <w:rFonts w:hint="eastAsia"/>
-        </w:rPr>
-        <w:t>统一</w:t>
-      </w:r>
-      <w:r>
-        <w:rPr>
-          <w:rFonts w:hint="eastAsia"/>
-        </w:rPr>
+        <w:t>禁止在测试用例中写死端口号或者改变公共参数中的端口号，如</w:t>
+      </w:r>
+      <w:r>
+        <w:rPr>
+          <w:rFonts w:hint="eastAsia"/>
+        </w:rPr>
+        <w:t>Coordinate</w:t>
+      </w:r>
+      <w:r>
+        <w:rPr>
+          <w:rFonts w:hint="eastAsia"/>
+        </w:rPr>
+        <w:t>和</w:t>
+      </w:r>
+      <w:r>
+        <w:rPr>
+          <w:rFonts w:hint="eastAsia"/>
+        </w:rPr>
+        <w:t>Catalog</w:t>
+      </w:r>
+      <w:r>
+        <w:rPr>
+          <w:rFonts w:hint="eastAsia"/>
+        </w:rPr>
+        <w:t>的连接端口，需要用公用参数替代，从而可以保证可维护性，如：</w:t>
+      </w:r>
+    </w:p>
+    <w:p>
+      <w:pPr>
+        <w:rPr>
+          <w:color w:val="0000CC"/>
+          <w:sz w:val="18"/>
+          <w:szCs w:val="18"/>
+          <w:shd w:val="clear" w:color="auto" w:fill="80C687" w:themeFill="background1" w:themeFillShade="BF"/>
+        </w:rPr>
+      </w:pPr>
+      <w:proofErr w:type="gramStart"/>
+      <w:r>
+        <w:rPr>
+          <w:rFonts w:hint="eastAsia"/>
+          <w:color w:val="0000CC"/>
+          <w:sz w:val="18"/>
+          <w:szCs w:val="18"/>
+          <w:shd w:val="clear" w:color="auto" w:fill="80C687" w:themeFill="background1" w:themeFillShade="BF"/>
+        </w:rPr>
+        <w:t>db</w:t>
+      </w:r>
+      <w:proofErr w:type="gramEnd"/>
+      <w:r>
+        <w:rPr>
+          <w:rFonts w:hint="eastAsia"/>
+          <w:color w:val="0000CC"/>
+          <w:sz w:val="18"/>
+          <w:szCs w:val="18"/>
+          <w:shd w:val="clear" w:color="auto" w:fill="80C687" w:themeFill="background1" w:themeFillShade="BF"/>
+        </w:rPr>
+        <w:t xml:space="preserve"> = new </w:t>
+      </w:r>
+      <w:proofErr w:type="spellStart"/>
+      <w:r>
+        <w:rPr>
+          <w:rFonts w:hint="eastAsia"/>
+          <w:color w:val="0000CC"/>
+          <w:sz w:val="18"/>
+          <w:szCs w:val="18"/>
+          <w:shd w:val="clear" w:color="auto" w:fill="80C687" w:themeFill="background1" w:themeFillShade="BF"/>
+        </w:rPr>
+        <w:t>Sdb</w:t>
+      </w:r>
+      <w:proofErr w:type="spellEnd"/>
+      <w:r>
+        <w:rPr>
+          <w:rFonts w:hint="eastAsia"/>
+          <w:color w:val="0000CC"/>
+          <w:sz w:val="18"/>
+          <w:szCs w:val="18"/>
+          <w:shd w:val="clear" w:color="auto" w:fill="80C687" w:themeFill="background1" w:themeFillShade="BF"/>
+        </w:rPr>
+        <w:t>(</w:t>
+      </w:r>
+      <w:r>
+        <w:rPr>
+          <w:color w:val="0000CC"/>
+          <w:sz w:val="18"/>
+          <w:szCs w:val="18"/>
+          <w:shd w:val="clear" w:color="auto" w:fill="80C687" w:themeFill="background1" w:themeFillShade="BF"/>
+        </w:rPr>
+        <w:t>‘</w:t>
+      </w:r>
+      <w:proofErr w:type="spellStart"/>
+      <w:r>
+        <w:rPr>
+          <w:rFonts w:hint="eastAsia"/>
+          <w:color w:val="0000CC"/>
+          <w:sz w:val="18"/>
+          <w:szCs w:val="18"/>
+          <w:shd w:val="clear" w:color="auto" w:fill="80C687" w:themeFill="background1" w:themeFillShade="BF"/>
+        </w:rPr>
+        <w:t>localhost</w:t>
+      </w:r>
+      <w:proofErr w:type="spellEnd"/>
+      <w:r>
+        <w:rPr>
+          <w:color w:val="0000CC"/>
+          <w:sz w:val="18"/>
+          <w:szCs w:val="18"/>
+          <w:shd w:val="clear" w:color="auto" w:fill="80C687" w:themeFill="background1" w:themeFillShade="BF"/>
+        </w:rPr>
+        <w:t>’</w:t>
+      </w:r>
+      <w:r>
+        <w:rPr>
+          <w:rFonts w:hint="eastAsia"/>
+          <w:color w:val="0000CC"/>
+          <w:sz w:val="18"/>
+          <w:szCs w:val="18"/>
+          <w:shd w:val="clear" w:color="auto" w:fill="80C687" w:themeFill="background1" w:themeFillShade="BF"/>
+        </w:rPr>
+        <w:t>, COORDSVCNAME ) ;</w:t>
+      </w:r>
+    </w:p>
+    <w:p>
+      <w:pPr>
+        <w:rPr>
+          <w:color w:val="0000CC"/>
+          <w:sz w:val="18"/>
+          <w:szCs w:val="18"/>
+          <w:shd w:val="clear" w:color="auto" w:fill="80C687" w:themeFill="background1" w:themeFillShade="BF"/>
+        </w:rPr>
+      </w:pPr>
+      <w:proofErr w:type="spellStart"/>
+      <w:proofErr w:type="gramStart"/>
+      <w:r>
+        <w:rPr>
+          <w:rFonts w:hint="eastAsia"/>
+          <w:color w:val="0000CC"/>
+          <w:sz w:val="18"/>
+          <w:szCs w:val="18"/>
+          <w:shd w:val="clear" w:color="auto" w:fill="80C687" w:themeFill="background1" w:themeFillShade="BF"/>
+        </w:rPr>
+        <w:t>dbcat</w:t>
+      </w:r>
+      <w:proofErr w:type="spellEnd"/>
+      <w:proofErr w:type="gramEnd"/>
+      <w:r>
+        <w:rPr>
+          <w:rFonts w:hint="eastAsia"/>
+          <w:color w:val="0000CC"/>
+          <w:sz w:val="18"/>
+          <w:szCs w:val="18"/>
+          <w:shd w:val="clear" w:color="auto" w:fill="80C687" w:themeFill="background1" w:themeFillShade="BF"/>
+        </w:rPr>
+        <w:t xml:space="preserve"> = new </w:t>
+      </w:r>
+      <w:proofErr w:type="spellStart"/>
+      <w:r>
+        <w:rPr>
+          <w:rFonts w:hint="eastAsia"/>
+          <w:color w:val="0000CC"/>
+          <w:sz w:val="18"/>
+          <w:szCs w:val="18"/>
+          <w:shd w:val="clear" w:color="auto" w:fill="80C687" w:themeFill="background1" w:themeFillShade="BF"/>
+        </w:rPr>
+        <w:t>Sdb</w:t>
+      </w:r>
+      <w:proofErr w:type="spellEnd"/>
+      <w:r>
+        <w:rPr>
+          <w:rFonts w:hint="eastAsia"/>
+          <w:color w:val="0000CC"/>
+          <w:sz w:val="18"/>
+          <w:szCs w:val="18"/>
+          <w:shd w:val="clear" w:color="auto" w:fill="80C687" w:themeFill="background1" w:themeFillShade="BF"/>
+        </w:rPr>
+        <w:t>(</w:t>
+      </w:r>
+      <w:r>
+        <w:rPr>
+          <w:color w:val="0000CC"/>
+          <w:sz w:val="18"/>
+          <w:szCs w:val="18"/>
+          <w:shd w:val="clear" w:color="auto" w:fill="80C687" w:themeFill="background1" w:themeFillShade="BF"/>
+        </w:rPr>
+        <w:t>‘</w:t>
+      </w:r>
+      <w:proofErr w:type="spellStart"/>
+      <w:r>
+        <w:rPr>
+          <w:rFonts w:hint="eastAsia"/>
+          <w:color w:val="0000CC"/>
+          <w:sz w:val="18"/>
+          <w:szCs w:val="18"/>
+          <w:shd w:val="clear" w:color="auto" w:fill="80C687" w:themeFill="background1" w:themeFillShade="BF"/>
+        </w:rPr>
+        <w:t>localhost</w:t>
+      </w:r>
+      <w:proofErr w:type="spellEnd"/>
+      <w:r>
+        <w:rPr>
+          <w:color w:val="0000CC"/>
+          <w:sz w:val="18"/>
+          <w:szCs w:val="18"/>
+          <w:shd w:val="clear" w:color="auto" w:fill="80C687" w:themeFill="background1" w:themeFillShade="BF"/>
+        </w:rPr>
+        <w:t>’</w:t>
+      </w:r>
+      <w:r>
+        <w:rPr>
+          <w:rFonts w:hint="eastAsia"/>
+          <w:color w:val="0000CC"/>
+          <w:sz w:val="18"/>
+          <w:szCs w:val="18"/>
+          <w:shd w:val="clear" w:color="auto" w:fill="80C687" w:themeFill="background1" w:themeFillShade="BF"/>
+        </w:rPr>
+        <w:t>, CATASVCNAME ) ;</w:t>
+      </w:r>
+    </w:p>
+    <w:p>
+      <w:pPr>
+        <w:pStyle w:val="Heading2"/>
+      </w:pPr>
+      <w:r>
+        <w:rPr>
+          <w:rFonts w:hint="eastAsia"/>
+        </w:rPr>
+        <w:t>尽量使用公共函数和类</w:t>
+      </w:r>
+    </w:p>
+    <w:p>
+      <w:r>
+        <w:rPr>
+          <w:rFonts w:hint="eastAsia"/>
+        </w:rPr>
+        <w:t>公共库路径：</w:t>
+      </w:r>
+      <w:proofErr w:type="spellStart"/>
+      <w:r>
+        <w:rPr>
+          <w:rFonts w:hint="eastAsia"/>
+        </w:rPr>
+        <w:t>testcase</w:t>
+      </w:r>
+      <w:proofErr w:type="spellEnd"/>
+      <w:r>
+        <w:rPr>
+          <w:rFonts w:hint="eastAsia"/>
+        </w:rPr>
+        <w:t>/</w:t>
+      </w:r>
+      <w:proofErr w:type="spellStart"/>
+      <w:r>
+        <w:rPr>
+          <w:rFonts w:hint="eastAsia"/>
+        </w:rPr>
+        <w:t>hlt</w:t>
+      </w:r>
+      <w:proofErr w:type="spellEnd"/>
+      <w:r>
+        <w:rPr>
+          <w:rFonts w:hint="eastAsia"/>
+        </w:rPr>
+        <w:t>/</w:t>
+      </w:r>
+      <w:proofErr w:type="spellStart"/>
+      <w:r>
+        <w:rPr>
+          <w:rFonts w:hint="eastAsia"/>
+        </w:rPr>
+        <w:t>js_testcase</w:t>
+      </w:r>
+      <w:proofErr w:type="spellEnd"/>
+      <w:r>
+        <w:rPr>
+          <w:rFonts w:hint="eastAsia"/>
+        </w:rPr>
+        <w:t>/</w:t>
+      </w:r>
+      <w:proofErr w:type="spellStart"/>
+      <w:r>
+        <w:rPr>
+          <w:rFonts w:hint="eastAsia"/>
+        </w:rPr>
+        <w:t>js</w:t>
+      </w:r>
+      <w:proofErr w:type="spellEnd"/>
+      <w:r>
+        <w:rPr>
+          <w:rFonts w:hint="eastAsia"/>
+        </w:rPr>
+        <w:t>/lib/func.js</w:t>
+      </w:r>
+    </w:p>
+    <w:p>
+      <w:r>
+        <w:rPr>
+          <w:rFonts w:hint="eastAsia"/>
+        </w:rPr>
+        <w:t>相同目录中测试用例的公共函数统一存放在同一目录下的</w:t>
+      </w:r>
+      <w:r>
+        <w:rPr>
+          <w:rFonts w:hint="eastAsia"/>
+        </w:rPr>
+        <w:t>commlib.js</w:t>
+      </w:r>
+      <w:r>
+        <w:rPr>
+          <w:rFonts w:hint="eastAsia"/>
+        </w:rPr>
+        <w:t>中</w:t>
+      </w:r>
+    </w:p>
+    <w:p>
+      <w:pPr>
+        <w:pStyle w:val="Heading2"/>
+      </w:pPr>
+      <w:r>
+        <w:rPr>
+          <w:rFonts w:hint="eastAsia"/>
+        </w:rPr>
+        <w:t>环境清理</w:t>
+      </w:r>
+    </w:p>
+    <w:p>
+      <w:r>
+        <w:rPr>
+          <w:rFonts w:hint="eastAsia"/>
+        </w:rPr>
+        <w:tab/>
+      </w:r>
+      <w:r>
+        <w:rPr>
+          <w:rFonts w:hint="eastAsia"/>
+        </w:rPr>
+        <w:t>测试用例在开始时确保环境正确，结束时清理环境，如删除</w:t>
+      </w:r>
+      <w:r>
+        <w:rPr>
+          <w:rFonts w:hint="eastAsia"/>
+        </w:rPr>
+        <w:t>CL</w:t>
+      </w:r>
+      <w:r>
+        <w:rPr>
+          <w:rFonts w:hint="eastAsia"/>
+        </w:rPr>
+        <w:t>、关闭连接</w:t>
+      </w:r>
+      <w:proofErr w:type="spellStart"/>
+      <w:r>
+        <w:rPr>
+          <w:rFonts w:hint="eastAsia"/>
+        </w:rPr>
+        <w:t>db.close</w:t>
+      </w:r>
+      <w:proofErr w:type="spellEnd"/>
+      <w:r>
+        <w:rPr>
+          <w:rFonts w:hint="eastAsia"/>
+        </w:rPr>
+        <w:t>()</w:t>
+      </w:r>
+      <w:r>
+        <w:rPr>
+          <w:rFonts w:hint="eastAsia"/>
+        </w:rPr>
+        <w:t>。当用例是因异常抛出错误而结束时，在</w:t>
+      </w:r>
+      <w:r>
+        <w:rPr>
+          <w:rFonts w:hint="eastAsia"/>
+        </w:rPr>
+        <w:t>finally</w:t>
+      </w:r>
+      <w:r>
+        <w:rPr>
+          <w:rFonts w:hint="eastAsia"/>
+        </w:rPr>
+        <w:t>中不要删除该</w:t>
+      </w:r>
+      <w:r>
+        <w:rPr>
+          <w:rFonts w:hint="eastAsia"/>
+        </w:rPr>
+        <w:t>CL</w:t>
+      </w:r>
+      <w:r>
+        <w:rPr>
+          <w:rFonts w:hint="eastAsia"/>
+        </w:rPr>
+        <w:t>，并可将该</w:t>
+      </w:r>
+      <w:r>
+        <w:rPr>
+          <w:rFonts w:hint="eastAsia"/>
+        </w:rPr>
+        <w:t>CL</w:t>
+      </w:r>
+      <w:r>
+        <w:rPr>
+          <w:rFonts w:hint="eastAsia"/>
+        </w:rPr>
+        <w:t>名称打印出来，以便于后面定位问题。</w:t>
+      </w:r>
+    </w:p>
+    <w:p>
+      <w:r>
+        <w:rPr>
+          <w:rFonts w:hint="eastAsia"/>
+        </w:rPr>
+        <w:t>注意：为了提升测试用例的执行速度，在清理环境时不要删除</w:t>
+      </w:r>
+      <w:r>
+        <w:rPr>
+          <w:rFonts w:hint="eastAsia"/>
+        </w:rPr>
+        <w:t>CS</w:t>
+      </w:r>
+    </w:p>
+    <w:p>
+      <w:pPr>
+        <w:pStyle w:val="Heading2"/>
+      </w:pPr>
+      <w:r>
+        <w:rPr>
+          <w:rFonts w:hint="eastAsia"/>
+        </w:rPr>
+        <w:t>使用公共函数库中建立的连接</w:t>
+      </w:r>
+    </w:p>
+    <w:p>
+      <w:pPr>
+        <w:rPr>
+          <w:color w:val="0000CC"/>
+          <w:sz w:val="18"/>
+          <w:szCs w:val="18"/>
+          <w:shd w:val="clear" w:color="auto" w:fill="80C687" w:themeFill="background1" w:themeFillShade="BF"/>
+        </w:rPr>
+      </w:pPr>
+      <w:r>
+        <w:rPr>
+          <w:rFonts w:hint="eastAsia"/>
+        </w:rPr>
+        <w:tab/>
+      </w:r>
+      <w:r>
+        <w:rPr>
+          <w:rFonts w:hint="eastAsia"/>
+        </w:rPr>
+        <w:t>在公共函数库文件</w:t>
+      </w:r>
+      <w:r>
+        <w:rPr>
+          <w:rFonts w:hint="eastAsia"/>
+        </w:rPr>
+        <w:t>func.js</w:t>
+      </w:r>
+      <w:r>
+        <w:rPr>
+          <w:rFonts w:hint="eastAsia"/>
+        </w:rPr>
+        <w:t>中已有建立连接，尽量不要再在其余测试脚本中再次</w:t>
+      </w:r>
+      <w:r>
+        <w:rPr>
+          <w:rFonts w:hint="eastAsia"/>
+        </w:rPr>
+        <w:t>new</w:t>
+      </w:r>
+      <w:r>
+        <w:rPr>
+          <w:rFonts w:hint="eastAsia"/>
+        </w:rPr>
+        <w:t>，以避免浪费资源。</w:t>
+      </w:r>
+    </w:p>
+    <w:p>
+      <w:r>
+        <w:rPr>
+          <w:rFonts w:hint="eastAsia"/>
+        </w:rPr>
+        <w:tab/>
+      </w:r>
+      <w:r>
+        <w:rPr>
+          <w:rFonts w:hint="eastAsia"/>
+        </w:rPr>
+        <w:t>测试用例内部最好能共用连接，不要在一需要使用连接时就</w:t>
+      </w:r>
+      <w:r>
+        <w:rPr>
+          <w:rFonts w:hint="eastAsia"/>
+        </w:rPr>
+        <w:t>new</w:t>
+      </w:r>
+      <w:r>
+        <w:rPr>
+          <w:rFonts w:hint="eastAsia"/>
+        </w:rPr>
+        <w:t>，这样会导致用例耗费更多的时间。函数中如果需要用到连接可以用参数传入，如：</w:t>
+      </w:r>
+    </w:p>
+    <w:p>
+      <w:pPr>
+        <w:rPr>
+          <w:color w:val="0000CC"/>
+          <w:sz w:val="18"/>
+          <w:szCs w:val="18"/>
+          <w:shd w:val="clear" w:color="auto" w:fill="80C687" w:themeFill="background1" w:themeFillShade="BF"/>
+        </w:rPr>
+      </w:pPr>
+      <w:proofErr w:type="gramStart"/>
+      <w:r>
+        <w:rPr>
+          <w:rFonts w:hint="eastAsia"/>
+          <w:color w:val="0000CC"/>
+          <w:sz w:val="18"/>
+          <w:szCs w:val="18"/>
+          <w:shd w:val="clear" w:color="auto" w:fill="80C687" w:themeFill="background1" w:themeFillShade="BF"/>
+        </w:rPr>
+        <w:t>function</w:t>
+      </w:r>
+      <w:proofErr w:type="gramEnd"/>
+      <w:r>
+        <w:rPr>
+          <w:rFonts w:hint="eastAsia"/>
+          <w:color w:val="0000CC"/>
+          <w:sz w:val="18"/>
+          <w:szCs w:val="18"/>
+          <w:shd w:val="clear" w:color="auto" w:fill="80C687" w:themeFill="background1" w:themeFillShade="BF"/>
+        </w:rPr>
+        <w:t xml:space="preserve"> test( db )</w:t>
+      </w:r>
+    </w:p>
+    <w:p>
+      <w:pPr>
+        <w:rPr>
+          <w:color w:val="0000CC"/>
+          <w:sz w:val="18"/>
+          <w:szCs w:val="18"/>
+          <w:shd w:val="clear" w:color="auto" w:fill="80C687" w:themeFill="background1" w:themeFillShade="BF"/>
+        </w:rPr>
+      </w:pPr>
+      <w:r>
+        <w:rPr>
+          <w:rFonts w:hint="eastAsia"/>
+          <w:color w:val="0000CC"/>
+          <w:sz w:val="18"/>
+          <w:szCs w:val="18"/>
+          <w:shd w:val="clear" w:color="auto" w:fill="80C687" w:themeFill="background1" w:themeFillShade="BF"/>
+        </w:rPr>
+        <w:t>{</w:t>
+      </w:r>
+    </w:p>
+    <w:p>
+      <w:pPr>
+        <w:rPr>
+          <w:color w:val="0000CC"/>
+          <w:sz w:val="18"/>
+          <w:szCs w:val="18"/>
+          <w:shd w:val="clear" w:color="auto" w:fill="80C687" w:themeFill="background1" w:themeFillShade="BF"/>
+        </w:rPr>
+      </w:pPr>
+      <w:r>
+        <w:rPr>
+          <w:rFonts w:hint="eastAsia"/>
+          <w:color w:val="0000CC"/>
+          <w:sz w:val="18"/>
+          <w:szCs w:val="18"/>
+          <w:shd w:val="clear" w:color="auto" w:fill="80C687" w:themeFill="background1" w:themeFillShade="BF"/>
+        </w:rPr>
+        <w:t xml:space="preserve">   </w:t>
+      </w:r>
+      <w:proofErr w:type="spellStart"/>
+      <w:proofErr w:type="gramStart"/>
+      <w:r>
+        <w:rPr>
+          <w:rFonts w:hint="eastAsia"/>
+          <w:color w:val="0000CC"/>
+          <w:sz w:val="18"/>
+          <w:szCs w:val="18"/>
+          <w:shd w:val="clear" w:color="auto" w:fill="80C687" w:themeFill="background1" w:themeFillShade="BF"/>
+        </w:rPr>
+        <w:t>db.listReplicas</w:t>
+      </w:r>
+      <w:proofErr w:type="spellEnd"/>
+      <w:r>
+        <w:rPr>
+          <w:rFonts w:hint="eastAsia"/>
+          <w:color w:val="0000CC"/>
+          <w:sz w:val="18"/>
+          <w:szCs w:val="18"/>
+          <w:shd w:val="clear" w:color="auto" w:fill="80C687" w:themeFill="background1" w:themeFillShade="BF"/>
+        </w:rPr>
+        <w:t>(</w:t>
+      </w:r>
+      <w:proofErr w:type="gramEnd"/>
+      <w:r>
+        <w:rPr>
+          <w:rFonts w:hint="eastAsia"/>
+          <w:color w:val="0000CC"/>
+          <w:sz w:val="18"/>
+          <w:szCs w:val="18"/>
+          <w:shd w:val="clear" w:color="auto" w:fill="80C687" w:themeFill="background1" w:themeFillShade="BF"/>
+        </w:rPr>
+        <w:t>) ;</w:t>
+      </w:r>
+    </w:p>
+    <w:p>
+      <w:pPr>
+        <w:rPr>
+          <w:rFonts w:hint="eastAsia"/>
+          <w:color w:val="0000CC"/>
+          <w:sz w:val="18"/>
+          <w:szCs w:val="18"/>
+          <w:shd w:val="clear" w:color="auto" w:fill="80C687" w:themeFill="background1" w:themeFillShade="BF"/>
+        </w:rPr>
+      </w:pPr>
+      <w:r>
+        <w:rPr>
+          <w:rFonts w:hint="eastAsia"/>
+          <w:color w:val="0000CC"/>
+          <w:sz w:val="18"/>
+          <w:szCs w:val="18"/>
+          <w:shd w:val="clear" w:color="auto" w:fill="80C687" w:themeFill="background1" w:themeFillShade="BF"/>
+        </w:rPr>
+        <w:lastRenderedPageBreak/>
+        <w:t>}</w:t>
+      </w:r>
+    </w:p>
+    <w:p>
+      <w:pPr>
+        <w:rPr>
+          <w:color w:val="0000CC"/>
+          <w:sz w:val="18"/>
+          <w:szCs w:val="18"/>
+          <w:shd w:val="clear" w:color="auto" w:fill="80C687" w:themeFill="background1" w:themeFillShade="BF"/>
+        </w:rPr>
+      </w:pPr>
+      <w:r>
+        <w:rPr>
+          <w:rFonts w:hint="eastAsia"/>
+        </w:rPr>
+        <w:tab/>
+      </w:r>
+      <w:r>
+        <w:rPr>
+          <w:rFonts w:hint="eastAsia"/>
+        </w:rPr>
+        <w:t>测试用例执行结束时，清理环境时</w:t>
+      </w:r>
+      <w:r>
+        <w:rPr>
+          <w:rFonts w:hint="eastAsia"/>
+        </w:rPr>
+        <w:t>db</w:t>
+      </w:r>
+      <w:r>
+        <w:rPr>
+          <w:rFonts w:hint="eastAsia"/>
+        </w:rPr>
+        <w:t>可关闭也可不关闭（</w:t>
+      </w:r>
+      <w:proofErr w:type="spellStart"/>
+      <w:r>
+        <w:rPr>
+          <w:rFonts w:hint="eastAsia"/>
+        </w:rPr>
+        <w:t>db.close</w:t>
+      </w:r>
+      <w:proofErr w:type="spellEnd"/>
+      <w:r>
+        <w:rPr>
+          <w:rFonts w:hint="eastAsia"/>
+        </w:rPr>
+        <w:t>()</w:t>
+      </w:r>
+      <w:r>
+        <w:rPr>
+          <w:rFonts w:hint="eastAsia"/>
+        </w:rPr>
+        <w:t>）。因为测试用例执行完后进程退出，会自行释放连接。</w:t>
+      </w:r>
+    </w:p>
+    <w:p>
+      <w:pPr>
+        <w:pStyle w:val="Heading2"/>
+      </w:pPr>
+      <w:r>
+        <w:rPr>
+          <w:rFonts w:hint="eastAsia"/>
+        </w:rPr>
+        <w:t>文件编码格式</w:t>
+      </w:r>
+    </w:p>
+    <w:p>
+      <w:r>
+        <w:rPr>
+          <w:rFonts w:hint="eastAsia"/>
+        </w:rPr>
+        <w:t>统一使用</w:t>
+      </w:r>
+      <w:r>
+        <w:rPr>
+          <w:rFonts w:hint="eastAsia"/>
+        </w:rPr>
+        <w:t>UTF-8</w:t>
+      </w:r>
+      <w:r>
+        <w:rPr>
+          <w:rFonts w:hint="eastAsia"/>
+        </w:rPr>
+        <w:t>编码格式</w:t>
+      </w:r>
+    </w:p>
+    <w:p>
+      <w:pPr>
+        <w:pStyle w:val="Heading2"/>
+      </w:pPr>
+      <w:r>
+        <w:rPr>
+          <w:rFonts w:hint="eastAsia"/>
+        </w:rPr>
+        <w:t>开头注释说明</w:t>
+      </w:r>
+    </w:p>
+    <w:p>
+      <w:pPr>
+        <w:rPr>
+          <w:b/>
+        </w:rPr>
+      </w:pPr>
+      <w:r>
+        <w:rPr>
+          <w:rFonts w:hint="eastAsia"/>
+          <w:b/>
+        </w:rPr>
+        <w:t>测试用例</w:t>
+      </w:r>
+      <w:r>
+        <w:rPr>
+          <w:rFonts w:hint="eastAsia"/>
+          <w:b/>
+        </w:rPr>
+        <w:t>开头</w:t>
+      </w:r>
+      <w:r>
+        <w:rPr>
+          <w:rFonts w:hint="eastAsia"/>
+          <w:b/>
+        </w:rPr>
+        <w:t>必须包含以下</w:t>
+      </w:r>
+      <w:r>
+        <w:rPr>
+          <w:rFonts w:hint="eastAsia"/>
+          <w:b/>
+        </w:rPr>
+        <w:t>注释</w:t>
+      </w:r>
+      <w:r>
+        <w:rPr>
+          <w:rFonts w:hint="eastAsia"/>
+          <w:b/>
+        </w:rPr>
+        <w:t>内容：</w:t>
+      </w:r>
+    </w:p>
+    <w:p>
+      <w:r>
+        <w:rPr>
+          <w:rFonts w:hint="eastAsia"/>
+        </w:rPr>
+        <w:t>/************************************</w:t>
+      </w:r>
+    </w:p>
+    <w:p>
+      <w:r>
+        <w:rPr>
+          <w:rFonts w:hint="eastAsia"/>
+        </w:rPr>
+        <w:t xml:space="preserve">*@Description: </w:t>
+      </w:r>
+      <w:r>
+        <w:rPr>
+          <w:rFonts w:hint="eastAsia"/>
+          <w:i/>
+        </w:rPr>
+        <w:t>测试用例描述，简单介绍本测试用例的测试目的</w:t>
+      </w:r>
+    </w:p>
+    <w:p>
+      <w:r>
+        <w:rPr>
+          <w:rFonts w:hint="eastAsia"/>
+        </w:rPr>
+        <w:t xml:space="preserve">*@author:     </w:t>
+      </w:r>
+      <w:r>
+        <w:rPr>
+          <w:rFonts w:hint="eastAsia"/>
+          <w:i/>
+        </w:rPr>
+        <w:t>编写测试用例的人</w:t>
+      </w:r>
+    </w:p>
+    <w:p>
+      <w:r>
+        <w:rPr>
+          <w:rFonts w:hint="eastAsia"/>
+        </w:rPr>
+        <w:t>**************************************/</w:t>
+      </w:r>
+    </w:p>
+    <w:p/>
+    <w:p>
+      <w:pPr>
+        <w:rPr>
+          <w:b/>
+        </w:rPr>
+      </w:pPr>
+      <w:r>
+        <w:rPr>
+          <w:rFonts w:hint="eastAsia"/>
+          <w:b/>
+        </w:rPr>
+        <w:t>例如：</w:t>
+      </w:r>
+    </w:p>
+    <w:p>
+      <w:r>
+        <w:rPr>
+          <w:rFonts w:hint="eastAsia"/>
+        </w:rPr>
+        <w:t>/************************************</w:t>
+      </w:r>
+    </w:p>
+    <w:p>
+      <w:r>
+        <w:rPr>
+          <w:rFonts w:hint="eastAsia"/>
+        </w:rPr>
+        <w:t xml:space="preserve">*@Description: </w:t>
+      </w:r>
+      <w:r>
+        <w:rPr>
+          <w:rFonts w:hint="eastAsia"/>
+        </w:rPr>
+        <w:t>测试聚集操作中的聚集函数</w:t>
+      </w:r>
+      <w:r>
+        <w:rPr>
+          <w:rFonts w:hint="eastAsia"/>
+        </w:rPr>
+        <w:t>$sum</w:t>
+      </w:r>
+      <w:r>
+        <w:rPr>
+          <w:rFonts w:hint="eastAsia"/>
+        </w:rPr>
+        <w:t>对整型的处理。将字段“</w:t>
+      </w:r>
+      <w:r>
+        <w:rPr>
+          <w:rFonts w:hint="eastAsia"/>
+        </w:rPr>
+        <w:t>date</w:t>
+      </w:r>
+      <w:r>
+        <w:rPr>
+          <w:rFonts w:hint="eastAsia"/>
+        </w:rPr>
+        <w:t>”</w:t>
+      </w:r>
+    </w:p>
+    <w:p>
+      <w:r>
+        <w:rPr>
+          <w:rFonts w:hint="eastAsia"/>
+        </w:rPr>
+        <w:t xml:space="preserve">*             </w:t>
+      </w:r>
+      <w:r>
+        <w:rPr>
+          <w:rFonts w:hint="eastAsia"/>
+        </w:rPr>
+        <w:t>作为“</w:t>
+      </w:r>
+      <w:r>
+        <w:rPr>
+          <w:rFonts w:hint="eastAsia"/>
+        </w:rPr>
+        <w:t>group by</w:t>
+      </w:r>
+      <w:r>
+        <w:rPr>
+          <w:rFonts w:hint="eastAsia"/>
+        </w:rPr>
+        <w:t>”字段，对字段“</w:t>
+      </w:r>
+      <w:r>
+        <w:rPr>
+          <w:rFonts w:hint="eastAsia"/>
+        </w:rPr>
+        <w:t>total</w:t>
+      </w:r>
+      <w:r>
+        <w:rPr>
+          <w:rFonts w:hint="eastAsia"/>
+        </w:rPr>
+        <w:t>”进行求和操作</w:t>
+      </w:r>
+    </w:p>
+    <w:p>
+      <w:r>
+        <w:rPr>
+          <w:rFonts w:hint="eastAsia"/>
+        </w:rPr>
+        <w:t>*@</w:t>
+      </w:r>
+      <w:r>
+        <w:rPr>
+          <w:rFonts w:hint="eastAsia"/>
+        </w:rPr>
+        <w:t xml:space="preserve"> </w:t>
+      </w:r>
+      <w:r>
+        <w:rPr>
+          <w:rFonts w:hint="eastAsia"/>
+        </w:rPr>
+        <w:t xml:space="preserve">author:     </w:t>
+      </w:r>
+      <w:proofErr w:type="spellStart"/>
+      <w:r>
+        <w:rPr>
+          <w:rFonts w:hint="eastAsia"/>
+        </w:rPr>
+        <w:t>TingYU</w:t>
+      </w:r>
+      <w:proofErr w:type="spellEnd"/>
+    </w:p>
+    <w:p>
+      <w:r>
+        <w:rPr>
+          <w:rFonts w:hint="eastAsia"/>
+        </w:rPr>
+        <w:t>**************************************/</w:t>
+      </w:r>
+    </w:p>
+    <w:p>
+      <w:r>
+        <w:rPr>
+          <w:rFonts w:hint="eastAsia"/>
+        </w:rPr>
+        <w:t>注释可以使用中文。</w:t>
+      </w:r>
+    </w:p>
+    <w:p>
+      <w:pPr>
+        <w:pStyle w:val="Heading2"/>
+      </w:pPr>
+      <w:r>
+        <w:rPr>
+          <w:rFonts w:hint="eastAsia"/>
+        </w:rPr>
+        <w:t>编辑风格</w:t>
+      </w:r>
+    </w:p>
+    <w:p>
+      <w:pPr>
+        <w:rPr>
+          <w:rFonts w:hint="eastAsia"/>
+        </w:rPr>
+      </w:pPr>
+      <w:r>
+        <w:rPr>
+          <w:rFonts w:hint="eastAsia"/>
+        </w:rPr>
+        <w:tab/>
+      </w:r>
+      <w:r>
+        <w:rPr>
+          <w:rFonts w:hint="eastAsia"/>
+        </w:rPr>
+        <w:t>测试用例和</w:t>
+      </w:r>
+      <w:r>
+        <w:rPr>
+          <w:rFonts w:hint="eastAsia"/>
+        </w:rPr>
+        <w:t>C/C++</w:t>
+      </w:r>
+      <w:r>
+        <w:rPr>
+          <w:rFonts w:hint="eastAsia"/>
+        </w:rPr>
+        <w:t>代码保持一致风格，用</w:t>
+      </w:r>
+      <w:r>
+        <w:rPr>
+          <w:rFonts w:hint="eastAsia"/>
+        </w:rPr>
+        <w:t>3</w:t>
+      </w:r>
+      <w:r>
+        <w:rPr>
+          <w:rFonts w:hint="eastAsia"/>
+        </w:rPr>
+        <w:t>个空格来缩进，保持代码美观和易读性。</w:t>
+      </w:r>
+      <w:r>
+        <w:rPr>
+          <w:rFonts w:hint="eastAsia"/>
+        </w:rPr>
+        <w:t>禁止使用</w:t>
+      </w:r>
+      <w:r>
+        <w:rPr>
+          <w:rFonts w:hint="eastAsia"/>
+        </w:rPr>
+        <w:t>TAB</w:t>
+      </w:r>
+      <w:r>
+        <w:rPr>
+          <w:rFonts w:hint="eastAsia"/>
+        </w:rPr>
+        <w:t>键；可以在编辑工具中将</w:t>
+      </w:r>
+      <w:r>
+        <w:rPr>
+          <w:rFonts w:hint="eastAsia"/>
+        </w:rPr>
+        <w:t>TAB</w:t>
+      </w:r>
+      <w:r>
+        <w:rPr>
+          <w:rFonts w:hint="eastAsia"/>
+        </w:rPr>
+        <w:t>键替换成</w:t>
+      </w:r>
+      <w:r>
+        <w:rPr>
+          <w:rFonts w:hint="eastAsia"/>
+        </w:rPr>
+        <w:t>3</w:t>
+      </w:r>
+      <w:r>
+        <w:rPr>
+          <w:rFonts w:hint="eastAsia"/>
+        </w:rPr>
+        <w:t>个空格。</w:t>
+      </w:r>
+    </w:p>
+    <w:p>
+      <w:pPr>
+        <w:rPr>
+          <w:rFonts w:hint="eastAsia"/>
+        </w:rPr>
+      </w:pPr>
+      <w:r>
+        <w:rPr>
+          <w:rFonts w:hint="eastAsia"/>
+        </w:rPr>
+        <w:tab/>
+      </w:r>
+      <w:r>
+        <w:rPr>
+          <w:rFonts w:hint="eastAsia"/>
+        </w:rPr>
+        <w:t>注释和代码一行不要超过屏幕显示宽度，否则换行处理。</w:t>
+      </w:r>
+    </w:p>
+    <w:p>
+      <w:pPr>
+        <w:rPr>
+          <w:rFonts w:hint="eastAsia"/>
+        </w:rPr>
+      </w:pPr>
+      <w:r>
+        <w:rPr>
+          <w:rFonts w:hint="eastAsia"/>
+        </w:rPr>
+        <w:tab/>
+      </w:r>
+      <w:r>
+        <w:rPr>
+          <w:rFonts w:hint="eastAsia"/>
+        </w:rPr>
+        <w:t>圆括号的两边加空格，逗号后面加空格。如：</w:t>
+      </w:r>
+    </w:p>
+    <w:p>
+      <w:pPr>
+        <w:rPr>
+          <w:color w:val="0000CC"/>
+          <w:sz w:val="18"/>
+          <w:szCs w:val="18"/>
+          <w:shd w:val="clear" w:color="auto" w:fill="80C687" w:themeFill="background1" w:themeFillShade="BF"/>
+        </w:rPr>
+      </w:pPr>
+      <w:proofErr w:type="gramStart"/>
+      <w:r>
+        <w:rPr>
+          <w:rFonts w:hint="eastAsia"/>
+          <w:color w:val="0000CC"/>
+          <w:sz w:val="18"/>
+          <w:szCs w:val="18"/>
+          <w:shd w:val="clear" w:color="auto" w:fill="80C687" w:themeFill="background1" w:themeFillShade="BF"/>
+        </w:rPr>
+        <w:t>function</w:t>
+      </w:r>
+      <w:proofErr w:type="gramEnd"/>
+      <w:r>
+        <w:rPr>
+          <w:rFonts w:hint="eastAsia"/>
+          <w:color w:val="0000CC"/>
+          <w:sz w:val="18"/>
+          <w:szCs w:val="18"/>
+          <w:shd w:val="clear" w:color="auto" w:fill="80C687" w:themeFill="background1" w:themeFillShade="BF"/>
+        </w:rPr>
+        <w:t xml:space="preserve"> func1( para1, para2, para3 )</w:t>
+      </w:r>
+    </w:p>
+    <w:p>
+      <w:pPr>
+        <w:rPr>
+          <w:color w:val="0000CC"/>
+          <w:sz w:val="18"/>
+          <w:szCs w:val="18"/>
+          <w:shd w:val="clear" w:color="auto" w:fill="80C687" w:themeFill="background1" w:themeFillShade="BF"/>
+        </w:rPr>
+      </w:pPr>
+      <w:r>
+        <w:rPr>
+          <w:rFonts w:hint="eastAsia"/>
+          <w:color w:val="0000CC"/>
+          <w:sz w:val="18"/>
+          <w:szCs w:val="18"/>
+          <w:shd w:val="clear" w:color="auto" w:fill="80C687" w:themeFill="background1" w:themeFillShade="BF"/>
+        </w:rPr>
+        <w:t>{</w:t>
+      </w:r>
+    </w:p>
+    <w:p>
+      <w:pPr>
+        <w:rPr>
+          <w:color w:val="0000CC"/>
+          <w:sz w:val="18"/>
+          <w:szCs w:val="18"/>
+          <w:shd w:val="clear" w:color="auto" w:fill="80C687" w:themeFill="background1" w:themeFillShade="BF"/>
+        </w:rPr>
+      </w:pPr>
+      <w:r>
+        <w:rPr>
+          <w:rFonts w:hint="eastAsia"/>
+          <w:color w:val="0000CC"/>
+          <w:sz w:val="18"/>
+          <w:szCs w:val="18"/>
+          <w:shd w:val="clear" w:color="auto" w:fill="80C687" w:themeFill="background1" w:themeFillShade="BF"/>
+        </w:rPr>
+        <w:t xml:space="preserve">   </w:t>
+      </w:r>
+      <w:r>
+        <w:rPr>
+          <w:color w:val="0000CC"/>
+          <w:sz w:val="18"/>
+          <w:szCs w:val="18"/>
+          <w:shd w:val="clear" w:color="auto" w:fill="80C687" w:themeFill="background1" w:themeFillShade="BF"/>
+        </w:rPr>
+        <w:t>//</w:t>
+      </w:r>
+      <w:r>
+        <w:rPr>
+          <w:rFonts w:hint="eastAsia"/>
+          <w:color w:val="0000CC"/>
+          <w:sz w:val="18"/>
+          <w:szCs w:val="18"/>
+          <w:shd w:val="clear" w:color="auto" w:fill="80C687" w:themeFill="background1" w:themeFillShade="BF"/>
+        </w:rPr>
+        <w:t>函数主体</w:t>
+      </w:r>
+    </w:p>
+    <w:p>
+      <w:pPr>
+        <w:rPr>
+          <w:rFonts w:hint="eastAsia"/>
+          <w:color w:val="0000CC"/>
+          <w:sz w:val="18"/>
+          <w:szCs w:val="18"/>
+          <w:shd w:val="clear" w:color="auto" w:fill="80C687" w:themeFill="background1" w:themeFillShade="BF"/>
+        </w:rPr>
+      </w:pPr>
+      <w:r>
+        <w:rPr>
+          <w:rFonts w:hint="eastAsia"/>
+          <w:color w:val="0000CC"/>
+          <w:sz w:val="18"/>
+          <w:szCs w:val="18"/>
+          <w:shd w:val="clear" w:color="auto" w:fill="80C687" w:themeFill="background1" w:themeFillShade="BF"/>
+        </w:rPr>
+        <w:t>}</w:t>
+      </w:r>
+    </w:p>
+    <w:p>
+      <w:r>
+        <w:rPr>
+          <w:rFonts w:hint="eastAsia"/>
+        </w:rPr>
+        <w:tab/>
+      </w:r>
+      <w:r>
+        <w:rPr>
+          <w:rFonts w:hint="eastAsia"/>
+        </w:rPr>
+        <w:t>循环的左括号统一写在下一行，与右括号对其，如：</w:t>
+      </w:r>
+    </w:p>
+    <w:p>
+      <w:pPr>
+        <w:rPr>
+          <w:color w:val="0000CC"/>
+          <w:sz w:val="18"/>
+          <w:szCs w:val="18"/>
+          <w:shd w:val="clear" w:color="auto" w:fill="80C687" w:themeFill="background1" w:themeFillShade="BF"/>
+        </w:rPr>
+      </w:pPr>
+      <w:proofErr w:type="gramStart"/>
+      <w:r>
+        <w:rPr>
+          <w:rFonts w:hint="eastAsia"/>
+          <w:color w:val="0000CC"/>
+          <w:sz w:val="18"/>
+          <w:szCs w:val="18"/>
+          <w:shd w:val="clear" w:color="auto" w:fill="80C687" w:themeFill="background1" w:themeFillShade="BF"/>
+        </w:rPr>
+        <w:t>while(</w:t>
+      </w:r>
+      <w:proofErr w:type="gramEnd"/>
+      <w:r>
+        <w:rPr>
+          <w:rFonts w:hint="eastAsia"/>
+          <w:color w:val="0000CC"/>
+          <w:sz w:val="18"/>
+          <w:szCs w:val="18"/>
+          <w:shd w:val="clear" w:color="auto" w:fill="80C687" w:themeFill="background1" w:themeFillShade="BF"/>
+        </w:rPr>
+        <w:t xml:space="preserve"> </w:t>
+      </w:r>
+      <w:proofErr w:type="spellStart"/>
+      <w:r>
+        <w:rPr>
+          <w:rFonts w:hint="eastAsia"/>
+          <w:color w:val="0000CC"/>
+          <w:sz w:val="18"/>
+          <w:szCs w:val="18"/>
+          <w:shd w:val="clear" w:color="auto" w:fill="80C687" w:themeFill="background1" w:themeFillShade="BF"/>
+        </w:rPr>
+        <w:t>i</w:t>
+      </w:r>
+      <w:proofErr w:type="spellEnd"/>
+      <w:r>
+        <w:rPr>
+          <w:rFonts w:hint="eastAsia"/>
+          <w:color w:val="0000CC"/>
+          <w:sz w:val="18"/>
+          <w:szCs w:val="18"/>
+          <w:shd w:val="clear" w:color="auto" w:fill="80C687" w:themeFill="background1" w:themeFillShade="BF"/>
+        </w:rPr>
+        <w:t xml:space="preserve"> )</w:t>
+      </w:r>
+    </w:p>
+    <w:p>
+      <w:pPr>
+        <w:rPr>
+          <w:color w:val="0000CC"/>
+          <w:sz w:val="18"/>
+          <w:szCs w:val="18"/>
+          <w:shd w:val="clear" w:color="auto" w:fill="80C687" w:themeFill="background1" w:themeFillShade="BF"/>
+        </w:rPr>
+      </w:pPr>
+      <w:r>
+        <w:rPr>
+          <w:rFonts w:hint="eastAsia"/>
+          <w:color w:val="0000CC"/>
+          <w:sz w:val="18"/>
+          <w:szCs w:val="18"/>
+          <w:shd w:val="clear" w:color="auto" w:fill="80C687" w:themeFill="background1" w:themeFillShade="BF"/>
+        </w:rPr>
+        <w:t>{</w:t>
+      </w:r>
+    </w:p>
+    <w:p>
+      <w:pPr>
+        <w:rPr>
+          <w:color w:val="0000CC"/>
+          <w:sz w:val="18"/>
+          <w:szCs w:val="18"/>
+          <w:shd w:val="clear" w:color="auto" w:fill="80C687" w:themeFill="background1" w:themeFillShade="BF"/>
+        </w:rPr>
+      </w:pPr>
+      <w:r>
+        <w:rPr>
+          <w:rFonts w:hint="eastAsia"/>
+          <w:color w:val="0000CC"/>
+          <w:sz w:val="18"/>
+          <w:szCs w:val="18"/>
+          <w:shd w:val="clear" w:color="auto" w:fill="80C687" w:themeFill="background1" w:themeFillShade="BF"/>
+        </w:rPr>
+        <w:t xml:space="preserve">   </w:t>
+      </w:r>
+      <w:r>
+        <w:rPr>
+          <w:color w:val="0000CC"/>
+          <w:sz w:val="18"/>
+          <w:szCs w:val="18"/>
+          <w:shd w:val="clear" w:color="auto" w:fill="80C687" w:themeFill="background1" w:themeFillShade="BF"/>
+        </w:rPr>
+        <w:t>//</w:t>
+      </w:r>
+      <w:r>
+        <w:rPr>
+          <w:rFonts w:hint="eastAsia"/>
+          <w:color w:val="0000CC"/>
+          <w:sz w:val="18"/>
+          <w:szCs w:val="18"/>
+          <w:shd w:val="clear" w:color="auto" w:fill="80C687" w:themeFill="background1" w:themeFillShade="BF"/>
+        </w:rPr>
+        <w:t>循环主体</w:t>
+      </w:r>
+    </w:p>
+    <w:p>
+      <w:pPr>
+        <w:rPr>
+          <w:rFonts w:hint="eastAsia"/>
+          <w:color w:val="0000CC"/>
+          <w:sz w:val="18"/>
+          <w:szCs w:val="18"/>
+          <w:shd w:val="clear" w:color="auto" w:fill="80C687" w:themeFill="background1" w:themeFillShade="BF"/>
+        </w:rPr>
+      </w:pPr>
+      <w:r>
+        <w:rPr>
+          <w:rFonts w:hint="eastAsia"/>
+          <w:color w:val="0000CC"/>
+          <w:sz w:val="18"/>
+          <w:szCs w:val="18"/>
+          <w:shd w:val="clear" w:color="auto" w:fill="80C687" w:themeFill="background1" w:themeFillShade="BF"/>
+        </w:rPr>
+        <w:t>}</w:t>
+      </w:r>
+    </w:p>
+    <w:p>
+      <w:pPr>
+        <w:rPr>
+          <w:color w:val="0000CC"/>
+          <w:sz w:val="18"/>
+          <w:szCs w:val="18"/>
+          <w:shd w:val="clear" w:color="auto" w:fill="80C687" w:themeFill="background1" w:themeFillShade="BF"/>
+        </w:rPr>
+      </w:pPr>
+      <w:r>
+        <w:rPr>
+          <w:rFonts w:hint="eastAsia"/>
+        </w:rPr>
+        <w:tab/>
+      </w:r>
+      <w:r>
+        <w:rPr>
+          <w:rFonts w:hint="eastAsia"/>
+        </w:rPr>
+        <w:t>用分号结束语句。</w:t>
+      </w:r>
+    </w:p>
+    <w:p>
+      <w:pPr>
+        <w:pStyle w:val="Heading2"/>
+      </w:pPr>
+      <w:r>
+        <w:rPr>
+          <w:rFonts w:hint="eastAsia"/>
+        </w:rPr>
+        <w:lastRenderedPageBreak/>
         <w:t>使用</w:t>
       </w:r>
       <w:r>
         <w:rPr>
           <w:rFonts w:hint="eastAsia"/>
         </w:rPr>
-        <w:t>函数“</w:t>
+        <w:t>main()</w:t>
+      </w:r>
+      <w:r>
+        <w:rPr>
+          <w:rFonts w:hint="eastAsia"/>
+        </w:rPr>
+        <w:t>作为程序入口</w:t>
+      </w:r>
+    </w:p>
+    <w:p>
+      <w:r>
+        <w:rPr>
+          <w:rFonts w:hint="eastAsia"/>
+        </w:rPr>
+        <w:tab/>
+      </w:r>
+      <w:r>
+        <w:rPr>
+          <w:rFonts w:hint="eastAsia"/>
+        </w:rPr>
+        <w:t>为了让阅读测试用例的人一目了然看到程序主体，统一使用</w:t>
+      </w:r>
+      <w:r>
+        <w:rPr>
+          <w:rFonts w:hint="eastAsia"/>
+        </w:rPr>
+        <w:t>main()</w:t>
+      </w:r>
+      <w:r>
+        <w:rPr>
+          <w:rFonts w:hint="eastAsia"/>
+        </w:rPr>
+        <w:t>函数作为程序入口。在</w:t>
+      </w:r>
+      <w:r>
+        <w:rPr>
+          <w:rFonts w:hint="eastAsia"/>
+        </w:rPr>
+        <w:t>main</w:t>
+      </w:r>
+      <w:r>
+        <w:rPr>
+          <w:rFonts w:hint="eastAsia"/>
+        </w:rPr>
+        <w:t>中使用</w:t>
+      </w:r>
+      <w:r>
+        <w:rPr>
+          <w:rFonts w:hint="eastAsia"/>
+        </w:rPr>
+        <w:t>try catch</w:t>
+      </w:r>
+      <w:r>
+        <w:rPr>
+          <w:rFonts w:hint="eastAsia"/>
+        </w:rPr>
+        <w:t>语句来捕获异常，如：</w:t>
+      </w:r>
+    </w:p>
+    <w:p>
+      <w:pPr>
+        <w:rPr>
+          <w:color w:val="0000CC"/>
+          <w:sz w:val="20"/>
+          <w:szCs w:val="18"/>
+          <w:shd w:val="clear" w:color="auto" w:fill="80C687" w:themeFill="background1" w:themeFillShade="BF"/>
+        </w:rPr>
+      </w:pPr>
+      <w:proofErr w:type="gramStart"/>
+      <w:r>
+        <w:rPr>
+          <w:rFonts w:hint="eastAsia"/>
+          <w:color w:val="0000CC"/>
+          <w:sz w:val="20"/>
+          <w:szCs w:val="18"/>
+          <w:shd w:val="clear" w:color="auto" w:fill="80C687" w:themeFill="background1" w:themeFillShade="BF"/>
+        </w:rPr>
+        <w:t>main(</w:t>
+      </w:r>
+      <w:proofErr w:type="gramEnd"/>
+      <w:r>
+        <w:rPr>
+          <w:rFonts w:hint="eastAsia"/>
+          <w:color w:val="0000CC"/>
+          <w:sz w:val="20"/>
+          <w:szCs w:val="18"/>
+          <w:shd w:val="clear" w:color="auto" w:fill="80C687" w:themeFill="background1" w:themeFillShade="BF"/>
+        </w:rPr>
+        <w:t>);</w:t>
+      </w:r>
+    </w:p>
+    <w:p>
+      <w:pPr>
+        <w:rPr>
+          <w:color w:val="0000CC"/>
+          <w:sz w:val="20"/>
+          <w:szCs w:val="18"/>
+          <w:shd w:val="clear" w:color="auto" w:fill="80C687" w:themeFill="background1" w:themeFillShade="BF"/>
+        </w:rPr>
+      </w:pPr>
+      <w:proofErr w:type="gramStart"/>
+      <w:r>
+        <w:rPr>
+          <w:rFonts w:hint="eastAsia"/>
+          <w:color w:val="0000CC"/>
+          <w:sz w:val="20"/>
+          <w:szCs w:val="18"/>
+          <w:shd w:val="clear" w:color="auto" w:fill="80C687" w:themeFill="background1" w:themeFillShade="BF"/>
+        </w:rPr>
+        <w:t>function</w:t>
+      </w:r>
+      <w:proofErr w:type="gramEnd"/>
+      <w:r>
+        <w:rPr>
+          <w:rFonts w:hint="eastAsia"/>
+          <w:color w:val="0000CC"/>
+          <w:sz w:val="20"/>
+          <w:szCs w:val="18"/>
+          <w:shd w:val="clear" w:color="auto" w:fill="80C687" w:themeFill="background1" w:themeFillShade="BF"/>
+        </w:rPr>
+        <w:t xml:space="preserve"> main()</w:t>
+      </w:r>
+    </w:p>
+    <w:p>
+      <w:pPr>
+        <w:rPr>
+          <w:color w:val="0000CC"/>
+          <w:sz w:val="20"/>
+          <w:szCs w:val="18"/>
+          <w:shd w:val="clear" w:color="auto" w:fill="80C687" w:themeFill="background1" w:themeFillShade="BF"/>
+        </w:rPr>
+      </w:pPr>
+      <w:r>
+        <w:rPr>
+          <w:rFonts w:hint="eastAsia"/>
+          <w:color w:val="0000CC"/>
+          <w:sz w:val="20"/>
+          <w:szCs w:val="18"/>
+          <w:shd w:val="clear" w:color="auto" w:fill="80C687" w:themeFill="background1" w:themeFillShade="BF"/>
+        </w:rPr>
+        <w:t>{</w:t>
+      </w:r>
+    </w:p>
+    <w:p>
+      <w:pPr>
+        <w:rPr>
+          <w:color w:val="0000CC"/>
+          <w:sz w:val="20"/>
+          <w:szCs w:val="18"/>
+          <w:shd w:val="clear" w:color="auto" w:fill="80C687" w:themeFill="background1" w:themeFillShade="BF"/>
+        </w:rPr>
+      </w:pPr>
+      <w:r>
+        <w:rPr>
+          <w:rFonts w:hint="eastAsia"/>
+          <w:color w:val="0000CC"/>
+          <w:sz w:val="20"/>
+          <w:szCs w:val="18"/>
+          <w:shd w:val="clear" w:color="auto" w:fill="80C687" w:themeFill="background1" w:themeFillShade="BF"/>
+        </w:rPr>
+        <w:t xml:space="preserve">   </w:t>
+      </w:r>
+      <w:proofErr w:type="gramStart"/>
+      <w:r>
+        <w:rPr>
+          <w:rFonts w:hint="eastAsia"/>
+          <w:color w:val="0000CC"/>
+          <w:sz w:val="20"/>
+          <w:szCs w:val="18"/>
+          <w:shd w:val="clear" w:color="auto" w:fill="80C687" w:themeFill="background1" w:themeFillShade="BF"/>
+        </w:rPr>
+        <w:t>try</w:t>
+      </w:r>
+      <w:proofErr w:type="gramEnd"/>
+    </w:p>
+    <w:p>
+      <w:pPr>
+        <w:rPr>
+          <w:color w:val="0000CC"/>
+          <w:sz w:val="20"/>
+          <w:szCs w:val="18"/>
+          <w:shd w:val="clear" w:color="auto" w:fill="80C687" w:themeFill="background1" w:themeFillShade="BF"/>
+        </w:rPr>
+      </w:pPr>
+      <w:r>
+        <w:rPr>
+          <w:rFonts w:hint="eastAsia"/>
+          <w:color w:val="0000CC"/>
+          <w:sz w:val="20"/>
+          <w:szCs w:val="18"/>
+          <w:shd w:val="clear" w:color="auto" w:fill="80C687" w:themeFill="background1" w:themeFillShade="BF"/>
+        </w:rPr>
+        <w:t xml:space="preserve">   {</w:t>
+      </w:r>
+    </w:p>
+    <w:p>
+      <w:pPr>
+        <w:rPr>
+          <w:color w:val="0000CC"/>
+          <w:sz w:val="20"/>
+          <w:szCs w:val="18"/>
+          <w:shd w:val="clear" w:color="auto" w:fill="80C687" w:themeFill="background1" w:themeFillShade="BF"/>
+        </w:rPr>
+      </w:pPr>
+      <w:r>
+        <w:rPr>
+          <w:rFonts w:hint="eastAsia"/>
+          <w:color w:val="0000CC"/>
+          <w:sz w:val="20"/>
+          <w:szCs w:val="18"/>
+          <w:shd w:val="clear" w:color="auto" w:fill="80C687" w:themeFill="background1" w:themeFillShade="BF"/>
+        </w:rPr>
+        <w:t xml:space="preserve">      </w:t>
+      </w:r>
+      <w:proofErr w:type="gramStart"/>
+      <w:r>
+        <w:rPr>
+          <w:rFonts w:hint="eastAsia"/>
+          <w:color w:val="0000CC"/>
+          <w:sz w:val="20"/>
+          <w:szCs w:val="18"/>
+          <w:shd w:val="clear" w:color="auto" w:fill="80C687" w:themeFill="background1" w:themeFillShade="BF"/>
+        </w:rPr>
+        <w:t>fun1(</w:t>
+      </w:r>
+      <w:proofErr w:type="gramEnd"/>
+      <w:r>
+        <w:rPr>
+          <w:rFonts w:hint="eastAsia"/>
+          <w:color w:val="0000CC"/>
+          <w:sz w:val="20"/>
+          <w:szCs w:val="18"/>
+          <w:shd w:val="clear" w:color="auto" w:fill="80C687" w:themeFill="background1" w:themeFillShade="BF"/>
+        </w:rPr>
+        <w:t>);</w:t>
+      </w:r>
+    </w:p>
+    <w:p>
+      <w:pPr>
+        <w:rPr>
+          <w:color w:val="0000CC"/>
+          <w:sz w:val="20"/>
+          <w:szCs w:val="18"/>
+          <w:shd w:val="clear" w:color="auto" w:fill="80C687" w:themeFill="background1" w:themeFillShade="BF"/>
+        </w:rPr>
+      </w:pPr>
+      <w:r>
+        <w:rPr>
+          <w:rFonts w:hint="eastAsia"/>
+          <w:color w:val="0000CC"/>
+          <w:sz w:val="20"/>
+          <w:szCs w:val="18"/>
+          <w:shd w:val="clear" w:color="auto" w:fill="80C687" w:themeFill="background1" w:themeFillShade="BF"/>
+        </w:rPr>
+        <w:t xml:space="preserve">      </w:t>
+      </w:r>
+      <w:proofErr w:type="gramStart"/>
+      <w:r>
+        <w:rPr>
+          <w:rFonts w:hint="eastAsia"/>
+          <w:color w:val="0000CC"/>
+          <w:sz w:val="20"/>
+          <w:szCs w:val="18"/>
+          <w:shd w:val="clear" w:color="auto" w:fill="80C687" w:themeFill="background1" w:themeFillShade="BF"/>
+        </w:rPr>
+        <w:t>fun2(</w:t>
+      </w:r>
+      <w:proofErr w:type="gramEnd"/>
+      <w:r>
+        <w:rPr>
+          <w:rFonts w:hint="eastAsia"/>
+          <w:color w:val="0000CC"/>
+          <w:sz w:val="20"/>
+          <w:szCs w:val="18"/>
+          <w:shd w:val="clear" w:color="auto" w:fill="80C687" w:themeFill="background1" w:themeFillShade="BF"/>
+        </w:rPr>
+        <w:t>);</w:t>
+      </w:r>
+    </w:p>
+    <w:p>
+      <w:pPr>
+        <w:rPr>
+          <w:color w:val="0000CC"/>
+          <w:sz w:val="20"/>
+          <w:szCs w:val="18"/>
+          <w:shd w:val="clear" w:color="auto" w:fill="80C687" w:themeFill="background1" w:themeFillShade="BF"/>
+        </w:rPr>
+      </w:pPr>
+      <w:r>
+        <w:rPr>
+          <w:rFonts w:hint="eastAsia"/>
+          <w:color w:val="0000CC"/>
+          <w:sz w:val="20"/>
+          <w:szCs w:val="18"/>
+          <w:shd w:val="clear" w:color="auto" w:fill="80C687" w:themeFill="background1" w:themeFillShade="BF"/>
+        </w:rPr>
+        <w:t xml:space="preserve">      </w:t>
+      </w:r>
+      <w:proofErr w:type="gramStart"/>
+      <w:r>
+        <w:rPr>
+          <w:rFonts w:hint="eastAsia"/>
+          <w:color w:val="0000CC"/>
+          <w:sz w:val="20"/>
+          <w:szCs w:val="18"/>
+          <w:shd w:val="clear" w:color="auto" w:fill="80C687" w:themeFill="background1" w:themeFillShade="BF"/>
+        </w:rPr>
+        <w:t>fun3(</w:t>
+      </w:r>
+      <w:proofErr w:type="gramEnd"/>
+      <w:r>
+        <w:rPr>
+          <w:rFonts w:hint="eastAsia"/>
+          <w:color w:val="0000CC"/>
+          <w:sz w:val="20"/>
+          <w:szCs w:val="18"/>
+          <w:shd w:val="clear" w:color="auto" w:fill="80C687" w:themeFill="background1" w:themeFillShade="BF"/>
+        </w:rPr>
+        <w:t>);</w:t>
+      </w:r>
+    </w:p>
+    <w:p>
+      <w:pPr>
+        <w:rPr>
+          <w:color w:val="0000CC"/>
+          <w:sz w:val="20"/>
+          <w:szCs w:val="18"/>
+          <w:shd w:val="clear" w:color="auto" w:fill="80C687" w:themeFill="background1" w:themeFillShade="BF"/>
+        </w:rPr>
+      </w:pPr>
+      <w:r>
+        <w:rPr>
+          <w:rFonts w:hint="eastAsia"/>
+          <w:color w:val="0000CC"/>
+          <w:sz w:val="20"/>
+          <w:szCs w:val="18"/>
+          <w:shd w:val="clear" w:color="auto" w:fill="80C687" w:themeFill="background1" w:themeFillShade="BF"/>
+        </w:rPr>
+        <w:t xml:space="preserve">   }</w:t>
+      </w:r>
+    </w:p>
+    <w:p>
+      <w:pPr>
+        <w:rPr>
+          <w:color w:val="0000CC"/>
+          <w:sz w:val="20"/>
+          <w:szCs w:val="18"/>
+          <w:shd w:val="clear" w:color="auto" w:fill="80C687" w:themeFill="background1" w:themeFillShade="BF"/>
+        </w:rPr>
+      </w:pPr>
+      <w:r>
+        <w:rPr>
+          <w:rFonts w:hint="eastAsia"/>
+          <w:color w:val="0000CC"/>
+          <w:sz w:val="20"/>
+          <w:szCs w:val="18"/>
+          <w:shd w:val="clear" w:color="auto" w:fill="80C687" w:themeFill="background1" w:themeFillShade="BF"/>
+        </w:rPr>
+        <w:t xml:space="preserve">   </w:t>
+      </w:r>
+      <w:proofErr w:type="gramStart"/>
+      <w:r>
+        <w:rPr>
+          <w:rFonts w:hint="eastAsia"/>
+          <w:color w:val="0000CC"/>
+          <w:sz w:val="20"/>
+          <w:szCs w:val="18"/>
+          <w:shd w:val="clear" w:color="auto" w:fill="80C687" w:themeFill="background1" w:themeFillShade="BF"/>
+        </w:rPr>
+        <w:t>catch(</w:t>
+      </w:r>
+      <w:proofErr w:type="gramEnd"/>
+      <w:r>
+        <w:rPr>
+          <w:rFonts w:hint="eastAsia"/>
+          <w:color w:val="0000CC"/>
+          <w:sz w:val="20"/>
+          <w:szCs w:val="18"/>
+          <w:shd w:val="clear" w:color="auto" w:fill="80C687" w:themeFill="background1" w:themeFillShade="BF"/>
+        </w:rPr>
+        <w:t xml:space="preserve"> e )</w:t>
+      </w:r>
+    </w:p>
+    <w:p>
+      <w:pPr>
+        <w:rPr>
+          <w:color w:val="0000CC"/>
+          <w:sz w:val="20"/>
+          <w:szCs w:val="18"/>
+          <w:shd w:val="clear" w:color="auto" w:fill="80C687" w:themeFill="background1" w:themeFillShade="BF"/>
+        </w:rPr>
+      </w:pPr>
+      <w:r>
+        <w:rPr>
+          <w:rFonts w:hint="eastAsia"/>
+          <w:color w:val="0000CC"/>
+          <w:sz w:val="20"/>
+          <w:szCs w:val="18"/>
+          <w:shd w:val="clear" w:color="auto" w:fill="80C687" w:themeFill="background1" w:themeFillShade="BF"/>
+        </w:rPr>
+        <w:t xml:space="preserve">   {</w:t>
+      </w:r>
+    </w:p>
+    <w:p>
+      <w:pPr>
+        <w:rPr>
+          <w:color w:val="0000CC"/>
+          <w:sz w:val="20"/>
+          <w:szCs w:val="18"/>
+          <w:shd w:val="clear" w:color="auto" w:fill="80C687" w:themeFill="background1" w:themeFillShade="BF"/>
+        </w:rPr>
+      </w:pPr>
+      <w:r>
+        <w:rPr>
+          <w:rFonts w:hint="eastAsia"/>
+          <w:color w:val="0000CC"/>
+          <w:sz w:val="20"/>
+          <w:szCs w:val="18"/>
+          <w:shd w:val="clear" w:color="auto" w:fill="80C687" w:themeFill="background1" w:themeFillShade="BF"/>
+        </w:rPr>
+        <w:t xml:space="preserve">      </w:t>
+      </w:r>
+      <w:proofErr w:type="gramStart"/>
+      <w:r>
+        <w:rPr>
+          <w:rFonts w:hint="eastAsia"/>
+          <w:color w:val="0000CC"/>
+          <w:sz w:val="20"/>
+          <w:szCs w:val="18"/>
+          <w:shd w:val="clear" w:color="auto" w:fill="80C687" w:themeFill="background1" w:themeFillShade="BF"/>
+        </w:rPr>
+        <w:t>throw</w:t>
+      </w:r>
+      <w:proofErr w:type="gramEnd"/>
+      <w:r>
+        <w:rPr>
+          <w:rFonts w:hint="eastAsia"/>
+          <w:color w:val="0000CC"/>
+          <w:sz w:val="20"/>
+          <w:szCs w:val="18"/>
+          <w:shd w:val="clear" w:color="auto" w:fill="80C687" w:themeFill="background1" w:themeFillShade="BF"/>
+        </w:rPr>
+        <w:t xml:space="preserve"> e;</w:t>
+      </w:r>
+    </w:p>
+    <w:p>
+      <w:pPr>
+        <w:rPr>
+          <w:color w:val="0000CC"/>
+          <w:sz w:val="20"/>
+          <w:szCs w:val="18"/>
+          <w:shd w:val="clear" w:color="auto" w:fill="80C687" w:themeFill="background1" w:themeFillShade="BF"/>
+        </w:rPr>
+      </w:pPr>
+      <w:r>
+        <w:rPr>
+          <w:rFonts w:hint="eastAsia"/>
+          <w:color w:val="0000CC"/>
+          <w:sz w:val="20"/>
+          <w:szCs w:val="18"/>
+          <w:shd w:val="clear" w:color="auto" w:fill="80C687" w:themeFill="background1" w:themeFillShade="BF"/>
+        </w:rPr>
+        <w:t xml:space="preserve">   }</w:t>
+      </w:r>
+    </w:p>
+    <w:p>
+      <w:pPr>
+        <w:rPr>
+          <w:color w:val="0000CC"/>
+          <w:sz w:val="20"/>
+          <w:szCs w:val="18"/>
+          <w:shd w:val="clear" w:color="auto" w:fill="80C687" w:themeFill="background1" w:themeFillShade="BF"/>
+        </w:rPr>
+      </w:pPr>
+      <w:r>
+        <w:rPr>
+          <w:rFonts w:hint="eastAsia"/>
+          <w:color w:val="0000CC"/>
+          <w:sz w:val="20"/>
+          <w:szCs w:val="18"/>
+          <w:shd w:val="clear" w:color="auto" w:fill="80C687" w:themeFill="background1" w:themeFillShade="BF"/>
+        </w:rPr>
+        <w:t xml:space="preserve">   </w:t>
+      </w:r>
+      <w:proofErr w:type="gramStart"/>
+      <w:r>
+        <w:rPr>
+          <w:rFonts w:hint="eastAsia"/>
+          <w:color w:val="0000CC"/>
+          <w:sz w:val="20"/>
+          <w:szCs w:val="18"/>
+          <w:shd w:val="clear" w:color="auto" w:fill="80C687" w:themeFill="background1" w:themeFillShade="BF"/>
+        </w:rPr>
+        <w:t>finally</w:t>
+      </w:r>
+      <w:proofErr w:type="gramEnd"/>
+    </w:p>
+    <w:p>
+      <w:pPr>
+        <w:rPr>
+          <w:color w:val="0000CC"/>
+          <w:sz w:val="20"/>
+          <w:szCs w:val="18"/>
+          <w:shd w:val="clear" w:color="auto" w:fill="80C687" w:themeFill="background1" w:themeFillShade="BF"/>
+        </w:rPr>
+      </w:pPr>
+      <w:r>
+        <w:rPr>
+          <w:rFonts w:hint="eastAsia"/>
+          <w:color w:val="0000CC"/>
+          <w:sz w:val="20"/>
+          <w:szCs w:val="18"/>
+          <w:shd w:val="clear" w:color="auto" w:fill="80C687" w:themeFill="background1" w:themeFillShade="BF"/>
+        </w:rPr>
+        <w:t xml:space="preserve">   {</w:t>
+      </w:r>
+    </w:p>
+    <w:p>
+      <w:pPr>
+        <w:rPr>
+          <w:color w:val="0000CC"/>
+          <w:sz w:val="20"/>
+          <w:szCs w:val="18"/>
+          <w:shd w:val="clear" w:color="auto" w:fill="80C687" w:themeFill="background1" w:themeFillShade="BF"/>
+        </w:rPr>
+      </w:pPr>
+      <w:r>
+        <w:rPr>
+          <w:rFonts w:hint="eastAsia"/>
+          <w:color w:val="0000CC"/>
+          <w:sz w:val="20"/>
+          <w:szCs w:val="18"/>
+          <w:shd w:val="clear" w:color="auto" w:fill="80C687" w:themeFill="background1" w:themeFillShade="BF"/>
+        </w:rPr>
+        <w:t xml:space="preserve">      //</w:t>
+      </w:r>
+      <w:r>
+        <w:rPr>
+          <w:rFonts w:hint="eastAsia"/>
+          <w:color w:val="0000CC"/>
+          <w:sz w:val="20"/>
+          <w:szCs w:val="18"/>
+          <w:shd w:val="clear" w:color="auto" w:fill="80C687" w:themeFill="background1" w:themeFillShade="BF"/>
+        </w:rPr>
+        <w:t>清理环境</w:t>
+      </w:r>
+    </w:p>
+    <w:p>
+      <w:pPr>
+        <w:rPr>
+          <w:color w:val="0000CC"/>
+          <w:sz w:val="20"/>
+          <w:szCs w:val="18"/>
+          <w:shd w:val="clear" w:color="auto" w:fill="80C687" w:themeFill="background1" w:themeFillShade="BF"/>
+        </w:rPr>
+      </w:pPr>
+      <w:r>
+        <w:rPr>
+          <w:rFonts w:hint="eastAsia"/>
+          <w:color w:val="0000CC"/>
+          <w:sz w:val="20"/>
+          <w:szCs w:val="18"/>
+          <w:shd w:val="clear" w:color="auto" w:fill="80C687" w:themeFill="background1" w:themeFillShade="BF"/>
+        </w:rPr>
+        <w:t xml:space="preserve">   }</w:t>
+      </w:r>
+    </w:p>
+    <w:p>
+      <w:pPr>
+        <w:rPr>
+          <w:color w:val="0000CC"/>
+          <w:sz w:val="20"/>
+          <w:szCs w:val="18"/>
+          <w:shd w:val="clear" w:color="auto" w:fill="80C687" w:themeFill="background1" w:themeFillShade="BF"/>
+        </w:rPr>
+      </w:pPr>
+      <w:r>
+        <w:rPr>
+          <w:rFonts w:hint="eastAsia"/>
+          <w:color w:val="0000CC"/>
+          <w:sz w:val="20"/>
+          <w:szCs w:val="18"/>
+          <w:shd w:val="clear" w:color="auto" w:fill="80C687" w:themeFill="background1" w:themeFillShade="BF"/>
+        </w:rPr>
+        <w:t>}</w:t>
+      </w:r>
+    </w:p>
+    <w:p>
+      <w:pPr>
+        <w:pStyle w:val="Heading2"/>
+      </w:pPr>
+      <w:r>
+        <w:rPr>
+          <w:rFonts w:hint="eastAsia"/>
+        </w:rPr>
+        <w:t>处理异常代码必须包含</w:t>
+      </w:r>
+      <w:r>
+        <w:rPr>
+          <w:rFonts w:hint="eastAsia"/>
+        </w:rPr>
+        <w:t>finally</w:t>
+      </w:r>
+    </w:p>
+    <w:p>
+      <w:r>
+        <w:rPr>
+          <w:rFonts w:hint="eastAsia"/>
+        </w:rPr>
+        <w:t>处理异常的代码必须包含</w:t>
+      </w:r>
+      <w:r>
+        <w:rPr>
+          <w:rFonts w:hint="eastAsia"/>
+        </w:rPr>
+        <w:t>finally</w:t>
+      </w:r>
+      <w:r>
+        <w:rPr>
+          <w:rFonts w:hint="eastAsia"/>
+        </w:rPr>
+        <w:t>，如下：</w:t>
+      </w:r>
+    </w:p>
+    <w:p>
+      <w:pPr>
+        <w:rPr>
+          <w:color w:val="0000CC"/>
+          <w:sz w:val="18"/>
+          <w:szCs w:val="18"/>
+          <w:shd w:val="clear" w:color="auto" w:fill="80C687" w:themeFill="background1" w:themeFillShade="BF"/>
+        </w:rPr>
+      </w:pPr>
+      <w:proofErr w:type="gramStart"/>
+      <w:r>
+        <w:rPr>
+          <w:rFonts w:hint="eastAsia"/>
+          <w:color w:val="0000CC"/>
+          <w:sz w:val="18"/>
+          <w:szCs w:val="18"/>
+          <w:shd w:val="clear" w:color="auto" w:fill="80C687" w:themeFill="background1" w:themeFillShade="BF"/>
+        </w:rPr>
+        <w:t>try</w:t>
+      </w:r>
+      <w:proofErr w:type="gramEnd"/>
+    </w:p>
+    <w:p>
+      <w:pPr>
+        <w:rPr>
+          <w:color w:val="0000CC"/>
+          <w:sz w:val="18"/>
+          <w:szCs w:val="18"/>
+          <w:shd w:val="clear" w:color="auto" w:fill="80C687" w:themeFill="background1" w:themeFillShade="BF"/>
+        </w:rPr>
+      </w:pPr>
+      <w:r>
+        <w:rPr>
+          <w:rFonts w:hint="eastAsia"/>
+          <w:color w:val="0000CC"/>
+          <w:sz w:val="18"/>
+          <w:szCs w:val="18"/>
+          <w:shd w:val="clear" w:color="auto" w:fill="80C687" w:themeFill="background1" w:themeFillShade="BF"/>
+        </w:rPr>
+        <w:t>{</w:t>
+      </w:r>
+    </w:p>
+    <w:p>
+      <w:pPr>
+        <w:rPr>
+          <w:color w:val="0000CC"/>
+          <w:sz w:val="18"/>
+          <w:szCs w:val="18"/>
+          <w:shd w:val="clear" w:color="auto" w:fill="80C687" w:themeFill="background1" w:themeFillShade="BF"/>
+        </w:rPr>
+      </w:pPr>
+      <w:r>
+        <w:rPr>
+          <w:rFonts w:hint="eastAsia"/>
+          <w:color w:val="0000CC"/>
+          <w:sz w:val="18"/>
+          <w:szCs w:val="18"/>
+          <w:shd w:val="clear" w:color="auto" w:fill="80C687" w:themeFill="background1" w:themeFillShade="BF"/>
+        </w:rPr>
+        <w:t>}</w:t>
+      </w:r>
+    </w:p>
+    <w:p>
+      <w:pPr>
+        <w:rPr>
+          <w:color w:val="0000CC"/>
+          <w:sz w:val="18"/>
+          <w:szCs w:val="18"/>
+          <w:shd w:val="clear" w:color="auto" w:fill="80C687" w:themeFill="background1" w:themeFillShade="BF"/>
+        </w:rPr>
+      </w:pPr>
+      <w:proofErr w:type="gramStart"/>
+      <w:r>
+        <w:rPr>
+          <w:rFonts w:hint="eastAsia"/>
+          <w:color w:val="0000CC"/>
+          <w:sz w:val="18"/>
+          <w:szCs w:val="18"/>
+          <w:shd w:val="clear" w:color="auto" w:fill="80C687" w:themeFill="background1" w:themeFillShade="BF"/>
+        </w:rPr>
+        <w:t>catch</w:t>
+      </w:r>
+      <w:proofErr w:type="gramEnd"/>
+    </w:p>
+    <w:p>
+      <w:pPr>
+        <w:rPr>
+          <w:color w:val="0000CC"/>
+          <w:sz w:val="18"/>
+          <w:szCs w:val="18"/>
+          <w:shd w:val="clear" w:color="auto" w:fill="80C687" w:themeFill="background1" w:themeFillShade="BF"/>
+        </w:rPr>
+      </w:pPr>
+      <w:r>
+        <w:rPr>
+          <w:rFonts w:hint="eastAsia"/>
+          <w:color w:val="0000CC"/>
+          <w:sz w:val="18"/>
+          <w:szCs w:val="18"/>
+          <w:shd w:val="clear" w:color="auto" w:fill="80C687" w:themeFill="background1" w:themeFillShade="BF"/>
+        </w:rPr>
+        <w:t>{</w:t>
+      </w:r>
+    </w:p>
+    <w:p>
+      <w:pPr>
+        <w:rPr>
+          <w:color w:val="0000CC"/>
+          <w:sz w:val="18"/>
+          <w:szCs w:val="18"/>
+          <w:shd w:val="clear" w:color="auto" w:fill="80C687" w:themeFill="background1" w:themeFillShade="BF"/>
+        </w:rPr>
+      </w:pPr>
+      <w:r>
+        <w:rPr>
+          <w:rFonts w:hint="eastAsia"/>
+          <w:color w:val="0000CC"/>
+          <w:sz w:val="18"/>
+          <w:szCs w:val="18"/>
+          <w:shd w:val="clear" w:color="auto" w:fill="80C687" w:themeFill="background1" w:themeFillShade="BF"/>
+        </w:rPr>
+        <w:t>}</w:t>
+      </w:r>
+    </w:p>
+    <w:p>
+      <w:pPr>
+        <w:rPr>
+          <w:color w:val="0000CC"/>
+          <w:sz w:val="18"/>
+          <w:szCs w:val="18"/>
+          <w:shd w:val="clear" w:color="auto" w:fill="80C687" w:themeFill="background1" w:themeFillShade="BF"/>
+        </w:rPr>
+      </w:pPr>
+      <w:proofErr w:type="gramStart"/>
+      <w:r>
+        <w:rPr>
+          <w:rFonts w:hint="eastAsia"/>
+          <w:color w:val="0000CC"/>
+          <w:sz w:val="18"/>
+          <w:szCs w:val="18"/>
+          <w:shd w:val="clear" w:color="auto" w:fill="80C687" w:themeFill="background1" w:themeFillShade="BF"/>
+        </w:rPr>
+        <w:t>finally</w:t>
+      </w:r>
+      <w:proofErr w:type="gramEnd"/>
+    </w:p>
+    <w:p>
+      <w:pPr>
+        <w:rPr>
+          <w:color w:val="0000CC"/>
+          <w:sz w:val="18"/>
+          <w:szCs w:val="18"/>
+          <w:shd w:val="clear" w:color="auto" w:fill="80C687" w:themeFill="background1" w:themeFillShade="BF"/>
+        </w:rPr>
+      </w:pPr>
+      <w:r>
+        <w:rPr>
+          <w:rFonts w:hint="eastAsia"/>
+          <w:color w:val="0000CC"/>
+          <w:sz w:val="18"/>
+          <w:szCs w:val="18"/>
+          <w:shd w:val="clear" w:color="auto" w:fill="80C687" w:themeFill="background1" w:themeFillShade="BF"/>
+        </w:rPr>
+        <w:t>{</w:t>
+      </w:r>
+    </w:p>
+    <w:p>
+      <w:pPr>
+        <w:rPr>
+          <w:color w:val="0000CC"/>
+          <w:sz w:val="18"/>
+          <w:szCs w:val="18"/>
+          <w:shd w:val="clear" w:color="auto" w:fill="80C687" w:themeFill="background1" w:themeFillShade="BF"/>
+        </w:rPr>
+      </w:pPr>
+      <w:r>
+        <w:rPr>
+          <w:rFonts w:hint="eastAsia"/>
+          <w:color w:val="0000CC"/>
+          <w:sz w:val="18"/>
+          <w:szCs w:val="18"/>
+          <w:shd w:val="clear" w:color="auto" w:fill="80C687" w:themeFill="background1" w:themeFillShade="BF"/>
+        </w:rPr>
+        <w:t>}</w:t>
+      </w:r>
+    </w:p>
+    <w:p>
+      <w:r>
+        <w:rPr>
+          <w:rFonts w:hint="eastAsia"/>
+        </w:rPr>
+        <w:t>在</w:t>
+      </w:r>
+      <w:r>
+        <w:rPr>
+          <w:rFonts w:hint="eastAsia"/>
+        </w:rPr>
+        <w:t>finally</w:t>
+      </w:r>
+      <w:r>
+        <w:rPr>
+          <w:rFonts w:hint="eastAsia"/>
+        </w:rPr>
+        <w:t>中执行释放资源或清理操作，避免用例出错时出现资源未清理的情况</w:t>
+      </w:r>
+    </w:p>
+    <w:p>
+      <w:pPr>
+        <w:pStyle w:val="Heading2"/>
+      </w:pPr>
+      <w:r>
+        <w:rPr>
+          <w:rFonts w:hint="eastAsia"/>
+        </w:rPr>
+        <w:t>用例信息打印</w:t>
+      </w:r>
+    </w:p>
+    <w:p>
+      <w:r>
+        <w:rPr>
+          <w:rFonts w:hint="eastAsia"/>
+        </w:rPr>
+        <w:tab/>
+      </w:r>
+      <w:r>
+        <w:rPr>
+          <w:rFonts w:hint="eastAsia"/>
+        </w:rPr>
+        <w:t>测试用例在出错时，统一使用函数“</w:t>
       </w:r>
       <w:proofErr w:type="spellStart"/>
       <w:r>
@@ -3802,8 +5207,905 @@
         <w:rPr>
           <w:rFonts w:hint="eastAsia"/>
         </w:rPr>
-        <w:t>”抛出异常，该异常包括了：函数名、操作等信息</w:t>
-      </w:r>
+        <w:t>”抛出异常，该异常包括了：函数名、操作等信息。</w:t>
+      </w:r>
+    </w:p>
+    <w:p>
+      <w:r>
+        <w:rPr>
+          <w:rFonts w:hint="eastAsia"/>
+        </w:rPr>
+        <w:tab/>
+      </w:r>
+      <w:r>
+        <w:rPr>
+          <w:rFonts w:hint="eastAsia"/>
+        </w:rPr>
+        <w:t>建议测试用例在成功时不要打印过多信息，打印过多信息会增加定位的难度和减慢执行</w:t>
+      </w:r>
+      <w:r>
+        <w:rPr>
+          <w:rFonts w:hint="eastAsia"/>
+        </w:rPr>
+        <w:lastRenderedPageBreak/>
+        <w:t>效率。</w:t>
+      </w:r>
+    </w:p>
+    <w:p>
+      <w:pPr>
+        <w:pStyle w:val="Heading2"/>
+      </w:pPr>
+      <w:r>
+        <w:rPr>
+          <w:rFonts w:hint="eastAsia"/>
+        </w:rPr>
+        <w:t>函数检查输入参数</w:t>
+      </w:r>
+    </w:p>
+    <w:p>
+      <w:r>
+        <w:rPr>
+          <w:rFonts w:hint="eastAsia"/>
+        </w:rPr>
+        <w:tab/>
+      </w:r>
+      <w:r>
+        <w:rPr>
+          <w:rFonts w:hint="eastAsia"/>
+        </w:rPr>
+        <w:t>函数输入参数需要做检查，对于有默认值的函数参数，需要进行默认值处理；</w:t>
+      </w:r>
+      <w:r>
+        <w:rPr>
+          <w:rFonts w:hint="eastAsia"/>
+        </w:rPr>
+        <w:t>JS</w:t>
+      </w:r>
+      <w:r>
+        <w:rPr>
+          <w:rFonts w:hint="eastAsia"/>
+        </w:rPr>
+        <w:t>的函数参数如果未进行覆值，其值为“</w:t>
+      </w:r>
+      <w:r>
+        <w:rPr>
+          <w:rFonts w:hint="eastAsia"/>
+        </w:rPr>
+        <w:t>undefined</w:t>
+      </w:r>
+      <w:r>
+        <w:rPr>
+          <w:rFonts w:hint="eastAsia"/>
+        </w:rPr>
+        <w:t>“，可通过如下方式进行默认值处理：</w:t>
+      </w:r>
+    </w:p>
+    <w:p>
+      <w:pPr>
+        <w:rPr>
+          <w:color w:val="0000CC"/>
+          <w:sz w:val="18"/>
+          <w:szCs w:val="18"/>
+          <w:shd w:val="clear" w:color="auto" w:fill="80C687" w:themeFill="background1" w:themeFillShade="BF"/>
+        </w:rPr>
+      </w:pPr>
+      <w:proofErr w:type="gramStart"/>
+      <w:r>
+        <w:rPr>
+          <w:rFonts w:hint="eastAsia"/>
+          <w:color w:val="0000CC"/>
+          <w:sz w:val="18"/>
+          <w:szCs w:val="18"/>
+          <w:shd w:val="clear" w:color="auto" w:fill="80C687" w:themeFill="background1" w:themeFillShade="BF"/>
+        </w:rPr>
+        <w:t>function</w:t>
+      </w:r>
+      <w:proofErr w:type="gramEnd"/>
+      <w:r>
+        <w:rPr>
+          <w:rFonts w:hint="eastAsia"/>
+          <w:color w:val="0000CC"/>
+          <w:sz w:val="18"/>
+          <w:szCs w:val="18"/>
+          <w:shd w:val="clear" w:color="auto" w:fill="80C687" w:themeFill="background1" w:themeFillShade="BF"/>
+        </w:rPr>
+        <w:t xml:space="preserve"> connect( host, </w:t>
+      </w:r>
+      <w:proofErr w:type="spellStart"/>
+      <w:r>
+        <w:rPr>
+          <w:rFonts w:hint="eastAsia"/>
+          <w:color w:val="0000CC"/>
+          <w:sz w:val="18"/>
+          <w:szCs w:val="18"/>
+          <w:shd w:val="clear" w:color="auto" w:fill="80C687" w:themeFill="background1" w:themeFillShade="BF"/>
+        </w:rPr>
+        <w:t>svcname</w:t>
+      </w:r>
+      <w:proofErr w:type="spellEnd"/>
+      <w:r>
+        <w:rPr>
+          <w:rFonts w:hint="eastAsia"/>
+          <w:color w:val="0000CC"/>
+          <w:sz w:val="18"/>
+          <w:szCs w:val="18"/>
+          <w:shd w:val="clear" w:color="auto" w:fill="80C687" w:themeFill="background1" w:themeFillShade="BF"/>
+        </w:rPr>
+        <w:t xml:space="preserve"> )</w:t>
+      </w:r>
+    </w:p>
+    <w:p>
+      <w:pPr>
+        <w:rPr>
+          <w:color w:val="0000CC"/>
+          <w:sz w:val="18"/>
+          <w:szCs w:val="18"/>
+          <w:shd w:val="clear" w:color="auto" w:fill="80C687" w:themeFill="background1" w:themeFillShade="BF"/>
+        </w:rPr>
+      </w:pPr>
+      <w:r>
+        <w:rPr>
+          <w:rFonts w:hint="eastAsia"/>
+          <w:color w:val="0000CC"/>
+          <w:sz w:val="18"/>
+          <w:szCs w:val="18"/>
+          <w:shd w:val="clear" w:color="auto" w:fill="80C687" w:themeFill="background1" w:themeFillShade="BF"/>
+        </w:rPr>
+        <w:t>{</w:t>
+      </w:r>
+    </w:p>
+    <w:p>
+      <w:pPr>
+        <w:rPr>
+          <w:color w:val="0000CC"/>
+          <w:sz w:val="18"/>
+          <w:szCs w:val="18"/>
+          <w:shd w:val="clear" w:color="auto" w:fill="80C687" w:themeFill="background1" w:themeFillShade="BF"/>
+        </w:rPr>
+      </w:pPr>
+      <w:r>
+        <w:rPr>
+          <w:rFonts w:hint="eastAsia"/>
+          <w:color w:val="0000CC"/>
+          <w:sz w:val="18"/>
+          <w:szCs w:val="18"/>
+          <w:shd w:val="clear" w:color="auto" w:fill="80C687" w:themeFill="background1" w:themeFillShade="BF"/>
+        </w:rPr>
+        <w:t xml:space="preserve">   </w:t>
+      </w:r>
+      <w:proofErr w:type="gramStart"/>
+      <w:r>
+        <w:rPr>
+          <w:rFonts w:hint="eastAsia"/>
+          <w:color w:val="0000CC"/>
+          <w:sz w:val="18"/>
+          <w:szCs w:val="18"/>
+          <w:shd w:val="clear" w:color="auto" w:fill="80C687" w:themeFill="background1" w:themeFillShade="BF"/>
+        </w:rPr>
+        <w:t>if</w:t>
+      </w:r>
+      <w:proofErr w:type="gramEnd"/>
+      <w:r>
+        <w:rPr>
+          <w:rFonts w:hint="eastAsia"/>
+          <w:color w:val="0000CC"/>
+          <w:sz w:val="18"/>
+          <w:szCs w:val="18"/>
+          <w:shd w:val="clear" w:color="auto" w:fill="80C687" w:themeFill="background1" w:themeFillShade="BF"/>
+        </w:rPr>
+        <w:t xml:space="preserve"> ( host == undefined )</w:t>
+      </w:r>
+    </w:p>
+    <w:p>
+      <w:pPr>
+        <w:rPr>
+          <w:color w:val="0000CC"/>
+          <w:sz w:val="18"/>
+          <w:szCs w:val="18"/>
+          <w:shd w:val="clear" w:color="auto" w:fill="80C687" w:themeFill="background1" w:themeFillShade="BF"/>
+        </w:rPr>
+      </w:pPr>
+      <w:r>
+        <w:rPr>
+          <w:rFonts w:hint="eastAsia"/>
+          <w:color w:val="0000CC"/>
+          <w:sz w:val="18"/>
+          <w:szCs w:val="18"/>
+          <w:shd w:val="clear" w:color="auto" w:fill="80C687" w:themeFill="background1" w:themeFillShade="BF"/>
+        </w:rPr>
+        <w:t xml:space="preserve">   {</w:t>
+      </w:r>
+    </w:p>
+    <w:p>
+      <w:pPr>
+        <w:rPr>
+          <w:color w:val="0000CC"/>
+          <w:sz w:val="18"/>
+          <w:szCs w:val="18"/>
+          <w:shd w:val="clear" w:color="auto" w:fill="80C687" w:themeFill="background1" w:themeFillShade="BF"/>
+        </w:rPr>
+      </w:pPr>
+      <w:r>
+        <w:rPr>
+          <w:rFonts w:hint="eastAsia"/>
+          <w:color w:val="0000CC"/>
+          <w:sz w:val="18"/>
+          <w:szCs w:val="18"/>
+          <w:shd w:val="clear" w:color="auto" w:fill="80C687" w:themeFill="background1" w:themeFillShade="BF"/>
+        </w:rPr>
+        <w:t xml:space="preserve">      </w:t>
+      </w:r>
+      <w:proofErr w:type="gramStart"/>
+      <w:r>
+        <w:rPr>
+          <w:rFonts w:hint="eastAsia"/>
+          <w:color w:val="0000CC"/>
+          <w:sz w:val="18"/>
+          <w:szCs w:val="18"/>
+          <w:shd w:val="clear" w:color="auto" w:fill="80C687" w:themeFill="background1" w:themeFillShade="BF"/>
+        </w:rPr>
+        <w:t>host</w:t>
+      </w:r>
+      <w:proofErr w:type="gramEnd"/>
+      <w:r>
+        <w:rPr>
+          <w:rFonts w:hint="eastAsia"/>
+          <w:color w:val="0000CC"/>
+          <w:sz w:val="18"/>
+          <w:szCs w:val="18"/>
+          <w:shd w:val="clear" w:color="auto" w:fill="80C687" w:themeFill="background1" w:themeFillShade="BF"/>
+        </w:rPr>
+        <w:t xml:space="preserve"> = </w:t>
+      </w:r>
+      <w:r>
+        <w:rPr>
+          <w:color w:val="0000CC"/>
+          <w:sz w:val="18"/>
+          <w:szCs w:val="18"/>
+          <w:shd w:val="clear" w:color="auto" w:fill="80C687" w:themeFill="background1" w:themeFillShade="BF"/>
+        </w:rPr>
+        <w:t>“</w:t>
+      </w:r>
+      <w:r>
+        <w:rPr>
+          <w:rFonts w:hint="eastAsia"/>
+          <w:color w:val="0000CC"/>
+          <w:sz w:val="18"/>
+          <w:szCs w:val="18"/>
+          <w:shd w:val="clear" w:color="auto" w:fill="80C687" w:themeFill="background1" w:themeFillShade="BF"/>
+        </w:rPr>
+        <w:t>local</w:t>
+      </w:r>
+      <w:r>
+        <w:rPr>
+          <w:color w:val="0000CC"/>
+          <w:sz w:val="18"/>
+          <w:szCs w:val="18"/>
+          <w:shd w:val="clear" w:color="auto" w:fill="80C687" w:themeFill="background1" w:themeFillShade="BF"/>
+        </w:rPr>
+        <w:t>”</w:t>
+      </w:r>
+      <w:r>
+        <w:rPr>
+          <w:rFonts w:hint="eastAsia"/>
+          <w:color w:val="0000CC"/>
+          <w:sz w:val="18"/>
+          <w:szCs w:val="18"/>
+          <w:shd w:val="clear" w:color="auto" w:fill="80C687" w:themeFill="background1" w:themeFillShade="BF"/>
+        </w:rPr>
+        <w:t xml:space="preserve"> ;</w:t>
+      </w:r>
+    </w:p>
+    <w:p>
+      <w:pPr>
+        <w:rPr>
+          <w:color w:val="0000CC"/>
+          <w:sz w:val="18"/>
+          <w:szCs w:val="18"/>
+          <w:shd w:val="clear" w:color="auto" w:fill="80C687" w:themeFill="background1" w:themeFillShade="BF"/>
+        </w:rPr>
+      </w:pPr>
+      <w:r>
+        <w:rPr>
+          <w:rFonts w:hint="eastAsia"/>
+          <w:color w:val="0000CC"/>
+          <w:sz w:val="18"/>
+          <w:szCs w:val="18"/>
+          <w:shd w:val="clear" w:color="auto" w:fill="80C687" w:themeFill="background1" w:themeFillShade="BF"/>
+        </w:rPr>
+        <w:t xml:space="preserve">   }</w:t>
+      </w:r>
+    </w:p>
+    <w:p>
+      <w:pPr>
+        <w:rPr>
+          <w:color w:val="0000CC"/>
+          <w:sz w:val="18"/>
+          <w:szCs w:val="18"/>
+          <w:shd w:val="clear" w:color="auto" w:fill="80C687" w:themeFill="background1" w:themeFillShade="BF"/>
+        </w:rPr>
+      </w:pPr>
+      <w:r>
+        <w:rPr>
+          <w:rFonts w:hint="eastAsia"/>
+          <w:color w:val="0000CC"/>
+          <w:sz w:val="18"/>
+          <w:szCs w:val="18"/>
+          <w:shd w:val="clear" w:color="auto" w:fill="80C687" w:themeFill="background1" w:themeFillShade="BF"/>
+        </w:rPr>
+        <w:t xml:space="preserve">   </w:t>
+      </w:r>
+      <w:proofErr w:type="gramStart"/>
+      <w:r>
+        <w:rPr>
+          <w:rFonts w:hint="eastAsia"/>
+          <w:color w:val="0000CC"/>
+          <w:sz w:val="18"/>
+          <w:szCs w:val="18"/>
+          <w:shd w:val="clear" w:color="auto" w:fill="80C687" w:themeFill="background1" w:themeFillShade="BF"/>
+        </w:rPr>
+        <w:t>if</w:t>
+      </w:r>
+      <w:proofErr w:type="gramEnd"/>
+      <w:r>
+        <w:rPr>
+          <w:rFonts w:hint="eastAsia"/>
+          <w:color w:val="0000CC"/>
+          <w:sz w:val="18"/>
+          <w:szCs w:val="18"/>
+          <w:shd w:val="clear" w:color="auto" w:fill="80C687" w:themeFill="background1" w:themeFillShade="BF"/>
+        </w:rPr>
+        <w:t xml:space="preserve"> ( </w:t>
+      </w:r>
+      <w:proofErr w:type="spellStart"/>
+      <w:r>
+        <w:rPr>
+          <w:rFonts w:hint="eastAsia"/>
+          <w:color w:val="0000CC"/>
+          <w:sz w:val="18"/>
+          <w:szCs w:val="18"/>
+          <w:shd w:val="clear" w:color="auto" w:fill="80C687" w:themeFill="background1" w:themeFillShade="BF"/>
+        </w:rPr>
+        <w:t>svcname</w:t>
+      </w:r>
+      <w:proofErr w:type="spellEnd"/>
+      <w:r>
+        <w:rPr>
+          <w:rFonts w:hint="eastAsia"/>
+          <w:color w:val="0000CC"/>
+          <w:sz w:val="18"/>
+          <w:szCs w:val="18"/>
+          <w:shd w:val="clear" w:color="auto" w:fill="80C687" w:themeFill="background1" w:themeFillShade="BF"/>
+        </w:rPr>
+        <w:t xml:space="preserve"> == undefined )</w:t>
+      </w:r>
+    </w:p>
+    <w:p>
+      <w:pPr>
+        <w:rPr>
+          <w:color w:val="0000CC"/>
+          <w:sz w:val="18"/>
+          <w:szCs w:val="18"/>
+          <w:shd w:val="clear" w:color="auto" w:fill="80C687" w:themeFill="background1" w:themeFillShade="BF"/>
+        </w:rPr>
+      </w:pPr>
+      <w:r>
+        <w:rPr>
+          <w:rFonts w:hint="eastAsia"/>
+          <w:color w:val="0000CC"/>
+          <w:sz w:val="18"/>
+          <w:szCs w:val="18"/>
+          <w:shd w:val="clear" w:color="auto" w:fill="80C687" w:themeFill="background1" w:themeFillShade="BF"/>
+        </w:rPr>
+        <w:t xml:space="preserve">   {</w:t>
+      </w:r>
+    </w:p>
+    <w:p>
+      <w:pPr>
+        <w:rPr>
+          <w:color w:val="0000CC"/>
+          <w:sz w:val="18"/>
+          <w:szCs w:val="18"/>
+          <w:shd w:val="clear" w:color="auto" w:fill="80C687" w:themeFill="background1" w:themeFillShade="BF"/>
+        </w:rPr>
+      </w:pPr>
+      <w:r>
+        <w:rPr>
+          <w:rFonts w:hint="eastAsia"/>
+          <w:color w:val="0000CC"/>
+          <w:sz w:val="18"/>
+          <w:szCs w:val="18"/>
+          <w:shd w:val="clear" w:color="auto" w:fill="80C687" w:themeFill="background1" w:themeFillShade="BF"/>
+        </w:rPr>
+        <w:t xml:space="preserve">      </w:t>
+      </w:r>
+      <w:proofErr w:type="spellStart"/>
+      <w:proofErr w:type="gramStart"/>
+      <w:r>
+        <w:rPr>
+          <w:rFonts w:hint="eastAsia"/>
+          <w:color w:val="0000CC"/>
+          <w:sz w:val="18"/>
+          <w:szCs w:val="18"/>
+          <w:shd w:val="clear" w:color="auto" w:fill="80C687" w:themeFill="background1" w:themeFillShade="BF"/>
+        </w:rPr>
+        <w:t>svcname</w:t>
+      </w:r>
+      <w:proofErr w:type="spellEnd"/>
+      <w:proofErr w:type="gramEnd"/>
+      <w:r>
+        <w:rPr>
+          <w:rFonts w:hint="eastAsia"/>
+          <w:color w:val="0000CC"/>
+          <w:sz w:val="18"/>
+          <w:szCs w:val="18"/>
+          <w:shd w:val="clear" w:color="auto" w:fill="80C687" w:themeFill="background1" w:themeFillShade="BF"/>
+        </w:rPr>
+        <w:t xml:space="preserve"> = </w:t>
+      </w:r>
+      <w:r>
+        <w:rPr>
+          <w:color w:val="0000CC"/>
+          <w:sz w:val="18"/>
+          <w:szCs w:val="18"/>
+          <w:shd w:val="clear" w:color="auto" w:fill="80C687" w:themeFill="background1" w:themeFillShade="BF"/>
+        </w:rPr>
+        <w:t>“</w:t>
+      </w:r>
+      <w:r>
+        <w:rPr>
+          <w:rFonts w:hint="eastAsia"/>
+          <w:color w:val="0000CC"/>
+          <w:sz w:val="18"/>
+          <w:szCs w:val="18"/>
+          <w:shd w:val="clear" w:color="auto" w:fill="80C687" w:themeFill="background1" w:themeFillShade="BF"/>
+        </w:rPr>
+        <w:t>11810</w:t>
+      </w:r>
+      <w:r>
+        <w:rPr>
+          <w:color w:val="0000CC"/>
+          <w:sz w:val="18"/>
+          <w:szCs w:val="18"/>
+          <w:shd w:val="clear" w:color="auto" w:fill="80C687" w:themeFill="background1" w:themeFillShade="BF"/>
+        </w:rPr>
+        <w:t>”</w:t>
+      </w:r>
+      <w:r>
+        <w:rPr>
+          <w:rFonts w:hint="eastAsia"/>
+          <w:color w:val="0000CC"/>
+          <w:sz w:val="18"/>
+          <w:szCs w:val="18"/>
+          <w:shd w:val="clear" w:color="auto" w:fill="80C687" w:themeFill="background1" w:themeFillShade="BF"/>
+        </w:rPr>
+        <w:t xml:space="preserve"> ;</w:t>
+      </w:r>
+    </w:p>
+    <w:p>
+      <w:pPr>
+        <w:rPr>
+          <w:color w:val="0000CC"/>
+          <w:sz w:val="18"/>
+          <w:szCs w:val="18"/>
+          <w:shd w:val="clear" w:color="auto" w:fill="80C687" w:themeFill="background1" w:themeFillShade="BF"/>
+        </w:rPr>
+      </w:pPr>
+      <w:r>
+        <w:rPr>
+          <w:rFonts w:hint="eastAsia"/>
+          <w:color w:val="0000CC"/>
+          <w:sz w:val="18"/>
+          <w:szCs w:val="18"/>
+          <w:shd w:val="clear" w:color="auto" w:fill="80C687" w:themeFill="background1" w:themeFillShade="BF"/>
+        </w:rPr>
+        <w:t>}</w:t>
+      </w:r>
+    </w:p>
+    <w:p>
+      <w:pPr>
+        <w:rPr>
+          <w:color w:val="0000CC"/>
+          <w:sz w:val="18"/>
+          <w:szCs w:val="18"/>
+          <w:shd w:val="clear" w:color="auto" w:fill="80C687" w:themeFill="background1" w:themeFillShade="BF"/>
+        </w:rPr>
+      </w:pPr>
+      <w:r>
+        <w:rPr>
+          <w:rFonts w:hint="eastAsia"/>
+          <w:color w:val="0000CC"/>
+          <w:sz w:val="18"/>
+          <w:szCs w:val="18"/>
+          <w:shd w:val="clear" w:color="auto" w:fill="80C687" w:themeFill="background1" w:themeFillShade="BF"/>
+        </w:rPr>
+        <w:t>}</w:t>
+      </w:r>
+    </w:p>
+    <w:p>
+      <w:r>
+        <w:rPr>
+          <w:rFonts w:hint="eastAsia"/>
+        </w:rPr>
+        <w:t>或：</w:t>
+      </w:r>
+    </w:p>
+    <w:p>
+      <w:pPr>
+        <w:rPr>
+          <w:color w:val="0000CC"/>
+          <w:sz w:val="18"/>
+          <w:szCs w:val="18"/>
+          <w:shd w:val="clear" w:color="auto" w:fill="80C687" w:themeFill="background1" w:themeFillShade="BF"/>
+        </w:rPr>
+      </w:pPr>
+      <w:proofErr w:type="gramStart"/>
+      <w:r>
+        <w:rPr>
+          <w:rFonts w:hint="eastAsia"/>
+          <w:color w:val="0000CC"/>
+          <w:sz w:val="18"/>
+          <w:szCs w:val="18"/>
+          <w:shd w:val="clear" w:color="auto" w:fill="80C687" w:themeFill="background1" w:themeFillShade="BF"/>
+        </w:rPr>
+        <w:t>function</w:t>
+      </w:r>
+      <w:proofErr w:type="gramEnd"/>
+      <w:r>
+        <w:rPr>
+          <w:rFonts w:hint="eastAsia"/>
+          <w:color w:val="0000CC"/>
+          <w:sz w:val="18"/>
+          <w:szCs w:val="18"/>
+          <w:shd w:val="clear" w:color="auto" w:fill="80C687" w:themeFill="background1" w:themeFillShade="BF"/>
+        </w:rPr>
+        <w:t xml:space="preserve"> connect( host, </w:t>
+      </w:r>
+      <w:proofErr w:type="spellStart"/>
+      <w:r>
+        <w:rPr>
+          <w:rFonts w:hint="eastAsia"/>
+          <w:color w:val="0000CC"/>
+          <w:sz w:val="18"/>
+          <w:szCs w:val="18"/>
+          <w:shd w:val="clear" w:color="auto" w:fill="80C687" w:themeFill="background1" w:themeFillShade="BF"/>
+        </w:rPr>
+        <w:t>svcname</w:t>
+      </w:r>
+      <w:proofErr w:type="spellEnd"/>
+      <w:r>
+        <w:rPr>
+          <w:rFonts w:hint="eastAsia"/>
+          <w:color w:val="0000CC"/>
+          <w:sz w:val="18"/>
+          <w:szCs w:val="18"/>
+          <w:shd w:val="clear" w:color="auto" w:fill="80C687" w:themeFill="background1" w:themeFillShade="BF"/>
+        </w:rPr>
+        <w:t xml:space="preserve"> )</w:t>
+      </w:r>
+    </w:p>
+    <w:p>
+      <w:pPr>
+        <w:rPr>
+          <w:color w:val="0000CC"/>
+          <w:sz w:val="18"/>
+          <w:szCs w:val="18"/>
+          <w:shd w:val="clear" w:color="auto" w:fill="80C687" w:themeFill="background1" w:themeFillShade="BF"/>
+        </w:rPr>
+      </w:pPr>
+      <w:r>
+        <w:rPr>
+          <w:rFonts w:hint="eastAsia"/>
+          <w:color w:val="0000CC"/>
+          <w:sz w:val="18"/>
+          <w:szCs w:val="18"/>
+          <w:shd w:val="clear" w:color="auto" w:fill="80C687" w:themeFill="background1" w:themeFillShade="BF"/>
+        </w:rPr>
+        <w:t>{</w:t>
+      </w:r>
+    </w:p>
+    <w:p>
+      <w:pPr>
+        <w:rPr>
+          <w:color w:val="0000CC"/>
+          <w:sz w:val="18"/>
+          <w:szCs w:val="18"/>
+          <w:shd w:val="clear" w:color="auto" w:fill="80C687" w:themeFill="background1" w:themeFillShade="BF"/>
+        </w:rPr>
+      </w:pPr>
+      <w:r>
+        <w:rPr>
+          <w:rFonts w:hint="eastAsia"/>
+          <w:color w:val="0000CC"/>
+          <w:sz w:val="18"/>
+          <w:szCs w:val="18"/>
+          <w:shd w:val="clear" w:color="auto" w:fill="80C687" w:themeFill="background1" w:themeFillShade="BF"/>
+        </w:rPr>
+        <w:t xml:space="preserve">   </w:t>
+      </w:r>
+      <w:proofErr w:type="gramStart"/>
+      <w:r>
+        <w:rPr>
+          <w:color w:val="0000CC"/>
+          <w:sz w:val="18"/>
+          <w:szCs w:val="18"/>
+          <w:shd w:val="clear" w:color="auto" w:fill="80C687" w:themeFill="background1" w:themeFillShade="BF"/>
+        </w:rPr>
+        <w:t>host</w:t>
+      </w:r>
+      <w:proofErr w:type="gramEnd"/>
+      <w:r>
+        <w:rPr>
+          <w:color w:val="0000CC"/>
+          <w:sz w:val="18"/>
+          <w:szCs w:val="18"/>
+          <w:shd w:val="clear" w:color="auto" w:fill="80C687" w:themeFill="background1" w:themeFillShade="BF"/>
+        </w:rPr>
+        <w:t xml:space="preserve"> </w:t>
+      </w:r>
+      <w:r>
+        <w:rPr>
+          <w:rFonts w:hint="eastAsia"/>
+          <w:color w:val="0000CC"/>
+          <w:sz w:val="18"/>
+          <w:szCs w:val="18"/>
+          <w:shd w:val="clear" w:color="auto" w:fill="80C687" w:themeFill="background1" w:themeFillShade="BF"/>
+        </w:rPr>
+        <w:t xml:space="preserve">= arguments[0] ? </w:t>
+      </w:r>
+      <w:proofErr w:type="gramStart"/>
+      <w:r>
+        <w:rPr>
+          <w:rFonts w:hint="eastAsia"/>
+          <w:color w:val="0000CC"/>
+          <w:sz w:val="18"/>
+          <w:szCs w:val="18"/>
+          <w:shd w:val="clear" w:color="auto" w:fill="80C687" w:themeFill="background1" w:themeFillShade="BF"/>
+        </w:rPr>
+        <w:t>arguments[</w:t>
+      </w:r>
+      <w:proofErr w:type="gramEnd"/>
+      <w:r>
+        <w:rPr>
+          <w:rFonts w:hint="eastAsia"/>
+          <w:color w:val="0000CC"/>
+          <w:sz w:val="18"/>
+          <w:szCs w:val="18"/>
+          <w:shd w:val="clear" w:color="auto" w:fill="80C687" w:themeFill="background1" w:themeFillShade="BF"/>
+        </w:rPr>
+        <w:t xml:space="preserve">0] : </w:t>
+      </w:r>
+      <w:r>
+        <w:rPr>
+          <w:color w:val="0000CC"/>
+          <w:sz w:val="18"/>
+          <w:szCs w:val="18"/>
+          <w:shd w:val="clear" w:color="auto" w:fill="80C687" w:themeFill="background1" w:themeFillShade="BF"/>
+        </w:rPr>
+        <w:t>“</w:t>
+      </w:r>
+      <w:r>
+        <w:rPr>
+          <w:rFonts w:hint="eastAsia"/>
+          <w:color w:val="0000CC"/>
+          <w:sz w:val="18"/>
+          <w:szCs w:val="18"/>
+          <w:shd w:val="clear" w:color="auto" w:fill="80C687" w:themeFill="background1" w:themeFillShade="BF"/>
+        </w:rPr>
+        <w:t>local</w:t>
+      </w:r>
+      <w:r>
+        <w:rPr>
+          <w:color w:val="0000CC"/>
+          <w:sz w:val="18"/>
+          <w:szCs w:val="18"/>
+          <w:shd w:val="clear" w:color="auto" w:fill="80C687" w:themeFill="background1" w:themeFillShade="BF"/>
+        </w:rPr>
+        <w:t>”</w:t>
+      </w:r>
+      <w:r>
+        <w:rPr>
+          <w:rFonts w:hint="eastAsia"/>
+          <w:color w:val="0000CC"/>
+          <w:sz w:val="18"/>
+          <w:szCs w:val="18"/>
+          <w:shd w:val="clear" w:color="auto" w:fill="80C687" w:themeFill="background1" w:themeFillShade="BF"/>
+        </w:rPr>
+        <w:t xml:space="preserve"> ;</w:t>
+      </w:r>
+    </w:p>
+    <w:p>
+      <w:pPr>
+        <w:rPr>
+          <w:color w:val="0000CC"/>
+          <w:sz w:val="18"/>
+          <w:szCs w:val="18"/>
+          <w:shd w:val="clear" w:color="auto" w:fill="80C687" w:themeFill="background1" w:themeFillShade="BF"/>
+        </w:rPr>
+      </w:pPr>
+      <w:r>
+        <w:rPr>
+          <w:rFonts w:hint="eastAsia"/>
+          <w:color w:val="0000CC"/>
+          <w:sz w:val="18"/>
+          <w:szCs w:val="18"/>
+          <w:shd w:val="clear" w:color="auto" w:fill="80C687" w:themeFill="background1" w:themeFillShade="BF"/>
+        </w:rPr>
+        <w:t xml:space="preserve">   </w:t>
+      </w:r>
+      <w:proofErr w:type="spellStart"/>
+      <w:proofErr w:type="gramStart"/>
+      <w:r>
+        <w:rPr>
+          <w:rFonts w:hint="eastAsia"/>
+          <w:color w:val="0000CC"/>
+          <w:sz w:val="18"/>
+          <w:szCs w:val="18"/>
+          <w:shd w:val="clear" w:color="auto" w:fill="80C687" w:themeFill="background1" w:themeFillShade="BF"/>
+        </w:rPr>
+        <w:t>svcname</w:t>
+      </w:r>
+      <w:proofErr w:type="spellEnd"/>
+      <w:proofErr w:type="gramEnd"/>
+      <w:r>
+        <w:rPr>
+          <w:rFonts w:hint="eastAsia"/>
+          <w:color w:val="0000CC"/>
+          <w:sz w:val="18"/>
+          <w:szCs w:val="18"/>
+          <w:shd w:val="clear" w:color="auto" w:fill="80C687" w:themeFill="background1" w:themeFillShade="BF"/>
+        </w:rPr>
+        <w:t xml:space="preserve"> = arguments[1] ? </w:t>
+      </w:r>
+      <w:proofErr w:type="gramStart"/>
+      <w:r>
+        <w:rPr>
+          <w:rFonts w:hint="eastAsia"/>
+          <w:color w:val="0000CC"/>
+          <w:sz w:val="18"/>
+          <w:szCs w:val="18"/>
+          <w:shd w:val="clear" w:color="auto" w:fill="80C687" w:themeFill="background1" w:themeFillShade="BF"/>
+        </w:rPr>
+        <w:t>arguments[</w:t>
+      </w:r>
+      <w:proofErr w:type="gramEnd"/>
+      <w:r>
+        <w:rPr>
+          <w:rFonts w:hint="eastAsia"/>
+          <w:color w:val="0000CC"/>
+          <w:sz w:val="18"/>
+          <w:szCs w:val="18"/>
+          <w:shd w:val="clear" w:color="auto" w:fill="80C687" w:themeFill="background1" w:themeFillShade="BF"/>
+        </w:rPr>
+        <w:t xml:space="preserve">1] : </w:t>
+      </w:r>
+      <w:r>
+        <w:rPr>
+          <w:color w:val="0000CC"/>
+          <w:sz w:val="18"/>
+          <w:szCs w:val="18"/>
+          <w:shd w:val="clear" w:color="auto" w:fill="80C687" w:themeFill="background1" w:themeFillShade="BF"/>
+        </w:rPr>
+        <w:t>“</w:t>
+      </w:r>
+      <w:r>
+        <w:rPr>
+          <w:rFonts w:hint="eastAsia"/>
+          <w:color w:val="0000CC"/>
+          <w:sz w:val="18"/>
+          <w:szCs w:val="18"/>
+          <w:shd w:val="clear" w:color="auto" w:fill="80C687" w:themeFill="background1" w:themeFillShade="BF"/>
+        </w:rPr>
+        <w:t>11810</w:t>
+      </w:r>
+      <w:r>
+        <w:rPr>
+          <w:color w:val="0000CC"/>
+          <w:sz w:val="18"/>
+          <w:szCs w:val="18"/>
+          <w:shd w:val="clear" w:color="auto" w:fill="80C687" w:themeFill="background1" w:themeFillShade="BF"/>
+        </w:rPr>
+        <w:t>”</w:t>
+      </w:r>
+      <w:r>
+        <w:rPr>
+          <w:rFonts w:hint="eastAsia"/>
+          <w:color w:val="0000CC"/>
+          <w:sz w:val="18"/>
+          <w:szCs w:val="18"/>
+          <w:shd w:val="clear" w:color="auto" w:fill="80C687" w:themeFill="background1" w:themeFillShade="BF"/>
+        </w:rPr>
+        <w:t xml:space="preserve"> ;</w:t>
+      </w:r>
+    </w:p>
+    <w:p>
+      <w:pPr>
+        <w:rPr>
+          <w:color w:val="0000CC"/>
+          <w:sz w:val="18"/>
+          <w:szCs w:val="18"/>
+          <w:shd w:val="clear" w:color="auto" w:fill="80C687" w:themeFill="background1" w:themeFillShade="BF"/>
+        </w:rPr>
+      </w:pPr>
+      <w:r>
+        <w:rPr>
+          <w:rFonts w:hint="eastAsia"/>
+          <w:color w:val="0000CC"/>
+          <w:sz w:val="18"/>
+          <w:szCs w:val="18"/>
+          <w:shd w:val="clear" w:color="auto" w:fill="80C687" w:themeFill="background1" w:themeFillShade="BF"/>
+        </w:rPr>
+        <w:t>}</w:t>
+      </w:r>
+    </w:p>
+    <w:p>
+      <w:pPr>
+        <w:pStyle w:val="Heading2"/>
+      </w:pPr>
+      <w:r>
+        <w:rPr>
+          <w:rFonts w:hint="eastAsia"/>
+        </w:rPr>
+        <w:t>变量命名</w:t>
+      </w:r>
+    </w:p>
+    <w:p>
+      <w:r>
+        <w:rPr>
+          <w:rFonts w:hint="eastAsia"/>
+        </w:rPr>
+        <w:tab/>
+      </w:r>
+      <w:r>
+        <w:rPr>
+          <w:rFonts w:hint="eastAsia"/>
+        </w:rPr>
+        <w:t>局部变量、函数名统一</w:t>
+      </w:r>
+      <w:r>
+        <w:rPr>
+          <w:rFonts w:hint="eastAsia"/>
+        </w:rPr>
+        <w:t>驼峰命名法：</w:t>
+      </w:r>
+      <w:r>
+        <w:rPr>
+          <w:rFonts w:hint="eastAsia"/>
+        </w:rPr>
+        <w:t>以小写开头，</w:t>
+      </w:r>
+      <w:r>
+        <w:rPr>
+          <w:rFonts w:hint="eastAsia"/>
+        </w:rPr>
+        <w:t>除了第一个</w:t>
+      </w:r>
+      <w:r>
+        <w:rPr>
+          <w:rFonts w:hint="eastAsia"/>
+        </w:rPr>
+        <w:t>单词</w:t>
+      </w:r>
+      <w:r>
+        <w:rPr>
+          <w:rFonts w:hint="eastAsia"/>
+        </w:rPr>
+        <w:t>外其余单词</w:t>
+      </w:r>
+      <w:r>
+        <w:rPr>
+          <w:rFonts w:hint="eastAsia"/>
+        </w:rPr>
+        <w:t>首字母大写，如：</w:t>
+      </w:r>
+      <w:proofErr w:type="spellStart"/>
+      <w:r>
+        <w:rPr>
+          <w:rFonts w:hint="eastAsia"/>
+        </w:rPr>
+        <w:t>createDomain</w:t>
+      </w:r>
+      <w:proofErr w:type="spellEnd"/>
       <w:r>
         <w:rPr>
           <w:rFonts w:hint="eastAsia"/>
@@ -3812,11 +6114,6 @@
       </w:r>
     </w:p>
     <w:p>
-      <w:pPr>
-        <w:rPr>
-          <w:rFonts w:hint="eastAsia"/>
-        </w:rPr>
-      </w:pPr>
       <w:r>
         <w:rPr>
           <w:rFonts w:hint="eastAsia"/>
@@ -3827,7 +6124,25 @@
         <w:rPr>
           <w:rFonts w:hint="eastAsia"/>
         </w:rPr>
-        <w:t>建议测试用例在成功时不要打印过多信息，打印过多信息会增加定位的难度和减慢执行效率。</w:t>
+        <w:t>全局变量统一大写，单词之间用“</w:t>
+      </w:r>
+      <w:r>
+        <w:rPr>
+          <w:rFonts w:hint="eastAsia"/>
+        </w:rPr>
+        <w:t>_</w:t>
+      </w:r>
+      <w:r>
+        <w:rPr>
+          <w:rFonts w:hint="eastAsia"/>
+        </w:rPr>
+        <w:t>”分隔</w:t>
+      </w:r>
+      <w:r>
+        <w:rPr>
+          <w:rFonts w:hint="eastAsia"/>
+        </w:rPr>
+        <w:t>。</w:t>
       </w:r>
     </w:p>
     <w:p>
@@ -3838,7 +6153,79 @@
         <w:rPr>
           <w:rFonts w:hint="eastAsia"/>
         </w:rPr>
-        <w:t>使用</w:t>
+        <w:t>不要滥用全局变量</w:t>
+      </w:r>
+    </w:p>
+    <w:p>
+      <w:pPr>
+        <w:rPr>
+          <w:rFonts w:hint="eastAsia"/>
+        </w:rPr>
+      </w:pPr>
+      <w:r>
+        <w:rPr>
+          <w:rFonts w:hint="eastAsia"/>
+        </w:rPr>
+        <w:tab/>
+      </w:r>
+      <w:r>
+        <w:rPr>
+          <w:rFonts w:hint="eastAsia"/>
+        </w:rPr>
+        <w:t>可以使用局部变量解决的话，就不要创建全局变量。</w:t>
+      </w:r>
+      <w:r>
+        <w:rPr>
+          <w:rFonts w:hint="eastAsia"/>
+        </w:rPr>
+        <w:t>尽量把变量的作用范围控制在使用它的函数里面。对于全局变量，你很难晓得它在哪里被改变，在哪里又被调用。</w:t>
+      </w:r>
+    </w:p>
+    <w:p>
+      <w:pPr>
+        <w:rPr>
+          <w:rFonts w:hint="eastAsia"/>
+        </w:rPr>
+      </w:pPr>
+      <w:r>
+        <w:rPr>
+          <w:rFonts w:hint="eastAsia"/>
+        </w:rPr>
+        <w:tab/>
+      </w:r>
+      <w:r>
+        <w:rPr>
+          <w:rFonts w:hint="eastAsia"/>
+        </w:rPr>
+        <w:t>如</w:t>
+      </w:r>
+      <w:proofErr w:type="spellStart"/>
+      <w:r>
+        <w:rPr>
+          <w:rFonts w:hint="eastAsia"/>
+        </w:rPr>
+        <w:t>csName</w:t>
+      </w:r>
+      <w:proofErr w:type="spellEnd"/>
+      <w:r>
+        <w:rPr>
+          <w:rFonts w:hint="eastAsia"/>
+        </w:rPr>
+        <w:t>、</w:t>
+      </w:r>
+      <w:proofErr w:type="spellStart"/>
+      <w:r>
+        <w:rPr>
+          <w:rFonts w:hint="eastAsia"/>
+        </w:rPr>
+        <w:t>clName</w:t>
+      </w:r>
+      <w:proofErr w:type="spellEnd"/>
+      <w:r>
+        <w:rPr>
+          <w:rFonts w:hint="eastAsia"/>
+        </w:rPr>
+        <w:t>变量，可以放在</w:t>
       </w:r>
       <w:r>
         <w:rPr>
@@ -3850,7 +6237,618 @@
         <w:rPr>
           <w:rFonts w:hint="eastAsia"/>
         </w:rPr>
-        <w:t>作为程序入口</w:t>
+        <w:t>函数里面再定义。</w:t>
+      </w:r>
+      <w:r>
+        <w:rPr>
+          <w:rFonts w:hint="eastAsia"/>
+        </w:rPr>
+        <w:t>当其他子函数要使用它们时，再用参数传进去：</w:t>
+      </w:r>
+    </w:p>
+    <w:p>
+      <w:pPr>
+        <w:rPr>
+          <w:rFonts w:hint="eastAsia"/>
+          <w:color w:val="0000CC"/>
+          <w:sz w:val="18"/>
+          <w:szCs w:val="18"/>
+          <w:shd w:val="clear" w:color="auto" w:fill="80C687" w:themeFill="background1" w:themeFillShade="BF"/>
+        </w:rPr>
+      </w:pPr>
+      <w:proofErr w:type="gramStart"/>
+      <w:r>
+        <w:rPr>
+          <w:rFonts w:hint="eastAsia"/>
+          <w:color w:val="0000CC"/>
+          <w:sz w:val="18"/>
+          <w:szCs w:val="18"/>
+          <w:shd w:val="clear" w:color="auto" w:fill="80C687" w:themeFill="background1" w:themeFillShade="BF"/>
+        </w:rPr>
+        <w:t>main()</w:t>
+      </w:r>
+      <w:proofErr w:type="gramEnd"/>
+    </w:p>
+    <w:p>
+      <w:pPr>
+        <w:rPr>
+          <w:color w:val="0000CC"/>
+          <w:sz w:val="18"/>
+          <w:szCs w:val="18"/>
+          <w:shd w:val="clear" w:color="auto" w:fill="80C687" w:themeFill="background1" w:themeFillShade="BF"/>
+        </w:rPr>
+      </w:pPr>
+      <w:proofErr w:type="gramStart"/>
+      <w:r>
+        <w:rPr>
+          <w:rFonts w:hint="eastAsia"/>
+          <w:color w:val="0000CC"/>
+          <w:sz w:val="18"/>
+          <w:szCs w:val="18"/>
+          <w:shd w:val="clear" w:color="auto" w:fill="80C687" w:themeFill="background1" w:themeFillShade="BF"/>
+        </w:rPr>
+        <w:t>function</w:t>
+      </w:r>
+      <w:proofErr w:type="gramEnd"/>
+      <w:r>
+        <w:rPr>
+          <w:rFonts w:hint="eastAsia"/>
+          <w:color w:val="0000CC"/>
+          <w:sz w:val="18"/>
+          <w:szCs w:val="18"/>
+          <w:shd w:val="clear" w:color="auto" w:fill="80C687" w:themeFill="background1" w:themeFillShade="BF"/>
+        </w:rPr>
+        <w:t xml:space="preserve"> main()</w:t>
+      </w:r>
+    </w:p>
+    <w:p>
+      <w:pPr>
+        <w:rPr>
+          <w:color w:val="0000CC"/>
+          <w:sz w:val="18"/>
+          <w:szCs w:val="18"/>
+          <w:shd w:val="clear" w:color="auto" w:fill="80C687" w:themeFill="background1" w:themeFillShade="BF"/>
+        </w:rPr>
+      </w:pPr>
+      <w:r>
+        <w:rPr>
+          <w:rFonts w:hint="eastAsia"/>
+          <w:color w:val="0000CC"/>
+          <w:sz w:val="18"/>
+          <w:szCs w:val="18"/>
+          <w:shd w:val="clear" w:color="auto" w:fill="80C687" w:themeFill="background1" w:themeFillShade="BF"/>
+        </w:rPr>
+        <w:t>{</w:t>
+      </w:r>
+    </w:p>
+    <w:p>
+      <w:pPr>
+        <w:rPr>
+          <w:color w:val="0000CC"/>
+          <w:sz w:val="18"/>
+          <w:szCs w:val="18"/>
+          <w:shd w:val="clear" w:color="auto" w:fill="80C687" w:themeFill="background1" w:themeFillShade="BF"/>
+        </w:rPr>
+      </w:pPr>
+      <w:r>
+        <w:rPr>
+          <w:rFonts w:hint="eastAsia"/>
+          <w:color w:val="0000CC"/>
+          <w:sz w:val="18"/>
+          <w:szCs w:val="18"/>
+          <w:shd w:val="clear" w:color="auto" w:fill="80C687" w:themeFill="background1" w:themeFillShade="BF"/>
+        </w:rPr>
+        <w:t xml:space="preserve">   </w:t>
+      </w:r>
+      <w:proofErr w:type="spellStart"/>
+      <w:proofErr w:type="gramStart"/>
+      <w:r>
+        <w:rPr>
+          <w:rFonts w:hint="eastAsia"/>
+          <w:color w:val="0000CC"/>
+          <w:sz w:val="18"/>
+          <w:szCs w:val="18"/>
+          <w:shd w:val="clear" w:color="auto" w:fill="80C687" w:themeFill="background1" w:themeFillShade="BF"/>
+        </w:rPr>
+        <w:t>var</w:t>
+      </w:r>
+      <w:proofErr w:type="spellEnd"/>
+      <w:proofErr w:type="gramEnd"/>
+      <w:r>
+        <w:rPr>
+          <w:rFonts w:hint="eastAsia"/>
+          <w:color w:val="0000CC"/>
+          <w:sz w:val="18"/>
+          <w:szCs w:val="18"/>
+          <w:shd w:val="clear" w:color="auto" w:fill="80C687" w:themeFill="background1" w:themeFillShade="BF"/>
+        </w:rPr>
+        <w:t xml:space="preserve"> </w:t>
+      </w:r>
+      <w:proofErr w:type="spellStart"/>
+      <w:r>
+        <w:rPr>
+          <w:rFonts w:hint="eastAsia"/>
+          <w:color w:val="0000CC"/>
+          <w:sz w:val="18"/>
+          <w:szCs w:val="18"/>
+          <w:shd w:val="clear" w:color="auto" w:fill="80C687" w:themeFill="background1" w:themeFillShade="BF"/>
+        </w:rPr>
+        <w:t>csName</w:t>
+      </w:r>
+      <w:proofErr w:type="spellEnd"/>
+      <w:r>
+        <w:rPr>
+          <w:rFonts w:hint="eastAsia"/>
+          <w:color w:val="0000CC"/>
+          <w:sz w:val="18"/>
+          <w:szCs w:val="18"/>
+          <w:shd w:val="clear" w:color="auto" w:fill="80C687" w:themeFill="background1" w:themeFillShade="BF"/>
+        </w:rPr>
+        <w:t xml:space="preserve"> = </w:t>
+      </w:r>
+      <w:r>
+        <w:rPr>
+          <w:color w:val="0000CC"/>
+          <w:sz w:val="18"/>
+          <w:szCs w:val="18"/>
+          <w:shd w:val="clear" w:color="auto" w:fill="80C687" w:themeFill="background1" w:themeFillShade="BF"/>
+        </w:rPr>
+        <w:t>COMMCSNAME</w:t>
+      </w:r>
+      <w:r>
+        <w:rPr>
+          <w:rFonts w:hint="eastAsia"/>
+          <w:color w:val="0000CC"/>
+          <w:sz w:val="18"/>
+          <w:szCs w:val="18"/>
+          <w:shd w:val="clear" w:color="auto" w:fill="80C687" w:themeFill="background1" w:themeFillShade="BF"/>
+        </w:rPr>
+        <w:t xml:space="preserve"> + </w:t>
+      </w:r>
+      <w:r>
+        <w:rPr>
+          <w:color w:val="0000CC"/>
+          <w:sz w:val="18"/>
+          <w:szCs w:val="18"/>
+          <w:shd w:val="clear" w:color="auto" w:fill="80C687" w:themeFill="background1" w:themeFillShade="BF"/>
+        </w:rPr>
+        <w:t>“</w:t>
+      </w:r>
+      <w:r>
+        <w:rPr>
+          <w:rFonts w:hint="eastAsia"/>
+          <w:color w:val="0000CC"/>
+          <w:sz w:val="18"/>
+          <w:szCs w:val="18"/>
+          <w:shd w:val="clear" w:color="auto" w:fill="80C687" w:themeFill="background1" w:themeFillShade="BF"/>
+        </w:rPr>
+        <w:t>_cs</w:t>
+      </w:r>
+      <w:r>
+        <w:rPr>
+          <w:color w:val="0000CC"/>
+          <w:sz w:val="18"/>
+          <w:szCs w:val="18"/>
+          <w:shd w:val="clear" w:color="auto" w:fill="80C687" w:themeFill="background1" w:themeFillShade="BF"/>
+        </w:rPr>
+        <w:t>”</w:t>
+      </w:r>
+      <w:r>
+        <w:rPr>
+          <w:rFonts w:hint="eastAsia"/>
+          <w:color w:val="0000CC"/>
+          <w:sz w:val="18"/>
+          <w:szCs w:val="18"/>
+          <w:shd w:val="clear" w:color="auto" w:fill="80C687" w:themeFill="background1" w:themeFillShade="BF"/>
+        </w:rPr>
+        <w:t>;</w:t>
+      </w:r>
+    </w:p>
+    <w:p>
+      <w:pPr>
+        <w:rPr>
+          <w:rFonts w:hint="eastAsia"/>
+          <w:color w:val="0000CC"/>
+          <w:sz w:val="18"/>
+          <w:szCs w:val="18"/>
+          <w:shd w:val="clear" w:color="auto" w:fill="80C687" w:themeFill="background1" w:themeFillShade="BF"/>
+        </w:rPr>
+      </w:pPr>
+      <w:r>
+        <w:rPr>
+          <w:rFonts w:hint="eastAsia"/>
+          <w:color w:val="0000CC"/>
+          <w:sz w:val="18"/>
+          <w:szCs w:val="18"/>
+          <w:shd w:val="clear" w:color="auto" w:fill="80C687" w:themeFill="background1" w:themeFillShade="BF"/>
+        </w:rPr>
+        <w:t xml:space="preserve">   </w:t>
+      </w:r>
+      <w:proofErr w:type="spellStart"/>
+      <w:proofErr w:type="gramStart"/>
+      <w:r>
+        <w:rPr>
+          <w:rFonts w:hint="eastAsia"/>
+          <w:color w:val="0000CC"/>
+          <w:sz w:val="18"/>
+          <w:szCs w:val="18"/>
+          <w:shd w:val="clear" w:color="auto" w:fill="80C687" w:themeFill="background1" w:themeFillShade="BF"/>
+        </w:rPr>
+        <w:t>var</w:t>
+      </w:r>
+      <w:proofErr w:type="spellEnd"/>
+      <w:proofErr w:type="gramEnd"/>
+      <w:r>
+        <w:rPr>
+          <w:rFonts w:hint="eastAsia"/>
+          <w:color w:val="0000CC"/>
+          <w:sz w:val="18"/>
+          <w:szCs w:val="18"/>
+          <w:shd w:val="clear" w:color="auto" w:fill="80C687" w:themeFill="background1" w:themeFillShade="BF"/>
+        </w:rPr>
+        <w:t xml:space="preserve"> </w:t>
+      </w:r>
+      <w:proofErr w:type="spellStart"/>
+      <w:r>
+        <w:rPr>
+          <w:rFonts w:hint="eastAsia"/>
+          <w:color w:val="0000CC"/>
+          <w:sz w:val="18"/>
+          <w:szCs w:val="18"/>
+          <w:shd w:val="clear" w:color="auto" w:fill="80C687" w:themeFill="background1" w:themeFillShade="BF"/>
+        </w:rPr>
+        <w:t>cLName</w:t>
+      </w:r>
+      <w:proofErr w:type="spellEnd"/>
+      <w:r>
+        <w:rPr>
+          <w:rFonts w:hint="eastAsia"/>
+          <w:color w:val="0000CC"/>
+          <w:sz w:val="18"/>
+          <w:szCs w:val="18"/>
+          <w:shd w:val="clear" w:color="auto" w:fill="80C687" w:themeFill="background1" w:themeFillShade="BF"/>
+        </w:rPr>
+        <w:t xml:space="preserve"> = </w:t>
+      </w:r>
+      <w:r>
+        <w:rPr>
+          <w:color w:val="0000CC"/>
+          <w:sz w:val="18"/>
+          <w:szCs w:val="18"/>
+          <w:shd w:val="clear" w:color="auto" w:fill="80C687" w:themeFill="background1" w:themeFillShade="BF"/>
+        </w:rPr>
+        <w:t>COMMC</w:t>
+      </w:r>
+      <w:r>
+        <w:rPr>
+          <w:rFonts w:hint="eastAsia"/>
+          <w:color w:val="0000CC"/>
+          <w:sz w:val="18"/>
+          <w:szCs w:val="18"/>
+          <w:shd w:val="clear" w:color="auto" w:fill="80C687" w:themeFill="background1" w:themeFillShade="BF"/>
+        </w:rPr>
+        <w:t>L</w:t>
+      </w:r>
+      <w:r>
+        <w:rPr>
+          <w:color w:val="0000CC"/>
+          <w:sz w:val="18"/>
+          <w:szCs w:val="18"/>
+          <w:shd w:val="clear" w:color="auto" w:fill="80C687" w:themeFill="background1" w:themeFillShade="BF"/>
+        </w:rPr>
+        <w:t>NAM</w:t>
+      </w:r>
+      <w:r>
+        <w:rPr>
+          <w:rFonts w:hint="eastAsia"/>
+          <w:color w:val="0000CC"/>
+          <w:sz w:val="18"/>
+          <w:szCs w:val="18"/>
+          <w:shd w:val="clear" w:color="auto" w:fill="80C687" w:themeFill="background1" w:themeFillShade="BF"/>
+        </w:rPr>
+        <w:t xml:space="preserve"> + </w:t>
+      </w:r>
+      <w:r>
+        <w:rPr>
+          <w:color w:val="0000CC"/>
+          <w:sz w:val="18"/>
+          <w:szCs w:val="18"/>
+          <w:shd w:val="clear" w:color="auto" w:fill="80C687" w:themeFill="background1" w:themeFillShade="BF"/>
+        </w:rPr>
+        <w:t>“</w:t>
+      </w:r>
+      <w:r>
+        <w:rPr>
+          <w:rFonts w:hint="eastAsia"/>
+          <w:color w:val="0000CC"/>
+          <w:sz w:val="18"/>
+          <w:szCs w:val="18"/>
+          <w:shd w:val="clear" w:color="auto" w:fill="80C687" w:themeFill="background1" w:themeFillShade="BF"/>
+        </w:rPr>
+        <w:t>_</w:t>
+      </w:r>
+      <w:proofErr w:type="spellStart"/>
+      <w:r>
+        <w:rPr>
+          <w:rFonts w:hint="eastAsia"/>
+          <w:color w:val="0000CC"/>
+          <w:sz w:val="18"/>
+          <w:szCs w:val="18"/>
+          <w:shd w:val="clear" w:color="auto" w:fill="80C687" w:themeFill="background1" w:themeFillShade="BF"/>
+        </w:rPr>
+        <w:t>cl</w:t>
+      </w:r>
+      <w:proofErr w:type="spellEnd"/>
+      <w:r>
+        <w:rPr>
+          <w:color w:val="0000CC"/>
+          <w:sz w:val="18"/>
+          <w:szCs w:val="18"/>
+          <w:shd w:val="clear" w:color="auto" w:fill="80C687" w:themeFill="background1" w:themeFillShade="BF"/>
+        </w:rPr>
+        <w:t>”</w:t>
+      </w:r>
+      <w:r>
+        <w:rPr>
+          <w:rFonts w:hint="eastAsia"/>
+          <w:color w:val="0000CC"/>
+          <w:sz w:val="18"/>
+          <w:szCs w:val="18"/>
+          <w:shd w:val="clear" w:color="auto" w:fill="80C687" w:themeFill="background1" w:themeFillShade="BF"/>
+        </w:rPr>
+        <w:t>;</w:t>
+      </w:r>
+    </w:p>
+    <w:p>
+      <w:pPr>
+        <w:rPr>
+          <w:color w:val="0000CC"/>
+          <w:sz w:val="18"/>
+          <w:szCs w:val="18"/>
+          <w:shd w:val="clear" w:color="auto" w:fill="80C687" w:themeFill="background1" w:themeFillShade="BF"/>
+        </w:rPr>
+      </w:pPr>
+      <w:r>
+        <w:rPr>
+          <w:rFonts w:hint="eastAsia"/>
+          <w:color w:val="0000CC"/>
+          <w:sz w:val="18"/>
+          <w:szCs w:val="18"/>
+          <w:shd w:val="clear" w:color="auto" w:fill="80C687" w:themeFill="background1" w:themeFillShade="BF"/>
+        </w:rPr>
+        <w:t xml:space="preserve">   func1( </w:t>
+      </w:r>
+      <w:proofErr w:type="spellStart"/>
+      <w:r>
+        <w:rPr>
+          <w:rFonts w:hint="eastAsia"/>
+          <w:color w:val="0000CC"/>
+          <w:sz w:val="18"/>
+          <w:szCs w:val="18"/>
+          <w:shd w:val="clear" w:color="auto" w:fill="80C687" w:themeFill="background1" w:themeFillShade="BF"/>
+        </w:rPr>
+        <w:t>csName</w:t>
+      </w:r>
+      <w:proofErr w:type="spellEnd"/>
+      <w:r>
+        <w:rPr>
+          <w:rFonts w:hint="eastAsia"/>
+          <w:color w:val="0000CC"/>
+          <w:sz w:val="18"/>
+          <w:szCs w:val="18"/>
+          <w:shd w:val="clear" w:color="auto" w:fill="80C687" w:themeFill="background1" w:themeFillShade="BF"/>
+        </w:rPr>
+        <w:t xml:space="preserve">, </w:t>
+      </w:r>
+      <w:proofErr w:type="spellStart"/>
+      <w:r>
+        <w:rPr>
+          <w:rFonts w:hint="eastAsia"/>
+          <w:color w:val="0000CC"/>
+          <w:sz w:val="18"/>
+          <w:szCs w:val="18"/>
+          <w:shd w:val="clear" w:color="auto" w:fill="80C687" w:themeFill="background1" w:themeFillShade="BF"/>
+        </w:rPr>
+        <w:t>clName</w:t>
+      </w:r>
+      <w:proofErr w:type="spellEnd"/>
+      <w:r>
+        <w:rPr>
+          <w:rFonts w:hint="eastAsia"/>
+          <w:color w:val="0000CC"/>
+          <w:sz w:val="18"/>
+          <w:szCs w:val="18"/>
+          <w:shd w:val="clear" w:color="auto" w:fill="80C687" w:themeFill="background1" w:themeFillShade="BF"/>
+        </w:rPr>
+        <w:t xml:space="preserve"> ); //</w:t>
+      </w:r>
+      <w:r>
+        <w:rPr>
+          <w:rFonts w:hint="eastAsia"/>
+          <w:color w:val="0000CC"/>
+          <w:sz w:val="18"/>
+          <w:szCs w:val="18"/>
+          <w:shd w:val="clear" w:color="auto" w:fill="80C687" w:themeFill="background1" w:themeFillShade="BF"/>
+        </w:rPr>
+        <w:t>子函数中传参</w:t>
+      </w:r>
+    </w:p>
+    <w:p>
+      <w:pPr>
+        <w:rPr>
+          <w:rFonts w:hint="eastAsia"/>
+          <w:color w:val="0000CC"/>
+          <w:sz w:val="18"/>
+          <w:szCs w:val="18"/>
+          <w:shd w:val="clear" w:color="auto" w:fill="80C687" w:themeFill="background1" w:themeFillShade="BF"/>
+        </w:rPr>
+      </w:pPr>
+      <w:r>
+        <w:rPr>
+          <w:rFonts w:hint="eastAsia"/>
+          <w:color w:val="0000CC"/>
+          <w:sz w:val="18"/>
+          <w:szCs w:val="18"/>
+          <w:shd w:val="clear" w:color="auto" w:fill="80C687" w:themeFill="background1" w:themeFillShade="BF"/>
+        </w:rPr>
+        <w:lastRenderedPageBreak/>
+        <w:t>}</w:t>
+      </w:r>
+    </w:p>
+    <w:p>
+      <w:pPr>
+        <w:rPr>
+          <w:rFonts w:hint="eastAsia"/>
+          <w:color w:val="0000CC"/>
+          <w:sz w:val="18"/>
+          <w:szCs w:val="18"/>
+          <w:shd w:val="clear" w:color="auto" w:fill="80C687" w:themeFill="background1" w:themeFillShade="BF"/>
+        </w:rPr>
+      </w:pPr>
+      <w:proofErr w:type="gramStart"/>
+      <w:r>
+        <w:rPr>
+          <w:rFonts w:hint="eastAsia"/>
+          <w:color w:val="0000CC"/>
+          <w:sz w:val="18"/>
+          <w:szCs w:val="18"/>
+          <w:shd w:val="clear" w:color="auto" w:fill="80C687" w:themeFill="background1" w:themeFillShade="BF"/>
+        </w:rPr>
+        <w:t>function</w:t>
+      </w:r>
+      <w:proofErr w:type="gramEnd"/>
+      <w:r>
+        <w:rPr>
+          <w:rFonts w:hint="eastAsia"/>
+          <w:color w:val="0000CC"/>
+          <w:sz w:val="18"/>
+          <w:szCs w:val="18"/>
+          <w:shd w:val="clear" w:color="auto" w:fill="80C687" w:themeFill="background1" w:themeFillShade="BF"/>
+        </w:rPr>
+        <w:t xml:space="preserve"> func1( </w:t>
+      </w:r>
+      <w:proofErr w:type="spellStart"/>
+      <w:r>
+        <w:rPr>
+          <w:rFonts w:hint="eastAsia"/>
+          <w:color w:val="0000CC"/>
+          <w:sz w:val="18"/>
+          <w:szCs w:val="18"/>
+          <w:shd w:val="clear" w:color="auto" w:fill="80C687" w:themeFill="background1" w:themeFillShade="BF"/>
+        </w:rPr>
+        <w:t>csName</w:t>
+      </w:r>
+      <w:proofErr w:type="spellEnd"/>
+      <w:r>
+        <w:rPr>
+          <w:rFonts w:hint="eastAsia"/>
+          <w:color w:val="0000CC"/>
+          <w:sz w:val="18"/>
+          <w:szCs w:val="18"/>
+          <w:shd w:val="clear" w:color="auto" w:fill="80C687" w:themeFill="background1" w:themeFillShade="BF"/>
+        </w:rPr>
+        <w:t xml:space="preserve">, </w:t>
+      </w:r>
+      <w:proofErr w:type="spellStart"/>
+      <w:r>
+        <w:rPr>
+          <w:rFonts w:hint="eastAsia"/>
+          <w:color w:val="0000CC"/>
+          <w:sz w:val="18"/>
+          <w:szCs w:val="18"/>
+          <w:shd w:val="clear" w:color="auto" w:fill="80C687" w:themeFill="background1" w:themeFillShade="BF"/>
+        </w:rPr>
+        <w:t>clName</w:t>
+      </w:r>
+      <w:proofErr w:type="spellEnd"/>
+      <w:r>
+        <w:rPr>
+          <w:rFonts w:hint="eastAsia"/>
+          <w:color w:val="0000CC"/>
+          <w:sz w:val="18"/>
+          <w:szCs w:val="18"/>
+          <w:shd w:val="clear" w:color="auto" w:fill="80C687" w:themeFill="background1" w:themeFillShade="BF"/>
+        </w:rPr>
+        <w:t xml:space="preserve"> )</w:t>
+      </w:r>
+    </w:p>
+    <w:p>
+      <w:pPr>
+        <w:rPr>
+          <w:rFonts w:hint="eastAsia"/>
+          <w:color w:val="0000CC"/>
+          <w:sz w:val="18"/>
+          <w:szCs w:val="18"/>
+          <w:shd w:val="clear" w:color="auto" w:fill="80C687" w:themeFill="background1" w:themeFillShade="BF"/>
+        </w:rPr>
+      </w:pPr>
+      <w:r>
+        <w:rPr>
+          <w:rFonts w:hint="eastAsia"/>
+          <w:color w:val="0000CC"/>
+          <w:sz w:val="18"/>
+          <w:szCs w:val="18"/>
+          <w:shd w:val="clear" w:color="auto" w:fill="80C687" w:themeFill="background1" w:themeFillShade="BF"/>
+        </w:rPr>
+        <w:t>{</w:t>
+      </w:r>
+    </w:p>
+    <w:p>
+      <w:pPr>
+        <w:rPr>
+          <w:color w:val="0000CC"/>
+          <w:sz w:val="18"/>
+          <w:szCs w:val="18"/>
+          <w:shd w:val="clear" w:color="auto" w:fill="80C687" w:themeFill="background1" w:themeFillShade="BF"/>
+        </w:rPr>
+      </w:pPr>
+      <w:r>
+        <w:rPr>
+          <w:rFonts w:hint="eastAsia"/>
+          <w:color w:val="0000CC"/>
+          <w:sz w:val="18"/>
+          <w:szCs w:val="18"/>
+          <w:shd w:val="clear" w:color="auto" w:fill="80C687" w:themeFill="background1" w:themeFillShade="BF"/>
+        </w:rPr>
+        <w:t xml:space="preserve">   //</w:t>
+      </w:r>
+      <w:r>
+        <w:rPr>
+          <w:rFonts w:hint="eastAsia"/>
+          <w:color w:val="0000CC"/>
+          <w:sz w:val="18"/>
+          <w:szCs w:val="18"/>
+          <w:shd w:val="clear" w:color="auto" w:fill="80C687" w:themeFill="background1" w:themeFillShade="BF"/>
+        </w:rPr>
+        <w:t>子函数主体</w:t>
+      </w:r>
+      <w:r>
+        <w:rPr>
+          <w:rFonts w:hint="eastAsia"/>
+          <w:color w:val="0000CC"/>
+          <w:sz w:val="18"/>
+          <w:szCs w:val="18"/>
+          <w:shd w:val="clear" w:color="auto" w:fill="80C687" w:themeFill="background1" w:themeFillShade="BF"/>
+        </w:rPr>
+        <w:br/>
+        <w:t>}</w:t>
+      </w:r>
+    </w:p>
+    <w:p>
+      <w:pPr>
+        <w:pStyle w:val="Heading2"/>
+      </w:pPr>
+      <w:r>
+        <w:rPr>
+          <w:rFonts w:hint="eastAsia"/>
+        </w:rPr>
+        <w:t>用变量定义</w:t>
+      </w:r>
+      <w:r>
+        <w:rPr>
+          <w:rFonts w:hint="eastAsia"/>
+        </w:rPr>
+        <w:t>有意义的数字</w:t>
       </w:r>
     </w:p>
     <w:p>
@@ -3869,89 +6867,72 @@
         <w:rPr>
           <w:rFonts w:hint="eastAsia"/>
         </w:rPr>
-        <w:t>为了让阅读测试用例的人一目了然看到</w:t>
-      </w:r>
-      <w:r>
-        <w:rPr>
-          <w:rFonts w:hint="eastAsia"/>
-        </w:rPr>
-        <w:t>程序主体，统一使用</w:t>
-      </w:r>
-      <w:r>
-        <w:rPr>
-          <w:rFonts w:hint="eastAsia"/>
-        </w:rPr>
-        <w:t>main()</w:t>
-      </w:r>
-      <w:r>
-        <w:rPr>
-          <w:rFonts w:hint="eastAsia"/>
-        </w:rPr>
-        <w:t>函数作为程序入口。在</w:t>
-      </w:r>
-      <w:r>
-        <w:rPr>
-          <w:rFonts w:hint="eastAsia"/>
-        </w:rPr>
-        <w:t>main</w:t>
-      </w:r>
-      <w:r>
-        <w:rPr>
-          <w:rFonts w:hint="eastAsia"/>
-        </w:rPr>
-        <w:t>中使用</w:t>
-      </w:r>
-      <w:r>
-        <w:rPr>
-          <w:rFonts w:hint="eastAsia"/>
-        </w:rPr>
-        <w:t>try catch</w:t>
-      </w:r>
-      <w:r>
-        <w:rPr>
-          <w:rFonts w:hint="eastAsia"/>
-        </w:rPr>
-        <w:t>语句来捕获异常，如：</w:t>
-      </w:r>
-    </w:p>
-    <w:p>
-      <w:pPr>
-        <w:rPr>
-          <w:color w:val="0000CC"/>
-          <w:sz w:val="20"/>
-          <w:szCs w:val="18"/>
-          <w:shd w:val="clear" w:color="auto" w:fill="80C687" w:themeFill="background1" w:themeFillShade="BF"/>
-        </w:rPr>
-      </w:pPr>
+        <w:t>如：</w:t>
+      </w:r>
+    </w:p>
+    <w:p>
+      <w:pPr>
+        <w:rPr>
+          <w:rFonts w:hint="eastAsia"/>
+          <w:color w:val="0000CC"/>
+          <w:sz w:val="18"/>
+          <w:szCs w:val="18"/>
+          <w:shd w:val="clear" w:color="auto" w:fill="80C687" w:themeFill="background1" w:themeFillShade="BF"/>
+        </w:rPr>
+      </w:pPr>
+      <w:proofErr w:type="spellStart"/>
       <w:proofErr w:type="gramStart"/>
       <w:r>
         <w:rPr>
           <w:rFonts w:hint="eastAsia"/>
           <w:color w:val="0000CC"/>
-          <w:sz w:val="20"/>
-          <w:szCs w:val="18"/>
-          <w:shd w:val="clear" w:color="auto" w:fill="80C687" w:themeFill="background1" w:themeFillShade="BF"/>
-        </w:rPr>
-        <w:t>main(</w:t>
-      </w:r>
+          <w:sz w:val="18"/>
+          <w:szCs w:val="18"/>
+          <w:shd w:val="clear" w:color="auto" w:fill="80C687" w:themeFill="background1" w:themeFillShade="BF"/>
+        </w:rPr>
+        <w:t>var</w:t>
+      </w:r>
+      <w:proofErr w:type="spellEnd"/>
       <w:proofErr w:type="gramEnd"/>
       <w:r>
         <w:rPr>
           <w:rFonts w:hint="eastAsia"/>
           <w:color w:val="0000CC"/>
-          <w:sz w:val="20"/>
-          <w:szCs w:val="18"/>
-          <w:shd w:val="clear" w:color="auto" w:fill="80C687" w:themeFill="background1" w:themeFillShade="BF"/>
-        </w:rPr>
-        <w:t>);</w:t>
-      </w:r>
-    </w:p>
-    <w:p>
-      <w:pPr>
-        <w:rPr>
-          <w:rFonts w:hint="eastAsia"/>
-          <w:color w:val="0000CC"/>
-          <w:sz w:val="20"/>
+          <w:sz w:val="18"/>
+          <w:szCs w:val="18"/>
+          <w:shd w:val="clear" w:color="auto" w:fill="80C687" w:themeFill="background1" w:themeFillShade="BF"/>
+        </w:rPr>
+        <w:t xml:space="preserve"> count = </w:t>
+      </w:r>
+      <w:proofErr w:type="spellStart"/>
+      <w:r>
+        <w:rPr>
+          <w:rFonts w:hint="eastAsia"/>
+          <w:color w:val="0000CC"/>
+          <w:sz w:val="18"/>
+          <w:szCs w:val="18"/>
+          <w:shd w:val="clear" w:color="auto" w:fill="80C687" w:themeFill="background1" w:themeFillShade="BF"/>
+        </w:rPr>
+        <w:t>cl.count</w:t>
+      </w:r>
+      <w:proofErr w:type="spellEnd"/>
+      <w:r>
+        <w:rPr>
+          <w:rFonts w:hint="eastAsia"/>
+          <w:color w:val="0000CC"/>
+          <w:sz w:val="18"/>
+          <w:szCs w:val="18"/>
+          <w:shd w:val="clear" w:color="auto" w:fill="80C687" w:themeFill="background1" w:themeFillShade="BF"/>
+        </w:rPr>
+        <w:t>();</w:t>
+      </w:r>
+    </w:p>
+    <w:p>
+      <w:pPr>
+        <w:rPr>
+          <w:rFonts w:hint="eastAsia"/>
+          <w:color w:val="0000CC"/>
+          <w:sz w:val="18"/>
           <w:szCs w:val="18"/>
           <w:shd w:val="clear" w:color="auto" w:fill="80C687" w:themeFill="background1" w:themeFillShade="BF"/>
         </w:rPr>
@@ -3959,41 +6940,78 @@
       <w:proofErr w:type="gramStart"/>
       <w:r>
         <w:rPr>
-          <w:rFonts w:hint="eastAsia"/>
-          <w:color w:val="0000CC"/>
-          <w:sz w:val="20"/>
-          <w:szCs w:val="18"/>
-          <w:shd w:val="clear" w:color="auto" w:fill="80C687" w:themeFill="background1" w:themeFillShade="BF"/>
-        </w:rPr>
-        <w:t>function</w:t>
+          <w:color w:val="0000CC"/>
+          <w:sz w:val="18"/>
+          <w:szCs w:val="18"/>
+          <w:shd w:val="clear" w:color="auto" w:fill="80C687" w:themeFill="background1" w:themeFillShade="BF"/>
+        </w:rPr>
+        <w:t>if</w:t>
       </w:r>
       <w:proofErr w:type="gramEnd"/>
       <w:r>
         <w:rPr>
-          <w:rFonts w:hint="eastAsia"/>
-          <w:color w:val="0000CC"/>
-          <w:sz w:val="20"/>
-          <w:szCs w:val="18"/>
-          <w:shd w:val="clear" w:color="auto" w:fill="80C687" w:themeFill="background1" w:themeFillShade="BF"/>
-        </w:rPr>
-        <w:t xml:space="preserve"> main()</w:t>
-      </w:r>
-    </w:p>
-    <w:p>
-      <w:pPr>
-        <w:rPr>
-          <w:rFonts w:hint="eastAsia"/>
-          <w:color w:val="0000CC"/>
-          <w:sz w:val="20"/>
-          <w:szCs w:val="18"/>
-          <w:shd w:val="clear" w:color="auto" w:fill="80C687" w:themeFill="background1" w:themeFillShade="BF"/>
-        </w:rPr>
-      </w:pPr>
-      <w:r>
-        <w:rPr>
-          <w:rFonts w:hint="eastAsia"/>
-          <w:color w:val="0000CC"/>
-          <w:sz w:val="20"/>
+          <w:color w:val="0000CC"/>
+          <w:sz w:val="18"/>
+          <w:szCs w:val="18"/>
+          <w:shd w:val="clear" w:color="auto" w:fill="80C687" w:themeFill="background1" w:themeFillShade="BF"/>
+        </w:rPr>
+        <w:t xml:space="preserve"> (</w:t>
+      </w:r>
+      <w:r>
+        <w:rPr>
+          <w:rFonts w:hint="eastAsia"/>
+          <w:color w:val="0000CC"/>
+          <w:sz w:val="18"/>
+          <w:szCs w:val="18"/>
+          <w:shd w:val="clear" w:color="auto" w:fill="80C687" w:themeFill="background1" w:themeFillShade="BF"/>
+        </w:rPr>
+        <w:t xml:space="preserve"> count </w:t>
+      </w:r>
+      <w:r>
+        <w:rPr>
+          <w:rFonts w:hint="eastAsia"/>
+          <w:color w:val="0000CC"/>
+          <w:sz w:val="18"/>
+          <w:szCs w:val="18"/>
+          <w:shd w:val="clear" w:color="auto" w:fill="80C687" w:themeFill="background1" w:themeFillShade="BF"/>
+        </w:rPr>
+        <w:t>!== 100</w:t>
+      </w:r>
+      <w:r>
+        <w:rPr>
+          <w:rFonts w:hint="eastAsia"/>
+          <w:color w:val="0000CC"/>
+          <w:sz w:val="18"/>
+          <w:szCs w:val="18"/>
+          <w:shd w:val="clear" w:color="auto" w:fill="80C687" w:themeFill="background1" w:themeFillShade="BF"/>
+        </w:rPr>
+        <w:t xml:space="preserve"> </w:t>
+      </w:r>
+      <w:r>
+        <w:rPr>
+          <w:color w:val="0000CC"/>
+          <w:sz w:val="18"/>
+          <w:szCs w:val="18"/>
+          <w:shd w:val="clear" w:color="auto" w:fill="80C687" w:themeFill="background1" w:themeFillShade="BF"/>
+        </w:rPr>
+        <w:t>)</w:t>
+      </w:r>
+    </w:p>
+    <w:p>
+      <w:pPr>
+        <w:rPr>
+          <w:rFonts w:hint="eastAsia"/>
+          <w:color w:val="0000CC"/>
+          <w:sz w:val="18"/>
+          <w:szCs w:val="18"/>
+          <w:shd w:val="clear" w:color="auto" w:fill="80C687" w:themeFill="background1" w:themeFillShade="BF"/>
+        </w:rPr>
+      </w:pPr>
+      <w:r>
+        <w:rPr>
+          <w:rFonts w:hint="eastAsia"/>
+          <w:color w:val="0000CC"/>
+          <w:sz w:val="18"/>
           <w:szCs w:val="18"/>
           <w:shd w:val="clear" w:color="auto" w:fill="80C687" w:themeFill="background1" w:themeFillShade="BF"/>
         </w:rPr>
@@ -4005,453 +7023,407 @@
         <w:rPr>
           <w:rFonts w:hint="eastAsia"/>
           <w:color w:val="0000CC"/>
-          <w:sz w:val="20"/>
-          <w:szCs w:val="18"/>
-          <w:shd w:val="clear" w:color="auto" w:fill="80C687" w:themeFill="background1" w:themeFillShade="BF"/>
-        </w:rPr>
-      </w:pPr>
-      <w:r>
-        <w:rPr>
-          <w:rFonts w:hint="eastAsia"/>
-          <w:color w:val="0000CC"/>
-          <w:sz w:val="20"/>
-          <w:szCs w:val="18"/>
-          <w:shd w:val="clear" w:color="auto" w:fill="80C687" w:themeFill="background1" w:themeFillShade="BF"/>
-        </w:rPr>
-        <w:t xml:space="preserve">   </w:t>
+          <w:sz w:val="18"/>
+          <w:szCs w:val="18"/>
+          <w:shd w:val="clear" w:color="auto" w:fill="80C687" w:themeFill="background1" w:themeFillShade="BF"/>
+        </w:rPr>
+      </w:pPr>
+      <w:r>
+        <w:rPr>
+          <w:rFonts w:hint="eastAsia"/>
+          <w:color w:val="0000CC"/>
+          <w:sz w:val="18"/>
+          <w:szCs w:val="18"/>
+          <w:shd w:val="clear" w:color="auto" w:fill="80C687" w:themeFill="background1" w:themeFillShade="BF"/>
+        </w:rPr>
+        <w:tab/>
       </w:r>
       <w:proofErr w:type="gramStart"/>
       <w:r>
         <w:rPr>
           <w:rFonts w:hint="eastAsia"/>
           <w:color w:val="0000CC"/>
-          <w:sz w:val="20"/>
-          <w:szCs w:val="18"/>
-          <w:shd w:val="clear" w:color="auto" w:fill="80C687" w:themeFill="background1" w:themeFillShade="BF"/>
-        </w:rPr>
-        <w:t>try</w:t>
+          <w:sz w:val="18"/>
+          <w:szCs w:val="18"/>
+          <w:shd w:val="clear" w:color="auto" w:fill="80C687" w:themeFill="background1" w:themeFillShade="BF"/>
+        </w:rPr>
+        <w:t>throw</w:t>
       </w:r>
       <w:proofErr w:type="gramEnd"/>
-    </w:p>
-    <w:p>
-      <w:pPr>
-        <w:rPr>
-          <w:rFonts w:hint="eastAsia"/>
-          <w:color w:val="0000CC"/>
-          <w:sz w:val="20"/>
-          <w:szCs w:val="18"/>
-          <w:shd w:val="clear" w:color="auto" w:fill="80C687" w:themeFill="background1" w:themeFillShade="BF"/>
-        </w:rPr>
-      </w:pPr>
-      <w:r>
-        <w:rPr>
-          <w:rFonts w:hint="eastAsia"/>
-          <w:color w:val="0000CC"/>
-          <w:sz w:val="20"/>
-          <w:szCs w:val="18"/>
-          <w:shd w:val="clear" w:color="auto" w:fill="80C687" w:themeFill="background1" w:themeFillShade="BF"/>
-        </w:rPr>
-        <w:t xml:space="preserve">   {</w:t>
-      </w:r>
-    </w:p>
-    <w:p>
-      <w:pPr>
-        <w:rPr>
-          <w:rFonts w:hint="eastAsia"/>
-          <w:color w:val="0000CC"/>
-          <w:sz w:val="20"/>
-          <w:szCs w:val="18"/>
-          <w:shd w:val="clear" w:color="auto" w:fill="80C687" w:themeFill="background1" w:themeFillShade="BF"/>
-        </w:rPr>
-      </w:pPr>
-      <w:r>
-        <w:rPr>
-          <w:rFonts w:hint="eastAsia"/>
-          <w:color w:val="0000CC"/>
-          <w:sz w:val="20"/>
-          <w:szCs w:val="18"/>
-          <w:shd w:val="clear" w:color="auto" w:fill="80C687" w:themeFill="background1" w:themeFillShade="BF"/>
-        </w:rPr>
-        <w:t xml:space="preserve">      </w:t>
-      </w:r>
+      <w:r>
+        <w:rPr>
+          <w:rFonts w:hint="eastAsia"/>
+          <w:color w:val="0000CC"/>
+          <w:sz w:val="18"/>
+          <w:szCs w:val="18"/>
+          <w:shd w:val="clear" w:color="auto" w:fill="80C687" w:themeFill="background1" w:themeFillShade="BF"/>
+        </w:rPr>
+        <w:t xml:space="preserve"> -1;</w:t>
+      </w:r>
+    </w:p>
+    <w:p>
+      <w:pPr>
+        <w:rPr>
+          <w:rFonts w:hint="eastAsia"/>
+          <w:color w:val="0000CC"/>
+          <w:sz w:val="18"/>
+          <w:szCs w:val="18"/>
+          <w:shd w:val="clear" w:color="auto" w:fill="80C687" w:themeFill="background1" w:themeFillShade="BF"/>
+        </w:rPr>
+      </w:pPr>
+      <w:r>
+        <w:rPr>
+          <w:rFonts w:hint="eastAsia"/>
+          <w:color w:val="0000CC"/>
+          <w:sz w:val="18"/>
+          <w:szCs w:val="18"/>
+          <w:shd w:val="clear" w:color="auto" w:fill="80C687" w:themeFill="background1" w:themeFillShade="BF"/>
+        </w:rPr>
+        <w:t>}</w:t>
+      </w:r>
+    </w:p>
+    <w:p>
+      <w:pPr>
+        <w:rPr>
+          <w:rFonts w:hint="eastAsia"/>
+        </w:rPr>
+      </w:pPr>
+      <w:r>
+        <w:rPr>
+          <w:rFonts w:hint="eastAsia"/>
+        </w:rPr>
+        <w:tab/>
+      </w:r>
+      <w:r>
+        <w:rPr>
+          <w:rFonts w:hint="eastAsia"/>
+        </w:rPr>
+        <w:t>阅读代码的人难以知晓数字</w:t>
+      </w:r>
+      <w:r>
+        <w:rPr>
+          <w:rFonts w:hint="eastAsia"/>
+        </w:rPr>
+        <w:t>100</w:t>
+      </w:r>
+      <w:r>
+        <w:rPr>
+          <w:rFonts w:hint="eastAsia"/>
+        </w:rPr>
+        <w:t>的实际意义，可先用变量定义</w:t>
+      </w:r>
+      <w:r>
+        <w:rPr>
+          <w:rFonts w:hint="eastAsia"/>
+        </w:rPr>
+        <w:t>100</w:t>
+      </w:r>
+      <w:r>
+        <w:rPr>
+          <w:rFonts w:hint="eastAsia"/>
+        </w:rPr>
+        <w:t>：</w:t>
+      </w:r>
+    </w:p>
+    <w:p>
+      <w:pPr>
+        <w:rPr>
+          <w:rFonts w:hint="eastAsia"/>
+          <w:color w:val="0000CC"/>
+          <w:sz w:val="18"/>
+          <w:szCs w:val="18"/>
+          <w:shd w:val="clear" w:color="auto" w:fill="80C687" w:themeFill="background1" w:themeFillShade="BF"/>
+        </w:rPr>
+      </w:pPr>
+      <w:proofErr w:type="spellStart"/>
       <w:proofErr w:type="gramStart"/>
       <w:r>
         <w:rPr>
           <w:rFonts w:hint="eastAsia"/>
           <w:color w:val="0000CC"/>
-          <w:sz w:val="20"/>
-          <w:szCs w:val="18"/>
-          <w:shd w:val="clear" w:color="auto" w:fill="80C687" w:themeFill="background1" w:themeFillShade="BF"/>
-        </w:rPr>
-        <w:t>fun1(</w:t>
-      </w:r>
+          <w:sz w:val="18"/>
+          <w:szCs w:val="18"/>
+          <w:shd w:val="clear" w:color="auto" w:fill="80C687" w:themeFill="background1" w:themeFillShade="BF"/>
+        </w:rPr>
+        <w:t>var</w:t>
+      </w:r>
+      <w:proofErr w:type="spellEnd"/>
       <w:proofErr w:type="gramEnd"/>
       <w:r>
         <w:rPr>
           <w:rFonts w:hint="eastAsia"/>
           <w:color w:val="0000CC"/>
-          <w:sz w:val="20"/>
-          <w:szCs w:val="18"/>
-          <w:shd w:val="clear" w:color="auto" w:fill="80C687" w:themeFill="background1" w:themeFillShade="BF"/>
-        </w:rPr>
-        <w:t>);</w:t>
-      </w:r>
-    </w:p>
-    <w:p>
-      <w:pPr>
-        <w:rPr>
-          <w:rFonts w:hint="eastAsia"/>
-          <w:color w:val="0000CC"/>
-          <w:sz w:val="20"/>
-          <w:szCs w:val="18"/>
-          <w:shd w:val="clear" w:color="auto" w:fill="80C687" w:themeFill="background1" w:themeFillShade="BF"/>
-        </w:rPr>
-      </w:pPr>
-      <w:r>
-        <w:rPr>
-          <w:rFonts w:hint="eastAsia"/>
-          <w:color w:val="0000CC"/>
-          <w:sz w:val="20"/>
-          <w:szCs w:val="18"/>
-          <w:shd w:val="clear" w:color="auto" w:fill="80C687" w:themeFill="background1" w:themeFillShade="BF"/>
-        </w:rPr>
-        <w:t xml:space="preserve">      </w:t>
-      </w:r>
+          <w:sz w:val="18"/>
+          <w:szCs w:val="18"/>
+          <w:shd w:val="clear" w:color="auto" w:fill="80C687" w:themeFill="background1" w:themeFillShade="BF"/>
+        </w:rPr>
+        <w:t xml:space="preserve"> count = </w:t>
+      </w:r>
+      <w:proofErr w:type="spellStart"/>
+      <w:r>
+        <w:rPr>
+          <w:rFonts w:hint="eastAsia"/>
+          <w:color w:val="0000CC"/>
+          <w:sz w:val="18"/>
+          <w:szCs w:val="18"/>
+          <w:shd w:val="clear" w:color="auto" w:fill="80C687" w:themeFill="background1" w:themeFillShade="BF"/>
+        </w:rPr>
+        <w:t>cl.count</w:t>
+      </w:r>
+      <w:proofErr w:type="spellEnd"/>
+      <w:r>
+        <w:rPr>
+          <w:rFonts w:hint="eastAsia"/>
+          <w:color w:val="0000CC"/>
+          <w:sz w:val="18"/>
+          <w:szCs w:val="18"/>
+          <w:shd w:val="clear" w:color="auto" w:fill="80C687" w:themeFill="background1" w:themeFillShade="BF"/>
+        </w:rPr>
+        <w:t>();</w:t>
+      </w:r>
+    </w:p>
+    <w:p>
+      <w:pPr>
+        <w:rPr>
+          <w:rFonts w:hint="eastAsia"/>
+          <w:color w:val="0000CC"/>
+          <w:sz w:val="18"/>
+          <w:szCs w:val="18"/>
+          <w:shd w:val="clear" w:color="auto" w:fill="80C687" w:themeFill="background1" w:themeFillShade="BF"/>
+        </w:rPr>
+      </w:pPr>
+      <w:proofErr w:type="spellStart"/>
       <w:proofErr w:type="gramStart"/>
       <w:r>
         <w:rPr>
           <w:rFonts w:hint="eastAsia"/>
           <w:color w:val="0000CC"/>
-          <w:sz w:val="20"/>
-          <w:szCs w:val="18"/>
-          <w:shd w:val="clear" w:color="auto" w:fill="80C687" w:themeFill="background1" w:themeFillShade="BF"/>
-        </w:rPr>
-        <w:t>fun2(</w:t>
-      </w:r>
+          <w:sz w:val="18"/>
+          <w:szCs w:val="18"/>
+          <w:shd w:val="clear" w:color="auto" w:fill="80C687" w:themeFill="background1" w:themeFillShade="BF"/>
+        </w:rPr>
+        <w:t>var</w:t>
+      </w:r>
+      <w:proofErr w:type="spellEnd"/>
       <w:proofErr w:type="gramEnd"/>
       <w:r>
         <w:rPr>
           <w:rFonts w:hint="eastAsia"/>
           <w:color w:val="0000CC"/>
-          <w:sz w:val="20"/>
-          <w:szCs w:val="18"/>
-          <w:shd w:val="clear" w:color="auto" w:fill="80C687" w:themeFill="background1" w:themeFillShade="BF"/>
-        </w:rPr>
-        <w:t>);</w:t>
-      </w:r>
-    </w:p>
-    <w:p>
-      <w:pPr>
-        <w:rPr>
-          <w:rFonts w:hint="eastAsia"/>
-          <w:color w:val="0000CC"/>
-          <w:sz w:val="20"/>
-          <w:szCs w:val="18"/>
-          <w:shd w:val="clear" w:color="auto" w:fill="80C687" w:themeFill="background1" w:themeFillShade="BF"/>
-        </w:rPr>
-      </w:pPr>
-      <w:r>
-        <w:rPr>
-          <w:rFonts w:hint="eastAsia"/>
-          <w:color w:val="0000CC"/>
-          <w:sz w:val="20"/>
-          <w:szCs w:val="18"/>
-          <w:shd w:val="clear" w:color="auto" w:fill="80C687" w:themeFill="background1" w:themeFillShade="BF"/>
-        </w:rPr>
-        <w:t xml:space="preserve">      </w:t>
-      </w:r>
+          <w:sz w:val="18"/>
+          <w:szCs w:val="18"/>
+          <w:shd w:val="clear" w:color="auto" w:fill="80C687" w:themeFill="background1" w:themeFillShade="BF"/>
+        </w:rPr>
+        <w:t xml:space="preserve"> </w:t>
+      </w:r>
+      <w:proofErr w:type="spellStart"/>
+      <w:r>
+        <w:rPr>
+          <w:rFonts w:hint="eastAsia"/>
+          <w:color w:val="0000CC"/>
+          <w:sz w:val="18"/>
+          <w:szCs w:val="18"/>
+          <w:shd w:val="clear" w:color="auto" w:fill="80C687" w:themeFill="background1" w:themeFillShade="BF"/>
+        </w:rPr>
+        <w:t>totalRecNum</w:t>
+      </w:r>
+      <w:proofErr w:type="spellEnd"/>
+      <w:r>
+        <w:rPr>
+          <w:rFonts w:hint="eastAsia"/>
+          <w:color w:val="0000CC"/>
+          <w:sz w:val="18"/>
+          <w:szCs w:val="18"/>
+          <w:shd w:val="clear" w:color="auto" w:fill="80C687" w:themeFill="background1" w:themeFillShade="BF"/>
+        </w:rPr>
+        <w:t xml:space="preserve"> = 100; // </w:t>
+      </w:r>
+      <w:proofErr w:type="spellStart"/>
+      <w:r>
+        <w:rPr>
+          <w:rFonts w:hint="eastAsia"/>
+          <w:color w:val="0000CC"/>
+          <w:sz w:val="18"/>
+          <w:szCs w:val="18"/>
+          <w:shd w:val="clear" w:color="auto" w:fill="80C687" w:themeFill="background1" w:themeFillShade="BF"/>
+        </w:rPr>
+        <w:t>totao</w:t>
+      </w:r>
+      <w:proofErr w:type="spellEnd"/>
+      <w:r>
+        <w:rPr>
+          <w:rFonts w:hint="eastAsia"/>
+          <w:color w:val="0000CC"/>
+          <w:sz w:val="18"/>
+          <w:szCs w:val="18"/>
+          <w:shd w:val="clear" w:color="auto" w:fill="80C687" w:themeFill="background1" w:themeFillShade="BF"/>
+        </w:rPr>
+        <w:t xml:space="preserve"> record number in </w:t>
+      </w:r>
+      <w:proofErr w:type="spellStart"/>
+      <w:r>
+        <w:rPr>
+          <w:rFonts w:hint="eastAsia"/>
+          <w:color w:val="0000CC"/>
+          <w:sz w:val="18"/>
+          <w:szCs w:val="18"/>
+          <w:shd w:val="clear" w:color="auto" w:fill="80C687" w:themeFill="background1" w:themeFillShade="BF"/>
+        </w:rPr>
+        <w:t>cl</w:t>
+      </w:r>
+      <w:proofErr w:type="spellEnd"/>
+    </w:p>
+    <w:p>
+      <w:pPr>
+        <w:rPr>
+          <w:rFonts w:hint="eastAsia"/>
+          <w:color w:val="0000CC"/>
+          <w:sz w:val="18"/>
+          <w:szCs w:val="18"/>
+          <w:shd w:val="clear" w:color="auto" w:fill="80C687" w:themeFill="background1" w:themeFillShade="BF"/>
+        </w:rPr>
+      </w:pPr>
       <w:proofErr w:type="gramStart"/>
       <w:r>
         <w:rPr>
-          <w:rFonts w:hint="eastAsia"/>
-          <w:color w:val="0000CC"/>
-          <w:sz w:val="20"/>
-          <w:szCs w:val="18"/>
-          <w:shd w:val="clear" w:color="auto" w:fill="80C687" w:themeFill="background1" w:themeFillShade="BF"/>
-        </w:rPr>
-        <w:t>fun3(</w:t>
+          <w:color w:val="0000CC"/>
+          <w:sz w:val="18"/>
+          <w:szCs w:val="18"/>
+          <w:shd w:val="clear" w:color="auto" w:fill="80C687" w:themeFill="background1" w:themeFillShade="BF"/>
+        </w:rPr>
+        <w:t>if</w:t>
       </w:r>
       <w:proofErr w:type="gramEnd"/>
       <w:r>
         <w:rPr>
-          <w:rFonts w:hint="eastAsia"/>
-          <w:color w:val="0000CC"/>
-          <w:sz w:val="20"/>
-          <w:szCs w:val="18"/>
-          <w:shd w:val="clear" w:color="auto" w:fill="80C687" w:themeFill="background1" w:themeFillShade="BF"/>
-        </w:rPr>
-        <w:t>);</w:t>
-      </w:r>
-    </w:p>
-    <w:p>
-      <w:pPr>
-        <w:rPr>
-          <w:rFonts w:hint="eastAsia"/>
-          <w:color w:val="0000CC"/>
-          <w:sz w:val="20"/>
-          <w:szCs w:val="18"/>
-          <w:shd w:val="clear" w:color="auto" w:fill="80C687" w:themeFill="background1" w:themeFillShade="BF"/>
-        </w:rPr>
-      </w:pPr>
-      <w:r>
-        <w:rPr>
-          <w:rFonts w:hint="eastAsia"/>
-          <w:color w:val="0000CC"/>
-          <w:sz w:val="20"/>
-          <w:szCs w:val="18"/>
-          <w:shd w:val="clear" w:color="auto" w:fill="80C687" w:themeFill="background1" w:themeFillShade="BF"/>
-        </w:rPr>
-        <w:t xml:space="preserve">   }</w:t>
-      </w:r>
-    </w:p>
-    <w:p>
-      <w:pPr>
-        <w:rPr>
-          <w:rFonts w:hint="eastAsia"/>
-          <w:color w:val="0000CC"/>
-          <w:sz w:val="20"/>
-          <w:szCs w:val="18"/>
-          <w:shd w:val="clear" w:color="auto" w:fill="80C687" w:themeFill="background1" w:themeFillShade="BF"/>
-        </w:rPr>
-      </w:pPr>
-      <w:r>
-        <w:rPr>
-          <w:rFonts w:hint="eastAsia"/>
-          <w:color w:val="0000CC"/>
-          <w:sz w:val="20"/>
-          <w:szCs w:val="18"/>
-          <w:shd w:val="clear" w:color="auto" w:fill="80C687" w:themeFill="background1" w:themeFillShade="BF"/>
-        </w:rPr>
-        <w:t xml:space="preserve">   </w:t>
+          <w:color w:val="0000CC"/>
+          <w:sz w:val="18"/>
+          <w:szCs w:val="18"/>
+          <w:shd w:val="clear" w:color="auto" w:fill="80C687" w:themeFill="background1" w:themeFillShade="BF"/>
+        </w:rPr>
+        <w:t xml:space="preserve"> (</w:t>
+      </w:r>
+      <w:r>
+        <w:rPr>
+          <w:rFonts w:hint="eastAsia"/>
+          <w:color w:val="0000CC"/>
+          <w:sz w:val="18"/>
+          <w:szCs w:val="18"/>
+          <w:shd w:val="clear" w:color="auto" w:fill="80C687" w:themeFill="background1" w:themeFillShade="BF"/>
+        </w:rPr>
+        <w:t xml:space="preserve"> count !== </w:t>
+      </w:r>
+      <w:proofErr w:type="spellStart"/>
+      <w:r>
+        <w:rPr>
+          <w:rFonts w:hint="eastAsia"/>
+          <w:color w:val="0000CC"/>
+          <w:sz w:val="18"/>
+          <w:szCs w:val="18"/>
+          <w:shd w:val="clear" w:color="auto" w:fill="80C687" w:themeFill="background1" w:themeFillShade="BF"/>
+        </w:rPr>
+        <w:t>totalRecNum</w:t>
+      </w:r>
+      <w:proofErr w:type="spellEnd"/>
+      <w:r>
+        <w:rPr>
+          <w:rFonts w:hint="eastAsia"/>
+          <w:color w:val="0000CC"/>
+          <w:sz w:val="18"/>
+          <w:szCs w:val="18"/>
+          <w:shd w:val="clear" w:color="auto" w:fill="80C687" w:themeFill="background1" w:themeFillShade="BF"/>
+        </w:rPr>
+        <w:t xml:space="preserve"> </w:t>
+      </w:r>
+      <w:r>
+        <w:rPr>
+          <w:color w:val="0000CC"/>
+          <w:sz w:val="18"/>
+          <w:szCs w:val="18"/>
+          <w:shd w:val="clear" w:color="auto" w:fill="80C687" w:themeFill="background1" w:themeFillShade="BF"/>
+        </w:rPr>
+        <w:t>)</w:t>
+      </w:r>
+    </w:p>
+    <w:p>
+      <w:pPr>
+        <w:rPr>
+          <w:rFonts w:hint="eastAsia"/>
+          <w:color w:val="0000CC"/>
+          <w:sz w:val="18"/>
+          <w:szCs w:val="18"/>
+          <w:shd w:val="clear" w:color="auto" w:fill="80C687" w:themeFill="background1" w:themeFillShade="BF"/>
+        </w:rPr>
+      </w:pPr>
+      <w:r>
+        <w:rPr>
+          <w:rFonts w:hint="eastAsia"/>
+          <w:color w:val="0000CC"/>
+          <w:sz w:val="18"/>
+          <w:szCs w:val="18"/>
+          <w:shd w:val="clear" w:color="auto" w:fill="80C687" w:themeFill="background1" w:themeFillShade="BF"/>
+        </w:rPr>
+        <w:t>{</w:t>
+      </w:r>
+    </w:p>
+    <w:p>
+      <w:pPr>
+        <w:rPr>
+          <w:rFonts w:hint="eastAsia"/>
+          <w:color w:val="0000CC"/>
+          <w:sz w:val="18"/>
+          <w:szCs w:val="18"/>
+          <w:shd w:val="clear" w:color="auto" w:fill="80C687" w:themeFill="background1" w:themeFillShade="BF"/>
+        </w:rPr>
+      </w:pPr>
+      <w:r>
+        <w:rPr>
+          <w:rFonts w:hint="eastAsia"/>
+          <w:color w:val="0000CC"/>
+          <w:sz w:val="18"/>
+          <w:szCs w:val="18"/>
+          <w:shd w:val="clear" w:color="auto" w:fill="80C687" w:themeFill="background1" w:themeFillShade="BF"/>
+        </w:rPr>
+        <w:tab/>
       </w:r>
       <w:proofErr w:type="gramStart"/>
       <w:r>
         <w:rPr>
           <w:rFonts w:hint="eastAsia"/>
           <w:color w:val="0000CC"/>
-          <w:sz w:val="20"/>
-          <w:szCs w:val="18"/>
-          <w:shd w:val="clear" w:color="auto" w:fill="80C687" w:themeFill="background1" w:themeFillShade="BF"/>
-        </w:rPr>
-        <w:t>catch(</w:t>
+          <w:sz w:val="18"/>
+          <w:szCs w:val="18"/>
+          <w:shd w:val="clear" w:color="auto" w:fill="80C687" w:themeFill="background1" w:themeFillShade="BF"/>
+        </w:rPr>
+        <w:t>throw</w:t>
       </w:r>
       <w:proofErr w:type="gramEnd"/>
       <w:r>
         <w:rPr>
           <w:rFonts w:hint="eastAsia"/>
           <w:color w:val="0000CC"/>
-          <w:sz w:val="20"/>
-          <w:szCs w:val="18"/>
-          <w:shd w:val="clear" w:color="auto" w:fill="80C687" w:themeFill="background1" w:themeFillShade="BF"/>
-        </w:rPr>
-        <w:t xml:space="preserve"> e )</w:t>
-      </w:r>
-    </w:p>
-    <w:p>
-      <w:pPr>
-        <w:rPr>
-          <w:rFonts w:hint="eastAsia"/>
-          <w:color w:val="0000CC"/>
-          <w:sz w:val="20"/>
-          <w:szCs w:val="18"/>
-          <w:shd w:val="clear" w:color="auto" w:fill="80C687" w:themeFill="background1" w:themeFillShade="BF"/>
-        </w:rPr>
-      </w:pPr>
-      <w:r>
-        <w:rPr>
-          <w:rFonts w:hint="eastAsia"/>
-          <w:color w:val="0000CC"/>
-          <w:sz w:val="20"/>
-          <w:szCs w:val="18"/>
-          <w:shd w:val="clear" w:color="auto" w:fill="80C687" w:themeFill="background1" w:themeFillShade="BF"/>
-        </w:rPr>
-        <w:t xml:space="preserve">   {</w:t>
-      </w:r>
-    </w:p>
-    <w:p>
-      <w:pPr>
-        <w:rPr>
-          <w:rFonts w:hint="eastAsia"/>
-          <w:color w:val="0000CC"/>
-          <w:sz w:val="20"/>
-          <w:szCs w:val="18"/>
-          <w:shd w:val="clear" w:color="auto" w:fill="80C687" w:themeFill="background1" w:themeFillShade="BF"/>
-        </w:rPr>
-      </w:pPr>
-      <w:r>
-        <w:rPr>
-          <w:rFonts w:hint="eastAsia"/>
-          <w:color w:val="0000CC"/>
-          <w:sz w:val="20"/>
-          <w:szCs w:val="18"/>
-          <w:shd w:val="clear" w:color="auto" w:fill="80C687" w:themeFill="background1" w:themeFillShade="BF"/>
-        </w:rPr>
-        <w:t xml:space="preserve">      </w:t>
-      </w:r>
-      <w:proofErr w:type="gramStart"/>
-      <w:r>
-        <w:rPr>
-          <w:rFonts w:hint="eastAsia"/>
-          <w:color w:val="0000CC"/>
-          <w:sz w:val="20"/>
-          <w:szCs w:val="18"/>
-          <w:shd w:val="clear" w:color="auto" w:fill="80C687" w:themeFill="background1" w:themeFillShade="BF"/>
-        </w:rPr>
-        <w:t>throw</w:t>
-      </w:r>
-      <w:proofErr w:type="gramEnd"/>
-      <w:r>
-        <w:rPr>
-          <w:rFonts w:hint="eastAsia"/>
-          <w:color w:val="0000CC"/>
-          <w:sz w:val="20"/>
-          <w:szCs w:val="18"/>
-          <w:shd w:val="clear" w:color="auto" w:fill="80C687" w:themeFill="background1" w:themeFillShade="BF"/>
-        </w:rPr>
-        <w:t xml:space="preserve"> e;</w:t>
-      </w:r>
-    </w:p>
-    <w:p>
-      <w:pPr>
-        <w:rPr>
-          <w:rFonts w:hint="eastAsia"/>
-          <w:color w:val="0000CC"/>
-          <w:sz w:val="20"/>
-          <w:szCs w:val="18"/>
-          <w:shd w:val="clear" w:color="auto" w:fill="80C687" w:themeFill="background1" w:themeFillShade="BF"/>
-        </w:rPr>
-      </w:pPr>
-      <w:r>
-        <w:rPr>
-          <w:rFonts w:hint="eastAsia"/>
-          <w:color w:val="0000CC"/>
-          <w:sz w:val="20"/>
-          <w:szCs w:val="18"/>
-          <w:shd w:val="clear" w:color="auto" w:fill="80C687" w:themeFill="background1" w:themeFillShade="BF"/>
-        </w:rPr>
-        <w:t xml:space="preserve">   }</w:t>
-      </w:r>
-    </w:p>
-    <w:p>
-      <w:pPr>
-        <w:rPr>
-          <w:rFonts w:hint="eastAsia"/>
-          <w:color w:val="0000CC"/>
-          <w:sz w:val="20"/>
-          <w:szCs w:val="18"/>
-          <w:shd w:val="clear" w:color="auto" w:fill="80C687" w:themeFill="background1" w:themeFillShade="BF"/>
-        </w:rPr>
-      </w:pPr>
-      <w:r>
-        <w:rPr>
-          <w:rFonts w:hint="eastAsia"/>
-          <w:color w:val="0000CC"/>
-          <w:sz w:val="20"/>
-          <w:szCs w:val="18"/>
-          <w:shd w:val="clear" w:color="auto" w:fill="80C687" w:themeFill="background1" w:themeFillShade="BF"/>
-        </w:rPr>
-        <w:t xml:space="preserve">   </w:t>
-      </w:r>
-      <w:proofErr w:type="gramStart"/>
-      <w:r>
-        <w:rPr>
-          <w:rFonts w:hint="eastAsia"/>
-          <w:color w:val="0000CC"/>
-          <w:sz w:val="20"/>
-          <w:szCs w:val="18"/>
-          <w:shd w:val="clear" w:color="auto" w:fill="80C687" w:themeFill="background1" w:themeFillShade="BF"/>
-        </w:rPr>
-        <w:t>finally</w:t>
-      </w:r>
-      <w:proofErr w:type="gramEnd"/>
-    </w:p>
-    <w:p>
-      <w:pPr>
-        <w:rPr>
-          <w:rFonts w:hint="eastAsia"/>
-          <w:color w:val="0000CC"/>
-          <w:sz w:val="20"/>
-          <w:szCs w:val="18"/>
-          <w:shd w:val="clear" w:color="auto" w:fill="80C687" w:themeFill="background1" w:themeFillShade="BF"/>
-        </w:rPr>
-      </w:pPr>
-      <w:r>
-        <w:rPr>
-          <w:rFonts w:hint="eastAsia"/>
-          <w:color w:val="0000CC"/>
-          <w:sz w:val="20"/>
-          <w:szCs w:val="18"/>
-          <w:shd w:val="clear" w:color="auto" w:fill="80C687" w:themeFill="background1" w:themeFillShade="BF"/>
-        </w:rPr>
-        <w:t xml:space="preserve">   {</w:t>
-      </w:r>
-    </w:p>
-    <w:p>
-      <w:pPr>
-        <w:rPr>
-          <w:rFonts w:hint="eastAsia"/>
-          <w:color w:val="0000CC"/>
-          <w:sz w:val="20"/>
-          <w:szCs w:val="18"/>
-          <w:shd w:val="clear" w:color="auto" w:fill="80C687" w:themeFill="background1" w:themeFillShade="BF"/>
-        </w:rPr>
-      </w:pPr>
-      <w:r>
-        <w:rPr>
-          <w:rFonts w:hint="eastAsia"/>
-          <w:color w:val="0000CC"/>
-          <w:sz w:val="20"/>
-          <w:szCs w:val="18"/>
-          <w:shd w:val="clear" w:color="auto" w:fill="80C687" w:themeFill="background1" w:themeFillShade="BF"/>
-        </w:rPr>
-        <w:t xml:space="preserve">      //</w:t>
-      </w:r>
-      <w:r>
-        <w:rPr>
-          <w:rFonts w:hint="eastAsia"/>
-          <w:color w:val="0000CC"/>
-          <w:sz w:val="20"/>
-          <w:szCs w:val="18"/>
-          <w:shd w:val="clear" w:color="auto" w:fill="80C687" w:themeFill="background1" w:themeFillShade="BF"/>
-        </w:rPr>
-        <w:t>清理环境</w:t>
-      </w:r>
-    </w:p>
-    <w:p>
-      <w:pPr>
-        <w:rPr>
-          <w:rFonts w:hint="eastAsia"/>
-          <w:color w:val="0000CC"/>
-          <w:sz w:val="20"/>
-          <w:szCs w:val="18"/>
-          <w:shd w:val="clear" w:color="auto" w:fill="80C687" w:themeFill="background1" w:themeFillShade="BF"/>
-        </w:rPr>
-      </w:pPr>
-      <w:r>
-        <w:rPr>
-          <w:rFonts w:hint="eastAsia"/>
-          <w:color w:val="0000CC"/>
-          <w:sz w:val="20"/>
-          <w:szCs w:val="18"/>
-          <w:shd w:val="clear" w:color="auto" w:fill="80C687" w:themeFill="background1" w:themeFillShade="BF"/>
-        </w:rPr>
-        <w:t xml:space="preserve">   }</w:t>
-      </w:r>
-    </w:p>
-    <w:p>
-      <w:pPr>
-        <w:rPr>
-          <w:color w:val="0000CC"/>
-          <w:sz w:val="20"/>
-          <w:szCs w:val="18"/>
-          <w:shd w:val="clear" w:color="auto" w:fill="80C687" w:themeFill="background1" w:themeFillShade="BF"/>
-        </w:rPr>
-      </w:pPr>
-      <w:r>
-        <w:rPr>
-          <w:rFonts w:hint="eastAsia"/>
-          <w:color w:val="0000CC"/>
-          <w:sz w:val="20"/>
+          <w:sz w:val="18"/>
+          <w:szCs w:val="18"/>
+          <w:shd w:val="clear" w:color="auto" w:fill="80C687" w:themeFill="background1" w:themeFillShade="BF"/>
+        </w:rPr>
+        <w:t xml:space="preserve"> -1;</w:t>
+      </w:r>
+    </w:p>
+    <w:p>
+      <w:pPr>
+        <w:rPr>
+          <w:rFonts w:hint="eastAsia"/>
+          <w:color w:val="0000CC"/>
+          <w:sz w:val="18"/>
+          <w:szCs w:val="18"/>
+          <w:shd w:val="clear" w:color="auto" w:fill="80C687" w:themeFill="background1" w:themeFillShade="BF"/>
+        </w:rPr>
+      </w:pPr>
+      <w:r>
+        <w:rPr>
+          <w:rFonts w:hint="eastAsia"/>
+          <w:color w:val="0000CC"/>
+          <w:sz w:val="18"/>
           <w:szCs w:val="18"/>
           <w:shd w:val="clear" w:color="auto" w:fill="80C687" w:themeFill="background1" w:themeFillShade="BF"/>
         </w:rPr>
@@ -4466,260 +7438,18 @@
         <w:rPr>
           <w:rFonts w:hint="eastAsia"/>
         </w:rPr>
-        <w:lastRenderedPageBreak/>
-        <w:t>处理异常代码必须</w:t>
-      </w:r>
-      <w:r>
-        <w:rPr>
-          <w:rFonts w:hint="eastAsia"/>
-        </w:rPr>
-        <w:t>包含</w:t>
-      </w:r>
-      <w:r>
-        <w:rPr>
-          <w:rFonts w:hint="eastAsia"/>
-        </w:rPr>
-        <w:t>finally</w:t>
-      </w:r>
-    </w:p>
-    <w:p>
-      <w:r>
-        <w:rPr>
-          <w:rFonts w:hint="eastAsia"/>
-        </w:rPr>
-        <w:t>处理异常的代码必须包含</w:t>
-      </w:r>
-      <w:r>
-        <w:rPr>
-          <w:rFonts w:hint="eastAsia"/>
-        </w:rPr>
-        <w:t>finally</w:t>
-      </w:r>
-      <w:r>
-        <w:rPr>
-          <w:rFonts w:hint="eastAsia"/>
-        </w:rPr>
-        <w:t>，如下：</w:t>
-      </w:r>
-    </w:p>
-    <w:p>
-      <w:pPr>
-        <w:rPr>
-          <w:color w:val="0000CC"/>
-          <w:sz w:val="18"/>
-          <w:szCs w:val="18"/>
-          <w:shd w:val="clear" w:color="auto" w:fill="80C687" w:themeFill="background1" w:themeFillShade="BF"/>
-        </w:rPr>
-      </w:pPr>
-      <w:proofErr w:type="gramStart"/>
-      <w:r>
-        <w:rPr>
-          <w:rFonts w:hint="eastAsia"/>
-          <w:color w:val="0000CC"/>
-          <w:sz w:val="18"/>
-          <w:szCs w:val="18"/>
-          <w:shd w:val="clear" w:color="auto" w:fill="80C687" w:themeFill="background1" w:themeFillShade="BF"/>
-        </w:rPr>
-        <w:t>try</w:t>
-      </w:r>
-      <w:proofErr w:type="gramEnd"/>
-    </w:p>
-    <w:p>
-      <w:pPr>
-        <w:rPr>
-          <w:color w:val="0000CC"/>
-          <w:sz w:val="18"/>
-          <w:szCs w:val="18"/>
-          <w:shd w:val="clear" w:color="auto" w:fill="80C687" w:themeFill="background1" w:themeFillShade="BF"/>
-        </w:rPr>
-      </w:pPr>
-      <w:r>
-        <w:rPr>
-          <w:rFonts w:hint="eastAsia"/>
-          <w:color w:val="0000CC"/>
-          <w:sz w:val="18"/>
-          <w:szCs w:val="18"/>
-          <w:shd w:val="clear" w:color="auto" w:fill="80C687" w:themeFill="background1" w:themeFillShade="BF"/>
-        </w:rPr>
-        <w:t>{</w:t>
-      </w:r>
-    </w:p>
-    <w:p>
-      <w:pPr>
-        <w:rPr>
-          <w:color w:val="0000CC"/>
-          <w:sz w:val="18"/>
-          <w:szCs w:val="18"/>
-          <w:shd w:val="clear" w:color="auto" w:fill="80C687" w:themeFill="background1" w:themeFillShade="BF"/>
-        </w:rPr>
-      </w:pPr>
-      <w:r>
-        <w:rPr>
-          <w:rFonts w:hint="eastAsia"/>
-          <w:color w:val="0000CC"/>
-          <w:sz w:val="18"/>
-          <w:szCs w:val="18"/>
-          <w:shd w:val="clear" w:color="auto" w:fill="80C687" w:themeFill="background1" w:themeFillShade="BF"/>
-        </w:rPr>
-        <w:t>}</w:t>
-      </w:r>
-    </w:p>
-    <w:p>
-      <w:pPr>
-        <w:rPr>
-          <w:color w:val="0000CC"/>
-          <w:sz w:val="18"/>
-          <w:szCs w:val="18"/>
-          <w:shd w:val="clear" w:color="auto" w:fill="80C687" w:themeFill="background1" w:themeFillShade="BF"/>
-        </w:rPr>
-      </w:pPr>
-      <w:proofErr w:type="gramStart"/>
-      <w:r>
-        <w:rPr>
-          <w:rFonts w:hint="eastAsia"/>
-          <w:color w:val="0000CC"/>
-          <w:sz w:val="18"/>
-          <w:szCs w:val="18"/>
-          <w:shd w:val="clear" w:color="auto" w:fill="80C687" w:themeFill="background1" w:themeFillShade="BF"/>
-        </w:rPr>
-        <w:t>catch</w:t>
-      </w:r>
-      <w:proofErr w:type="gramEnd"/>
-    </w:p>
-    <w:p>
-      <w:pPr>
-        <w:rPr>
-          <w:color w:val="0000CC"/>
-          <w:sz w:val="18"/>
-          <w:szCs w:val="18"/>
-          <w:shd w:val="clear" w:color="auto" w:fill="80C687" w:themeFill="background1" w:themeFillShade="BF"/>
-        </w:rPr>
-      </w:pPr>
-      <w:r>
-        <w:rPr>
-          <w:rFonts w:hint="eastAsia"/>
-          <w:color w:val="0000CC"/>
-          <w:sz w:val="18"/>
-          <w:szCs w:val="18"/>
-          <w:shd w:val="clear" w:color="auto" w:fill="80C687" w:themeFill="background1" w:themeFillShade="BF"/>
-        </w:rPr>
-        <w:t>{</w:t>
-      </w:r>
-    </w:p>
-    <w:p>
-      <w:pPr>
-        <w:rPr>
-          <w:color w:val="0000CC"/>
-          <w:sz w:val="18"/>
-          <w:szCs w:val="18"/>
-          <w:shd w:val="clear" w:color="auto" w:fill="80C687" w:themeFill="background1" w:themeFillShade="BF"/>
-        </w:rPr>
-      </w:pPr>
-      <w:r>
-        <w:rPr>
-          <w:rFonts w:hint="eastAsia"/>
-          <w:color w:val="0000CC"/>
-          <w:sz w:val="18"/>
-          <w:szCs w:val="18"/>
-          <w:shd w:val="clear" w:color="auto" w:fill="80C687" w:themeFill="background1" w:themeFillShade="BF"/>
-        </w:rPr>
-        <w:t>}</w:t>
-      </w:r>
-    </w:p>
-    <w:p>
-      <w:pPr>
-        <w:rPr>
-          <w:color w:val="0000CC"/>
-          <w:sz w:val="18"/>
-          <w:szCs w:val="18"/>
-          <w:shd w:val="clear" w:color="auto" w:fill="80C687" w:themeFill="background1" w:themeFillShade="BF"/>
-        </w:rPr>
-      </w:pPr>
-      <w:proofErr w:type="gramStart"/>
-      <w:r>
-        <w:rPr>
-          <w:rFonts w:hint="eastAsia"/>
-          <w:color w:val="0000CC"/>
-          <w:sz w:val="18"/>
-          <w:szCs w:val="18"/>
-          <w:shd w:val="clear" w:color="auto" w:fill="80C687" w:themeFill="background1" w:themeFillShade="BF"/>
-        </w:rPr>
-        <w:t>finally</w:t>
-      </w:r>
-      <w:proofErr w:type="gramEnd"/>
-    </w:p>
-    <w:p>
-      <w:pPr>
-        <w:rPr>
-          <w:color w:val="0000CC"/>
-          <w:sz w:val="18"/>
-          <w:szCs w:val="18"/>
-          <w:shd w:val="clear" w:color="auto" w:fill="80C687" w:themeFill="background1" w:themeFillShade="BF"/>
-        </w:rPr>
-      </w:pPr>
-      <w:r>
-        <w:rPr>
-          <w:rFonts w:hint="eastAsia"/>
-          <w:color w:val="0000CC"/>
-          <w:sz w:val="18"/>
-          <w:szCs w:val="18"/>
-          <w:shd w:val="clear" w:color="auto" w:fill="80C687" w:themeFill="background1" w:themeFillShade="BF"/>
-        </w:rPr>
-        <w:t>{</w:t>
-      </w:r>
-    </w:p>
-    <w:p>
-      <w:pPr>
-        <w:rPr>
-          <w:color w:val="0000CC"/>
-          <w:sz w:val="18"/>
-          <w:szCs w:val="18"/>
-          <w:shd w:val="clear" w:color="auto" w:fill="80C687" w:themeFill="background1" w:themeFillShade="BF"/>
-        </w:rPr>
-      </w:pPr>
-      <w:r>
-        <w:rPr>
-          <w:rFonts w:hint="eastAsia"/>
-          <w:color w:val="0000CC"/>
-          <w:sz w:val="18"/>
-          <w:szCs w:val="18"/>
-          <w:shd w:val="clear" w:color="auto" w:fill="80C687" w:themeFill="background1" w:themeFillShade="BF"/>
-        </w:rPr>
-        <w:t>}</w:t>
-      </w:r>
-    </w:p>
-    <w:p>
-      <w:r>
-        <w:rPr>
-          <w:rFonts w:hint="eastAsia"/>
-        </w:rPr>
-        <w:t>在</w:t>
-      </w:r>
-      <w:r>
-        <w:rPr>
-          <w:rFonts w:hint="eastAsia"/>
-        </w:rPr>
-        <w:t>finally</w:t>
-      </w:r>
-      <w:r>
-        <w:rPr>
-          <w:rFonts w:hint="eastAsia"/>
-        </w:rPr>
-        <w:t>中执行释放资源或清理操作，避免用例出错时出现资源未清理的情况</w:t>
-      </w:r>
-    </w:p>
-    <w:p>
-      <w:pPr>
-        <w:pStyle w:val="Heading2"/>
-      </w:pPr>
-      <w:r>
-        <w:rPr>
-          <w:rFonts w:hint="eastAsia"/>
-        </w:rPr>
-        <w:t>禁止自定义端口号</w:t>
-      </w:r>
-    </w:p>
-    <w:p>
+        <w:t>比较时使用全等号</w:t>
+      </w:r>
+    </w:p>
+    <w:p>
+      <w:pPr>
+        <w:rPr>
+          <w:color w:val="0000CC"/>
+          <w:sz w:val="18"/>
+          <w:szCs w:val="18"/>
+          <w:shd w:val="clear" w:color="auto" w:fill="80C687" w:themeFill="background1" w:themeFillShade="BF"/>
+        </w:rPr>
+      </w:pPr>
       <w:r>
         <w:rPr>
           <w:rFonts w:hint="eastAsia"/>
@@ -4730,316 +7460,55 @@
         <w:rPr>
           <w:rFonts w:hint="eastAsia"/>
         </w:rPr>
-        <w:t>禁止在测试用例中写死端口号或者改变公共参数中的端口号，如</w:t>
-      </w:r>
-      <w:r>
-        <w:rPr>
-          <w:rFonts w:hint="eastAsia"/>
-        </w:rPr>
-        <w:t>Coordinate</w:t>
-      </w:r>
-      <w:r>
-        <w:rPr>
-          <w:rFonts w:hint="eastAsia"/>
-        </w:rPr>
-        <w:t>和</w:t>
-      </w:r>
-      <w:r>
-        <w:rPr>
-          <w:rFonts w:hint="eastAsia"/>
-        </w:rPr>
-        <w:t>Catalog</w:t>
-      </w:r>
-      <w:r>
-        <w:rPr>
-          <w:rFonts w:hint="eastAsia"/>
-        </w:rPr>
-        <w:t>的连接端口，需要用公用参数替代，从而可以保证可维护性，如：</w:t>
-      </w:r>
-    </w:p>
-    <w:p>
-      <w:pPr>
-        <w:rPr>
-          <w:color w:val="0000CC"/>
-          <w:sz w:val="18"/>
-          <w:szCs w:val="18"/>
-          <w:shd w:val="clear" w:color="auto" w:fill="80C687" w:themeFill="background1" w:themeFillShade="BF"/>
-        </w:rPr>
-      </w:pPr>
-      <w:proofErr w:type="gramStart"/>
-      <w:r>
-        <w:rPr>
-          <w:rFonts w:hint="eastAsia"/>
-          <w:color w:val="0000CC"/>
-          <w:sz w:val="18"/>
-          <w:szCs w:val="18"/>
-          <w:shd w:val="clear" w:color="auto" w:fill="80C687" w:themeFill="background1" w:themeFillShade="BF"/>
-        </w:rPr>
-        <w:t>db</w:t>
-      </w:r>
-      <w:proofErr w:type="gramEnd"/>
-      <w:r>
-        <w:rPr>
-          <w:rFonts w:hint="eastAsia"/>
-          <w:color w:val="0000CC"/>
-          <w:sz w:val="18"/>
-          <w:szCs w:val="18"/>
-          <w:shd w:val="clear" w:color="auto" w:fill="80C687" w:themeFill="background1" w:themeFillShade="BF"/>
-        </w:rPr>
-        <w:t xml:space="preserve"> = new </w:t>
-      </w:r>
-      <w:proofErr w:type="spellStart"/>
-      <w:r>
-        <w:rPr>
-          <w:rFonts w:hint="eastAsia"/>
-          <w:color w:val="0000CC"/>
-          <w:sz w:val="18"/>
-          <w:szCs w:val="18"/>
-          <w:shd w:val="clear" w:color="auto" w:fill="80C687" w:themeFill="background1" w:themeFillShade="BF"/>
-        </w:rPr>
-        <w:t>Sdb</w:t>
-      </w:r>
-      <w:proofErr w:type="spellEnd"/>
-      <w:r>
-        <w:rPr>
-          <w:rFonts w:hint="eastAsia"/>
-          <w:color w:val="0000CC"/>
-          <w:sz w:val="18"/>
-          <w:szCs w:val="18"/>
-          <w:shd w:val="clear" w:color="auto" w:fill="80C687" w:themeFill="background1" w:themeFillShade="BF"/>
-        </w:rPr>
-        <w:t>(</w:t>
-      </w:r>
-      <w:r>
-        <w:rPr>
-          <w:color w:val="0000CC"/>
-          <w:sz w:val="18"/>
-          <w:szCs w:val="18"/>
-          <w:shd w:val="clear" w:color="auto" w:fill="80C687" w:themeFill="background1" w:themeFillShade="BF"/>
-        </w:rPr>
-        <w:t>‘</w:t>
-      </w:r>
-      <w:proofErr w:type="spellStart"/>
-      <w:r>
-        <w:rPr>
-          <w:rFonts w:hint="eastAsia"/>
-          <w:color w:val="0000CC"/>
-          <w:sz w:val="18"/>
-          <w:szCs w:val="18"/>
-          <w:shd w:val="clear" w:color="auto" w:fill="80C687" w:themeFill="background1" w:themeFillShade="BF"/>
-        </w:rPr>
-        <w:t>localhost</w:t>
-      </w:r>
-      <w:proofErr w:type="spellEnd"/>
-      <w:r>
-        <w:rPr>
-          <w:color w:val="0000CC"/>
-          <w:sz w:val="18"/>
-          <w:szCs w:val="18"/>
-          <w:shd w:val="clear" w:color="auto" w:fill="80C687" w:themeFill="background1" w:themeFillShade="BF"/>
-        </w:rPr>
-        <w:t>’</w:t>
-      </w:r>
-      <w:r>
-        <w:rPr>
-          <w:rFonts w:hint="eastAsia"/>
-          <w:color w:val="0000CC"/>
-          <w:sz w:val="18"/>
-          <w:szCs w:val="18"/>
-          <w:shd w:val="clear" w:color="auto" w:fill="80C687" w:themeFill="background1" w:themeFillShade="BF"/>
-        </w:rPr>
-        <w:t>, COORDSVCNAME ) ;</w:t>
-      </w:r>
-    </w:p>
-    <w:p>
-      <w:pPr>
-        <w:rPr>
-          <w:color w:val="0000CC"/>
-          <w:sz w:val="18"/>
-          <w:szCs w:val="18"/>
-          <w:shd w:val="clear" w:color="auto" w:fill="80C687" w:themeFill="background1" w:themeFillShade="BF"/>
-        </w:rPr>
-      </w:pPr>
-      <w:proofErr w:type="spellStart"/>
-      <w:proofErr w:type="gramStart"/>
-      <w:r>
-        <w:rPr>
-          <w:rFonts w:hint="eastAsia"/>
-          <w:color w:val="0000CC"/>
-          <w:sz w:val="18"/>
-          <w:szCs w:val="18"/>
-          <w:shd w:val="clear" w:color="auto" w:fill="80C687" w:themeFill="background1" w:themeFillShade="BF"/>
-        </w:rPr>
-        <w:t>dbcat</w:t>
-      </w:r>
-      <w:proofErr w:type="spellEnd"/>
-      <w:proofErr w:type="gramEnd"/>
-      <w:r>
-        <w:rPr>
-          <w:rFonts w:hint="eastAsia"/>
-          <w:color w:val="0000CC"/>
-          <w:sz w:val="18"/>
-          <w:szCs w:val="18"/>
-          <w:shd w:val="clear" w:color="auto" w:fill="80C687" w:themeFill="background1" w:themeFillShade="BF"/>
-        </w:rPr>
-        <w:t xml:space="preserve"> = new </w:t>
-      </w:r>
-      <w:proofErr w:type="spellStart"/>
-      <w:r>
-        <w:rPr>
-          <w:rFonts w:hint="eastAsia"/>
-          <w:color w:val="0000CC"/>
-          <w:sz w:val="18"/>
-          <w:szCs w:val="18"/>
-          <w:shd w:val="clear" w:color="auto" w:fill="80C687" w:themeFill="background1" w:themeFillShade="BF"/>
-        </w:rPr>
-        <w:t>Sdb</w:t>
-      </w:r>
-      <w:proofErr w:type="spellEnd"/>
-      <w:r>
-        <w:rPr>
-          <w:rFonts w:hint="eastAsia"/>
-          <w:color w:val="0000CC"/>
-          <w:sz w:val="18"/>
-          <w:szCs w:val="18"/>
-          <w:shd w:val="clear" w:color="auto" w:fill="80C687" w:themeFill="background1" w:themeFillShade="BF"/>
-        </w:rPr>
-        <w:t>(</w:t>
-      </w:r>
-      <w:r>
-        <w:rPr>
-          <w:color w:val="0000CC"/>
-          <w:sz w:val="18"/>
-          <w:szCs w:val="18"/>
-          <w:shd w:val="clear" w:color="auto" w:fill="80C687" w:themeFill="background1" w:themeFillShade="BF"/>
-        </w:rPr>
-        <w:t>‘</w:t>
-      </w:r>
-      <w:proofErr w:type="spellStart"/>
-      <w:r>
-        <w:rPr>
-          <w:rFonts w:hint="eastAsia"/>
-          <w:color w:val="0000CC"/>
-          <w:sz w:val="18"/>
-          <w:szCs w:val="18"/>
-          <w:shd w:val="clear" w:color="auto" w:fill="80C687" w:themeFill="background1" w:themeFillShade="BF"/>
-        </w:rPr>
-        <w:t>localhost</w:t>
-      </w:r>
-      <w:proofErr w:type="spellEnd"/>
-      <w:r>
-        <w:rPr>
-          <w:color w:val="0000CC"/>
-          <w:sz w:val="18"/>
-          <w:szCs w:val="18"/>
-          <w:shd w:val="clear" w:color="auto" w:fill="80C687" w:themeFill="background1" w:themeFillShade="BF"/>
-        </w:rPr>
-        <w:t>’</w:t>
-      </w:r>
-      <w:r>
-        <w:rPr>
-          <w:rFonts w:hint="eastAsia"/>
-          <w:color w:val="0000CC"/>
-          <w:sz w:val="18"/>
-          <w:szCs w:val="18"/>
-          <w:shd w:val="clear" w:color="auto" w:fill="80C687" w:themeFill="background1" w:themeFillShade="BF"/>
-        </w:rPr>
-        <w:t>, CATASVCNAME ) ;</w:t>
-      </w:r>
-    </w:p>
-    <w:p>
-      <w:pPr>
-        <w:pStyle w:val="Heading2"/>
-      </w:pPr>
-      <w:r>
-        <w:rPr>
-          <w:rFonts w:hint="eastAsia"/>
-        </w:rPr>
-        <w:t>尽量使用公共函数和类</w:t>
-      </w:r>
-    </w:p>
-    <w:p>
-      <w:r>
-        <w:rPr>
-          <w:rFonts w:hint="eastAsia"/>
-        </w:rPr>
-        <w:t>公共库路径：</w:t>
-      </w:r>
-      <w:proofErr w:type="spellStart"/>
-      <w:r>
-        <w:rPr>
-          <w:rFonts w:hint="eastAsia"/>
-        </w:rPr>
-        <w:t>testcase</w:t>
-      </w:r>
-      <w:proofErr w:type="spellEnd"/>
-      <w:r>
-        <w:rPr>
-          <w:rFonts w:hint="eastAsia"/>
-        </w:rPr>
-        <w:t>/</w:t>
-      </w:r>
-      <w:proofErr w:type="spellStart"/>
-      <w:r>
-        <w:rPr>
-          <w:rFonts w:hint="eastAsia"/>
-        </w:rPr>
-        <w:t>hlt</w:t>
-      </w:r>
-      <w:proofErr w:type="spellEnd"/>
-      <w:r>
-        <w:rPr>
-          <w:rFonts w:hint="eastAsia"/>
-        </w:rPr>
-        <w:t>/</w:t>
-      </w:r>
-      <w:proofErr w:type="spellStart"/>
-      <w:r>
-        <w:rPr>
-          <w:rFonts w:hint="eastAsia"/>
-        </w:rPr>
-        <w:t>js_testcase</w:t>
-      </w:r>
-      <w:proofErr w:type="spellEnd"/>
-      <w:r>
-        <w:rPr>
-          <w:rFonts w:hint="eastAsia"/>
-        </w:rPr>
-        <w:t>/</w:t>
-      </w:r>
-      <w:proofErr w:type="spellStart"/>
-      <w:r>
-        <w:rPr>
-          <w:rFonts w:hint="eastAsia"/>
-        </w:rPr>
-        <w:t>js</w:t>
-      </w:r>
-      <w:proofErr w:type="spellEnd"/>
-      <w:r>
-        <w:rPr>
-          <w:rFonts w:hint="eastAsia"/>
-        </w:rPr>
-        <w:t>/lib/func.js</w:t>
-      </w:r>
-    </w:p>
-    <w:p>
-      <w:r>
-        <w:rPr>
-          <w:rFonts w:hint="eastAsia"/>
-        </w:rPr>
-        <w:t>相同目录中测试用例的公共函数统一存放在同一目录下的</w:t>
-      </w:r>
-      <w:r>
-        <w:rPr>
-          <w:rFonts w:hint="eastAsia"/>
-        </w:rPr>
-        <w:t>commlib.js</w:t>
-      </w:r>
-      <w:r>
-        <w:rPr>
-          <w:rFonts w:hint="eastAsia"/>
-        </w:rPr>
-        <w:t>中</w:t>
+        <w:t>在比较操作中，尽量使用全等（</w:t>
+      </w:r>
+      <w:r>
+        <w:rPr>
+          <w:rFonts w:hint="eastAsia"/>
+        </w:rPr>
+        <w:t>===</w:t>
+      </w:r>
+      <w:r>
+        <w:rPr>
+          <w:rFonts w:hint="eastAsia"/>
+        </w:rPr>
+        <w:t>）和非全等（</w:t>
+      </w:r>
+      <w:r>
+        <w:rPr>
+          <w:rFonts w:hint="eastAsia"/>
+        </w:rPr>
+        <w:t>!==</w:t>
+      </w:r>
+      <w:r>
+        <w:rPr>
+          <w:rFonts w:hint="eastAsia"/>
+        </w:rPr>
+        <w:t>），如果要使用普通等于（</w:t>
+      </w:r>
+      <w:r>
+        <w:rPr>
+          <w:rFonts w:hint="eastAsia"/>
+        </w:rPr>
+        <w:t>==</w:t>
+      </w:r>
+      <w:r>
+        <w:rPr>
+          <w:rFonts w:hint="eastAsia"/>
+        </w:rPr>
+        <w:t>）和非等于（</w:t>
+      </w:r>
+      <w:r>
+        <w:rPr>
+          <w:rFonts w:hint="eastAsia"/>
+        </w:rPr>
+        <w:t>!=</w:t>
+      </w:r>
+      <w:r>
+        <w:rPr>
+          <w:rFonts w:hint="eastAsia"/>
+        </w:rPr>
+        <w:t>），要给出注释说明，为什么使用普通等于。</w:t>
       </w:r>
     </w:p>
     <w:p>
@@ -5596,6 +8065,7 @@
     <w:p>
       <w:pPr>
         <w:rPr>
+          <w:rFonts w:hint="eastAsia"/>
           <w:color w:val="0000CC"/>
           <w:sz w:val="18"/>
           <w:szCs w:val="18"/>
@@ -5621,10 +8091,15 @@
         <w:rPr>
           <w:rFonts w:hint="eastAsia"/>
         </w:rPr>
-        <w:t>尽量避免新建连接</w:t>
-      </w:r>
-    </w:p>
-    <w:p>
+        <w:t>使用恰当的注释</w:t>
+      </w:r>
+    </w:p>
+    <w:p>
+      <w:pPr>
+        <w:rPr>
+          <w:rFonts w:hint="eastAsia"/>
+        </w:rPr>
+      </w:pPr>
       <w:r>
         <w:rPr>
           <w:rFonts w:hint="eastAsia"/>
@@ -5635,164 +8110,530 @@
         <w:rPr>
           <w:rFonts w:hint="eastAsia"/>
         </w:rPr>
-        <w:t>测试用例</w:t>
-      </w:r>
-      <w:r>
-        <w:rPr>
-          <w:rFonts w:hint="eastAsia"/>
-        </w:rPr>
-        <w:t>中最好能共用连接，不要在一需要使用连接时就</w:t>
-      </w:r>
-      <w:r>
-        <w:rPr>
-          <w:rFonts w:hint="eastAsia"/>
-        </w:rPr>
-        <w:t>new</w:t>
-      </w:r>
-      <w:r>
-        <w:rPr>
-          <w:rFonts w:hint="eastAsia"/>
-        </w:rPr>
-        <w:t>，这样会导致</w:t>
-      </w:r>
-      <w:r>
-        <w:rPr>
-          <w:rFonts w:hint="eastAsia"/>
-        </w:rPr>
-        <w:t>用例耗费更多的时间</w:t>
-      </w:r>
-      <w:r>
-        <w:rPr>
-          <w:rFonts w:hint="eastAsia"/>
-        </w:rPr>
-        <w:t>。函数中如果需要用到连接可以用参数传入，如：</w:t>
-      </w:r>
-    </w:p>
-    <w:p>
-      <w:pPr>
-        <w:rPr>
-          <w:color w:val="0000CC"/>
-          <w:sz w:val="18"/>
-          <w:szCs w:val="18"/>
-          <w:shd w:val="clear" w:color="auto" w:fill="80C687" w:themeFill="background1" w:themeFillShade="BF"/>
-        </w:rPr>
-      </w:pPr>
+        <w:t>不要吝啬注释。当变量名描述不清，或者函数返回值较复杂时，建议使用注释说明。</w:t>
+      </w:r>
+    </w:p>
+    <w:p>
+      <w:pPr>
+        <w:rPr>
+          <w:rFonts w:hint="eastAsia"/>
+        </w:rPr>
+      </w:pPr>
+      <w:r>
+        <w:rPr>
+          <w:rFonts w:hint="eastAsia"/>
+        </w:rPr>
+        <w:tab/>
+      </w:r>
+      <w:r>
+        <w:rPr>
+          <w:rFonts w:hint="eastAsia"/>
+        </w:rPr>
+        <w:t>及时更新注释也很重要，错误的注释会让程序更加难以阅读和理解。</w:t>
+      </w:r>
+    </w:p>
+    <w:p>
+      <w:pPr>
+        <w:rPr>
+          <w:rFonts w:hint="eastAsia"/>
+        </w:rPr>
+      </w:pPr>
+      <w:r>
+        <w:rPr>
+          <w:rFonts w:hint="eastAsia"/>
+        </w:rPr>
+        <w:tab/>
+      </w:r>
+      <w:r>
+        <w:rPr>
+          <w:rFonts w:hint="eastAsia"/>
+        </w:rPr>
+        <w:t>让注释有意义。如以下注释是没有必要的。</w:t>
+      </w:r>
+    </w:p>
+    <w:p>
+      <w:pPr>
+        <w:rPr>
+          <w:rFonts w:hint="eastAsia"/>
+          <w:color w:val="0000CC"/>
+          <w:sz w:val="18"/>
+          <w:szCs w:val="18"/>
+          <w:shd w:val="clear" w:color="auto" w:fill="80C687" w:themeFill="background1" w:themeFillShade="BF"/>
+        </w:rPr>
+      </w:pPr>
+      <w:proofErr w:type="spellStart"/>
+      <w:r>
+        <w:rPr>
+          <w:rFonts w:hint="eastAsia"/>
+          <w:color w:val="0000CC"/>
+          <w:sz w:val="18"/>
+          <w:szCs w:val="18"/>
+          <w:shd w:val="clear" w:color="auto" w:fill="80C687" w:themeFill="background1" w:themeFillShade="BF"/>
+        </w:rPr>
+        <w:t>i</w:t>
+      </w:r>
+      <w:proofErr w:type="spellEnd"/>
+      <w:r>
+        <w:rPr>
+          <w:rFonts w:hint="eastAsia"/>
+          <w:color w:val="0000CC"/>
+          <w:sz w:val="18"/>
+          <w:szCs w:val="18"/>
+          <w:shd w:val="clear" w:color="auto" w:fill="80C687" w:themeFill="background1" w:themeFillShade="BF"/>
+        </w:rPr>
+        <w:t xml:space="preserve"> = 100;  //</w:t>
+      </w:r>
+      <w:r>
+        <w:rPr>
+          <w:rFonts w:hint="eastAsia"/>
+          <w:color w:val="0000CC"/>
+          <w:sz w:val="18"/>
+          <w:szCs w:val="18"/>
+          <w:shd w:val="clear" w:color="auto" w:fill="80C687" w:themeFill="background1" w:themeFillShade="BF"/>
+        </w:rPr>
+        <w:t>让</w:t>
+      </w:r>
+      <w:proofErr w:type="spellStart"/>
+      <w:r>
+        <w:rPr>
+          <w:rFonts w:hint="eastAsia"/>
+          <w:color w:val="0000CC"/>
+          <w:sz w:val="18"/>
+          <w:szCs w:val="18"/>
+          <w:shd w:val="clear" w:color="auto" w:fill="80C687" w:themeFill="background1" w:themeFillShade="BF"/>
+        </w:rPr>
+        <w:t>i</w:t>
+      </w:r>
+      <w:proofErr w:type="spellEnd"/>
+      <w:r>
+        <w:rPr>
+          <w:rFonts w:hint="eastAsia"/>
+          <w:color w:val="0000CC"/>
+          <w:sz w:val="18"/>
+          <w:szCs w:val="18"/>
+          <w:shd w:val="clear" w:color="auto" w:fill="80C687" w:themeFill="background1" w:themeFillShade="BF"/>
+        </w:rPr>
+        <w:t>等于</w:t>
+      </w:r>
+      <w:r>
+        <w:rPr>
+          <w:rFonts w:hint="eastAsia"/>
+          <w:color w:val="0000CC"/>
+          <w:sz w:val="18"/>
+          <w:szCs w:val="18"/>
+          <w:shd w:val="clear" w:color="auto" w:fill="80C687" w:themeFill="background1" w:themeFillShade="BF"/>
+        </w:rPr>
+        <w:t>100</w:t>
+      </w:r>
+    </w:p>
+    <w:p>
+      <w:pPr>
+        <w:pStyle w:val="Heading2"/>
+      </w:pPr>
+      <w:r>
+        <w:rPr>
+          <w:rFonts w:hint="eastAsia"/>
+        </w:rPr>
+        <w:t>空行</w:t>
+      </w:r>
+    </w:p>
+    <w:p>
+      <w:pPr>
+        <w:rPr>
+          <w:rFonts w:hint="eastAsia"/>
+        </w:rPr>
+      </w:pPr>
+      <w:r>
+        <w:rPr>
+          <w:rFonts w:hint="eastAsia"/>
+        </w:rPr>
+        <w:tab/>
+      </w:r>
+      <w:r>
+        <w:rPr>
+          <w:rFonts w:hint="eastAsia"/>
+        </w:rPr>
+        <w:t>使用空行来划分一组逻辑上相关联的代码片段</w:t>
+      </w:r>
+      <w:r>
+        <w:rPr>
+          <w:rFonts w:hint="eastAsia"/>
+        </w:rPr>
+        <w:t>。</w:t>
+      </w:r>
+    </w:p>
+    <w:p>
+      <w:pPr>
+        <w:pStyle w:val="Heading2"/>
+      </w:pPr>
+      <w:r>
+        <w:rPr>
+          <w:rFonts w:hint="eastAsia"/>
+        </w:rPr>
+        <w:t>等号对齐</w:t>
+      </w:r>
+    </w:p>
+    <w:p>
+      <w:pPr>
+        <w:rPr>
+          <w:rFonts w:hint="eastAsia"/>
+        </w:rPr>
+      </w:pPr>
+      <w:r>
+        <w:rPr>
+          <w:rFonts w:hint="eastAsia"/>
+        </w:rPr>
+        <w:tab/>
+      </w:r>
+      <w:r>
+        <w:rPr>
+          <w:rFonts w:hint="eastAsia"/>
+        </w:rPr>
+        <w:t>当代码相似时，可以使用等号对齐。如：</w:t>
+      </w:r>
+    </w:p>
+    <w:p>
+      <w:pPr>
+        <w:rPr>
+          <w:color w:val="0000CC"/>
+          <w:sz w:val="18"/>
+          <w:szCs w:val="18"/>
+          <w:shd w:val="clear" w:color="auto" w:fill="80C687" w:themeFill="background1" w:themeFillShade="BF"/>
+        </w:rPr>
+      </w:pPr>
+      <w:proofErr w:type="spellStart"/>
       <w:proofErr w:type="gramStart"/>
       <w:r>
         <w:rPr>
-          <w:rFonts w:hint="eastAsia"/>
-          <w:color w:val="0000CC"/>
-          <w:sz w:val="18"/>
-          <w:szCs w:val="18"/>
-          <w:shd w:val="clear" w:color="auto" w:fill="80C687" w:themeFill="background1" w:themeFillShade="BF"/>
-        </w:rPr>
-        <w:t>function</w:t>
-      </w:r>
+          <w:color w:val="0000CC"/>
+          <w:sz w:val="18"/>
+          <w:szCs w:val="18"/>
+          <w:shd w:val="clear" w:color="auto" w:fill="80C687" w:themeFill="background1" w:themeFillShade="BF"/>
+        </w:rPr>
+        <w:t>var</w:t>
+      </w:r>
+      <w:proofErr w:type="spellEnd"/>
       <w:proofErr w:type="gramEnd"/>
       <w:r>
         <w:rPr>
-          <w:rFonts w:hint="eastAsia"/>
-          <w:color w:val="0000CC"/>
-          <w:sz w:val="18"/>
-          <w:szCs w:val="18"/>
-          <w:shd w:val="clear" w:color="auto" w:fill="80C687" w:themeFill="background1" w:themeFillShade="BF"/>
-        </w:rPr>
-        <w:t xml:space="preserve"> test( db )</w:t>
-      </w:r>
-    </w:p>
-    <w:p>
-      <w:pPr>
-        <w:rPr>
-          <w:color w:val="0000CC"/>
-          <w:sz w:val="18"/>
-          <w:szCs w:val="18"/>
-          <w:shd w:val="clear" w:color="auto" w:fill="80C687" w:themeFill="background1" w:themeFillShade="BF"/>
-        </w:rPr>
-      </w:pPr>
-      <w:r>
-        <w:rPr>
-          <w:rFonts w:hint="eastAsia"/>
-          <w:color w:val="0000CC"/>
-          <w:sz w:val="18"/>
-          <w:szCs w:val="18"/>
-          <w:shd w:val="clear" w:color="auto" w:fill="80C687" w:themeFill="background1" w:themeFillShade="BF"/>
-        </w:rPr>
-        <w:t>{</w:t>
-      </w:r>
-    </w:p>
-    <w:p>
-      <w:pPr>
-        <w:rPr>
-          <w:color w:val="0000CC"/>
-          <w:sz w:val="18"/>
-          <w:szCs w:val="18"/>
-          <w:shd w:val="clear" w:color="auto" w:fill="80C687" w:themeFill="background1" w:themeFillShade="BF"/>
-        </w:rPr>
-      </w:pPr>
-      <w:r>
-        <w:rPr>
-          <w:rFonts w:hint="eastAsia"/>
-          <w:color w:val="0000CC"/>
-          <w:sz w:val="18"/>
-          <w:szCs w:val="18"/>
-          <w:shd w:val="clear" w:color="auto" w:fill="80C687" w:themeFill="background1" w:themeFillShade="BF"/>
-        </w:rPr>
-        <w:t xml:space="preserve">   </w:t>
-      </w:r>
+          <w:color w:val="0000CC"/>
+          <w:sz w:val="18"/>
+          <w:szCs w:val="18"/>
+          <w:shd w:val="clear" w:color="auto" w:fill="80C687" w:themeFill="background1" w:themeFillShade="BF"/>
+        </w:rPr>
+        <w:t xml:space="preserve"> no</w:t>
+      </w:r>
+      <w:r>
+        <w:rPr>
+          <w:rFonts w:hint="eastAsia"/>
+          <w:color w:val="0000CC"/>
+          <w:sz w:val="18"/>
+          <w:szCs w:val="18"/>
+          <w:shd w:val="clear" w:color="auto" w:fill="80C687" w:themeFill="background1" w:themeFillShade="BF"/>
+        </w:rPr>
+        <w:t xml:space="preserve"> </w:t>
+      </w:r>
+      <w:r>
+        <w:rPr>
+          <w:color w:val="0000CC"/>
+          <w:sz w:val="18"/>
+          <w:szCs w:val="18"/>
+          <w:shd w:val="clear" w:color="auto" w:fill="80C687" w:themeFill="background1" w:themeFillShade="BF"/>
+        </w:rPr>
+        <w:t xml:space="preserve">= </w:t>
+      </w:r>
+      <w:proofErr w:type="spellStart"/>
+      <w:r>
+        <w:rPr>
+          <w:color w:val="0000CC"/>
+          <w:sz w:val="18"/>
+          <w:szCs w:val="18"/>
+          <w:shd w:val="clear" w:color="auto" w:fill="80C687" w:themeFill="background1" w:themeFillShade="BF"/>
+        </w:rPr>
+        <w:t>rc.current</w:t>
+      </w:r>
+      <w:proofErr w:type="spellEnd"/>
+      <w:r>
+        <w:rPr>
+          <w:color w:val="0000CC"/>
+          <w:sz w:val="18"/>
+          <w:szCs w:val="18"/>
+          <w:shd w:val="clear" w:color="auto" w:fill="80C687" w:themeFill="background1" w:themeFillShade="BF"/>
+        </w:rPr>
+        <w:t>().</w:t>
+      </w:r>
+      <w:proofErr w:type="spellStart"/>
+      <w:r>
+        <w:rPr>
+          <w:color w:val="0000CC"/>
+          <w:sz w:val="18"/>
+          <w:szCs w:val="18"/>
+          <w:shd w:val="clear" w:color="auto" w:fill="80C687" w:themeFill="background1" w:themeFillShade="BF"/>
+        </w:rPr>
+        <w:t>toObj</w:t>
+      </w:r>
+      <w:proofErr w:type="spellEnd"/>
+      <w:r>
+        <w:rPr>
+          <w:color w:val="0000CC"/>
+          <w:sz w:val="18"/>
+          <w:szCs w:val="18"/>
+          <w:shd w:val="clear" w:color="auto" w:fill="80C687" w:themeFill="background1" w:themeFillShade="BF"/>
+        </w:rPr>
+        <w:t>()["no"];</w:t>
+      </w:r>
+    </w:p>
+    <w:p>
+      <w:pPr>
+        <w:rPr>
+          <w:rFonts w:hint="eastAsia"/>
+          <w:color w:val="0000CC"/>
+          <w:sz w:val="18"/>
+          <w:szCs w:val="18"/>
+          <w:shd w:val="clear" w:color="auto" w:fill="80C687" w:themeFill="background1" w:themeFillShade="BF"/>
+        </w:rPr>
+      </w:pPr>
       <w:proofErr w:type="spellStart"/>
       <w:proofErr w:type="gramStart"/>
       <w:r>
         <w:rPr>
-          <w:rFonts w:hint="eastAsia"/>
-          <w:color w:val="0000CC"/>
-          <w:sz w:val="18"/>
-          <w:szCs w:val="18"/>
-          <w:shd w:val="clear" w:color="auto" w:fill="80C687" w:themeFill="background1" w:themeFillShade="BF"/>
-        </w:rPr>
-        <w:t>db.listReplicas</w:t>
-      </w:r>
-      <w:proofErr w:type="spellEnd"/>
-      <w:r>
-        <w:rPr>
-          <w:rFonts w:hint="eastAsia"/>
-          <w:color w:val="0000CC"/>
-          <w:sz w:val="18"/>
-          <w:szCs w:val="18"/>
-          <w:shd w:val="clear" w:color="auto" w:fill="80C687" w:themeFill="background1" w:themeFillShade="BF"/>
-        </w:rPr>
-        <w:t>(</w:t>
-      </w:r>
+          <w:color w:val="0000CC"/>
+          <w:sz w:val="18"/>
+          <w:szCs w:val="18"/>
+          <w:shd w:val="clear" w:color="auto" w:fill="80C687" w:themeFill="background1" w:themeFillShade="BF"/>
+        </w:rPr>
+        <w:t>var</w:t>
+      </w:r>
+      <w:proofErr w:type="spellEnd"/>
       <w:proofErr w:type="gramEnd"/>
       <w:r>
         <w:rPr>
-          <w:rFonts w:hint="eastAsia"/>
-          <w:color w:val="0000CC"/>
-          <w:sz w:val="18"/>
-          <w:szCs w:val="18"/>
-          <w:shd w:val="clear" w:color="auto" w:fill="80C687" w:themeFill="background1" w:themeFillShade="BF"/>
-        </w:rPr>
-        <w:t>) ;</w:t>
-      </w:r>
-    </w:p>
-    <w:p>
-      <w:pPr>
-        <w:rPr>
-          <w:rFonts w:hint="eastAsia"/>
-          <w:color w:val="0000CC"/>
-          <w:sz w:val="18"/>
-          <w:szCs w:val="18"/>
-          <w:shd w:val="clear" w:color="auto" w:fill="80C687" w:themeFill="background1" w:themeFillShade="BF"/>
-        </w:rPr>
-      </w:pPr>
-      <w:r>
-        <w:rPr>
-          <w:rFonts w:hint="eastAsia"/>
-          <w:color w:val="0000CC"/>
-          <w:sz w:val="18"/>
-          <w:szCs w:val="18"/>
-          <w:shd w:val="clear" w:color="auto" w:fill="80C687" w:themeFill="background1" w:themeFillShade="BF"/>
-        </w:rPr>
-        <w:t>}</w:t>
+          <w:color w:val="0000CC"/>
+          <w:sz w:val="18"/>
+          <w:szCs w:val="18"/>
+          <w:shd w:val="clear" w:color="auto" w:fill="80C687" w:themeFill="background1" w:themeFillShade="BF"/>
+        </w:rPr>
+        <w:t xml:space="preserve"> score = </w:t>
+      </w:r>
+      <w:proofErr w:type="spellStart"/>
+      <w:r>
+        <w:rPr>
+          <w:color w:val="0000CC"/>
+          <w:sz w:val="18"/>
+          <w:szCs w:val="18"/>
+          <w:shd w:val="clear" w:color="auto" w:fill="80C687" w:themeFill="background1" w:themeFillShade="BF"/>
+        </w:rPr>
+        <w:t>rc.current</w:t>
+      </w:r>
+      <w:proofErr w:type="spellEnd"/>
+      <w:r>
+        <w:rPr>
+          <w:color w:val="0000CC"/>
+          <w:sz w:val="18"/>
+          <w:szCs w:val="18"/>
+          <w:shd w:val="clear" w:color="auto" w:fill="80C687" w:themeFill="background1" w:themeFillShade="BF"/>
+        </w:rPr>
+        <w:t>().</w:t>
+      </w:r>
+      <w:proofErr w:type="spellStart"/>
+      <w:r>
+        <w:rPr>
+          <w:color w:val="0000CC"/>
+          <w:sz w:val="18"/>
+          <w:szCs w:val="18"/>
+          <w:shd w:val="clear" w:color="auto" w:fill="80C687" w:themeFill="background1" w:themeFillShade="BF"/>
+        </w:rPr>
+        <w:t>toObj</w:t>
+      </w:r>
+      <w:proofErr w:type="spellEnd"/>
+      <w:r>
+        <w:rPr>
+          <w:color w:val="0000CC"/>
+          <w:sz w:val="18"/>
+          <w:szCs w:val="18"/>
+          <w:shd w:val="clear" w:color="auto" w:fill="80C687" w:themeFill="background1" w:themeFillShade="BF"/>
+        </w:rPr>
+        <w:t>()["score"];</w:t>
+      </w:r>
+    </w:p>
+    <w:p>
+      <w:pPr>
+        <w:rPr>
+          <w:rFonts w:hint="eastAsia"/>
+          <w:color w:val="0000CC"/>
+          <w:sz w:val="18"/>
+          <w:szCs w:val="18"/>
+          <w:shd w:val="clear" w:color="auto" w:fill="80C687" w:themeFill="background1" w:themeFillShade="BF"/>
+        </w:rPr>
+      </w:pPr>
+      <w:r>
+        <w:rPr>
+          <w:rFonts w:hint="eastAsia"/>
+          <w:color w:val="0000CC"/>
+          <w:sz w:val="18"/>
+          <w:szCs w:val="18"/>
+          <w:shd w:val="clear" w:color="auto" w:fill="80C687" w:themeFill="background1" w:themeFillShade="BF"/>
+        </w:rPr>
+        <w:t>改为</w:t>
+      </w:r>
+    </w:p>
+    <w:p>
+      <w:pPr>
+        <w:rPr>
+          <w:color w:val="0000CC"/>
+          <w:sz w:val="18"/>
+          <w:szCs w:val="18"/>
+          <w:shd w:val="clear" w:color="auto" w:fill="80C687" w:themeFill="background1" w:themeFillShade="BF"/>
+        </w:rPr>
+      </w:pPr>
+      <w:proofErr w:type="spellStart"/>
+      <w:proofErr w:type="gramStart"/>
+      <w:r>
+        <w:rPr>
+          <w:color w:val="0000CC"/>
+          <w:sz w:val="18"/>
+          <w:szCs w:val="18"/>
+          <w:shd w:val="clear" w:color="auto" w:fill="80C687" w:themeFill="background1" w:themeFillShade="BF"/>
+        </w:rPr>
+        <w:t>var</w:t>
+      </w:r>
+      <w:proofErr w:type="spellEnd"/>
+      <w:proofErr w:type="gramEnd"/>
+      <w:r>
+        <w:rPr>
+          <w:color w:val="0000CC"/>
+          <w:sz w:val="18"/>
+          <w:szCs w:val="18"/>
+          <w:shd w:val="clear" w:color="auto" w:fill="80C687" w:themeFill="background1" w:themeFillShade="BF"/>
+        </w:rPr>
+        <w:t xml:space="preserve"> no  </w:t>
+      </w:r>
+      <w:r>
+        <w:rPr>
+          <w:color w:val="0000CC"/>
+          <w:sz w:val="18"/>
+          <w:szCs w:val="18"/>
+          <w:shd w:val="clear" w:color="auto" w:fill="80C687" w:themeFill="background1" w:themeFillShade="BF"/>
+        </w:rPr>
+        <w:t xml:space="preserve">= </w:t>
+      </w:r>
+      <w:proofErr w:type="spellStart"/>
+      <w:r>
+        <w:rPr>
+          <w:color w:val="0000CC"/>
+          <w:sz w:val="18"/>
+          <w:szCs w:val="18"/>
+          <w:shd w:val="clear" w:color="auto" w:fill="80C687" w:themeFill="background1" w:themeFillShade="BF"/>
+        </w:rPr>
+        <w:t>rc.current</w:t>
+      </w:r>
+      <w:proofErr w:type="spellEnd"/>
+      <w:r>
+        <w:rPr>
+          <w:color w:val="0000CC"/>
+          <w:sz w:val="18"/>
+          <w:szCs w:val="18"/>
+          <w:shd w:val="clear" w:color="auto" w:fill="80C687" w:themeFill="background1" w:themeFillShade="BF"/>
+        </w:rPr>
+        <w:t>().</w:t>
+      </w:r>
+      <w:proofErr w:type="spellStart"/>
+      <w:r>
+        <w:rPr>
+          <w:color w:val="0000CC"/>
+          <w:sz w:val="18"/>
+          <w:szCs w:val="18"/>
+          <w:shd w:val="clear" w:color="auto" w:fill="80C687" w:themeFill="background1" w:themeFillShade="BF"/>
+        </w:rPr>
+        <w:t>toObj</w:t>
+      </w:r>
+      <w:proofErr w:type="spellEnd"/>
+      <w:r>
+        <w:rPr>
+          <w:color w:val="0000CC"/>
+          <w:sz w:val="18"/>
+          <w:szCs w:val="18"/>
+          <w:shd w:val="clear" w:color="auto" w:fill="80C687" w:themeFill="background1" w:themeFillShade="BF"/>
+        </w:rPr>
+        <w:t>()["no"];</w:t>
+      </w:r>
+    </w:p>
+    <w:p>
+      <w:pPr>
+        <w:rPr>
+          <w:rFonts w:hint="eastAsia"/>
+        </w:rPr>
+      </w:pPr>
+      <w:proofErr w:type="spellStart"/>
+      <w:proofErr w:type="gramStart"/>
+      <w:r>
+        <w:rPr>
+          <w:color w:val="0000CC"/>
+          <w:sz w:val="18"/>
+          <w:szCs w:val="18"/>
+          <w:shd w:val="clear" w:color="auto" w:fill="80C687" w:themeFill="background1" w:themeFillShade="BF"/>
+        </w:rPr>
+        <w:t>var</w:t>
+      </w:r>
+      <w:proofErr w:type="spellEnd"/>
+      <w:proofErr w:type="gramEnd"/>
+      <w:r>
+        <w:rPr>
+          <w:color w:val="0000CC"/>
+          <w:sz w:val="18"/>
+          <w:szCs w:val="18"/>
+          <w:shd w:val="clear" w:color="auto" w:fill="80C687" w:themeFill="background1" w:themeFillShade="BF"/>
+        </w:rPr>
+        <w:t xml:space="preserve"> score</w:t>
+      </w:r>
+      <w:r>
+        <w:rPr>
+          <w:color w:val="0000CC"/>
+          <w:sz w:val="18"/>
+          <w:szCs w:val="18"/>
+          <w:shd w:val="clear" w:color="auto" w:fill="80C687" w:themeFill="background1" w:themeFillShade="BF"/>
+        </w:rPr>
+        <w:t xml:space="preserve">= </w:t>
+      </w:r>
+      <w:proofErr w:type="spellStart"/>
+      <w:r>
+        <w:rPr>
+          <w:color w:val="0000CC"/>
+          <w:sz w:val="18"/>
+          <w:szCs w:val="18"/>
+          <w:shd w:val="clear" w:color="auto" w:fill="80C687" w:themeFill="background1" w:themeFillShade="BF"/>
+        </w:rPr>
+        <w:t>rc.current</w:t>
+      </w:r>
+      <w:proofErr w:type="spellEnd"/>
+      <w:r>
+        <w:rPr>
+          <w:color w:val="0000CC"/>
+          <w:sz w:val="18"/>
+          <w:szCs w:val="18"/>
+          <w:shd w:val="clear" w:color="auto" w:fill="80C687" w:themeFill="background1" w:themeFillShade="BF"/>
+        </w:rPr>
+        <w:t>().</w:t>
+      </w:r>
+      <w:proofErr w:type="spellStart"/>
+      <w:r>
+        <w:rPr>
+          <w:color w:val="0000CC"/>
+          <w:sz w:val="18"/>
+          <w:szCs w:val="18"/>
+          <w:shd w:val="clear" w:color="auto" w:fill="80C687" w:themeFill="background1" w:themeFillShade="BF"/>
+        </w:rPr>
+        <w:t>toObj</w:t>
+      </w:r>
+      <w:proofErr w:type="spellEnd"/>
+      <w:r>
+        <w:rPr>
+          <w:color w:val="0000CC"/>
+          <w:sz w:val="18"/>
+          <w:szCs w:val="18"/>
+          <w:shd w:val="clear" w:color="auto" w:fill="80C687" w:themeFill="background1" w:themeFillShade="BF"/>
+        </w:rPr>
+        <w:t>()["score"];</w:t>
       </w:r>
     </w:p>
     <w:p>
@@ -5803,16 +8644,13 @@
         <w:rPr>
           <w:rFonts w:hint="eastAsia"/>
         </w:rPr>
-        <w:t>使用公共函数库文件中建立的连接</w:t>
-      </w:r>
-    </w:p>
-    <w:p>
-      <w:pPr>
-        <w:rPr>
-          <w:color w:val="0000CC"/>
-          <w:sz w:val="18"/>
-          <w:szCs w:val="18"/>
-          <w:shd w:val="clear" w:color="auto" w:fill="80C687" w:themeFill="background1" w:themeFillShade="BF"/>
+        <w:t>在优先级低的运算符前断行</w:t>
+      </w:r>
+    </w:p>
+    <w:p>
+      <w:pPr>
+        <w:rPr>
+          <w:rFonts w:hint="eastAsia"/>
         </w:rPr>
       </w:pPr>
       <w:r>
@@ -5825,85 +8663,13 @@
         <w:rPr>
           <w:rFonts w:hint="eastAsia"/>
         </w:rPr>
-        <w:t>在公共函数库文件</w:t>
-      </w:r>
-      <w:r>
-        <w:rPr>
-          <w:rFonts w:hint="eastAsia"/>
-        </w:rPr>
-        <w:t>func.js</w:t>
-      </w:r>
-      <w:r>
-        <w:rPr>
-          <w:rFonts w:hint="eastAsia"/>
-        </w:rPr>
-        <w:t>中已有建立连接，不需要再在其余测试脚本中再次</w:t>
-      </w:r>
-      <w:r>
-        <w:rPr>
-          <w:rFonts w:hint="eastAsia"/>
-        </w:rPr>
-        <w:t>new</w:t>
-      </w:r>
-      <w:r>
-        <w:rPr>
-          <w:rFonts w:hint="eastAsia"/>
-        </w:rPr>
-        <w:t>，以避免浪费资源。</w:t>
-      </w:r>
-    </w:p>
-    <w:p>
-      <w:pPr>
-        <w:pStyle w:val="Heading2"/>
-      </w:pPr>
-      <w:r>
-        <w:rPr>
-          <w:rFonts w:hint="eastAsia"/>
-        </w:rPr>
-        <w:t>输入参数检查</w:t>
-      </w:r>
-    </w:p>
-    <w:p>
-      <w:r>
-        <w:rPr>
-          <w:rFonts w:hint="eastAsia"/>
-        </w:rPr>
-        <w:tab/>
-      </w:r>
-      <w:r>
-        <w:rPr>
-          <w:rFonts w:hint="eastAsia"/>
-        </w:rPr>
-        <w:t>函数输入参数需要做检查，对于有默认值的函数参数，需要进行默认值处理；</w:t>
-      </w:r>
-      <w:r>
-        <w:rPr>
-          <w:rFonts w:hint="eastAsia"/>
-        </w:rPr>
-        <w:t>JS</w:t>
-      </w:r>
-      <w:r>
-        <w:rPr>
-          <w:rFonts w:hint="eastAsia"/>
-        </w:rPr>
-        <w:t>的函数参数如果未进行覆值，其值为“</w:t>
-      </w:r>
-      <w:r>
-        <w:rPr>
-          <w:rFonts w:hint="eastAsia"/>
-        </w:rPr>
-        <w:t>undefined</w:t>
-      </w:r>
-      <w:r>
-        <w:rPr>
-          <w:rFonts w:hint="eastAsia"/>
-        </w:rPr>
-        <w:t>“，可通过如下方式进行默认值处理：</w:t>
-      </w:r>
-    </w:p>
-    <w:p>
-      <w:pPr>
-        <w:rPr>
+        <w:t>如：</w:t>
+      </w:r>
+    </w:p>
+    <w:p>
+      <w:pPr>
+        <w:rPr>
+          <w:rFonts w:hint="eastAsia"/>
           <w:color w:val="0000CC"/>
           <w:sz w:val="18"/>
           <w:szCs w:val="18"/>
@@ -5913,91 +8679,254 @@
       <w:proofErr w:type="gramStart"/>
       <w:r>
         <w:rPr>
-          <w:rFonts w:hint="eastAsia"/>
-          <w:color w:val="0000CC"/>
-          <w:sz w:val="18"/>
-          <w:szCs w:val="18"/>
-          <w:shd w:val="clear" w:color="auto" w:fill="80C687" w:themeFill="background1" w:themeFillShade="BF"/>
-        </w:rPr>
-        <w:t>function</w:t>
+          <w:color w:val="0000CC"/>
+          <w:sz w:val="18"/>
+          <w:szCs w:val="18"/>
+          <w:shd w:val="clear" w:color="auto" w:fill="80C687" w:themeFill="background1" w:themeFillShade="BF"/>
+        </w:rPr>
+        <w:t>if</w:t>
       </w:r>
       <w:proofErr w:type="gramEnd"/>
       <w:r>
         <w:rPr>
-          <w:rFonts w:hint="eastAsia"/>
-          <w:color w:val="0000CC"/>
-          <w:sz w:val="18"/>
-          <w:szCs w:val="18"/>
-          <w:shd w:val="clear" w:color="auto" w:fill="80C687" w:themeFill="background1" w:themeFillShade="BF"/>
-        </w:rPr>
-        <w:t xml:space="preserve"> connect( host, </w:t>
-      </w:r>
-      <w:proofErr w:type="spellStart"/>
-      <w:r>
-        <w:rPr>
-          <w:rFonts w:hint="eastAsia"/>
-          <w:color w:val="0000CC"/>
-          <w:sz w:val="18"/>
-          <w:szCs w:val="18"/>
-          <w:shd w:val="clear" w:color="auto" w:fill="80C687" w:themeFill="background1" w:themeFillShade="BF"/>
-        </w:rPr>
-        <w:t>svcname</w:t>
-      </w:r>
-      <w:proofErr w:type="spellEnd"/>
-      <w:r>
-        <w:rPr>
-          <w:rFonts w:hint="eastAsia"/>
-          <w:color w:val="0000CC"/>
-          <w:sz w:val="18"/>
-          <w:szCs w:val="18"/>
-          <w:shd w:val="clear" w:color="auto" w:fill="80C687" w:themeFill="background1" w:themeFillShade="BF"/>
-        </w:rPr>
-        <w:t xml:space="preserve"> )</w:t>
-      </w:r>
-    </w:p>
-    <w:p>
-      <w:pPr>
-        <w:rPr>
-          <w:color w:val="0000CC"/>
-          <w:sz w:val="18"/>
-          <w:szCs w:val="18"/>
-          <w:shd w:val="clear" w:color="auto" w:fill="80C687" w:themeFill="background1" w:themeFillShade="BF"/>
-        </w:rPr>
-      </w:pPr>
-      <w:r>
-        <w:rPr>
-          <w:rFonts w:hint="eastAsia"/>
-          <w:color w:val="0000CC"/>
-          <w:sz w:val="18"/>
-          <w:szCs w:val="18"/>
-          <w:shd w:val="clear" w:color="auto" w:fill="80C687" w:themeFill="background1" w:themeFillShade="BF"/>
-        </w:rPr>
-        <w:t>{</w:t>
-      </w:r>
-    </w:p>
-    <w:p>
-      <w:pPr>
-        <w:rPr>
-          <w:color w:val="0000CC"/>
-          <w:sz w:val="18"/>
-          <w:szCs w:val="18"/>
-          <w:shd w:val="clear" w:color="auto" w:fill="80C687" w:themeFill="background1" w:themeFillShade="BF"/>
-        </w:rPr>
-      </w:pPr>
-      <w:r>
-        <w:rPr>
-          <w:rFonts w:hint="eastAsia"/>
-          <w:color w:val="0000CC"/>
-          <w:sz w:val="18"/>
-          <w:szCs w:val="18"/>
-          <w:shd w:val="clear" w:color="auto" w:fill="80C687" w:themeFill="background1" w:themeFillShade="BF"/>
-        </w:rPr>
-        <w:t xml:space="preserve">   </w:t>
-      </w:r>
+          <w:color w:val="0000CC"/>
+          <w:sz w:val="18"/>
+          <w:szCs w:val="18"/>
+          <w:shd w:val="clear" w:color="auto" w:fill="80C687" w:themeFill="background1" w:themeFillShade="BF"/>
+        </w:rPr>
+        <w:t xml:space="preserve"> ( "</w:t>
+      </w:r>
+      <w:proofErr w:type="spellStart"/>
+      <w:r>
+        <w:rPr>
+          <w:color w:val="0000CC"/>
+          <w:sz w:val="18"/>
+          <w:szCs w:val="18"/>
+          <w:shd w:val="clear" w:color="auto" w:fill="80C687" w:themeFill="background1" w:themeFillShade="BF"/>
+        </w:rPr>
+        <w:t>SYSCatalogGroup</w:t>
+      </w:r>
+      <w:proofErr w:type="spellEnd"/>
+      <w:r>
+        <w:rPr>
+          <w:color w:val="0000CC"/>
+          <w:sz w:val="18"/>
+          <w:szCs w:val="18"/>
+          <w:shd w:val="clear" w:color="auto" w:fill="80C687" w:themeFill="background1" w:themeFillShade="BF"/>
+        </w:rPr>
+        <w:t>"</w:t>
+      </w:r>
+      <w:r>
+        <w:rPr>
+          <w:rFonts w:hint="eastAsia"/>
+          <w:color w:val="0000CC"/>
+          <w:sz w:val="18"/>
+          <w:szCs w:val="18"/>
+          <w:shd w:val="clear" w:color="auto" w:fill="80C687" w:themeFill="background1" w:themeFillShade="BF"/>
+        </w:rPr>
+        <w:t xml:space="preserve"> </w:t>
+      </w:r>
+      <w:r>
+        <w:rPr>
+          <w:color w:val="0000CC"/>
+          <w:sz w:val="18"/>
+          <w:szCs w:val="18"/>
+          <w:shd w:val="clear" w:color="auto" w:fill="80C687" w:themeFill="background1" w:themeFillShade="BF"/>
+        </w:rPr>
+        <w:t xml:space="preserve">!== </w:t>
+      </w:r>
+      <w:proofErr w:type="spellStart"/>
+      <w:r>
+        <w:rPr>
+          <w:color w:val="0000CC"/>
+          <w:sz w:val="18"/>
+          <w:szCs w:val="18"/>
+          <w:shd w:val="clear" w:color="auto" w:fill="80C687" w:themeFill="background1" w:themeFillShade="BF"/>
+        </w:rPr>
+        <w:t>groupName</w:t>
+      </w:r>
+      <w:proofErr w:type="spellEnd"/>
+      <w:r>
+        <w:rPr>
+          <w:color w:val="0000CC"/>
+          <w:sz w:val="18"/>
+          <w:szCs w:val="18"/>
+          <w:shd w:val="clear" w:color="auto" w:fill="80C687" w:themeFill="background1" w:themeFillShade="BF"/>
+        </w:rPr>
+        <w:t xml:space="preserve"> &amp;&amp; "</w:t>
+      </w:r>
+      <w:proofErr w:type="spellStart"/>
+      <w:r>
+        <w:rPr>
+          <w:color w:val="0000CC"/>
+          <w:sz w:val="18"/>
+          <w:szCs w:val="18"/>
+          <w:shd w:val="clear" w:color="auto" w:fill="80C687" w:themeFill="background1" w:themeFillShade="BF"/>
+        </w:rPr>
+        <w:t>SYSCoord</w:t>
+      </w:r>
+      <w:proofErr w:type="spellEnd"/>
+      <w:r>
+        <w:rPr>
+          <w:color w:val="0000CC"/>
+          <w:sz w:val="18"/>
+          <w:szCs w:val="18"/>
+          <w:shd w:val="clear" w:color="auto" w:fill="80C687" w:themeFill="background1" w:themeFillShade="BF"/>
+        </w:rPr>
+        <w:t>”</w:t>
+      </w:r>
+      <w:r>
+        <w:rPr>
+          <w:rFonts w:hint="eastAsia"/>
+          <w:color w:val="0000CC"/>
+          <w:sz w:val="18"/>
+          <w:szCs w:val="18"/>
+          <w:shd w:val="clear" w:color="auto" w:fill="80C687" w:themeFill="background1" w:themeFillShade="BF"/>
+        </w:rPr>
+        <w:t xml:space="preserve"> </w:t>
+      </w:r>
+      <w:r>
+        <w:rPr>
+          <w:color w:val="0000CC"/>
+          <w:sz w:val="18"/>
+          <w:szCs w:val="18"/>
+          <w:shd w:val="clear" w:color="auto" w:fill="80C687" w:themeFill="background1" w:themeFillShade="BF"/>
+        </w:rPr>
+        <w:t xml:space="preserve">!== </w:t>
+      </w:r>
+      <w:proofErr w:type="spellStart"/>
+      <w:r>
+        <w:rPr>
+          <w:color w:val="0000CC"/>
+          <w:sz w:val="18"/>
+          <w:szCs w:val="18"/>
+          <w:shd w:val="clear" w:color="auto" w:fill="80C687" w:themeFill="background1" w:themeFillShade="BF"/>
+        </w:rPr>
+        <w:t>groupName</w:t>
+      </w:r>
+      <w:proofErr w:type="spellEnd"/>
+      <w:r>
+        <w:rPr>
+          <w:color w:val="0000CC"/>
+          <w:sz w:val="18"/>
+          <w:szCs w:val="18"/>
+          <w:shd w:val="clear" w:color="auto" w:fill="80C687" w:themeFill="background1" w:themeFillShade="BF"/>
+        </w:rPr>
+        <w:t xml:space="preserve"> </w:t>
+      </w:r>
+      <w:r>
+        <w:rPr>
+          <w:rFonts w:hint="eastAsia"/>
+          <w:color w:val="0000CC"/>
+          <w:sz w:val="18"/>
+          <w:szCs w:val="18"/>
+          <w:shd w:val="clear" w:color="auto" w:fill="80C687" w:themeFill="background1" w:themeFillShade="BF"/>
+        </w:rPr>
+        <w:t xml:space="preserve">&amp;&amp; </w:t>
+      </w:r>
+      <w:r>
+        <w:rPr>
+          <w:color w:val="0000CC"/>
+          <w:sz w:val="18"/>
+          <w:szCs w:val="18"/>
+          <w:shd w:val="clear" w:color="auto" w:fill="80C687" w:themeFill="background1" w:themeFillShade="BF"/>
+        </w:rPr>
+        <w:t>"</w:t>
+      </w:r>
+      <w:proofErr w:type="spellStart"/>
+      <w:r>
+        <w:rPr>
+          <w:rFonts w:hint="eastAsia"/>
+          <w:color w:val="0000CC"/>
+          <w:sz w:val="18"/>
+          <w:szCs w:val="18"/>
+          <w:shd w:val="clear" w:color="auto" w:fill="80C687" w:themeFill="background1" w:themeFillShade="BF"/>
+        </w:rPr>
+        <w:t>SYSSpare</w:t>
+      </w:r>
+      <w:proofErr w:type="spellEnd"/>
+      <w:r>
+        <w:rPr>
+          <w:color w:val="0000CC"/>
+          <w:sz w:val="18"/>
+          <w:szCs w:val="18"/>
+          <w:shd w:val="clear" w:color="auto" w:fill="80C687" w:themeFill="background1" w:themeFillShade="BF"/>
+        </w:rPr>
+        <w:t>”</w:t>
+      </w:r>
+      <w:r>
+        <w:rPr>
+          <w:rFonts w:hint="eastAsia"/>
+          <w:color w:val="0000CC"/>
+          <w:sz w:val="18"/>
+          <w:szCs w:val="18"/>
+          <w:shd w:val="clear" w:color="auto" w:fill="80C687" w:themeFill="background1" w:themeFillShade="BF"/>
+        </w:rPr>
+        <w:t xml:space="preserve"> </w:t>
+      </w:r>
+      <w:r>
+        <w:rPr>
+          <w:color w:val="0000CC"/>
+          <w:sz w:val="18"/>
+          <w:szCs w:val="18"/>
+          <w:shd w:val="clear" w:color="auto" w:fill="80C687" w:themeFill="background1" w:themeFillShade="BF"/>
+        </w:rPr>
+        <w:t xml:space="preserve">!== </w:t>
+      </w:r>
+      <w:proofErr w:type="spellStart"/>
+      <w:r>
+        <w:rPr>
+          <w:color w:val="0000CC"/>
+          <w:sz w:val="18"/>
+          <w:szCs w:val="18"/>
+          <w:shd w:val="clear" w:color="auto" w:fill="80C687" w:themeFill="background1" w:themeFillShade="BF"/>
+        </w:rPr>
+        <w:t>groupName</w:t>
+      </w:r>
+      <w:proofErr w:type="spellEnd"/>
+      <w:r>
+        <w:rPr>
+          <w:color w:val="0000CC"/>
+          <w:sz w:val="18"/>
+          <w:szCs w:val="18"/>
+          <w:shd w:val="clear" w:color="auto" w:fill="80C687" w:themeFill="background1" w:themeFillShade="BF"/>
+        </w:rPr>
+        <w:t>)</w:t>
+      </w:r>
+    </w:p>
+    <w:p>
+      <w:r>
+        <w:rPr>
+          <w:rFonts w:hint="eastAsia"/>
+        </w:rPr>
+        <w:t>当屏幕显示不下一行时，在</w:t>
+      </w:r>
+      <w:r>
+        <w:rPr>
+          <w:rFonts w:hint="eastAsia"/>
+        </w:rPr>
+        <w:t>&amp;&amp;</w:t>
+      </w:r>
+      <w:r>
+        <w:rPr>
+          <w:rFonts w:hint="eastAsia"/>
+        </w:rPr>
+        <w:t>前断行为</w:t>
+      </w:r>
+    </w:p>
+    <w:p>
+      <w:pPr>
+        <w:rPr>
+          <w:rFonts w:hint="eastAsia"/>
+          <w:color w:val="0000CC"/>
+          <w:sz w:val="18"/>
+          <w:szCs w:val="18"/>
+          <w:shd w:val="clear" w:color="auto" w:fill="80C687" w:themeFill="background1" w:themeFillShade="BF"/>
+        </w:rPr>
+      </w:pPr>
       <w:proofErr w:type="gramStart"/>
       <w:r>
         <w:rPr>
-          <w:rFonts w:hint="eastAsia"/>
           <w:color w:val="0000CC"/>
           <w:sz w:val="18"/>
           <w:szCs w:val="18"/>
@@ -6008,95 +8937,233 @@
       <w:proofErr w:type="gramEnd"/>
       <w:r>
         <w:rPr>
-          <w:rFonts w:hint="eastAsia"/>
-          <w:color w:val="0000CC"/>
-          <w:sz w:val="18"/>
-          <w:szCs w:val="18"/>
-          <w:shd w:val="clear" w:color="auto" w:fill="80C687" w:themeFill="background1" w:themeFillShade="BF"/>
-        </w:rPr>
-        <w:t xml:space="preserve"> ( host == undefined )</w:t>
-      </w:r>
-    </w:p>
-    <w:p>
-      <w:pPr>
-        <w:rPr>
-          <w:color w:val="0000CC"/>
-          <w:sz w:val="18"/>
-          <w:szCs w:val="18"/>
-          <w:shd w:val="clear" w:color="auto" w:fill="80C687" w:themeFill="background1" w:themeFillShade="BF"/>
-        </w:rPr>
-      </w:pPr>
-      <w:r>
-        <w:rPr>
-          <w:rFonts w:hint="eastAsia"/>
-          <w:color w:val="0000CC"/>
-          <w:sz w:val="18"/>
-          <w:szCs w:val="18"/>
-          <w:shd w:val="clear" w:color="auto" w:fill="80C687" w:themeFill="background1" w:themeFillShade="BF"/>
-        </w:rPr>
-        <w:t xml:space="preserve">   {</w:t>
-      </w:r>
-    </w:p>
-    <w:p>
-      <w:pPr>
-        <w:rPr>
-          <w:color w:val="0000CC"/>
-          <w:sz w:val="18"/>
-          <w:szCs w:val="18"/>
-          <w:shd w:val="clear" w:color="auto" w:fill="80C687" w:themeFill="background1" w:themeFillShade="BF"/>
-        </w:rPr>
-      </w:pPr>
-      <w:r>
-        <w:rPr>
-          <w:rFonts w:hint="eastAsia"/>
-          <w:color w:val="0000CC"/>
-          <w:sz w:val="18"/>
-          <w:szCs w:val="18"/>
-          <w:shd w:val="clear" w:color="auto" w:fill="80C687" w:themeFill="background1" w:themeFillShade="BF"/>
-        </w:rPr>
-        <w:t xml:space="preserve">      </w:t>
-      </w:r>
+          <w:color w:val="0000CC"/>
+          <w:sz w:val="18"/>
+          <w:szCs w:val="18"/>
+          <w:shd w:val="clear" w:color="auto" w:fill="80C687" w:themeFill="background1" w:themeFillShade="BF"/>
+        </w:rPr>
+        <w:t xml:space="preserve"> ( </w:t>
+      </w:r>
+      <w:r>
+        <w:rPr>
+          <w:rFonts w:hint="eastAsia"/>
+          <w:color w:val="0000CC"/>
+          <w:sz w:val="18"/>
+          <w:szCs w:val="18"/>
+          <w:shd w:val="clear" w:color="auto" w:fill="80C687" w:themeFill="background1" w:themeFillShade="BF"/>
+        </w:rPr>
+        <w:t xml:space="preserve">  </w:t>
+      </w:r>
+      <w:r>
+        <w:rPr>
+          <w:color w:val="0000CC"/>
+          <w:sz w:val="18"/>
+          <w:szCs w:val="18"/>
+          <w:shd w:val="clear" w:color="auto" w:fill="80C687" w:themeFill="background1" w:themeFillShade="BF"/>
+        </w:rPr>
+        <w:t>"</w:t>
+      </w:r>
+      <w:proofErr w:type="spellStart"/>
+      <w:r>
+        <w:rPr>
+          <w:color w:val="0000CC"/>
+          <w:sz w:val="18"/>
+          <w:szCs w:val="18"/>
+          <w:shd w:val="clear" w:color="auto" w:fill="80C687" w:themeFill="background1" w:themeFillShade="BF"/>
+        </w:rPr>
+        <w:t>SYSCatalogGroup</w:t>
+      </w:r>
+      <w:proofErr w:type="spellEnd"/>
+      <w:r>
+        <w:rPr>
+          <w:color w:val="0000CC"/>
+          <w:sz w:val="18"/>
+          <w:szCs w:val="18"/>
+          <w:shd w:val="clear" w:color="auto" w:fill="80C687" w:themeFill="background1" w:themeFillShade="BF"/>
+        </w:rPr>
+        <w:t>"</w:t>
+      </w:r>
+      <w:r>
+        <w:rPr>
+          <w:rFonts w:hint="eastAsia"/>
+          <w:color w:val="0000CC"/>
+          <w:sz w:val="18"/>
+          <w:szCs w:val="18"/>
+          <w:shd w:val="clear" w:color="auto" w:fill="80C687" w:themeFill="background1" w:themeFillShade="BF"/>
+        </w:rPr>
+        <w:t xml:space="preserve"> </w:t>
+      </w:r>
+      <w:r>
+        <w:rPr>
+          <w:color w:val="0000CC"/>
+          <w:sz w:val="18"/>
+          <w:szCs w:val="18"/>
+          <w:shd w:val="clear" w:color="auto" w:fill="80C687" w:themeFill="background1" w:themeFillShade="BF"/>
+        </w:rPr>
+        <w:t xml:space="preserve">!== </w:t>
+      </w:r>
+      <w:proofErr w:type="spellStart"/>
+      <w:r>
+        <w:rPr>
+          <w:color w:val="0000CC"/>
+          <w:sz w:val="18"/>
+          <w:szCs w:val="18"/>
+          <w:shd w:val="clear" w:color="auto" w:fill="80C687" w:themeFill="background1" w:themeFillShade="BF"/>
+        </w:rPr>
+        <w:t>groupName</w:t>
+      </w:r>
+      <w:proofErr w:type="spellEnd"/>
+      <w:r>
+        <w:rPr>
+          <w:color w:val="0000CC"/>
+          <w:sz w:val="18"/>
+          <w:szCs w:val="18"/>
+          <w:shd w:val="clear" w:color="auto" w:fill="80C687" w:themeFill="background1" w:themeFillShade="BF"/>
+        </w:rPr>
+        <w:t xml:space="preserve"> </w:t>
+      </w:r>
+    </w:p>
+    <w:p>
+      <w:pPr>
+        <w:rPr>
+          <w:rFonts w:hint="eastAsia"/>
+          <w:color w:val="0000CC"/>
+          <w:sz w:val="18"/>
+          <w:szCs w:val="18"/>
+          <w:shd w:val="clear" w:color="auto" w:fill="80C687" w:themeFill="background1" w:themeFillShade="BF"/>
+        </w:rPr>
+      </w:pPr>
+      <w:r>
+        <w:rPr>
+          <w:rFonts w:hint="eastAsia"/>
+          <w:color w:val="0000CC"/>
+          <w:sz w:val="18"/>
+          <w:szCs w:val="18"/>
+          <w:shd w:val="clear" w:color="auto" w:fill="80C687" w:themeFill="background1" w:themeFillShade="BF"/>
+        </w:rPr>
+        <w:t xml:space="preserve">  </w:t>
+      </w:r>
+      <w:r>
+        <w:rPr>
+          <w:color w:val="0000CC"/>
+          <w:sz w:val="18"/>
+          <w:szCs w:val="18"/>
+          <w:shd w:val="clear" w:color="auto" w:fill="80C687" w:themeFill="background1" w:themeFillShade="BF"/>
+        </w:rPr>
+        <w:t>&amp;&amp; "</w:t>
+      </w:r>
+      <w:proofErr w:type="spellStart"/>
+      <w:r>
+        <w:rPr>
+          <w:color w:val="0000CC"/>
+          <w:sz w:val="18"/>
+          <w:szCs w:val="18"/>
+          <w:shd w:val="clear" w:color="auto" w:fill="80C687" w:themeFill="background1" w:themeFillShade="BF"/>
+        </w:rPr>
+        <w:t>SYSCoord</w:t>
+      </w:r>
+      <w:proofErr w:type="spellEnd"/>
       <w:proofErr w:type="gramStart"/>
       <w:r>
         <w:rPr>
-          <w:rFonts w:hint="eastAsia"/>
-          <w:color w:val="0000CC"/>
-          <w:sz w:val="18"/>
-          <w:szCs w:val="18"/>
-          <w:shd w:val="clear" w:color="auto" w:fill="80C687" w:themeFill="background1" w:themeFillShade="BF"/>
-        </w:rPr>
-        <w:t>host</w:t>
+          <w:color w:val="0000CC"/>
+          <w:sz w:val="18"/>
+          <w:szCs w:val="18"/>
+          <w:shd w:val="clear" w:color="auto" w:fill="80C687" w:themeFill="background1" w:themeFillShade="BF"/>
+        </w:rPr>
+        <w:t>”</w:t>
+      </w:r>
+      <w:r>
+        <w:rPr>
+          <w:rFonts w:hint="eastAsia"/>
+          <w:color w:val="0000CC"/>
+          <w:sz w:val="18"/>
+          <w:szCs w:val="18"/>
+          <w:shd w:val="clear" w:color="auto" w:fill="80C687" w:themeFill="background1" w:themeFillShade="BF"/>
+        </w:rPr>
+        <w:t xml:space="preserve"> </w:t>
+      </w:r>
+      <w:r>
+        <w:rPr>
+          <w:color w:val="0000CC"/>
+          <w:sz w:val="18"/>
+          <w:szCs w:val="18"/>
+          <w:shd w:val="clear" w:color="auto" w:fill="80C687" w:themeFill="background1" w:themeFillShade="BF"/>
+        </w:rPr>
+        <w:t>!</w:t>
       </w:r>
       <w:proofErr w:type="gramEnd"/>
       <w:r>
         <w:rPr>
-          <w:rFonts w:hint="eastAsia"/>
-          <w:color w:val="0000CC"/>
-          <w:sz w:val="18"/>
-          <w:szCs w:val="18"/>
-          <w:shd w:val="clear" w:color="auto" w:fill="80C687" w:themeFill="background1" w:themeFillShade="BF"/>
-        </w:rPr>
-        <w:t xml:space="preserve"> = </w:t>
-      </w:r>
-      <w:r>
-        <w:rPr>
-          <w:color w:val="0000CC"/>
-          <w:sz w:val="18"/>
-          <w:szCs w:val="18"/>
-          <w:shd w:val="clear" w:color="auto" w:fill="80C687" w:themeFill="background1" w:themeFillShade="BF"/>
-        </w:rPr>
-        <w:t>“</w:t>
-      </w:r>
-      <w:r>
-        <w:rPr>
-          <w:rFonts w:hint="eastAsia"/>
-          <w:color w:val="0000CC"/>
-          <w:sz w:val="18"/>
-          <w:szCs w:val="18"/>
-          <w:shd w:val="clear" w:color="auto" w:fill="80C687" w:themeFill="background1" w:themeFillShade="BF"/>
-        </w:rPr>
-        <w:t>local</w:t>
-      </w:r>
+          <w:color w:val="0000CC"/>
+          <w:sz w:val="18"/>
+          <w:szCs w:val="18"/>
+          <w:shd w:val="clear" w:color="auto" w:fill="80C687" w:themeFill="background1" w:themeFillShade="BF"/>
+        </w:rPr>
+        <w:t xml:space="preserve">== </w:t>
+      </w:r>
+      <w:proofErr w:type="spellStart"/>
+      <w:r>
+        <w:rPr>
+          <w:color w:val="0000CC"/>
+          <w:sz w:val="18"/>
+          <w:szCs w:val="18"/>
+          <w:shd w:val="clear" w:color="auto" w:fill="80C687" w:themeFill="background1" w:themeFillShade="BF"/>
+        </w:rPr>
+        <w:t>groupName</w:t>
+      </w:r>
+      <w:proofErr w:type="spellEnd"/>
+      <w:r>
+        <w:rPr>
+          <w:color w:val="0000CC"/>
+          <w:sz w:val="18"/>
+          <w:szCs w:val="18"/>
+          <w:shd w:val="clear" w:color="auto" w:fill="80C687" w:themeFill="background1" w:themeFillShade="BF"/>
+        </w:rPr>
+        <w:t xml:space="preserve"> </w:t>
+      </w:r>
+    </w:p>
+    <w:p>
+      <w:pPr>
+        <w:rPr>
+          <w:color w:val="0000CC"/>
+          <w:sz w:val="18"/>
+          <w:szCs w:val="18"/>
+          <w:shd w:val="clear" w:color="auto" w:fill="80C687" w:themeFill="background1" w:themeFillShade="BF"/>
+        </w:rPr>
+      </w:pPr>
+      <w:r>
+        <w:rPr>
+          <w:rFonts w:hint="eastAsia"/>
+          <w:color w:val="0000CC"/>
+          <w:sz w:val="18"/>
+          <w:szCs w:val="18"/>
+          <w:shd w:val="clear" w:color="auto" w:fill="80C687" w:themeFill="background1" w:themeFillShade="BF"/>
+        </w:rPr>
+        <w:t xml:space="preserve">  &amp;&amp; </w:t>
+      </w:r>
+      <w:r>
+        <w:rPr>
+          <w:color w:val="0000CC"/>
+          <w:sz w:val="18"/>
+          <w:szCs w:val="18"/>
+          <w:shd w:val="clear" w:color="auto" w:fill="80C687" w:themeFill="background1" w:themeFillShade="BF"/>
+        </w:rPr>
+        <w:t>"</w:t>
+      </w:r>
+      <w:proofErr w:type="spellStart"/>
+      <w:r>
+        <w:rPr>
+          <w:rFonts w:hint="eastAsia"/>
+          <w:color w:val="0000CC"/>
+          <w:sz w:val="18"/>
+          <w:szCs w:val="18"/>
+          <w:shd w:val="clear" w:color="auto" w:fill="80C687" w:themeFill="background1" w:themeFillShade="BF"/>
+        </w:rPr>
+        <w:t>SYSSpare</w:t>
+      </w:r>
+      <w:proofErr w:type="spellEnd"/>
+      <w:proofErr w:type="gramStart"/>
       <w:r>
         <w:rPr>
           <w:color w:val="0000CC"/>
@@ -6114,349 +9181,41 @@
           <w:szCs w:val="18"/>
           <w:shd w:val="clear" w:color="auto" w:fill="80C687" w:themeFill="background1" w:themeFillShade="BF"/>
         </w:rPr>
-        <w:t xml:space="preserve"> ;</w:t>
-      </w:r>
-    </w:p>
-    <w:p>
-      <w:pPr>
-        <w:rPr>
-          <w:color w:val="0000CC"/>
-          <w:sz w:val="18"/>
-          <w:szCs w:val="18"/>
-          <w:shd w:val="clear" w:color="auto" w:fill="80C687" w:themeFill="background1" w:themeFillShade="BF"/>
-        </w:rPr>
-      </w:pPr>
-      <w:r>
-        <w:rPr>
-          <w:rFonts w:hint="eastAsia"/>
-          <w:color w:val="0000CC"/>
-          <w:sz w:val="18"/>
-          <w:szCs w:val="18"/>
-          <w:shd w:val="clear" w:color="auto" w:fill="80C687" w:themeFill="background1" w:themeFillShade="BF"/>
-        </w:rPr>
-        <w:t xml:space="preserve">   }</w:t>
-      </w:r>
-    </w:p>
-    <w:p>
-      <w:pPr>
-        <w:rPr>
-          <w:color w:val="0000CC"/>
-          <w:sz w:val="18"/>
-          <w:szCs w:val="18"/>
-          <w:shd w:val="clear" w:color="auto" w:fill="80C687" w:themeFill="background1" w:themeFillShade="BF"/>
-        </w:rPr>
-      </w:pPr>
-      <w:r>
-        <w:rPr>
-          <w:rFonts w:hint="eastAsia"/>
-          <w:color w:val="0000CC"/>
-          <w:sz w:val="18"/>
-          <w:szCs w:val="18"/>
-          <w:shd w:val="clear" w:color="auto" w:fill="80C687" w:themeFill="background1" w:themeFillShade="BF"/>
-        </w:rPr>
-        <w:t xml:space="preserve">   </w:t>
-      </w:r>
-      <w:proofErr w:type="gramStart"/>
-      <w:r>
-        <w:rPr>
-          <w:rFonts w:hint="eastAsia"/>
-          <w:color w:val="0000CC"/>
-          <w:sz w:val="18"/>
-          <w:szCs w:val="18"/>
-          <w:shd w:val="clear" w:color="auto" w:fill="80C687" w:themeFill="background1" w:themeFillShade="BF"/>
-        </w:rPr>
-        <w:t>if</w:t>
+        <w:t xml:space="preserve"> </w:t>
+      </w:r>
+      <w:r>
+        <w:rPr>
+          <w:color w:val="0000CC"/>
+          <w:sz w:val="18"/>
+          <w:szCs w:val="18"/>
+          <w:shd w:val="clear" w:color="auto" w:fill="80C687" w:themeFill="background1" w:themeFillShade="BF"/>
+        </w:rPr>
+        <w:t>!</w:t>
       </w:r>
       <w:proofErr w:type="gramEnd"/>
       <w:r>
         <w:rPr>
-          <w:rFonts w:hint="eastAsia"/>
-          <w:color w:val="0000CC"/>
-          <w:sz w:val="18"/>
-          <w:szCs w:val="18"/>
-          <w:shd w:val="clear" w:color="auto" w:fill="80C687" w:themeFill="background1" w:themeFillShade="BF"/>
-        </w:rPr>
-        <w:t xml:space="preserve"> ( </w:t>
-      </w:r>
-      <w:proofErr w:type="spellStart"/>
-      <w:r>
-        <w:rPr>
-          <w:rFonts w:hint="eastAsia"/>
-          <w:color w:val="0000CC"/>
-          <w:sz w:val="18"/>
-          <w:szCs w:val="18"/>
-          <w:shd w:val="clear" w:color="auto" w:fill="80C687" w:themeFill="background1" w:themeFillShade="BF"/>
-        </w:rPr>
-        <w:t>svcname</w:t>
-      </w:r>
-      <w:proofErr w:type="spellEnd"/>
-      <w:r>
-        <w:rPr>
-          <w:rFonts w:hint="eastAsia"/>
-          <w:color w:val="0000CC"/>
-          <w:sz w:val="18"/>
-          <w:szCs w:val="18"/>
-          <w:shd w:val="clear" w:color="auto" w:fill="80C687" w:themeFill="background1" w:themeFillShade="BF"/>
-        </w:rPr>
-        <w:t xml:space="preserve"> == undefined )</w:t>
-      </w:r>
-    </w:p>
-    <w:p>
-      <w:pPr>
-        <w:rPr>
-          <w:color w:val="0000CC"/>
-          <w:sz w:val="18"/>
-          <w:szCs w:val="18"/>
-          <w:shd w:val="clear" w:color="auto" w:fill="80C687" w:themeFill="background1" w:themeFillShade="BF"/>
-        </w:rPr>
-      </w:pPr>
-      <w:r>
-        <w:rPr>
-          <w:rFonts w:hint="eastAsia"/>
-          <w:color w:val="0000CC"/>
-          <w:sz w:val="18"/>
-          <w:szCs w:val="18"/>
-          <w:shd w:val="clear" w:color="auto" w:fill="80C687" w:themeFill="background1" w:themeFillShade="BF"/>
-        </w:rPr>
-        <w:t xml:space="preserve">   {</w:t>
-      </w:r>
-    </w:p>
-    <w:p>
-      <w:pPr>
-        <w:rPr>
-          <w:color w:val="0000CC"/>
-          <w:sz w:val="18"/>
-          <w:szCs w:val="18"/>
-          <w:shd w:val="clear" w:color="auto" w:fill="80C687" w:themeFill="background1" w:themeFillShade="BF"/>
-        </w:rPr>
-      </w:pPr>
-      <w:r>
-        <w:rPr>
-          <w:rFonts w:hint="eastAsia"/>
-          <w:color w:val="0000CC"/>
-          <w:sz w:val="18"/>
-          <w:szCs w:val="18"/>
-          <w:shd w:val="clear" w:color="auto" w:fill="80C687" w:themeFill="background1" w:themeFillShade="BF"/>
-        </w:rPr>
-        <w:t xml:space="preserve">      </w:t>
-      </w:r>
-      <w:proofErr w:type="spellStart"/>
-      <w:proofErr w:type="gramStart"/>
-      <w:r>
-        <w:rPr>
-          <w:rFonts w:hint="eastAsia"/>
-          <w:color w:val="0000CC"/>
-          <w:sz w:val="18"/>
-          <w:szCs w:val="18"/>
-          <w:shd w:val="clear" w:color="auto" w:fill="80C687" w:themeFill="background1" w:themeFillShade="BF"/>
-        </w:rPr>
-        <w:t>svcname</w:t>
-      </w:r>
-      <w:proofErr w:type="spellEnd"/>
-      <w:proofErr w:type="gramEnd"/>
-      <w:r>
-        <w:rPr>
-          <w:rFonts w:hint="eastAsia"/>
-          <w:color w:val="0000CC"/>
-          <w:sz w:val="18"/>
-          <w:szCs w:val="18"/>
-          <w:shd w:val="clear" w:color="auto" w:fill="80C687" w:themeFill="background1" w:themeFillShade="BF"/>
-        </w:rPr>
-        <w:t xml:space="preserve"> = </w:t>
-      </w:r>
-      <w:r>
-        <w:rPr>
-          <w:color w:val="0000CC"/>
-          <w:sz w:val="18"/>
-          <w:szCs w:val="18"/>
-          <w:shd w:val="clear" w:color="auto" w:fill="80C687" w:themeFill="background1" w:themeFillShade="BF"/>
-        </w:rPr>
-        <w:t>“</w:t>
-      </w:r>
-      <w:r>
-        <w:rPr>
-          <w:rFonts w:hint="eastAsia"/>
-          <w:color w:val="0000CC"/>
-          <w:sz w:val="18"/>
-          <w:szCs w:val="18"/>
-          <w:shd w:val="clear" w:color="auto" w:fill="80C687" w:themeFill="background1" w:themeFillShade="BF"/>
-        </w:rPr>
-        <w:t>11810</w:t>
-      </w:r>
-      <w:r>
-        <w:rPr>
-          <w:color w:val="0000CC"/>
-          <w:sz w:val="18"/>
-          <w:szCs w:val="18"/>
-          <w:shd w:val="clear" w:color="auto" w:fill="80C687" w:themeFill="background1" w:themeFillShade="BF"/>
-        </w:rPr>
-        <w:t>”</w:t>
-      </w:r>
-      <w:r>
-        <w:rPr>
-          <w:rFonts w:hint="eastAsia"/>
-          <w:color w:val="0000CC"/>
-          <w:sz w:val="18"/>
-          <w:szCs w:val="18"/>
-          <w:shd w:val="clear" w:color="auto" w:fill="80C687" w:themeFill="background1" w:themeFillShade="BF"/>
-        </w:rPr>
-        <w:t xml:space="preserve"> ;</w:t>
-      </w:r>
-    </w:p>
-    <w:p>
-      <w:pPr>
-        <w:rPr>
-          <w:color w:val="0000CC"/>
-          <w:sz w:val="18"/>
-          <w:szCs w:val="18"/>
-          <w:shd w:val="clear" w:color="auto" w:fill="80C687" w:themeFill="background1" w:themeFillShade="BF"/>
-        </w:rPr>
-      </w:pPr>
-      <w:r>
-        <w:rPr>
-          <w:rFonts w:hint="eastAsia"/>
-          <w:color w:val="0000CC"/>
-          <w:sz w:val="18"/>
-          <w:szCs w:val="18"/>
-          <w:shd w:val="clear" w:color="auto" w:fill="80C687" w:themeFill="background1" w:themeFillShade="BF"/>
-        </w:rPr>
-        <w:t>}</w:t>
-      </w:r>
-    </w:p>
-    <w:p>
-      <w:pPr>
-        <w:rPr>
-          <w:color w:val="0000CC"/>
-          <w:sz w:val="18"/>
-          <w:szCs w:val="18"/>
-          <w:shd w:val="clear" w:color="auto" w:fill="80C687" w:themeFill="background1" w:themeFillShade="BF"/>
-        </w:rPr>
-      </w:pPr>
-      <w:r>
-        <w:rPr>
-          <w:rFonts w:hint="eastAsia"/>
-          <w:color w:val="0000CC"/>
-          <w:sz w:val="18"/>
-          <w:szCs w:val="18"/>
-          <w:shd w:val="clear" w:color="auto" w:fill="80C687" w:themeFill="background1" w:themeFillShade="BF"/>
-        </w:rPr>
-        <w:t>}</w:t>
-      </w:r>
-    </w:p>
-    <w:p>
-      <w:r>
-        <w:rPr>
-          <w:rFonts w:hint="eastAsia"/>
-        </w:rPr>
-        <w:t>或：</w:t>
-      </w:r>
-    </w:p>
-    <w:p>
-      <w:pPr>
-        <w:rPr>
-          <w:color w:val="0000CC"/>
-          <w:sz w:val="18"/>
-          <w:szCs w:val="18"/>
-          <w:shd w:val="clear" w:color="auto" w:fill="80C687" w:themeFill="background1" w:themeFillShade="BF"/>
-        </w:rPr>
-      </w:pPr>
-      <w:proofErr w:type="gramStart"/>
-      <w:r>
-        <w:rPr>
-          <w:rFonts w:hint="eastAsia"/>
-          <w:color w:val="0000CC"/>
-          <w:sz w:val="18"/>
-          <w:szCs w:val="18"/>
-          <w:shd w:val="clear" w:color="auto" w:fill="80C687" w:themeFill="background1" w:themeFillShade="BF"/>
-        </w:rPr>
-        <w:t>function</w:t>
-      </w:r>
-      <w:proofErr w:type="gramEnd"/>
-      <w:r>
-        <w:rPr>
-          <w:rFonts w:hint="eastAsia"/>
-          <w:color w:val="0000CC"/>
-          <w:sz w:val="18"/>
-          <w:szCs w:val="18"/>
-          <w:shd w:val="clear" w:color="auto" w:fill="80C687" w:themeFill="background1" w:themeFillShade="BF"/>
-        </w:rPr>
-        <w:t xml:space="preserve"> connect( host, </w:t>
-      </w:r>
-      <w:proofErr w:type="spellStart"/>
-      <w:r>
-        <w:rPr>
-          <w:rFonts w:hint="eastAsia"/>
-          <w:color w:val="0000CC"/>
-          <w:sz w:val="18"/>
-          <w:szCs w:val="18"/>
-          <w:shd w:val="clear" w:color="auto" w:fill="80C687" w:themeFill="background1" w:themeFillShade="BF"/>
-        </w:rPr>
-        <w:t>svcname</w:t>
-      </w:r>
-      <w:proofErr w:type="spellEnd"/>
-      <w:r>
-        <w:rPr>
-          <w:rFonts w:hint="eastAsia"/>
-          <w:color w:val="0000CC"/>
-          <w:sz w:val="18"/>
-          <w:szCs w:val="18"/>
-          <w:shd w:val="clear" w:color="auto" w:fill="80C687" w:themeFill="background1" w:themeFillShade="BF"/>
-        </w:rPr>
-        <w:t xml:space="preserve"> )</w:t>
-      </w:r>
-    </w:p>
-    <w:p>
-      <w:pPr>
-        <w:rPr>
-          <w:color w:val="0000CC"/>
-          <w:sz w:val="18"/>
-          <w:szCs w:val="18"/>
-          <w:shd w:val="clear" w:color="auto" w:fill="80C687" w:themeFill="background1" w:themeFillShade="BF"/>
-        </w:rPr>
-      </w:pPr>
-      <w:r>
-        <w:rPr>
-          <w:rFonts w:hint="eastAsia"/>
-          <w:color w:val="0000CC"/>
-          <w:sz w:val="18"/>
-          <w:szCs w:val="18"/>
-          <w:shd w:val="clear" w:color="auto" w:fill="80C687" w:themeFill="background1" w:themeFillShade="BF"/>
-        </w:rPr>
-        <w:t>{</w:t>
-      </w:r>
-    </w:p>
-    <w:p>
-      <w:pPr>
-        <w:rPr>
-          <w:color w:val="0000CC"/>
-          <w:sz w:val="18"/>
-          <w:szCs w:val="18"/>
-          <w:shd w:val="clear" w:color="auto" w:fill="80C687" w:themeFill="background1" w:themeFillShade="BF"/>
-        </w:rPr>
-      </w:pPr>
-      <w:r>
-        <w:rPr>
-          <w:rFonts w:hint="eastAsia"/>
-          <w:color w:val="0000CC"/>
-          <w:sz w:val="18"/>
-          <w:szCs w:val="18"/>
-          <w:shd w:val="clear" w:color="auto" w:fill="80C687" w:themeFill="background1" w:themeFillShade="BF"/>
-        </w:rPr>
-        <w:t xml:space="preserve">   </w:t>
-      </w:r>
-      <w:proofErr w:type="gramStart"/>
-      <w:r>
-        <w:rPr>
-          <w:color w:val="0000CC"/>
-          <w:sz w:val="18"/>
-          <w:szCs w:val="18"/>
-          <w:shd w:val="clear" w:color="auto" w:fill="80C687" w:themeFill="background1" w:themeFillShade="BF"/>
-        </w:rPr>
-        <w:t>host</w:t>
-      </w:r>
-      <w:proofErr w:type="gramEnd"/>
-      <w:r>
-        <w:rPr>
+          <w:color w:val="0000CC"/>
+          <w:sz w:val="18"/>
+          <w:szCs w:val="18"/>
+          <w:shd w:val="clear" w:color="auto" w:fill="80C687" w:themeFill="background1" w:themeFillShade="BF"/>
+        </w:rPr>
+        <w:t xml:space="preserve">== </w:t>
+      </w:r>
+      <w:proofErr w:type="spellStart"/>
+      <w:r>
+        <w:rPr>
+          <w:color w:val="0000CC"/>
+          <w:sz w:val="18"/>
+          <w:szCs w:val="18"/>
+          <w:shd w:val="clear" w:color="auto" w:fill="80C687" w:themeFill="background1" w:themeFillShade="BF"/>
+        </w:rPr>
+        <w:t>groupName</w:t>
+      </w:r>
+      <w:proofErr w:type="spellEnd"/>
+      <w:r>
+        <w:rPr>
+          <w:rFonts w:hint="eastAsia"/>
           <w:color w:val="0000CC"/>
           <w:sz w:val="18"/>
           <w:szCs w:val="18"/>
@@ -6466,335 +9225,12 @@
       </w:r>
       <w:r>
         <w:rPr>
-          <w:rFonts w:hint="eastAsia"/>
-          <w:color w:val="0000CC"/>
-          <w:sz w:val="18"/>
-          <w:szCs w:val="18"/>
-          <w:shd w:val="clear" w:color="auto" w:fill="80C687" w:themeFill="background1" w:themeFillShade="BF"/>
-        </w:rPr>
-        <w:t xml:space="preserve">= arguments[0] ? </w:t>
-      </w:r>
-      <w:proofErr w:type="gramStart"/>
-      <w:r>
-        <w:rPr>
-          <w:rFonts w:hint="eastAsia"/>
-          <w:color w:val="0000CC"/>
-          <w:sz w:val="18"/>
-          <w:szCs w:val="18"/>
-          <w:shd w:val="clear" w:color="auto" w:fill="80C687" w:themeFill="background1" w:themeFillShade="BF"/>
-        </w:rPr>
-        <w:t>arguments[</w:t>
-      </w:r>
-      <w:proofErr w:type="gramEnd"/>
-      <w:r>
-        <w:rPr>
-          <w:rFonts w:hint="eastAsia"/>
-          <w:color w:val="0000CC"/>
-          <w:sz w:val="18"/>
-          <w:szCs w:val="18"/>
-          <w:shd w:val="clear" w:color="auto" w:fill="80C687" w:themeFill="background1" w:themeFillShade="BF"/>
-        </w:rPr>
-        <w:t xml:space="preserve">0] : </w:t>
-      </w:r>
-      <w:r>
-        <w:rPr>
-          <w:color w:val="0000CC"/>
-          <w:sz w:val="18"/>
-          <w:szCs w:val="18"/>
-          <w:shd w:val="clear" w:color="auto" w:fill="80C687" w:themeFill="background1" w:themeFillShade="BF"/>
-        </w:rPr>
-        <w:t>“</w:t>
-      </w:r>
-      <w:r>
-        <w:rPr>
-          <w:rFonts w:hint="eastAsia"/>
-          <w:color w:val="0000CC"/>
-          <w:sz w:val="18"/>
-          <w:szCs w:val="18"/>
-          <w:shd w:val="clear" w:color="auto" w:fill="80C687" w:themeFill="background1" w:themeFillShade="BF"/>
-        </w:rPr>
-        <w:t>local</w:t>
-      </w:r>
-      <w:r>
-        <w:rPr>
-          <w:color w:val="0000CC"/>
-          <w:sz w:val="18"/>
-          <w:szCs w:val="18"/>
-          <w:shd w:val="clear" w:color="auto" w:fill="80C687" w:themeFill="background1" w:themeFillShade="BF"/>
-        </w:rPr>
-        <w:t>”</w:t>
-      </w:r>
-      <w:r>
-        <w:rPr>
-          <w:rFonts w:hint="eastAsia"/>
-          <w:color w:val="0000CC"/>
-          <w:sz w:val="18"/>
-          <w:szCs w:val="18"/>
-          <w:shd w:val="clear" w:color="auto" w:fill="80C687" w:themeFill="background1" w:themeFillShade="BF"/>
-        </w:rPr>
-        <w:t xml:space="preserve"> ;</w:t>
-      </w:r>
-    </w:p>
-    <w:p>
-      <w:pPr>
-        <w:rPr>
-          <w:color w:val="0000CC"/>
-          <w:sz w:val="18"/>
-          <w:szCs w:val="18"/>
-          <w:shd w:val="clear" w:color="auto" w:fill="80C687" w:themeFill="background1" w:themeFillShade="BF"/>
-        </w:rPr>
-      </w:pPr>
-      <w:r>
-        <w:rPr>
-          <w:rFonts w:hint="eastAsia"/>
-          <w:color w:val="0000CC"/>
-          <w:sz w:val="18"/>
-          <w:szCs w:val="18"/>
-          <w:shd w:val="clear" w:color="auto" w:fill="80C687" w:themeFill="background1" w:themeFillShade="BF"/>
-        </w:rPr>
-        <w:t xml:space="preserve">   </w:t>
-      </w:r>
-      <w:proofErr w:type="spellStart"/>
-      <w:proofErr w:type="gramStart"/>
-      <w:r>
-        <w:rPr>
-          <w:rFonts w:hint="eastAsia"/>
-          <w:color w:val="0000CC"/>
-          <w:sz w:val="18"/>
-          <w:szCs w:val="18"/>
-          <w:shd w:val="clear" w:color="auto" w:fill="80C687" w:themeFill="background1" w:themeFillShade="BF"/>
-        </w:rPr>
-        <w:t>svcname</w:t>
-      </w:r>
-      <w:proofErr w:type="spellEnd"/>
-      <w:proofErr w:type="gramEnd"/>
-      <w:r>
-        <w:rPr>
-          <w:rFonts w:hint="eastAsia"/>
-          <w:color w:val="0000CC"/>
-          <w:sz w:val="18"/>
-          <w:szCs w:val="18"/>
-          <w:shd w:val="clear" w:color="auto" w:fill="80C687" w:themeFill="background1" w:themeFillShade="BF"/>
-        </w:rPr>
-        <w:t xml:space="preserve"> = arguments[1] ? </w:t>
-      </w:r>
-      <w:proofErr w:type="gramStart"/>
-      <w:r>
-        <w:rPr>
-          <w:rFonts w:hint="eastAsia"/>
-          <w:color w:val="0000CC"/>
-          <w:sz w:val="18"/>
-          <w:szCs w:val="18"/>
-          <w:shd w:val="clear" w:color="auto" w:fill="80C687" w:themeFill="background1" w:themeFillShade="BF"/>
-        </w:rPr>
-        <w:t>arguments[</w:t>
-      </w:r>
-      <w:proofErr w:type="gramEnd"/>
-      <w:r>
-        <w:rPr>
-          <w:rFonts w:hint="eastAsia"/>
-          <w:color w:val="0000CC"/>
-          <w:sz w:val="18"/>
-          <w:szCs w:val="18"/>
-          <w:shd w:val="clear" w:color="auto" w:fill="80C687" w:themeFill="background1" w:themeFillShade="BF"/>
-        </w:rPr>
-        <w:t xml:space="preserve">1] : </w:t>
-      </w:r>
-      <w:r>
-        <w:rPr>
-          <w:color w:val="0000CC"/>
-          <w:sz w:val="18"/>
-          <w:szCs w:val="18"/>
-          <w:shd w:val="clear" w:color="auto" w:fill="80C687" w:themeFill="background1" w:themeFillShade="BF"/>
-        </w:rPr>
-        <w:t>“</w:t>
-      </w:r>
-      <w:r>
-        <w:rPr>
-          <w:rFonts w:hint="eastAsia"/>
-          <w:color w:val="0000CC"/>
-          <w:sz w:val="18"/>
-          <w:szCs w:val="18"/>
-          <w:shd w:val="clear" w:color="auto" w:fill="80C687" w:themeFill="background1" w:themeFillShade="BF"/>
-        </w:rPr>
-        <w:t>11810</w:t>
-      </w:r>
-      <w:r>
-        <w:rPr>
-          <w:color w:val="0000CC"/>
-          <w:sz w:val="18"/>
-          <w:szCs w:val="18"/>
-          <w:shd w:val="clear" w:color="auto" w:fill="80C687" w:themeFill="background1" w:themeFillShade="BF"/>
-        </w:rPr>
-        <w:t>”</w:t>
-      </w:r>
-      <w:r>
-        <w:rPr>
-          <w:rFonts w:hint="eastAsia"/>
-          <w:color w:val="0000CC"/>
-          <w:sz w:val="18"/>
-          <w:szCs w:val="18"/>
-          <w:shd w:val="clear" w:color="auto" w:fill="80C687" w:themeFill="background1" w:themeFillShade="BF"/>
-        </w:rPr>
-        <w:t xml:space="preserve"> ;</w:t>
-      </w:r>
-    </w:p>
-    <w:p>
-      <w:pPr>
-        <w:rPr>
-          <w:color w:val="0000CC"/>
-          <w:sz w:val="18"/>
-          <w:szCs w:val="18"/>
-          <w:shd w:val="clear" w:color="auto" w:fill="80C687" w:themeFill="background1" w:themeFillShade="BF"/>
-        </w:rPr>
-      </w:pPr>
-      <w:r>
-        <w:rPr>
-          <w:rFonts w:hint="eastAsia"/>
-          <w:color w:val="0000CC"/>
-          <w:sz w:val="18"/>
-          <w:szCs w:val="18"/>
-          <w:shd w:val="clear" w:color="auto" w:fill="80C687" w:themeFill="background1" w:themeFillShade="BF"/>
-        </w:rPr>
-        <w:t>}</w:t>
-      </w:r>
-    </w:p>
-    <w:p>
-      <w:pPr>
-        <w:pStyle w:val="Heading2"/>
-      </w:pPr>
-      <w:r>
-        <w:rPr>
-          <w:rFonts w:hint="eastAsia"/>
-        </w:rPr>
-        <w:lastRenderedPageBreak/>
-        <w:t>环境清理</w:t>
-      </w:r>
-    </w:p>
-    <w:p>
-      <w:r>
-        <w:rPr>
-          <w:rFonts w:hint="eastAsia"/>
-        </w:rPr>
-        <w:tab/>
-      </w:r>
-      <w:r>
-        <w:rPr>
-          <w:rFonts w:hint="eastAsia"/>
-        </w:rPr>
-        <w:t>测试用例在开始时确保环境正确，结束时清理环境</w:t>
-      </w:r>
-      <w:r>
-        <w:rPr>
-          <w:rFonts w:hint="eastAsia"/>
-        </w:rPr>
-        <w:t>，如删除</w:t>
-      </w:r>
-      <w:r>
-        <w:rPr>
-          <w:rFonts w:hint="eastAsia"/>
-        </w:rPr>
-        <w:t>CL</w:t>
-      </w:r>
-      <w:r>
-        <w:rPr>
-          <w:rFonts w:hint="eastAsia"/>
-        </w:rPr>
-        <w:t>、关闭连接</w:t>
-      </w:r>
-      <w:proofErr w:type="spellStart"/>
-      <w:r>
-        <w:rPr>
-          <w:rFonts w:hint="eastAsia"/>
-        </w:rPr>
-        <w:t>db.close</w:t>
-      </w:r>
-      <w:proofErr w:type="spellEnd"/>
-      <w:r>
-        <w:rPr>
-          <w:rFonts w:hint="eastAsia"/>
-        </w:rPr>
-        <w:t>()</w:t>
-      </w:r>
-      <w:r>
-        <w:rPr>
-          <w:rFonts w:hint="eastAsia"/>
-        </w:rPr>
-        <w:t>。</w:t>
-      </w:r>
-      <w:r>
-        <w:rPr>
-          <w:rFonts w:hint="eastAsia"/>
-        </w:rPr>
-        <w:t>当用例是因异常抛出错误而结束时，在</w:t>
-      </w:r>
-      <w:r>
-        <w:rPr>
-          <w:rFonts w:hint="eastAsia"/>
-        </w:rPr>
-        <w:t>finally</w:t>
-      </w:r>
-      <w:r>
-        <w:rPr>
-          <w:rFonts w:hint="eastAsia"/>
-        </w:rPr>
-        <w:t>中不要删除该</w:t>
-      </w:r>
-      <w:r>
-        <w:rPr>
-          <w:rFonts w:hint="eastAsia"/>
-        </w:rPr>
-        <w:t>CL</w:t>
-      </w:r>
-      <w:r>
-        <w:rPr>
-          <w:rFonts w:hint="eastAsia"/>
-        </w:rPr>
-        <w:t>，并可将该</w:t>
-      </w:r>
-      <w:r>
-        <w:rPr>
-          <w:rFonts w:hint="eastAsia"/>
-        </w:rPr>
-        <w:t>CL</w:t>
-      </w:r>
-      <w:r>
-        <w:rPr>
-          <w:rFonts w:hint="eastAsia"/>
-        </w:rPr>
-        <w:t>名称打印出来，以便于后面定位问题。</w:t>
-      </w:r>
-    </w:p>
-    <w:p>
-      <w:r>
-        <w:rPr>
-          <w:rFonts w:hint="eastAsia"/>
-        </w:rPr>
-        <w:t>注意：</w:t>
-      </w:r>
-      <w:r>
-        <w:rPr>
-          <w:rFonts w:hint="eastAsia"/>
-        </w:rPr>
-        <w:t>为了提升测试用例的执行速度，</w:t>
-      </w:r>
-      <w:r>
-        <w:rPr>
-          <w:rFonts w:hint="eastAsia"/>
-        </w:rPr>
-        <w:t>在清理环境时</w:t>
-      </w:r>
-      <w:r>
-        <w:rPr>
-          <w:rFonts w:hint="eastAsia"/>
-        </w:rPr>
-        <w:t>不要删除</w:t>
-      </w:r>
-      <w:r>
-        <w:rPr>
-          <w:rFonts w:hint="eastAsia"/>
-        </w:rPr>
-        <w:t>CS</w:t>
+          <w:color w:val="0000CC"/>
+          <w:sz w:val="18"/>
+          <w:szCs w:val="18"/>
+          <w:shd w:val="clear" w:color="auto" w:fill="80C687" w:themeFill="background1" w:themeFillShade="BF"/>
+        </w:rPr>
+        <w:t>)</w:t>
       </w:r>
     </w:p>
     <w:sectPr>

--- a/internal_doc/09.规范模板/JS测试用例编写指导书.docx
+++ b/internal_doc/09.规范模板/JS测试用例编写指导书.docx
@@ -3428,6 +3428,44 @@
         </w:rPr>
         <w:t>，以避免浪费资源。</w:t>
       </w:r>
+      <w:r>
+        <w:rPr>
+          <w:rFonts w:hint="eastAsia"/>
+        </w:rPr>
+        <w:t>测试用例执行结束时，清理环境时</w:t>
+      </w:r>
+      <w:r>
+        <w:rPr>
+          <w:rFonts w:hint="eastAsia"/>
+        </w:rPr>
+        <w:t>db</w:t>
+      </w:r>
+      <w:r>
+        <w:rPr>
+          <w:rFonts w:hint="eastAsia"/>
+        </w:rPr>
+        <w:t>可不关闭（</w:t>
+      </w:r>
+      <w:proofErr w:type="spellStart"/>
+      <w:r>
+        <w:rPr>
+          <w:rFonts w:hint="eastAsia"/>
+        </w:rPr>
+        <w:t>db.close</w:t>
+      </w:r>
+      <w:proofErr w:type="spellEnd"/>
+      <w:r>
+        <w:rPr>
+          <w:rFonts w:hint="eastAsia"/>
+        </w:rPr>
+        <w:t>()</w:t>
+      </w:r>
+      <w:r>
+        <w:rPr>
+          <w:rFonts w:hint="eastAsia"/>
+        </w:rPr>
+        <w:t>）。因为测试用例执行完后进程退出，会自行释放连接。</w:t>
+      </w:r>
     </w:p>
     <w:p>
       <w:r>
@@ -3524,6 +3562,7 @@
           <w:szCs w:val="18"/>
           <w:shd w:val="clear" w:color="auto" w:fill="80C687" w:themeFill="background1" w:themeFillShade="BF"/>
         </w:rPr>
+        <w:lastRenderedPageBreak/>
         <w:t xml:space="preserve">   </w:t>
       </w:r>
       <w:proofErr w:type="spellStart"/>
@@ -3565,6 +3604,3079 @@
       <w:pPr>
         <w:rPr>
           <w:rFonts w:hint="eastAsia"/>
+          <w:color w:val="0000CC"/>
+          <w:sz w:val="18"/>
+          <w:szCs w:val="18"/>
+          <w:shd w:val="clear" w:color="auto" w:fill="80C687" w:themeFill="background1" w:themeFillShade="BF"/>
+        </w:rPr>
+      </w:pPr>
+      <w:r>
+        <w:rPr>
+          <w:rFonts w:hint="eastAsia"/>
+          <w:color w:val="0000CC"/>
+          <w:sz w:val="18"/>
+          <w:szCs w:val="18"/>
+          <w:shd w:val="clear" w:color="auto" w:fill="80C687" w:themeFill="background1" w:themeFillShade="BF"/>
+        </w:rPr>
+        <w:t>}</w:t>
+      </w:r>
+    </w:p>
+    <w:p>
+      <w:pPr>
+        <w:rPr>
+          <w:color w:val="0000CC"/>
+          <w:sz w:val="18"/>
+          <w:szCs w:val="18"/>
+          <w:shd w:val="clear" w:color="auto" w:fill="80C687" w:themeFill="background1" w:themeFillShade="BF"/>
+        </w:rPr>
+      </w:pPr>
+      <w:r>
+        <w:rPr>
+          <w:rFonts w:hint="eastAsia"/>
+        </w:rPr>
+        <w:tab/>
+      </w:r>
+      <w:r>
+        <w:rPr>
+          <w:rFonts w:hint="eastAsia"/>
+        </w:rPr>
+        <w:t>如果是在测试用例中创建的连接</w:t>
+      </w:r>
+      <w:r>
+        <w:rPr>
+          <w:rFonts w:hint="eastAsia"/>
+        </w:rPr>
+        <w:t>(</w:t>
+      </w:r>
+      <w:r>
+        <w:rPr>
+          <w:rFonts w:hint="eastAsia"/>
+        </w:rPr>
+        <w:t>而不是</w:t>
+      </w:r>
+      <w:r>
+        <w:rPr>
+          <w:rFonts w:hint="eastAsia"/>
+        </w:rPr>
+        <w:t>func.js)</w:t>
+      </w:r>
+      <w:r>
+        <w:rPr>
+          <w:rFonts w:hint="eastAsia"/>
+        </w:rPr>
+        <w:t>，在清理环境时请关闭连接，遵循资源在哪创建在哪释放的原则。</w:t>
+      </w:r>
+    </w:p>
+    <w:p>
+      <w:pPr>
+        <w:pStyle w:val="Heading2"/>
+      </w:pPr>
+      <w:r>
+        <w:rPr>
+          <w:rFonts w:hint="eastAsia"/>
+        </w:rPr>
+        <w:t>文件编码格式</w:t>
+      </w:r>
+    </w:p>
+    <w:p>
+      <w:r>
+        <w:rPr>
+          <w:rFonts w:hint="eastAsia"/>
+        </w:rPr>
+        <w:t>统一使用</w:t>
+      </w:r>
+      <w:r>
+        <w:rPr>
+          <w:rFonts w:hint="eastAsia"/>
+        </w:rPr>
+        <w:t>UTF-8</w:t>
+      </w:r>
+      <w:r>
+        <w:rPr>
+          <w:rFonts w:hint="eastAsia"/>
+        </w:rPr>
+        <w:t>编码格式</w:t>
+      </w:r>
+    </w:p>
+    <w:p>
+      <w:pPr>
+        <w:pStyle w:val="Heading2"/>
+      </w:pPr>
+      <w:r>
+        <w:rPr>
+          <w:rFonts w:hint="eastAsia"/>
+        </w:rPr>
+        <w:t>开头注释说明</w:t>
+      </w:r>
+    </w:p>
+    <w:p>
+      <w:pPr>
+        <w:rPr>
+          <w:b/>
+        </w:rPr>
+      </w:pPr>
+      <w:r>
+        <w:rPr>
+          <w:rFonts w:hint="eastAsia"/>
+          <w:b/>
+        </w:rPr>
+        <w:t>测试用例</w:t>
+      </w:r>
+      <w:r>
+        <w:rPr>
+          <w:rFonts w:hint="eastAsia"/>
+          <w:b/>
+        </w:rPr>
+        <w:t>开头</w:t>
+      </w:r>
+      <w:r>
+        <w:rPr>
+          <w:rFonts w:hint="eastAsia"/>
+          <w:b/>
+        </w:rPr>
+        <w:t>必须包含以下</w:t>
+      </w:r>
+      <w:r>
+        <w:rPr>
+          <w:rFonts w:hint="eastAsia"/>
+          <w:b/>
+        </w:rPr>
+        <w:t>注释</w:t>
+      </w:r>
+      <w:r>
+        <w:rPr>
+          <w:rFonts w:hint="eastAsia"/>
+          <w:b/>
+        </w:rPr>
+        <w:t>内容：</w:t>
+      </w:r>
+    </w:p>
+    <w:p>
+      <w:r>
+        <w:rPr>
+          <w:rFonts w:hint="eastAsia"/>
+        </w:rPr>
+        <w:t>/************************************</w:t>
+      </w:r>
+    </w:p>
+    <w:p>
+      <w:r>
+        <w:rPr>
+          <w:rFonts w:hint="eastAsia"/>
+        </w:rPr>
+        <w:t xml:space="preserve">*@Description: </w:t>
+      </w:r>
+      <w:r>
+        <w:rPr>
+          <w:rFonts w:hint="eastAsia"/>
+          <w:i/>
+        </w:rPr>
+        <w:t>测试用例描述，简单介绍本测试用例的测试目的</w:t>
+      </w:r>
+    </w:p>
+    <w:p>
+      <w:r>
+        <w:rPr>
+          <w:rFonts w:hint="eastAsia"/>
+        </w:rPr>
+        <w:t xml:space="preserve">*@author:     </w:t>
+      </w:r>
+      <w:r>
+        <w:rPr>
+          <w:rFonts w:hint="eastAsia"/>
+          <w:i/>
+        </w:rPr>
+        <w:t>编写测试用例的人</w:t>
+      </w:r>
+    </w:p>
+    <w:p>
+      <w:r>
+        <w:rPr>
+          <w:rFonts w:hint="eastAsia"/>
+        </w:rPr>
+        <w:t>**************************************/</w:t>
+      </w:r>
+    </w:p>
+    <w:p/>
+    <w:p>
+      <w:pPr>
+        <w:rPr>
+          <w:b/>
+        </w:rPr>
+      </w:pPr>
+      <w:r>
+        <w:rPr>
+          <w:rFonts w:hint="eastAsia"/>
+          <w:b/>
+        </w:rPr>
+        <w:t>例如：</w:t>
+      </w:r>
+    </w:p>
+    <w:p>
+      <w:r>
+        <w:rPr>
+          <w:rFonts w:hint="eastAsia"/>
+        </w:rPr>
+        <w:t>/************************************</w:t>
+      </w:r>
+    </w:p>
+    <w:p>
+      <w:r>
+        <w:rPr>
+          <w:rFonts w:hint="eastAsia"/>
+        </w:rPr>
+        <w:t xml:space="preserve">*@Description: </w:t>
+      </w:r>
+      <w:r>
+        <w:rPr>
+          <w:rFonts w:hint="eastAsia"/>
+        </w:rPr>
+        <w:t>测试聚集操作中的聚集函数</w:t>
+      </w:r>
+      <w:r>
+        <w:rPr>
+          <w:rFonts w:hint="eastAsia"/>
+        </w:rPr>
+        <w:t>$sum</w:t>
+      </w:r>
+      <w:r>
+        <w:rPr>
+          <w:rFonts w:hint="eastAsia"/>
+        </w:rPr>
+        <w:t>对整型的处理。将字段“</w:t>
+      </w:r>
+      <w:r>
+        <w:rPr>
+          <w:rFonts w:hint="eastAsia"/>
+        </w:rPr>
+        <w:t>date</w:t>
+      </w:r>
+      <w:r>
+        <w:rPr>
+          <w:rFonts w:hint="eastAsia"/>
+        </w:rPr>
+        <w:t>”</w:t>
+      </w:r>
+    </w:p>
+    <w:p>
+      <w:r>
+        <w:rPr>
+          <w:rFonts w:hint="eastAsia"/>
+        </w:rPr>
+        <w:t xml:space="preserve">*             </w:t>
+      </w:r>
+      <w:r>
+        <w:rPr>
+          <w:rFonts w:hint="eastAsia"/>
+        </w:rPr>
+        <w:t>作为“</w:t>
+      </w:r>
+      <w:r>
+        <w:rPr>
+          <w:rFonts w:hint="eastAsia"/>
+        </w:rPr>
+        <w:t>group by</w:t>
+      </w:r>
+      <w:r>
+        <w:rPr>
+          <w:rFonts w:hint="eastAsia"/>
+        </w:rPr>
+        <w:t>”字段，对字段“</w:t>
+      </w:r>
+      <w:r>
+        <w:rPr>
+          <w:rFonts w:hint="eastAsia"/>
+        </w:rPr>
+        <w:t>total</w:t>
+      </w:r>
+      <w:r>
+        <w:rPr>
+          <w:rFonts w:hint="eastAsia"/>
+        </w:rPr>
+        <w:t>”进行求和操作</w:t>
+      </w:r>
+    </w:p>
+    <w:p>
+      <w:r>
+        <w:rPr>
+          <w:rFonts w:hint="eastAsia"/>
+        </w:rPr>
+        <w:t>*@</w:t>
+      </w:r>
+      <w:r>
+        <w:rPr>
+          <w:rFonts w:hint="eastAsia"/>
+        </w:rPr>
+        <w:t xml:space="preserve"> </w:t>
+      </w:r>
+      <w:r>
+        <w:rPr>
+          <w:rFonts w:hint="eastAsia"/>
+        </w:rPr>
+        <w:t xml:space="preserve">author:     </w:t>
+      </w:r>
+      <w:proofErr w:type="spellStart"/>
+      <w:r>
+        <w:rPr>
+          <w:rFonts w:hint="eastAsia"/>
+        </w:rPr>
+        <w:t>TingYU</w:t>
+      </w:r>
+      <w:proofErr w:type="spellEnd"/>
+    </w:p>
+    <w:p>
+      <w:r>
+        <w:rPr>
+          <w:rFonts w:hint="eastAsia"/>
+        </w:rPr>
+        <w:t>**************************************/</w:t>
+      </w:r>
+    </w:p>
+    <w:p>
+      <w:r>
+        <w:rPr>
+          <w:rFonts w:hint="eastAsia"/>
+        </w:rPr>
+        <w:t>注释可以使用中文。</w:t>
+      </w:r>
+    </w:p>
+    <w:p>
+      <w:pPr>
+        <w:pStyle w:val="Heading2"/>
+      </w:pPr>
+      <w:r>
+        <w:rPr>
+          <w:rFonts w:hint="eastAsia"/>
+        </w:rPr>
+        <w:t>编辑风格</w:t>
+      </w:r>
+    </w:p>
+    <w:p>
+      <w:r>
+        <w:rPr>
+          <w:rFonts w:hint="eastAsia"/>
+        </w:rPr>
+        <w:tab/>
+      </w:r>
+      <w:r>
+        <w:rPr>
+          <w:rFonts w:hint="eastAsia"/>
+        </w:rPr>
+        <w:t>测试用例和</w:t>
+      </w:r>
+      <w:r>
+        <w:rPr>
+          <w:rFonts w:hint="eastAsia"/>
+        </w:rPr>
+        <w:t>C/C++</w:t>
+      </w:r>
+      <w:r>
+        <w:rPr>
+          <w:rFonts w:hint="eastAsia"/>
+        </w:rPr>
+        <w:t>代码保持一致风格，用</w:t>
+      </w:r>
+      <w:r>
+        <w:rPr>
+          <w:rFonts w:hint="eastAsia"/>
+        </w:rPr>
+        <w:t>3</w:t>
+      </w:r>
+      <w:r>
+        <w:rPr>
+          <w:rFonts w:hint="eastAsia"/>
+        </w:rPr>
+        <w:t>个空格来缩进，保持代码美观和易读性。</w:t>
+      </w:r>
+      <w:r>
+        <w:rPr>
+          <w:rFonts w:hint="eastAsia"/>
+        </w:rPr>
+        <w:t>禁止使用</w:t>
+      </w:r>
+      <w:r>
+        <w:rPr>
+          <w:rFonts w:hint="eastAsia"/>
+        </w:rPr>
+        <w:t>TAB</w:t>
+      </w:r>
+      <w:r>
+        <w:rPr>
+          <w:rFonts w:hint="eastAsia"/>
+        </w:rPr>
+        <w:t>键；可以在编辑工具中将</w:t>
+      </w:r>
+      <w:r>
+        <w:rPr>
+          <w:rFonts w:hint="eastAsia"/>
+        </w:rPr>
+        <w:t>TAB</w:t>
+      </w:r>
+      <w:r>
+        <w:rPr>
+          <w:rFonts w:hint="eastAsia"/>
+        </w:rPr>
+        <w:t>键替换成</w:t>
+      </w:r>
+      <w:r>
+        <w:rPr>
+          <w:rFonts w:hint="eastAsia"/>
+        </w:rPr>
+        <w:t>3</w:t>
+      </w:r>
+      <w:r>
+        <w:rPr>
+          <w:rFonts w:hint="eastAsia"/>
+        </w:rPr>
+        <w:t>个空格。</w:t>
+      </w:r>
+    </w:p>
+    <w:p>
+      <w:r>
+        <w:rPr>
+          <w:rFonts w:hint="eastAsia"/>
+        </w:rPr>
+        <w:tab/>
+      </w:r>
+      <w:r>
+        <w:rPr>
+          <w:rFonts w:hint="eastAsia"/>
+        </w:rPr>
+        <w:t>注释和代码一行不要超过屏幕显示宽度，否则换行处理。</w:t>
+      </w:r>
+    </w:p>
+    <w:p>
+      <w:r>
+        <w:rPr>
+          <w:rFonts w:hint="eastAsia"/>
+        </w:rPr>
+        <w:tab/>
+      </w:r>
+      <w:r>
+        <w:rPr>
+          <w:rFonts w:hint="eastAsia"/>
+        </w:rPr>
+        <w:t>圆括号的两边加空格，逗号后面加空格。如：</w:t>
+      </w:r>
+    </w:p>
+    <w:p>
+      <w:pPr>
+        <w:rPr>
+          <w:color w:val="0000CC"/>
+          <w:sz w:val="18"/>
+          <w:szCs w:val="18"/>
+          <w:shd w:val="clear" w:color="auto" w:fill="80C687" w:themeFill="background1" w:themeFillShade="BF"/>
+        </w:rPr>
+      </w:pPr>
+      <w:proofErr w:type="gramStart"/>
+      <w:r>
+        <w:rPr>
+          <w:rFonts w:hint="eastAsia"/>
+          <w:color w:val="0000CC"/>
+          <w:sz w:val="18"/>
+          <w:szCs w:val="18"/>
+          <w:shd w:val="clear" w:color="auto" w:fill="80C687" w:themeFill="background1" w:themeFillShade="BF"/>
+        </w:rPr>
+        <w:t>function</w:t>
+      </w:r>
+      <w:proofErr w:type="gramEnd"/>
+      <w:r>
+        <w:rPr>
+          <w:rFonts w:hint="eastAsia"/>
+          <w:color w:val="0000CC"/>
+          <w:sz w:val="18"/>
+          <w:szCs w:val="18"/>
+          <w:shd w:val="clear" w:color="auto" w:fill="80C687" w:themeFill="background1" w:themeFillShade="BF"/>
+        </w:rPr>
+        <w:t xml:space="preserve"> func1( para1, para2, para3 )</w:t>
+      </w:r>
+    </w:p>
+    <w:p>
+      <w:pPr>
+        <w:rPr>
+          <w:color w:val="0000CC"/>
+          <w:sz w:val="18"/>
+          <w:szCs w:val="18"/>
+          <w:shd w:val="clear" w:color="auto" w:fill="80C687" w:themeFill="background1" w:themeFillShade="BF"/>
+        </w:rPr>
+      </w:pPr>
+      <w:r>
+        <w:rPr>
+          <w:rFonts w:hint="eastAsia"/>
+          <w:color w:val="0000CC"/>
+          <w:sz w:val="18"/>
+          <w:szCs w:val="18"/>
+          <w:shd w:val="clear" w:color="auto" w:fill="80C687" w:themeFill="background1" w:themeFillShade="BF"/>
+        </w:rPr>
+        <w:t>{</w:t>
+      </w:r>
+    </w:p>
+    <w:p>
+      <w:pPr>
+        <w:rPr>
+          <w:color w:val="0000CC"/>
+          <w:sz w:val="18"/>
+          <w:szCs w:val="18"/>
+          <w:shd w:val="clear" w:color="auto" w:fill="80C687" w:themeFill="background1" w:themeFillShade="BF"/>
+        </w:rPr>
+      </w:pPr>
+      <w:r>
+        <w:rPr>
+          <w:rFonts w:hint="eastAsia"/>
+          <w:color w:val="0000CC"/>
+          <w:sz w:val="18"/>
+          <w:szCs w:val="18"/>
+          <w:shd w:val="clear" w:color="auto" w:fill="80C687" w:themeFill="background1" w:themeFillShade="BF"/>
+        </w:rPr>
+        <w:t xml:space="preserve">   </w:t>
+      </w:r>
+      <w:r>
+        <w:rPr>
+          <w:color w:val="0000CC"/>
+          <w:sz w:val="18"/>
+          <w:szCs w:val="18"/>
+          <w:shd w:val="clear" w:color="auto" w:fill="80C687" w:themeFill="background1" w:themeFillShade="BF"/>
+        </w:rPr>
+        <w:t>//</w:t>
+      </w:r>
+      <w:r>
+        <w:rPr>
+          <w:rFonts w:hint="eastAsia"/>
+          <w:color w:val="0000CC"/>
+          <w:sz w:val="18"/>
+          <w:szCs w:val="18"/>
+          <w:shd w:val="clear" w:color="auto" w:fill="80C687" w:themeFill="background1" w:themeFillShade="BF"/>
+        </w:rPr>
+        <w:t>函数主体</w:t>
+      </w:r>
+    </w:p>
+    <w:p>
+      <w:pPr>
+        <w:rPr>
+          <w:color w:val="0000CC"/>
+          <w:sz w:val="18"/>
+          <w:szCs w:val="18"/>
+          <w:shd w:val="clear" w:color="auto" w:fill="80C687" w:themeFill="background1" w:themeFillShade="BF"/>
+        </w:rPr>
+      </w:pPr>
+      <w:r>
+        <w:rPr>
+          <w:rFonts w:hint="eastAsia"/>
+          <w:color w:val="0000CC"/>
+          <w:sz w:val="18"/>
+          <w:szCs w:val="18"/>
+          <w:shd w:val="clear" w:color="auto" w:fill="80C687" w:themeFill="background1" w:themeFillShade="BF"/>
+        </w:rPr>
+        <w:t>}</w:t>
+      </w:r>
+    </w:p>
+    <w:p>
+      <w:r>
+        <w:rPr>
+          <w:rFonts w:hint="eastAsia"/>
+        </w:rPr>
+        <w:tab/>
+      </w:r>
+      <w:r>
+        <w:rPr>
+          <w:rFonts w:hint="eastAsia"/>
+        </w:rPr>
+        <w:t>循环的左括号统一写在下一行，与右括号对其，如：</w:t>
+      </w:r>
+    </w:p>
+    <w:p>
+      <w:pPr>
+        <w:rPr>
+          <w:color w:val="0000CC"/>
+          <w:sz w:val="18"/>
+          <w:szCs w:val="18"/>
+          <w:shd w:val="clear" w:color="auto" w:fill="80C687" w:themeFill="background1" w:themeFillShade="BF"/>
+        </w:rPr>
+      </w:pPr>
+      <w:proofErr w:type="gramStart"/>
+      <w:r>
+        <w:rPr>
+          <w:rFonts w:hint="eastAsia"/>
+          <w:color w:val="0000CC"/>
+          <w:sz w:val="18"/>
+          <w:szCs w:val="18"/>
+          <w:shd w:val="clear" w:color="auto" w:fill="80C687" w:themeFill="background1" w:themeFillShade="BF"/>
+        </w:rPr>
+        <w:t>while(</w:t>
+      </w:r>
+      <w:proofErr w:type="gramEnd"/>
+      <w:r>
+        <w:rPr>
+          <w:rFonts w:hint="eastAsia"/>
+          <w:color w:val="0000CC"/>
+          <w:sz w:val="18"/>
+          <w:szCs w:val="18"/>
+          <w:shd w:val="clear" w:color="auto" w:fill="80C687" w:themeFill="background1" w:themeFillShade="BF"/>
+        </w:rPr>
+        <w:t xml:space="preserve"> </w:t>
+      </w:r>
+      <w:proofErr w:type="spellStart"/>
+      <w:r>
+        <w:rPr>
+          <w:rFonts w:hint="eastAsia"/>
+          <w:color w:val="0000CC"/>
+          <w:sz w:val="18"/>
+          <w:szCs w:val="18"/>
+          <w:shd w:val="clear" w:color="auto" w:fill="80C687" w:themeFill="background1" w:themeFillShade="BF"/>
+        </w:rPr>
+        <w:t>i</w:t>
+      </w:r>
+      <w:proofErr w:type="spellEnd"/>
+      <w:r>
+        <w:rPr>
+          <w:rFonts w:hint="eastAsia"/>
+          <w:color w:val="0000CC"/>
+          <w:sz w:val="18"/>
+          <w:szCs w:val="18"/>
+          <w:shd w:val="clear" w:color="auto" w:fill="80C687" w:themeFill="background1" w:themeFillShade="BF"/>
+        </w:rPr>
+        <w:t xml:space="preserve"> )</w:t>
+      </w:r>
+    </w:p>
+    <w:p>
+      <w:pPr>
+        <w:rPr>
+          <w:color w:val="0000CC"/>
+          <w:sz w:val="18"/>
+          <w:szCs w:val="18"/>
+          <w:shd w:val="clear" w:color="auto" w:fill="80C687" w:themeFill="background1" w:themeFillShade="BF"/>
+        </w:rPr>
+      </w:pPr>
+      <w:r>
+        <w:rPr>
+          <w:rFonts w:hint="eastAsia"/>
+          <w:color w:val="0000CC"/>
+          <w:sz w:val="18"/>
+          <w:szCs w:val="18"/>
+          <w:shd w:val="clear" w:color="auto" w:fill="80C687" w:themeFill="background1" w:themeFillShade="BF"/>
+        </w:rPr>
+        <w:t>{</w:t>
+      </w:r>
+    </w:p>
+    <w:p>
+      <w:pPr>
+        <w:rPr>
+          <w:color w:val="0000CC"/>
+          <w:sz w:val="18"/>
+          <w:szCs w:val="18"/>
+          <w:shd w:val="clear" w:color="auto" w:fill="80C687" w:themeFill="background1" w:themeFillShade="BF"/>
+        </w:rPr>
+      </w:pPr>
+      <w:r>
+        <w:rPr>
+          <w:rFonts w:hint="eastAsia"/>
+          <w:color w:val="0000CC"/>
+          <w:sz w:val="18"/>
+          <w:szCs w:val="18"/>
+          <w:shd w:val="clear" w:color="auto" w:fill="80C687" w:themeFill="background1" w:themeFillShade="BF"/>
+        </w:rPr>
+        <w:t xml:space="preserve">   </w:t>
+      </w:r>
+      <w:r>
+        <w:rPr>
+          <w:color w:val="0000CC"/>
+          <w:sz w:val="18"/>
+          <w:szCs w:val="18"/>
+          <w:shd w:val="clear" w:color="auto" w:fill="80C687" w:themeFill="background1" w:themeFillShade="BF"/>
+        </w:rPr>
+        <w:t>//</w:t>
+      </w:r>
+      <w:r>
+        <w:rPr>
+          <w:rFonts w:hint="eastAsia"/>
+          <w:color w:val="0000CC"/>
+          <w:sz w:val="18"/>
+          <w:szCs w:val="18"/>
+          <w:shd w:val="clear" w:color="auto" w:fill="80C687" w:themeFill="background1" w:themeFillShade="BF"/>
+        </w:rPr>
+        <w:t>循环主体</w:t>
+      </w:r>
+    </w:p>
+    <w:p>
+      <w:pPr>
+        <w:rPr>
+          <w:color w:val="0000CC"/>
+          <w:sz w:val="18"/>
+          <w:szCs w:val="18"/>
+          <w:shd w:val="clear" w:color="auto" w:fill="80C687" w:themeFill="background1" w:themeFillShade="BF"/>
+        </w:rPr>
+      </w:pPr>
+      <w:r>
+        <w:rPr>
+          <w:rFonts w:hint="eastAsia"/>
+          <w:color w:val="0000CC"/>
+          <w:sz w:val="18"/>
+          <w:szCs w:val="18"/>
+          <w:shd w:val="clear" w:color="auto" w:fill="80C687" w:themeFill="background1" w:themeFillShade="BF"/>
+        </w:rPr>
+        <w:t>}</w:t>
+      </w:r>
+    </w:p>
+    <w:p>
+      <w:pPr>
+        <w:rPr>
+          <w:color w:val="0000CC"/>
+          <w:sz w:val="18"/>
+          <w:szCs w:val="18"/>
+          <w:shd w:val="clear" w:color="auto" w:fill="80C687" w:themeFill="background1" w:themeFillShade="BF"/>
+        </w:rPr>
+      </w:pPr>
+      <w:r>
+        <w:rPr>
+          <w:rFonts w:hint="eastAsia"/>
+        </w:rPr>
+        <w:tab/>
+      </w:r>
+      <w:r>
+        <w:rPr>
+          <w:rFonts w:hint="eastAsia"/>
+        </w:rPr>
+        <w:t>用分号结束语句。</w:t>
+      </w:r>
+    </w:p>
+    <w:p>
+      <w:pPr>
+        <w:pStyle w:val="Heading2"/>
+      </w:pPr>
+      <w:r>
+        <w:rPr>
+          <w:rFonts w:hint="eastAsia"/>
+        </w:rPr>
+        <w:lastRenderedPageBreak/>
+        <w:t>使用</w:t>
+      </w:r>
+      <w:r>
+        <w:rPr>
+          <w:rFonts w:hint="eastAsia"/>
+        </w:rPr>
+        <w:t>main()</w:t>
+      </w:r>
+      <w:r>
+        <w:rPr>
+          <w:rFonts w:hint="eastAsia"/>
+        </w:rPr>
+        <w:t>作为程序入口</w:t>
+      </w:r>
+    </w:p>
+    <w:p>
+      <w:r>
+        <w:rPr>
+          <w:rFonts w:hint="eastAsia"/>
+        </w:rPr>
+        <w:tab/>
+      </w:r>
+      <w:r>
+        <w:rPr>
+          <w:rFonts w:hint="eastAsia"/>
+        </w:rPr>
+        <w:t>为了让阅读测试用例的人一目了然看到程序主体，统一使用</w:t>
+      </w:r>
+      <w:r>
+        <w:rPr>
+          <w:rFonts w:hint="eastAsia"/>
+        </w:rPr>
+        <w:t>main()</w:t>
+      </w:r>
+      <w:r>
+        <w:rPr>
+          <w:rFonts w:hint="eastAsia"/>
+        </w:rPr>
+        <w:t>函数作为程序入口。在</w:t>
+      </w:r>
+      <w:r>
+        <w:rPr>
+          <w:rFonts w:hint="eastAsia"/>
+        </w:rPr>
+        <w:t>main</w:t>
+      </w:r>
+      <w:r>
+        <w:rPr>
+          <w:rFonts w:hint="eastAsia"/>
+        </w:rPr>
+        <w:t>中使用</w:t>
+      </w:r>
+      <w:r>
+        <w:rPr>
+          <w:rFonts w:hint="eastAsia"/>
+        </w:rPr>
+        <w:t>try catch</w:t>
+      </w:r>
+      <w:r>
+        <w:rPr>
+          <w:rFonts w:hint="eastAsia"/>
+        </w:rPr>
+        <w:t>语句来捕获异常，如：</w:t>
+      </w:r>
+    </w:p>
+    <w:p>
+      <w:pPr>
+        <w:rPr>
+          <w:color w:val="0000CC"/>
+          <w:sz w:val="20"/>
+          <w:szCs w:val="18"/>
+          <w:shd w:val="clear" w:color="auto" w:fill="80C687" w:themeFill="background1" w:themeFillShade="BF"/>
+        </w:rPr>
+      </w:pPr>
+      <w:proofErr w:type="gramStart"/>
+      <w:r>
+        <w:rPr>
+          <w:rFonts w:hint="eastAsia"/>
+          <w:color w:val="0000CC"/>
+          <w:sz w:val="20"/>
+          <w:szCs w:val="18"/>
+          <w:shd w:val="clear" w:color="auto" w:fill="80C687" w:themeFill="background1" w:themeFillShade="BF"/>
+        </w:rPr>
+        <w:t>main(</w:t>
+      </w:r>
+      <w:proofErr w:type="gramEnd"/>
+      <w:r>
+        <w:rPr>
+          <w:rFonts w:hint="eastAsia"/>
+          <w:color w:val="0000CC"/>
+          <w:sz w:val="20"/>
+          <w:szCs w:val="18"/>
+          <w:shd w:val="clear" w:color="auto" w:fill="80C687" w:themeFill="background1" w:themeFillShade="BF"/>
+        </w:rPr>
+        <w:t>);</w:t>
+      </w:r>
+    </w:p>
+    <w:p>
+      <w:pPr>
+        <w:rPr>
+          <w:color w:val="0000CC"/>
+          <w:sz w:val="20"/>
+          <w:szCs w:val="18"/>
+          <w:shd w:val="clear" w:color="auto" w:fill="80C687" w:themeFill="background1" w:themeFillShade="BF"/>
+        </w:rPr>
+      </w:pPr>
+      <w:proofErr w:type="gramStart"/>
+      <w:r>
+        <w:rPr>
+          <w:rFonts w:hint="eastAsia"/>
+          <w:color w:val="0000CC"/>
+          <w:sz w:val="20"/>
+          <w:szCs w:val="18"/>
+          <w:shd w:val="clear" w:color="auto" w:fill="80C687" w:themeFill="background1" w:themeFillShade="BF"/>
+        </w:rPr>
+        <w:t>function</w:t>
+      </w:r>
+      <w:proofErr w:type="gramEnd"/>
+      <w:r>
+        <w:rPr>
+          <w:rFonts w:hint="eastAsia"/>
+          <w:color w:val="0000CC"/>
+          <w:sz w:val="20"/>
+          <w:szCs w:val="18"/>
+          <w:shd w:val="clear" w:color="auto" w:fill="80C687" w:themeFill="background1" w:themeFillShade="BF"/>
+        </w:rPr>
+        <w:t xml:space="preserve"> main()</w:t>
+      </w:r>
+    </w:p>
+    <w:p>
+      <w:pPr>
+        <w:rPr>
+          <w:color w:val="0000CC"/>
+          <w:sz w:val="20"/>
+          <w:szCs w:val="18"/>
+          <w:shd w:val="clear" w:color="auto" w:fill="80C687" w:themeFill="background1" w:themeFillShade="BF"/>
+        </w:rPr>
+      </w:pPr>
+      <w:r>
+        <w:rPr>
+          <w:rFonts w:hint="eastAsia"/>
+          <w:color w:val="0000CC"/>
+          <w:sz w:val="20"/>
+          <w:szCs w:val="18"/>
+          <w:shd w:val="clear" w:color="auto" w:fill="80C687" w:themeFill="background1" w:themeFillShade="BF"/>
+        </w:rPr>
+        <w:t>{</w:t>
+      </w:r>
+    </w:p>
+    <w:p>
+      <w:pPr>
+        <w:rPr>
+          <w:color w:val="0000CC"/>
+          <w:sz w:val="20"/>
+          <w:szCs w:val="18"/>
+          <w:shd w:val="clear" w:color="auto" w:fill="80C687" w:themeFill="background1" w:themeFillShade="BF"/>
+        </w:rPr>
+      </w:pPr>
+      <w:r>
+        <w:rPr>
+          <w:rFonts w:hint="eastAsia"/>
+          <w:color w:val="0000CC"/>
+          <w:sz w:val="20"/>
+          <w:szCs w:val="18"/>
+          <w:shd w:val="clear" w:color="auto" w:fill="80C687" w:themeFill="background1" w:themeFillShade="BF"/>
+        </w:rPr>
+        <w:t xml:space="preserve">   </w:t>
+      </w:r>
+      <w:proofErr w:type="gramStart"/>
+      <w:r>
+        <w:rPr>
+          <w:rFonts w:hint="eastAsia"/>
+          <w:color w:val="0000CC"/>
+          <w:sz w:val="20"/>
+          <w:szCs w:val="18"/>
+          <w:shd w:val="clear" w:color="auto" w:fill="80C687" w:themeFill="background1" w:themeFillShade="BF"/>
+        </w:rPr>
+        <w:t>try</w:t>
+      </w:r>
+      <w:proofErr w:type="gramEnd"/>
+    </w:p>
+    <w:p>
+      <w:pPr>
+        <w:rPr>
+          <w:color w:val="0000CC"/>
+          <w:sz w:val="20"/>
+          <w:szCs w:val="18"/>
+          <w:shd w:val="clear" w:color="auto" w:fill="80C687" w:themeFill="background1" w:themeFillShade="BF"/>
+        </w:rPr>
+      </w:pPr>
+      <w:r>
+        <w:rPr>
+          <w:rFonts w:hint="eastAsia"/>
+          <w:color w:val="0000CC"/>
+          <w:sz w:val="20"/>
+          <w:szCs w:val="18"/>
+          <w:shd w:val="clear" w:color="auto" w:fill="80C687" w:themeFill="background1" w:themeFillShade="BF"/>
+        </w:rPr>
+        <w:t xml:space="preserve">   {</w:t>
+      </w:r>
+    </w:p>
+    <w:p>
+      <w:pPr>
+        <w:rPr>
+          <w:color w:val="0000CC"/>
+          <w:sz w:val="20"/>
+          <w:szCs w:val="18"/>
+          <w:shd w:val="clear" w:color="auto" w:fill="80C687" w:themeFill="background1" w:themeFillShade="BF"/>
+        </w:rPr>
+      </w:pPr>
+      <w:r>
+        <w:rPr>
+          <w:rFonts w:hint="eastAsia"/>
+          <w:color w:val="0000CC"/>
+          <w:sz w:val="20"/>
+          <w:szCs w:val="18"/>
+          <w:shd w:val="clear" w:color="auto" w:fill="80C687" w:themeFill="background1" w:themeFillShade="BF"/>
+        </w:rPr>
+        <w:t xml:space="preserve">      </w:t>
+      </w:r>
+      <w:proofErr w:type="gramStart"/>
+      <w:r>
+        <w:rPr>
+          <w:rFonts w:hint="eastAsia"/>
+          <w:color w:val="0000CC"/>
+          <w:sz w:val="20"/>
+          <w:szCs w:val="18"/>
+          <w:shd w:val="clear" w:color="auto" w:fill="80C687" w:themeFill="background1" w:themeFillShade="BF"/>
+        </w:rPr>
+        <w:t>fun1(</w:t>
+      </w:r>
+      <w:proofErr w:type="gramEnd"/>
+      <w:r>
+        <w:rPr>
+          <w:rFonts w:hint="eastAsia"/>
+          <w:color w:val="0000CC"/>
+          <w:sz w:val="20"/>
+          <w:szCs w:val="18"/>
+          <w:shd w:val="clear" w:color="auto" w:fill="80C687" w:themeFill="background1" w:themeFillShade="BF"/>
+        </w:rPr>
+        <w:t>);</w:t>
+      </w:r>
+    </w:p>
+    <w:p>
+      <w:pPr>
+        <w:rPr>
+          <w:color w:val="0000CC"/>
+          <w:sz w:val="20"/>
+          <w:szCs w:val="18"/>
+          <w:shd w:val="clear" w:color="auto" w:fill="80C687" w:themeFill="background1" w:themeFillShade="BF"/>
+        </w:rPr>
+      </w:pPr>
+      <w:r>
+        <w:rPr>
+          <w:rFonts w:hint="eastAsia"/>
+          <w:color w:val="0000CC"/>
+          <w:sz w:val="20"/>
+          <w:szCs w:val="18"/>
+          <w:shd w:val="clear" w:color="auto" w:fill="80C687" w:themeFill="background1" w:themeFillShade="BF"/>
+        </w:rPr>
+        <w:t xml:space="preserve">      </w:t>
+      </w:r>
+      <w:proofErr w:type="gramStart"/>
+      <w:r>
+        <w:rPr>
+          <w:rFonts w:hint="eastAsia"/>
+          <w:color w:val="0000CC"/>
+          <w:sz w:val="20"/>
+          <w:szCs w:val="18"/>
+          <w:shd w:val="clear" w:color="auto" w:fill="80C687" w:themeFill="background1" w:themeFillShade="BF"/>
+        </w:rPr>
+        <w:t>fun2(</w:t>
+      </w:r>
+      <w:proofErr w:type="gramEnd"/>
+      <w:r>
+        <w:rPr>
+          <w:rFonts w:hint="eastAsia"/>
+          <w:color w:val="0000CC"/>
+          <w:sz w:val="20"/>
+          <w:szCs w:val="18"/>
+          <w:shd w:val="clear" w:color="auto" w:fill="80C687" w:themeFill="background1" w:themeFillShade="BF"/>
+        </w:rPr>
+        <w:t>);</w:t>
+      </w:r>
+    </w:p>
+    <w:p>
+      <w:pPr>
+        <w:rPr>
+          <w:color w:val="0000CC"/>
+          <w:sz w:val="20"/>
+          <w:szCs w:val="18"/>
+          <w:shd w:val="clear" w:color="auto" w:fill="80C687" w:themeFill="background1" w:themeFillShade="BF"/>
+        </w:rPr>
+      </w:pPr>
+      <w:r>
+        <w:rPr>
+          <w:rFonts w:hint="eastAsia"/>
+          <w:color w:val="0000CC"/>
+          <w:sz w:val="20"/>
+          <w:szCs w:val="18"/>
+          <w:shd w:val="clear" w:color="auto" w:fill="80C687" w:themeFill="background1" w:themeFillShade="BF"/>
+        </w:rPr>
+        <w:t xml:space="preserve">      </w:t>
+      </w:r>
+      <w:proofErr w:type="gramStart"/>
+      <w:r>
+        <w:rPr>
+          <w:rFonts w:hint="eastAsia"/>
+          <w:color w:val="0000CC"/>
+          <w:sz w:val="20"/>
+          <w:szCs w:val="18"/>
+          <w:shd w:val="clear" w:color="auto" w:fill="80C687" w:themeFill="background1" w:themeFillShade="BF"/>
+        </w:rPr>
+        <w:t>fun3(</w:t>
+      </w:r>
+      <w:proofErr w:type="gramEnd"/>
+      <w:r>
+        <w:rPr>
+          <w:rFonts w:hint="eastAsia"/>
+          <w:color w:val="0000CC"/>
+          <w:sz w:val="20"/>
+          <w:szCs w:val="18"/>
+          <w:shd w:val="clear" w:color="auto" w:fill="80C687" w:themeFill="background1" w:themeFillShade="BF"/>
+        </w:rPr>
+        <w:t>);</w:t>
+      </w:r>
+    </w:p>
+    <w:p>
+      <w:pPr>
+        <w:rPr>
+          <w:color w:val="0000CC"/>
+          <w:sz w:val="20"/>
+          <w:szCs w:val="18"/>
+          <w:shd w:val="clear" w:color="auto" w:fill="80C687" w:themeFill="background1" w:themeFillShade="BF"/>
+        </w:rPr>
+      </w:pPr>
+      <w:r>
+        <w:rPr>
+          <w:rFonts w:hint="eastAsia"/>
+          <w:color w:val="0000CC"/>
+          <w:sz w:val="20"/>
+          <w:szCs w:val="18"/>
+          <w:shd w:val="clear" w:color="auto" w:fill="80C687" w:themeFill="background1" w:themeFillShade="BF"/>
+        </w:rPr>
+        <w:t xml:space="preserve">   }</w:t>
+      </w:r>
+    </w:p>
+    <w:p>
+      <w:pPr>
+        <w:rPr>
+          <w:color w:val="0000CC"/>
+          <w:sz w:val="20"/>
+          <w:szCs w:val="18"/>
+          <w:shd w:val="clear" w:color="auto" w:fill="80C687" w:themeFill="background1" w:themeFillShade="BF"/>
+        </w:rPr>
+      </w:pPr>
+      <w:r>
+        <w:rPr>
+          <w:rFonts w:hint="eastAsia"/>
+          <w:color w:val="0000CC"/>
+          <w:sz w:val="20"/>
+          <w:szCs w:val="18"/>
+          <w:shd w:val="clear" w:color="auto" w:fill="80C687" w:themeFill="background1" w:themeFillShade="BF"/>
+        </w:rPr>
+        <w:t xml:space="preserve">   </w:t>
+      </w:r>
+      <w:proofErr w:type="gramStart"/>
+      <w:r>
+        <w:rPr>
+          <w:rFonts w:hint="eastAsia"/>
+          <w:color w:val="0000CC"/>
+          <w:sz w:val="20"/>
+          <w:szCs w:val="18"/>
+          <w:shd w:val="clear" w:color="auto" w:fill="80C687" w:themeFill="background1" w:themeFillShade="BF"/>
+        </w:rPr>
+        <w:t>catch(</w:t>
+      </w:r>
+      <w:proofErr w:type="gramEnd"/>
+      <w:r>
+        <w:rPr>
+          <w:rFonts w:hint="eastAsia"/>
+          <w:color w:val="0000CC"/>
+          <w:sz w:val="20"/>
+          <w:szCs w:val="18"/>
+          <w:shd w:val="clear" w:color="auto" w:fill="80C687" w:themeFill="background1" w:themeFillShade="BF"/>
+        </w:rPr>
+        <w:t xml:space="preserve"> e )</w:t>
+      </w:r>
+    </w:p>
+    <w:p>
+      <w:pPr>
+        <w:rPr>
+          <w:color w:val="0000CC"/>
+          <w:sz w:val="20"/>
+          <w:szCs w:val="18"/>
+          <w:shd w:val="clear" w:color="auto" w:fill="80C687" w:themeFill="background1" w:themeFillShade="BF"/>
+        </w:rPr>
+      </w:pPr>
+      <w:r>
+        <w:rPr>
+          <w:rFonts w:hint="eastAsia"/>
+          <w:color w:val="0000CC"/>
+          <w:sz w:val="20"/>
+          <w:szCs w:val="18"/>
+          <w:shd w:val="clear" w:color="auto" w:fill="80C687" w:themeFill="background1" w:themeFillShade="BF"/>
+        </w:rPr>
+        <w:t xml:space="preserve">   {</w:t>
+      </w:r>
+    </w:p>
+    <w:p>
+      <w:pPr>
+        <w:rPr>
+          <w:color w:val="0000CC"/>
+          <w:sz w:val="20"/>
+          <w:szCs w:val="18"/>
+          <w:shd w:val="clear" w:color="auto" w:fill="80C687" w:themeFill="background1" w:themeFillShade="BF"/>
+        </w:rPr>
+      </w:pPr>
+      <w:r>
+        <w:rPr>
+          <w:rFonts w:hint="eastAsia"/>
+          <w:color w:val="0000CC"/>
+          <w:sz w:val="20"/>
+          <w:szCs w:val="18"/>
+          <w:shd w:val="clear" w:color="auto" w:fill="80C687" w:themeFill="background1" w:themeFillShade="BF"/>
+        </w:rPr>
+        <w:t xml:space="preserve">      </w:t>
+      </w:r>
+      <w:proofErr w:type="gramStart"/>
+      <w:r>
+        <w:rPr>
+          <w:rFonts w:hint="eastAsia"/>
+          <w:color w:val="0000CC"/>
+          <w:sz w:val="20"/>
+          <w:szCs w:val="18"/>
+          <w:shd w:val="clear" w:color="auto" w:fill="80C687" w:themeFill="background1" w:themeFillShade="BF"/>
+        </w:rPr>
+        <w:t>throw</w:t>
+      </w:r>
+      <w:proofErr w:type="gramEnd"/>
+      <w:r>
+        <w:rPr>
+          <w:rFonts w:hint="eastAsia"/>
+          <w:color w:val="0000CC"/>
+          <w:sz w:val="20"/>
+          <w:szCs w:val="18"/>
+          <w:shd w:val="clear" w:color="auto" w:fill="80C687" w:themeFill="background1" w:themeFillShade="BF"/>
+        </w:rPr>
+        <w:t xml:space="preserve"> e;</w:t>
+      </w:r>
+    </w:p>
+    <w:p>
+      <w:pPr>
+        <w:rPr>
+          <w:color w:val="0000CC"/>
+          <w:sz w:val="20"/>
+          <w:szCs w:val="18"/>
+          <w:shd w:val="clear" w:color="auto" w:fill="80C687" w:themeFill="background1" w:themeFillShade="BF"/>
+        </w:rPr>
+      </w:pPr>
+      <w:r>
+        <w:rPr>
+          <w:rFonts w:hint="eastAsia"/>
+          <w:color w:val="0000CC"/>
+          <w:sz w:val="20"/>
+          <w:szCs w:val="18"/>
+          <w:shd w:val="clear" w:color="auto" w:fill="80C687" w:themeFill="background1" w:themeFillShade="BF"/>
+        </w:rPr>
+        <w:t xml:space="preserve">   }</w:t>
+      </w:r>
+    </w:p>
+    <w:p>
+      <w:pPr>
+        <w:rPr>
+          <w:color w:val="0000CC"/>
+          <w:sz w:val="20"/>
+          <w:szCs w:val="18"/>
+          <w:shd w:val="clear" w:color="auto" w:fill="80C687" w:themeFill="background1" w:themeFillShade="BF"/>
+        </w:rPr>
+      </w:pPr>
+      <w:r>
+        <w:rPr>
+          <w:rFonts w:hint="eastAsia"/>
+          <w:color w:val="0000CC"/>
+          <w:sz w:val="20"/>
+          <w:szCs w:val="18"/>
+          <w:shd w:val="clear" w:color="auto" w:fill="80C687" w:themeFill="background1" w:themeFillShade="BF"/>
+        </w:rPr>
+        <w:t xml:space="preserve">   </w:t>
+      </w:r>
+      <w:proofErr w:type="gramStart"/>
+      <w:r>
+        <w:rPr>
+          <w:rFonts w:hint="eastAsia"/>
+          <w:color w:val="0000CC"/>
+          <w:sz w:val="20"/>
+          <w:szCs w:val="18"/>
+          <w:shd w:val="clear" w:color="auto" w:fill="80C687" w:themeFill="background1" w:themeFillShade="BF"/>
+        </w:rPr>
+        <w:t>finally</w:t>
+      </w:r>
+      <w:proofErr w:type="gramEnd"/>
+    </w:p>
+    <w:p>
+      <w:pPr>
+        <w:rPr>
+          <w:color w:val="0000CC"/>
+          <w:sz w:val="20"/>
+          <w:szCs w:val="18"/>
+          <w:shd w:val="clear" w:color="auto" w:fill="80C687" w:themeFill="background1" w:themeFillShade="BF"/>
+        </w:rPr>
+      </w:pPr>
+      <w:r>
+        <w:rPr>
+          <w:rFonts w:hint="eastAsia"/>
+          <w:color w:val="0000CC"/>
+          <w:sz w:val="20"/>
+          <w:szCs w:val="18"/>
+          <w:shd w:val="clear" w:color="auto" w:fill="80C687" w:themeFill="background1" w:themeFillShade="BF"/>
+        </w:rPr>
+        <w:t xml:space="preserve">   {</w:t>
+      </w:r>
+    </w:p>
+    <w:p>
+      <w:pPr>
+        <w:rPr>
+          <w:color w:val="0000CC"/>
+          <w:sz w:val="20"/>
+          <w:szCs w:val="18"/>
+          <w:shd w:val="clear" w:color="auto" w:fill="80C687" w:themeFill="background1" w:themeFillShade="BF"/>
+        </w:rPr>
+      </w:pPr>
+      <w:r>
+        <w:rPr>
+          <w:rFonts w:hint="eastAsia"/>
+          <w:color w:val="0000CC"/>
+          <w:sz w:val="20"/>
+          <w:szCs w:val="18"/>
+          <w:shd w:val="clear" w:color="auto" w:fill="80C687" w:themeFill="background1" w:themeFillShade="BF"/>
+        </w:rPr>
+        <w:t xml:space="preserve">      //</w:t>
+      </w:r>
+      <w:r>
+        <w:rPr>
+          <w:rFonts w:hint="eastAsia"/>
+          <w:color w:val="0000CC"/>
+          <w:sz w:val="20"/>
+          <w:szCs w:val="18"/>
+          <w:shd w:val="clear" w:color="auto" w:fill="80C687" w:themeFill="background1" w:themeFillShade="BF"/>
+        </w:rPr>
+        <w:t>清理环境</w:t>
+      </w:r>
+    </w:p>
+    <w:p>
+      <w:pPr>
+        <w:rPr>
+          <w:color w:val="0000CC"/>
+          <w:sz w:val="20"/>
+          <w:szCs w:val="18"/>
+          <w:shd w:val="clear" w:color="auto" w:fill="80C687" w:themeFill="background1" w:themeFillShade="BF"/>
+        </w:rPr>
+      </w:pPr>
+      <w:r>
+        <w:rPr>
+          <w:rFonts w:hint="eastAsia"/>
+          <w:color w:val="0000CC"/>
+          <w:sz w:val="20"/>
+          <w:szCs w:val="18"/>
+          <w:shd w:val="clear" w:color="auto" w:fill="80C687" w:themeFill="background1" w:themeFillShade="BF"/>
+        </w:rPr>
+        <w:t xml:space="preserve">   }</w:t>
+      </w:r>
+    </w:p>
+    <w:p>
+      <w:pPr>
+        <w:rPr>
+          <w:color w:val="0000CC"/>
+          <w:sz w:val="20"/>
+          <w:szCs w:val="18"/>
+          <w:shd w:val="clear" w:color="auto" w:fill="80C687" w:themeFill="background1" w:themeFillShade="BF"/>
+        </w:rPr>
+      </w:pPr>
+      <w:r>
+        <w:rPr>
+          <w:rFonts w:hint="eastAsia"/>
+          <w:color w:val="0000CC"/>
+          <w:sz w:val="20"/>
+          <w:szCs w:val="18"/>
+          <w:shd w:val="clear" w:color="auto" w:fill="80C687" w:themeFill="background1" w:themeFillShade="BF"/>
+        </w:rPr>
+        <w:t>}</w:t>
+      </w:r>
+    </w:p>
+    <w:p>
+      <w:pPr>
+        <w:pStyle w:val="Heading2"/>
+      </w:pPr>
+      <w:r>
+        <w:rPr>
+          <w:rFonts w:hint="eastAsia"/>
+        </w:rPr>
+        <w:t>处理异常代码必须包含</w:t>
+      </w:r>
+      <w:r>
+        <w:rPr>
+          <w:rFonts w:hint="eastAsia"/>
+        </w:rPr>
+        <w:t>finally</w:t>
+      </w:r>
+    </w:p>
+    <w:p>
+      <w:r>
+        <w:rPr>
+          <w:rFonts w:hint="eastAsia"/>
+        </w:rPr>
+        <w:t>处理异常的代码必须包含</w:t>
+      </w:r>
+      <w:r>
+        <w:rPr>
+          <w:rFonts w:hint="eastAsia"/>
+        </w:rPr>
+        <w:t>finally</w:t>
+      </w:r>
+      <w:r>
+        <w:rPr>
+          <w:rFonts w:hint="eastAsia"/>
+        </w:rPr>
+        <w:t>，如下：</w:t>
+      </w:r>
+    </w:p>
+    <w:p>
+      <w:pPr>
+        <w:rPr>
+          <w:color w:val="0000CC"/>
+          <w:sz w:val="18"/>
+          <w:szCs w:val="18"/>
+          <w:shd w:val="clear" w:color="auto" w:fill="80C687" w:themeFill="background1" w:themeFillShade="BF"/>
+        </w:rPr>
+      </w:pPr>
+      <w:proofErr w:type="gramStart"/>
+      <w:r>
+        <w:rPr>
+          <w:rFonts w:hint="eastAsia"/>
+          <w:color w:val="0000CC"/>
+          <w:sz w:val="18"/>
+          <w:szCs w:val="18"/>
+          <w:shd w:val="clear" w:color="auto" w:fill="80C687" w:themeFill="background1" w:themeFillShade="BF"/>
+        </w:rPr>
+        <w:t>try</w:t>
+      </w:r>
+      <w:proofErr w:type="gramEnd"/>
+    </w:p>
+    <w:p>
+      <w:pPr>
+        <w:rPr>
+          <w:color w:val="0000CC"/>
+          <w:sz w:val="18"/>
+          <w:szCs w:val="18"/>
+          <w:shd w:val="clear" w:color="auto" w:fill="80C687" w:themeFill="background1" w:themeFillShade="BF"/>
+        </w:rPr>
+      </w:pPr>
+      <w:r>
+        <w:rPr>
+          <w:rFonts w:hint="eastAsia"/>
+          <w:color w:val="0000CC"/>
+          <w:sz w:val="18"/>
+          <w:szCs w:val="18"/>
+          <w:shd w:val="clear" w:color="auto" w:fill="80C687" w:themeFill="background1" w:themeFillShade="BF"/>
+        </w:rPr>
+        <w:t>{</w:t>
+      </w:r>
+    </w:p>
+    <w:p>
+      <w:pPr>
+        <w:rPr>
+          <w:color w:val="0000CC"/>
+          <w:sz w:val="18"/>
+          <w:szCs w:val="18"/>
+          <w:shd w:val="clear" w:color="auto" w:fill="80C687" w:themeFill="background1" w:themeFillShade="BF"/>
+        </w:rPr>
+      </w:pPr>
+      <w:r>
+        <w:rPr>
+          <w:rFonts w:hint="eastAsia"/>
+          <w:color w:val="0000CC"/>
+          <w:sz w:val="18"/>
+          <w:szCs w:val="18"/>
+          <w:shd w:val="clear" w:color="auto" w:fill="80C687" w:themeFill="background1" w:themeFillShade="BF"/>
+        </w:rPr>
+        <w:t>}</w:t>
+      </w:r>
+    </w:p>
+    <w:p>
+      <w:pPr>
+        <w:rPr>
+          <w:color w:val="0000CC"/>
+          <w:sz w:val="18"/>
+          <w:szCs w:val="18"/>
+          <w:shd w:val="clear" w:color="auto" w:fill="80C687" w:themeFill="background1" w:themeFillShade="BF"/>
+        </w:rPr>
+      </w:pPr>
+      <w:proofErr w:type="gramStart"/>
+      <w:r>
+        <w:rPr>
+          <w:rFonts w:hint="eastAsia"/>
+          <w:color w:val="0000CC"/>
+          <w:sz w:val="18"/>
+          <w:szCs w:val="18"/>
+          <w:shd w:val="clear" w:color="auto" w:fill="80C687" w:themeFill="background1" w:themeFillShade="BF"/>
+        </w:rPr>
+        <w:t>catch</w:t>
+      </w:r>
+      <w:proofErr w:type="gramEnd"/>
+    </w:p>
+    <w:p>
+      <w:pPr>
+        <w:rPr>
+          <w:color w:val="0000CC"/>
+          <w:sz w:val="18"/>
+          <w:szCs w:val="18"/>
+          <w:shd w:val="clear" w:color="auto" w:fill="80C687" w:themeFill="background1" w:themeFillShade="BF"/>
+        </w:rPr>
+      </w:pPr>
+      <w:r>
+        <w:rPr>
+          <w:rFonts w:hint="eastAsia"/>
+          <w:color w:val="0000CC"/>
+          <w:sz w:val="18"/>
+          <w:szCs w:val="18"/>
+          <w:shd w:val="clear" w:color="auto" w:fill="80C687" w:themeFill="background1" w:themeFillShade="BF"/>
+        </w:rPr>
+        <w:t>{</w:t>
+      </w:r>
+    </w:p>
+    <w:p>
+      <w:pPr>
+        <w:rPr>
+          <w:color w:val="0000CC"/>
+          <w:sz w:val="18"/>
+          <w:szCs w:val="18"/>
+          <w:shd w:val="clear" w:color="auto" w:fill="80C687" w:themeFill="background1" w:themeFillShade="BF"/>
+        </w:rPr>
+      </w:pPr>
+      <w:r>
+        <w:rPr>
+          <w:rFonts w:hint="eastAsia"/>
+          <w:color w:val="0000CC"/>
+          <w:sz w:val="18"/>
+          <w:szCs w:val="18"/>
+          <w:shd w:val="clear" w:color="auto" w:fill="80C687" w:themeFill="background1" w:themeFillShade="BF"/>
+        </w:rPr>
+        <w:t>}</w:t>
+      </w:r>
+    </w:p>
+    <w:p>
+      <w:pPr>
+        <w:rPr>
+          <w:color w:val="0000CC"/>
+          <w:sz w:val="18"/>
+          <w:szCs w:val="18"/>
+          <w:shd w:val="clear" w:color="auto" w:fill="80C687" w:themeFill="background1" w:themeFillShade="BF"/>
+        </w:rPr>
+      </w:pPr>
+      <w:proofErr w:type="gramStart"/>
+      <w:r>
+        <w:rPr>
+          <w:rFonts w:hint="eastAsia"/>
+          <w:color w:val="0000CC"/>
+          <w:sz w:val="18"/>
+          <w:szCs w:val="18"/>
+          <w:shd w:val="clear" w:color="auto" w:fill="80C687" w:themeFill="background1" w:themeFillShade="BF"/>
+        </w:rPr>
+        <w:t>finally</w:t>
+      </w:r>
+      <w:proofErr w:type="gramEnd"/>
+    </w:p>
+    <w:p>
+      <w:pPr>
+        <w:rPr>
+          <w:color w:val="0000CC"/>
+          <w:sz w:val="18"/>
+          <w:szCs w:val="18"/>
+          <w:shd w:val="clear" w:color="auto" w:fill="80C687" w:themeFill="background1" w:themeFillShade="BF"/>
+        </w:rPr>
+      </w:pPr>
+      <w:r>
+        <w:rPr>
+          <w:rFonts w:hint="eastAsia"/>
+          <w:color w:val="0000CC"/>
+          <w:sz w:val="18"/>
+          <w:szCs w:val="18"/>
+          <w:shd w:val="clear" w:color="auto" w:fill="80C687" w:themeFill="background1" w:themeFillShade="BF"/>
+        </w:rPr>
+        <w:t>{</w:t>
+      </w:r>
+    </w:p>
+    <w:p>
+      <w:pPr>
+        <w:rPr>
+          <w:color w:val="0000CC"/>
+          <w:sz w:val="18"/>
+          <w:szCs w:val="18"/>
+          <w:shd w:val="clear" w:color="auto" w:fill="80C687" w:themeFill="background1" w:themeFillShade="BF"/>
+        </w:rPr>
+      </w:pPr>
+      <w:r>
+        <w:rPr>
+          <w:rFonts w:hint="eastAsia"/>
+          <w:color w:val="0000CC"/>
+          <w:sz w:val="18"/>
+          <w:szCs w:val="18"/>
+          <w:shd w:val="clear" w:color="auto" w:fill="80C687" w:themeFill="background1" w:themeFillShade="BF"/>
+        </w:rPr>
+        <w:t>}</w:t>
+      </w:r>
+    </w:p>
+    <w:p>
+      <w:r>
+        <w:rPr>
+          <w:rFonts w:hint="eastAsia"/>
+        </w:rPr>
+        <w:t>在</w:t>
+      </w:r>
+      <w:r>
+        <w:rPr>
+          <w:rFonts w:hint="eastAsia"/>
+        </w:rPr>
+        <w:t>finally</w:t>
+      </w:r>
+      <w:r>
+        <w:rPr>
+          <w:rFonts w:hint="eastAsia"/>
+        </w:rPr>
+        <w:t>中执行释放资源或清理操作，避免用例出错时出现资源未清理的情况</w:t>
+      </w:r>
+    </w:p>
+    <w:p>
+      <w:pPr>
+        <w:pStyle w:val="Heading2"/>
+      </w:pPr>
+      <w:r>
+        <w:rPr>
+          <w:rFonts w:hint="eastAsia"/>
+        </w:rPr>
+        <w:t>用例信息打印</w:t>
+      </w:r>
+    </w:p>
+    <w:p>
+      <w:r>
+        <w:rPr>
+          <w:rFonts w:hint="eastAsia"/>
+        </w:rPr>
+        <w:tab/>
+      </w:r>
+      <w:r>
+        <w:rPr>
+          <w:rFonts w:hint="eastAsia"/>
+        </w:rPr>
+        <w:t>测试用例在出错时，统一使用函数“</w:t>
+      </w:r>
+      <w:proofErr w:type="spellStart"/>
+      <w:r>
+        <w:rPr>
+          <w:rFonts w:hint="eastAsia"/>
+        </w:rPr>
+        <w:t>buildException</w:t>
+      </w:r>
+      <w:proofErr w:type="spellEnd"/>
+      <w:r>
+        <w:rPr>
+          <w:rFonts w:hint="eastAsia"/>
+        </w:rPr>
+        <w:t>”抛出异常，该异常包括了：函数名、操作等信息。</w:t>
+      </w:r>
+    </w:p>
+    <w:p>
+      <w:r>
+        <w:rPr>
+          <w:rFonts w:hint="eastAsia"/>
+        </w:rPr>
+        <w:tab/>
+      </w:r>
+      <w:r>
+        <w:rPr>
+          <w:rFonts w:hint="eastAsia"/>
+        </w:rPr>
+        <w:t>建议测试用例在成功时不要打印过多信息，打印过多信息会增加定位的难度和减慢执行</w:t>
+      </w:r>
+      <w:r>
+        <w:rPr>
+          <w:rFonts w:hint="eastAsia"/>
+        </w:rPr>
+        <w:lastRenderedPageBreak/>
+        <w:t>效率。</w:t>
+      </w:r>
+    </w:p>
+    <w:p>
+      <w:pPr>
+        <w:pStyle w:val="Heading2"/>
+      </w:pPr>
+      <w:r>
+        <w:rPr>
+          <w:rFonts w:hint="eastAsia"/>
+        </w:rPr>
+        <w:t>函数检查输入参数</w:t>
+      </w:r>
+    </w:p>
+    <w:p>
+      <w:r>
+        <w:rPr>
+          <w:rFonts w:hint="eastAsia"/>
+        </w:rPr>
+        <w:tab/>
+      </w:r>
+      <w:r>
+        <w:rPr>
+          <w:rFonts w:hint="eastAsia"/>
+        </w:rPr>
+        <w:t>函数输入参数需要做检查，对于有默认值的函数参数，需要进行默认值处理；</w:t>
+      </w:r>
+      <w:r>
+        <w:rPr>
+          <w:rFonts w:hint="eastAsia"/>
+        </w:rPr>
+        <w:t>JS</w:t>
+      </w:r>
+      <w:r>
+        <w:rPr>
+          <w:rFonts w:hint="eastAsia"/>
+        </w:rPr>
+        <w:t>的函数参数如果未进行覆值，其值为“</w:t>
+      </w:r>
+      <w:r>
+        <w:rPr>
+          <w:rFonts w:hint="eastAsia"/>
+        </w:rPr>
+        <w:t>undefined</w:t>
+      </w:r>
+      <w:r>
+        <w:rPr>
+          <w:rFonts w:hint="eastAsia"/>
+        </w:rPr>
+        <w:t>“，可通过如下方式进行默认值处理：</w:t>
+      </w:r>
+    </w:p>
+    <w:p>
+      <w:pPr>
+        <w:rPr>
+          <w:color w:val="0000CC"/>
+          <w:sz w:val="18"/>
+          <w:szCs w:val="18"/>
+          <w:shd w:val="clear" w:color="auto" w:fill="80C687" w:themeFill="background1" w:themeFillShade="BF"/>
+        </w:rPr>
+      </w:pPr>
+      <w:proofErr w:type="gramStart"/>
+      <w:r>
+        <w:rPr>
+          <w:rFonts w:hint="eastAsia"/>
+          <w:color w:val="0000CC"/>
+          <w:sz w:val="18"/>
+          <w:szCs w:val="18"/>
+          <w:shd w:val="clear" w:color="auto" w:fill="80C687" w:themeFill="background1" w:themeFillShade="BF"/>
+        </w:rPr>
+        <w:t>function</w:t>
+      </w:r>
+      <w:proofErr w:type="gramEnd"/>
+      <w:r>
+        <w:rPr>
+          <w:rFonts w:hint="eastAsia"/>
+          <w:color w:val="0000CC"/>
+          <w:sz w:val="18"/>
+          <w:szCs w:val="18"/>
+          <w:shd w:val="clear" w:color="auto" w:fill="80C687" w:themeFill="background1" w:themeFillShade="BF"/>
+        </w:rPr>
+        <w:t xml:space="preserve"> connect( host, </w:t>
+      </w:r>
+      <w:proofErr w:type="spellStart"/>
+      <w:r>
+        <w:rPr>
+          <w:rFonts w:hint="eastAsia"/>
+          <w:color w:val="0000CC"/>
+          <w:sz w:val="18"/>
+          <w:szCs w:val="18"/>
+          <w:shd w:val="clear" w:color="auto" w:fill="80C687" w:themeFill="background1" w:themeFillShade="BF"/>
+        </w:rPr>
+        <w:t>svcname</w:t>
+      </w:r>
+      <w:proofErr w:type="spellEnd"/>
+      <w:r>
+        <w:rPr>
+          <w:rFonts w:hint="eastAsia"/>
+          <w:color w:val="0000CC"/>
+          <w:sz w:val="18"/>
+          <w:szCs w:val="18"/>
+          <w:shd w:val="clear" w:color="auto" w:fill="80C687" w:themeFill="background1" w:themeFillShade="BF"/>
+        </w:rPr>
+        <w:t xml:space="preserve"> )</w:t>
+      </w:r>
+    </w:p>
+    <w:p>
+      <w:pPr>
+        <w:rPr>
+          <w:color w:val="0000CC"/>
+          <w:sz w:val="18"/>
+          <w:szCs w:val="18"/>
+          <w:shd w:val="clear" w:color="auto" w:fill="80C687" w:themeFill="background1" w:themeFillShade="BF"/>
+        </w:rPr>
+      </w:pPr>
+      <w:r>
+        <w:rPr>
+          <w:rFonts w:hint="eastAsia"/>
+          <w:color w:val="0000CC"/>
+          <w:sz w:val="18"/>
+          <w:szCs w:val="18"/>
+          <w:shd w:val="clear" w:color="auto" w:fill="80C687" w:themeFill="background1" w:themeFillShade="BF"/>
+        </w:rPr>
+        <w:t>{</w:t>
+      </w:r>
+    </w:p>
+    <w:p>
+      <w:pPr>
+        <w:rPr>
+          <w:color w:val="0000CC"/>
+          <w:sz w:val="18"/>
+          <w:szCs w:val="18"/>
+          <w:shd w:val="clear" w:color="auto" w:fill="80C687" w:themeFill="background1" w:themeFillShade="BF"/>
+        </w:rPr>
+      </w:pPr>
+      <w:r>
+        <w:rPr>
+          <w:rFonts w:hint="eastAsia"/>
+          <w:color w:val="0000CC"/>
+          <w:sz w:val="18"/>
+          <w:szCs w:val="18"/>
+          <w:shd w:val="clear" w:color="auto" w:fill="80C687" w:themeFill="background1" w:themeFillShade="BF"/>
+        </w:rPr>
+        <w:t xml:space="preserve">   </w:t>
+      </w:r>
+      <w:proofErr w:type="gramStart"/>
+      <w:r>
+        <w:rPr>
+          <w:rFonts w:hint="eastAsia"/>
+          <w:color w:val="0000CC"/>
+          <w:sz w:val="18"/>
+          <w:szCs w:val="18"/>
+          <w:shd w:val="clear" w:color="auto" w:fill="80C687" w:themeFill="background1" w:themeFillShade="BF"/>
+        </w:rPr>
+        <w:t>if</w:t>
+      </w:r>
+      <w:proofErr w:type="gramEnd"/>
+      <w:r>
+        <w:rPr>
+          <w:rFonts w:hint="eastAsia"/>
+          <w:color w:val="0000CC"/>
+          <w:sz w:val="18"/>
+          <w:szCs w:val="18"/>
+          <w:shd w:val="clear" w:color="auto" w:fill="80C687" w:themeFill="background1" w:themeFillShade="BF"/>
+        </w:rPr>
+        <w:t xml:space="preserve"> ( host == undefined )</w:t>
+      </w:r>
+    </w:p>
+    <w:p>
+      <w:pPr>
+        <w:rPr>
+          <w:color w:val="0000CC"/>
+          <w:sz w:val="18"/>
+          <w:szCs w:val="18"/>
+          <w:shd w:val="clear" w:color="auto" w:fill="80C687" w:themeFill="background1" w:themeFillShade="BF"/>
+        </w:rPr>
+      </w:pPr>
+      <w:r>
+        <w:rPr>
+          <w:rFonts w:hint="eastAsia"/>
+          <w:color w:val="0000CC"/>
+          <w:sz w:val="18"/>
+          <w:szCs w:val="18"/>
+          <w:shd w:val="clear" w:color="auto" w:fill="80C687" w:themeFill="background1" w:themeFillShade="BF"/>
+        </w:rPr>
+        <w:t xml:space="preserve">   {</w:t>
+      </w:r>
+    </w:p>
+    <w:p>
+      <w:pPr>
+        <w:rPr>
+          <w:color w:val="0000CC"/>
+          <w:sz w:val="18"/>
+          <w:szCs w:val="18"/>
+          <w:shd w:val="clear" w:color="auto" w:fill="80C687" w:themeFill="background1" w:themeFillShade="BF"/>
+        </w:rPr>
+      </w:pPr>
+      <w:r>
+        <w:rPr>
+          <w:rFonts w:hint="eastAsia"/>
+          <w:color w:val="0000CC"/>
+          <w:sz w:val="18"/>
+          <w:szCs w:val="18"/>
+          <w:shd w:val="clear" w:color="auto" w:fill="80C687" w:themeFill="background1" w:themeFillShade="BF"/>
+        </w:rPr>
+        <w:t xml:space="preserve">      </w:t>
+      </w:r>
+      <w:proofErr w:type="gramStart"/>
+      <w:r>
+        <w:rPr>
+          <w:rFonts w:hint="eastAsia"/>
+          <w:color w:val="0000CC"/>
+          <w:sz w:val="18"/>
+          <w:szCs w:val="18"/>
+          <w:shd w:val="clear" w:color="auto" w:fill="80C687" w:themeFill="background1" w:themeFillShade="BF"/>
+        </w:rPr>
+        <w:t>host</w:t>
+      </w:r>
+      <w:proofErr w:type="gramEnd"/>
+      <w:r>
+        <w:rPr>
+          <w:rFonts w:hint="eastAsia"/>
+          <w:color w:val="0000CC"/>
+          <w:sz w:val="18"/>
+          <w:szCs w:val="18"/>
+          <w:shd w:val="clear" w:color="auto" w:fill="80C687" w:themeFill="background1" w:themeFillShade="BF"/>
+        </w:rPr>
+        <w:t xml:space="preserve"> = </w:t>
+      </w:r>
+      <w:r>
+        <w:rPr>
+          <w:color w:val="0000CC"/>
+          <w:sz w:val="18"/>
+          <w:szCs w:val="18"/>
+          <w:shd w:val="clear" w:color="auto" w:fill="80C687" w:themeFill="background1" w:themeFillShade="BF"/>
+        </w:rPr>
+        <w:t>“</w:t>
+      </w:r>
+      <w:r>
+        <w:rPr>
+          <w:rFonts w:hint="eastAsia"/>
+          <w:color w:val="0000CC"/>
+          <w:sz w:val="18"/>
+          <w:szCs w:val="18"/>
+          <w:shd w:val="clear" w:color="auto" w:fill="80C687" w:themeFill="background1" w:themeFillShade="BF"/>
+        </w:rPr>
+        <w:t>local</w:t>
+      </w:r>
+      <w:r>
+        <w:rPr>
+          <w:color w:val="0000CC"/>
+          <w:sz w:val="18"/>
+          <w:szCs w:val="18"/>
+          <w:shd w:val="clear" w:color="auto" w:fill="80C687" w:themeFill="background1" w:themeFillShade="BF"/>
+        </w:rPr>
+        <w:t>”</w:t>
+      </w:r>
+      <w:r>
+        <w:rPr>
+          <w:rFonts w:hint="eastAsia"/>
+          <w:color w:val="0000CC"/>
+          <w:sz w:val="18"/>
+          <w:szCs w:val="18"/>
+          <w:shd w:val="clear" w:color="auto" w:fill="80C687" w:themeFill="background1" w:themeFillShade="BF"/>
+        </w:rPr>
+        <w:t xml:space="preserve"> ;</w:t>
+      </w:r>
+    </w:p>
+    <w:p>
+      <w:pPr>
+        <w:rPr>
+          <w:color w:val="0000CC"/>
+          <w:sz w:val="18"/>
+          <w:szCs w:val="18"/>
+          <w:shd w:val="clear" w:color="auto" w:fill="80C687" w:themeFill="background1" w:themeFillShade="BF"/>
+        </w:rPr>
+      </w:pPr>
+      <w:r>
+        <w:rPr>
+          <w:rFonts w:hint="eastAsia"/>
+          <w:color w:val="0000CC"/>
+          <w:sz w:val="18"/>
+          <w:szCs w:val="18"/>
+          <w:shd w:val="clear" w:color="auto" w:fill="80C687" w:themeFill="background1" w:themeFillShade="BF"/>
+        </w:rPr>
+        <w:t xml:space="preserve">   }</w:t>
+      </w:r>
+    </w:p>
+    <w:p>
+      <w:pPr>
+        <w:rPr>
+          <w:color w:val="0000CC"/>
+          <w:sz w:val="18"/>
+          <w:szCs w:val="18"/>
+          <w:shd w:val="clear" w:color="auto" w:fill="80C687" w:themeFill="background1" w:themeFillShade="BF"/>
+        </w:rPr>
+      </w:pPr>
+      <w:r>
+        <w:rPr>
+          <w:rFonts w:hint="eastAsia"/>
+          <w:color w:val="0000CC"/>
+          <w:sz w:val="18"/>
+          <w:szCs w:val="18"/>
+          <w:shd w:val="clear" w:color="auto" w:fill="80C687" w:themeFill="background1" w:themeFillShade="BF"/>
+        </w:rPr>
+        <w:t xml:space="preserve">   </w:t>
+      </w:r>
+      <w:proofErr w:type="gramStart"/>
+      <w:r>
+        <w:rPr>
+          <w:rFonts w:hint="eastAsia"/>
+          <w:color w:val="0000CC"/>
+          <w:sz w:val="18"/>
+          <w:szCs w:val="18"/>
+          <w:shd w:val="clear" w:color="auto" w:fill="80C687" w:themeFill="background1" w:themeFillShade="BF"/>
+        </w:rPr>
+        <w:t>if</w:t>
+      </w:r>
+      <w:proofErr w:type="gramEnd"/>
+      <w:r>
+        <w:rPr>
+          <w:rFonts w:hint="eastAsia"/>
+          <w:color w:val="0000CC"/>
+          <w:sz w:val="18"/>
+          <w:szCs w:val="18"/>
+          <w:shd w:val="clear" w:color="auto" w:fill="80C687" w:themeFill="background1" w:themeFillShade="BF"/>
+        </w:rPr>
+        <w:t xml:space="preserve"> ( </w:t>
+      </w:r>
+      <w:proofErr w:type="spellStart"/>
+      <w:r>
+        <w:rPr>
+          <w:rFonts w:hint="eastAsia"/>
+          <w:color w:val="0000CC"/>
+          <w:sz w:val="18"/>
+          <w:szCs w:val="18"/>
+          <w:shd w:val="clear" w:color="auto" w:fill="80C687" w:themeFill="background1" w:themeFillShade="BF"/>
+        </w:rPr>
+        <w:t>svcname</w:t>
+      </w:r>
+      <w:proofErr w:type="spellEnd"/>
+      <w:r>
+        <w:rPr>
+          <w:rFonts w:hint="eastAsia"/>
+          <w:color w:val="0000CC"/>
+          <w:sz w:val="18"/>
+          <w:szCs w:val="18"/>
+          <w:shd w:val="clear" w:color="auto" w:fill="80C687" w:themeFill="background1" w:themeFillShade="BF"/>
+        </w:rPr>
+        <w:t xml:space="preserve"> == undefined )</w:t>
+      </w:r>
+    </w:p>
+    <w:p>
+      <w:pPr>
+        <w:rPr>
+          <w:color w:val="0000CC"/>
+          <w:sz w:val="18"/>
+          <w:szCs w:val="18"/>
+          <w:shd w:val="clear" w:color="auto" w:fill="80C687" w:themeFill="background1" w:themeFillShade="BF"/>
+        </w:rPr>
+      </w:pPr>
+      <w:r>
+        <w:rPr>
+          <w:rFonts w:hint="eastAsia"/>
+          <w:color w:val="0000CC"/>
+          <w:sz w:val="18"/>
+          <w:szCs w:val="18"/>
+          <w:shd w:val="clear" w:color="auto" w:fill="80C687" w:themeFill="background1" w:themeFillShade="BF"/>
+        </w:rPr>
+        <w:t xml:space="preserve">   {</w:t>
+      </w:r>
+    </w:p>
+    <w:p>
+      <w:pPr>
+        <w:rPr>
+          <w:color w:val="0000CC"/>
+          <w:sz w:val="18"/>
+          <w:szCs w:val="18"/>
+          <w:shd w:val="clear" w:color="auto" w:fill="80C687" w:themeFill="background1" w:themeFillShade="BF"/>
+        </w:rPr>
+      </w:pPr>
+      <w:r>
+        <w:rPr>
+          <w:rFonts w:hint="eastAsia"/>
+          <w:color w:val="0000CC"/>
+          <w:sz w:val="18"/>
+          <w:szCs w:val="18"/>
+          <w:shd w:val="clear" w:color="auto" w:fill="80C687" w:themeFill="background1" w:themeFillShade="BF"/>
+        </w:rPr>
+        <w:t xml:space="preserve">      </w:t>
+      </w:r>
+      <w:proofErr w:type="spellStart"/>
+      <w:proofErr w:type="gramStart"/>
+      <w:r>
+        <w:rPr>
+          <w:rFonts w:hint="eastAsia"/>
+          <w:color w:val="0000CC"/>
+          <w:sz w:val="18"/>
+          <w:szCs w:val="18"/>
+          <w:shd w:val="clear" w:color="auto" w:fill="80C687" w:themeFill="background1" w:themeFillShade="BF"/>
+        </w:rPr>
+        <w:t>svcname</w:t>
+      </w:r>
+      <w:proofErr w:type="spellEnd"/>
+      <w:proofErr w:type="gramEnd"/>
+      <w:r>
+        <w:rPr>
+          <w:rFonts w:hint="eastAsia"/>
+          <w:color w:val="0000CC"/>
+          <w:sz w:val="18"/>
+          <w:szCs w:val="18"/>
+          <w:shd w:val="clear" w:color="auto" w:fill="80C687" w:themeFill="background1" w:themeFillShade="BF"/>
+        </w:rPr>
+        <w:t xml:space="preserve"> = </w:t>
+      </w:r>
+      <w:r>
+        <w:rPr>
+          <w:color w:val="0000CC"/>
+          <w:sz w:val="18"/>
+          <w:szCs w:val="18"/>
+          <w:shd w:val="clear" w:color="auto" w:fill="80C687" w:themeFill="background1" w:themeFillShade="BF"/>
+        </w:rPr>
+        <w:t>“</w:t>
+      </w:r>
+      <w:r>
+        <w:rPr>
+          <w:rFonts w:hint="eastAsia"/>
+          <w:color w:val="0000CC"/>
+          <w:sz w:val="18"/>
+          <w:szCs w:val="18"/>
+          <w:shd w:val="clear" w:color="auto" w:fill="80C687" w:themeFill="background1" w:themeFillShade="BF"/>
+        </w:rPr>
+        <w:t>11810</w:t>
+      </w:r>
+      <w:r>
+        <w:rPr>
+          <w:color w:val="0000CC"/>
+          <w:sz w:val="18"/>
+          <w:szCs w:val="18"/>
+          <w:shd w:val="clear" w:color="auto" w:fill="80C687" w:themeFill="background1" w:themeFillShade="BF"/>
+        </w:rPr>
+        <w:t>”</w:t>
+      </w:r>
+      <w:r>
+        <w:rPr>
+          <w:rFonts w:hint="eastAsia"/>
+          <w:color w:val="0000CC"/>
+          <w:sz w:val="18"/>
+          <w:szCs w:val="18"/>
+          <w:shd w:val="clear" w:color="auto" w:fill="80C687" w:themeFill="background1" w:themeFillShade="BF"/>
+        </w:rPr>
+        <w:t xml:space="preserve"> ;</w:t>
+      </w:r>
+    </w:p>
+    <w:p>
+      <w:pPr>
+        <w:rPr>
+          <w:color w:val="0000CC"/>
+          <w:sz w:val="18"/>
+          <w:szCs w:val="18"/>
+          <w:shd w:val="clear" w:color="auto" w:fill="80C687" w:themeFill="background1" w:themeFillShade="BF"/>
+        </w:rPr>
+      </w:pPr>
+      <w:r>
+        <w:rPr>
+          <w:rFonts w:hint="eastAsia"/>
+          <w:color w:val="0000CC"/>
+          <w:sz w:val="18"/>
+          <w:szCs w:val="18"/>
+          <w:shd w:val="clear" w:color="auto" w:fill="80C687" w:themeFill="background1" w:themeFillShade="BF"/>
+        </w:rPr>
+        <w:t>}</w:t>
+      </w:r>
+    </w:p>
+    <w:p>
+      <w:pPr>
+        <w:rPr>
+          <w:color w:val="0000CC"/>
+          <w:sz w:val="18"/>
+          <w:szCs w:val="18"/>
+          <w:shd w:val="clear" w:color="auto" w:fill="80C687" w:themeFill="background1" w:themeFillShade="BF"/>
+        </w:rPr>
+      </w:pPr>
+      <w:r>
+        <w:rPr>
+          <w:rFonts w:hint="eastAsia"/>
+          <w:color w:val="0000CC"/>
+          <w:sz w:val="18"/>
+          <w:szCs w:val="18"/>
+          <w:shd w:val="clear" w:color="auto" w:fill="80C687" w:themeFill="background1" w:themeFillShade="BF"/>
+        </w:rPr>
+        <w:t>}</w:t>
+      </w:r>
+    </w:p>
+    <w:p>
+      <w:r>
+        <w:rPr>
+          <w:rFonts w:hint="eastAsia"/>
+        </w:rPr>
+        <w:t>或：</w:t>
+      </w:r>
+    </w:p>
+    <w:p>
+      <w:pPr>
+        <w:rPr>
+          <w:color w:val="0000CC"/>
+          <w:sz w:val="18"/>
+          <w:szCs w:val="18"/>
+          <w:shd w:val="clear" w:color="auto" w:fill="80C687" w:themeFill="background1" w:themeFillShade="BF"/>
+        </w:rPr>
+      </w:pPr>
+      <w:proofErr w:type="gramStart"/>
+      <w:r>
+        <w:rPr>
+          <w:rFonts w:hint="eastAsia"/>
+          <w:color w:val="0000CC"/>
+          <w:sz w:val="18"/>
+          <w:szCs w:val="18"/>
+          <w:shd w:val="clear" w:color="auto" w:fill="80C687" w:themeFill="background1" w:themeFillShade="BF"/>
+        </w:rPr>
+        <w:t>function</w:t>
+      </w:r>
+      <w:proofErr w:type="gramEnd"/>
+      <w:r>
+        <w:rPr>
+          <w:rFonts w:hint="eastAsia"/>
+          <w:color w:val="0000CC"/>
+          <w:sz w:val="18"/>
+          <w:szCs w:val="18"/>
+          <w:shd w:val="clear" w:color="auto" w:fill="80C687" w:themeFill="background1" w:themeFillShade="BF"/>
+        </w:rPr>
+        <w:t xml:space="preserve"> connect( host, </w:t>
+      </w:r>
+      <w:proofErr w:type="spellStart"/>
+      <w:r>
+        <w:rPr>
+          <w:rFonts w:hint="eastAsia"/>
+          <w:color w:val="0000CC"/>
+          <w:sz w:val="18"/>
+          <w:szCs w:val="18"/>
+          <w:shd w:val="clear" w:color="auto" w:fill="80C687" w:themeFill="background1" w:themeFillShade="BF"/>
+        </w:rPr>
+        <w:t>svcname</w:t>
+      </w:r>
+      <w:proofErr w:type="spellEnd"/>
+      <w:r>
+        <w:rPr>
+          <w:rFonts w:hint="eastAsia"/>
+          <w:color w:val="0000CC"/>
+          <w:sz w:val="18"/>
+          <w:szCs w:val="18"/>
+          <w:shd w:val="clear" w:color="auto" w:fill="80C687" w:themeFill="background1" w:themeFillShade="BF"/>
+        </w:rPr>
+        <w:t xml:space="preserve"> )</w:t>
+      </w:r>
+    </w:p>
+    <w:p>
+      <w:pPr>
+        <w:rPr>
+          <w:color w:val="0000CC"/>
+          <w:sz w:val="18"/>
+          <w:szCs w:val="18"/>
+          <w:shd w:val="clear" w:color="auto" w:fill="80C687" w:themeFill="background1" w:themeFillShade="BF"/>
+        </w:rPr>
+      </w:pPr>
+      <w:r>
+        <w:rPr>
+          <w:rFonts w:hint="eastAsia"/>
+          <w:color w:val="0000CC"/>
+          <w:sz w:val="18"/>
+          <w:szCs w:val="18"/>
+          <w:shd w:val="clear" w:color="auto" w:fill="80C687" w:themeFill="background1" w:themeFillShade="BF"/>
+        </w:rPr>
+        <w:t>{</w:t>
+      </w:r>
+    </w:p>
+    <w:p>
+      <w:pPr>
+        <w:rPr>
+          <w:color w:val="0000CC"/>
+          <w:sz w:val="18"/>
+          <w:szCs w:val="18"/>
+          <w:shd w:val="clear" w:color="auto" w:fill="80C687" w:themeFill="background1" w:themeFillShade="BF"/>
+        </w:rPr>
+      </w:pPr>
+      <w:r>
+        <w:rPr>
+          <w:rFonts w:hint="eastAsia"/>
+          <w:color w:val="0000CC"/>
+          <w:sz w:val="18"/>
+          <w:szCs w:val="18"/>
+          <w:shd w:val="clear" w:color="auto" w:fill="80C687" w:themeFill="background1" w:themeFillShade="BF"/>
+        </w:rPr>
+        <w:t xml:space="preserve">   </w:t>
+      </w:r>
+      <w:proofErr w:type="gramStart"/>
+      <w:r>
+        <w:rPr>
+          <w:color w:val="0000CC"/>
+          <w:sz w:val="18"/>
+          <w:szCs w:val="18"/>
+          <w:shd w:val="clear" w:color="auto" w:fill="80C687" w:themeFill="background1" w:themeFillShade="BF"/>
+        </w:rPr>
+        <w:t>host</w:t>
+      </w:r>
+      <w:proofErr w:type="gramEnd"/>
+      <w:r>
+        <w:rPr>
+          <w:color w:val="0000CC"/>
+          <w:sz w:val="18"/>
+          <w:szCs w:val="18"/>
+          <w:shd w:val="clear" w:color="auto" w:fill="80C687" w:themeFill="background1" w:themeFillShade="BF"/>
+        </w:rPr>
+        <w:t xml:space="preserve"> </w:t>
+      </w:r>
+      <w:r>
+        <w:rPr>
+          <w:rFonts w:hint="eastAsia"/>
+          <w:color w:val="0000CC"/>
+          <w:sz w:val="18"/>
+          <w:szCs w:val="18"/>
+          <w:shd w:val="clear" w:color="auto" w:fill="80C687" w:themeFill="background1" w:themeFillShade="BF"/>
+        </w:rPr>
+        <w:t xml:space="preserve">= arguments[0] ? </w:t>
+      </w:r>
+      <w:proofErr w:type="gramStart"/>
+      <w:r>
+        <w:rPr>
+          <w:rFonts w:hint="eastAsia"/>
+          <w:color w:val="0000CC"/>
+          <w:sz w:val="18"/>
+          <w:szCs w:val="18"/>
+          <w:shd w:val="clear" w:color="auto" w:fill="80C687" w:themeFill="background1" w:themeFillShade="BF"/>
+        </w:rPr>
+        <w:t>arguments[</w:t>
+      </w:r>
+      <w:proofErr w:type="gramEnd"/>
+      <w:r>
+        <w:rPr>
+          <w:rFonts w:hint="eastAsia"/>
+          <w:color w:val="0000CC"/>
+          <w:sz w:val="18"/>
+          <w:szCs w:val="18"/>
+          <w:shd w:val="clear" w:color="auto" w:fill="80C687" w:themeFill="background1" w:themeFillShade="BF"/>
+        </w:rPr>
+        <w:t xml:space="preserve">0] : </w:t>
+      </w:r>
+      <w:r>
+        <w:rPr>
+          <w:color w:val="0000CC"/>
+          <w:sz w:val="18"/>
+          <w:szCs w:val="18"/>
+          <w:shd w:val="clear" w:color="auto" w:fill="80C687" w:themeFill="background1" w:themeFillShade="BF"/>
+        </w:rPr>
+        <w:t>“</w:t>
+      </w:r>
+      <w:r>
+        <w:rPr>
+          <w:rFonts w:hint="eastAsia"/>
+          <w:color w:val="0000CC"/>
+          <w:sz w:val="18"/>
+          <w:szCs w:val="18"/>
+          <w:shd w:val="clear" w:color="auto" w:fill="80C687" w:themeFill="background1" w:themeFillShade="BF"/>
+        </w:rPr>
+        <w:t>local</w:t>
+      </w:r>
+      <w:r>
+        <w:rPr>
+          <w:color w:val="0000CC"/>
+          <w:sz w:val="18"/>
+          <w:szCs w:val="18"/>
+          <w:shd w:val="clear" w:color="auto" w:fill="80C687" w:themeFill="background1" w:themeFillShade="BF"/>
+        </w:rPr>
+        <w:t>”</w:t>
+      </w:r>
+      <w:r>
+        <w:rPr>
+          <w:rFonts w:hint="eastAsia"/>
+          <w:color w:val="0000CC"/>
+          <w:sz w:val="18"/>
+          <w:szCs w:val="18"/>
+          <w:shd w:val="clear" w:color="auto" w:fill="80C687" w:themeFill="background1" w:themeFillShade="BF"/>
+        </w:rPr>
+        <w:t xml:space="preserve"> ;</w:t>
+      </w:r>
+    </w:p>
+    <w:p>
+      <w:pPr>
+        <w:rPr>
+          <w:color w:val="0000CC"/>
+          <w:sz w:val="18"/>
+          <w:szCs w:val="18"/>
+          <w:shd w:val="clear" w:color="auto" w:fill="80C687" w:themeFill="background1" w:themeFillShade="BF"/>
+        </w:rPr>
+      </w:pPr>
+      <w:r>
+        <w:rPr>
+          <w:rFonts w:hint="eastAsia"/>
+          <w:color w:val="0000CC"/>
+          <w:sz w:val="18"/>
+          <w:szCs w:val="18"/>
+          <w:shd w:val="clear" w:color="auto" w:fill="80C687" w:themeFill="background1" w:themeFillShade="BF"/>
+        </w:rPr>
+        <w:t xml:space="preserve">   </w:t>
+      </w:r>
+      <w:proofErr w:type="spellStart"/>
+      <w:proofErr w:type="gramStart"/>
+      <w:r>
+        <w:rPr>
+          <w:rFonts w:hint="eastAsia"/>
+          <w:color w:val="0000CC"/>
+          <w:sz w:val="18"/>
+          <w:szCs w:val="18"/>
+          <w:shd w:val="clear" w:color="auto" w:fill="80C687" w:themeFill="background1" w:themeFillShade="BF"/>
+        </w:rPr>
+        <w:t>svcname</w:t>
+      </w:r>
+      <w:proofErr w:type="spellEnd"/>
+      <w:proofErr w:type="gramEnd"/>
+      <w:r>
+        <w:rPr>
+          <w:rFonts w:hint="eastAsia"/>
+          <w:color w:val="0000CC"/>
+          <w:sz w:val="18"/>
+          <w:szCs w:val="18"/>
+          <w:shd w:val="clear" w:color="auto" w:fill="80C687" w:themeFill="background1" w:themeFillShade="BF"/>
+        </w:rPr>
+        <w:t xml:space="preserve"> = arguments[1] ? </w:t>
+      </w:r>
+      <w:proofErr w:type="gramStart"/>
+      <w:r>
+        <w:rPr>
+          <w:rFonts w:hint="eastAsia"/>
+          <w:color w:val="0000CC"/>
+          <w:sz w:val="18"/>
+          <w:szCs w:val="18"/>
+          <w:shd w:val="clear" w:color="auto" w:fill="80C687" w:themeFill="background1" w:themeFillShade="BF"/>
+        </w:rPr>
+        <w:t>arguments[</w:t>
+      </w:r>
+      <w:proofErr w:type="gramEnd"/>
+      <w:r>
+        <w:rPr>
+          <w:rFonts w:hint="eastAsia"/>
+          <w:color w:val="0000CC"/>
+          <w:sz w:val="18"/>
+          <w:szCs w:val="18"/>
+          <w:shd w:val="clear" w:color="auto" w:fill="80C687" w:themeFill="background1" w:themeFillShade="BF"/>
+        </w:rPr>
+        <w:t xml:space="preserve">1] : </w:t>
+      </w:r>
+      <w:r>
+        <w:rPr>
+          <w:color w:val="0000CC"/>
+          <w:sz w:val="18"/>
+          <w:szCs w:val="18"/>
+          <w:shd w:val="clear" w:color="auto" w:fill="80C687" w:themeFill="background1" w:themeFillShade="BF"/>
+        </w:rPr>
+        <w:t>“</w:t>
+      </w:r>
+      <w:r>
+        <w:rPr>
+          <w:rFonts w:hint="eastAsia"/>
+          <w:color w:val="0000CC"/>
+          <w:sz w:val="18"/>
+          <w:szCs w:val="18"/>
+          <w:shd w:val="clear" w:color="auto" w:fill="80C687" w:themeFill="background1" w:themeFillShade="BF"/>
+        </w:rPr>
+        <w:t>11810</w:t>
+      </w:r>
+      <w:r>
+        <w:rPr>
+          <w:color w:val="0000CC"/>
+          <w:sz w:val="18"/>
+          <w:szCs w:val="18"/>
+          <w:shd w:val="clear" w:color="auto" w:fill="80C687" w:themeFill="background1" w:themeFillShade="BF"/>
+        </w:rPr>
+        <w:t>”</w:t>
+      </w:r>
+      <w:r>
+        <w:rPr>
+          <w:rFonts w:hint="eastAsia"/>
+          <w:color w:val="0000CC"/>
+          <w:sz w:val="18"/>
+          <w:szCs w:val="18"/>
+          <w:shd w:val="clear" w:color="auto" w:fill="80C687" w:themeFill="background1" w:themeFillShade="BF"/>
+        </w:rPr>
+        <w:t xml:space="preserve"> ;</w:t>
+      </w:r>
+    </w:p>
+    <w:p>
+      <w:pPr>
+        <w:rPr>
+          <w:color w:val="0000CC"/>
+          <w:sz w:val="18"/>
+          <w:szCs w:val="18"/>
+          <w:shd w:val="clear" w:color="auto" w:fill="80C687" w:themeFill="background1" w:themeFillShade="BF"/>
+        </w:rPr>
+      </w:pPr>
+      <w:r>
+        <w:rPr>
+          <w:rFonts w:hint="eastAsia"/>
+          <w:color w:val="0000CC"/>
+          <w:sz w:val="18"/>
+          <w:szCs w:val="18"/>
+          <w:shd w:val="clear" w:color="auto" w:fill="80C687" w:themeFill="background1" w:themeFillShade="BF"/>
+        </w:rPr>
+        <w:t>}</w:t>
+      </w:r>
+    </w:p>
+    <w:p>
+      <w:pPr>
+        <w:pStyle w:val="Heading2"/>
+      </w:pPr>
+      <w:r>
+        <w:rPr>
+          <w:rFonts w:hint="eastAsia"/>
+        </w:rPr>
+        <w:t>变量命名</w:t>
+      </w:r>
+    </w:p>
+    <w:p>
+      <w:r>
+        <w:rPr>
+          <w:rFonts w:hint="eastAsia"/>
+        </w:rPr>
+        <w:tab/>
+      </w:r>
+      <w:r>
+        <w:rPr>
+          <w:rFonts w:hint="eastAsia"/>
+        </w:rPr>
+        <w:t>局部变量、函数名统一</w:t>
+      </w:r>
+      <w:r>
+        <w:rPr>
+          <w:rFonts w:hint="eastAsia"/>
+        </w:rPr>
+        <w:t>驼峰命名法：</w:t>
+      </w:r>
+      <w:r>
+        <w:rPr>
+          <w:rFonts w:hint="eastAsia"/>
+        </w:rPr>
+        <w:t>以小写开头，</w:t>
+      </w:r>
+      <w:r>
+        <w:rPr>
+          <w:rFonts w:hint="eastAsia"/>
+        </w:rPr>
+        <w:t>除了第一个</w:t>
+      </w:r>
+      <w:r>
+        <w:rPr>
+          <w:rFonts w:hint="eastAsia"/>
+        </w:rPr>
+        <w:t>单词</w:t>
+      </w:r>
+      <w:r>
+        <w:rPr>
+          <w:rFonts w:hint="eastAsia"/>
+        </w:rPr>
+        <w:t>外其余单词</w:t>
+      </w:r>
+      <w:r>
+        <w:rPr>
+          <w:rFonts w:hint="eastAsia"/>
+        </w:rPr>
+        <w:t>首字母大写，如：</w:t>
+      </w:r>
+      <w:proofErr w:type="spellStart"/>
+      <w:r>
+        <w:rPr>
+          <w:rFonts w:hint="eastAsia"/>
+        </w:rPr>
+        <w:t>createDomain</w:t>
+      </w:r>
+      <w:proofErr w:type="spellEnd"/>
+      <w:r>
+        <w:rPr>
+          <w:rFonts w:hint="eastAsia"/>
+        </w:rPr>
+        <w:t>。</w:t>
+      </w:r>
+    </w:p>
+    <w:p>
+      <w:r>
+        <w:rPr>
+          <w:rFonts w:hint="eastAsia"/>
+        </w:rPr>
+        <w:tab/>
+      </w:r>
+      <w:r>
+        <w:rPr>
+          <w:rFonts w:hint="eastAsia"/>
+        </w:rPr>
+        <w:t>全局变量统一大写，单词之间用“</w:t>
+      </w:r>
+      <w:r>
+        <w:rPr>
+          <w:rFonts w:hint="eastAsia"/>
+        </w:rPr>
+        <w:t>_</w:t>
+      </w:r>
+      <w:r>
+        <w:rPr>
+          <w:rFonts w:hint="eastAsia"/>
+        </w:rPr>
+        <w:t>”分隔</w:t>
+      </w:r>
+      <w:r>
+        <w:rPr>
+          <w:rFonts w:hint="eastAsia"/>
+        </w:rPr>
+        <w:t>。</w:t>
+      </w:r>
+    </w:p>
+    <w:p>
+      <w:pPr>
+        <w:pStyle w:val="Heading2"/>
+      </w:pPr>
+      <w:r>
+        <w:rPr>
+          <w:rFonts w:hint="eastAsia"/>
+        </w:rPr>
+        <w:t>不要滥用全局变量</w:t>
+      </w:r>
+    </w:p>
+    <w:p>
+      <w:r>
+        <w:rPr>
+          <w:rFonts w:hint="eastAsia"/>
+        </w:rPr>
+        <w:tab/>
+      </w:r>
+      <w:r>
+        <w:rPr>
+          <w:rFonts w:hint="eastAsia"/>
+        </w:rPr>
+        <w:t>可以使用局部变量解决的话，就不要创建全局变量。</w:t>
+      </w:r>
+      <w:r>
+        <w:rPr>
+          <w:rFonts w:hint="eastAsia"/>
+        </w:rPr>
+        <w:t>尽量把变量的作用范围控制在使用它的函数里面。对于全局变量，你很难晓得它在哪里被改变，在哪里又被调用。</w:t>
+      </w:r>
+    </w:p>
+    <w:p>
+      <w:r>
+        <w:rPr>
+          <w:rFonts w:hint="eastAsia"/>
+        </w:rPr>
+        <w:tab/>
+      </w:r>
+      <w:r>
+        <w:rPr>
+          <w:rFonts w:hint="eastAsia"/>
+        </w:rPr>
+        <w:t>如</w:t>
+      </w:r>
+      <w:proofErr w:type="spellStart"/>
+      <w:r>
+        <w:rPr>
+          <w:rFonts w:hint="eastAsia"/>
+        </w:rPr>
+        <w:t>csName</w:t>
+      </w:r>
+      <w:proofErr w:type="spellEnd"/>
+      <w:r>
+        <w:rPr>
+          <w:rFonts w:hint="eastAsia"/>
+        </w:rPr>
+        <w:t>、</w:t>
+      </w:r>
+      <w:proofErr w:type="spellStart"/>
+      <w:r>
+        <w:rPr>
+          <w:rFonts w:hint="eastAsia"/>
+        </w:rPr>
+        <w:t>clName</w:t>
+      </w:r>
+      <w:proofErr w:type="spellEnd"/>
+      <w:r>
+        <w:rPr>
+          <w:rFonts w:hint="eastAsia"/>
+        </w:rPr>
+        <w:t>变量，可以放在</w:t>
+      </w:r>
+      <w:r>
+        <w:rPr>
+          <w:rFonts w:hint="eastAsia"/>
+        </w:rPr>
+        <w:t>main()</w:t>
+      </w:r>
+      <w:r>
+        <w:rPr>
+          <w:rFonts w:hint="eastAsia"/>
+        </w:rPr>
+        <w:t>函数里面再定义。</w:t>
+      </w:r>
+      <w:r>
+        <w:rPr>
+          <w:rFonts w:hint="eastAsia"/>
+        </w:rPr>
+        <w:t>当其他子函数要使用它们时，再用参数传进去：</w:t>
+      </w:r>
+    </w:p>
+    <w:p>
+      <w:pPr>
+        <w:rPr>
+          <w:color w:val="0000CC"/>
+          <w:sz w:val="18"/>
+          <w:szCs w:val="18"/>
+          <w:shd w:val="clear" w:color="auto" w:fill="80C687" w:themeFill="background1" w:themeFillShade="BF"/>
+        </w:rPr>
+      </w:pPr>
+      <w:proofErr w:type="gramStart"/>
+      <w:r>
+        <w:rPr>
+          <w:rFonts w:hint="eastAsia"/>
+          <w:color w:val="0000CC"/>
+          <w:sz w:val="18"/>
+          <w:szCs w:val="18"/>
+          <w:shd w:val="clear" w:color="auto" w:fill="80C687" w:themeFill="background1" w:themeFillShade="BF"/>
+        </w:rPr>
+        <w:t>main()</w:t>
+      </w:r>
+      <w:proofErr w:type="gramEnd"/>
+    </w:p>
+    <w:p>
+      <w:pPr>
+        <w:rPr>
+          <w:color w:val="0000CC"/>
+          <w:sz w:val="18"/>
+          <w:szCs w:val="18"/>
+          <w:shd w:val="clear" w:color="auto" w:fill="80C687" w:themeFill="background1" w:themeFillShade="BF"/>
+        </w:rPr>
+      </w:pPr>
+      <w:proofErr w:type="gramStart"/>
+      <w:r>
+        <w:rPr>
+          <w:rFonts w:hint="eastAsia"/>
+          <w:color w:val="0000CC"/>
+          <w:sz w:val="18"/>
+          <w:szCs w:val="18"/>
+          <w:shd w:val="clear" w:color="auto" w:fill="80C687" w:themeFill="background1" w:themeFillShade="BF"/>
+        </w:rPr>
+        <w:t>function</w:t>
+      </w:r>
+      <w:proofErr w:type="gramEnd"/>
+      <w:r>
+        <w:rPr>
+          <w:rFonts w:hint="eastAsia"/>
+          <w:color w:val="0000CC"/>
+          <w:sz w:val="18"/>
+          <w:szCs w:val="18"/>
+          <w:shd w:val="clear" w:color="auto" w:fill="80C687" w:themeFill="background1" w:themeFillShade="BF"/>
+        </w:rPr>
+        <w:t xml:space="preserve"> main()</w:t>
+      </w:r>
+    </w:p>
+    <w:p>
+      <w:pPr>
+        <w:rPr>
+          <w:color w:val="0000CC"/>
+          <w:sz w:val="18"/>
+          <w:szCs w:val="18"/>
+          <w:shd w:val="clear" w:color="auto" w:fill="80C687" w:themeFill="background1" w:themeFillShade="BF"/>
+        </w:rPr>
+      </w:pPr>
+      <w:r>
+        <w:rPr>
+          <w:rFonts w:hint="eastAsia"/>
+          <w:color w:val="0000CC"/>
+          <w:sz w:val="18"/>
+          <w:szCs w:val="18"/>
+          <w:shd w:val="clear" w:color="auto" w:fill="80C687" w:themeFill="background1" w:themeFillShade="BF"/>
+        </w:rPr>
+        <w:t>{</w:t>
+      </w:r>
+    </w:p>
+    <w:p>
+      <w:pPr>
+        <w:rPr>
+          <w:color w:val="0000CC"/>
+          <w:sz w:val="18"/>
+          <w:szCs w:val="18"/>
+          <w:shd w:val="clear" w:color="auto" w:fill="80C687" w:themeFill="background1" w:themeFillShade="BF"/>
+        </w:rPr>
+      </w:pPr>
+      <w:r>
+        <w:rPr>
+          <w:rFonts w:hint="eastAsia"/>
+          <w:color w:val="0000CC"/>
+          <w:sz w:val="18"/>
+          <w:szCs w:val="18"/>
+          <w:shd w:val="clear" w:color="auto" w:fill="80C687" w:themeFill="background1" w:themeFillShade="BF"/>
+        </w:rPr>
+        <w:t xml:space="preserve">   </w:t>
+      </w:r>
+      <w:proofErr w:type="spellStart"/>
+      <w:proofErr w:type="gramStart"/>
+      <w:r>
+        <w:rPr>
+          <w:rFonts w:hint="eastAsia"/>
+          <w:color w:val="0000CC"/>
+          <w:sz w:val="18"/>
+          <w:szCs w:val="18"/>
+          <w:shd w:val="clear" w:color="auto" w:fill="80C687" w:themeFill="background1" w:themeFillShade="BF"/>
+        </w:rPr>
+        <w:t>var</w:t>
+      </w:r>
+      <w:proofErr w:type="spellEnd"/>
+      <w:proofErr w:type="gramEnd"/>
+      <w:r>
+        <w:rPr>
+          <w:rFonts w:hint="eastAsia"/>
+          <w:color w:val="0000CC"/>
+          <w:sz w:val="18"/>
+          <w:szCs w:val="18"/>
+          <w:shd w:val="clear" w:color="auto" w:fill="80C687" w:themeFill="background1" w:themeFillShade="BF"/>
+        </w:rPr>
+        <w:t xml:space="preserve"> </w:t>
+      </w:r>
+      <w:proofErr w:type="spellStart"/>
+      <w:r>
+        <w:rPr>
+          <w:rFonts w:hint="eastAsia"/>
+          <w:color w:val="0000CC"/>
+          <w:sz w:val="18"/>
+          <w:szCs w:val="18"/>
+          <w:shd w:val="clear" w:color="auto" w:fill="80C687" w:themeFill="background1" w:themeFillShade="BF"/>
+        </w:rPr>
+        <w:t>csName</w:t>
+      </w:r>
+      <w:proofErr w:type="spellEnd"/>
+      <w:r>
+        <w:rPr>
+          <w:rFonts w:hint="eastAsia"/>
+          <w:color w:val="0000CC"/>
+          <w:sz w:val="18"/>
+          <w:szCs w:val="18"/>
+          <w:shd w:val="clear" w:color="auto" w:fill="80C687" w:themeFill="background1" w:themeFillShade="BF"/>
+        </w:rPr>
+        <w:t xml:space="preserve"> = </w:t>
+      </w:r>
+      <w:r>
+        <w:rPr>
+          <w:color w:val="0000CC"/>
+          <w:sz w:val="18"/>
+          <w:szCs w:val="18"/>
+          <w:shd w:val="clear" w:color="auto" w:fill="80C687" w:themeFill="background1" w:themeFillShade="BF"/>
+        </w:rPr>
+        <w:t>COMMCSNAME</w:t>
+      </w:r>
+      <w:r>
+        <w:rPr>
+          <w:rFonts w:hint="eastAsia"/>
+          <w:color w:val="0000CC"/>
+          <w:sz w:val="18"/>
+          <w:szCs w:val="18"/>
+          <w:shd w:val="clear" w:color="auto" w:fill="80C687" w:themeFill="background1" w:themeFillShade="BF"/>
+        </w:rPr>
+        <w:t xml:space="preserve"> + </w:t>
+      </w:r>
+      <w:r>
+        <w:rPr>
+          <w:color w:val="0000CC"/>
+          <w:sz w:val="18"/>
+          <w:szCs w:val="18"/>
+          <w:shd w:val="clear" w:color="auto" w:fill="80C687" w:themeFill="background1" w:themeFillShade="BF"/>
+        </w:rPr>
+        <w:t>“</w:t>
+      </w:r>
+      <w:r>
+        <w:rPr>
+          <w:rFonts w:hint="eastAsia"/>
+          <w:color w:val="0000CC"/>
+          <w:sz w:val="18"/>
+          <w:szCs w:val="18"/>
+          <w:shd w:val="clear" w:color="auto" w:fill="80C687" w:themeFill="background1" w:themeFillShade="BF"/>
+        </w:rPr>
+        <w:t>_cs</w:t>
+      </w:r>
+      <w:r>
+        <w:rPr>
+          <w:color w:val="0000CC"/>
+          <w:sz w:val="18"/>
+          <w:szCs w:val="18"/>
+          <w:shd w:val="clear" w:color="auto" w:fill="80C687" w:themeFill="background1" w:themeFillShade="BF"/>
+        </w:rPr>
+        <w:t>”</w:t>
+      </w:r>
+      <w:r>
+        <w:rPr>
+          <w:rFonts w:hint="eastAsia"/>
+          <w:color w:val="0000CC"/>
+          <w:sz w:val="18"/>
+          <w:szCs w:val="18"/>
+          <w:shd w:val="clear" w:color="auto" w:fill="80C687" w:themeFill="background1" w:themeFillShade="BF"/>
+        </w:rPr>
+        <w:t>;</w:t>
+      </w:r>
+    </w:p>
+    <w:p>
+      <w:pPr>
+        <w:rPr>
+          <w:color w:val="0000CC"/>
+          <w:sz w:val="18"/>
+          <w:szCs w:val="18"/>
+          <w:shd w:val="clear" w:color="auto" w:fill="80C687" w:themeFill="background1" w:themeFillShade="BF"/>
+        </w:rPr>
+      </w:pPr>
+      <w:r>
+        <w:rPr>
+          <w:rFonts w:hint="eastAsia"/>
+          <w:color w:val="0000CC"/>
+          <w:sz w:val="18"/>
+          <w:szCs w:val="18"/>
+          <w:shd w:val="clear" w:color="auto" w:fill="80C687" w:themeFill="background1" w:themeFillShade="BF"/>
+        </w:rPr>
+        <w:t xml:space="preserve">   </w:t>
+      </w:r>
+      <w:proofErr w:type="spellStart"/>
+      <w:proofErr w:type="gramStart"/>
+      <w:r>
+        <w:rPr>
+          <w:rFonts w:hint="eastAsia"/>
+          <w:color w:val="0000CC"/>
+          <w:sz w:val="18"/>
+          <w:szCs w:val="18"/>
+          <w:shd w:val="clear" w:color="auto" w:fill="80C687" w:themeFill="background1" w:themeFillShade="BF"/>
+        </w:rPr>
+        <w:t>var</w:t>
+      </w:r>
+      <w:proofErr w:type="spellEnd"/>
+      <w:proofErr w:type="gramEnd"/>
+      <w:r>
+        <w:rPr>
+          <w:rFonts w:hint="eastAsia"/>
+          <w:color w:val="0000CC"/>
+          <w:sz w:val="18"/>
+          <w:szCs w:val="18"/>
+          <w:shd w:val="clear" w:color="auto" w:fill="80C687" w:themeFill="background1" w:themeFillShade="BF"/>
+        </w:rPr>
+        <w:t xml:space="preserve"> </w:t>
+      </w:r>
+      <w:proofErr w:type="spellStart"/>
+      <w:r>
+        <w:rPr>
+          <w:rFonts w:hint="eastAsia"/>
+          <w:color w:val="0000CC"/>
+          <w:sz w:val="18"/>
+          <w:szCs w:val="18"/>
+          <w:shd w:val="clear" w:color="auto" w:fill="80C687" w:themeFill="background1" w:themeFillShade="BF"/>
+        </w:rPr>
+        <w:t>cLName</w:t>
+      </w:r>
+      <w:proofErr w:type="spellEnd"/>
+      <w:r>
+        <w:rPr>
+          <w:rFonts w:hint="eastAsia"/>
+          <w:color w:val="0000CC"/>
+          <w:sz w:val="18"/>
+          <w:szCs w:val="18"/>
+          <w:shd w:val="clear" w:color="auto" w:fill="80C687" w:themeFill="background1" w:themeFillShade="BF"/>
+        </w:rPr>
+        <w:t xml:space="preserve"> = </w:t>
+      </w:r>
+      <w:r>
+        <w:rPr>
+          <w:color w:val="0000CC"/>
+          <w:sz w:val="18"/>
+          <w:szCs w:val="18"/>
+          <w:shd w:val="clear" w:color="auto" w:fill="80C687" w:themeFill="background1" w:themeFillShade="BF"/>
+        </w:rPr>
+        <w:t>COMMC</w:t>
+      </w:r>
+      <w:r>
+        <w:rPr>
+          <w:rFonts w:hint="eastAsia"/>
+          <w:color w:val="0000CC"/>
+          <w:sz w:val="18"/>
+          <w:szCs w:val="18"/>
+          <w:shd w:val="clear" w:color="auto" w:fill="80C687" w:themeFill="background1" w:themeFillShade="BF"/>
+        </w:rPr>
+        <w:t>L</w:t>
+      </w:r>
+      <w:r>
+        <w:rPr>
+          <w:color w:val="0000CC"/>
+          <w:sz w:val="18"/>
+          <w:szCs w:val="18"/>
+          <w:shd w:val="clear" w:color="auto" w:fill="80C687" w:themeFill="background1" w:themeFillShade="BF"/>
+        </w:rPr>
+        <w:t>NAM</w:t>
+      </w:r>
+      <w:r>
+        <w:rPr>
+          <w:rFonts w:hint="eastAsia"/>
+          <w:color w:val="0000CC"/>
+          <w:sz w:val="18"/>
+          <w:szCs w:val="18"/>
+          <w:shd w:val="clear" w:color="auto" w:fill="80C687" w:themeFill="background1" w:themeFillShade="BF"/>
+        </w:rPr>
+        <w:t xml:space="preserve"> + </w:t>
+      </w:r>
+      <w:r>
+        <w:rPr>
+          <w:color w:val="0000CC"/>
+          <w:sz w:val="18"/>
+          <w:szCs w:val="18"/>
+          <w:shd w:val="clear" w:color="auto" w:fill="80C687" w:themeFill="background1" w:themeFillShade="BF"/>
+        </w:rPr>
+        <w:t>“</w:t>
+      </w:r>
+      <w:r>
+        <w:rPr>
+          <w:rFonts w:hint="eastAsia"/>
+          <w:color w:val="0000CC"/>
+          <w:sz w:val="18"/>
+          <w:szCs w:val="18"/>
+          <w:shd w:val="clear" w:color="auto" w:fill="80C687" w:themeFill="background1" w:themeFillShade="BF"/>
+        </w:rPr>
+        <w:t>_</w:t>
+      </w:r>
+      <w:proofErr w:type="spellStart"/>
+      <w:r>
+        <w:rPr>
+          <w:rFonts w:hint="eastAsia"/>
+          <w:color w:val="0000CC"/>
+          <w:sz w:val="18"/>
+          <w:szCs w:val="18"/>
+          <w:shd w:val="clear" w:color="auto" w:fill="80C687" w:themeFill="background1" w:themeFillShade="BF"/>
+        </w:rPr>
+        <w:t>cl</w:t>
+      </w:r>
+      <w:proofErr w:type="spellEnd"/>
+      <w:r>
+        <w:rPr>
+          <w:color w:val="0000CC"/>
+          <w:sz w:val="18"/>
+          <w:szCs w:val="18"/>
+          <w:shd w:val="clear" w:color="auto" w:fill="80C687" w:themeFill="background1" w:themeFillShade="BF"/>
+        </w:rPr>
+        <w:t>”</w:t>
+      </w:r>
+      <w:r>
+        <w:rPr>
+          <w:rFonts w:hint="eastAsia"/>
+          <w:color w:val="0000CC"/>
+          <w:sz w:val="18"/>
+          <w:szCs w:val="18"/>
+          <w:shd w:val="clear" w:color="auto" w:fill="80C687" w:themeFill="background1" w:themeFillShade="BF"/>
+        </w:rPr>
+        <w:t>;</w:t>
+      </w:r>
+    </w:p>
+    <w:p>
+      <w:pPr>
+        <w:rPr>
+          <w:color w:val="0000CC"/>
+          <w:sz w:val="18"/>
+          <w:szCs w:val="18"/>
+          <w:shd w:val="clear" w:color="auto" w:fill="80C687" w:themeFill="background1" w:themeFillShade="BF"/>
+        </w:rPr>
+      </w:pPr>
+      <w:r>
+        <w:rPr>
+          <w:rFonts w:hint="eastAsia"/>
+          <w:color w:val="0000CC"/>
+          <w:sz w:val="18"/>
+          <w:szCs w:val="18"/>
+          <w:shd w:val="clear" w:color="auto" w:fill="80C687" w:themeFill="background1" w:themeFillShade="BF"/>
+        </w:rPr>
+        <w:t xml:space="preserve">   func1( </w:t>
+      </w:r>
+      <w:proofErr w:type="spellStart"/>
+      <w:r>
+        <w:rPr>
+          <w:rFonts w:hint="eastAsia"/>
+          <w:color w:val="0000CC"/>
+          <w:sz w:val="18"/>
+          <w:szCs w:val="18"/>
+          <w:shd w:val="clear" w:color="auto" w:fill="80C687" w:themeFill="background1" w:themeFillShade="BF"/>
+        </w:rPr>
+        <w:t>csName</w:t>
+      </w:r>
+      <w:proofErr w:type="spellEnd"/>
+      <w:r>
+        <w:rPr>
+          <w:rFonts w:hint="eastAsia"/>
+          <w:color w:val="0000CC"/>
+          <w:sz w:val="18"/>
+          <w:szCs w:val="18"/>
+          <w:shd w:val="clear" w:color="auto" w:fill="80C687" w:themeFill="background1" w:themeFillShade="BF"/>
+        </w:rPr>
+        <w:t xml:space="preserve">, </w:t>
+      </w:r>
+      <w:proofErr w:type="spellStart"/>
+      <w:r>
+        <w:rPr>
+          <w:rFonts w:hint="eastAsia"/>
+          <w:color w:val="0000CC"/>
+          <w:sz w:val="18"/>
+          <w:szCs w:val="18"/>
+          <w:shd w:val="clear" w:color="auto" w:fill="80C687" w:themeFill="background1" w:themeFillShade="BF"/>
+        </w:rPr>
+        <w:t>clName</w:t>
+      </w:r>
+      <w:proofErr w:type="spellEnd"/>
+      <w:r>
+        <w:rPr>
+          <w:rFonts w:hint="eastAsia"/>
+          <w:color w:val="0000CC"/>
+          <w:sz w:val="18"/>
+          <w:szCs w:val="18"/>
+          <w:shd w:val="clear" w:color="auto" w:fill="80C687" w:themeFill="background1" w:themeFillShade="BF"/>
+        </w:rPr>
+        <w:t xml:space="preserve"> ); //</w:t>
+      </w:r>
+      <w:r>
+        <w:rPr>
+          <w:rFonts w:hint="eastAsia"/>
+          <w:color w:val="0000CC"/>
+          <w:sz w:val="18"/>
+          <w:szCs w:val="18"/>
+          <w:shd w:val="clear" w:color="auto" w:fill="80C687" w:themeFill="background1" w:themeFillShade="BF"/>
+        </w:rPr>
+        <w:t>子函数中传参</w:t>
+      </w:r>
+    </w:p>
+    <w:p>
+      <w:pPr>
+        <w:rPr>
           <w:color w:val="0000CC"/>
           <w:sz w:val="18"/>
           <w:szCs w:val="18"/>
@@ -3592,467 +6704,6 @@
           <w:shd w:val="clear" w:color="auto" w:fill="80C687" w:themeFill="background1" w:themeFillShade="BF"/>
         </w:rPr>
       </w:pPr>
-      <w:r>
-        <w:rPr>
-          <w:rFonts w:hint="eastAsia"/>
-        </w:rPr>
-        <w:tab/>
-      </w:r>
-      <w:r>
-        <w:rPr>
-          <w:rFonts w:hint="eastAsia"/>
-        </w:rPr>
-        <w:t>测试用例执行结束时，清理环境时</w:t>
-      </w:r>
-      <w:r>
-        <w:rPr>
-          <w:rFonts w:hint="eastAsia"/>
-        </w:rPr>
-        <w:t>db</w:t>
-      </w:r>
-      <w:r>
-        <w:rPr>
-          <w:rFonts w:hint="eastAsia"/>
-        </w:rPr>
-        <w:t>可关闭也可不关闭（</w:t>
-      </w:r>
-      <w:proofErr w:type="spellStart"/>
-      <w:r>
-        <w:rPr>
-          <w:rFonts w:hint="eastAsia"/>
-        </w:rPr>
-        <w:t>db.close</w:t>
-      </w:r>
-      <w:proofErr w:type="spellEnd"/>
-      <w:r>
-        <w:rPr>
-          <w:rFonts w:hint="eastAsia"/>
-        </w:rPr>
-        <w:t>()</w:t>
-      </w:r>
-      <w:r>
-        <w:rPr>
-          <w:rFonts w:hint="eastAsia"/>
-        </w:rPr>
-        <w:t>）。因为测试用例执行完后进程退出，会自行释放连接。</w:t>
-      </w:r>
-    </w:p>
-    <w:p>
-      <w:pPr>
-        <w:pStyle w:val="Heading2"/>
-      </w:pPr>
-      <w:r>
-        <w:rPr>
-          <w:rFonts w:hint="eastAsia"/>
-        </w:rPr>
-        <w:t>文件编码格式</w:t>
-      </w:r>
-    </w:p>
-    <w:p>
-      <w:r>
-        <w:rPr>
-          <w:rFonts w:hint="eastAsia"/>
-        </w:rPr>
-        <w:t>统一使用</w:t>
-      </w:r>
-      <w:r>
-        <w:rPr>
-          <w:rFonts w:hint="eastAsia"/>
-        </w:rPr>
-        <w:t>UTF-8</w:t>
-      </w:r>
-      <w:r>
-        <w:rPr>
-          <w:rFonts w:hint="eastAsia"/>
-        </w:rPr>
-        <w:t>编码格式</w:t>
-      </w:r>
-    </w:p>
-    <w:p>
-      <w:pPr>
-        <w:pStyle w:val="Heading2"/>
-      </w:pPr>
-      <w:r>
-        <w:rPr>
-          <w:rFonts w:hint="eastAsia"/>
-        </w:rPr>
-        <w:t>开头注释说明</w:t>
-      </w:r>
-    </w:p>
-    <w:p>
-      <w:pPr>
-        <w:rPr>
-          <w:b/>
-        </w:rPr>
-      </w:pPr>
-      <w:r>
-        <w:rPr>
-          <w:rFonts w:hint="eastAsia"/>
-          <w:b/>
-        </w:rPr>
-        <w:t>测试用例</w:t>
-      </w:r>
-      <w:r>
-        <w:rPr>
-          <w:rFonts w:hint="eastAsia"/>
-          <w:b/>
-        </w:rPr>
-        <w:t>开头</w:t>
-      </w:r>
-      <w:r>
-        <w:rPr>
-          <w:rFonts w:hint="eastAsia"/>
-          <w:b/>
-        </w:rPr>
-        <w:t>必须包含以下</w:t>
-      </w:r>
-      <w:r>
-        <w:rPr>
-          <w:rFonts w:hint="eastAsia"/>
-          <w:b/>
-        </w:rPr>
-        <w:t>注释</w:t>
-      </w:r>
-      <w:r>
-        <w:rPr>
-          <w:rFonts w:hint="eastAsia"/>
-          <w:b/>
-        </w:rPr>
-        <w:t>内容：</w:t>
-      </w:r>
-    </w:p>
-    <w:p>
-      <w:r>
-        <w:rPr>
-          <w:rFonts w:hint="eastAsia"/>
-        </w:rPr>
-        <w:t>/************************************</w:t>
-      </w:r>
-    </w:p>
-    <w:p>
-      <w:r>
-        <w:rPr>
-          <w:rFonts w:hint="eastAsia"/>
-        </w:rPr>
-        <w:t xml:space="preserve">*@Description: </w:t>
-      </w:r>
-      <w:r>
-        <w:rPr>
-          <w:rFonts w:hint="eastAsia"/>
-          <w:i/>
-        </w:rPr>
-        <w:t>测试用例描述，简单介绍本测试用例的测试目的</w:t>
-      </w:r>
-    </w:p>
-    <w:p>
-      <w:r>
-        <w:rPr>
-          <w:rFonts w:hint="eastAsia"/>
-        </w:rPr>
-        <w:t xml:space="preserve">*@author:     </w:t>
-      </w:r>
-      <w:r>
-        <w:rPr>
-          <w:rFonts w:hint="eastAsia"/>
-          <w:i/>
-        </w:rPr>
-        <w:t>编写测试用例的人</w:t>
-      </w:r>
-    </w:p>
-    <w:p>
-      <w:r>
-        <w:rPr>
-          <w:rFonts w:hint="eastAsia"/>
-        </w:rPr>
-        <w:t>**************************************/</w:t>
-      </w:r>
-    </w:p>
-    <w:p/>
-    <w:p>
-      <w:pPr>
-        <w:rPr>
-          <w:b/>
-        </w:rPr>
-      </w:pPr>
-      <w:r>
-        <w:rPr>
-          <w:rFonts w:hint="eastAsia"/>
-          <w:b/>
-        </w:rPr>
-        <w:t>例如：</w:t>
-      </w:r>
-    </w:p>
-    <w:p>
-      <w:r>
-        <w:rPr>
-          <w:rFonts w:hint="eastAsia"/>
-        </w:rPr>
-        <w:t>/************************************</w:t>
-      </w:r>
-    </w:p>
-    <w:p>
-      <w:r>
-        <w:rPr>
-          <w:rFonts w:hint="eastAsia"/>
-        </w:rPr>
-        <w:t xml:space="preserve">*@Description: </w:t>
-      </w:r>
-      <w:r>
-        <w:rPr>
-          <w:rFonts w:hint="eastAsia"/>
-        </w:rPr>
-        <w:t>测试聚集操作中的聚集函数</w:t>
-      </w:r>
-      <w:r>
-        <w:rPr>
-          <w:rFonts w:hint="eastAsia"/>
-        </w:rPr>
-        <w:t>$sum</w:t>
-      </w:r>
-      <w:r>
-        <w:rPr>
-          <w:rFonts w:hint="eastAsia"/>
-        </w:rPr>
-        <w:t>对整型的处理。将字段“</w:t>
-      </w:r>
-      <w:r>
-        <w:rPr>
-          <w:rFonts w:hint="eastAsia"/>
-        </w:rPr>
-        <w:t>date</w:t>
-      </w:r>
-      <w:r>
-        <w:rPr>
-          <w:rFonts w:hint="eastAsia"/>
-        </w:rPr>
-        <w:t>”</w:t>
-      </w:r>
-    </w:p>
-    <w:p>
-      <w:r>
-        <w:rPr>
-          <w:rFonts w:hint="eastAsia"/>
-        </w:rPr>
-        <w:t xml:space="preserve">*             </w:t>
-      </w:r>
-      <w:r>
-        <w:rPr>
-          <w:rFonts w:hint="eastAsia"/>
-        </w:rPr>
-        <w:t>作为“</w:t>
-      </w:r>
-      <w:r>
-        <w:rPr>
-          <w:rFonts w:hint="eastAsia"/>
-        </w:rPr>
-        <w:t>group by</w:t>
-      </w:r>
-      <w:r>
-        <w:rPr>
-          <w:rFonts w:hint="eastAsia"/>
-        </w:rPr>
-        <w:t>”字段，对字段“</w:t>
-      </w:r>
-      <w:r>
-        <w:rPr>
-          <w:rFonts w:hint="eastAsia"/>
-        </w:rPr>
-        <w:t>total</w:t>
-      </w:r>
-      <w:r>
-        <w:rPr>
-          <w:rFonts w:hint="eastAsia"/>
-        </w:rPr>
-        <w:t>”进行求和操作</w:t>
-      </w:r>
-    </w:p>
-    <w:p>
-      <w:r>
-        <w:rPr>
-          <w:rFonts w:hint="eastAsia"/>
-        </w:rPr>
-        <w:t>*@</w:t>
-      </w:r>
-      <w:r>
-        <w:rPr>
-          <w:rFonts w:hint="eastAsia"/>
-        </w:rPr>
-        <w:t xml:space="preserve"> </w:t>
-      </w:r>
-      <w:r>
-        <w:rPr>
-          <w:rFonts w:hint="eastAsia"/>
-        </w:rPr>
-        <w:t xml:space="preserve">author:     </w:t>
-      </w:r>
-      <w:proofErr w:type="spellStart"/>
-      <w:r>
-        <w:rPr>
-          <w:rFonts w:hint="eastAsia"/>
-        </w:rPr>
-        <w:t>TingYU</w:t>
-      </w:r>
-      <w:proofErr w:type="spellEnd"/>
-    </w:p>
-    <w:p>
-      <w:r>
-        <w:rPr>
-          <w:rFonts w:hint="eastAsia"/>
-        </w:rPr>
-        <w:t>**************************************/</w:t>
-      </w:r>
-    </w:p>
-    <w:p>
-      <w:r>
-        <w:rPr>
-          <w:rFonts w:hint="eastAsia"/>
-        </w:rPr>
-        <w:t>注释可以使用中文。</w:t>
-      </w:r>
-    </w:p>
-    <w:p>
-      <w:pPr>
-        <w:pStyle w:val="Heading2"/>
-      </w:pPr>
-      <w:r>
-        <w:rPr>
-          <w:rFonts w:hint="eastAsia"/>
-        </w:rPr>
-        <w:t>编辑风格</w:t>
-      </w:r>
-    </w:p>
-    <w:p>
-      <w:pPr>
-        <w:rPr>
-          <w:rFonts w:hint="eastAsia"/>
-        </w:rPr>
-      </w:pPr>
-      <w:r>
-        <w:rPr>
-          <w:rFonts w:hint="eastAsia"/>
-        </w:rPr>
-        <w:tab/>
-      </w:r>
-      <w:r>
-        <w:rPr>
-          <w:rFonts w:hint="eastAsia"/>
-        </w:rPr>
-        <w:t>测试用例和</w:t>
-      </w:r>
-      <w:r>
-        <w:rPr>
-          <w:rFonts w:hint="eastAsia"/>
-        </w:rPr>
-        <w:t>C/C++</w:t>
-      </w:r>
-      <w:r>
-        <w:rPr>
-          <w:rFonts w:hint="eastAsia"/>
-        </w:rPr>
-        <w:t>代码保持一致风格，用</w:t>
-      </w:r>
-      <w:r>
-        <w:rPr>
-          <w:rFonts w:hint="eastAsia"/>
-        </w:rPr>
-        <w:t>3</w:t>
-      </w:r>
-      <w:r>
-        <w:rPr>
-          <w:rFonts w:hint="eastAsia"/>
-        </w:rPr>
-        <w:t>个空格来缩进，保持代码美观和易读性。</w:t>
-      </w:r>
-      <w:r>
-        <w:rPr>
-          <w:rFonts w:hint="eastAsia"/>
-        </w:rPr>
-        <w:t>禁止使用</w:t>
-      </w:r>
-      <w:r>
-        <w:rPr>
-          <w:rFonts w:hint="eastAsia"/>
-        </w:rPr>
-        <w:t>TAB</w:t>
-      </w:r>
-      <w:r>
-        <w:rPr>
-          <w:rFonts w:hint="eastAsia"/>
-        </w:rPr>
-        <w:t>键；可以在编辑工具中将</w:t>
-      </w:r>
-      <w:r>
-        <w:rPr>
-          <w:rFonts w:hint="eastAsia"/>
-        </w:rPr>
-        <w:t>TAB</w:t>
-      </w:r>
-      <w:r>
-        <w:rPr>
-          <w:rFonts w:hint="eastAsia"/>
-        </w:rPr>
-        <w:t>键替换成</w:t>
-      </w:r>
-      <w:r>
-        <w:rPr>
-          <w:rFonts w:hint="eastAsia"/>
-        </w:rPr>
-        <w:t>3</w:t>
-      </w:r>
-      <w:r>
-        <w:rPr>
-          <w:rFonts w:hint="eastAsia"/>
-        </w:rPr>
-        <w:t>个空格。</w:t>
-      </w:r>
-    </w:p>
-    <w:p>
-      <w:pPr>
-        <w:rPr>
-          <w:rFonts w:hint="eastAsia"/>
-        </w:rPr>
-      </w:pPr>
-      <w:r>
-        <w:rPr>
-          <w:rFonts w:hint="eastAsia"/>
-        </w:rPr>
-        <w:tab/>
-      </w:r>
-      <w:r>
-        <w:rPr>
-          <w:rFonts w:hint="eastAsia"/>
-        </w:rPr>
-        <w:t>注释和代码一行不要超过屏幕显示宽度，否则换行处理。</w:t>
-      </w:r>
-    </w:p>
-    <w:p>
-      <w:pPr>
-        <w:rPr>
-          <w:rFonts w:hint="eastAsia"/>
-        </w:rPr>
-      </w:pPr>
-      <w:r>
-        <w:rPr>
-          <w:rFonts w:hint="eastAsia"/>
-        </w:rPr>
-        <w:tab/>
-      </w:r>
-      <w:r>
-        <w:rPr>
-          <w:rFonts w:hint="eastAsia"/>
-        </w:rPr>
-        <w:t>圆括号的两边加空格，逗号后面加空格。如：</w:t>
-      </w:r>
-    </w:p>
-    <w:p>
-      <w:pPr>
-        <w:rPr>
-          <w:color w:val="0000CC"/>
-          <w:sz w:val="18"/>
-          <w:szCs w:val="18"/>
-          <w:shd w:val="clear" w:color="auto" w:fill="80C687" w:themeFill="background1" w:themeFillShade="BF"/>
-        </w:rPr>
-      </w:pPr>
       <w:proofErr w:type="gramStart"/>
       <w:r>
         <w:rPr>
@@ -4073,144 +6724,40 @@
           <w:szCs w:val="18"/>
           <w:shd w:val="clear" w:color="auto" w:fill="80C687" w:themeFill="background1" w:themeFillShade="BF"/>
         </w:rPr>
-        <w:t xml:space="preserve"> func1( para1, para2, para3 )</w:t>
-      </w:r>
-    </w:p>
-    <w:p>
-      <w:pPr>
-        <w:rPr>
-          <w:color w:val="0000CC"/>
-          <w:sz w:val="18"/>
-          <w:szCs w:val="18"/>
-          <w:shd w:val="clear" w:color="auto" w:fill="80C687" w:themeFill="background1" w:themeFillShade="BF"/>
-        </w:rPr>
-      </w:pPr>
-      <w:r>
-        <w:rPr>
-          <w:rFonts w:hint="eastAsia"/>
-          <w:color w:val="0000CC"/>
-          <w:sz w:val="18"/>
-          <w:szCs w:val="18"/>
-          <w:shd w:val="clear" w:color="auto" w:fill="80C687" w:themeFill="background1" w:themeFillShade="BF"/>
-        </w:rPr>
-        <w:t>{</w:t>
-      </w:r>
-    </w:p>
-    <w:p>
-      <w:pPr>
-        <w:rPr>
-          <w:color w:val="0000CC"/>
-          <w:sz w:val="18"/>
-          <w:szCs w:val="18"/>
-          <w:shd w:val="clear" w:color="auto" w:fill="80C687" w:themeFill="background1" w:themeFillShade="BF"/>
-        </w:rPr>
-      </w:pPr>
-      <w:r>
-        <w:rPr>
-          <w:rFonts w:hint="eastAsia"/>
-          <w:color w:val="0000CC"/>
-          <w:sz w:val="18"/>
-          <w:szCs w:val="18"/>
-          <w:shd w:val="clear" w:color="auto" w:fill="80C687" w:themeFill="background1" w:themeFillShade="BF"/>
-        </w:rPr>
-        <w:t xml:space="preserve">   </w:t>
-      </w:r>
-      <w:r>
-        <w:rPr>
-          <w:color w:val="0000CC"/>
-          <w:sz w:val="18"/>
-          <w:szCs w:val="18"/>
-          <w:shd w:val="clear" w:color="auto" w:fill="80C687" w:themeFill="background1" w:themeFillShade="BF"/>
-        </w:rPr>
-        <w:t>//</w:t>
-      </w:r>
-      <w:r>
-        <w:rPr>
-          <w:rFonts w:hint="eastAsia"/>
-          <w:color w:val="0000CC"/>
-          <w:sz w:val="18"/>
-          <w:szCs w:val="18"/>
-          <w:shd w:val="clear" w:color="auto" w:fill="80C687" w:themeFill="background1" w:themeFillShade="BF"/>
-        </w:rPr>
-        <w:t>函数主体</w:t>
-      </w:r>
-    </w:p>
-    <w:p>
-      <w:pPr>
-        <w:rPr>
-          <w:rFonts w:hint="eastAsia"/>
-          <w:color w:val="0000CC"/>
-          <w:sz w:val="18"/>
-          <w:szCs w:val="18"/>
-          <w:shd w:val="clear" w:color="auto" w:fill="80C687" w:themeFill="background1" w:themeFillShade="BF"/>
-        </w:rPr>
-      </w:pPr>
-      <w:r>
-        <w:rPr>
-          <w:rFonts w:hint="eastAsia"/>
-          <w:color w:val="0000CC"/>
-          <w:sz w:val="18"/>
-          <w:szCs w:val="18"/>
-          <w:shd w:val="clear" w:color="auto" w:fill="80C687" w:themeFill="background1" w:themeFillShade="BF"/>
-        </w:rPr>
-        <w:t>}</w:t>
-      </w:r>
-    </w:p>
-    <w:p>
-      <w:r>
-        <w:rPr>
-          <w:rFonts w:hint="eastAsia"/>
-        </w:rPr>
-        <w:tab/>
-      </w:r>
-      <w:r>
-        <w:rPr>
-          <w:rFonts w:hint="eastAsia"/>
-        </w:rPr>
-        <w:t>循环的左括号统一写在下一行，与右括号对其，如：</w:t>
-      </w:r>
-    </w:p>
-    <w:p>
-      <w:pPr>
-        <w:rPr>
-          <w:color w:val="0000CC"/>
-          <w:sz w:val="18"/>
-          <w:szCs w:val="18"/>
-          <w:shd w:val="clear" w:color="auto" w:fill="80C687" w:themeFill="background1" w:themeFillShade="BF"/>
-        </w:rPr>
-      </w:pPr>
-      <w:proofErr w:type="gramStart"/>
-      <w:r>
-        <w:rPr>
-          <w:rFonts w:hint="eastAsia"/>
-          <w:color w:val="0000CC"/>
-          <w:sz w:val="18"/>
-          <w:szCs w:val="18"/>
-          <w:shd w:val="clear" w:color="auto" w:fill="80C687" w:themeFill="background1" w:themeFillShade="BF"/>
-        </w:rPr>
-        <w:t>while(</w:t>
-      </w:r>
-      <w:proofErr w:type="gramEnd"/>
-      <w:r>
-        <w:rPr>
-          <w:rFonts w:hint="eastAsia"/>
-          <w:color w:val="0000CC"/>
-          <w:sz w:val="18"/>
-          <w:szCs w:val="18"/>
-          <w:shd w:val="clear" w:color="auto" w:fill="80C687" w:themeFill="background1" w:themeFillShade="BF"/>
-        </w:rPr>
-        <w:t xml:space="preserve"> </w:t>
-      </w:r>
-      <w:proofErr w:type="spellStart"/>
-      <w:r>
-        <w:rPr>
-          <w:rFonts w:hint="eastAsia"/>
-          <w:color w:val="0000CC"/>
-          <w:sz w:val="18"/>
-          <w:szCs w:val="18"/>
-          <w:shd w:val="clear" w:color="auto" w:fill="80C687" w:themeFill="background1" w:themeFillShade="BF"/>
-        </w:rPr>
-        <w:t>i</w:t>
+        <w:t xml:space="preserve"> func1( </w:t>
+      </w:r>
+      <w:proofErr w:type="spellStart"/>
+      <w:r>
+        <w:rPr>
+          <w:rFonts w:hint="eastAsia"/>
+          <w:color w:val="0000CC"/>
+          <w:sz w:val="18"/>
+          <w:szCs w:val="18"/>
+          <w:shd w:val="clear" w:color="auto" w:fill="80C687" w:themeFill="background1" w:themeFillShade="BF"/>
+        </w:rPr>
+        <w:t>csName</w:t>
+      </w:r>
+      <w:proofErr w:type="spellEnd"/>
+      <w:r>
+        <w:rPr>
+          <w:rFonts w:hint="eastAsia"/>
+          <w:color w:val="0000CC"/>
+          <w:sz w:val="18"/>
+          <w:szCs w:val="18"/>
+          <w:shd w:val="clear" w:color="auto" w:fill="80C687" w:themeFill="background1" w:themeFillShade="BF"/>
+        </w:rPr>
+        <w:t xml:space="preserve">, </w:t>
+      </w:r>
+      <w:proofErr w:type="spellStart"/>
+      <w:r>
+        <w:rPr>
+          <w:rFonts w:hint="eastAsia"/>
+          <w:color w:val="0000CC"/>
+          <w:sz w:val="18"/>
+          <w:szCs w:val="18"/>
+          <w:shd w:val="clear" w:color="auto" w:fill="80C687" w:themeFill="background1" w:themeFillShade="BF"/>
+        </w:rPr>
+        <w:t>clName</w:t>
       </w:r>
       <w:proofErr w:type="spellEnd"/>
       <w:r>
@@ -4227,2555 +6774,6 @@
     <w:p>
       <w:pPr>
         <w:rPr>
-          <w:color w:val="0000CC"/>
-          <w:sz w:val="18"/>
-          <w:szCs w:val="18"/>
-          <w:shd w:val="clear" w:color="auto" w:fill="80C687" w:themeFill="background1" w:themeFillShade="BF"/>
-        </w:rPr>
-      </w:pPr>
-      <w:r>
-        <w:rPr>
-          <w:rFonts w:hint="eastAsia"/>
-          <w:color w:val="0000CC"/>
-          <w:sz w:val="18"/>
-          <w:szCs w:val="18"/>
-          <w:shd w:val="clear" w:color="auto" w:fill="80C687" w:themeFill="background1" w:themeFillShade="BF"/>
-        </w:rPr>
-        <w:t>{</w:t>
-      </w:r>
-    </w:p>
-    <w:p>
-      <w:pPr>
-        <w:rPr>
-          <w:color w:val="0000CC"/>
-          <w:sz w:val="18"/>
-          <w:szCs w:val="18"/>
-          <w:shd w:val="clear" w:color="auto" w:fill="80C687" w:themeFill="background1" w:themeFillShade="BF"/>
-        </w:rPr>
-      </w:pPr>
-      <w:r>
-        <w:rPr>
-          <w:rFonts w:hint="eastAsia"/>
-          <w:color w:val="0000CC"/>
-          <w:sz w:val="18"/>
-          <w:szCs w:val="18"/>
-          <w:shd w:val="clear" w:color="auto" w:fill="80C687" w:themeFill="background1" w:themeFillShade="BF"/>
-        </w:rPr>
-        <w:t xml:space="preserve">   </w:t>
-      </w:r>
-      <w:r>
-        <w:rPr>
-          <w:color w:val="0000CC"/>
-          <w:sz w:val="18"/>
-          <w:szCs w:val="18"/>
-          <w:shd w:val="clear" w:color="auto" w:fill="80C687" w:themeFill="background1" w:themeFillShade="BF"/>
-        </w:rPr>
-        <w:t>//</w:t>
-      </w:r>
-      <w:r>
-        <w:rPr>
-          <w:rFonts w:hint="eastAsia"/>
-          <w:color w:val="0000CC"/>
-          <w:sz w:val="18"/>
-          <w:szCs w:val="18"/>
-          <w:shd w:val="clear" w:color="auto" w:fill="80C687" w:themeFill="background1" w:themeFillShade="BF"/>
-        </w:rPr>
-        <w:t>循环主体</w:t>
-      </w:r>
-    </w:p>
-    <w:p>
-      <w:pPr>
-        <w:rPr>
-          <w:rFonts w:hint="eastAsia"/>
-          <w:color w:val="0000CC"/>
-          <w:sz w:val="18"/>
-          <w:szCs w:val="18"/>
-          <w:shd w:val="clear" w:color="auto" w:fill="80C687" w:themeFill="background1" w:themeFillShade="BF"/>
-        </w:rPr>
-      </w:pPr>
-      <w:r>
-        <w:rPr>
-          <w:rFonts w:hint="eastAsia"/>
-          <w:color w:val="0000CC"/>
-          <w:sz w:val="18"/>
-          <w:szCs w:val="18"/>
-          <w:shd w:val="clear" w:color="auto" w:fill="80C687" w:themeFill="background1" w:themeFillShade="BF"/>
-        </w:rPr>
-        <w:t>}</w:t>
-      </w:r>
-    </w:p>
-    <w:p>
-      <w:pPr>
-        <w:rPr>
-          <w:color w:val="0000CC"/>
-          <w:sz w:val="18"/>
-          <w:szCs w:val="18"/>
-          <w:shd w:val="clear" w:color="auto" w:fill="80C687" w:themeFill="background1" w:themeFillShade="BF"/>
-        </w:rPr>
-      </w:pPr>
-      <w:r>
-        <w:rPr>
-          <w:rFonts w:hint="eastAsia"/>
-        </w:rPr>
-        <w:tab/>
-      </w:r>
-      <w:r>
-        <w:rPr>
-          <w:rFonts w:hint="eastAsia"/>
-        </w:rPr>
-        <w:t>用分号结束语句。</w:t>
-      </w:r>
-    </w:p>
-    <w:p>
-      <w:pPr>
-        <w:pStyle w:val="Heading2"/>
-      </w:pPr>
-      <w:r>
-        <w:rPr>
-          <w:rFonts w:hint="eastAsia"/>
-        </w:rPr>
-        <w:lastRenderedPageBreak/>
-        <w:t>使用</w:t>
-      </w:r>
-      <w:r>
-        <w:rPr>
-          <w:rFonts w:hint="eastAsia"/>
-        </w:rPr>
-        <w:t>main()</w:t>
-      </w:r>
-      <w:r>
-        <w:rPr>
-          <w:rFonts w:hint="eastAsia"/>
-        </w:rPr>
-        <w:t>作为程序入口</w:t>
-      </w:r>
-    </w:p>
-    <w:p>
-      <w:r>
-        <w:rPr>
-          <w:rFonts w:hint="eastAsia"/>
-        </w:rPr>
-        <w:tab/>
-      </w:r>
-      <w:r>
-        <w:rPr>
-          <w:rFonts w:hint="eastAsia"/>
-        </w:rPr>
-        <w:t>为了让阅读测试用例的人一目了然看到程序主体，统一使用</w:t>
-      </w:r>
-      <w:r>
-        <w:rPr>
-          <w:rFonts w:hint="eastAsia"/>
-        </w:rPr>
-        <w:t>main()</w:t>
-      </w:r>
-      <w:r>
-        <w:rPr>
-          <w:rFonts w:hint="eastAsia"/>
-        </w:rPr>
-        <w:t>函数作为程序入口。在</w:t>
-      </w:r>
-      <w:r>
-        <w:rPr>
-          <w:rFonts w:hint="eastAsia"/>
-        </w:rPr>
-        <w:t>main</w:t>
-      </w:r>
-      <w:r>
-        <w:rPr>
-          <w:rFonts w:hint="eastAsia"/>
-        </w:rPr>
-        <w:t>中使用</w:t>
-      </w:r>
-      <w:r>
-        <w:rPr>
-          <w:rFonts w:hint="eastAsia"/>
-        </w:rPr>
-        <w:t>try catch</w:t>
-      </w:r>
-      <w:r>
-        <w:rPr>
-          <w:rFonts w:hint="eastAsia"/>
-        </w:rPr>
-        <w:t>语句来捕获异常，如：</w:t>
-      </w:r>
-    </w:p>
-    <w:p>
-      <w:pPr>
-        <w:rPr>
-          <w:color w:val="0000CC"/>
-          <w:sz w:val="20"/>
-          <w:szCs w:val="18"/>
-          <w:shd w:val="clear" w:color="auto" w:fill="80C687" w:themeFill="background1" w:themeFillShade="BF"/>
-        </w:rPr>
-      </w:pPr>
-      <w:proofErr w:type="gramStart"/>
-      <w:r>
-        <w:rPr>
-          <w:rFonts w:hint="eastAsia"/>
-          <w:color w:val="0000CC"/>
-          <w:sz w:val="20"/>
-          <w:szCs w:val="18"/>
-          <w:shd w:val="clear" w:color="auto" w:fill="80C687" w:themeFill="background1" w:themeFillShade="BF"/>
-        </w:rPr>
-        <w:t>main(</w:t>
-      </w:r>
-      <w:proofErr w:type="gramEnd"/>
-      <w:r>
-        <w:rPr>
-          <w:rFonts w:hint="eastAsia"/>
-          <w:color w:val="0000CC"/>
-          <w:sz w:val="20"/>
-          <w:szCs w:val="18"/>
-          <w:shd w:val="clear" w:color="auto" w:fill="80C687" w:themeFill="background1" w:themeFillShade="BF"/>
-        </w:rPr>
-        <w:t>);</w:t>
-      </w:r>
-    </w:p>
-    <w:p>
-      <w:pPr>
-        <w:rPr>
-          <w:color w:val="0000CC"/>
-          <w:sz w:val="20"/>
-          <w:szCs w:val="18"/>
-          <w:shd w:val="clear" w:color="auto" w:fill="80C687" w:themeFill="background1" w:themeFillShade="BF"/>
-        </w:rPr>
-      </w:pPr>
-      <w:proofErr w:type="gramStart"/>
-      <w:r>
-        <w:rPr>
-          <w:rFonts w:hint="eastAsia"/>
-          <w:color w:val="0000CC"/>
-          <w:sz w:val="20"/>
-          <w:szCs w:val="18"/>
-          <w:shd w:val="clear" w:color="auto" w:fill="80C687" w:themeFill="background1" w:themeFillShade="BF"/>
-        </w:rPr>
-        <w:t>function</w:t>
-      </w:r>
-      <w:proofErr w:type="gramEnd"/>
-      <w:r>
-        <w:rPr>
-          <w:rFonts w:hint="eastAsia"/>
-          <w:color w:val="0000CC"/>
-          <w:sz w:val="20"/>
-          <w:szCs w:val="18"/>
-          <w:shd w:val="clear" w:color="auto" w:fill="80C687" w:themeFill="background1" w:themeFillShade="BF"/>
-        </w:rPr>
-        <w:t xml:space="preserve"> main()</w:t>
-      </w:r>
-    </w:p>
-    <w:p>
-      <w:pPr>
-        <w:rPr>
-          <w:color w:val="0000CC"/>
-          <w:sz w:val="20"/>
-          <w:szCs w:val="18"/>
-          <w:shd w:val="clear" w:color="auto" w:fill="80C687" w:themeFill="background1" w:themeFillShade="BF"/>
-        </w:rPr>
-      </w:pPr>
-      <w:r>
-        <w:rPr>
-          <w:rFonts w:hint="eastAsia"/>
-          <w:color w:val="0000CC"/>
-          <w:sz w:val="20"/>
-          <w:szCs w:val="18"/>
-          <w:shd w:val="clear" w:color="auto" w:fill="80C687" w:themeFill="background1" w:themeFillShade="BF"/>
-        </w:rPr>
-        <w:t>{</w:t>
-      </w:r>
-    </w:p>
-    <w:p>
-      <w:pPr>
-        <w:rPr>
-          <w:color w:val="0000CC"/>
-          <w:sz w:val="20"/>
-          <w:szCs w:val="18"/>
-          <w:shd w:val="clear" w:color="auto" w:fill="80C687" w:themeFill="background1" w:themeFillShade="BF"/>
-        </w:rPr>
-      </w:pPr>
-      <w:r>
-        <w:rPr>
-          <w:rFonts w:hint="eastAsia"/>
-          <w:color w:val="0000CC"/>
-          <w:sz w:val="20"/>
-          <w:szCs w:val="18"/>
-          <w:shd w:val="clear" w:color="auto" w:fill="80C687" w:themeFill="background1" w:themeFillShade="BF"/>
-        </w:rPr>
-        <w:t xml:space="preserve">   </w:t>
-      </w:r>
-      <w:proofErr w:type="gramStart"/>
-      <w:r>
-        <w:rPr>
-          <w:rFonts w:hint="eastAsia"/>
-          <w:color w:val="0000CC"/>
-          <w:sz w:val="20"/>
-          <w:szCs w:val="18"/>
-          <w:shd w:val="clear" w:color="auto" w:fill="80C687" w:themeFill="background1" w:themeFillShade="BF"/>
-        </w:rPr>
-        <w:t>try</w:t>
-      </w:r>
-      <w:proofErr w:type="gramEnd"/>
-    </w:p>
-    <w:p>
-      <w:pPr>
-        <w:rPr>
-          <w:color w:val="0000CC"/>
-          <w:sz w:val="20"/>
-          <w:szCs w:val="18"/>
-          <w:shd w:val="clear" w:color="auto" w:fill="80C687" w:themeFill="background1" w:themeFillShade="BF"/>
-        </w:rPr>
-      </w:pPr>
-      <w:r>
-        <w:rPr>
-          <w:rFonts w:hint="eastAsia"/>
-          <w:color w:val="0000CC"/>
-          <w:sz w:val="20"/>
-          <w:szCs w:val="18"/>
-          <w:shd w:val="clear" w:color="auto" w:fill="80C687" w:themeFill="background1" w:themeFillShade="BF"/>
-        </w:rPr>
-        <w:t xml:space="preserve">   {</w:t>
-      </w:r>
-    </w:p>
-    <w:p>
-      <w:pPr>
-        <w:rPr>
-          <w:color w:val="0000CC"/>
-          <w:sz w:val="20"/>
-          <w:szCs w:val="18"/>
-          <w:shd w:val="clear" w:color="auto" w:fill="80C687" w:themeFill="background1" w:themeFillShade="BF"/>
-        </w:rPr>
-      </w:pPr>
-      <w:r>
-        <w:rPr>
-          <w:rFonts w:hint="eastAsia"/>
-          <w:color w:val="0000CC"/>
-          <w:sz w:val="20"/>
-          <w:szCs w:val="18"/>
-          <w:shd w:val="clear" w:color="auto" w:fill="80C687" w:themeFill="background1" w:themeFillShade="BF"/>
-        </w:rPr>
-        <w:t xml:space="preserve">      </w:t>
-      </w:r>
-      <w:proofErr w:type="gramStart"/>
-      <w:r>
-        <w:rPr>
-          <w:rFonts w:hint="eastAsia"/>
-          <w:color w:val="0000CC"/>
-          <w:sz w:val="20"/>
-          <w:szCs w:val="18"/>
-          <w:shd w:val="clear" w:color="auto" w:fill="80C687" w:themeFill="background1" w:themeFillShade="BF"/>
-        </w:rPr>
-        <w:t>fun1(</w:t>
-      </w:r>
-      <w:proofErr w:type="gramEnd"/>
-      <w:r>
-        <w:rPr>
-          <w:rFonts w:hint="eastAsia"/>
-          <w:color w:val="0000CC"/>
-          <w:sz w:val="20"/>
-          <w:szCs w:val="18"/>
-          <w:shd w:val="clear" w:color="auto" w:fill="80C687" w:themeFill="background1" w:themeFillShade="BF"/>
-        </w:rPr>
-        <w:t>);</w:t>
-      </w:r>
-    </w:p>
-    <w:p>
-      <w:pPr>
-        <w:rPr>
-          <w:color w:val="0000CC"/>
-          <w:sz w:val="20"/>
-          <w:szCs w:val="18"/>
-          <w:shd w:val="clear" w:color="auto" w:fill="80C687" w:themeFill="background1" w:themeFillShade="BF"/>
-        </w:rPr>
-      </w:pPr>
-      <w:r>
-        <w:rPr>
-          <w:rFonts w:hint="eastAsia"/>
-          <w:color w:val="0000CC"/>
-          <w:sz w:val="20"/>
-          <w:szCs w:val="18"/>
-          <w:shd w:val="clear" w:color="auto" w:fill="80C687" w:themeFill="background1" w:themeFillShade="BF"/>
-        </w:rPr>
-        <w:t xml:space="preserve">      </w:t>
-      </w:r>
-      <w:proofErr w:type="gramStart"/>
-      <w:r>
-        <w:rPr>
-          <w:rFonts w:hint="eastAsia"/>
-          <w:color w:val="0000CC"/>
-          <w:sz w:val="20"/>
-          <w:szCs w:val="18"/>
-          <w:shd w:val="clear" w:color="auto" w:fill="80C687" w:themeFill="background1" w:themeFillShade="BF"/>
-        </w:rPr>
-        <w:t>fun2(</w:t>
-      </w:r>
-      <w:proofErr w:type="gramEnd"/>
-      <w:r>
-        <w:rPr>
-          <w:rFonts w:hint="eastAsia"/>
-          <w:color w:val="0000CC"/>
-          <w:sz w:val="20"/>
-          <w:szCs w:val="18"/>
-          <w:shd w:val="clear" w:color="auto" w:fill="80C687" w:themeFill="background1" w:themeFillShade="BF"/>
-        </w:rPr>
-        <w:t>);</w:t>
-      </w:r>
-    </w:p>
-    <w:p>
-      <w:pPr>
-        <w:rPr>
-          <w:color w:val="0000CC"/>
-          <w:sz w:val="20"/>
-          <w:szCs w:val="18"/>
-          <w:shd w:val="clear" w:color="auto" w:fill="80C687" w:themeFill="background1" w:themeFillShade="BF"/>
-        </w:rPr>
-      </w:pPr>
-      <w:r>
-        <w:rPr>
-          <w:rFonts w:hint="eastAsia"/>
-          <w:color w:val="0000CC"/>
-          <w:sz w:val="20"/>
-          <w:szCs w:val="18"/>
-          <w:shd w:val="clear" w:color="auto" w:fill="80C687" w:themeFill="background1" w:themeFillShade="BF"/>
-        </w:rPr>
-        <w:t xml:space="preserve">      </w:t>
-      </w:r>
-      <w:proofErr w:type="gramStart"/>
-      <w:r>
-        <w:rPr>
-          <w:rFonts w:hint="eastAsia"/>
-          <w:color w:val="0000CC"/>
-          <w:sz w:val="20"/>
-          <w:szCs w:val="18"/>
-          <w:shd w:val="clear" w:color="auto" w:fill="80C687" w:themeFill="background1" w:themeFillShade="BF"/>
-        </w:rPr>
-        <w:t>fun3(</w:t>
-      </w:r>
-      <w:proofErr w:type="gramEnd"/>
-      <w:r>
-        <w:rPr>
-          <w:rFonts w:hint="eastAsia"/>
-          <w:color w:val="0000CC"/>
-          <w:sz w:val="20"/>
-          <w:szCs w:val="18"/>
-          <w:shd w:val="clear" w:color="auto" w:fill="80C687" w:themeFill="background1" w:themeFillShade="BF"/>
-        </w:rPr>
-        <w:t>);</w:t>
-      </w:r>
-    </w:p>
-    <w:p>
-      <w:pPr>
-        <w:rPr>
-          <w:color w:val="0000CC"/>
-          <w:sz w:val="20"/>
-          <w:szCs w:val="18"/>
-          <w:shd w:val="clear" w:color="auto" w:fill="80C687" w:themeFill="background1" w:themeFillShade="BF"/>
-        </w:rPr>
-      </w:pPr>
-      <w:r>
-        <w:rPr>
-          <w:rFonts w:hint="eastAsia"/>
-          <w:color w:val="0000CC"/>
-          <w:sz w:val="20"/>
-          <w:szCs w:val="18"/>
-          <w:shd w:val="clear" w:color="auto" w:fill="80C687" w:themeFill="background1" w:themeFillShade="BF"/>
-        </w:rPr>
-        <w:t xml:space="preserve">   }</w:t>
-      </w:r>
-    </w:p>
-    <w:p>
-      <w:pPr>
-        <w:rPr>
-          <w:color w:val="0000CC"/>
-          <w:sz w:val="20"/>
-          <w:szCs w:val="18"/>
-          <w:shd w:val="clear" w:color="auto" w:fill="80C687" w:themeFill="background1" w:themeFillShade="BF"/>
-        </w:rPr>
-      </w:pPr>
-      <w:r>
-        <w:rPr>
-          <w:rFonts w:hint="eastAsia"/>
-          <w:color w:val="0000CC"/>
-          <w:sz w:val="20"/>
-          <w:szCs w:val="18"/>
-          <w:shd w:val="clear" w:color="auto" w:fill="80C687" w:themeFill="background1" w:themeFillShade="BF"/>
-        </w:rPr>
-        <w:t xml:space="preserve">   </w:t>
-      </w:r>
-      <w:proofErr w:type="gramStart"/>
-      <w:r>
-        <w:rPr>
-          <w:rFonts w:hint="eastAsia"/>
-          <w:color w:val="0000CC"/>
-          <w:sz w:val="20"/>
-          <w:szCs w:val="18"/>
-          <w:shd w:val="clear" w:color="auto" w:fill="80C687" w:themeFill="background1" w:themeFillShade="BF"/>
-        </w:rPr>
-        <w:t>catch(</w:t>
-      </w:r>
-      <w:proofErr w:type="gramEnd"/>
-      <w:r>
-        <w:rPr>
-          <w:rFonts w:hint="eastAsia"/>
-          <w:color w:val="0000CC"/>
-          <w:sz w:val="20"/>
-          <w:szCs w:val="18"/>
-          <w:shd w:val="clear" w:color="auto" w:fill="80C687" w:themeFill="background1" w:themeFillShade="BF"/>
-        </w:rPr>
-        <w:t xml:space="preserve"> e )</w:t>
-      </w:r>
-    </w:p>
-    <w:p>
-      <w:pPr>
-        <w:rPr>
-          <w:color w:val="0000CC"/>
-          <w:sz w:val="20"/>
-          <w:szCs w:val="18"/>
-          <w:shd w:val="clear" w:color="auto" w:fill="80C687" w:themeFill="background1" w:themeFillShade="BF"/>
-        </w:rPr>
-      </w:pPr>
-      <w:r>
-        <w:rPr>
-          <w:rFonts w:hint="eastAsia"/>
-          <w:color w:val="0000CC"/>
-          <w:sz w:val="20"/>
-          <w:szCs w:val="18"/>
-          <w:shd w:val="clear" w:color="auto" w:fill="80C687" w:themeFill="background1" w:themeFillShade="BF"/>
-        </w:rPr>
-        <w:t xml:space="preserve">   {</w:t>
-      </w:r>
-    </w:p>
-    <w:p>
-      <w:pPr>
-        <w:rPr>
-          <w:color w:val="0000CC"/>
-          <w:sz w:val="20"/>
-          <w:szCs w:val="18"/>
-          <w:shd w:val="clear" w:color="auto" w:fill="80C687" w:themeFill="background1" w:themeFillShade="BF"/>
-        </w:rPr>
-      </w:pPr>
-      <w:r>
-        <w:rPr>
-          <w:rFonts w:hint="eastAsia"/>
-          <w:color w:val="0000CC"/>
-          <w:sz w:val="20"/>
-          <w:szCs w:val="18"/>
-          <w:shd w:val="clear" w:color="auto" w:fill="80C687" w:themeFill="background1" w:themeFillShade="BF"/>
-        </w:rPr>
-        <w:t xml:space="preserve">      </w:t>
-      </w:r>
-      <w:proofErr w:type="gramStart"/>
-      <w:r>
-        <w:rPr>
-          <w:rFonts w:hint="eastAsia"/>
-          <w:color w:val="0000CC"/>
-          <w:sz w:val="20"/>
-          <w:szCs w:val="18"/>
-          <w:shd w:val="clear" w:color="auto" w:fill="80C687" w:themeFill="background1" w:themeFillShade="BF"/>
-        </w:rPr>
-        <w:t>throw</w:t>
-      </w:r>
-      <w:proofErr w:type="gramEnd"/>
-      <w:r>
-        <w:rPr>
-          <w:rFonts w:hint="eastAsia"/>
-          <w:color w:val="0000CC"/>
-          <w:sz w:val="20"/>
-          <w:szCs w:val="18"/>
-          <w:shd w:val="clear" w:color="auto" w:fill="80C687" w:themeFill="background1" w:themeFillShade="BF"/>
-        </w:rPr>
-        <w:t xml:space="preserve"> e;</w:t>
-      </w:r>
-    </w:p>
-    <w:p>
-      <w:pPr>
-        <w:rPr>
-          <w:color w:val="0000CC"/>
-          <w:sz w:val="20"/>
-          <w:szCs w:val="18"/>
-          <w:shd w:val="clear" w:color="auto" w:fill="80C687" w:themeFill="background1" w:themeFillShade="BF"/>
-        </w:rPr>
-      </w:pPr>
-      <w:r>
-        <w:rPr>
-          <w:rFonts w:hint="eastAsia"/>
-          <w:color w:val="0000CC"/>
-          <w:sz w:val="20"/>
-          <w:szCs w:val="18"/>
-          <w:shd w:val="clear" w:color="auto" w:fill="80C687" w:themeFill="background1" w:themeFillShade="BF"/>
-        </w:rPr>
-        <w:t xml:space="preserve">   }</w:t>
-      </w:r>
-    </w:p>
-    <w:p>
-      <w:pPr>
-        <w:rPr>
-          <w:color w:val="0000CC"/>
-          <w:sz w:val="20"/>
-          <w:szCs w:val="18"/>
-          <w:shd w:val="clear" w:color="auto" w:fill="80C687" w:themeFill="background1" w:themeFillShade="BF"/>
-        </w:rPr>
-      </w:pPr>
-      <w:r>
-        <w:rPr>
-          <w:rFonts w:hint="eastAsia"/>
-          <w:color w:val="0000CC"/>
-          <w:sz w:val="20"/>
-          <w:szCs w:val="18"/>
-          <w:shd w:val="clear" w:color="auto" w:fill="80C687" w:themeFill="background1" w:themeFillShade="BF"/>
-        </w:rPr>
-        <w:t xml:space="preserve">   </w:t>
-      </w:r>
-      <w:proofErr w:type="gramStart"/>
-      <w:r>
-        <w:rPr>
-          <w:rFonts w:hint="eastAsia"/>
-          <w:color w:val="0000CC"/>
-          <w:sz w:val="20"/>
-          <w:szCs w:val="18"/>
-          <w:shd w:val="clear" w:color="auto" w:fill="80C687" w:themeFill="background1" w:themeFillShade="BF"/>
-        </w:rPr>
-        <w:t>finally</w:t>
-      </w:r>
-      <w:proofErr w:type="gramEnd"/>
-    </w:p>
-    <w:p>
-      <w:pPr>
-        <w:rPr>
-          <w:color w:val="0000CC"/>
-          <w:sz w:val="20"/>
-          <w:szCs w:val="18"/>
-          <w:shd w:val="clear" w:color="auto" w:fill="80C687" w:themeFill="background1" w:themeFillShade="BF"/>
-        </w:rPr>
-      </w:pPr>
-      <w:r>
-        <w:rPr>
-          <w:rFonts w:hint="eastAsia"/>
-          <w:color w:val="0000CC"/>
-          <w:sz w:val="20"/>
-          <w:szCs w:val="18"/>
-          <w:shd w:val="clear" w:color="auto" w:fill="80C687" w:themeFill="background1" w:themeFillShade="BF"/>
-        </w:rPr>
-        <w:t xml:space="preserve">   {</w:t>
-      </w:r>
-    </w:p>
-    <w:p>
-      <w:pPr>
-        <w:rPr>
-          <w:color w:val="0000CC"/>
-          <w:sz w:val="20"/>
-          <w:szCs w:val="18"/>
-          <w:shd w:val="clear" w:color="auto" w:fill="80C687" w:themeFill="background1" w:themeFillShade="BF"/>
-        </w:rPr>
-      </w:pPr>
-      <w:r>
-        <w:rPr>
-          <w:rFonts w:hint="eastAsia"/>
-          <w:color w:val="0000CC"/>
-          <w:sz w:val="20"/>
-          <w:szCs w:val="18"/>
-          <w:shd w:val="clear" w:color="auto" w:fill="80C687" w:themeFill="background1" w:themeFillShade="BF"/>
-        </w:rPr>
-        <w:t xml:space="preserve">      //</w:t>
-      </w:r>
-      <w:r>
-        <w:rPr>
-          <w:rFonts w:hint="eastAsia"/>
-          <w:color w:val="0000CC"/>
-          <w:sz w:val="20"/>
-          <w:szCs w:val="18"/>
-          <w:shd w:val="clear" w:color="auto" w:fill="80C687" w:themeFill="background1" w:themeFillShade="BF"/>
-        </w:rPr>
-        <w:t>清理环境</w:t>
-      </w:r>
-    </w:p>
-    <w:p>
-      <w:pPr>
-        <w:rPr>
-          <w:color w:val="0000CC"/>
-          <w:sz w:val="20"/>
-          <w:szCs w:val="18"/>
-          <w:shd w:val="clear" w:color="auto" w:fill="80C687" w:themeFill="background1" w:themeFillShade="BF"/>
-        </w:rPr>
-      </w:pPr>
-      <w:r>
-        <w:rPr>
-          <w:rFonts w:hint="eastAsia"/>
-          <w:color w:val="0000CC"/>
-          <w:sz w:val="20"/>
-          <w:szCs w:val="18"/>
-          <w:shd w:val="clear" w:color="auto" w:fill="80C687" w:themeFill="background1" w:themeFillShade="BF"/>
-        </w:rPr>
-        <w:t xml:space="preserve">   }</w:t>
-      </w:r>
-    </w:p>
-    <w:p>
-      <w:pPr>
-        <w:rPr>
-          <w:color w:val="0000CC"/>
-          <w:sz w:val="20"/>
-          <w:szCs w:val="18"/>
-          <w:shd w:val="clear" w:color="auto" w:fill="80C687" w:themeFill="background1" w:themeFillShade="BF"/>
-        </w:rPr>
-      </w:pPr>
-      <w:r>
-        <w:rPr>
-          <w:rFonts w:hint="eastAsia"/>
-          <w:color w:val="0000CC"/>
-          <w:sz w:val="20"/>
-          <w:szCs w:val="18"/>
-          <w:shd w:val="clear" w:color="auto" w:fill="80C687" w:themeFill="background1" w:themeFillShade="BF"/>
-        </w:rPr>
-        <w:t>}</w:t>
-      </w:r>
-    </w:p>
-    <w:p>
-      <w:pPr>
-        <w:pStyle w:val="Heading2"/>
-      </w:pPr>
-      <w:r>
-        <w:rPr>
-          <w:rFonts w:hint="eastAsia"/>
-        </w:rPr>
-        <w:t>处理异常代码必须包含</w:t>
-      </w:r>
-      <w:r>
-        <w:rPr>
-          <w:rFonts w:hint="eastAsia"/>
-        </w:rPr>
-        <w:t>finally</w:t>
-      </w:r>
-    </w:p>
-    <w:p>
-      <w:r>
-        <w:rPr>
-          <w:rFonts w:hint="eastAsia"/>
-        </w:rPr>
-        <w:t>处理异常的代码必须包含</w:t>
-      </w:r>
-      <w:r>
-        <w:rPr>
-          <w:rFonts w:hint="eastAsia"/>
-        </w:rPr>
-        <w:t>finally</w:t>
-      </w:r>
-      <w:r>
-        <w:rPr>
-          <w:rFonts w:hint="eastAsia"/>
-        </w:rPr>
-        <w:t>，如下：</w:t>
-      </w:r>
-    </w:p>
-    <w:p>
-      <w:pPr>
-        <w:rPr>
-          <w:color w:val="0000CC"/>
-          <w:sz w:val="18"/>
-          <w:szCs w:val="18"/>
-          <w:shd w:val="clear" w:color="auto" w:fill="80C687" w:themeFill="background1" w:themeFillShade="BF"/>
-        </w:rPr>
-      </w:pPr>
-      <w:proofErr w:type="gramStart"/>
-      <w:r>
-        <w:rPr>
-          <w:rFonts w:hint="eastAsia"/>
-          <w:color w:val="0000CC"/>
-          <w:sz w:val="18"/>
-          <w:szCs w:val="18"/>
-          <w:shd w:val="clear" w:color="auto" w:fill="80C687" w:themeFill="background1" w:themeFillShade="BF"/>
-        </w:rPr>
-        <w:t>try</w:t>
-      </w:r>
-      <w:proofErr w:type="gramEnd"/>
-    </w:p>
-    <w:p>
-      <w:pPr>
-        <w:rPr>
-          <w:color w:val="0000CC"/>
-          <w:sz w:val="18"/>
-          <w:szCs w:val="18"/>
-          <w:shd w:val="clear" w:color="auto" w:fill="80C687" w:themeFill="background1" w:themeFillShade="BF"/>
-        </w:rPr>
-      </w:pPr>
-      <w:r>
-        <w:rPr>
-          <w:rFonts w:hint="eastAsia"/>
-          <w:color w:val="0000CC"/>
-          <w:sz w:val="18"/>
-          <w:szCs w:val="18"/>
-          <w:shd w:val="clear" w:color="auto" w:fill="80C687" w:themeFill="background1" w:themeFillShade="BF"/>
-        </w:rPr>
-        <w:t>{</w:t>
-      </w:r>
-    </w:p>
-    <w:p>
-      <w:pPr>
-        <w:rPr>
-          <w:color w:val="0000CC"/>
-          <w:sz w:val="18"/>
-          <w:szCs w:val="18"/>
-          <w:shd w:val="clear" w:color="auto" w:fill="80C687" w:themeFill="background1" w:themeFillShade="BF"/>
-        </w:rPr>
-      </w:pPr>
-      <w:r>
-        <w:rPr>
-          <w:rFonts w:hint="eastAsia"/>
-          <w:color w:val="0000CC"/>
-          <w:sz w:val="18"/>
-          <w:szCs w:val="18"/>
-          <w:shd w:val="clear" w:color="auto" w:fill="80C687" w:themeFill="background1" w:themeFillShade="BF"/>
-        </w:rPr>
-        <w:t>}</w:t>
-      </w:r>
-    </w:p>
-    <w:p>
-      <w:pPr>
-        <w:rPr>
-          <w:color w:val="0000CC"/>
-          <w:sz w:val="18"/>
-          <w:szCs w:val="18"/>
-          <w:shd w:val="clear" w:color="auto" w:fill="80C687" w:themeFill="background1" w:themeFillShade="BF"/>
-        </w:rPr>
-      </w:pPr>
-      <w:proofErr w:type="gramStart"/>
-      <w:r>
-        <w:rPr>
-          <w:rFonts w:hint="eastAsia"/>
-          <w:color w:val="0000CC"/>
-          <w:sz w:val="18"/>
-          <w:szCs w:val="18"/>
-          <w:shd w:val="clear" w:color="auto" w:fill="80C687" w:themeFill="background1" w:themeFillShade="BF"/>
-        </w:rPr>
-        <w:t>catch</w:t>
-      </w:r>
-      <w:proofErr w:type="gramEnd"/>
-    </w:p>
-    <w:p>
-      <w:pPr>
-        <w:rPr>
-          <w:color w:val="0000CC"/>
-          <w:sz w:val="18"/>
-          <w:szCs w:val="18"/>
-          <w:shd w:val="clear" w:color="auto" w:fill="80C687" w:themeFill="background1" w:themeFillShade="BF"/>
-        </w:rPr>
-      </w:pPr>
-      <w:r>
-        <w:rPr>
-          <w:rFonts w:hint="eastAsia"/>
-          <w:color w:val="0000CC"/>
-          <w:sz w:val="18"/>
-          <w:szCs w:val="18"/>
-          <w:shd w:val="clear" w:color="auto" w:fill="80C687" w:themeFill="background1" w:themeFillShade="BF"/>
-        </w:rPr>
-        <w:t>{</w:t>
-      </w:r>
-    </w:p>
-    <w:p>
-      <w:pPr>
-        <w:rPr>
-          <w:color w:val="0000CC"/>
-          <w:sz w:val="18"/>
-          <w:szCs w:val="18"/>
-          <w:shd w:val="clear" w:color="auto" w:fill="80C687" w:themeFill="background1" w:themeFillShade="BF"/>
-        </w:rPr>
-      </w:pPr>
-      <w:r>
-        <w:rPr>
-          <w:rFonts w:hint="eastAsia"/>
-          <w:color w:val="0000CC"/>
-          <w:sz w:val="18"/>
-          <w:szCs w:val="18"/>
-          <w:shd w:val="clear" w:color="auto" w:fill="80C687" w:themeFill="background1" w:themeFillShade="BF"/>
-        </w:rPr>
-        <w:t>}</w:t>
-      </w:r>
-    </w:p>
-    <w:p>
-      <w:pPr>
-        <w:rPr>
-          <w:color w:val="0000CC"/>
-          <w:sz w:val="18"/>
-          <w:szCs w:val="18"/>
-          <w:shd w:val="clear" w:color="auto" w:fill="80C687" w:themeFill="background1" w:themeFillShade="BF"/>
-        </w:rPr>
-      </w:pPr>
-      <w:proofErr w:type="gramStart"/>
-      <w:r>
-        <w:rPr>
-          <w:rFonts w:hint="eastAsia"/>
-          <w:color w:val="0000CC"/>
-          <w:sz w:val="18"/>
-          <w:szCs w:val="18"/>
-          <w:shd w:val="clear" w:color="auto" w:fill="80C687" w:themeFill="background1" w:themeFillShade="BF"/>
-        </w:rPr>
-        <w:t>finally</w:t>
-      </w:r>
-      <w:proofErr w:type="gramEnd"/>
-    </w:p>
-    <w:p>
-      <w:pPr>
-        <w:rPr>
-          <w:color w:val="0000CC"/>
-          <w:sz w:val="18"/>
-          <w:szCs w:val="18"/>
-          <w:shd w:val="clear" w:color="auto" w:fill="80C687" w:themeFill="background1" w:themeFillShade="BF"/>
-        </w:rPr>
-      </w:pPr>
-      <w:r>
-        <w:rPr>
-          <w:rFonts w:hint="eastAsia"/>
-          <w:color w:val="0000CC"/>
-          <w:sz w:val="18"/>
-          <w:szCs w:val="18"/>
-          <w:shd w:val="clear" w:color="auto" w:fill="80C687" w:themeFill="background1" w:themeFillShade="BF"/>
-        </w:rPr>
-        <w:t>{</w:t>
-      </w:r>
-    </w:p>
-    <w:p>
-      <w:pPr>
-        <w:rPr>
-          <w:color w:val="0000CC"/>
-          <w:sz w:val="18"/>
-          <w:szCs w:val="18"/>
-          <w:shd w:val="clear" w:color="auto" w:fill="80C687" w:themeFill="background1" w:themeFillShade="BF"/>
-        </w:rPr>
-      </w:pPr>
-      <w:r>
-        <w:rPr>
-          <w:rFonts w:hint="eastAsia"/>
-          <w:color w:val="0000CC"/>
-          <w:sz w:val="18"/>
-          <w:szCs w:val="18"/>
-          <w:shd w:val="clear" w:color="auto" w:fill="80C687" w:themeFill="background1" w:themeFillShade="BF"/>
-        </w:rPr>
-        <w:t>}</w:t>
-      </w:r>
-    </w:p>
-    <w:p>
-      <w:r>
-        <w:rPr>
-          <w:rFonts w:hint="eastAsia"/>
-        </w:rPr>
-        <w:t>在</w:t>
-      </w:r>
-      <w:r>
-        <w:rPr>
-          <w:rFonts w:hint="eastAsia"/>
-        </w:rPr>
-        <w:t>finally</w:t>
-      </w:r>
-      <w:r>
-        <w:rPr>
-          <w:rFonts w:hint="eastAsia"/>
-        </w:rPr>
-        <w:t>中执行释放资源或清理操作，避免用例出错时出现资源未清理的情况</w:t>
-      </w:r>
-    </w:p>
-    <w:p>
-      <w:pPr>
-        <w:pStyle w:val="Heading2"/>
-      </w:pPr>
-      <w:r>
-        <w:rPr>
-          <w:rFonts w:hint="eastAsia"/>
-        </w:rPr>
-        <w:t>用例信息打印</w:t>
-      </w:r>
-    </w:p>
-    <w:p>
-      <w:r>
-        <w:rPr>
-          <w:rFonts w:hint="eastAsia"/>
-        </w:rPr>
-        <w:tab/>
-      </w:r>
-      <w:r>
-        <w:rPr>
-          <w:rFonts w:hint="eastAsia"/>
-        </w:rPr>
-        <w:t>测试用例在出错时，统一使用函数“</w:t>
-      </w:r>
-      <w:proofErr w:type="spellStart"/>
-      <w:r>
-        <w:rPr>
-          <w:rFonts w:hint="eastAsia"/>
-        </w:rPr>
-        <w:t>buildException</w:t>
-      </w:r>
-      <w:proofErr w:type="spellEnd"/>
-      <w:r>
-        <w:rPr>
-          <w:rFonts w:hint="eastAsia"/>
-        </w:rPr>
-        <w:t>”抛出异常，该异常包括了：函数名、操作等信息。</w:t>
-      </w:r>
-    </w:p>
-    <w:p>
-      <w:r>
-        <w:rPr>
-          <w:rFonts w:hint="eastAsia"/>
-        </w:rPr>
-        <w:tab/>
-      </w:r>
-      <w:r>
-        <w:rPr>
-          <w:rFonts w:hint="eastAsia"/>
-        </w:rPr>
-        <w:t>建议测试用例在成功时不要打印过多信息，打印过多信息会增加定位的难度和减慢执行</w:t>
-      </w:r>
-      <w:r>
-        <w:rPr>
-          <w:rFonts w:hint="eastAsia"/>
-        </w:rPr>
-        <w:lastRenderedPageBreak/>
-        <w:t>效率。</w:t>
-      </w:r>
-    </w:p>
-    <w:p>
-      <w:pPr>
-        <w:pStyle w:val="Heading2"/>
-      </w:pPr>
-      <w:r>
-        <w:rPr>
-          <w:rFonts w:hint="eastAsia"/>
-        </w:rPr>
-        <w:t>函数检查输入参数</w:t>
-      </w:r>
-    </w:p>
-    <w:p>
-      <w:r>
-        <w:rPr>
-          <w:rFonts w:hint="eastAsia"/>
-        </w:rPr>
-        <w:tab/>
-      </w:r>
-      <w:r>
-        <w:rPr>
-          <w:rFonts w:hint="eastAsia"/>
-        </w:rPr>
-        <w:t>函数输入参数需要做检查，对于有默认值的函数参数，需要进行默认值处理；</w:t>
-      </w:r>
-      <w:r>
-        <w:rPr>
-          <w:rFonts w:hint="eastAsia"/>
-        </w:rPr>
-        <w:t>JS</w:t>
-      </w:r>
-      <w:r>
-        <w:rPr>
-          <w:rFonts w:hint="eastAsia"/>
-        </w:rPr>
-        <w:t>的函数参数如果未进行覆值，其值为“</w:t>
-      </w:r>
-      <w:r>
-        <w:rPr>
-          <w:rFonts w:hint="eastAsia"/>
-        </w:rPr>
-        <w:t>undefined</w:t>
-      </w:r>
-      <w:r>
-        <w:rPr>
-          <w:rFonts w:hint="eastAsia"/>
-        </w:rPr>
-        <w:t>“，可通过如下方式进行默认值处理：</w:t>
-      </w:r>
-    </w:p>
-    <w:p>
-      <w:pPr>
-        <w:rPr>
-          <w:color w:val="0000CC"/>
-          <w:sz w:val="18"/>
-          <w:szCs w:val="18"/>
-          <w:shd w:val="clear" w:color="auto" w:fill="80C687" w:themeFill="background1" w:themeFillShade="BF"/>
-        </w:rPr>
-      </w:pPr>
-      <w:proofErr w:type="gramStart"/>
-      <w:r>
-        <w:rPr>
-          <w:rFonts w:hint="eastAsia"/>
-          <w:color w:val="0000CC"/>
-          <w:sz w:val="18"/>
-          <w:szCs w:val="18"/>
-          <w:shd w:val="clear" w:color="auto" w:fill="80C687" w:themeFill="background1" w:themeFillShade="BF"/>
-        </w:rPr>
-        <w:t>function</w:t>
-      </w:r>
-      <w:proofErr w:type="gramEnd"/>
-      <w:r>
-        <w:rPr>
-          <w:rFonts w:hint="eastAsia"/>
-          <w:color w:val="0000CC"/>
-          <w:sz w:val="18"/>
-          <w:szCs w:val="18"/>
-          <w:shd w:val="clear" w:color="auto" w:fill="80C687" w:themeFill="background1" w:themeFillShade="BF"/>
-        </w:rPr>
-        <w:t xml:space="preserve"> connect( host, </w:t>
-      </w:r>
-      <w:proofErr w:type="spellStart"/>
-      <w:r>
-        <w:rPr>
-          <w:rFonts w:hint="eastAsia"/>
-          <w:color w:val="0000CC"/>
-          <w:sz w:val="18"/>
-          <w:szCs w:val="18"/>
-          <w:shd w:val="clear" w:color="auto" w:fill="80C687" w:themeFill="background1" w:themeFillShade="BF"/>
-        </w:rPr>
-        <w:t>svcname</w:t>
-      </w:r>
-      <w:proofErr w:type="spellEnd"/>
-      <w:r>
-        <w:rPr>
-          <w:rFonts w:hint="eastAsia"/>
-          <w:color w:val="0000CC"/>
-          <w:sz w:val="18"/>
-          <w:szCs w:val="18"/>
-          <w:shd w:val="clear" w:color="auto" w:fill="80C687" w:themeFill="background1" w:themeFillShade="BF"/>
-        </w:rPr>
-        <w:t xml:space="preserve"> )</w:t>
-      </w:r>
-    </w:p>
-    <w:p>
-      <w:pPr>
-        <w:rPr>
-          <w:color w:val="0000CC"/>
-          <w:sz w:val="18"/>
-          <w:szCs w:val="18"/>
-          <w:shd w:val="clear" w:color="auto" w:fill="80C687" w:themeFill="background1" w:themeFillShade="BF"/>
-        </w:rPr>
-      </w:pPr>
-      <w:r>
-        <w:rPr>
-          <w:rFonts w:hint="eastAsia"/>
-          <w:color w:val="0000CC"/>
-          <w:sz w:val="18"/>
-          <w:szCs w:val="18"/>
-          <w:shd w:val="clear" w:color="auto" w:fill="80C687" w:themeFill="background1" w:themeFillShade="BF"/>
-        </w:rPr>
-        <w:t>{</w:t>
-      </w:r>
-    </w:p>
-    <w:p>
-      <w:pPr>
-        <w:rPr>
-          <w:color w:val="0000CC"/>
-          <w:sz w:val="18"/>
-          <w:szCs w:val="18"/>
-          <w:shd w:val="clear" w:color="auto" w:fill="80C687" w:themeFill="background1" w:themeFillShade="BF"/>
-        </w:rPr>
-      </w:pPr>
-      <w:r>
-        <w:rPr>
-          <w:rFonts w:hint="eastAsia"/>
-          <w:color w:val="0000CC"/>
-          <w:sz w:val="18"/>
-          <w:szCs w:val="18"/>
-          <w:shd w:val="clear" w:color="auto" w:fill="80C687" w:themeFill="background1" w:themeFillShade="BF"/>
-        </w:rPr>
-        <w:t xml:space="preserve">   </w:t>
-      </w:r>
-      <w:proofErr w:type="gramStart"/>
-      <w:r>
-        <w:rPr>
-          <w:rFonts w:hint="eastAsia"/>
-          <w:color w:val="0000CC"/>
-          <w:sz w:val="18"/>
-          <w:szCs w:val="18"/>
-          <w:shd w:val="clear" w:color="auto" w:fill="80C687" w:themeFill="background1" w:themeFillShade="BF"/>
-        </w:rPr>
-        <w:t>if</w:t>
-      </w:r>
-      <w:proofErr w:type="gramEnd"/>
-      <w:r>
-        <w:rPr>
-          <w:rFonts w:hint="eastAsia"/>
-          <w:color w:val="0000CC"/>
-          <w:sz w:val="18"/>
-          <w:szCs w:val="18"/>
-          <w:shd w:val="clear" w:color="auto" w:fill="80C687" w:themeFill="background1" w:themeFillShade="BF"/>
-        </w:rPr>
-        <w:t xml:space="preserve"> ( host == undefined )</w:t>
-      </w:r>
-    </w:p>
-    <w:p>
-      <w:pPr>
-        <w:rPr>
-          <w:color w:val="0000CC"/>
-          <w:sz w:val="18"/>
-          <w:szCs w:val="18"/>
-          <w:shd w:val="clear" w:color="auto" w:fill="80C687" w:themeFill="background1" w:themeFillShade="BF"/>
-        </w:rPr>
-      </w:pPr>
-      <w:r>
-        <w:rPr>
-          <w:rFonts w:hint="eastAsia"/>
-          <w:color w:val="0000CC"/>
-          <w:sz w:val="18"/>
-          <w:szCs w:val="18"/>
-          <w:shd w:val="clear" w:color="auto" w:fill="80C687" w:themeFill="background1" w:themeFillShade="BF"/>
-        </w:rPr>
-        <w:t xml:space="preserve">   {</w:t>
-      </w:r>
-    </w:p>
-    <w:p>
-      <w:pPr>
-        <w:rPr>
-          <w:color w:val="0000CC"/>
-          <w:sz w:val="18"/>
-          <w:szCs w:val="18"/>
-          <w:shd w:val="clear" w:color="auto" w:fill="80C687" w:themeFill="background1" w:themeFillShade="BF"/>
-        </w:rPr>
-      </w:pPr>
-      <w:r>
-        <w:rPr>
-          <w:rFonts w:hint="eastAsia"/>
-          <w:color w:val="0000CC"/>
-          <w:sz w:val="18"/>
-          <w:szCs w:val="18"/>
-          <w:shd w:val="clear" w:color="auto" w:fill="80C687" w:themeFill="background1" w:themeFillShade="BF"/>
-        </w:rPr>
-        <w:t xml:space="preserve">      </w:t>
-      </w:r>
-      <w:proofErr w:type="gramStart"/>
-      <w:r>
-        <w:rPr>
-          <w:rFonts w:hint="eastAsia"/>
-          <w:color w:val="0000CC"/>
-          <w:sz w:val="18"/>
-          <w:szCs w:val="18"/>
-          <w:shd w:val="clear" w:color="auto" w:fill="80C687" w:themeFill="background1" w:themeFillShade="BF"/>
-        </w:rPr>
-        <w:t>host</w:t>
-      </w:r>
-      <w:proofErr w:type="gramEnd"/>
-      <w:r>
-        <w:rPr>
-          <w:rFonts w:hint="eastAsia"/>
-          <w:color w:val="0000CC"/>
-          <w:sz w:val="18"/>
-          <w:szCs w:val="18"/>
-          <w:shd w:val="clear" w:color="auto" w:fill="80C687" w:themeFill="background1" w:themeFillShade="BF"/>
-        </w:rPr>
-        <w:t xml:space="preserve"> = </w:t>
-      </w:r>
-      <w:r>
-        <w:rPr>
-          <w:color w:val="0000CC"/>
-          <w:sz w:val="18"/>
-          <w:szCs w:val="18"/>
-          <w:shd w:val="clear" w:color="auto" w:fill="80C687" w:themeFill="background1" w:themeFillShade="BF"/>
-        </w:rPr>
-        <w:t>“</w:t>
-      </w:r>
-      <w:r>
-        <w:rPr>
-          <w:rFonts w:hint="eastAsia"/>
-          <w:color w:val="0000CC"/>
-          <w:sz w:val="18"/>
-          <w:szCs w:val="18"/>
-          <w:shd w:val="clear" w:color="auto" w:fill="80C687" w:themeFill="background1" w:themeFillShade="BF"/>
-        </w:rPr>
-        <w:t>local</w:t>
-      </w:r>
-      <w:r>
-        <w:rPr>
-          <w:color w:val="0000CC"/>
-          <w:sz w:val="18"/>
-          <w:szCs w:val="18"/>
-          <w:shd w:val="clear" w:color="auto" w:fill="80C687" w:themeFill="background1" w:themeFillShade="BF"/>
-        </w:rPr>
-        <w:t>”</w:t>
-      </w:r>
-      <w:r>
-        <w:rPr>
-          <w:rFonts w:hint="eastAsia"/>
-          <w:color w:val="0000CC"/>
-          <w:sz w:val="18"/>
-          <w:szCs w:val="18"/>
-          <w:shd w:val="clear" w:color="auto" w:fill="80C687" w:themeFill="background1" w:themeFillShade="BF"/>
-        </w:rPr>
-        <w:t xml:space="preserve"> ;</w:t>
-      </w:r>
-    </w:p>
-    <w:p>
-      <w:pPr>
-        <w:rPr>
-          <w:color w:val="0000CC"/>
-          <w:sz w:val="18"/>
-          <w:szCs w:val="18"/>
-          <w:shd w:val="clear" w:color="auto" w:fill="80C687" w:themeFill="background1" w:themeFillShade="BF"/>
-        </w:rPr>
-      </w:pPr>
-      <w:r>
-        <w:rPr>
-          <w:rFonts w:hint="eastAsia"/>
-          <w:color w:val="0000CC"/>
-          <w:sz w:val="18"/>
-          <w:szCs w:val="18"/>
-          <w:shd w:val="clear" w:color="auto" w:fill="80C687" w:themeFill="background1" w:themeFillShade="BF"/>
-        </w:rPr>
-        <w:t xml:space="preserve">   }</w:t>
-      </w:r>
-    </w:p>
-    <w:p>
-      <w:pPr>
-        <w:rPr>
-          <w:color w:val="0000CC"/>
-          <w:sz w:val="18"/>
-          <w:szCs w:val="18"/>
-          <w:shd w:val="clear" w:color="auto" w:fill="80C687" w:themeFill="background1" w:themeFillShade="BF"/>
-        </w:rPr>
-      </w:pPr>
-      <w:r>
-        <w:rPr>
-          <w:rFonts w:hint="eastAsia"/>
-          <w:color w:val="0000CC"/>
-          <w:sz w:val="18"/>
-          <w:szCs w:val="18"/>
-          <w:shd w:val="clear" w:color="auto" w:fill="80C687" w:themeFill="background1" w:themeFillShade="BF"/>
-        </w:rPr>
-        <w:t xml:space="preserve">   </w:t>
-      </w:r>
-      <w:proofErr w:type="gramStart"/>
-      <w:r>
-        <w:rPr>
-          <w:rFonts w:hint="eastAsia"/>
-          <w:color w:val="0000CC"/>
-          <w:sz w:val="18"/>
-          <w:szCs w:val="18"/>
-          <w:shd w:val="clear" w:color="auto" w:fill="80C687" w:themeFill="background1" w:themeFillShade="BF"/>
-        </w:rPr>
-        <w:t>if</w:t>
-      </w:r>
-      <w:proofErr w:type="gramEnd"/>
-      <w:r>
-        <w:rPr>
-          <w:rFonts w:hint="eastAsia"/>
-          <w:color w:val="0000CC"/>
-          <w:sz w:val="18"/>
-          <w:szCs w:val="18"/>
-          <w:shd w:val="clear" w:color="auto" w:fill="80C687" w:themeFill="background1" w:themeFillShade="BF"/>
-        </w:rPr>
-        <w:t xml:space="preserve"> ( </w:t>
-      </w:r>
-      <w:proofErr w:type="spellStart"/>
-      <w:r>
-        <w:rPr>
-          <w:rFonts w:hint="eastAsia"/>
-          <w:color w:val="0000CC"/>
-          <w:sz w:val="18"/>
-          <w:szCs w:val="18"/>
-          <w:shd w:val="clear" w:color="auto" w:fill="80C687" w:themeFill="background1" w:themeFillShade="BF"/>
-        </w:rPr>
-        <w:t>svcname</w:t>
-      </w:r>
-      <w:proofErr w:type="spellEnd"/>
-      <w:r>
-        <w:rPr>
-          <w:rFonts w:hint="eastAsia"/>
-          <w:color w:val="0000CC"/>
-          <w:sz w:val="18"/>
-          <w:szCs w:val="18"/>
-          <w:shd w:val="clear" w:color="auto" w:fill="80C687" w:themeFill="background1" w:themeFillShade="BF"/>
-        </w:rPr>
-        <w:t xml:space="preserve"> == undefined )</w:t>
-      </w:r>
-    </w:p>
-    <w:p>
-      <w:pPr>
-        <w:rPr>
-          <w:color w:val="0000CC"/>
-          <w:sz w:val="18"/>
-          <w:szCs w:val="18"/>
-          <w:shd w:val="clear" w:color="auto" w:fill="80C687" w:themeFill="background1" w:themeFillShade="BF"/>
-        </w:rPr>
-      </w:pPr>
-      <w:r>
-        <w:rPr>
-          <w:rFonts w:hint="eastAsia"/>
-          <w:color w:val="0000CC"/>
-          <w:sz w:val="18"/>
-          <w:szCs w:val="18"/>
-          <w:shd w:val="clear" w:color="auto" w:fill="80C687" w:themeFill="background1" w:themeFillShade="BF"/>
-        </w:rPr>
-        <w:t xml:space="preserve">   {</w:t>
-      </w:r>
-    </w:p>
-    <w:p>
-      <w:pPr>
-        <w:rPr>
-          <w:color w:val="0000CC"/>
-          <w:sz w:val="18"/>
-          <w:szCs w:val="18"/>
-          <w:shd w:val="clear" w:color="auto" w:fill="80C687" w:themeFill="background1" w:themeFillShade="BF"/>
-        </w:rPr>
-      </w:pPr>
-      <w:r>
-        <w:rPr>
-          <w:rFonts w:hint="eastAsia"/>
-          <w:color w:val="0000CC"/>
-          <w:sz w:val="18"/>
-          <w:szCs w:val="18"/>
-          <w:shd w:val="clear" w:color="auto" w:fill="80C687" w:themeFill="background1" w:themeFillShade="BF"/>
-        </w:rPr>
-        <w:t xml:space="preserve">      </w:t>
-      </w:r>
-      <w:proofErr w:type="spellStart"/>
-      <w:proofErr w:type="gramStart"/>
-      <w:r>
-        <w:rPr>
-          <w:rFonts w:hint="eastAsia"/>
-          <w:color w:val="0000CC"/>
-          <w:sz w:val="18"/>
-          <w:szCs w:val="18"/>
-          <w:shd w:val="clear" w:color="auto" w:fill="80C687" w:themeFill="background1" w:themeFillShade="BF"/>
-        </w:rPr>
-        <w:t>svcname</w:t>
-      </w:r>
-      <w:proofErr w:type="spellEnd"/>
-      <w:proofErr w:type="gramEnd"/>
-      <w:r>
-        <w:rPr>
-          <w:rFonts w:hint="eastAsia"/>
-          <w:color w:val="0000CC"/>
-          <w:sz w:val="18"/>
-          <w:szCs w:val="18"/>
-          <w:shd w:val="clear" w:color="auto" w:fill="80C687" w:themeFill="background1" w:themeFillShade="BF"/>
-        </w:rPr>
-        <w:t xml:space="preserve"> = </w:t>
-      </w:r>
-      <w:r>
-        <w:rPr>
-          <w:color w:val="0000CC"/>
-          <w:sz w:val="18"/>
-          <w:szCs w:val="18"/>
-          <w:shd w:val="clear" w:color="auto" w:fill="80C687" w:themeFill="background1" w:themeFillShade="BF"/>
-        </w:rPr>
-        <w:t>“</w:t>
-      </w:r>
-      <w:r>
-        <w:rPr>
-          <w:rFonts w:hint="eastAsia"/>
-          <w:color w:val="0000CC"/>
-          <w:sz w:val="18"/>
-          <w:szCs w:val="18"/>
-          <w:shd w:val="clear" w:color="auto" w:fill="80C687" w:themeFill="background1" w:themeFillShade="BF"/>
-        </w:rPr>
-        <w:t>11810</w:t>
-      </w:r>
-      <w:r>
-        <w:rPr>
-          <w:color w:val="0000CC"/>
-          <w:sz w:val="18"/>
-          <w:szCs w:val="18"/>
-          <w:shd w:val="clear" w:color="auto" w:fill="80C687" w:themeFill="background1" w:themeFillShade="BF"/>
-        </w:rPr>
-        <w:t>”</w:t>
-      </w:r>
-      <w:r>
-        <w:rPr>
-          <w:rFonts w:hint="eastAsia"/>
-          <w:color w:val="0000CC"/>
-          <w:sz w:val="18"/>
-          <w:szCs w:val="18"/>
-          <w:shd w:val="clear" w:color="auto" w:fill="80C687" w:themeFill="background1" w:themeFillShade="BF"/>
-        </w:rPr>
-        <w:t xml:space="preserve"> ;</w:t>
-      </w:r>
-    </w:p>
-    <w:p>
-      <w:pPr>
-        <w:rPr>
-          <w:color w:val="0000CC"/>
-          <w:sz w:val="18"/>
-          <w:szCs w:val="18"/>
-          <w:shd w:val="clear" w:color="auto" w:fill="80C687" w:themeFill="background1" w:themeFillShade="BF"/>
-        </w:rPr>
-      </w:pPr>
-      <w:r>
-        <w:rPr>
-          <w:rFonts w:hint="eastAsia"/>
-          <w:color w:val="0000CC"/>
-          <w:sz w:val="18"/>
-          <w:szCs w:val="18"/>
-          <w:shd w:val="clear" w:color="auto" w:fill="80C687" w:themeFill="background1" w:themeFillShade="BF"/>
-        </w:rPr>
-        <w:t>}</w:t>
-      </w:r>
-    </w:p>
-    <w:p>
-      <w:pPr>
-        <w:rPr>
-          <w:color w:val="0000CC"/>
-          <w:sz w:val="18"/>
-          <w:szCs w:val="18"/>
-          <w:shd w:val="clear" w:color="auto" w:fill="80C687" w:themeFill="background1" w:themeFillShade="BF"/>
-        </w:rPr>
-      </w:pPr>
-      <w:r>
-        <w:rPr>
-          <w:rFonts w:hint="eastAsia"/>
-          <w:color w:val="0000CC"/>
-          <w:sz w:val="18"/>
-          <w:szCs w:val="18"/>
-          <w:shd w:val="clear" w:color="auto" w:fill="80C687" w:themeFill="background1" w:themeFillShade="BF"/>
-        </w:rPr>
-        <w:t>}</w:t>
-      </w:r>
-    </w:p>
-    <w:p>
-      <w:r>
-        <w:rPr>
-          <w:rFonts w:hint="eastAsia"/>
-        </w:rPr>
-        <w:t>或：</w:t>
-      </w:r>
-    </w:p>
-    <w:p>
-      <w:pPr>
-        <w:rPr>
-          <w:color w:val="0000CC"/>
-          <w:sz w:val="18"/>
-          <w:szCs w:val="18"/>
-          <w:shd w:val="clear" w:color="auto" w:fill="80C687" w:themeFill="background1" w:themeFillShade="BF"/>
-        </w:rPr>
-      </w:pPr>
-      <w:proofErr w:type="gramStart"/>
-      <w:r>
-        <w:rPr>
-          <w:rFonts w:hint="eastAsia"/>
-          <w:color w:val="0000CC"/>
-          <w:sz w:val="18"/>
-          <w:szCs w:val="18"/>
-          <w:shd w:val="clear" w:color="auto" w:fill="80C687" w:themeFill="background1" w:themeFillShade="BF"/>
-        </w:rPr>
-        <w:t>function</w:t>
-      </w:r>
-      <w:proofErr w:type="gramEnd"/>
-      <w:r>
-        <w:rPr>
-          <w:rFonts w:hint="eastAsia"/>
-          <w:color w:val="0000CC"/>
-          <w:sz w:val="18"/>
-          <w:szCs w:val="18"/>
-          <w:shd w:val="clear" w:color="auto" w:fill="80C687" w:themeFill="background1" w:themeFillShade="BF"/>
-        </w:rPr>
-        <w:t xml:space="preserve"> connect( host, </w:t>
-      </w:r>
-      <w:proofErr w:type="spellStart"/>
-      <w:r>
-        <w:rPr>
-          <w:rFonts w:hint="eastAsia"/>
-          <w:color w:val="0000CC"/>
-          <w:sz w:val="18"/>
-          <w:szCs w:val="18"/>
-          <w:shd w:val="clear" w:color="auto" w:fill="80C687" w:themeFill="background1" w:themeFillShade="BF"/>
-        </w:rPr>
-        <w:t>svcname</w:t>
-      </w:r>
-      <w:proofErr w:type="spellEnd"/>
-      <w:r>
-        <w:rPr>
-          <w:rFonts w:hint="eastAsia"/>
-          <w:color w:val="0000CC"/>
-          <w:sz w:val="18"/>
-          <w:szCs w:val="18"/>
-          <w:shd w:val="clear" w:color="auto" w:fill="80C687" w:themeFill="background1" w:themeFillShade="BF"/>
-        </w:rPr>
-        <w:t xml:space="preserve"> )</w:t>
-      </w:r>
-    </w:p>
-    <w:p>
-      <w:pPr>
-        <w:rPr>
-          <w:color w:val="0000CC"/>
-          <w:sz w:val="18"/>
-          <w:szCs w:val="18"/>
-          <w:shd w:val="clear" w:color="auto" w:fill="80C687" w:themeFill="background1" w:themeFillShade="BF"/>
-        </w:rPr>
-      </w:pPr>
-      <w:r>
-        <w:rPr>
-          <w:rFonts w:hint="eastAsia"/>
-          <w:color w:val="0000CC"/>
-          <w:sz w:val="18"/>
-          <w:szCs w:val="18"/>
-          <w:shd w:val="clear" w:color="auto" w:fill="80C687" w:themeFill="background1" w:themeFillShade="BF"/>
-        </w:rPr>
-        <w:t>{</w:t>
-      </w:r>
-    </w:p>
-    <w:p>
-      <w:pPr>
-        <w:rPr>
-          <w:color w:val="0000CC"/>
-          <w:sz w:val="18"/>
-          <w:szCs w:val="18"/>
-          <w:shd w:val="clear" w:color="auto" w:fill="80C687" w:themeFill="background1" w:themeFillShade="BF"/>
-        </w:rPr>
-      </w:pPr>
-      <w:r>
-        <w:rPr>
-          <w:rFonts w:hint="eastAsia"/>
-          <w:color w:val="0000CC"/>
-          <w:sz w:val="18"/>
-          <w:szCs w:val="18"/>
-          <w:shd w:val="clear" w:color="auto" w:fill="80C687" w:themeFill="background1" w:themeFillShade="BF"/>
-        </w:rPr>
-        <w:t xml:space="preserve">   </w:t>
-      </w:r>
-      <w:proofErr w:type="gramStart"/>
-      <w:r>
-        <w:rPr>
-          <w:color w:val="0000CC"/>
-          <w:sz w:val="18"/>
-          <w:szCs w:val="18"/>
-          <w:shd w:val="clear" w:color="auto" w:fill="80C687" w:themeFill="background1" w:themeFillShade="BF"/>
-        </w:rPr>
-        <w:t>host</w:t>
-      </w:r>
-      <w:proofErr w:type="gramEnd"/>
-      <w:r>
-        <w:rPr>
-          <w:color w:val="0000CC"/>
-          <w:sz w:val="18"/>
-          <w:szCs w:val="18"/>
-          <w:shd w:val="clear" w:color="auto" w:fill="80C687" w:themeFill="background1" w:themeFillShade="BF"/>
-        </w:rPr>
-        <w:t xml:space="preserve"> </w:t>
-      </w:r>
-      <w:r>
-        <w:rPr>
-          <w:rFonts w:hint="eastAsia"/>
-          <w:color w:val="0000CC"/>
-          <w:sz w:val="18"/>
-          <w:szCs w:val="18"/>
-          <w:shd w:val="clear" w:color="auto" w:fill="80C687" w:themeFill="background1" w:themeFillShade="BF"/>
-        </w:rPr>
-        <w:t xml:space="preserve">= arguments[0] ? </w:t>
-      </w:r>
-      <w:proofErr w:type="gramStart"/>
-      <w:r>
-        <w:rPr>
-          <w:rFonts w:hint="eastAsia"/>
-          <w:color w:val="0000CC"/>
-          <w:sz w:val="18"/>
-          <w:szCs w:val="18"/>
-          <w:shd w:val="clear" w:color="auto" w:fill="80C687" w:themeFill="background1" w:themeFillShade="BF"/>
-        </w:rPr>
-        <w:t>arguments[</w:t>
-      </w:r>
-      <w:proofErr w:type="gramEnd"/>
-      <w:r>
-        <w:rPr>
-          <w:rFonts w:hint="eastAsia"/>
-          <w:color w:val="0000CC"/>
-          <w:sz w:val="18"/>
-          <w:szCs w:val="18"/>
-          <w:shd w:val="clear" w:color="auto" w:fill="80C687" w:themeFill="background1" w:themeFillShade="BF"/>
-        </w:rPr>
-        <w:t xml:space="preserve">0] : </w:t>
-      </w:r>
-      <w:r>
-        <w:rPr>
-          <w:color w:val="0000CC"/>
-          <w:sz w:val="18"/>
-          <w:szCs w:val="18"/>
-          <w:shd w:val="clear" w:color="auto" w:fill="80C687" w:themeFill="background1" w:themeFillShade="BF"/>
-        </w:rPr>
-        <w:t>“</w:t>
-      </w:r>
-      <w:r>
-        <w:rPr>
-          <w:rFonts w:hint="eastAsia"/>
-          <w:color w:val="0000CC"/>
-          <w:sz w:val="18"/>
-          <w:szCs w:val="18"/>
-          <w:shd w:val="clear" w:color="auto" w:fill="80C687" w:themeFill="background1" w:themeFillShade="BF"/>
-        </w:rPr>
-        <w:t>local</w:t>
-      </w:r>
-      <w:r>
-        <w:rPr>
-          <w:color w:val="0000CC"/>
-          <w:sz w:val="18"/>
-          <w:szCs w:val="18"/>
-          <w:shd w:val="clear" w:color="auto" w:fill="80C687" w:themeFill="background1" w:themeFillShade="BF"/>
-        </w:rPr>
-        <w:t>”</w:t>
-      </w:r>
-      <w:r>
-        <w:rPr>
-          <w:rFonts w:hint="eastAsia"/>
-          <w:color w:val="0000CC"/>
-          <w:sz w:val="18"/>
-          <w:szCs w:val="18"/>
-          <w:shd w:val="clear" w:color="auto" w:fill="80C687" w:themeFill="background1" w:themeFillShade="BF"/>
-        </w:rPr>
-        <w:t xml:space="preserve"> ;</w:t>
-      </w:r>
-    </w:p>
-    <w:p>
-      <w:pPr>
-        <w:rPr>
-          <w:color w:val="0000CC"/>
-          <w:sz w:val="18"/>
-          <w:szCs w:val="18"/>
-          <w:shd w:val="clear" w:color="auto" w:fill="80C687" w:themeFill="background1" w:themeFillShade="BF"/>
-        </w:rPr>
-      </w:pPr>
-      <w:r>
-        <w:rPr>
-          <w:rFonts w:hint="eastAsia"/>
-          <w:color w:val="0000CC"/>
-          <w:sz w:val="18"/>
-          <w:szCs w:val="18"/>
-          <w:shd w:val="clear" w:color="auto" w:fill="80C687" w:themeFill="background1" w:themeFillShade="BF"/>
-        </w:rPr>
-        <w:t xml:space="preserve">   </w:t>
-      </w:r>
-      <w:proofErr w:type="spellStart"/>
-      <w:proofErr w:type="gramStart"/>
-      <w:r>
-        <w:rPr>
-          <w:rFonts w:hint="eastAsia"/>
-          <w:color w:val="0000CC"/>
-          <w:sz w:val="18"/>
-          <w:szCs w:val="18"/>
-          <w:shd w:val="clear" w:color="auto" w:fill="80C687" w:themeFill="background1" w:themeFillShade="BF"/>
-        </w:rPr>
-        <w:t>svcname</w:t>
-      </w:r>
-      <w:proofErr w:type="spellEnd"/>
-      <w:proofErr w:type="gramEnd"/>
-      <w:r>
-        <w:rPr>
-          <w:rFonts w:hint="eastAsia"/>
-          <w:color w:val="0000CC"/>
-          <w:sz w:val="18"/>
-          <w:szCs w:val="18"/>
-          <w:shd w:val="clear" w:color="auto" w:fill="80C687" w:themeFill="background1" w:themeFillShade="BF"/>
-        </w:rPr>
-        <w:t xml:space="preserve"> = arguments[1] ? </w:t>
-      </w:r>
-      <w:proofErr w:type="gramStart"/>
-      <w:r>
-        <w:rPr>
-          <w:rFonts w:hint="eastAsia"/>
-          <w:color w:val="0000CC"/>
-          <w:sz w:val="18"/>
-          <w:szCs w:val="18"/>
-          <w:shd w:val="clear" w:color="auto" w:fill="80C687" w:themeFill="background1" w:themeFillShade="BF"/>
-        </w:rPr>
-        <w:t>arguments[</w:t>
-      </w:r>
-      <w:proofErr w:type="gramEnd"/>
-      <w:r>
-        <w:rPr>
-          <w:rFonts w:hint="eastAsia"/>
-          <w:color w:val="0000CC"/>
-          <w:sz w:val="18"/>
-          <w:szCs w:val="18"/>
-          <w:shd w:val="clear" w:color="auto" w:fill="80C687" w:themeFill="background1" w:themeFillShade="BF"/>
-        </w:rPr>
-        <w:t xml:space="preserve">1] : </w:t>
-      </w:r>
-      <w:r>
-        <w:rPr>
-          <w:color w:val="0000CC"/>
-          <w:sz w:val="18"/>
-          <w:szCs w:val="18"/>
-          <w:shd w:val="clear" w:color="auto" w:fill="80C687" w:themeFill="background1" w:themeFillShade="BF"/>
-        </w:rPr>
-        <w:t>“</w:t>
-      </w:r>
-      <w:r>
-        <w:rPr>
-          <w:rFonts w:hint="eastAsia"/>
-          <w:color w:val="0000CC"/>
-          <w:sz w:val="18"/>
-          <w:szCs w:val="18"/>
-          <w:shd w:val="clear" w:color="auto" w:fill="80C687" w:themeFill="background1" w:themeFillShade="BF"/>
-        </w:rPr>
-        <w:t>11810</w:t>
-      </w:r>
-      <w:r>
-        <w:rPr>
-          <w:color w:val="0000CC"/>
-          <w:sz w:val="18"/>
-          <w:szCs w:val="18"/>
-          <w:shd w:val="clear" w:color="auto" w:fill="80C687" w:themeFill="background1" w:themeFillShade="BF"/>
-        </w:rPr>
-        <w:t>”</w:t>
-      </w:r>
-      <w:r>
-        <w:rPr>
-          <w:rFonts w:hint="eastAsia"/>
-          <w:color w:val="0000CC"/>
-          <w:sz w:val="18"/>
-          <w:szCs w:val="18"/>
-          <w:shd w:val="clear" w:color="auto" w:fill="80C687" w:themeFill="background1" w:themeFillShade="BF"/>
-        </w:rPr>
-        <w:t xml:space="preserve"> ;</w:t>
-      </w:r>
-    </w:p>
-    <w:p>
-      <w:pPr>
-        <w:rPr>
-          <w:color w:val="0000CC"/>
-          <w:sz w:val="18"/>
-          <w:szCs w:val="18"/>
-          <w:shd w:val="clear" w:color="auto" w:fill="80C687" w:themeFill="background1" w:themeFillShade="BF"/>
-        </w:rPr>
-      </w:pPr>
-      <w:r>
-        <w:rPr>
-          <w:rFonts w:hint="eastAsia"/>
-          <w:color w:val="0000CC"/>
-          <w:sz w:val="18"/>
-          <w:szCs w:val="18"/>
-          <w:shd w:val="clear" w:color="auto" w:fill="80C687" w:themeFill="background1" w:themeFillShade="BF"/>
-        </w:rPr>
-        <w:t>}</w:t>
-      </w:r>
-    </w:p>
-    <w:p>
-      <w:pPr>
-        <w:pStyle w:val="Heading2"/>
-      </w:pPr>
-      <w:r>
-        <w:rPr>
-          <w:rFonts w:hint="eastAsia"/>
-        </w:rPr>
-        <w:t>变量命名</w:t>
-      </w:r>
-    </w:p>
-    <w:p>
-      <w:r>
-        <w:rPr>
-          <w:rFonts w:hint="eastAsia"/>
-        </w:rPr>
-        <w:tab/>
-      </w:r>
-      <w:r>
-        <w:rPr>
-          <w:rFonts w:hint="eastAsia"/>
-        </w:rPr>
-        <w:t>局部变量、函数名统一</w:t>
-      </w:r>
-      <w:r>
-        <w:rPr>
-          <w:rFonts w:hint="eastAsia"/>
-        </w:rPr>
-        <w:t>驼峰命名法：</w:t>
-      </w:r>
-      <w:r>
-        <w:rPr>
-          <w:rFonts w:hint="eastAsia"/>
-        </w:rPr>
-        <w:t>以小写开头，</w:t>
-      </w:r>
-      <w:r>
-        <w:rPr>
-          <w:rFonts w:hint="eastAsia"/>
-        </w:rPr>
-        <w:t>除了第一个</w:t>
-      </w:r>
-      <w:r>
-        <w:rPr>
-          <w:rFonts w:hint="eastAsia"/>
-        </w:rPr>
-        <w:t>单词</w:t>
-      </w:r>
-      <w:r>
-        <w:rPr>
-          <w:rFonts w:hint="eastAsia"/>
-        </w:rPr>
-        <w:t>外其余单词</w:t>
-      </w:r>
-      <w:r>
-        <w:rPr>
-          <w:rFonts w:hint="eastAsia"/>
-        </w:rPr>
-        <w:t>首字母大写，如：</w:t>
-      </w:r>
-      <w:proofErr w:type="spellStart"/>
-      <w:r>
-        <w:rPr>
-          <w:rFonts w:hint="eastAsia"/>
-        </w:rPr>
-        <w:t>createDomain</w:t>
-      </w:r>
-      <w:proofErr w:type="spellEnd"/>
-      <w:r>
-        <w:rPr>
-          <w:rFonts w:hint="eastAsia"/>
-        </w:rPr>
-        <w:t>。</w:t>
-      </w:r>
-    </w:p>
-    <w:p>
-      <w:r>
-        <w:rPr>
-          <w:rFonts w:hint="eastAsia"/>
-        </w:rPr>
-        <w:tab/>
-      </w:r>
-      <w:r>
-        <w:rPr>
-          <w:rFonts w:hint="eastAsia"/>
-        </w:rPr>
-        <w:t>全局变量统一大写，单词之间用“</w:t>
-      </w:r>
-      <w:r>
-        <w:rPr>
-          <w:rFonts w:hint="eastAsia"/>
-        </w:rPr>
-        <w:t>_</w:t>
-      </w:r>
-      <w:r>
-        <w:rPr>
-          <w:rFonts w:hint="eastAsia"/>
-        </w:rPr>
-        <w:t>”分隔</w:t>
-      </w:r>
-      <w:r>
-        <w:rPr>
-          <w:rFonts w:hint="eastAsia"/>
-        </w:rPr>
-        <w:t>。</w:t>
-      </w:r>
-    </w:p>
-    <w:p>
-      <w:pPr>
-        <w:pStyle w:val="Heading2"/>
-      </w:pPr>
-      <w:r>
-        <w:rPr>
-          <w:rFonts w:hint="eastAsia"/>
-        </w:rPr>
-        <w:t>不要滥用全局变量</w:t>
-      </w:r>
-    </w:p>
-    <w:p>
-      <w:pPr>
-        <w:rPr>
-          <w:rFonts w:hint="eastAsia"/>
-        </w:rPr>
-      </w:pPr>
-      <w:r>
-        <w:rPr>
-          <w:rFonts w:hint="eastAsia"/>
-        </w:rPr>
-        <w:tab/>
-      </w:r>
-      <w:r>
-        <w:rPr>
-          <w:rFonts w:hint="eastAsia"/>
-        </w:rPr>
-        <w:t>可以使用局部变量解决的话，就不要创建全局变量。</w:t>
-      </w:r>
-      <w:r>
-        <w:rPr>
-          <w:rFonts w:hint="eastAsia"/>
-        </w:rPr>
-        <w:t>尽量把变量的作用范围控制在使用它的函数里面。对于全局变量，你很难晓得它在哪里被改变，在哪里又被调用。</w:t>
-      </w:r>
-    </w:p>
-    <w:p>
-      <w:pPr>
-        <w:rPr>
-          <w:rFonts w:hint="eastAsia"/>
-        </w:rPr>
-      </w:pPr>
-      <w:r>
-        <w:rPr>
-          <w:rFonts w:hint="eastAsia"/>
-        </w:rPr>
-        <w:tab/>
-      </w:r>
-      <w:r>
-        <w:rPr>
-          <w:rFonts w:hint="eastAsia"/>
-        </w:rPr>
-        <w:t>如</w:t>
-      </w:r>
-      <w:proofErr w:type="spellStart"/>
-      <w:r>
-        <w:rPr>
-          <w:rFonts w:hint="eastAsia"/>
-        </w:rPr>
-        <w:t>csName</w:t>
-      </w:r>
-      <w:proofErr w:type="spellEnd"/>
-      <w:r>
-        <w:rPr>
-          <w:rFonts w:hint="eastAsia"/>
-        </w:rPr>
-        <w:t>、</w:t>
-      </w:r>
-      <w:proofErr w:type="spellStart"/>
-      <w:r>
-        <w:rPr>
-          <w:rFonts w:hint="eastAsia"/>
-        </w:rPr>
-        <w:t>clName</w:t>
-      </w:r>
-      <w:proofErr w:type="spellEnd"/>
-      <w:r>
-        <w:rPr>
-          <w:rFonts w:hint="eastAsia"/>
-        </w:rPr>
-        <w:t>变量，可以放在</w:t>
-      </w:r>
-      <w:r>
-        <w:rPr>
-          <w:rFonts w:hint="eastAsia"/>
-        </w:rPr>
-        <w:t>main()</w:t>
-      </w:r>
-      <w:r>
-        <w:rPr>
-          <w:rFonts w:hint="eastAsia"/>
-        </w:rPr>
-        <w:t>函数里面再定义。</w:t>
-      </w:r>
-      <w:r>
-        <w:rPr>
-          <w:rFonts w:hint="eastAsia"/>
-        </w:rPr>
-        <w:t>当其他子函数要使用它们时，再用参数传进去：</w:t>
-      </w:r>
-    </w:p>
-    <w:p>
-      <w:pPr>
-        <w:rPr>
-          <w:rFonts w:hint="eastAsia"/>
-          <w:color w:val="0000CC"/>
-          <w:sz w:val="18"/>
-          <w:szCs w:val="18"/>
-          <w:shd w:val="clear" w:color="auto" w:fill="80C687" w:themeFill="background1" w:themeFillShade="BF"/>
-        </w:rPr>
-      </w:pPr>
-      <w:proofErr w:type="gramStart"/>
-      <w:r>
-        <w:rPr>
-          <w:rFonts w:hint="eastAsia"/>
-          <w:color w:val="0000CC"/>
-          <w:sz w:val="18"/>
-          <w:szCs w:val="18"/>
-          <w:shd w:val="clear" w:color="auto" w:fill="80C687" w:themeFill="background1" w:themeFillShade="BF"/>
-        </w:rPr>
-        <w:t>main()</w:t>
-      </w:r>
-      <w:proofErr w:type="gramEnd"/>
-    </w:p>
-    <w:p>
-      <w:pPr>
-        <w:rPr>
-          <w:color w:val="0000CC"/>
-          <w:sz w:val="18"/>
-          <w:szCs w:val="18"/>
-          <w:shd w:val="clear" w:color="auto" w:fill="80C687" w:themeFill="background1" w:themeFillShade="BF"/>
-        </w:rPr>
-      </w:pPr>
-      <w:proofErr w:type="gramStart"/>
-      <w:r>
-        <w:rPr>
-          <w:rFonts w:hint="eastAsia"/>
-          <w:color w:val="0000CC"/>
-          <w:sz w:val="18"/>
-          <w:szCs w:val="18"/>
-          <w:shd w:val="clear" w:color="auto" w:fill="80C687" w:themeFill="background1" w:themeFillShade="BF"/>
-        </w:rPr>
-        <w:t>function</w:t>
-      </w:r>
-      <w:proofErr w:type="gramEnd"/>
-      <w:r>
-        <w:rPr>
-          <w:rFonts w:hint="eastAsia"/>
-          <w:color w:val="0000CC"/>
-          <w:sz w:val="18"/>
-          <w:szCs w:val="18"/>
-          <w:shd w:val="clear" w:color="auto" w:fill="80C687" w:themeFill="background1" w:themeFillShade="BF"/>
-        </w:rPr>
-        <w:t xml:space="preserve"> main()</w:t>
-      </w:r>
-    </w:p>
-    <w:p>
-      <w:pPr>
-        <w:rPr>
-          <w:color w:val="0000CC"/>
-          <w:sz w:val="18"/>
-          <w:szCs w:val="18"/>
-          <w:shd w:val="clear" w:color="auto" w:fill="80C687" w:themeFill="background1" w:themeFillShade="BF"/>
-        </w:rPr>
-      </w:pPr>
-      <w:r>
-        <w:rPr>
-          <w:rFonts w:hint="eastAsia"/>
-          <w:color w:val="0000CC"/>
-          <w:sz w:val="18"/>
-          <w:szCs w:val="18"/>
-          <w:shd w:val="clear" w:color="auto" w:fill="80C687" w:themeFill="background1" w:themeFillShade="BF"/>
-        </w:rPr>
-        <w:t>{</w:t>
-      </w:r>
-    </w:p>
-    <w:p>
-      <w:pPr>
-        <w:rPr>
-          <w:color w:val="0000CC"/>
-          <w:sz w:val="18"/>
-          <w:szCs w:val="18"/>
-          <w:shd w:val="clear" w:color="auto" w:fill="80C687" w:themeFill="background1" w:themeFillShade="BF"/>
-        </w:rPr>
-      </w:pPr>
-      <w:r>
-        <w:rPr>
-          <w:rFonts w:hint="eastAsia"/>
-          <w:color w:val="0000CC"/>
-          <w:sz w:val="18"/>
-          <w:szCs w:val="18"/>
-          <w:shd w:val="clear" w:color="auto" w:fill="80C687" w:themeFill="background1" w:themeFillShade="BF"/>
-        </w:rPr>
-        <w:t xml:space="preserve">   </w:t>
-      </w:r>
-      <w:proofErr w:type="spellStart"/>
-      <w:proofErr w:type="gramStart"/>
-      <w:r>
-        <w:rPr>
-          <w:rFonts w:hint="eastAsia"/>
-          <w:color w:val="0000CC"/>
-          <w:sz w:val="18"/>
-          <w:szCs w:val="18"/>
-          <w:shd w:val="clear" w:color="auto" w:fill="80C687" w:themeFill="background1" w:themeFillShade="BF"/>
-        </w:rPr>
-        <w:t>var</w:t>
-      </w:r>
-      <w:proofErr w:type="spellEnd"/>
-      <w:proofErr w:type="gramEnd"/>
-      <w:r>
-        <w:rPr>
-          <w:rFonts w:hint="eastAsia"/>
-          <w:color w:val="0000CC"/>
-          <w:sz w:val="18"/>
-          <w:szCs w:val="18"/>
-          <w:shd w:val="clear" w:color="auto" w:fill="80C687" w:themeFill="background1" w:themeFillShade="BF"/>
-        </w:rPr>
-        <w:t xml:space="preserve"> </w:t>
-      </w:r>
-      <w:proofErr w:type="spellStart"/>
-      <w:r>
-        <w:rPr>
-          <w:rFonts w:hint="eastAsia"/>
-          <w:color w:val="0000CC"/>
-          <w:sz w:val="18"/>
-          <w:szCs w:val="18"/>
-          <w:shd w:val="clear" w:color="auto" w:fill="80C687" w:themeFill="background1" w:themeFillShade="BF"/>
-        </w:rPr>
-        <w:t>csName</w:t>
-      </w:r>
-      <w:proofErr w:type="spellEnd"/>
-      <w:r>
-        <w:rPr>
-          <w:rFonts w:hint="eastAsia"/>
-          <w:color w:val="0000CC"/>
-          <w:sz w:val="18"/>
-          <w:szCs w:val="18"/>
-          <w:shd w:val="clear" w:color="auto" w:fill="80C687" w:themeFill="background1" w:themeFillShade="BF"/>
-        </w:rPr>
-        <w:t xml:space="preserve"> = </w:t>
-      </w:r>
-      <w:r>
-        <w:rPr>
-          <w:color w:val="0000CC"/>
-          <w:sz w:val="18"/>
-          <w:szCs w:val="18"/>
-          <w:shd w:val="clear" w:color="auto" w:fill="80C687" w:themeFill="background1" w:themeFillShade="BF"/>
-        </w:rPr>
-        <w:t>COMMCSNAME</w:t>
-      </w:r>
-      <w:r>
-        <w:rPr>
-          <w:rFonts w:hint="eastAsia"/>
-          <w:color w:val="0000CC"/>
-          <w:sz w:val="18"/>
-          <w:szCs w:val="18"/>
-          <w:shd w:val="clear" w:color="auto" w:fill="80C687" w:themeFill="background1" w:themeFillShade="BF"/>
-        </w:rPr>
-        <w:t xml:space="preserve"> + </w:t>
-      </w:r>
-      <w:r>
-        <w:rPr>
-          <w:color w:val="0000CC"/>
-          <w:sz w:val="18"/>
-          <w:szCs w:val="18"/>
-          <w:shd w:val="clear" w:color="auto" w:fill="80C687" w:themeFill="background1" w:themeFillShade="BF"/>
-        </w:rPr>
-        <w:t>“</w:t>
-      </w:r>
-      <w:r>
-        <w:rPr>
-          <w:rFonts w:hint="eastAsia"/>
-          <w:color w:val="0000CC"/>
-          <w:sz w:val="18"/>
-          <w:szCs w:val="18"/>
-          <w:shd w:val="clear" w:color="auto" w:fill="80C687" w:themeFill="background1" w:themeFillShade="BF"/>
-        </w:rPr>
-        <w:t>_cs</w:t>
-      </w:r>
-      <w:r>
-        <w:rPr>
-          <w:color w:val="0000CC"/>
-          <w:sz w:val="18"/>
-          <w:szCs w:val="18"/>
-          <w:shd w:val="clear" w:color="auto" w:fill="80C687" w:themeFill="background1" w:themeFillShade="BF"/>
-        </w:rPr>
-        <w:t>”</w:t>
-      </w:r>
-      <w:r>
-        <w:rPr>
-          <w:rFonts w:hint="eastAsia"/>
-          <w:color w:val="0000CC"/>
-          <w:sz w:val="18"/>
-          <w:szCs w:val="18"/>
-          <w:shd w:val="clear" w:color="auto" w:fill="80C687" w:themeFill="background1" w:themeFillShade="BF"/>
-        </w:rPr>
-        <w:t>;</w:t>
-      </w:r>
-    </w:p>
-    <w:p>
-      <w:pPr>
-        <w:rPr>
-          <w:rFonts w:hint="eastAsia"/>
-          <w:color w:val="0000CC"/>
-          <w:sz w:val="18"/>
-          <w:szCs w:val="18"/>
-          <w:shd w:val="clear" w:color="auto" w:fill="80C687" w:themeFill="background1" w:themeFillShade="BF"/>
-        </w:rPr>
-      </w:pPr>
-      <w:r>
-        <w:rPr>
-          <w:rFonts w:hint="eastAsia"/>
-          <w:color w:val="0000CC"/>
-          <w:sz w:val="18"/>
-          <w:szCs w:val="18"/>
-          <w:shd w:val="clear" w:color="auto" w:fill="80C687" w:themeFill="background1" w:themeFillShade="BF"/>
-        </w:rPr>
-        <w:t xml:space="preserve">   </w:t>
-      </w:r>
-      <w:proofErr w:type="spellStart"/>
-      <w:proofErr w:type="gramStart"/>
-      <w:r>
-        <w:rPr>
-          <w:rFonts w:hint="eastAsia"/>
-          <w:color w:val="0000CC"/>
-          <w:sz w:val="18"/>
-          <w:szCs w:val="18"/>
-          <w:shd w:val="clear" w:color="auto" w:fill="80C687" w:themeFill="background1" w:themeFillShade="BF"/>
-        </w:rPr>
-        <w:t>var</w:t>
-      </w:r>
-      <w:proofErr w:type="spellEnd"/>
-      <w:proofErr w:type="gramEnd"/>
-      <w:r>
-        <w:rPr>
-          <w:rFonts w:hint="eastAsia"/>
-          <w:color w:val="0000CC"/>
-          <w:sz w:val="18"/>
-          <w:szCs w:val="18"/>
-          <w:shd w:val="clear" w:color="auto" w:fill="80C687" w:themeFill="background1" w:themeFillShade="BF"/>
-        </w:rPr>
-        <w:t xml:space="preserve"> </w:t>
-      </w:r>
-      <w:proofErr w:type="spellStart"/>
-      <w:r>
-        <w:rPr>
-          <w:rFonts w:hint="eastAsia"/>
-          <w:color w:val="0000CC"/>
-          <w:sz w:val="18"/>
-          <w:szCs w:val="18"/>
-          <w:shd w:val="clear" w:color="auto" w:fill="80C687" w:themeFill="background1" w:themeFillShade="BF"/>
-        </w:rPr>
-        <w:t>cLName</w:t>
-      </w:r>
-      <w:proofErr w:type="spellEnd"/>
-      <w:r>
-        <w:rPr>
-          <w:rFonts w:hint="eastAsia"/>
-          <w:color w:val="0000CC"/>
-          <w:sz w:val="18"/>
-          <w:szCs w:val="18"/>
-          <w:shd w:val="clear" w:color="auto" w:fill="80C687" w:themeFill="background1" w:themeFillShade="BF"/>
-        </w:rPr>
-        <w:t xml:space="preserve"> = </w:t>
-      </w:r>
-      <w:r>
-        <w:rPr>
-          <w:color w:val="0000CC"/>
-          <w:sz w:val="18"/>
-          <w:szCs w:val="18"/>
-          <w:shd w:val="clear" w:color="auto" w:fill="80C687" w:themeFill="background1" w:themeFillShade="BF"/>
-        </w:rPr>
-        <w:t>COMMC</w:t>
-      </w:r>
-      <w:r>
-        <w:rPr>
-          <w:rFonts w:hint="eastAsia"/>
-          <w:color w:val="0000CC"/>
-          <w:sz w:val="18"/>
-          <w:szCs w:val="18"/>
-          <w:shd w:val="clear" w:color="auto" w:fill="80C687" w:themeFill="background1" w:themeFillShade="BF"/>
-        </w:rPr>
-        <w:t>L</w:t>
-      </w:r>
-      <w:r>
-        <w:rPr>
-          <w:color w:val="0000CC"/>
-          <w:sz w:val="18"/>
-          <w:szCs w:val="18"/>
-          <w:shd w:val="clear" w:color="auto" w:fill="80C687" w:themeFill="background1" w:themeFillShade="BF"/>
-        </w:rPr>
-        <w:t>NAM</w:t>
-      </w:r>
-      <w:r>
-        <w:rPr>
-          <w:rFonts w:hint="eastAsia"/>
-          <w:color w:val="0000CC"/>
-          <w:sz w:val="18"/>
-          <w:szCs w:val="18"/>
-          <w:shd w:val="clear" w:color="auto" w:fill="80C687" w:themeFill="background1" w:themeFillShade="BF"/>
-        </w:rPr>
-        <w:t xml:space="preserve"> + </w:t>
-      </w:r>
-      <w:r>
-        <w:rPr>
-          <w:color w:val="0000CC"/>
-          <w:sz w:val="18"/>
-          <w:szCs w:val="18"/>
-          <w:shd w:val="clear" w:color="auto" w:fill="80C687" w:themeFill="background1" w:themeFillShade="BF"/>
-        </w:rPr>
-        <w:t>“</w:t>
-      </w:r>
-      <w:r>
-        <w:rPr>
-          <w:rFonts w:hint="eastAsia"/>
-          <w:color w:val="0000CC"/>
-          <w:sz w:val="18"/>
-          <w:szCs w:val="18"/>
-          <w:shd w:val="clear" w:color="auto" w:fill="80C687" w:themeFill="background1" w:themeFillShade="BF"/>
-        </w:rPr>
-        <w:t>_</w:t>
-      </w:r>
-      <w:proofErr w:type="spellStart"/>
-      <w:r>
-        <w:rPr>
-          <w:rFonts w:hint="eastAsia"/>
-          <w:color w:val="0000CC"/>
-          <w:sz w:val="18"/>
-          <w:szCs w:val="18"/>
-          <w:shd w:val="clear" w:color="auto" w:fill="80C687" w:themeFill="background1" w:themeFillShade="BF"/>
-        </w:rPr>
-        <w:t>cl</w:t>
-      </w:r>
-      <w:proofErr w:type="spellEnd"/>
-      <w:r>
-        <w:rPr>
-          <w:color w:val="0000CC"/>
-          <w:sz w:val="18"/>
-          <w:szCs w:val="18"/>
-          <w:shd w:val="clear" w:color="auto" w:fill="80C687" w:themeFill="background1" w:themeFillShade="BF"/>
-        </w:rPr>
-        <w:t>”</w:t>
-      </w:r>
-      <w:r>
-        <w:rPr>
-          <w:rFonts w:hint="eastAsia"/>
-          <w:color w:val="0000CC"/>
-          <w:sz w:val="18"/>
-          <w:szCs w:val="18"/>
-          <w:shd w:val="clear" w:color="auto" w:fill="80C687" w:themeFill="background1" w:themeFillShade="BF"/>
-        </w:rPr>
-        <w:t>;</w:t>
-      </w:r>
-    </w:p>
-    <w:p>
-      <w:pPr>
-        <w:rPr>
-          <w:color w:val="0000CC"/>
-          <w:sz w:val="18"/>
-          <w:szCs w:val="18"/>
-          <w:shd w:val="clear" w:color="auto" w:fill="80C687" w:themeFill="background1" w:themeFillShade="BF"/>
-        </w:rPr>
-      </w:pPr>
-      <w:r>
-        <w:rPr>
-          <w:rFonts w:hint="eastAsia"/>
-          <w:color w:val="0000CC"/>
-          <w:sz w:val="18"/>
-          <w:szCs w:val="18"/>
-          <w:shd w:val="clear" w:color="auto" w:fill="80C687" w:themeFill="background1" w:themeFillShade="BF"/>
-        </w:rPr>
-        <w:t xml:space="preserve">   func1( </w:t>
-      </w:r>
-      <w:proofErr w:type="spellStart"/>
-      <w:r>
-        <w:rPr>
-          <w:rFonts w:hint="eastAsia"/>
-          <w:color w:val="0000CC"/>
-          <w:sz w:val="18"/>
-          <w:szCs w:val="18"/>
-          <w:shd w:val="clear" w:color="auto" w:fill="80C687" w:themeFill="background1" w:themeFillShade="BF"/>
-        </w:rPr>
-        <w:t>csName</w:t>
-      </w:r>
-      <w:proofErr w:type="spellEnd"/>
-      <w:r>
-        <w:rPr>
-          <w:rFonts w:hint="eastAsia"/>
-          <w:color w:val="0000CC"/>
-          <w:sz w:val="18"/>
-          <w:szCs w:val="18"/>
-          <w:shd w:val="clear" w:color="auto" w:fill="80C687" w:themeFill="background1" w:themeFillShade="BF"/>
-        </w:rPr>
-        <w:t xml:space="preserve">, </w:t>
-      </w:r>
-      <w:proofErr w:type="spellStart"/>
-      <w:r>
-        <w:rPr>
-          <w:rFonts w:hint="eastAsia"/>
-          <w:color w:val="0000CC"/>
-          <w:sz w:val="18"/>
-          <w:szCs w:val="18"/>
-          <w:shd w:val="clear" w:color="auto" w:fill="80C687" w:themeFill="background1" w:themeFillShade="BF"/>
-        </w:rPr>
-        <w:t>clName</w:t>
-      </w:r>
-      <w:proofErr w:type="spellEnd"/>
-      <w:r>
-        <w:rPr>
-          <w:rFonts w:hint="eastAsia"/>
-          <w:color w:val="0000CC"/>
-          <w:sz w:val="18"/>
-          <w:szCs w:val="18"/>
-          <w:shd w:val="clear" w:color="auto" w:fill="80C687" w:themeFill="background1" w:themeFillShade="BF"/>
-        </w:rPr>
-        <w:t xml:space="preserve"> ); //</w:t>
-      </w:r>
-      <w:r>
-        <w:rPr>
-          <w:rFonts w:hint="eastAsia"/>
-          <w:color w:val="0000CC"/>
-          <w:sz w:val="18"/>
-          <w:szCs w:val="18"/>
-          <w:shd w:val="clear" w:color="auto" w:fill="80C687" w:themeFill="background1" w:themeFillShade="BF"/>
-        </w:rPr>
-        <w:t>子函数中传参</w:t>
-      </w:r>
-    </w:p>
-    <w:p>
-      <w:pPr>
-        <w:rPr>
-          <w:rFonts w:hint="eastAsia"/>
-          <w:color w:val="0000CC"/>
-          <w:sz w:val="18"/>
-          <w:szCs w:val="18"/>
-          <w:shd w:val="clear" w:color="auto" w:fill="80C687" w:themeFill="background1" w:themeFillShade="BF"/>
-        </w:rPr>
-      </w:pPr>
-      <w:r>
-        <w:rPr>
-          <w:rFonts w:hint="eastAsia"/>
-          <w:color w:val="0000CC"/>
-          <w:sz w:val="18"/>
-          <w:szCs w:val="18"/>
-          <w:shd w:val="clear" w:color="auto" w:fill="80C687" w:themeFill="background1" w:themeFillShade="BF"/>
-        </w:rPr>
-        <w:lastRenderedPageBreak/>
-        <w:t>}</w:t>
-      </w:r>
-    </w:p>
-    <w:p>
-      <w:pPr>
-        <w:rPr>
-          <w:rFonts w:hint="eastAsia"/>
-          <w:color w:val="0000CC"/>
-          <w:sz w:val="18"/>
-          <w:szCs w:val="18"/>
-          <w:shd w:val="clear" w:color="auto" w:fill="80C687" w:themeFill="background1" w:themeFillShade="BF"/>
-        </w:rPr>
-      </w:pPr>
-      <w:proofErr w:type="gramStart"/>
-      <w:r>
-        <w:rPr>
-          <w:rFonts w:hint="eastAsia"/>
-          <w:color w:val="0000CC"/>
-          <w:sz w:val="18"/>
-          <w:szCs w:val="18"/>
-          <w:shd w:val="clear" w:color="auto" w:fill="80C687" w:themeFill="background1" w:themeFillShade="BF"/>
-        </w:rPr>
-        <w:t>function</w:t>
-      </w:r>
-      <w:proofErr w:type="gramEnd"/>
-      <w:r>
-        <w:rPr>
-          <w:rFonts w:hint="eastAsia"/>
-          <w:color w:val="0000CC"/>
-          <w:sz w:val="18"/>
-          <w:szCs w:val="18"/>
-          <w:shd w:val="clear" w:color="auto" w:fill="80C687" w:themeFill="background1" w:themeFillShade="BF"/>
-        </w:rPr>
-        <w:t xml:space="preserve"> func1( </w:t>
-      </w:r>
-      <w:proofErr w:type="spellStart"/>
-      <w:r>
-        <w:rPr>
-          <w:rFonts w:hint="eastAsia"/>
-          <w:color w:val="0000CC"/>
-          <w:sz w:val="18"/>
-          <w:szCs w:val="18"/>
-          <w:shd w:val="clear" w:color="auto" w:fill="80C687" w:themeFill="background1" w:themeFillShade="BF"/>
-        </w:rPr>
-        <w:t>csName</w:t>
-      </w:r>
-      <w:proofErr w:type="spellEnd"/>
-      <w:r>
-        <w:rPr>
-          <w:rFonts w:hint="eastAsia"/>
-          <w:color w:val="0000CC"/>
-          <w:sz w:val="18"/>
-          <w:szCs w:val="18"/>
-          <w:shd w:val="clear" w:color="auto" w:fill="80C687" w:themeFill="background1" w:themeFillShade="BF"/>
-        </w:rPr>
-        <w:t xml:space="preserve">, </w:t>
-      </w:r>
-      <w:proofErr w:type="spellStart"/>
-      <w:r>
-        <w:rPr>
-          <w:rFonts w:hint="eastAsia"/>
-          <w:color w:val="0000CC"/>
-          <w:sz w:val="18"/>
-          <w:szCs w:val="18"/>
-          <w:shd w:val="clear" w:color="auto" w:fill="80C687" w:themeFill="background1" w:themeFillShade="BF"/>
-        </w:rPr>
-        <w:t>clName</w:t>
-      </w:r>
-      <w:proofErr w:type="spellEnd"/>
-      <w:r>
-        <w:rPr>
-          <w:rFonts w:hint="eastAsia"/>
-          <w:color w:val="0000CC"/>
-          <w:sz w:val="18"/>
-          <w:szCs w:val="18"/>
-          <w:shd w:val="clear" w:color="auto" w:fill="80C687" w:themeFill="background1" w:themeFillShade="BF"/>
-        </w:rPr>
-        <w:t xml:space="preserve"> )</w:t>
-      </w:r>
-    </w:p>
-    <w:p>
-      <w:pPr>
-        <w:rPr>
-          <w:rFonts w:hint="eastAsia"/>
           <w:color w:val="0000CC"/>
           <w:sz w:val="18"/>
           <w:szCs w:val="18"/>
@@ -6852,11 +6850,6 @@
       </w:r>
     </w:p>
     <w:p>
-      <w:pPr>
-        <w:rPr>
-          <w:rFonts w:hint="eastAsia"/>
-        </w:rPr>
-      </w:pPr>
       <w:r>
         <w:rPr>
           <w:rFonts w:hint="eastAsia"/>
@@ -6873,7 +6866,6 @@
     <w:p>
       <w:pPr>
         <w:rPr>
-          <w:rFonts w:hint="eastAsia"/>
           <w:color w:val="0000CC"/>
           <w:sz w:val="18"/>
           <w:szCs w:val="18"/>
@@ -6930,7 +6922,6 @@
     <w:p>
       <w:pPr>
         <w:rPr>
-          <w:rFonts w:hint="eastAsia"/>
           <w:color w:val="0000CC"/>
           <w:sz w:val="18"/>
           <w:szCs w:val="18"/>
@@ -7000,7 +6991,6 @@
     <w:p>
       <w:pPr>
         <w:rPr>
-          <w:rFonts w:hint="eastAsia"/>
           <w:color w:val="0000CC"/>
           <w:sz w:val="18"/>
           <w:szCs w:val="18"/>
@@ -7021,7 +7011,6 @@
     <w:p>
       <w:pPr>
         <w:rPr>
-          <w:rFonts w:hint="eastAsia"/>
           <w:color w:val="0000CC"/>
           <w:sz w:val="18"/>
           <w:szCs w:val="18"/>
@@ -7064,7 +7053,6 @@
     <w:p>
       <w:pPr>
         <w:rPr>
-          <w:rFonts w:hint="eastAsia"/>
           <w:color w:val="0000CC"/>
           <w:sz w:val="18"/>
           <w:szCs w:val="18"/>
@@ -7083,11 +7071,6 @@
       </w:r>
     </w:p>
     <w:p>
-      <w:pPr>
-        <w:rPr>
-          <w:rFonts w:hint="eastAsia"/>
-        </w:rPr>
-      </w:pPr>
       <w:r>
         <w:rPr>
           <w:rFonts w:hint="eastAsia"/>
@@ -7128,7 +7111,6 @@
     <w:p>
       <w:pPr>
         <w:rPr>
-          <w:rFonts w:hint="eastAsia"/>
           <w:color w:val="0000CC"/>
           <w:sz w:val="18"/>
           <w:szCs w:val="18"/>
@@ -7185,7 +7167,6 @@
     <w:p>
       <w:pPr>
         <w:rPr>
-          <w:rFonts w:hint="eastAsia"/>
           <w:color w:val="0000CC"/>
           <w:sz w:val="18"/>
           <w:szCs w:val="18"/>
@@ -7276,7 +7257,6 @@
     <w:p>
       <w:pPr>
         <w:rPr>
-          <w:rFonts w:hint="eastAsia"/>
           <w:color w:val="0000CC"/>
           <w:sz w:val="18"/>
           <w:szCs w:val="18"/>
@@ -7348,7 +7328,6 @@
     <w:p>
       <w:pPr>
         <w:rPr>
-          <w:rFonts w:hint="eastAsia"/>
           <w:color w:val="0000CC"/>
           <w:sz w:val="18"/>
           <w:szCs w:val="18"/>
@@ -7369,7 +7348,6 @@
     <w:p>
       <w:pPr>
         <w:rPr>
-          <w:rFonts w:hint="eastAsia"/>
           <w:color w:val="0000CC"/>
           <w:sz w:val="18"/>
           <w:szCs w:val="18"/>
@@ -7412,7 +7390,6 @@
     <w:p>
       <w:pPr>
         <w:rPr>
-          <w:rFonts w:hint="eastAsia"/>
           <w:color w:val="0000CC"/>
           <w:sz w:val="18"/>
           <w:szCs w:val="18"/>
@@ -8065,7 +8042,6 @@
     <w:p>
       <w:pPr>
         <w:rPr>
-          <w:rFonts w:hint="eastAsia"/>
           <w:color w:val="0000CC"/>
           <w:sz w:val="18"/>
           <w:szCs w:val="18"/>
@@ -8095,11 +8071,6 @@
       </w:r>
     </w:p>
     <w:p>
-      <w:pPr>
-        <w:rPr>
-          <w:rFonts w:hint="eastAsia"/>
-        </w:rPr>
-      </w:pPr>
       <w:r>
         <w:rPr>
           <w:rFonts w:hint="eastAsia"/>
@@ -8114,11 +8085,6 @@
       </w:r>
     </w:p>
     <w:p>
-      <w:pPr>
-        <w:rPr>
-          <w:rFonts w:hint="eastAsia"/>
-        </w:rPr>
-      </w:pPr>
       <w:r>
         <w:rPr>
           <w:rFonts w:hint="eastAsia"/>
@@ -8133,11 +8099,6 @@
       </w:r>
     </w:p>
     <w:p>
-      <w:pPr>
-        <w:rPr>
-          <w:rFonts w:hint="eastAsia"/>
-        </w:rPr>
-      </w:pPr>
       <w:r>
         <w:rPr>
           <w:rFonts w:hint="eastAsia"/>
@@ -8154,7 +8115,6 @@
     <w:p>
       <w:pPr>
         <w:rPr>
-          <w:rFonts w:hint="eastAsia"/>
           <w:color w:val="0000CC"/>
           <w:sz w:val="18"/>
           <w:szCs w:val="18"/>
@@ -8238,11 +8198,6 @@
       </w:r>
     </w:p>
     <w:p>
-      <w:pPr>
-        <w:rPr>
-          <w:rFonts w:hint="eastAsia"/>
-        </w:rPr>
-      </w:pPr>
       <w:r>
         <w:rPr>
           <w:rFonts w:hint="eastAsia"/>
@@ -8274,11 +8229,6 @@
       </w:r>
     </w:p>
     <w:p>
-      <w:pPr>
-        <w:rPr>
-          <w:rFonts w:hint="eastAsia"/>
-        </w:rPr>
-      </w:pPr>
       <w:r>
         <w:rPr>
           <w:rFonts w:hint="eastAsia"/>
@@ -8386,7 +8336,6 @@
     <w:p>
       <w:pPr>
         <w:rPr>
-          <w:rFonts w:hint="eastAsia"/>
           <w:color w:val="0000CC"/>
           <w:sz w:val="18"/>
           <w:szCs w:val="18"/>
@@ -8459,7 +8408,6 @@
     <w:p>
       <w:pPr>
         <w:rPr>
-          <w:rFonts w:hint="eastAsia"/>
           <w:color w:val="0000CC"/>
           <w:sz w:val="18"/>
           <w:szCs w:val="18"/>
@@ -8559,11 +8507,6 @@
       </w:r>
     </w:p>
     <w:p>
-      <w:pPr>
-        <w:rPr>
-          <w:rFonts w:hint="eastAsia"/>
-        </w:rPr>
-      </w:pPr>
       <w:proofErr w:type="spellStart"/>
       <w:proofErr w:type="gramStart"/>
       <w:r>
@@ -8648,11 +8591,6 @@
       </w:r>
     </w:p>
     <w:p>
-      <w:pPr>
-        <w:rPr>
-          <w:rFonts w:hint="eastAsia"/>
-        </w:rPr>
-      </w:pPr>
       <w:r>
         <w:rPr>
           <w:rFonts w:hint="eastAsia"/>
@@ -8669,7 +8607,6 @@
     <w:p>
       <w:pPr>
         <w:rPr>
-          <w:rFonts w:hint="eastAsia"/>
           <w:color w:val="0000CC"/>
           <w:sz w:val="18"/>
           <w:szCs w:val="18"/>
@@ -8917,7 +8854,6 @@
     <w:p>
       <w:pPr>
         <w:rPr>
-          <w:rFonts w:hint="eastAsia"/>
           <w:color w:val="0000CC"/>
           <w:sz w:val="18"/>
           <w:szCs w:val="18"/>
@@ -9026,7 +8962,6 @@
     <w:p>
       <w:pPr>
         <w:rPr>
-          <w:rFonts w:hint="eastAsia"/>
           <w:color w:val="0000CC"/>
           <w:sz w:val="18"/>
           <w:szCs w:val="18"/>

--- a/internal_doc/09.规范模板/JS测试用例编写指导书.docx
+++ b/internal_doc/09.规范模板/JS测试用例编写指导书.docx
@@ -366,7 +366,7 @@
           <w:color w:val="0000CC"/>
           <w:sz w:val="18"/>
           <w:szCs w:val="18"/>
-          <w:shd w:val="clear" w:color="auto" w:fill="80C687" w:themeFill="background1" w:themeFillShade="BF"/>
+          <w:shd w:val="clear" w:color="auto" w:fill="BFBFBF" w:themeFill="background1" w:themeFillShade="BF"/>
         </w:rPr>
       </w:pPr>
       <w:proofErr w:type="gramStart"/>
@@ -376,7 +376,7 @@
           <w:color w:val="0000CC"/>
           <w:sz w:val="18"/>
           <w:szCs w:val="18"/>
-          <w:shd w:val="clear" w:color="auto" w:fill="80C687" w:themeFill="background1" w:themeFillShade="BF"/>
+          <w:shd w:val="clear" w:color="auto" w:fill="BFBFBF" w:themeFill="background1" w:themeFillShade="BF"/>
         </w:rPr>
         <w:t>bin/</w:t>
       </w:r>
@@ -387,7 +387,7 @@
           <w:color w:val="0000CC"/>
           <w:sz w:val="18"/>
           <w:szCs w:val="18"/>
-          <w:shd w:val="clear" w:color="auto" w:fill="80C687" w:themeFill="background1" w:themeFillShade="BF"/>
+          <w:shd w:val="clear" w:color="auto" w:fill="BFBFBF" w:themeFill="background1" w:themeFillShade="BF"/>
         </w:rPr>
         <w:t>sdb</w:t>
       </w:r>
@@ -401,16 +401,16 @@
           <w:color w:val="0000CC"/>
           <w:sz w:val="18"/>
           <w:szCs w:val="18"/>
-          <w:shd w:val="clear" w:color="auto" w:fill="80C687" w:themeFill="background1" w:themeFillShade="BF"/>
-        </w:rPr>
-      </w:pPr>
-      <w:r>
-        <w:rPr>
-          <w:rFonts w:hint="eastAsia"/>
-          <w:color w:val="0000CC"/>
-          <w:sz w:val="18"/>
-          <w:szCs w:val="18"/>
-          <w:shd w:val="clear" w:color="auto" w:fill="80C687" w:themeFill="background1" w:themeFillShade="BF"/>
+          <w:shd w:val="clear" w:color="auto" w:fill="BFBFBF" w:themeFill="background1" w:themeFillShade="BF"/>
+        </w:rPr>
+      </w:pPr>
+      <w:r>
+        <w:rPr>
+          <w:rFonts w:hint="eastAsia"/>
+          <w:color w:val="0000CC"/>
+          <w:sz w:val="18"/>
+          <w:szCs w:val="18"/>
+          <w:shd w:val="clear" w:color="auto" w:fill="BFBFBF" w:themeFill="background1" w:themeFillShade="BF"/>
         </w:rPr>
         <w:t xml:space="preserve"> </w:t>
       </w:r>
@@ -419,7 +419,7 @@
           <w:color w:val="0000CC"/>
           <w:sz w:val="18"/>
           <w:szCs w:val="18"/>
-          <w:shd w:val="clear" w:color="auto" w:fill="80C687" w:themeFill="background1" w:themeFillShade="BF"/>
+          <w:shd w:val="clear" w:color="auto" w:fill="BFBFBF" w:themeFill="background1" w:themeFillShade="BF"/>
         </w:rPr>
         <w:t>–</w:t>
       </w:r>
@@ -429,7 +429,7 @@
           <w:color w:val="0000CC"/>
           <w:sz w:val="18"/>
           <w:szCs w:val="18"/>
-          <w:shd w:val="clear" w:color="auto" w:fill="80C687" w:themeFill="background1" w:themeFillShade="BF"/>
+          <w:shd w:val="clear" w:color="auto" w:fill="BFBFBF" w:themeFill="background1" w:themeFillShade="BF"/>
         </w:rPr>
         <w:t xml:space="preserve">e </w:t>
       </w:r>
@@ -439,7 +439,7 @@
           <w:color w:val="0000CC"/>
           <w:sz w:val="18"/>
           <w:szCs w:val="18"/>
-          <w:shd w:val="clear" w:color="auto" w:fill="80C687" w:themeFill="background1" w:themeFillShade="BF"/>
+          <w:shd w:val="clear" w:color="auto" w:fill="BFBFBF" w:themeFill="background1" w:themeFillShade="BF"/>
         </w:rPr>
         <w:t>"</w:t>
       </w:r>
@@ -450,7 +450,7 @@
           <w:color w:val="0000CC"/>
           <w:sz w:val="18"/>
           <w:szCs w:val="18"/>
-          <w:shd w:val="clear" w:color="auto" w:fill="80C687" w:themeFill="background1" w:themeFillShade="BF"/>
+          <w:shd w:val="clear" w:color="auto" w:fill="BFBFBF" w:themeFill="background1" w:themeFillShade="BF"/>
         </w:rPr>
         <w:t>var</w:t>
       </w:r>
@@ -461,7 +461,7 @@
           <w:color w:val="0000CC"/>
           <w:sz w:val="18"/>
           <w:szCs w:val="18"/>
-          <w:shd w:val="clear" w:color="auto" w:fill="80C687" w:themeFill="background1" w:themeFillShade="BF"/>
+          <w:shd w:val="clear" w:color="auto" w:fill="BFBFBF" w:themeFill="background1" w:themeFillShade="BF"/>
         </w:rPr>
         <w:t xml:space="preserve"> </w:t>
       </w:r>
@@ -471,7 +471,7 @@
           <w:color w:val="0000CC"/>
           <w:sz w:val="18"/>
           <w:szCs w:val="18"/>
-          <w:shd w:val="clear" w:color="auto" w:fill="80C687" w:themeFill="background1" w:themeFillShade="BF"/>
+          <w:shd w:val="clear" w:color="auto" w:fill="BFBFBF" w:themeFill="background1" w:themeFillShade="BF"/>
         </w:rPr>
         <w:t>CHANGED</w:t>
       </w:r>
@@ -480,7 +480,7 @@
           <w:color w:val="0000CC"/>
           <w:sz w:val="18"/>
           <w:szCs w:val="18"/>
-          <w:shd w:val="clear" w:color="auto" w:fill="80C687" w:themeFill="background1" w:themeFillShade="BF"/>
+          <w:shd w:val="clear" w:color="auto" w:fill="BFBFBF" w:themeFill="background1" w:themeFillShade="BF"/>
         </w:rPr>
         <w:t>PREFIX='${</w:t>
       </w:r>
@@ -490,7 +490,7 @@
           <w:color w:val="0000CC"/>
           <w:sz w:val="18"/>
           <w:szCs w:val="18"/>
-          <w:shd w:val="clear" w:color="auto" w:fill="80C687" w:themeFill="background1" w:themeFillShade="BF"/>
+          <w:shd w:val="clear" w:color="auto" w:fill="BFBFBF" w:themeFill="background1" w:themeFillShade="BF"/>
         </w:rPr>
         <w:t>CHANGEDSTRING</w:t>
       </w:r>
@@ -499,7 +499,7 @@
           <w:color w:val="0000CC"/>
           <w:sz w:val="18"/>
           <w:szCs w:val="18"/>
-          <w:shd w:val="clear" w:color="auto" w:fill="80C687" w:themeFill="background1" w:themeFillShade="BF"/>
+          <w:shd w:val="clear" w:color="auto" w:fill="BFBFBF" w:themeFill="background1" w:themeFillShade="BF"/>
         </w:rPr>
         <w:t>}';</w:t>
       </w:r>
@@ -511,16 +511,16 @@
           <w:color w:val="0000CC"/>
           <w:sz w:val="18"/>
           <w:szCs w:val="18"/>
-          <w:shd w:val="clear" w:color="auto" w:fill="80C687" w:themeFill="background1" w:themeFillShade="BF"/>
-        </w:rPr>
-      </w:pPr>
-      <w:r>
-        <w:rPr>
-          <w:rFonts w:hint="eastAsia"/>
-          <w:color w:val="0000CC"/>
-          <w:sz w:val="18"/>
-          <w:szCs w:val="18"/>
-          <w:shd w:val="clear" w:color="auto" w:fill="80C687" w:themeFill="background1" w:themeFillShade="BF"/>
+          <w:shd w:val="clear" w:color="auto" w:fill="BFBFBF" w:themeFill="background1" w:themeFillShade="BF"/>
+        </w:rPr>
+      </w:pPr>
+      <w:r>
+        <w:rPr>
+          <w:rFonts w:hint="eastAsia"/>
+          <w:color w:val="0000CC"/>
+          <w:sz w:val="18"/>
+          <w:szCs w:val="18"/>
+          <w:shd w:val="clear" w:color="auto" w:fill="BFBFBF" w:themeFill="background1" w:themeFillShade="BF"/>
         </w:rPr>
         <w:tab/>
       </w:r>
@@ -531,7 +531,7 @@
           <w:color w:val="0000CC"/>
           <w:sz w:val="18"/>
           <w:szCs w:val="18"/>
-          <w:shd w:val="clear" w:color="auto" w:fill="80C687" w:themeFill="background1" w:themeFillShade="BF"/>
+          <w:shd w:val="clear" w:color="auto" w:fill="BFBFBF" w:themeFill="background1" w:themeFillShade="BF"/>
         </w:rPr>
         <w:t>var</w:t>
       </w:r>
@@ -542,7 +542,7 @@
           <w:color w:val="0000CC"/>
           <w:sz w:val="18"/>
           <w:szCs w:val="18"/>
-          <w:shd w:val="clear" w:color="auto" w:fill="80C687" w:themeFill="background1" w:themeFillShade="BF"/>
+          <w:shd w:val="clear" w:color="auto" w:fill="BFBFBF" w:themeFill="background1" w:themeFillShade="BF"/>
         </w:rPr>
         <w:t xml:space="preserve"> COORDSVCNAME='${</w:t>
       </w:r>
@@ -552,7 +552,7 @@
           <w:color w:val="0000CC"/>
           <w:sz w:val="18"/>
           <w:szCs w:val="18"/>
-          <w:shd w:val="clear" w:color="auto" w:fill="80C687" w:themeFill="background1" w:themeFillShade="BF"/>
+          <w:shd w:val="clear" w:color="auto" w:fill="BFBFBF" w:themeFill="background1" w:themeFillShade="BF"/>
         </w:rPr>
         <w:t>coord.service.port</w:t>
       </w:r>
@@ -562,7 +562,7 @@
           <w:color w:val="0000CC"/>
           <w:sz w:val="18"/>
           <w:szCs w:val="18"/>
-          <w:shd w:val="clear" w:color="auto" w:fill="80C687" w:themeFill="background1" w:themeFillShade="BF"/>
+          <w:shd w:val="clear" w:color="auto" w:fill="BFBFBF" w:themeFill="background1" w:themeFillShade="BF"/>
         </w:rPr>
         <w:t>}'</w:t>
       </w:r>
@@ -572,7 +572,7 @@
           <w:color w:val="0000CC"/>
           <w:sz w:val="18"/>
           <w:szCs w:val="18"/>
-          <w:shd w:val="clear" w:color="auto" w:fill="80C687" w:themeFill="background1" w:themeFillShade="BF"/>
+          <w:shd w:val="clear" w:color="auto" w:fill="BFBFBF" w:themeFill="background1" w:themeFillShade="BF"/>
         </w:rPr>
         <w:t>"</w:t>
       </w:r>
@@ -584,16 +584,16 @@
           <w:color w:val="0000CC"/>
           <w:sz w:val="18"/>
           <w:szCs w:val="18"/>
-          <w:shd w:val="clear" w:color="auto" w:fill="80C687" w:themeFill="background1" w:themeFillShade="BF"/>
-        </w:rPr>
-      </w:pPr>
-      <w:r>
-        <w:rPr>
-          <w:rFonts w:hint="eastAsia"/>
-          <w:color w:val="0000CC"/>
-          <w:sz w:val="18"/>
-          <w:szCs w:val="18"/>
-          <w:shd w:val="clear" w:color="auto" w:fill="80C687" w:themeFill="background1" w:themeFillShade="BF"/>
+          <w:shd w:val="clear" w:color="auto" w:fill="BFBFBF" w:themeFill="background1" w:themeFillShade="BF"/>
+        </w:rPr>
+      </w:pPr>
+      <w:r>
+        <w:rPr>
+          <w:rFonts w:hint="eastAsia"/>
+          <w:color w:val="0000CC"/>
+          <w:sz w:val="18"/>
+          <w:szCs w:val="18"/>
+          <w:shd w:val="clear" w:color="auto" w:fill="BFBFBF" w:themeFill="background1" w:themeFillShade="BF"/>
         </w:rPr>
         <w:t xml:space="preserve"> </w:t>
       </w:r>
@@ -602,7 +602,7 @@
           <w:color w:val="0000CC"/>
           <w:sz w:val="18"/>
           <w:szCs w:val="18"/>
-          <w:shd w:val="clear" w:color="auto" w:fill="80C687" w:themeFill="background1" w:themeFillShade="BF"/>
+          <w:shd w:val="clear" w:color="auto" w:fill="BFBFBF" w:themeFill="background1" w:themeFillShade="BF"/>
         </w:rPr>
         <w:t>–f “</w:t>
       </w:r>
@@ -612,7 +612,7 @@
           <w:color w:val="0000CC"/>
           <w:sz w:val="18"/>
           <w:szCs w:val="18"/>
-          <w:shd w:val="clear" w:color="auto" w:fill="80C687" w:themeFill="background1" w:themeFillShade="BF"/>
+          <w:shd w:val="clear" w:color="auto" w:fill="BFBFBF" w:themeFill="background1" w:themeFillShade="BF"/>
         </w:rPr>
         <w:t>func.js,</w:t>
       </w:r>
@@ -622,7 +622,7 @@
           <w:color w:val="0000CC"/>
           <w:sz w:val="18"/>
           <w:szCs w:val="18"/>
-          <w:shd w:val="clear" w:color="auto" w:fill="80C687" w:themeFill="background1" w:themeFillShade="BF"/>
+          <w:shd w:val="clear" w:color="auto" w:fill="BFBFBF" w:themeFill="background1" w:themeFillShade="BF"/>
         </w:rPr>
         <w:t xml:space="preserve"> </w:t>
       </w:r>
@@ -632,7 +632,7 @@
           <w:color w:val="0000CC"/>
           <w:sz w:val="18"/>
           <w:szCs w:val="18"/>
-          <w:shd w:val="clear" w:color="auto" w:fill="80C687" w:themeFill="background1" w:themeFillShade="BF"/>
+          <w:shd w:val="clear" w:color="auto" w:fill="BFBFBF" w:themeFill="background1" w:themeFillShade="BF"/>
         </w:rPr>
         <w:t>[</w:t>
       </w:r>
@@ -642,7 +642,7 @@
           <w:color w:val="0000CC"/>
           <w:sz w:val="18"/>
           <w:szCs w:val="18"/>
-          <w:shd w:val="clear" w:color="auto" w:fill="80C687" w:themeFill="background1" w:themeFillShade="BF"/>
+          <w:shd w:val="clear" w:color="auto" w:fill="BFBFBF" w:themeFill="background1" w:themeFillShade="BF"/>
         </w:rPr>
         <w:t>comm</w:t>
       </w:r>
@@ -652,7 +652,7 @@
           <w:color w:val="0000CC"/>
           <w:sz w:val="18"/>
           <w:szCs w:val="18"/>
-          <w:shd w:val="clear" w:color="auto" w:fill="80C687" w:themeFill="background1" w:themeFillShade="BF"/>
+          <w:shd w:val="clear" w:color="auto" w:fill="BFBFBF" w:themeFill="background1" w:themeFillShade="BF"/>
         </w:rPr>
         <w:t>lib.js],</w:t>
       </w:r>
@@ -662,7 +662,7 @@
           <w:color w:val="0000CC"/>
           <w:sz w:val="18"/>
           <w:szCs w:val="18"/>
-          <w:shd w:val="clear" w:color="auto" w:fill="80C687" w:themeFill="background1" w:themeFillShade="BF"/>
+          <w:shd w:val="clear" w:color="auto" w:fill="BFBFBF" w:themeFill="background1" w:themeFillShade="BF"/>
         </w:rPr>
         <w:t xml:space="preserve"> </w:t>
       </w:r>
@@ -672,7 +672,7 @@
           <w:color w:val="0000CC"/>
           <w:sz w:val="18"/>
           <w:szCs w:val="18"/>
-          <w:shd w:val="clear" w:color="auto" w:fill="80C687" w:themeFill="background1" w:themeFillShade="BF"/>
+          <w:shd w:val="clear" w:color="auto" w:fill="BFBFBF" w:themeFill="background1" w:themeFillShade="BF"/>
         </w:rPr>
         <w:t>test.js</w:t>
       </w:r>
@@ -681,7 +681,7 @@
           <w:color w:val="0000CC"/>
           <w:sz w:val="18"/>
           <w:szCs w:val="18"/>
-          <w:shd w:val="clear" w:color="auto" w:fill="80C687" w:themeFill="background1" w:themeFillShade="BF"/>
+          <w:shd w:val="clear" w:color="auto" w:fill="BFBFBF" w:themeFill="background1" w:themeFillShade="BF"/>
         </w:rPr>
         <w:t>”</w:t>
       </w:r>
@@ -2986,7 +2986,7 @@
           <w:color w:val="0000CC"/>
           <w:sz w:val="18"/>
           <w:szCs w:val="18"/>
-          <w:shd w:val="clear" w:color="auto" w:fill="80C687" w:themeFill="background1" w:themeFillShade="BF"/>
+          <w:shd w:val="clear" w:color="auto" w:fill="BFBFBF" w:themeFill="background1" w:themeFillShade="BF"/>
         </w:rPr>
       </w:pPr>
       <w:proofErr w:type="gramStart"/>
@@ -2996,7 +2996,7 @@
           <w:color w:val="0000CC"/>
           <w:sz w:val="18"/>
           <w:szCs w:val="18"/>
-          <w:shd w:val="clear" w:color="auto" w:fill="80C687" w:themeFill="background1" w:themeFillShade="BF"/>
+          <w:shd w:val="clear" w:color="auto" w:fill="BFBFBF" w:themeFill="background1" w:themeFillShade="BF"/>
         </w:rPr>
         <w:t>db</w:t>
       </w:r>
@@ -3007,7 +3007,7 @@
           <w:color w:val="0000CC"/>
           <w:sz w:val="18"/>
           <w:szCs w:val="18"/>
-          <w:shd w:val="clear" w:color="auto" w:fill="80C687" w:themeFill="background1" w:themeFillShade="BF"/>
+          <w:shd w:val="clear" w:color="auto" w:fill="BFBFBF" w:themeFill="background1" w:themeFillShade="BF"/>
         </w:rPr>
         <w:t xml:space="preserve"> = new </w:t>
       </w:r>
@@ -3018,7 +3018,7 @@
           <w:color w:val="0000CC"/>
           <w:sz w:val="18"/>
           <w:szCs w:val="18"/>
-          <w:shd w:val="clear" w:color="auto" w:fill="80C687" w:themeFill="background1" w:themeFillShade="BF"/>
+          <w:shd w:val="clear" w:color="auto" w:fill="BFBFBF" w:themeFill="background1" w:themeFillShade="BF"/>
         </w:rPr>
         <w:t>Sdb</w:t>
       </w:r>
@@ -3029,7 +3029,7 @@
           <w:color w:val="0000CC"/>
           <w:sz w:val="18"/>
           <w:szCs w:val="18"/>
-          <w:shd w:val="clear" w:color="auto" w:fill="80C687" w:themeFill="background1" w:themeFillShade="BF"/>
+          <w:shd w:val="clear" w:color="auto" w:fill="BFBFBF" w:themeFill="background1" w:themeFillShade="BF"/>
         </w:rPr>
         <w:t>(</w:t>
       </w:r>
@@ -3038,7 +3038,7 @@
           <w:color w:val="0000CC"/>
           <w:sz w:val="18"/>
           <w:szCs w:val="18"/>
-          <w:shd w:val="clear" w:color="auto" w:fill="80C687" w:themeFill="background1" w:themeFillShade="BF"/>
+          <w:shd w:val="clear" w:color="auto" w:fill="BFBFBF" w:themeFill="background1" w:themeFillShade="BF"/>
         </w:rPr>
         <w:t>‘</w:t>
       </w:r>
@@ -3049,7 +3049,7 @@
           <w:color w:val="0000CC"/>
           <w:sz w:val="18"/>
           <w:szCs w:val="18"/>
-          <w:shd w:val="clear" w:color="auto" w:fill="80C687" w:themeFill="background1" w:themeFillShade="BF"/>
+          <w:shd w:val="clear" w:color="auto" w:fill="BFBFBF" w:themeFill="background1" w:themeFillShade="BF"/>
         </w:rPr>
         <w:t>localhost</w:t>
       </w:r>
@@ -3059,7 +3059,7 @@
           <w:color w:val="0000CC"/>
           <w:sz w:val="18"/>
           <w:szCs w:val="18"/>
-          <w:shd w:val="clear" w:color="auto" w:fill="80C687" w:themeFill="background1" w:themeFillShade="BF"/>
+          <w:shd w:val="clear" w:color="auto" w:fill="BFBFBF" w:themeFill="background1" w:themeFillShade="BF"/>
         </w:rPr>
         <w:t>’</w:t>
       </w:r>
@@ -3069,7 +3069,7 @@
           <w:color w:val="0000CC"/>
           <w:sz w:val="18"/>
           <w:szCs w:val="18"/>
-          <w:shd w:val="clear" w:color="auto" w:fill="80C687" w:themeFill="background1" w:themeFillShade="BF"/>
+          <w:shd w:val="clear" w:color="auto" w:fill="BFBFBF" w:themeFill="background1" w:themeFillShade="BF"/>
         </w:rPr>
         <w:t>, COORDSVCNAME ) ;</w:t>
       </w:r>
@@ -3080,7 +3080,7 @@
           <w:color w:val="0000CC"/>
           <w:sz w:val="18"/>
           <w:szCs w:val="18"/>
-          <w:shd w:val="clear" w:color="auto" w:fill="80C687" w:themeFill="background1" w:themeFillShade="BF"/>
+          <w:shd w:val="clear" w:color="auto" w:fill="BFBFBF" w:themeFill="background1" w:themeFillShade="BF"/>
         </w:rPr>
       </w:pPr>
       <w:proofErr w:type="spellStart"/>
@@ -3091,7 +3091,7 @@
           <w:color w:val="0000CC"/>
           <w:sz w:val="18"/>
           <w:szCs w:val="18"/>
-          <w:shd w:val="clear" w:color="auto" w:fill="80C687" w:themeFill="background1" w:themeFillShade="BF"/>
+          <w:shd w:val="clear" w:color="auto" w:fill="BFBFBF" w:themeFill="background1" w:themeFillShade="BF"/>
         </w:rPr>
         <w:t>dbcat</w:t>
       </w:r>
@@ -3103,7 +3103,7 @@
           <w:color w:val="0000CC"/>
           <w:sz w:val="18"/>
           <w:szCs w:val="18"/>
-          <w:shd w:val="clear" w:color="auto" w:fill="80C687" w:themeFill="background1" w:themeFillShade="BF"/>
+          <w:shd w:val="clear" w:color="auto" w:fill="BFBFBF" w:themeFill="background1" w:themeFillShade="BF"/>
         </w:rPr>
         <w:t xml:space="preserve"> = new </w:t>
       </w:r>
@@ -3114,7 +3114,7 @@
           <w:color w:val="0000CC"/>
           <w:sz w:val="18"/>
           <w:szCs w:val="18"/>
-          <w:shd w:val="clear" w:color="auto" w:fill="80C687" w:themeFill="background1" w:themeFillShade="BF"/>
+          <w:shd w:val="clear" w:color="auto" w:fill="BFBFBF" w:themeFill="background1" w:themeFillShade="BF"/>
         </w:rPr>
         <w:t>Sdb</w:t>
       </w:r>
@@ -3125,7 +3125,7 @@
           <w:color w:val="0000CC"/>
           <w:sz w:val="18"/>
           <w:szCs w:val="18"/>
-          <w:shd w:val="clear" w:color="auto" w:fill="80C687" w:themeFill="background1" w:themeFillShade="BF"/>
+          <w:shd w:val="clear" w:color="auto" w:fill="BFBFBF" w:themeFill="background1" w:themeFillShade="BF"/>
         </w:rPr>
         <w:t>(</w:t>
       </w:r>
@@ -3134,7 +3134,7 @@
           <w:color w:val="0000CC"/>
           <w:sz w:val="18"/>
           <w:szCs w:val="18"/>
-          <w:shd w:val="clear" w:color="auto" w:fill="80C687" w:themeFill="background1" w:themeFillShade="BF"/>
+          <w:shd w:val="clear" w:color="auto" w:fill="BFBFBF" w:themeFill="background1" w:themeFillShade="BF"/>
         </w:rPr>
         <w:t>‘</w:t>
       </w:r>
@@ -3145,7 +3145,7 @@
           <w:color w:val="0000CC"/>
           <w:sz w:val="18"/>
           <w:szCs w:val="18"/>
-          <w:shd w:val="clear" w:color="auto" w:fill="80C687" w:themeFill="background1" w:themeFillShade="BF"/>
+          <w:shd w:val="clear" w:color="auto" w:fill="BFBFBF" w:themeFill="background1" w:themeFillShade="BF"/>
         </w:rPr>
         <w:t>localhost</w:t>
       </w:r>
@@ -3155,7 +3155,7 @@
           <w:color w:val="0000CC"/>
           <w:sz w:val="18"/>
           <w:szCs w:val="18"/>
-          <w:shd w:val="clear" w:color="auto" w:fill="80C687" w:themeFill="background1" w:themeFillShade="BF"/>
+          <w:shd w:val="clear" w:color="auto" w:fill="BFBFBF" w:themeFill="background1" w:themeFillShade="BF"/>
         </w:rPr>
         <w:t>’</w:t>
       </w:r>
@@ -3165,7 +3165,7 @@
           <w:color w:val="0000CC"/>
           <w:sz w:val="18"/>
           <w:szCs w:val="18"/>
-          <w:shd w:val="clear" w:color="auto" w:fill="80C687" w:themeFill="background1" w:themeFillShade="BF"/>
+          <w:shd w:val="clear" w:color="auto" w:fill="BFBFBF" w:themeFill="background1" w:themeFillShade="BF"/>
         </w:rPr>
         <w:t>, CATASVCNAME ) ;</w:t>
       </w:r>
@@ -3268,6 +3268,186 @@
     <w:p>
       <w:pPr>
         <w:pStyle w:val="Heading2"/>
+        <w:rPr>
+          <w:rFonts w:hint="eastAsia"/>
+        </w:rPr>
+      </w:pPr>
+      <w:r>
+        <w:rPr>
+          <w:rFonts w:hint="eastAsia"/>
+        </w:rPr>
+        <w:t>注意一致性检查</w:t>
+      </w:r>
+    </w:p>
+    <w:p>
+      <w:pPr>
+        <w:rPr>
+          <w:rFonts w:hint="eastAsia"/>
+        </w:rPr>
+      </w:pPr>
+      <w:r>
+        <w:rPr>
+          <w:rFonts w:hint="eastAsia"/>
+        </w:rPr>
+        <w:t>对于一个组内多幅本的业务操作（如</w:t>
+      </w:r>
+      <w:r>
+        <w:rPr>
+          <w:rFonts w:hint="eastAsia"/>
+        </w:rPr>
+        <w:t xml:space="preserve"> find, </w:t>
+      </w:r>
+      <w:proofErr w:type="spellStart"/>
+      <w:r>
+        <w:rPr>
+          <w:rFonts w:hint="eastAsia"/>
+        </w:rPr>
+        <w:t>listIndex</w:t>
+      </w:r>
+      <w:proofErr w:type="spellEnd"/>
+      <w:r>
+        <w:rPr>
+          <w:rFonts w:hint="eastAsia"/>
+        </w:rPr>
+        <w:t>等）会存在主、备短暂不一致的问题，因此会对用例执行产生随机性的失败，需要通过如下方法进行避免：</w:t>
+      </w:r>
+    </w:p>
+    <w:p>
+      <w:pPr>
+        <w:pStyle w:val="ListParagraph"/>
+        <w:numPr>
+          <w:ilvl w:val="0"/>
+          <w:numId w:val="2"/>
+        </w:numPr>
+        <w:ind w:firstLineChars="0"/>
+        <w:rPr>
+          <w:rFonts w:hint="eastAsia"/>
+        </w:rPr>
+      </w:pPr>
+      <w:r>
+        <w:rPr>
+          <w:rFonts w:hint="eastAsia"/>
+        </w:rPr>
+        <w:t>设置</w:t>
+      </w:r>
+      <w:r>
+        <w:rPr>
+          <w:rFonts w:hint="eastAsia"/>
+        </w:rPr>
+        <w:t>collection</w:t>
+      </w:r>
+      <w:r>
+        <w:rPr>
+          <w:rFonts w:hint="eastAsia"/>
+        </w:rPr>
+        <w:t>的</w:t>
+      </w:r>
+      <w:proofErr w:type="spellStart"/>
+      <w:r>
+        <w:rPr>
+          <w:rFonts w:hint="eastAsia"/>
+        </w:rPr>
+        <w:t>ReplSize</w:t>
+      </w:r>
+      <w:proofErr w:type="spellEnd"/>
+      <w:r>
+        <w:rPr>
+          <w:rFonts w:hint="eastAsia"/>
+        </w:rPr>
+        <w:t>=0</w:t>
+      </w:r>
+      <w:r>
+        <w:rPr>
+          <w:rFonts w:hint="eastAsia"/>
+        </w:rPr>
+        <w:t>，可以确保</w:t>
+      </w:r>
+      <w:r>
+        <w:rPr>
+          <w:rFonts w:hint="eastAsia"/>
+        </w:rPr>
+        <w:t>find, insert, update, remove</w:t>
+      </w:r>
+      <w:r>
+        <w:rPr>
+          <w:rFonts w:hint="eastAsia"/>
+        </w:rPr>
+        <w:t>等操作的一致性</w:t>
+      </w:r>
+    </w:p>
+    <w:p>
+      <w:pPr>
+        <w:pStyle w:val="ListParagraph"/>
+        <w:numPr>
+          <w:ilvl w:val="0"/>
+          <w:numId w:val="2"/>
+        </w:numPr>
+        <w:ind w:firstLineChars="0"/>
+        <w:rPr>
+          <w:rFonts w:hint="eastAsia"/>
+        </w:rPr>
+      </w:pPr>
+      <w:r>
+        <w:rPr>
+          <w:rFonts w:hint="eastAsia"/>
+        </w:rPr>
+        <w:t>通过在用例中判断各组的节点的</w:t>
+      </w:r>
+      <w:r>
+        <w:rPr>
+          <w:rFonts w:hint="eastAsia"/>
+        </w:rPr>
+        <w:t xml:space="preserve">current </w:t>
+      </w:r>
+      <w:proofErr w:type="spellStart"/>
+      <w:r>
+        <w:rPr>
+          <w:rFonts w:hint="eastAsia"/>
+        </w:rPr>
+        <w:t>lsn</w:t>
+      </w:r>
+      <w:proofErr w:type="spellEnd"/>
+      <w:r>
+        <w:rPr>
+          <w:rFonts w:hint="eastAsia"/>
+        </w:rPr>
+        <w:t>是否一致</w:t>
+      </w:r>
+    </w:p>
+    <w:p>
+      <w:pPr>
+        <w:pStyle w:val="ListParagraph"/>
+        <w:numPr>
+          <w:ilvl w:val="0"/>
+          <w:numId w:val="2"/>
+        </w:numPr>
+        <w:ind w:firstLineChars="0"/>
+        <w:rPr>
+          <w:rFonts w:hint="eastAsia"/>
+        </w:rPr>
+      </w:pPr>
+      <w:r>
+        <w:rPr>
+          <w:rFonts w:hint="eastAsia"/>
+        </w:rPr>
+        <w:t>通过一定的时间等待和状态检测来进行判断（禁止直接使用</w:t>
+      </w:r>
+      <w:r>
+        <w:rPr>
+          <w:rFonts w:hint="eastAsia"/>
+        </w:rPr>
+        <w:t>sleep</w:t>
+      </w:r>
+      <w:r>
+        <w:rPr>
+          <w:rFonts w:hint="eastAsia"/>
+        </w:rPr>
+        <w:t>）</w:t>
+      </w:r>
+    </w:p>
+    <w:p>
+      <w:pPr>
+        <w:pStyle w:val="Heading2"/>
       </w:pPr>
       <w:r>
         <w:rPr>
@@ -3380,6 +3560,7 @@
         <w:rPr>
           <w:rFonts w:hint="eastAsia"/>
         </w:rPr>
+        <w:lastRenderedPageBreak/>
         <w:t>使用公共函数库中建立的连接</w:t>
       </w:r>
     </w:p>
@@ -3389,7 +3570,7 @@
           <w:color w:val="0000CC"/>
           <w:sz w:val="18"/>
           <w:szCs w:val="18"/>
-          <w:shd w:val="clear" w:color="auto" w:fill="80C687" w:themeFill="background1" w:themeFillShade="BF"/>
+          <w:shd w:val="clear" w:color="auto" w:fill="BFBFBF" w:themeFill="background1" w:themeFillShade="BF"/>
         </w:rPr>
       </w:pPr>
       <w:r>
@@ -3499,7 +3680,7 @@
           <w:color w:val="0000CC"/>
           <w:sz w:val="18"/>
           <w:szCs w:val="18"/>
-          <w:shd w:val="clear" w:color="auto" w:fill="80C687" w:themeFill="background1" w:themeFillShade="BF"/>
+          <w:shd w:val="clear" w:color="auto" w:fill="BFBFBF" w:themeFill="background1" w:themeFillShade="BF"/>
         </w:rPr>
       </w:pPr>
       <w:proofErr w:type="gramStart"/>
@@ -3509,7 +3690,7 @@
           <w:color w:val="0000CC"/>
           <w:sz w:val="18"/>
           <w:szCs w:val="18"/>
-          <w:shd w:val="clear" w:color="auto" w:fill="80C687" w:themeFill="background1" w:themeFillShade="BF"/>
+          <w:shd w:val="clear" w:color="auto" w:fill="BFBFBF" w:themeFill="background1" w:themeFillShade="BF"/>
         </w:rPr>
         <w:t>function</w:t>
       </w:r>
@@ -3520,7 +3701,7 @@
           <w:color w:val="0000CC"/>
           <w:sz w:val="18"/>
           <w:szCs w:val="18"/>
-          <w:shd w:val="clear" w:color="auto" w:fill="80C687" w:themeFill="background1" w:themeFillShade="BF"/>
+          <w:shd w:val="clear" w:color="auto" w:fill="BFBFBF" w:themeFill="background1" w:themeFillShade="BF"/>
         </w:rPr>
         <w:t xml:space="preserve"> test( db )</w:t>
       </w:r>
@@ -3531,16 +3712,16 @@
           <w:color w:val="0000CC"/>
           <w:sz w:val="18"/>
           <w:szCs w:val="18"/>
-          <w:shd w:val="clear" w:color="auto" w:fill="80C687" w:themeFill="background1" w:themeFillShade="BF"/>
-        </w:rPr>
-      </w:pPr>
-      <w:r>
-        <w:rPr>
-          <w:rFonts w:hint="eastAsia"/>
-          <w:color w:val="0000CC"/>
-          <w:sz w:val="18"/>
-          <w:szCs w:val="18"/>
-          <w:shd w:val="clear" w:color="auto" w:fill="80C687" w:themeFill="background1" w:themeFillShade="BF"/>
+          <w:shd w:val="clear" w:color="auto" w:fill="BFBFBF" w:themeFill="background1" w:themeFillShade="BF"/>
+        </w:rPr>
+      </w:pPr>
+      <w:r>
+        <w:rPr>
+          <w:rFonts w:hint="eastAsia"/>
+          <w:color w:val="0000CC"/>
+          <w:sz w:val="18"/>
+          <w:szCs w:val="18"/>
+          <w:shd w:val="clear" w:color="auto" w:fill="BFBFBF" w:themeFill="background1" w:themeFillShade="BF"/>
         </w:rPr>
         <w:t>{</w:t>
       </w:r>
@@ -3551,21 +3732,647 @@
           <w:color w:val="0000CC"/>
           <w:sz w:val="18"/>
           <w:szCs w:val="18"/>
-          <w:shd w:val="clear" w:color="auto" w:fill="80C687" w:themeFill="background1" w:themeFillShade="BF"/>
-        </w:rPr>
-      </w:pPr>
-      <w:r>
-        <w:rPr>
-          <w:rFonts w:hint="eastAsia"/>
-          <w:color w:val="0000CC"/>
-          <w:sz w:val="18"/>
-          <w:szCs w:val="18"/>
-          <w:shd w:val="clear" w:color="auto" w:fill="80C687" w:themeFill="background1" w:themeFillShade="BF"/>
+          <w:shd w:val="clear" w:color="auto" w:fill="BFBFBF" w:themeFill="background1" w:themeFillShade="BF"/>
+        </w:rPr>
+      </w:pPr>
+      <w:r>
+        <w:rPr>
+          <w:rFonts w:hint="eastAsia"/>
+          <w:color w:val="0000CC"/>
+          <w:sz w:val="18"/>
+          <w:szCs w:val="18"/>
+          <w:shd w:val="clear" w:color="auto" w:fill="BFBFBF" w:themeFill="background1" w:themeFillShade="BF"/>
+        </w:rPr>
+        <w:t xml:space="preserve">   </w:t>
+      </w:r>
+      <w:proofErr w:type="spellStart"/>
+      <w:proofErr w:type="gramStart"/>
+      <w:r>
+        <w:rPr>
+          <w:rFonts w:hint="eastAsia"/>
+          <w:color w:val="0000CC"/>
+          <w:sz w:val="18"/>
+          <w:szCs w:val="18"/>
+          <w:shd w:val="clear" w:color="auto" w:fill="BFBFBF" w:themeFill="background1" w:themeFillShade="BF"/>
+        </w:rPr>
+        <w:t>db.listReplicas</w:t>
+      </w:r>
+      <w:proofErr w:type="spellEnd"/>
+      <w:r>
+        <w:rPr>
+          <w:rFonts w:hint="eastAsia"/>
+          <w:color w:val="0000CC"/>
+          <w:sz w:val="18"/>
+          <w:szCs w:val="18"/>
+          <w:shd w:val="clear" w:color="auto" w:fill="BFBFBF" w:themeFill="background1" w:themeFillShade="BF"/>
+        </w:rPr>
+        <w:t>(</w:t>
+      </w:r>
+      <w:proofErr w:type="gramEnd"/>
+      <w:r>
+        <w:rPr>
+          <w:rFonts w:hint="eastAsia"/>
+          <w:color w:val="0000CC"/>
+          <w:sz w:val="18"/>
+          <w:szCs w:val="18"/>
+          <w:shd w:val="clear" w:color="auto" w:fill="BFBFBF" w:themeFill="background1" w:themeFillShade="BF"/>
+        </w:rPr>
+        <w:t>) ;</w:t>
+      </w:r>
+    </w:p>
+    <w:p>
+      <w:pPr>
+        <w:rPr>
+          <w:color w:val="0000CC"/>
+          <w:sz w:val="18"/>
+          <w:szCs w:val="18"/>
+          <w:shd w:val="clear" w:color="auto" w:fill="BFBFBF" w:themeFill="background1" w:themeFillShade="BF"/>
+        </w:rPr>
+      </w:pPr>
+      <w:r>
+        <w:rPr>
+          <w:rFonts w:hint="eastAsia"/>
+          <w:color w:val="0000CC"/>
+          <w:sz w:val="18"/>
+          <w:szCs w:val="18"/>
+          <w:shd w:val="clear" w:color="auto" w:fill="BFBFBF" w:themeFill="background1" w:themeFillShade="BF"/>
+        </w:rPr>
+        <w:t>}</w:t>
+      </w:r>
+    </w:p>
+    <w:p>
+      <w:pPr>
+        <w:rPr>
+          <w:color w:val="0000CC"/>
+          <w:sz w:val="18"/>
+          <w:szCs w:val="18"/>
+          <w:shd w:val="clear" w:color="auto" w:fill="BFBFBF" w:themeFill="background1" w:themeFillShade="BF"/>
+        </w:rPr>
+      </w:pPr>
+      <w:r>
+        <w:rPr>
+          <w:rFonts w:hint="eastAsia"/>
+        </w:rPr>
+        <w:tab/>
+      </w:r>
+      <w:r>
+        <w:rPr>
+          <w:rFonts w:hint="eastAsia"/>
+        </w:rPr>
+        <w:t>如果是在测试用例中创建的连接</w:t>
+      </w:r>
+      <w:r>
+        <w:rPr>
+          <w:rFonts w:hint="eastAsia"/>
+        </w:rPr>
+        <w:t>(</w:t>
+      </w:r>
+      <w:r>
+        <w:rPr>
+          <w:rFonts w:hint="eastAsia"/>
+        </w:rPr>
+        <w:t>而不是</w:t>
+      </w:r>
+      <w:r>
+        <w:rPr>
+          <w:rFonts w:hint="eastAsia"/>
+        </w:rPr>
+        <w:t>func.js)</w:t>
+      </w:r>
+      <w:r>
+        <w:rPr>
+          <w:rFonts w:hint="eastAsia"/>
+        </w:rPr>
+        <w:t>，在清理环境时请关闭连接，遵循资源在哪创建在哪释放的原则。</w:t>
+      </w:r>
+    </w:p>
+    <w:p>
+      <w:pPr>
+        <w:pStyle w:val="Heading2"/>
+      </w:pPr>
+      <w:r>
+        <w:rPr>
+          <w:rFonts w:hint="eastAsia"/>
+        </w:rPr>
+        <w:t>文件编码格式</w:t>
+      </w:r>
+    </w:p>
+    <w:p>
+      <w:r>
+        <w:rPr>
+          <w:rFonts w:hint="eastAsia"/>
+        </w:rPr>
+        <w:t>统一使用</w:t>
+      </w:r>
+      <w:r>
+        <w:rPr>
+          <w:rFonts w:hint="eastAsia"/>
+        </w:rPr>
+        <w:t>UTF-8</w:t>
+      </w:r>
+      <w:r>
+        <w:rPr>
+          <w:rFonts w:hint="eastAsia"/>
+        </w:rPr>
+        <w:t>编码格式</w:t>
+      </w:r>
+    </w:p>
+    <w:p>
+      <w:pPr>
+        <w:pStyle w:val="Heading2"/>
+      </w:pPr>
+      <w:r>
+        <w:rPr>
+          <w:rFonts w:hint="eastAsia"/>
+        </w:rPr>
+        <w:t>开头注释说明</w:t>
+      </w:r>
+    </w:p>
+    <w:p>
+      <w:pPr>
+        <w:rPr>
+          <w:b/>
+        </w:rPr>
+      </w:pPr>
+      <w:r>
+        <w:rPr>
+          <w:rFonts w:hint="eastAsia"/>
+          <w:b/>
+        </w:rPr>
+        <w:t>测试用例</w:t>
+      </w:r>
+      <w:r>
+        <w:rPr>
+          <w:rFonts w:hint="eastAsia"/>
+          <w:b/>
+        </w:rPr>
+        <w:t>开头</w:t>
+      </w:r>
+      <w:r>
+        <w:rPr>
+          <w:rFonts w:hint="eastAsia"/>
+          <w:b/>
+        </w:rPr>
+        <w:t>必须包含以下</w:t>
+      </w:r>
+      <w:r>
+        <w:rPr>
+          <w:rFonts w:hint="eastAsia"/>
+          <w:b/>
+        </w:rPr>
+        <w:t>注释</w:t>
+      </w:r>
+      <w:r>
+        <w:rPr>
+          <w:rFonts w:hint="eastAsia"/>
+          <w:b/>
+        </w:rPr>
+        <w:t>内容：</w:t>
+      </w:r>
+    </w:p>
+    <w:p>
+      <w:r>
+        <w:rPr>
+          <w:rFonts w:hint="eastAsia"/>
+        </w:rPr>
+        <w:t>/************************************</w:t>
+      </w:r>
+    </w:p>
+    <w:p>
+      <w:r>
+        <w:rPr>
+          <w:rFonts w:hint="eastAsia"/>
+        </w:rPr>
+        <w:t xml:space="preserve">*@Description: </w:t>
+      </w:r>
+      <w:r>
+        <w:rPr>
+          <w:rFonts w:hint="eastAsia"/>
+          <w:i/>
+        </w:rPr>
+        <w:t>测试用例描述，简单介绍本测试用例的测试目的</w:t>
+      </w:r>
+    </w:p>
+    <w:p>
+      <w:r>
+        <w:rPr>
+          <w:rFonts w:hint="eastAsia"/>
+        </w:rPr>
+        <w:t xml:space="preserve">*@author:     </w:t>
+      </w:r>
+      <w:r>
+        <w:rPr>
+          <w:rFonts w:hint="eastAsia"/>
+          <w:i/>
+        </w:rPr>
+        <w:t>编写测试用例的人</w:t>
+      </w:r>
+    </w:p>
+    <w:p>
+      <w:r>
+        <w:rPr>
+          <w:rFonts w:hint="eastAsia"/>
+        </w:rPr>
+        <w:t>**************************************/</w:t>
+      </w:r>
+    </w:p>
+    <w:p/>
+    <w:p>
+      <w:pPr>
+        <w:rPr>
+          <w:b/>
+        </w:rPr>
+      </w:pPr>
+      <w:r>
+        <w:rPr>
+          <w:rFonts w:hint="eastAsia"/>
+          <w:b/>
+        </w:rPr>
+        <w:t>例如：</w:t>
+      </w:r>
+    </w:p>
+    <w:p>
+      <w:r>
+        <w:rPr>
+          <w:rFonts w:hint="eastAsia"/>
+        </w:rPr>
+        <w:t>/************************************</w:t>
+      </w:r>
+    </w:p>
+    <w:p>
+      <w:r>
+        <w:rPr>
+          <w:rFonts w:hint="eastAsia"/>
+        </w:rPr>
+        <w:t xml:space="preserve">*@Description: </w:t>
+      </w:r>
+      <w:r>
+        <w:rPr>
+          <w:rFonts w:hint="eastAsia"/>
+        </w:rPr>
+        <w:t>测试聚集操作中的聚集函数</w:t>
+      </w:r>
+      <w:r>
+        <w:rPr>
+          <w:rFonts w:hint="eastAsia"/>
+        </w:rPr>
+        <w:t>$sum</w:t>
+      </w:r>
+      <w:r>
+        <w:rPr>
+          <w:rFonts w:hint="eastAsia"/>
+        </w:rPr>
+        <w:t>对整型的处理。将字段“</w:t>
+      </w:r>
+      <w:r>
+        <w:rPr>
+          <w:rFonts w:hint="eastAsia"/>
+        </w:rPr>
+        <w:t>date</w:t>
+      </w:r>
+      <w:r>
+        <w:rPr>
+          <w:rFonts w:hint="eastAsia"/>
+        </w:rPr>
+        <w:t>”</w:t>
+      </w:r>
+    </w:p>
+    <w:p>
+      <w:r>
+        <w:rPr>
+          <w:rFonts w:hint="eastAsia"/>
+        </w:rPr>
+        <w:t xml:space="preserve">*             </w:t>
+      </w:r>
+      <w:r>
+        <w:rPr>
+          <w:rFonts w:hint="eastAsia"/>
+        </w:rPr>
+        <w:t>作为“</w:t>
+      </w:r>
+      <w:r>
+        <w:rPr>
+          <w:rFonts w:hint="eastAsia"/>
+        </w:rPr>
+        <w:t>group by</w:t>
+      </w:r>
+      <w:r>
+        <w:rPr>
+          <w:rFonts w:hint="eastAsia"/>
+        </w:rPr>
+        <w:t>”字段，对字段“</w:t>
+      </w:r>
+      <w:r>
+        <w:rPr>
+          <w:rFonts w:hint="eastAsia"/>
+        </w:rPr>
+        <w:t>total</w:t>
+      </w:r>
+      <w:r>
+        <w:rPr>
+          <w:rFonts w:hint="eastAsia"/>
+        </w:rPr>
+        <w:t>”进行求和操作</w:t>
+      </w:r>
+    </w:p>
+    <w:p>
+      <w:r>
+        <w:rPr>
+          <w:rFonts w:hint="eastAsia"/>
+        </w:rPr>
+        <w:t>*@</w:t>
+      </w:r>
+      <w:r>
+        <w:rPr>
+          <w:rFonts w:hint="eastAsia"/>
+        </w:rPr>
+        <w:t xml:space="preserve"> </w:t>
+      </w:r>
+      <w:r>
+        <w:rPr>
+          <w:rFonts w:hint="eastAsia"/>
+        </w:rPr>
+        <w:t xml:space="preserve">author:     </w:t>
+      </w:r>
+      <w:proofErr w:type="spellStart"/>
+      <w:r>
+        <w:rPr>
+          <w:rFonts w:hint="eastAsia"/>
+        </w:rPr>
+        <w:t>TingYU</w:t>
+      </w:r>
+      <w:proofErr w:type="spellEnd"/>
+    </w:p>
+    <w:p>
+      <w:r>
+        <w:rPr>
+          <w:rFonts w:hint="eastAsia"/>
+        </w:rPr>
+        <w:t>**************************************/</w:t>
+      </w:r>
+    </w:p>
+    <w:p>
+      <w:r>
+        <w:rPr>
+          <w:rFonts w:hint="eastAsia"/>
+        </w:rPr>
+        <w:t>注释可以使用中文。</w:t>
+      </w:r>
+    </w:p>
+    <w:p>
+      <w:pPr>
+        <w:pStyle w:val="Heading2"/>
+      </w:pPr>
+      <w:r>
+        <w:rPr>
+          <w:rFonts w:hint="eastAsia"/>
+        </w:rPr>
+        <w:t>编辑风格</w:t>
+      </w:r>
+    </w:p>
+    <w:p>
+      <w:r>
+        <w:rPr>
+          <w:rFonts w:hint="eastAsia"/>
+        </w:rPr>
+        <w:tab/>
+      </w:r>
+      <w:r>
+        <w:rPr>
+          <w:rFonts w:hint="eastAsia"/>
+        </w:rPr>
+        <w:t>测试用例和</w:t>
+      </w:r>
+      <w:r>
+        <w:rPr>
+          <w:rFonts w:hint="eastAsia"/>
+        </w:rPr>
+        <w:t>C/C++</w:t>
+      </w:r>
+      <w:r>
+        <w:rPr>
+          <w:rFonts w:hint="eastAsia"/>
+        </w:rPr>
+        <w:t>代码保持一致风格，用</w:t>
+      </w:r>
+      <w:r>
+        <w:rPr>
+          <w:rFonts w:hint="eastAsia"/>
+        </w:rPr>
+        <w:t>3</w:t>
+      </w:r>
+      <w:r>
+        <w:rPr>
+          <w:rFonts w:hint="eastAsia"/>
+        </w:rPr>
+        <w:t>个空格来缩进，保持代码美观和易读性。</w:t>
+      </w:r>
+      <w:r>
+        <w:rPr>
+          <w:rFonts w:hint="eastAsia"/>
+        </w:rPr>
+        <w:t>禁止使用</w:t>
+      </w:r>
+      <w:r>
+        <w:rPr>
+          <w:rFonts w:hint="eastAsia"/>
+        </w:rPr>
+        <w:t>TAB</w:t>
+      </w:r>
+      <w:r>
+        <w:rPr>
+          <w:rFonts w:hint="eastAsia"/>
+        </w:rPr>
+        <w:t>键；可以在编辑工具中将</w:t>
+      </w:r>
+      <w:r>
+        <w:rPr>
+          <w:rFonts w:hint="eastAsia"/>
+        </w:rPr>
+        <w:t>TAB</w:t>
+      </w:r>
+      <w:r>
+        <w:rPr>
+          <w:rFonts w:hint="eastAsia"/>
+        </w:rPr>
+        <w:t>键替换成</w:t>
+      </w:r>
+      <w:r>
+        <w:rPr>
+          <w:rFonts w:hint="eastAsia"/>
+        </w:rPr>
+        <w:t>3</w:t>
+      </w:r>
+      <w:r>
+        <w:rPr>
+          <w:rFonts w:hint="eastAsia"/>
+        </w:rPr>
+        <w:t>个空格。</w:t>
+      </w:r>
+    </w:p>
+    <w:p>
+      <w:r>
+        <w:rPr>
+          <w:rFonts w:hint="eastAsia"/>
+        </w:rPr>
+        <w:tab/>
+      </w:r>
+      <w:r>
+        <w:rPr>
+          <w:rFonts w:hint="eastAsia"/>
+        </w:rPr>
+        <w:t>注释和代码一行不要超过屏幕显示宽度，否则换行处理。</w:t>
+      </w:r>
+    </w:p>
+    <w:p>
+      <w:r>
+        <w:rPr>
+          <w:rFonts w:hint="eastAsia"/>
+        </w:rPr>
+        <w:tab/>
+      </w:r>
+      <w:r>
+        <w:rPr>
+          <w:rFonts w:hint="eastAsia"/>
+        </w:rPr>
+        <w:t>圆括号的两边加空格，逗号后面加空格。如：</w:t>
+      </w:r>
+    </w:p>
+    <w:p>
+      <w:pPr>
+        <w:rPr>
+          <w:color w:val="0000CC"/>
+          <w:sz w:val="18"/>
+          <w:szCs w:val="18"/>
+          <w:shd w:val="clear" w:color="auto" w:fill="BFBFBF" w:themeFill="background1" w:themeFillShade="BF"/>
+        </w:rPr>
+      </w:pPr>
+      <w:proofErr w:type="gramStart"/>
+      <w:r>
+        <w:rPr>
+          <w:rFonts w:hint="eastAsia"/>
+          <w:color w:val="0000CC"/>
+          <w:sz w:val="18"/>
+          <w:szCs w:val="18"/>
+          <w:shd w:val="clear" w:color="auto" w:fill="BFBFBF" w:themeFill="background1" w:themeFillShade="BF"/>
+        </w:rPr>
+        <w:t>function</w:t>
+      </w:r>
+      <w:proofErr w:type="gramEnd"/>
+      <w:r>
+        <w:rPr>
+          <w:rFonts w:hint="eastAsia"/>
+          <w:color w:val="0000CC"/>
+          <w:sz w:val="18"/>
+          <w:szCs w:val="18"/>
+          <w:shd w:val="clear" w:color="auto" w:fill="BFBFBF" w:themeFill="background1" w:themeFillShade="BF"/>
+        </w:rPr>
+        <w:t xml:space="preserve"> func1( para1, para2, para3 )</w:t>
+      </w:r>
+    </w:p>
+    <w:p>
+      <w:pPr>
+        <w:rPr>
+          <w:color w:val="0000CC"/>
+          <w:sz w:val="18"/>
+          <w:szCs w:val="18"/>
+          <w:shd w:val="clear" w:color="auto" w:fill="BFBFBF" w:themeFill="background1" w:themeFillShade="BF"/>
+        </w:rPr>
+      </w:pPr>
+      <w:r>
+        <w:rPr>
+          <w:rFonts w:hint="eastAsia"/>
+          <w:color w:val="0000CC"/>
+          <w:sz w:val="18"/>
+          <w:szCs w:val="18"/>
+          <w:shd w:val="clear" w:color="auto" w:fill="BFBFBF" w:themeFill="background1" w:themeFillShade="BF"/>
+        </w:rPr>
+        <w:t>{</w:t>
+      </w:r>
+    </w:p>
+    <w:p>
+      <w:pPr>
+        <w:rPr>
+          <w:color w:val="0000CC"/>
+          <w:sz w:val="18"/>
+          <w:szCs w:val="18"/>
+          <w:shd w:val="clear" w:color="auto" w:fill="BFBFBF" w:themeFill="background1" w:themeFillShade="BF"/>
+        </w:rPr>
+      </w:pPr>
+      <w:r>
+        <w:rPr>
+          <w:rFonts w:hint="eastAsia"/>
+          <w:color w:val="0000CC"/>
+          <w:sz w:val="18"/>
+          <w:szCs w:val="18"/>
+          <w:shd w:val="clear" w:color="auto" w:fill="BFBFBF" w:themeFill="background1" w:themeFillShade="BF"/>
         </w:rPr>
         <w:lastRenderedPageBreak/>
         <w:t xml:space="preserve">   </w:t>
       </w:r>
-      <w:proofErr w:type="spellStart"/>
+      <w:r>
+        <w:rPr>
+          <w:color w:val="0000CC"/>
+          <w:sz w:val="18"/>
+          <w:szCs w:val="18"/>
+          <w:shd w:val="clear" w:color="auto" w:fill="BFBFBF" w:themeFill="background1" w:themeFillShade="BF"/>
+        </w:rPr>
+        <w:t>//</w:t>
+      </w:r>
+      <w:r>
+        <w:rPr>
+          <w:rFonts w:hint="eastAsia"/>
+          <w:color w:val="0000CC"/>
+          <w:sz w:val="18"/>
+          <w:szCs w:val="18"/>
+          <w:shd w:val="clear" w:color="auto" w:fill="BFBFBF" w:themeFill="background1" w:themeFillShade="BF"/>
+        </w:rPr>
+        <w:t>函数主体</w:t>
+      </w:r>
+    </w:p>
+    <w:p>
+      <w:pPr>
+        <w:rPr>
+          <w:color w:val="0000CC"/>
+          <w:sz w:val="18"/>
+          <w:szCs w:val="18"/>
+          <w:shd w:val="clear" w:color="auto" w:fill="BFBFBF" w:themeFill="background1" w:themeFillShade="BF"/>
+        </w:rPr>
+      </w:pPr>
+      <w:r>
+        <w:rPr>
+          <w:rFonts w:hint="eastAsia"/>
+          <w:color w:val="0000CC"/>
+          <w:sz w:val="18"/>
+          <w:szCs w:val="18"/>
+          <w:shd w:val="clear" w:color="auto" w:fill="BFBFBF" w:themeFill="background1" w:themeFillShade="BF"/>
+        </w:rPr>
+        <w:t>}</w:t>
+      </w:r>
+    </w:p>
+    <w:p>
+      <w:r>
+        <w:rPr>
+          <w:rFonts w:hint="eastAsia"/>
+        </w:rPr>
+        <w:tab/>
+      </w:r>
+      <w:r>
+        <w:rPr>
+          <w:rFonts w:hint="eastAsia"/>
+        </w:rPr>
+        <w:t>循环的左括号统一写在下一行，与右括号对其，如：</w:t>
+      </w:r>
+    </w:p>
+    <w:p>
+      <w:pPr>
+        <w:rPr>
+          <w:color w:val="0000CC"/>
+          <w:sz w:val="18"/>
+          <w:szCs w:val="18"/>
+          <w:shd w:val="clear" w:color="auto" w:fill="BFBFBF" w:themeFill="background1" w:themeFillShade="BF"/>
+        </w:rPr>
+      </w:pPr>
       <w:proofErr w:type="gramStart"/>
       <w:r>
         <w:rPr>
@@ -3573,20 +4380,9 @@
           <w:color w:val="0000CC"/>
           <w:sz w:val="18"/>
           <w:szCs w:val="18"/>
-          <w:shd w:val="clear" w:color="auto" w:fill="80C687" w:themeFill="background1" w:themeFillShade="BF"/>
-        </w:rPr>
-        <w:t>db.listReplicas</w:t>
-      </w:r>
-      <w:proofErr w:type="spellEnd"/>
-      <w:r>
-        <w:rPr>
-          <w:rFonts w:hint="eastAsia"/>
-          <w:color w:val="0000CC"/>
-          <w:sz w:val="18"/>
-          <w:szCs w:val="18"/>
-          <w:shd w:val="clear" w:color="auto" w:fill="80C687" w:themeFill="background1" w:themeFillShade="BF"/>
-        </w:rPr>
-        <w:t>(</w:t>
+          <w:shd w:val="clear" w:color="auto" w:fill="BFBFBF" w:themeFill="background1" w:themeFillShade="BF"/>
+        </w:rPr>
+        <w:t>while(</w:t>
       </w:r>
       <w:proofErr w:type="gramEnd"/>
       <w:r>
@@ -3595,28 +4391,108 @@
           <w:color w:val="0000CC"/>
           <w:sz w:val="18"/>
           <w:szCs w:val="18"/>
-          <w:shd w:val="clear" w:color="auto" w:fill="80C687" w:themeFill="background1" w:themeFillShade="BF"/>
-        </w:rPr>
-        <w:t>) ;</w:t>
-      </w:r>
-    </w:p>
-    <w:p>
-      <w:pPr>
-        <w:rPr>
-          <w:rFonts w:hint="eastAsia"/>
-          <w:color w:val="0000CC"/>
-          <w:sz w:val="18"/>
-          <w:szCs w:val="18"/>
-          <w:shd w:val="clear" w:color="auto" w:fill="80C687" w:themeFill="background1" w:themeFillShade="BF"/>
-        </w:rPr>
-      </w:pPr>
-      <w:r>
-        <w:rPr>
-          <w:rFonts w:hint="eastAsia"/>
-          <w:color w:val="0000CC"/>
-          <w:sz w:val="18"/>
-          <w:szCs w:val="18"/>
-          <w:shd w:val="clear" w:color="auto" w:fill="80C687" w:themeFill="background1" w:themeFillShade="BF"/>
+          <w:shd w:val="clear" w:color="auto" w:fill="BFBFBF" w:themeFill="background1" w:themeFillShade="BF"/>
+        </w:rPr>
+        <w:t xml:space="preserve"> </w:t>
+      </w:r>
+      <w:proofErr w:type="spellStart"/>
+      <w:r>
+        <w:rPr>
+          <w:rFonts w:hint="eastAsia"/>
+          <w:color w:val="0000CC"/>
+          <w:sz w:val="18"/>
+          <w:szCs w:val="18"/>
+          <w:shd w:val="clear" w:color="auto" w:fill="BFBFBF" w:themeFill="background1" w:themeFillShade="BF"/>
+        </w:rPr>
+        <w:t>i</w:t>
+      </w:r>
+      <w:proofErr w:type="spellEnd"/>
+      <w:r>
+        <w:rPr>
+          <w:rFonts w:hint="eastAsia"/>
+          <w:color w:val="0000CC"/>
+          <w:sz w:val="18"/>
+          <w:szCs w:val="18"/>
+          <w:shd w:val="clear" w:color="auto" w:fill="BFBFBF" w:themeFill="background1" w:themeFillShade="BF"/>
+        </w:rPr>
+        <w:t xml:space="preserve"> )</w:t>
+      </w:r>
+    </w:p>
+    <w:p>
+      <w:pPr>
+        <w:rPr>
+          <w:color w:val="0000CC"/>
+          <w:sz w:val="18"/>
+          <w:szCs w:val="18"/>
+          <w:shd w:val="clear" w:color="auto" w:fill="BFBFBF" w:themeFill="background1" w:themeFillShade="BF"/>
+        </w:rPr>
+      </w:pPr>
+      <w:r>
+        <w:rPr>
+          <w:rFonts w:hint="eastAsia"/>
+          <w:color w:val="0000CC"/>
+          <w:sz w:val="18"/>
+          <w:szCs w:val="18"/>
+          <w:shd w:val="clear" w:color="auto" w:fill="BFBFBF" w:themeFill="background1" w:themeFillShade="BF"/>
+        </w:rPr>
+        <w:t>{</w:t>
+      </w:r>
+    </w:p>
+    <w:p>
+      <w:pPr>
+        <w:rPr>
+          <w:color w:val="0000CC"/>
+          <w:sz w:val="18"/>
+          <w:szCs w:val="18"/>
+          <w:shd w:val="clear" w:color="auto" w:fill="BFBFBF" w:themeFill="background1" w:themeFillShade="BF"/>
+        </w:rPr>
+      </w:pPr>
+      <w:r>
+        <w:rPr>
+          <w:rFonts w:hint="eastAsia"/>
+          <w:color w:val="0000CC"/>
+          <w:sz w:val="18"/>
+          <w:szCs w:val="18"/>
+          <w:shd w:val="clear" w:color="auto" w:fill="BFBFBF" w:themeFill="background1" w:themeFillShade="BF"/>
+        </w:rPr>
+        <w:t xml:space="preserve">   </w:t>
+      </w:r>
+      <w:r>
+        <w:rPr>
+          <w:color w:val="0000CC"/>
+          <w:sz w:val="18"/>
+          <w:szCs w:val="18"/>
+          <w:shd w:val="clear" w:color="auto" w:fill="BFBFBF" w:themeFill="background1" w:themeFillShade="BF"/>
+        </w:rPr>
+        <w:t>//</w:t>
+      </w:r>
+      <w:r>
+        <w:rPr>
+          <w:rFonts w:hint="eastAsia"/>
+          <w:color w:val="0000CC"/>
+          <w:sz w:val="18"/>
+          <w:szCs w:val="18"/>
+          <w:shd w:val="clear" w:color="auto" w:fill="BFBFBF" w:themeFill="background1" w:themeFillShade="BF"/>
+        </w:rPr>
+        <w:t>循环主体</w:t>
+      </w:r>
+    </w:p>
+    <w:p>
+      <w:pPr>
+        <w:rPr>
+          <w:color w:val="0000CC"/>
+          <w:sz w:val="18"/>
+          <w:szCs w:val="18"/>
+          <w:shd w:val="clear" w:color="auto" w:fill="BFBFBF" w:themeFill="background1" w:themeFillShade="BF"/>
+        </w:rPr>
+      </w:pPr>
+      <w:r>
+        <w:rPr>
+          <w:rFonts w:hint="eastAsia"/>
+          <w:color w:val="0000CC"/>
+          <w:sz w:val="18"/>
+          <w:szCs w:val="18"/>
+          <w:shd w:val="clear" w:color="auto" w:fill="BFBFBF" w:themeFill="background1" w:themeFillShade="BF"/>
         </w:rPr>
         <w:t>}</w:t>
       </w:r>
@@ -3627,7 +4503,7 @@
           <w:color w:val="0000CC"/>
           <w:sz w:val="18"/>
           <w:szCs w:val="18"/>
-          <w:shd w:val="clear" w:color="auto" w:fill="80C687" w:themeFill="background1" w:themeFillShade="BF"/>
+          <w:shd w:val="clear" w:color="auto" w:fill="BFBFBF" w:themeFill="background1" w:themeFillShade="BF"/>
         </w:rPr>
       </w:pPr>
       <w:r>
@@ -3640,31 +4516,7 @@
         <w:rPr>
           <w:rFonts w:hint="eastAsia"/>
         </w:rPr>
-        <w:t>如果是在测试用例中创建的连接</w:t>
-      </w:r>
-      <w:r>
-        <w:rPr>
-          <w:rFonts w:hint="eastAsia"/>
-        </w:rPr>
-        <w:t>(</w:t>
-      </w:r>
-      <w:r>
-        <w:rPr>
-          <w:rFonts w:hint="eastAsia"/>
-        </w:rPr>
-        <w:t>而不是</w:t>
-      </w:r>
-      <w:r>
-        <w:rPr>
-          <w:rFonts w:hint="eastAsia"/>
-        </w:rPr>
-        <w:t>func.js)</w:t>
-      </w:r>
-      <w:r>
-        <w:rPr>
-          <w:rFonts w:hint="eastAsia"/>
-        </w:rPr>
-        <w:t>，在清理环境时请关闭连接，遵循资源在哪创建在哪释放的原则。</w:t>
+        <w:t>用分号结束语句。</w:t>
       </w:r>
     </w:p>
     <w:p>
@@ -3675,27 +4527,597 @@
         <w:rPr>
           <w:rFonts w:hint="eastAsia"/>
         </w:rPr>
-        <w:t>文件编码格式</w:t>
-      </w:r>
-    </w:p>
-    <w:p>
-      <w:r>
-        <w:rPr>
-          <w:rFonts w:hint="eastAsia"/>
-        </w:rPr>
-        <w:t>统一使用</w:t>
-      </w:r>
-      <w:r>
-        <w:rPr>
-          <w:rFonts w:hint="eastAsia"/>
-        </w:rPr>
-        <w:t>UTF-8</w:t>
-      </w:r>
-      <w:r>
-        <w:rPr>
-          <w:rFonts w:hint="eastAsia"/>
-        </w:rPr>
-        <w:t>编码格式</w:t>
+        <w:t>使用</w:t>
+      </w:r>
+      <w:r>
+        <w:rPr>
+          <w:rFonts w:hint="eastAsia"/>
+        </w:rPr>
+        <w:t>main()</w:t>
+      </w:r>
+      <w:r>
+        <w:rPr>
+          <w:rFonts w:hint="eastAsia"/>
+        </w:rPr>
+        <w:t>作为程序入口</w:t>
+      </w:r>
+    </w:p>
+    <w:p>
+      <w:r>
+        <w:rPr>
+          <w:rFonts w:hint="eastAsia"/>
+        </w:rPr>
+        <w:tab/>
+      </w:r>
+      <w:r>
+        <w:rPr>
+          <w:rFonts w:hint="eastAsia"/>
+        </w:rPr>
+        <w:t>为了让阅读测试用例的人一目了然看到程序主体，统一使用</w:t>
+      </w:r>
+      <w:r>
+        <w:rPr>
+          <w:rFonts w:hint="eastAsia"/>
+        </w:rPr>
+        <w:t>main()</w:t>
+      </w:r>
+      <w:r>
+        <w:rPr>
+          <w:rFonts w:hint="eastAsia"/>
+        </w:rPr>
+        <w:t>函数作为程序入口。在</w:t>
+      </w:r>
+      <w:r>
+        <w:rPr>
+          <w:rFonts w:hint="eastAsia"/>
+        </w:rPr>
+        <w:t>main</w:t>
+      </w:r>
+      <w:r>
+        <w:rPr>
+          <w:rFonts w:hint="eastAsia"/>
+        </w:rPr>
+        <w:t>中使用</w:t>
+      </w:r>
+      <w:r>
+        <w:rPr>
+          <w:rFonts w:hint="eastAsia"/>
+        </w:rPr>
+        <w:t>try catch</w:t>
+      </w:r>
+      <w:r>
+        <w:rPr>
+          <w:rFonts w:hint="eastAsia"/>
+        </w:rPr>
+        <w:t>语句来捕获异常，如：</w:t>
+      </w:r>
+    </w:p>
+    <w:p>
+      <w:pPr>
+        <w:rPr>
+          <w:color w:val="0000CC"/>
+          <w:sz w:val="20"/>
+          <w:szCs w:val="18"/>
+          <w:shd w:val="clear" w:color="auto" w:fill="BFBFBF" w:themeFill="background1" w:themeFillShade="BF"/>
+        </w:rPr>
+      </w:pPr>
+      <w:proofErr w:type="gramStart"/>
+      <w:r>
+        <w:rPr>
+          <w:rFonts w:hint="eastAsia"/>
+          <w:color w:val="0000CC"/>
+          <w:sz w:val="20"/>
+          <w:szCs w:val="18"/>
+          <w:shd w:val="clear" w:color="auto" w:fill="BFBFBF" w:themeFill="background1" w:themeFillShade="BF"/>
+        </w:rPr>
+        <w:t>main(</w:t>
+      </w:r>
+      <w:proofErr w:type="gramEnd"/>
+      <w:r>
+        <w:rPr>
+          <w:rFonts w:hint="eastAsia"/>
+          <w:color w:val="0000CC"/>
+          <w:sz w:val="20"/>
+          <w:szCs w:val="18"/>
+          <w:shd w:val="clear" w:color="auto" w:fill="BFBFBF" w:themeFill="background1" w:themeFillShade="BF"/>
+        </w:rPr>
+        <w:t>);</w:t>
+      </w:r>
+    </w:p>
+    <w:p>
+      <w:pPr>
+        <w:rPr>
+          <w:color w:val="0000CC"/>
+          <w:sz w:val="20"/>
+          <w:szCs w:val="18"/>
+          <w:shd w:val="clear" w:color="auto" w:fill="BFBFBF" w:themeFill="background1" w:themeFillShade="BF"/>
+        </w:rPr>
+      </w:pPr>
+      <w:proofErr w:type="gramStart"/>
+      <w:r>
+        <w:rPr>
+          <w:rFonts w:hint="eastAsia"/>
+          <w:color w:val="0000CC"/>
+          <w:sz w:val="20"/>
+          <w:szCs w:val="18"/>
+          <w:shd w:val="clear" w:color="auto" w:fill="BFBFBF" w:themeFill="background1" w:themeFillShade="BF"/>
+        </w:rPr>
+        <w:t>function</w:t>
+      </w:r>
+      <w:proofErr w:type="gramEnd"/>
+      <w:r>
+        <w:rPr>
+          <w:rFonts w:hint="eastAsia"/>
+          <w:color w:val="0000CC"/>
+          <w:sz w:val="20"/>
+          <w:szCs w:val="18"/>
+          <w:shd w:val="clear" w:color="auto" w:fill="BFBFBF" w:themeFill="background1" w:themeFillShade="BF"/>
+        </w:rPr>
+        <w:t xml:space="preserve"> main()</w:t>
+      </w:r>
+    </w:p>
+    <w:p>
+      <w:pPr>
+        <w:rPr>
+          <w:color w:val="0000CC"/>
+          <w:sz w:val="20"/>
+          <w:szCs w:val="18"/>
+          <w:shd w:val="clear" w:color="auto" w:fill="BFBFBF" w:themeFill="background1" w:themeFillShade="BF"/>
+        </w:rPr>
+      </w:pPr>
+      <w:r>
+        <w:rPr>
+          <w:rFonts w:hint="eastAsia"/>
+          <w:color w:val="0000CC"/>
+          <w:sz w:val="20"/>
+          <w:szCs w:val="18"/>
+          <w:shd w:val="clear" w:color="auto" w:fill="BFBFBF" w:themeFill="background1" w:themeFillShade="BF"/>
+        </w:rPr>
+        <w:t>{</w:t>
+      </w:r>
+    </w:p>
+    <w:p>
+      <w:pPr>
+        <w:rPr>
+          <w:color w:val="0000CC"/>
+          <w:sz w:val="20"/>
+          <w:szCs w:val="18"/>
+          <w:shd w:val="clear" w:color="auto" w:fill="BFBFBF" w:themeFill="background1" w:themeFillShade="BF"/>
+        </w:rPr>
+      </w:pPr>
+      <w:r>
+        <w:rPr>
+          <w:rFonts w:hint="eastAsia"/>
+          <w:color w:val="0000CC"/>
+          <w:sz w:val="20"/>
+          <w:szCs w:val="18"/>
+          <w:shd w:val="clear" w:color="auto" w:fill="BFBFBF" w:themeFill="background1" w:themeFillShade="BF"/>
+        </w:rPr>
+        <w:t xml:space="preserve">   </w:t>
+      </w:r>
+      <w:proofErr w:type="gramStart"/>
+      <w:r>
+        <w:rPr>
+          <w:rFonts w:hint="eastAsia"/>
+          <w:color w:val="0000CC"/>
+          <w:sz w:val="20"/>
+          <w:szCs w:val="18"/>
+          <w:shd w:val="clear" w:color="auto" w:fill="BFBFBF" w:themeFill="background1" w:themeFillShade="BF"/>
+        </w:rPr>
+        <w:t>try</w:t>
+      </w:r>
+      <w:proofErr w:type="gramEnd"/>
+    </w:p>
+    <w:p>
+      <w:pPr>
+        <w:rPr>
+          <w:color w:val="0000CC"/>
+          <w:sz w:val="20"/>
+          <w:szCs w:val="18"/>
+          <w:shd w:val="clear" w:color="auto" w:fill="BFBFBF" w:themeFill="background1" w:themeFillShade="BF"/>
+        </w:rPr>
+      </w:pPr>
+      <w:r>
+        <w:rPr>
+          <w:rFonts w:hint="eastAsia"/>
+          <w:color w:val="0000CC"/>
+          <w:sz w:val="20"/>
+          <w:szCs w:val="18"/>
+          <w:shd w:val="clear" w:color="auto" w:fill="BFBFBF" w:themeFill="background1" w:themeFillShade="BF"/>
+        </w:rPr>
+        <w:t xml:space="preserve">   {</w:t>
+      </w:r>
+    </w:p>
+    <w:p>
+      <w:pPr>
+        <w:rPr>
+          <w:color w:val="0000CC"/>
+          <w:sz w:val="20"/>
+          <w:szCs w:val="18"/>
+          <w:shd w:val="clear" w:color="auto" w:fill="BFBFBF" w:themeFill="background1" w:themeFillShade="BF"/>
+        </w:rPr>
+      </w:pPr>
+      <w:r>
+        <w:rPr>
+          <w:rFonts w:hint="eastAsia"/>
+          <w:color w:val="0000CC"/>
+          <w:sz w:val="20"/>
+          <w:szCs w:val="18"/>
+          <w:shd w:val="clear" w:color="auto" w:fill="BFBFBF" w:themeFill="background1" w:themeFillShade="BF"/>
+        </w:rPr>
+        <w:t xml:space="preserve">      </w:t>
+      </w:r>
+      <w:proofErr w:type="gramStart"/>
+      <w:r>
+        <w:rPr>
+          <w:rFonts w:hint="eastAsia"/>
+          <w:color w:val="0000CC"/>
+          <w:sz w:val="20"/>
+          <w:szCs w:val="18"/>
+          <w:shd w:val="clear" w:color="auto" w:fill="BFBFBF" w:themeFill="background1" w:themeFillShade="BF"/>
+        </w:rPr>
+        <w:t>fun1(</w:t>
+      </w:r>
+      <w:proofErr w:type="gramEnd"/>
+      <w:r>
+        <w:rPr>
+          <w:rFonts w:hint="eastAsia"/>
+          <w:color w:val="0000CC"/>
+          <w:sz w:val="20"/>
+          <w:szCs w:val="18"/>
+          <w:shd w:val="clear" w:color="auto" w:fill="BFBFBF" w:themeFill="background1" w:themeFillShade="BF"/>
+        </w:rPr>
+        <w:t>);</w:t>
+      </w:r>
+    </w:p>
+    <w:p>
+      <w:pPr>
+        <w:rPr>
+          <w:color w:val="0000CC"/>
+          <w:sz w:val="20"/>
+          <w:szCs w:val="18"/>
+          <w:shd w:val="clear" w:color="auto" w:fill="BFBFBF" w:themeFill="background1" w:themeFillShade="BF"/>
+        </w:rPr>
+      </w:pPr>
+      <w:r>
+        <w:rPr>
+          <w:rFonts w:hint="eastAsia"/>
+          <w:color w:val="0000CC"/>
+          <w:sz w:val="20"/>
+          <w:szCs w:val="18"/>
+          <w:shd w:val="clear" w:color="auto" w:fill="BFBFBF" w:themeFill="background1" w:themeFillShade="BF"/>
+        </w:rPr>
+        <w:t xml:space="preserve">      </w:t>
+      </w:r>
+      <w:proofErr w:type="gramStart"/>
+      <w:r>
+        <w:rPr>
+          <w:rFonts w:hint="eastAsia"/>
+          <w:color w:val="0000CC"/>
+          <w:sz w:val="20"/>
+          <w:szCs w:val="18"/>
+          <w:shd w:val="clear" w:color="auto" w:fill="BFBFBF" w:themeFill="background1" w:themeFillShade="BF"/>
+        </w:rPr>
+        <w:t>fun2(</w:t>
+      </w:r>
+      <w:proofErr w:type="gramEnd"/>
+      <w:r>
+        <w:rPr>
+          <w:rFonts w:hint="eastAsia"/>
+          <w:color w:val="0000CC"/>
+          <w:sz w:val="20"/>
+          <w:szCs w:val="18"/>
+          <w:shd w:val="clear" w:color="auto" w:fill="BFBFBF" w:themeFill="background1" w:themeFillShade="BF"/>
+        </w:rPr>
+        <w:t>);</w:t>
+      </w:r>
+    </w:p>
+    <w:p>
+      <w:pPr>
+        <w:rPr>
+          <w:color w:val="0000CC"/>
+          <w:sz w:val="20"/>
+          <w:szCs w:val="18"/>
+          <w:shd w:val="clear" w:color="auto" w:fill="BFBFBF" w:themeFill="background1" w:themeFillShade="BF"/>
+        </w:rPr>
+      </w:pPr>
+      <w:r>
+        <w:rPr>
+          <w:rFonts w:hint="eastAsia"/>
+          <w:color w:val="0000CC"/>
+          <w:sz w:val="20"/>
+          <w:szCs w:val="18"/>
+          <w:shd w:val="clear" w:color="auto" w:fill="BFBFBF" w:themeFill="background1" w:themeFillShade="BF"/>
+        </w:rPr>
+        <w:t xml:space="preserve">      </w:t>
+      </w:r>
+      <w:proofErr w:type="gramStart"/>
+      <w:r>
+        <w:rPr>
+          <w:rFonts w:hint="eastAsia"/>
+          <w:color w:val="0000CC"/>
+          <w:sz w:val="20"/>
+          <w:szCs w:val="18"/>
+          <w:shd w:val="clear" w:color="auto" w:fill="BFBFBF" w:themeFill="background1" w:themeFillShade="BF"/>
+        </w:rPr>
+        <w:t>fun3(</w:t>
+      </w:r>
+      <w:proofErr w:type="gramEnd"/>
+      <w:r>
+        <w:rPr>
+          <w:rFonts w:hint="eastAsia"/>
+          <w:color w:val="0000CC"/>
+          <w:sz w:val="20"/>
+          <w:szCs w:val="18"/>
+          <w:shd w:val="clear" w:color="auto" w:fill="BFBFBF" w:themeFill="background1" w:themeFillShade="BF"/>
+        </w:rPr>
+        <w:t>);</w:t>
+      </w:r>
+    </w:p>
+    <w:p>
+      <w:pPr>
+        <w:rPr>
+          <w:color w:val="0000CC"/>
+          <w:sz w:val="20"/>
+          <w:szCs w:val="18"/>
+          <w:shd w:val="clear" w:color="auto" w:fill="BFBFBF" w:themeFill="background1" w:themeFillShade="BF"/>
+        </w:rPr>
+      </w:pPr>
+      <w:r>
+        <w:rPr>
+          <w:rFonts w:hint="eastAsia"/>
+          <w:color w:val="0000CC"/>
+          <w:sz w:val="20"/>
+          <w:szCs w:val="18"/>
+          <w:shd w:val="clear" w:color="auto" w:fill="BFBFBF" w:themeFill="background1" w:themeFillShade="BF"/>
+        </w:rPr>
+        <w:t xml:space="preserve">   }</w:t>
+      </w:r>
+    </w:p>
+    <w:p>
+      <w:pPr>
+        <w:rPr>
+          <w:color w:val="0000CC"/>
+          <w:sz w:val="20"/>
+          <w:szCs w:val="18"/>
+          <w:shd w:val="clear" w:color="auto" w:fill="BFBFBF" w:themeFill="background1" w:themeFillShade="BF"/>
+        </w:rPr>
+      </w:pPr>
+      <w:r>
+        <w:rPr>
+          <w:rFonts w:hint="eastAsia"/>
+          <w:color w:val="0000CC"/>
+          <w:sz w:val="20"/>
+          <w:szCs w:val="18"/>
+          <w:shd w:val="clear" w:color="auto" w:fill="BFBFBF" w:themeFill="background1" w:themeFillShade="BF"/>
+        </w:rPr>
+        <w:t xml:space="preserve">   </w:t>
+      </w:r>
+      <w:proofErr w:type="gramStart"/>
+      <w:r>
+        <w:rPr>
+          <w:rFonts w:hint="eastAsia"/>
+          <w:color w:val="0000CC"/>
+          <w:sz w:val="20"/>
+          <w:szCs w:val="18"/>
+          <w:shd w:val="clear" w:color="auto" w:fill="BFBFBF" w:themeFill="background1" w:themeFillShade="BF"/>
+        </w:rPr>
+        <w:t>catch(</w:t>
+      </w:r>
+      <w:proofErr w:type="gramEnd"/>
+      <w:r>
+        <w:rPr>
+          <w:rFonts w:hint="eastAsia"/>
+          <w:color w:val="0000CC"/>
+          <w:sz w:val="20"/>
+          <w:szCs w:val="18"/>
+          <w:shd w:val="clear" w:color="auto" w:fill="BFBFBF" w:themeFill="background1" w:themeFillShade="BF"/>
+        </w:rPr>
+        <w:t xml:space="preserve"> e )</w:t>
+      </w:r>
+    </w:p>
+    <w:p>
+      <w:pPr>
+        <w:rPr>
+          <w:color w:val="0000CC"/>
+          <w:sz w:val="20"/>
+          <w:szCs w:val="18"/>
+          <w:shd w:val="clear" w:color="auto" w:fill="BFBFBF" w:themeFill="background1" w:themeFillShade="BF"/>
+        </w:rPr>
+      </w:pPr>
+      <w:r>
+        <w:rPr>
+          <w:rFonts w:hint="eastAsia"/>
+          <w:color w:val="0000CC"/>
+          <w:sz w:val="20"/>
+          <w:szCs w:val="18"/>
+          <w:shd w:val="clear" w:color="auto" w:fill="BFBFBF" w:themeFill="background1" w:themeFillShade="BF"/>
+        </w:rPr>
+        <w:t xml:space="preserve">   {</w:t>
+      </w:r>
+    </w:p>
+    <w:p>
+      <w:pPr>
+        <w:rPr>
+          <w:color w:val="0000CC"/>
+          <w:sz w:val="20"/>
+          <w:szCs w:val="18"/>
+          <w:shd w:val="clear" w:color="auto" w:fill="BFBFBF" w:themeFill="background1" w:themeFillShade="BF"/>
+        </w:rPr>
+      </w:pPr>
+      <w:r>
+        <w:rPr>
+          <w:rFonts w:hint="eastAsia"/>
+          <w:color w:val="0000CC"/>
+          <w:sz w:val="20"/>
+          <w:szCs w:val="18"/>
+          <w:shd w:val="clear" w:color="auto" w:fill="BFBFBF" w:themeFill="background1" w:themeFillShade="BF"/>
+        </w:rPr>
+        <w:t xml:space="preserve">      </w:t>
+      </w:r>
+      <w:proofErr w:type="gramStart"/>
+      <w:r>
+        <w:rPr>
+          <w:rFonts w:hint="eastAsia"/>
+          <w:color w:val="0000CC"/>
+          <w:sz w:val="20"/>
+          <w:szCs w:val="18"/>
+          <w:shd w:val="clear" w:color="auto" w:fill="BFBFBF" w:themeFill="background1" w:themeFillShade="BF"/>
+        </w:rPr>
+        <w:t>throw</w:t>
+      </w:r>
+      <w:proofErr w:type="gramEnd"/>
+      <w:r>
+        <w:rPr>
+          <w:rFonts w:hint="eastAsia"/>
+          <w:color w:val="0000CC"/>
+          <w:sz w:val="20"/>
+          <w:szCs w:val="18"/>
+          <w:shd w:val="clear" w:color="auto" w:fill="BFBFBF" w:themeFill="background1" w:themeFillShade="BF"/>
+        </w:rPr>
+        <w:t xml:space="preserve"> e;</w:t>
+      </w:r>
+    </w:p>
+    <w:p>
+      <w:pPr>
+        <w:rPr>
+          <w:color w:val="0000CC"/>
+          <w:sz w:val="20"/>
+          <w:szCs w:val="18"/>
+          <w:shd w:val="clear" w:color="auto" w:fill="BFBFBF" w:themeFill="background1" w:themeFillShade="BF"/>
+        </w:rPr>
+      </w:pPr>
+      <w:r>
+        <w:rPr>
+          <w:rFonts w:hint="eastAsia"/>
+          <w:color w:val="0000CC"/>
+          <w:sz w:val="20"/>
+          <w:szCs w:val="18"/>
+          <w:shd w:val="clear" w:color="auto" w:fill="BFBFBF" w:themeFill="background1" w:themeFillShade="BF"/>
+        </w:rPr>
+        <w:t xml:space="preserve">   }</w:t>
+      </w:r>
+    </w:p>
+    <w:p>
+      <w:pPr>
+        <w:rPr>
+          <w:color w:val="0000CC"/>
+          <w:sz w:val="20"/>
+          <w:szCs w:val="18"/>
+          <w:shd w:val="clear" w:color="auto" w:fill="BFBFBF" w:themeFill="background1" w:themeFillShade="BF"/>
+        </w:rPr>
+      </w:pPr>
+      <w:r>
+        <w:rPr>
+          <w:rFonts w:hint="eastAsia"/>
+          <w:color w:val="0000CC"/>
+          <w:sz w:val="20"/>
+          <w:szCs w:val="18"/>
+          <w:shd w:val="clear" w:color="auto" w:fill="BFBFBF" w:themeFill="background1" w:themeFillShade="BF"/>
+        </w:rPr>
+        <w:t xml:space="preserve">   </w:t>
+      </w:r>
+      <w:proofErr w:type="gramStart"/>
+      <w:r>
+        <w:rPr>
+          <w:rFonts w:hint="eastAsia"/>
+          <w:color w:val="0000CC"/>
+          <w:sz w:val="20"/>
+          <w:szCs w:val="18"/>
+          <w:shd w:val="clear" w:color="auto" w:fill="BFBFBF" w:themeFill="background1" w:themeFillShade="BF"/>
+        </w:rPr>
+        <w:t>finally</w:t>
+      </w:r>
+      <w:proofErr w:type="gramEnd"/>
+    </w:p>
+    <w:p>
+      <w:pPr>
+        <w:rPr>
+          <w:color w:val="0000CC"/>
+          <w:sz w:val="20"/>
+          <w:szCs w:val="18"/>
+          <w:shd w:val="clear" w:color="auto" w:fill="BFBFBF" w:themeFill="background1" w:themeFillShade="BF"/>
+        </w:rPr>
+      </w:pPr>
+      <w:r>
+        <w:rPr>
+          <w:rFonts w:hint="eastAsia"/>
+          <w:color w:val="0000CC"/>
+          <w:sz w:val="20"/>
+          <w:szCs w:val="18"/>
+          <w:shd w:val="clear" w:color="auto" w:fill="BFBFBF" w:themeFill="background1" w:themeFillShade="BF"/>
+        </w:rPr>
+        <w:t xml:space="preserve">   {</w:t>
+      </w:r>
+    </w:p>
+    <w:p>
+      <w:pPr>
+        <w:rPr>
+          <w:color w:val="0000CC"/>
+          <w:sz w:val="20"/>
+          <w:szCs w:val="18"/>
+          <w:shd w:val="clear" w:color="auto" w:fill="BFBFBF" w:themeFill="background1" w:themeFillShade="BF"/>
+        </w:rPr>
+      </w:pPr>
+      <w:r>
+        <w:rPr>
+          <w:rFonts w:hint="eastAsia"/>
+          <w:color w:val="0000CC"/>
+          <w:sz w:val="20"/>
+          <w:szCs w:val="18"/>
+          <w:shd w:val="clear" w:color="auto" w:fill="BFBFBF" w:themeFill="background1" w:themeFillShade="BF"/>
+        </w:rPr>
+        <w:t xml:space="preserve">      //</w:t>
+      </w:r>
+      <w:r>
+        <w:rPr>
+          <w:rFonts w:hint="eastAsia"/>
+          <w:color w:val="0000CC"/>
+          <w:sz w:val="20"/>
+          <w:szCs w:val="18"/>
+          <w:shd w:val="clear" w:color="auto" w:fill="BFBFBF" w:themeFill="background1" w:themeFillShade="BF"/>
+        </w:rPr>
+        <w:t>清理环境</w:t>
+      </w:r>
+    </w:p>
+    <w:p>
+      <w:pPr>
+        <w:rPr>
+          <w:color w:val="0000CC"/>
+          <w:sz w:val="20"/>
+          <w:szCs w:val="18"/>
+          <w:shd w:val="clear" w:color="auto" w:fill="BFBFBF" w:themeFill="background1" w:themeFillShade="BF"/>
+        </w:rPr>
+      </w:pPr>
+      <w:r>
+        <w:rPr>
+          <w:rFonts w:hint="eastAsia"/>
+          <w:color w:val="0000CC"/>
+          <w:sz w:val="20"/>
+          <w:szCs w:val="18"/>
+          <w:shd w:val="clear" w:color="auto" w:fill="BFBFBF" w:themeFill="background1" w:themeFillShade="BF"/>
+        </w:rPr>
+        <w:t xml:space="preserve">   }</w:t>
+      </w:r>
+    </w:p>
+    <w:p>
+      <w:pPr>
+        <w:rPr>
+          <w:color w:val="0000CC"/>
+          <w:sz w:val="20"/>
+          <w:szCs w:val="18"/>
+          <w:shd w:val="clear" w:color="auto" w:fill="BFBFBF" w:themeFill="background1" w:themeFillShade="BF"/>
+        </w:rPr>
+      </w:pPr>
+      <w:r>
+        <w:rPr>
+          <w:rFonts w:hint="eastAsia"/>
+          <w:color w:val="0000CC"/>
+          <w:sz w:val="20"/>
+          <w:szCs w:val="18"/>
+          <w:shd w:val="clear" w:color="auto" w:fill="BFBFBF" w:themeFill="background1" w:themeFillShade="BF"/>
+        </w:rPr>
+        <w:t>}</w:t>
       </w:r>
     </w:p>
     <w:p>
@@ -3706,366 +5128,42 @@
         <w:rPr>
           <w:rFonts w:hint="eastAsia"/>
         </w:rPr>
-        <w:t>开头注释说明</w:t>
-      </w:r>
-    </w:p>
-    <w:p>
-      <w:pPr>
-        <w:rPr>
-          <w:b/>
-        </w:rPr>
-      </w:pPr>
-      <w:r>
-        <w:rPr>
-          <w:rFonts w:hint="eastAsia"/>
-          <w:b/>
-        </w:rPr>
-        <w:t>测试用例</w:t>
-      </w:r>
-      <w:r>
-        <w:rPr>
-          <w:rFonts w:hint="eastAsia"/>
-          <w:b/>
-        </w:rPr>
-        <w:t>开头</w:t>
-      </w:r>
-      <w:r>
-        <w:rPr>
-          <w:rFonts w:hint="eastAsia"/>
-          <w:b/>
-        </w:rPr>
-        <w:t>必须包含以下</w:t>
-      </w:r>
-      <w:r>
-        <w:rPr>
-          <w:rFonts w:hint="eastAsia"/>
-          <w:b/>
-        </w:rPr>
-        <w:t>注释</w:t>
-      </w:r>
-      <w:r>
-        <w:rPr>
-          <w:rFonts w:hint="eastAsia"/>
-          <w:b/>
-        </w:rPr>
-        <w:t>内容：</w:t>
-      </w:r>
-    </w:p>
-    <w:p>
-      <w:r>
-        <w:rPr>
-          <w:rFonts w:hint="eastAsia"/>
-        </w:rPr>
-        <w:t>/************************************</w:t>
-      </w:r>
-    </w:p>
-    <w:p>
-      <w:r>
-        <w:rPr>
-          <w:rFonts w:hint="eastAsia"/>
-        </w:rPr>
-        <w:t xml:space="preserve">*@Description: </w:t>
-      </w:r>
-      <w:r>
-        <w:rPr>
-          <w:rFonts w:hint="eastAsia"/>
-          <w:i/>
-        </w:rPr>
-        <w:t>测试用例描述，简单介绍本测试用例的测试目的</w:t>
-      </w:r>
-    </w:p>
-    <w:p>
-      <w:r>
-        <w:rPr>
-          <w:rFonts w:hint="eastAsia"/>
-        </w:rPr>
-        <w:t xml:space="preserve">*@author:     </w:t>
-      </w:r>
-      <w:r>
-        <w:rPr>
-          <w:rFonts w:hint="eastAsia"/>
-          <w:i/>
-        </w:rPr>
-        <w:t>编写测试用例的人</w:t>
-      </w:r>
-    </w:p>
-    <w:p>
-      <w:r>
-        <w:rPr>
-          <w:rFonts w:hint="eastAsia"/>
-        </w:rPr>
-        <w:t>**************************************/</w:t>
-      </w:r>
-    </w:p>
-    <w:p/>
-    <w:p>
-      <w:pPr>
-        <w:rPr>
-          <w:b/>
-        </w:rPr>
-      </w:pPr>
-      <w:r>
-        <w:rPr>
-          <w:rFonts w:hint="eastAsia"/>
-          <w:b/>
-        </w:rPr>
-        <w:t>例如：</w:t>
-      </w:r>
-    </w:p>
-    <w:p>
-      <w:r>
-        <w:rPr>
-          <w:rFonts w:hint="eastAsia"/>
-        </w:rPr>
-        <w:t>/************************************</w:t>
-      </w:r>
-    </w:p>
-    <w:p>
-      <w:r>
-        <w:rPr>
-          <w:rFonts w:hint="eastAsia"/>
-        </w:rPr>
-        <w:t xml:space="preserve">*@Description: </w:t>
-      </w:r>
-      <w:r>
-        <w:rPr>
-          <w:rFonts w:hint="eastAsia"/>
-        </w:rPr>
-        <w:t>测试聚集操作中的聚集函数</w:t>
-      </w:r>
-      <w:r>
-        <w:rPr>
-          <w:rFonts w:hint="eastAsia"/>
-        </w:rPr>
-        <w:t>$sum</w:t>
-      </w:r>
-      <w:r>
-        <w:rPr>
-          <w:rFonts w:hint="eastAsia"/>
-        </w:rPr>
-        <w:t>对整型的处理。将字段“</w:t>
-      </w:r>
-      <w:r>
-        <w:rPr>
-          <w:rFonts w:hint="eastAsia"/>
-        </w:rPr>
-        <w:t>date</w:t>
-      </w:r>
-      <w:r>
-        <w:rPr>
-          <w:rFonts w:hint="eastAsia"/>
-        </w:rPr>
-        <w:t>”</w:t>
-      </w:r>
-    </w:p>
-    <w:p>
-      <w:r>
-        <w:rPr>
-          <w:rFonts w:hint="eastAsia"/>
-        </w:rPr>
-        <w:t xml:space="preserve">*             </w:t>
-      </w:r>
-      <w:r>
-        <w:rPr>
-          <w:rFonts w:hint="eastAsia"/>
-        </w:rPr>
-        <w:t>作为“</w:t>
-      </w:r>
-      <w:r>
-        <w:rPr>
-          <w:rFonts w:hint="eastAsia"/>
-        </w:rPr>
-        <w:t>group by</w:t>
-      </w:r>
-      <w:r>
-        <w:rPr>
-          <w:rFonts w:hint="eastAsia"/>
-        </w:rPr>
-        <w:t>”字段，对字段“</w:t>
-      </w:r>
-      <w:r>
-        <w:rPr>
-          <w:rFonts w:hint="eastAsia"/>
-        </w:rPr>
-        <w:t>total</w:t>
-      </w:r>
-      <w:r>
-        <w:rPr>
-          <w:rFonts w:hint="eastAsia"/>
-        </w:rPr>
-        <w:t>”进行求和操作</w:t>
-      </w:r>
-    </w:p>
-    <w:p>
-      <w:r>
-        <w:rPr>
-          <w:rFonts w:hint="eastAsia"/>
-        </w:rPr>
-        <w:t>*@</w:t>
-      </w:r>
-      <w:r>
-        <w:rPr>
-          <w:rFonts w:hint="eastAsia"/>
-        </w:rPr>
-        <w:t xml:space="preserve"> </w:t>
-      </w:r>
-      <w:r>
-        <w:rPr>
-          <w:rFonts w:hint="eastAsia"/>
-        </w:rPr>
-        <w:t xml:space="preserve">author:     </w:t>
-      </w:r>
-      <w:proofErr w:type="spellStart"/>
-      <w:r>
-        <w:rPr>
-          <w:rFonts w:hint="eastAsia"/>
-        </w:rPr>
-        <w:t>TingYU</w:t>
-      </w:r>
-      <w:proofErr w:type="spellEnd"/>
-    </w:p>
-    <w:p>
-      <w:r>
-        <w:rPr>
-          <w:rFonts w:hint="eastAsia"/>
-        </w:rPr>
-        <w:t>**************************************/</w:t>
-      </w:r>
-    </w:p>
-    <w:p>
-      <w:r>
-        <w:rPr>
-          <w:rFonts w:hint="eastAsia"/>
-        </w:rPr>
-        <w:t>注释可以使用中文。</w:t>
-      </w:r>
-    </w:p>
-    <w:p>
-      <w:pPr>
-        <w:pStyle w:val="Heading2"/>
-      </w:pPr>
-      <w:r>
-        <w:rPr>
-          <w:rFonts w:hint="eastAsia"/>
-        </w:rPr>
-        <w:t>编辑风格</w:t>
-      </w:r>
-    </w:p>
-    <w:p>
-      <w:r>
-        <w:rPr>
-          <w:rFonts w:hint="eastAsia"/>
-        </w:rPr>
-        <w:tab/>
-      </w:r>
-      <w:r>
-        <w:rPr>
-          <w:rFonts w:hint="eastAsia"/>
-        </w:rPr>
-        <w:t>测试用例和</w:t>
-      </w:r>
-      <w:r>
-        <w:rPr>
-          <w:rFonts w:hint="eastAsia"/>
-        </w:rPr>
-        <w:t>C/C++</w:t>
-      </w:r>
-      <w:r>
-        <w:rPr>
-          <w:rFonts w:hint="eastAsia"/>
-        </w:rPr>
-        <w:t>代码保持一致风格，用</w:t>
-      </w:r>
-      <w:r>
-        <w:rPr>
-          <w:rFonts w:hint="eastAsia"/>
-        </w:rPr>
-        <w:t>3</w:t>
-      </w:r>
-      <w:r>
-        <w:rPr>
-          <w:rFonts w:hint="eastAsia"/>
-        </w:rPr>
-        <w:t>个空格来缩进，保持代码美观和易读性。</w:t>
-      </w:r>
-      <w:r>
-        <w:rPr>
-          <w:rFonts w:hint="eastAsia"/>
-        </w:rPr>
-        <w:t>禁止使用</w:t>
-      </w:r>
-      <w:r>
-        <w:rPr>
-          <w:rFonts w:hint="eastAsia"/>
-        </w:rPr>
-        <w:t>TAB</w:t>
-      </w:r>
-      <w:r>
-        <w:rPr>
-          <w:rFonts w:hint="eastAsia"/>
-        </w:rPr>
-        <w:t>键；可以在编辑工具中将</w:t>
-      </w:r>
-      <w:r>
-        <w:rPr>
-          <w:rFonts w:hint="eastAsia"/>
-        </w:rPr>
-        <w:t>TAB</w:t>
-      </w:r>
-      <w:r>
-        <w:rPr>
-          <w:rFonts w:hint="eastAsia"/>
-        </w:rPr>
-        <w:t>键替换成</w:t>
-      </w:r>
-      <w:r>
-        <w:rPr>
-          <w:rFonts w:hint="eastAsia"/>
-        </w:rPr>
-        <w:t>3</w:t>
-      </w:r>
-      <w:r>
-        <w:rPr>
-          <w:rFonts w:hint="eastAsia"/>
-        </w:rPr>
-        <w:t>个空格。</w:t>
-      </w:r>
-    </w:p>
-    <w:p>
-      <w:r>
-        <w:rPr>
-          <w:rFonts w:hint="eastAsia"/>
-        </w:rPr>
-        <w:tab/>
-      </w:r>
-      <w:r>
-        <w:rPr>
-          <w:rFonts w:hint="eastAsia"/>
-        </w:rPr>
-        <w:t>注释和代码一行不要超过屏幕显示宽度，否则换行处理。</w:t>
-      </w:r>
-    </w:p>
-    <w:p>
-      <w:r>
-        <w:rPr>
-          <w:rFonts w:hint="eastAsia"/>
-        </w:rPr>
-        <w:tab/>
-      </w:r>
-      <w:r>
-        <w:rPr>
-          <w:rFonts w:hint="eastAsia"/>
-        </w:rPr>
-        <w:t>圆括号的两边加空格，逗号后面加空格。如：</w:t>
-      </w:r>
-    </w:p>
-    <w:p>
-      <w:pPr>
-        <w:rPr>
-          <w:color w:val="0000CC"/>
-          <w:sz w:val="18"/>
-          <w:szCs w:val="18"/>
-          <w:shd w:val="clear" w:color="auto" w:fill="80C687" w:themeFill="background1" w:themeFillShade="BF"/>
+        <w:t>处理异常代码必须包含</w:t>
+      </w:r>
+      <w:r>
+        <w:rPr>
+          <w:rFonts w:hint="eastAsia"/>
+        </w:rPr>
+        <w:t>finally</w:t>
+      </w:r>
+    </w:p>
+    <w:p>
+      <w:r>
+        <w:rPr>
+          <w:rFonts w:hint="eastAsia"/>
+        </w:rPr>
+        <w:t>处理异常的代码必须包含</w:t>
+      </w:r>
+      <w:r>
+        <w:rPr>
+          <w:rFonts w:hint="eastAsia"/>
+        </w:rPr>
+        <w:t>finally</w:t>
+      </w:r>
+      <w:r>
+        <w:rPr>
+          <w:rFonts w:hint="eastAsia"/>
+        </w:rPr>
+        <w:t>，如下：</w:t>
+      </w:r>
+    </w:p>
+    <w:p>
+      <w:pPr>
+        <w:rPr>
+          <w:color w:val="0000CC"/>
+          <w:sz w:val="18"/>
+          <w:szCs w:val="18"/>
+          <w:shd w:val="clear" w:color="auto" w:fill="BFBFBF" w:themeFill="background1" w:themeFillShade="BF"/>
         </w:rPr>
       </w:pPr>
       <w:proofErr w:type="gramStart"/>
@@ -4075,38 +5173,28 @@
           <w:color w:val="0000CC"/>
           <w:sz w:val="18"/>
           <w:szCs w:val="18"/>
-          <w:shd w:val="clear" w:color="auto" w:fill="80C687" w:themeFill="background1" w:themeFillShade="BF"/>
-        </w:rPr>
-        <w:t>function</w:t>
+          <w:shd w:val="clear" w:color="auto" w:fill="BFBFBF" w:themeFill="background1" w:themeFillShade="BF"/>
+        </w:rPr>
+        <w:t>try</w:t>
       </w:r>
       <w:proofErr w:type="gramEnd"/>
-      <w:r>
-        <w:rPr>
-          <w:rFonts w:hint="eastAsia"/>
-          <w:color w:val="0000CC"/>
-          <w:sz w:val="18"/>
-          <w:szCs w:val="18"/>
-          <w:shd w:val="clear" w:color="auto" w:fill="80C687" w:themeFill="background1" w:themeFillShade="BF"/>
-        </w:rPr>
-        <w:t xml:space="preserve"> func1( para1, para2, para3 )</w:t>
-      </w:r>
-    </w:p>
-    <w:p>
-      <w:pPr>
-        <w:rPr>
-          <w:color w:val="0000CC"/>
-          <w:sz w:val="18"/>
-          <w:szCs w:val="18"/>
-          <w:shd w:val="clear" w:color="auto" w:fill="80C687" w:themeFill="background1" w:themeFillShade="BF"/>
-        </w:rPr>
-      </w:pPr>
-      <w:r>
-        <w:rPr>
-          <w:rFonts w:hint="eastAsia"/>
-          <w:color w:val="0000CC"/>
-          <w:sz w:val="18"/>
-          <w:szCs w:val="18"/>
-          <w:shd w:val="clear" w:color="auto" w:fill="80C687" w:themeFill="background1" w:themeFillShade="BF"/>
+    </w:p>
+    <w:p>
+      <w:pPr>
+        <w:rPr>
+          <w:color w:val="0000CC"/>
+          <w:sz w:val="18"/>
+          <w:szCs w:val="18"/>
+          <w:shd w:val="clear" w:color="auto" w:fill="BFBFBF" w:themeFill="background1" w:themeFillShade="BF"/>
+        </w:rPr>
+      </w:pPr>
+      <w:r>
+        <w:rPr>
+          <w:rFonts w:hint="eastAsia"/>
+          <w:color w:val="0000CC"/>
+          <w:sz w:val="18"/>
+          <w:szCs w:val="18"/>
+          <w:shd w:val="clear" w:color="auto" w:fill="BFBFBF" w:themeFill="background1" w:themeFillShade="BF"/>
         </w:rPr>
         <w:t>{</w:t>
       </w:r>
@@ -4117,80 +5205,27 @@
           <w:color w:val="0000CC"/>
           <w:sz w:val="18"/>
           <w:szCs w:val="18"/>
-          <w:shd w:val="clear" w:color="auto" w:fill="80C687" w:themeFill="background1" w:themeFillShade="BF"/>
-        </w:rPr>
-      </w:pPr>
-      <w:r>
-        <w:rPr>
-          <w:rFonts w:hint="eastAsia"/>
-          <w:color w:val="0000CC"/>
-          <w:sz w:val="18"/>
-          <w:szCs w:val="18"/>
-          <w:shd w:val="clear" w:color="auto" w:fill="80C687" w:themeFill="background1" w:themeFillShade="BF"/>
-        </w:rPr>
-        <w:t xml:space="preserve">   </w:t>
-      </w:r>
-      <w:r>
-        <w:rPr>
-          <w:color w:val="0000CC"/>
-          <w:sz w:val="18"/>
-          <w:szCs w:val="18"/>
-          <w:shd w:val="clear" w:color="auto" w:fill="80C687" w:themeFill="background1" w:themeFillShade="BF"/>
-        </w:rPr>
-        <w:t>//</w:t>
-      </w:r>
-      <w:r>
-        <w:rPr>
-          <w:rFonts w:hint="eastAsia"/>
-          <w:color w:val="0000CC"/>
-          <w:sz w:val="18"/>
-          <w:szCs w:val="18"/>
-          <w:shd w:val="clear" w:color="auto" w:fill="80C687" w:themeFill="background1" w:themeFillShade="BF"/>
-        </w:rPr>
-        <w:t>函数主体</w:t>
-      </w:r>
-    </w:p>
-    <w:p>
-      <w:pPr>
-        <w:rPr>
-          <w:color w:val="0000CC"/>
-          <w:sz w:val="18"/>
-          <w:szCs w:val="18"/>
-          <w:shd w:val="clear" w:color="auto" w:fill="80C687" w:themeFill="background1" w:themeFillShade="BF"/>
-        </w:rPr>
-      </w:pPr>
-      <w:r>
-        <w:rPr>
-          <w:rFonts w:hint="eastAsia"/>
-          <w:color w:val="0000CC"/>
-          <w:sz w:val="18"/>
-          <w:szCs w:val="18"/>
-          <w:shd w:val="clear" w:color="auto" w:fill="80C687" w:themeFill="background1" w:themeFillShade="BF"/>
+          <w:shd w:val="clear" w:color="auto" w:fill="BFBFBF" w:themeFill="background1" w:themeFillShade="BF"/>
+        </w:rPr>
+      </w:pPr>
+      <w:r>
+        <w:rPr>
+          <w:rFonts w:hint="eastAsia"/>
+          <w:color w:val="0000CC"/>
+          <w:sz w:val="18"/>
+          <w:szCs w:val="18"/>
+          <w:shd w:val="clear" w:color="auto" w:fill="BFBFBF" w:themeFill="background1" w:themeFillShade="BF"/>
         </w:rPr>
         <w:t>}</w:t>
       </w:r>
     </w:p>
     <w:p>
-      <w:r>
-        <w:rPr>
-          <w:rFonts w:hint="eastAsia"/>
-        </w:rPr>
-        <w:tab/>
-      </w:r>
-      <w:r>
-        <w:rPr>
-          <w:rFonts w:hint="eastAsia"/>
-        </w:rPr>
-        <w:t>循环的左括号统一写在下一行，与右括号对其，如：</w:t>
-      </w:r>
-    </w:p>
-    <w:p>
-      <w:pPr>
-        <w:rPr>
-          <w:color w:val="0000CC"/>
-          <w:sz w:val="18"/>
-          <w:szCs w:val="18"/>
-          <w:shd w:val="clear" w:color="auto" w:fill="80C687" w:themeFill="background1" w:themeFillShade="BF"/>
+      <w:pPr>
+        <w:rPr>
+          <w:color w:val="0000CC"/>
+          <w:sz w:val="18"/>
+          <w:szCs w:val="18"/>
+          <w:shd w:val="clear" w:color="auto" w:fill="BFBFBF" w:themeFill="background1" w:themeFillShade="BF"/>
         </w:rPr>
       </w:pPr>
       <w:proofErr w:type="gramStart"/>
@@ -4200,60 +5235,28 @@
           <w:color w:val="0000CC"/>
           <w:sz w:val="18"/>
           <w:szCs w:val="18"/>
-          <w:shd w:val="clear" w:color="auto" w:fill="80C687" w:themeFill="background1" w:themeFillShade="BF"/>
-        </w:rPr>
-        <w:t>while(</w:t>
+          <w:shd w:val="clear" w:color="auto" w:fill="BFBFBF" w:themeFill="background1" w:themeFillShade="BF"/>
+        </w:rPr>
+        <w:t>catch</w:t>
       </w:r>
       <w:proofErr w:type="gramEnd"/>
-      <w:r>
-        <w:rPr>
-          <w:rFonts w:hint="eastAsia"/>
-          <w:color w:val="0000CC"/>
-          <w:sz w:val="18"/>
-          <w:szCs w:val="18"/>
-          <w:shd w:val="clear" w:color="auto" w:fill="80C687" w:themeFill="background1" w:themeFillShade="BF"/>
-        </w:rPr>
-        <w:t xml:space="preserve"> </w:t>
-      </w:r>
-      <w:proofErr w:type="spellStart"/>
-      <w:r>
-        <w:rPr>
-          <w:rFonts w:hint="eastAsia"/>
-          <w:color w:val="0000CC"/>
-          <w:sz w:val="18"/>
-          <w:szCs w:val="18"/>
-          <w:shd w:val="clear" w:color="auto" w:fill="80C687" w:themeFill="background1" w:themeFillShade="BF"/>
-        </w:rPr>
-        <w:t>i</w:t>
-      </w:r>
-      <w:proofErr w:type="spellEnd"/>
-      <w:r>
-        <w:rPr>
-          <w:rFonts w:hint="eastAsia"/>
-          <w:color w:val="0000CC"/>
-          <w:sz w:val="18"/>
-          <w:szCs w:val="18"/>
-          <w:shd w:val="clear" w:color="auto" w:fill="80C687" w:themeFill="background1" w:themeFillShade="BF"/>
-        </w:rPr>
-        <w:t xml:space="preserve"> )</w:t>
-      </w:r>
-    </w:p>
-    <w:p>
-      <w:pPr>
-        <w:rPr>
-          <w:color w:val="0000CC"/>
-          <w:sz w:val="18"/>
-          <w:szCs w:val="18"/>
-          <w:shd w:val="clear" w:color="auto" w:fill="80C687" w:themeFill="background1" w:themeFillShade="BF"/>
-        </w:rPr>
-      </w:pPr>
-      <w:r>
-        <w:rPr>
-          <w:rFonts w:hint="eastAsia"/>
-          <w:color w:val="0000CC"/>
-          <w:sz w:val="18"/>
-          <w:szCs w:val="18"/>
-          <w:shd w:val="clear" w:color="auto" w:fill="80C687" w:themeFill="background1" w:themeFillShade="BF"/>
+    </w:p>
+    <w:p>
+      <w:pPr>
+        <w:rPr>
+          <w:color w:val="0000CC"/>
+          <w:sz w:val="18"/>
+          <w:szCs w:val="18"/>
+          <w:shd w:val="clear" w:color="auto" w:fill="BFBFBF" w:themeFill="background1" w:themeFillShade="BF"/>
+        </w:rPr>
+      </w:pPr>
+      <w:r>
+        <w:rPr>
+          <w:rFonts w:hint="eastAsia"/>
+          <w:color w:val="0000CC"/>
+          <w:sz w:val="18"/>
+          <w:szCs w:val="18"/>
+          <w:shd w:val="clear" w:color="auto" w:fill="BFBFBF" w:themeFill="background1" w:themeFillShade="BF"/>
         </w:rPr>
         <w:t>{</w:t>
       </w:r>
@@ -4264,55 +5267,16 @@
           <w:color w:val="0000CC"/>
           <w:sz w:val="18"/>
           <w:szCs w:val="18"/>
-          <w:shd w:val="clear" w:color="auto" w:fill="80C687" w:themeFill="background1" w:themeFillShade="BF"/>
-        </w:rPr>
-      </w:pPr>
-      <w:r>
-        <w:rPr>
-          <w:rFonts w:hint="eastAsia"/>
-          <w:color w:val="0000CC"/>
-          <w:sz w:val="18"/>
-          <w:szCs w:val="18"/>
-          <w:shd w:val="clear" w:color="auto" w:fill="80C687" w:themeFill="background1" w:themeFillShade="BF"/>
-        </w:rPr>
-        <w:t xml:space="preserve">   </w:t>
-      </w:r>
-      <w:r>
-        <w:rPr>
-          <w:color w:val="0000CC"/>
-          <w:sz w:val="18"/>
-          <w:szCs w:val="18"/>
-          <w:shd w:val="clear" w:color="auto" w:fill="80C687" w:themeFill="background1" w:themeFillShade="BF"/>
-        </w:rPr>
-        <w:t>//</w:t>
-      </w:r>
-      <w:r>
-        <w:rPr>
-          <w:rFonts w:hint="eastAsia"/>
-          <w:color w:val="0000CC"/>
-          <w:sz w:val="18"/>
-          <w:szCs w:val="18"/>
-          <w:shd w:val="clear" w:color="auto" w:fill="80C687" w:themeFill="background1" w:themeFillShade="BF"/>
-        </w:rPr>
-        <w:t>循环主体</w:t>
-      </w:r>
-    </w:p>
-    <w:p>
-      <w:pPr>
-        <w:rPr>
-          <w:color w:val="0000CC"/>
-          <w:sz w:val="18"/>
-          <w:szCs w:val="18"/>
-          <w:shd w:val="clear" w:color="auto" w:fill="80C687" w:themeFill="background1" w:themeFillShade="BF"/>
-        </w:rPr>
-      </w:pPr>
-      <w:r>
-        <w:rPr>
-          <w:rFonts w:hint="eastAsia"/>
-          <w:color w:val="0000CC"/>
-          <w:sz w:val="18"/>
-          <w:szCs w:val="18"/>
-          <w:shd w:val="clear" w:color="auto" w:fill="80C687" w:themeFill="background1" w:themeFillShade="BF"/>
+          <w:shd w:val="clear" w:color="auto" w:fill="BFBFBF" w:themeFill="background1" w:themeFillShade="BF"/>
+        </w:rPr>
+      </w:pPr>
+      <w:r>
+        <w:rPr>
+          <w:rFonts w:hint="eastAsia"/>
+          <w:color w:val="0000CC"/>
+          <w:sz w:val="18"/>
+          <w:szCs w:val="18"/>
+          <w:shd w:val="clear" w:color="auto" w:fill="BFBFBF" w:themeFill="background1" w:themeFillShade="BF"/>
         </w:rPr>
         <w:t>}</w:t>
       </w:r>
@@ -4323,103 +5287,7 @@
           <w:color w:val="0000CC"/>
           <w:sz w:val="18"/>
           <w:szCs w:val="18"/>
-          <w:shd w:val="clear" w:color="auto" w:fill="80C687" w:themeFill="background1" w:themeFillShade="BF"/>
-        </w:rPr>
-      </w:pPr>
-      <w:r>
-        <w:rPr>
-          <w:rFonts w:hint="eastAsia"/>
-        </w:rPr>
-        <w:tab/>
-      </w:r>
-      <w:r>
-        <w:rPr>
-          <w:rFonts w:hint="eastAsia"/>
-        </w:rPr>
-        <w:t>用分号结束语句。</w:t>
-      </w:r>
-    </w:p>
-    <w:p>
-      <w:pPr>
-        <w:pStyle w:val="Heading2"/>
-      </w:pPr>
-      <w:r>
-        <w:rPr>
-          <w:rFonts w:hint="eastAsia"/>
-        </w:rPr>
-        <w:lastRenderedPageBreak/>
-        <w:t>使用</w:t>
-      </w:r>
-      <w:r>
-        <w:rPr>
-          <w:rFonts w:hint="eastAsia"/>
-        </w:rPr>
-        <w:t>main()</w:t>
-      </w:r>
-      <w:r>
-        <w:rPr>
-          <w:rFonts w:hint="eastAsia"/>
-        </w:rPr>
-        <w:t>作为程序入口</w:t>
-      </w:r>
-    </w:p>
-    <w:p>
-      <w:r>
-        <w:rPr>
-          <w:rFonts w:hint="eastAsia"/>
-        </w:rPr>
-        <w:tab/>
-      </w:r>
-      <w:r>
-        <w:rPr>
-          <w:rFonts w:hint="eastAsia"/>
-        </w:rPr>
-        <w:t>为了让阅读测试用例的人一目了然看到程序主体，统一使用</w:t>
-      </w:r>
-      <w:r>
-        <w:rPr>
-          <w:rFonts w:hint="eastAsia"/>
-        </w:rPr>
-        <w:t>main()</w:t>
-      </w:r>
-      <w:r>
-        <w:rPr>
-          <w:rFonts w:hint="eastAsia"/>
-        </w:rPr>
-        <w:t>函数作为程序入口。在</w:t>
-      </w:r>
-      <w:r>
-        <w:rPr>
-          <w:rFonts w:hint="eastAsia"/>
-        </w:rPr>
-        <w:t>main</w:t>
-      </w:r>
-      <w:r>
-        <w:rPr>
-          <w:rFonts w:hint="eastAsia"/>
-        </w:rPr>
-        <w:t>中使用</w:t>
-      </w:r>
-      <w:r>
-        <w:rPr>
-          <w:rFonts w:hint="eastAsia"/>
-        </w:rPr>
-        <w:t>try catch</w:t>
-      </w:r>
-      <w:r>
-        <w:rPr>
-          <w:rFonts w:hint="eastAsia"/>
-        </w:rPr>
-        <w:t>语句来捕获异常，如：</w:t>
-      </w:r>
-    </w:p>
-    <w:p>
-      <w:pPr>
-        <w:rPr>
-          <w:color w:val="0000CC"/>
-          <w:sz w:val="20"/>
-          <w:szCs w:val="18"/>
-          <w:shd w:val="clear" w:color="auto" w:fill="80C687" w:themeFill="background1" w:themeFillShade="BF"/>
+          <w:shd w:val="clear" w:color="auto" w:fill="BFBFBF" w:themeFill="background1" w:themeFillShade="BF"/>
         </w:rPr>
       </w:pPr>
       <w:proofErr w:type="gramStart"/>
@@ -4427,72 +5295,30 @@
         <w:rPr>
           <w:rFonts w:hint="eastAsia"/>
           <w:color w:val="0000CC"/>
-          <w:sz w:val="20"/>
-          <w:szCs w:val="18"/>
-          <w:shd w:val="clear" w:color="auto" w:fill="80C687" w:themeFill="background1" w:themeFillShade="BF"/>
-        </w:rPr>
-        <w:t>main(</w:t>
+          <w:sz w:val="18"/>
+          <w:szCs w:val="18"/>
+          <w:shd w:val="clear" w:color="auto" w:fill="BFBFBF" w:themeFill="background1" w:themeFillShade="BF"/>
+        </w:rPr>
+        <w:t>finally</w:t>
       </w:r>
       <w:proofErr w:type="gramEnd"/>
-      <w:r>
-        <w:rPr>
-          <w:rFonts w:hint="eastAsia"/>
-          <w:color w:val="0000CC"/>
-          <w:sz w:val="20"/>
-          <w:szCs w:val="18"/>
-          <w:shd w:val="clear" w:color="auto" w:fill="80C687" w:themeFill="background1" w:themeFillShade="BF"/>
-        </w:rPr>
-        <w:t>);</w:t>
-      </w:r>
-    </w:p>
-    <w:p>
-      <w:pPr>
-        <w:rPr>
-          <w:color w:val="0000CC"/>
-          <w:sz w:val="20"/>
-          <w:szCs w:val="18"/>
-          <w:shd w:val="clear" w:color="auto" w:fill="80C687" w:themeFill="background1" w:themeFillShade="BF"/>
-        </w:rPr>
-      </w:pPr>
-      <w:proofErr w:type="gramStart"/>
-      <w:r>
-        <w:rPr>
-          <w:rFonts w:hint="eastAsia"/>
-          <w:color w:val="0000CC"/>
-          <w:sz w:val="20"/>
-          <w:szCs w:val="18"/>
-          <w:shd w:val="clear" w:color="auto" w:fill="80C687" w:themeFill="background1" w:themeFillShade="BF"/>
-        </w:rPr>
-        <w:t>function</w:t>
-      </w:r>
-      <w:proofErr w:type="gramEnd"/>
-      <w:r>
-        <w:rPr>
-          <w:rFonts w:hint="eastAsia"/>
-          <w:color w:val="0000CC"/>
-          <w:sz w:val="20"/>
-          <w:szCs w:val="18"/>
-          <w:shd w:val="clear" w:color="auto" w:fill="80C687" w:themeFill="background1" w:themeFillShade="BF"/>
-        </w:rPr>
-        <w:t xml:space="preserve"> main()</w:t>
-      </w:r>
-    </w:p>
-    <w:p>
-      <w:pPr>
-        <w:rPr>
-          <w:color w:val="0000CC"/>
-          <w:sz w:val="20"/>
-          <w:szCs w:val="18"/>
-          <w:shd w:val="clear" w:color="auto" w:fill="80C687" w:themeFill="background1" w:themeFillShade="BF"/>
-        </w:rPr>
-      </w:pPr>
-      <w:r>
-        <w:rPr>
-          <w:rFonts w:hint="eastAsia"/>
-          <w:color w:val="0000CC"/>
-          <w:sz w:val="20"/>
-          <w:szCs w:val="18"/>
-          <w:shd w:val="clear" w:color="auto" w:fill="80C687" w:themeFill="background1" w:themeFillShade="BF"/>
+    </w:p>
+    <w:p>
+      <w:pPr>
+        <w:rPr>
+          <w:color w:val="0000CC"/>
+          <w:sz w:val="18"/>
+          <w:szCs w:val="18"/>
+          <w:shd w:val="clear" w:color="auto" w:fill="BFBFBF" w:themeFill="background1" w:themeFillShade="BF"/>
+        </w:rPr>
+      </w:pPr>
+      <w:r>
+        <w:rPr>
+          <w:rFonts w:hint="eastAsia"/>
+          <w:color w:val="0000CC"/>
+          <w:sz w:val="18"/>
+          <w:szCs w:val="18"/>
+          <w:shd w:val="clear" w:color="auto" w:fill="BFBFBF" w:themeFill="background1" w:themeFillShade="BF"/>
         </w:rPr>
         <w:t>{</w:t>
       </w:r>
@@ -4501,2207 +5327,152 @@
       <w:pPr>
         <w:rPr>
           <w:color w:val="0000CC"/>
-          <w:sz w:val="20"/>
-          <w:szCs w:val="18"/>
-          <w:shd w:val="clear" w:color="auto" w:fill="80C687" w:themeFill="background1" w:themeFillShade="BF"/>
-        </w:rPr>
-      </w:pPr>
-      <w:r>
-        <w:rPr>
-          <w:rFonts w:hint="eastAsia"/>
-          <w:color w:val="0000CC"/>
-          <w:sz w:val="20"/>
-          <w:szCs w:val="18"/>
-          <w:shd w:val="clear" w:color="auto" w:fill="80C687" w:themeFill="background1" w:themeFillShade="BF"/>
-        </w:rPr>
-        <w:t xml:space="preserve">   </w:t>
-      </w:r>
-      <w:proofErr w:type="gramStart"/>
-      <w:r>
-        <w:rPr>
-          <w:rFonts w:hint="eastAsia"/>
-          <w:color w:val="0000CC"/>
-          <w:sz w:val="20"/>
-          <w:szCs w:val="18"/>
-          <w:shd w:val="clear" w:color="auto" w:fill="80C687" w:themeFill="background1" w:themeFillShade="BF"/>
-        </w:rPr>
-        <w:t>try</w:t>
-      </w:r>
-      <w:proofErr w:type="gramEnd"/>
-    </w:p>
-    <w:p>
-      <w:pPr>
-        <w:rPr>
-          <w:color w:val="0000CC"/>
-          <w:sz w:val="20"/>
-          <w:szCs w:val="18"/>
-          <w:shd w:val="clear" w:color="auto" w:fill="80C687" w:themeFill="background1" w:themeFillShade="BF"/>
-        </w:rPr>
-      </w:pPr>
-      <w:r>
-        <w:rPr>
-          <w:rFonts w:hint="eastAsia"/>
-          <w:color w:val="0000CC"/>
-          <w:sz w:val="20"/>
-          <w:szCs w:val="18"/>
-          <w:shd w:val="clear" w:color="auto" w:fill="80C687" w:themeFill="background1" w:themeFillShade="BF"/>
-        </w:rPr>
-        <w:t xml:space="preserve">   {</w:t>
-      </w:r>
-    </w:p>
-    <w:p>
-      <w:pPr>
-        <w:rPr>
-          <w:color w:val="0000CC"/>
-          <w:sz w:val="20"/>
-          <w:szCs w:val="18"/>
-          <w:shd w:val="clear" w:color="auto" w:fill="80C687" w:themeFill="background1" w:themeFillShade="BF"/>
-        </w:rPr>
-      </w:pPr>
-      <w:r>
-        <w:rPr>
-          <w:rFonts w:hint="eastAsia"/>
-          <w:color w:val="0000CC"/>
-          <w:sz w:val="20"/>
-          <w:szCs w:val="18"/>
-          <w:shd w:val="clear" w:color="auto" w:fill="80C687" w:themeFill="background1" w:themeFillShade="BF"/>
-        </w:rPr>
-        <w:t xml:space="preserve">      </w:t>
-      </w:r>
-      <w:proofErr w:type="gramStart"/>
-      <w:r>
-        <w:rPr>
-          <w:rFonts w:hint="eastAsia"/>
-          <w:color w:val="0000CC"/>
-          <w:sz w:val="20"/>
-          <w:szCs w:val="18"/>
-          <w:shd w:val="clear" w:color="auto" w:fill="80C687" w:themeFill="background1" w:themeFillShade="BF"/>
-        </w:rPr>
-        <w:t>fun1(</w:t>
-      </w:r>
-      <w:proofErr w:type="gramEnd"/>
-      <w:r>
-        <w:rPr>
-          <w:rFonts w:hint="eastAsia"/>
-          <w:color w:val="0000CC"/>
-          <w:sz w:val="20"/>
-          <w:szCs w:val="18"/>
-          <w:shd w:val="clear" w:color="auto" w:fill="80C687" w:themeFill="background1" w:themeFillShade="BF"/>
-        </w:rPr>
-        <w:t>);</w:t>
-      </w:r>
-    </w:p>
-    <w:p>
-      <w:pPr>
-        <w:rPr>
-          <w:color w:val="0000CC"/>
-          <w:sz w:val="20"/>
-          <w:szCs w:val="18"/>
-          <w:shd w:val="clear" w:color="auto" w:fill="80C687" w:themeFill="background1" w:themeFillShade="BF"/>
-        </w:rPr>
-      </w:pPr>
-      <w:r>
-        <w:rPr>
-          <w:rFonts w:hint="eastAsia"/>
-          <w:color w:val="0000CC"/>
-          <w:sz w:val="20"/>
-          <w:szCs w:val="18"/>
-          <w:shd w:val="clear" w:color="auto" w:fill="80C687" w:themeFill="background1" w:themeFillShade="BF"/>
-        </w:rPr>
-        <w:t xml:space="preserve">      </w:t>
-      </w:r>
-      <w:proofErr w:type="gramStart"/>
-      <w:r>
-        <w:rPr>
-          <w:rFonts w:hint="eastAsia"/>
-          <w:color w:val="0000CC"/>
-          <w:sz w:val="20"/>
-          <w:szCs w:val="18"/>
-          <w:shd w:val="clear" w:color="auto" w:fill="80C687" w:themeFill="background1" w:themeFillShade="BF"/>
-        </w:rPr>
-        <w:t>fun2(</w:t>
-      </w:r>
-      <w:proofErr w:type="gramEnd"/>
-      <w:r>
-        <w:rPr>
-          <w:rFonts w:hint="eastAsia"/>
-          <w:color w:val="0000CC"/>
-          <w:sz w:val="20"/>
-          <w:szCs w:val="18"/>
-          <w:shd w:val="clear" w:color="auto" w:fill="80C687" w:themeFill="background1" w:themeFillShade="BF"/>
-        </w:rPr>
-        <w:t>);</w:t>
-      </w:r>
-    </w:p>
-    <w:p>
-      <w:pPr>
-        <w:rPr>
-          <w:color w:val="0000CC"/>
-          <w:sz w:val="20"/>
-          <w:szCs w:val="18"/>
-          <w:shd w:val="clear" w:color="auto" w:fill="80C687" w:themeFill="background1" w:themeFillShade="BF"/>
-        </w:rPr>
-      </w:pPr>
-      <w:r>
-        <w:rPr>
-          <w:rFonts w:hint="eastAsia"/>
-          <w:color w:val="0000CC"/>
-          <w:sz w:val="20"/>
-          <w:szCs w:val="18"/>
-          <w:shd w:val="clear" w:color="auto" w:fill="80C687" w:themeFill="background1" w:themeFillShade="BF"/>
-        </w:rPr>
-        <w:t xml:space="preserve">      </w:t>
-      </w:r>
-      <w:proofErr w:type="gramStart"/>
-      <w:r>
-        <w:rPr>
-          <w:rFonts w:hint="eastAsia"/>
-          <w:color w:val="0000CC"/>
-          <w:sz w:val="20"/>
-          <w:szCs w:val="18"/>
-          <w:shd w:val="clear" w:color="auto" w:fill="80C687" w:themeFill="background1" w:themeFillShade="BF"/>
-        </w:rPr>
-        <w:t>fun3(</w:t>
-      </w:r>
-      <w:proofErr w:type="gramEnd"/>
-      <w:r>
-        <w:rPr>
-          <w:rFonts w:hint="eastAsia"/>
-          <w:color w:val="0000CC"/>
-          <w:sz w:val="20"/>
-          <w:szCs w:val="18"/>
-          <w:shd w:val="clear" w:color="auto" w:fill="80C687" w:themeFill="background1" w:themeFillShade="BF"/>
-        </w:rPr>
-        <w:t>);</w:t>
-      </w:r>
-    </w:p>
-    <w:p>
-      <w:pPr>
-        <w:rPr>
-          <w:color w:val="0000CC"/>
-          <w:sz w:val="20"/>
-          <w:szCs w:val="18"/>
-          <w:shd w:val="clear" w:color="auto" w:fill="80C687" w:themeFill="background1" w:themeFillShade="BF"/>
-        </w:rPr>
-      </w:pPr>
-      <w:r>
-        <w:rPr>
-          <w:rFonts w:hint="eastAsia"/>
-          <w:color w:val="0000CC"/>
-          <w:sz w:val="20"/>
-          <w:szCs w:val="18"/>
-          <w:shd w:val="clear" w:color="auto" w:fill="80C687" w:themeFill="background1" w:themeFillShade="BF"/>
-        </w:rPr>
-        <w:t xml:space="preserve">   }</w:t>
-      </w:r>
-    </w:p>
-    <w:p>
-      <w:pPr>
-        <w:rPr>
-          <w:color w:val="0000CC"/>
-          <w:sz w:val="20"/>
-          <w:szCs w:val="18"/>
-          <w:shd w:val="clear" w:color="auto" w:fill="80C687" w:themeFill="background1" w:themeFillShade="BF"/>
-        </w:rPr>
-      </w:pPr>
-      <w:r>
-        <w:rPr>
-          <w:rFonts w:hint="eastAsia"/>
-          <w:color w:val="0000CC"/>
-          <w:sz w:val="20"/>
-          <w:szCs w:val="18"/>
-          <w:shd w:val="clear" w:color="auto" w:fill="80C687" w:themeFill="background1" w:themeFillShade="BF"/>
-        </w:rPr>
-        <w:t xml:space="preserve">   </w:t>
-      </w:r>
-      <w:proofErr w:type="gramStart"/>
-      <w:r>
-        <w:rPr>
-          <w:rFonts w:hint="eastAsia"/>
-          <w:color w:val="0000CC"/>
-          <w:sz w:val="20"/>
-          <w:szCs w:val="18"/>
-          <w:shd w:val="clear" w:color="auto" w:fill="80C687" w:themeFill="background1" w:themeFillShade="BF"/>
-        </w:rPr>
-        <w:t>catch(</w:t>
-      </w:r>
-      <w:proofErr w:type="gramEnd"/>
-      <w:r>
-        <w:rPr>
-          <w:rFonts w:hint="eastAsia"/>
-          <w:color w:val="0000CC"/>
-          <w:sz w:val="20"/>
-          <w:szCs w:val="18"/>
-          <w:shd w:val="clear" w:color="auto" w:fill="80C687" w:themeFill="background1" w:themeFillShade="BF"/>
-        </w:rPr>
-        <w:t xml:space="preserve"> e )</w:t>
-      </w:r>
-    </w:p>
-    <w:p>
-      <w:pPr>
-        <w:rPr>
-          <w:color w:val="0000CC"/>
-          <w:sz w:val="20"/>
-          <w:szCs w:val="18"/>
-          <w:shd w:val="clear" w:color="auto" w:fill="80C687" w:themeFill="background1" w:themeFillShade="BF"/>
-        </w:rPr>
-      </w:pPr>
-      <w:r>
-        <w:rPr>
-          <w:rFonts w:hint="eastAsia"/>
-          <w:color w:val="0000CC"/>
-          <w:sz w:val="20"/>
-          <w:szCs w:val="18"/>
-          <w:shd w:val="clear" w:color="auto" w:fill="80C687" w:themeFill="background1" w:themeFillShade="BF"/>
-        </w:rPr>
-        <w:t xml:space="preserve">   {</w:t>
-      </w:r>
-    </w:p>
-    <w:p>
-      <w:pPr>
-        <w:rPr>
-          <w:color w:val="0000CC"/>
-          <w:sz w:val="20"/>
-          <w:szCs w:val="18"/>
-          <w:shd w:val="clear" w:color="auto" w:fill="80C687" w:themeFill="background1" w:themeFillShade="BF"/>
-        </w:rPr>
-      </w:pPr>
-      <w:r>
-        <w:rPr>
-          <w:rFonts w:hint="eastAsia"/>
-          <w:color w:val="0000CC"/>
-          <w:sz w:val="20"/>
-          <w:szCs w:val="18"/>
-          <w:shd w:val="clear" w:color="auto" w:fill="80C687" w:themeFill="background1" w:themeFillShade="BF"/>
-        </w:rPr>
-        <w:t xml:space="preserve">      </w:t>
-      </w:r>
-      <w:proofErr w:type="gramStart"/>
-      <w:r>
-        <w:rPr>
-          <w:rFonts w:hint="eastAsia"/>
-          <w:color w:val="0000CC"/>
-          <w:sz w:val="20"/>
-          <w:szCs w:val="18"/>
-          <w:shd w:val="clear" w:color="auto" w:fill="80C687" w:themeFill="background1" w:themeFillShade="BF"/>
-        </w:rPr>
-        <w:t>throw</w:t>
-      </w:r>
-      <w:proofErr w:type="gramEnd"/>
-      <w:r>
-        <w:rPr>
-          <w:rFonts w:hint="eastAsia"/>
-          <w:color w:val="0000CC"/>
-          <w:sz w:val="20"/>
-          <w:szCs w:val="18"/>
-          <w:shd w:val="clear" w:color="auto" w:fill="80C687" w:themeFill="background1" w:themeFillShade="BF"/>
-        </w:rPr>
-        <w:t xml:space="preserve"> e;</w:t>
-      </w:r>
-    </w:p>
-    <w:p>
-      <w:pPr>
-        <w:rPr>
-          <w:color w:val="0000CC"/>
-          <w:sz w:val="20"/>
-          <w:szCs w:val="18"/>
-          <w:shd w:val="clear" w:color="auto" w:fill="80C687" w:themeFill="background1" w:themeFillShade="BF"/>
-        </w:rPr>
-      </w:pPr>
-      <w:r>
-        <w:rPr>
-          <w:rFonts w:hint="eastAsia"/>
-          <w:color w:val="0000CC"/>
-          <w:sz w:val="20"/>
-          <w:szCs w:val="18"/>
-          <w:shd w:val="clear" w:color="auto" w:fill="80C687" w:themeFill="background1" w:themeFillShade="BF"/>
-        </w:rPr>
-        <w:t xml:space="preserve">   }</w:t>
-      </w:r>
-    </w:p>
-    <w:p>
-      <w:pPr>
-        <w:rPr>
-          <w:color w:val="0000CC"/>
-          <w:sz w:val="20"/>
-          <w:szCs w:val="18"/>
-          <w:shd w:val="clear" w:color="auto" w:fill="80C687" w:themeFill="background1" w:themeFillShade="BF"/>
-        </w:rPr>
-      </w:pPr>
-      <w:r>
-        <w:rPr>
-          <w:rFonts w:hint="eastAsia"/>
-          <w:color w:val="0000CC"/>
-          <w:sz w:val="20"/>
-          <w:szCs w:val="18"/>
-          <w:shd w:val="clear" w:color="auto" w:fill="80C687" w:themeFill="background1" w:themeFillShade="BF"/>
-        </w:rPr>
-        <w:t xml:space="preserve">   </w:t>
-      </w:r>
-      <w:proofErr w:type="gramStart"/>
-      <w:r>
-        <w:rPr>
-          <w:rFonts w:hint="eastAsia"/>
-          <w:color w:val="0000CC"/>
-          <w:sz w:val="20"/>
-          <w:szCs w:val="18"/>
-          <w:shd w:val="clear" w:color="auto" w:fill="80C687" w:themeFill="background1" w:themeFillShade="BF"/>
-        </w:rPr>
-        <w:t>finally</w:t>
-      </w:r>
-      <w:proofErr w:type="gramEnd"/>
-    </w:p>
-    <w:p>
-      <w:pPr>
-        <w:rPr>
-          <w:color w:val="0000CC"/>
-          <w:sz w:val="20"/>
-          <w:szCs w:val="18"/>
-          <w:shd w:val="clear" w:color="auto" w:fill="80C687" w:themeFill="background1" w:themeFillShade="BF"/>
-        </w:rPr>
-      </w:pPr>
-      <w:r>
-        <w:rPr>
-          <w:rFonts w:hint="eastAsia"/>
-          <w:color w:val="0000CC"/>
-          <w:sz w:val="20"/>
-          <w:szCs w:val="18"/>
-          <w:shd w:val="clear" w:color="auto" w:fill="80C687" w:themeFill="background1" w:themeFillShade="BF"/>
-        </w:rPr>
-        <w:t xml:space="preserve">   {</w:t>
-      </w:r>
-    </w:p>
-    <w:p>
-      <w:pPr>
-        <w:rPr>
-          <w:color w:val="0000CC"/>
-          <w:sz w:val="20"/>
-          <w:szCs w:val="18"/>
-          <w:shd w:val="clear" w:color="auto" w:fill="80C687" w:themeFill="background1" w:themeFillShade="BF"/>
-        </w:rPr>
-      </w:pPr>
-      <w:r>
-        <w:rPr>
-          <w:rFonts w:hint="eastAsia"/>
-          <w:color w:val="0000CC"/>
-          <w:sz w:val="20"/>
-          <w:szCs w:val="18"/>
-          <w:shd w:val="clear" w:color="auto" w:fill="80C687" w:themeFill="background1" w:themeFillShade="BF"/>
-        </w:rPr>
-        <w:t xml:space="preserve">      //</w:t>
-      </w:r>
-      <w:r>
-        <w:rPr>
-          <w:rFonts w:hint="eastAsia"/>
-          <w:color w:val="0000CC"/>
-          <w:sz w:val="20"/>
-          <w:szCs w:val="18"/>
-          <w:shd w:val="clear" w:color="auto" w:fill="80C687" w:themeFill="background1" w:themeFillShade="BF"/>
-        </w:rPr>
-        <w:t>清理环境</w:t>
-      </w:r>
-    </w:p>
-    <w:p>
-      <w:pPr>
-        <w:rPr>
-          <w:color w:val="0000CC"/>
-          <w:sz w:val="20"/>
-          <w:szCs w:val="18"/>
-          <w:shd w:val="clear" w:color="auto" w:fill="80C687" w:themeFill="background1" w:themeFillShade="BF"/>
-        </w:rPr>
-      </w:pPr>
-      <w:r>
-        <w:rPr>
-          <w:rFonts w:hint="eastAsia"/>
-          <w:color w:val="0000CC"/>
-          <w:sz w:val="20"/>
-          <w:szCs w:val="18"/>
-          <w:shd w:val="clear" w:color="auto" w:fill="80C687" w:themeFill="background1" w:themeFillShade="BF"/>
-        </w:rPr>
-        <w:t xml:space="preserve">   }</w:t>
-      </w:r>
-    </w:p>
-    <w:p>
-      <w:pPr>
-        <w:rPr>
-          <w:color w:val="0000CC"/>
-          <w:sz w:val="20"/>
-          <w:szCs w:val="18"/>
-          <w:shd w:val="clear" w:color="auto" w:fill="80C687" w:themeFill="background1" w:themeFillShade="BF"/>
-        </w:rPr>
-      </w:pPr>
-      <w:r>
-        <w:rPr>
-          <w:rFonts w:hint="eastAsia"/>
-          <w:color w:val="0000CC"/>
-          <w:sz w:val="20"/>
-          <w:szCs w:val="18"/>
-          <w:shd w:val="clear" w:color="auto" w:fill="80C687" w:themeFill="background1" w:themeFillShade="BF"/>
-        </w:rPr>
-        <w:t>}</w:t>
-      </w:r>
-    </w:p>
-    <w:p>
-      <w:pPr>
-        <w:pStyle w:val="Heading2"/>
-      </w:pPr>
-      <w:r>
-        <w:rPr>
-          <w:rFonts w:hint="eastAsia"/>
-        </w:rPr>
-        <w:t>处理异常代码必须包含</w:t>
-      </w:r>
-      <w:r>
-        <w:rPr>
-          <w:rFonts w:hint="eastAsia"/>
-        </w:rPr>
-        <w:t>finally</w:t>
-      </w:r>
-    </w:p>
-    <w:p>
-      <w:r>
-        <w:rPr>
-          <w:rFonts w:hint="eastAsia"/>
-        </w:rPr>
-        <w:t>处理异常的代码必须包含</w:t>
-      </w:r>
-      <w:r>
-        <w:rPr>
-          <w:rFonts w:hint="eastAsia"/>
-        </w:rPr>
-        <w:t>finally</w:t>
-      </w:r>
-      <w:r>
-        <w:rPr>
-          <w:rFonts w:hint="eastAsia"/>
-        </w:rPr>
-        <w:t>，如下：</w:t>
-      </w:r>
-    </w:p>
-    <w:p>
-      <w:pPr>
-        <w:rPr>
-          <w:color w:val="0000CC"/>
-          <w:sz w:val="18"/>
-          <w:szCs w:val="18"/>
-          <w:shd w:val="clear" w:color="auto" w:fill="80C687" w:themeFill="background1" w:themeFillShade="BF"/>
-        </w:rPr>
-      </w:pPr>
-      <w:proofErr w:type="gramStart"/>
-      <w:r>
-        <w:rPr>
-          <w:rFonts w:hint="eastAsia"/>
-          <w:color w:val="0000CC"/>
-          <w:sz w:val="18"/>
-          <w:szCs w:val="18"/>
-          <w:shd w:val="clear" w:color="auto" w:fill="80C687" w:themeFill="background1" w:themeFillShade="BF"/>
-        </w:rPr>
-        <w:t>try</w:t>
-      </w:r>
-      <w:proofErr w:type="gramEnd"/>
-    </w:p>
-    <w:p>
-      <w:pPr>
-        <w:rPr>
-          <w:color w:val="0000CC"/>
-          <w:sz w:val="18"/>
-          <w:szCs w:val="18"/>
-          <w:shd w:val="clear" w:color="auto" w:fill="80C687" w:themeFill="background1" w:themeFillShade="BF"/>
-        </w:rPr>
-      </w:pPr>
-      <w:r>
-        <w:rPr>
-          <w:rFonts w:hint="eastAsia"/>
-          <w:color w:val="0000CC"/>
-          <w:sz w:val="18"/>
-          <w:szCs w:val="18"/>
-          <w:shd w:val="clear" w:color="auto" w:fill="80C687" w:themeFill="background1" w:themeFillShade="BF"/>
-        </w:rPr>
-        <w:t>{</w:t>
-      </w:r>
-    </w:p>
-    <w:p>
-      <w:pPr>
-        <w:rPr>
-          <w:color w:val="0000CC"/>
-          <w:sz w:val="18"/>
-          <w:szCs w:val="18"/>
-          <w:shd w:val="clear" w:color="auto" w:fill="80C687" w:themeFill="background1" w:themeFillShade="BF"/>
-        </w:rPr>
-      </w:pPr>
-      <w:r>
-        <w:rPr>
-          <w:rFonts w:hint="eastAsia"/>
-          <w:color w:val="0000CC"/>
-          <w:sz w:val="18"/>
-          <w:szCs w:val="18"/>
-          <w:shd w:val="clear" w:color="auto" w:fill="80C687" w:themeFill="background1" w:themeFillShade="BF"/>
-        </w:rPr>
-        <w:t>}</w:t>
-      </w:r>
-    </w:p>
-    <w:p>
-      <w:pPr>
-        <w:rPr>
-          <w:color w:val="0000CC"/>
-          <w:sz w:val="18"/>
-          <w:szCs w:val="18"/>
-          <w:shd w:val="clear" w:color="auto" w:fill="80C687" w:themeFill="background1" w:themeFillShade="BF"/>
-        </w:rPr>
-      </w:pPr>
-      <w:proofErr w:type="gramStart"/>
-      <w:r>
-        <w:rPr>
-          <w:rFonts w:hint="eastAsia"/>
-          <w:color w:val="0000CC"/>
-          <w:sz w:val="18"/>
-          <w:szCs w:val="18"/>
-          <w:shd w:val="clear" w:color="auto" w:fill="80C687" w:themeFill="background1" w:themeFillShade="BF"/>
-        </w:rPr>
-        <w:t>catch</w:t>
-      </w:r>
-      <w:proofErr w:type="gramEnd"/>
-    </w:p>
-    <w:p>
-      <w:pPr>
-        <w:rPr>
-          <w:color w:val="0000CC"/>
-          <w:sz w:val="18"/>
-          <w:szCs w:val="18"/>
-          <w:shd w:val="clear" w:color="auto" w:fill="80C687" w:themeFill="background1" w:themeFillShade="BF"/>
-        </w:rPr>
-      </w:pPr>
-      <w:r>
-        <w:rPr>
-          <w:rFonts w:hint="eastAsia"/>
-          <w:color w:val="0000CC"/>
-          <w:sz w:val="18"/>
-          <w:szCs w:val="18"/>
-          <w:shd w:val="clear" w:color="auto" w:fill="80C687" w:themeFill="background1" w:themeFillShade="BF"/>
-        </w:rPr>
-        <w:t>{</w:t>
-      </w:r>
-    </w:p>
-    <w:p>
-      <w:pPr>
-        <w:rPr>
-          <w:color w:val="0000CC"/>
-          <w:sz w:val="18"/>
-          <w:szCs w:val="18"/>
-          <w:shd w:val="clear" w:color="auto" w:fill="80C687" w:themeFill="background1" w:themeFillShade="BF"/>
-        </w:rPr>
-      </w:pPr>
-      <w:r>
-        <w:rPr>
-          <w:rFonts w:hint="eastAsia"/>
-          <w:color w:val="0000CC"/>
-          <w:sz w:val="18"/>
-          <w:szCs w:val="18"/>
-          <w:shd w:val="clear" w:color="auto" w:fill="80C687" w:themeFill="background1" w:themeFillShade="BF"/>
-        </w:rPr>
-        <w:t>}</w:t>
-      </w:r>
-    </w:p>
-    <w:p>
-      <w:pPr>
-        <w:rPr>
-          <w:color w:val="0000CC"/>
-          <w:sz w:val="18"/>
-          <w:szCs w:val="18"/>
-          <w:shd w:val="clear" w:color="auto" w:fill="80C687" w:themeFill="background1" w:themeFillShade="BF"/>
-        </w:rPr>
-      </w:pPr>
-      <w:proofErr w:type="gramStart"/>
-      <w:r>
-        <w:rPr>
-          <w:rFonts w:hint="eastAsia"/>
-          <w:color w:val="0000CC"/>
-          <w:sz w:val="18"/>
-          <w:szCs w:val="18"/>
-          <w:shd w:val="clear" w:color="auto" w:fill="80C687" w:themeFill="background1" w:themeFillShade="BF"/>
-        </w:rPr>
-        <w:t>finally</w:t>
-      </w:r>
-      <w:proofErr w:type="gramEnd"/>
-    </w:p>
-    <w:p>
-      <w:pPr>
-        <w:rPr>
-          <w:color w:val="0000CC"/>
-          <w:sz w:val="18"/>
-          <w:szCs w:val="18"/>
-          <w:shd w:val="clear" w:color="auto" w:fill="80C687" w:themeFill="background1" w:themeFillShade="BF"/>
-        </w:rPr>
-      </w:pPr>
-      <w:r>
-        <w:rPr>
-          <w:rFonts w:hint="eastAsia"/>
-          <w:color w:val="0000CC"/>
-          <w:sz w:val="18"/>
-          <w:szCs w:val="18"/>
-          <w:shd w:val="clear" w:color="auto" w:fill="80C687" w:themeFill="background1" w:themeFillShade="BF"/>
-        </w:rPr>
-        <w:t>{</w:t>
-      </w:r>
-    </w:p>
-    <w:p>
-      <w:pPr>
-        <w:rPr>
-          <w:color w:val="0000CC"/>
-          <w:sz w:val="18"/>
-          <w:szCs w:val="18"/>
-          <w:shd w:val="clear" w:color="auto" w:fill="80C687" w:themeFill="background1" w:themeFillShade="BF"/>
-        </w:rPr>
-      </w:pPr>
-      <w:r>
-        <w:rPr>
-          <w:rFonts w:hint="eastAsia"/>
-          <w:color w:val="0000CC"/>
-          <w:sz w:val="18"/>
-          <w:szCs w:val="18"/>
-          <w:shd w:val="clear" w:color="auto" w:fill="80C687" w:themeFill="background1" w:themeFillShade="BF"/>
-        </w:rPr>
-        <w:t>}</w:t>
-      </w:r>
-    </w:p>
-    <w:p>
-      <w:r>
-        <w:rPr>
-          <w:rFonts w:hint="eastAsia"/>
-        </w:rPr>
-        <w:t>在</w:t>
-      </w:r>
-      <w:r>
-        <w:rPr>
-          <w:rFonts w:hint="eastAsia"/>
-        </w:rPr>
-        <w:t>finally</w:t>
-      </w:r>
-      <w:r>
-        <w:rPr>
-          <w:rFonts w:hint="eastAsia"/>
-        </w:rPr>
-        <w:t>中执行释放资源或清理操作，避免用例出错时出现资源未清理的情况</w:t>
-      </w:r>
-    </w:p>
-    <w:p>
-      <w:pPr>
-        <w:pStyle w:val="Heading2"/>
-      </w:pPr>
-      <w:r>
-        <w:rPr>
-          <w:rFonts w:hint="eastAsia"/>
-        </w:rPr>
-        <w:t>用例信息打印</w:t>
-      </w:r>
-    </w:p>
-    <w:p>
-      <w:r>
-        <w:rPr>
-          <w:rFonts w:hint="eastAsia"/>
-        </w:rPr>
-        <w:tab/>
-      </w:r>
-      <w:r>
-        <w:rPr>
-          <w:rFonts w:hint="eastAsia"/>
-        </w:rPr>
-        <w:t>测试用例在出错时，统一使用函数“</w:t>
-      </w:r>
-      <w:proofErr w:type="spellStart"/>
-      <w:r>
-        <w:rPr>
-          <w:rFonts w:hint="eastAsia"/>
-        </w:rPr>
-        <w:t>buildException</w:t>
-      </w:r>
-      <w:proofErr w:type="spellEnd"/>
-      <w:r>
-        <w:rPr>
-          <w:rFonts w:hint="eastAsia"/>
-        </w:rPr>
-        <w:t>”抛出异常，该异常包括了：函数名、操作等信息。</w:t>
-      </w:r>
-    </w:p>
-    <w:p>
-      <w:r>
-        <w:rPr>
-          <w:rFonts w:hint="eastAsia"/>
-        </w:rPr>
-        <w:tab/>
-      </w:r>
-      <w:r>
-        <w:rPr>
-          <w:rFonts w:hint="eastAsia"/>
-        </w:rPr>
-        <w:t>建议测试用例在成功时不要打印过多信息，打印过多信息会增加定位的难度和减慢执行</w:t>
-      </w:r>
-      <w:r>
-        <w:rPr>
-          <w:rFonts w:hint="eastAsia"/>
-        </w:rPr>
-        <w:lastRenderedPageBreak/>
-        <w:t>效率。</w:t>
-      </w:r>
-    </w:p>
-    <w:p>
-      <w:pPr>
-        <w:pStyle w:val="Heading2"/>
-      </w:pPr>
-      <w:r>
-        <w:rPr>
-          <w:rFonts w:hint="eastAsia"/>
-        </w:rPr>
-        <w:t>函数检查输入参数</w:t>
-      </w:r>
-    </w:p>
-    <w:p>
-      <w:r>
-        <w:rPr>
-          <w:rFonts w:hint="eastAsia"/>
-        </w:rPr>
-        <w:tab/>
-      </w:r>
-      <w:r>
-        <w:rPr>
-          <w:rFonts w:hint="eastAsia"/>
-        </w:rPr>
-        <w:t>函数输入参数需要做检查，对于有默认值的函数参数，需要进行默认值处理；</w:t>
-      </w:r>
-      <w:r>
-        <w:rPr>
-          <w:rFonts w:hint="eastAsia"/>
-        </w:rPr>
-        <w:t>JS</w:t>
-      </w:r>
-      <w:r>
-        <w:rPr>
-          <w:rFonts w:hint="eastAsia"/>
-        </w:rPr>
-        <w:t>的函数参数如果未进行覆值，其值为“</w:t>
-      </w:r>
-      <w:r>
-        <w:rPr>
-          <w:rFonts w:hint="eastAsia"/>
-        </w:rPr>
-        <w:t>undefined</w:t>
-      </w:r>
-      <w:r>
-        <w:rPr>
-          <w:rFonts w:hint="eastAsia"/>
-        </w:rPr>
-        <w:t>“，可通过如下方式进行默认值处理：</w:t>
-      </w:r>
-    </w:p>
-    <w:p>
-      <w:pPr>
-        <w:rPr>
-          <w:color w:val="0000CC"/>
-          <w:sz w:val="18"/>
-          <w:szCs w:val="18"/>
-          <w:shd w:val="clear" w:color="auto" w:fill="80C687" w:themeFill="background1" w:themeFillShade="BF"/>
-        </w:rPr>
-      </w:pPr>
-      <w:proofErr w:type="gramStart"/>
-      <w:r>
-        <w:rPr>
-          <w:rFonts w:hint="eastAsia"/>
-          <w:color w:val="0000CC"/>
-          <w:sz w:val="18"/>
-          <w:szCs w:val="18"/>
-          <w:shd w:val="clear" w:color="auto" w:fill="80C687" w:themeFill="background1" w:themeFillShade="BF"/>
-        </w:rPr>
-        <w:t>function</w:t>
-      </w:r>
-      <w:proofErr w:type="gramEnd"/>
-      <w:r>
-        <w:rPr>
-          <w:rFonts w:hint="eastAsia"/>
-          <w:color w:val="0000CC"/>
-          <w:sz w:val="18"/>
-          <w:szCs w:val="18"/>
-          <w:shd w:val="clear" w:color="auto" w:fill="80C687" w:themeFill="background1" w:themeFillShade="BF"/>
-        </w:rPr>
-        <w:t xml:space="preserve"> connect( host, </w:t>
-      </w:r>
-      <w:proofErr w:type="spellStart"/>
-      <w:r>
-        <w:rPr>
-          <w:rFonts w:hint="eastAsia"/>
-          <w:color w:val="0000CC"/>
-          <w:sz w:val="18"/>
-          <w:szCs w:val="18"/>
-          <w:shd w:val="clear" w:color="auto" w:fill="80C687" w:themeFill="background1" w:themeFillShade="BF"/>
-        </w:rPr>
-        <w:t>svcname</w:t>
-      </w:r>
-      <w:proofErr w:type="spellEnd"/>
-      <w:r>
-        <w:rPr>
-          <w:rFonts w:hint="eastAsia"/>
-          <w:color w:val="0000CC"/>
-          <w:sz w:val="18"/>
-          <w:szCs w:val="18"/>
-          <w:shd w:val="clear" w:color="auto" w:fill="80C687" w:themeFill="background1" w:themeFillShade="BF"/>
-        </w:rPr>
-        <w:t xml:space="preserve"> )</w:t>
-      </w:r>
-    </w:p>
-    <w:p>
-      <w:pPr>
-        <w:rPr>
-          <w:color w:val="0000CC"/>
-          <w:sz w:val="18"/>
-          <w:szCs w:val="18"/>
-          <w:shd w:val="clear" w:color="auto" w:fill="80C687" w:themeFill="background1" w:themeFillShade="BF"/>
-        </w:rPr>
-      </w:pPr>
-      <w:r>
-        <w:rPr>
-          <w:rFonts w:hint="eastAsia"/>
-          <w:color w:val="0000CC"/>
-          <w:sz w:val="18"/>
-          <w:szCs w:val="18"/>
-          <w:shd w:val="clear" w:color="auto" w:fill="80C687" w:themeFill="background1" w:themeFillShade="BF"/>
-        </w:rPr>
-        <w:t>{</w:t>
-      </w:r>
-    </w:p>
-    <w:p>
-      <w:pPr>
-        <w:rPr>
-          <w:color w:val="0000CC"/>
-          <w:sz w:val="18"/>
-          <w:szCs w:val="18"/>
-          <w:shd w:val="clear" w:color="auto" w:fill="80C687" w:themeFill="background1" w:themeFillShade="BF"/>
-        </w:rPr>
-      </w:pPr>
-      <w:r>
-        <w:rPr>
-          <w:rFonts w:hint="eastAsia"/>
-          <w:color w:val="0000CC"/>
-          <w:sz w:val="18"/>
-          <w:szCs w:val="18"/>
-          <w:shd w:val="clear" w:color="auto" w:fill="80C687" w:themeFill="background1" w:themeFillShade="BF"/>
-        </w:rPr>
-        <w:t xml:space="preserve">   </w:t>
-      </w:r>
-      <w:proofErr w:type="gramStart"/>
-      <w:r>
-        <w:rPr>
-          <w:rFonts w:hint="eastAsia"/>
-          <w:color w:val="0000CC"/>
-          <w:sz w:val="18"/>
-          <w:szCs w:val="18"/>
-          <w:shd w:val="clear" w:color="auto" w:fill="80C687" w:themeFill="background1" w:themeFillShade="BF"/>
-        </w:rPr>
-        <w:t>if</w:t>
-      </w:r>
-      <w:proofErr w:type="gramEnd"/>
-      <w:r>
-        <w:rPr>
-          <w:rFonts w:hint="eastAsia"/>
-          <w:color w:val="0000CC"/>
-          <w:sz w:val="18"/>
-          <w:szCs w:val="18"/>
-          <w:shd w:val="clear" w:color="auto" w:fill="80C687" w:themeFill="background1" w:themeFillShade="BF"/>
-        </w:rPr>
-        <w:t xml:space="preserve"> ( host == undefined )</w:t>
-      </w:r>
-    </w:p>
-    <w:p>
-      <w:pPr>
-        <w:rPr>
-          <w:color w:val="0000CC"/>
-          <w:sz w:val="18"/>
-          <w:szCs w:val="18"/>
-          <w:shd w:val="clear" w:color="auto" w:fill="80C687" w:themeFill="background1" w:themeFillShade="BF"/>
-        </w:rPr>
-      </w:pPr>
-      <w:r>
-        <w:rPr>
-          <w:rFonts w:hint="eastAsia"/>
-          <w:color w:val="0000CC"/>
-          <w:sz w:val="18"/>
-          <w:szCs w:val="18"/>
-          <w:shd w:val="clear" w:color="auto" w:fill="80C687" w:themeFill="background1" w:themeFillShade="BF"/>
-        </w:rPr>
-        <w:t xml:space="preserve">   {</w:t>
-      </w:r>
-    </w:p>
-    <w:p>
-      <w:pPr>
-        <w:rPr>
-          <w:color w:val="0000CC"/>
-          <w:sz w:val="18"/>
-          <w:szCs w:val="18"/>
-          <w:shd w:val="clear" w:color="auto" w:fill="80C687" w:themeFill="background1" w:themeFillShade="BF"/>
-        </w:rPr>
-      </w:pPr>
-      <w:r>
-        <w:rPr>
-          <w:rFonts w:hint="eastAsia"/>
-          <w:color w:val="0000CC"/>
-          <w:sz w:val="18"/>
-          <w:szCs w:val="18"/>
-          <w:shd w:val="clear" w:color="auto" w:fill="80C687" w:themeFill="background1" w:themeFillShade="BF"/>
-        </w:rPr>
-        <w:t xml:space="preserve">      </w:t>
-      </w:r>
-      <w:proofErr w:type="gramStart"/>
-      <w:r>
-        <w:rPr>
-          <w:rFonts w:hint="eastAsia"/>
-          <w:color w:val="0000CC"/>
-          <w:sz w:val="18"/>
-          <w:szCs w:val="18"/>
-          <w:shd w:val="clear" w:color="auto" w:fill="80C687" w:themeFill="background1" w:themeFillShade="BF"/>
-        </w:rPr>
-        <w:t>host</w:t>
-      </w:r>
-      <w:proofErr w:type="gramEnd"/>
-      <w:r>
-        <w:rPr>
-          <w:rFonts w:hint="eastAsia"/>
-          <w:color w:val="0000CC"/>
-          <w:sz w:val="18"/>
-          <w:szCs w:val="18"/>
-          <w:shd w:val="clear" w:color="auto" w:fill="80C687" w:themeFill="background1" w:themeFillShade="BF"/>
-        </w:rPr>
-        <w:t xml:space="preserve"> = </w:t>
-      </w:r>
-      <w:r>
-        <w:rPr>
-          <w:color w:val="0000CC"/>
-          <w:sz w:val="18"/>
-          <w:szCs w:val="18"/>
-          <w:shd w:val="clear" w:color="auto" w:fill="80C687" w:themeFill="background1" w:themeFillShade="BF"/>
-        </w:rPr>
-        <w:t>“</w:t>
-      </w:r>
-      <w:r>
-        <w:rPr>
-          <w:rFonts w:hint="eastAsia"/>
-          <w:color w:val="0000CC"/>
-          <w:sz w:val="18"/>
-          <w:szCs w:val="18"/>
-          <w:shd w:val="clear" w:color="auto" w:fill="80C687" w:themeFill="background1" w:themeFillShade="BF"/>
-        </w:rPr>
-        <w:t>local</w:t>
-      </w:r>
-      <w:r>
-        <w:rPr>
-          <w:color w:val="0000CC"/>
-          <w:sz w:val="18"/>
-          <w:szCs w:val="18"/>
-          <w:shd w:val="clear" w:color="auto" w:fill="80C687" w:themeFill="background1" w:themeFillShade="BF"/>
-        </w:rPr>
-        <w:t>”</w:t>
-      </w:r>
-      <w:r>
-        <w:rPr>
-          <w:rFonts w:hint="eastAsia"/>
-          <w:color w:val="0000CC"/>
-          <w:sz w:val="18"/>
-          <w:szCs w:val="18"/>
-          <w:shd w:val="clear" w:color="auto" w:fill="80C687" w:themeFill="background1" w:themeFillShade="BF"/>
-        </w:rPr>
-        <w:t xml:space="preserve"> ;</w:t>
-      </w:r>
-    </w:p>
-    <w:p>
-      <w:pPr>
-        <w:rPr>
-          <w:color w:val="0000CC"/>
-          <w:sz w:val="18"/>
-          <w:szCs w:val="18"/>
-          <w:shd w:val="clear" w:color="auto" w:fill="80C687" w:themeFill="background1" w:themeFillShade="BF"/>
-        </w:rPr>
-      </w:pPr>
-      <w:r>
-        <w:rPr>
-          <w:rFonts w:hint="eastAsia"/>
-          <w:color w:val="0000CC"/>
-          <w:sz w:val="18"/>
-          <w:szCs w:val="18"/>
-          <w:shd w:val="clear" w:color="auto" w:fill="80C687" w:themeFill="background1" w:themeFillShade="BF"/>
-        </w:rPr>
-        <w:t xml:space="preserve">   }</w:t>
-      </w:r>
-    </w:p>
-    <w:p>
-      <w:pPr>
-        <w:rPr>
-          <w:color w:val="0000CC"/>
-          <w:sz w:val="18"/>
-          <w:szCs w:val="18"/>
-          <w:shd w:val="clear" w:color="auto" w:fill="80C687" w:themeFill="background1" w:themeFillShade="BF"/>
-        </w:rPr>
-      </w:pPr>
-      <w:r>
-        <w:rPr>
-          <w:rFonts w:hint="eastAsia"/>
-          <w:color w:val="0000CC"/>
-          <w:sz w:val="18"/>
-          <w:szCs w:val="18"/>
-          <w:shd w:val="clear" w:color="auto" w:fill="80C687" w:themeFill="background1" w:themeFillShade="BF"/>
-        </w:rPr>
-        <w:t xml:space="preserve">   </w:t>
-      </w:r>
-      <w:proofErr w:type="gramStart"/>
-      <w:r>
-        <w:rPr>
-          <w:rFonts w:hint="eastAsia"/>
-          <w:color w:val="0000CC"/>
-          <w:sz w:val="18"/>
-          <w:szCs w:val="18"/>
-          <w:shd w:val="clear" w:color="auto" w:fill="80C687" w:themeFill="background1" w:themeFillShade="BF"/>
-        </w:rPr>
-        <w:t>if</w:t>
-      </w:r>
-      <w:proofErr w:type="gramEnd"/>
-      <w:r>
-        <w:rPr>
-          <w:rFonts w:hint="eastAsia"/>
-          <w:color w:val="0000CC"/>
-          <w:sz w:val="18"/>
-          <w:szCs w:val="18"/>
-          <w:shd w:val="clear" w:color="auto" w:fill="80C687" w:themeFill="background1" w:themeFillShade="BF"/>
-        </w:rPr>
-        <w:t xml:space="preserve"> ( </w:t>
-      </w:r>
-      <w:proofErr w:type="spellStart"/>
-      <w:r>
-        <w:rPr>
-          <w:rFonts w:hint="eastAsia"/>
-          <w:color w:val="0000CC"/>
-          <w:sz w:val="18"/>
-          <w:szCs w:val="18"/>
-          <w:shd w:val="clear" w:color="auto" w:fill="80C687" w:themeFill="background1" w:themeFillShade="BF"/>
-        </w:rPr>
-        <w:t>svcname</w:t>
-      </w:r>
-      <w:proofErr w:type="spellEnd"/>
-      <w:r>
-        <w:rPr>
-          <w:rFonts w:hint="eastAsia"/>
-          <w:color w:val="0000CC"/>
-          <w:sz w:val="18"/>
-          <w:szCs w:val="18"/>
-          <w:shd w:val="clear" w:color="auto" w:fill="80C687" w:themeFill="background1" w:themeFillShade="BF"/>
-        </w:rPr>
-        <w:t xml:space="preserve"> == undefined )</w:t>
-      </w:r>
-    </w:p>
-    <w:p>
-      <w:pPr>
-        <w:rPr>
-          <w:color w:val="0000CC"/>
-          <w:sz w:val="18"/>
-          <w:szCs w:val="18"/>
-          <w:shd w:val="clear" w:color="auto" w:fill="80C687" w:themeFill="background1" w:themeFillShade="BF"/>
-        </w:rPr>
-      </w:pPr>
-      <w:r>
-        <w:rPr>
-          <w:rFonts w:hint="eastAsia"/>
-          <w:color w:val="0000CC"/>
-          <w:sz w:val="18"/>
-          <w:szCs w:val="18"/>
-          <w:shd w:val="clear" w:color="auto" w:fill="80C687" w:themeFill="background1" w:themeFillShade="BF"/>
-        </w:rPr>
-        <w:t xml:space="preserve">   {</w:t>
-      </w:r>
-    </w:p>
-    <w:p>
-      <w:pPr>
-        <w:rPr>
-          <w:color w:val="0000CC"/>
-          <w:sz w:val="18"/>
-          <w:szCs w:val="18"/>
-          <w:shd w:val="clear" w:color="auto" w:fill="80C687" w:themeFill="background1" w:themeFillShade="BF"/>
-        </w:rPr>
-      </w:pPr>
-      <w:r>
-        <w:rPr>
-          <w:rFonts w:hint="eastAsia"/>
-          <w:color w:val="0000CC"/>
-          <w:sz w:val="18"/>
-          <w:szCs w:val="18"/>
-          <w:shd w:val="clear" w:color="auto" w:fill="80C687" w:themeFill="background1" w:themeFillShade="BF"/>
-        </w:rPr>
-        <w:t xml:space="preserve">      </w:t>
-      </w:r>
-      <w:proofErr w:type="spellStart"/>
-      <w:proofErr w:type="gramStart"/>
-      <w:r>
-        <w:rPr>
-          <w:rFonts w:hint="eastAsia"/>
-          <w:color w:val="0000CC"/>
-          <w:sz w:val="18"/>
-          <w:szCs w:val="18"/>
-          <w:shd w:val="clear" w:color="auto" w:fill="80C687" w:themeFill="background1" w:themeFillShade="BF"/>
-        </w:rPr>
-        <w:t>svcname</w:t>
-      </w:r>
-      <w:proofErr w:type="spellEnd"/>
-      <w:proofErr w:type="gramEnd"/>
-      <w:r>
-        <w:rPr>
-          <w:rFonts w:hint="eastAsia"/>
-          <w:color w:val="0000CC"/>
-          <w:sz w:val="18"/>
-          <w:szCs w:val="18"/>
-          <w:shd w:val="clear" w:color="auto" w:fill="80C687" w:themeFill="background1" w:themeFillShade="BF"/>
-        </w:rPr>
-        <w:t xml:space="preserve"> = </w:t>
-      </w:r>
-      <w:r>
-        <w:rPr>
-          <w:color w:val="0000CC"/>
-          <w:sz w:val="18"/>
-          <w:szCs w:val="18"/>
-          <w:shd w:val="clear" w:color="auto" w:fill="80C687" w:themeFill="background1" w:themeFillShade="BF"/>
-        </w:rPr>
-        <w:t>“</w:t>
-      </w:r>
-      <w:r>
-        <w:rPr>
-          <w:rFonts w:hint="eastAsia"/>
-          <w:color w:val="0000CC"/>
-          <w:sz w:val="18"/>
-          <w:szCs w:val="18"/>
-          <w:shd w:val="clear" w:color="auto" w:fill="80C687" w:themeFill="background1" w:themeFillShade="BF"/>
-        </w:rPr>
-        <w:t>11810</w:t>
-      </w:r>
-      <w:r>
-        <w:rPr>
-          <w:color w:val="0000CC"/>
-          <w:sz w:val="18"/>
-          <w:szCs w:val="18"/>
-          <w:shd w:val="clear" w:color="auto" w:fill="80C687" w:themeFill="background1" w:themeFillShade="BF"/>
-        </w:rPr>
-        <w:t>”</w:t>
-      </w:r>
-      <w:r>
-        <w:rPr>
-          <w:rFonts w:hint="eastAsia"/>
-          <w:color w:val="0000CC"/>
-          <w:sz w:val="18"/>
-          <w:szCs w:val="18"/>
-          <w:shd w:val="clear" w:color="auto" w:fill="80C687" w:themeFill="background1" w:themeFillShade="BF"/>
-        </w:rPr>
-        <w:t xml:space="preserve"> ;</w:t>
-      </w:r>
-    </w:p>
-    <w:p>
-      <w:pPr>
-        <w:rPr>
-          <w:color w:val="0000CC"/>
-          <w:sz w:val="18"/>
-          <w:szCs w:val="18"/>
-          <w:shd w:val="clear" w:color="auto" w:fill="80C687" w:themeFill="background1" w:themeFillShade="BF"/>
-        </w:rPr>
-      </w:pPr>
-      <w:r>
-        <w:rPr>
-          <w:rFonts w:hint="eastAsia"/>
-          <w:color w:val="0000CC"/>
-          <w:sz w:val="18"/>
-          <w:szCs w:val="18"/>
-          <w:shd w:val="clear" w:color="auto" w:fill="80C687" w:themeFill="background1" w:themeFillShade="BF"/>
-        </w:rPr>
-        <w:t>}</w:t>
-      </w:r>
-    </w:p>
-    <w:p>
-      <w:pPr>
-        <w:rPr>
-          <w:color w:val="0000CC"/>
-          <w:sz w:val="18"/>
-          <w:szCs w:val="18"/>
-          <w:shd w:val="clear" w:color="auto" w:fill="80C687" w:themeFill="background1" w:themeFillShade="BF"/>
-        </w:rPr>
-      </w:pPr>
-      <w:r>
-        <w:rPr>
-          <w:rFonts w:hint="eastAsia"/>
-          <w:color w:val="0000CC"/>
-          <w:sz w:val="18"/>
-          <w:szCs w:val="18"/>
-          <w:shd w:val="clear" w:color="auto" w:fill="80C687" w:themeFill="background1" w:themeFillShade="BF"/>
-        </w:rPr>
-        <w:t>}</w:t>
-      </w:r>
-    </w:p>
-    <w:p>
-      <w:r>
-        <w:rPr>
-          <w:rFonts w:hint="eastAsia"/>
-        </w:rPr>
-        <w:t>或：</w:t>
-      </w:r>
-    </w:p>
-    <w:p>
-      <w:pPr>
-        <w:rPr>
-          <w:color w:val="0000CC"/>
-          <w:sz w:val="18"/>
-          <w:szCs w:val="18"/>
-          <w:shd w:val="clear" w:color="auto" w:fill="80C687" w:themeFill="background1" w:themeFillShade="BF"/>
-        </w:rPr>
-      </w:pPr>
-      <w:proofErr w:type="gramStart"/>
-      <w:r>
-        <w:rPr>
-          <w:rFonts w:hint="eastAsia"/>
-          <w:color w:val="0000CC"/>
-          <w:sz w:val="18"/>
-          <w:szCs w:val="18"/>
-          <w:shd w:val="clear" w:color="auto" w:fill="80C687" w:themeFill="background1" w:themeFillShade="BF"/>
-        </w:rPr>
-        <w:t>function</w:t>
-      </w:r>
-      <w:proofErr w:type="gramEnd"/>
-      <w:r>
-        <w:rPr>
-          <w:rFonts w:hint="eastAsia"/>
-          <w:color w:val="0000CC"/>
-          <w:sz w:val="18"/>
-          <w:szCs w:val="18"/>
-          <w:shd w:val="clear" w:color="auto" w:fill="80C687" w:themeFill="background1" w:themeFillShade="BF"/>
-        </w:rPr>
-        <w:t xml:space="preserve"> connect( host, </w:t>
-      </w:r>
-      <w:proofErr w:type="spellStart"/>
-      <w:r>
-        <w:rPr>
-          <w:rFonts w:hint="eastAsia"/>
-          <w:color w:val="0000CC"/>
-          <w:sz w:val="18"/>
-          <w:szCs w:val="18"/>
-          <w:shd w:val="clear" w:color="auto" w:fill="80C687" w:themeFill="background1" w:themeFillShade="BF"/>
-        </w:rPr>
-        <w:t>svcname</w:t>
-      </w:r>
-      <w:proofErr w:type="spellEnd"/>
-      <w:r>
-        <w:rPr>
-          <w:rFonts w:hint="eastAsia"/>
-          <w:color w:val="0000CC"/>
-          <w:sz w:val="18"/>
-          <w:szCs w:val="18"/>
-          <w:shd w:val="clear" w:color="auto" w:fill="80C687" w:themeFill="background1" w:themeFillShade="BF"/>
-        </w:rPr>
-        <w:t xml:space="preserve"> )</w:t>
-      </w:r>
-    </w:p>
-    <w:p>
-      <w:pPr>
-        <w:rPr>
-          <w:color w:val="0000CC"/>
-          <w:sz w:val="18"/>
-          <w:szCs w:val="18"/>
-          <w:shd w:val="clear" w:color="auto" w:fill="80C687" w:themeFill="background1" w:themeFillShade="BF"/>
-        </w:rPr>
-      </w:pPr>
-      <w:r>
-        <w:rPr>
-          <w:rFonts w:hint="eastAsia"/>
-          <w:color w:val="0000CC"/>
-          <w:sz w:val="18"/>
-          <w:szCs w:val="18"/>
-          <w:shd w:val="clear" w:color="auto" w:fill="80C687" w:themeFill="background1" w:themeFillShade="BF"/>
-        </w:rPr>
-        <w:t>{</w:t>
-      </w:r>
-    </w:p>
-    <w:p>
-      <w:pPr>
-        <w:rPr>
-          <w:color w:val="0000CC"/>
-          <w:sz w:val="18"/>
-          <w:szCs w:val="18"/>
-          <w:shd w:val="clear" w:color="auto" w:fill="80C687" w:themeFill="background1" w:themeFillShade="BF"/>
-        </w:rPr>
-      </w:pPr>
-      <w:r>
-        <w:rPr>
-          <w:rFonts w:hint="eastAsia"/>
-          <w:color w:val="0000CC"/>
-          <w:sz w:val="18"/>
-          <w:szCs w:val="18"/>
-          <w:shd w:val="clear" w:color="auto" w:fill="80C687" w:themeFill="background1" w:themeFillShade="BF"/>
-        </w:rPr>
-        <w:t xml:space="preserve">   </w:t>
-      </w:r>
-      <w:proofErr w:type="gramStart"/>
-      <w:r>
-        <w:rPr>
-          <w:color w:val="0000CC"/>
-          <w:sz w:val="18"/>
-          <w:szCs w:val="18"/>
-          <w:shd w:val="clear" w:color="auto" w:fill="80C687" w:themeFill="background1" w:themeFillShade="BF"/>
-        </w:rPr>
-        <w:t>host</w:t>
-      </w:r>
-      <w:proofErr w:type="gramEnd"/>
-      <w:r>
-        <w:rPr>
-          <w:color w:val="0000CC"/>
-          <w:sz w:val="18"/>
-          <w:szCs w:val="18"/>
-          <w:shd w:val="clear" w:color="auto" w:fill="80C687" w:themeFill="background1" w:themeFillShade="BF"/>
-        </w:rPr>
-        <w:t xml:space="preserve"> </w:t>
-      </w:r>
-      <w:r>
-        <w:rPr>
-          <w:rFonts w:hint="eastAsia"/>
-          <w:color w:val="0000CC"/>
-          <w:sz w:val="18"/>
-          <w:szCs w:val="18"/>
-          <w:shd w:val="clear" w:color="auto" w:fill="80C687" w:themeFill="background1" w:themeFillShade="BF"/>
-        </w:rPr>
-        <w:t xml:space="preserve">= arguments[0] ? </w:t>
-      </w:r>
-      <w:proofErr w:type="gramStart"/>
-      <w:r>
-        <w:rPr>
-          <w:rFonts w:hint="eastAsia"/>
-          <w:color w:val="0000CC"/>
-          <w:sz w:val="18"/>
-          <w:szCs w:val="18"/>
-          <w:shd w:val="clear" w:color="auto" w:fill="80C687" w:themeFill="background1" w:themeFillShade="BF"/>
-        </w:rPr>
-        <w:t>arguments[</w:t>
-      </w:r>
-      <w:proofErr w:type="gramEnd"/>
-      <w:r>
-        <w:rPr>
-          <w:rFonts w:hint="eastAsia"/>
-          <w:color w:val="0000CC"/>
-          <w:sz w:val="18"/>
-          <w:szCs w:val="18"/>
-          <w:shd w:val="clear" w:color="auto" w:fill="80C687" w:themeFill="background1" w:themeFillShade="BF"/>
-        </w:rPr>
-        <w:t xml:space="preserve">0] : </w:t>
-      </w:r>
-      <w:r>
-        <w:rPr>
-          <w:color w:val="0000CC"/>
-          <w:sz w:val="18"/>
-          <w:szCs w:val="18"/>
-          <w:shd w:val="clear" w:color="auto" w:fill="80C687" w:themeFill="background1" w:themeFillShade="BF"/>
-        </w:rPr>
-        <w:t>“</w:t>
-      </w:r>
-      <w:r>
-        <w:rPr>
-          <w:rFonts w:hint="eastAsia"/>
-          <w:color w:val="0000CC"/>
-          <w:sz w:val="18"/>
-          <w:szCs w:val="18"/>
-          <w:shd w:val="clear" w:color="auto" w:fill="80C687" w:themeFill="background1" w:themeFillShade="BF"/>
-        </w:rPr>
-        <w:t>local</w:t>
-      </w:r>
-      <w:r>
-        <w:rPr>
-          <w:color w:val="0000CC"/>
-          <w:sz w:val="18"/>
-          <w:szCs w:val="18"/>
-          <w:shd w:val="clear" w:color="auto" w:fill="80C687" w:themeFill="background1" w:themeFillShade="BF"/>
-        </w:rPr>
-        <w:t>”</w:t>
-      </w:r>
-      <w:r>
-        <w:rPr>
-          <w:rFonts w:hint="eastAsia"/>
-          <w:color w:val="0000CC"/>
-          <w:sz w:val="18"/>
-          <w:szCs w:val="18"/>
-          <w:shd w:val="clear" w:color="auto" w:fill="80C687" w:themeFill="background1" w:themeFillShade="BF"/>
-        </w:rPr>
-        <w:t xml:space="preserve"> ;</w:t>
-      </w:r>
-    </w:p>
-    <w:p>
-      <w:pPr>
-        <w:rPr>
-          <w:color w:val="0000CC"/>
-          <w:sz w:val="18"/>
-          <w:szCs w:val="18"/>
-          <w:shd w:val="clear" w:color="auto" w:fill="80C687" w:themeFill="background1" w:themeFillShade="BF"/>
-        </w:rPr>
-      </w:pPr>
-      <w:r>
-        <w:rPr>
-          <w:rFonts w:hint="eastAsia"/>
-          <w:color w:val="0000CC"/>
-          <w:sz w:val="18"/>
-          <w:szCs w:val="18"/>
-          <w:shd w:val="clear" w:color="auto" w:fill="80C687" w:themeFill="background1" w:themeFillShade="BF"/>
-        </w:rPr>
-        <w:t xml:space="preserve">   </w:t>
-      </w:r>
-      <w:proofErr w:type="spellStart"/>
-      <w:proofErr w:type="gramStart"/>
-      <w:r>
-        <w:rPr>
-          <w:rFonts w:hint="eastAsia"/>
-          <w:color w:val="0000CC"/>
-          <w:sz w:val="18"/>
-          <w:szCs w:val="18"/>
-          <w:shd w:val="clear" w:color="auto" w:fill="80C687" w:themeFill="background1" w:themeFillShade="BF"/>
-        </w:rPr>
-        <w:t>svcname</w:t>
-      </w:r>
-      <w:proofErr w:type="spellEnd"/>
-      <w:proofErr w:type="gramEnd"/>
-      <w:r>
-        <w:rPr>
-          <w:rFonts w:hint="eastAsia"/>
-          <w:color w:val="0000CC"/>
-          <w:sz w:val="18"/>
-          <w:szCs w:val="18"/>
-          <w:shd w:val="clear" w:color="auto" w:fill="80C687" w:themeFill="background1" w:themeFillShade="BF"/>
-        </w:rPr>
-        <w:t xml:space="preserve"> = arguments[1] ? </w:t>
-      </w:r>
-      <w:proofErr w:type="gramStart"/>
-      <w:r>
-        <w:rPr>
-          <w:rFonts w:hint="eastAsia"/>
-          <w:color w:val="0000CC"/>
-          <w:sz w:val="18"/>
-          <w:szCs w:val="18"/>
-          <w:shd w:val="clear" w:color="auto" w:fill="80C687" w:themeFill="background1" w:themeFillShade="BF"/>
-        </w:rPr>
-        <w:t>arguments[</w:t>
-      </w:r>
-      <w:proofErr w:type="gramEnd"/>
-      <w:r>
-        <w:rPr>
-          <w:rFonts w:hint="eastAsia"/>
-          <w:color w:val="0000CC"/>
-          <w:sz w:val="18"/>
-          <w:szCs w:val="18"/>
-          <w:shd w:val="clear" w:color="auto" w:fill="80C687" w:themeFill="background1" w:themeFillShade="BF"/>
-        </w:rPr>
-        <w:t xml:space="preserve">1] : </w:t>
-      </w:r>
-      <w:r>
-        <w:rPr>
-          <w:color w:val="0000CC"/>
-          <w:sz w:val="18"/>
-          <w:szCs w:val="18"/>
-          <w:shd w:val="clear" w:color="auto" w:fill="80C687" w:themeFill="background1" w:themeFillShade="BF"/>
-        </w:rPr>
-        <w:t>“</w:t>
-      </w:r>
-      <w:r>
-        <w:rPr>
-          <w:rFonts w:hint="eastAsia"/>
-          <w:color w:val="0000CC"/>
-          <w:sz w:val="18"/>
-          <w:szCs w:val="18"/>
-          <w:shd w:val="clear" w:color="auto" w:fill="80C687" w:themeFill="background1" w:themeFillShade="BF"/>
-        </w:rPr>
-        <w:t>11810</w:t>
-      </w:r>
-      <w:r>
-        <w:rPr>
-          <w:color w:val="0000CC"/>
-          <w:sz w:val="18"/>
-          <w:szCs w:val="18"/>
-          <w:shd w:val="clear" w:color="auto" w:fill="80C687" w:themeFill="background1" w:themeFillShade="BF"/>
-        </w:rPr>
-        <w:t>”</w:t>
-      </w:r>
-      <w:r>
-        <w:rPr>
-          <w:rFonts w:hint="eastAsia"/>
-          <w:color w:val="0000CC"/>
-          <w:sz w:val="18"/>
-          <w:szCs w:val="18"/>
-          <w:shd w:val="clear" w:color="auto" w:fill="80C687" w:themeFill="background1" w:themeFillShade="BF"/>
-        </w:rPr>
-        <w:t xml:space="preserve"> ;</w:t>
-      </w:r>
-    </w:p>
-    <w:p>
-      <w:pPr>
-        <w:rPr>
-          <w:color w:val="0000CC"/>
-          <w:sz w:val="18"/>
-          <w:szCs w:val="18"/>
-          <w:shd w:val="clear" w:color="auto" w:fill="80C687" w:themeFill="background1" w:themeFillShade="BF"/>
-        </w:rPr>
-      </w:pPr>
-      <w:r>
-        <w:rPr>
-          <w:rFonts w:hint="eastAsia"/>
-          <w:color w:val="0000CC"/>
-          <w:sz w:val="18"/>
-          <w:szCs w:val="18"/>
-          <w:shd w:val="clear" w:color="auto" w:fill="80C687" w:themeFill="background1" w:themeFillShade="BF"/>
-        </w:rPr>
-        <w:t>}</w:t>
-      </w:r>
-    </w:p>
-    <w:p>
-      <w:pPr>
-        <w:pStyle w:val="Heading2"/>
-      </w:pPr>
-      <w:r>
-        <w:rPr>
-          <w:rFonts w:hint="eastAsia"/>
-        </w:rPr>
-        <w:t>变量命名</w:t>
-      </w:r>
-    </w:p>
-    <w:p>
-      <w:r>
-        <w:rPr>
-          <w:rFonts w:hint="eastAsia"/>
-        </w:rPr>
-        <w:tab/>
-      </w:r>
-      <w:r>
-        <w:rPr>
-          <w:rFonts w:hint="eastAsia"/>
-        </w:rPr>
-        <w:t>局部变量、函数名统一</w:t>
-      </w:r>
-      <w:r>
-        <w:rPr>
-          <w:rFonts w:hint="eastAsia"/>
-        </w:rPr>
-        <w:t>驼峰命名法：</w:t>
-      </w:r>
-      <w:r>
-        <w:rPr>
-          <w:rFonts w:hint="eastAsia"/>
-        </w:rPr>
-        <w:t>以小写开头，</w:t>
-      </w:r>
-      <w:r>
-        <w:rPr>
-          <w:rFonts w:hint="eastAsia"/>
-        </w:rPr>
-        <w:t>除了第一个</w:t>
-      </w:r>
-      <w:r>
-        <w:rPr>
-          <w:rFonts w:hint="eastAsia"/>
-        </w:rPr>
-        <w:t>单词</w:t>
-      </w:r>
-      <w:r>
-        <w:rPr>
-          <w:rFonts w:hint="eastAsia"/>
-        </w:rPr>
-        <w:t>外其余单词</w:t>
-      </w:r>
-      <w:r>
-        <w:rPr>
-          <w:rFonts w:hint="eastAsia"/>
-        </w:rPr>
-        <w:t>首字母大写，如：</w:t>
-      </w:r>
-      <w:proofErr w:type="spellStart"/>
-      <w:r>
-        <w:rPr>
-          <w:rFonts w:hint="eastAsia"/>
-        </w:rPr>
-        <w:t>createDomain</w:t>
-      </w:r>
-      <w:proofErr w:type="spellEnd"/>
-      <w:r>
-        <w:rPr>
-          <w:rFonts w:hint="eastAsia"/>
-        </w:rPr>
-        <w:t>。</w:t>
-      </w:r>
-    </w:p>
-    <w:p>
-      <w:r>
-        <w:rPr>
-          <w:rFonts w:hint="eastAsia"/>
-        </w:rPr>
-        <w:tab/>
-      </w:r>
-      <w:r>
-        <w:rPr>
-          <w:rFonts w:hint="eastAsia"/>
-        </w:rPr>
-        <w:t>全局变量统一大写，单词之间用“</w:t>
-      </w:r>
-      <w:r>
-        <w:rPr>
-          <w:rFonts w:hint="eastAsia"/>
-        </w:rPr>
-        <w:t>_</w:t>
-      </w:r>
-      <w:r>
-        <w:rPr>
-          <w:rFonts w:hint="eastAsia"/>
-        </w:rPr>
-        <w:t>”分隔</w:t>
-      </w:r>
-      <w:r>
-        <w:rPr>
-          <w:rFonts w:hint="eastAsia"/>
-        </w:rPr>
-        <w:t>。</w:t>
-      </w:r>
-    </w:p>
-    <w:p>
-      <w:pPr>
-        <w:pStyle w:val="Heading2"/>
-      </w:pPr>
-      <w:r>
-        <w:rPr>
-          <w:rFonts w:hint="eastAsia"/>
-        </w:rPr>
-        <w:t>不要滥用全局变量</w:t>
-      </w:r>
-    </w:p>
-    <w:p>
-      <w:r>
-        <w:rPr>
-          <w:rFonts w:hint="eastAsia"/>
-        </w:rPr>
-        <w:tab/>
-      </w:r>
-      <w:r>
-        <w:rPr>
-          <w:rFonts w:hint="eastAsia"/>
-        </w:rPr>
-        <w:t>可以使用局部变量解决的话，就不要创建全局变量。</w:t>
-      </w:r>
-      <w:r>
-        <w:rPr>
-          <w:rFonts w:hint="eastAsia"/>
-        </w:rPr>
-        <w:t>尽量把变量的作用范围控制在使用它的函数里面。对于全局变量，你很难晓得它在哪里被改变，在哪里又被调用。</w:t>
-      </w:r>
-    </w:p>
-    <w:p>
-      <w:r>
-        <w:rPr>
-          <w:rFonts w:hint="eastAsia"/>
-        </w:rPr>
-        <w:tab/>
-      </w:r>
-      <w:r>
-        <w:rPr>
-          <w:rFonts w:hint="eastAsia"/>
-        </w:rPr>
-        <w:t>如</w:t>
-      </w:r>
-      <w:proofErr w:type="spellStart"/>
-      <w:r>
-        <w:rPr>
-          <w:rFonts w:hint="eastAsia"/>
-        </w:rPr>
-        <w:t>csName</w:t>
-      </w:r>
-      <w:proofErr w:type="spellEnd"/>
-      <w:r>
-        <w:rPr>
-          <w:rFonts w:hint="eastAsia"/>
-        </w:rPr>
-        <w:t>、</w:t>
-      </w:r>
-      <w:proofErr w:type="spellStart"/>
-      <w:r>
-        <w:rPr>
-          <w:rFonts w:hint="eastAsia"/>
-        </w:rPr>
-        <w:t>clName</w:t>
-      </w:r>
-      <w:proofErr w:type="spellEnd"/>
-      <w:r>
-        <w:rPr>
-          <w:rFonts w:hint="eastAsia"/>
-        </w:rPr>
-        <w:t>变量，可以放在</w:t>
-      </w:r>
-      <w:r>
-        <w:rPr>
-          <w:rFonts w:hint="eastAsia"/>
-        </w:rPr>
-        <w:t>main()</w:t>
-      </w:r>
-      <w:r>
-        <w:rPr>
-          <w:rFonts w:hint="eastAsia"/>
-        </w:rPr>
-        <w:t>函数里面再定义。</w:t>
-      </w:r>
-      <w:r>
-        <w:rPr>
-          <w:rFonts w:hint="eastAsia"/>
-        </w:rPr>
-        <w:t>当其他子函数要使用它们时，再用参数传进去：</w:t>
-      </w:r>
-    </w:p>
-    <w:p>
-      <w:pPr>
-        <w:rPr>
-          <w:color w:val="0000CC"/>
-          <w:sz w:val="18"/>
-          <w:szCs w:val="18"/>
-          <w:shd w:val="clear" w:color="auto" w:fill="80C687" w:themeFill="background1" w:themeFillShade="BF"/>
-        </w:rPr>
-      </w:pPr>
-      <w:proofErr w:type="gramStart"/>
-      <w:r>
-        <w:rPr>
-          <w:rFonts w:hint="eastAsia"/>
-          <w:color w:val="0000CC"/>
-          <w:sz w:val="18"/>
-          <w:szCs w:val="18"/>
-          <w:shd w:val="clear" w:color="auto" w:fill="80C687" w:themeFill="background1" w:themeFillShade="BF"/>
-        </w:rPr>
-        <w:t>main()</w:t>
-      </w:r>
-      <w:proofErr w:type="gramEnd"/>
-    </w:p>
-    <w:p>
-      <w:pPr>
-        <w:rPr>
-          <w:color w:val="0000CC"/>
-          <w:sz w:val="18"/>
-          <w:szCs w:val="18"/>
-          <w:shd w:val="clear" w:color="auto" w:fill="80C687" w:themeFill="background1" w:themeFillShade="BF"/>
-        </w:rPr>
-      </w:pPr>
-      <w:proofErr w:type="gramStart"/>
-      <w:r>
-        <w:rPr>
-          <w:rFonts w:hint="eastAsia"/>
-          <w:color w:val="0000CC"/>
-          <w:sz w:val="18"/>
-          <w:szCs w:val="18"/>
-          <w:shd w:val="clear" w:color="auto" w:fill="80C687" w:themeFill="background1" w:themeFillShade="BF"/>
-        </w:rPr>
-        <w:t>function</w:t>
-      </w:r>
-      <w:proofErr w:type="gramEnd"/>
-      <w:r>
-        <w:rPr>
-          <w:rFonts w:hint="eastAsia"/>
-          <w:color w:val="0000CC"/>
-          <w:sz w:val="18"/>
-          <w:szCs w:val="18"/>
-          <w:shd w:val="clear" w:color="auto" w:fill="80C687" w:themeFill="background1" w:themeFillShade="BF"/>
-        </w:rPr>
-        <w:t xml:space="preserve"> main()</w:t>
-      </w:r>
-    </w:p>
-    <w:p>
-      <w:pPr>
-        <w:rPr>
-          <w:color w:val="0000CC"/>
-          <w:sz w:val="18"/>
-          <w:szCs w:val="18"/>
-          <w:shd w:val="clear" w:color="auto" w:fill="80C687" w:themeFill="background1" w:themeFillShade="BF"/>
-        </w:rPr>
-      </w:pPr>
-      <w:r>
-        <w:rPr>
-          <w:rFonts w:hint="eastAsia"/>
-          <w:color w:val="0000CC"/>
-          <w:sz w:val="18"/>
-          <w:szCs w:val="18"/>
-          <w:shd w:val="clear" w:color="auto" w:fill="80C687" w:themeFill="background1" w:themeFillShade="BF"/>
-        </w:rPr>
-        <w:t>{</w:t>
-      </w:r>
-    </w:p>
-    <w:p>
-      <w:pPr>
-        <w:rPr>
-          <w:color w:val="0000CC"/>
-          <w:sz w:val="18"/>
-          <w:szCs w:val="18"/>
-          <w:shd w:val="clear" w:color="auto" w:fill="80C687" w:themeFill="background1" w:themeFillShade="BF"/>
-        </w:rPr>
-      </w:pPr>
-      <w:r>
-        <w:rPr>
-          <w:rFonts w:hint="eastAsia"/>
-          <w:color w:val="0000CC"/>
-          <w:sz w:val="18"/>
-          <w:szCs w:val="18"/>
-          <w:shd w:val="clear" w:color="auto" w:fill="80C687" w:themeFill="background1" w:themeFillShade="BF"/>
-        </w:rPr>
-        <w:t xml:space="preserve">   </w:t>
-      </w:r>
-      <w:proofErr w:type="spellStart"/>
-      <w:proofErr w:type="gramStart"/>
-      <w:r>
-        <w:rPr>
-          <w:rFonts w:hint="eastAsia"/>
-          <w:color w:val="0000CC"/>
-          <w:sz w:val="18"/>
-          <w:szCs w:val="18"/>
-          <w:shd w:val="clear" w:color="auto" w:fill="80C687" w:themeFill="background1" w:themeFillShade="BF"/>
-        </w:rPr>
-        <w:t>var</w:t>
-      </w:r>
-      <w:proofErr w:type="spellEnd"/>
-      <w:proofErr w:type="gramEnd"/>
-      <w:r>
-        <w:rPr>
-          <w:rFonts w:hint="eastAsia"/>
-          <w:color w:val="0000CC"/>
-          <w:sz w:val="18"/>
-          <w:szCs w:val="18"/>
-          <w:shd w:val="clear" w:color="auto" w:fill="80C687" w:themeFill="background1" w:themeFillShade="BF"/>
-        </w:rPr>
-        <w:t xml:space="preserve"> </w:t>
-      </w:r>
-      <w:proofErr w:type="spellStart"/>
-      <w:r>
-        <w:rPr>
-          <w:rFonts w:hint="eastAsia"/>
-          <w:color w:val="0000CC"/>
-          <w:sz w:val="18"/>
-          <w:szCs w:val="18"/>
-          <w:shd w:val="clear" w:color="auto" w:fill="80C687" w:themeFill="background1" w:themeFillShade="BF"/>
-        </w:rPr>
-        <w:t>csName</w:t>
-      </w:r>
-      <w:proofErr w:type="spellEnd"/>
-      <w:r>
-        <w:rPr>
-          <w:rFonts w:hint="eastAsia"/>
-          <w:color w:val="0000CC"/>
-          <w:sz w:val="18"/>
-          <w:szCs w:val="18"/>
-          <w:shd w:val="clear" w:color="auto" w:fill="80C687" w:themeFill="background1" w:themeFillShade="BF"/>
-        </w:rPr>
-        <w:t xml:space="preserve"> = </w:t>
-      </w:r>
-      <w:r>
-        <w:rPr>
-          <w:color w:val="0000CC"/>
-          <w:sz w:val="18"/>
-          <w:szCs w:val="18"/>
-          <w:shd w:val="clear" w:color="auto" w:fill="80C687" w:themeFill="background1" w:themeFillShade="BF"/>
-        </w:rPr>
-        <w:t>COMMCSNAME</w:t>
-      </w:r>
-      <w:r>
-        <w:rPr>
-          <w:rFonts w:hint="eastAsia"/>
-          <w:color w:val="0000CC"/>
-          <w:sz w:val="18"/>
-          <w:szCs w:val="18"/>
-          <w:shd w:val="clear" w:color="auto" w:fill="80C687" w:themeFill="background1" w:themeFillShade="BF"/>
-        </w:rPr>
-        <w:t xml:space="preserve"> + </w:t>
-      </w:r>
-      <w:r>
-        <w:rPr>
-          <w:color w:val="0000CC"/>
-          <w:sz w:val="18"/>
-          <w:szCs w:val="18"/>
-          <w:shd w:val="clear" w:color="auto" w:fill="80C687" w:themeFill="background1" w:themeFillShade="BF"/>
-        </w:rPr>
-        <w:t>“</w:t>
-      </w:r>
-      <w:r>
-        <w:rPr>
-          <w:rFonts w:hint="eastAsia"/>
-          <w:color w:val="0000CC"/>
-          <w:sz w:val="18"/>
-          <w:szCs w:val="18"/>
-          <w:shd w:val="clear" w:color="auto" w:fill="80C687" w:themeFill="background1" w:themeFillShade="BF"/>
-        </w:rPr>
-        <w:t>_cs</w:t>
-      </w:r>
-      <w:r>
-        <w:rPr>
-          <w:color w:val="0000CC"/>
-          <w:sz w:val="18"/>
-          <w:szCs w:val="18"/>
-          <w:shd w:val="clear" w:color="auto" w:fill="80C687" w:themeFill="background1" w:themeFillShade="BF"/>
-        </w:rPr>
-        <w:t>”</w:t>
-      </w:r>
-      <w:r>
-        <w:rPr>
-          <w:rFonts w:hint="eastAsia"/>
-          <w:color w:val="0000CC"/>
-          <w:sz w:val="18"/>
-          <w:szCs w:val="18"/>
-          <w:shd w:val="clear" w:color="auto" w:fill="80C687" w:themeFill="background1" w:themeFillShade="BF"/>
-        </w:rPr>
-        <w:t>;</w:t>
-      </w:r>
-    </w:p>
-    <w:p>
-      <w:pPr>
-        <w:rPr>
-          <w:color w:val="0000CC"/>
-          <w:sz w:val="18"/>
-          <w:szCs w:val="18"/>
-          <w:shd w:val="clear" w:color="auto" w:fill="80C687" w:themeFill="background1" w:themeFillShade="BF"/>
-        </w:rPr>
-      </w:pPr>
-      <w:r>
-        <w:rPr>
-          <w:rFonts w:hint="eastAsia"/>
-          <w:color w:val="0000CC"/>
-          <w:sz w:val="18"/>
-          <w:szCs w:val="18"/>
-          <w:shd w:val="clear" w:color="auto" w:fill="80C687" w:themeFill="background1" w:themeFillShade="BF"/>
-        </w:rPr>
-        <w:t xml:space="preserve">   </w:t>
-      </w:r>
-      <w:proofErr w:type="spellStart"/>
-      <w:proofErr w:type="gramStart"/>
-      <w:r>
-        <w:rPr>
-          <w:rFonts w:hint="eastAsia"/>
-          <w:color w:val="0000CC"/>
-          <w:sz w:val="18"/>
-          <w:szCs w:val="18"/>
-          <w:shd w:val="clear" w:color="auto" w:fill="80C687" w:themeFill="background1" w:themeFillShade="BF"/>
-        </w:rPr>
-        <w:t>var</w:t>
-      </w:r>
-      <w:proofErr w:type="spellEnd"/>
-      <w:proofErr w:type="gramEnd"/>
-      <w:r>
-        <w:rPr>
-          <w:rFonts w:hint="eastAsia"/>
-          <w:color w:val="0000CC"/>
-          <w:sz w:val="18"/>
-          <w:szCs w:val="18"/>
-          <w:shd w:val="clear" w:color="auto" w:fill="80C687" w:themeFill="background1" w:themeFillShade="BF"/>
-        </w:rPr>
-        <w:t xml:space="preserve"> </w:t>
-      </w:r>
-      <w:proofErr w:type="spellStart"/>
-      <w:r>
-        <w:rPr>
-          <w:rFonts w:hint="eastAsia"/>
-          <w:color w:val="0000CC"/>
-          <w:sz w:val="18"/>
-          <w:szCs w:val="18"/>
-          <w:shd w:val="clear" w:color="auto" w:fill="80C687" w:themeFill="background1" w:themeFillShade="BF"/>
-        </w:rPr>
-        <w:t>cLName</w:t>
-      </w:r>
-      <w:proofErr w:type="spellEnd"/>
-      <w:r>
-        <w:rPr>
-          <w:rFonts w:hint="eastAsia"/>
-          <w:color w:val="0000CC"/>
-          <w:sz w:val="18"/>
-          <w:szCs w:val="18"/>
-          <w:shd w:val="clear" w:color="auto" w:fill="80C687" w:themeFill="background1" w:themeFillShade="BF"/>
-        </w:rPr>
-        <w:t xml:space="preserve"> = </w:t>
-      </w:r>
-      <w:r>
-        <w:rPr>
-          <w:color w:val="0000CC"/>
-          <w:sz w:val="18"/>
-          <w:szCs w:val="18"/>
-          <w:shd w:val="clear" w:color="auto" w:fill="80C687" w:themeFill="background1" w:themeFillShade="BF"/>
-        </w:rPr>
-        <w:t>COMMC</w:t>
-      </w:r>
-      <w:r>
-        <w:rPr>
-          <w:rFonts w:hint="eastAsia"/>
-          <w:color w:val="0000CC"/>
-          <w:sz w:val="18"/>
-          <w:szCs w:val="18"/>
-          <w:shd w:val="clear" w:color="auto" w:fill="80C687" w:themeFill="background1" w:themeFillShade="BF"/>
-        </w:rPr>
-        <w:t>L</w:t>
-      </w:r>
-      <w:r>
-        <w:rPr>
-          <w:color w:val="0000CC"/>
-          <w:sz w:val="18"/>
-          <w:szCs w:val="18"/>
-          <w:shd w:val="clear" w:color="auto" w:fill="80C687" w:themeFill="background1" w:themeFillShade="BF"/>
-        </w:rPr>
-        <w:t>NAM</w:t>
-      </w:r>
-      <w:r>
-        <w:rPr>
-          <w:rFonts w:hint="eastAsia"/>
-          <w:color w:val="0000CC"/>
-          <w:sz w:val="18"/>
-          <w:szCs w:val="18"/>
-          <w:shd w:val="clear" w:color="auto" w:fill="80C687" w:themeFill="background1" w:themeFillShade="BF"/>
-        </w:rPr>
-        <w:t xml:space="preserve"> + </w:t>
-      </w:r>
-      <w:r>
-        <w:rPr>
-          <w:color w:val="0000CC"/>
-          <w:sz w:val="18"/>
-          <w:szCs w:val="18"/>
-          <w:shd w:val="clear" w:color="auto" w:fill="80C687" w:themeFill="background1" w:themeFillShade="BF"/>
-        </w:rPr>
-        <w:t>“</w:t>
-      </w:r>
-      <w:r>
-        <w:rPr>
-          <w:rFonts w:hint="eastAsia"/>
-          <w:color w:val="0000CC"/>
-          <w:sz w:val="18"/>
-          <w:szCs w:val="18"/>
-          <w:shd w:val="clear" w:color="auto" w:fill="80C687" w:themeFill="background1" w:themeFillShade="BF"/>
-        </w:rPr>
-        <w:t>_</w:t>
-      </w:r>
-      <w:proofErr w:type="spellStart"/>
-      <w:r>
-        <w:rPr>
-          <w:rFonts w:hint="eastAsia"/>
-          <w:color w:val="0000CC"/>
-          <w:sz w:val="18"/>
-          <w:szCs w:val="18"/>
-          <w:shd w:val="clear" w:color="auto" w:fill="80C687" w:themeFill="background1" w:themeFillShade="BF"/>
-        </w:rPr>
-        <w:t>cl</w:t>
-      </w:r>
-      <w:proofErr w:type="spellEnd"/>
-      <w:r>
-        <w:rPr>
-          <w:color w:val="0000CC"/>
-          <w:sz w:val="18"/>
-          <w:szCs w:val="18"/>
-          <w:shd w:val="clear" w:color="auto" w:fill="80C687" w:themeFill="background1" w:themeFillShade="BF"/>
-        </w:rPr>
-        <w:t>”</w:t>
-      </w:r>
-      <w:r>
-        <w:rPr>
-          <w:rFonts w:hint="eastAsia"/>
-          <w:color w:val="0000CC"/>
-          <w:sz w:val="18"/>
-          <w:szCs w:val="18"/>
-          <w:shd w:val="clear" w:color="auto" w:fill="80C687" w:themeFill="background1" w:themeFillShade="BF"/>
-        </w:rPr>
-        <w:t>;</w:t>
-      </w:r>
-    </w:p>
-    <w:p>
-      <w:pPr>
-        <w:rPr>
-          <w:color w:val="0000CC"/>
-          <w:sz w:val="18"/>
-          <w:szCs w:val="18"/>
-          <w:shd w:val="clear" w:color="auto" w:fill="80C687" w:themeFill="background1" w:themeFillShade="BF"/>
-        </w:rPr>
-      </w:pPr>
-      <w:r>
-        <w:rPr>
-          <w:rFonts w:hint="eastAsia"/>
-          <w:color w:val="0000CC"/>
-          <w:sz w:val="18"/>
-          <w:szCs w:val="18"/>
-          <w:shd w:val="clear" w:color="auto" w:fill="80C687" w:themeFill="background1" w:themeFillShade="BF"/>
-        </w:rPr>
-        <w:t xml:space="preserve">   func1( </w:t>
-      </w:r>
-      <w:proofErr w:type="spellStart"/>
-      <w:r>
-        <w:rPr>
-          <w:rFonts w:hint="eastAsia"/>
-          <w:color w:val="0000CC"/>
-          <w:sz w:val="18"/>
-          <w:szCs w:val="18"/>
-          <w:shd w:val="clear" w:color="auto" w:fill="80C687" w:themeFill="background1" w:themeFillShade="BF"/>
-        </w:rPr>
-        <w:t>csName</w:t>
-      </w:r>
-      <w:proofErr w:type="spellEnd"/>
-      <w:r>
-        <w:rPr>
-          <w:rFonts w:hint="eastAsia"/>
-          <w:color w:val="0000CC"/>
-          <w:sz w:val="18"/>
-          <w:szCs w:val="18"/>
-          <w:shd w:val="clear" w:color="auto" w:fill="80C687" w:themeFill="background1" w:themeFillShade="BF"/>
-        </w:rPr>
-        <w:t xml:space="preserve">, </w:t>
-      </w:r>
-      <w:proofErr w:type="spellStart"/>
-      <w:r>
-        <w:rPr>
-          <w:rFonts w:hint="eastAsia"/>
-          <w:color w:val="0000CC"/>
-          <w:sz w:val="18"/>
-          <w:szCs w:val="18"/>
-          <w:shd w:val="clear" w:color="auto" w:fill="80C687" w:themeFill="background1" w:themeFillShade="BF"/>
-        </w:rPr>
-        <w:t>clName</w:t>
-      </w:r>
-      <w:proofErr w:type="spellEnd"/>
-      <w:r>
-        <w:rPr>
-          <w:rFonts w:hint="eastAsia"/>
-          <w:color w:val="0000CC"/>
-          <w:sz w:val="18"/>
-          <w:szCs w:val="18"/>
-          <w:shd w:val="clear" w:color="auto" w:fill="80C687" w:themeFill="background1" w:themeFillShade="BF"/>
-        </w:rPr>
-        <w:t xml:space="preserve"> ); //</w:t>
-      </w:r>
-      <w:r>
-        <w:rPr>
-          <w:rFonts w:hint="eastAsia"/>
-          <w:color w:val="0000CC"/>
-          <w:sz w:val="18"/>
-          <w:szCs w:val="18"/>
-          <w:shd w:val="clear" w:color="auto" w:fill="80C687" w:themeFill="background1" w:themeFillShade="BF"/>
-        </w:rPr>
-        <w:t>子函数中传参</w:t>
-      </w:r>
-    </w:p>
-    <w:p>
-      <w:pPr>
-        <w:rPr>
-          <w:color w:val="0000CC"/>
-          <w:sz w:val="18"/>
-          <w:szCs w:val="18"/>
-          <w:shd w:val="clear" w:color="auto" w:fill="80C687" w:themeFill="background1" w:themeFillShade="BF"/>
-        </w:rPr>
-      </w:pPr>
-      <w:r>
-        <w:rPr>
-          <w:rFonts w:hint="eastAsia"/>
-          <w:color w:val="0000CC"/>
-          <w:sz w:val="18"/>
-          <w:szCs w:val="18"/>
-          <w:shd w:val="clear" w:color="auto" w:fill="80C687" w:themeFill="background1" w:themeFillShade="BF"/>
+          <w:sz w:val="18"/>
+          <w:szCs w:val="18"/>
+          <w:shd w:val="clear" w:color="auto" w:fill="BFBFBF" w:themeFill="background1" w:themeFillShade="BF"/>
+        </w:rPr>
+      </w:pPr>
+      <w:r>
+        <w:rPr>
+          <w:rFonts w:hint="eastAsia"/>
+          <w:color w:val="0000CC"/>
+          <w:sz w:val="18"/>
+          <w:szCs w:val="18"/>
+          <w:shd w:val="clear" w:color="auto" w:fill="BFBFBF" w:themeFill="background1" w:themeFillShade="BF"/>
         </w:rPr>
         <w:lastRenderedPageBreak/>
         <w:t>}</w:t>
       </w:r>
     </w:p>
     <w:p>
-      <w:pPr>
-        <w:rPr>
-          <w:color w:val="0000CC"/>
-          <w:sz w:val="18"/>
-          <w:szCs w:val="18"/>
-          <w:shd w:val="clear" w:color="auto" w:fill="80C687" w:themeFill="background1" w:themeFillShade="BF"/>
+      <w:r>
+        <w:rPr>
+          <w:rFonts w:hint="eastAsia"/>
+        </w:rPr>
+        <w:t>在</w:t>
+      </w:r>
+      <w:r>
+        <w:rPr>
+          <w:rFonts w:hint="eastAsia"/>
+        </w:rPr>
+        <w:t>finally</w:t>
+      </w:r>
+      <w:r>
+        <w:rPr>
+          <w:rFonts w:hint="eastAsia"/>
+        </w:rPr>
+        <w:t>中执行释放资源或清理操作，避免用例出错时出现资源未清理的情况</w:t>
+      </w:r>
+    </w:p>
+    <w:p>
+      <w:pPr>
+        <w:pStyle w:val="Heading2"/>
+      </w:pPr>
+      <w:r>
+        <w:rPr>
+          <w:rFonts w:hint="eastAsia"/>
+        </w:rPr>
+        <w:t>用例信息打印</w:t>
+      </w:r>
+    </w:p>
+    <w:p>
+      <w:r>
+        <w:rPr>
+          <w:rFonts w:hint="eastAsia"/>
+        </w:rPr>
+        <w:tab/>
+      </w:r>
+      <w:r>
+        <w:rPr>
+          <w:rFonts w:hint="eastAsia"/>
+        </w:rPr>
+        <w:t>测试用例在出错时，统一使用函数“</w:t>
+      </w:r>
+      <w:proofErr w:type="spellStart"/>
+      <w:r>
+        <w:rPr>
+          <w:rFonts w:hint="eastAsia"/>
+        </w:rPr>
+        <w:t>buildException</w:t>
+      </w:r>
+      <w:proofErr w:type="spellEnd"/>
+      <w:r>
+        <w:rPr>
+          <w:rFonts w:hint="eastAsia"/>
+        </w:rPr>
+        <w:t>”抛出异常，该异常包括了：函数名、操作等信息。</w:t>
+      </w:r>
+    </w:p>
+    <w:p>
+      <w:r>
+        <w:rPr>
+          <w:rFonts w:hint="eastAsia"/>
+        </w:rPr>
+        <w:tab/>
+      </w:r>
+      <w:r>
+        <w:rPr>
+          <w:rFonts w:hint="eastAsia"/>
+        </w:rPr>
+        <w:t>建议测试用例在成功时不要打印过多信息，打印过多信息会增加定位的难度和减慢执行效率。</w:t>
+      </w:r>
+    </w:p>
+    <w:p>
+      <w:pPr>
+        <w:pStyle w:val="Heading2"/>
+      </w:pPr>
+      <w:r>
+        <w:rPr>
+          <w:rFonts w:hint="eastAsia"/>
+        </w:rPr>
+        <w:t>函数检查输入参数</w:t>
+      </w:r>
+    </w:p>
+    <w:p>
+      <w:r>
+        <w:rPr>
+          <w:rFonts w:hint="eastAsia"/>
+        </w:rPr>
+        <w:tab/>
+      </w:r>
+      <w:r>
+        <w:rPr>
+          <w:rFonts w:hint="eastAsia"/>
+        </w:rPr>
+        <w:t>函数输入参数需要做检查，对于有默认值的函数参数，需要进行默认值处理；</w:t>
+      </w:r>
+      <w:r>
+        <w:rPr>
+          <w:rFonts w:hint="eastAsia"/>
+        </w:rPr>
+        <w:t>JS</w:t>
+      </w:r>
+      <w:r>
+        <w:rPr>
+          <w:rFonts w:hint="eastAsia"/>
+        </w:rPr>
+        <w:t>的函数参数如果未进行覆值，其值为“</w:t>
+      </w:r>
+      <w:r>
+        <w:rPr>
+          <w:rFonts w:hint="eastAsia"/>
+        </w:rPr>
+        <w:t>undefined</w:t>
+      </w:r>
+      <w:r>
+        <w:rPr>
+          <w:rFonts w:hint="eastAsia"/>
+        </w:rPr>
+        <w:t>“，可通过如下方式进行默认值处理：</w:t>
+      </w:r>
+    </w:p>
+    <w:p>
+      <w:pPr>
+        <w:rPr>
+          <w:color w:val="0000CC"/>
+          <w:sz w:val="18"/>
+          <w:szCs w:val="18"/>
+          <w:shd w:val="clear" w:color="auto" w:fill="BFBFBF" w:themeFill="background1" w:themeFillShade="BF"/>
         </w:rPr>
       </w:pPr>
       <w:proofErr w:type="gramStart"/>
@@ -6711,7 +5482,7 @@
           <w:color w:val="0000CC"/>
           <w:sz w:val="18"/>
           <w:szCs w:val="18"/>
-          <w:shd w:val="clear" w:color="auto" w:fill="80C687" w:themeFill="background1" w:themeFillShade="BF"/>
+          <w:shd w:val="clear" w:color="auto" w:fill="BFBFBF" w:themeFill="background1" w:themeFillShade="BF"/>
         </w:rPr>
         <w:t>function</w:t>
       </w:r>
@@ -6722,7 +5493,1409 @@
           <w:color w:val="0000CC"/>
           <w:sz w:val="18"/>
           <w:szCs w:val="18"/>
-          <w:shd w:val="clear" w:color="auto" w:fill="80C687" w:themeFill="background1" w:themeFillShade="BF"/>
+          <w:shd w:val="clear" w:color="auto" w:fill="BFBFBF" w:themeFill="background1" w:themeFillShade="BF"/>
+        </w:rPr>
+        <w:t xml:space="preserve"> connect( host, </w:t>
+      </w:r>
+      <w:proofErr w:type="spellStart"/>
+      <w:r>
+        <w:rPr>
+          <w:rFonts w:hint="eastAsia"/>
+          <w:color w:val="0000CC"/>
+          <w:sz w:val="18"/>
+          <w:szCs w:val="18"/>
+          <w:shd w:val="clear" w:color="auto" w:fill="BFBFBF" w:themeFill="background1" w:themeFillShade="BF"/>
+        </w:rPr>
+        <w:t>svcname</w:t>
+      </w:r>
+      <w:proofErr w:type="spellEnd"/>
+      <w:r>
+        <w:rPr>
+          <w:rFonts w:hint="eastAsia"/>
+          <w:color w:val="0000CC"/>
+          <w:sz w:val="18"/>
+          <w:szCs w:val="18"/>
+          <w:shd w:val="clear" w:color="auto" w:fill="BFBFBF" w:themeFill="background1" w:themeFillShade="BF"/>
+        </w:rPr>
+        <w:t xml:space="preserve"> )</w:t>
+      </w:r>
+    </w:p>
+    <w:p>
+      <w:pPr>
+        <w:rPr>
+          <w:color w:val="0000CC"/>
+          <w:sz w:val="18"/>
+          <w:szCs w:val="18"/>
+          <w:shd w:val="clear" w:color="auto" w:fill="BFBFBF" w:themeFill="background1" w:themeFillShade="BF"/>
+        </w:rPr>
+      </w:pPr>
+      <w:r>
+        <w:rPr>
+          <w:rFonts w:hint="eastAsia"/>
+          <w:color w:val="0000CC"/>
+          <w:sz w:val="18"/>
+          <w:szCs w:val="18"/>
+          <w:shd w:val="clear" w:color="auto" w:fill="BFBFBF" w:themeFill="background1" w:themeFillShade="BF"/>
+        </w:rPr>
+        <w:t>{</w:t>
+      </w:r>
+    </w:p>
+    <w:p>
+      <w:pPr>
+        <w:rPr>
+          <w:color w:val="0000CC"/>
+          <w:sz w:val="18"/>
+          <w:szCs w:val="18"/>
+          <w:shd w:val="clear" w:color="auto" w:fill="BFBFBF" w:themeFill="background1" w:themeFillShade="BF"/>
+        </w:rPr>
+      </w:pPr>
+      <w:r>
+        <w:rPr>
+          <w:rFonts w:hint="eastAsia"/>
+          <w:color w:val="0000CC"/>
+          <w:sz w:val="18"/>
+          <w:szCs w:val="18"/>
+          <w:shd w:val="clear" w:color="auto" w:fill="BFBFBF" w:themeFill="background1" w:themeFillShade="BF"/>
+        </w:rPr>
+        <w:t xml:space="preserve">   </w:t>
+      </w:r>
+      <w:proofErr w:type="gramStart"/>
+      <w:r>
+        <w:rPr>
+          <w:rFonts w:hint="eastAsia"/>
+          <w:color w:val="0000CC"/>
+          <w:sz w:val="18"/>
+          <w:szCs w:val="18"/>
+          <w:shd w:val="clear" w:color="auto" w:fill="BFBFBF" w:themeFill="background1" w:themeFillShade="BF"/>
+        </w:rPr>
+        <w:t>if</w:t>
+      </w:r>
+      <w:proofErr w:type="gramEnd"/>
+      <w:r>
+        <w:rPr>
+          <w:rFonts w:hint="eastAsia"/>
+          <w:color w:val="0000CC"/>
+          <w:sz w:val="18"/>
+          <w:szCs w:val="18"/>
+          <w:shd w:val="clear" w:color="auto" w:fill="BFBFBF" w:themeFill="background1" w:themeFillShade="BF"/>
+        </w:rPr>
+        <w:t xml:space="preserve"> ( host == undefined )</w:t>
+      </w:r>
+    </w:p>
+    <w:p>
+      <w:pPr>
+        <w:rPr>
+          <w:color w:val="0000CC"/>
+          <w:sz w:val="18"/>
+          <w:szCs w:val="18"/>
+          <w:shd w:val="clear" w:color="auto" w:fill="BFBFBF" w:themeFill="background1" w:themeFillShade="BF"/>
+        </w:rPr>
+      </w:pPr>
+      <w:r>
+        <w:rPr>
+          <w:rFonts w:hint="eastAsia"/>
+          <w:color w:val="0000CC"/>
+          <w:sz w:val="18"/>
+          <w:szCs w:val="18"/>
+          <w:shd w:val="clear" w:color="auto" w:fill="BFBFBF" w:themeFill="background1" w:themeFillShade="BF"/>
+        </w:rPr>
+        <w:t xml:space="preserve">   {</w:t>
+      </w:r>
+    </w:p>
+    <w:p>
+      <w:pPr>
+        <w:rPr>
+          <w:color w:val="0000CC"/>
+          <w:sz w:val="18"/>
+          <w:szCs w:val="18"/>
+          <w:shd w:val="clear" w:color="auto" w:fill="BFBFBF" w:themeFill="background1" w:themeFillShade="BF"/>
+        </w:rPr>
+      </w:pPr>
+      <w:r>
+        <w:rPr>
+          <w:rFonts w:hint="eastAsia"/>
+          <w:color w:val="0000CC"/>
+          <w:sz w:val="18"/>
+          <w:szCs w:val="18"/>
+          <w:shd w:val="clear" w:color="auto" w:fill="BFBFBF" w:themeFill="background1" w:themeFillShade="BF"/>
+        </w:rPr>
+        <w:t xml:space="preserve">      </w:t>
+      </w:r>
+      <w:proofErr w:type="gramStart"/>
+      <w:r>
+        <w:rPr>
+          <w:rFonts w:hint="eastAsia"/>
+          <w:color w:val="0000CC"/>
+          <w:sz w:val="18"/>
+          <w:szCs w:val="18"/>
+          <w:shd w:val="clear" w:color="auto" w:fill="BFBFBF" w:themeFill="background1" w:themeFillShade="BF"/>
+        </w:rPr>
+        <w:t>host</w:t>
+      </w:r>
+      <w:proofErr w:type="gramEnd"/>
+      <w:r>
+        <w:rPr>
+          <w:rFonts w:hint="eastAsia"/>
+          <w:color w:val="0000CC"/>
+          <w:sz w:val="18"/>
+          <w:szCs w:val="18"/>
+          <w:shd w:val="clear" w:color="auto" w:fill="BFBFBF" w:themeFill="background1" w:themeFillShade="BF"/>
+        </w:rPr>
+        <w:t xml:space="preserve"> = </w:t>
+      </w:r>
+      <w:r>
+        <w:rPr>
+          <w:color w:val="0000CC"/>
+          <w:sz w:val="18"/>
+          <w:szCs w:val="18"/>
+          <w:shd w:val="clear" w:color="auto" w:fill="BFBFBF" w:themeFill="background1" w:themeFillShade="BF"/>
+        </w:rPr>
+        <w:t>“</w:t>
+      </w:r>
+      <w:r>
+        <w:rPr>
+          <w:rFonts w:hint="eastAsia"/>
+          <w:color w:val="0000CC"/>
+          <w:sz w:val="18"/>
+          <w:szCs w:val="18"/>
+          <w:shd w:val="clear" w:color="auto" w:fill="BFBFBF" w:themeFill="background1" w:themeFillShade="BF"/>
+        </w:rPr>
+        <w:t>local</w:t>
+      </w:r>
+      <w:r>
+        <w:rPr>
+          <w:color w:val="0000CC"/>
+          <w:sz w:val="18"/>
+          <w:szCs w:val="18"/>
+          <w:shd w:val="clear" w:color="auto" w:fill="BFBFBF" w:themeFill="background1" w:themeFillShade="BF"/>
+        </w:rPr>
+        <w:t>”</w:t>
+      </w:r>
+      <w:r>
+        <w:rPr>
+          <w:rFonts w:hint="eastAsia"/>
+          <w:color w:val="0000CC"/>
+          <w:sz w:val="18"/>
+          <w:szCs w:val="18"/>
+          <w:shd w:val="clear" w:color="auto" w:fill="BFBFBF" w:themeFill="background1" w:themeFillShade="BF"/>
+        </w:rPr>
+        <w:t xml:space="preserve"> ;</w:t>
+      </w:r>
+    </w:p>
+    <w:p>
+      <w:pPr>
+        <w:rPr>
+          <w:color w:val="0000CC"/>
+          <w:sz w:val="18"/>
+          <w:szCs w:val="18"/>
+          <w:shd w:val="clear" w:color="auto" w:fill="BFBFBF" w:themeFill="background1" w:themeFillShade="BF"/>
+        </w:rPr>
+      </w:pPr>
+      <w:r>
+        <w:rPr>
+          <w:rFonts w:hint="eastAsia"/>
+          <w:color w:val="0000CC"/>
+          <w:sz w:val="18"/>
+          <w:szCs w:val="18"/>
+          <w:shd w:val="clear" w:color="auto" w:fill="BFBFBF" w:themeFill="background1" w:themeFillShade="BF"/>
+        </w:rPr>
+        <w:t xml:space="preserve">   }</w:t>
+      </w:r>
+    </w:p>
+    <w:p>
+      <w:pPr>
+        <w:rPr>
+          <w:color w:val="0000CC"/>
+          <w:sz w:val="18"/>
+          <w:szCs w:val="18"/>
+          <w:shd w:val="clear" w:color="auto" w:fill="BFBFBF" w:themeFill="background1" w:themeFillShade="BF"/>
+        </w:rPr>
+      </w:pPr>
+      <w:r>
+        <w:rPr>
+          <w:rFonts w:hint="eastAsia"/>
+          <w:color w:val="0000CC"/>
+          <w:sz w:val="18"/>
+          <w:szCs w:val="18"/>
+          <w:shd w:val="clear" w:color="auto" w:fill="BFBFBF" w:themeFill="background1" w:themeFillShade="BF"/>
+        </w:rPr>
+        <w:t xml:space="preserve">   </w:t>
+      </w:r>
+      <w:proofErr w:type="gramStart"/>
+      <w:r>
+        <w:rPr>
+          <w:rFonts w:hint="eastAsia"/>
+          <w:color w:val="0000CC"/>
+          <w:sz w:val="18"/>
+          <w:szCs w:val="18"/>
+          <w:shd w:val="clear" w:color="auto" w:fill="BFBFBF" w:themeFill="background1" w:themeFillShade="BF"/>
+        </w:rPr>
+        <w:t>if</w:t>
+      </w:r>
+      <w:proofErr w:type="gramEnd"/>
+      <w:r>
+        <w:rPr>
+          <w:rFonts w:hint="eastAsia"/>
+          <w:color w:val="0000CC"/>
+          <w:sz w:val="18"/>
+          <w:szCs w:val="18"/>
+          <w:shd w:val="clear" w:color="auto" w:fill="BFBFBF" w:themeFill="background1" w:themeFillShade="BF"/>
+        </w:rPr>
+        <w:t xml:space="preserve"> ( </w:t>
+      </w:r>
+      <w:proofErr w:type="spellStart"/>
+      <w:r>
+        <w:rPr>
+          <w:rFonts w:hint="eastAsia"/>
+          <w:color w:val="0000CC"/>
+          <w:sz w:val="18"/>
+          <w:szCs w:val="18"/>
+          <w:shd w:val="clear" w:color="auto" w:fill="BFBFBF" w:themeFill="background1" w:themeFillShade="BF"/>
+        </w:rPr>
+        <w:t>svcname</w:t>
+      </w:r>
+      <w:proofErr w:type="spellEnd"/>
+      <w:r>
+        <w:rPr>
+          <w:rFonts w:hint="eastAsia"/>
+          <w:color w:val="0000CC"/>
+          <w:sz w:val="18"/>
+          <w:szCs w:val="18"/>
+          <w:shd w:val="clear" w:color="auto" w:fill="BFBFBF" w:themeFill="background1" w:themeFillShade="BF"/>
+        </w:rPr>
+        <w:t xml:space="preserve"> == undefined )</w:t>
+      </w:r>
+    </w:p>
+    <w:p>
+      <w:pPr>
+        <w:rPr>
+          <w:color w:val="0000CC"/>
+          <w:sz w:val="18"/>
+          <w:szCs w:val="18"/>
+          <w:shd w:val="clear" w:color="auto" w:fill="BFBFBF" w:themeFill="background1" w:themeFillShade="BF"/>
+        </w:rPr>
+      </w:pPr>
+      <w:r>
+        <w:rPr>
+          <w:rFonts w:hint="eastAsia"/>
+          <w:color w:val="0000CC"/>
+          <w:sz w:val="18"/>
+          <w:szCs w:val="18"/>
+          <w:shd w:val="clear" w:color="auto" w:fill="BFBFBF" w:themeFill="background1" w:themeFillShade="BF"/>
+        </w:rPr>
+        <w:t xml:space="preserve">   {</w:t>
+      </w:r>
+    </w:p>
+    <w:p>
+      <w:pPr>
+        <w:rPr>
+          <w:color w:val="0000CC"/>
+          <w:sz w:val="18"/>
+          <w:szCs w:val="18"/>
+          <w:shd w:val="clear" w:color="auto" w:fill="BFBFBF" w:themeFill="background1" w:themeFillShade="BF"/>
+        </w:rPr>
+      </w:pPr>
+      <w:r>
+        <w:rPr>
+          <w:rFonts w:hint="eastAsia"/>
+          <w:color w:val="0000CC"/>
+          <w:sz w:val="18"/>
+          <w:szCs w:val="18"/>
+          <w:shd w:val="clear" w:color="auto" w:fill="BFBFBF" w:themeFill="background1" w:themeFillShade="BF"/>
+        </w:rPr>
+        <w:t xml:space="preserve">      </w:t>
+      </w:r>
+      <w:proofErr w:type="spellStart"/>
+      <w:proofErr w:type="gramStart"/>
+      <w:r>
+        <w:rPr>
+          <w:rFonts w:hint="eastAsia"/>
+          <w:color w:val="0000CC"/>
+          <w:sz w:val="18"/>
+          <w:szCs w:val="18"/>
+          <w:shd w:val="clear" w:color="auto" w:fill="BFBFBF" w:themeFill="background1" w:themeFillShade="BF"/>
+        </w:rPr>
+        <w:t>svcname</w:t>
+      </w:r>
+      <w:proofErr w:type="spellEnd"/>
+      <w:proofErr w:type="gramEnd"/>
+      <w:r>
+        <w:rPr>
+          <w:rFonts w:hint="eastAsia"/>
+          <w:color w:val="0000CC"/>
+          <w:sz w:val="18"/>
+          <w:szCs w:val="18"/>
+          <w:shd w:val="clear" w:color="auto" w:fill="BFBFBF" w:themeFill="background1" w:themeFillShade="BF"/>
+        </w:rPr>
+        <w:t xml:space="preserve"> = </w:t>
+      </w:r>
+      <w:r>
+        <w:rPr>
+          <w:color w:val="0000CC"/>
+          <w:sz w:val="18"/>
+          <w:szCs w:val="18"/>
+          <w:shd w:val="clear" w:color="auto" w:fill="BFBFBF" w:themeFill="background1" w:themeFillShade="BF"/>
+        </w:rPr>
+        <w:t>“</w:t>
+      </w:r>
+      <w:r>
+        <w:rPr>
+          <w:rFonts w:hint="eastAsia"/>
+          <w:color w:val="0000CC"/>
+          <w:sz w:val="18"/>
+          <w:szCs w:val="18"/>
+          <w:shd w:val="clear" w:color="auto" w:fill="BFBFBF" w:themeFill="background1" w:themeFillShade="BF"/>
+        </w:rPr>
+        <w:t>11810</w:t>
+      </w:r>
+      <w:r>
+        <w:rPr>
+          <w:color w:val="0000CC"/>
+          <w:sz w:val="18"/>
+          <w:szCs w:val="18"/>
+          <w:shd w:val="clear" w:color="auto" w:fill="BFBFBF" w:themeFill="background1" w:themeFillShade="BF"/>
+        </w:rPr>
+        <w:t>”</w:t>
+      </w:r>
+      <w:r>
+        <w:rPr>
+          <w:rFonts w:hint="eastAsia"/>
+          <w:color w:val="0000CC"/>
+          <w:sz w:val="18"/>
+          <w:szCs w:val="18"/>
+          <w:shd w:val="clear" w:color="auto" w:fill="BFBFBF" w:themeFill="background1" w:themeFillShade="BF"/>
+        </w:rPr>
+        <w:t xml:space="preserve"> ;</w:t>
+      </w:r>
+    </w:p>
+    <w:p>
+      <w:pPr>
+        <w:rPr>
+          <w:color w:val="0000CC"/>
+          <w:sz w:val="18"/>
+          <w:szCs w:val="18"/>
+          <w:shd w:val="clear" w:color="auto" w:fill="BFBFBF" w:themeFill="background1" w:themeFillShade="BF"/>
+        </w:rPr>
+      </w:pPr>
+      <w:r>
+        <w:rPr>
+          <w:rFonts w:hint="eastAsia"/>
+          <w:color w:val="0000CC"/>
+          <w:sz w:val="18"/>
+          <w:szCs w:val="18"/>
+          <w:shd w:val="clear" w:color="auto" w:fill="BFBFBF" w:themeFill="background1" w:themeFillShade="BF"/>
+        </w:rPr>
+        <w:t>}</w:t>
+      </w:r>
+    </w:p>
+    <w:p>
+      <w:pPr>
+        <w:rPr>
+          <w:color w:val="0000CC"/>
+          <w:sz w:val="18"/>
+          <w:szCs w:val="18"/>
+          <w:shd w:val="clear" w:color="auto" w:fill="BFBFBF" w:themeFill="background1" w:themeFillShade="BF"/>
+        </w:rPr>
+      </w:pPr>
+      <w:r>
+        <w:rPr>
+          <w:rFonts w:hint="eastAsia"/>
+          <w:color w:val="0000CC"/>
+          <w:sz w:val="18"/>
+          <w:szCs w:val="18"/>
+          <w:shd w:val="clear" w:color="auto" w:fill="BFBFBF" w:themeFill="background1" w:themeFillShade="BF"/>
+        </w:rPr>
+        <w:t>}</w:t>
+      </w:r>
+    </w:p>
+    <w:p>
+      <w:r>
+        <w:rPr>
+          <w:rFonts w:hint="eastAsia"/>
+        </w:rPr>
+        <w:t>或：</w:t>
+      </w:r>
+    </w:p>
+    <w:p>
+      <w:pPr>
+        <w:rPr>
+          <w:color w:val="0000CC"/>
+          <w:sz w:val="18"/>
+          <w:szCs w:val="18"/>
+          <w:shd w:val="clear" w:color="auto" w:fill="BFBFBF" w:themeFill="background1" w:themeFillShade="BF"/>
+        </w:rPr>
+      </w:pPr>
+      <w:proofErr w:type="gramStart"/>
+      <w:r>
+        <w:rPr>
+          <w:rFonts w:hint="eastAsia"/>
+          <w:color w:val="0000CC"/>
+          <w:sz w:val="18"/>
+          <w:szCs w:val="18"/>
+          <w:shd w:val="clear" w:color="auto" w:fill="BFBFBF" w:themeFill="background1" w:themeFillShade="BF"/>
+        </w:rPr>
+        <w:t>function</w:t>
+      </w:r>
+      <w:proofErr w:type="gramEnd"/>
+      <w:r>
+        <w:rPr>
+          <w:rFonts w:hint="eastAsia"/>
+          <w:color w:val="0000CC"/>
+          <w:sz w:val="18"/>
+          <w:szCs w:val="18"/>
+          <w:shd w:val="clear" w:color="auto" w:fill="BFBFBF" w:themeFill="background1" w:themeFillShade="BF"/>
+        </w:rPr>
+        <w:t xml:space="preserve"> connect( host, </w:t>
+      </w:r>
+      <w:proofErr w:type="spellStart"/>
+      <w:r>
+        <w:rPr>
+          <w:rFonts w:hint="eastAsia"/>
+          <w:color w:val="0000CC"/>
+          <w:sz w:val="18"/>
+          <w:szCs w:val="18"/>
+          <w:shd w:val="clear" w:color="auto" w:fill="BFBFBF" w:themeFill="background1" w:themeFillShade="BF"/>
+        </w:rPr>
+        <w:t>svcname</w:t>
+      </w:r>
+      <w:proofErr w:type="spellEnd"/>
+      <w:r>
+        <w:rPr>
+          <w:rFonts w:hint="eastAsia"/>
+          <w:color w:val="0000CC"/>
+          <w:sz w:val="18"/>
+          <w:szCs w:val="18"/>
+          <w:shd w:val="clear" w:color="auto" w:fill="BFBFBF" w:themeFill="background1" w:themeFillShade="BF"/>
+        </w:rPr>
+        <w:t xml:space="preserve"> )</w:t>
+      </w:r>
+    </w:p>
+    <w:p>
+      <w:pPr>
+        <w:rPr>
+          <w:color w:val="0000CC"/>
+          <w:sz w:val="18"/>
+          <w:szCs w:val="18"/>
+          <w:shd w:val="clear" w:color="auto" w:fill="BFBFBF" w:themeFill="background1" w:themeFillShade="BF"/>
+        </w:rPr>
+      </w:pPr>
+      <w:r>
+        <w:rPr>
+          <w:rFonts w:hint="eastAsia"/>
+          <w:color w:val="0000CC"/>
+          <w:sz w:val="18"/>
+          <w:szCs w:val="18"/>
+          <w:shd w:val="clear" w:color="auto" w:fill="BFBFBF" w:themeFill="background1" w:themeFillShade="BF"/>
+        </w:rPr>
+        <w:t>{</w:t>
+      </w:r>
+    </w:p>
+    <w:p>
+      <w:pPr>
+        <w:rPr>
+          <w:color w:val="0000CC"/>
+          <w:sz w:val="18"/>
+          <w:szCs w:val="18"/>
+          <w:shd w:val="clear" w:color="auto" w:fill="BFBFBF" w:themeFill="background1" w:themeFillShade="BF"/>
+        </w:rPr>
+      </w:pPr>
+      <w:r>
+        <w:rPr>
+          <w:rFonts w:hint="eastAsia"/>
+          <w:color w:val="0000CC"/>
+          <w:sz w:val="18"/>
+          <w:szCs w:val="18"/>
+          <w:shd w:val="clear" w:color="auto" w:fill="BFBFBF" w:themeFill="background1" w:themeFillShade="BF"/>
+        </w:rPr>
+        <w:t xml:space="preserve">   </w:t>
+      </w:r>
+      <w:proofErr w:type="gramStart"/>
+      <w:r>
+        <w:rPr>
+          <w:color w:val="0000CC"/>
+          <w:sz w:val="18"/>
+          <w:szCs w:val="18"/>
+          <w:shd w:val="clear" w:color="auto" w:fill="BFBFBF" w:themeFill="background1" w:themeFillShade="BF"/>
+        </w:rPr>
+        <w:t>host</w:t>
+      </w:r>
+      <w:proofErr w:type="gramEnd"/>
+      <w:r>
+        <w:rPr>
+          <w:color w:val="0000CC"/>
+          <w:sz w:val="18"/>
+          <w:szCs w:val="18"/>
+          <w:shd w:val="clear" w:color="auto" w:fill="BFBFBF" w:themeFill="background1" w:themeFillShade="BF"/>
+        </w:rPr>
+        <w:t xml:space="preserve"> </w:t>
+      </w:r>
+      <w:r>
+        <w:rPr>
+          <w:rFonts w:hint="eastAsia"/>
+          <w:color w:val="0000CC"/>
+          <w:sz w:val="18"/>
+          <w:szCs w:val="18"/>
+          <w:shd w:val="clear" w:color="auto" w:fill="BFBFBF" w:themeFill="background1" w:themeFillShade="BF"/>
+        </w:rPr>
+        <w:t xml:space="preserve">= arguments[0] ? </w:t>
+      </w:r>
+      <w:proofErr w:type="gramStart"/>
+      <w:r>
+        <w:rPr>
+          <w:rFonts w:hint="eastAsia"/>
+          <w:color w:val="0000CC"/>
+          <w:sz w:val="18"/>
+          <w:szCs w:val="18"/>
+          <w:shd w:val="clear" w:color="auto" w:fill="BFBFBF" w:themeFill="background1" w:themeFillShade="BF"/>
+        </w:rPr>
+        <w:t>arguments[</w:t>
+      </w:r>
+      <w:proofErr w:type="gramEnd"/>
+      <w:r>
+        <w:rPr>
+          <w:rFonts w:hint="eastAsia"/>
+          <w:color w:val="0000CC"/>
+          <w:sz w:val="18"/>
+          <w:szCs w:val="18"/>
+          <w:shd w:val="clear" w:color="auto" w:fill="BFBFBF" w:themeFill="background1" w:themeFillShade="BF"/>
+        </w:rPr>
+        <w:t xml:space="preserve">0] : </w:t>
+      </w:r>
+      <w:r>
+        <w:rPr>
+          <w:color w:val="0000CC"/>
+          <w:sz w:val="18"/>
+          <w:szCs w:val="18"/>
+          <w:shd w:val="clear" w:color="auto" w:fill="BFBFBF" w:themeFill="background1" w:themeFillShade="BF"/>
+        </w:rPr>
+        <w:t>“</w:t>
+      </w:r>
+      <w:r>
+        <w:rPr>
+          <w:rFonts w:hint="eastAsia"/>
+          <w:color w:val="0000CC"/>
+          <w:sz w:val="18"/>
+          <w:szCs w:val="18"/>
+          <w:shd w:val="clear" w:color="auto" w:fill="BFBFBF" w:themeFill="background1" w:themeFillShade="BF"/>
+        </w:rPr>
+        <w:t>local</w:t>
+      </w:r>
+      <w:r>
+        <w:rPr>
+          <w:color w:val="0000CC"/>
+          <w:sz w:val="18"/>
+          <w:szCs w:val="18"/>
+          <w:shd w:val="clear" w:color="auto" w:fill="BFBFBF" w:themeFill="background1" w:themeFillShade="BF"/>
+        </w:rPr>
+        <w:t>”</w:t>
+      </w:r>
+      <w:r>
+        <w:rPr>
+          <w:rFonts w:hint="eastAsia"/>
+          <w:color w:val="0000CC"/>
+          <w:sz w:val="18"/>
+          <w:szCs w:val="18"/>
+          <w:shd w:val="clear" w:color="auto" w:fill="BFBFBF" w:themeFill="background1" w:themeFillShade="BF"/>
+        </w:rPr>
+        <w:t xml:space="preserve"> ;</w:t>
+      </w:r>
+    </w:p>
+    <w:p>
+      <w:pPr>
+        <w:rPr>
+          <w:color w:val="0000CC"/>
+          <w:sz w:val="18"/>
+          <w:szCs w:val="18"/>
+          <w:shd w:val="clear" w:color="auto" w:fill="BFBFBF" w:themeFill="background1" w:themeFillShade="BF"/>
+        </w:rPr>
+      </w:pPr>
+      <w:r>
+        <w:rPr>
+          <w:rFonts w:hint="eastAsia"/>
+          <w:color w:val="0000CC"/>
+          <w:sz w:val="18"/>
+          <w:szCs w:val="18"/>
+          <w:shd w:val="clear" w:color="auto" w:fill="BFBFBF" w:themeFill="background1" w:themeFillShade="BF"/>
+        </w:rPr>
+        <w:t xml:space="preserve">   </w:t>
+      </w:r>
+      <w:proofErr w:type="spellStart"/>
+      <w:proofErr w:type="gramStart"/>
+      <w:r>
+        <w:rPr>
+          <w:rFonts w:hint="eastAsia"/>
+          <w:color w:val="0000CC"/>
+          <w:sz w:val="18"/>
+          <w:szCs w:val="18"/>
+          <w:shd w:val="clear" w:color="auto" w:fill="BFBFBF" w:themeFill="background1" w:themeFillShade="BF"/>
+        </w:rPr>
+        <w:t>svcname</w:t>
+      </w:r>
+      <w:proofErr w:type="spellEnd"/>
+      <w:proofErr w:type="gramEnd"/>
+      <w:r>
+        <w:rPr>
+          <w:rFonts w:hint="eastAsia"/>
+          <w:color w:val="0000CC"/>
+          <w:sz w:val="18"/>
+          <w:szCs w:val="18"/>
+          <w:shd w:val="clear" w:color="auto" w:fill="BFBFBF" w:themeFill="background1" w:themeFillShade="BF"/>
+        </w:rPr>
+        <w:t xml:space="preserve"> = arguments[1] ? </w:t>
+      </w:r>
+      <w:proofErr w:type="gramStart"/>
+      <w:r>
+        <w:rPr>
+          <w:rFonts w:hint="eastAsia"/>
+          <w:color w:val="0000CC"/>
+          <w:sz w:val="18"/>
+          <w:szCs w:val="18"/>
+          <w:shd w:val="clear" w:color="auto" w:fill="BFBFBF" w:themeFill="background1" w:themeFillShade="BF"/>
+        </w:rPr>
+        <w:t>arguments[</w:t>
+      </w:r>
+      <w:proofErr w:type="gramEnd"/>
+      <w:r>
+        <w:rPr>
+          <w:rFonts w:hint="eastAsia"/>
+          <w:color w:val="0000CC"/>
+          <w:sz w:val="18"/>
+          <w:szCs w:val="18"/>
+          <w:shd w:val="clear" w:color="auto" w:fill="BFBFBF" w:themeFill="background1" w:themeFillShade="BF"/>
+        </w:rPr>
+        <w:t xml:space="preserve">1] : </w:t>
+      </w:r>
+      <w:r>
+        <w:rPr>
+          <w:color w:val="0000CC"/>
+          <w:sz w:val="18"/>
+          <w:szCs w:val="18"/>
+          <w:shd w:val="clear" w:color="auto" w:fill="BFBFBF" w:themeFill="background1" w:themeFillShade="BF"/>
+        </w:rPr>
+        <w:t>“</w:t>
+      </w:r>
+      <w:r>
+        <w:rPr>
+          <w:rFonts w:hint="eastAsia"/>
+          <w:color w:val="0000CC"/>
+          <w:sz w:val="18"/>
+          <w:szCs w:val="18"/>
+          <w:shd w:val="clear" w:color="auto" w:fill="BFBFBF" w:themeFill="background1" w:themeFillShade="BF"/>
+        </w:rPr>
+        <w:t>11810</w:t>
+      </w:r>
+      <w:r>
+        <w:rPr>
+          <w:color w:val="0000CC"/>
+          <w:sz w:val="18"/>
+          <w:szCs w:val="18"/>
+          <w:shd w:val="clear" w:color="auto" w:fill="BFBFBF" w:themeFill="background1" w:themeFillShade="BF"/>
+        </w:rPr>
+        <w:t>”</w:t>
+      </w:r>
+      <w:r>
+        <w:rPr>
+          <w:rFonts w:hint="eastAsia"/>
+          <w:color w:val="0000CC"/>
+          <w:sz w:val="18"/>
+          <w:szCs w:val="18"/>
+          <w:shd w:val="clear" w:color="auto" w:fill="BFBFBF" w:themeFill="background1" w:themeFillShade="BF"/>
+        </w:rPr>
+        <w:t xml:space="preserve"> ;</w:t>
+      </w:r>
+    </w:p>
+    <w:p>
+      <w:pPr>
+        <w:rPr>
+          <w:color w:val="0000CC"/>
+          <w:sz w:val="18"/>
+          <w:szCs w:val="18"/>
+          <w:shd w:val="clear" w:color="auto" w:fill="BFBFBF" w:themeFill="background1" w:themeFillShade="BF"/>
+        </w:rPr>
+      </w:pPr>
+      <w:r>
+        <w:rPr>
+          <w:rFonts w:hint="eastAsia"/>
+          <w:color w:val="0000CC"/>
+          <w:sz w:val="18"/>
+          <w:szCs w:val="18"/>
+          <w:shd w:val="clear" w:color="auto" w:fill="BFBFBF" w:themeFill="background1" w:themeFillShade="BF"/>
+        </w:rPr>
+        <w:t>}</w:t>
+      </w:r>
+    </w:p>
+    <w:p>
+      <w:pPr>
+        <w:pStyle w:val="Heading2"/>
+      </w:pPr>
+      <w:r>
+        <w:rPr>
+          <w:rFonts w:hint="eastAsia"/>
+        </w:rPr>
+        <w:t>变量命名</w:t>
+      </w:r>
+    </w:p>
+    <w:p>
+      <w:r>
+        <w:rPr>
+          <w:rFonts w:hint="eastAsia"/>
+        </w:rPr>
+        <w:tab/>
+      </w:r>
+      <w:r>
+        <w:rPr>
+          <w:rFonts w:hint="eastAsia"/>
+        </w:rPr>
+        <w:t>局部变量、函数名统一</w:t>
+      </w:r>
+      <w:r>
+        <w:rPr>
+          <w:rFonts w:hint="eastAsia"/>
+        </w:rPr>
+        <w:t>驼峰命名法：</w:t>
+      </w:r>
+      <w:r>
+        <w:rPr>
+          <w:rFonts w:hint="eastAsia"/>
+        </w:rPr>
+        <w:t>以小写开头，</w:t>
+      </w:r>
+      <w:r>
+        <w:rPr>
+          <w:rFonts w:hint="eastAsia"/>
+        </w:rPr>
+        <w:t>除了第一个</w:t>
+      </w:r>
+      <w:r>
+        <w:rPr>
+          <w:rFonts w:hint="eastAsia"/>
+        </w:rPr>
+        <w:t>单词</w:t>
+      </w:r>
+      <w:r>
+        <w:rPr>
+          <w:rFonts w:hint="eastAsia"/>
+        </w:rPr>
+        <w:t>外其余单词</w:t>
+      </w:r>
+      <w:r>
+        <w:rPr>
+          <w:rFonts w:hint="eastAsia"/>
+        </w:rPr>
+        <w:t>首字母大写，如：</w:t>
+      </w:r>
+      <w:proofErr w:type="spellStart"/>
+      <w:r>
+        <w:rPr>
+          <w:rFonts w:hint="eastAsia"/>
+        </w:rPr>
+        <w:t>createDomain</w:t>
+      </w:r>
+      <w:proofErr w:type="spellEnd"/>
+      <w:r>
+        <w:rPr>
+          <w:rFonts w:hint="eastAsia"/>
+        </w:rPr>
+        <w:t>。</w:t>
+      </w:r>
+    </w:p>
+    <w:p>
+      <w:r>
+        <w:rPr>
+          <w:rFonts w:hint="eastAsia"/>
+        </w:rPr>
+        <w:tab/>
+      </w:r>
+      <w:r>
+        <w:rPr>
+          <w:rFonts w:hint="eastAsia"/>
+        </w:rPr>
+        <w:t>全局变量统一大写，单词之间用“</w:t>
+      </w:r>
+      <w:r>
+        <w:rPr>
+          <w:rFonts w:hint="eastAsia"/>
+        </w:rPr>
+        <w:t>_</w:t>
+      </w:r>
+      <w:r>
+        <w:rPr>
+          <w:rFonts w:hint="eastAsia"/>
+        </w:rPr>
+        <w:t>”分隔</w:t>
+      </w:r>
+      <w:r>
+        <w:rPr>
+          <w:rFonts w:hint="eastAsia"/>
+        </w:rPr>
+        <w:t>。</w:t>
+      </w:r>
+    </w:p>
+    <w:p>
+      <w:pPr>
+        <w:pStyle w:val="Heading2"/>
+      </w:pPr>
+      <w:r>
+        <w:rPr>
+          <w:rFonts w:hint="eastAsia"/>
+        </w:rPr>
+        <w:t>不要滥用全局变量</w:t>
+      </w:r>
+    </w:p>
+    <w:p>
+      <w:r>
+        <w:rPr>
+          <w:rFonts w:hint="eastAsia"/>
+        </w:rPr>
+        <w:tab/>
+      </w:r>
+      <w:r>
+        <w:rPr>
+          <w:rFonts w:hint="eastAsia"/>
+        </w:rPr>
+        <w:t>可以使用局部变量解决的话，就不要创建全局变量。</w:t>
+      </w:r>
+      <w:r>
+        <w:rPr>
+          <w:rFonts w:hint="eastAsia"/>
+        </w:rPr>
+        <w:t>尽量把变量的作用范围控制在使用它的函数里面。对于全局变量，你很难晓得它在哪里被改变，在哪里又被调用。</w:t>
+      </w:r>
+    </w:p>
+    <w:p>
+      <w:r>
+        <w:rPr>
+          <w:rFonts w:hint="eastAsia"/>
+        </w:rPr>
+        <w:lastRenderedPageBreak/>
+        <w:tab/>
+      </w:r>
+      <w:r>
+        <w:rPr>
+          <w:rFonts w:hint="eastAsia"/>
+        </w:rPr>
+        <w:t>如</w:t>
+      </w:r>
+      <w:proofErr w:type="spellStart"/>
+      <w:r>
+        <w:rPr>
+          <w:rFonts w:hint="eastAsia"/>
+        </w:rPr>
+        <w:t>csName</w:t>
+      </w:r>
+      <w:proofErr w:type="spellEnd"/>
+      <w:r>
+        <w:rPr>
+          <w:rFonts w:hint="eastAsia"/>
+        </w:rPr>
+        <w:t>、</w:t>
+      </w:r>
+      <w:proofErr w:type="spellStart"/>
+      <w:r>
+        <w:rPr>
+          <w:rFonts w:hint="eastAsia"/>
+        </w:rPr>
+        <w:t>clName</w:t>
+      </w:r>
+      <w:proofErr w:type="spellEnd"/>
+      <w:r>
+        <w:rPr>
+          <w:rFonts w:hint="eastAsia"/>
+        </w:rPr>
+        <w:t>变量，可以放在</w:t>
+      </w:r>
+      <w:r>
+        <w:rPr>
+          <w:rFonts w:hint="eastAsia"/>
+        </w:rPr>
+        <w:t>main()</w:t>
+      </w:r>
+      <w:r>
+        <w:rPr>
+          <w:rFonts w:hint="eastAsia"/>
+        </w:rPr>
+        <w:t>函数里面再定义。</w:t>
+      </w:r>
+      <w:r>
+        <w:rPr>
+          <w:rFonts w:hint="eastAsia"/>
+        </w:rPr>
+        <w:t>当其他子函数要使用它们时，再用参数传进去：</w:t>
+      </w:r>
+    </w:p>
+    <w:p>
+      <w:pPr>
+        <w:rPr>
+          <w:color w:val="0000CC"/>
+          <w:sz w:val="18"/>
+          <w:szCs w:val="18"/>
+          <w:shd w:val="clear" w:color="auto" w:fill="BFBFBF" w:themeFill="background1" w:themeFillShade="BF"/>
+        </w:rPr>
+      </w:pPr>
+      <w:proofErr w:type="gramStart"/>
+      <w:r>
+        <w:rPr>
+          <w:rFonts w:hint="eastAsia"/>
+          <w:color w:val="0000CC"/>
+          <w:sz w:val="18"/>
+          <w:szCs w:val="18"/>
+          <w:shd w:val="clear" w:color="auto" w:fill="BFBFBF" w:themeFill="background1" w:themeFillShade="BF"/>
+        </w:rPr>
+        <w:t>main()</w:t>
+      </w:r>
+      <w:proofErr w:type="gramEnd"/>
+    </w:p>
+    <w:p>
+      <w:pPr>
+        <w:rPr>
+          <w:color w:val="0000CC"/>
+          <w:sz w:val="18"/>
+          <w:szCs w:val="18"/>
+          <w:shd w:val="clear" w:color="auto" w:fill="BFBFBF" w:themeFill="background1" w:themeFillShade="BF"/>
+        </w:rPr>
+      </w:pPr>
+      <w:proofErr w:type="gramStart"/>
+      <w:r>
+        <w:rPr>
+          <w:rFonts w:hint="eastAsia"/>
+          <w:color w:val="0000CC"/>
+          <w:sz w:val="18"/>
+          <w:szCs w:val="18"/>
+          <w:shd w:val="clear" w:color="auto" w:fill="BFBFBF" w:themeFill="background1" w:themeFillShade="BF"/>
+        </w:rPr>
+        <w:t>function</w:t>
+      </w:r>
+      <w:proofErr w:type="gramEnd"/>
+      <w:r>
+        <w:rPr>
+          <w:rFonts w:hint="eastAsia"/>
+          <w:color w:val="0000CC"/>
+          <w:sz w:val="18"/>
+          <w:szCs w:val="18"/>
+          <w:shd w:val="clear" w:color="auto" w:fill="BFBFBF" w:themeFill="background1" w:themeFillShade="BF"/>
+        </w:rPr>
+        <w:t xml:space="preserve"> main()</w:t>
+      </w:r>
+    </w:p>
+    <w:p>
+      <w:pPr>
+        <w:rPr>
+          <w:color w:val="0000CC"/>
+          <w:sz w:val="18"/>
+          <w:szCs w:val="18"/>
+          <w:shd w:val="clear" w:color="auto" w:fill="BFBFBF" w:themeFill="background1" w:themeFillShade="BF"/>
+        </w:rPr>
+      </w:pPr>
+      <w:r>
+        <w:rPr>
+          <w:rFonts w:hint="eastAsia"/>
+          <w:color w:val="0000CC"/>
+          <w:sz w:val="18"/>
+          <w:szCs w:val="18"/>
+          <w:shd w:val="clear" w:color="auto" w:fill="BFBFBF" w:themeFill="background1" w:themeFillShade="BF"/>
+        </w:rPr>
+        <w:t>{</w:t>
+      </w:r>
+    </w:p>
+    <w:p>
+      <w:pPr>
+        <w:rPr>
+          <w:color w:val="0000CC"/>
+          <w:sz w:val="18"/>
+          <w:szCs w:val="18"/>
+          <w:shd w:val="clear" w:color="auto" w:fill="BFBFBF" w:themeFill="background1" w:themeFillShade="BF"/>
+        </w:rPr>
+      </w:pPr>
+      <w:r>
+        <w:rPr>
+          <w:rFonts w:hint="eastAsia"/>
+          <w:color w:val="0000CC"/>
+          <w:sz w:val="18"/>
+          <w:szCs w:val="18"/>
+          <w:shd w:val="clear" w:color="auto" w:fill="BFBFBF" w:themeFill="background1" w:themeFillShade="BF"/>
+        </w:rPr>
+        <w:t xml:space="preserve">   </w:t>
+      </w:r>
+      <w:proofErr w:type="spellStart"/>
+      <w:proofErr w:type="gramStart"/>
+      <w:r>
+        <w:rPr>
+          <w:rFonts w:hint="eastAsia"/>
+          <w:color w:val="0000CC"/>
+          <w:sz w:val="18"/>
+          <w:szCs w:val="18"/>
+          <w:shd w:val="clear" w:color="auto" w:fill="BFBFBF" w:themeFill="background1" w:themeFillShade="BF"/>
+        </w:rPr>
+        <w:t>var</w:t>
+      </w:r>
+      <w:proofErr w:type="spellEnd"/>
+      <w:proofErr w:type="gramEnd"/>
+      <w:r>
+        <w:rPr>
+          <w:rFonts w:hint="eastAsia"/>
+          <w:color w:val="0000CC"/>
+          <w:sz w:val="18"/>
+          <w:szCs w:val="18"/>
+          <w:shd w:val="clear" w:color="auto" w:fill="BFBFBF" w:themeFill="background1" w:themeFillShade="BF"/>
+        </w:rPr>
+        <w:t xml:space="preserve"> </w:t>
+      </w:r>
+      <w:proofErr w:type="spellStart"/>
+      <w:r>
+        <w:rPr>
+          <w:rFonts w:hint="eastAsia"/>
+          <w:color w:val="0000CC"/>
+          <w:sz w:val="18"/>
+          <w:szCs w:val="18"/>
+          <w:shd w:val="clear" w:color="auto" w:fill="BFBFBF" w:themeFill="background1" w:themeFillShade="BF"/>
+        </w:rPr>
+        <w:t>csName</w:t>
+      </w:r>
+      <w:proofErr w:type="spellEnd"/>
+      <w:r>
+        <w:rPr>
+          <w:rFonts w:hint="eastAsia"/>
+          <w:color w:val="0000CC"/>
+          <w:sz w:val="18"/>
+          <w:szCs w:val="18"/>
+          <w:shd w:val="clear" w:color="auto" w:fill="BFBFBF" w:themeFill="background1" w:themeFillShade="BF"/>
+        </w:rPr>
+        <w:t xml:space="preserve"> = </w:t>
+      </w:r>
+      <w:r>
+        <w:rPr>
+          <w:color w:val="0000CC"/>
+          <w:sz w:val="18"/>
+          <w:szCs w:val="18"/>
+          <w:shd w:val="clear" w:color="auto" w:fill="BFBFBF" w:themeFill="background1" w:themeFillShade="BF"/>
+        </w:rPr>
+        <w:t>COMMCSNAME</w:t>
+      </w:r>
+      <w:r>
+        <w:rPr>
+          <w:rFonts w:hint="eastAsia"/>
+          <w:color w:val="0000CC"/>
+          <w:sz w:val="18"/>
+          <w:szCs w:val="18"/>
+          <w:shd w:val="clear" w:color="auto" w:fill="BFBFBF" w:themeFill="background1" w:themeFillShade="BF"/>
+        </w:rPr>
+        <w:t xml:space="preserve"> + </w:t>
+      </w:r>
+      <w:r>
+        <w:rPr>
+          <w:color w:val="0000CC"/>
+          <w:sz w:val="18"/>
+          <w:szCs w:val="18"/>
+          <w:shd w:val="clear" w:color="auto" w:fill="BFBFBF" w:themeFill="background1" w:themeFillShade="BF"/>
+        </w:rPr>
+        <w:t>“</w:t>
+      </w:r>
+      <w:r>
+        <w:rPr>
+          <w:rFonts w:hint="eastAsia"/>
+          <w:color w:val="0000CC"/>
+          <w:sz w:val="18"/>
+          <w:szCs w:val="18"/>
+          <w:shd w:val="clear" w:color="auto" w:fill="BFBFBF" w:themeFill="background1" w:themeFillShade="BF"/>
+        </w:rPr>
+        <w:t>_cs</w:t>
+      </w:r>
+      <w:r>
+        <w:rPr>
+          <w:color w:val="0000CC"/>
+          <w:sz w:val="18"/>
+          <w:szCs w:val="18"/>
+          <w:shd w:val="clear" w:color="auto" w:fill="BFBFBF" w:themeFill="background1" w:themeFillShade="BF"/>
+        </w:rPr>
+        <w:t>”</w:t>
+      </w:r>
+      <w:r>
+        <w:rPr>
+          <w:rFonts w:hint="eastAsia"/>
+          <w:color w:val="0000CC"/>
+          <w:sz w:val="18"/>
+          <w:szCs w:val="18"/>
+          <w:shd w:val="clear" w:color="auto" w:fill="BFBFBF" w:themeFill="background1" w:themeFillShade="BF"/>
+        </w:rPr>
+        <w:t>;</w:t>
+      </w:r>
+    </w:p>
+    <w:p>
+      <w:pPr>
+        <w:rPr>
+          <w:color w:val="0000CC"/>
+          <w:sz w:val="18"/>
+          <w:szCs w:val="18"/>
+          <w:shd w:val="clear" w:color="auto" w:fill="BFBFBF" w:themeFill="background1" w:themeFillShade="BF"/>
+        </w:rPr>
+      </w:pPr>
+      <w:r>
+        <w:rPr>
+          <w:rFonts w:hint="eastAsia"/>
+          <w:color w:val="0000CC"/>
+          <w:sz w:val="18"/>
+          <w:szCs w:val="18"/>
+          <w:shd w:val="clear" w:color="auto" w:fill="BFBFBF" w:themeFill="background1" w:themeFillShade="BF"/>
+        </w:rPr>
+        <w:t xml:space="preserve">   </w:t>
+      </w:r>
+      <w:proofErr w:type="spellStart"/>
+      <w:proofErr w:type="gramStart"/>
+      <w:r>
+        <w:rPr>
+          <w:rFonts w:hint="eastAsia"/>
+          <w:color w:val="0000CC"/>
+          <w:sz w:val="18"/>
+          <w:szCs w:val="18"/>
+          <w:shd w:val="clear" w:color="auto" w:fill="BFBFBF" w:themeFill="background1" w:themeFillShade="BF"/>
+        </w:rPr>
+        <w:t>var</w:t>
+      </w:r>
+      <w:proofErr w:type="spellEnd"/>
+      <w:proofErr w:type="gramEnd"/>
+      <w:r>
+        <w:rPr>
+          <w:rFonts w:hint="eastAsia"/>
+          <w:color w:val="0000CC"/>
+          <w:sz w:val="18"/>
+          <w:szCs w:val="18"/>
+          <w:shd w:val="clear" w:color="auto" w:fill="BFBFBF" w:themeFill="background1" w:themeFillShade="BF"/>
+        </w:rPr>
+        <w:t xml:space="preserve"> </w:t>
+      </w:r>
+      <w:proofErr w:type="spellStart"/>
+      <w:r>
+        <w:rPr>
+          <w:rFonts w:hint="eastAsia"/>
+          <w:color w:val="0000CC"/>
+          <w:sz w:val="18"/>
+          <w:szCs w:val="18"/>
+          <w:shd w:val="clear" w:color="auto" w:fill="BFBFBF" w:themeFill="background1" w:themeFillShade="BF"/>
+        </w:rPr>
+        <w:t>cLName</w:t>
+      </w:r>
+      <w:proofErr w:type="spellEnd"/>
+      <w:r>
+        <w:rPr>
+          <w:rFonts w:hint="eastAsia"/>
+          <w:color w:val="0000CC"/>
+          <w:sz w:val="18"/>
+          <w:szCs w:val="18"/>
+          <w:shd w:val="clear" w:color="auto" w:fill="BFBFBF" w:themeFill="background1" w:themeFillShade="BF"/>
+        </w:rPr>
+        <w:t xml:space="preserve"> = </w:t>
+      </w:r>
+      <w:r>
+        <w:rPr>
+          <w:color w:val="0000CC"/>
+          <w:sz w:val="18"/>
+          <w:szCs w:val="18"/>
+          <w:shd w:val="clear" w:color="auto" w:fill="BFBFBF" w:themeFill="background1" w:themeFillShade="BF"/>
+        </w:rPr>
+        <w:t>COMMC</w:t>
+      </w:r>
+      <w:r>
+        <w:rPr>
+          <w:rFonts w:hint="eastAsia"/>
+          <w:color w:val="0000CC"/>
+          <w:sz w:val="18"/>
+          <w:szCs w:val="18"/>
+          <w:shd w:val="clear" w:color="auto" w:fill="BFBFBF" w:themeFill="background1" w:themeFillShade="BF"/>
+        </w:rPr>
+        <w:t>L</w:t>
+      </w:r>
+      <w:r>
+        <w:rPr>
+          <w:color w:val="0000CC"/>
+          <w:sz w:val="18"/>
+          <w:szCs w:val="18"/>
+          <w:shd w:val="clear" w:color="auto" w:fill="BFBFBF" w:themeFill="background1" w:themeFillShade="BF"/>
+        </w:rPr>
+        <w:t>NAM</w:t>
+      </w:r>
+      <w:r>
+        <w:rPr>
+          <w:rFonts w:hint="eastAsia"/>
+          <w:color w:val="0000CC"/>
+          <w:sz w:val="18"/>
+          <w:szCs w:val="18"/>
+          <w:shd w:val="clear" w:color="auto" w:fill="BFBFBF" w:themeFill="background1" w:themeFillShade="BF"/>
+        </w:rPr>
+        <w:t xml:space="preserve"> + </w:t>
+      </w:r>
+      <w:r>
+        <w:rPr>
+          <w:color w:val="0000CC"/>
+          <w:sz w:val="18"/>
+          <w:szCs w:val="18"/>
+          <w:shd w:val="clear" w:color="auto" w:fill="BFBFBF" w:themeFill="background1" w:themeFillShade="BF"/>
+        </w:rPr>
+        <w:t>“</w:t>
+      </w:r>
+      <w:r>
+        <w:rPr>
+          <w:rFonts w:hint="eastAsia"/>
+          <w:color w:val="0000CC"/>
+          <w:sz w:val="18"/>
+          <w:szCs w:val="18"/>
+          <w:shd w:val="clear" w:color="auto" w:fill="BFBFBF" w:themeFill="background1" w:themeFillShade="BF"/>
+        </w:rPr>
+        <w:t>_</w:t>
+      </w:r>
+      <w:proofErr w:type="spellStart"/>
+      <w:r>
+        <w:rPr>
+          <w:rFonts w:hint="eastAsia"/>
+          <w:color w:val="0000CC"/>
+          <w:sz w:val="18"/>
+          <w:szCs w:val="18"/>
+          <w:shd w:val="clear" w:color="auto" w:fill="BFBFBF" w:themeFill="background1" w:themeFillShade="BF"/>
+        </w:rPr>
+        <w:t>cl</w:t>
+      </w:r>
+      <w:proofErr w:type="spellEnd"/>
+      <w:r>
+        <w:rPr>
+          <w:color w:val="0000CC"/>
+          <w:sz w:val="18"/>
+          <w:szCs w:val="18"/>
+          <w:shd w:val="clear" w:color="auto" w:fill="BFBFBF" w:themeFill="background1" w:themeFillShade="BF"/>
+        </w:rPr>
+        <w:t>”</w:t>
+      </w:r>
+      <w:r>
+        <w:rPr>
+          <w:rFonts w:hint="eastAsia"/>
+          <w:color w:val="0000CC"/>
+          <w:sz w:val="18"/>
+          <w:szCs w:val="18"/>
+          <w:shd w:val="clear" w:color="auto" w:fill="BFBFBF" w:themeFill="background1" w:themeFillShade="BF"/>
+        </w:rPr>
+        <w:t>;</w:t>
+      </w:r>
+    </w:p>
+    <w:p>
+      <w:pPr>
+        <w:rPr>
+          <w:color w:val="0000CC"/>
+          <w:sz w:val="18"/>
+          <w:szCs w:val="18"/>
+          <w:shd w:val="clear" w:color="auto" w:fill="BFBFBF" w:themeFill="background1" w:themeFillShade="BF"/>
+        </w:rPr>
+      </w:pPr>
+      <w:r>
+        <w:rPr>
+          <w:rFonts w:hint="eastAsia"/>
+          <w:color w:val="0000CC"/>
+          <w:sz w:val="18"/>
+          <w:szCs w:val="18"/>
+          <w:shd w:val="clear" w:color="auto" w:fill="BFBFBF" w:themeFill="background1" w:themeFillShade="BF"/>
+        </w:rPr>
+        <w:t xml:space="preserve">   func1( </w:t>
+      </w:r>
+      <w:proofErr w:type="spellStart"/>
+      <w:r>
+        <w:rPr>
+          <w:rFonts w:hint="eastAsia"/>
+          <w:color w:val="0000CC"/>
+          <w:sz w:val="18"/>
+          <w:szCs w:val="18"/>
+          <w:shd w:val="clear" w:color="auto" w:fill="BFBFBF" w:themeFill="background1" w:themeFillShade="BF"/>
+        </w:rPr>
+        <w:t>csName</w:t>
+      </w:r>
+      <w:proofErr w:type="spellEnd"/>
+      <w:r>
+        <w:rPr>
+          <w:rFonts w:hint="eastAsia"/>
+          <w:color w:val="0000CC"/>
+          <w:sz w:val="18"/>
+          <w:szCs w:val="18"/>
+          <w:shd w:val="clear" w:color="auto" w:fill="BFBFBF" w:themeFill="background1" w:themeFillShade="BF"/>
+        </w:rPr>
+        <w:t xml:space="preserve">, </w:t>
+      </w:r>
+      <w:proofErr w:type="spellStart"/>
+      <w:r>
+        <w:rPr>
+          <w:rFonts w:hint="eastAsia"/>
+          <w:color w:val="0000CC"/>
+          <w:sz w:val="18"/>
+          <w:szCs w:val="18"/>
+          <w:shd w:val="clear" w:color="auto" w:fill="BFBFBF" w:themeFill="background1" w:themeFillShade="BF"/>
+        </w:rPr>
+        <w:t>clName</w:t>
+      </w:r>
+      <w:proofErr w:type="spellEnd"/>
+      <w:r>
+        <w:rPr>
+          <w:rFonts w:hint="eastAsia"/>
+          <w:color w:val="0000CC"/>
+          <w:sz w:val="18"/>
+          <w:szCs w:val="18"/>
+          <w:shd w:val="clear" w:color="auto" w:fill="BFBFBF" w:themeFill="background1" w:themeFillShade="BF"/>
+        </w:rPr>
+        <w:t xml:space="preserve"> ); //</w:t>
+      </w:r>
+      <w:r>
+        <w:rPr>
+          <w:rFonts w:hint="eastAsia"/>
+          <w:color w:val="0000CC"/>
+          <w:sz w:val="18"/>
+          <w:szCs w:val="18"/>
+          <w:shd w:val="clear" w:color="auto" w:fill="BFBFBF" w:themeFill="background1" w:themeFillShade="BF"/>
+        </w:rPr>
+        <w:t>子函数中传参</w:t>
+      </w:r>
+    </w:p>
+    <w:p>
+      <w:pPr>
+        <w:rPr>
+          <w:color w:val="0000CC"/>
+          <w:sz w:val="18"/>
+          <w:szCs w:val="18"/>
+          <w:shd w:val="clear" w:color="auto" w:fill="BFBFBF" w:themeFill="background1" w:themeFillShade="BF"/>
+        </w:rPr>
+      </w:pPr>
+      <w:r>
+        <w:rPr>
+          <w:rFonts w:hint="eastAsia"/>
+          <w:color w:val="0000CC"/>
+          <w:sz w:val="18"/>
+          <w:szCs w:val="18"/>
+          <w:shd w:val="clear" w:color="auto" w:fill="BFBFBF" w:themeFill="background1" w:themeFillShade="BF"/>
+        </w:rPr>
+        <w:t>}</w:t>
+      </w:r>
+    </w:p>
+    <w:p>
+      <w:pPr>
+        <w:rPr>
+          <w:color w:val="0000CC"/>
+          <w:sz w:val="18"/>
+          <w:szCs w:val="18"/>
+          <w:shd w:val="clear" w:color="auto" w:fill="BFBFBF" w:themeFill="background1" w:themeFillShade="BF"/>
+        </w:rPr>
+      </w:pPr>
+      <w:proofErr w:type="gramStart"/>
+      <w:r>
+        <w:rPr>
+          <w:rFonts w:hint="eastAsia"/>
+          <w:color w:val="0000CC"/>
+          <w:sz w:val="18"/>
+          <w:szCs w:val="18"/>
+          <w:shd w:val="clear" w:color="auto" w:fill="BFBFBF" w:themeFill="background1" w:themeFillShade="BF"/>
+        </w:rPr>
+        <w:t>function</w:t>
+      </w:r>
+      <w:proofErr w:type="gramEnd"/>
+      <w:r>
+        <w:rPr>
+          <w:rFonts w:hint="eastAsia"/>
+          <w:color w:val="0000CC"/>
+          <w:sz w:val="18"/>
+          <w:szCs w:val="18"/>
+          <w:shd w:val="clear" w:color="auto" w:fill="BFBFBF" w:themeFill="background1" w:themeFillShade="BF"/>
         </w:rPr>
         <w:t xml:space="preserve"> func1( </w:t>
       </w:r>
@@ -6733,7 +6906,7 @@
           <w:color w:val="0000CC"/>
           <w:sz w:val="18"/>
           <w:szCs w:val="18"/>
-          <w:shd w:val="clear" w:color="auto" w:fill="80C687" w:themeFill="background1" w:themeFillShade="BF"/>
+          <w:shd w:val="clear" w:color="auto" w:fill="BFBFBF" w:themeFill="background1" w:themeFillShade="BF"/>
         </w:rPr>
         <w:t>csName</w:t>
       </w:r>
@@ -6744,7 +6917,7 @@
           <w:color w:val="0000CC"/>
           <w:sz w:val="18"/>
           <w:szCs w:val="18"/>
-          <w:shd w:val="clear" w:color="auto" w:fill="80C687" w:themeFill="background1" w:themeFillShade="BF"/>
+          <w:shd w:val="clear" w:color="auto" w:fill="BFBFBF" w:themeFill="background1" w:themeFillShade="BF"/>
         </w:rPr>
         <w:t xml:space="preserve">, </w:t>
       </w:r>
@@ -6755,7 +6928,7 @@
           <w:color w:val="0000CC"/>
           <w:sz w:val="18"/>
           <w:szCs w:val="18"/>
-          <w:shd w:val="clear" w:color="auto" w:fill="80C687" w:themeFill="background1" w:themeFillShade="BF"/>
+          <w:shd w:val="clear" w:color="auto" w:fill="BFBFBF" w:themeFill="background1" w:themeFillShade="BF"/>
         </w:rPr>
         <w:t>clName</w:t>
       </w:r>
@@ -6766,7 +6939,7 @@
           <w:color w:val="0000CC"/>
           <w:sz w:val="18"/>
           <w:szCs w:val="18"/>
-          <w:shd w:val="clear" w:color="auto" w:fill="80C687" w:themeFill="background1" w:themeFillShade="BF"/>
+          <w:shd w:val="clear" w:color="auto" w:fill="BFBFBF" w:themeFill="background1" w:themeFillShade="BF"/>
         </w:rPr>
         <w:t xml:space="preserve"> )</w:t>
       </w:r>
@@ -6777,16 +6950,16 @@
           <w:color w:val="0000CC"/>
           <w:sz w:val="18"/>
           <w:szCs w:val="18"/>
-          <w:shd w:val="clear" w:color="auto" w:fill="80C687" w:themeFill="background1" w:themeFillShade="BF"/>
-        </w:rPr>
-      </w:pPr>
-      <w:r>
-        <w:rPr>
-          <w:rFonts w:hint="eastAsia"/>
-          <w:color w:val="0000CC"/>
-          <w:sz w:val="18"/>
-          <w:szCs w:val="18"/>
-          <w:shd w:val="clear" w:color="auto" w:fill="80C687" w:themeFill="background1" w:themeFillShade="BF"/>
+          <w:shd w:val="clear" w:color="auto" w:fill="BFBFBF" w:themeFill="background1" w:themeFillShade="BF"/>
+        </w:rPr>
+      </w:pPr>
+      <w:r>
+        <w:rPr>
+          <w:rFonts w:hint="eastAsia"/>
+          <w:color w:val="0000CC"/>
+          <w:sz w:val="18"/>
+          <w:szCs w:val="18"/>
+          <w:shd w:val="clear" w:color="auto" w:fill="BFBFBF" w:themeFill="background1" w:themeFillShade="BF"/>
         </w:rPr>
         <w:t>{</w:t>
       </w:r>
@@ -6797,16 +6970,16 @@
           <w:color w:val="0000CC"/>
           <w:sz w:val="18"/>
           <w:szCs w:val="18"/>
-          <w:shd w:val="clear" w:color="auto" w:fill="80C687" w:themeFill="background1" w:themeFillShade="BF"/>
-        </w:rPr>
-      </w:pPr>
-      <w:r>
-        <w:rPr>
-          <w:rFonts w:hint="eastAsia"/>
-          <w:color w:val="0000CC"/>
-          <w:sz w:val="18"/>
-          <w:szCs w:val="18"/>
-          <w:shd w:val="clear" w:color="auto" w:fill="80C687" w:themeFill="background1" w:themeFillShade="BF"/>
+          <w:shd w:val="clear" w:color="auto" w:fill="BFBFBF" w:themeFill="background1" w:themeFillShade="BF"/>
+        </w:rPr>
+      </w:pPr>
+      <w:r>
+        <w:rPr>
+          <w:rFonts w:hint="eastAsia"/>
+          <w:color w:val="0000CC"/>
+          <w:sz w:val="18"/>
+          <w:szCs w:val="18"/>
+          <w:shd w:val="clear" w:color="auto" w:fill="BFBFBF" w:themeFill="background1" w:themeFillShade="BF"/>
         </w:rPr>
         <w:t xml:space="preserve">   //</w:t>
       </w:r>
@@ -6816,7 +6989,7 @@
           <w:color w:val="0000CC"/>
           <w:sz w:val="18"/>
           <w:szCs w:val="18"/>
-          <w:shd w:val="clear" w:color="auto" w:fill="80C687" w:themeFill="background1" w:themeFillShade="BF"/>
+          <w:shd w:val="clear" w:color="auto" w:fill="BFBFBF" w:themeFill="background1" w:themeFillShade="BF"/>
         </w:rPr>
         <w:t>子函数主体</w:t>
       </w:r>
@@ -6826,7 +6999,7 @@
           <w:color w:val="0000CC"/>
           <w:sz w:val="18"/>
           <w:szCs w:val="18"/>
-          <w:shd w:val="clear" w:color="auto" w:fill="80C687" w:themeFill="background1" w:themeFillShade="BF"/>
+          <w:shd w:val="clear" w:color="auto" w:fill="BFBFBF" w:themeFill="background1" w:themeFillShade="BF"/>
         </w:rPr>
         <w:br/>
         <w:t>}</w:t>
@@ -6869,7 +7042,7 @@
           <w:color w:val="0000CC"/>
           <w:sz w:val="18"/>
           <w:szCs w:val="18"/>
-          <w:shd w:val="clear" w:color="auto" w:fill="80C687" w:themeFill="background1" w:themeFillShade="BF"/>
+          <w:shd w:val="clear" w:color="auto" w:fill="BFBFBF" w:themeFill="background1" w:themeFillShade="BF"/>
         </w:rPr>
       </w:pPr>
       <w:proofErr w:type="spellStart"/>
@@ -6880,7 +7053,7 @@
           <w:color w:val="0000CC"/>
           <w:sz w:val="18"/>
           <w:szCs w:val="18"/>
-          <w:shd w:val="clear" w:color="auto" w:fill="80C687" w:themeFill="background1" w:themeFillShade="BF"/>
+          <w:shd w:val="clear" w:color="auto" w:fill="BFBFBF" w:themeFill="background1" w:themeFillShade="BF"/>
         </w:rPr>
         <w:t>var</w:t>
       </w:r>
@@ -6892,7 +7065,7 @@
           <w:color w:val="0000CC"/>
           <w:sz w:val="18"/>
           <w:szCs w:val="18"/>
-          <w:shd w:val="clear" w:color="auto" w:fill="80C687" w:themeFill="background1" w:themeFillShade="BF"/>
+          <w:shd w:val="clear" w:color="auto" w:fill="BFBFBF" w:themeFill="background1" w:themeFillShade="BF"/>
         </w:rPr>
         <w:t xml:space="preserve"> count = </w:t>
       </w:r>
@@ -6903,7 +7076,7 @@
           <w:color w:val="0000CC"/>
           <w:sz w:val="18"/>
           <w:szCs w:val="18"/>
-          <w:shd w:val="clear" w:color="auto" w:fill="80C687" w:themeFill="background1" w:themeFillShade="BF"/>
+          <w:shd w:val="clear" w:color="auto" w:fill="BFBFBF" w:themeFill="background1" w:themeFillShade="BF"/>
         </w:rPr>
         <w:t>cl.count</w:t>
       </w:r>
@@ -6914,7 +7087,7 @@
           <w:color w:val="0000CC"/>
           <w:sz w:val="18"/>
           <w:szCs w:val="18"/>
-          <w:shd w:val="clear" w:color="auto" w:fill="80C687" w:themeFill="background1" w:themeFillShade="BF"/>
+          <w:shd w:val="clear" w:color="auto" w:fill="BFBFBF" w:themeFill="background1" w:themeFillShade="BF"/>
         </w:rPr>
         <w:t>();</w:t>
       </w:r>
@@ -6925,7 +7098,7 @@
           <w:color w:val="0000CC"/>
           <w:sz w:val="18"/>
           <w:szCs w:val="18"/>
-          <w:shd w:val="clear" w:color="auto" w:fill="80C687" w:themeFill="background1" w:themeFillShade="BF"/>
+          <w:shd w:val="clear" w:color="auto" w:fill="BFBFBF" w:themeFill="background1" w:themeFillShade="BF"/>
         </w:rPr>
       </w:pPr>
       <w:proofErr w:type="gramStart"/>
@@ -6934,7 +7107,7 @@
           <w:color w:val="0000CC"/>
           <w:sz w:val="18"/>
           <w:szCs w:val="18"/>
-          <w:shd w:val="clear" w:color="auto" w:fill="80C687" w:themeFill="background1" w:themeFillShade="BF"/>
+          <w:shd w:val="clear" w:color="auto" w:fill="BFBFBF" w:themeFill="background1" w:themeFillShade="BF"/>
         </w:rPr>
         <w:t>if</w:t>
       </w:r>
@@ -6944,7 +7117,7 @@
           <w:color w:val="0000CC"/>
           <w:sz w:val="18"/>
           <w:szCs w:val="18"/>
-          <w:shd w:val="clear" w:color="auto" w:fill="80C687" w:themeFill="background1" w:themeFillShade="BF"/>
+          <w:shd w:val="clear" w:color="auto" w:fill="BFBFBF" w:themeFill="background1" w:themeFillShade="BF"/>
         </w:rPr>
         <w:t xml:space="preserve"> (</w:t>
       </w:r>
@@ -6954,7 +7127,7 @@
           <w:color w:val="0000CC"/>
           <w:sz w:val="18"/>
           <w:szCs w:val="18"/>
-          <w:shd w:val="clear" w:color="auto" w:fill="80C687" w:themeFill="background1" w:themeFillShade="BF"/>
+          <w:shd w:val="clear" w:color="auto" w:fill="BFBFBF" w:themeFill="background1" w:themeFillShade="BF"/>
         </w:rPr>
         <w:t xml:space="preserve"> count </w:t>
       </w:r>
@@ -6964,7 +7137,7 @@
           <w:color w:val="0000CC"/>
           <w:sz w:val="18"/>
           <w:szCs w:val="18"/>
-          <w:shd w:val="clear" w:color="auto" w:fill="80C687" w:themeFill="background1" w:themeFillShade="BF"/>
+          <w:shd w:val="clear" w:color="auto" w:fill="BFBFBF" w:themeFill="background1" w:themeFillShade="BF"/>
         </w:rPr>
         <w:t>!== 100</w:t>
       </w:r>
@@ -6974,7 +7147,7 @@
           <w:color w:val="0000CC"/>
           <w:sz w:val="18"/>
           <w:szCs w:val="18"/>
-          <w:shd w:val="clear" w:color="auto" w:fill="80C687" w:themeFill="background1" w:themeFillShade="BF"/>
+          <w:shd w:val="clear" w:color="auto" w:fill="BFBFBF" w:themeFill="background1" w:themeFillShade="BF"/>
         </w:rPr>
         <w:t xml:space="preserve"> </w:t>
       </w:r>
@@ -6983,7 +7156,7 @@
           <w:color w:val="0000CC"/>
           <w:sz w:val="18"/>
           <w:szCs w:val="18"/>
-          <w:shd w:val="clear" w:color="auto" w:fill="80C687" w:themeFill="background1" w:themeFillShade="BF"/>
+          <w:shd w:val="clear" w:color="auto" w:fill="BFBFBF" w:themeFill="background1" w:themeFillShade="BF"/>
         </w:rPr>
         <w:t>)</w:t>
       </w:r>
@@ -6994,16 +7167,16 @@
           <w:color w:val="0000CC"/>
           <w:sz w:val="18"/>
           <w:szCs w:val="18"/>
-          <w:shd w:val="clear" w:color="auto" w:fill="80C687" w:themeFill="background1" w:themeFillShade="BF"/>
-        </w:rPr>
-      </w:pPr>
-      <w:r>
-        <w:rPr>
-          <w:rFonts w:hint="eastAsia"/>
-          <w:color w:val="0000CC"/>
-          <w:sz w:val="18"/>
-          <w:szCs w:val="18"/>
-          <w:shd w:val="clear" w:color="auto" w:fill="80C687" w:themeFill="background1" w:themeFillShade="BF"/>
+          <w:shd w:val="clear" w:color="auto" w:fill="BFBFBF" w:themeFill="background1" w:themeFillShade="BF"/>
+        </w:rPr>
+      </w:pPr>
+      <w:r>
+        <w:rPr>
+          <w:rFonts w:hint="eastAsia"/>
+          <w:color w:val="0000CC"/>
+          <w:sz w:val="18"/>
+          <w:szCs w:val="18"/>
+          <w:shd w:val="clear" w:color="auto" w:fill="BFBFBF" w:themeFill="background1" w:themeFillShade="BF"/>
         </w:rPr>
         <w:t>{</w:t>
       </w:r>
@@ -7014,16 +7187,16 @@
           <w:color w:val="0000CC"/>
           <w:sz w:val="18"/>
           <w:szCs w:val="18"/>
-          <w:shd w:val="clear" w:color="auto" w:fill="80C687" w:themeFill="background1" w:themeFillShade="BF"/>
-        </w:rPr>
-      </w:pPr>
-      <w:r>
-        <w:rPr>
-          <w:rFonts w:hint="eastAsia"/>
-          <w:color w:val="0000CC"/>
-          <w:sz w:val="18"/>
-          <w:szCs w:val="18"/>
-          <w:shd w:val="clear" w:color="auto" w:fill="80C687" w:themeFill="background1" w:themeFillShade="BF"/>
+          <w:shd w:val="clear" w:color="auto" w:fill="BFBFBF" w:themeFill="background1" w:themeFillShade="BF"/>
+        </w:rPr>
+      </w:pPr>
+      <w:r>
+        <w:rPr>
+          <w:rFonts w:hint="eastAsia"/>
+          <w:color w:val="0000CC"/>
+          <w:sz w:val="18"/>
+          <w:szCs w:val="18"/>
+          <w:shd w:val="clear" w:color="auto" w:fill="BFBFBF" w:themeFill="background1" w:themeFillShade="BF"/>
         </w:rPr>
         <w:tab/>
       </w:r>
@@ -7034,7 +7207,7 @@
           <w:color w:val="0000CC"/>
           <w:sz w:val="18"/>
           <w:szCs w:val="18"/>
-          <w:shd w:val="clear" w:color="auto" w:fill="80C687" w:themeFill="background1" w:themeFillShade="BF"/>
+          <w:shd w:val="clear" w:color="auto" w:fill="BFBFBF" w:themeFill="background1" w:themeFillShade="BF"/>
         </w:rPr>
         <w:t>throw</w:t>
       </w:r>
@@ -7045,7 +7218,7 @@
           <w:color w:val="0000CC"/>
           <w:sz w:val="18"/>
           <w:szCs w:val="18"/>
-          <w:shd w:val="clear" w:color="auto" w:fill="80C687" w:themeFill="background1" w:themeFillShade="BF"/>
+          <w:shd w:val="clear" w:color="auto" w:fill="BFBFBF" w:themeFill="background1" w:themeFillShade="BF"/>
         </w:rPr>
         <w:t xml:space="preserve"> -1;</w:t>
       </w:r>
@@ -7056,16 +7229,16 @@
           <w:color w:val="0000CC"/>
           <w:sz w:val="18"/>
           <w:szCs w:val="18"/>
-          <w:shd w:val="clear" w:color="auto" w:fill="80C687" w:themeFill="background1" w:themeFillShade="BF"/>
-        </w:rPr>
-      </w:pPr>
-      <w:r>
-        <w:rPr>
-          <w:rFonts w:hint="eastAsia"/>
-          <w:color w:val="0000CC"/>
-          <w:sz w:val="18"/>
-          <w:szCs w:val="18"/>
-          <w:shd w:val="clear" w:color="auto" w:fill="80C687" w:themeFill="background1" w:themeFillShade="BF"/>
+          <w:shd w:val="clear" w:color="auto" w:fill="BFBFBF" w:themeFill="background1" w:themeFillShade="BF"/>
+        </w:rPr>
+      </w:pPr>
+      <w:r>
+        <w:rPr>
+          <w:rFonts w:hint="eastAsia"/>
+          <w:color w:val="0000CC"/>
+          <w:sz w:val="18"/>
+          <w:szCs w:val="18"/>
+          <w:shd w:val="clear" w:color="auto" w:fill="BFBFBF" w:themeFill="background1" w:themeFillShade="BF"/>
         </w:rPr>
         <w:t>}</w:t>
       </w:r>
@@ -7114,7 +7287,7 @@
           <w:color w:val="0000CC"/>
           <w:sz w:val="18"/>
           <w:szCs w:val="18"/>
-          <w:shd w:val="clear" w:color="auto" w:fill="80C687" w:themeFill="background1" w:themeFillShade="BF"/>
+          <w:shd w:val="clear" w:color="auto" w:fill="BFBFBF" w:themeFill="background1" w:themeFillShade="BF"/>
         </w:rPr>
       </w:pPr>
       <w:proofErr w:type="spellStart"/>
@@ -7125,7 +7298,7 @@
           <w:color w:val="0000CC"/>
           <w:sz w:val="18"/>
           <w:szCs w:val="18"/>
-          <w:shd w:val="clear" w:color="auto" w:fill="80C687" w:themeFill="background1" w:themeFillShade="BF"/>
+          <w:shd w:val="clear" w:color="auto" w:fill="BFBFBF" w:themeFill="background1" w:themeFillShade="BF"/>
         </w:rPr>
         <w:t>var</w:t>
       </w:r>
@@ -7137,7 +7310,7 @@
           <w:color w:val="0000CC"/>
           <w:sz w:val="18"/>
           <w:szCs w:val="18"/>
-          <w:shd w:val="clear" w:color="auto" w:fill="80C687" w:themeFill="background1" w:themeFillShade="BF"/>
+          <w:shd w:val="clear" w:color="auto" w:fill="BFBFBF" w:themeFill="background1" w:themeFillShade="BF"/>
         </w:rPr>
         <w:t xml:space="preserve"> count = </w:t>
       </w:r>
@@ -7148,7 +7321,7 @@
           <w:color w:val="0000CC"/>
           <w:sz w:val="18"/>
           <w:szCs w:val="18"/>
-          <w:shd w:val="clear" w:color="auto" w:fill="80C687" w:themeFill="background1" w:themeFillShade="BF"/>
+          <w:shd w:val="clear" w:color="auto" w:fill="BFBFBF" w:themeFill="background1" w:themeFillShade="BF"/>
         </w:rPr>
         <w:t>cl.count</w:t>
       </w:r>
@@ -7159,7 +7332,7 @@
           <w:color w:val="0000CC"/>
           <w:sz w:val="18"/>
           <w:szCs w:val="18"/>
-          <w:shd w:val="clear" w:color="auto" w:fill="80C687" w:themeFill="background1" w:themeFillShade="BF"/>
+          <w:shd w:val="clear" w:color="auto" w:fill="BFBFBF" w:themeFill="background1" w:themeFillShade="BF"/>
         </w:rPr>
         <w:t>();</w:t>
       </w:r>
@@ -7170,7 +7343,7 @@
           <w:color w:val="0000CC"/>
           <w:sz w:val="18"/>
           <w:szCs w:val="18"/>
-          <w:shd w:val="clear" w:color="auto" w:fill="80C687" w:themeFill="background1" w:themeFillShade="BF"/>
+          <w:shd w:val="clear" w:color="auto" w:fill="BFBFBF" w:themeFill="background1" w:themeFillShade="BF"/>
         </w:rPr>
       </w:pPr>
       <w:proofErr w:type="spellStart"/>
@@ -7181,7 +7354,7 @@
           <w:color w:val="0000CC"/>
           <w:sz w:val="18"/>
           <w:szCs w:val="18"/>
-          <w:shd w:val="clear" w:color="auto" w:fill="80C687" w:themeFill="background1" w:themeFillShade="BF"/>
+          <w:shd w:val="clear" w:color="auto" w:fill="BFBFBF" w:themeFill="background1" w:themeFillShade="BF"/>
         </w:rPr>
         <w:t>var</w:t>
       </w:r>
@@ -7193,7 +7366,7 @@
           <w:color w:val="0000CC"/>
           <w:sz w:val="18"/>
           <w:szCs w:val="18"/>
-          <w:shd w:val="clear" w:color="auto" w:fill="80C687" w:themeFill="background1" w:themeFillShade="BF"/>
+          <w:shd w:val="clear" w:color="auto" w:fill="BFBFBF" w:themeFill="background1" w:themeFillShade="BF"/>
         </w:rPr>
         <w:t xml:space="preserve"> </w:t>
       </w:r>
@@ -7204,7 +7377,7 @@
           <w:color w:val="0000CC"/>
           <w:sz w:val="18"/>
           <w:szCs w:val="18"/>
-          <w:shd w:val="clear" w:color="auto" w:fill="80C687" w:themeFill="background1" w:themeFillShade="BF"/>
+          <w:shd w:val="clear" w:color="auto" w:fill="BFBFBF" w:themeFill="background1" w:themeFillShade="BF"/>
         </w:rPr>
         <w:t>totalRecNum</w:t>
       </w:r>
@@ -7215,7 +7388,7 @@
           <w:color w:val="0000CC"/>
           <w:sz w:val="18"/>
           <w:szCs w:val="18"/>
-          <w:shd w:val="clear" w:color="auto" w:fill="80C687" w:themeFill="background1" w:themeFillShade="BF"/>
+          <w:shd w:val="clear" w:color="auto" w:fill="BFBFBF" w:themeFill="background1" w:themeFillShade="BF"/>
         </w:rPr>
         <w:t xml:space="preserve"> = 100; // </w:t>
       </w:r>
@@ -7226,7 +7399,7 @@
           <w:color w:val="0000CC"/>
           <w:sz w:val="18"/>
           <w:szCs w:val="18"/>
-          <w:shd w:val="clear" w:color="auto" w:fill="80C687" w:themeFill="background1" w:themeFillShade="BF"/>
+          <w:shd w:val="clear" w:color="auto" w:fill="BFBFBF" w:themeFill="background1" w:themeFillShade="BF"/>
         </w:rPr>
         <w:t>totao</w:t>
       </w:r>
@@ -7237,7 +7410,7 @@
           <w:color w:val="0000CC"/>
           <w:sz w:val="18"/>
           <w:szCs w:val="18"/>
-          <w:shd w:val="clear" w:color="auto" w:fill="80C687" w:themeFill="background1" w:themeFillShade="BF"/>
+          <w:shd w:val="clear" w:color="auto" w:fill="BFBFBF" w:themeFill="background1" w:themeFillShade="BF"/>
         </w:rPr>
         <w:t xml:space="preserve"> record number in </w:t>
       </w:r>
@@ -7248,7 +7421,7 @@
           <w:color w:val="0000CC"/>
           <w:sz w:val="18"/>
           <w:szCs w:val="18"/>
-          <w:shd w:val="clear" w:color="auto" w:fill="80C687" w:themeFill="background1" w:themeFillShade="BF"/>
+          <w:shd w:val="clear" w:color="auto" w:fill="BFBFBF" w:themeFill="background1" w:themeFillShade="BF"/>
         </w:rPr>
         <w:t>cl</w:t>
       </w:r>
@@ -7260,7 +7433,7 @@
           <w:color w:val="0000CC"/>
           <w:sz w:val="18"/>
           <w:szCs w:val="18"/>
-          <w:shd w:val="clear" w:color="auto" w:fill="80C687" w:themeFill="background1" w:themeFillShade="BF"/>
+          <w:shd w:val="clear" w:color="auto" w:fill="BFBFBF" w:themeFill="background1" w:themeFillShade="BF"/>
         </w:rPr>
       </w:pPr>
       <w:proofErr w:type="gramStart"/>
@@ -7269,7 +7442,7 @@
           <w:color w:val="0000CC"/>
           <w:sz w:val="18"/>
           <w:szCs w:val="18"/>
-          <w:shd w:val="clear" w:color="auto" w:fill="80C687" w:themeFill="background1" w:themeFillShade="BF"/>
+          <w:shd w:val="clear" w:color="auto" w:fill="BFBFBF" w:themeFill="background1" w:themeFillShade="BF"/>
         </w:rPr>
         <w:t>if</w:t>
       </w:r>
@@ -7279,7 +7452,7 @@
           <w:color w:val="0000CC"/>
           <w:sz w:val="18"/>
           <w:szCs w:val="18"/>
-          <w:shd w:val="clear" w:color="auto" w:fill="80C687" w:themeFill="background1" w:themeFillShade="BF"/>
+          <w:shd w:val="clear" w:color="auto" w:fill="BFBFBF" w:themeFill="background1" w:themeFillShade="BF"/>
         </w:rPr>
         <w:t xml:space="preserve"> (</w:t>
       </w:r>
@@ -7289,7 +7462,7 @@
           <w:color w:val="0000CC"/>
           <w:sz w:val="18"/>
           <w:szCs w:val="18"/>
-          <w:shd w:val="clear" w:color="auto" w:fill="80C687" w:themeFill="background1" w:themeFillShade="BF"/>
+          <w:shd w:val="clear" w:color="auto" w:fill="BFBFBF" w:themeFill="background1" w:themeFillShade="BF"/>
         </w:rPr>
         <w:t xml:space="preserve"> count !== </w:t>
       </w:r>
@@ -7300,7 +7473,7 @@
           <w:color w:val="0000CC"/>
           <w:sz w:val="18"/>
           <w:szCs w:val="18"/>
-          <w:shd w:val="clear" w:color="auto" w:fill="80C687" w:themeFill="background1" w:themeFillShade="BF"/>
+          <w:shd w:val="clear" w:color="auto" w:fill="BFBFBF" w:themeFill="background1" w:themeFillShade="BF"/>
         </w:rPr>
         <w:t>totalRecNum</w:t>
       </w:r>
@@ -7311,7 +7484,7 @@
           <w:color w:val="0000CC"/>
           <w:sz w:val="18"/>
           <w:szCs w:val="18"/>
-          <w:shd w:val="clear" w:color="auto" w:fill="80C687" w:themeFill="background1" w:themeFillShade="BF"/>
+          <w:shd w:val="clear" w:color="auto" w:fill="BFBFBF" w:themeFill="background1" w:themeFillShade="BF"/>
         </w:rPr>
         <w:t xml:space="preserve"> </w:t>
       </w:r>
@@ -7320,7 +7493,7 @@
           <w:color w:val="0000CC"/>
           <w:sz w:val="18"/>
           <w:szCs w:val="18"/>
-          <w:shd w:val="clear" w:color="auto" w:fill="80C687" w:themeFill="background1" w:themeFillShade="BF"/>
+          <w:shd w:val="clear" w:color="auto" w:fill="BFBFBF" w:themeFill="background1" w:themeFillShade="BF"/>
         </w:rPr>
         <w:t>)</w:t>
       </w:r>
@@ -7331,16 +7504,16 @@
           <w:color w:val="0000CC"/>
           <w:sz w:val="18"/>
           <w:szCs w:val="18"/>
-          <w:shd w:val="clear" w:color="auto" w:fill="80C687" w:themeFill="background1" w:themeFillShade="BF"/>
-        </w:rPr>
-      </w:pPr>
-      <w:r>
-        <w:rPr>
-          <w:rFonts w:hint="eastAsia"/>
-          <w:color w:val="0000CC"/>
-          <w:sz w:val="18"/>
-          <w:szCs w:val="18"/>
-          <w:shd w:val="clear" w:color="auto" w:fill="80C687" w:themeFill="background1" w:themeFillShade="BF"/>
+          <w:shd w:val="clear" w:color="auto" w:fill="BFBFBF" w:themeFill="background1" w:themeFillShade="BF"/>
+        </w:rPr>
+      </w:pPr>
+      <w:r>
+        <w:rPr>
+          <w:rFonts w:hint="eastAsia"/>
+          <w:color w:val="0000CC"/>
+          <w:sz w:val="18"/>
+          <w:szCs w:val="18"/>
+          <w:shd w:val="clear" w:color="auto" w:fill="BFBFBF" w:themeFill="background1" w:themeFillShade="BF"/>
         </w:rPr>
         <w:t>{</w:t>
       </w:r>
@@ -7351,16 +7524,16 @@
           <w:color w:val="0000CC"/>
           <w:sz w:val="18"/>
           <w:szCs w:val="18"/>
-          <w:shd w:val="clear" w:color="auto" w:fill="80C687" w:themeFill="background1" w:themeFillShade="BF"/>
-        </w:rPr>
-      </w:pPr>
-      <w:r>
-        <w:rPr>
-          <w:rFonts w:hint="eastAsia"/>
-          <w:color w:val="0000CC"/>
-          <w:sz w:val="18"/>
-          <w:szCs w:val="18"/>
-          <w:shd w:val="clear" w:color="auto" w:fill="80C687" w:themeFill="background1" w:themeFillShade="BF"/>
+          <w:shd w:val="clear" w:color="auto" w:fill="BFBFBF" w:themeFill="background1" w:themeFillShade="BF"/>
+        </w:rPr>
+      </w:pPr>
+      <w:r>
+        <w:rPr>
+          <w:rFonts w:hint="eastAsia"/>
+          <w:color w:val="0000CC"/>
+          <w:sz w:val="18"/>
+          <w:szCs w:val="18"/>
+          <w:shd w:val="clear" w:color="auto" w:fill="BFBFBF" w:themeFill="background1" w:themeFillShade="BF"/>
         </w:rPr>
         <w:tab/>
       </w:r>
@@ -7371,7 +7544,7 @@
           <w:color w:val="0000CC"/>
           <w:sz w:val="18"/>
           <w:szCs w:val="18"/>
-          <w:shd w:val="clear" w:color="auto" w:fill="80C687" w:themeFill="background1" w:themeFillShade="BF"/>
+          <w:shd w:val="clear" w:color="auto" w:fill="BFBFBF" w:themeFill="background1" w:themeFillShade="BF"/>
         </w:rPr>
         <w:t>throw</w:t>
       </w:r>
@@ -7382,7 +7555,7 @@
           <w:color w:val="0000CC"/>
           <w:sz w:val="18"/>
           <w:szCs w:val="18"/>
-          <w:shd w:val="clear" w:color="auto" w:fill="80C687" w:themeFill="background1" w:themeFillShade="BF"/>
+          <w:shd w:val="clear" w:color="auto" w:fill="BFBFBF" w:themeFill="background1" w:themeFillShade="BF"/>
         </w:rPr>
         <w:t xml:space="preserve"> -1;</w:t>
       </w:r>
@@ -7393,16 +7566,16 @@
           <w:color w:val="0000CC"/>
           <w:sz w:val="18"/>
           <w:szCs w:val="18"/>
-          <w:shd w:val="clear" w:color="auto" w:fill="80C687" w:themeFill="background1" w:themeFillShade="BF"/>
-        </w:rPr>
-      </w:pPr>
-      <w:r>
-        <w:rPr>
-          <w:rFonts w:hint="eastAsia"/>
-          <w:color w:val="0000CC"/>
-          <w:sz w:val="18"/>
-          <w:szCs w:val="18"/>
-          <w:shd w:val="clear" w:color="auto" w:fill="80C687" w:themeFill="background1" w:themeFillShade="BF"/>
+          <w:shd w:val="clear" w:color="auto" w:fill="BFBFBF" w:themeFill="background1" w:themeFillShade="BF"/>
+        </w:rPr>
+      </w:pPr>
+      <w:r>
+        <w:rPr>
+          <w:rFonts w:hint="eastAsia"/>
+          <w:color w:val="0000CC"/>
+          <w:sz w:val="18"/>
+          <w:szCs w:val="18"/>
+          <w:shd w:val="clear" w:color="auto" w:fill="BFBFBF" w:themeFill="background1" w:themeFillShade="BF"/>
         </w:rPr>
         <w:t>}</w:t>
       </w:r>
@@ -7424,7 +7597,7 @@
           <w:color w:val="0000CC"/>
           <w:sz w:val="18"/>
           <w:szCs w:val="18"/>
-          <w:shd w:val="clear" w:color="auto" w:fill="80C687" w:themeFill="background1" w:themeFillShade="BF"/>
+          <w:shd w:val="clear" w:color="auto" w:fill="BFBFBF" w:themeFill="background1" w:themeFillShade="BF"/>
         </w:rPr>
       </w:pPr>
       <w:r>
@@ -7562,7 +7735,7 @@
           <w:color w:val="0000CC"/>
           <w:sz w:val="18"/>
           <w:szCs w:val="18"/>
-          <w:shd w:val="clear" w:color="auto" w:fill="80C687" w:themeFill="background1" w:themeFillShade="BF"/>
+          <w:shd w:val="clear" w:color="auto" w:fill="BFBFBF" w:themeFill="background1" w:themeFillShade="BF"/>
         </w:rPr>
         <w:t>1</w:t>
       </w:r>
@@ -7572,7 +7745,7 @@
           <w:color w:val="0000CC"/>
           <w:sz w:val="18"/>
           <w:szCs w:val="18"/>
-          <w:shd w:val="clear" w:color="auto" w:fill="80C687" w:themeFill="background1" w:themeFillShade="BF"/>
+          <w:shd w:val="clear" w:color="auto" w:fill="BFBFBF" w:themeFill="background1" w:themeFillShade="BF"/>
         </w:rPr>
         <w:t>、</w:t>
       </w:r>
@@ -7582,7 +7755,7 @@
           <w:color w:val="0000CC"/>
           <w:sz w:val="18"/>
           <w:szCs w:val="18"/>
-          <w:shd w:val="clear" w:color="auto" w:fill="80C687" w:themeFill="background1" w:themeFillShade="BF"/>
+          <w:shd w:val="clear" w:color="auto" w:fill="BFBFBF" w:themeFill="background1" w:themeFillShade="BF"/>
         </w:rPr>
         <w:t>在规定时间内，每秒实期检测是否满足要求，一旦满足，立即往下执行（</w:t>
       </w:r>
@@ -7592,7 +7765,7 @@
           <w:color w:val="0000CC"/>
           <w:sz w:val="18"/>
           <w:szCs w:val="18"/>
-          <w:shd w:val="clear" w:color="auto" w:fill="80C687" w:themeFill="background1" w:themeFillShade="BF"/>
+          <w:shd w:val="clear" w:color="auto" w:fill="BFBFBF" w:themeFill="background1" w:themeFillShade="BF"/>
         </w:rPr>
         <w:t>Sleep(1)</w:t>
       </w:r>
@@ -7602,7 +7775,7 @@
           <w:color w:val="0000CC"/>
           <w:sz w:val="18"/>
           <w:szCs w:val="18"/>
-          <w:shd w:val="clear" w:color="auto" w:fill="80C687" w:themeFill="background1" w:themeFillShade="BF"/>
+          <w:shd w:val="clear" w:color="auto" w:fill="BFBFBF" w:themeFill="background1" w:themeFillShade="BF"/>
         </w:rPr>
         <w:t>，而不是直接</w:t>
       </w:r>
@@ -7612,7 +7785,7 @@
           <w:color w:val="0000CC"/>
           <w:sz w:val="18"/>
           <w:szCs w:val="18"/>
-          <w:shd w:val="clear" w:color="auto" w:fill="80C687" w:themeFill="background1" w:themeFillShade="BF"/>
+          <w:shd w:val="clear" w:color="auto" w:fill="BFBFBF" w:themeFill="background1" w:themeFillShade="BF"/>
         </w:rPr>
         <w:t>Sleep(N)</w:t>
       </w:r>
@@ -7622,7 +7795,7 @@
           <w:color w:val="0000CC"/>
           <w:sz w:val="18"/>
           <w:szCs w:val="18"/>
-          <w:shd w:val="clear" w:color="auto" w:fill="80C687" w:themeFill="background1" w:themeFillShade="BF"/>
+          <w:shd w:val="clear" w:color="auto" w:fill="BFBFBF" w:themeFill="background1" w:themeFillShade="BF"/>
         </w:rPr>
         <w:t>，这样可以减少</w:t>
       </w:r>
@@ -7632,7 +7805,7 @@
           <w:color w:val="0000CC"/>
           <w:sz w:val="18"/>
           <w:szCs w:val="18"/>
-          <w:shd w:val="clear" w:color="auto" w:fill="80C687" w:themeFill="background1" w:themeFillShade="BF"/>
+          <w:shd w:val="clear" w:color="auto" w:fill="BFBFBF" w:themeFill="background1" w:themeFillShade="BF"/>
         </w:rPr>
         <w:t>Sleep</w:t>
       </w:r>
@@ -7642,7 +7815,7 @@
           <w:color w:val="0000CC"/>
           <w:sz w:val="18"/>
           <w:szCs w:val="18"/>
-          <w:shd w:val="clear" w:color="auto" w:fill="80C687" w:themeFill="background1" w:themeFillShade="BF"/>
+          <w:shd w:val="clear" w:color="auto" w:fill="BFBFBF" w:themeFill="background1" w:themeFillShade="BF"/>
         </w:rPr>
         <w:t>时间；</w:t>
       </w:r>
@@ -7653,16 +7826,16 @@
           <w:color w:val="0000CC"/>
           <w:sz w:val="18"/>
           <w:szCs w:val="18"/>
-          <w:shd w:val="clear" w:color="auto" w:fill="80C687" w:themeFill="background1" w:themeFillShade="BF"/>
-        </w:rPr>
-      </w:pPr>
-      <w:r>
-        <w:rPr>
-          <w:rFonts w:hint="eastAsia"/>
-          <w:color w:val="0000CC"/>
-          <w:sz w:val="18"/>
-          <w:szCs w:val="18"/>
-          <w:shd w:val="clear" w:color="auto" w:fill="80C687" w:themeFill="background1" w:themeFillShade="BF"/>
+          <w:shd w:val="clear" w:color="auto" w:fill="BFBFBF" w:themeFill="background1" w:themeFillShade="BF"/>
+        </w:rPr>
+      </w:pPr>
+      <w:r>
+        <w:rPr>
+          <w:rFonts w:hint="eastAsia"/>
+          <w:color w:val="0000CC"/>
+          <w:sz w:val="18"/>
+          <w:szCs w:val="18"/>
+          <w:shd w:val="clear" w:color="auto" w:fill="BFBFBF" w:themeFill="background1" w:themeFillShade="BF"/>
         </w:rPr>
         <w:t>2</w:t>
       </w:r>
@@ -7672,7 +7845,7 @@
           <w:color w:val="0000CC"/>
           <w:sz w:val="18"/>
           <w:szCs w:val="18"/>
-          <w:shd w:val="clear" w:color="auto" w:fill="80C687" w:themeFill="background1" w:themeFillShade="BF"/>
+          <w:shd w:val="clear" w:color="auto" w:fill="BFBFBF" w:themeFill="background1" w:themeFillShade="BF"/>
         </w:rPr>
         <w:t>、</w:t>
       </w:r>
@@ -7682,7 +7855,7 @@
           <w:color w:val="0000CC"/>
           <w:sz w:val="18"/>
           <w:szCs w:val="18"/>
-          <w:shd w:val="clear" w:color="auto" w:fill="80C687" w:themeFill="background1" w:themeFillShade="BF"/>
+          <w:shd w:val="clear" w:color="auto" w:fill="BFBFBF" w:themeFill="background1" w:themeFillShade="BF"/>
         </w:rPr>
         <w:t>通过其它功能手段，如</w:t>
       </w:r>
@@ -7693,7 +7866,7 @@
           <w:color w:val="0000CC"/>
           <w:sz w:val="18"/>
           <w:szCs w:val="18"/>
-          <w:shd w:val="clear" w:color="auto" w:fill="80C687" w:themeFill="background1" w:themeFillShade="BF"/>
+          <w:shd w:val="clear" w:color="auto" w:fill="BFBFBF" w:themeFill="background1" w:themeFillShade="BF"/>
         </w:rPr>
         <w:t>ReplSize</w:t>
       </w:r>
@@ -7704,7 +7877,7 @@
           <w:color w:val="0000CC"/>
           <w:sz w:val="18"/>
           <w:szCs w:val="18"/>
-          <w:shd w:val="clear" w:color="auto" w:fill="80C687" w:themeFill="background1" w:themeFillShade="BF"/>
+          <w:shd w:val="clear" w:color="auto" w:fill="BFBFBF" w:themeFill="background1" w:themeFillShade="BF"/>
         </w:rPr>
         <w:t>=0</w:t>
       </w:r>
@@ -7714,7 +7887,7 @@
           <w:color w:val="0000CC"/>
           <w:sz w:val="18"/>
           <w:szCs w:val="18"/>
-          <w:shd w:val="clear" w:color="auto" w:fill="80C687" w:themeFill="background1" w:themeFillShade="BF"/>
+          <w:shd w:val="clear" w:color="auto" w:fill="BFBFBF" w:themeFill="background1" w:themeFillShade="BF"/>
         </w:rPr>
         <w:t>，可以让副本全同步再返回，从而不需要</w:t>
       </w:r>
@@ -7724,7 +7897,7 @@
           <w:color w:val="0000CC"/>
           <w:sz w:val="18"/>
           <w:szCs w:val="18"/>
-          <w:shd w:val="clear" w:color="auto" w:fill="80C687" w:themeFill="background1" w:themeFillShade="BF"/>
+          <w:shd w:val="clear" w:color="auto" w:fill="BFBFBF" w:themeFill="background1" w:themeFillShade="BF"/>
         </w:rPr>
         <w:t>Sleep</w:t>
       </w:r>
@@ -7734,7 +7907,7 @@
           <w:color w:val="0000CC"/>
           <w:sz w:val="18"/>
           <w:szCs w:val="18"/>
-          <w:shd w:val="clear" w:color="auto" w:fill="80C687" w:themeFill="background1" w:themeFillShade="BF"/>
+          <w:shd w:val="clear" w:color="auto" w:fill="BFBFBF" w:themeFill="background1" w:themeFillShade="BF"/>
         </w:rPr>
         <w:t>；</w:t>
       </w:r>
@@ -7747,6 +7920,7 @@
         <w:rPr>
           <w:rFonts w:hint="eastAsia"/>
         </w:rPr>
+        <w:lastRenderedPageBreak/>
         <w:t>注意死循环</w:t>
       </w:r>
     </w:p>
@@ -7764,7 +7938,7 @@
           <w:color w:val="0000CC"/>
           <w:sz w:val="18"/>
           <w:szCs w:val="18"/>
-          <w:shd w:val="clear" w:color="auto" w:fill="80C687" w:themeFill="background1" w:themeFillShade="BF"/>
+          <w:shd w:val="clear" w:color="auto" w:fill="BFBFBF" w:themeFill="background1" w:themeFillShade="BF"/>
         </w:rPr>
       </w:pPr>
       <w:proofErr w:type="gramStart"/>
@@ -7774,7 +7948,7 @@
           <w:color w:val="0000CC"/>
           <w:sz w:val="18"/>
           <w:szCs w:val="18"/>
-          <w:shd w:val="clear" w:color="auto" w:fill="80C687" w:themeFill="background1" w:themeFillShade="BF"/>
+          <w:shd w:val="clear" w:color="auto" w:fill="BFBFBF" w:themeFill="background1" w:themeFillShade="BF"/>
         </w:rPr>
         <w:t>while(</w:t>
       </w:r>
@@ -7785,7 +7959,7 @@
           <w:color w:val="0000CC"/>
           <w:sz w:val="18"/>
           <w:szCs w:val="18"/>
-          <w:shd w:val="clear" w:color="auto" w:fill="80C687" w:themeFill="background1" w:themeFillShade="BF"/>
+          <w:shd w:val="clear" w:color="auto" w:fill="BFBFBF" w:themeFill="background1" w:themeFillShade="BF"/>
         </w:rPr>
         <w:t xml:space="preserve"> </w:t>
       </w:r>
@@ -7796,7 +7970,7 @@
           <w:color w:val="0000CC"/>
           <w:sz w:val="18"/>
           <w:szCs w:val="18"/>
-          <w:shd w:val="clear" w:color="auto" w:fill="80C687" w:themeFill="background1" w:themeFillShade="BF"/>
+          <w:shd w:val="clear" w:color="auto" w:fill="BFBFBF" w:themeFill="background1" w:themeFillShade="BF"/>
         </w:rPr>
         <w:t>isNeedWait</w:t>
       </w:r>
@@ -7807,7 +7981,7 @@
           <w:color w:val="0000CC"/>
           <w:sz w:val="18"/>
           <w:szCs w:val="18"/>
-          <w:shd w:val="clear" w:color="auto" w:fill="80C687" w:themeFill="background1" w:themeFillShade="BF"/>
+          <w:shd w:val="clear" w:color="auto" w:fill="BFBFBF" w:themeFill="background1" w:themeFillShade="BF"/>
         </w:rPr>
         <w:t>() )</w:t>
       </w:r>
@@ -7818,16 +7992,16 @@
           <w:color w:val="0000CC"/>
           <w:sz w:val="18"/>
           <w:szCs w:val="18"/>
-          <w:shd w:val="clear" w:color="auto" w:fill="80C687" w:themeFill="background1" w:themeFillShade="BF"/>
-        </w:rPr>
-      </w:pPr>
-      <w:r>
-        <w:rPr>
-          <w:rFonts w:hint="eastAsia"/>
-          <w:color w:val="0000CC"/>
-          <w:sz w:val="18"/>
-          <w:szCs w:val="18"/>
-          <w:shd w:val="clear" w:color="auto" w:fill="80C687" w:themeFill="background1" w:themeFillShade="BF"/>
+          <w:shd w:val="clear" w:color="auto" w:fill="BFBFBF" w:themeFill="background1" w:themeFillShade="BF"/>
+        </w:rPr>
+      </w:pPr>
+      <w:r>
+        <w:rPr>
+          <w:rFonts w:hint="eastAsia"/>
+          <w:color w:val="0000CC"/>
+          <w:sz w:val="18"/>
+          <w:szCs w:val="18"/>
+          <w:shd w:val="clear" w:color="auto" w:fill="BFBFBF" w:themeFill="background1" w:themeFillShade="BF"/>
         </w:rPr>
         <w:t>{</w:t>
       </w:r>
@@ -7838,16 +8012,16 @@
           <w:color w:val="0000CC"/>
           <w:sz w:val="18"/>
           <w:szCs w:val="18"/>
-          <w:shd w:val="clear" w:color="auto" w:fill="80C687" w:themeFill="background1" w:themeFillShade="BF"/>
-        </w:rPr>
-      </w:pPr>
-      <w:r>
-        <w:rPr>
-          <w:rFonts w:hint="eastAsia"/>
-          <w:color w:val="0000CC"/>
-          <w:sz w:val="18"/>
-          <w:szCs w:val="18"/>
-          <w:shd w:val="clear" w:color="auto" w:fill="80C687" w:themeFill="background1" w:themeFillShade="BF"/>
+          <w:shd w:val="clear" w:color="auto" w:fill="BFBFBF" w:themeFill="background1" w:themeFillShade="BF"/>
+        </w:rPr>
+      </w:pPr>
+      <w:r>
+        <w:rPr>
+          <w:rFonts w:hint="eastAsia"/>
+          <w:color w:val="0000CC"/>
+          <w:sz w:val="18"/>
+          <w:szCs w:val="18"/>
+          <w:shd w:val="clear" w:color="auto" w:fill="BFBFBF" w:themeFill="background1" w:themeFillShade="BF"/>
         </w:rPr>
         <w:t>}</w:t>
       </w:r>
@@ -7913,23 +8087,16 @@
         <w:rPr>
           <w:rFonts w:hint="eastAsia"/>
         </w:rPr>
-        <w:t>使用率</w:t>
-      </w:r>
-      <w:r>
-        <w:rPr>
-          <w:rFonts w:hint="eastAsia"/>
-        </w:rPr>
-        <w:lastRenderedPageBreak/>
-        <w:t>较高，可改成如下：</w:t>
-      </w:r>
-    </w:p>
-    <w:p>
-      <w:pPr>
-        <w:rPr>
-          <w:color w:val="0000CC"/>
-          <w:sz w:val="18"/>
-          <w:szCs w:val="18"/>
-          <w:shd w:val="clear" w:color="auto" w:fill="80C687" w:themeFill="background1" w:themeFillShade="BF"/>
+        <w:t>使用率较高，可改成如下：</w:t>
+      </w:r>
+    </w:p>
+    <w:p>
+      <w:pPr>
+        <w:rPr>
+          <w:color w:val="0000CC"/>
+          <w:sz w:val="18"/>
+          <w:szCs w:val="18"/>
+          <w:shd w:val="clear" w:color="auto" w:fill="BFBFBF" w:themeFill="background1" w:themeFillShade="BF"/>
         </w:rPr>
       </w:pPr>
       <w:proofErr w:type="gramStart"/>
@@ -7939,7 +8106,7 @@
           <w:color w:val="0000CC"/>
           <w:sz w:val="18"/>
           <w:szCs w:val="18"/>
-          <w:shd w:val="clear" w:color="auto" w:fill="80C687" w:themeFill="background1" w:themeFillShade="BF"/>
+          <w:shd w:val="clear" w:color="auto" w:fill="BFBFBF" w:themeFill="background1" w:themeFillShade="BF"/>
         </w:rPr>
         <w:t>while(</w:t>
       </w:r>
@@ -7950,7 +8117,7 @@
           <w:color w:val="0000CC"/>
           <w:sz w:val="18"/>
           <w:szCs w:val="18"/>
-          <w:shd w:val="clear" w:color="auto" w:fill="80C687" w:themeFill="background1" w:themeFillShade="BF"/>
+          <w:shd w:val="clear" w:color="auto" w:fill="BFBFBF" w:themeFill="background1" w:themeFillShade="BF"/>
         </w:rPr>
         <w:t xml:space="preserve"> </w:t>
       </w:r>
@@ -7961,7 +8128,7 @@
           <w:color w:val="0000CC"/>
           <w:sz w:val="18"/>
           <w:szCs w:val="18"/>
-          <w:shd w:val="clear" w:color="auto" w:fill="80C687" w:themeFill="background1" w:themeFillShade="BF"/>
+          <w:shd w:val="clear" w:color="auto" w:fill="BFBFBF" w:themeFill="background1" w:themeFillShade="BF"/>
         </w:rPr>
         <w:t>isNeedWait</w:t>
       </w:r>
@@ -7972,7 +8139,7 @@
           <w:color w:val="0000CC"/>
           <w:sz w:val="18"/>
           <w:szCs w:val="18"/>
-          <w:shd w:val="clear" w:color="auto" w:fill="80C687" w:themeFill="background1" w:themeFillShade="BF"/>
+          <w:shd w:val="clear" w:color="auto" w:fill="BFBFBF" w:themeFill="background1" w:themeFillShade="BF"/>
         </w:rPr>
         <w:t>() )</w:t>
       </w:r>
@@ -7983,16 +8150,16 @@
           <w:color w:val="0000CC"/>
           <w:sz w:val="18"/>
           <w:szCs w:val="18"/>
-          <w:shd w:val="clear" w:color="auto" w:fill="80C687" w:themeFill="background1" w:themeFillShade="BF"/>
-        </w:rPr>
-      </w:pPr>
-      <w:r>
-        <w:rPr>
-          <w:rFonts w:hint="eastAsia"/>
-          <w:color w:val="0000CC"/>
-          <w:sz w:val="18"/>
-          <w:szCs w:val="18"/>
-          <w:shd w:val="clear" w:color="auto" w:fill="80C687" w:themeFill="background1" w:themeFillShade="BF"/>
+          <w:shd w:val="clear" w:color="auto" w:fill="BFBFBF" w:themeFill="background1" w:themeFillShade="BF"/>
+        </w:rPr>
+      </w:pPr>
+      <w:r>
+        <w:rPr>
+          <w:rFonts w:hint="eastAsia"/>
+          <w:color w:val="0000CC"/>
+          <w:sz w:val="18"/>
+          <w:szCs w:val="18"/>
+          <w:shd w:val="clear" w:color="auto" w:fill="BFBFBF" w:themeFill="background1" w:themeFillShade="BF"/>
         </w:rPr>
         <w:t>{</w:t>
       </w:r>
@@ -8003,16 +8170,16 @@
           <w:color w:val="0000CC"/>
           <w:sz w:val="18"/>
           <w:szCs w:val="18"/>
-          <w:shd w:val="clear" w:color="auto" w:fill="80C687" w:themeFill="background1" w:themeFillShade="BF"/>
-        </w:rPr>
-      </w:pPr>
-      <w:r>
-        <w:rPr>
-          <w:rFonts w:hint="eastAsia"/>
-          <w:color w:val="0000CC"/>
-          <w:sz w:val="18"/>
-          <w:szCs w:val="18"/>
-          <w:shd w:val="clear" w:color="auto" w:fill="80C687" w:themeFill="background1" w:themeFillShade="BF"/>
+          <w:shd w:val="clear" w:color="auto" w:fill="BFBFBF" w:themeFill="background1" w:themeFillShade="BF"/>
+        </w:rPr>
+      </w:pPr>
+      <w:r>
+        <w:rPr>
+          <w:rFonts w:hint="eastAsia"/>
+          <w:color w:val="0000CC"/>
+          <w:sz w:val="18"/>
+          <w:szCs w:val="18"/>
+          <w:shd w:val="clear" w:color="auto" w:fill="BFBFBF" w:themeFill="background1" w:themeFillShade="BF"/>
         </w:rPr>
         <w:t xml:space="preserve">   </w:t>
       </w:r>
@@ -8023,7 +8190,7 @@
           <w:color w:val="0000CC"/>
           <w:sz w:val="18"/>
           <w:szCs w:val="18"/>
-          <w:shd w:val="clear" w:color="auto" w:fill="80C687" w:themeFill="background1" w:themeFillShade="BF"/>
+          <w:shd w:val="clear" w:color="auto" w:fill="BFBFBF" w:themeFill="background1" w:themeFillShade="BF"/>
         </w:rPr>
         <w:t>Sleep(</w:t>
       </w:r>
@@ -8034,7 +8201,7 @@
           <w:color w:val="0000CC"/>
           <w:sz w:val="18"/>
           <w:szCs w:val="18"/>
-          <w:shd w:val="clear" w:color="auto" w:fill="80C687" w:themeFill="background1" w:themeFillShade="BF"/>
+          <w:shd w:val="clear" w:color="auto" w:fill="BFBFBF" w:themeFill="background1" w:themeFillShade="BF"/>
         </w:rPr>
         <w:t>1)</w:t>
       </w:r>
@@ -8045,16 +8212,16 @@
           <w:color w:val="0000CC"/>
           <w:sz w:val="18"/>
           <w:szCs w:val="18"/>
-          <w:shd w:val="clear" w:color="auto" w:fill="80C687" w:themeFill="background1" w:themeFillShade="BF"/>
-        </w:rPr>
-      </w:pPr>
-      <w:r>
-        <w:rPr>
-          <w:rFonts w:hint="eastAsia"/>
-          <w:color w:val="0000CC"/>
-          <w:sz w:val="18"/>
-          <w:szCs w:val="18"/>
-          <w:shd w:val="clear" w:color="auto" w:fill="80C687" w:themeFill="background1" w:themeFillShade="BF"/>
+          <w:shd w:val="clear" w:color="auto" w:fill="BFBFBF" w:themeFill="background1" w:themeFillShade="BF"/>
+        </w:rPr>
+      </w:pPr>
+      <w:r>
+        <w:rPr>
+          <w:rFonts w:hint="eastAsia"/>
+          <w:color w:val="0000CC"/>
+          <w:sz w:val="18"/>
+          <w:szCs w:val="18"/>
+          <w:shd w:val="clear" w:color="auto" w:fill="BFBFBF" w:themeFill="background1" w:themeFillShade="BF"/>
         </w:rPr>
         <w:t>}</w:t>
       </w:r>
@@ -8118,17 +8285,17 @@
           <w:color w:val="0000CC"/>
           <w:sz w:val="18"/>
           <w:szCs w:val="18"/>
-          <w:shd w:val="clear" w:color="auto" w:fill="80C687" w:themeFill="background1" w:themeFillShade="BF"/>
-        </w:rPr>
-      </w:pPr>
-      <w:proofErr w:type="spellStart"/>
-      <w:r>
-        <w:rPr>
-          <w:rFonts w:hint="eastAsia"/>
-          <w:color w:val="0000CC"/>
-          <w:sz w:val="18"/>
-          <w:szCs w:val="18"/>
-          <w:shd w:val="clear" w:color="auto" w:fill="80C687" w:themeFill="background1" w:themeFillShade="BF"/>
+          <w:shd w:val="clear" w:color="auto" w:fill="BFBFBF" w:themeFill="background1" w:themeFillShade="BF"/>
+        </w:rPr>
+      </w:pPr>
+      <w:proofErr w:type="spellStart"/>
+      <w:r>
+        <w:rPr>
+          <w:rFonts w:hint="eastAsia"/>
+          <w:color w:val="0000CC"/>
+          <w:sz w:val="18"/>
+          <w:szCs w:val="18"/>
+          <w:shd w:val="clear" w:color="auto" w:fill="BFBFBF" w:themeFill="background1" w:themeFillShade="BF"/>
         </w:rPr>
         <w:t>i</w:t>
       </w:r>
@@ -8139,7 +8306,7 @@
           <w:color w:val="0000CC"/>
           <w:sz w:val="18"/>
           <w:szCs w:val="18"/>
-          <w:shd w:val="clear" w:color="auto" w:fill="80C687" w:themeFill="background1" w:themeFillShade="BF"/>
+          <w:shd w:val="clear" w:color="auto" w:fill="BFBFBF" w:themeFill="background1" w:themeFillShade="BF"/>
         </w:rPr>
         <w:t xml:space="preserve"> = 100;  //</w:t>
       </w:r>
@@ -8149,7 +8316,7 @@
           <w:color w:val="0000CC"/>
           <w:sz w:val="18"/>
           <w:szCs w:val="18"/>
-          <w:shd w:val="clear" w:color="auto" w:fill="80C687" w:themeFill="background1" w:themeFillShade="BF"/>
+          <w:shd w:val="clear" w:color="auto" w:fill="BFBFBF" w:themeFill="background1" w:themeFillShade="BF"/>
         </w:rPr>
         <w:t>让</w:t>
       </w:r>
@@ -8160,7 +8327,7 @@
           <w:color w:val="0000CC"/>
           <w:sz w:val="18"/>
           <w:szCs w:val="18"/>
-          <w:shd w:val="clear" w:color="auto" w:fill="80C687" w:themeFill="background1" w:themeFillShade="BF"/>
+          <w:shd w:val="clear" w:color="auto" w:fill="BFBFBF" w:themeFill="background1" w:themeFillShade="BF"/>
         </w:rPr>
         <w:t>i</w:t>
       </w:r>
@@ -8171,7 +8338,7 @@
           <w:color w:val="0000CC"/>
           <w:sz w:val="18"/>
           <w:szCs w:val="18"/>
-          <w:shd w:val="clear" w:color="auto" w:fill="80C687" w:themeFill="background1" w:themeFillShade="BF"/>
+          <w:shd w:val="clear" w:color="auto" w:fill="BFBFBF" w:themeFill="background1" w:themeFillShade="BF"/>
         </w:rPr>
         <w:t>等于</w:t>
       </w:r>
@@ -8181,7 +8348,7 @@
           <w:color w:val="0000CC"/>
           <w:sz w:val="18"/>
           <w:szCs w:val="18"/>
-          <w:shd w:val="clear" w:color="auto" w:fill="80C687" w:themeFill="background1" w:themeFillShade="BF"/>
+          <w:shd w:val="clear" w:color="auto" w:fill="BFBFBF" w:themeFill="background1" w:themeFillShade="BF"/>
         </w:rPr>
         <w:t>100</w:t>
       </w:r>
@@ -8248,7 +8415,7 @@
           <w:color w:val="0000CC"/>
           <w:sz w:val="18"/>
           <w:szCs w:val="18"/>
-          <w:shd w:val="clear" w:color="auto" w:fill="80C687" w:themeFill="background1" w:themeFillShade="BF"/>
+          <w:shd w:val="clear" w:color="auto" w:fill="BFBFBF" w:themeFill="background1" w:themeFillShade="BF"/>
         </w:rPr>
       </w:pPr>
       <w:proofErr w:type="spellStart"/>
@@ -8258,7 +8425,7 @@
           <w:color w:val="0000CC"/>
           <w:sz w:val="18"/>
           <w:szCs w:val="18"/>
-          <w:shd w:val="clear" w:color="auto" w:fill="80C687" w:themeFill="background1" w:themeFillShade="BF"/>
+          <w:shd w:val="clear" w:color="auto" w:fill="BFBFBF" w:themeFill="background1" w:themeFillShade="BF"/>
         </w:rPr>
         <w:t>var</w:t>
       </w:r>
@@ -8269,7 +8436,7 @@
           <w:color w:val="0000CC"/>
           <w:sz w:val="18"/>
           <w:szCs w:val="18"/>
-          <w:shd w:val="clear" w:color="auto" w:fill="80C687" w:themeFill="background1" w:themeFillShade="BF"/>
+          <w:shd w:val="clear" w:color="auto" w:fill="BFBFBF" w:themeFill="background1" w:themeFillShade="BF"/>
         </w:rPr>
         <w:t xml:space="preserve"> no</w:t>
       </w:r>
@@ -8279,7 +8446,7 @@
           <w:color w:val="0000CC"/>
           <w:sz w:val="18"/>
           <w:szCs w:val="18"/>
-          <w:shd w:val="clear" w:color="auto" w:fill="80C687" w:themeFill="background1" w:themeFillShade="BF"/>
+          <w:shd w:val="clear" w:color="auto" w:fill="BFBFBF" w:themeFill="background1" w:themeFillShade="BF"/>
         </w:rPr>
         <w:t xml:space="preserve"> </w:t>
       </w:r>
@@ -8288,7 +8455,7 @@
           <w:color w:val="0000CC"/>
           <w:sz w:val="18"/>
           <w:szCs w:val="18"/>
-          <w:shd w:val="clear" w:color="auto" w:fill="80C687" w:themeFill="background1" w:themeFillShade="BF"/>
+          <w:shd w:val="clear" w:color="auto" w:fill="BFBFBF" w:themeFill="background1" w:themeFillShade="BF"/>
         </w:rPr>
         <w:t xml:space="preserve">= </w:t>
       </w:r>
@@ -8298,7 +8465,7 @@
           <w:color w:val="0000CC"/>
           <w:sz w:val="18"/>
           <w:szCs w:val="18"/>
-          <w:shd w:val="clear" w:color="auto" w:fill="80C687" w:themeFill="background1" w:themeFillShade="BF"/>
+          <w:shd w:val="clear" w:color="auto" w:fill="BFBFBF" w:themeFill="background1" w:themeFillShade="BF"/>
         </w:rPr>
         <w:t>rc.current</w:t>
       </w:r>
@@ -8308,7 +8475,7 @@
           <w:color w:val="0000CC"/>
           <w:sz w:val="18"/>
           <w:szCs w:val="18"/>
-          <w:shd w:val="clear" w:color="auto" w:fill="80C687" w:themeFill="background1" w:themeFillShade="BF"/>
+          <w:shd w:val="clear" w:color="auto" w:fill="BFBFBF" w:themeFill="background1" w:themeFillShade="BF"/>
         </w:rPr>
         <w:t>().</w:t>
       </w:r>
@@ -8318,7 +8485,7 @@
           <w:color w:val="0000CC"/>
           <w:sz w:val="18"/>
           <w:szCs w:val="18"/>
-          <w:shd w:val="clear" w:color="auto" w:fill="80C687" w:themeFill="background1" w:themeFillShade="BF"/>
+          <w:shd w:val="clear" w:color="auto" w:fill="BFBFBF" w:themeFill="background1" w:themeFillShade="BF"/>
         </w:rPr>
         <w:t>toObj</w:t>
       </w:r>
@@ -8328,7 +8495,7 @@
           <w:color w:val="0000CC"/>
           <w:sz w:val="18"/>
           <w:szCs w:val="18"/>
-          <w:shd w:val="clear" w:color="auto" w:fill="80C687" w:themeFill="background1" w:themeFillShade="BF"/>
+          <w:shd w:val="clear" w:color="auto" w:fill="BFBFBF" w:themeFill="background1" w:themeFillShade="BF"/>
         </w:rPr>
         <w:t>()["no"];</w:t>
       </w:r>
@@ -8339,7 +8506,7 @@
           <w:color w:val="0000CC"/>
           <w:sz w:val="18"/>
           <w:szCs w:val="18"/>
-          <w:shd w:val="clear" w:color="auto" w:fill="80C687" w:themeFill="background1" w:themeFillShade="BF"/>
+          <w:shd w:val="clear" w:color="auto" w:fill="BFBFBF" w:themeFill="background1" w:themeFillShade="BF"/>
         </w:rPr>
       </w:pPr>
       <w:proofErr w:type="spellStart"/>
@@ -8349,7 +8516,7 @@
           <w:color w:val="0000CC"/>
           <w:sz w:val="18"/>
           <w:szCs w:val="18"/>
-          <w:shd w:val="clear" w:color="auto" w:fill="80C687" w:themeFill="background1" w:themeFillShade="BF"/>
+          <w:shd w:val="clear" w:color="auto" w:fill="BFBFBF" w:themeFill="background1" w:themeFillShade="BF"/>
         </w:rPr>
         <w:t>var</w:t>
       </w:r>
@@ -8360,7 +8527,7 @@
           <w:color w:val="0000CC"/>
           <w:sz w:val="18"/>
           <w:szCs w:val="18"/>
-          <w:shd w:val="clear" w:color="auto" w:fill="80C687" w:themeFill="background1" w:themeFillShade="BF"/>
+          <w:shd w:val="clear" w:color="auto" w:fill="BFBFBF" w:themeFill="background1" w:themeFillShade="BF"/>
         </w:rPr>
         <w:t xml:space="preserve"> score = </w:t>
       </w:r>
@@ -8370,7 +8537,7 @@
           <w:color w:val="0000CC"/>
           <w:sz w:val="18"/>
           <w:szCs w:val="18"/>
-          <w:shd w:val="clear" w:color="auto" w:fill="80C687" w:themeFill="background1" w:themeFillShade="BF"/>
+          <w:shd w:val="clear" w:color="auto" w:fill="BFBFBF" w:themeFill="background1" w:themeFillShade="BF"/>
         </w:rPr>
         <w:t>rc.current</w:t>
       </w:r>
@@ -8380,7 +8547,7 @@
           <w:color w:val="0000CC"/>
           <w:sz w:val="18"/>
           <w:szCs w:val="18"/>
-          <w:shd w:val="clear" w:color="auto" w:fill="80C687" w:themeFill="background1" w:themeFillShade="BF"/>
+          <w:shd w:val="clear" w:color="auto" w:fill="BFBFBF" w:themeFill="background1" w:themeFillShade="BF"/>
         </w:rPr>
         <w:t>().</w:t>
       </w:r>
@@ -8390,7 +8557,7 @@
           <w:color w:val="0000CC"/>
           <w:sz w:val="18"/>
           <w:szCs w:val="18"/>
-          <w:shd w:val="clear" w:color="auto" w:fill="80C687" w:themeFill="background1" w:themeFillShade="BF"/>
+          <w:shd w:val="clear" w:color="auto" w:fill="BFBFBF" w:themeFill="background1" w:themeFillShade="BF"/>
         </w:rPr>
         <w:t>toObj</w:t>
       </w:r>
@@ -8400,7 +8567,7 @@
           <w:color w:val="0000CC"/>
           <w:sz w:val="18"/>
           <w:szCs w:val="18"/>
-          <w:shd w:val="clear" w:color="auto" w:fill="80C687" w:themeFill="background1" w:themeFillShade="BF"/>
+          <w:shd w:val="clear" w:color="auto" w:fill="BFBFBF" w:themeFill="background1" w:themeFillShade="BF"/>
         </w:rPr>
         <w:t>()["score"];</w:t>
       </w:r>
@@ -8411,16 +8578,16 @@
           <w:color w:val="0000CC"/>
           <w:sz w:val="18"/>
           <w:szCs w:val="18"/>
-          <w:shd w:val="clear" w:color="auto" w:fill="80C687" w:themeFill="background1" w:themeFillShade="BF"/>
-        </w:rPr>
-      </w:pPr>
-      <w:r>
-        <w:rPr>
-          <w:rFonts w:hint="eastAsia"/>
-          <w:color w:val="0000CC"/>
-          <w:sz w:val="18"/>
-          <w:szCs w:val="18"/>
-          <w:shd w:val="clear" w:color="auto" w:fill="80C687" w:themeFill="background1" w:themeFillShade="BF"/>
+          <w:shd w:val="clear" w:color="auto" w:fill="BFBFBF" w:themeFill="background1" w:themeFillShade="BF"/>
+        </w:rPr>
+      </w:pPr>
+      <w:r>
+        <w:rPr>
+          <w:rFonts w:hint="eastAsia"/>
+          <w:color w:val="0000CC"/>
+          <w:sz w:val="18"/>
+          <w:szCs w:val="18"/>
+          <w:shd w:val="clear" w:color="auto" w:fill="BFBFBF" w:themeFill="background1" w:themeFillShade="BF"/>
         </w:rPr>
         <w:t>改为</w:t>
       </w:r>
@@ -8431,7 +8598,7 @@
           <w:color w:val="0000CC"/>
           <w:sz w:val="18"/>
           <w:szCs w:val="18"/>
-          <w:shd w:val="clear" w:color="auto" w:fill="80C687" w:themeFill="background1" w:themeFillShade="BF"/>
+          <w:shd w:val="clear" w:color="auto" w:fill="BFBFBF" w:themeFill="background1" w:themeFillShade="BF"/>
         </w:rPr>
       </w:pPr>
       <w:proofErr w:type="spellStart"/>
@@ -8441,7 +8608,7 @@
           <w:color w:val="0000CC"/>
           <w:sz w:val="18"/>
           <w:szCs w:val="18"/>
-          <w:shd w:val="clear" w:color="auto" w:fill="80C687" w:themeFill="background1" w:themeFillShade="BF"/>
+          <w:shd w:val="clear" w:color="auto" w:fill="BFBFBF" w:themeFill="background1" w:themeFillShade="BF"/>
         </w:rPr>
         <w:t>var</w:t>
       </w:r>
@@ -8452,7 +8619,7 @@
           <w:color w:val="0000CC"/>
           <w:sz w:val="18"/>
           <w:szCs w:val="18"/>
-          <w:shd w:val="clear" w:color="auto" w:fill="80C687" w:themeFill="background1" w:themeFillShade="BF"/>
+          <w:shd w:val="clear" w:color="auto" w:fill="BFBFBF" w:themeFill="background1" w:themeFillShade="BF"/>
         </w:rPr>
         <w:t xml:space="preserve"> no  </w:t>
       </w:r>
@@ -8461,7 +8628,7 @@
           <w:color w:val="0000CC"/>
           <w:sz w:val="18"/>
           <w:szCs w:val="18"/>
-          <w:shd w:val="clear" w:color="auto" w:fill="80C687" w:themeFill="background1" w:themeFillShade="BF"/>
+          <w:shd w:val="clear" w:color="auto" w:fill="BFBFBF" w:themeFill="background1" w:themeFillShade="BF"/>
         </w:rPr>
         <w:t xml:space="preserve">= </w:t>
       </w:r>
@@ -8471,7 +8638,7 @@
           <w:color w:val="0000CC"/>
           <w:sz w:val="18"/>
           <w:szCs w:val="18"/>
-          <w:shd w:val="clear" w:color="auto" w:fill="80C687" w:themeFill="background1" w:themeFillShade="BF"/>
+          <w:shd w:val="clear" w:color="auto" w:fill="BFBFBF" w:themeFill="background1" w:themeFillShade="BF"/>
         </w:rPr>
         <w:t>rc.current</w:t>
       </w:r>
@@ -8481,7 +8648,7 @@
           <w:color w:val="0000CC"/>
           <w:sz w:val="18"/>
           <w:szCs w:val="18"/>
-          <w:shd w:val="clear" w:color="auto" w:fill="80C687" w:themeFill="background1" w:themeFillShade="BF"/>
+          <w:shd w:val="clear" w:color="auto" w:fill="BFBFBF" w:themeFill="background1" w:themeFillShade="BF"/>
         </w:rPr>
         <w:t>().</w:t>
       </w:r>
@@ -8491,7 +8658,7 @@
           <w:color w:val="0000CC"/>
           <w:sz w:val="18"/>
           <w:szCs w:val="18"/>
-          <w:shd w:val="clear" w:color="auto" w:fill="80C687" w:themeFill="background1" w:themeFillShade="BF"/>
+          <w:shd w:val="clear" w:color="auto" w:fill="BFBFBF" w:themeFill="background1" w:themeFillShade="BF"/>
         </w:rPr>
         <w:t>toObj</w:t>
       </w:r>
@@ -8501,7 +8668,7 @@
           <w:color w:val="0000CC"/>
           <w:sz w:val="18"/>
           <w:szCs w:val="18"/>
-          <w:shd w:val="clear" w:color="auto" w:fill="80C687" w:themeFill="background1" w:themeFillShade="BF"/>
+          <w:shd w:val="clear" w:color="auto" w:fill="BFBFBF" w:themeFill="background1" w:themeFillShade="BF"/>
         </w:rPr>
         <w:t>()["no"];</w:t>
       </w:r>
@@ -8514,7 +8681,7 @@
           <w:color w:val="0000CC"/>
           <w:sz w:val="18"/>
           <w:szCs w:val="18"/>
-          <w:shd w:val="clear" w:color="auto" w:fill="80C687" w:themeFill="background1" w:themeFillShade="BF"/>
+          <w:shd w:val="clear" w:color="auto" w:fill="BFBFBF" w:themeFill="background1" w:themeFillShade="BF"/>
         </w:rPr>
         <w:t>var</w:t>
       </w:r>
@@ -8525,7 +8692,7 @@
           <w:color w:val="0000CC"/>
           <w:sz w:val="18"/>
           <w:szCs w:val="18"/>
-          <w:shd w:val="clear" w:color="auto" w:fill="80C687" w:themeFill="background1" w:themeFillShade="BF"/>
+          <w:shd w:val="clear" w:color="auto" w:fill="BFBFBF" w:themeFill="background1" w:themeFillShade="BF"/>
         </w:rPr>
         <w:t xml:space="preserve"> score</w:t>
       </w:r>
@@ -8534,7 +8701,7 @@
           <w:color w:val="0000CC"/>
           <w:sz w:val="18"/>
           <w:szCs w:val="18"/>
-          <w:shd w:val="clear" w:color="auto" w:fill="80C687" w:themeFill="background1" w:themeFillShade="BF"/>
+          <w:shd w:val="clear" w:color="auto" w:fill="BFBFBF" w:themeFill="background1" w:themeFillShade="BF"/>
         </w:rPr>
         <w:t xml:space="preserve">= </w:t>
       </w:r>
@@ -8544,7 +8711,7 @@
           <w:color w:val="0000CC"/>
           <w:sz w:val="18"/>
           <w:szCs w:val="18"/>
-          <w:shd w:val="clear" w:color="auto" w:fill="80C687" w:themeFill="background1" w:themeFillShade="BF"/>
+          <w:shd w:val="clear" w:color="auto" w:fill="BFBFBF" w:themeFill="background1" w:themeFillShade="BF"/>
         </w:rPr>
         <w:t>rc.current</w:t>
       </w:r>
@@ -8554,7 +8721,7 @@
           <w:color w:val="0000CC"/>
           <w:sz w:val="18"/>
           <w:szCs w:val="18"/>
-          <w:shd w:val="clear" w:color="auto" w:fill="80C687" w:themeFill="background1" w:themeFillShade="BF"/>
+          <w:shd w:val="clear" w:color="auto" w:fill="BFBFBF" w:themeFill="background1" w:themeFillShade="BF"/>
         </w:rPr>
         <w:t>().</w:t>
       </w:r>
@@ -8564,7 +8731,7 @@
           <w:color w:val="0000CC"/>
           <w:sz w:val="18"/>
           <w:szCs w:val="18"/>
-          <w:shd w:val="clear" w:color="auto" w:fill="80C687" w:themeFill="background1" w:themeFillShade="BF"/>
+          <w:shd w:val="clear" w:color="auto" w:fill="BFBFBF" w:themeFill="background1" w:themeFillShade="BF"/>
         </w:rPr>
         <w:t>toObj</w:t>
       </w:r>
@@ -8574,7 +8741,7 @@
           <w:color w:val="0000CC"/>
           <w:sz w:val="18"/>
           <w:szCs w:val="18"/>
-          <w:shd w:val="clear" w:color="auto" w:fill="80C687" w:themeFill="background1" w:themeFillShade="BF"/>
+          <w:shd w:val="clear" w:color="auto" w:fill="BFBFBF" w:themeFill="background1" w:themeFillShade="BF"/>
         </w:rPr>
         <w:t>()["score"];</w:t>
       </w:r>
@@ -8610,7 +8777,7 @@
           <w:color w:val="0000CC"/>
           <w:sz w:val="18"/>
           <w:szCs w:val="18"/>
-          <w:shd w:val="clear" w:color="auto" w:fill="80C687" w:themeFill="background1" w:themeFillShade="BF"/>
+          <w:shd w:val="clear" w:color="auto" w:fill="BFBFBF" w:themeFill="background1" w:themeFillShade="BF"/>
         </w:rPr>
       </w:pPr>
       <w:proofErr w:type="gramStart"/>
@@ -8619,7 +8786,7 @@
           <w:color w:val="0000CC"/>
           <w:sz w:val="18"/>
           <w:szCs w:val="18"/>
-          <w:shd w:val="clear" w:color="auto" w:fill="80C687" w:themeFill="background1" w:themeFillShade="BF"/>
+          <w:shd w:val="clear" w:color="auto" w:fill="BFBFBF" w:themeFill="background1" w:themeFillShade="BF"/>
         </w:rPr>
         <w:t>if</w:t>
       </w:r>
@@ -8629,7 +8796,7 @@
           <w:color w:val="0000CC"/>
           <w:sz w:val="18"/>
           <w:szCs w:val="18"/>
-          <w:shd w:val="clear" w:color="auto" w:fill="80C687" w:themeFill="background1" w:themeFillShade="BF"/>
+          <w:shd w:val="clear" w:color="auto" w:fill="BFBFBF" w:themeFill="background1" w:themeFillShade="BF"/>
         </w:rPr>
         <w:t xml:space="preserve"> ( "</w:t>
       </w:r>
@@ -8639,7 +8806,7 @@
           <w:color w:val="0000CC"/>
           <w:sz w:val="18"/>
           <w:szCs w:val="18"/>
-          <w:shd w:val="clear" w:color="auto" w:fill="80C687" w:themeFill="background1" w:themeFillShade="BF"/>
+          <w:shd w:val="clear" w:color="auto" w:fill="BFBFBF" w:themeFill="background1" w:themeFillShade="BF"/>
         </w:rPr>
         <w:t>SYSCatalogGroup</w:t>
       </w:r>
@@ -8649,7 +8816,7 @@
           <w:color w:val="0000CC"/>
           <w:sz w:val="18"/>
           <w:szCs w:val="18"/>
-          <w:shd w:val="clear" w:color="auto" w:fill="80C687" w:themeFill="background1" w:themeFillShade="BF"/>
+          <w:shd w:val="clear" w:color="auto" w:fill="BFBFBF" w:themeFill="background1" w:themeFillShade="BF"/>
         </w:rPr>
         <w:t>"</w:t>
       </w:r>
@@ -8659,7 +8826,7 @@
           <w:color w:val="0000CC"/>
           <w:sz w:val="18"/>
           <w:szCs w:val="18"/>
-          <w:shd w:val="clear" w:color="auto" w:fill="80C687" w:themeFill="background1" w:themeFillShade="BF"/>
+          <w:shd w:val="clear" w:color="auto" w:fill="BFBFBF" w:themeFill="background1" w:themeFillShade="BF"/>
         </w:rPr>
         <w:t xml:space="preserve"> </w:t>
       </w:r>
@@ -8668,7 +8835,7 @@
           <w:color w:val="0000CC"/>
           <w:sz w:val="18"/>
           <w:szCs w:val="18"/>
-          <w:shd w:val="clear" w:color="auto" w:fill="80C687" w:themeFill="background1" w:themeFillShade="BF"/>
+          <w:shd w:val="clear" w:color="auto" w:fill="BFBFBF" w:themeFill="background1" w:themeFillShade="BF"/>
         </w:rPr>
         <w:t xml:space="preserve">!== </w:t>
       </w:r>
@@ -8678,7 +8845,7 @@
           <w:color w:val="0000CC"/>
           <w:sz w:val="18"/>
           <w:szCs w:val="18"/>
-          <w:shd w:val="clear" w:color="auto" w:fill="80C687" w:themeFill="background1" w:themeFillShade="BF"/>
+          <w:shd w:val="clear" w:color="auto" w:fill="BFBFBF" w:themeFill="background1" w:themeFillShade="BF"/>
         </w:rPr>
         <w:t>groupName</w:t>
       </w:r>
@@ -8688,7 +8855,7 @@
           <w:color w:val="0000CC"/>
           <w:sz w:val="18"/>
           <w:szCs w:val="18"/>
-          <w:shd w:val="clear" w:color="auto" w:fill="80C687" w:themeFill="background1" w:themeFillShade="BF"/>
+          <w:shd w:val="clear" w:color="auto" w:fill="BFBFBF" w:themeFill="background1" w:themeFillShade="BF"/>
         </w:rPr>
         <w:t xml:space="preserve"> &amp;&amp; "</w:t>
       </w:r>
@@ -8698,7 +8865,7 @@
           <w:color w:val="0000CC"/>
           <w:sz w:val="18"/>
           <w:szCs w:val="18"/>
-          <w:shd w:val="clear" w:color="auto" w:fill="80C687" w:themeFill="background1" w:themeFillShade="BF"/>
+          <w:shd w:val="clear" w:color="auto" w:fill="BFBFBF" w:themeFill="background1" w:themeFillShade="BF"/>
         </w:rPr>
         <w:t>SYSCoord</w:t>
       </w:r>
@@ -8708,7 +8875,7 @@
           <w:color w:val="0000CC"/>
           <w:sz w:val="18"/>
           <w:szCs w:val="18"/>
-          <w:shd w:val="clear" w:color="auto" w:fill="80C687" w:themeFill="background1" w:themeFillShade="BF"/>
+          <w:shd w:val="clear" w:color="auto" w:fill="BFBFBF" w:themeFill="background1" w:themeFillShade="BF"/>
         </w:rPr>
         <w:t>”</w:t>
       </w:r>
@@ -8718,7 +8885,7 @@
           <w:color w:val="0000CC"/>
           <w:sz w:val="18"/>
           <w:szCs w:val="18"/>
-          <w:shd w:val="clear" w:color="auto" w:fill="80C687" w:themeFill="background1" w:themeFillShade="BF"/>
+          <w:shd w:val="clear" w:color="auto" w:fill="BFBFBF" w:themeFill="background1" w:themeFillShade="BF"/>
         </w:rPr>
         <w:t xml:space="preserve"> </w:t>
       </w:r>
@@ -8727,7 +8894,7 @@
           <w:color w:val="0000CC"/>
           <w:sz w:val="18"/>
           <w:szCs w:val="18"/>
-          <w:shd w:val="clear" w:color="auto" w:fill="80C687" w:themeFill="background1" w:themeFillShade="BF"/>
+          <w:shd w:val="clear" w:color="auto" w:fill="BFBFBF" w:themeFill="background1" w:themeFillShade="BF"/>
         </w:rPr>
         <w:t xml:space="preserve">!== </w:t>
       </w:r>
@@ -8737,7 +8904,7 @@
           <w:color w:val="0000CC"/>
           <w:sz w:val="18"/>
           <w:szCs w:val="18"/>
-          <w:shd w:val="clear" w:color="auto" w:fill="80C687" w:themeFill="background1" w:themeFillShade="BF"/>
+          <w:shd w:val="clear" w:color="auto" w:fill="BFBFBF" w:themeFill="background1" w:themeFillShade="BF"/>
         </w:rPr>
         <w:t>groupName</w:t>
       </w:r>
@@ -8747,7 +8914,7 @@
           <w:color w:val="0000CC"/>
           <w:sz w:val="18"/>
           <w:szCs w:val="18"/>
-          <w:shd w:val="clear" w:color="auto" w:fill="80C687" w:themeFill="background1" w:themeFillShade="BF"/>
+          <w:shd w:val="clear" w:color="auto" w:fill="BFBFBF" w:themeFill="background1" w:themeFillShade="BF"/>
         </w:rPr>
         <w:t xml:space="preserve"> </w:t>
       </w:r>
@@ -8757,7 +8924,7 @@
           <w:color w:val="0000CC"/>
           <w:sz w:val="18"/>
           <w:szCs w:val="18"/>
-          <w:shd w:val="clear" w:color="auto" w:fill="80C687" w:themeFill="background1" w:themeFillShade="BF"/>
+          <w:shd w:val="clear" w:color="auto" w:fill="BFBFBF" w:themeFill="background1" w:themeFillShade="BF"/>
         </w:rPr>
         <w:t xml:space="preserve">&amp;&amp; </w:t>
       </w:r>
@@ -8766,7 +8933,7 @@
           <w:color w:val="0000CC"/>
           <w:sz w:val="18"/>
           <w:szCs w:val="18"/>
-          <w:shd w:val="clear" w:color="auto" w:fill="80C687" w:themeFill="background1" w:themeFillShade="BF"/>
+          <w:shd w:val="clear" w:color="auto" w:fill="BFBFBF" w:themeFill="background1" w:themeFillShade="BF"/>
         </w:rPr>
         <w:t>"</w:t>
       </w:r>
@@ -8777,7 +8944,7 @@
           <w:color w:val="0000CC"/>
           <w:sz w:val="18"/>
           <w:szCs w:val="18"/>
-          <w:shd w:val="clear" w:color="auto" w:fill="80C687" w:themeFill="background1" w:themeFillShade="BF"/>
+          <w:shd w:val="clear" w:color="auto" w:fill="BFBFBF" w:themeFill="background1" w:themeFillShade="BF"/>
         </w:rPr>
         <w:t>SYSSpare</w:t>
       </w:r>
@@ -8787,7 +8954,7 @@
           <w:color w:val="0000CC"/>
           <w:sz w:val="18"/>
           <w:szCs w:val="18"/>
-          <w:shd w:val="clear" w:color="auto" w:fill="80C687" w:themeFill="background1" w:themeFillShade="BF"/>
+          <w:shd w:val="clear" w:color="auto" w:fill="BFBFBF" w:themeFill="background1" w:themeFillShade="BF"/>
         </w:rPr>
         <w:t>”</w:t>
       </w:r>
@@ -8797,7 +8964,7 @@
           <w:color w:val="0000CC"/>
           <w:sz w:val="18"/>
           <w:szCs w:val="18"/>
-          <w:shd w:val="clear" w:color="auto" w:fill="80C687" w:themeFill="background1" w:themeFillShade="BF"/>
+          <w:shd w:val="clear" w:color="auto" w:fill="BFBFBF" w:themeFill="background1" w:themeFillShade="BF"/>
         </w:rPr>
         <w:t xml:space="preserve"> </w:t>
       </w:r>
@@ -8806,7 +8973,7 @@
           <w:color w:val="0000CC"/>
           <w:sz w:val="18"/>
           <w:szCs w:val="18"/>
-          <w:shd w:val="clear" w:color="auto" w:fill="80C687" w:themeFill="background1" w:themeFillShade="BF"/>
+          <w:shd w:val="clear" w:color="auto" w:fill="BFBFBF" w:themeFill="background1" w:themeFillShade="BF"/>
         </w:rPr>
         <w:t xml:space="preserve">!== </w:t>
       </w:r>
@@ -8816,7 +8983,7 @@
           <w:color w:val="0000CC"/>
           <w:sz w:val="18"/>
           <w:szCs w:val="18"/>
-          <w:shd w:val="clear" w:color="auto" w:fill="80C687" w:themeFill="background1" w:themeFillShade="BF"/>
+          <w:shd w:val="clear" w:color="auto" w:fill="BFBFBF" w:themeFill="background1" w:themeFillShade="BF"/>
         </w:rPr>
         <w:t>groupName</w:t>
       </w:r>
@@ -8826,7 +8993,7 @@
           <w:color w:val="0000CC"/>
           <w:sz w:val="18"/>
           <w:szCs w:val="18"/>
-          <w:shd w:val="clear" w:color="auto" w:fill="80C687" w:themeFill="background1" w:themeFillShade="BF"/>
+          <w:shd w:val="clear" w:color="auto" w:fill="BFBFBF" w:themeFill="background1" w:themeFillShade="BF"/>
         </w:rPr>
         <w:t>)</w:t>
       </w:r>
@@ -8857,7 +9024,7 @@
           <w:color w:val="0000CC"/>
           <w:sz w:val="18"/>
           <w:szCs w:val="18"/>
-          <w:shd w:val="clear" w:color="auto" w:fill="80C687" w:themeFill="background1" w:themeFillShade="BF"/>
+          <w:shd w:val="clear" w:color="auto" w:fill="BFBFBF" w:themeFill="background1" w:themeFillShade="BF"/>
         </w:rPr>
       </w:pPr>
       <w:proofErr w:type="gramStart"/>
@@ -8866,7 +9033,7 @@
           <w:color w:val="0000CC"/>
           <w:sz w:val="18"/>
           <w:szCs w:val="18"/>
-          <w:shd w:val="clear" w:color="auto" w:fill="80C687" w:themeFill="background1" w:themeFillShade="BF"/>
+          <w:shd w:val="clear" w:color="auto" w:fill="BFBFBF" w:themeFill="background1" w:themeFillShade="BF"/>
         </w:rPr>
         <w:t>if</w:t>
       </w:r>
@@ -8876,7 +9043,7 @@
           <w:color w:val="0000CC"/>
           <w:sz w:val="18"/>
           <w:szCs w:val="18"/>
-          <w:shd w:val="clear" w:color="auto" w:fill="80C687" w:themeFill="background1" w:themeFillShade="BF"/>
+          <w:shd w:val="clear" w:color="auto" w:fill="BFBFBF" w:themeFill="background1" w:themeFillShade="BF"/>
         </w:rPr>
         <w:t xml:space="preserve"> ( </w:t>
       </w:r>
@@ -8886,7 +9053,7 @@
           <w:color w:val="0000CC"/>
           <w:sz w:val="18"/>
           <w:szCs w:val="18"/>
-          <w:shd w:val="clear" w:color="auto" w:fill="80C687" w:themeFill="background1" w:themeFillShade="BF"/>
+          <w:shd w:val="clear" w:color="auto" w:fill="BFBFBF" w:themeFill="background1" w:themeFillShade="BF"/>
         </w:rPr>
         <w:t xml:space="preserve">  </w:t>
       </w:r>
@@ -8895,7 +9062,7 @@
           <w:color w:val="0000CC"/>
           <w:sz w:val="18"/>
           <w:szCs w:val="18"/>
-          <w:shd w:val="clear" w:color="auto" w:fill="80C687" w:themeFill="background1" w:themeFillShade="BF"/>
+          <w:shd w:val="clear" w:color="auto" w:fill="BFBFBF" w:themeFill="background1" w:themeFillShade="BF"/>
         </w:rPr>
         <w:t>"</w:t>
       </w:r>
@@ -8905,7 +9072,7 @@
           <w:color w:val="0000CC"/>
           <w:sz w:val="18"/>
           <w:szCs w:val="18"/>
-          <w:shd w:val="clear" w:color="auto" w:fill="80C687" w:themeFill="background1" w:themeFillShade="BF"/>
+          <w:shd w:val="clear" w:color="auto" w:fill="BFBFBF" w:themeFill="background1" w:themeFillShade="BF"/>
         </w:rPr>
         <w:t>SYSCatalogGroup</w:t>
       </w:r>
@@ -8915,7 +9082,7 @@
           <w:color w:val="0000CC"/>
           <w:sz w:val="18"/>
           <w:szCs w:val="18"/>
-          <w:shd w:val="clear" w:color="auto" w:fill="80C687" w:themeFill="background1" w:themeFillShade="BF"/>
+          <w:shd w:val="clear" w:color="auto" w:fill="BFBFBF" w:themeFill="background1" w:themeFillShade="BF"/>
         </w:rPr>
         <w:t>"</w:t>
       </w:r>
@@ -8925,7 +9092,7 @@
           <w:color w:val="0000CC"/>
           <w:sz w:val="18"/>
           <w:szCs w:val="18"/>
-          <w:shd w:val="clear" w:color="auto" w:fill="80C687" w:themeFill="background1" w:themeFillShade="BF"/>
+          <w:shd w:val="clear" w:color="auto" w:fill="BFBFBF" w:themeFill="background1" w:themeFillShade="BF"/>
         </w:rPr>
         <w:t xml:space="preserve"> </w:t>
       </w:r>
@@ -8934,7 +9101,7 @@
           <w:color w:val="0000CC"/>
           <w:sz w:val="18"/>
           <w:szCs w:val="18"/>
-          <w:shd w:val="clear" w:color="auto" w:fill="80C687" w:themeFill="background1" w:themeFillShade="BF"/>
+          <w:shd w:val="clear" w:color="auto" w:fill="BFBFBF" w:themeFill="background1" w:themeFillShade="BF"/>
         </w:rPr>
         <w:t xml:space="preserve">!== </w:t>
       </w:r>
@@ -8944,7 +9111,7 @@
           <w:color w:val="0000CC"/>
           <w:sz w:val="18"/>
           <w:szCs w:val="18"/>
-          <w:shd w:val="clear" w:color="auto" w:fill="80C687" w:themeFill="background1" w:themeFillShade="BF"/>
+          <w:shd w:val="clear" w:color="auto" w:fill="BFBFBF" w:themeFill="background1" w:themeFillShade="BF"/>
         </w:rPr>
         <w:t>groupName</w:t>
       </w:r>
@@ -8954,7 +9121,7 @@
           <w:color w:val="0000CC"/>
           <w:sz w:val="18"/>
           <w:szCs w:val="18"/>
-          <w:shd w:val="clear" w:color="auto" w:fill="80C687" w:themeFill="background1" w:themeFillShade="BF"/>
+          <w:shd w:val="clear" w:color="auto" w:fill="BFBFBF" w:themeFill="background1" w:themeFillShade="BF"/>
         </w:rPr>
         <w:t xml:space="preserve"> </w:t>
       </w:r>
@@ -8965,16 +9132,16 @@
           <w:color w:val="0000CC"/>
           <w:sz w:val="18"/>
           <w:szCs w:val="18"/>
-          <w:shd w:val="clear" w:color="auto" w:fill="80C687" w:themeFill="background1" w:themeFillShade="BF"/>
-        </w:rPr>
-      </w:pPr>
-      <w:r>
-        <w:rPr>
-          <w:rFonts w:hint="eastAsia"/>
-          <w:color w:val="0000CC"/>
-          <w:sz w:val="18"/>
-          <w:szCs w:val="18"/>
-          <w:shd w:val="clear" w:color="auto" w:fill="80C687" w:themeFill="background1" w:themeFillShade="BF"/>
+          <w:shd w:val="clear" w:color="auto" w:fill="BFBFBF" w:themeFill="background1" w:themeFillShade="BF"/>
+        </w:rPr>
+      </w:pPr>
+      <w:r>
+        <w:rPr>
+          <w:rFonts w:hint="eastAsia"/>
+          <w:color w:val="0000CC"/>
+          <w:sz w:val="18"/>
+          <w:szCs w:val="18"/>
+          <w:shd w:val="clear" w:color="auto" w:fill="BFBFBF" w:themeFill="background1" w:themeFillShade="BF"/>
         </w:rPr>
         <w:t xml:space="preserve">  </w:t>
       </w:r>
@@ -8983,7 +9150,7 @@
           <w:color w:val="0000CC"/>
           <w:sz w:val="18"/>
           <w:szCs w:val="18"/>
-          <w:shd w:val="clear" w:color="auto" w:fill="80C687" w:themeFill="background1" w:themeFillShade="BF"/>
+          <w:shd w:val="clear" w:color="auto" w:fill="BFBFBF" w:themeFill="background1" w:themeFillShade="BF"/>
         </w:rPr>
         <w:t>&amp;&amp; "</w:t>
       </w:r>
@@ -8993,7 +9160,7 @@
           <w:color w:val="0000CC"/>
           <w:sz w:val="18"/>
           <w:szCs w:val="18"/>
-          <w:shd w:val="clear" w:color="auto" w:fill="80C687" w:themeFill="background1" w:themeFillShade="BF"/>
+          <w:shd w:val="clear" w:color="auto" w:fill="BFBFBF" w:themeFill="background1" w:themeFillShade="BF"/>
         </w:rPr>
         <w:t>SYSCoord</w:t>
       </w:r>
@@ -9004,7 +9171,7 @@
           <w:color w:val="0000CC"/>
           <w:sz w:val="18"/>
           <w:szCs w:val="18"/>
-          <w:shd w:val="clear" w:color="auto" w:fill="80C687" w:themeFill="background1" w:themeFillShade="BF"/>
+          <w:shd w:val="clear" w:color="auto" w:fill="BFBFBF" w:themeFill="background1" w:themeFillShade="BF"/>
         </w:rPr>
         <w:t>”</w:t>
       </w:r>
@@ -9014,7 +9181,7 @@
           <w:color w:val="0000CC"/>
           <w:sz w:val="18"/>
           <w:szCs w:val="18"/>
-          <w:shd w:val="clear" w:color="auto" w:fill="80C687" w:themeFill="background1" w:themeFillShade="BF"/>
+          <w:shd w:val="clear" w:color="auto" w:fill="BFBFBF" w:themeFill="background1" w:themeFillShade="BF"/>
         </w:rPr>
         <w:t xml:space="preserve"> </w:t>
       </w:r>
@@ -9023,7 +9190,7 @@
           <w:color w:val="0000CC"/>
           <w:sz w:val="18"/>
           <w:szCs w:val="18"/>
-          <w:shd w:val="clear" w:color="auto" w:fill="80C687" w:themeFill="background1" w:themeFillShade="BF"/>
+          <w:shd w:val="clear" w:color="auto" w:fill="BFBFBF" w:themeFill="background1" w:themeFillShade="BF"/>
         </w:rPr>
         <w:t>!</w:t>
       </w:r>
@@ -9033,7 +9200,7 @@
           <w:color w:val="0000CC"/>
           <w:sz w:val="18"/>
           <w:szCs w:val="18"/>
-          <w:shd w:val="clear" w:color="auto" w:fill="80C687" w:themeFill="background1" w:themeFillShade="BF"/>
+          <w:shd w:val="clear" w:color="auto" w:fill="BFBFBF" w:themeFill="background1" w:themeFillShade="BF"/>
         </w:rPr>
         <w:t xml:space="preserve">== </w:t>
       </w:r>
@@ -9043,7 +9210,7 @@
           <w:color w:val="0000CC"/>
           <w:sz w:val="18"/>
           <w:szCs w:val="18"/>
-          <w:shd w:val="clear" w:color="auto" w:fill="80C687" w:themeFill="background1" w:themeFillShade="BF"/>
+          <w:shd w:val="clear" w:color="auto" w:fill="BFBFBF" w:themeFill="background1" w:themeFillShade="BF"/>
         </w:rPr>
         <w:t>groupName</w:t>
       </w:r>
@@ -9053,7 +9220,7 @@
           <w:color w:val="0000CC"/>
           <w:sz w:val="18"/>
           <w:szCs w:val="18"/>
-          <w:shd w:val="clear" w:color="auto" w:fill="80C687" w:themeFill="background1" w:themeFillShade="BF"/>
+          <w:shd w:val="clear" w:color="auto" w:fill="BFBFBF" w:themeFill="background1" w:themeFillShade="BF"/>
         </w:rPr>
         <w:t xml:space="preserve"> </w:t>
       </w:r>
@@ -9064,16 +9231,16 @@
           <w:color w:val="0000CC"/>
           <w:sz w:val="18"/>
           <w:szCs w:val="18"/>
-          <w:shd w:val="clear" w:color="auto" w:fill="80C687" w:themeFill="background1" w:themeFillShade="BF"/>
-        </w:rPr>
-      </w:pPr>
-      <w:r>
-        <w:rPr>
-          <w:rFonts w:hint="eastAsia"/>
-          <w:color w:val="0000CC"/>
-          <w:sz w:val="18"/>
-          <w:szCs w:val="18"/>
-          <w:shd w:val="clear" w:color="auto" w:fill="80C687" w:themeFill="background1" w:themeFillShade="BF"/>
+          <w:shd w:val="clear" w:color="auto" w:fill="BFBFBF" w:themeFill="background1" w:themeFillShade="BF"/>
+        </w:rPr>
+      </w:pPr>
+      <w:r>
+        <w:rPr>
+          <w:rFonts w:hint="eastAsia"/>
+          <w:color w:val="0000CC"/>
+          <w:sz w:val="18"/>
+          <w:szCs w:val="18"/>
+          <w:shd w:val="clear" w:color="auto" w:fill="BFBFBF" w:themeFill="background1" w:themeFillShade="BF"/>
         </w:rPr>
         <w:t xml:space="preserve">  &amp;&amp; </w:t>
       </w:r>
@@ -9082,7 +9249,7 @@
           <w:color w:val="0000CC"/>
           <w:sz w:val="18"/>
           <w:szCs w:val="18"/>
-          <w:shd w:val="clear" w:color="auto" w:fill="80C687" w:themeFill="background1" w:themeFillShade="BF"/>
+          <w:shd w:val="clear" w:color="auto" w:fill="BFBFBF" w:themeFill="background1" w:themeFillShade="BF"/>
         </w:rPr>
         <w:t>"</w:t>
       </w:r>
@@ -9093,7 +9260,7 @@
           <w:color w:val="0000CC"/>
           <w:sz w:val="18"/>
           <w:szCs w:val="18"/>
-          <w:shd w:val="clear" w:color="auto" w:fill="80C687" w:themeFill="background1" w:themeFillShade="BF"/>
+          <w:shd w:val="clear" w:color="auto" w:fill="BFBFBF" w:themeFill="background1" w:themeFillShade="BF"/>
         </w:rPr>
         <w:t>SYSSpare</w:t>
       </w:r>
@@ -9104,7 +9271,7 @@
           <w:color w:val="0000CC"/>
           <w:sz w:val="18"/>
           <w:szCs w:val="18"/>
-          <w:shd w:val="clear" w:color="auto" w:fill="80C687" w:themeFill="background1" w:themeFillShade="BF"/>
+          <w:shd w:val="clear" w:color="auto" w:fill="BFBFBF" w:themeFill="background1" w:themeFillShade="BF"/>
         </w:rPr>
         <w:t>”</w:t>
       </w:r>
@@ -9114,7 +9281,7 @@
           <w:color w:val="0000CC"/>
           <w:sz w:val="18"/>
           <w:szCs w:val="18"/>
-          <w:shd w:val="clear" w:color="auto" w:fill="80C687" w:themeFill="background1" w:themeFillShade="BF"/>
+          <w:shd w:val="clear" w:color="auto" w:fill="BFBFBF" w:themeFill="background1" w:themeFillShade="BF"/>
         </w:rPr>
         <w:t xml:space="preserve"> </w:t>
       </w:r>
@@ -9123,7 +9290,7 @@
           <w:color w:val="0000CC"/>
           <w:sz w:val="18"/>
           <w:szCs w:val="18"/>
-          <w:shd w:val="clear" w:color="auto" w:fill="80C687" w:themeFill="background1" w:themeFillShade="BF"/>
+          <w:shd w:val="clear" w:color="auto" w:fill="BFBFBF" w:themeFill="background1" w:themeFillShade="BF"/>
         </w:rPr>
         <w:t>!</w:t>
       </w:r>
@@ -9133,7 +9300,7 @@
           <w:color w:val="0000CC"/>
           <w:sz w:val="18"/>
           <w:szCs w:val="18"/>
-          <w:shd w:val="clear" w:color="auto" w:fill="80C687" w:themeFill="background1" w:themeFillShade="BF"/>
+          <w:shd w:val="clear" w:color="auto" w:fill="BFBFBF" w:themeFill="background1" w:themeFillShade="BF"/>
         </w:rPr>
         <w:t xml:space="preserve">== </w:t>
       </w:r>
@@ -9143,7 +9310,7 @@
           <w:color w:val="0000CC"/>
           <w:sz w:val="18"/>
           <w:szCs w:val="18"/>
-          <w:shd w:val="clear" w:color="auto" w:fill="80C687" w:themeFill="background1" w:themeFillShade="BF"/>
+          <w:shd w:val="clear" w:color="auto" w:fill="BFBFBF" w:themeFill="background1" w:themeFillShade="BF"/>
         </w:rPr>
         <w:t>groupName</w:t>
       </w:r>
@@ -9154,7 +9321,7 @@
           <w:color w:val="0000CC"/>
           <w:sz w:val="18"/>
           <w:szCs w:val="18"/>
-          <w:shd w:val="clear" w:color="auto" w:fill="80C687" w:themeFill="background1" w:themeFillShade="BF"/>
+          <w:shd w:val="clear" w:color="auto" w:fill="BFBFBF" w:themeFill="background1" w:themeFillShade="BF"/>
         </w:rPr>
         <w:t xml:space="preserve"> </w:t>
       </w:r>
@@ -9163,7 +9330,7 @@
           <w:color w:val="0000CC"/>
           <w:sz w:val="18"/>
           <w:szCs w:val="18"/>
-          <w:shd w:val="clear" w:color="auto" w:fill="80C687" w:themeFill="background1" w:themeFillShade="BF"/>
+          <w:shd w:val="clear" w:color="auto" w:fill="BFBFBF" w:themeFill="background1" w:themeFillShade="BF"/>
         </w:rPr>
         <w:t>)</w:t>
       </w:r>
@@ -9181,6 +9348,119 @@
 <file path=word/numbering.xml><?xml version="1.0" encoding="utf-8"?>
 <w:numbering xmlns:ve="http://schemas.openxmlformats.org/markup-compatibility/2006" xmlns:o="urn:schemas-microsoft-com:office:office" xmlns:r="http://schemas.openxmlformats.org/officeDocument/2006/relationships" xmlns:m="http://schemas.openxmlformats.org/officeDocument/2006/math" xmlns:v="urn:schemas-microsoft-com:vml" xmlns:wp="http://schemas.openxmlformats.org/drawingml/2006/wordprocessingDrawing" xmlns:w10="urn:schemas-microsoft-com:office:word" xmlns:w="http://schemas.openxmlformats.org/wordprocessingml/2006/main" xmlns:wne="http://schemas.microsoft.com/office/word/2006/wordml">
   <w:abstractNum w:abstractNumId="0">
+    <w:nsid w:val="01A71579"/>
+    <w:multiLevelType w:val="hybridMultilevel"/>
+    <w:tmpl w:val="DC788DB2"/>
+    <w:lvl w:ilvl="0" w:tplc="04090009">
+      <w:start w:val="1"/>
+      <w:numFmt w:val="bullet"/>
+      <w:lvlText w:val=""/>
+      <w:lvlJc w:val="left"/>
+      <w:pPr>
+        <w:ind w:left="420" w:hanging="420"/>
+      </w:pPr>
+      <w:rPr>
+        <w:rFonts w:ascii="Wingdings" w:hAnsi="Wingdings" w:hint="default"/>
+      </w:rPr>
+    </w:lvl>
+    <w:lvl w:ilvl="1" w:tplc="04090003" w:tentative="1">
+      <w:start w:val="1"/>
+      <w:numFmt w:val="bullet"/>
+      <w:lvlText w:val=""/>
+      <w:lvlJc w:val="left"/>
+      <w:pPr>
+        <w:ind w:left="840" w:hanging="420"/>
+      </w:pPr>
+      <w:rPr>
+        <w:rFonts w:ascii="Wingdings" w:hAnsi="Wingdings" w:hint="default"/>
+      </w:rPr>
+    </w:lvl>
+    <w:lvl w:ilvl="2" w:tplc="04090005" w:tentative="1">
+      <w:start w:val="1"/>
+      <w:numFmt w:val="bullet"/>
+      <w:lvlText w:val=""/>
+      <w:lvlJc w:val="left"/>
+      <w:pPr>
+        <w:ind w:left="1260" w:hanging="420"/>
+      </w:pPr>
+      <w:rPr>
+        <w:rFonts w:ascii="Wingdings" w:hAnsi="Wingdings" w:hint="default"/>
+      </w:rPr>
+    </w:lvl>
+    <w:lvl w:ilvl="3" w:tplc="04090001" w:tentative="1">
+      <w:start w:val="1"/>
+      <w:numFmt w:val="bullet"/>
+      <w:lvlText w:val=""/>
+      <w:lvlJc w:val="left"/>
+      <w:pPr>
+        <w:ind w:left="1680" w:hanging="420"/>
+      </w:pPr>
+      <w:rPr>
+        <w:rFonts w:ascii="Wingdings" w:hAnsi="Wingdings" w:hint="default"/>
+      </w:rPr>
+    </w:lvl>
+    <w:lvl w:ilvl="4" w:tplc="04090003" w:tentative="1">
+      <w:start w:val="1"/>
+      <w:numFmt w:val="bullet"/>
+      <w:lvlText w:val=""/>
+      <w:lvlJc w:val="left"/>
+      <w:pPr>
+        <w:ind w:left="2100" w:hanging="420"/>
+      </w:pPr>
+      <w:rPr>
+        <w:rFonts w:ascii="Wingdings" w:hAnsi="Wingdings" w:hint="default"/>
+      </w:rPr>
+    </w:lvl>
+    <w:lvl w:ilvl="5" w:tplc="04090005" w:tentative="1">
+      <w:start w:val="1"/>
+      <w:numFmt w:val="bullet"/>
+      <w:lvlText w:val=""/>
+      <w:lvlJc w:val="left"/>
+      <w:pPr>
+        <w:ind w:left="2520" w:hanging="420"/>
+      </w:pPr>
+      <w:rPr>
+        <w:rFonts w:ascii="Wingdings" w:hAnsi="Wingdings" w:hint="default"/>
+      </w:rPr>
+    </w:lvl>
+    <w:lvl w:ilvl="6" w:tplc="04090001" w:tentative="1">
+      <w:start w:val="1"/>
+      <w:numFmt w:val="bullet"/>
+      <w:lvlText w:val=""/>
+      <w:lvlJc w:val="left"/>
+      <w:pPr>
+        <w:ind w:left="2940" w:hanging="420"/>
+      </w:pPr>
+      <w:rPr>
+        <w:rFonts w:ascii="Wingdings" w:hAnsi="Wingdings" w:hint="default"/>
+      </w:rPr>
+    </w:lvl>
+    <w:lvl w:ilvl="7" w:tplc="04090003" w:tentative="1">
+      <w:start w:val="1"/>
+      <w:numFmt w:val="bullet"/>
+      <w:lvlText w:val=""/>
+      <w:lvlJc w:val="left"/>
+      <w:pPr>
+        <w:ind w:left="3360" w:hanging="420"/>
+      </w:pPr>
+      <w:rPr>
+        <w:rFonts w:ascii="Wingdings" w:hAnsi="Wingdings" w:hint="default"/>
+      </w:rPr>
+    </w:lvl>
+    <w:lvl w:ilvl="8" w:tplc="04090005" w:tentative="1">
+      <w:start w:val="1"/>
+      <w:numFmt w:val="bullet"/>
+      <w:lvlText w:val=""/>
+      <w:lvlJc w:val="left"/>
+      <w:pPr>
+        <w:ind w:left="3780" w:hanging="420"/>
+      </w:pPr>
+      <w:rPr>
+        <w:rFonts w:ascii="Wingdings" w:hAnsi="Wingdings" w:hint="default"/>
+      </w:rPr>
+    </w:lvl>
+  </w:abstractNum>
+  <w:abstractNum w:abstractNumId="1">
     <w:nsid w:val="314F710F"/>
     <w:multiLevelType w:val="hybridMultilevel"/>
     <w:tmpl w:val="1BBEAAB8"/>
@@ -9267,6 +9547,9 @@
     </w:lvl>
   </w:abstractNum>
   <w:num w:numId="1">
+    <w:abstractNumId w:val="1"/>
+  </w:num>
+  <w:num w:numId="2">
     <w:abstractNumId w:val="0"/>
   </w:num>
 </w:numbering>
@@ -9689,7 +9972,7 @@
         <a:sysClr val="windowText" lastClr="000000"/>
       </a:dk1>
       <a:lt1>
-        <a:sysClr val="window" lastClr="CCE8CF"/>
+        <a:sysClr val="window" lastClr="FFFFFF"/>
       </a:lt1>
       <a:dk2>
         <a:srgbClr val="1F497D"/>

--- a/internal_doc/09.规范模板/JS测试用例编写指导书.docx
+++ b/internal_doc/09.规范模板/JS测试用例编写指导书.docx
@@ -369,7 +369,6 @@
           <w:shd w:val="clear" w:color="auto" w:fill="BFBFBF" w:themeFill="background1" w:themeFillShade="BF"/>
         </w:rPr>
       </w:pPr>
-      <w:proofErr w:type="gramStart"/>
       <w:r>
         <w:rPr>
           <w:rFonts w:hint="eastAsia"/>
@@ -392,7 +391,6 @@
         <w:t>sdb</w:t>
       </w:r>
       <w:proofErr w:type="spellEnd"/>
-      <w:proofErr w:type="gramEnd"/>
     </w:p>
     <w:p>
       <w:pPr>
@@ -525,7 +523,6 @@
         <w:tab/>
       </w:r>
       <w:proofErr w:type="spellStart"/>
-      <w:proofErr w:type="gramStart"/>
       <w:r>
         <w:rPr>
           <w:color w:val="0000CC"/>
@@ -536,7 +533,6 @@
         <w:t>var</w:t>
       </w:r>
       <w:proofErr w:type="spellEnd"/>
-      <w:proofErr w:type="gramEnd"/>
       <w:r>
         <w:rPr>
           <w:color w:val="0000CC"/>
@@ -2549,31 +2545,15 @@
           <w:rFonts w:hint="eastAsia"/>
           <w:shd w:val="pct15" w:color="auto" w:fill="FFFFFF"/>
         </w:rPr>
-        <w:t>Feature_</w:t>
-      </w:r>
-      <w:proofErr w:type="gramStart"/>
+        <w:t>Feature_TestPoint</w:t>
+      </w:r>
+      <w:proofErr w:type="spellEnd"/>
       <w:r>
         <w:rPr>
           <w:rFonts w:hint="eastAsia"/>
           <w:shd w:val="pct15" w:color="auto" w:fill="FFFFFF"/>
         </w:rPr>
-        <w:t>TestPoint</w:t>
-      </w:r>
-      <w:proofErr w:type="spellEnd"/>
-      <w:r>
-        <w:rPr>
-          <w:rFonts w:hint="eastAsia"/>
-          <w:shd w:val="pct15" w:color="auto" w:fill="FFFFFF"/>
-        </w:rPr>
-        <w:t>[</w:t>
-      </w:r>
-      <w:proofErr w:type="gramEnd"/>
-      <w:r>
-        <w:rPr>
-          <w:rFonts w:hint="eastAsia"/>
-          <w:shd w:val="pct15" w:color="auto" w:fill="FFFFFF"/>
-        </w:rPr>
-        <w:t>_</w:t>
+        <w:t>[_</w:t>
       </w:r>
       <w:proofErr w:type="spellStart"/>
       <w:r>
@@ -2989,18 +2969,100 @@
           <w:shd w:val="clear" w:color="auto" w:fill="BFBFBF" w:themeFill="background1" w:themeFillShade="BF"/>
         </w:rPr>
       </w:pPr>
-      <w:proofErr w:type="gramStart"/>
-      <w:r>
-        <w:rPr>
-          <w:rFonts w:hint="eastAsia"/>
-          <w:color w:val="0000CC"/>
-          <w:sz w:val="18"/>
-          <w:szCs w:val="18"/>
-          <w:shd w:val="clear" w:color="auto" w:fill="BFBFBF" w:themeFill="background1" w:themeFillShade="BF"/>
-        </w:rPr>
-        <w:t>db</w:t>
-      </w:r>
-      <w:proofErr w:type="gramEnd"/>
+      <w:r>
+        <w:rPr>
+          <w:rFonts w:hint="eastAsia"/>
+          <w:color w:val="0000CC"/>
+          <w:sz w:val="18"/>
+          <w:szCs w:val="18"/>
+          <w:shd w:val="clear" w:color="auto" w:fill="BFBFBF" w:themeFill="background1" w:themeFillShade="BF"/>
+        </w:rPr>
+        <w:t xml:space="preserve">db = new </w:t>
+      </w:r>
+      <w:proofErr w:type="spellStart"/>
+      <w:r>
+        <w:rPr>
+          <w:rFonts w:hint="eastAsia"/>
+          <w:color w:val="0000CC"/>
+          <w:sz w:val="18"/>
+          <w:szCs w:val="18"/>
+          <w:shd w:val="clear" w:color="auto" w:fill="BFBFBF" w:themeFill="background1" w:themeFillShade="BF"/>
+        </w:rPr>
+        <w:t>Sdb</w:t>
+      </w:r>
+      <w:proofErr w:type="spellEnd"/>
+      <w:r>
+        <w:rPr>
+          <w:rFonts w:hint="eastAsia"/>
+          <w:color w:val="0000CC"/>
+          <w:sz w:val="18"/>
+          <w:szCs w:val="18"/>
+          <w:shd w:val="clear" w:color="auto" w:fill="BFBFBF" w:themeFill="background1" w:themeFillShade="BF"/>
+        </w:rPr>
+        <w:t>(</w:t>
+      </w:r>
+      <w:r>
+        <w:rPr>
+          <w:color w:val="0000CC"/>
+          <w:sz w:val="18"/>
+          <w:szCs w:val="18"/>
+          <w:shd w:val="clear" w:color="auto" w:fill="BFBFBF" w:themeFill="background1" w:themeFillShade="BF"/>
+        </w:rPr>
+        <w:t>‘</w:t>
+      </w:r>
+      <w:proofErr w:type="spellStart"/>
+      <w:r>
+        <w:rPr>
+          <w:rFonts w:hint="eastAsia"/>
+          <w:color w:val="0000CC"/>
+          <w:sz w:val="18"/>
+          <w:szCs w:val="18"/>
+          <w:shd w:val="clear" w:color="auto" w:fill="BFBFBF" w:themeFill="background1" w:themeFillShade="BF"/>
+        </w:rPr>
+        <w:t>localhost</w:t>
+      </w:r>
+      <w:proofErr w:type="spellEnd"/>
+      <w:r>
+        <w:rPr>
+          <w:color w:val="0000CC"/>
+          <w:sz w:val="18"/>
+          <w:szCs w:val="18"/>
+          <w:shd w:val="clear" w:color="auto" w:fill="BFBFBF" w:themeFill="background1" w:themeFillShade="BF"/>
+        </w:rPr>
+        <w:t>’</w:t>
+      </w:r>
+      <w:r>
+        <w:rPr>
+          <w:rFonts w:hint="eastAsia"/>
+          <w:color w:val="0000CC"/>
+          <w:sz w:val="18"/>
+          <w:szCs w:val="18"/>
+          <w:shd w:val="clear" w:color="auto" w:fill="BFBFBF" w:themeFill="background1" w:themeFillShade="BF"/>
+        </w:rPr>
+        <w:t>, COORDSVCNAME ) ;</w:t>
+      </w:r>
+    </w:p>
+    <w:p>
+      <w:pPr>
+        <w:rPr>
+          <w:color w:val="0000CC"/>
+          <w:sz w:val="18"/>
+          <w:szCs w:val="18"/>
+          <w:shd w:val="clear" w:color="auto" w:fill="BFBFBF" w:themeFill="background1" w:themeFillShade="BF"/>
+        </w:rPr>
+      </w:pPr>
+      <w:proofErr w:type="spellStart"/>
+      <w:r>
+        <w:rPr>
+          <w:rFonts w:hint="eastAsia"/>
+          <w:color w:val="0000CC"/>
+          <w:sz w:val="18"/>
+          <w:szCs w:val="18"/>
+          <w:shd w:val="clear" w:color="auto" w:fill="BFBFBF" w:themeFill="background1" w:themeFillShade="BF"/>
+        </w:rPr>
+        <w:t>dbcat</w:t>
+      </w:r>
+      <w:proofErr w:type="spellEnd"/>
       <w:r>
         <w:rPr>
           <w:rFonts w:hint="eastAsia"/>
@@ -3071,102 +3133,6 @@
           <w:szCs w:val="18"/>
           <w:shd w:val="clear" w:color="auto" w:fill="BFBFBF" w:themeFill="background1" w:themeFillShade="BF"/>
         </w:rPr>
-        <w:t>, COORDSVCNAME ) ;</w:t>
-      </w:r>
-    </w:p>
-    <w:p>
-      <w:pPr>
-        <w:rPr>
-          <w:color w:val="0000CC"/>
-          <w:sz w:val="18"/>
-          <w:szCs w:val="18"/>
-          <w:shd w:val="clear" w:color="auto" w:fill="BFBFBF" w:themeFill="background1" w:themeFillShade="BF"/>
-        </w:rPr>
-      </w:pPr>
-      <w:proofErr w:type="spellStart"/>
-      <w:proofErr w:type="gramStart"/>
-      <w:r>
-        <w:rPr>
-          <w:rFonts w:hint="eastAsia"/>
-          <w:color w:val="0000CC"/>
-          <w:sz w:val="18"/>
-          <w:szCs w:val="18"/>
-          <w:shd w:val="clear" w:color="auto" w:fill="BFBFBF" w:themeFill="background1" w:themeFillShade="BF"/>
-        </w:rPr>
-        <w:t>dbcat</w:t>
-      </w:r>
-      <w:proofErr w:type="spellEnd"/>
-      <w:proofErr w:type="gramEnd"/>
-      <w:r>
-        <w:rPr>
-          <w:rFonts w:hint="eastAsia"/>
-          <w:color w:val="0000CC"/>
-          <w:sz w:val="18"/>
-          <w:szCs w:val="18"/>
-          <w:shd w:val="clear" w:color="auto" w:fill="BFBFBF" w:themeFill="background1" w:themeFillShade="BF"/>
-        </w:rPr>
-        <w:t xml:space="preserve"> = new </w:t>
-      </w:r>
-      <w:proofErr w:type="spellStart"/>
-      <w:r>
-        <w:rPr>
-          <w:rFonts w:hint="eastAsia"/>
-          <w:color w:val="0000CC"/>
-          <w:sz w:val="18"/>
-          <w:szCs w:val="18"/>
-          <w:shd w:val="clear" w:color="auto" w:fill="BFBFBF" w:themeFill="background1" w:themeFillShade="BF"/>
-        </w:rPr>
-        <w:t>Sdb</w:t>
-      </w:r>
-      <w:proofErr w:type="spellEnd"/>
-      <w:r>
-        <w:rPr>
-          <w:rFonts w:hint="eastAsia"/>
-          <w:color w:val="0000CC"/>
-          <w:sz w:val="18"/>
-          <w:szCs w:val="18"/>
-          <w:shd w:val="clear" w:color="auto" w:fill="BFBFBF" w:themeFill="background1" w:themeFillShade="BF"/>
-        </w:rPr>
-        <w:t>(</w:t>
-      </w:r>
-      <w:r>
-        <w:rPr>
-          <w:color w:val="0000CC"/>
-          <w:sz w:val="18"/>
-          <w:szCs w:val="18"/>
-          <w:shd w:val="clear" w:color="auto" w:fill="BFBFBF" w:themeFill="background1" w:themeFillShade="BF"/>
-        </w:rPr>
-        <w:t>‘</w:t>
-      </w:r>
-      <w:proofErr w:type="spellStart"/>
-      <w:r>
-        <w:rPr>
-          <w:rFonts w:hint="eastAsia"/>
-          <w:color w:val="0000CC"/>
-          <w:sz w:val="18"/>
-          <w:szCs w:val="18"/>
-          <w:shd w:val="clear" w:color="auto" w:fill="BFBFBF" w:themeFill="background1" w:themeFillShade="BF"/>
-        </w:rPr>
-        <w:t>localhost</w:t>
-      </w:r>
-      <w:proofErr w:type="spellEnd"/>
-      <w:r>
-        <w:rPr>
-          <w:color w:val="0000CC"/>
-          <w:sz w:val="18"/>
-          <w:szCs w:val="18"/>
-          <w:shd w:val="clear" w:color="auto" w:fill="BFBFBF" w:themeFill="background1" w:themeFillShade="BF"/>
-        </w:rPr>
-        <w:t>’</w:t>
-      </w:r>
-      <w:r>
-        <w:rPr>
-          <w:rFonts w:hint="eastAsia"/>
-          <w:color w:val="0000CC"/>
-          <w:sz w:val="18"/>
-          <w:szCs w:val="18"/>
-          <w:shd w:val="clear" w:color="auto" w:fill="BFBFBF" w:themeFill="background1" w:themeFillShade="BF"/>
-        </w:rPr>
         <w:t>, CATASVCNAME ) ;</w:t>
       </w:r>
     </w:p>
@@ -3268,9 +3234,6 @@
     <w:p>
       <w:pPr>
         <w:pStyle w:val="Heading2"/>
-        <w:rPr>
-          <w:rFonts w:hint="eastAsia"/>
-        </w:rPr>
       </w:pPr>
       <w:r>
         <w:rPr>
@@ -3280,11 +3243,6 @@
       </w:r>
     </w:p>
     <w:p>
-      <w:pPr>
-        <w:rPr>
-          <w:rFonts w:hint="eastAsia"/>
-        </w:rPr>
-      </w:pPr>
       <w:r>
         <w:rPr>
           <w:rFonts w:hint="eastAsia"/>
@@ -3320,9 +3278,6 @@
           <w:numId w:val="2"/>
         </w:numPr>
         <w:ind w:firstLineChars="0"/>
-        <w:rPr>
-          <w:rFonts w:hint="eastAsia"/>
-        </w:rPr>
       </w:pPr>
       <w:r>
         <w:rPr>
@@ -3383,9 +3338,6 @@
           <w:numId w:val="2"/>
         </w:numPr>
         <w:ind w:firstLineChars="0"/>
-        <w:rPr>
-          <w:rFonts w:hint="eastAsia"/>
-        </w:rPr>
       </w:pPr>
       <w:r>
         <w:rPr>
@@ -3422,9 +3374,6 @@
           <w:numId w:val="2"/>
         </w:numPr>
         <w:ind w:firstLineChars="0"/>
-        <w:rPr>
-          <w:rFonts w:hint="eastAsia"/>
-        </w:rPr>
       </w:pPr>
       <w:r>
         <w:rPr>
@@ -3683,27 +3632,15 @@
           <w:shd w:val="clear" w:color="auto" w:fill="BFBFBF" w:themeFill="background1" w:themeFillShade="BF"/>
         </w:rPr>
       </w:pPr>
-      <w:proofErr w:type="gramStart"/>
-      <w:r>
-        <w:rPr>
-          <w:rFonts w:hint="eastAsia"/>
-          <w:color w:val="0000CC"/>
-          <w:sz w:val="18"/>
-          <w:szCs w:val="18"/>
-          <w:shd w:val="clear" w:color="auto" w:fill="BFBFBF" w:themeFill="background1" w:themeFillShade="BF"/>
-        </w:rPr>
-        <w:t>function</w:t>
-      </w:r>
-      <w:proofErr w:type="gramEnd"/>
-      <w:r>
-        <w:rPr>
-          <w:rFonts w:hint="eastAsia"/>
-          <w:color w:val="0000CC"/>
-          <w:sz w:val="18"/>
-          <w:szCs w:val="18"/>
-          <w:shd w:val="clear" w:color="auto" w:fill="BFBFBF" w:themeFill="background1" w:themeFillShade="BF"/>
-        </w:rPr>
-        <w:t xml:space="preserve"> test( db )</w:t>
+      <w:r>
+        <w:rPr>
+          <w:rFonts w:hint="eastAsia"/>
+          <w:color w:val="0000CC"/>
+          <w:sz w:val="18"/>
+          <w:szCs w:val="18"/>
+          <w:shd w:val="clear" w:color="auto" w:fill="BFBFBF" w:themeFill="background1" w:themeFillShade="BF"/>
+        </w:rPr>
+        <w:t>function test( db )</w:t>
       </w:r>
     </w:p>
     <w:p>
@@ -3746,7 +3683,6 @@
         <w:t xml:space="preserve">   </w:t>
       </w:r>
       <w:proofErr w:type="spellStart"/>
-      <w:proofErr w:type="gramStart"/>
       <w:r>
         <w:rPr>
           <w:rFonts w:hint="eastAsia"/>
@@ -3766,49 +3702,360 @@
           <w:szCs w:val="18"/>
           <w:shd w:val="clear" w:color="auto" w:fill="BFBFBF" w:themeFill="background1" w:themeFillShade="BF"/>
         </w:rPr>
+        <w:t>() ;</w:t>
+      </w:r>
+    </w:p>
+    <w:p>
+      <w:pPr>
+        <w:rPr>
+          <w:color w:val="0000CC"/>
+          <w:sz w:val="18"/>
+          <w:szCs w:val="18"/>
+          <w:shd w:val="clear" w:color="auto" w:fill="BFBFBF" w:themeFill="background1" w:themeFillShade="BF"/>
+        </w:rPr>
+      </w:pPr>
+      <w:r>
+        <w:rPr>
+          <w:rFonts w:hint="eastAsia"/>
+          <w:color w:val="0000CC"/>
+          <w:sz w:val="18"/>
+          <w:szCs w:val="18"/>
+          <w:shd w:val="clear" w:color="auto" w:fill="BFBFBF" w:themeFill="background1" w:themeFillShade="BF"/>
+        </w:rPr>
+        <w:t>}</w:t>
+      </w:r>
+    </w:p>
+    <w:p>
+      <w:pPr>
+        <w:rPr>
+          <w:color w:val="0000CC"/>
+          <w:sz w:val="18"/>
+          <w:szCs w:val="18"/>
+          <w:shd w:val="clear" w:color="auto" w:fill="BFBFBF" w:themeFill="background1" w:themeFillShade="BF"/>
+        </w:rPr>
+      </w:pPr>
+      <w:r>
+        <w:rPr>
+          <w:rFonts w:hint="eastAsia"/>
+        </w:rPr>
+        <w:tab/>
+      </w:r>
+      <w:r>
+        <w:rPr>
+          <w:rFonts w:hint="eastAsia"/>
+        </w:rPr>
+        <w:t>如果是在测试用例中创建的连接</w:t>
+      </w:r>
+      <w:r>
+        <w:rPr>
+          <w:rFonts w:hint="eastAsia"/>
+        </w:rPr>
         <w:t>(</w:t>
       </w:r>
-      <w:proofErr w:type="gramEnd"/>
-      <w:r>
-        <w:rPr>
-          <w:rFonts w:hint="eastAsia"/>
-          <w:color w:val="0000CC"/>
-          <w:sz w:val="18"/>
-          <w:szCs w:val="18"/>
-          <w:shd w:val="clear" w:color="auto" w:fill="BFBFBF" w:themeFill="background1" w:themeFillShade="BF"/>
-        </w:rPr>
-        <w:t>) ;</w:t>
-      </w:r>
-    </w:p>
-    <w:p>
-      <w:pPr>
-        <w:rPr>
-          <w:color w:val="0000CC"/>
-          <w:sz w:val="18"/>
-          <w:szCs w:val="18"/>
-          <w:shd w:val="clear" w:color="auto" w:fill="BFBFBF" w:themeFill="background1" w:themeFillShade="BF"/>
-        </w:rPr>
-      </w:pPr>
-      <w:r>
-        <w:rPr>
-          <w:rFonts w:hint="eastAsia"/>
-          <w:color w:val="0000CC"/>
-          <w:sz w:val="18"/>
-          <w:szCs w:val="18"/>
-          <w:shd w:val="clear" w:color="auto" w:fill="BFBFBF" w:themeFill="background1" w:themeFillShade="BF"/>
-        </w:rPr>
-        <w:t>}</w:t>
-      </w:r>
-    </w:p>
-    <w:p>
-      <w:pPr>
-        <w:rPr>
-          <w:color w:val="0000CC"/>
-          <w:sz w:val="18"/>
-          <w:szCs w:val="18"/>
-          <w:shd w:val="clear" w:color="auto" w:fill="BFBFBF" w:themeFill="background1" w:themeFillShade="BF"/>
-        </w:rPr>
-      </w:pPr>
+      <w:r>
+        <w:rPr>
+          <w:rFonts w:hint="eastAsia"/>
+        </w:rPr>
+        <w:t>而不是</w:t>
+      </w:r>
+      <w:r>
+        <w:rPr>
+          <w:rFonts w:hint="eastAsia"/>
+        </w:rPr>
+        <w:t>func.js)</w:t>
+      </w:r>
+      <w:r>
+        <w:rPr>
+          <w:rFonts w:hint="eastAsia"/>
+        </w:rPr>
+        <w:t>，在清理环境时请关闭连接，遵循资源在哪创建在哪释放的原则。</w:t>
+      </w:r>
+    </w:p>
+    <w:p>
+      <w:pPr>
+        <w:pStyle w:val="Heading2"/>
+      </w:pPr>
+      <w:r>
+        <w:rPr>
+          <w:rFonts w:hint="eastAsia"/>
+        </w:rPr>
+        <w:t>文件编码格式</w:t>
+      </w:r>
+    </w:p>
+    <w:p>
+      <w:r>
+        <w:rPr>
+          <w:rFonts w:hint="eastAsia"/>
+        </w:rPr>
+        <w:t>统一使用</w:t>
+      </w:r>
+      <w:r>
+        <w:rPr>
+          <w:rFonts w:hint="eastAsia"/>
+        </w:rPr>
+        <w:t>UTF-8</w:t>
+      </w:r>
+      <w:r>
+        <w:rPr>
+          <w:rFonts w:hint="eastAsia"/>
+        </w:rPr>
+        <w:t>编码格式</w:t>
+      </w:r>
+    </w:p>
+    <w:p>
+      <w:pPr>
+        <w:pStyle w:val="Heading2"/>
+      </w:pPr>
+      <w:r>
+        <w:rPr>
+          <w:rFonts w:hint="eastAsia"/>
+        </w:rPr>
+        <w:t>开头注释说明</w:t>
+      </w:r>
+    </w:p>
+    <w:p>
+      <w:pPr>
+        <w:rPr>
+          <w:b/>
+        </w:rPr>
+      </w:pPr>
+      <w:r>
+        <w:rPr>
+          <w:rFonts w:hint="eastAsia"/>
+          <w:b/>
+        </w:rPr>
+        <w:t>测试用例</w:t>
+      </w:r>
+      <w:r>
+        <w:rPr>
+          <w:rFonts w:hint="eastAsia"/>
+          <w:b/>
+        </w:rPr>
+        <w:t>开头</w:t>
+      </w:r>
+      <w:r>
+        <w:rPr>
+          <w:rFonts w:hint="eastAsia"/>
+          <w:b/>
+        </w:rPr>
+        <w:t>必须包含以下</w:t>
+      </w:r>
+      <w:r>
+        <w:rPr>
+          <w:rFonts w:hint="eastAsia"/>
+          <w:b/>
+        </w:rPr>
+        <w:t>注释</w:t>
+      </w:r>
+      <w:r>
+        <w:rPr>
+          <w:rFonts w:hint="eastAsia"/>
+          <w:b/>
+        </w:rPr>
+        <w:t>内容：</w:t>
+      </w:r>
+    </w:p>
+    <w:p>
+      <w:r>
+        <w:rPr>
+          <w:rFonts w:hint="eastAsia"/>
+        </w:rPr>
+        <w:t>/************************************</w:t>
+      </w:r>
+    </w:p>
+    <w:p>
+      <w:r>
+        <w:rPr>
+          <w:rFonts w:hint="eastAsia"/>
+        </w:rPr>
+        <w:t xml:space="preserve">*@Description: </w:t>
+      </w:r>
+      <w:r>
+        <w:rPr>
+          <w:rFonts w:hint="eastAsia"/>
+          <w:i/>
+        </w:rPr>
+        <w:t>测试用例描述，简单介绍本测试用例的测试目的</w:t>
+      </w:r>
+    </w:p>
+    <w:p>
+      <w:r>
+        <w:rPr>
+          <w:rFonts w:hint="eastAsia"/>
+        </w:rPr>
+        <w:t xml:space="preserve">*@author:     </w:t>
+      </w:r>
+      <w:r>
+        <w:rPr>
+          <w:rFonts w:hint="eastAsia"/>
+          <w:i/>
+        </w:rPr>
+        <w:t>编写测试用例的人</w:t>
+      </w:r>
+    </w:p>
+    <w:p>
+      <w:r>
+        <w:rPr>
+          <w:rFonts w:hint="eastAsia"/>
+        </w:rPr>
+        <w:t>**************************************/</w:t>
+      </w:r>
+    </w:p>
+    <w:p/>
+    <w:p>
+      <w:pPr>
+        <w:rPr>
+          <w:b/>
+        </w:rPr>
+      </w:pPr>
+      <w:r>
+        <w:rPr>
+          <w:rFonts w:hint="eastAsia"/>
+          <w:b/>
+        </w:rPr>
+        <w:t>例如：</w:t>
+      </w:r>
+    </w:p>
+    <w:p>
+      <w:r>
+        <w:rPr>
+          <w:rFonts w:hint="eastAsia"/>
+        </w:rPr>
+        <w:t>/************************************</w:t>
+      </w:r>
+    </w:p>
+    <w:p>
+      <w:r>
+        <w:rPr>
+          <w:rFonts w:hint="eastAsia"/>
+        </w:rPr>
+        <w:t xml:space="preserve">*@Description: </w:t>
+      </w:r>
+      <w:r>
+        <w:rPr>
+          <w:rFonts w:hint="eastAsia"/>
+        </w:rPr>
+        <w:t>测试聚集操作中的聚集函数</w:t>
+      </w:r>
+      <w:r>
+        <w:rPr>
+          <w:rFonts w:hint="eastAsia"/>
+        </w:rPr>
+        <w:t>$sum</w:t>
+      </w:r>
+      <w:r>
+        <w:rPr>
+          <w:rFonts w:hint="eastAsia"/>
+        </w:rPr>
+        <w:t>对整型的处理。将字段“</w:t>
+      </w:r>
+      <w:r>
+        <w:rPr>
+          <w:rFonts w:hint="eastAsia"/>
+        </w:rPr>
+        <w:t>date</w:t>
+      </w:r>
+      <w:r>
+        <w:rPr>
+          <w:rFonts w:hint="eastAsia"/>
+        </w:rPr>
+        <w:t>”</w:t>
+      </w:r>
+    </w:p>
+    <w:p>
+      <w:r>
+        <w:rPr>
+          <w:rFonts w:hint="eastAsia"/>
+        </w:rPr>
+        <w:t xml:space="preserve">*             </w:t>
+      </w:r>
+      <w:r>
+        <w:rPr>
+          <w:rFonts w:hint="eastAsia"/>
+        </w:rPr>
+        <w:t>作为“</w:t>
+      </w:r>
+      <w:r>
+        <w:rPr>
+          <w:rFonts w:hint="eastAsia"/>
+        </w:rPr>
+        <w:t>group by</w:t>
+      </w:r>
+      <w:r>
+        <w:rPr>
+          <w:rFonts w:hint="eastAsia"/>
+        </w:rPr>
+        <w:t>”字段，对字段“</w:t>
+      </w:r>
+      <w:r>
+        <w:rPr>
+          <w:rFonts w:hint="eastAsia"/>
+        </w:rPr>
+        <w:t>total</w:t>
+      </w:r>
+      <w:r>
+        <w:rPr>
+          <w:rFonts w:hint="eastAsia"/>
+        </w:rPr>
+        <w:t>”进行求和操作</w:t>
+      </w:r>
+    </w:p>
+    <w:p>
+      <w:r>
+        <w:rPr>
+          <w:rFonts w:hint="eastAsia"/>
+        </w:rPr>
+        <w:t>*@</w:t>
+      </w:r>
+      <w:r>
+        <w:rPr>
+          <w:rFonts w:hint="eastAsia"/>
+        </w:rPr>
+        <w:t xml:space="preserve"> </w:t>
+      </w:r>
+      <w:r>
+        <w:rPr>
+          <w:rFonts w:hint="eastAsia"/>
+        </w:rPr>
+        <w:t xml:space="preserve">author:     </w:t>
+      </w:r>
+      <w:proofErr w:type="spellStart"/>
+      <w:r>
+        <w:rPr>
+          <w:rFonts w:hint="eastAsia"/>
+        </w:rPr>
+        <w:t>TingYU</w:t>
+      </w:r>
+      <w:proofErr w:type="spellEnd"/>
+    </w:p>
+    <w:p>
+      <w:r>
+        <w:rPr>
+          <w:rFonts w:hint="eastAsia"/>
+        </w:rPr>
+        <w:t>**************************************/</w:t>
+      </w:r>
+    </w:p>
+    <w:p>
+      <w:r>
+        <w:rPr>
+          <w:rFonts w:hint="eastAsia"/>
+        </w:rPr>
+        <w:t>注释可以使用中文。</w:t>
+      </w:r>
+    </w:p>
+    <w:p>
+      <w:pPr>
+        <w:pStyle w:val="Heading2"/>
+      </w:pPr>
+      <w:r>
+        <w:rPr>
+          <w:rFonts w:hint="eastAsia"/>
+        </w:rPr>
+        <w:t>编辑风格</w:t>
+      </w:r>
+    </w:p>
+    <w:p>
       <w:r>
         <w:rPr>
           <w:rFonts w:hint="eastAsia"/>
@@ -3819,315 +4066,73 @@
         <w:rPr>
           <w:rFonts w:hint="eastAsia"/>
         </w:rPr>
-        <w:t>如果是在测试用例中创建的连接</w:t>
-      </w:r>
-      <w:r>
-        <w:rPr>
-          <w:rFonts w:hint="eastAsia"/>
-        </w:rPr>
-        <w:t>(</w:t>
-      </w:r>
-      <w:r>
-        <w:rPr>
-          <w:rFonts w:hint="eastAsia"/>
-        </w:rPr>
-        <w:t>而不是</w:t>
-      </w:r>
-      <w:r>
-        <w:rPr>
-          <w:rFonts w:hint="eastAsia"/>
-        </w:rPr>
-        <w:t>func.js)</w:t>
-      </w:r>
-      <w:r>
-        <w:rPr>
-          <w:rFonts w:hint="eastAsia"/>
-        </w:rPr>
-        <w:t>，在清理环境时请关闭连接，遵循资源在哪创建在哪释放的原则。</w:t>
-      </w:r>
-    </w:p>
-    <w:p>
-      <w:pPr>
-        <w:pStyle w:val="Heading2"/>
-      </w:pPr>
-      <w:r>
-        <w:rPr>
-          <w:rFonts w:hint="eastAsia"/>
-        </w:rPr>
-        <w:t>文件编码格式</w:t>
-      </w:r>
-    </w:p>
-    <w:p>
-      <w:r>
-        <w:rPr>
-          <w:rFonts w:hint="eastAsia"/>
-        </w:rPr>
-        <w:t>统一使用</w:t>
-      </w:r>
-      <w:r>
-        <w:rPr>
-          <w:rFonts w:hint="eastAsia"/>
-        </w:rPr>
-        <w:t>UTF-8</w:t>
-      </w:r>
-      <w:r>
-        <w:rPr>
-          <w:rFonts w:hint="eastAsia"/>
-        </w:rPr>
-        <w:t>编码格式</w:t>
-      </w:r>
-    </w:p>
-    <w:p>
-      <w:pPr>
-        <w:pStyle w:val="Heading2"/>
-      </w:pPr>
-      <w:r>
-        <w:rPr>
-          <w:rFonts w:hint="eastAsia"/>
-        </w:rPr>
-        <w:t>开头注释说明</w:t>
-      </w:r>
-    </w:p>
-    <w:p>
-      <w:pPr>
-        <w:rPr>
-          <w:b/>
-        </w:rPr>
-      </w:pPr>
-      <w:r>
-        <w:rPr>
-          <w:rFonts w:hint="eastAsia"/>
-          <w:b/>
-        </w:rPr>
-        <w:t>测试用例</w:t>
-      </w:r>
-      <w:r>
-        <w:rPr>
-          <w:rFonts w:hint="eastAsia"/>
-          <w:b/>
-        </w:rPr>
-        <w:t>开头</w:t>
-      </w:r>
-      <w:r>
-        <w:rPr>
-          <w:rFonts w:hint="eastAsia"/>
-          <w:b/>
-        </w:rPr>
-        <w:t>必须包含以下</w:t>
-      </w:r>
-      <w:r>
-        <w:rPr>
-          <w:rFonts w:hint="eastAsia"/>
-          <w:b/>
-        </w:rPr>
-        <w:t>注释</w:t>
-      </w:r>
-      <w:r>
-        <w:rPr>
-          <w:rFonts w:hint="eastAsia"/>
-          <w:b/>
-        </w:rPr>
-        <w:t>内容：</w:t>
-      </w:r>
-    </w:p>
-    <w:p>
-      <w:r>
-        <w:rPr>
-          <w:rFonts w:hint="eastAsia"/>
-        </w:rPr>
-        <w:t>/************************************</w:t>
-      </w:r>
-    </w:p>
-    <w:p>
-      <w:r>
-        <w:rPr>
-          <w:rFonts w:hint="eastAsia"/>
-        </w:rPr>
-        <w:t xml:space="preserve">*@Description: </w:t>
-      </w:r>
-      <w:r>
-        <w:rPr>
-          <w:rFonts w:hint="eastAsia"/>
-          <w:i/>
-        </w:rPr>
-        <w:t>测试用例描述，简单介绍本测试用例的测试目的</w:t>
-      </w:r>
-    </w:p>
-    <w:p>
-      <w:r>
-        <w:rPr>
-          <w:rFonts w:hint="eastAsia"/>
-        </w:rPr>
-        <w:t xml:space="preserve">*@author:     </w:t>
-      </w:r>
-      <w:r>
-        <w:rPr>
-          <w:rFonts w:hint="eastAsia"/>
-          <w:i/>
-        </w:rPr>
-        <w:t>编写测试用例的人</w:t>
-      </w:r>
-    </w:p>
-    <w:p>
-      <w:r>
-        <w:rPr>
-          <w:rFonts w:hint="eastAsia"/>
-        </w:rPr>
-        <w:t>**************************************/</w:t>
-      </w:r>
-    </w:p>
-    <w:p/>
-    <w:p>
-      <w:pPr>
-        <w:rPr>
-          <w:b/>
-        </w:rPr>
-      </w:pPr>
-      <w:r>
-        <w:rPr>
-          <w:rFonts w:hint="eastAsia"/>
-          <w:b/>
-        </w:rPr>
-        <w:t>例如：</w:t>
-      </w:r>
-    </w:p>
-    <w:p>
-      <w:r>
-        <w:rPr>
-          <w:rFonts w:hint="eastAsia"/>
-        </w:rPr>
-        <w:t>/************************************</w:t>
-      </w:r>
-    </w:p>
-    <w:p>
-      <w:r>
-        <w:rPr>
-          <w:rFonts w:hint="eastAsia"/>
-        </w:rPr>
-        <w:t xml:space="preserve">*@Description: </w:t>
-      </w:r>
-      <w:r>
-        <w:rPr>
-          <w:rFonts w:hint="eastAsia"/>
-        </w:rPr>
-        <w:t>测试聚集操作中的聚集函数</w:t>
-      </w:r>
-      <w:r>
-        <w:rPr>
-          <w:rFonts w:hint="eastAsia"/>
-        </w:rPr>
-        <w:t>$sum</w:t>
-      </w:r>
-      <w:r>
-        <w:rPr>
-          <w:rFonts w:hint="eastAsia"/>
-        </w:rPr>
-        <w:t>对整型的处理。将字段“</w:t>
-      </w:r>
-      <w:r>
-        <w:rPr>
-          <w:rFonts w:hint="eastAsia"/>
-        </w:rPr>
-        <w:t>date</w:t>
-      </w:r>
-      <w:r>
-        <w:rPr>
-          <w:rFonts w:hint="eastAsia"/>
-        </w:rPr>
-        <w:t>”</w:t>
-      </w:r>
-    </w:p>
-    <w:p>
-      <w:r>
-        <w:rPr>
-          <w:rFonts w:hint="eastAsia"/>
-        </w:rPr>
-        <w:t xml:space="preserve">*             </w:t>
-      </w:r>
-      <w:r>
-        <w:rPr>
-          <w:rFonts w:hint="eastAsia"/>
-        </w:rPr>
-        <w:t>作为“</w:t>
-      </w:r>
-      <w:r>
-        <w:rPr>
-          <w:rFonts w:hint="eastAsia"/>
-        </w:rPr>
-        <w:t>group by</w:t>
-      </w:r>
-      <w:r>
-        <w:rPr>
-          <w:rFonts w:hint="eastAsia"/>
-        </w:rPr>
-        <w:t>”字段，对字段“</w:t>
-      </w:r>
-      <w:r>
-        <w:rPr>
-          <w:rFonts w:hint="eastAsia"/>
-        </w:rPr>
-        <w:t>total</w:t>
-      </w:r>
-      <w:r>
-        <w:rPr>
-          <w:rFonts w:hint="eastAsia"/>
-        </w:rPr>
-        <w:t>”进行求和操作</w:t>
-      </w:r>
-    </w:p>
-    <w:p>
-      <w:r>
-        <w:rPr>
-          <w:rFonts w:hint="eastAsia"/>
-        </w:rPr>
-        <w:t>*@</w:t>
-      </w:r>
-      <w:r>
-        <w:rPr>
-          <w:rFonts w:hint="eastAsia"/>
-        </w:rPr>
-        <w:t xml:space="preserve"> </w:t>
-      </w:r>
-      <w:r>
-        <w:rPr>
-          <w:rFonts w:hint="eastAsia"/>
-        </w:rPr>
-        <w:t xml:space="preserve">author:     </w:t>
-      </w:r>
-      <w:proofErr w:type="spellStart"/>
-      <w:r>
-        <w:rPr>
-          <w:rFonts w:hint="eastAsia"/>
-        </w:rPr>
-        <w:t>TingYU</w:t>
-      </w:r>
-      <w:proofErr w:type="spellEnd"/>
-    </w:p>
-    <w:p>
-      <w:r>
-        <w:rPr>
-          <w:rFonts w:hint="eastAsia"/>
-        </w:rPr>
-        <w:t>**************************************/</w:t>
-      </w:r>
-    </w:p>
-    <w:p>
-      <w:r>
-        <w:rPr>
-          <w:rFonts w:hint="eastAsia"/>
-        </w:rPr>
-        <w:t>注释可以使用中文。</w:t>
-      </w:r>
-    </w:p>
-    <w:p>
-      <w:pPr>
-        <w:pStyle w:val="Heading2"/>
-      </w:pPr>
-      <w:r>
-        <w:rPr>
-          <w:rFonts w:hint="eastAsia"/>
-        </w:rPr>
-        <w:t>编辑风格</w:t>
+        <w:t>测试用例和</w:t>
+      </w:r>
+      <w:r>
+        <w:rPr>
+          <w:rFonts w:hint="eastAsia"/>
+        </w:rPr>
+        <w:t>C/C++</w:t>
+      </w:r>
+      <w:r>
+        <w:rPr>
+          <w:rFonts w:hint="eastAsia"/>
+        </w:rPr>
+        <w:t>代码保持一致风格，用</w:t>
+      </w:r>
+      <w:r>
+        <w:rPr>
+          <w:rFonts w:hint="eastAsia"/>
+        </w:rPr>
+        <w:t>3</w:t>
+      </w:r>
+      <w:r>
+        <w:rPr>
+          <w:rFonts w:hint="eastAsia"/>
+        </w:rPr>
+        <w:t>个空格来缩进，保持代码美观和易读性。</w:t>
+      </w:r>
+      <w:r>
+        <w:rPr>
+          <w:rFonts w:hint="eastAsia"/>
+        </w:rPr>
+        <w:t>禁止使用</w:t>
+      </w:r>
+      <w:r>
+        <w:rPr>
+          <w:rFonts w:hint="eastAsia"/>
+        </w:rPr>
+        <w:t>TAB</w:t>
+      </w:r>
+      <w:r>
+        <w:rPr>
+          <w:rFonts w:hint="eastAsia"/>
+        </w:rPr>
+        <w:t>键；可以在编辑工具中将</w:t>
+      </w:r>
+      <w:r>
+        <w:rPr>
+          <w:rFonts w:hint="eastAsia"/>
+        </w:rPr>
+        <w:t>TAB</w:t>
+      </w:r>
+      <w:r>
+        <w:rPr>
+          <w:rFonts w:hint="eastAsia"/>
+        </w:rPr>
+        <w:t>键替换成</w:t>
+      </w:r>
+      <w:r>
+        <w:rPr>
+          <w:rFonts w:hint="eastAsia"/>
+        </w:rPr>
+        <w:t>3</w:t>
+      </w:r>
+      <w:r>
+        <w:rPr>
+          <w:rFonts w:hint="eastAsia"/>
+        </w:rPr>
+        <w:t>个空格。</w:t>
       </w:r>
     </w:p>
     <w:p>
@@ -4141,73 +4146,7 @@
         <w:rPr>
           <w:rFonts w:hint="eastAsia"/>
         </w:rPr>
-        <w:t>测试用例和</w:t>
-      </w:r>
-      <w:r>
-        <w:rPr>
-          <w:rFonts w:hint="eastAsia"/>
-        </w:rPr>
-        <w:t>C/C++</w:t>
-      </w:r>
-      <w:r>
-        <w:rPr>
-          <w:rFonts w:hint="eastAsia"/>
-        </w:rPr>
-        <w:t>代码保持一致风格，用</w:t>
-      </w:r>
-      <w:r>
-        <w:rPr>
-          <w:rFonts w:hint="eastAsia"/>
-        </w:rPr>
-        <w:t>3</w:t>
-      </w:r>
-      <w:r>
-        <w:rPr>
-          <w:rFonts w:hint="eastAsia"/>
-        </w:rPr>
-        <w:t>个空格来缩进，保持代码美观和易读性。</w:t>
-      </w:r>
-      <w:r>
-        <w:rPr>
-          <w:rFonts w:hint="eastAsia"/>
-        </w:rPr>
-        <w:t>禁止使用</w:t>
-      </w:r>
-      <w:r>
-        <w:rPr>
-          <w:rFonts w:hint="eastAsia"/>
-        </w:rPr>
-        <w:t>TAB</w:t>
-      </w:r>
-      <w:r>
-        <w:rPr>
-          <w:rFonts w:hint="eastAsia"/>
-        </w:rPr>
-        <w:t>键；可以在编辑工具中将</w:t>
-      </w:r>
-      <w:r>
-        <w:rPr>
-          <w:rFonts w:hint="eastAsia"/>
-        </w:rPr>
-        <w:t>TAB</w:t>
-      </w:r>
-      <w:r>
-        <w:rPr>
-          <w:rFonts w:hint="eastAsia"/>
-        </w:rPr>
-        <w:t>键替换成</w:t>
-      </w:r>
-      <w:r>
-        <w:rPr>
-          <w:rFonts w:hint="eastAsia"/>
-        </w:rPr>
-        <w:t>3</w:t>
-      </w:r>
-      <w:r>
-        <w:rPr>
-          <w:rFonts w:hint="eastAsia"/>
-        </w:rPr>
-        <w:t>个空格。</w:t>
+        <w:t>注释和代码一行不要超过屏幕显示宽度，否则换行处理。</w:t>
       </w:r>
     </w:p>
     <w:p>
@@ -4221,20 +4160,6 @@
         <w:rPr>
           <w:rFonts w:hint="eastAsia"/>
         </w:rPr>
-        <w:t>注释和代码一行不要超过屏幕显示宽度，否则换行处理。</w:t>
-      </w:r>
-    </w:p>
-    <w:p>
-      <w:r>
-        <w:rPr>
-          <w:rFonts w:hint="eastAsia"/>
-        </w:rPr>
-        <w:tab/>
-      </w:r>
-      <w:r>
-        <w:rPr>
-          <w:rFonts w:hint="eastAsia"/>
-        </w:rPr>
         <w:t>圆括号的两边加空格，逗号后面加空格。如：</w:t>
       </w:r>
     </w:p>
@@ -4247,27 +4172,15 @@
           <w:shd w:val="clear" w:color="auto" w:fill="BFBFBF" w:themeFill="background1" w:themeFillShade="BF"/>
         </w:rPr>
       </w:pPr>
-      <w:proofErr w:type="gramStart"/>
-      <w:r>
-        <w:rPr>
-          <w:rFonts w:hint="eastAsia"/>
-          <w:color w:val="0000CC"/>
-          <w:sz w:val="18"/>
-          <w:szCs w:val="18"/>
-          <w:shd w:val="clear" w:color="auto" w:fill="BFBFBF" w:themeFill="background1" w:themeFillShade="BF"/>
-        </w:rPr>
-        <w:t>function</w:t>
-      </w:r>
-      <w:proofErr w:type="gramEnd"/>
-      <w:r>
-        <w:rPr>
-          <w:rFonts w:hint="eastAsia"/>
-          <w:color w:val="0000CC"/>
-          <w:sz w:val="18"/>
-          <w:szCs w:val="18"/>
-          <w:shd w:val="clear" w:color="auto" w:fill="BFBFBF" w:themeFill="background1" w:themeFillShade="BF"/>
-        </w:rPr>
-        <w:t xml:space="preserve"> func1( para1, para2, para3 )</w:t>
+      <w:r>
+        <w:rPr>
+          <w:rFonts w:hint="eastAsia"/>
+          <w:color w:val="0000CC"/>
+          <w:sz w:val="18"/>
+          <w:szCs w:val="18"/>
+          <w:shd w:val="clear" w:color="auto" w:fill="BFBFBF" w:themeFill="background1" w:themeFillShade="BF"/>
+        </w:rPr>
+        <w:t>function func1( para1, para2, para3 )</w:t>
       </w:r>
     </w:p>
     <w:p>
@@ -4373,27 +4286,15 @@
           <w:shd w:val="clear" w:color="auto" w:fill="BFBFBF" w:themeFill="background1" w:themeFillShade="BF"/>
         </w:rPr>
       </w:pPr>
-      <w:proofErr w:type="gramStart"/>
-      <w:r>
-        <w:rPr>
-          <w:rFonts w:hint="eastAsia"/>
-          <w:color w:val="0000CC"/>
-          <w:sz w:val="18"/>
-          <w:szCs w:val="18"/>
-          <w:shd w:val="clear" w:color="auto" w:fill="BFBFBF" w:themeFill="background1" w:themeFillShade="BF"/>
-        </w:rPr>
-        <w:t>while(</w:t>
-      </w:r>
-      <w:proofErr w:type="gramEnd"/>
-      <w:r>
-        <w:rPr>
-          <w:rFonts w:hint="eastAsia"/>
-          <w:color w:val="0000CC"/>
-          <w:sz w:val="18"/>
-          <w:szCs w:val="18"/>
-          <w:shd w:val="clear" w:color="auto" w:fill="BFBFBF" w:themeFill="background1" w:themeFillShade="BF"/>
-        </w:rPr>
-        <w:t xml:space="preserve"> </w:t>
+      <w:r>
+        <w:rPr>
+          <w:rFonts w:hint="eastAsia"/>
+          <w:color w:val="0000CC"/>
+          <w:sz w:val="18"/>
+          <w:szCs w:val="18"/>
+          <w:shd w:val="clear" w:color="auto" w:fill="BFBFBF" w:themeFill="background1" w:themeFillShade="BF"/>
+        </w:rPr>
+        <w:t xml:space="preserve">while( </w:t>
       </w:r>
       <w:proofErr w:type="spellStart"/>
       <w:r>
@@ -4601,7 +4502,6 @@
           <w:shd w:val="clear" w:color="auto" w:fill="BFBFBF" w:themeFill="background1" w:themeFillShade="BF"/>
         </w:rPr>
       </w:pPr>
-      <w:proofErr w:type="gramStart"/>
       <w:r>
         <w:rPr>
           <w:rFonts w:hint="eastAsia"/>
@@ -4610,41 +4510,38 @@
           <w:szCs w:val="18"/>
           <w:shd w:val="clear" w:color="auto" w:fill="BFBFBF" w:themeFill="background1" w:themeFillShade="BF"/>
         </w:rPr>
-        <w:t>main(</w:t>
-      </w:r>
-      <w:proofErr w:type="gramEnd"/>
-      <w:r>
-        <w:rPr>
-          <w:rFonts w:hint="eastAsia"/>
+        <w:t>main();</w:t>
+      </w:r>
+    </w:p>
+    <w:p>
+      <w:pPr>
+        <w:rPr>
           <w:color w:val="0000CC"/>
           <w:sz w:val="20"/>
           <w:szCs w:val="18"/>
           <w:shd w:val="clear" w:color="auto" w:fill="BFBFBF" w:themeFill="background1" w:themeFillShade="BF"/>
         </w:rPr>
-        <w:t>);</w:t>
-      </w:r>
-    </w:p>
-    <w:p>
-      <w:pPr>
-        <w:rPr>
+      </w:pPr>
+      <w:r>
+        <w:rPr>
+          <w:rFonts w:hint="eastAsia"/>
           <w:color w:val="0000CC"/>
           <w:sz w:val="20"/>
           <w:szCs w:val="18"/>
           <w:shd w:val="clear" w:color="auto" w:fill="BFBFBF" w:themeFill="background1" w:themeFillShade="BF"/>
         </w:rPr>
-      </w:pPr>
-      <w:proofErr w:type="gramStart"/>
-      <w:r>
-        <w:rPr>
-          <w:rFonts w:hint="eastAsia"/>
+        <w:t>function main()</w:t>
+      </w:r>
+    </w:p>
+    <w:p>
+      <w:pPr>
+        <w:rPr>
           <w:color w:val="0000CC"/>
           <w:sz w:val="20"/>
           <w:szCs w:val="18"/>
           <w:shd w:val="clear" w:color="auto" w:fill="BFBFBF" w:themeFill="background1" w:themeFillShade="BF"/>
         </w:rPr>
-        <w:t>function</w:t>
-      </w:r>
-      <w:proofErr w:type="gramEnd"/>
+      </w:pPr>
       <w:r>
         <w:rPr>
           <w:rFonts w:hint="eastAsia"/>
@@ -4653,7 +4550,7 @@
           <w:szCs w:val="18"/>
           <w:shd w:val="clear" w:color="auto" w:fill="BFBFBF" w:themeFill="background1" w:themeFillShade="BF"/>
         </w:rPr>
-        <w:t xml:space="preserve"> main()</w:t>
+        <w:t>{</w:t>
       </w:r>
     </w:p>
     <w:p>
@@ -4673,6 +4570,373 @@
           <w:szCs w:val="18"/>
           <w:shd w:val="clear" w:color="auto" w:fill="BFBFBF" w:themeFill="background1" w:themeFillShade="BF"/>
         </w:rPr>
+        <w:t xml:space="preserve">   try</w:t>
+      </w:r>
+    </w:p>
+    <w:p>
+      <w:pPr>
+        <w:rPr>
+          <w:color w:val="0000CC"/>
+          <w:sz w:val="20"/>
+          <w:szCs w:val="18"/>
+          <w:shd w:val="clear" w:color="auto" w:fill="BFBFBF" w:themeFill="background1" w:themeFillShade="BF"/>
+        </w:rPr>
+      </w:pPr>
+      <w:r>
+        <w:rPr>
+          <w:rFonts w:hint="eastAsia"/>
+          <w:color w:val="0000CC"/>
+          <w:sz w:val="20"/>
+          <w:szCs w:val="18"/>
+          <w:shd w:val="clear" w:color="auto" w:fill="BFBFBF" w:themeFill="background1" w:themeFillShade="BF"/>
+        </w:rPr>
+        <w:t xml:space="preserve">   {</w:t>
+      </w:r>
+    </w:p>
+    <w:p>
+      <w:pPr>
+        <w:rPr>
+          <w:color w:val="0000CC"/>
+          <w:sz w:val="20"/>
+          <w:szCs w:val="18"/>
+          <w:shd w:val="clear" w:color="auto" w:fill="BFBFBF" w:themeFill="background1" w:themeFillShade="BF"/>
+        </w:rPr>
+      </w:pPr>
+      <w:r>
+        <w:rPr>
+          <w:rFonts w:hint="eastAsia"/>
+          <w:color w:val="0000CC"/>
+          <w:sz w:val="20"/>
+          <w:szCs w:val="18"/>
+          <w:shd w:val="clear" w:color="auto" w:fill="BFBFBF" w:themeFill="background1" w:themeFillShade="BF"/>
+        </w:rPr>
+        <w:t xml:space="preserve">      fun1();</w:t>
+      </w:r>
+    </w:p>
+    <w:p>
+      <w:pPr>
+        <w:rPr>
+          <w:color w:val="0000CC"/>
+          <w:sz w:val="20"/>
+          <w:szCs w:val="18"/>
+          <w:shd w:val="clear" w:color="auto" w:fill="BFBFBF" w:themeFill="background1" w:themeFillShade="BF"/>
+        </w:rPr>
+      </w:pPr>
+      <w:r>
+        <w:rPr>
+          <w:rFonts w:hint="eastAsia"/>
+          <w:color w:val="0000CC"/>
+          <w:sz w:val="20"/>
+          <w:szCs w:val="18"/>
+          <w:shd w:val="clear" w:color="auto" w:fill="BFBFBF" w:themeFill="background1" w:themeFillShade="BF"/>
+        </w:rPr>
+        <w:t xml:space="preserve">      fun2();</w:t>
+      </w:r>
+    </w:p>
+    <w:p>
+      <w:pPr>
+        <w:rPr>
+          <w:color w:val="0000CC"/>
+          <w:sz w:val="20"/>
+          <w:szCs w:val="18"/>
+          <w:shd w:val="clear" w:color="auto" w:fill="BFBFBF" w:themeFill="background1" w:themeFillShade="BF"/>
+        </w:rPr>
+      </w:pPr>
+      <w:r>
+        <w:rPr>
+          <w:rFonts w:hint="eastAsia"/>
+          <w:color w:val="0000CC"/>
+          <w:sz w:val="20"/>
+          <w:szCs w:val="18"/>
+          <w:shd w:val="clear" w:color="auto" w:fill="BFBFBF" w:themeFill="background1" w:themeFillShade="BF"/>
+        </w:rPr>
+        <w:t xml:space="preserve">      fun3();</w:t>
+      </w:r>
+    </w:p>
+    <w:p>
+      <w:pPr>
+        <w:rPr>
+          <w:color w:val="0000CC"/>
+          <w:sz w:val="20"/>
+          <w:szCs w:val="18"/>
+          <w:shd w:val="clear" w:color="auto" w:fill="BFBFBF" w:themeFill="background1" w:themeFillShade="BF"/>
+        </w:rPr>
+      </w:pPr>
+      <w:r>
+        <w:rPr>
+          <w:rFonts w:hint="eastAsia"/>
+          <w:color w:val="0000CC"/>
+          <w:sz w:val="20"/>
+          <w:szCs w:val="18"/>
+          <w:shd w:val="clear" w:color="auto" w:fill="BFBFBF" w:themeFill="background1" w:themeFillShade="BF"/>
+        </w:rPr>
+        <w:t xml:space="preserve">   }</w:t>
+      </w:r>
+    </w:p>
+    <w:p>
+      <w:pPr>
+        <w:rPr>
+          <w:color w:val="0000CC"/>
+          <w:sz w:val="20"/>
+          <w:szCs w:val="18"/>
+          <w:shd w:val="clear" w:color="auto" w:fill="BFBFBF" w:themeFill="background1" w:themeFillShade="BF"/>
+        </w:rPr>
+      </w:pPr>
+      <w:r>
+        <w:rPr>
+          <w:rFonts w:hint="eastAsia"/>
+          <w:color w:val="0000CC"/>
+          <w:sz w:val="20"/>
+          <w:szCs w:val="18"/>
+          <w:shd w:val="clear" w:color="auto" w:fill="BFBFBF" w:themeFill="background1" w:themeFillShade="BF"/>
+        </w:rPr>
+        <w:t xml:space="preserve">   catch( e )</w:t>
+      </w:r>
+    </w:p>
+    <w:p>
+      <w:pPr>
+        <w:rPr>
+          <w:color w:val="0000CC"/>
+          <w:sz w:val="20"/>
+          <w:szCs w:val="18"/>
+          <w:shd w:val="clear" w:color="auto" w:fill="BFBFBF" w:themeFill="background1" w:themeFillShade="BF"/>
+        </w:rPr>
+      </w:pPr>
+      <w:r>
+        <w:rPr>
+          <w:rFonts w:hint="eastAsia"/>
+          <w:color w:val="0000CC"/>
+          <w:sz w:val="20"/>
+          <w:szCs w:val="18"/>
+          <w:shd w:val="clear" w:color="auto" w:fill="BFBFBF" w:themeFill="background1" w:themeFillShade="BF"/>
+        </w:rPr>
+        <w:t xml:space="preserve">   {</w:t>
+      </w:r>
+    </w:p>
+    <w:p>
+      <w:pPr>
+        <w:rPr>
+          <w:color w:val="0000CC"/>
+          <w:sz w:val="20"/>
+          <w:szCs w:val="18"/>
+          <w:shd w:val="clear" w:color="auto" w:fill="BFBFBF" w:themeFill="background1" w:themeFillShade="BF"/>
+        </w:rPr>
+      </w:pPr>
+      <w:r>
+        <w:rPr>
+          <w:rFonts w:hint="eastAsia"/>
+          <w:color w:val="0000CC"/>
+          <w:sz w:val="20"/>
+          <w:szCs w:val="18"/>
+          <w:shd w:val="clear" w:color="auto" w:fill="BFBFBF" w:themeFill="background1" w:themeFillShade="BF"/>
+        </w:rPr>
+        <w:t xml:space="preserve">      throw e;</w:t>
+      </w:r>
+    </w:p>
+    <w:p>
+      <w:pPr>
+        <w:rPr>
+          <w:color w:val="0000CC"/>
+          <w:sz w:val="20"/>
+          <w:szCs w:val="18"/>
+          <w:shd w:val="clear" w:color="auto" w:fill="BFBFBF" w:themeFill="background1" w:themeFillShade="BF"/>
+        </w:rPr>
+      </w:pPr>
+      <w:r>
+        <w:rPr>
+          <w:rFonts w:hint="eastAsia"/>
+          <w:color w:val="0000CC"/>
+          <w:sz w:val="20"/>
+          <w:szCs w:val="18"/>
+          <w:shd w:val="clear" w:color="auto" w:fill="BFBFBF" w:themeFill="background1" w:themeFillShade="BF"/>
+        </w:rPr>
+        <w:t xml:space="preserve">   }</w:t>
+      </w:r>
+    </w:p>
+    <w:p>
+      <w:pPr>
+        <w:rPr>
+          <w:color w:val="0000CC"/>
+          <w:sz w:val="20"/>
+          <w:szCs w:val="18"/>
+          <w:shd w:val="clear" w:color="auto" w:fill="BFBFBF" w:themeFill="background1" w:themeFillShade="BF"/>
+        </w:rPr>
+      </w:pPr>
+      <w:r>
+        <w:rPr>
+          <w:rFonts w:hint="eastAsia"/>
+          <w:color w:val="0000CC"/>
+          <w:sz w:val="20"/>
+          <w:szCs w:val="18"/>
+          <w:shd w:val="clear" w:color="auto" w:fill="BFBFBF" w:themeFill="background1" w:themeFillShade="BF"/>
+        </w:rPr>
+        <w:t xml:space="preserve">   finally</w:t>
+      </w:r>
+    </w:p>
+    <w:p>
+      <w:pPr>
+        <w:rPr>
+          <w:color w:val="0000CC"/>
+          <w:sz w:val="20"/>
+          <w:szCs w:val="18"/>
+          <w:shd w:val="clear" w:color="auto" w:fill="BFBFBF" w:themeFill="background1" w:themeFillShade="BF"/>
+        </w:rPr>
+      </w:pPr>
+      <w:r>
+        <w:rPr>
+          <w:rFonts w:hint="eastAsia"/>
+          <w:color w:val="0000CC"/>
+          <w:sz w:val="20"/>
+          <w:szCs w:val="18"/>
+          <w:shd w:val="clear" w:color="auto" w:fill="BFBFBF" w:themeFill="background1" w:themeFillShade="BF"/>
+        </w:rPr>
+        <w:t xml:space="preserve">   {</w:t>
+      </w:r>
+    </w:p>
+    <w:p>
+      <w:pPr>
+        <w:rPr>
+          <w:color w:val="0000CC"/>
+          <w:sz w:val="20"/>
+          <w:szCs w:val="18"/>
+          <w:shd w:val="clear" w:color="auto" w:fill="BFBFBF" w:themeFill="background1" w:themeFillShade="BF"/>
+        </w:rPr>
+      </w:pPr>
+      <w:r>
+        <w:rPr>
+          <w:rFonts w:hint="eastAsia"/>
+          <w:color w:val="0000CC"/>
+          <w:sz w:val="20"/>
+          <w:szCs w:val="18"/>
+          <w:shd w:val="clear" w:color="auto" w:fill="BFBFBF" w:themeFill="background1" w:themeFillShade="BF"/>
+        </w:rPr>
+        <w:t xml:space="preserve">      //</w:t>
+      </w:r>
+      <w:r>
+        <w:rPr>
+          <w:rFonts w:hint="eastAsia"/>
+          <w:color w:val="0000CC"/>
+          <w:sz w:val="20"/>
+          <w:szCs w:val="18"/>
+          <w:shd w:val="clear" w:color="auto" w:fill="BFBFBF" w:themeFill="background1" w:themeFillShade="BF"/>
+        </w:rPr>
+        <w:t>清理环境</w:t>
+      </w:r>
+    </w:p>
+    <w:p>
+      <w:pPr>
+        <w:rPr>
+          <w:color w:val="0000CC"/>
+          <w:sz w:val="20"/>
+          <w:szCs w:val="18"/>
+          <w:shd w:val="clear" w:color="auto" w:fill="BFBFBF" w:themeFill="background1" w:themeFillShade="BF"/>
+        </w:rPr>
+      </w:pPr>
+      <w:r>
+        <w:rPr>
+          <w:rFonts w:hint="eastAsia"/>
+          <w:color w:val="0000CC"/>
+          <w:sz w:val="20"/>
+          <w:szCs w:val="18"/>
+          <w:shd w:val="clear" w:color="auto" w:fill="BFBFBF" w:themeFill="background1" w:themeFillShade="BF"/>
+        </w:rPr>
+        <w:t xml:space="preserve">   }</w:t>
+      </w:r>
+    </w:p>
+    <w:p>
+      <w:pPr>
+        <w:rPr>
+          <w:color w:val="0000CC"/>
+          <w:sz w:val="20"/>
+          <w:szCs w:val="18"/>
+          <w:shd w:val="clear" w:color="auto" w:fill="BFBFBF" w:themeFill="background1" w:themeFillShade="BF"/>
+        </w:rPr>
+      </w:pPr>
+      <w:r>
+        <w:rPr>
+          <w:rFonts w:hint="eastAsia"/>
+          <w:color w:val="0000CC"/>
+          <w:sz w:val="20"/>
+          <w:szCs w:val="18"/>
+          <w:shd w:val="clear" w:color="auto" w:fill="BFBFBF" w:themeFill="background1" w:themeFillShade="BF"/>
+        </w:rPr>
+        <w:t>}</w:t>
+      </w:r>
+    </w:p>
+    <w:p>
+      <w:pPr>
+        <w:pStyle w:val="Heading2"/>
+      </w:pPr>
+      <w:r>
+        <w:rPr>
+          <w:rFonts w:hint="eastAsia"/>
+        </w:rPr>
+        <w:t>处理异常代码必须包含</w:t>
+      </w:r>
+      <w:r>
+        <w:rPr>
+          <w:rFonts w:hint="eastAsia"/>
+        </w:rPr>
+        <w:t>finally</w:t>
+      </w:r>
+    </w:p>
+    <w:p>
+      <w:r>
+        <w:rPr>
+          <w:rFonts w:hint="eastAsia"/>
+        </w:rPr>
+        <w:t>处理异常的代码必须包含</w:t>
+      </w:r>
+      <w:r>
+        <w:rPr>
+          <w:rFonts w:hint="eastAsia"/>
+        </w:rPr>
+        <w:t>finally</w:t>
+      </w:r>
+      <w:r>
+        <w:rPr>
+          <w:rFonts w:hint="eastAsia"/>
+        </w:rPr>
+        <w:t>，如下：</w:t>
+      </w:r>
+    </w:p>
+    <w:p>
+      <w:pPr>
+        <w:rPr>
+          <w:color w:val="0000CC"/>
+          <w:sz w:val="18"/>
+          <w:szCs w:val="18"/>
+          <w:shd w:val="clear" w:color="auto" w:fill="BFBFBF" w:themeFill="background1" w:themeFillShade="BF"/>
+        </w:rPr>
+      </w:pPr>
+      <w:r>
+        <w:rPr>
+          <w:rFonts w:hint="eastAsia"/>
+          <w:color w:val="0000CC"/>
+          <w:sz w:val="18"/>
+          <w:szCs w:val="18"/>
+          <w:shd w:val="clear" w:color="auto" w:fill="BFBFBF" w:themeFill="background1" w:themeFillShade="BF"/>
+        </w:rPr>
+        <w:t>try</w:t>
+      </w:r>
+    </w:p>
+    <w:p>
+      <w:pPr>
+        <w:rPr>
+          <w:color w:val="0000CC"/>
+          <w:sz w:val="18"/>
+          <w:szCs w:val="18"/>
+          <w:shd w:val="clear" w:color="auto" w:fill="BFBFBF" w:themeFill="background1" w:themeFillShade="BF"/>
+        </w:rPr>
+      </w:pPr>
+      <w:r>
+        <w:rPr>
+          <w:rFonts w:hint="eastAsia"/>
+          <w:color w:val="0000CC"/>
+          <w:sz w:val="18"/>
+          <w:szCs w:val="18"/>
+          <w:shd w:val="clear" w:color="auto" w:fill="BFBFBF" w:themeFill="background1" w:themeFillShade="BF"/>
+        </w:rPr>
         <w:t>{</w:t>
       </w:r>
     </w:p>
@@ -4680,628 +4944,101 @@
       <w:pPr>
         <w:rPr>
           <w:color w:val="0000CC"/>
-          <w:sz w:val="20"/>
-          <w:szCs w:val="18"/>
-          <w:shd w:val="clear" w:color="auto" w:fill="BFBFBF" w:themeFill="background1" w:themeFillShade="BF"/>
-        </w:rPr>
-      </w:pPr>
-      <w:r>
-        <w:rPr>
-          <w:rFonts w:hint="eastAsia"/>
-          <w:color w:val="0000CC"/>
-          <w:sz w:val="20"/>
-          <w:szCs w:val="18"/>
-          <w:shd w:val="clear" w:color="auto" w:fill="BFBFBF" w:themeFill="background1" w:themeFillShade="BF"/>
-        </w:rPr>
-        <w:t xml:space="preserve">   </w:t>
-      </w:r>
-      <w:proofErr w:type="gramStart"/>
-      <w:r>
-        <w:rPr>
-          <w:rFonts w:hint="eastAsia"/>
-          <w:color w:val="0000CC"/>
-          <w:sz w:val="20"/>
-          <w:szCs w:val="18"/>
-          <w:shd w:val="clear" w:color="auto" w:fill="BFBFBF" w:themeFill="background1" w:themeFillShade="BF"/>
-        </w:rPr>
-        <w:t>try</w:t>
-      </w:r>
-      <w:proofErr w:type="gramEnd"/>
-    </w:p>
-    <w:p>
-      <w:pPr>
-        <w:rPr>
-          <w:color w:val="0000CC"/>
-          <w:sz w:val="20"/>
-          <w:szCs w:val="18"/>
-          <w:shd w:val="clear" w:color="auto" w:fill="BFBFBF" w:themeFill="background1" w:themeFillShade="BF"/>
-        </w:rPr>
-      </w:pPr>
-      <w:r>
-        <w:rPr>
-          <w:rFonts w:hint="eastAsia"/>
-          <w:color w:val="0000CC"/>
-          <w:sz w:val="20"/>
-          <w:szCs w:val="18"/>
-          <w:shd w:val="clear" w:color="auto" w:fill="BFBFBF" w:themeFill="background1" w:themeFillShade="BF"/>
-        </w:rPr>
-        <w:t xml:space="preserve">   {</w:t>
-      </w:r>
-    </w:p>
-    <w:p>
-      <w:pPr>
-        <w:rPr>
-          <w:color w:val="0000CC"/>
-          <w:sz w:val="20"/>
-          <w:szCs w:val="18"/>
-          <w:shd w:val="clear" w:color="auto" w:fill="BFBFBF" w:themeFill="background1" w:themeFillShade="BF"/>
-        </w:rPr>
-      </w:pPr>
-      <w:r>
-        <w:rPr>
-          <w:rFonts w:hint="eastAsia"/>
-          <w:color w:val="0000CC"/>
-          <w:sz w:val="20"/>
-          <w:szCs w:val="18"/>
-          <w:shd w:val="clear" w:color="auto" w:fill="BFBFBF" w:themeFill="background1" w:themeFillShade="BF"/>
-        </w:rPr>
-        <w:t xml:space="preserve">      </w:t>
-      </w:r>
-      <w:proofErr w:type="gramStart"/>
-      <w:r>
-        <w:rPr>
-          <w:rFonts w:hint="eastAsia"/>
-          <w:color w:val="0000CC"/>
-          <w:sz w:val="20"/>
-          <w:szCs w:val="18"/>
-          <w:shd w:val="clear" w:color="auto" w:fill="BFBFBF" w:themeFill="background1" w:themeFillShade="BF"/>
-        </w:rPr>
-        <w:t>fun1(</w:t>
-      </w:r>
-      <w:proofErr w:type="gramEnd"/>
-      <w:r>
-        <w:rPr>
-          <w:rFonts w:hint="eastAsia"/>
-          <w:color w:val="0000CC"/>
-          <w:sz w:val="20"/>
-          <w:szCs w:val="18"/>
-          <w:shd w:val="clear" w:color="auto" w:fill="BFBFBF" w:themeFill="background1" w:themeFillShade="BF"/>
-        </w:rPr>
-        <w:t>);</w:t>
-      </w:r>
-    </w:p>
-    <w:p>
-      <w:pPr>
-        <w:rPr>
-          <w:color w:val="0000CC"/>
-          <w:sz w:val="20"/>
-          <w:szCs w:val="18"/>
-          <w:shd w:val="clear" w:color="auto" w:fill="BFBFBF" w:themeFill="background1" w:themeFillShade="BF"/>
-        </w:rPr>
-      </w:pPr>
-      <w:r>
-        <w:rPr>
-          <w:rFonts w:hint="eastAsia"/>
-          <w:color w:val="0000CC"/>
-          <w:sz w:val="20"/>
-          <w:szCs w:val="18"/>
-          <w:shd w:val="clear" w:color="auto" w:fill="BFBFBF" w:themeFill="background1" w:themeFillShade="BF"/>
-        </w:rPr>
-        <w:t xml:space="preserve">      </w:t>
-      </w:r>
-      <w:proofErr w:type="gramStart"/>
-      <w:r>
-        <w:rPr>
-          <w:rFonts w:hint="eastAsia"/>
-          <w:color w:val="0000CC"/>
-          <w:sz w:val="20"/>
-          <w:szCs w:val="18"/>
-          <w:shd w:val="clear" w:color="auto" w:fill="BFBFBF" w:themeFill="background1" w:themeFillShade="BF"/>
-        </w:rPr>
-        <w:t>fun2(</w:t>
-      </w:r>
-      <w:proofErr w:type="gramEnd"/>
-      <w:r>
-        <w:rPr>
-          <w:rFonts w:hint="eastAsia"/>
-          <w:color w:val="0000CC"/>
-          <w:sz w:val="20"/>
-          <w:szCs w:val="18"/>
-          <w:shd w:val="clear" w:color="auto" w:fill="BFBFBF" w:themeFill="background1" w:themeFillShade="BF"/>
-        </w:rPr>
-        <w:t>);</w:t>
-      </w:r>
-    </w:p>
-    <w:p>
-      <w:pPr>
-        <w:rPr>
-          <w:color w:val="0000CC"/>
-          <w:sz w:val="20"/>
-          <w:szCs w:val="18"/>
-          <w:shd w:val="clear" w:color="auto" w:fill="BFBFBF" w:themeFill="background1" w:themeFillShade="BF"/>
-        </w:rPr>
-      </w:pPr>
-      <w:r>
-        <w:rPr>
-          <w:rFonts w:hint="eastAsia"/>
-          <w:color w:val="0000CC"/>
-          <w:sz w:val="20"/>
-          <w:szCs w:val="18"/>
-          <w:shd w:val="clear" w:color="auto" w:fill="BFBFBF" w:themeFill="background1" w:themeFillShade="BF"/>
-        </w:rPr>
-        <w:t xml:space="preserve">      </w:t>
-      </w:r>
-      <w:proofErr w:type="gramStart"/>
-      <w:r>
-        <w:rPr>
-          <w:rFonts w:hint="eastAsia"/>
-          <w:color w:val="0000CC"/>
-          <w:sz w:val="20"/>
-          <w:szCs w:val="18"/>
-          <w:shd w:val="clear" w:color="auto" w:fill="BFBFBF" w:themeFill="background1" w:themeFillShade="BF"/>
-        </w:rPr>
-        <w:t>fun3(</w:t>
-      </w:r>
-      <w:proofErr w:type="gramEnd"/>
-      <w:r>
-        <w:rPr>
-          <w:rFonts w:hint="eastAsia"/>
-          <w:color w:val="0000CC"/>
-          <w:sz w:val="20"/>
-          <w:szCs w:val="18"/>
-          <w:shd w:val="clear" w:color="auto" w:fill="BFBFBF" w:themeFill="background1" w:themeFillShade="BF"/>
-        </w:rPr>
-        <w:t>);</w:t>
-      </w:r>
-    </w:p>
-    <w:p>
-      <w:pPr>
-        <w:rPr>
-          <w:color w:val="0000CC"/>
-          <w:sz w:val="20"/>
-          <w:szCs w:val="18"/>
-          <w:shd w:val="clear" w:color="auto" w:fill="BFBFBF" w:themeFill="background1" w:themeFillShade="BF"/>
-        </w:rPr>
-      </w:pPr>
-      <w:r>
-        <w:rPr>
-          <w:rFonts w:hint="eastAsia"/>
-          <w:color w:val="0000CC"/>
-          <w:sz w:val="20"/>
-          <w:szCs w:val="18"/>
-          <w:shd w:val="clear" w:color="auto" w:fill="BFBFBF" w:themeFill="background1" w:themeFillShade="BF"/>
-        </w:rPr>
-        <w:t xml:space="preserve">   }</w:t>
-      </w:r>
-    </w:p>
-    <w:p>
-      <w:pPr>
-        <w:rPr>
-          <w:color w:val="0000CC"/>
-          <w:sz w:val="20"/>
-          <w:szCs w:val="18"/>
-          <w:shd w:val="clear" w:color="auto" w:fill="BFBFBF" w:themeFill="background1" w:themeFillShade="BF"/>
-        </w:rPr>
-      </w:pPr>
-      <w:r>
-        <w:rPr>
-          <w:rFonts w:hint="eastAsia"/>
-          <w:color w:val="0000CC"/>
-          <w:sz w:val="20"/>
-          <w:szCs w:val="18"/>
-          <w:shd w:val="clear" w:color="auto" w:fill="BFBFBF" w:themeFill="background1" w:themeFillShade="BF"/>
-        </w:rPr>
-        <w:t xml:space="preserve">   </w:t>
-      </w:r>
-      <w:proofErr w:type="gramStart"/>
-      <w:r>
-        <w:rPr>
-          <w:rFonts w:hint="eastAsia"/>
-          <w:color w:val="0000CC"/>
-          <w:sz w:val="20"/>
-          <w:szCs w:val="18"/>
-          <w:shd w:val="clear" w:color="auto" w:fill="BFBFBF" w:themeFill="background1" w:themeFillShade="BF"/>
-        </w:rPr>
-        <w:t>catch(</w:t>
-      </w:r>
-      <w:proofErr w:type="gramEnd"/>
-      <w:r>
-        <w:rPr>
-          <w:rFonts w:hint="eastAsia"/>
-          <w:color w:val="0000CC"/>
-          <w:sz w:val="20"/>
-          <w:szCs w:val="18"/>
-          <w:shd w:val="clear" w:color="auto" w:fill="BFBFBF" w:themeFill="background1" w:themeFillShade="BF"/>
-        </w:rPr>
-        <w:t xml:space="preserve"> e )</w:t>
-      </w:r>
-    </w:p>
-    <w:p>
-      <w:pPr>
-        <w:rPr>
-          <w:color w:val="0000CC"/>
-          <w:sz w:val="20"/>
-          <w:szCs w:val="18"/>
-          <w:shd w:val="clear" w:color="auto" w:fill="BFBFBF" w:themeFill="background1" w:themeFillShade="BF"/>
-        </w:rPr>
-      </w:pPr>
-      <w:r>
-        <w:rPr>
-          <w:rFonts w:hint="eastAsia"/>
-          <w:color w:val="0000CC"/>
-          <w:sz w:val="20"/>
-          <w:szCs w:val="18"/>
-          <w:shd w:val="clear" w:color="auto" w:fill="BFBFBF" w:themeFill="background1" w:themeFillShade="BF"/>
-        </w:rPr>
-        <w:t xml:space="preserve">   {</w:t>
-      </w:r>
-    </w:p>
-    <w:p>
-      <w:pPr>
-        <w:rPr>
-          <w:color w:val="0000CC"/>
-          <w:sz w:val="20"/>
-          <w:szCs w:val="18"/>
-          <w:shd w:val="clear" w:color="auto" w:fill="BFBFBF" w:themeFill="background1" w:themeFillShade="BF"/>
-        </w:rPr>
-      </w:pPr>
-      <w:r>
-        <w:rPr>
-          <w:rFonts w:hint="eastAsia"/>
-          <w:color w:val="0000CC"/>
-          <w:sz w:val="20"/>
-          <w:szCs w:val="18"/>
-          <w:shd w:val="clear" w:color="auto" w:fill="BFBFBF" w:themeFill="background1" w:themeFillShade="BF"/>
-        </w:rPr>
-        <w:t xml:space="preserve">      </w:t>
-      </w:r>
-      <w:proofErr w:type="gramStart"/>
-      <w:r>
-        <w:rPr>
-          <w:rFonts w:hint="eastAsia"/>
-          <w:color w:val="0000CC"/>
-          <w:sz w:val="20"/>
-          <w:szCs w:val="18"/>
-          <w:shd w:val="clear" w:color="auto" w:fill="BFBFBF" w:themeFill="background1" w:themeFillShade="BF"/>
-        </w:rPr>
-        <w:t>throw</w:t>
-      </w:r>
-      <w:proofErr w:type="gramEnd"/>
-      <w:r>
-        <w:rPr>
-          <w:rFonts w:hint="eastAsia"/>
-          <w:color w:val="0000CC"/>
-          <w:sz w:val="20"/>
-          <w:szCs w:val="18"/>
-          <w:shd w:val="clear" w:color="auto" w:fill="BFBFBF" w:themeFill="background1" w:themeFillShade="BF"/>
-        </w:rPr>
-        <w:t xml:space="preserve"> e;</w:t>
-      </w:r>
-    </w:p>
-    <w:p>
-      <w:pPr>
-        <w:rPr>
-          <w:color w:val="0000CC"/>
-          <w:sz w:val="20"/>
-          <w:szCs w:val="18"/>
-          <w:shd w:val="clear" w:color="auto" w:fill="BFBFBF" w:themeFill="background1" w:themeFillShade="BF"/>
-        </w:rPr>
-      </w:pPr>
-      <w:r>
-        <w:rPr>
-          <w:rFonts w:hint="eastAsia"/>
-          <w:color w:val="0000CC"/>
-          <w:sz w:val="20"/>
-          <w:szCs w:val="18"/>
-          <w:shd w:val="clear" w:color="auto" w:fill="BFBFBF" w:themeFill="background1" w:themeFillShade="BF"/>
-        </w:rPr>
-        <w:t xml:space="preserve">   }</w:t>
-      </w:r>
-    </w:p>
-    <w:p>
-      <w:pPr>
-        <w:rPr>
-          <w:color w:val="0000CC"/>
-          <w:sz w:val="20"/>
-          <w:szCs w:val="18"/>
-          <w:shd w:val="clear" w:color="auto" w:fill="BFBFBF" w:themeFill="background1" w:themeFillShade="BF"/>
-        </w:rPr>
-      </w:pPr>
-      <w:r>
-        <w:rPr>
-          <w:rFonts w:hint="eastAsia"/>
-          <w:color w:val="0000CC"/>
-          <w:sz w:val="20"/>
-          <w:szCs w:val="18"/>
-          <w:shd w:val="clear" w:color="auto" w:fill="BFBFBF" w:themeFill="background1" w:themeFillShade="BF"/>
-        </w:rPr>
-        <w:t xml:space="preserve">   </w:t>
-      </w:r>
-      <w:proofErr w:type="gramStart"/>
-      <w:r>
-        <w:rPr>
-          <w:rFonts w:hint="eastAsia"/>
-          <w:color w:val="0000CC"/>
-          <w:sz w:val="20"/>
+          <w:sz w:val="18"/>
+          <w:szCs w:val="18"/>
+          <w:shd w:val="clear" w:color="auto" w:fill="BFBFBF" w:themeFill="background1" w:themeFillShade="BF"/>
+        </w:rPr>
+      </w:pPr>
+      <w:r>
+        <w:rPr>
+          <w:rFonts w:hint="eastAsia"/>
+          <w:color w:val="0000CC"/>
+          <w:sz w:val="18"/>
+          <w:szCs w:val="18"/>
+          <w:shd w:val="clear" w:color="auto" w:fill="BFBFBF" w:themeFill="background1" w:themeFillShade="BF"/>
+        </w:rPr>
+        <w:t>}</w:t>
+      </w:r>
+    </w:p>
+    <w:p>
+      <w:pPr>
+        <w:rPr>
+          <w:color w:val="0000CC"/>
+          <w:sz w:val="18"/>
+          <w:szCs w:val="18"/>
+          <w:shd w:val="clear" w:color="auto" w:fill="BFBFBF" w:themeFill="background1" w:themeFillShade="BF"/>
+        </w:rPr>
+      </w:pPr>
+      <w:r>
+        <w:rPr>
+          <w:rFonts w:hint="eastAsia"/>
+          <w:color w:val="0000CC"/>
+          <w:sz w:val="18"/>
+          <w:szCs w:val="18"/>
+          <w:shd w:val="clear" w:color="auto" w:fill="BFBFBF" w:themeFill="background1" w:themeFillShade="BF"/>
+        </w:rPr>
+        <w:t>catch</w:t>
+      </w:r>
+    </w:p>
+    <w:p>
+      <w:pPr>
+        <w:rPr>
+          <w:color w:val="0000CC"/>
+          <w:sz w:val="18"/>
+          <w:szCs w:val="18"/>
+          <w:shd w:val="clear" w:color="auto" w:fill="BFBFBF" w:themeFill="background1" w:themeFillShade="BF"/>
+        </w:rPr>
+      </w:pPr>
+      <w:r>
+        <w:rPr>
+          <w:rFonts w:hint="eastAsia"/>
+          <w:color w:val="0000CC"/>
+          <w:sz w:val="18"/>
+          <w:szCs w:val="18"/>
+          <w:shd w:val="clear" w:color="auto" w:fill="BFBFBF" w:themeFill="background1" w:themeFillShade="BF"/>
+        </w:rPr>
+        <w:t>{</w:t>
+      </w:r>
+    </w:p>
+    <w:p>
+      <w:pPr>
+        <w:rPr>
+          <w:color w:val="0000CC"/>
+          <w:sz w:val="18"/>
+          <w:szCs w:val="18"/>
+          <w:shd w:val="clear" w:color="auto" w:fill="BFBFBF" w:themeFill="background1" w:themeFillShade="BF"/>
+        </w:rPr>
+      </w:pPr>
+      <w:r>
+        <w:rPr>
+          <w:rFonts w:hint="eastAsia"/>
+          <w:color w:val="0000CC"/>
+          <w:sz w:val="18"/>
+          <w:szCs w:val="18"/>
+          <w:shd w:val="clear" w:color="auto" w:fill="BFBFBF" w:themeFill="background1" w:themeFillShade="BF"/>
+        </w:rPr>
+        <w:t>}</w:t>
+      </w:r>
+    </w:p>
+    <w:p>
+      <w:pPr>
+        <w:rPr>
+          <w:color w:val="0000CC"/>
+          <w:sz w:val="18"/>
+          <w:szCs w:val="18"/>
+          <w:shd w:val="clear" w:color="auto" w:fill="BFBFBF" w:themeFill="background1" w:themeFillShade="BF"/>
+        </w:rPr>
+      </w:pPr>
+      <w:r>
+        <w:rPr>
+          <w:rFonts w:hint="eastAsia"/>
+          <w:color w:val="0000CC"/>
+          <w:sz w:val="18"/>
           <w:szCs w:val="18"/>
           <w:shd w:val="clear" w:color="auto" w:fill="BFBFBF" w:themeFill="background1" w:themeFillShade="BF"/>
         </w:rPr>
         <w:t>finally</w:t>
       </w:r>
-      <w:proofErr w:type="gramEnd"/>
-    </w:p>
-    <w:p>
-      <w:pPr>
-        <w:rPr>
-          <w:color w:val="0000CC"/>
-          <w:sz w:val="20"/>
-          <w:szCs w:val="18"/>
-          <w:shd w:val="clear" w:color="auto" w:fill="BFBFBF" w:themeFill="background1" w:themeFillShade="BF"/>
-        </w:rPr>
-      </w:pPr>
-      <w:r>
-        <w:rPr>
-          <w:rFonts w:hint="eastAsia"/>
-          <w:color w:val="0000CC"/>
-          <w:sz w:val="20"/>
-          <w:szCs w:val="18"/>
-          <w:shd w:val="clear" w:color="auto" w:fill="BFBFBF" w:themeFill="background1" w:themeFillShade="BF"/>
-        </w:rPr>
-        <w:t xml:space="preserve">   {</w:t>
-      </w:r>
-    </w:p>
-    <w:p>
-      <w:pPr>
-        <w:rPr>
-          <w:color w:val="0000CC"/>
-          <w:sz w:val="20"/>
-          <w:szCs w:val="18"/>
-          <w:shd w:val="clear" w:color="auto" w:fill="BFBFBF" w:themeFill="background1" w:themeFillShade="BF"/>
-        </w:rPr>
-      </w:pPr>
-      <w:r>
-        <w:rPr>
-          <w:rFonts w:hint="eastAsia"/>
-          <w:color w:val="0000CC"/>
-          <w:sz w:val="20"/>
-          <w:szCs w:val="18"/>
-          <w:shd w:val="clear" w:color="auto" w:fill="BFBFBF" w:themeFill="background1" w:themeFillShade="BF"/>
-        </w:rPr>
-        <w:t xml:space="preserve">      //</w:t>
-      </w:r>
-      <w:r>
-        <w:rPr>
-          <w:rFonts w:hint="eastAsia"/>
-          <w:color w:val="0000CC"/>
-          <w:sz w:val="20"/>
-          <w:szCs w:val="18"/>
-          <w:shd w:val="clear" w:color="auto" w:fill="BFBFBF" w:themeFill="background1" w:themeFillShade="BF"/>
-        </w:rPr>
-        <w:t>清理环境</w:t>
-      </w:r>
-    </w:p>
-    <w:p>
-      <w:pPr>
-        <w:rPr>
-          <w:color w:val="0000CC"/>
-          <w:sz w:val="20"/>
-          <w:szCs w:val="18"/>
-          <w:shd w:val="clear" w:color="auto" w:fill="BFBFBF" w:themeFill="background1" w:themeFillShade="BF"/>
-        </w:rPr>
-      </w:pPr>
-      <w:r>
-        <w:rPr>
-          <w:rFonts w:hint="eastAsia"/>
-          <w:color w:val="0000CC"/>
-          <w:sz w:val="20"/>
-          <w:szCs w:val="18"/>
-          <w:shd w:val="clear" w:color="auto" w:fill="BFBFBF" w:themeFill="background1" w:themeFillShade="BF"/>
-        </w:rPr>
-        <w:t xml:space="preserve">   }</w:t>
-      </w:r>
-    </w:p>
-    <w:p>
-      <w:pPr>
-        <w:rPr>
-          <w:color w:val="0000CC"/>
-          <w:sz w:val="20"/>
-          <w:szCs w:val="18"/>
-          <w:shd w:val="clear" w:color="auto" w:fill="BFBFBF" w:themeFill="background1" w:themeFillShade="BF"/>
-        </w:rPr>
-      </w:pPr>
-      <w:r>
-        <w:rPr>
-          <w:rFonts w:hint="eastAsia"/>
-          <w:color w:val="0000CC"/>
-          <w:sz w:val="20"/>
-          <w:szCs w:val="18"/>
-          <w:shd w:val="clear" w:color="auto" w:fill="BFBFBF" w:themeFill="background1" w:themeFillShade="BF"/>
-        </w:rPr>
-        <w:t>}</w:t>
-      </w:r>
-    </w:p>
-    <w:p>
-      <w:pPr>
-        <w:pStyle w:val="Heading2"/>
-      </w:pPr>
-      <w:r>
-        <w:rPr>
-          <w:rFonts w:hint="eastAsia"/>
-        </w:rPr>
-        <w:t>处理异常代码必须包含</w:t>
-      </w:r>
-      <w:r>
-        <w:rPr>
-          <w:rFonts w:hint="eastAsia"/>
-        </w:rPr>
-        <w:t>finally</w:t>
-      </w:r>
-    </w:p>
-    <w:p>
-      <w:r>
-        <w:rPr>
-          <w:rFonts w:hint="eastAsia"/>
-        </w:rPr>
-        <w:t>处理异常的代码必须包含</w:t>
-      </w:r>
-      <w:r>
-        <w:rPr>
-          <w:rFonts w:hint="eastAsia"/>
-        </w:rPr>
-        <w:t>finally</w:t>
-      </w:r>
-      <w:r>
-        <w:rPr>
-          <w:rFonts w:hint="eastAsia"/>
-        </w:rPr>
-        <w:t>，如下：</w:t>
-      </w:r>
-    </w:p>
-    <w:p>
-      <w:pPr>
-        <w:rPr>
-          <w:color w:val="0000CC"/>
-          <w:sz w:val="18"/>
-          <w:szCs w:val="18"/>
-          <w:shd w:val="clear" w:color="auto" w:fill="BFBFBF" w:themeFill="background1" w:themeFillShade="BF"/>
-        </w:rPr>
-      </w:pPr>
-      <w:proofErr w:type="gramStart"/>
-      <w:r>
-        <w:rPr>
-          <w:rFonts w:hint="eastAsia"/>
-          <w:color w:val="0000CC"/>
-          <w:sz w:val="18"/>
-          <w:szCs w:val="18"/>
-          <w:shd w:val="clear" w:color="auto" w:fill="BFBFBF" w:themeFill="background1" w:themeFillShade="BF"/>
-        </w:rPr>
-        <w:t>try</w:t>
-      </w:r>
-      <w:proofErr w:type="gramEnd"/>
-    </w:p>
-    <w:p>
-      <w:pPr>
-        <w:rPr>
-          <w:color w:val="0000CC"/>
-          <w:sz w:val="18"/>
-          <w:szCs w:val="18"/>
-          <w:shd w:val="clear" w:color="auto" w:fill="BFBFBF" w:themeFill="background1" w:themeFillShade="BF"/>
-        </w:rPr>
-      </w:pPr>
-      <w:r>
-        <w:rPr>
-          <w:rFonts w:hint="eastAsia"/>
-          <w:color w:val="0000CC"/>
-          <w:sz w:val="18"/>
-          <w:szCs w:val="18"/>
-          <w:shd w:val="clear" w:color="auto" w:fill="BFBFBF" w:themeFill="background1" w:themeFillShade="BF"/>
-        </w:rPr>
-        <w:t>{</w:t>
-      </w:r>
-    </w:p>
-    <w:p>
-      <w:pPr>
-        <w:rPr>
-          <w:color w:val="0000CC"/>
-          <w:sz w:val="18"/>
-          <w:szCs w:val="18"/>
-          <w:shd w:val="clear" w:color="auto" w:fill="BFBFBF" w:themeFill="background1" w:themeFillShade="BF"/>
-        </w:rPr>
-      </w:pPr>
-      <w:r>
-        <w:rPr>
-          <w:rFonts w:hint="eastAsia"/>
-          <w:color w:val="0000CC"/>
-          <w:sz w:val="18"/>
-          <w:szCs w:val="18"/>
-          <w:shd w:val="clear" w:color="auto" w:fill="BFBFBF" w:themeFill="background1" w:themeFillShade="BF"/>
-        </w:rPr>
-        <w:t>}</w:t>
-      </w:r>
-    </w:p>
-    <w:p>
-      <w:pPr>
-        <w:rPr>
-          <w:color w:val="0000CC"/>
-          <w:sz w:val="18"/>
-          <w:szCs w:val="18"/>
-          <w:shd w:val="clear" w:color="auto" w:fill="BFBFBF" w:themeFill="background1" w:themeFillShade="BF"/>
-        </w:rPr>
-      </w:pPr>
-      <w:proofErr w:type="gramStart"/>
-      <w:r>
-        <w:rPr>
-          <w:rFonts w:hint="eastAsia"/>
-          <w:color w:val="0000CC"/>
-          <w:sz w:val="18"/>
-          <w:szCs w:val="18"/>
-          <w:shd w:val="clear" w:color="auto" w:fill="BFBFBF" w:themeFill="background1" w:themeFillShade="BF"/>
-        </w:rPr>
-        <w:t>catch</w:t>
-      </w:r>
-      <w:proofErr w:type="gramEnd"/>
-    </w:p>
-    <w:p>
-      <w:pPr>
-        <w:rPr>
-          <w:color w:val="0000CC"/>
-          <w:sz w:val="18"/>
-          <w:szCs w:val="18"/>
-          <w:shd w:val="clear" w:color="auto" w:fill="BFBFBF" w:themeFill="background1" w:themeFillShade="BF"/>
-        </w:rPr>
-      </w:pPr>
-      <w:r>
-        <w:rPr>
-          <w:rFonts w:hint="eastAsia"/>
-          <w:color w:val="0000CC"/>
-          <w:sz w:val="18"/>
-          <w:szCs w:val="18"/>
-          <w:shd w:val="clear" w:color="auto" w:fill="BFBFBF" w:themeFill="background1" w:themeFillShade="BF"/>
-        </w:rPr>
-        <w:t>{</w:t>
-      </w:r>
-    </w:p>
-    <w:p>
-      <w:pPr>
-        <w:rPr>
-          <w:color w:val="0000CC"/>
-          <w:sz w:val="18"/>
-          <w:szCs w:val="18"/>
-          <w:shd w:val="clear" w:color="auto" w:fill="BFBFBF" w:themeFill="background1" w:themeFillShade="BF"/>
-        </w:rPr>
-      </w:pPr>
-      <w:r>
-        <w:rPr>
-          <w:rFonts w:hint="eastAsia"/>
-          <w:color w:val="0000CC"/>
-          <w:sz w:val="18"/>
-          <w:szCs w:val="18"/>
-          <w:shd w:val="clear" w:color="auto" w:fill="BFBFBF" w:themeFill="background1" w:themeFillShade="BF"/>
-        </w:rPr>
-        <w:t>}</w:t>
-      </w:r>
-    </w:p>
-    <w:p>
-      <w:pPr>
-        <w:rPr>
-          <w:color w:val="0000CC"/>
-          <w:sz w:val="18"/>
-          <w:szCs w:val="18"/>
-          <w:shd w:val="clear" w:color="auto" w:fill="BFBFBF" w:themeFill="background1" w:themeFillShade="BF"/>
-        </w:rPr>
-      </w:pPr>
-      <w:proofErr w:type="gramStart"/>
-      <w:r>
-        <w:rPr>
-          <w:rFonts w:hint="eastAsia"/>
-          <w:color w:val="0000CC"/>
-          <w:sz w:val="18"/>
-          <w:szCs w:val="18"/>
-          <w:shd w:val="clear" w:color="auto" w:fill="BFBFBF" w:themeFill="background1" w:themeFillShade="BF"/>
-        </w:rPr>
-        <w:t>finally</w:t>
-      </w:r>
-      <w:proofErr w:type="gramEnd"/>
     </w:p>
     <w:p>
       <w:pPr>
@@ -5475,27 +5212,15 @@
           <w:shd w:val="clear" w:color="auto" w:fill="BFBFBF" w:themeFill="background1" w:themeFillShade="BF"/>
         </w:rPr>
       </w:pPr>
-      <w:proofErr w:type="gramStart"/>
-      <w:r>
-        <w:rPr>
-          <w:rFonts w:hint="eastAsia"/>
-          <w:color w:val="0000CC"/>
-          <w:sz w:val="18"/>
-          <w:szCs w:val="18"/>
-          <w:shd w:val="clear" w:color="auto" w:fill="BFBFBF" w:themeFill="background1" w:themeFillShade="BF"/>
-        </w:rPr>
-        <w:t>function</w:t>
-      </w:r>
-      <w:proofErr w:type="gramEnd"/>
-      <w:r>
-        <w:rPr>
-          <w:rFonts w:hint="eastAsia"/>
-          <w:color w:val="0000CC"/>
-          <w:sz w:val="18"/>
-          <w:szCs w:val="18"/>
-          <w:shd w:val="clear" w:color="auto" w:fill="BFBFBF" w:themeFill="background1" w:themeFillShade="BF"/>
-        </w:rPr>
-        <w:t xml:space="preserve"> connect( host, </w:t>
+      <w:r>
+        <w:rPr>
+          <w:rFonts w:hint="eastAsia"/>
+          <w:color w:val="0000CC"/>
+          <w:sz w:val="18"/>
+          <w:szCs w:val="18"/>
+          <w:shd w:val="clear" w:color="auto" w:fill="BFBFBF" w:themeFill="background1" w:themeFillShade="BF"/>
+        </w:rPr>
+        <w:t xml:space="preserve">function connect( host, </w:t>
       </w:r>
       <w:proofErr w:type="spellStart"/>
       <w:r>
@@ -5557,91 +5282,396 @@
           <w:szCs w:val="18"/>
           <w:shd w:val="clear" w:color="auto" w:fill="BFBFBF" w:themeFill="background1" w:themeFillShade="BF"/>
         </w:rPr>
+        <w:t xml:space="preserve">   if ( host == undefined )</w:t>
+      </w:r>
+    </w:p>
+    <w:p>
+      <w:pPr>
+        <w:rPr>
+          <w:color w:val="0000CC"/>
+          <w:sz w:val="18"/>
+          <w:szCs w:val="18"/>
+          <w:shd w:val="clear" w:color="auto" w:fill="BFBFBF" w:themeFill="background1" w:themeFillShade="BF"/>
+        </w:rPr>
+      </w:pPr>
+      <w:r>
+        <w:rPr>
+          <w:rFonts w:hint="eastAsia"/>
+          <w:color w:val="0000CC"/>
+          <w:sz w:val="18"/>
+          <w:szCs w:val="18"/>
+          <w:shd w:val="clear" w:color="auto" w:fill="BFBFBF" w:themeFill="background1" w:themeFillShade="BF"/>
+        </w:rPr>
+        <w:t xml:space="preserve">   {</w:t>
+      </w:r>
+    </w:p>
+    <w:p>
+      <w:pPr>
+        <w:rPr>
+          <w:color w:val="0000CC"/>
+          <w:sz w:val="18"/>
+          <w:szCs w:val="18"/>
+          <w:shd w:val="clear" w:color="auto" w:fill="BFBFBF" w:themeFill="background1" w:themeFillShade="BF"/>
+        </w:rPr>
+      </w:pPr>
+      <w:r>
+        <w:rPr>
+          <w:rFonts w:hint="eastAsia"/>
+          <w:color w:val="0000CC"/>
+          <w:sz w:val="18"/>
+          <w:szCs w:val="18"/>
+          <w:shd w:val="clear" w:color="auto" w:fill="BFBFBF" w:themeFill="background1" w:themeFillShade="BF"/>
+        </w:rPr>
+        <w:t xml:space="preserve">      host = </w:t>
+      </w:r>
+      <w:r>
+        <w:rPr>
+          <w:color w:val="0000CC"/>
+          <w:sz w:val="18"/>
+          <w:szCs w:val="18"/>
+          <w:shd w:val="clear" w:color="auto" w:fill="BFBFBF" w:themeFill="background1" w:themeFillShade="BF"/>
+        </w:rPr>
+        <w:t>“</w:t>
+      </w:r>
+      <w:r>
+        <w:rPr>
+          <w:rFonts w:hint="eastAsia"/>
+          <w:color w:val="0000CC"/>
+          <w:sz w:val="18"/>
+          <w:szCs w:val="18"/>
+          <w:shd w:val="clear" w:color="auto" w:fill="BFBFBF" w:themeFill="background1" w:themeFillShade="BF"/>
+        </w:rPr>
+        <w:t>local</w:t>
+      </w:r>
+      <w:r>
+        <w:rPr>
+          <w:color w:val="0000CC"/>
+          <w:sz w:val="18"/>
+          <w:szCs w:val="18"/>
+          <w:shd w:val="clear" w:color="auto" w:fill="BFBFBF" w:themeFill="background1" w:themeFillShade="BF"/>
+        </w:rPr>
+        <w:t>”</w:t>
+      </w:r>
+      <w:r>
+        <w:rPr>
+          <w:rFonts w:hint="eastAsia"/>
+          <w:color w:val="0000CC"/>
+          <w:sz w:val="18"/>
+          <w:szCs w:val="18"/>
+          <w:shd w:val="clear" w:color="auto" w:fill="BFBFBF" w:themeFill="background1" w:themeFillShade="BF"/>
+        </w:rPr>
+        <w:t xml:space="preserve"> ;</w:t>
+      </w:r>
+    </w:p>
+    <w:p>
+      <w:pPr>
+        <w:rPr>
+          <w:color w:val="0000CC"/>
+          <w:sz w:val="18"/>
+          <w:szCs w:val="18"/>
+          <w:shd w:val="clear" w:color="auto" w:fill="BFBFBF" w:themeFill="background1" w:themeFillShade="BF"/>
+        </w:rPr>
+      </w:pPr>
+      <w:r>
+        <w:rPr>
+          <w:rFonts w:hint="eastAsia"/>
+          <w:color w:val="0000CC"/>
+          <w:sz w:val="18"/>
+          <w:szCs w:val="18"/>
+          <w:shd w:val="clear" w:color="auto" w:fill="BFBFBF" w:themeFill="background1" w:themeFillShade="BF"/>
+        </w:rPr>
+        <w:t xml:space="preserve">   }</w:t>
+      </w:r>
+    </w:p>
+    <w:p>
+      <w:pPr>
+        <w:rPr>
+          <w:color w:val="0000CC"/>
+          <w:sz w:val="18"/>
+          <w:szCs w:val="18"/>
+          <w:shd w:val="clear" w:color="auto" w:fill="BFBFBF" w:themeFill="background1" w:themeFillShade="BF"/>
+        </w:rPr>
+      </w:pPr>
+      <w:r>
+        <w:rPr>
+          <w:rFonts w:hint="eastAsia"/>
+          <w:color w:val="0000CC"/>
+          <w:sz w:val="18"/>
+          <w:szCs w:val="18"/>
+          <w:shd w:val="clear" w:color="auto" w:fill="BFBFBF" w:themeFill="background1" w:themeFillShade="BF"/>
+        </w:rPr>
+        <w:t xml:space="preserve">   if ( </w:t>
+      </w:r>
+      <w:proofErr w:type="spellStart"/>
+      <w:r>
+        <w:rPr>
+          <w:rFonts w:hint="eastAsia"/>
+          <w:color w:val="0000CC"/>
+          <w:sz w:val="18"/>
+          <w:szCs w:val="18"/>
+          <w:shd w:val="clear" w:color="auto" w:fill="BFBFBF" w:themeFill="background1" w:themeFillShade="BF"/>
+        </w:rPr>
+        <w:t>svcname</w:t>
+      </w:r>
+      <w:proofErr w:type="spellEnd"/>
+      <w:r>
+        <w:rPr>
+          <w:rFonts w:hint="eastAsia"/>
+          <w:color w:val="0000CC"/>
+          <w:sz w:val="18"/>
+          <w:szCs w:val="18"/>
+          <w:shd w:val="clear" w:color="auto" w:fill="BFBFBF" w:themeFill="background1" w:themeFillShade="BF"/>
+        </w:rPr>
+        <w:t xml:space="preserve"> == undefined )</w:t>
+      </w:r>
+    </w:p>
+    <w:p>
+      <w:pPr>
+        <w:rPr>
+          <w:color w:val="0000CC"/>
+          <w:sz w:val="18"/>
+          <w:szCs w:val="18"/>
+          <w:shd w:val="clear" w:color="auto" w:fill="BFBFBF" w:themeFill="background1" w:themeFillShade="BF"/>
+        </w:rPr>
+      </w:pPr>
+      <w:r>
+        <w:rPr>
+          <w:rFonts w:hint="eastAsia"/>
+          <w:color w:val="0000CC"/>
+          <w:sz w:val="18"/>
+          <w:szCs w:val="18"/>
+          <w:shd w:val="clear" w:color="auto" w:fill="BFBFBF" w:themeFill="background1" w:themeFillShade="BF"/>
+        </w:rPr>
+        <w:t xml:space="preserve">   {</w:t>
+      </w:r>
+    </w:p>
+    <w:p>
+      <w:pPr>
+        <w:rPr>
+          <w:color w:val="0000CC"/>
+          <w:sz w:val="18"/>
+          <w:szCs w:val="18"/>
+          <w:shd w:val="clear" w:color="auto" w:fill="BFBFBF" w:themeFill="background1" w:themeFillShade="BF"/>
+        </w:rPr>
+      </w:pPr>
+      <w:r>
+        <w:rPr>
+          <w:rFonts w:hint="eastAsia"/>
+          <w:color w:val="0000CC"/>
+          <w:sz w:val="18"/>
+          <w:szCs w:val="18"/>
+          <w:shd w:val="clear" w:color="auto" w:fill="BFBFBF" w:themeFill="background1" w:themeFillShade="BF"/>
+        </w:rPr>
+        <w:t xml:space="preserve">      </w:t>
+      </w:r>
+      <w:proofErr w:type="spellStart"/>
+      <w:r>
+        <w:rPr>
+          <w:rFonts w:hint="eastAsia"/>
+          <w:color w:val="0000CC"/>
+          <w:sz w:val="18"/>
+          <w:szCs w:val="18"/>
+          <w:shd w:val="clear" w:color="auto" w:fill="BFBFBF" w:themeFill="background1" w:themeFillShade="BF"/>
+        </w:rPr>
+        <w:t>svcname</w:t>
+      </w:r>
+      <w:proofErr w:type="spellEnd"/>
+      <w:r>
+        <w:rPr>
+          <w:rFonts w:hint="eastAsia"/>
+          <w:color w:val="0000CC"/>
+          <w:sz w:val="18"/>
+          <w:szCs w:val="18"/>
+          <w:shd w:val="clear" w:color="auto" w:fill="BFBFBF" w:themeFill="background1" w:themeFillShade="BF"/>
+        </w:rPr>
+        <w:t xml:space="preserve"> = </w:t>
+      </w:r>
+      <w:r>
+        <w:rPr>
+          <w:color w:val="0000CC"/>
+          <w:sz w:val="18"/>
+          <w:szCs w:val="18"/>
+          <w:shd w:val="clear" w:color="auto" w:fill="BFBFBF" w:themeFill="background1" w:themeFillShade="BF"/>
+        </w:rPr>
+        <w:t>“</w:t>
+      </w:r>
+      <w:r>
+        <w:rPr>
+          <w:rFonts w:hint="eastAsia"/>
+          <w:color w:val="0000CC"/>
+          <w:sz w:val="18"/>
+          <w:szCs w:val="18"/>
+          <w:shd w:val="clear" w:color="auto" w:fill="BFBFBF" w:themeFill="background1" w:themeFillShade="BF"/>
+        </w:rPr>
+        <w:t>11810</w:t>
+      </w:r>
+      <w:r>
+        <w:rPr>
+          <w:color w:val="0000CC"/>
+          <w:sz w:val="18"/>
+          <w:szCs w:val="18"/>
+          <w:shd w:val="clear" w:color="auto" w:fill="BFBFBF" w:themeFill="background1" w:themeFillShade="BF"/>
+        </w:rPr>
+        <w:t>”</w:t>
+      </w:r>
+      <w:r>
+        <w:rPr>
+          <w:rFonts w:hint="eastAsia"/>
+          <w:color w:val="0000CC"/>
+          <w:sz w:val="18"/>
+          <w:szCs w:val="18"/>
+          <w:shd w:val="clear" w:color="auto" w:fill="BFBFBF" w:themeFill="background1" w:themeFillShade="BF"/>
+        </w:rPr>
+        <w:t xml:space="preserve"> ;</w:t>
+      </w:r>
+    </w:p>
+    <w:p>
+      <w:pPr>
+        <w:rPr>
+          <w:color w:val="0000CC"/>
+          <w:sz w:val="18"/>
+          <w:szCs w:val="18"/>
+          <w:shd w:val="clear" w:color="auto" w:fill="BFBFBF" w:themeFill="background1" w:themeFillShade="BF"/>
+        </w:rPr>
+      </w:pPr>
+      <w:r>
+        <w:rPr>
+          <w:rFonts w:hint="eastAsia"/>
+          <w:color w:val="0000CC"/>
+          <w:sz w:val="18"/>
+          <w:szCs w:val="18"/>
+          <w:shd w:val="clear" w:color="auto" w:fill="BFBFBF" w:themeFill="background1" w:themeFillShade="BF"/>
+        </w:rPr>
+        <w:t>}</w:t>
+      </w:r>
+    </w:p>
+    <w:p>
+      <w:pPr>
+        <w:rPr>
+          <w:color w:val="0000CC"/>
+          <w:sz w:val="18"/>
+          <w:szCs w:val="18"/>
+          <w:shd w:val="clear" w:color="auto" w:fill="BFBFBF" w:themeFill="background1" w:themeFillShade="BF"/>
+        </w:rPr>
+      </w:pPr>
+      <w:r>
+        <w:rPr>
+          <w:rFonts w:hint="eastAsia"/>
+          <w:color w:val="0000CC"/>
+          <w:sz w:val="18"/>
+          <w:szCs w:val="18"/>
+          <w:shd w:val="clear" w:color="auto" w:fill="BFBFBF" w:themeFill="background1" w:themeFillShade="BF"/>
+        </w:rPr>
+        <w:t>}</w:t>
+      </w:r>
+    </w:p>
+    <w:p>
+      <w:r>
+        <w:rPr>
+          <w:rFonts w:hint="eastAsia"/>
+        </w:rPr>
+        <w:t>或：</w:t>
+      </w:r>
+    </w:p>
+    <w:p>
+      <w:pPr>
+        <w:rPr>
+          <w:color w:val="0000CC"/>
+          <w:sz w:val="18"/>
+          <w:szCs w:val="18"/>
+          <w:shd w:val="clear" w:color="auto" w:fill="BFBFBF" w:themeFill="background1" w:themeFillShade="BF"/>
+        </w:rPr>
+      </w:pPr>
+      <w:r>
+        <w:rPr>
+          <w:rFonts w:hint="eastAsia"/>
+          <w:color w:val="0000CC"/>
+          <w:sz w:val="18"/>
+          <w:szCs w:val="18"/>
+          <w:shd w:val="clear" w:color="auto" w:fill="BFBFBF" w:themeFill="background1" w:themeFillShade="BF"/>
+        </w:rPr>
+        <w:t xml:space="preserve">function connect( host, </w:t>
+      </w:r>
+      <w:proofErr w:type="spellStart"/>
+      <w:r>
+        <w:rPr>
+          <w:rFonts w:hint="eastAsia"/>
+          <w:color w:val="0000CC"/>
+          <w:sz w:val="18"/>
+          <w:szCs w:val="18"/>
+          <w:shd w:val="clear" w:color="auto" w:fill="BFBFBF" w:themeFill="background1" w:themeFillShade="BF"/>
+        </w:rPr>
+        <w:t>svcname</w:t>
+      </w:r>
+      <w:proofErr w:type="spellEnd"/>
+      <w:r>
+        <w:rPr>
+          <w:rFonts w:hint="eastAsia"/>
+          <w:color w:val="0000CC"/>
+          <w:sz w:val="18"/>
+          <w:szCs w:val="18"/>
+          <w:shd w:val="clear" w:color="auto" w:fill="BFBFBF" w:themeFill="background1" w:themeFillShade="BF"/>
+        </w:rPr>
+        <w:t xml:space="preserve"> )</w:t>
+      </w:r>
+    </w:p>
+    <w:p>
+      <w:pPr>
+        <w:rPr>
+          <w:color w:val="0000CC"/>
+          <w:sz w:val="18"/>
+          <w:szCs w:val="18"/>
+          <w:shd w:val="clear" w:color="auto" w:fill="BFBFBF" w:themeFill="background1" w:themeFillShade="BF"/>
+        </w:rPr>
+      </w:pPr>
+      <w:r>
+        <w:rPr>
+          <w:rFonts w:hint="eastAsia"/>
+          <w:color w:val="0000CC"/>
+          <w:sz w:val="18"/>
+          <w:szCs w:val="18"/>
+          <w:shd w:val="clear" w:color="auto" w:fill="BFBFBF" w:themeFill="background1" w:themeFillShade="BF"/>
+        </w:rPr>
+        <w:t>{</w:t>
+      </w:r>
+    </w:p>
+    <w:p>
+      <w:pPr>
+        <w:rPr>
+          <w:color w:val="0000CC"/>
+          <w:sz w:val="18"/>
+          <w:szCs w:val="18"/>
+          <w:shd w:val="clear" w:color="auto" w:fill="BFBFBF" w:themeFill="background1" w:themeFillShade="BF"/>
+        </w:rPr>
+      </w:pPr>
+      <w:r>
+        <w:rPr>
+          <w:rFonts w:hint="eastAsia"/>
+          <w:color w:val="0000CC"/>
+          <w:sz w:val="18"/>
+          <w:szCs w:val="18"/>
+          <w:shd w:val="clear" w:color="auto" w:fill="BFBFBF" w:themeFill="background1" w:themeFillShade="BF"/>
+        </w:rPr>
         <w:t xml:space="preserve">   </w:t>
       </w:r>
-      <w:proofErr w:type="gramStart"/>
-      <w:r>
-        <w:rPr>
-          <w:rFonts w:hint="eastAsia"/>
-          <w:color w:val="0000CC"/>
-          <w:sz w:val="18"/>
-          <w:szCs w:val="18"/>
-          <w:shd w:val="clear" w:color="auto" w:fill="BFBFBF" w:themeFill="background1" w:themeFillShade="BF"/>
-        </w:rPr>
-        <w:t>if</w:t>
-      </w:r>
-      <w:proofErr w:type="gramEnd"/>
-      <w:r>
-        <w:rPr>
-          <w:rFonts w:hint="eastAsia"/>
-          <w:color w:val="0000CC"/>
-          <w:sz w:val="18"/>
-          <w:szCs w:val="18"/>
-          <w:shd w:val="clear" w:color="auto" w:fill="BFBFBF" w:themeFill="background1" w:themeFillShade="BF"/>
-        </w:rPr>
-        <w:t xml:space="preserve"> ( host == undefined )</w:t>
-      </w:r>
-    </w:p>
-    <w:p>
-      <w:pPr>
-        <w:rPr>
-          <w:color w:val="0000CC"/>
-          <w:sz w:val="18"/>
-          <w:szCs w:val="18"/>
-          <w:shd w:val="clear" w:color="auto" w:fill="BFBFBF" w:themeFill="background1" w:themeFillShade="BF"/>
-        </w:rPr>
-      </w:pPr>
-      <w:r>
-        <w:rPr>
-          <w:rFonts w:hint="eastAsia"/>
-          <w:color w:val="0000CC"/>
-          <w:sz w:val="18"/>
-          <w:szCs w:val="18"/>
-          <w:shd w:val="clear" w:color="auto" w:fill="BFBFBF" w:themeFill="background1" w:themeFillShade="BF"/>
-        </w:rPr>
-        <w:t xml:space="preserve">   {</w:t>
-      </w:r>
-    </w:p>
-    <w:p>
-      <w:pPr>
-        <w:rPr>
-          <w:color w:val="0000CC"/>
-          <w:sz w:val="18"/>
-          <w:szCs w:val="18"/>
-          <w:shd w:val="clear" w:color="auto" w:fill="BFBFBF" w:themeFill="background1" w:themeFillShade="BF"/>
-        </w:rPr>
-      </w:pPr>
-      <w:r>
-        <w:rPr>
-          <w:rFonts w:hint="eastAsia"/>
-          <w:color w:val="0000CC"/>
-          <w:sz w:val="18"/>
-          <w:szCs w:val="18"/>
-          <w:shd w:val="clear" w:color="auto" w:fill="BFBFBF" w:themeFill="background1" w:themeFillShade="BF"/>
-        </w:rPr>
-        <w:t xml:space="preserve">      </w:t>
-      </w:r>
-      <w:proofErr w:type="gramStart"/>
-      <w:r>
-        <w:rPr>
-          <w:rFonts w:hint="eastAsia"/>
-          <w:color w:val="0000CC"/>
-          <w:sz w:val="18"/>
-          <w:szCs w:val="18"/>
-          <w:shd w:val="clear" w:color="auto" w:fill="BFBFBF" w:themeFill="background1" w:themeFillShade="BF"/>
-        </w:rPr>
-        <w:t>host</w:t>
-      </w:r>
-      <w:proofErr w:type="gramEnd"/>
-      <w:r>
-        <w:rPr>
-          <w:rFonts w:hint="eastAsia"/>
-          <w:color w:val="0000CC"/>
-          <w:sz w:val="18"/>
-          <w:szCs w:val="18"/>
-          <w:shd w:val="clear" w:color="auto" w:fill="BFBFBF" w:themeFill="background1" w:themeFillShade="BF"/>
-        </w:rPr>
-        <w:t xml:space="preserve"> = </w:t>
+      <w:r>
+        <w:rPr>
+          <w:color w:val="0000CC"/>
+          <w:sz w:val="18"/>
+          <w:szCs w:val="18"/>
+          <w:shd w:val="clear" w:color="auto" w:fill="BFBFBF" w:themeFill="background1" w:themeFillShade="BF"/>
+        </w:rPr>
+        <w:t xml:space="preserve">host </w:t>
+      </w:r>
+      <w:r>
+        <w:rPr>
+          <w:rFonts w:hint="eastAsia"/>
+          <w:color w:val="0000CC"/>
+          <w:sz w:val="18"/>
+          <w:szCs w:val="18"/>
+          <w:shd w:val="clear" w:color="auto" w:fill="BFBFBF" w:themeFill="background1" w:themeFillShade="BF"/>
+        </w:rPr>
+        <w:t xml:space="preserve">= arguments[0] ? arguments[0] : </w:t>
       </w:r>
       <w:r>
         <w:rPr>
@@ -5699,50 +5729,8 @@
           <w:szCs w:val="18"/>
           <w:shd w:val="clear" w:color="auto" w:fill="BFBFBF" w:themeFill="background1" w:themeFillShade="BF"/>
         </w:rPr>
-        <w:t xml:space="preserve">   }</w:t>
-      </w:r>
-    </w:p>
-    <w:p>
-      <w:pPr>
-        <w:rPr>
-          <w:color w:val="0000CC"/>
-          <w:sz w:val="18"/>
-          <w:szCs w:val="18"/>
-          <w:shd w:val="clear" w:color="auto" w:fill="BFBFBF" w:themeFill="background1" w:themeFillShade="BF"/>
-        </w:rPr>
-      </w:pPr>
-      <w:r>
-        <w:rPr>
-          <w:rFonts w:hint="eastAsia"/>
-          <w:color w:val="0000CC"/>
-          <w:sz w:val="18"/>
-          <w:szCs w:val="18"/>
-          <w:shd w:val="clear" w:color="auto" w:fill="BFBFBF" w:themeFill="background1" w:themeFillShade="BF"/>
-        </w:rPr>
         <w:t xml:space="preserve">   </w:t>
       </w:r>
-      <w:proofErr w:type="gramStart"/>
-      <w:r>
-        <w:rPr>
-          <w:rFonts w:hint="eastAsia"/>
-          <w:color w:val="0000CC"/>
-          <w:sz w:val="18"/>
-          <w:szCs w:val="18"/>
-          <w:shd w:val="clear" w:color="auto" w:fill="BFBFBF" w:themeFill="background1" w:themeFillShade="BF"/>
-        </w:rPr>
-        <w:t>if</w:t>
-      </w:r>
-      <w:proofErr w:type="gramEnd"/>
-      <w:r>
-        <w:rPr>
-          <w:rFonts w:hint="eastAsia"/>
-          <w:color w:val="0000CC"/>
-          <w:sz w:val="18"/>
-          <w:szCs w:val="18"/>
-          <w:shd w:val="clear" w:color="auto" w:fill="BFBFBF" w:themeFill="background1" w:themeFillShade="BF"/>
-        </w:rPr>
-        <w:t xml:space="preserve"> ( </w:t>
-      </w:r>
       <w:proofErr w:type="spellStart"/>
       <w:r>
         <w:rPr>
@@ -5763,407 +5751,7 @@
           <w:szCs w:val="18"/>
           <w:shd w:val="clear" w:color="auto" w:fill="BFBFBF" w:themeFill="background1" w:themeFillShade="BF"/>
         </w:rPr>
-        <w:t xml:space="preserve"> == undefined )</w:t>
-      </w:r>
-    </w:p>
-    <w:p>
-      <w:pPr>
-        <w:rPr>
-          <w:color w:val="0000CC"/>
-          <w:sz w:val="18"/>
-          <w:szCs w:val="18"/>
-          <w:shd w:val="clear" w:color="auto" w:fill="BFBFBF" w:themeFill="background1" w:themeFillShade="BF"/>
-        </w:rPr>
-      </w:pPr>
-      <w:r>
-        <w:rPr>
-          <w:rFonts w:hint="eastAsia"/>
-          <w:color w:val="0000CC"/>
-          <w:sz w:val="18"/>
-          <w:szCs w:val="18"/>
-          <w:shd w:val="clear" w:color="auto" w:fill="BFBFBF" w:themeFill="background1" w:themeFillShade="BF"/>
-        </w:rPr>
-        <w:t xml:space="preserve">   {</w:t>
-      </w:r>
-    </w:p>
-    <w:p>
-      <w:pPr>
-        <w:rPr>
-          <w:color w:val="0000CC"/>
-          <w:sz w:val="18"/>
-          <w:szCs w:val="18"/>
-          <w:shd w:val="clear" w:color="auto" w:fill="BFBFBF" w:themeFill="background1" w:themeFillShade="BF"/>
-        </w:rPr>
-      </w:pPr>
-      <w:r>
-        <w:rPr>
-          <w:rFonts w:hint="eastAsia"/>
-          <w:color w:val="0000CC"/>
-          <w:sz w:val="18"/>
-          <w:szCs w:val="18"/>
-          <w:shd w:val="clear" w:color="auto" w:fill="BFBFBF" w:themeFill="background1" w:themeFillShade="BF"/>
-        </w:rPr>
-        <w:t xml:space="preserve">      </w:t>
-      </w:r>
-      <w:proofErr w:type="spellStart"/>
-      <w:proofErr w:type="gramStart"/>
-      <w:r>
-        <w:rPr>
-          <w:rFonts w:hint="eastAsia"/>
-          <w:color w:val="0000CC"/>
-          <w:sz w:val="18"/>
-          <w:szCs w:val="18"/>
-          <w:shd w:val="clear" w:color="auto" w:fill="BFBFBF" w:themeFill="background1" w:themeFillShade="BF"/>
-        </w:rPr>
-        <w:t>svcname</w:t>
-      </w:r>
-      <w:proofErr w:type="spellEnd"/>
-      <w:proofErr w:type="gramEnd"/>
-      <w:r>
-        <w:rPr>
-          <w:rFonts w:hint="eastAsia"/>
-          <w:color w:val="0000CC"/>
-          <w:sz w:val="18"/>
-          <w:szCs w:val="18"/>
-          <w:shd w:val="clear" w:color="auto" w:fill="BFBFBF" w:themeFill="background1" w:themeFillShade="BF"/>
-        </w:rPr>
-        <w:t xml:space="preserve"> = </w:t>
-      </w:r>
-      <w:r>
-        <w:rPr>
-          <w:color w:val="0000CC"/>
-          <w:sz w:val="18"/>
-          <w:szCs w:val="18"/>
-          <w:shd w:val="clear" w:color="auto" w:fill="BFBFBF" w:themeFill="background1" w:themeFillShade="BF"/>
-        </w:rPr>
-        <w:t>“</w:t>
-      </w:r>
-      <w:r>
-        <w:rPr>
-          <w:rFonts w:hint="eastAsia"/>
-          <w:color w:val="0000CC"/>
-          <w:sz w:val="18"/>
-          <w:szCs w:val="18"/>
-          <w:shd w:val="clear" w:color="auto" w:fill="BFBFBF" w:themeFill="background1" w:themeFillShade="BF"/>
-        </w:rPr>
-        <w:t>11810</w:t>
-      </w:r>
-      <w:r>
-        <w:rPr>
-          <w:color w:val="0000CC"/>
-          <w:sz w:val="18"/>
-          <w:szCs w:val="18"/>
-          <w:shd w:val="clear" w:color="auto" w:fill="BFBFBF" w:themeFill="background1" w:themeFillShade="BF"/>
-        </w:rPr>
-        <w:t>”</w:t>
-      </w:r>
-      <w:r>
-        <w:rPr>
-          <w:rFonts w:hint="eastAsia"/>
-          <w:color w:val="0000CC"/>
-          <w:sz w:val="18"/>
-          <w:szCs w:val="18"/>
-          <w:shd w:val="clear" w:color="auto" w:fill="BFBFBF" w:themeFill="background1" w:themeFillShade="BF"/>
-        </w:rPr>
-        <w:t xml:space="preserve"> ;</w:t>
-      </w:r>
-    </w:p>
-    <w:p>
-      <w:pPr>
-        <w:rPr>
-          <w:color w:val="0000CC"/>
-          <w:sz w:val="18"/>
-          <w:szCs w:val="18"/>
-          <w:shd w:val="clear" w:color="auto" w:fill="BFBFBF" w:themeFill="background1" w:themeFillShade="BF"/>
-        </w:rPr>
-      </w:pPr>
-      <w:r>
-        <w:rPr>
-          <w:rFonts w:hint="eastAsia"/>
-          <w:color w:val="0000CC"/>
-          <w:sz w:val="18"/>
-          <w:szCs w:val="18"/>
-          <w:shd w:val="clear" w:color="auto" w:fill="BFBFBF" w:themeFill="background1" w:themeFillShade="BF"/>
-        </w:rPr>
-        <w:t>}</w:t>
-      </w:r>
-    </w:p>
-    <w:p>
-      <w:pPr>
-        <w:rPr>
-          <w:color w:val="0000CC"/>
-          <w:sz w:val="18"/>
-          <w:szCs w:val="18"/>
-          <w:shd w:val="clear" w:color="auto" w:fill="BFBFBF" w:themeFill="background1" w:themeFillShade="BF"/>
-        </w:rPr>
-      </w:pPr>
-      <w:r>
-        <w:rPr>
-          <w:rFonts w:hint="eastAsia"/>
-          <w:color w:val="0000CC"/>
-          <w:sz w:val="18"/>
-          <w:szCs w:val="18"/>
-          <w:shd w:val="clear" w:color="auto" w:fill="BFBFBF" w:themeFill="background1" w:themeFillShade="BF"/>
-        </w:rPr>
-        <w:t>}</w:t>
-      </w:r>
-    </w:p>
-    <w:p>
-      <w:r>
-        <w:rPr>
-          <w:rFonts w:hint="eastAsia"/>
-        </w:rPr>
-        <w:t>或：</w:t>
-      </w:r>
-    </w:p>
-    <w:p>
-      <w:pPr>
-        <w:rPr>
-          <w:color w:val="0000CC"/>
-          <w:sz w:val="18"/>
-          <w:szCs w:val="18"/>
-          <w:shd w:val="clear" w:color="auto" w:fill="BFBFBF" w:themeFill="background1" w:themeFillShade="BF"/>
-        </w:rPr>
-      </w:pPr>
-      <w:proofErr w:type="gramStart"/>
-      <w:r>
-        <w:rPr>
-          <w:rFonts w:hint="eastAsia"/>
-          <w:color w:val="0000CC"/>
-          <w:sz w:val="18"/>
-          <w:szCs w:val="18"/>
-          <w:shd w:val="clear" w:color="auto" w:fill="BFBFBF" w:themeFill="background1" w:themeFillShade="BF"/>
-        </w:rPr>
-        <w:t>function</w:t>
-      </w:r>
-      <w:proofErr w:type="gramEnd"/>
-      <w:r>
-        <w:rPr>
-          <w:rFonts w:hint="eastAsia"/>
-          <w:color w:val="0000CC"/>
-          <w:sz w:val="18"/>
-          <w:szCs w:val="18"/>
-          <w:shd w:val="clear" w:color="auto" w:fill="BFBFBF" w:themeFill="background1" w:themeFillShade="BF"/>
-        </w:rPr>
-        <w:t xml:space="preserve"> connect( host, </w:t>
-      </w:r>
-      <w:proofErr w:type="spellStart"/>
-      <w:r>
-        <w:rPr>
-          <w:rFonts w:hint="eastAsia"/>
-          <w:color w:val="0000CC"/>
-          <w:sz w:val="18"/>
-          <w:szCs w:val="18"/>
-          <w:shd w:val="clear" w:color="auto" w:fill="BFBFBF" w:themeFill="background1" w:themeFillShade="BF"/>
-        </w:rPr>
-        <w:t>svcname</w:t>
-      </w:r>
-      <w:proofErr w:type="spellEnd"/>
-      <w:r>
-        <w:rPr>
-          <w:rFonts w:hint="eastAsia"/>
-          <w:color w:val="0000CC"/>
-          <w:sz w:val="18"/>
-          <w:szCs w:val="18"/>
-          <w:shd w:val="clear" w:color="auto" w:fill="BFBFBF" w:themeFill="background1" w:themeFillShade="BF"/>
-        </w:rPr>
-        <w:t xml:space="preserve"> )</w:t>
-      </w:r>
-    </w:p>
-    <w:p>
-      <w:pPr>
-        <w:rPr>
-          <w:color w:val="0000CC"/>
-          <w:sz w:val="18"/>
-          <w:szCs w:val="18"/>
-          <w:shd w:val="clear" w:color="auto" w:fill="BFBFBF" w:themeFill="background1" w:themeFillShade="BF"/>
-        </w:rPr>
-      </w:pPr>
-      <w:r>
-        <w:rPr>
-          <w:rFonts w:hint="eastAsia"/>
-          <w:color w:val="0000CC"/>
-          <w:sz w:val="18"/>
-          <w:szCs w:val="18"/>
-          <w:shd w:val="clear" w:color="auto" w:fill="BFBFBF" w:themeFill="background1" w:themeFillShade="BF"/>
-        </w:rPr>
-        <w:t>{</w:t>
-      </w:r>
-    </w:p>
-    <w:p>
-      <w:pPr>
-        <w:rPr>
-          <w:color w:val="0000CC"/>
-          <w:sz w:val="18"/>
-          <w:szCs w:val="18"/>
-          <w:shd w:val="clear" w:color="auto" w:fill="BFBFBF" w:themeFill="background1" w:themeFillShade="BF"/>
-        </w:rPr>
-      </w:pPr>
-      <w:r>
-        <w:rPr>
-          <w:rFonts w:hint="eastAsia"/>
-          <w:color w:val="0000CC"/>
-          <w:sz w:val="18"/>
-          <w:szCs w:val="18"/>
-          <w:shd w:val="clear" w:color="auto" w:fill="BFBFBF" w:themeFill="background1" w:themeFillShade="BF"/>
-        </w:rPr>
-        <w:t xml:space="preserve">   </w:t>
-      </w:r>
-      <w:proofErr w:type="gramStart"/>
-      <w:r>
-        <w:rPr>
-          <w:color w:val="0000CC"/>
-          <w:sz w:val="18"/>
-          <w:szCs w:val="18"/>
-          <w:shd w:val="clear" w:color="auto" w:fill="BFBFBF" w:themeFill="background1" w:themeFillShade="BF"/>
-        </w:rPr>
-        <w:t>host</w:t>
-      </w:r>
-      <w:proofErr w:type="gramEnd"/>
-      <w:r>
-        <w:rPr>
-          <w:color w:val="0000CC"/>
-          <w:sz w:val="18"/>
-          <w:szCs w:val="18"/>
-          <w:shd w:val="clear" w:color="auto" w:fill="BFBFBF" w:themeFill="background1" w:themeFillShade="BF"/>
-        </w:rPr>
-        <w:t xml:space="preserve"> </w:t>
-      </w:r>
-      <w:r>
-        <w:rPr>
-          <w:rFonts w:hint="eastAsia"/>
-          <w:color w:val="0000CC"/>
-          <w:sz w:val="18"/>
-          <w:szCs w:val="18"/>
-          <w:shd w:val="clear" w:color="auto" w:fill="BFBFBF" w:themeFill="background1" w:themeFillShade="BF"/>
-        </w:rPr>
-        <w:t xml:space="preserve">= arguments[0] ? </w:t>
-      </w:r>
-      <w:proofErr w:type="gramStart"/>
-      <w:r>
-        <w:rPr>
-          <w:rFonts w:hint="eastAsia"/>
-          <w:color w:val="0000CC"/>
-          <w:sz w:val="18"/>
-          <w:szCs w:val="18"/>
-          <w:shd w:val="clear" w:color="auto" w:fill="BFBFBF" w:themeFill="background1" w:themeFillShade="BF"/>
-        </w:rPr>
-        <w:t>arguments[</w:t>
-      </w:r>
-      <w:proofErr w:type="gramEnd"/>
-      <w:r>
-        <w:rPr>
-          <w:rFonts w:hint="eastAsia"/>
-          <w:color w:val="0000CC"/>
-          <w:sz w:val="18"/>
-          <w:szCs w:val="18"/>
-          <w:shd w:val="clear" w:color="auto" w:fill="BFBFBF" w:themeFill="background1" w:themeFillShade="BF"/>
-        </w:rPr>
-        <w:t xml:space="preserve">0] : </w:t>
-      </w:r>
-      <w:r>
-        <w:rPr>
-          <w:color w:val="0000CC"/>
-          <w:sz w:val="18"/>
-          <w:szCs w:val="18"/>
-          <w:shd w:val="clear" w:color="auto" w:fill="BFBFBF" w:themeFill="background1" w:themeFillShade="BF"/>
-        </w:rPr>
-        <w:t>“</w:t>
-      </w:r>
-      <w:r>
-        <w:rPr>
-          <w:rFonts w:hint="eastAsia"/>
-          <w:color w:val="0000CC"/>
-          <w:sz w:val="18"/>
-          <w:szCs w:val="18"/>
-          <w:shd w:val="clear" w:color="auto" w:fill="BFBFBF" w:themeFill="background1" w:themeFillShade="BF"/>
-        </w:rPr>
-        <w:t>local</w:t>
-      </w:r>
-      <w:r>
-        <w:rPr>
-          <w:color w:val="0000CC"/>
-          <w:sz w:val="18"/>
-          <w:szCs w:val="18"/>
-          <w:shd w:val="clear" w:color="auto" w:fill="BFBFBF" w:themeFill="background1" w:themeFillShade="BF"/>
-        </w:rPr>
-        <w:t>”</w:t>
-      </w:r>
-      <w:r>
-        <w:rPr>
-          <w:rFonts w:hint="eastAsia"/>
-          <w:color w:val="0000CC"/>
-          <w:sz w:val="18"/>
-          <w:szCs w:val="18"/>
-          <w:shd w:val="clear" w:color="auto" w:fill="BFBFBF" w:themeFill="background1" w:themeFillShade="BF"/>
-        </w:rPr>
-        <w:t xml:space="preserve"> ;</w:t>
-      </w:r>
-    </w:p>
-    <w:p>
-      <w:pPr>
-        <w:rPr>
-          <w:color w:val="0000CC"/>
-          <w:sz w:val="18"/>
-          <w:szCs w:val="18"/>
-          <w:shd w:val="clear" w:color="auto" w:fill="BFBFBF" w:themeFill="background1" w:themeFillShade="BF"/>
-        </w:rPr>
-      </w:pPr>
-      <w:r>
-        <w:rPr>
-          <w:rFonts w:hint="eastAsia"/>
-          <w:color w:val="0000CC"/>
-          <w:sz w:val="18"/>
-          <w:szCs w:val="18"/>
-          <w:shd w:val="clear" w:color="auto" w:fill="BFBFBF" w:themeFill="background1" w:themeFillShade="BF"/>
-        </w:rPr>
-        <w:t xml:space="preserve">   </w:t>
-      </w:r>
-      <w:proofErr w:type="spellStart"/>
-      <w:proofErr w:type="gramStart"/>
-      <w:r>
-        <w:rPr>
-          <w:rFonts w:hint="eastAsia"/>
-          <w:color w:val="0000CC"/>
-          <w:sz w:val="18"/>
-          <w:szCs w:val="18"/>
-          <w:shd w:val="clear" w:color="auto" w:fill="BFBFBF" w:themeFill="background1" w:themeFillShade="BF"/>
-        </w:rPr>
-        <w:t>svcname</w:t>
-      </w:r>
-      <w:proofErr w:type="spellEnd"/>
-      <w:proofErr w:type="gramEnd"/>
-      <w:r>
-        <w:rPr>
-          <w:rFonts w:hint="eastAsia"/>
-          <w:color w:val="0000CC"/>
-          <w:sz w:val="18"/>
-          <w:szCs w:val="18"/>
-          <w:shd w:val="clear" w:color="auto" w:fill="BFBFBF" w:themeFill="background1" w:themeFillShade="BF"/>
-        </w:rPr>
-        <w:t xml:space="preserve"> = arguments[1] ? </w:t>
-      </w:r>
-      <w:proofErr w:type="gramStart"/>
-      <w:r>
-        <w:rPr>
-          <w:rFonts w:hint="eastAsia"/>
-          <w:color w:val="0000CC"/>
-          <w:sz w:val="18"/>
-          <w:szCs w:val="18"/>
-          <w:shd w:val="clear" w:color="auto" w:fill="BFBFBF" w:themeFill="background1" w:themeFillShade="BF"/>
-        </w:rPr>
-        <w:t>arguments[</w:t>
-      </w:r>
-      <w:proofErr w:type="gramEnd"/>
-      <w:r>
-        <w:rPr>
-          <w:rFonts w:hint="eastAsia"/>
-          <w:color w:val="0000CC"/>
-          <w:sz w:val="18"/>
-          <w:szCs w:val="18"/>
-          <w:shd w:val="clear" w:color="auto" w:fill="BFBFBF" w:themeFill="background1" w:themeFillShade="BF"/>
-        </w:rPr>
-        <w:t xml:space="preserve">1] : </w:t>
+        <w:t xml:space="preserve"> = arguments[1] ? arguments[1] : </w:t>
       </w:r>
       <w:r>
         <w:rPr>
@@ -6432,7 +6020,6 @@
           <w:shd w:val="clear" w:color="auto" w:fill="BFBFBF" w:themeFill="background1" w:themeFillShade="BF"/>
         </w:rPr>
       </w:pPr>
-      <w:proofErr w:type="gramStart"/>
       <w:r>
         <w:rPr>
           <w:rFonts w:hint="eastAsia"/>
@@ -6443,38 +6030,25 @@
         </w:rPr>
         <w:t>main()</w:t>
       </w:r>
-      <w:proofErr w:type="gramEnd"/>
-    </w:p>
-    <w:p>
-      <w:pPr>
-        <w:rPr>
-          <w:color w:val="0000CC"/>
-          <w:sz w:val="18"/>
-          <w:szCs w:val="18"/>
-          <w:shd w:val="clear" w:color="auto" w:fill="BFBFBF" w:themeFill="background1" w:themeFillShade="BF"/>
-        </w:rPr>
-      </w:pPr>
-      <w:proofErr w:type="gramStart"/>
-      <w:r>
-        <w:rPr>
-          <w:rFonts w:hint="eastAsia"/>
-          <w:color w:val="0000CC"/>
-          <w:sz w:val="18"/>
-          <w:szCs w:val="18"/>
-          <w:shd w:val="clear" w:color="auto" w:fill="BFBFBF" w:themeFill="background1" w:themeFillShade="BF"/>
-        </w:rPr>
-        <w:t>function</w:t>
-      </w:r>
-      <w:proofErr w:type="gramEnd"/>
-      <w:r>
-        <w:rPr>
-          <w:rFonts w:hint="eastAsia"/>
-          <w:color w:val="0000CC"/>
-          <w:sz w:val="18"/>
-          <w:szCs w:val="18"/>
-          <w:shd w:val="clear" w:color="auto" w:fill="BFBFBF" w:themeFill="background1" w:themeFillShade="BF"/>
-        </w:rPr>
-        <w:t xml:space="preserve"> main()</w:t>
+    </w:p>
+    <w:p>
+      <w:pPr>
+        <w:rPr>
+          <w:color w:val="0000CC"/>
+          <w:sz w:val="18"/>
+          <w:szCs w:val="18"/>
+          <w:shd w:val="clear" w:color="auto" w:fill="BFBFBF" w:themeFill="background1" w:themeFillShade="BF"/>
+        </w:rPr>
+      </w:pPr>
+      <w:r>
+        <w:rPr>
+          <w:rFonts w:hint="eastAsia"/>
+          <w:color w:val="0000CC"/>
+          <w:sz w:val="18"/>
+          <w:szCs w:val="18"/>
+          <w:shd w:val="clear" w:color="auto" w:fill="BFBFBF" w:themeFill="background1" w:themeFillShade="BF"/>
+        </w:rPr>
+        <w:t>function main()</w:t>
       </w:r>
     </w:p>
     <w:p>
@@ -6517,7 +6091,6 @@
         <w:t xml:space="preserve">   </w:t>
       </w:r>
       <w:proofErr w:type="spellStart"/>
-      <w:proofErr w:type="gramStart"/>
       <w:r>
         <w:rPr>
           <w:rFonts w:hint="eastAsia"/>
@@ -6529,7 +6102,6 @@
         <w:t>var</w:t>
       </w:r>
       <w:proofErr w:type="spellEnd"/>
-      <w:proofErr w:type="gramEnd"/>
       <w:r>
         <w:rPr>
           <w:rFonts w:hint="eastAsia"/>
@@ -6640,7 +6212,6 @@
         <w:t xml:space="preserve">   </w:t>
       </w:r>
       <w:proofErr w:type="spellStart"/>
-      <w:proofErr w:type="gramStart"/>
       <w:r>
         <w:rPr>
           <w:rFonts w:hint="eastAsia"/>
@@ -6652,7 +6223,6 @@
         <w:t>var</w:t>
       </w:r>
       <w:proofErr w:type="spellEnd"/>
-      <w:proofErr w:type="gramEnd"/>
       <w:r>
         <w:rPr>
           <w:rFonts w:hint="eastAsia"/>
@@ -6877,27 +6447,15 @@
           <w:shd w:val="clear" w:color="auto" w:fill="BFBFBF" w:themeFill="background1" w:themeFillShade="BF"/>
         </w:rPr>
       </w:pPr>
-      <w:proofErr w:type="gramStart"/>
-      <w:r>
-        <w:rPr>
-          <w:rFonts w:hint="eastAsia"/>
-          <w:color w:val="0000CC"/>
-          <w:sz w:val="18"/>
-          <w:szCs w:val="18"/>
-          <w:shd w:val="clear" w:color="auto" w:fill="BFBFBF" w:themeFill="background1" w:themeFillShade="BF"/>
-        </w:rPr>
-        <w:t>function</w:t>
-      </w:r>
-      <w:proofErr w:type="gramEnd"/>
-      <w:r>
-        <w:rPr>
-          <w:rFonts w:hint="eastAsia"/>
-          <w:color w:val="0000CC"/>
-          <w:sz w:val="18"/>
-          <w:szCs w:val="18"/>
-          <w:shd w:val="clear" w:color="auto" w:fill="BFBFBF" w:themeFill="background1" w:themeFillShade="BF"/>
-        </w:rPr>
-        <w:t xml:space="preserve"> func1( </w:t>
+      <w:r>
+        <w:rPr>
+          <w:rFonts w:hint="eastAsia"/>
+          <w:color w:val="0000CC"/>
+          <w:sz w:val="18"/>
+          <w:szCs w:val="18"/>
+          <w:shd w:val="clear" w:color="auto" w:fill="BFBFBF" w:themeFill="background1" w:themeFillShade="BF"/>
+        </w:rPr>
+        <w:t xml:space="preserve">function func1( </w:t>
       </w:r>
       <w:proofErr w:type="spellStart"/>
       <w:r>
@@ -7046,7 +6604,6 @@
         </w:rPr>
       </w:pPr>
       <w:proofErr w:type="spellStart"/>
-      <w:proofErr w:type="gramStart"/>
       <w:r>
         <w:rPr>
           <w:rFonts w:hint="eastAsia"/>
@@ -7058,7 +6615,6 @@
         <w:t>var</w:t>
       </w:r>
       <w:proofErr w:type="spellEnd"/>
-      <w:proofErr w:type="gramEnd"/>
       <w:r>
         <w:rPr>
           <w:rFonts w:hint="eastAsia"/>
@@ -7101,25 +6657,14 @@
           <w:shd w:val="clear" w:color="auto" w:fill="BFBFBF" w:themeFill="background1" w:themeFillShade="BF"/>
         </w:rPr>
       </w:pPr>
-      <w:proofErr w:type="gramStart"/>
-      <w:r>
-        <w:rPr>
-          <w:color w:val="0000CC"/>
-          <w:sz w:val="18"/>
-          <w:szCs w:val="18"/>
-          <w:shd w:val="clear" w:color="auto" w:fill="BFBFBF" w:themeFill="background1" w:themeFillShade="BF"/>
-        </w:rPr>
-        <w:t>if</w:t>
-      </w:r>
-      <w:proofErr w:type="gramEnd"/>
-      <w:r>
-        <w:rPr>
-          <w:color w:val="0000CC"/>
-          <w:sz w:val="18"/>
-          <w:szCs w:val="18"/>
-          <w:shd w:val="clear" w:color="auto" w:fill="BFBFBF" w:themeFill="background1" w:themeFillShade="BF"/>
-        </w:rPr>
-        <w:t xml:space="preserve"> (</w:t>
+      <w:r>
+        <w:rPr>
+          <w:color w:val="0000CC"/>
+          <w:sz w:val="18"/>
+          <w:szCs w:val="18"/>
+          <w:shd w:val="clear" w:color="auto" w:fill="BFBFBF" w:themeFill="background1" w:themeFillShade="BF"/>
+        </w:rPr>
+        <w:t>if (</w:t>
       </w:r>
       <w:r>
         <w:rPr>
@@ -7199,28 +6744,7 @@
           <w:shd w:val="clear" w:color="auto" w:fill="BFBFBF" w:themeFill="background1" w:themeFillShade="BF"/>
         </w:rPr>
         <w:tab/>
-      </w:r>
-      <w:proofErr w:type="gramStart"/>
-      <w:r>
-        <w:rPr>
-          <w:rFonts w:hint="eastAsia"/>
-          <w:color w:val="0000CC"/>
-          <w:sz w:val="18"/>
-          <w:szCs w:val="18"/>
-          <w:shd w:val="clear" w:color="auto" w:fill="BFBFBF" w:themeFill="background1" w:themeFillShade="BF"/>
-        </w:rPr>
-        <w:t>throw</w:t>
-      </w:r>
-      <w:proofErr w:type="gramEnd"/>
-      <w:r>
-        <w:rPr>
-          <w:rFonts w:hint="eastAsia"/>
-          <w:color w:val="0000CC"/>
-          <w:sz w:val="18"/>
-          <w:szCs w:val="18"/>
-          <w:shd w:val="clear" w:color="auto" w:fill="BFBFBF" w:themeFill="background1" w:themeFillShade="BF"/>
-        </w:rPr>
-        <w:t xml:space="preserve"> -1;</w:t>
+        <w:t>throw -1;</w:t>
       </w:r>
     </w:p>
     <w:p>
@@ -7291,7 +6815,6 @@
         </w:rPr>
       </w:pPr>
       <w:proofErr w:type="spellStart"/>
-      <w:proofErr w:type="gramStart"/>
       <w:r>
         <w:rPr>
           <w:rFonts w:hint="eastAsia"/>
@@ -7303,7 +6826,6 @@
         <w:t>var</w:t>
       </w:r>
       <w:proofErr w:type="spellEnd"/>
-      <w:proofErr w:type="gramEnd"/>
       <w:r>
         <w:rPr>
           <w:rFonts w:hint="eastAsia"/>
@@ -7347,7 +6869,6 @@
         </w:rPr>
       </w:pPr>
       <w:proofErr w:type="spellStart"/>
-      <w:proofErr w:type="gramStart"/>
       <w:r>
         <w:rPr>
           <w:rFonts w:hint="eastAsia"/>
@@ -7359,7 +6880,6 @@
         <w:t>var</w:t>
       </w:r>
       <w:proofErr w:type="spellEnd"/>
-      <w:proofErr w:type="gramEnd"/>
       <w:r>
         <w:rPr>
           <w:rFonts w:hint="eastAsia"/>
@@ -7436,25 +6956,14 @@
           <w:shd w:val="clear" w:color="auto" w:fill="BFBFBF" w:themeFill="background1" w:themeFillShade="BF"/>
         </w:rPr>
       </w:pPr>
-      <w:proofErr w:type="gramStart"/>
-      <w:r>
-        <w:rPr>
-          <w:color w:val="0000CC"/>
-          <w:sz w:val="18"/>
-          <w:szCs w:val="18"/>
-          <w:shd w:val="clear" w:color="auto" w:fill="BFBFBF" w:themeFill="background1" w:themeFillShade="BF"/>
-        </w:rPr>
-        <w:t>if</w:t>
-      </w:r>
-      <w:proofErr w:type="gramEnd"/>
-      <w:r>
-        <w:rPr>
-          <w:color w:val="0000CC"/>
-          <w:sz w:val="18"/>
-          <w:szCs w:val="18"/>
-          <w:shd w:val="clear" w:color="auto" w:fill="BFBFBF" w:themeFill="background1" w:themeFillShade="BF"/>
-        </w:rPr>
-        <w:t xml:space="preserve"> (</w:t>
+      <w:r>
+        <w:rPr>
+          <w:color w:val="0000CC"/>
+          <w:sz w:val="18"/>
+          <w:szCs w:val="18"/>
+          <w:shd w:val="clear" w:color="auto" w:fill="BFBFBF" w:themeFill="background1" w:themeFillShade="BF"/>
+        </w:rPr>
+        <w:t>if (</w:t>
       </w:r>
       <w:r>
         <w:rPr>
@@ -7536,28 +7045,7 @@
           <w:shd w:val="clear" w:color="auto" w:fill="BFBFBF" w:themeFill="background1" w:themeFillShade="BF"/>
         </w:rPr>
         <w:tab/>
-      </w:r>
-      <w:proofErr w:type="gramStart"/>
-      <w:r>
-        <w:rPr>
-          <w:rFonts w:hint="eastAsia"/>
-          <w:color w:val="0000CC"/>
-          <w:sz w:val="18"/>
-          <w:szCs w:val="18"/>
-          <w:shd w:val="clear" w:color="auto" w:fill="BFBFBF" w:themeFill="background1" w:themeFillShade="BF"/>
-        </w:rPr>
-        <w:t>throw</w:t>
-      </w:r>
-      <w:proofErr w:type="gramEnd"/>
-      <w:r>
-        <w:rPr>
-          <w:rFonts w:hint="eastAsia"/>
-          <w:color w:val="0000CC"/>
-          <w:sz w:val="18"/>
-          <w:szCs w:val="18"/>
-          <w:shd w:val="clear" w:color="auto" w:fill="BFBFBF" w:themeFill="background1" w:themeFillShade="BF"/>
-        </w:rPr>
-        <w:t xml:space="preserve"> -1;</w:t>
+        <w:t>throw -1;</w:t>
       </w:r>
     </w:p>
     <w:p>
@@ -7594,10 +7082,7 @@
     <w:p>
       <w:pPr>
         <w:rPr>
-          <w:color w:val="0000CC"/>
-          <w:sz w:val="18"/>
-          <w:szCs w:val="18"/>
-          <w:shd w:val="clear" w:color="auto" w:fill="BFBFBF" w:themeFill="background1" w:themeFillShade="BF"/>
+          <w:rFonts w:hint="eastAsia"/>
         </w:rPr>
       </w:pPr>
       <w:r>
@@ -7663,6 +7148,124 @@
     </w:p>
     <w:p>
       <w:pPr>
+        <w:rPr>
+          <w:color w:val="0000CC"/>
+          <w:sz w:val="18"/>
+          <w:szCs w:val="18"/>
+          <w:shd w:val="clear" w:color="auto" w:fill="BFBFBF" w:themeFill="background1" w:themeFillShade="BF"/>
+        </w:rPr>
+      </w:pPr>
+      <w:r>
+        <w:rPr>
+          <w:rFonts w:hint="eastAsia"/>
+        </w:rPr>
+        <w:tab/>
+      </w:r>
+      <w:r>
+        <w:rPr>
+          <w:rFonts w:hint="eastAsia"/>
+        </w:rPr>
+        <w:t>在</w:t>
+      </w:r>
+      <w:r>
+        <w:rPr>
+          <w:rFonts w:hint="eastAsia"/>
+        </w:rPr>
+        <w:t>JS</w:t>
+      </w:r>
+      <w:r>
+        <w:rPr>
+          <w:rFonts w:hint="eastAsia"/>
+        </w:rPr>
+        <w:t>中，对于</w:t>
+      </w:r>
+      <w:r>
+        <w:rPr>
+          <w:rFonts w:hint="eastAsia"/>
+        </w:rPr>
+        <w:t>string</w:t>
+      </w:r>
+      <w:r>
+        <w:rPr>
+          <w:rFonts w:hint="eastAsia"/>
+        </w:rPr>
+        <w:t>、</w:t>
+      </w:r>
+      <w:r>
+        <w:rPr>
+          <w:rFonts w:hint="eastAsia"/>
+        </w:rPr>
+        <w:t>number</w:t>
+      </w:r>
+      <w:r>
+        <w:rPr>
+          <w:rFonts w:hint="eastAsia"/>
+        </w:rPr>
+        <w:t>等基础类型，使用“</w:t>
+      </w:r>
+      <w:r>
+        <w:rPr>
+          <w:rFonts w:hint="eastAsia"/>
+        </w:rPr>
+        <w:t>==</w:t>
+      </w:r>
+      <w:r>
+        <w:rPr>
+          <w:rFonts w:hint="eastAsia"/>
+        </w:rPr>
+        <w:t>”比较不同类型的变量时，会忽略类型的差异而直接比较变量的值。如：</w:t>
+      </w:r>
+      <w:r>
+        <w:rPr>
+          <w:rFonts w:hint="eastAsia"/>
+        </w:rPr>
+        <w:t xml:space="preserve"> '100' == 100</w:t>
+      </w:r>
+      <w:r>
+        <w:rPr>
+          <w:rFonts w:hint="eastAsia"/>
+        </w:rPr>
+        <w:t>的值为</w:t>
+      </w:r>
+      <w:r>
+        <w:rPr>
+          <w:rFonts w:hint="eastAsia"/>
+        </w:rPr>
+        <w:t>true</w:t>
+      </w:r>
+      <w:r>
+        <w:rPr>
+          <w:rFonts w:hint="eastAsia"/>
+        </w:rPr>
+        <w:t>，而</w:t>
+      </w:r>
+      <w:r>
+        <w:rPr>
+          <w:rFonts w:hint="eastAsia"/>
+        </w:rPr>
+        <w:t>'100' === 100</w:t>
+      </w:r>
+      <w:r>
+        <w:rPr>
+          <w:rFonts w:hint="eastAsia"/>
+        </w:rPr>
+        <w:t>的值为</w:t>
+      </w:r>
+      <w:r>
+        <w:rPr>
+          <w:rFonts w:hint="eastAsia"/>
+        </w:rPr>
+        <w:t>false</w:t>
+      </w:r>
+      <w:r>
+        <w:rPr>
+          <w:rFonts w:hint="eastAsia"/>
+        </w:rPr>
+        <w:t>。</w:t>
+      </w:r>
+    </w:p>
+    <w:p>
+      <w:pPr>
         <w:pStyle w:val="Heading2"/>
       </w:pPr>
       <w:r>
@@ -7737,6 +7340,7 @@
           <w:szCs w:val="18"/>
           <w:shd w:val="clear" w:color="auto" w:fill="BFBFBF" w:themeFill="background1" w:themeFillShade="BF"/>
         </w:rPr>
+        <w:lastRenderedPageBreak/>
         <w:t>1</w:t>
       </w:r>
       <w:r>
@@ -7920,39 +7524,1096 @@
         <w:rPr>
           <w:rFonts w:hint="eastAsia"/>
         </w:rPr>
+        <w:t>注意死循环</w:t>
+      </w:r>
+    </w:p>
+    <w:p>
+      <w:r>
+        <w:rPr>
+          <w:rFonts w:hint="eastAsia"/>
+        </w:rPr>
+        <w:t>例如：</w:t>
+      </w:r>
+    </w:p>
+    <w:p>
+      <w:pPr>
+        <w:rPr>
+          <w:color w:val="0000CC"/>
+          <w:sz w:val="18"/>
+          <w:szCs w:val="18"/>
+          <w:shd w:val="clear" w:color="auto" w:fill="BFBFBF" w:themeFill="background1" w:themeFillShade="BF"/>
+        </w:rPr>
+      </w:pPr>
+      <w:r>
+        <w:rPr>
+          <w:rFonts w:hint="eastAsia"/>
+          <w:color w:val="0000CC"/>
+          <w:sz w:val="18"/>
+          <w:szCs w:val="18"/>
+          <w:shd w:val="clear" w:color="auto" w:fill="BFBFBF" w:themeFill="background1" w:themeFillShade="BF"/>
+        </w:rPr>
+        <w:t xml:space="preserve">while( </w:t>
+      </w:r>
+      <w:proofErr w:type="spellStart"/>
+      <w:r>
+        <w:rPr>
+          <w:rFonts w:hint="eastAsia"/>
+          <w:color w:val="0000CC"/>
+          <w:sz w:val="18"/>
+          <w:szCs w:val="18"/>
+          <w:shd w:val="clear" w:color="auto" w:fill="BFBFBF" w:themeFill="background1" w:themeFillShade="BF"/>
+        </w:rPr>
+        <w:t>isNeedWait</w:t>
+      </w:r>
+      <w:proofErr w:type="spellEnd"/>
+      <w:r>
+        <w:rPr>
+          <w:rFonts w:hint="eastAsia"/>
+          <w:color w:val="0000CC"/>
+          <w:sz w:val="18"/>
+          <w:szCs w:val="18"/>
+          <w:shd w:val="clear" w:color="auto" w:fill="BFBFBF" w:themeFill="background1" w:themeFillShade="BF"/>
+        </w:rPr>
+        <w:t>() )</w:t>
+      </w:r>
+    </w:p>
+    <w:p>
+      <w:pPr>
+        <w:rPr>
+          <w:color w:val="0000CC"/>
+          <w:sz w:val="18"/>
+          <w:szCs w:val="18"/>
+          <w:shd w:val="clear" w:color="auto" w:fill="BFBFBF" w:themeFill="background1" w:themeFillShade="BF"/>
+        </w:rPr>
+      </w:pPr>
+      <w:r>
+        <w:rPr>
+          <w:rFonts w:hint="eastAsia"/>
+          <w:color w:val="0000CC"/>
+          <w:sz w:val="18"/>
+          <w:szCs w:val="18"/>
+          <w:shd w:val="clear" w:color="auto" w:fill="BFBFBF" w:themeFill="background1" w:themeFillShade="BF"/>
+        </w:rPr>
+        <w:t>{</w:t>
+      </w:r>
+    </w:p>
+    <w:p>
+      <w:pPr>
+        <w:rPr>
+          <w:color w:val="0000CC"/>
+          <w:sz w:val="18"/>
+          <w:szCs w:val="18"/>
+          <w:shd w:val="clear" w:color="auto" w:fill="BFBFBF" w:themeFill="background1" w:themeFillShade="BF"/>
+        </w:rPr>
+      </w:pPr>
+      <w:r>
+        <w:rPr>
+          <w:rFonts w:hint="eastAsia"/>
+          <w:color w:val="0000CC"/>
+          <w:sz w:val="18"/>
+          <w:szCs w:val="18"/>
+          <w:shd w:val="clear" w:color="auto" w:fill="BFBFBF" w:themeFill="background1" w:themeFillShade="BF"/>
+        </w:rPr>
+        <w:t>}</w:t>
+      </w:r>
+    </w:p>
+    <w:p>
+      <w:r>
+        <w:rPr>
+          <w:rFonts w:hint="eastAsia"/>
+        </w:rPr>
+        <w:t>如果</w:t>
+      </w:r>
+      <w:proofErr w:type="spellStart"/>
+      <w:r>
+        <w:rPr>
+          <w:rFonts w:hint="eastAsia"/>
+        </w:rPr>
+        <w:t>isNeedWait</w:t>
+      </w:r>
+      <w:proofErr w:type="spellEnd"/>
+      <w:r>
+        <w:rPr>
+          <w:rFonts w:hint="eastAsia"/>
+        </w:rPr>
+        <w:t>()</w:t>
+      </w:r>
+      <w:r>
+        <w:rPr>
+          <w:rFonts w:hint="eastAsia"/>
+        </w:rPr>
+        <w:t>是纯消耗</w:t>
+      </w:r>
+      <w:r>
+        <w:rPr>
+          <w:rFonts w:hint="eastAsia"/>
+        </w:rPr>
+        <w:t>CPU</w:t>
+      </w:r>
+      <w:r>
+        <w:rPr>
+          <w:rFonts w:hint="eastAsia"/>
+        </w:rPr>
+        <w:t>的函数无其它任何</w:t>
+      </w:r>
+      <w:r>
+        <w:rPr>
+          <w:rFonts w:hint="eastAsia"/>
+        </w:rPr>
+        <w:t>IO</w:t>
+      </w:r>
+      <w:r>
+        <w:rPr>
+          <w:rFonts w:hint="eastAsia"/>
+        </w:rPr>
+        <w:t>操作，则此段代码将导致</w:t>
+      </w:r>
+      <w:r>
+        <w:rPr>
+          <w:rFonts w:hint="eastAsia"/>
+        </w:rPr>
+        <w:t>CPU</w:t>
+      </w:r>
+      <w:r>
+        <w:rPr>
+          <w:rFonts w:hint="eastAsia"/>
+        </w:rPr>
+        <w:t>使用率较高，可改成如下：</w:t>
+      </w:r>
+    </w:p>
+    <w:p>
+      <w:pPr>
+        <w:rPr>
+          <w:color w:val="0000CC"/>
+          <w:sz w:val="18"/>
+          <w:szCs w:val="18"/>
+          <w:shd w:val="clear" w:color="auto" w:fill="BFBFBF" w:themeFill="background1" w:themeFillShade="BF"/>
+        </w:rPr>
+      </w:pPr>
+      <w:r>
+        <w:rPr>
+          <w:rFonts w:hint="eastAsia"/>
+          <w:color w:val="0000CC"/>
+          <w:sz w:val="18"/>
+          <w:szCs w:val="18"/>
+          <w:shd w:val="clear" w:color="auto" w:fill="BFBFBF" w:themeFill="background1" w:themeFillShade="BF"/>
+        </w:rPr>
+        <w:t xml:space="preserve">while( </w:t>
+      </w:r>
+      <w:proofErr w:type="spellStart"/>
+      <w:r>
+        <w:rPr>
+          <w:rFonts w:hint="eastAsia"/>
+          <w:color w:val="0000CC"/>
+          <w:sz w:val="18"/>
+          <w:szCs w:val="18"/>
+          <w:shd w:val="clear" w:color="auto" w:fill="BFBFBF" w:themeFill="background1" w:themeFillShade="BF"/>
+        </w:rPr>
+        <w:t>isNeedWait</w:t>
+      </w:r>
+      <w:proofErr w:type="spellEnd"/>
+      <w:r>
+        <w:rPr>
+          <w:rFonts w:hint="eastAsia"/>
+          <w:color w:val="0000CC"/>
+          <w:sz w:val="18"/>
+          <w:szCs w:val="18"/>
+          <w:shd w:val="clear" w:color="auto" w:fill="BFBFBF" w:themeFill="background1" w:themeFillShade="BF"/>
+        </w:rPr>
+        <w:t>() )</w:t>
+      </w:r>
+    </w:p>
+    <w:p>
+      <w:pPr>
+        <w:rPr>
+          <w:color w:val="0000CC"/>
+          <w:sz w:val="18"/>
+          <w:szCs w:val="18"/>
+          <w:shd w:val="clear" w:color="auto" w:fill="BFBFBF" w:themeFill="background1" w:themeFillShade="BF"/>
+        </w:rPr>
+      </w:pPr>
+      <w:r>
+        <w:rPr>
+          <w:rFonts w:hint="eastAsia"/>
+          <w:color w:val="0000CC"/>
+          <w:sz w:val="18"/>
+          <w:szCs w:val="18"/>
+          <w:shd w:val="clear" w:color="auto" w:fill="BFBFBF" w:themeFill="background1" w:themeFillShade="BF"/>
+        </w:rPr>
+        <w:t>{</w:t>
+      </w:r>
+    </w:p>
+    <w:p>
+      <w:pPr>
+        <w:rPr>
+          <w:color w:val="0000CC"/>
+          <w:sz w:val="18"/>
+          <w:szCs w:val="18"/>
+          <w:shd w:val="clear" w:color="auto" w:fill="BFBFBF" w:themeFill="background1" w:themeFillShade="BF"/>
+        </w:rPr>
+      </w:pPr>
+      <w:r>
+        <w:rPr>
+          <w:rFonts w:hint="eastAsia"/>
+          <w:color w:val="0000CC"/>
+          <w:sz w:val="18"/>
+          <w:szCs w:val="18"/>
+          <w:shd w:val="clear" w:color="auto" w:fill="BFBFBF" w:themeFill="background1" w:themeFillShade="BF"/>
+        </w:rPr>
+        <w:t xml:space="preserve">   Sleep(1)</w:t>
+      </w:r>
+    </w:p>
+    <w:p>
+      <w:pPr>
+        <w:rPr>
+          <w:color w:val="0000CC"/>
+          <w:sz w:val="18"/>
+          <w:szCs w:val="18"/>
+          <w:shd w:val="clear" w:color="auto" w:fill="BFBFBF" w:themeFill="background1" w:themeFillShade="BF"/>
+        </w:rPr>
+      </w:pPr>
+      <w:r>
+        <w:rPr>
+          <w:rFonts w:hint="eastAsia"/>
+          <w:color w:val="0000CC"/>
+          <w:sz w:val="18"/>
+          <w:szCs w:val="18"/>
+          <w:shd w:val="clear" w:color="auto" w:fill="BFBFBF" w:themeFill="background1" w:themeFillShade="BF"/>
+        </w:rPr>
+        <w:t>}</w:t>
+      </w:r>
+    </w:p>
+    <w:p>
+      <w:pPr>
+        <w:pStyle w:val="Heading2"/>
+      </w:pPr>
+      <w:r>
+        <w:rPr>
+          <w:rFonts w:hint="eastAsia"/>
+        </w:rPr>
+        <w:t>使用恰当的注释</w:t>
+      </w:r>
+    </w:p>
+    <w:p>
+      <w:r>
+        <w:rPr>
+          <w:rFonts w:hint="eastAsia"/>
+        </w:rPr>
+        <w:tab/>
+      </w:r>
+      <w:r>
+        <w:rPr>
+          <w:rFonts w:hint="eastAsia"/>
+        </w:rPr>
+        <w:t>不要吝啬注释。当变量名描述不清，或者函数返回值较复杂时，建议使用注释说明。</w:t>
+      </w:r>
+    </w:p>
+    <w:p>
+      <w:r>
+        <w:rPr>
+          <w:rFonts w:hint="eastAsia"/>
+        </w:rPr>
+        <w:tab/>
+      </w:r>
+      <w:r>
+        <w:rPr>
+          <w:rFonts w:hint="eastAsia"/>
+        </w:rPr>
+        <w:t>及时更新注释也很重要，错误的注释会让程序更加难以阅读和理解。</w:t>
+      </w:r>
+    </w:p>
+    <w:p>
+      <w:r>
+        <w:rPr>
+          <w:rFonts w:hint="eastAsia"/>
+        </w:rPr>
+        <w:tab/>
+      </w:r>
+      <w:r>
+        <w:rPr>
+          <w:rFonts w:hint="eastAsia"/>
+        </w:rPr>
+        <w:t>让注释有意义。如以下注释是没有必要的。</w:t>
+      </w:r>
+    </w:p>
+    <w:p>
+      <w:pPr>
+        <w:rPr>
+          <w:color w:val="0000CC"/>
+          <w:sz w:val="18"/>
+          <w:szCs w:val="18"/>
+          <w:shd w:val="clear" w:color="auto" w:fill="BFBFBF" w:themeFill="background1" w:themeFillShade="BF"/>
+        </w:rPr>
+      </w:pPr>
+      <w:proofErr w:type="spellStart"/>
+      <w:r>
+        <w:rPr>
+          <w:rFonts w:hint="eastAsia"/>
+          <w:color w:val="0000CC"/>
+          <w:sz w:val="18"/>
+          <w:szCs w:val="18"/>
+          <w:shd w:val="clear" w:color="auto" w:fill="BFBFBF" w:themeFill="background1" w:themeFillShade="BF"/>
+        </w:rPr>
+        <w:t>i</w:t>
+      </w:r>
+      <w:proofErr w:type="spellEnd"/>
+      <w:r>
+        <w:rPr>
+          <w:rFonts w:hint="eastAsia"/>
+          <w:color w:val="0000CC"/>
+          <w:sz w:val="18"/>
+          <w:szCs w:val="18"/>
+          <w:shd w:val="clear" w:color="auto" w:fill="BFBFBF" w:themeFill="background1" w:themeFillShade="BF"/>
+        </w:rPr>
+        <w:t xml:space="preserve"> = 100;  //</w:t>
+      </w:r>
+      <w:r>
+        <w:rPr>
+          <w:rFonts w:hint="eastAsia"/>
+          <w:color w:val="0000CC"/>
+          <w:sz w:val="18"/>
+          <w:szCs w:val="18"/>
+          <w:shd w:val="clear" w:color="auto" w:fill="BFBFBF" w:themeFill="background1" w:themeFillShade="BF"/>
+        </w:rPr>
+        <w:t>让</w:t>
+      </w:r>
+      <w:proofErr w:type="spellStart"/>
+      <w:r>
+        <w:rPr>
+          <w:rFonts w:hint="eastAsia"/>
+          <w:color w:val="0000CC"/>
+          <w:sz w:val="18"/>
+          <w:szCs w:val="18"/>
+          <w:shd w:val="clear" w:color="auto" w:fill="BFBFBF" w:themeFill="background1" w:themeFillShade="BF"/>
+        </w:rPr>
+        <w:t>i</w:t>
+      </w:r>
+      <w:proofErr w:type="spellEnd"/>
+      <w:r>
+        <w:rPr>
+          <w:rFonts w:hint="eastAsia"/>
+          <w:color w:val="0000CC"/>
+          <w:sz w:val="18"/>
+          <w:szCs w:val="18"/>
+          <w:shd w:val="clear" w:color="auto" w:fill="BFBFBF" w:themeFill="background1" w:themeFillShade="BF"/>
+        </w:rPr>
+        <w:t>等于</w:t>
+      </w:r>
+      <w:r>
+        <w:rPr>
+          <w:rFonts w:hint="eastAsia"/>
+          <w:color w:val="0000CC"/>
+          <w:sz w:val="18"/>
+          <w:szCs w:val="18"/>
+          <w:shd w:val="clear" w:color="auto" w:fill="BFBFBF" w:themeFill="background1" w:themeFillShade="BF"/>
+        </w:rPr>
+        <w:t>100</w:t>
+      </w:r>
+    </w:p>
+    <w:p>
+      <w:pPr>
+        <w:pStyle w:val="Heading2"/>
+      </w:pPr>
+      <w:r>
+        <w:rPr>
+          <w:rFonts w:hint="eastAsia"/>
+        </w:rPr>
+        <w:t>空行</w:t>
+      </w:r>
+    </w:p>
+    <w:p>
+      <w:r>
+        <w:rPr>
+          <w:rFonts w:hint="eastAsia"/>
+        </w:rPr>
+        <w:tab/>
+      </w:r>
+      <w:r>
+        <w:rPr>
+          <w:rFonts w:hint="eastAsia"/>
+        </w:rPr>
+        <w:t>使用空行来划分一组逻辑上相关联的代码片段</w:t>
+      </w:r>
+      <w:r>
+        <w:rPr>
+          <w:rFonts w:hint="eastAsia"/>
+        </w:rPr>
+        <w:t>。</w:t>
+      </w:r>
+    </w:p>
+    <w:p>
+      <w:pPr>
+        <w:pStyle w:val="Heading2"/>
+      </w:pPr>
+      <w:r>
+        <w:rPr>
+          <w:rFonts w:hint="eastAsia"/>
+        </w:rPr>
+        <w:t>等号对齐</w:t>
+      </w:r>
+    </w:p>
+    <w:p>
+      <w:r>
+        <w:rPr>
+          <w:rFonts w:hint="eastAsia"/>
+        </w:rPr>
+        <w:tab/>
+      </w:r>
+      <w:r>
+        <w:rPr>
+          <w:rFonts w:hint="eastAsia"/>
+        </w:rPr>
+        <w:t>当代码相似时，可以使用等号对齐。如：</w:t>
+      </w:r>
+    </w:p>
+    <w:p>
+      <w:pPr>
+        <w:rPr>
+          <w:color w:val="0000CC"/>
+          <w:sz w:val="18"/>
+          <w:szCs w:val="18"/>
+          <w:shd w:val="clear" w:color="auto" w:fill="BFBFBF" w:themeFill="background1" w:themeFillShade="BF"/>
+        </w:rPr>
+      </w:pPr>
+      <w:proofErr w:type="spellStart"/>
+      <w:r>
+        <w:rPr>
+          <w:color w:val="0000CC"/>
+          <w:sz w:val="18"/>
+          <w:szCs w:val="18"/>
+          <w:shd w:val="clear" w:color="auto" w:fill="BFBFBF" w:themeFill="background1" w:themeFillShade="BF"/>
+        </w:rPr>
+        <w:t>var</w:t>
+      </w:r>
+      <w:proofErr w:type="spellEnd"/>
+      <w:r>
+        <w:rPr>
+          <w:color w:val="0000CC"/>
+          <w:sz w:val="18"/>
+          <w:szCs w:val="18"/>
+          <w:shd w:val="clear" w:color="auto" w:fill="BFBFBF" w:themeFill="background1" w:themeFillShade="BF"/>
+        </w:rPr>
+        <w:t xml:space="preserve"> no</w:t>
+      </w:r>
+      <w:r>
+        <w:rPr>
+          <w:rFonts w:hint="eastAsia"/>
+          <w:color w:val="0000CC"/>
+          <w:sz w:val="18"/>
+          <w:szCs w:val="18"/>
+          <w:shd w:val="clear" w:color="auto" w:fill="BFBFBF" w:themeFill="background1" w:themeFillShade="BF"/>
+        </w:rPr>
+        <w:t xml:space="preserve"> </w:t>
+      </w:r>
+      <w:r>
+        <w:rPr>
+          <w:color w:val="0000CC"/>
+          <w:sz w:val="18"/>
+          <w:szCs w:val="18"/>
+          <w:shd w:val="clear" w:color="auto" w:fill="BFBFBF" w:themeFill="background1" w:themeFillShade="BF"/>
+        </w:rPr>
+        <w:t xml:space="preserve">= </w:t>
+      </w:r>
+      <w:proofErr w:type="spellStart"/>
+      <w:r>
+        <w:rPr>
+          <w:color w:val="0000CC"/>
+          <w:sz w:val="18"/>
+          <w:szCs w:val="18"/>
+          <w:shd w:val="clear" w:color="auto" w:fill="BFBFBF" w:themeFill="background1" w:themeFillShade="BF"/>
+        </w:rPr>
+        <w:t>rc.current</w:t>
+      </w:r>
+      <w:proofErr w:type="spellEnd"/>
+      <w:r>
+        <w:rPr>
+          <w:color w:val="0000CC"/>
+          <w:sz w:val="18"/>
+          <w:szCs w:val="18"/>
+          <w:shd w:val="clear" w:color="auto" w:fill="BFBFBF" w:themeFill="background1" w:themeFillShade="BF"/>
+        </w:rPr>
+        <w:t>().</w:t>
+      </w:r>
+      <w:proofErr w:type="spellStart"/>
+      <w:r>
+        <w:rPr>
+          <w:color w:val="0000CC"/>
+          <w:sz w:val="18"/>
+          <w:szCs w:val="18"/>
+          <w:shd w:val="clear" w:color="auto" w:fill="BFBFBF" w:themeFill="background1" w:themeFillShade="BF"/>
+        </w:rPr>
+        <w:t>toObj</w:t>
+      </w:r>
+      <w:proofErr w:type="spellEnd"/>
+      <w:r>
+        <w:rPr>
+          <w:color w:val="0000CC"/>
+          <w:sz w:val="18"/>
+          <w:szCs w:val="18"/>
+          <w:shd w:val="clear" w:color="auto" w:fill="BFBFBF" w:themeFill="background1" w:themeFillShade="BF"/>
+        </w:rPr>
+        <w:t>()["no"];</w:t>
+      </w:r>
+    </w:p>
+    <w:p>
+      <w:pPr>
+        <w:rPr>
+          <w:color w:val="0000CC"/>
+          <w:sz w:val="18"/>
+          <w:szCs w:val="18"/>
+          <w:shd w:val="clear" w:color="auto" w:fill="BFBFBF" w:themeFill="background1" w:themeFillShade="BF"/>
+        </w:rPr>
+      </w:pPr>
+      <w:proofErr w:type="spellStart"/>
+      <w:r>
+        <w:rPr>
+          <w:color w:val="0000CC"/>
+          <w:sz w:val="18"/>
+          <w:szCs w:val="18"/>
+          <w:shd w:val="clear" w:color="auto" w:fill="BFBFBF" w:themeFill="background1" w:themeFillShade="BF"/>
+        </w:rPr>
+        <w:t>var</w:t>
+      </w:r>
+      <w:proofErr w:type="spellEnd"/>
+      <w:r>
+        <w:rPr>
+          <w:color w:val="0000CC"/>
+          <w:sz w:val="18"/>
+          <w:szCs w:val="18"/>
+          <w:shd w:val="clear" w:color="auto" w:fill="BFBFBF" w:themeFill="background1" w:themeFillShade="BF"/>
+        </w:rPr>
+        <w:t xml:space="preserve"> score = </w:t>
+      </w:r>
+      <w:proofErr w:type="spellStart"/>
+      <w:r>
+        <w:rPr>
+          <w:color w:val="0000CC"/>
+          <w:sz w:val="18"/>
+          <w:szCs w:val="18"/>
+          <w:shd w:val="clear" w:color="auto" w:fill="BFBFBF" w:themeFill="background1" w:themeFillShade="BF"/>
+        </w:rPr>
+        <w:t>rc.current</w:t>
+      </w:r>
+      <w:proofErr w:type="spellEnd"/>
+      <w:r>
+        <w:rPr>
+          <w:color w:val="0000CC"/>
+          <w:sz w:val="18"/>
+          <w:szCs w:val="18"/>
+          <w:shd w:val="clear" w:color="auto" w:fill="BFBFBF" w:themeFill="background1" w:themeFillShade="BF"/>
+        </w:rPr>
+        <w:t>().</w:t>
+      </w:r>
+      <w:proofErr w:type="spellStart"/>
+      <w:r>
+        <w:rPr>
+          <w:color w:val="0000CC"/>
+          <w:sz w:val="18"/>
+          <w:szCs w:val="18"/>
+          <w:shd w:val="clear" w:color="auto" w:fill="BFBFBF" w:themeFill="background1" w:themeFillShade="BF"/>
+        </w:rPr>
+        <w:t>toObj</w:t>
+      </w:r>
+      <w:proofErr w:type="spellEnd"/>
+      <w:r>
+        <w:rPr>
+          <w:color w:val="0000CC"/>
+          <w:sz w:val="18"/>
+          <w:szCs w:val="18"/>
+          <w:shd w:val="clear" w:color="auto" w:fill="BFBFBF" w:themeFill="background1" w:themeFillShade="BF"/>
+        </w:rPr>
+        <w:t>()["score"];</w:t>
+      </w:r>
+    </w:p>
+    <w:p>
+      <w:pPr>
+        <w:rPr>
+          <w:color w:val="0000CC"/>
+          <w:sz w:val="18"/>
+          <w:szCs w:val="18"/>
+          <w:shd w:val="clear" w:color="auto" w:fill="BFBFBF" w:themeFill="background1" w:themeFillShade="BF"/>
+        </w:rPr>
+      </w:pPr>
+      <w:r>
+        <w:rPr>
+          <w:rFonts w:hint="eastAsia"/>
+          <w:color w:val="0000CC"/>
+          <w:sz w:val="18"/>
+          <w:szCs w:val="18"/>
+          <w:shd w:val="clear" w:color="auto" w:fill="BFBFBF" w:themeFill="background1" w:themeFillShade="BF"/>
+        </w:rPr>
+        <w:t>改为</w:t>
+      </w:r>
+    </w:p>
+    <w:p>
+      <w:pPr>
+        <w:rPr>
+          <w:color w:val="0000CC"/>
+          <w:sz w:val="18"/>
+          <w:szCs w:val="18"/>
+          <w:shd w:val="clear" w:color="auto" w:fill="BFBFBF" w:themeFill="background1" w:themeFillShade="BF"/>
+        </w:rPr>
+      </w:pPr>
+      <w:proofErr w:type="spellStart"/>
+      <w:r>
+        <w:rPr>
+          <w:color w:val="0000CC"/>
+          <w:sz w:val="18"/>
+          <w:szCs w:val="18"/>
+          <w:shd w:val="clear" w:color="auto" w:fill="BFBFBF" w:themeFill="background1" w:themeFillShade="BF"/>
+        </w:rPr>
+        <w:t>var</w:t>
+      </w:r>
+      <w:proofErr w:type="spellEnd"/>
+      <w:r>
+        <w:rPr>
+          <w:color w:val="0000CC"/>
+          <w:sz w:val="18"/>
+          <w:szCs w:val="18"/>
+          <w:shd w:val="clear" w:color="auto" w:fill="BFBFBF" w:themeFill="background1" w:themeFillShade="BF"/>
+        </w:rPr>
+        <w:t xml:space="preserve"> no  </w:t>
+      </w:r>
+      <w:r>
+        <w:rPr>
+          <w:color w:val="0000CC"/>
+          <w:sz w:val="18"/>
+          <w:szCs w:val="18"/>
+          <w:shd w:val="clear" w:color="auto" w:fill="BFBFBF" w:themeFill="background1" w:themeFillShade="BF"/>
+        </w:rPr>
+        <w:t xml:space="preserve">= </w:t>
+      </w:r>
+      <w:proofErr w:type="spellStart"/>
+      <w:r>
+        <w:rPr>
+          <w:color w:val="0000CC"/>
+          <w:sz w:val="18"/>
+          <w:szCs w:val="18"/>
+          <w:shd w:val="clear" w:color="auto" w:fill="BFBFBF" w:themeFill="background1" w:themeFillShade="BF"/>
+        </w:rPr>
+        <w:t>rc.current</w:t>
+      </w:r>
+      <w:proofErr w:type="spellEnd"/>
+      <w:r>
+        <w:rPr>
+          <w:color w:val="0000CC"/>
+          <w:sz w:val="18"/>
+          <w:szCs w:val="18"/>
+          <w:shd w:val="clear" w:color="auto" w:fill="BFBFBF" w:themeFill="background1" w:themeFillShade="BF"/>
+        </w:rPr>
+        <w:t>().</w:t>
+      </w:r>
+      <w:proofErr w:type="spellStart"/>
+      <w:r>
+        <w:rPr>
+          <w:color w:val="0000CC"/>
+          <w:sz w:val="18"/>
+          <w:szCs w:val="18"/>
+          <w:shd w:val="clear" w:color="auto" w:fill="BFBFBF" w:themeFill="background1" w:themeFillShade="BF"/>
+        </w:rPr>
+        <w:t>toObj</w:t>
+      </w:r>
+      <w:proofErr w:type="spellEnd"/>
+      <w:r>
+        <w:rPr>
+          <w:color w:val="0000CC"/>
+          <w:sz w:val="18"/>
+          <w:szCs w:val="18"/>
+          <w:shd w:val="clear" w:color="auto" w:fill="BFBFBF" w:themeFill="background1" w:themeFillShade="BF"/>
+        </w:rPr>
+        <w:t>()["no"];</w:t>
+      </w:r>
+    </w:p>
+    <w:p>
+      <w:proofErr w:type="spellStart"/>
+      <w:r>
+        <w:rPr>
+          <w:color w:val="0000CC"/>
+          <w:sz w:val="18"/>
+          <w:szCs w:val="18"/>
+          <w:shd w:val="clear" w:color="auto" w:fill="BFBFBF" w:themeFill="background1" w:themeFillShade="BF"/>
+        </w:rPr>
+        <w:t>var</w:t>
+      </w:r>
+      <w:proofErr w:type="spellEnd"/>
+      <w:r>
+        <w:rPr>
+          <w:color w:val="0000CC"/>
+          <w:sz w:val="18"/>
+          <w:szCs w:val="18"/>
+          <w:shd w:val="clear" w:color="auto" w:fill="BFBFBF" w:themeFill="background1" w:themeFillShade="BF"/>
+        </w:rPr>
+        <w:t xml:space="preserve"> score</w:t>
+      </w:r>
+      <w:r>
+        <w:rPr>
+          <w:color w:val="0000CC"/>
+          <w:sz w:val="18"/>
+          <w:szCs w:val="18"/>
+          <w:shd w:val="clear" w:color="auto" w:fill="BFBFBF" w:themeFill="background1" w:themeFillShade="BF"/>
+        </w:rPr>
+        <w:t xml:space="preserve">= </w:t>
+      </w:r>
+      <w:proofErr w:type="spellStart"/>
+      <w:r>
+        <w:rPr>
+          <w:color w:val="0000CC"/>
+          <w:sz w:val="18"/>
+          <w:szCs w:val="18"/>
+          <w:shd w:val="clear" w:color="auto" w:fill="BFBFBF" w:themeFill="background1" w:themeFillShade="BF"/>
+        </w:rPr>
+        <w:t>rc.current</w:t>
+      </w:r>
+      <w:proofErr w:type="spellEnd"/>
+      <w:r>
+        <w:rPr>
+          <w:color w:val="0000CC"/>
+          <w:sz w:val="18"/>
+          <w:szCs w:val="18"/>
+          <w:shd w:val="clear" w:color="auto" w:fill="BFBFBF" w:themeFill="background1" w:themeFillShade="BF"/>
+        </w:rPr>
+        <w:t>().</w:t>
+      </w:r>
+      <w:proofErr w:type="spellStart"/>
+      <w:r>
+        <w:rPr>
+          <w:color w:val="0000CC"/>
+          <w:sz w:val="18"/>
+          <w:szCs w:val="18"/>
+          <w:shd w:val="clear" w:color="auto" w:fill="BFBFBF" w:themeFill="background1" w:themeFillShade="BF"/>
+        </w:rPr>
+        <w:t>toObj</w:t>
+      </w:r>
+      <w:proofErr w:type="spellEnd"/>
+      <w:r>
+        <w:rPr>
+          <w:color w:val="0000CC"/>
+          <w:sz w:val="18"/>
+          <w:szCs w:val="18"/>
+          <w:shd w:val="clear" w:color="auto" w:fill="BFBFBF" w:themeFill="background1" w:themeFillShade="BF"/>
+        </w:rPr>
+        <w:t>()["score"];</w:t>
+      </w:r>
+    </w:p>
+    <w:p>
+      <w:pPr>
+        <w:pStyle w:val="Heading2"/>
+      </w:pPr>
+      <w:r>
+        <w:rPr>
+          <w:rFonts w:hint="eastAsia"/>
+        </w:rPr>
+        <w:t>在优先级低的运算符前断行</w:t>
+      </w:r>
+    </w:p>
+    <w:p>
+      <w:r>
+        <w:rPr>
+          <w:rFonts w:hint="eastAsia"/>
+        </w:rPr>
+        <w:tab/>
+      </w:r>
+      <w:r>
+        <w:rPr>
+          <w:rFonts w:hint="eastAsia"/>
+        </w:rPr>
+        <w:t>如：</w:t>
+      </w:r>
+    </w:p>
+    <w:p>
+      <w:pPr>
+        <w:rPr>
+          <w:color w:val="0000CC"/>
+          <w:sz w:val="18"/>
+          <w:szCs w:val="18"/>
+          <w:shd w:val="clear" w:color="auto" w:fill="BFBFBF" w:themeFill="background1" w:themeFillShade="BF"/>
+        </w:rPr>
+      </w:pPr>
+      <w:r>
+        <w:rPr>
+          <w:color w:val="0000CC"/>
+          <w:sz w:val="18"/>
+          <w:szCs w:val="18"/>
+          <w:shd w:val="clear" w:color="auto" w:fill="BFBFBF" w:themeFill="background1" w:themeFillShade="BF"/>
+        </w:rPr>
+        <w:t>if ( "</w:t>
+      </w:r>
+      <w:proofErr w:type="spellStart"/>
+      <w:r>
+        <w:rPr>
+          <w:color w:val="0000CC"/>
+          <w:sz w:val="18"/>
+          <w:szCs w:val="18"/>
+          <w:shd w:val="clear" w:color="auto" w:fill="BFBFBF" w:themeFill="background1" w:themeFillShade="BF"/>
+        </w:rPr>
+        <w:t>SYSCatalogGroup</w:t>
+      </w:r>
+      <w:proofErr w:type="spellEnd"/>
+      <w:r>
+        <w:rPr>
+          <w:color w:val="0000CC"/>
+          <w:sz w:val="18"/>
+          <w:szCs w:val="18"/>
+          <w:shd w:val="clear" w:color="auto" w:fill="BFBFBF" w:themeFill="background1" w:themeFillShade="BF"/>
+        </w:rPr>
+        <w:t>"</w:t>
+      </w:r>
+      <w:r>
+        <w:rPr>
+          <w:rFonts w:hint="eastAsia"/>
+          <w:color w:val="0000CC"/>
+          <w:sz w:val="18"/>
+          <w:szCs w:val="18"/>
+          <w:shd w:val="clear" w:color="auto" w:fill="BFBFBF" w:themeFill="background1" w:themeFillShade="BF"/>
+        </w:rPr>
+        <w:t xml:space="preserve"> </w:t>
+      </w:r>
+      <w:r>
+        <w:rPr>
+          <w:color w:val="0000CC"/>
+          <w:sz w:val="18"/>
+          <w:szCs w:val="18"/>
+          <w:shd w:val="clear" w:color="auto" w:fill="BFBFBF" w:themeFill="background1" w:themeFillShade="BF"/>
+        </w:rPr>
+        <w:t xml:space="preserve">!== </w:t>
+      </w:r>
+      <w:proofErr w:type="spellStart"/>
+      <w:r>
+        <w:rPr>
+          <w:color w:val="0000CC"/>
+          <w:sz w:val="18"/>
+          <w:szCs w:val="18"/>
+          <w:shd w:val="clear" w:color="auto" w:fill="BFBFBF" w:themeFill="background1" w:themeFillShade="BF"/>
+        </w:rPr>
+        <w:t>groupName</w:t>
+      </w:r>
+      <w:proofErr w:type="spellEnd"/>
+      <w:r>
+        <w:rPr>
+          <w:color w:val="0000CC"/>
+          <w:sz w:val="18"/>
+          <w:szCs w:val="18"/>
+          <w:shd w:val="clear" w:color="auto" w:fill="BFBFBF" w:themeFill="background1" w:themeFillShade="BF"/>
+        </w:rPr>
+        <w:t xml:space="preserve"> &amp;&amp; "</w:t>
+      </w:r>
+      <w:proofErr w:type="spellStart"/>
+      <w:r>
+        <w:rPr>
+          <w:color w:val="0000CC"/>
+          <w:sz w:val="18"/>
+          <w:szCs w:val="18"/>
+          <w:shd w:val="clear" w:color="auto" w:fill="BFBFBF" w:themeFill="background1" w:themeFillShade="BF"/>
+        </w:rPr>
+        <w:t>SYSCoord</w:t>
+      </w:r>
+      <w:proofErr w:type="spellEnd"/>
+      <w:r>
+        <w:rPr>
+          <w:color w:val="0000CC"/>
+          <w:sz w:val="18"/>
+          <w:szCs w:val="18"/>
+          <w:shd w:val="clear" w:color="auto" w:fill="BFBFBF" w:themeFill="background1" w:themeFillShade="BF"/>
+        </w:rPr>
+        <w:t>”</w:t>
+      </w:r>
+      <w:r>
+        <w:rPr>
+          <w:rFonts w:hint="eastAsia"/>
+          <w:color w:val="0000CC"/>
+          <w:sz w:val="18"/>
+          <w:szCs w:val="18"/>
+          <w:shd w:val="clear" w:color="auto" w:fill="BFBFBF" w:themeFill="background1" w:themeFillShade="BF"/>
+        </w:rPr>
+        <w:t xml:space="preserve"> </w:t>
+      </w:r>
+      <w:r>
+        <w:rPr>
+          <w:color w:val="0000CC"/>
+          <w:sz w:val="18"/>
+          <w:szCs w:val="18"/>
+          <w:shd w:val="clear" w:color="auto" w:fill="BFBFBF" w:themeFill="background1" w:themeFillShade="BF"/>
+        </w:rPr>
+        <w:t xml:space="preserve">!== </w:t>
+      </w:r>
+      <w:proofErr w:type="spellStart"/>
+      <w:r>
+        <w:rPr>
+          <w:color w:val="0000CC"/>
+          <w:sz w:val="18"/>
+          <w:szCs w:val="18"/>
+          <w:shd w:val="clear" w:color="auto" w:fill="BFBFBF" w:themeFill="background1" w:themeFillShade="BF"/>
+        </w:rPr>
+        <w:t>groupName</w:t>
+      </w:r>
+      <w:proofErr w:type="spellEnd"/>
+      <w:r>
+        <w:rPr>
+          <w:color w:val="0000CC"/>
+          <w:sz w:val="18"/>
+          <w:szCs w:val="18"/>
+          <w:shd w:val="clear" w:color="auto" w:fill="BFBFBF" w:themeFill="background1" w:themeFillShade="BF"/>
+        </w:rPr>
+        <w:t xml:space="preserve"> </w:t>
+      </w:r>
+      <w:r>
+        <w:rPr>
+          <w:rFonts w:hint="eastAsia"/>
+          <w:color w:val="0000CC"/>
+          <w:sz w:val="18"/>
+          <w:szCs w:val="18"/>
+          <w:shd w:val="clear" w:color="auto" w:fill="BFBFBF" w:themeFill="background1" w:themeFillShade="BF"/>
+        </w:rPr>
+        <w:t xml:space="preserve">&amp;&amp; </w:t>
+      </w:r>
+      <w:r>
+        <w:rPr>
+          <w:color w:val="0000CC"/>
+          <w:sz w:val="18"/>
+          <w:szCs w:val="18"/>
+          <w:shd w:val="clear" w:color="auto" w:fill="BFBFBF" w:themeFill="background1" w:themeFillShade="BF"/>
+        </w:rPr>
+        <w:t>"</w:t>
+      </w:r>
+      <w:proofErr w:type="spellStart"/>
+      <w:r>
+        <w:rPr>
+          <w:rFonts w:hint="eastAsia"/>
+          <w:color w:val="0000CC"/>
+          <w:sz w:val="18"/>
+          <w:szCs w:val="18"/>
+          <w:shd w:val="clear" w:color="auto" w:fill="BFBFBF" w:themeFill="background1" w:themeFillShade="BF"/>
+        </w:rPr>
+        <w:t>SYSSpare</w:t>
+      </w:r>
+      <w:proofErr w:type="spellEnd"/>
+      <w:r>
+        <w:rPr>
+          <w:color w:val="0000CC"/>
+          <w:sz w:val="18"/>
+          <w:szCs w:val="18"/>
+          <w:shd w:val="clear" w:color="auto" w:fill="BFBFBF" w:themeFill="background1" w:themeFillShade="BF"/>
+        </w:rPr>
+        <w:t>”</w:t>
+      </w:r>
+      <w:r>
+        <w:rPr>
+          <w:rFonts w:hint="eastAsia"/>
+          <w:color w:val="0000CC"/>
+          <w:sz w:val="18"/>
+          <w:szCs w:val="18"/>
+          <w:shd w:val="clear" w:color="auto" w:fill="BFBFBF" w:themeFill="background1" w:themeFillShade="BF"/>
+        </w:rPr>
+        <w:t xml:space="preserve"> </w:t>
+      </w:r>
+      <w:r>
+        <w:rPr>
+          <w:color w:val="0000CC"/>
+          <w:sz w:val="18"/>
+          <w:szCs w:val="18"/>
+          <w:shd w:val="clear" w:color="auto" w:fill="BFBFBF" w:themeFill="background1" w:themeFillShade="BF"/>
+        </w:rPr>
+        <w:t xml:space="preserve">!== </w:t>
+      </w:r>
+      <w:proofErr w:type="spellStart"/>
+      <w:r>
+        <w:rPr>
+          <w:color w:val="0000CC"/>
+          <w:sz w:val="18"/>
+          <w:szCs w:val="18"/>
+          <w:shd w:val="clear" w:color="auto" w:fill="BFBFBF" w:themeFill="background1" w:themeFillShade="BF"/>
+        </w:rPr>
+        <w:t>groupName</w:t>
+      </w:r>
+      <w:proofErr w:type="spellEnd"/>
+      <w:r>
+        <w:rPr>
+          <w:color w:val="0000CC"/>
+          <w:sz w:val="18"/>
+          <w:szCs w:val="18"/>
+          <w:shd w:val="clear" w:color="auto" w:fill="BFBFBF" w:themeFill="background1" w:themeFillShade="BF"/>
+        </w:rPr>
+        <w:t>)</w:t>
+      </w:r>
+    </w:p>
+    <w:p>
+      <w:r>
+        <w:rPr>
+          <w:rFonts w:hint="eastAsia"/>
+        </w:rPr>
         <w:lastRenderedPageBreak/>
-        <w:t>注意死循环</w:t>
-      </w:r>
-    </w:p>
-    <w:p>
-      <w:r>
-        <w:rPr>
-          <w:rFonts w:hint="eastAsia"/>
-        </w:rPr>
-        <w:t>例如：</w:t>
-      </w:r>
-    </w:p>
-    <w:p>
-      <w:pPr>
-        <w:rPr>
-          <w:color w:val="0000CC"/>
-          <w:sz w:val="18"/>
-          <w:szCs w:val="18"/>
-          <w:shd w:val="clear" w:color="auto" w:fill="BFBFBF" w:themeFill="background1" w:themeFillShade="BF"/>
-        </w:rPr>
-      </w:pPr>
-      <w:proofErr w:type="gramStart"/>
-      <w:r>
-        <w:rPr>
-          <w:rFonts w:hint="eastAsia"/>
-          <w:color w:val="0000CC"/>
-          <w:sz w:val="18"/>
-          <w:szCs w:val="18"/>
-          <w:shd w:val="clear" w:color="auto" w:fill="BFBFBF" w:themeFill="background1" w:themeFillShade="BF"/>
-        </w:rPr>
-        <w:t>while(</w:t>
-      </w:r>
-      <w:proofErr w:type="gramEnd"/>
+        <w:t>当屏幕显示不下一行时，在</w:t>
+      </w:r>
+      <w:r>
+        <w:rPr>
+          <w:rFonts w:hint="eastAsia"/>
+        </w:rPr>
+        <w:t>&amp;&amp;</w:t>
+      </w:r>
+      <w:r>
+        <w:rPr>
+          <w:rFonts w:hint="eastAsia"/>
+        </w:rPr>
+        <w:t>前断行为</w:t>
+      </w:r>
+    </w:p>
+    <w:p>
+      <w:pPr>
+        <w:rPr>
+          <w:color w:val="0000CC"/>
+          <w:sz w:val="18"/>
+          <w:szCs w:val="18"/>
+          <w:shd w:val="clear" w:color="auto" w:fill="BFBFBF" w:themeFill="background1" w:themeFillShade="BF"/>
+        </w:rPr>
+      </w:pPr>
+      <w:r>
+        <w:rPr>
+          <w:color w:val="0000CC"/>
+          <w:sz w:val="18"/>
+          <w:szCs w:val="18"/>
+          <w:shd w:val="clear" w:color="auto" w:fill="BFBFBF" w:themeFill="background1" w:themeFillShade="BF"/>
+        </w:rPr>
+        <w:t xml:space="preserve">if ( </w:t>
+      </w:r>
+      <w:r>
+        <w:rPr>
+          <w:rFonts w:hint="eastAsia"/>
+          <w:color w:val="0000CC"/>
+          <w:sz w:val="18"/>
+          <w:szCs w:val="18"/>
+          <w:shd w:val="clear" w:color="auto" w:fill="BFBFBF" w:themeFill="background1" w:themeFillShade="BF"/>
+        </w:rPr>
+        <w:t xml:space="preserve">  </w:t>
+      </w:r>
+      <w:r>
+        <w:rPr>
+          <w:color w:val="0000CC"/>
+          <w:sz w:val="18"/>
+          <w:szCs w:val="18"/>
+          <w:shd w:val="clear" w:color="auto" w:fill="BFBFBF" w:themeFill="background1" w:themeFillShade="BF"/>
+        </w:rPr>
+        <w:t>"</w:t>
+      </w:r>
+      <w:proofErr w:type="spellStart"/>
+      <w:r>
+        <w:rPr>
+          <w:color w:val="0000CC"/>
+          <w:sz w:val="18"/>
+          <w:szCs w:val="18"/>
+          <w:shd w:val="clear" w:color="auto" w:fill="BFBFBF" w:themeFill="background1" w:themeFillShade="BF"/>
+        </w:rPr>
+        <w:t>SYSCatalogGroup</w:t>
+      </w:r>
+      <w:proofErr w:type="spellEnd"/>
+      <w:r>
+        <w:rPr>
+          <w:color w:val="0000CC"/>
+          <w:sz w:val="18"/>
+          <w:szCs w:val="18"/>
+          <w:shd w:val="clear" w:color="auto" w:fill="BFBFBF" w:themeFill="background1" w:themeFillShade="BF"/>
+        </w:rPr>
+        <w:t>"</w:t>
+      </w:r>
       <w:r>
         <w:rPr>
           <w:rFonts w:hint="eastAsia"/>
@@ -7963,157 +8624,28 @@
         </w:rPr>
         <w:t xml:space="preserve"> </w:t>
       </w:r>
-      <w:proofErr w:type="spellStart"/>
-      <w:r>
-        <w:rPr>
-          <w:rFonts w:hint="eastAsia"/>
-          <w:color w:val="0000CC"/>
-          <w:sz w:val="18"/>
-          <w:szCs w:val="18"/>
-          <w:shd w:val="clear" w:color="auto" w:fill="BFBFBF" w:themeFill="background1" w:themeFillShade="BF"/>
-        </w:rPr>
-        <w:t>isNeedWait</w:t>
-      </w:r>
-      <w:proofErr w:type="spellEnd"/>
-      <w:r>
-        <w:rPr>
-          <w:rFonts w:hint="eastAsia"/>
-          <w:color w:val="0000CC"/>
-          <w:sz w:val="18"/>
-          <w:szCs w:val="18"/>
-          <w:shd w:val="clear" w:color="auto" w:fill="BFBFBF" w:themeFill="background1" w:themeFillShade="BF"/>
-        </w:rPr>
-        <w:t>() )</w:t>
-      </w:r>
-    </w:p>
-    <w:p>
-      <w:pPr>
-        <w:rPr>
-          <w:color w:val="0000CC"/>
-          <w:sz w:val="18"/>
-          <w:szCs w:val="18"/>
-          <w:shd w:val="clear" w:color="auto" w:fill="BFBFBF" w:themeFill="background1" w:themeFillShade="BF"/>
-        </w:rPr>
-      </w:pPr>
-      <w:r>
-        <w:rPr>
-          <w:rFonts w:hint="eastAsia"/>
-          <w:color w:val="0000CC"/>
-          <w:sz w:val="18"/>
-          <w:szCs w:val="18"/>
-          <w:shd w:val="clear" w:color="auto" w:fill="BFBFBF" w:themeFill="background1" w:themeFillShade="BF"/>
-        </w:rPr>
-        <w:t>{</w:t>
-      </w:r>
-    </w:p>
-    <w:p>
-      <w:pPr>
-        <w:rPr>
-          <w:color w:val="0000CC"/>
-          <w:sz w:val="18"/>
-          <w:szCs w:val="18"/>
-          <w:shd w:val="clear" w:color="auto" w:fill="BFBFBF" w:themeFill="background1" w:themeFillShade="BF"/>
-        </w:rPr>
-      </w:pPr>
-      <w:r>
-        <w:rPr>
-          <w:rFonts w:hint="eastAsia"/>
-          <w:color w:val="0000CC"/>
-          <w:sz w:val="18"/>
-          <w:szCs w:val="18"/>
-          <w:shd w:val="clear" w:color="auto" w:fill="BFBFBF" w:themeFill="background1" w:themeFillShade="BF"/>
-        </w:rPr>
-        <w:t>}</w:t>
-      </w:r>
-    </w:p>
-    <w:p>
-      <w:r>
-        <w:rPr>
-          <w:rFonts w:hint="eastAsia"/>
-        </w:rPr>
-        <w:t>如果</w:t>
-      </w:r>
-      <w:proofErr w:type="spellStart"/>
-      <w:r>
-        <w:rPr>
-          <w:rFonts w:hint="eastAsia"/>
-        </w:rPr>
-        <w:t>isNeedWait</w:t>
-      </w:r>
-      <w:proofErr w:type="spellEnd"/>
-      <w:r>
-        <w:rPr>
-          <w:rFonts w:hint="eastAsia"/>
-        </w:rPr>
-        <w:t>()</w:t>
-      </w:r>
-      <w:r>
-        <w:rPr>
-          <w:rFonts w:hint="eastAsia"/>
-        </w:rPr>
-        <w:t>是纯消耗</w:t>
-      </w:r>
-      <w:r>
-        <w:rPr>
-          <w:rFonts w:hint="eastAsia"/>
-        </w:rPr>
-        <w:t>CPU</w:t>
-      </w:r>
-      <w:r>
-        <w:rPr>
-          <w:rFonts w:hint="eastAsia"/>
-        </w:rPr>
-        <w:t>的函数无其它任何</w:t>
-      </w:r>
-      <w:r>
-        <w:rPr>
-          <w:rFonts w:hint="eastAsia"/>
-        </w:rPr>
-        <w:t>IO</w:t>
-      </w:r>
-      <w:r>
-        <w:rPr>
-          <w:rFonts w:hint="eastAsia"/>
-        </w:rPr>
-        <w:t>操作，则此段代码将导致</w:t>
-      </w:r>
-      <w:r>
-        <w:rPr>
-          <w:rFonts w:hint="eastAsia"/>
-        </w:rPr>
-        <w:t>CPU</w:t>
-      </w:r>
-      <w:r>
-        <w:rPr>
-          <w:rFonts w:hint="eastAsia"/>
-        </w:rPr>
-        <w:t>使用率较高，可改成如下：</w:t>
-      </w:r>
-    </w:p>
-    <w:p>
-      <w:pPr>
-        <w:rPr>
-          <w:color w:val="0000CC"/>
-          <w:sz w:val="18"/>
-          <w:szCs w:val="18"/>
-          <w:shd w:val="clear" w:color="auto" w:fill="BFBFBF" w:themeFill="background1" w:themeFillShade="BF"/>
-        </w:rPr>
-      </w:pPr>
-      <w:proofErr w:type="gramStart"/>
-      <w:r>
-        <w:rPr>
-          <w:rFonts w:hint="eastAsia"/>
-          <w:color w:val="0000CC"/>
-          <w:sz w:val="18"/>
-          <w:szCs w:val="18"/>
-          <w:shd w:val="clear" w:color="auto" w:fill="BFBFBF" w:themeFill="background1" w:themeFillShade="BF"/>
-        </w:rPr>
-        <w:t>while(</w:t>
-      </w:r>
-      <w:proofErr w:type="gramEnd"/>
-      <w:r>
-        <w:rPr>
-          <w:rFonts w:hint="eastAsia"/>
+      <w:r>
+        <w:rPr>
+          <w:color w:val="0000CC"/>
+          <w:sz w:val="18"/>
+          <w:szCs w:val="18"/>
+          <w:shd w:val="clear" w:color="auto" w:fill="BFBFBF" w:themeFill="background1" w:themeFillShade="BF"/>
+        </w:rPr>
+        <w:t xml:space="preserve">!== </w:t>
+      </w:r>
+      <w:proofErr w:type="spellStart"/>
+      <w:r>
+        <w:rPr>
+          <w:color w:val="0000CC"/>
+          <w:sz w:val="18"/>
+          <w:szCs w:val="18"/>
+          <w:shd w:val="clear" w:color="auto" w:fill="BFBFBF" w:themeFill="background1" w:themeFillShade="BF"/>
+        </w:rPr>
+        <w:t>groupName</w:t>
+      </w:r>
+      <w:proofErr w:type="spellEnd"/>
+      <w:r>
+        <w:rPr>
           <w:color w:val="0000CC"/>
           <w:sz w:val="18"/>
           <w:szCs w:val="18"/>
@@ -8121,324 +8653,54 @@
         </w:rPr>
         <w:t xml:space="preserve"> </w:t>
       </w:r>
-      <w:proofErr w:type="spellStart"/>
-      <w:r>
-        <w:rPr>
-          <w:rFonts w:hint="eastAsia"/>
-          <w:color w:val="0000CC"/>
-          <w:sz w:val="18"/>
-          <w:szCs w:val="18"/>
-          <w:shd w:val="clear" w:color="auto" w:fill="BFBFBF" w:themeFill="background1" w:themeFillShade="BF"/>
-        </w:rPr>
-        <w:t>isNeedWait</w:t>
-      </w:r>
-      <w:proofErr w:type="spellEnd"/>
-      <w:r>
-        <w:rPr>
-          <w:rFonts w:hint="eastAsia"/>
-          <w:color w:val="0000CC"/>
-          <w:sz w:val="18"/>
-          <w:szCs w:val="18"/>
-          <w:shd w:val="clear" w:color="auto" w:fill="BFBFBF" w:themeFill="background1" w:themeFillShade="BF"/>
-        </w:rPr>
-        <w:t>() )</w:t>
-      </w:r>
-    </w:p>
-    <w:p>
-      <w:pPr>
-        <w:rPr>
-          <w:color w:val="0000CC"/>
-          <w:sz w:val="18"/>
-          <w:szCs w:val="18"/>
-          <w:shd w:val="clear" w:color="auto" w:fill="BFBFBF" w:themeFill="background1" w:themeFillShade="BF"/>
-        </w:rPr>
-      </w:pPr>
-      <w:r>
-        <w:rPr>
-          <w:rFonts w:hint="eastAsia"/>
-          <w:color w:val="0000CC"/>
-          <w:sz w:val="18"/>
-          <w:szCs w:val="18"/>
-          <w:shd w:val="clear" w:color="auto" w:fill="BFBFBF" w:themeFill="background1" w:themeFillShade="BF"/>
-        </w:rPr>
-        <w:t>{</w:t>
-      </w:r>
-    </w:p>
-    <w:p>
-      <w:pPr>
-        <w:rPr>
-          <w:color w:val="0000CC"/>
-          <w:sz w:val="18"/>
-          <w:szCs w:val="18"/>
-          <w:shd w:val="clear" w:color="auto" w:fill="BFBFBF" w:themeFill="background1" w:themeFillShade="BF"/>
-        </w:rPr>
-      </w:pPr>
-      <w:r>
-        <w:rPr>
-          <w:rFonts w:hint="eastAsia"/>
-          <w:color w:val="0000CC"/>
-          <w:sz w:val="18"/>
-          <w:szCs w:val="18"/>
-          <w:shd w:val="clear" w:color="auto" w:fill="BFBFBF" w:themeFill="background1" w:themeFillShade="BF"/>
-        </w:rPr>
-        <w:t xml:space="preserve">   </w:t>
-      </w:r>
-      <w:proofErr w:type="gramStart"/>
-      <w:r>
-        <w:rPr>
-          <w:rFonts w:hint="eastAsia"/>
-          <w:color w:val="0000CC"/>
-          <w:sz w:val="18"/>
-          <w:szCs w:val="18"/>
-          <w:shd w:val="clear" w:color="auto" w:fill="BFBFBF" w:themeFill="background1" w:themeFillShade="BF"/>
-        </w:rPr>
-        <w:t>Sleep(</w:t>
-      </w:r>
-      <w:proofErr w:type="gramEnd"/>
-      <w:r>
-        <w:rPr>
-          <w:rFonts w:hint="eastAsia"/>
-          <w:color w:val="0000CC"/>
-          <w:sz w:val="18"/>
-          <w:szCs w:val="18"/>
-          <w:shd w:val="clear" w:color="auto" w:fill="BFBFBF" w:themeFill="background1" w:themeFillShade="BF"/>
-        </w:rPr>
-        <w:t>1)</w:t>
-      </w:r>
-    </w:p>
-    <w:p>
-      <w:pPr>
-        <w:rPr>
-          <w:color w:val="0000CC"/>
-          <w:sz w:val="18"/>
-          <w:szCs w:val="18"/>
-          <w:shd w:val="clear" w:color="auto" w:fill="BFBFBF" w:themeFill="background1" w:themeFillShade="BF"/>
-        </w:rPr>
-      </w:pPr>
-      <w:r>
-        <w:rPr>
-          <w:rFonts w:hint="eastAsia"/>
-          <w:color w:val="0000CC"/>
-          <w:sz w:val="18"/>
-          <w:szCs w:val="18"/>
-          <w:shd w:val="clear" w:color="auto" w:fill="BFBFBF" w:themeFill="background1" w:themeFillShade="BF"/>
-        </w:rPr>
-        <w:t>}</w:t>
-      </w:r>
-    </w:p>
-    <w:p>
-      <w:pPr>
-        <w:pStyle w:val="Heading2"/>
-      </w:pPr>
-      <w:r>
-        <w:rPr>
-          <w:rFonts w:hint="eastAsia"/>
-        </w:rPr>
-        <w:t>使用恰当的注释</w:t>
-      </w:r>
-    </w:p>
-    <w:p>
-      <w:r>
-        <w:rPr>
-          <w:rFonts w:hint="eastAsia"/>
-        </w:rPr>
-        <w:tab/>
-      </w:r>
-      <w:r>
-        <w:rPr>
-          <w:rFonts w:hint="eastAsia"/>
-        </w:rPr>
-        <w:t>不要吝啬注释。当变量名描述不清，或者函数返回值较复杂时，建议使用注释说明。</w:t>
-      </w:r>
-    </w:p>
-    <w:p>
-      <w:r>
-        <w:rPr>
-          <w:rFonts w:hint="eastAsia"/>
-        </w:rPr>
-        <w:tab/>
-      </w:r>
-      <w:r>
-        <w:rPr>
-          <w:rFonts w:hint="eastAsia"/>
-        </w:rPr>
-        <w:t>及时更新注释也很重要，错误的注释会让程序更加难以阅读和理解。</w:t>
-      </w:r>
-    </w:p>
-    <w:p>
-      <w:r>
-        <w:rPr>
-          <w:rFonts w:hint="eastAsia"/>
-        </w:rPr>
-        <w:tab/>
-      </w:r>
-      <w:r>
-        <w:rPr>
-          <w:rFonts w:hint="eastAsia"/>
-        </w:rPr>
-        <w:t>让注释有意义。如以下注释是没有必要的。</w:t>
-      </w:r>
-    </w:p>
-    <w:p>
-      <w:pPr>
-        <w:rPr>
-          <w:color w:val="0000CC"/>
-          <w:sz w:val="18"/>
-          <w:szCs w:val="18"/>
-          <w:shd w:val="clear" w:color="auto" w:fill="BFBFBF" w:themeFill="background1" w:themeFillShade="BF"/>
-        </w:rPr>
-      </w:pPr>
-      <w:proofErr w:type="spellStart"/>
-      <w:r>
-        <w:rPr>
-          <w:rFonts w:hint="eastAsia"/>
-          <w:color w:val="0000CC"/>
-          <w:sz w:val="18"/>
-          <w:szCs w:val="18"/>
-          <w:shd w:val="clear" w:color="auto" w:fill="BFBFBF" w:themeFill="background1" w:themeFillShade="BF"/>
-        </w:rPr>
-        <w:t>i</w:t>
-      </w:r>
-      <w:proofErr w:type="spellEnd"/>
-      <w:r>
-        <w:rPr>
-          <w:rFonts w:hint="eastAsia"/>
-          <w:color w:val="0000CC"/>
-          <w:sz w:val="18"/>
-          <w:szCs w:val="18"/>
-          <w:shd w:val="clear" w:color="auto" w:fill="BFBFBF" w:themeFill="background1" w:themeFillShade="BF"/>
-        </w:rPr>
-        <w:t xml:space="preserve"> = 100;  //</w:t>
-      </w:r>
-      <w:r>
-        <w:rPr>
-          <w:rFonts w:hint="eastAsia"/>
-          <w:color w:val="0000CC"/>
-          <w:sz w:val="18"/>
-          <w:szCs w:val="18"/>
-          <w:shd w:val="clear" w:color="auto" w:fill="BFBFBF" w:themeFill="background1" w:themeFillShade="BF"/>
-        </w:rPr>
-        <w:t>让</w:t>
-      </w:r>
-      <w:proofErr w:type="spellStart"/>
-      <w:r>
-        <w:rPr>
-          <w:rFonts w:hint="eastAsia"/>
-          <w:color w:val="0000CC"/>
-          <w:sz w:val="18"/>
-          <w:szCs w:val="18"/>
-          <w:shd w:val="clear" w:color="auto" w:fill="BFBFBF" w:themeFill="background1" w:themeFillShade="BF"/>
-        </w:rPr>
-        <w:t>i</w:t>
-      </w:r>
-      <w:proofErr w:type="spellEnd"/>
-      <w:r>
-        <w:rPr>
-          <w:rFonts w:hint="eastAsia"/>
-          <w:color w:val="0000CC"/>
-          <w:sz w:val="18"/>
-          <w:szCs w:val="18"/>
-          <w:shd w:val="clear" w:color="auto" w:fill="BFBFBF" w:themeFill="background1" w:themeFillShade="BF"/>
-        </w:rPr>
-        <w:t>等于</w:t>
-      </w:r>
-      <w:r>
-        <w:rPr>
-          <w:rFonts w:hint="eastAsia"/>
-          <w:color w:val="0000CC"/>
-          <w:sz w:val="18"/>
-          <w:szCs w:val="18"/>
-          <w:shd w:val="clear" w:color="auto" w:fill="BFBFBF" w:themeFill="background1" w:themeFillShade="BF"/>
-        </w:rPr>
-        <w:t>100</w:t>
-      </w:r>
-    </w:p>
-    <w:p>
-      <w:pPr>
-        <w:pStyle w:val="Heading2"/>
-      </w:pPr>
-      <w:r>
-        <w:rPr>
-          <w:rFonts w:hint="eastAsia"/>
-        </w:rPr>
-        <w:t>空行</w:t>
-      </w:r>
-    </w:p>
-    <w:p>
-      <w:r>
-        <w:rPr>
-          <w:rFonts w:hint="eastAsia"/>
-        </w:rPr>
-        <w:tab/>
-      </w:r>
-      <w:r>
-        <w:rPr>
-          <w:rFonts w:hint="eastAsia"/>
-        </w:rPr>
-        <w:t>使用空行来划分一组逻辑上相关联的代码片段</w:t>
-      </w:r>
-      <w:r>
-        <w:rPr>
-          <w:rFonts w:hint="eastAsia"/>
-        </w:rPr>
-        <w:t>。</w:t>
-      </w:r>
-    </w:p>
-    <w:p>
-      <w:pPr>
-        <w:pStyle w:val="Heading2"/>
-      </w:pPr>
-      <w:r>
-        <w:rPr>
-          <w:rFonts w:hint="eastAsia"/>
-        </w:rPr>
-        <w:t>等号对齐</w:t>
-      </w:r>
-    </w:p>
-    <w:p>
-      <w:r>
-        <w:rPr>
-          <w:rFonts w:hint="eastAsia"/>
-        </w:rPr>
-        <w:tab/>
-      </w:r>
-      <w:r>
-        <w:rPr>
-          <w:rFonts w:hint="eastAsia"/>
-        </w:rPr>
-        <w:t>当代码相似时，可以使用等号对齐。如：</w:t>
-      </w:r>
-    </w:p>
-    <w:p>
-      <w:pPr>
-        <w:rPr>
-          <w:color w:val="0000CC"/>
-          <w:sz w:val="18"/>
-          <w:szCs w:val="18"/>
-          <w:shd w:val="clear" w:color="auto" w:fill="BFBFBF" w:themeFill="background1" w:themeFillShade="BF"/>
-        </w:rPr>
-      </w:pPr>
-      <w:proofErr w:type="spellStart"/>
-      <w:proofErr w:type="gramStart"/>
-      <w:r>
-        <w:rPr>
-          <w:color w:val="0000CC"/>
-          <w:sz w:val="18"/>
-          <w:szCs w:val="18"/>
-          <w:shd w:val="clear" w:color="auto" w:fill="BFBFBF" w:themeFill="background1" w:themeFillShade="BF"/>
-        </w:rPr>
-        <w:t>var</w:t>
-      </w:r>
-      <w:proofErr w:type="spellEnd"/>
-      <w:proofErr w:type="gramEnd"/>
-      <w:r>
-        <w:rPr>
-          <w:color w:val="0000CC"/>
-          <w:sz w:val="18"/>
-          <w:szCs w:val="18"/>
-          <w:shd w:val="clear" w:color="auto" w:fill="BFBFBF" w:themeFill="background1" w:themeFillShade="BF"/>
-        </w:rPr>
-        <w:t xml:space="preserve"> no</w:t>
+    </w:p>
+    <w:p>
+      <w:pPr>
+        <w:rPr>
+          <w:color w:val="0000CC"/>
+          <w:sz w:val="18"/>
+          <w:szCs w:val="18"/>
+          <w:shd w:val="clear" w:color="auto" w:fill="BFBFBF" w:themeFill="background1" w:themeFillShade="BF"/>
+        </w:rPr>
+      </w:pPr>
+      <w:r>
+        <w:rPr>
+          <w:rFonts w:hint="eastAsia"/>
+          <w:color w:val="0000CC"/>
+          <w:sz w:val="18"/>
+          <w:szCs w:val="18"/>
+          <w:shd w:val="clear" w:color="auto" w:fill="BFBFBF" w:themeFill="background1" w:themeFillShade="BF"/>
+        </w:rPr>
+        <w:t xml:space="preserve">  </w:t>
+      </w:r>
+      <w:r>
+        <w:rPr>
+          <w:color w:val="0000CC"/>
+          <w:sz w:val="18"/>
+          <w:szCs w:val="18"/>
+          <w:shd w:val="clear" w:color="auto" w:fill="BFBFBF" w:themeFill="background1" w:themeFillShade="BF"/>
+        </w:rPr>
+        <w:t>&amp;&amp; "</w:t>
+      </w:r>
+      <w:proofErr w:type="spellStart"/>
+      <w:r>
+        <w:rPr>
+          <w:color w:val="0000CC"/>
+          <w:sz w:val="18"/>
+          <w:szCs w:val="18"/>
+          <w:shd w:val="clear" w:color="auto" w:fill="BFBFBF" w:themeFill="background1" w:themeFillShade="BF"/>
+        </w:rPr>
+        <w:t>SYSCoord</w:t>
+      </w:r>
+      <w:proofErr w:type="spellEnd"/>
+      <w:r>
+        <w:rPr>
+          <w:color w:val="0000CC"/>
+          <w:sz w:val="18"/>
+          <w:szCs w:val="18"/>
+          <w:shd w:val="clear" w:color="auto" w:fill="BFBFBF" w:themeFill="background1" w:themeFillShade="BF"/>
+        </w:rPr>
+        <w:t>”</w:t>
       </w:r>
       <w:r>
         <w:rPr>
@@ -8457,360 +8719,48 @@
           <w:szCs w:val="18"/>
           <w:shd w:val="clear" w:color="auto" w:fill="BFBFBF" w:themeFill="background1" w:themeFillShade="BF"/>
         </w:rPr>
-        <w:t xml:space="preserve">= </w:t>
-      </w:r>
-      <w:proofErr w:type="spellStart"/>
-      <w:r>
-        <w:rPr>
-          <w:color w:val="0000CC"/>
-          <w:sz w:val="18"/>
-          <w:szCs w:val="18"/>
-          <w:shd w:val="clear" w:color="auto" w:fill="BFBFBF" w:themeFill="background1" w:themeFillShade="BF"/>
-        </w:rPr>
-        <w:t>rc.current</w:t>
-      </w:r>
-      <w:proofErr w:type="spellEnd"/>
-      <w:r>
-        <w:rPr>
-          <w:color w:val="0000CC"/>
-          <w:sz w:val="18"/>
-          <w:szCs w:val="18"/>
-          <w:shd w:val="clear" w:color="auto" w:fill="BFBFBF" w:themeFill="background1" w:themeFillShade="BF"/>
-        </w:rPr>
-        <w:t>().</w:t>
-      </w:r>
-      <w:proofErr w:type="spellStart"/>
-      <w:r>
-        <w:rPr>
-          <w:color w:val="0000CC"/>
-          <w:sz w:val="18"/>
-          <w:szCs w:val="18"/>
-          <w:shd w:val="clear" w:color="auto" w:fill="BFBFBF" w:themeFill="background1" w:themeFillShade="BF"/>
-        </w:rPr>
-        <w:t>toObj</w:t>
-      </w:r>
-      <w:proofErr w:type="spellEnd"/>
-      <w:r>
-        <w:rPr>
-          <w:color w:val="0000CC"/>
-          <w:sz w:val="18"/>
-          <w:szCs w:val="18"/>
-          <w:shd w:val="clear" w:color="auto" w:fill="BFBFBF" w:themeFill="background1" w:themeFillShade="BF"/>
-        </w:rPr>
-        <w:t>()["no"];</w:t>
-      </w:r>
-    </w:p>
-    <w:p>
-      <w:pPr>
-        <w:rPr>
-          <w:color w:val="0000CC"/>
-          <w:sz w:val="18"/>
-          <w:szCs w:val="18"/>
-          <w:shd w:val="clear" w:color="auto" w:fill="BFBFBF" w:themeFill="background1" w:themeFillShade="BF"/>
-        </w:rPr>
-      </w:pPr>
-      <w:proofErr w:type="spellStart"/>
-      <w:proofErr w:type="gramStart"/>
-      <w:r>
-        <w:rPr>
-          <w:color w:val="0000CC"/>
-          <w:sz w:val="18"/>
-          <w:szCs w:val="18"/>
-          <w:shd w:val="clear" w:color="auto" w:fill="BFBFBF" w:themeFill="background1" w:themeFillShade="BF"/>
-        </w:rPr>
-        <w:t>var</w:t>
-      </w:r>
-      <w:proofErr w:type="spellEnd"/>
-      <w:proofErr w:type="gramEnd"/>
-      <w:r>
-        <w:rPr>
-          <w:color w:val="0000CC"/>
-          <w:sz w:val="18"/>
-          <w:szCs w:val="18"/>
-          <w:shd w:val="clear" w:color="auto" w:fill="BFBFBF" w:themeFill="background1" w:themeFillShade="BF"/>
-        </w:rPr>
-        <w:t xml:space="preserve"> score = </w:t>
-      </w:r>
-      <w:proofErr w:type="spellStart"/>
-      <w:r>
-        <w:rPr>
-          <w:color w:val="0000CC"/>
-          <w:sz w:val="18"/>
-          <w:szCs w:val="18"/>
-          <w:shd w:val="clear" w:color="auto" w:fill="BFBFBF" w:themeFill="background1" w:themeFillShade="BF"/>
-        </w:rPr>
-        <w:t>rc.current</w:t>
-      </w:r>
-      <w:proofErr w:type="spellEnd"/>
-      <w:r>
-        <w:rPr>
-          <w:color w:val="0000CC"/>
-          <w:sz w:val="18"/>
-          <w:szCs w:val="18"/>
-          <w:shd w:val="clear" w:color="auto" w:fill="BFBFBF" w:themeFill="background1" w:themeFillShade="BF"/>
-        </w:rPr>
-        <w:t>().</w:t>
-      </w:r>
-      <w:proofErr w:type="spellStart"/>
-      <w:r>
-        <w:rPr>
-          <w:color w:val="0000CC"/>
-          <w:sz w:val="18"/>
-          <w:szCs w:val="18"/>
-          <w:shd w:val="clear" w:color="auto" w:fill="BFBFBF" w:themeFill="background1" w:themeFillShade="BF"/>
-        </w:rPr>
-        <w:t>toObj</w:t>
-      </w:r>
-      <w:proofErr w:type="spellEnd"/>
-      <w:r>
-        <w:rPr>
-          <w:color w:val="0000CC"/>
-          <w:sz w:val="18"/>
-          <w:szCs w:val="18"/>
-          <w:shd w:val="clear" w:color="auto" w:fill="BFBFBF" w:themeFill="background1" w:themeFillShade="BF"/>
-        </w:rPr>
-        <w:t>()["score"];</w:t>
-      </w:r>
-    </w:p>
-    <w:p>
-      <w:pPr>
-        <w:rPr>
-          <w:color w:val="0000CC"/>
-          <w:sz w:val="18"/>
-          <w:szCs w:val="18"/>
-          <w:shd w:val="clear" w:color="auto" w:fill="BFBFBF" w:themeFill="background1" w:themeFillShade="BF"/>
-        </w:rPr>
-      </w:pPr>
-      <w:r>
-        <w:rPr>
-          <w:rFonts w:hint="eastAsia"/>
-          <w:color w:val="0000CC"/>
-          <w:sz w:val="18"/>
-          <w:szCs w:val="18"/>
-          <w:shd w:val="clear" w:color="auto" w:fill="BFBFBF" w:themeFill="background1" w:themeFillShade="BF"/>
-        </w:rPr>
-        <w:t>改为</w:t>
-      </w:r>
-    </w:p>
-    <w:p>
-      <w:pPr>
-        <w:rPr>
-          <w:color w:val="0000CC"/>
-          <w:sz w:val="18"/>
-          <w:szCs w:val="18"/>
-          <w:shd w:val="clear" w:color="auto" w:fill="BFBFBF" w:themeFill="background1" w:themeFillShade="BF"/>
-        </w:rPr>
-      </w:pPr>
-      <w:proofErr w:type="spellStart"/>
-      <w:proofErr w:type="gramStart"/>
-      <w:r>
-        <w:rPr>
-          <w:color w:val="0000CC"/>
-          <w:sz w:val="18"/>
-          <w:szCs w:val="18"/>
-          <w:shd w:val="clear" w:color="auto" w:fill="BFBFBF" w:themeFill="background1" w:themeFillShade="BF"/>
-        </w:rPr>
-        <w:t>var</w:t>
-      </w:r>
-      <w:proofErr w:type="spellEnd"/>
-      <w:proofErr w:type="gramEnd"/>
-      <w:r>
-        <w:rPr>
-          <w:color w:val="0000CC"/>
-          <w:sz w:val="18"/>
-          <w:szCs w:val="18"/>
-          <w:shd w:val="clear" w:color="auto" w:fill="BFBFBF" w:themeFill="background1" w:themeFillShade="BF"/>
-        </w:rPr>
-        <w:t xml:space="preserve"> no  </w:t>
-      </w:r>
-      <w:r>
-        <w:rPr>
-          <w:color w:val="0000CC"/>
-          <w:sz w:val="18"/>
-          <w:szCs w:val="18"/>
-          <w:shd w:val="clear" w:color="auto" w:fill="BFBFBF" w:themeFill="background1" w:themeFillShade="BF"/>
-        </w:rPr>
-        <w:t xml:space="preserve">= </w:t>
-      </w:r>
-      <w:proofErr w:type="spellStart"/>
-      <w:r>
-        <w:rPr>
-          <w:color w:val="0000CC"/>
-          <w:sz w:val="18"/>
-          <w:szCs w:val="18"/>
-          <w:shd w:val="clear" w:color="auto" w:fill="BFBFBF" w:themeFill="background1" w:themeFillShade="BF"/>
-        </w:rPr>
-        <w:t>rc.current</w:t>
-      </w:r>
-      <w:proofErr w:type="spellEnd"/>
-      <w:r>
-        <w:rPr>
-          <w:color w:val="0000CC"/>
-          <w:sz w:val="18"/>
-          <w:szCs w:val="18"/>
-          <w:shd w:val="clear" w:color="auto" w:fill="BFBFBF" w:themeFill="background1" w:themeFillShade="BF"/>
-        </w:rPr>
-        <w:t>().</w:t>
-      </w:r>
-      <w:proofErr w:type="spellStart"/>
-      <w:r>
-        <w:rPr>
-          <w:color w:val="0000CC"/>
-          <w:sz w:val="18"/>
-          <w:szCs w:val="18"/>
-          <w:shd w:val="clear" w:color="auto" w:fill="BFBFBF" w:themeFill="background1" w:themeFillShade="BF"/>
-        </w:rPr>
-        <w:t>toObj</w:t>
-      </w:r>
-      <w:proofErr w:type="spellEnd"/>
-      <w:r>
-        <w:rPr>
-          <w:color w:val="0000CC"/>
-          <w:sz w:val="18"/>
-          <w:szCs w:val="18"/>
-          <w:shd w:val="clear" w:color="auto" w:fill="BFBFBF" w:themeFill="background1" w:themeFillShade="BF"/>
-        </w:rPr>
-        <w:t>()["no"];</w:t>
-      </w:r>
-    </w:p>
-    <w:p>
-      <w:proofErr w:type="spellStart"/>
-      <w:proofErr w:type="gramStart"/>
-      <w:r>
-        <w:rPr>
-          <w:color w:val="0000CC"/>
-          <w:sz w:val="18"/>
-          <w:szCs w:val="18"/>
-          <w:shd w:val="clear" w:color="auto" w:fill="BFBFBF" w:themeFill="background1" w:themeFillShade="BF"/>
-        </w:rPr>
-        <w:t>var</w:t>
-      </w:r>
-      <w:proofErr w:type="spellEnd"/>
-      <w:proofErr w:type="gramEnd"/>
-      <w:r>
-        <w:rPr>
-          <w:color w:val="0000CC"/>
-          <w:sz w:val="18"/>
-          <w:szCs w:val="18"/>
-          <w:shd w:val="clear" w:color="auto" w:fill="BFBFBF" w:themeFill="background1" w:themeFillShade="BF"/>
-        </w:rPr>
-        <w:t xml:space="preserve"> score</w:t>
-      </w:r>
-      <w:r>
-        <w:rPr>
-          <w:color w:val="0000CC"/>
-          <w:sz w:val="18"/>
-          <w:szCs w:val="18"/>
-          <w:shd w:val="clear" w:color="auto" w:fill="BFBFBF" w:themeFill="background1" w:themeFillShade="BF"/>
-        </w:rPr>
-        <w:t xml:space="preserve">= </w:t>
-      </w:r>
-      <w:proofErr w:type="spellStart"/>
-      <w:r>
-        <w:rPr>
-          <w:color w:val="0000CC"/>
-          <w:sz w:val="18"/>
-          <w:szCs w:val="18"/>
-          <w:shd w:val="clear" w:color="auto" w:fill="BFBFBF" w:themeFill="background1" w:themeFillShade="BF"/>
-        </w:rPr>
-        <w:t>rc.current</w:t>
-      </w:r>
-      <w:proofErr w:type="spellEnd"/>
-      <w:r>
-        <w:rPr>
-          <w:color w:val="0000CC"/>
-          <w:sz w:val="18"/>
-          <w:szCs w:val="18"/>
-          <w:shd w:val="clear" w:color="auto" w:fill="BFBFBF" w:themeFill="background1" w:themeFillShade="BF"/>
-        </w:rPr>
-        <w:t>().</w:t>
-      </w:r>
-      <w:proofErr w:type="spellStart"/>
-      <w:r>
-        <w:rPr>
-          <w:color w:val="0000CC"/>
-          <w:sz w:val="18"/>
-          <w:szCs w:val="18"/>
-          <w:shd w:val="clear" w:color="auto" w:fill="BFBFBF" w:themeFill="background1" w:themeFillShade="BF"/>
-        </w:rPr>
-        <w:t>toObj</w:t>
-      </w:r>
-      <w:proofErr w:type="spellEnd"/>
-      <w:r>
-        <w:rPr>
-          <w:color w:val="0000CC"/>
-          <w:sz w:val="18"/>
-          <w:szCs w:val="18"/>
-          <w:shd w:val="clear" w:color="auto" w:fill="BFBFBF" w:themeFill="background1" w:themeFillShade="BF"/>
-        </w:rPr>
-        <w:t>()["score"];</w:t>
-      </w:r>
-    </w:p>
-    <w:p>
-      <w:pPr>
-        <w:pStyle w:val="Heading2"/>
-      </w:pPr>
-      <w:r>
-        <w:rPr>
-          <w:rFonts w:hint="eastAsia"/>
-        </w:rPr>
-        <w:t>在优先级低的运算符前断行</w:t>
-      </w:r>
-    </w:p>
-    <w:p>
-      <w:r>
-        <w:rPr>
-          <w:rFonts w:hint="eastAsia"/>
-        </w:rPr>
-        <w:tab/>
-      </w:r>
-      <w:r>
-        <w:rPr>
-          <w:rFonts w:hint="eastAsia"/>
-        </w:rPr>
-        <w:t>如：</w:t>
-      </w:r>
-    </w:p>
-    <w:p>
-      <w:pPr>
-        <w:rPr>
-          <w:color w:val="0000CC"/>
-          <w:sz w:val="18"/>
-          <w:szCs w:val="18"/>
-          <w:shd w:val="clear" w:color="auto" w:fill="BFBFBF" w:themeFill="background1" w:themeFillShade="BF"/>
-        </w:rPr>
-      </w:pPr>
-      <w:proofErr w:type="gramStart"/>
-      <w:r>
-        <w:rPr>
-          <w:color w:val="0000CC"/>
-          <w:sz w:val="18"/>
-          <w:szCs w:val="18"/>
-          <w:shd w:val="clear" w:color="auto" w:fill="BFBFBF" w:themeFill="background1" w:themeFillShade="BF"/>
-        </w:rPr>
-        <w:t>if</w:t>
-      </w:r>
-      <w:proofErr w:type="gramEnd"/>
-      <w:r>
-        <w:rPr>
-          <w:color w:val="0000CC"/>
-          <w:sz w:val="18"/>
-          <w:szCs w:val="18"/>
-          <w:shd w:val="clear" w:color="auto" w:fill="BFBFBF" w:themeFill="background1" w:themeFillShade="BF"/>
-        </w:rPr>
-        <w:t xml:space="preserve"> ( "</w:t>
-      </w:r>
-      <w:proofErr w:type="spellStart"/>
-      <w:r>
-        <w:rPr>
-          <w:color w:val="0000CC"/>
-          <w:sz w:val="18"/>
-          <w:szCs w:val="18"/>
-          <w:shd w:val="clear" w:color="auto" w:fill="BFBFBF" w:themeFill="background1" w:themeFillShade="BF"/>
-        </w:rPr>
-        <w:t>SYSCatalogGroup</w:t>
-      </w:r>
-      <w:proofErr w:type="spellEnd"/>
+        <w:t xml:space="preserve">!== </w:t>
+      </w:r>
+      <w:proofErr w:type="spellStart"/>
+      <w:r>
+        <w:rPr>
+          <w:color w:val="0000CC"/>
+          <w:sz w:val="18"/>
+          <w:szCs w:val="18"/>
+          <w:shd w:val="clear" w:color="auto" w:fill="BFBFBF" w:themeFill="background1" w:themeFillShade="BF"/>
+        </w:rPr>
+        <w:t>groupName</w:t>
+      </w:r>
+      <w:proofErr w:type="spellEnd"/>
+      <w:r>
+        <w:rPr>
+          <w:color w:val="0000CC"/>
+          <w:sz w:val="18"/>
+          <w:szCs w:val="18"/>
+          <w:shd w:val="clear" w:color="auto" w:fill="BFBFBF" w:themeFill="background1" w:themeFillShade="BF"/>
+        </w:rPr>
+        <w:t xml:space="preserve"> </w:t>
+      </w:r>
+    </w:p>
+    <w:p>
+      <w:pPr>
+        <w:rPr>
+          <w:color w:val="0000CC"/>
+          <w:sz w:val="18"/>
+          <w:szCs w:val="18"/>
+          <w:shd w:val="clear" w:color="auto" w:fill="BFBFBF" w:themeFill="background1" w:themeFillShade="BF"/>
+        </w:rPr>
+      </w:pPr>
+      <w:r>
+        <w:rPr>
+          <w:rFonts w:hint="eastAsia"/>
+          <w:color w:val="0000CC"/>
+          <w:sz w:val="18"/>
+          <w:szCs w:val="18"/>
+          <w:shd w:val="clear" w:color="auto" w:fill="BFBFBF" w:themeFill="background1" w:themeFillShade="BF"/>
+        </w:rPr>
+        <w:t xml:space="preserve">  &amp;&amp; </w:t>
+      </w:r>
       <w:r>
         <w:rPr>
           <w:color w:val="0000CC"/>
@@ -8820,6 +8770,27 @@
         </w:rPr>
         <w:t>"</w:t>
       </w:r>
+      <w:proofErr w:type="spellStart"/>
+      <w:r>
+        <w:rPr>
+          <w:rFonts w:hint="eastAsia"/>
+          <w:color w:val="0000CC"/>
+          <w:sz w:val="18"/>
+          <w:szCs w:val="18"/>
+          <w:shd w:val="clear" w:color="auto" w:fill="BFBFBF" w:themeFill="background1" w:themeFillShade="BF"/>
+        </w:rPr>
+        <w:t>SYSSpare</w:t>
+      </w:r>
+      <w:proofErr w:type="spellEnd"/>
+      <w:r>
+        <w:rPr>
+          <w:color w:val="0000CC"/>
+          <w:sz w:val="18"/>
+          <w:szCs w:val="18"/>
+          <w:shd w:val="clear" w:color="auto" w:fill="BFBFBF" w:themeFill="background1" w:themeFillShade="BF"/>
+        </w:rPr>
+        <w:t>”</w:t>
+      </w:r>
       <w:r>
         <w:rPr>
           <w:rFonts w:hint="eastAsia"/>
@@ -8838,471 +8809,6 @@
           <w:shd w:val="clear" w:color="auto" w:fill="BFBFBF" w:themeFill="background1" w:themeFillShade="BF"/>
         </w:rPr>
         <w:t xml:space="preserve">!== </w:t>
-      </w:r>
-      <w:proofErr w:type="spellStart"/>
-      <w:r>
-        <w:rPr>
-          <w:color w:val="0000CC"/>
-          <w:sz w:val="18"/>
-          <w:szCs w:val="18"/>
-          <w:shd w:val="clear" w:color="auto" w:fill="BFBFBF" w:themeFill="background1" w:themeFillShade="BF"/>
-        </w:rPr>
-        <w:t>groupName</w:t>
-      </w:r>
-      <w:proofErr w:type="spellEnd"/>
-      <w:r>
-        <w:rPr>
-          <w:color w:val="0000CC"/>
-          <w:sz w:val="18"/>
-          <w:szCs w:val="18"/>
-          <w:shd w:val="clear" w:color="auto" w:fill="BFBFBF" w:themeFill="background1" w:themeFillShade="BF"/>
-        </w:rPr>
-        <w:t xml:space="preserve"> &amp;&amp; "</w:t>
-      </w:r>
-      <w:proofErr w:type="spellStart"/>
-      <w:r>
-        <w:rPr>
-          <w:color w:val="0000CC"/>
-          <w:sz w:val="18"/>
-          <w:szCs w:val="18"/>
-          <w:shd w:val="clear" w:color="auto" w:fill="BFBFBF" w:themeFill="background1" w:themeFillShade="BF"/>
-        </w:rPr>
-        <w:t>SYSCoord</w:t>
-      </w:r>
-      <w:proofErr w:type="spellEnd"/>
-      <w:r>
-        <w:rPr>
-          <w:color w:val="0000CC"/>
-          <w:sz w:val="18"/>
-          <w:szCs w:val="18"/>
-          <w:shd w:val="clear" w:color="auto" w:fill="BFBFBF" w:themeFill="background1" w:themeFillShade="BF"/>
-        </w:rPr>
-        <w:t>”</w:t>
-      </w:r>
-      <w:r>
-        <w:rPr>
-          <w:rFonts w:hint="eastAsia"/>
-          <w:color w:val="0000CC"/>
-          <w:sz w:val="18"/>
-          <w:szCs w:val="18"/>
-          <w:shd w:val="clear" w:color="auto" w:fill="BFBFBF" w:themeFill="background1" w:themeFillShade="BF"/>
-        </w:rPr>
-        <w:t xml:space="preserve"> </w:t>
-      </w:r>
-      <w:r>
-        <w:rPr>
-          <w:color w:val="0000CC"/>
-          <w:sz w:val="18"/>
-          <w:szCs w:val="18"/>
-          <w:shd w:val="clear" w:color="auto" w:fill="BFBFBF" w:themeFill="background1" w:themeFillShade="BF"/>
-        </w:rPr>
-        <w:t xml:space="preserve">!== </w:t>
-      </w:r>
-      <w:proofErr w:type="spellStart"/>
-      <w:r>
-        <w:rPr>
-          <w:color w:val="0000CC"/>
-          <w:sz w:val="18"/>
-          <w:szCs w:val="18"/>
-          <w:shd w:val="clear" w:color="auto" w:fill="BFBFBF" w:themeFill="background1" w:themeFillShade="BF"/>
-        </w:rPr>
-        <w:t>groupName</w:t>
-      </w:r>
-      <w:proofErr w:type="spellEnd"/>
-      <w:r>
-        <w:rPr>
-          <w:color w:val="0000CC"/>
-          <w:sz w:val="18"/>
-          <w:szCs w:val="18"/>
-          <w:shd w:val="clear" w:color="auto" w:fill="BFBFBF" w:themeFill="background1" w:themeFillShade="BF"/>
-        </w:rPr>
-        <w:t xml:space="preserve"> </w:t>
-      </w:r>
-      <w:r>
-        <w:rPr>
-          <w:rFonts w:hint="eastAsia"/>
-          <w:color w:val="0000CC"/>
-          <w:sz w:val="18"/>
-          <w:szCs w:val="18"/>
-          <w:shd w:val="clear" w:color="auto" w:fill="BFBFBF" w:themeFill="background1" w:themeFillShade="BF"/>
-        </w:rPr>
-        <w:t xml:space="preserve">&amp;&amp; </w:t>
-      </w:r>
-      <w:r>
-        <w:rPr>
-          <w:color w:val="0000CC"/>
-          <w:sz w:val="18"/>
-          <w:szCs w:val="18"/>
-          <w:shd w:val="clear" w:color="auto" w:fill="BFBFBF" w:themeFill="background1" w:themeFillShade="BF"/>
-        </w:rPr>
-        <w:t>"</w:t>
-      </w:r>
-      <w:proofErr w:type="spellStart"/>
-      <w:r>
-        <w:rPr>
-          <w:rFonts w:hint="eastAsia"/>
-          <w:color w:val="0000CC"/>
-          <w:sz w:val="18"/>
-          <w:szCs w:val="18"/>
-          <w:shd w:val="clear" w:color="auto" w:fill="BFBFBF" w:themeFill="background1" w:themeFillShade="BF"/>
-        </w:rPr>
-        <w:t>SYSSpare</w:t>
-      </w:r>
-      <w:proofErr w:type="spellEnd"/>
-      <w:r>
-        <w:rPr>
-          <w:color w:val="0000CC"/>
-          <w:sz w:val="18"/>
-          <w:szCs w:val="18"/>
-          <w:shd w:val="clear" w:color="auto" w:fill="BFBFBF" w:themeFill="background1" w:themeFillShade="BF"/>
-        </w:rPr>
-        <w:t>”</w:t>
-      </w:r>
-      <w:r>
-        <w:rPr>
-          <w:rFonts w:hint="eastAsia"/>
-          <w:color w:val="0000CC"/>
-          <w:sz w:val="18"/>
-          <w:szCs w:val="18"/>
-          <w:shd w:val="clear" w:color="auto" w:fill="BFBFBF" w:themeFill="background1" w:themeFillShade="BF"/>
-        </w:rPr>
-        <w:t xml:space="preserve"> </w:t>
-      </w:r>
-      <w:r>
-        <w:rPr>
-          <w:color w:val="0000CC"/>
-          <w:sz w:val="18"/>
-          <w:szCs w:val="18"/>
-          <w:shd w:val="clear" w:color="auto" w:fill="BFBFBF" w:themeFill="background1" w:themeFillShade="BF"/>
-        </w:rPr>
-        <w:t xml:space="preserve">!== </w:t>
-      </w:r>
-      <w:proofErr w:type="spellStart"/>
-      <w:r>
-        <w:rPr>
-          <w:color w:val="0000CC"/>
-          <w:sz w:val="18"/>
-          <w:szCs w:val="18"/>
-          <w:shd w:val="clear" w:color="auto" w:fill="BFBFBF" w:themeFill="background1" w:themeFillShade="BF"/>
-        </w:rPr>
-        <w:t>groupName</w:t>
-      </w:r>
-      <w:proofErr w:type="spellEnd"/>
-      <w:r>
-        <w:rPr>
-          <w:color w:val="0000CC"/>
-          <w:sz w:val="18"/>
-          <w:szCs w:val="18"/>
-          <w:shd w:val="clear" w:color="auto" w:fill="BFBFBF" w:themeFill="background1" w:themeFillShade="BF"/>
-        </w:rPr>
-        <w:t>)</w:t>
-      </w:r>
-    </w:p>
-    <w:p>
-      <w:r>
-        <w:rPr>
-          <w:rFonts w:hint="eastAsia"/>
-        </w:rPr>
-        <w:t>当屏幕显示不下一行时，在</w:t>
-      </w:r>
-      <w:r>
-        <w:rPr>
-          <w:rFonts w:hint="eastAsia"/>
-        </w:rPr>
-        <w:t>&amp;&amp;</w:t>
-      </w:r>
-      <w:r>
-        <w:rPr>
-          <w:rFonts w:hint="eastAsia"/>
-        </w:rPr>
-        <w:t>前断行为</w:t>
-      </w:r>
-    </w:p>
-    <w:p>
-      <w:pPr>
-        <w:rPr>
-          <w:color w:val="0000CC"/>
-          <w:sz w:val="18"/>
-          <w:szCs w:val="18"/>
-          <w:shd w:val="clear" w:color="auto" w:fill="BFBFBF" w:themeFill="background1" w:themeFillShade="BF"/>
-        </w:rPr>
-      </w:pPr>
-      <w:proofErr w:type="gramStart"/>
-      <w:r>
-        <w:rPr>
-          <w:color w:val="0000CC"/>
-          <w:sz w:val="18"/>
-          <w:szCs w:val="18"/>
-          <w:shd w:val="clear" w:color="auto" w:fill="BFBFBF" w:themeFill="background1" w:themeFillShade="BF"/>
-        </w:rPr>
-        <w:t>if</w:t>
-      </w:r>
-      <w:proofErr w:type="gramEnd"/>
-      <w:r>
-        <w:rPr>
-          <w:color w:val="0000CC"/>
-          <w:sz w:val="18"/>
-          <w:szCs w:val="18"/>
-          <w:shd w:val="clear" w:color="auto" w:fill="BFBFBF" w:themeFill="background1" w:themeFillShade="BF"/>
-        </w:rPr>
-        <w:t xml:space="preserve"> ( </w:t>
-      </w:r>
-      <w:r>
-        <w:rPr>
-          <w:rFonts w:hint="eastAsia"/>
-          <w:color w:val="0000CC"/>
-          <w:sz w:val="18"/>
-          <w:szCs w:val="18"/>
-          <w:shd w:val="clear" w:color="auto" w:fill="BFBFBF" w:themeFill="background1" w:themeFillShade="BF"/>
-        </w:rPr>
-        <w:t xml:space="preserve">  </w:t>
-      </w:r>
-      <w:r>
-        <w:rPr>
-          <w:color w:val="0000CC"/>
-          <w:sz w:val="18"/>
-          <w:szCs w:val="18"/>
-          <w:shd w:val="clear" w:color="auto" w:fill="BFBFBF" w:themeFill="background1" w:themeFillShade="BF"/>
-        </w:rPr>
-        <w:t>"</w:t>
-      </w:r>
-      <w:proofErr w:type="spellStart"/>
-      <w:r>
-        <w:rPr>
-          <w:color w:val="0000CC"/>
-          <w:sz w:val="18"/>
-          <w:szCs w:val="18"/>
-          <w:shd w:val="clear" w:color="auto" w:fill="BFBFBF" w:themeFill="background1" w:themeFillShade="BF"/>
-        </w:rPr>
-        <w:t>SYSCatalogGroup</w:t>
-      </w:r>
-      <w:proofErr w:type="spellEnd"/>
-      <w:r>
-        <w:rPr>
-          <w:color w:val="0000CC"/>
-          <w:sz w:val="18"/>
-          <w:szCs w:val="18"/>
-          <w:shd w:val="clear" w:color="auto" w:fill="BFBFBF" w:themeFill="background1" w:themeFillShade="BF"/>
-        </w:rPr>
-        <w:t>"</w:t>
-      </w:r>
-      <w:r>
-        <w:rPr>
-          <w:rFonts w:hint="eastAsia"/>
-          <w:color w:val="0000CC"/>
-          <w:sz w:val="18"/>
-          <w:szCs w:val="18"/>
-          <w:shd w:val="clear" w:color="auto" w:fill="BFBFBF" w:themeFill="background1" w:themeFillShade="BF"/>
-        </w:rPr>
-        <w:t xml:space="preserve"> </w:t>
-      </w:r>
-      <w:r>
-        <w:rPr>
-          <w:color w:val="0000CC"/>
-          <w:sz w:val="18"/>
-          <w:szCs w:val="18"/>
-          <w:shd w:val="clear" w:color="auto" w:fill="BFBFBF" w:themeFill="background1" w:themeFillShade="BF"/>
-        </w:rPr>
-        <w:t xml:space="preserve">!== </w:t>
-      </w:r>
-      <w:proofErr w:type="spellStart"/>
-      <w:r>
-        <w:rPr>
-          <w:color w:val="0000CC"/>
-          <w:sz w:val="18"/>
-          <w:szCs w:val="18"/>
-          <w:shd w:val="clear" w:color="auto" w:fill="BFBFBF" w:themeFill="background1" w:themeFillShade="BF"/>
-        </w:rPr>
-        <w:t>groupName</w:t>
-      </w:r>
-      <w:proofErr w:type="spellEnd"/>
-      <w:r>
-        <w:rPr>
-          <w:color w:val="0000CC"/>
-          <w:sz w:val="18"/>
-          <w:szCs w:val="18"/>
-          <w:shd w:val="clear" w:color="auto" w:fill="BFBFBF" w:themeFill="background1" w:themeFillShade="BF"/>
-        </w:rPr>
-        <w:t xml:space="preserve"> </w:t>
-      </w:r>
-    </w:p>
-    <w:p>
-      <w:pPr>
-        <w:rPr>
-          <w:color w:val="0000CC"/>
-          <w:sz w:val="18"/>
-          <w:szCs w:val="18"/>
-          <w:shd w:val="clear" w:color="auto" w:fill="BFBFBF" w:themeFill="background1" w:themeFillShade="BF"/>
-        </w:rPr>
-      </w:pPr>
-      <w:r>
-        <w:rPr>
-          <w:rFonts w:hint="eastAsia"/>
-          <w:color w:val="0000CC"/>
-          <w:sz w:val="18"/>
-          <w:szCs w:val="18"/>
-          <w:shd w:val="clear" w:color="auto" w:fill="BFBFBF" w:themeFill="background1" w:themeFillShade="BF"/>
-        </w:rPr>
-        <w:t xml:space="preserve">  </w:t>
-      </w:r>
-      <w:r>
-        <w:rPr>
-          <w:color w:val="0000CC"/>
-          <w:sz w:val="18"/>
-          <w:szCs w:val="18"/>
-          <w:shd w:val="clear" w:color="auto" w:fill="BFBFBF" w:themeFill="background1" w:themeFillShade="BF"/>
-        </w:rPr>
-        <w:t>&amp;&amp; "</w:t>
-      </w:r>
-      <w:proofErr w:type="spellStart"/>
-      <w:r>
-        <w:rPr>
-          <w:color w:val="0000CC"/>
-          <w:sz w:val="18"/>
-          <w:szCs w:val="18"/>
-          <w:shd w:val="clear" w:color="auto" w:fill="BFBFBF" w:themeFill="background1" w:themeFillShade="BF"/>
-        </w:rPr>
-        <w:t>SYSCoord</w:t>
-      </w:r>
-      <w:proofErr w:type="spellEnd"/>
-      <w:proofErr w:type="gramStart"/>
-      <w:r>
-        <w:rPr>
-          <w:color w:val="0000CC"/>
-          <w:sz w:val="18"/>
-          <w:szCs w:val="18"/>
-          <w:shd w:val="clear" w:color="auto" w:fill="BFBFBF" w:themeFill="background1" w:themeFillShade="BF"/>
-        </w:rPr>
-        <w:t>”</w:t>
-      </w:r>
-      <w:r>
-        <w:rPr>
-          <w:rFonts w:hint="eastAsia"/>
-          <w:color w:val="0000CC"/>
-          <w:sz w:val="18"/>
-          <w:szCs w:val="18"/>
-          <w:shd w:val="clear" w:color="auto" w:fill="BFBFBF" w:themeFill="background1" w:themeFillShade="BF"/>
-        </w:rPr>
-        <w:t xml:space="preserve"> </w:t>
-      </w:r>
-      <w:r>
-        <w:rPr>
-          <w:color w:val="0000CC"/>
-          <w:sz w:val="18"/>
-          <w:szCs w:val="18"/>
-          <w:shd w:val="clear" w:color="auto" w:fill="BFBFBF" w:themeFill="background1" w:themeFillShade="BF"/>
-        </w:rPr>
-        <w:t>!</w:t>
-      </w:r>
-      <w:proofErr w:type="gramEnd"/>
-      <w:r>
-        <w:rPr>
-          <w:color w:val="0000CC"/>
-          <w:sz w:val="18"/>
-          <w:szCs w:val="18"/>
-          <w:shd w:val="clear" w:color="auto" w:fill="BFBFBF" w:themeFill="background1" w:themeFillShade="BF"/>
-        </w:rPr>
-        <w:t xml:space="preserve">== </w:t>
-      </w:r>
-      <w:proofErr w:type="spellStart"/>
-      <w:r>
-        <w:rPr>
-          <w:color w:val="0000CC"/>
-          <w:sz w:val="18"/>
-          <w:szCs w:val="18"/>
-          <w:shd w:val="clear" w:color="auto" w:fill="BFBFBF" w:themeFill="background1" w:themeFillShade="BF"/>
-        </w:rPr>
-        <w:t>groupName</w:t>
-      </w:r>
-      <w:proofErr w:type="spellEnd"/>
-      <w:r>
-        <w:rPr>
-          <w:color w:val="0000CC"/>
-          <w:sz w:val="18"/>
-          <w:szCs w:val="18"/>
-          <w:shd w:val="clear" w:color="auto" w:fill="BFBFBF" w:themeFill="background1" w:themeFillShade="BF"/>
-        </w:rPr>
-        <w:t xml:space="preserve"> </w:t>
-      </w:r>
-    </w:p>
-    <w:p>
-      <w:pPr>
-        <w:rPr>
-          <w:color w:val="0000CC"/>
-          <w:sz w:val="18"/>
-          <w:szCs w:val="18"/>
-          <w:shd w:val="clear" w:color="auto" w:fill="BFBFBF" w:themeFill="background1" w:themeFillShade="BF"/>
-        </w:rPr>
-      </w:pPr>
-      <w:r>
-        <w:rPr>
-          <w:rFonts w:hint="eastAsia"/>
-          <w:color w:val="0000CC"/>
-          <w:sz w:val="18"/>
-          <w:szCs w:val="18"/>
-          <w:shd w:val="clear" w:color="auto" w:fill="BFBFBF" w:themeFill="background1" w:themeFillShade="BF"/>
-        </w:rPr>
-        <w:t xml:space="preserve">  &amp;&amp; </w:t>
-      </w:r>
-      <w:r>
-        <w:rPr>
-          <w:color w:val="0000CC"/>
-          <w:sz w:val="18"/>
-          <w:szCs w:val="18"/>
-          <w:shd w:val="clear" w:color="auto" w:fill="BFBFBF" w:themeFill="background1" w:themeFillShade="BF"/>
-        </w:rPr>
-        <w:t>"</w:t>
-      </w:r>
-      <w:proofErr w:type="spellStart"/>
-      <w:r>
-        <w:rPr>
-          <w:rFonts w:hint="eastAsia"/>
-          <w:color w:val="0000CC"/>
-          <w:sz w:val="18"/>
-          <w:szCs w:val="18"/>
-          <w:shd w:val="clear" w:color="auto" w:fill="BFBFBF" w:themeFill="background1" w:themeFillShade="BF"/>
-        </w:rPr>
-        <w:t>SYSSpare</w:t>
-      </w:r>
-      <w:proofErr w:type="spellEnd"/>
-      <w:proofErr w:type="gramStart"/>
-      <w:r>
-        <w:rPr>
-          <w:color w:val="0000CC"/>
-          <w:sz w:val="18"/>
-          <w:szCs w:val="18"/>
-          <w:shd w:val="clear" w:color="auto" w:fill="BFBFBF" w:themeFill="background1" w:themeFillShade="BF"/>
-        </w:rPr>
-        <w:t>”</w:t>
-      </w:r>
-      <w:r>
-        <w:rPr>
-          <w:rFonts w:hint="eastAsia"/>
-          <w:color w:val="0000CC"/>
-          <w:sz w:val="18"/>
-          <w:szCs w:val="18"/>
-          <w:shd w:val="clear" w:color="auto" w:fill="BFBFBF" w:themeFill="background1" w:themeFillShade="BF"/>
-        </w:rPr>
-        <w:t xml:space="preserve"> </w:t>
-      </w:r>
-      <w:r>
-        <w:rPr>
-          <w:color w:val="0000CC"/>
-          <w:sz w:val="18"/>
-          <w:szCs w:val="18"/>
-          <w:shd w:val="clear" w:color="auto" w:fill="BFBFBF" w:themeFill="background1" w:themeFillShade="BF"/>
-        </w:rPr>
-        <w:t>!</w:t>
-      </w:r>
-      <w:proofErr w:type="gramEnd"/>
-      <w:r>
-        <w:rPr>
-          <w:color w:val="0000CC"/>
-          <w:sz w:val="18"/>
-          <w:szCs w:val="18"/>
-          <w:shd w:val="clear" w:color="auto" w:fill="BFBFBF" w:themeFill="background1" w:themeFillShade="BF"/>
-        </w:rPr>
-        <w:t xml:space="preserve">== </w:t>
       </w:r>
       <w:proofErr w:type="spellStart"/>
       <w:r>

--- a/internal_doc/09.规范模板/JS测试用例编写指导书.docx
+++ b/internal_doc/09.规范模板/JS测试用例编写指导书.docx
@@ -366,17 +366,16 @@
           <w:color w:val="0000CC"/>
           <w:sz w:val="18"/>
           <w:szCs w:val="18"/>
-          <w:shd w:val="clear" w:color="auto" w:fill="80C687" w:themeFill="background1" w:themeFillShade="BF"/>
-        </w:rPr>
-      </w:pPr>
-      <w:proofErr w:type="gramStart"/>
-      <w:r>
-        <w:rPr>
-          <w:rFonts w:hint="eastAsia"/>
-          <w:color w:val="0000CC"/>
-          <w:sz w:val="18"/>
-          <w:szCs w:val="18"/>
-          <w:shd w:val="clear" w:color="auto" w:fill="80C687" w:themeFill="background1" w:themeFillShade="BF"/>
+          <w:shd w:val="clear" w:color="auto" w:fill="BFBFBF" w:themeFill="background1" w:themeFillShade="BF"/>
+        </w:rPr>
+      </w:pPr>
+      <w:r>
+        <w:rPr>
+          <w:rFonts w:hint="eastAsia"/>
+          <w:color w:val="0000CC"/>
+          <w:sz w:val="18"/>
+          <w:szCs w:val="18"/>
+          <w:shd w:val="clear" w:color="auto" w:fill="BFBFBF" w:themeFill="background1" w:themeFillShade="BF"/>
         </w:rPr>
         <w:t>bin/</w:t>
       </w:r>
@@ -387,12 +386,11 @@
           <w:color w:val="0000CC"/>
           <w:sz w:val="18"/>
           <w:szCs w:val="18"/>
-          <w:shd w:val="clear" w:color="auto" w:fill="80C687" w:themeFill="background1" w:themeFillShade="BF"/>
+          <w:shd w:val="clear" w:color="auto" w:fill="BFBFBF" w:themeFill="background1" w:themeFillShade="BF"/>
         </w:rPr>
         <w:t>sdb</w:t>
       </w:r>
       <w:proofErr w:type="spellEnd"/>
-      <w:proofErr w:type="gramEnd"/>
     </w:p>
     <w:p>
       <w:pPr>
@@ -401,16 +399,16 @@
           <w:color w:val="0000CC"/>
           <w:sz w:val="18"/>
           <w:szCs w:val="18"/>
-          <w:shd w:val="clear" w:color="auto" w:fill="80C687" w:themeFill="background1" w:themeFillShade="BF"/>
-        </w:rPr>
-      </w:pPr>
-      <w:r>
-        <w:rPr>
-          <w:rFonts w:hint="eastAsia"/>
-          <w:color w:val="0000CC"/>
-          <w:sz w:val="18"/>
-          <w:szCs w:val="18"/>
-          <w:shd w:val="clear" w:color="auto" w:fill="80C687" w:themeFill="background1" w:themeFillShade="BF"/>
+          <w:shd w:val="clear" w:color="auto" w:fill="BFBFBF" w:themeFill="background1" w:themeFillShade="BF"/>
+        </w:rPr>
+      </w:pPr>
+      <w:r>
+        <w:rPr>
+          <w:rFonts w:hint="eastAsia"/>
+          <w:color w:val="0000CC"/>
+          <w:sz w:val="18"/>
+          <w:szCs w:val="18"/>
+          <w:shd w:val="clear" w:color="auto" w:fill="BFBFBF" w:themeFill="background1" w:themeFillShade="BF"/>
         </w:rPr>
         <w:t xml:space="preserve"> </w:t>
       </w:r>
@@ -419,7 +417,7 @@
           <w:color w:val="0000CC"/>
           <w:sz w:val="18"/>
           <w:szCs w:val="18"/>
-          <w:shd w:val="clear" w:color="auto" w:fill="80C687" w:themeFill="background1" w:themeFillShade="BF"/>
+          <w:shd w:val="clear" w:color="auto" w:fill="BFBFBF" w:themeFill="background1" w:themeFillShade="BF"/>
         </w:rPr>
         <w:t>–</w:t>
       </w:r>
@@ -429,7 +427,7 @@
           <w:color w:val="0000CC"/>
           <w:sz w:val="18"/>
           <w:szCs w:val="18"/>
-          <w:shd w:val="clear" w:color="auto" w:fill="80C687" w:themeFill="background1" w:themeFillShade="BF"/>
+          <w:shd w:val="clear" w:color="auto" w:fill="BFBFBF" w:themeFill="background1" w:themeFillShade="BF"/>
         </w:rPr>
         <w:t xml:space="preserve">e </w:t>
       </w:r>
@@ -439,7 +437,7 @@
           <w:color w:val="0000CC"/>
           <w:sz w:val="18"/>
           <w:szCs w:val="18"/>
-          <w:shd w:val="clear" w:color="auto" w:fill="80C687" w:themeFill="background1" w:themeFillShade="BF"/>
+          <w:shd w:val="clear" w:color="auto" w:fill="BFBFBF" w:themeFill="background1" w:themeFillShade="BF"/>
         </w:rPr>
         <w:t>"</w:t>
       </w:r>
@@ -450,7 +448,7 @@
           <w:color w:val="0000CC"/>
           <w:sz w:val="18"/>
           <w:szCs w:val="18"/>
-          <w:shd w:val="clear" w:color="auto" w:fill="80C687" w:themeFill="background1" w:themeFillShade="BF"/>
+          <w:shd w:val="clear" w:color="auto" w:fill="BFBFBF" w:themeFill="background1" w:themeFillShade="BF"/>
         </w:rPr>
         <w:t>var</w:t>
       </w:r>
@@ -461,7 +459,7 @@
           <w:color w:val="0000CC"/>
           <w:sz w:val="18"/>
           <w:szCs w:val="18"/>
-          <w:shd w:val="clear" w:color="auto" w:fill="80C687" w:themeFill="background1" w:themeFillShade="BF"/>
+          <w:shd w:val="clear" w:color="auto" w:fill="BFBFBF" w:themeFill="background1" w:themeFillShade="BF"/>
         </w:rPr>
         <w:t xml:space="preserve"> </w:t>
       </w:r>
@@ -471,7 +469,7 @@
           <w:color w:val="0000CC"/>
           <w:sz w:val="18"/>
           <w:szCs w:val="18"/>
-          <w:shd w:val="clear" w:color="auto" w:fill="80C687" w:themeFill="background1" w:themeFillShade="BF"/>
+          <w:shd w:val="clear" w:color="auto" w:fill="BFBFBF" w:themeFill="background1" w:themeFillShade="BF"/>
         </w:rPr>
         <w:t>CHANGED</w:t>
       </w:r>
@@ -480,7 +478,7 @@
           <w:color w:val="0000CC"/>
           <w:sz w:val="18"/>
           <w:szCs w:val="18"/>
-          <w:shd w:val="clear" w:color="auto" w:fill="80C687" w:themeFill="background1" w:themeFillShade="BF"/>
+          <w:shd w:val="clear" w:color="auto" w:fill="BFBFBF" w:themeFill="background1" w:themeFillShade="BF"/>
         </w:rPr>
         <w:t>PREFIX='${</w:t>
       </w:r>
@@ -490,7 +488,7 @@
           <w:color w:val="0000CC"/>
           <w:sz w:val="18"/>
           <w:szCs w:val="18"/>
-          <w:shd w:val="clear" w:color="auto" w:fill="80C687" w:themeFill="background1" w:themeFillShade="BF"/>
+          <w:shd w:val="clear" w:color="auto" w:fill="BFBFBF" w:themeFill="background1" w:themeFillShade="BF"/>
         </w:rPr>
         <w:t>CHANGEDSTRING</w:t>
       </w:r>
@@ -499,7 +497,7 @@
           <w:color w:val="0000CC"/>
           <w:sz w:val="18"/>
           <w:szCs w:val="18"/>
-          <w:shd w:val="clear" w:color="auto" w:fill="80C687" w:themeFill="background1" w:themeFillShade="BF"/>
+          <w:shd w:val="clear" w:color="auto" w:fill="BFBFBF" w:themeFill="background1" w:themeFillShade="BF"/>
         </w:rPr>
         <w:t>}';</w:t>
       </w:r>
@@ -511,38 +509,36 @@
           <w:color w:val="0000CC"/>
           <w:sz w:val="18"/>
           <w:szCs w:val="18"/>
-          <w:shd w:val="clear" w:color="auto" w:fill="80C687" w:themeFill="background1" w:themeFillShade="BF"/>
-        </w:rPr>
-      </w:pPr>
-      <w:r>
-        <w:rPr>
-          <w:rFonts w:hint="eastAsia"/>
-          <w:color w:val="0000CC"/>
-          <w:sz w:val="18"/>
-          <w:szCs w:val="18"/>
-          <w:shd w:val="clear" w:color="auto" w:fill="80C687" w:themeFill="background1" w:themeFillShade="BF"/>
+          <w:shd w:val="clear" w:color="auto" w:fill="BFBFBF" w:themeFill="background1" w:themeFillShade="BF"/>
+        </w:rPr>
+      </w:pPr>
+      <w:r>
+        <w:rPr>
+          <w:rFonts w:hint="eastAsia"/>
+          <w:color w:val="0000CC"/>
+          <w:sz w:val="18"/>
+          <w:szCs w:val="18"/>
+          <w:shd w:val="clear" w:color="auto" w:fill="BFBFBF" w:themeFill="background1" w:themeFillShade="BF"/>
         </w:rPr>
         <w:tab/>
       </w:r>
       <w:proofErr w:type="spellStart"/>
-      <w:proofErr w:type="gramStart"/>
-      <w:r>
-        <w:rPr>
-          <w:color w:val="0000CC"/>
-          <w:sz w:val="18"/>
-          <w:szCs w:val="18"/>
-          <w:shd w:val="clear" w:color="auto" w:fill="80C687" w:themeFill="background1" w:themeFillShade="BF"/>
+      <w:r>
+        <w:rPr>
+          <w:color w:val="0000CC"/>
+          <w:sz w:val="18"/>
+          <w:szCs w:val="18"/>
+          <w:shd w:val="clear" w:color="auto" w:fill="BFBFBF" w:themeFill="background1" w:themeFillShade="BF"/>
         </w:rPr>
         <w:t>var</w:t>
       </w:r>
       <w:proofErr w:type="spellEnd"/>
-      <w:proofErr w:type="gramEnd"/>
-      <w:r>
-        <w:rPr>
-          <w:color w:val="0000CC"/>
-          <w:sz w:val="18"/>
-          <w:szCs w:val="18"/>
-          <w:shd w:val="clear" w:color="auto" w:fill="80C687" w:themeFill="background1" w:themeFillShade="BF"/>
+      <w:r>
+        <w:rPr>
+          <w:color w:val="0000CC"/>
+          <w:sz w:val="18"/>
+          <w:szCs w:val="18"/>
+          <w:shd w:val="clear" w:color="auto" w:fill="BFBFBF" w:themeFill="background1" w:themeFillShade="BF"/>
         </w:rPr>
         <w:t xml:space="preserve"> COORDSVCNAME='${</w:t>
       </w:r>
@@ -552,7 +548,7 @@
           <w:color w:val="0000CC"/>
           <w:sz w:val="18"/>
           <w:szCs w:val="18"/>
-          <w:shd w:val="clear" w:color="auto" w:fill="80C687" w:themeFill="background1" w:themeFillShade="BF"/>
+          <w:shd w:val="clear" w:color="auto" w:fill="BFBFBF" w:themeFill="background1" w:themeFillShade="BF"/>
         </w:rPr>
         <w:t>coord.service.port</w:t>
       </w:r>
@@ -562,7 +558,7 @@
           <w:color w:val="0000CC"/>
           <w:sz w:val="18"/>
           <w:szCs w:val="18"/>
-          <w:shd w:val="clear" w:color="auto" w:fill="80C687" w:themeFill="background1" w:themeFillShade="BF"/>
+          <w:shd w:val="clear" w:color="auto" w:fill="BFBFBF" w:themeFill="background1" w:themeFillShade="BF"/>
         </w:rPr>
         <w:t>}'</w:t>
       </w:r>
@@ -572,7 +568,7 @@
           <w:color w:val="0000CC"/>
           <w:sz w:val="18"/>
           <w:szCs w:val="18"/>
-          <w:shd w:val="clear" w:color="auto" w:fill="80C687" w:themeFill="background1" w:themeFillShade="BF"/>
+          <w:shd w:val="clear" w:color="auto" w:fill="BFBFBF" w:themeFill="background1" w:themeFillShade="BF"/>
         </w:rPr>
         <w:t>"</w:t>
       </w:r>
@@ -584,16 +580,16 @@
           <w:color w:val="0000CC"/>
           <w:sz w:val="18"/>
           <w:szCs w:val="18"/>
-          <w:shd w:val="clear" w:color="auto" w:fill="80C687" w:themeFill="background1" w:themeFillShade="BF"/>
-        </w:rPr>
-      </w:pPr>
-      <w:r>
-        <w:rPr>
-          <w:rFonts w:hint="eastAsia"/>
-          <w:color w:val="0000CC"/>
-          <w:sz w:val="18"/>
-          <w:szCs w:val="18"/>
-          <w:shd w:val="clear" w:color="auto" w:fill="80C687" w:themeFill="background1" w:themeFillShade="BF"/>
+          <w:shd w:val="clear" w:color="auto" w:fill="BFBFBF" w:themeFill="background1" w:themeFillShade="BF"/>
+        </w:rPr>
+      </w:pPr>
+      <w:r>
+        <w:rPr>
+          <w:rFonts w:hint="eastAsia"/>
+          <w:color w:val="0000CC"/>
+          <w:sz w:val="18"/>
+          <w:szCs w:val="18"/>
+          <w:shd w:val="clear" w:color="auto" w:fill="BFBFBF" w:themeFill="background1" w:themeFillShade="BF"/>
         </w:rPr>
         <w:t xml:space="preserve"> </w:t>
       </w:r>
@@ -602,7 +598,7 @@
           <w:color w:val="0000CC"/>
           <w:sz w:val="18"/>
           <w:szCs w:val="18"/>
-          <w:shd w:val="clear" w:color="auto" w:fill="80C687" w:themeFill="background1" w:themeFillShade="BF"/>
+          <w:shd w:val="clear" w:color="auto" w:fill="BFBFBF" w:themeFill="background1" w:themeFillShade="BF"/>
         </w:rPr>
         <w:t>–f “</w:t>
       </w:r>
@@ -612,7 +608,7 @@
           <w:color w:val="0000CC"/>
           <w:sz w:val="18"/>
           <w:szCs w:val="18"/>
-          <w:shd w:val="clear" w:color="auto" w:fill="80C687" w:themeFill="background1" w:themeFillShade="BF"/>
+          <w:shd w:val="clear" w:color="auto" w:fill="BFBFBF" w:themeFill="background1" w:themeFillShade="BF"/>
         </w:rPr>
         <w:t>func.js,</w:t>
       </w:r>
@@ -622,7 +618,7 @@
           <w:color w:val="0000CC"/>
           <w:sz w:val="18"/>
           <w:szCs w:val="18"/>
-          <w:shd w:val="clear" w:color="auto" w:fill="80C687" w:themeFill="background1" w:themeFillShade="BF"/>
+          <w:shd w:val="clear" w:color="auto" w:fill="BFBFBF" w:themeFill="background1" w:themeFillShade="BF"/>
         </w:rPr>
         <w:t xml:space="preserve"> </w:t>
       </w:r>
@@ -632,7 +628,7 @@
           <w:color w:val="0000CC"/>
           <w:sz w:val="18"/>
           <w:szCs w:val="18"/>
-          <w:shd w:val="clear" w:color="auto" w:fill="80C687" w:themeFill="background1" w:themeFillShade="BF"/>
+          <w:shd w:val="clear" w:color="auto" w:fill="BFBFBF" w:themeFill="background1" w:themeFillShade="BF"/>
         </w:rPr>
         <w:t>[</w:t>
       </w:r>
@@ -642,7 +638,7 @@
           <w:color w:val="0000CC"/>
           <w:sz w:val="18"/>
           <w:szCs w:val="18"/>
-          <w:shd w:val="clear" w:color="auto" w:fill="80C687" w:themeFill="background1" w:themeFillShade="BF"/>
+          <w:shd w:val="clear" w:color="auto" w:fill="BFBFBF" w:themeFill="background1" w:themeFillShade="BF"/>
         </w:rPr>
         <w:t>comm</w:t>
       </w:r>
@@ -652,7 +648,7 @@
           <w:color w:val="0000CC"/>
           <w:sz w:val="18"/>
           <w:szCs w:val="18"/>
-          <w:shd w:val="clear" w:color="auto" w:fill="80C687" w:themeFill="background1" w:themeFillShade="BF"/>
+          <w:shd w:val="clear" w:color="auto" w:fill="BFBFBF" w:themeFill="background1" w:themeFillShade="BF"/>
         </w:rPr>
         <w:t>lib.js],</w:t>
       </w:r>
@@ -662,7 +658,7 @@
           <w:color w:val="0000CC"/>
           <w:sz w:val="18"/>
           <w:szCs w:val="18"/>
-          <w:shd w:val="clear" w:color="auto" w:fill="80C687" w:themeFill="background1" w:themeFillShade="BF"/>
+          <w:shd w:val="clear" w:color="auto" w:fill="BFBFBF" w:themeFill="background1" w:themeFillShade="BF"/>
         </w:rPr>
         <w:t xml:space="preserve"> </w:t>
       </w:r>
@@ -672,7 +668,7 @@
           <w:color w:val="0000CC"/>
           <w:sz w:val="18"/>
           <w:szCs w:val="18"/>
-          <w:shd w:val="clear" w:color="auto" w:fill="80C687" w:themeFill="background1" w:themeFillShade="BF"/>
+          <w:shd w:val="clear" w:color="auto" w:fill="BFBFBF" w:themeFill="background1" w:themeFillShade="BF"/>
         </w:rPr>
         <w:t>test.js</w:t>
       </w:r>
@@ -681,7 +677,7 @@
           <w:color w:val="0000CC"/>
           <w:sz w:val="18"/>
           <w:szCs w:val="18"/>
-          <w:shd w:val="clear" w:color="auto" w:fill="80C687" w:themeFill="background1" w:themeFillShade="BF"/>
+          <w:shd w:val="clear" w:color="auto" w:fill="BFBFBF" w:themeFill="background1" w:themeFillShade="BF"/>
         </w:rPr>
         <w:t>”</w:t>
       </w:r>
@@ -1462,7 +1458,15 @@
       </w:r>
       <w:proofErr w:type="spellEnd"/>
       <w:r>
-        <w:t>\js\split</w:t>
+        <w:t>\</w:t>
+      </w:r>
+      <w:proofErr w:type="spellStart"/>
+      <w:r>
+        <w:t>js</w:t>
+      </w:r>
+      <w:proofErr w:type="spellEnd"/>
+      <w:r>
+        <w:t>\split</w:t>
       </w:r>
       <w:r>
         <w:rPr>
@@ -1633,8 +1637,13 @@
       </w:r>
       <w:proofErr w:type="spellEnd"/>
       <w:r>
-        <w:t>\js</w:t>
-      </w:r>
+        <w:t>\</w:t>
+      </w:r>
+      <w:proofErr w:type="spellStart"/>
+      <w:r>
+        <w:t>js</w:t>
+      </w:r>
+      <w:proofErr w:type="spellEnd"/>
       <w:r>
         <w:rPr>
           <w:rFonts w:hint="eastAsia"/>
@@ -1788,14 +1797,9 @@
       </w:r>
       <w:proofErr w:type="spellEnd"/>
       <w:r>
-        <w:t>(</w:t>
-      </w:r>
-      <w:proofErr w:type="gramStart"/>
-      <w:r>
-        <w:t>‘</w:t>
-      </w:r>
-      <w:proofErr w:type="spellStart"/>
-      <w:proofErr w:type="gramEnd"/>
+        <w:t>(‘</w:t>
+      </w:r>
+      <w:proofErr w:type="spellStart"/>
       <w:r>
         <w:t>localhost</w:t>
       </w:r>
@@ -2048,12 +2052,14 @@
         </w:rPr>
         <w:t>上的测试用例与</w:t>
       </w:r>
+      <w:proofErr w:type="spellStart"/>
       <w:r>
         <w:rPr>
           <w:rFonts w:hint="eastAsia"/>
         </w:rPr>
         <w:t>js</w:t>
       </w:r>
+      <w:proofErr w:type="spellEnd"/>
       <w:r>
         <w:rPr>
           <w:rFonts w:hint="eastAsia"/>
@@ -2225,43 +2231,33 @@
         </w:rPr>
         <w:t>上多个测试用例合并写在一个</w:t>
       </w:r>
+      <w:proofErr w:type="spellStart"/>
       <w:r>
         <w:rPr>
           <w:rFonts w:hint="eastAsia"/>
         </w:rPr>
         <w:t>js</w:t>
       </w:r>
+      <w:proofErr w:type="spellEnd"/>
       <w:r>
         <w:rPr>
           <w:rFonts w:hint="eastAsia"/>
         </w:rPr>
         <w:t>测试用例中，也需要在</w:t>
       </w:r>
+      <w:proofErr w:type="spellStart"/>
       <w:r>
         <w:rPr>
           <w:rFonts w:hint="eastAsia"/>
         </w:rPr>
         <w:t>js</w:t>
       </w:r>
-      <w:r>
-        <w:rPr>
-          <w:rFonts w:hint="eastAsia"/>
-        </w:rPr>
-        <w:t>中注释写清楚</w:t>
-      </w:r>
-      <w:proofErr w:type="gramStart"/>
-      <w:r>
-        <w:rPr>
-          <w:rFonts w:hint="eastAsia"/>
-        </w:rPr>
-        <w:t>对应哪</w:t>
-      </w:r>
-      <w:proofErr w:type="gramEnd"/>
-      <w:r>
-        <w:rPr>
-          <w:rFonts w:hint="eastAsia"/>
-        </w:rPr>
-        <w:t>几个</w:t>
+      <w:proofErr w:type="spellEnd"/>
+      <w:r>
+        <w:rPr>
+          <w:rFonts w:hint="eastAsia"/>
+        </w:rPr>
+        <w:t>中注释写清楚对应哪几个</w:t>
       </w:r>
       <w:proofErr w:type="spellStart"/>
       <w:r>
@@ -2365,24 +2361,28 @@
         </w:rPr>
         <w:t>目录用于存放公共函数库文件；</w:t>
       </w:r>
+      <w:proofErr w:type="spellStart"/>
       <w:r>
         <w:rPr>
           <w:rFonts w:hint="eastAsia"/>
         </w:rPr>
         <w:t>js</w:t>
       </w:r>
+      <w:proofErr w:type="spellEnd"/>
       <w:r>
         <w:rPr>
           <w:rFonts w:hint="eastAsia"/>
         </w:rPr>
         <w:t>目录则用于存放测试用例脚本，</w:t>
       </w:r>
+      <w:proofErr w:type="spellStart"/>
       <w:r>
         <w:rPr>
           <w:rFonts w:hint="eastAsia"/>
         </w:rPr>
         <w:t>js</w:t>
       </w:r>
+      <w:proofErr w:type="spellEnd"/>
       <w:r>
         <w:rPr>
           <w:rFonts w:hint="eastAsia"/>
@@ -2476,8 +2476,15 @@
           <w:rFonts w:hint="eastAsia"/>
         </w:rPr>
         <w:tab/>
+      </w:r>
+      <w:proofErr w:type="spellStart"/>
+      <w:r>
+        <w:rPr>
+          <w:rFonts w:hint="eastAsia"/>
+        </w:rPr>
         <w:t>js</w:t>
       </w:r>
+      <w:proofErr w:type="spellEnd"/>
       <w:r>
         <w:rPr>
           <w:rFonts w:hint="eastAsia"/>
@@ -2532,31 +2539,15 @@
           <w:rFonts w:hint="eastAsia"/>
           <w:shd w:val="pct15" w:color="auto" w:fill="FFFFFF"/>
         </w:rPr>
-        <w:t>Feature_</w:t>
-      </w:r>
-      <w:proofErr w:type="gramStart"/>
+        <w:t>Feature_TestPoint</w:t>
+      </w:r>
+      <w:proofErr w:type="spellEnd"/>
       <w:r>
         <w:rPr>
           <w:rFonts w:hint="eastAsia"/>
           <w:shd w:val="pct15" w:color="auto" w:fill="FFFFFF"/>
         </w:rPr>
-        <w:t>TestPoint</w:t>
-      </w:r>
-      <w:proofErr w:type="spellEnd"/>
-      <w:r>
-        <w:rPr>
-          <w:rFonts w:hint="eastAsia"/>
-          <w:shd w:val="pct15" w:color="auto" w:fill="FFFFFF"/>
-        </w:rPr>
-        <w:t>[</w:t>
-      </w:r>
-      <w:proofErr w:type="gramEnd"/>
-      <w:r>
-        <w:rPr>
-          <w:rFonts w:hint="eastAsia"/>
-          <w:shd w:val="pct15" w:color="auto" w:fill="FFFFFF"/>
-        </w:rPr>
-        <w:t>_</w:t>
+        <w:t>[_</w:t>
       </w:r>
       <w:proofErr w:type="spellStart"/>
       <w:r>
@@ -2936,21 +2927,7 @@
         <w:rPr>
           <w:rFonts w:hint="eastAsia"/>
         </w:rPr>
-        <w:t>禁止在测试用例</w:t>
-      </w:r>
-      <w:proofErr w:type="gramStart"/>
-      <w:r>
-        <w:rPr>
-          <w:rFonts w:hint="eastAsia"/>
-        </w:rPr>
-        <w:t>中写死端口</w:t>
-      </w:r>
-      <w:proofErr w:type="gramEnd"/>
-      <w:r>
-        <w:rPr>
-          <w:rFonts w:hint="eastAsia"/>
-        </w:rPr>
-        <w:t>号或者改变公共参数中的端口号，如</w:t>
+        <w:t>禁止在测试用例中写死端口号或者改变公共参数中的端口号，如</w:t>
       </w:r>
       <w:r>
         <w:rPr>
@@ -2983,28 +2960,110 @@
           <w:color w:val="0000CC"/>
           <w:sz w:val="18"/>
           <w:szCs w:val="18"/>
-          <w:shd w:val="clear" w:color="auto" w:fill="80C687" w:themeFill="background1" w:themeFillShade="BF"/>
-        </w:rPr>
-      </w:pPr>
-      <w:proofErr w:type="gramStart"/>
-      <w:r>
-        <w:rPr>
-          <w:rFonts w:hint="eastAsia"/>
-          <w:color w:val="0000CC"/>
-          <w:sz w:val="18"/>
-          <w:szCs w:val="18"/>
-          <w:shd w:val="clear" w:color="auto" w:fill="80C687" w:themeFill="background1" w:themeFillShade="BF"/>
-        </w:rPr>
-        <w:t>db</w:t>
-      </w:r>
-      <w:proofErr w:type="gramEnd"/>
-      <w:r>
-        <w:rPr>
-          <w:rFonts w:hint="eastAsia"/>
-          <w:color w:val="0000CC"/>
-          <w:sz w:val="18"/>
-          <w:szCs w:val="18"/>
-          <w:shd w:val="clear" w:color="auto" w:fill="80C687" w:themeFill="background1" w:themeFillShade="BF"/>
+          <w:shd w:val="clear" w:color="auto" w:fill="BFBFBF" w:themeFill="background1" w:themeFillShade="BF"/>
+        </w:rPr>
+      </w:pPr>
+      <w:r>
+        <w:rPr>
+          <w:rFonts w:hint="eastAsia"/>
+          <w:color w:val="0000CC"/>
+          <w:sz w:val="18"/>
+          <w:szCs w:val="18"/>
+          <w:shd w:val="clear" w:color="auto" w:fill="BFBFBF" w:themeFill="background1" w:themeFillShade="BF"/>
+        </w:rPr>
+        <w:t xml:space="preserve">db = new </w:t>
+      </w:r>
+      <w:proofErr w:type="spellStart"/>
+      <w:r>
+        <w:rPr>
+          <w:rFonts w:hint="eastAsia"/>
+          <w:color w:val="0000CC"/>
+          <w:sz w:val="18"/>
+          <w:szCs w:val="18"/>
+          <w:shd w:val="clear" w:color="auto" w:fill="BFBFBF" w:themeFill="background1" w:themeFillShade="BF"/>
+        </w:rPr>
+        <w:t>Sdb</w:t>
+      </w:r>
+      <w:proofErr w:type="spellEnd"/>
+      <w:r>
+        <w:rPr>
+          <w:rFonts w:hint="eastAsia"/>
+          <w:color w:val="0000CC"/>
+          <w:sz w:val="18"/>
+          <w:szCs w:val="18"/>
+          <w:shd w:val="clear" w:color="auto" w:fill="BFBFBF" w:themeFill="background1" w:themeFillShade="BF"/>
+        </w:rPr>
+        <w:t>(</w:t>
+      </w:r>
+      <w:r>
+        <w:rPr>
+          <w:color w:val="0000CC"/>
+          <w:sz w:val="18"/>
+          <w:szCs w:val="18"/>
+          <w:shd w:val="clear" w:color="auto" w:fill="BFBFBF" w:themeFill="background1" w:themeFillShade="BF"/>
+        </w:rPr>
+        <w:t>‘</w:t>
+      </w:r>
+      <w:proofErr w:type="spellStart"/>
+      <w:r>
+        <w:rPr>
+          <w:rFonts w:hint="eastAsia"/>
+          <w:color w:val="0000CC"/>
+          <w:sz w:val="18"/>
+          <w:szCs w:val="18"/>
+          <w:shd w:val="clear" w:color="auto" w:fill="BFBFBF" w:themeFill="background1" w:themeFillShade="BF"/>
+        </w:rPr>
+        <w:t>localhost</w:t>
+      </w:r>
+      <w:proofErr w:type="spellEnd"/>
+      <w:r>
+        <w:rPr>
+          <w:color w:val="0000CC"/>
+          <w:sz w:val="18"/>
+          <w:szCs w:val="18"/>
+          <w:shd w:val="clear" w:color="auto" w:fill="BFBFBF" w:themeFill="background1" w:themeFillShade="BF"/>
+        </w:rPr>
+        <w:t>’</w:t>
+      </w:r>
+      <w:r>
+        <w:rPr>
+          <w:rFonts w:hint="eastAsia"/>
+          <w:color w:val="0000CC"/>
+          <w:sz w:val="18"/>
+          <w:szCs w:val="18"/>
+          <w:shd w:val="clear" w:color="auto" w:fill="BFBFBF" w:themeFill="background1" w:themeFillShade="BF"/>
+        </w:rPr>
+        <w:t>, COORDSVCNAME ) ;</w:t>
+      </w:r>
+    </w:p>
+    <w:p>
+      <w:pPr>
+        <w:rPr>
+          <w:color w:val="0000CC"/>
+          <w:sz w:val="18"/>
+          <w:szCs w:val="18"/>
+          <w:shd w:val="clear" w:color="auto" w:fill="BFBFBF" w:themeFill="background1" w:themeFillShade="BF"/>
+        </w:rPr>
+      </w:pPr>
+      <w:proofErr w:type="spellStart"/>
+      <w:r>
+        <w:rPr>
+          <w:rFonts w:hint="eastAsia"/>
+          <w:color w:val="0000CC"/>
+          <w:sz w:val="18"/>
+          <w:szCs w:val="18"/>
+          <w:shd w:val="clear" w:color="auto" w:fill="BFBFBF" w:themeFill="background1" w:themeFillShade="BF"/>
+        </w:rPr>
+        <w:t>dbcat</w:t>
+      </w:r>
+      <w:proofErr w:type="spellEnd"/>
+      <w:r>
+        <w:rPr>
+          <w:rFonts w:hint="eastAsia"/>
+          <w:color w:val="0000CC"/>
+          <w:sz w:val="18"/>
+          <w:szCs w:val="18"/>
+          <w:shd w:val="clear" w:color="auto" w:fill="BFBFBF" w:themeFill="background1" w:themeFillShade="BF"/>
         </w:rPr>
         <w:t xml:space="preserve"> = new </w:t>
       </w:r>
@@ -3015,7 +3074,7 @@
           <w:color w:val="0000CC"/>
           <w:sz w:val="18"/>
           <w:szCs w:val="18"/>
-          <w:shd w:val="clear" w:color="auto" w:fill="80C687" w:themeFill="background1" w:themeFillShade="BF"/>
+          <w:shd w:val="clear" w:color="auto" w:fill="BFBFBF" w:themeFill="background1" w:themeFillShade="BF"/>
         </w:rPr>
         <w:t>Sdb</w:t>
       </w:r>
@@ -3026,7 +3085,7 @@
           <w:color w:val="0000CC"/>
           <w:sz w:val="18"/>
           <w:szCs w:val="18"/>
-          <w:shd w:val="clear" w:color="auto" w:fill="80C687" w:themeFill="background1" w:themeFillShade="BF"/>
+          <w:shd w:val="clear" w:color="auto" w:fill="BFBFBF" w:themeFill="background1" w:themeFillShade="BF"/>
         </w:rPr>
         <w:t>(</w:t>
       </w:r>
@@ -3035,7 +3094,7 @@
           <w:color w:val="0000CC"/>
           <w:sz w:val="18"/>
           <w:szCs w:val="18"/>
-          <w:shd w:val="clear" w:color="auto" w:fill="80C687" w:themeFill="background1" w:themeFillShade="BF"/>
+          <w:shd w:val="clear" w:color="auto" w:fill="BFBFBF" w:themeFill="background1" w:themeFillShade="BF"/>
         </w:rPr>
         <w:t>‘</w:t>
       </w:r>
@@ -3046,7 +3105,7 @@
           <w:color w:val="0000CC"/>
           <w:sz w:val="18"/>
           <w:szCs w:val="18"/>
-          <w:shd w:val="clear" w:color="auto" w:fill="80C687" w:themeFill="background1" w:themeFillShade="BF"/>
+          <w:shd w:val="clear" w:color="auto" w:fill="BFBFBF" w:themeFill="background1" w:themeFillShade="BF"/>
         </w:rPr>
         <w:t>localhost</w:t>
       </w:r>
@@ -3056,7 +3115,7 @@
           <w:color w:val="0000CC"/>
           <w:sz w:val="18"/>
           <w:szCs w:val="18"/>
-          <w:shd w:val="clear" w:color="auto" w:fill="80C687" w:themeFill="background1" w:themeFillShade="BF"/>
+          <w:shd w:val="clear" w:color="auto" w:fill="BFBFBF" w:themeFill="background1" w:themeFillShade="BF"/>
         </w:rPr>
         <w:t>’</w:t>
       </w:r>
@@ -3066,103 +3125,7 @@
           <w:color w:val="0000CC"/>
           <w:sz w:val="18"/>
           <w:szCs w:val="18"/>
-          <w:shd w:val="clear" w:color="auto" w:fill="80C687" w:themeFill="background1" w:themeFillShade="BF"/>
-        </w:rPr>
-        <w:t>, COORDSVCNAME ) ;</w:t>
-      </w:r>
-    </w:p>
-    <w:p>
-      <w:pPr>
-        <w:rPr>
-          <w:color w:val="0000CC"/>
-          <w:sz w:val="18"/>
-          <w:szCs w:val="18"/>
-          <w:shd w:val="clear" w:color="auto" w:fill="80C687" w:themeFill="background1" w:themeFillShade="BF"/>
-        </w:rPr>
-      </w:pPr>
-      <w:proofErr w:type="spellStart"/>
-      <w:proofErr w:type="gramStart"/>
-      <w:r>
-        <w:rPr>
-          <w:rFonts w:hint="eastAsia"/>
-          <w:color w:val="0000CC"/>
-          <w:sz w:val="18"/>
-          <w:szCs w:val="18"/>
-          <w:shd w:val="clear" w:color="auto" w:fill="80C687" w:themeFill="background1" w:themeFillShade="BF"/>
-        </w:rPr>
-        <w:t>dbcat</w:t>
-      </w:r>
-      <w:proofErr w:type="spellEnd"/>
-      <w:proofErr w:type="gramEnd"/>
-      <w:r>
-        <w:rPr>
-          <w:rFonts w:hint="eastAsia"/>
-          <w:color w:val="0000CC"/>
-          <w:sz w:val="18"/>
-          <w:szCs w:val="18"/>
-          <w:shd w:val="clear" w:color="auto" w:fill="80C687" w:themeFill="background1" w:themeFillShade="BF"/>
-        </w:rPr>
-        <w:t xml:space="preserve"> = new </w:t>
-      </w:r>
-      <w:proofErr w:type="spellStart"/>
-      <w:r>
-        <w:rPr>
-          <w:rFonts w:hint="eastAsia"/>
-          <w:color w:val="0000CC"/>
-          <w:sz w:val="18"/>
-          <w:szCs w:val="18"/>
-          <w:shd w:val="clear" w:color="auto" w:fill="80C687" w:themeFill="background1" w:themeFillShade="BF"/>
-        </w:rPr>
-        <w:t>Sdb</w:t>
-      </w:r>
-      <w:proofErr w:type="spellEnd"/>
-      <w:r>
-        <w:rPr>
-          <w:rFonts w:hint="eastAsia"/>
-          <w:color w:val="0000CC"/>
-          <w:sz w:val="18"/>
-          <w:szCs w:val="18"/>
-          <w:shd w:val="clear" w:color="auto" w:fill="80C687" w:themeFill="background1" w:themeFillShade="BF"/>
-        </w:rPr>
-        <w:t>(</w:t>
-      </w:r>
-      <w:r>
-        <w:rPr>
-          <w:color w:val="0000CC"/>
-          <w:sz w:val="18"/>
-          <w:szCs w:val="18"/>
-          <w:shd w:val="clear" w:color="auto" w:fill="80C687" w:themeFill="background1" w:themeFillShade="BF"/>
-        </w:rPr>
-        <w:t>‘</w:t>
-      </w:r>
-      <w:proofErr w:type="spellStart"/>
-      <w:r>
-        <w:rPr>
-          <w:rFonts w:hint="eastAsia"/>
-          <w:color w:val="0000CC"/>
-          <w:sz w:val="18"/>
-          <w:szCs w:val="18"/>
-          <w:shd w:val="clear" w:color="auto" w:fill="80C687" w:themeFill="background1" w:themeFillShade="BF"/>
-        </w:rPr>
-        <w:t>localhost</w:t>
-      </w:r>
-      <w:proofErr w:type="spellEnd"/>
-      <w:r>
-        <w:rPr>
-          <w:color w:val="0000CC"/>
-          <w:sz w:val="18"/>
-          <w:szCs w:val="18"/>
-          <w:shd w:val="clear" w:color="auto" w:fill="80C687" w:themeFill="background1" w:themeFillShade="BF"/>
-        </w:rPr>
-        <w:t>’</w:t>
-      </w:r>
-      <w:r>
-        <w:rPr>
-          <w:rFonts w:hint="eastAsia"/>
-          <w:color w:val="0000CC"/>
-          <w:sz w:val="18"/>
-          <w:szCs w:val="18"/>
-          <w:shd w:val="clear" w:color="auto" w:fill="80C687" w:themeFill="background1" w:themeFillShade="BF"/>
+          <w:shd w:val="clear" w:color="auto" w:fill="BFBFBF" w:themeFill="background1" w:themeFillShade="BF"/>
         </w:rPr>
         <w:t>, CATASVCNAME ) ;</w:t>
       </w:r>
@@ -3225,7 +3188,21 @@
         <w:rPr>
           <w:rFonts w:hint="eastAsia"/>
         </w:rPr>
-        <w:t>/js/lib/func.js</w:t>
+        <w:t>/</w:t>
+      </w:r>
+      <w:proofErr w:type="spellStart"/>
+      <w:r>
+        <w:rPr>
+          <w:rFonts w:hint="eastAsia"/>
+        </w:rPr>
+        <w:t>js</w:t>
+      </w:r>
+      <w:proofErr w:type="spellEnd"/>
+      <w:r>
+        <w:rPr>
+          <w:rFonts w:hint="eastAsia"/>
+        </w:rPr>
+        <w:t>/lib/func.js</w:t>
       </w:r>
     </w:p>
     <w:p>
@@ -3536,7 +3513,7 @@
           <w:color w:val="0000CC"/>
           <w:sz w:val="18"/>
           <w:szCs w:val="18"/>
-          <w:shd w:val="clear" w:color="auto" w:fill="80C687" w:themeFill="background1" w:themeFillShade="BF"/>
+          <w:shd w:val="clear" w:color="auto" w:fill="BFBFBF" w:themeFill="background1" w:themeFillShade="BF"/>
         </w:rPr>
       </w:pPr>
       <w:r>
@@ -3611,21 +3588,7 @@
         <w:rPr>
           <w:rFonts w:hint="eastAsia"/>
         </w:rPr>
-        <w:t>）。因为测试用例执行完</w:t>
-      </w:r>
-      <w:proofErr w:type="gramStart"/>
-      <w:r>
-        <w:rPr>
-          <w:rFonts w:hint="eastAsia"/>
-        </w:rPr>
-        <w:t>后进程</w:t>
-      </w:r>
-      <w:proofErr w:type="gramEnd"/>
-      <w:r>
-        <w:rPr>
-          <w:rFonts w:hint="eastAsia"/>
-        </w:rPr>
-        <w:t>退出，会自行释放连接。</w:t>
+        <w:t>）。因为测试用例执行完后进程退出，会自行释放连接。</w:t>
       </w:r>
     </w:p>
     <w:p>
@@ -3639,21 +3602,7 @@
         <w:rPr>
           <w:rFonts w:hint="eastAsia"/>
         </w:rPr>
-        <w:t>测试用例内部最好能共用连接，不要在</w:t>
-      </w:r>
-      <w:proofErr w:type="gramStart"/>
-      <w:r>
-        <w:rPr>
-          <w:rFonts w:hint="eastAsia"/>
-        </w:rPr>
-        <w:t>一</w:t>
-      </w:r>
-      <w:proofErr w:type="gramEnd"/>
-      <w:r>
-        <w:rPr>
-          <w:rFonts w:hint="eastAsia"/>
-        </w:rPr>
-        <w:t>需要使用连接时就</w:t>
+        <w:t>测试用例内部最好能共用连接，不要在一需要使用连接时就</w:t>
       </w:r>
       <w:r>
         <w:rPr>
@@ -3674,48 +3623,36 @@
           <w:color w:val="0000CC"/>
           <w:sz w:val="18"/>
           <w:szCs w:val="18"/>
-          <w:shd w:val="clear" w:color="auto" w:fill="80C687" w:themeFill="background1" w:themeFillShade="BF"/>
-        </w:rPr>
-      </w:pPr>
-      <w:proofErr w:type="gramStart"/>
-      <w:r>
-        <w:rPr>
-          <w:rFonts w:hint="eastAsia"/>
-          <w:color w:val="0000CC"/>
-          <w:sz w:val="18"/>
-          <w:szCs w:val="18"/>
-          <w:shd w:val="clear" w:color="auto" w:fill="80C687" w:themeFill="background1" w:themeFillShade="BF"/>
-        </w:rPr>
-        <w:t>function</w:t>
-      </w:r>
-      <w:proofErr w:type="gramEnd"/>
-      <w:r>
-        <w:rPr>
-          <w:rFonts w:hint="eastAsia"/>
-          <w:color w:val="0000CC"/>
-          <w:sz w:val="18"/>
-          <w:szCs w:val="18"/>
-          <w:shd w:val="clear" w:color="auto" w:fill="80C687" w:themeFill="background1" w:themeFillShade="BF"/>
-        </w:rPr>
-        <w:t xml:space="preserve"> test( db )</w:t>
-      </w:r>
-    </w:p>
-    <w:p>
-      <w:pPr>
-        <w:rPr>
-          <w:color w:val="0000CC"/>
-          <w:sz w:val="18"/>
-          <w:szCs w:val="18"/>
-          <w:shd w:val="clear" w:color="auto" w:fill="80C687" w:themeFill="background1" w:themeFillShade="BF"/>
-        </w:rPr>
-      </w:pPr>
-      <w:r>
-        <w:rPr>
-          <w:rFonts w:hint="eastAsia"/>
-          <w:color w:val="0000CC"/>
-          <w:sz w:val="18"/>
-          <w:szCs w:val="18"/>
-          <w:shd w:val="clear" w:color="auto" w:fill="80C687" w:themeFill="background1" w:themeFillShade="BF"/>
+          <w:shd w:val="clear" w:color="auto" w:fill="BFBFBF" w:themeFill="background1" w:themeFillShade="BF"/>
+        </w:rPr>
+      </w:pPr>
+      <w:r>
+        <w:rPr>
+          <w:rFonts w:hint="eastAsia"/>
+          <w:color w:val="0000CC"/>
+          <w:sz w:val="18"/>
+          <w:szCs w:val="18"/>
+          <w:shd w:val="clear" w:color="auto" w:fill="BFBFBF" w:themeFill="background1" w:themeFillShade="BF"/>
+        </w:rPr>
+        <w:t>function test( db )</w:t>
+      </w:r>
+    </w:p>
+    <w:p>
+      <w:pPr>
+        <w:rPr>
+          <w:color w:val="0000CC"/>
+          <w:sz w:val="18"/>
+          <w:szCs w:val="18"/>
+          <w:shd w:val="clear" w:color="auto" w:fill="BFBFBF" w:themeFill="background1" w:themeFillShade="BF"/>
+        </w:rPr>
+      </w:pPr>
+      <w:r>
+        <w:rPr>
+          <w:rFonts w:hint="eastAsia"/>
+          <w:color w:val="0000CC"/>
+          <w:sz w:val="18"/>
+          <w:szCs w:val="18"/>
+          <w:shd w:val="clear" w:color="auto" w:fill="BFBFBF" w:themeFill="background1" w:themeFillShade="BF"/>
         </w:rPr>
         <w:t>{</w:t>
       </w:r>
@@ -3726,28 +3663,27 @@
           <w:color w:val="0000CC"/>
           <w:sz w:val="18"/>
           <w:szCs w:val="18"/>
-          <w:shd w:val="clear" w:color="auto" w:fill="80C687" w:themeFill="background1" w:themeFillShade="BF"/>
-        </w:rPr>
-      </w:pPr>
-      <w:r>
-        <w:rPr>
-          <w:rFonts w:hint="eastAsia"/>
-          <w:color w:val="0000CC"/>
-          <w:sz w:val="18"/>
-          <w:szCs w:val="18"/>
-          <w:shd w:val="clear" w:color="auto" w:fill="80C687" w:themeFill="background1" w:themeFillShade="BF"/>
+          <w:shd w:val="clear" w:color="auto" w:fill="BFBFBF" w:themeFill="background1" w:themeFillShade="BF"/>
+        </w:rPr>
+      </w:pPr>
+      <w:r>
+        <w:rPr>
+          <w:rFonts w:hint="eastAsia"/>
+          <w:color w:val="0000CC"/>
+          <w:sz w:val="18"/>
+          <w:szCs w:val="18"/>
+          <w:shd w:val="clear" w:color="auto" w:fill="BFBFBF" w:themeFill="background1" w:themeFillShade="BF"/>
         </w:rPr>
         <w:t xml:space="preserve">   </w:t>
       </w:r>
       <w:proofErr w:type="spellStart"/>
-      <w:proofErr w:type="gramStart"/>
-      <w:r>
-        <w:rPr>
-          <w:rFonts w:hint="eastAsia"/>
-          <w:color w:val="0000CC"/>
-          <w:sz w:val="18"/>
-          <w:szCs w:val="18"/>
-          <w:shd w:val="clear" w:color="auto" w:fill="80C687" w:themeFill="background1" w:themeFillShade="BF"/>
+      <w:r>
+        <w:rPr>
+          <w:rFonts w:hint="eastAsia"/>
+          <w:color w:val="0000CC"/>
+          <w:sz w:val="18"/>
+          <w:szCs w:val="18"/>
+          <w:shd w:val="clear" w:color="auto" w:fill="BFBFBF" w:themeFill="background1" w:themeFillShade="BF"/>
         </w:rPr>
         <w:t>db.listReplicas</w:t>
       </w:r>
@@ -3758,51 +3694,362 @@
           <w:color w:val="0000CC"/>
           <w:sz w:val="18"/>
           <w:szCs w:val="18"/>
-          <w:shd w:val="clear" w:color="auto" w:fill="80C687" w:themeFill="background1" w:themeFillShade="BF"/>
+          <w:shd w:val="clear" w:color="auto" w:fill="BFBFBF" w:themeFill="background1" w:themeFillShade="BF"/>
+        </w:rPr>
+        <w:t>() ;</w:t>
+      </w:r>
+    </w:p>
+    <w:p>
+      <w:pPr>
+        <w:rPr>
+          <w:color w:val="0000CC"/>
+          <w:sz w:val="18"/>
+          <w:szCs w:val="18"/>
+          <w:shd w:val="clear" w:color="auto" w:fill="BFBFBF" w:themeFill="background1" w:themeFillShade="BF"/>
+        </w:rPr>
+      </w:pPr>
+      <w:r>
+        <w:rPr>
+          <w:rFonts w:hint="eastAsia"/>
+          <w:color w:val="0000CC"/>
+          <w:sz w:val="18"/>
+          <w:szCs w:val="18"/>
+          <w:shd w:val="clear" w:color="auto" w:fill="BFBFBF" w:themeFill="background1" w:themeFillShade="BF"/>
+        </w:rPr>
+        <w:t>}</w:t>
+      </w:r>
+    </w:p>
+    <w:p>
+      <w:pPr>
+        <w:rPr>
+          <w:color w:val="0000CC"/>
+          <w:sz w:val="18"/>
+          <w:szCs w:val="18"/>
+          <w:shd w:val="clear" w:color="auto" w:fill="BFBFBF" w:themeFill="background1" w:themeFillShade="BF"/>
+        </w:rPr>
+      </w:pPr>
+      <w:r>
+        <w:rPr>
+          <w:rFonts w:hint="eastAsia"/>
+        </w:rPr>
+        <w:tab/>
+      </w:r>
+      <w:r>
+        <w:rPr>
+          <w:rFonts w:hint="eastAsia"/>
+        </w:rPr>
+        <w:t>如果是在测试用例中创建的连接</w:t>
+      </w:r>
+      <w:r>
+        <w:rPr>
+          <w:rFonts w:hint="eastAsia"/>
         </w:rPr>
         <w:t>(</w:t>
       </w:r>
-      <w:proofErr w:type="gramEnd"/>
-      <w:r>
-        <w:rPr>
-          <w:rFonts w:hint="eastAsia"/>
-          <w:color w:val="0000CC"/>
-          <w:sz w:val="18"/>
-          <w:szCs w:val="18"/>
-          <w:shd w:val="clear" w:color="auto" w:fill="80C687" w:themeFill="background1" w:themeFillShade="BF"/>
-        </w:rPr>
-        <w:t>) ;</w:t>
-      </w:r>
-    </w:p>
-    <w:p>
-      <w:pPr>
-        <w:rPr>
-          <w:color w:val="0000CC"/>
-          <w:sz w:val="18"/>
-          <w:szCs w:val="18"/>
-          <w:shd w:val="clear" w:color="auto" w:fill="80C687" w:themeFill="background1" w:themeFillShade="BF"/>
-        </w:rPr>
-      </w:pPr>
-      <w:r>
-        <w:rPr>
-          <w:rFonts w:hint="eastAsia"/>
-          <w:color w:val="0000CC"/>
-          <w:sz w:val="18"/>
-          <w:szCs w:val="18"/>
-          <w:shd w:val="clear" w:color="auto" w:fill="80C687" w:themeFill="background1" w:themeFillShade="BF"/>
-        </w:rPr>
-        <w:t>}</w:t>
-      </w:r>
-    </w:p>
-    <w:p>
-      <w:pPr>
-        <w:rPr>
-          <w:color w:val="0000CC"/>
-          <w:sz w:val="18"/>
-          <w:szCs w:val="18"/>
-          <w:shd w:val="clear" w:color="auto" w:fill="80C687" w:themeFill="background1" w:themeFillShade="BF"/>
-        </w:rPr>
-      </w:pPr>
+      <w:r>
+        <w:rPr>
+          <w:rFonts w:hint="eastAsia"/>
+        </w:rPr>
+        <w:t>而不是</w:t>
+      </w:r>
+      <w:r>
+        <w:rPr>
+          <w:rFonts w:hint="eastAsia"/>
+        </w:rPr>
+        <w:t>func.js)</w:t>
+      </w:r>
+      <w:r>
+        <w:rPr>
+          <w:rFonts w:hint="eastAsia"/>
+        </w:rPr>
+        <w:t>，在清理环境时请关闭连接，遵循资源在哪创建在哪释放的原则。</w:t>
+      </w:r>
+    </w:p>
+    <w:p>
+      <w:pPr>
+        <w:pStyle w:val="Heading2"/>
+      </w:pPr>
+      <w:r>
+        <w:rPr>
+          <w:rFonts w:hint="eastAsia"/>
+        </w:rPr>
+        <w:t>文件编码格式</w:t>
+      </w:r>
+    </w:p>
+    <w:p>
+      <w:r>
+        <w:rPr>
+          <w:rFonts w:hint="eastAsia"/>
+        </w:rPr>
+        <w:t>统一使用</w:t>
+      </w:r>
+      <w:r>
+        <w:rPr>
+          <w:rFonts w:hint="eastAsia"/>
+        </w:rPr>
+        <w:t>UTF-8</w:t>
+      </w:r>
+      <w:r>
+        <w:rPr>
+          <w:rFonts w:hint="eastAsia"/>
+        </w:rPr>
+        <w:t>编码格式</w:t>
+      </w:r>
+    </w:p>
+    <w:p>
+      <w:pPr>
+        <w:pStyle w:val="Heading2"/>
+      </w:pPr>
+      <w:r>
+        <w:rPr>
+          <w:rFonts w:hint="eastAsia"/>
+        </w:rPr>
+        <w:t>开头注释说明</w:t>
+      </w:r>
+    </w:p>
+    <w:p>
+      <w:pPr>
+        <w:rPr>
+          <w:b/>
+        </w:rPr>
+      </w:pPr>
+      <w:r>
+        <w:rPr>
+          <w:rFonts w:hint="eastAsia"/>
+          <w:b/>
+        </w:rPr>
+        <w:t>测试用例</w:t>
+      </w:r>
+      <w:r>
+        <w:rPr>
+          <w:rFonts w:hint="eastAsia"/>
+          <w:b/>
+        </w:rPr>
+        <w:t>开头</w:t>
+      </w:r>
+      <w:r>
+        <w:rPr>
+          <w:rFonts w:hint="eastAsia"/>
+          <w:b/>
+        </w:rPr>
+        <w:t>必须包含以下</w:t>
+      </w:r>
+      <w:r>
+        <w:rPr>
+          <w:rFonts w:hint="eastAsia"/>
+          <w:b/>
+        </w:rPr>
+        <w:t>注释</w:t>
+      </w:r>
+      <w:r>
+        <w:rPr>
+          <w:rFonts w:hint="eastAsia"/>
+          <w:b/>
+        </w:rPr>
+        <w:t>内容：</w:t>
+      </w:r>
+    </w:p>
+    <w:p>
+      <w:r>
+        <w:rPr>
+          <w:rFonts w:hint="eastAsia"/>
+        </w:rPr>
+        <w:t>/************************************</w:t>
+      </w:r>
+    </w:p>
+    <w:p>
+      <w:r>
+        <w:rPr>
+          <w:rFonts w:hint="eastAsia"/>
+        </w:rPr>
+        <w:t xml:space="preserve">*@Description: </w:t>
+      </w:r>
+      <w:r>
+        <w:rPr>
+          <w:rFonts w:hint="eastAsia"/>
+          <w:i/>
+        </w:rPr>
+        <w:t>测试用例描述，简单介绍本测试用例的测试目的</w:t>
+      </w:r>
+    </w:p>
+    <w:p>
+      <w:r>
+        <w:rPr>
+          <w:rFonts w:hint="eastAsia"/>
+        </w:rPr>
+        <w:t xml:space="preserve">*@author:     </w:t>
+      </w:r>
+      <w:r>
+        <w:rPr>
+          <w:rFonts w:hint="eastAsia"/>
+          <w:i/>
+        </w:rPr>
+        <w:t>编写测试用例的人</w:t>
+      </w:r>
+    </w:p>
+    <w:p>
+      <w:r>
+        <w:rPr>
+          <w:rFonts w:hint="eastAsia"/>
+        </w:rPr>
+        <w:t>**************************************/</w:t>
+      </w:r>
+    </w:p>
+    <w:p/>
+    <w:p>
+      <w:pPr>
+        <w:rPr>
+          <w:b/>
+        </w:rPr>
+      </w:pPr>
+      <w:r>
+        <w:rPr>
+          <w:rFonts w:hint="eastAsia"/>
+          <w:b/>
+        </w:rPr>
+        <w:t>例如：</w:t>
+      </w:r>
+    </w:p>
+    <w:p>
+      <w:r>
+        <w:rPr>
+          <w:rFonts w:hint="eastAsia"/>
+        </w:rPr>
+        <w:t>/************************************</w:t>
+      </w:r>
+    </w:p>
+    <w:p>
+      <w:r>
+        <w:rPr>
+          <w:rFonts w:hint="eastAsia"/>
+        </w:rPr>
+        <w:t xml:space="preserve">*@Description: </w:t>
+      </w:r>
+      <w:r>
+        <w:rPr>
+          <w:rFonts w:hint="eastAsia"/>
+        </w:rPr>
+        <w:t>测试聚集操作中的聚集函数</w:t>
+      </w:r>
+      <w:r>
+        <w:rPr>
+          <w:rFonts w:hint="eastAsia"/>
+        </w:rPr>
+        <w:t>$sum</w:t>
+      </w:r>
+      <w:r>
+        <w:rPr>
+          <w:rFonts w:hint="eastAsia"/>
+        </w:rPr>
+        <w:t>对整型的处理。将字段“</w:t>
+      </w:r>
+      <w:r>
+        <w:rPr>
+          <w:rFonts w:hint="eastAsia"/>
+        </w:rPr>
+        <w:t>date</w:t>
+      </w:r>
+      <w:r>
+        <w:rPr>
+          <w:rFonts w:hint="eastAsia"/>
+        </w:rPr>
+        <w:t>”</w:t>
+      </w:r>
+    </w:p>
+    <w:p>
+      <w:r>
+        <w:rPr>
+          <w:rFonts w:hint="eastAsia"/>
+        </w:rPr>
+        <w:t xml:space="preserve">*             </w:t>
+      </w:r>
+      <w:r>
+        <w:rPr>
+          <w:rFonts w:hint="eastAsia"/>
+        </w:rPr>
+        <w:t>作为“</w:t>
+      </w:r>
+      <w:r>
+        <w:rPr>
+          <w:rFonts w:hint="eastAsia"/>
+        </w:rPr>
+        <w:t>group by</w:t>
+      </w:r>
+      <w:r>
+        <w:rPr>
+          <w:rFonts w:hint="eastAsia"/>
+        </w:rPr>
+        <w:t>”字段，对字段“</w:t>
+      </w:r>
+      <w:r>
+        <w:rPr>
+          <w:rFonts w:hint="eastAsia"/>
+        </w:rPr>
+        <w:t>total</w:t>
+      </w:r>
+      <w:r>
+        <w:rPr>
+          <w:rFonts w:hint="eastAsia"/>
+        </w:rPr>
+        <w:t>”进行求和操作</w:t>
+      </w:r>
+    </w:p>
+    <w:p>
+      <w:r>
+        <w:rPr>
+          <w:rFonts w:hint="eastAsia"/>
+        </w:rPr>
+        <w:t>*@</w:t>
+      </w:r>
+      <w:r>
+        <w:rPr>
+          <w:rFonts w:hint="eastAsia"/>
+        </w:rPr>
+        <w:t xml:space="preserve"> </w:t>
+      </w:r>
+      <w:r>
+        <w:rPr>
+          <w:rFonts w:hint="eastAsia"/>
+        </w:rPr>
+        <w:t xml:space="preserve">author:     </w:t>
+      </w:r>
+      <w:proofErr w:type="spellStart"/>
+      <w:r>
+        <w:rPr>
+          <w:rFonts w:hint="eastAsia"/>
+        </w:rPr>
+        <w:t>TingYU</w:t>
+      </w:r>
+      <w:proofErr w:type="spellEnd"/>
+    </w:p>
+    <w:p>
+      <w:r>
+        <w:rPr>
+          <w:rFonts w:hint="eastAsia"/>
+        </w:rPr>
+        <w:t>**************************************/</w:t>
+      </w:r>
+    </w:p>
+    <w:p>
+      <w:r>
+        <w:rPr>
+          <w:rFonts w:hint="eastAsia"/>
+        </w:rPr>
+        <w:t>注释可以使用中文。</w:t>
+      </w:r>
+    </w:p>
+    <w:p>
+      <w:pPr>
+        <w:pStyle w:val="Heading2"/>
+      </w:pPr>
+      <w:r>
+        <w:rPr>
+          <w:rFonts w:hint="eastAsia"/>
+        </w:rPr>
+        <w:t>编辑风格</w:t>
+      </w:r>
+    </w:p>
+    <w:p>
       <w:r>
         <w:rPr>
           <w:rFonts w:hint="eastAsia"/>
@@ -3813,315 +4060,109 @@
         <w:rPr>
           <w:rFonts w:hint="eastAsia"/>
         </w:rPr>
-        <w:t>如果是在测试用例中创建的连接</w:t>
-      </w:r>
-      <w:r>
-        <w:rPr>
-          <w:rFonts w:hint="eastAsia"/>
-        </w:rPr>
-        <w:t>(</w:t>
-      </w:r>
-      <w:r>
-        <w:rPr>
-          <w:rFonts w:hint="eastAsia"/>
-        </w:rPr>
-        <w:t>而不是</w:t>
-      </w:r>
-      <w:r>
-        <w:rPr>
-          <w:rFonts w:hint="eastAsia"/>
-        </w:rPr>
-        <w:t>func.js)</w:t>
-      </w:r>
-      <w:r>
-        <w:rPr>
-          <w:rFonts w:hint="eastAsia"/>
-        </w:rPr>
-        <w:t>，在清理环境时请关闭连接，遵循资源在哪创建在哪释放的原则。</w:t>
-      </w:r>
-    </w:p>
-    <w:p>
-      <w:pPr>
-        <w:pStyle w:val="Heading2"/>
-      </w:pPr>
-      <w:r>
-        <w:rPr>
-          <w:rFonts w:hint="eastAsia"/>
-        </w:rPr>
-        <w:t>文件编码格式</w:t>
-      </w:r>
-    </w:p>
-    <w:p>
-      <w:r>
-        <w:rPr>
-          <w:rFonts w:hint="eastAsia"/>
-        </w:rPr>
-        <w:t>统一使用</w:t>
-      </w:r>
-      <w:r>
-        <w:rPr>
-          <w:rFonts w:hint="eastAsia"/>
-        </w:rPr>
-        <w:t>UTF-8</w:t>
-      </w:r>
-      <w:r>
-        <w:rPr>
-          <w:rFonts w:hint="eastAsia"/>
-        </w:rPr>
-        <w:t>编码格式</w:t>
-      </w:r>
-    </w:p>
-    <w:p>
-      <w:pPr>
-        <w:pStyle w:val="Heading2"/>
-      </w:pPr>
-      <w:r>
-        <w:rPr>
-          <w:rFonts w:hint="eastAsia"/>
-        </w:rPr>
-        <w:t>开头注释说明</w:t>
-      </w:r>
-    </w:p>
-    <w:p>
-      <w:pPr>
-        <w:rPr>
-          <w:b/>
-        </w:rPr>
-      </w:pPr>
-      <w:r>
-        <w:rPr>
-          <w:rFonts w:hint="eastAsia"/>
-          <w:b/>
-        </w:rPr>
-        <w:t>测试用例</w:t>
-      </w:r>
-      <w:r>
-        <w:rPr>
-          <w:rFonts w:hint="eastAsia"/>
-          <w:b/>
-        </w:rPr>
-        <w:t>开头</w:t>
-      </w:r>
-      <w:r>
-        <w:rPr>
-          <w:rFonts w:hint="eastAsia"/>
-          <w:b/>
-        </w:rPr>
-        <w:t>必须包含以下</w:t>
-      </w:r>
-      <w:r>
-        <w:rPr>
-          <w:rFonts w:hint="eastAsia"/>
-          <w:b/>
-        </w:rPr>
-        <w:t>注释</w:t>
-      </w:r>
-      <w:r>
-        <w:rPr>
-          <w:rFonts w:hint="eastAsia"/>
-          <w:b/>
-        </w:rPr>
-        <w:t>内容：</w:t>
-      </w:r>
-    </w:p>
-    <w:p>
-      <w:r>
-        <w:rPr>
-          <w:rFonts w:hint="eastAsia"/>
-        </w:rPr>
-        <w:t>/************************************</w:t>
-      </w:r>
-    </w:p>
-    <w:p>
-      <w:r>
-        <w:rPr>
-          <w:rFonts w:hint="eastAsia"/>
-        </w:rPr>
-        <w:t xml:space="preserve">*@Description: </w:t>
-      </w:r>
-      <w:r>
-        <w:rPr>
-          <w:rFonts w:hint="eastAsia"/>
-          <w:i/>
-        </w:rPr>
-        <w:t>测试用例描述，简单介绍本测试用例的测试目的</w:t>
-      </w:r>
-    </w:p>
-    <w:p>
-      <w:r>
-        <w:rPr>
-          <w:rFonts w:hint="eastAsia"/>
-        </w:rPr>
-        <w:t xml:space="preserve">*@author:     </w:t>
-      </w:r>
-      <w:r>
-        <w:rPr>
-          <w:rFonts w:hint="eastAsia"/>
-          <w:i/>
-        </w:rPr>
-        <w:t>编写测试用例的人</w:t>
-      </w:r>
-    </w:p>
-    <w:p>
-      <w:r>
-        <w:rPr>
-          <w:rFonts w:hint="eastAsia"/>
-        </w:rPr>
-        <w:t>**************************************/</w:t>
-      </w:r>
-    </w:p>
-    <w:p/>
-    <w:p>
-      <w:pPr>
-        <w:rPr>
-          <w:b/>
-        </w:rPr>
-      </w:pPr>
-      <w:r>
-        <w:rPr>
-          <w:rFonts w:hint="eastAsia"/>
-          <w:b/>
-        </w:rPr>
-        <w:t>例如：</w:t>
-      </w:r>
-    </w:p>
-    <w:p>
-      <w:r>
-        <w:rPr>
-          <w:rFonts w:hint="eastAsia"/>
-        </w:rPr>
-        <w:t>/************************************</w:t>
-      </w:r>
-    </w:p>
-    <w:p>
-      <w:r>
-        <w:rPr>
-          <w:rFonts w:hint="eastAsia"/>
-        </w:rPr>
-        <w:t xml:space="preserve">*@Description: </w:t>
-      </w:r>
-      <w:r>
-        <w:rPr>
-          <w:rFonts w:hint="eastAsia"/>
-        </w:rPr>
-        <w:t>测试聚集操作中的聚集函数</w:t>
-      </w:r>
-      <w:r>
-        <w:rPr>
-          <w:rFonts w:hint="eastAsia"/>
-        </w:rPr>
-        <w:t>$sum</w:t>
-      </w:r>
-      <w:r>
-        <w:rPr>
-          <w:rFonts w:hint="eastAsia"/>
-        </w:rPr>
-        <w:t>对整型的处理。将字段“</w:t>
-      </w:r>
-      <w:r>
-        <w:rPr>
-          <w:rFonts w:hint="eastAsia"/>
-        </w:rPr>
-        <w:t>date</w:t>
-      </w:r>
-      <w:r>
-        <w:rPr>
-          <w:rFonts w:hint="eastAsia"/>
-        </w:rPr>
-        <w:t>”</w:t>
-      </w:r>
-    </w:p>
-    <w:p>
-      <w:r>
-        <w:rPr>
-          <w:rFonts w:hint="eastAsia"/>
-        </w:rPr>
-        <w:t xml:space="preserve">*             </w:t>
-      </w:r>
-      <w:r>
-        <w:rPr>
-          <w:rFonts w:hint="eastAsia"/>
-        </w:rPr>
-        <w:t>作为“</w:t>
-      </w:r>
-      <w:r>
-        <w:rPr>
-          <w:rFonts w:hint="eastAsia"/>
-        </w:rPr>
-        <w:t>group by</w:t>
-      </w:r>
-      <w:r>
-        <w:rPr>
-          <w:rFonts w:hint="eastAsia"/>
-        </w:rPr>
-        <w:t>”字段，对字段“</w:t>
-      </w:r>
-      <w:r>
-        <w:rPr>
-          <w:rFonts w:hint="eastAsia"/>
-        </w:rPr>
-        <w:t>total</w:t>
-      </w:r>
-      <w:r>
-        <w:rPr>
-          <w:rFonts w:hint="eastAsia"/>
-        </w:rPr>
-        <w:t>”进行求和操作</w:t>
-      </w:r>
-    </w:p>
-    <w:p>
-      <w:r>
-        <w:rPr>
-          <w:rFonts w:hint="eastAsia"/>
-        </w:rPr>
-        <w:t>*@</w:t>
-      </w:r>
-      <w:r>
-        <w:rPr>
-          <w:rFonts w:hint="eastAsia"/>
-        </w:rPr>
-        <w:t xml:space="preserve"> </w:t>
-      </w:r>
-      <w:r>
-        <w:rPr>
-          <w:rFonts w:hint="eastAsia"/>
-        </w:rPr>
-        <w:t xml:space="preserve">author:     </w:t>
-      </w:r>
-      <w:proofErr w:type="spellStart"/>
-      <w:r>
-        <w:rPr>
-          <w:rFonts w:hint="eastAsia"/>
-        </w:rPr>
-        <w:t>TingYU</w:t>
-      </w:r>
-      <w:proofErr w:type="spellEnd"/>
-    </w:p>
-    <w:p>
-      <w:r>
-        <w:rPr>
-          <w:rFonts w:hint="eastAsia"/>
-        </w:rPr>
-        <w:t>**************************************/</w:t>
-      </w:r>
-    </w:p>
-    <w:p>
-      <w:r>
-        <w:rPr>
-          <w:rFonts w:hint="eastAsia"/>
-        </w:rPr>
-        <w:t>注释可以使用中文。</w:t>
-      </w:r>
-    </w:p>
-    <w:p>
-      <w:pPr>
-        <w:pStyle w:val="Heading2"/>
-      </w:pPr>
-      <w:r>
-        <w:rPr>
-          <w:rFonts w:hint="eastAsia"/>
-        </w:rPr>
-        <w:t>编辑风格</w:t>
+        <w:t>测试用例和</w:t>
+      </w:r>
+      <w:r>
+        <w:rPr>
+          <w:rFonts w:hint="eastAsia"/>
+        </w:rPr>
+        <w:t>C/C++</w:t>
+      </w:r>
+      <w:r>
+        <w:rPr>
+          <w:rFonts w:hint="eastAsia"/>
+        </w:rPr>
+        <w:t>代码保持一致风格，用</w:t>
+      </w:r>
+      <w:r>
+        <w:rPr>
+          <w:rFonts w:hint="eastAsia"/>
+        </w:rPr>
+        <w:t>3</w:t>
+      </w:r>
+      <w:r>
+        <w:rPr>
+          <w:rFonts w:hint="eastAsia"/>
+        </w:rPr>
+        <w:t>个空格来缩进，保持代码美观和易读性。</w:t>
+      </w:r>
+      <w:r>
+        <w:rPr>
+          <w:rFonts w:hint="eastAsia"/>
+        </w:rPr>
+        <w:t>因为在不同的编辑器中</w:t>
+      </w:r>
+      <w:r>
+        <w:rPr>
+          <w:rFonts w:hint="eastAsia"/>
+        </w:rPr>
+        <w:t>TAB</w:t>
+      </w:r>
+      <w:r>
+        <w:rPr>
+          <w:rFonts w:hint="eastAsia"/>
+        </w:rPr>
+        <w:t>键可能不是对应</w:t>
+      </w:r>
+      <w:r>
+        <w:rPr>
+          <w:rFonts w:hint="eastAsia"/>
+        </w:rPr>
+        <w:t>3</w:t>
+      </w:r>
+      <w:r>
+        <w:rPr>
+          <w:rFonts w:hint="eastAsia"/>
+        </w:rPr>
+        <w:t>个空格，所以</w:t>
+      </w:r>
+      <w:r>
+        <w:rPr>
+          <w:rFonts w:hint="eastAsia"/>
+        </w:rPr>
+        <w:t>禁止使用</w:t>
+      </w:r>
+      <w:r>
+        <w:rPr>
+          <w:rFonts w:hint="eastAsia"/>
+        </w:rPr>
+        <w:t>TAB</w:t>
+      </w:r>
+      <w:r>
+        <w:rPr>
+          <w:rFonts w:hint="eastAsia"/>
+        </w:rPr>
+        <w:t>键；建议</w:t>
+      </w:r>
+      <w:r>
+        <w:rPr>
+          <w:rFonts w:hint="eastAsia"/>
+        </w:rPr>
+        <w:t>在编辑工具中将</w:t>
+      </w:r>
+      <w:r>
+        <w:rPr>
+          <w:rFonts w:hint="eastAsia"/>
+        </w:rPr>
+        <w:t>TAB</w:t>
+      </w:r>
+      <w:r>
+        <w:rPr>
+          <w:rFonts w:hint="eastAsia"/>
+        </w:rPr>
+        <w:t>键替换成</w:t>
+      </w:r>
+      <w:r>
+        <w:rPr>
+          <w:rFonts w:hint="eastAsia"/>
+        </w:rPr>
+        <w:t>3</w:t>
+      </w:r>
+      <w:r>
+        <w:rPr>
+          <w:rFonts w:hint="eastAsia"/>
+        </w:rPr>
+        <w:t>个空格。</w:t>
       </w:r>
     </w:p>
     <w:p>
@@ -4135,109 +4176,7 @@
         <w:rPr>
           <w:rFonts w:hint="eastAsia"/>
         </w:rPr>
-        <w:t>测试用例和</w:t>
-      </w:r>
-      <w:r>
-        <w:rPr>
-          <w:rFonts w:hint="eastAsia"/>
-        </w:rPr>
-        <w:t>C/C++</w:t>
-      </w:r>
-      <w:r>
-        <w:rPr>
-          <w:rFonts w:hint="eastAsia"/>
-        </w:rPr>
-        <w:t>代码保持一致风格，用</w:t>
-      </w:r>
-      <w:r>
-        <w:rPr>
-          <w:rFonts w:hint="eastAsia"/>
-        </w:rPr>
-        <w:t>3</w:t>
-      </w:r>
-      <w:r>
-        <w:rPr>
-          <w:rFonts w:hint="eastAsia"/>
-        </w:rPr>
-        <w:t>个空格来缩进，保持代码美观和易读性。</w:t>
-      </w:r>
-      <w:r>
-        <w:rPr>
-          <w:rFonts w:hint="eastAsia"/>
-        </w:rPr>
-        <w:t>因为在不同的编辑器中</w:t>
-      </w:r>
-      <w:r>
-        <w:rPr>
-          <w:rFonts w:hint="eastAsia"/>
-        </w:rPr>
-        <w:t>TAB</w:t>
-      </w:r>
-      <w:r>
-        <w:rPr>
-          <w:rFonts w:hint="eastAsia"/>
-        </w:rPr>
-        <w:t>键可能不是对应</w:t>
-      </w:r>
-      <w:r>
-        <w:rPr>
-          <w:rFonts w:hint="eastAsia"/>
-        </w:rPr>
-        <w:t>3</w:t>
-      </w:r>
-      <w:r>
-        <w:rPr>
-          <w:rFonts w:hint="eastAsia"/>
-        </w:rPr>
-        <w:t>个空格，所以</w:t>
-      </w:r>
-      <w:r>
-        <w:rPr>
-          <w:rFonts w:hint="eastAsia"/>
-        </w:rPr>
-        <w:t>禁止使用</w:t>
-      </w:r>
-      <w:r>
-        <w:rPr>
-          <w:rFonts w:hint="eastAsia"/>
-        </w:rPr>
-        <w:t>TAB</w:t>
-      </w:r>
-      <w:r>
-        <w:rPr>
-          <w:rFonts w:hint="eastAsia"/>
-        </w:rPr>
-        <w:t>键；建议</w:t>
-      </w:r>
-      <w:r>
-        <w:rPr>
-          <w:rFonts w:hint="eastAsia"/>
-        </w:rPr>
-        <w:t>在编辑工具中将</w:t>
-      </w:r>
-      <w:r>
-        <w:rPr>
-          <w:rFonts w:hint="eastAsia"/>
-        </w:rPr>
-        <w:t>TAB</w:t>
-      </w:r>
-      <w:r>
-        <w:rPr>
-          <w:rFonts w:hint="eastAsia"/>
-        </w:rPr>
-        <w:t>键替换成</w:t>
-      </w:r>
-      <w:r>
-        <w:rPr>
-          <w:rFonts w:hint="eastAsia"/>
-        </w:rPr>
-        <w:t>3</w:t>
-      </w:r>
-      <w:r>
-        <w:rPr>
-          <w:rFonts w:hint="eastAsia"/>
-        </w:rPr>
-        <w:t>个空格。</w:t>
+        <w:t>注释和代码一行不要超过屏幕显示宽度，否则换行处理。</w:t>
       </w:r>
     </w:p>
     <w:p>
@@ -4251,20 +4190,6 @@
         <w:rPr>
           <w:rFonts w:hint="eastAsia"/>
         </w:rPr>
-        <w:t>注释和代码一行不要超过屏幕显示宽度，否则换行处理。</w:t>
-      </w:r>
-    </w:p>
-    <w:p>
-      <w:r>
-        <w:rPr>
-          <w:rFonts w:hint="eastAsia"/>
-        </w:rPr>
-        <w:tab/>
-      </w:r>
-      <w:r>
-        <w:rPr>
-          <w:rFonts w:hint="eastAsia"/>
-        </w:rPr>
         <w:t>圆括号的两边加空格，逗号后面加空格。如：</w:t>
       </w:r>
     </w:p>
@@ -4274,48 +4199,36 @@
           <w:color w:val="0000CC"/>
           <w:sz w:val="18"/>
           <w:szCs w:val="18"/>
-          <w:shd w:val="clear" w:color="auto" w:fill="80C687" w:themeFill="background1" w:themeFillShade="BF"/>
-        </w:rPr>
-      </w:pPr>
-      <w:proofErr w:type="gramStart"/>
-      <w:r>
-        <w:rPr>
-          <w:rFonts w:hint="eastAsia"/>
-          <w:color w:val="0000CC"/>
-          <w:sz w:val="18"/>
-          <w:szCs w:val="18"/>
-          <w:shd w:val="clear" w:color="auto" w:fill="80C687" w:themeFill="background1" w:themeFillShade="BF"/>
-        </w:rPr>
-        <w:t>function</w:t>
-      </w:r>
-      <w:proofErr w:type="gramEnd"/>
-      <w:r>
-        <w:rPr>
-          <w:rFonts w:hint="eastAsia"/>
-          <w:color w:val="0000CC"/>
-          <w:sz w:val="18"/>
-          <w:szCs w:val="18"/>
-          <w:shd w:val="clear" w:color="auto" w:fill="80C687" w:themeFill="background1" w:themeFillShade="BF"/>
-        </w:rPr>
-        <w:t xml:space="preserve"> func1( para1, para2, para3 )</w:t>
-      </w:r>
-    </w:p>
-    <w:p>
-      <w:pPr>
-        <w:rPr>
-          <w:color w:val="0000CC"/>
-          <w:sz w:val="18"/>
-          <w:szCs w:val="18"/>
-          <w:shd w:val="clear" w:color="auto" w:fill="80C687" w:themeFill="background1" w:themeFillShade="BF"/>
-        </w:rPr>
-      </w:pPr>
-      <w:r>
-        <w:rPr>
-          <w:rFonts w:hint="eastAsia"/>
-          <w:color w:val="0000CC"/>
-          <w:sz w:val="18"/>
-          <w:szCs w:val="18"/>
-          <w:shd w:val="clear" w:color="auto" w:fill="80C687" w:themeFill="background1" w:themeFillShade="BF"/>
+          <w:shd w:val="clear" w:color="auto" w:fill="BFBFBF" w:themeFill="background1" w:themeFillShade="BF"/>
+        </w:rPr>
+      </w:pPr>
+      <w:r>
+        <w:rPr>
+          <w:rFonts w:hint="eastAsia"/>
+          <w:color w:val="0000CC"/>
+          <w:sz w:val="18"/>
+          <w:szCs w:val="18"/>
+          <w:shd w:val="clear" w:color="auto" w:fill="BFBFBF" w:themeFill="background1" w:themeFillShade="BF"/>
+        </w:rPr>
+        <w:t>function func1( para1, para2, para3 )</w:t>
+      </w:r>
+    </w:p>
+    <w:p>
+      <w:pPr>
+        <w:rPr>
+          <w:color w:val="0000CC"/>
+          <w:sz w:val="18"/>
+          <w:szCs w:val="18"/>
+          <w:shd w:val="clear" w:color="auto" w:fill="BFBFBF" w:themeFill="background1" w:themeFillShade="BF"/>
+        </w:rPr>
+      </w:pPr>
+      <w:r>
+        <w:rPr>
+          <w:rFonts w:hint="eastAsia"/>
+          <w:color w:val="0000CC"/>
+          <w:sz w:val="18"/>
+          <w:szCs w:val="18"/>
+          <w:shd w:val="clear" w:color="auto" w:fill="BFBFBF" w:themeFill="background1" w:themeFillShade="BF"/>
         </w:rPr>
         <w:lastRenderedPageBreak/>
         <w:t>{</w:t>
@@ -4327,16 +4240,16 @@
           <w:color w:val="0000CC"/>
           <w:sz w:val="18"/>
           <w:szCs w:val="18"/>
-          <w:shd w:val="clear" w:color="auto" w:fill="80C687" w:themeFill="background1" w:themeFillShade="BF"/>
-        </w:rPr>
-      </w:pPr>
-      <w:r>
-        <w:rPr>
-          <w:rFonts w:hint="eastAsia"/>
-          <w:color w:val="0000CC"/>
-          <w:sz w:val="18"/>
-          <w:szCs w:val="18"/>
-          <w:shd w:val="clear" w:color="auto" w:fill="80C687" w:themeFill="background1" w:themeFillShade="BF"/>
+          <w:shd w:val="clear" w:color="auto" w:fill="BFBFBF" w:themeFill="background1" w:themeFillShade="BF"/>
+        </w:rPr>
+      </w:pPr>
+      <w:r>
+        <w:rPr>
+          <w:rFonts w:hint="eastAsia"/>
+          <w:color w:val="0000CC"/>
+          <w:sz w:val="18"/>
+          <w:szCs w:val="18"/>
+          <w:shd w:val="clear" w:color="auto" w:fill="BFBFBF" w:themeFill="background1" w:themeFillShade="BF"/>
         </w:rPr>
         <w:t xml:space="preserve">   </w:t>
       </w:r>
@@ -4345,7 +4258,7 @@
           <w:color w:val="0000CC"/>
           <w:sz w:val="18"/>
           <w:szCs w:val="18"/>
-          <w:shd w:val="clear" w:color="auto" w:fill="80C687" w:themeFill="background1" w:themeFillShade="BF"/>
+          <w:shd w:val="clear" w:color="auto" w:fill="BFBFBF" w:themeFill="background1" w:themeFillShade="BF"/>
         </w:rPr>
         <w:t>//</w:t>
       </w:r>
@@ -4355,7 +4268,7 @@
           <w:color w:val="0000CC"/>
           <w:sz w:val="18"/>
           <w:szCs w:val="18"/>
-          <w:shd w:val="clear" w:color="auto" w:fill="80C687" w:themeFill="background1" w:themeFillShade="BF"/>
+          <w:shd w:val="clear" w:color="auto" w:fill="BFBFBF" w:themeFill="background1" w:themeFillShade="BF"/>
         </w:rPr>
         <w:t>函数主体</w:t>
       </w:r>
@@ -4366,16 +4279,16 @@
           <w:color w:val="0000CC"/>
           <w:sz w:val="18"/>
           <w:szCs w:val="18"/>
-          <w:shd w:val="clear" w:color="auto" w:fill="80C687" w:themeFill="background1" w:themeFillShade="BF"/>
-        </w:rPr>
-      </w:pPr>
-      <w:r>
-        <w:rPr>
-          <w:rFonts w:hint="eastAsia"/>
-          <w:color w:val="0000CC"/>
-          <w:sz w:val="18"/>
-          <w:szCs w:val="18"/>
-          <w:shd w:val="clear" w:color="auto" w:fill="80C687" w:themeFill="background1" w:themeFillShade="BF"/>
+          <w:shd w:val="clear" w:color="auto" w:fill="BFBFBF" w:themeFill="background1" w:themeFillShade="BF"/>
+        </w:rPr>
+      </w:pPr>
+      <w:r>
+        <w:rPr>
+          <w:rFonts w:hint="eastAsia"/>
+          <w:color w:val="0000CC"/>
+          <w:sz w:val="18"/>
+          <w:szCs w:val="18"/>
+          <w:shd w:val="clear" w:color="auto" w:fill="BFBFBF" w:themeFill="background1" w:themeFillShade="BF"/>
         </w:rPr>
         <w:t>}</w:t>
       </w:r>
@@ -4400,39 +4313,27 @@
           <w:color w:val="0000CC"/>
           <w:sz w:val="18"/>
           <w:szCs w:val="18"/>
-          <w:shd w:val="clear" w:color="auto" w:fill="80C687" w:themeFill="background1" w:themeFillShade="BF"/>
-        </w:rPr>
-      </w:pPr>
-      <w:proofErr w:type="gramStart"/>
-      <w:r>
-        <w:rPr>
-          <w:rFonts w:hint="eastAsia"/>
-          <w:color w:val="0000CC"/>
-          <w:sz w:val="18"/>
-          <w:szCs w:val="18"/>
-          <w:shd w:val="clear" w:color="auto" w:fill="80C687" w:themeFill="background1" w:themeFillShade="BF"/>
-        </w:rPr>
-        <w:t>while(</w:t>
-      </w:r>
-      <w:proofErr w:type="gramEnd"/>
-      <w:r>
-        <w:rPr>
-          <w:rFonts w:hint="eastAsia"/>
-          <w:color w:val="0000CC"/>
-          <w:sz w:val="18"/>
-          <w:szCs w:val="18"/>
-          <w:shd w:val="clear" w:color="auto" w:fill="80C687" w:themeFill="background1" w:themeFillShade="BF"/>
-        </w:rPr>
-        <w:t xml:space="preserve"> </w:t>
-      </w:r>
-      <w:proofErr w:type="spellStart"/>
-      <w:r>
-        <w:rPr>
-          <w:rFonts w:hint="eastAsia"/>
-          <w:color w:val="0000CC"/>
-          <w:sz w:val="18"/>
-          <w:szCs w:val="18"/>
-          <w:shd w:val="clear" w:color="auto" w:fill="80C687" w:themeFill="background1" w:themeFillShade="BF"/>
+          <w:shd w:val="clear" w:color="auto" w:fill="BFBFBF" w:themeFill="background1" w:themeFillShade="BF"/>
+        </w:rPr>
+      </w:pPr>
+      <w:r>
+        <w:rPr>
+          <w:rFonts w:hint="eastAsia"/>
+          <w:color w:val="0000CC"/>
+          <w:sz w:val="18"/>
+          <w:szCs w:val="18"/>
+          <w:shd w:val="clear" w:color="auto" w:fill="BFBFBF" w:themeFill="background1" w:themeFillShade="BF"/>
+        </w:rPr>
+        <w:t xml:space="preserve">while( </w:t>
+      </w:r>
+      <w:proofErr w:type="spellStart"/>
+      <w:r>
+        <w:rPr>
+          <w:rFonts w:hint="eastAsia"/>
+          <w:color w:val="0000CC"/>
+          <w:sz w:val="18"/>
+          <w:szCs w:val="18"/>
+          <w:shd w:val="clear" w:color="auto" w:fill="BFBFBF" w:themeFill="background1" w:themeFillShade="BF"/>
         </w:rPr>
         <w:t>i</w:t>
       </w:r>
@@ -4443,7 +4344,7 @@
           <w:color w:val="0000CC"/>
           <w:sz w:val="18"/>
           <w:szCs w:val="18"/>
-          <w:shd w:val="clear" w:color="auto" w:fill="80C687" w:themeFill="background1" w:themeFillShade="BF"/>
+          <w:shd w:val="clear" w:color="auto" w:fill="BFBFBF" w:themeFill="background1" w:themeFillShade="BF"/>
         </w:rPr>
         <w:t xml:space="preserve"> )</w:t>
       </w:r>
@@ -4454,16 +4355,16 @@
           <w:color w:val="0000CC"/>
           <w:sz w:val="18"/>
           <w:szCs w:val="18"/>
-          <w:shd w:val="clear" w:color="auto" w:fill="80C687" w:themeFill="background1" w:themeFillShade="BF"/>
-        </w:rPr>
-      </w:pPr>
-      <w:r>
-        <w:rPr>
-          <w:rFonts w:hint="eastAsia"/>
-          <w:color w:val="0000CC"/>
-          <w:sz w:val="18"/>
-          <w:szCs w:val="18"/>
-          <w:shd w:val="clear" w:color="auto" w:fill="80C687" w:themeFill="background1" w:themeFillShade="BF"/>
+          <w:shd w:val="clear" w:color="auto" w:fill="BFBFBF" w:themeFill="background1" w:themeFillShade="BF"/>
+        </w:rPr>
+      </w:pPr>
+      <w:r>
+        <w:rPr>
+          <w:rFonts w:hint="eastAsia"/>
+          <w:color w:val="0000CC"/>
+          <w:sz w:val="18"/>
+          <w:szCs w:val="18"/>
+          <w:shd w:val="clear" w:color="auto" w:fill="BFBFBF" w:themeFill="background1" w:themeFillShade="BF"/>
         </w:rPr>
         <w:t>{</w:t>
       </w:r>
@@ -4474,16 +4375,16 @@
           <w:color w:val="0000CC"/>
           <w:sz w:val="18"/>
           <w:szCs w:val="18"/>
-          <w:shd w:val="clear" w:color="auto" w:fill="80C687" w:themeFill="background1" w:themeFillShade="BF"/>
-        </w:rPr>
-      </w:pPr>
-      <w:r>
-        <w:rPr>
-          <w:rFonts w:hint="eastAsia"/>
-          <w:color w:val="0000CC"/>
-          <w:sz w:val="18"/>
-          <w:szCs w:val="18"/>
-          <w:shd w:val="clear" w:color="auto" w:fill="80C687" w:themeFill="background1" w:themeFillShade="BF"/>
+          <w:shd w:val="clear" w:color="auto" w:fill="BFBFBF" w:themeFill="background1" w:themeFillShade="BF"/>
+        </w:rPr>
+      </w:pPr>
+      <w:r>
+        <w:rPr>
+          <w:rFonts w:hint="eastAsia"/>
+          <w:color w:val="0000CC"/>
+          <w:sz w:val="18"/>
+          <w:szCs w:val="18"/>
+          <w:shd w:val="clear" w:color="auto" w:fill="BFBFBF" w:themeFill="background1" w:themeFillShade="BF"/>
         </w:rPr>
         <w:t xml:space="preserve">   </w:t>
       </w:r>
@@ -4492,7 +4393,7 @@
           <w:color w:val="0000CC"/>
           <w:sz w:val="18"/>
           <w:szCs w:val="18"/>
-          <w:shd w:val="clear" w:color="auto" w:fill="80C687" w:themeFill="background1" w:themeFillShade="BF"/>
+          <w:shd w:val="clear" w:color="auto" w:fill="BFBFBF" w:themeFill="background1" w:themeFillShade="BF"/>
         </w:rPr>
         <w:t>//</w:t>
       </w:r>
@@ -4502,7 +4403,7 @@
           <w:color w:val="0000CC"/>
           <w:sz w:val="18"/>
           <w:szCs w:val="18"/>
-          <w:shd w:val="clear" w:color="auto" w:fill="80C687" w:themeFill="background1" w:themeFillShade="BF"/>
+          <w:shd w:val="clear" w:color="auto" w:fill="BFBFBF" w:themeFill="background1" w:themeFillShade="BF"/>
         </w:rPr>
         <w:t>循环主体</w:t>
       </w:r>
@@ -4513,16 +4414,16 @@
           <w:color w:val="0000CC"/>
           <w:sz w:val="18"/>
           <w:szCs w:val="18"/>
-          <w:shd w:val="clear" w:color="auto" w:fill="80C687" w:themeFill="background1" w:themeFillShade="BF"/>
-        </w:rPr>
-      </w:pPr>
-      <w:r>
-        <w:rPr>
-          <w:rFonts w:hint="eastAsia"/>
-          <w:color w:val="0000CC"/>
-          <w:sz w:val="18"/>
-          <w:szCs w:val="18"/>
-          <w:shd w:val="clear" w:color="auto" w:fill="80C687" w:themeFill="background1" w:themeFillShade="BF"/>
+          <w:shd w:val="clear" w:color="auto" w:fill="BFBFBF" w:themeFill="background1" w:themeFillShade="BF"/>
+        </w:rPr>
+      </w:pPr>
+      <w:r>
+        <w:rPr>
+          <w:rFonts w:hint="eastAsia"/>
+          <w:color w:val="0000CC"/>
+          <w:sz w:val="18"/>
+          <w:szCs w:val="18"/>
+          <w:shd w:val="clear" w:color="auto" w:fill="BFBFBF" w:themeFill="background1" w:themeFillShade="BF"/>
         </w:rPr>
         <w:t>}</w:t>
       </w:r>
@@ -4533,7 +4434,7 @@
           <w:color w:val="0000CC"/>
           <w:sz w:val="18"/>
           <w:szCs w:val="18"/>
-          <w:shd w:val="clear" w:color="auto" w:fill="80C687" w:themeFill="background1" w:themeFillShade="BF"/>
+          <w:shd w:val="clear" w:color="auto" w:fill="BFBFBF" w:themeFill="background1" w:themeFillShade="BF"/>
         </w:rPr>
       </w:pPr>
       <w:r>
@@ -4628,62 +4529,58 @@
           <w:color w:val="0000CC"/>
           <w:sz w:val="20"/>
           <w:szCs w:val="18"/>
-          <w:shd w:val="clear" w:color="auto" w:fill="80C687" w:themeFill="background1" w:themeFillShade="BF"/>
-        </w:rPr>
-      </w:pPr>
-      <w:proofErr w:type="gramStart"/>
+          <w:shd w:val="clear" w:color="auto" w:fill="BFBFBF" w:themeFill="background1" w:themeFillShade="BF"/>
+        </w:rPr>
+      </w:pPr>
       <w:r>
         <w:rPr>
           <w:rFonts w:hint="eastAsia"/>
           <w:color w:val="0000CC"/>
           <w:sz w:val="20"/>
           <w:szCs w:val="18"/>
-          <w:shd w:val="clear" w:color="auto" w:fill="80C687" w:themeFill="background1" w:themeFillShade="BF"/>
-        </w:rPr>
-        <w:t>main(</w:t>
-      </w:r>
-      <w:proofErr w:type="gramEnd"/>
-      <w:r>
-        <w:rPr>
-          <w:rFonts w:hint="eastAsia"/>
+          <w:shd w:val="clear" w:color="auto" w:fill="BFBFBF" w:themeFill="background1" w:themeFillShade="BF"/>
+        </w:rPr>
+        <w:t>main();</w:t>
+      </w:r>
+    </w:p>
+    <w:p>
+      <w:pPr>
+        <w:rPr>
           <w:color w:val="0000CC"/>
           <w:sz w:val="20"/>
           <w:szCs w:val="18"/>
-          <w:shd w:val="clear" w:color="auto" w:fill="80C687" w:themeFill="background1" w:themeFillShade="BF"/>
-        </w:rPr>
-        <w:t>);</w:t>
-      </w:r>
-    </w:p>
-    <w:p>
-      <w:pPr>
-        <w:rPr>
+          <w:shd w:val="clear" w:color="auto" w:fill="BFBFBF" w:themeFill="background1" w:themeFillShade="BF"/>
+        </w:rPr>
+      </w:pPr>
+      <w:r>
+        <w:rPr>
+          <w:rFonts w:hint="eastAsia"/>
           <w:color w:val="0000CC"/>
           <w:sz w:val="20"/>
           <w:szCs w:val="18"/>
-          <w:shd w:val="clear" w:color="auto" w:fill="80C687" w:themeFill="background1" w:themeFillShade="BF"/>
-        </w:rPr>
-      </w:pPr>
-      <w:proofErr w:type="gramStart"/>
-      <w:r>
-        <w:rPr>
-          <w:rFonts w:hint="eastAsia"/>
+          <w:shd w:val="clear" w:color="auto" w:fill="BFBFBF" w:themeFill="background1" w:themeFillShade="BF"/>
+        </w:rPr>
+        <w:t>function main()</w:t>
+      </w:r>
+    </w:p>
+    <w:p>
+      <w:pPr>
+        <w:rPr>
           <w:color w:val="0000CC"/>
           <w:sz w:val="20"/>
           <w:szCs w:val="18"/>
-          <w:shd w:val="clear" w:color="auto" w:fill="80C687" w:themeFill="background1" w:themeFillShade="BF"/>
-        </w:rPr>
-        <w:t>function</w:t>
-      </w:r>
-      <w:proofErr w:type="gramEnd"/>
+          <w:shd w:val="clear" w:color="auto" w:fill="BFBFBF" w:themeFill="background1" w:themeFillShade="BF"/>
+        </w:rPr>
+      </w:pPr>
       <w:r>
         <w:rPr>
           <w:rFonts w:hint="eastAsia"/>
           <w:color w:val="0000CC"/>
           <w:sz w:val="20"/>
           <w:szCs w:val="18"/>
-          <w:shd w:val="clear" w:color="auto" w:fill="80C687" w:themeFill="background1" w:themeFillShade="BF"/>
-        </w:rPr>
-        <w:t xml:space="preserve"> main()</w:t>
+          <w:shd w:val="clear" w:color="auto" w:fill="BFBFBF" w:themeFill="background1" w:themeFillShade="BF"/>
+        </w:rPr>
+        <w:t>{</w:t>
       </w:r>
     </w:p>
     <w:p>
@@ -4692,7 +4589,7 @@
           <w:color w:val="0000CC"/>
           <w:sz w:val="20"/>
           <w:szCs w:val="18"/>
-          <w:shd w:val="clear" w:color="auto" w:fill="80C687" w:themeFill="background1" w:themeFillShade="BF"/>
+          <w:shd w:val="clear" w:color="auto" w:fill="BFBFBF" w:themeFill="background1" w:themeFillShade="BF"/>
         </w:rPr>
       </w:pPr>
       <w:r>
@@ -4701,7 +4598,374 @@
           <w:color w:val="0000CC"/>
           <w:sz w:val="20"/>
           <w:szCs w:val="18"/>
-          <w:shd w:val="clear" w:color="auto" w:fill="80C687" w:themeFill="background1" w:themeFillShade="BF"/>
+          <w:shd w:val="clear" w:color="auto" w:fill="BFBFBF" w:themeFill="background1" w:themeFillShade="BF"/>
+        </w:rPr>
+        <w:t xml:space="preserve">   try</w:t>
+      </w:r>
+    </w:p>
+    <w:p>
+      <w:pPr>
+        <w:rPr>
+          <w:color w:val="0000CC"/>
+          <w:sz w:val="20"/>
+          <w:szCs w:val="18"/>
+          <w:shd w:val="clear" w:color="auto" w:fill="BFBFBF" w:themeFill="background1" w:themeFillShade="BF"/>
+        </w:rPr>
+      </w:pPr>
+      <w:r>
+        <w:rPr>
+          <w:rFonts w:hint="eastAsia"/>
+          <w:color w:val="0000CC"/>
+          <w:sz w:val="20"/>
+          <w:szCs w:val="18"/>
+          <w:shd w:val="clear" w:color="auto" w:fill="BFBFBF" w:themeFill="background1" w:themeFillShade="BF"/>
+        </w:rPr>
+        <w:t xml:space="preserve">   {</w:t>
+      </w:r>
+    </w:p>
+    <w:p>
+      <w:pPr>
+        <w:rPr>
+          <w:color w:val="0000CC"/>
+          <w:sz w:val="20"/>
+          <w:szCs w:val="18"/>
+          <w:shd w:val="clear" w:color="auto" w:fill="BFBFBF" w:themeFill="background1" w:themeFillShade="BF"/>
+        </w:rPr>
+      </w:pPr>
+      <w:r>
+        <w:rPr>
+          <w:rFonts w:hint="eastAsia"/>
+          <w:color w:val="0000CC"/>
+          <w:sz w:val="20"/>
+          <w:szCs w:val="18"/>
+          <w:shd w:val="clear" w:color="auto" w:fill="BFBFBF" w:themeFill="background1" w:themeFillShade="BF"/>
+        </w:rPr>
+        <w:t xml:space="preserve">      fun1();</w:t>
+      </w:r>
+    </w:p>
+    <w:p>
+      <w:pPr>
+        <w:rPr>
+          <w:color w:val="0000CC"/>
+          <w:sz w:val="20"/>
+          <w:szCs w:val="18"/>
+          <w:shd w:val="clear" w:color="auto" w:fill="BFBFBF" w:themeFill="background1" w:themeFillShade="BF"/>
+        </w:rPr>
+      </w:pPr>
+      <w:r>
+        <w:rPr>
+          <w:rFonts w:hint="eastAsia"/>
+          <w:color w:val="0000CC"/>
+          <w:sz w:val="20"/>
+          <w:szCs w:val="18"/>
+          <w:shd w:val="clear" w:color="auto" w:fill="BFBFBF" w:themeFill="background1" w:themeFillShade="BF"/>
+        </w:rPr>
+        <w:t xml:space="preserve">      fun2();</w:t>
+      </w:r>
+    </w:p>
+    <w:p>
+      <w:pPr>
+        <w:rPr>
+          <w:color w:val="0000CC"/>
+          <w:sz w:val="20"/>
+          <w:szCs w:val="18"/>
+          <w:shd w:val="clear" w:color="auto" w:fill="BFBFBF" w:themeFill="background1" w:themeFillShade="BF"/>
+        </w:rPr>
+      </w:pPr>
+      <w:r>
+        <w:rPr>
+          <w:rFonts w:hint="eastAsia"/>
+          <w:color w:val="0000CC"/>
+          <w:sz w:val="20"/>
+          <w:szCs w:val="18"/>
+          <w:shd w:val="clear" w:color="auto" w:fill="BFBFBF" w:themeFill="background1" w:themeFillShade="BF"/>
+        </w:rPr>
+        <w:t xml:space="preserve">      fun3();</w:t>
+      </w:r>
+    </w:p>
+    <w:p>
+      <w:pPr>
+        <w:rPr>
+          <w:color w:val="0000CC"/>
+          <w:sz w:val="20"/>
+          <w:szCs w:val="18"/>
+          <w:shd w:val="clear" w:color="auto" w:fill="BFBFBF" w:themeFill="background1" w:themeFillShade="BF"/>
+        </w:rPr>
+      </w:pPr>
+      <w:r>
+        <w:rPr>
+          <w:rFonts w:hint="eastAsia"/>
+          <w:color w:val="0000CC"/>
+          <w:sz w:val="20"/>
+          <w:szCs w:val="18"/>
+          <w:shd w:val="clear" w:color="auto" w:fill="BFBFBF" w:themeFill="background1" w:themeFillShade="BF"/>
+        </w:rPr>
+        <w:t xml:space="preserve">   }</w:t>
+      </w:r>
+    </w:p>
+    <w:p>
+      <w:pPr>
+        <w:rPr>
+          <w:color w:val="0000CC"/>
+          <w:sz w:val="20"/>
+          <w:szCs w:val="18"/>
+          <w:shd w:val="clear" w:color="auto" w:fill="BFBFBF" w:themeFill="background1" w:themeFillShade="BF"/>
+        </w:rPr>
+      </w:pPr>
+      <w:r>
+        <w:rPr>
+          <w:rFonts w:hint="eastAsia"/>
+          <w:color w:val="0000CC"/>
+          <w:sz w:val="20"/>
+          <w:szCs w:val="18"/>
+          <w:shd w:val="clear" w:color="auto" w:fill="BFBFBF" w:themeFill="background1" w:themeFillShade="BF"/>
+        </w:rPr>
+        <w:t xml:space="preserve">   catch( e )</w:t>
+      </w:r>
+    </w:p>
+    <w:p>
+      <w:pPr>
+        <w:rPr>
+          <w:color w:val="0000CC"/>
+          <w:sz w:val="20"/>
+          <w:szCs w:val="18"/>
+          <w:shd w:val="clear" w:color="auto" w:fill="BFBFBF" w:themeFill="background1" w:themeFillShade="BF"/>
+        </w:rPr>
+      </w:pPr>
+      <w:r>
+        <w:rPr>
+          <w:rFonts w:hint="eastAsia"/>
+          <w:color w:val="0000CC"/>
+          <w:sz w:val="20"/>
+          <w:szCs w:val="18"/>
+          <w:shd w:val="clear" w:color="auto" w:fill="BFBFBF" w:themeFill="background1" w:themeFillShade="BF"/>
+        </w:rPr>
+        <w:t xml:space="preserve">   {</w:t>
+      </w:r>
+    </w:p>
+    <w:p>
+      <w:pPr>
+        <w:rPr>
+          <w:color w:val="0000CC"/>
+          <w:sz w:val="20"/>
+          <w:szCs w:val="18"/>
+          <w:shd w:val="clear" w:color="auto" w:fill="BFBFBF" w:themeFill="background1" w:themeFillShade="BF"/>
+        </w:rPr>
+      </w:pPr>
+      <w:r>
+        <w:rPr>
+          <w:rFonts w:hint="eastAsia"/>
+          <w:color w:val="0000CC"/>
+          <w:sz w:val="20"/>
+          <w:szCs w:val="18"/>
+          <w:shd w:val="clear" w:color="auto" w:fill="BFBFBF" w:themeFill="background1" w:themeFillShade="BF"/>
+        </w:rPr>
+        <w:t xml:space="preserve">      throw e;</w:t>
+      </w:r>
+    </w:p>
+    <w:p>
+      <w:pPr>
+        <w:rPr>
+          <w:color w:val="0000CC"/>
+          <w:sz w:val="20"/>
+          <w:szCs w:val="18"/>
+          <w:shd w:val="clear" w:color="auto" w:fill="BFBFBF" w:themeFill="background1" w:themeFillShade="BF"/>
+        </w:rPr>
+      </w:pPr>
+      <w:r>
+        <w:rPr>
+          <w:rFonts w:hint="eastAsia"/>
+          <w:color w:val="0000CC"/>
+          <w:sz w:val="20"/>
+          <w:szCs w:val="18"/>
+          <w:shd w:val="clear" w:color="auto" w:fill="BFBFBF" w:themeFill="background1" w:themeFillShade="BF"/>
+        </w:rPr>
+        <w:t xml:space="preserve">   }</w:t>
+      </w:r>
+    </w:p>
+    <w:p>
+      <w:pPr>
+        <w:rPr>
+          <w:color w:val="0000CC"/>
+          <w:sz w:val="20"/>
+          <w:szCs w:val="18"/>
+          <w:shd w:val="clear" w:color="auto" w:fill="BFBFBF" w:themeFill="background1" w:themeFillShade="BF"/>
+        </w:rPr>
+      </w:pPr>
+      <w:r>
+        <w:rPr>
+          <w:rFonts w:hint="eastAsia"/>
+          <w:color w:val="0000CC"/>
+          <w:sz w:val="20"/>
+          <w:szCs w:val="18"/>
+          <w:shd w:val="clear" w:color="auto" w:fill="BFBFBF" w:themeFill="background1" w:themeFillShade="BF"/>
+        </w:rPr>
+        <w:t xml:space="preserve">   finally</w:t>
+      </w:r>
+    </w:p>
+    <w:p>
+      <w:pPr>
+        <w:rPr>
+          <w:color w:val="0000CC"/>
+          <w:sz w:val="20"/>
+          <w:szCs w:val="18"/>
+          <w:shd w:val="clear" w:color="auto" w:fill="BFBFBF" w:themeFill="background1" w:themeFillShade="BF"/>
+        </w:rPr>
+      </w:pPr>
+      <w:r>
+        <w:rPr>
+          <w:rFonts w:hint="eastAsia"/>
+          <w:color w:val="0000CC"/>
+          <w:sz w:val="20"/>
+          <w:szCs w:val="18"/>
+          <w:shd w:val="clear" w:color="auto" w:fill="BFBFBF" w:themeFill="background1" w:themeFillShade="BF"/>
+        </w:rPr>
+        <w:t xml:space="preserve">   {</w:t>
+      </w:r>
+    </w:p>
+    <w:p>
+      <w:pPr>
+        <w:rPr>
+          <w:color w:val="0000CC"/>
+          <w:sz w:val="20"/>
+          <w:szCs w:val="18"/>
+          <w:shd w:val="clear" w:color="auto" w:fill="BFBFBF" w:themeFill="background1" w:themeFillShade="BF"/>
+        </w:rPr>
+      </w:pPr>
+      <w:r>
+        <w:rPr>
+          <w:rFonts w:hint="eastAsia"/>
+          <w:color w:val="0000CC"/>
+          <w:sz w:val="20"/>
+          <w:szCs w:val="18"/>
+          <w:shd w:val="clear" w:color="auto" w:fill="BFBFBF" w:themeFill="background1" w:themeFillShade="BF"/>
+        </w:rPr>
+        <w:t xml:space="preserve">      //</w:t>
+      </w:r>
+      <w:r>
+        <w:rPr>
+          <w:rFonts w:hint="eastAsia"/>
+          <w:color w:val="0000CC"/>
+          <w:sz w:val="20"/>
+          <w:szCs w:val="18"/>
+          <w:shd w:val="clear" w:color="auto" w:fill="BFBFBF" w:themeFill="background1" w:themeFillShade="BF"/>
+        </w:rPr>
+        <w:t>清理环境</w:t>
+      </w:r>
+    </w:p>
+    <w:p>
+      <w:pPr>
+        <w:rPr>
+          <w:color w:val="0000CC"/>
+          <w:sz w:val="20"/>
+          <w:szCs w:val="18"/>
+          <w:shd w:val="clear" w:color="auto" w:fill="BFBFBF" w:themeFill="background1" w:themeFillShade="BF"/>
+        </w:rPr>
+      </w:pPr>
+      <w:r>
+        <w:rPr>
+          <w:rFonts w:hint="eastAsia"/>
+          <w:color w:val="0000CC"/>
+          <w:sz w:val="20"/>
+          <w:szCs w:val="18"/>
+          <w:shd w:val="clear" w:color="auto" w:fill="BFBFBF" w:themeFill="background1" w:themeFillShade="BF"/>
+        </w:rPr>
+        <w:t xml:space="preserve">   }</w:t>
+      </w:r>
+    </w:p>
+    <w:p>
+      <w:pPr>
+        <w:rPr>
+          <w:color w:val="0000CC"/>
+          <w:sz w:val="20"/>
+          <w:szCs w:val="18"/>
+          <w:shd w:val="clear" w:color="auto" w:fill="BFBFBF" w:themeFill="background1" w:themeFillShade="BF"/>
+        </w:rPr>
+      </w:pPr>
+      <w:r>
+        <w:rPr>
+          <w:rFonts w:hint="eastAsia"/>
+          <w:color w:val="0000CC"/>
+          <w:sz w:val="20"/>
+          <w:szCs w:val="18"/>
+          <w:shd w:val="clear" w:color="auto" w:fill="BFBFBF" w:themeFill="background1" w:themeFillShade="BF"/>
+        </w:rPr>
+        <w:t>}</w:t>
+      </w:r>
+    </w:p>
+    <w:p>
+      <w:pPr>
+        <w:pStyle w:val="Heading2"/>
+      </w:pPr>
+      <w:r>
+        <w:rPr>
+          <w:rFonts w:hint="eastAsia"/>
+        </w:rPr>
+        <w:t>处理异常代码必须包含</w:t>
+      </w:r>
+      <w:r>
+        <w:rPr>
+          <w:rFonts w:hint="eastAsia"/>
+        </w:rPr>
+        <w:t>finally</w:t>
+      </w:r>
+    </w:p>
+    <w:p>
+      <w:r>
+        <w:rPr>
+          <w:rFonts w:hint="eastAsia"/>
+        </w:rPr>
+        <w:t>处理异常的代码必须包含</w:t>
+      </w:r>
+      <w:r>
+        <w:rPr>
+          <w:rFonts w:hint="eastAsia"/>
+        </w:rPr>
+        <w:t>finally</w:t>
+      </w:r>
+      <w:r>
+        <w:rPr>
+          <w:rFonts w:hint="eastAsia"/>
+        </w:rPr>
+        <w:t>，如下：</w:t>
+      </w:r>
+    </w:p>
+    <w:p>
+      <w:pPr>
+        <w:rPr>
+          <w:color w:val="0000CC"/>
+          <w:sz w:val="18"/>
+          <w:szCs w:val="18"/>
+          <w:shd w:val="clear" w:color="auto" w:fill="BFBFBF" w:themeFill="background1" w:themeFillShade="BF"/>
+        </w:rPr>
+      </w:pPr>
+      <w:r>
+        <w:rPr>
+          <w:rFonts w:hint="eastAsia"/>
+          <w:color w:val="0000CC"/>
+          <w:sz w:val="18"/>
+          <w:szCs w:val="18"/>
+          <w:shd w:val="clear" w:color="auto" w:fill="BFBFBF" w:themeFill="background1" w:themeFillShade="BF"/>
+        </w:rPr>
+        <w:t>try</w:t>
+      </w:r>
+    </w:p>
+    <w:p>
+      <w:pPr>
+        <w:rPr>
+          <w:color w:val="0000CC"/>
+          <w:sz w:val="18"/>
+          <w:szCs w:val="18"/>
+          <w:shd w:val="clear" w:color="auto" w:fill="BFBFBF" w:themeFill="background1" w:themeFillShade="BF"/>
+        </w:rPr>
+      </w:pPr>
+      <w:r>
+        <w:rPr>
+          <w:rFonts w:hint="eastAsia"/>
+          <w:color w:val="0000CC"/>
+          <w:sz w:val="18"/>
+          <w:szCs w:val="18"/>
+          <w:shd w:val="clear" w:color="auto" w:fill="BFBFBF" w:themeFill="background1" w:themeFillShade="BF"/>
         </w:rPr>
         <w:t>{</w:t>
       </w:r>
@@ -4710,645 +4974,118 @@
       <w:pPr>
         <w:rPr>
           <w:color w:val="0000CC"/>
-          <w:sz w:val="20"/>
-          <w:szCs w:val="18"/>
-          <w:shd w:val="clear" w:color="auto" w:fill="80C687" w:themeFill="background1" w:themeFillShade="BF"/>
-        </w:rPr>
-      </w:pPr>
-      <w:r>
-        <w:rPr>
-          <w:rFonts w:hint="eastAsia"/>
-          <w:color w:val="0000CC"/>
-          <w:sz w:val="20"/>
-          <w:szCs w:val="18"/>
-          <w:shd w:val="clear" w:color="auto" w:fill="80C687" w:themeFill="background1" w:themeFillShade="BF"/>
-        </w:rPr>
-        <w:t xml:space="preserve">   </w:t>
-      </w:r>
-      <w:proofErr w:type="gramStart"/>
-      <w:r>
-        <w:rPr>
-          <w:rFonts w:hint="eastAsia"/>
-          <w:color w:val="0000CC"/>
-          <w:sz w:val="20"/>
-          <w:szCs w:val="18"/>
-          <w:shd w:val="clear" w:color="auto" w:fill="80C687" w:themeFill="background1" w:themeFillShade="BF"/>
-        </w:rPr>
-        <w:t>try</w:t>
-      </w:r>
-      <w:proofErr w:type="gramEnd"/>
-    </w:p>
-    <w:p>
-      <w:pPr>
-        <w:rPr>
-          <w:color w:val="0000CC"/>
-          <w:sz w:val="20"/>
-          <w:szCs w:val="18"/>
-          <w:shd w:val="clear" w:color="auto" w:fill="80C687" w:themeFill="background1" w:themeFillShade="BF"/>
-        </w:rPr>
-      </w:pPr>
-      <w:r>
-        <w:rPr>
-          <w:rFonts w:hint="eastAsia"/>
-          <w:color w:val="0000CC"/>
-          <w:sz w:val="20"/>
-          <w:szCs w:val="18"/>
-          <w:shd w:val="clear" w:color="auto" w:fill="80C687" w:themeFill="background1" w:themeFillShade="BF"/>
-        </w:rPr>
-        <w:t xml:space="preserve">   {</w:t>
-      </w:r>
-    </w:p>
-    <w:p>
-      <w:pPr>
-        <w:rPr>
-          <w:color w:val="0000CC"/>
-          <w:sz w:val="20"/>
-          <w:szCs w:val="18"/>
-          <w:shd w:val="clear" w:color="auto" w:fill="80C687" w:themeFill="background1" w:themeFillShade="BF"/>
-        </w:rPr>
-      </w:pPr>
-      <w:r>
-        <w:rPr>
-          <w:rFonts w:hint="eastAsia"/>
-          <w:color w:val="0000CC"/>
-          <w:sz w:val="20"/>
-          <w:szCs w:val="18"/>
-          <w:shd w:val="clear" w:color="auto" w:fill="80C687" w:themeFill="background1" w:themeFillShade="BF"/>
-        </w:rPr>
-        <w:t xml:space="preserve">      </w:t>
-      </w:r>
-      <w:proofErr w:type="gramStart"/>
-      <w:r>
-        <w:rPr>
-          <w:rFonts w:hint="eastAsia"/>
-          <w:color w:val="0000CC"/>
-          <w:sz w:val="20"/>
-          <w:szCs w:val="18"/>
-          <w:shd w:val="clear" w:color="auto" w:fill="80C687" w:themeFill="background1" w:themeFillShade="BF"/>
-        </w:rPr>
-        <w:t>fun1(</w:t>
-      </w:r>
-      <w:proofErr w:type="gramEnd"/>
-      <w:r>
-        <w:rPr>
-          <w:rFonts w:hint="eastAsia"/>
-          <w:color w:val="0000CC"/>
-          <w:sz w:val="20"/>
-          <w:szCs w:val="18"/>
-          <w:shd w:val="clear" w:color="auto" w:fill="80C687" w:themeFill="background1" w:themeFillShade="BF"/>
-        </w:rPr>
-        <w:t>);</w:t>
-      </w:r>
-    </w:p>
-    <w:p>
-      <w:pPr>
-        <w:rPr>
-          <w:color w:val="0000CC"/>
-          <w:sz w:val="20"/>
-          <w:szCs w:val="18"/>
-          <w:shd w:val="clear" w:color="auto" w:fill="80C687" w:themeFill="background1" w:themeFillShade="BF"/>
-        </w:rPr>
-      </w:pPr>
-      <w:r>
-        <w:rPr>
-          <w:rFonts w:hint="eastAsia"/>
-          <w:color w:val="0000CC"/>
-          <w:sz w:val="20"/>
-          <w:szCs w:val="18"/>
-          <w:shd w:val="clear" w:color="auto" w:fill="80C687" w:themeFill="background1" w:themeFillShade="BF"/>
-        </w:rPr>
-        <w:t xml:space="preserve">      </w:t>
-      </w:r>
-      <w:proofErr w:type="gramStart"/>
-      <w:r>
-        <w:rPr>
-          <w:rFonts w:hint="eastAsia"/>
-          <w:color w:val="0000CC"/>
-          <w:sz w:val="20"/>
-          <w:szCs w:val="18"/>
-          <w:shd w:val="clear" w:color="auto" w:fill="80C687" w:themeFill="background1" w:themeFillShade="BF"/>
-        </w:rPr>
-        <w:t>fun2(</w:t>
-      </w:r>
-      <w:proofErr w:type="gramEnd"/>
-      <w:r>
-        <w:rPr>
-          <w:rFonts w:hint="eastAsia"/>
-          <w:color w:val="0000CC"/>
-          <w:sz w:val="20"/>
-          <w:szCs w:val="18"/>
-          <w:shd w:val="clear" w:color="auto" w:fill="80C687" w:themeFill="background1" w:themeFillShade="BF"/>
-        </w:rPr>
-        <w:t>);</w:t>
-      </w:r>
-    </w:p>
-    <w:p>
-      <w:pPr>
-        <w:rPr>
-          <w:color w:val="0000CC"/>
-          <w:sz w:val="20"/>
-          <w:szCs w:val="18"/>
-          <w:shd w:val="clear" w:color="auto" w:fill="80C687" w:themeFill="background1" w:themeFillShade="BF"/>
-        </w:rPr>
-      </w:pPr>
-      <w:r>
-        <w:rPr>
-          <w:rFonts w:hint="eastAsia"/>
-          <w:color w:val="0000CC"/>
-          <w:sz w:val="20"/>
-          <w:szCs w:val="18"/>
-          <w:shd w:val="clear" w:color="auto" w:fill="80C687" w:themeFill="background1" w:themeFillShade="BF"/>
-        </w:rPr>
-        <w:t xml:space="preserve">      </w:t>
-      </w:r>
-      <w:proofErr w:type="gramStart"/>
-      <w:r>
-        <w:rPr>
-          <w:rFonts w:hint="eastAsia"/>
-          <w:color w:val="0000CC"/>
-          <w:sz w:val="20"/>
-          <w:szCs w:val="18"/>
-          <w:shd w:val="clear" w:color="auto" w:fill="80C687" w:themeFill="background1" w:themeFillShade="BF"/>
-        </w:rPr>
-        <w:t>fun3(</w:t>
-      </w:r>
-      <w:proofErr w:type="gramEnd"/>
-      <w:r>
-        <w:rPr>
-          <w:rFonts w:hint="eastAsia"/>
-          <w:color w:val="0000CC"/>
-          <w:sz w:val="20"/>
-          <w:szCs w:val="18"/>
-          <w:shd w:val="clear" w:color="auto" w:fill="80C687" w:themeFill="background1" w:themeFillShade="BF"/>
-        </w:rPr>
-        <w:t>);</w:t>
-      </w:r>
-    </w:p>
-    <w:p>
-      <w:pPr>
-        <w:rPr>
-          <w:color w:val="0000CC"/>
-          <w:sz w:val="20"/>
-          <w:szCs w:val="18"/>
-          <w:shd w:val="clear" w:color="auto" w:fill="80C687" w:themeFill="background1" w:themeFillShade="BF"/>
-        </w:rPr>
-      </w:pPr>
-      <w:r>
-        <w:rPr>
-          <w:rFonts w:hint="eastAsia"/>
-          <w:color w:val="0000CC"/>
-          <w:sz w:val="20"/>
-          <w:szCs w:val="18"/>
-          <w:shd w:val="clear" w:color="auto" w:fill="80C687" w:themeFill="background1" w:themeFillShade="BF"/>
-        </w:rPr>
-        <w:t xml:space="preserve">   }</w:t>
-      </w:r>
-    </w:p>
-    <w:p>
-      <w:pPr>
-        <w:rPr>
-          <w:color w:val="0000CC"/>
-          <w:sz w:val="20"/>
-          <w:szCs w:val="18"/>
-          <w:shd w:val="clear" w:color="auto" w:fill="80C687" w:themeFill="background1" w:themeFillShade="BF"/>
-        </w:rPr>
-      </w:pPr>
-      <w:r>
-        <w:rPr>
-          <w:rFonts w:hint="eastAsia"/>
-          <w:color w:val="0000CC"/>
-          <w:sz w:val="20"/>
-          <w:szCs w:val="18"/>
-          <w:shd w:val="clear" w:color="auto" w:fill="80C687" w:themeFill="background1" w:themeFillShade="BF"/>
-        </w:rPr>
-        <w:t xml:space="preserve">   </w:t>
-      </w:r>
-      <w:proofErr w:type="gramStart"/>
-      <w:r>
-        <w:rPr>
-          <w:rFonts w:hint="eastAsia"/>
-          <w:color w:val="0000CC"/>
-          <w:sz w:val="20"/>
-          <w:szCs w:val="18"/>
-          <w:shd w:val="clear" w:color="auto" w:fill="80C687" w:themeFill="background1" w:themeFillShade="BF"/>
-        </w:rPr>
-        <w:t>catch(</w:t>
-      </w:r>
-      <w:proofErr w:type="gramEnd"/>
-      <w:r>
-        <w:rPr>
-          <w:rFonts w:hint="eastAsia"/>
-          <w:color w:val="0000CC"/>
-          <w:sz w:val="20"/>
-          <w:szCs w:val="18"/>
-          <w:shd w:val="clear" w:color="auto" w:fill="80C687" w:themeFill="background1" w:themeFillShade="BF"/>
-        </w:rPr>
-        <w:t xml:space="preserve"> e )</w:t>
-      </w:r>
-    </w:p>
-    <w:p>
-      <w:pPr>
-        <w:rPr>
-          <w:color w:val="0000CC"/>
-          <w:sz w:val="20"/>
-          <w:szCs w:val="18"/>
-          <w:shd w:val="clear" w:color="auto" w:fill="80C687" w:themeFill="background1" w:themeFillShade="BF"/>
-        </w:rPr>
-      </w:pPr>
-      <w:r>
-        <w:rPr>
-          <w:rFonts w:hint="eastAsia"/>
-          <w:color w:val="0000CC"/>
-          <w:sz w:val="20"/>
-          <w:szCs w:val="18"/>
-          <w:shd w:val="clear" w:color="auto" w:fill="80C687" w:themeFill="background1" w:themeFillShade="BF"/>
-        </w:rPr>
-        <w:t xml:space="preserve">   {</w:t>
-      </w:r>
-    </w:p>
-    <w:p>
-      <w:pPr>
-        <w:rPr>
-          <w:color w:val="0000CC"/>
-          <w:sz w:val="20"/>
-          <w:szCs w:val="18"/>
-          <w:shd w:val="clear" w:color="auto" w:fill="80C687" w:themeFill="background1" w:themeFillShade="BF"/>
-        </w:rPr>
-      </w:pPr>
-      <w:r>
-        <w:rPr>
-          <w:rFonts w:hint="eastAsia"/>
-          <w:color w:val="0000CC"/>
-          <w:sz w:val="20"/>
-          <w:szCs w:val="18"/>
-          <w:shd w:val="clear" w:color="auto" w:fill="80C687" w:themeFill="background1" w:themeFillShade="BF"/>
-        </w:rPr>
-        <w:t xml:space="preserve">      </w:t>
-      </w:r>
-      <w:proofErr w:type="gramStart"/>
-      <w:r>
-        <w:rPr>
-          <w:rFonts w:hint="eastAsia"/>
-          <w:color w:val="0000CC"/>
-          <w:sz w:val="20"/>
-          <w:szCs w:val="18"/>
-          <w:shd w:val="clear" w:color="auto" w:fill="80C687" w:themeFill="background1" w:themeFillShade="BF"/>
-        </w:rPr>
-        <w:t>throw</w:t>
-      </w:r>
-      <w:proofErr w:type="gramEnd"/>
-      <w:r>
-        <w:rPr>
-          <w:rFonts w:hint="eastAsia"/>
-          <w:color w:val="0000CC"/>
-          <w:sz w:val="20"/>
-          <w:szCs w:val="18"/>
-          <w:shd w:val="clear" w:color="auto" w:fill="80C687" w:themeFill="background1" w:themeFillShade="BF"/>
-        </w:rPr>
-        <w:t xml:space="preserve"> e;</w:t>
-      </w:r>
-    </w:p>
-    <w:p>
-      <w:pPr>
-        <w:rPr>
-          <w:color w:val="0000CC"/>
-          <w:sz w:val="20"/>
-          <w:szCs w:val="18"/>
-          <w:shd w:val="clear" w:color="auto" w:fill="80C687" w:themeFill="background1" w:themeFillShade="BF"/>
-        </w:rPr>
-      </w:pPr>
-      <w:r>
-        <w:rPr>
-          <w:rFonts w:hint="eastAsia"/>
-          <w:color w:val="0000CC"/>
-          <w:sz w:val="20"/>
-          <w:szCs w:val="18"/>
-          <w:shd w:val="clear" w:color="auto" w:fill="80C687" w:themeFill="background1" w:themeFillShade="BF"/>
-        </w:rPr>
-        <w:t xml:space="preserve">   }</w:t>
-      </w:r>
-    </w:p>
-    <w:p>
-      <w:pPr>
-        <w:rPr>
-          <w:color w:val="0000CC"/>
-          <w:sz w:val="20"/>
-          <w:szCs w:val="18"/>
-          <w:shd w:val="clear" w:color="auto" w:fill="80C687" w:themeFill="background1" w:themeFillShade="BF"/>
-        </w:rPr>
-      </w:pPr>
-      <w:r>
-        <w:rPr>
-          <w:rFonts w:hint="eastAsia"/>
-          <w:color w:val="0000CC"/>
-          <w:sz w:val="20"/>
-          <w:szCs w:val="18"/>
-          <w:shd w:val="clear" w:color="auto" w:fill="80C687" w:themeFill="background1" w:themeFillShade="BF"/>
-        </w:rPr>
-        <w:t xml:space="preserve">   </w:t>
-      </w:r>
-      <w:proofErr w:type="gramStart"/>
-      <w:r>
-        <w:rPr>
-          <w:rFonts w:hint="eastAsia"/>
-          <w:color w:val="0000CC"/>
-          <w:sz w:val="20"/>
-          <w:szCs w:val="18"/>
-          <w:shd w:val="clear" w:color="auto" w:fill="80C687" w:themeFill="background1" w:themeFillShade="BF"/>
+          <w:sz w:val="18"/>
+          <w:szCs w:val="18"/>
+          <w:shd w:val="clear" w:color="auto" w:fill="BFBFBF" w:themeFill="background1" w:themeFillShade="BF"/>
+        </w:rPr>
+      </w:pPr>
+      <w:r>
+        <w:rPr>
+          <w:rFonts w:hint="eastAsia"/>
+          <w:color w:val="0000CC"/>
+          <w:sz w:val="18"/>
+          <w:szCs w:val="18"/>
+          <w:shd w:val="clear" w:color="auto" w:fill="BFBFBF" w:themeFill="background1" w:themeFillShade="BF"/>
+        </w:rPr>
+        <w:t>}</w:t>
+      </w:r>
+    </w:p>
+    <w:p>
+      <w:pPr>
+        <w:rPr>
+          <w:color w:val="0000CC"/>
+          <w:sz w:val="18"/>
+          <w:szCs w:val="18"/>
+          <w:shd w:val="clear" w:color="auto" w:fill="BFBFBF" w:themeFill="background1" w:themeFillShade="BF"/>
+        </w:rPr>
+      </w:pPr>
+      <w:r>
+        <w:rPr>
+          <w:rFonts w:hint="eastAsia"/>
+          <w:color w:val="0000CC"/>
+          <w:sz w:val="18"/>
+          <w:szCs w:val="18"/>
+          <w:shd w:val="clear" w:color="auto" w:fill="BFBFBF" w:themeFill="background1" w:themeFillShade="BF"/>
+        </w:rPr>
+        <w:t>catch</w:t>
+      </w:r>
+    </w:p>
+    <w:p>
+      <w:pPr>
+        <w:rPr>
+          <w:color w:val="0000CC"/>
+          <w:sz w:val="18"/>
+          <w:szCs w:val="18"/>
+          <w:shd w:val="clear" w:color="auto" w:fill="BFBFBF" w:themeFill="background1" w:themeFillShade="BF"/>
+        </w:rPr>
+      </w:pPr>
+      <w:r>
+        <w:rPr>
+          <w:rFonts w:hint="eastAsia"/>
+          <w:color w:val="0000CC"/>
+          <w:sz w:val="18"/>
+          <w:szCs w:val="18"/>
+          <w:shd w:val="clear" w:color="auto" w:fill="BFBFBF" w:themeFill="background1" w:themeFillShade="BF"/>
+        </w:rPr>
+        <w:t>{</w:t>
+      </w:r>
+    </w:p>
+    <w:p>
+      <w:pPr>
+        <w:rPr>
+          <w:color w:val="0000CC"/>
+          <w:sz w:val="18"/>
+          <w:szCs w:val="18"/>
+          <w:shd w:val="clear" w:color="auto" w:fill="BFBFBF" w:themeFill="background1" w:themeFillShade="BF"/>
+        </w:rPr>
+      </w:pPr>
+      <w:r>
+        <w:rPr>
+          <w:rFonts w:hint="eastAsia"/>
+          <w:color w:val="0000CC"/>
+          <w:sz w:val="18"/>
+          <w:szCs w:val="18"/>
+          <w:shd w:val="clear" w:color="auto" w:fill="BFBFBF" w:themeFill="background1" w:themeFillShade="BF"/>
+        </w:rPr>
+        <w:t>}</w:t>
+      </w:r>
+    </w:p>
+    <w:p>
+      <w:pPr>
+        <w:rPr>
+          <w:color w:val="0000CC"/>
+          <w:sz w:val="18"/>
+          <w:szCs w:val="18"/>
+          <w:shd w:val="clear" w:color="auto" w:fill="BFBFBF" w:themeFill="background1" w:themeFillShade="BF"/>
+        </w:rPr>
+      </w:pPr>
+      <w:r>
+        <w:rPr>
+          <w:rFonts w:hint="eastAsia"/>
+          <w:color w:val="0000CC"/>
+          <w:sz w:val="18"/>
+          <w:szCs w:val="18"/>
+          <w:shd w:val="clear" w:color="auto" w:fill="BFBFBF" w:themeFill="background1" w:themeFillShade="BF"/>
         </w:rPr>
         <w:t>finally</w:t>
       </w:r>
-      <w:proofErr w:type="gramEnd"/>
-    </w:p>
-    <w:p>
-      <w:pPr>
-        <w:rPr>
-          <w:color w:val="0000CC"/>
-          <w:sz w:val="20"/>
-          <w:szCs w:val="18"/>
-          <w:shd w:val="clear" w:color="auto" w:fill="80C687" w:themeFill="background1" w:themeFillShade="BF"/>
-        </w:rPr>
-      </w:pPr>
-      <w:r>
-        <w:rPr>
-          <w:rFonts w:hint="eastAsia"/>
-          <w:color w:val="0000CC"/>
-          <w:sz w:val="20"/>
-          <w:szCs w:val="18"/>
-          <w:shd w:val="clear" w:color="auto" w:fill="80C687" w:themeFill="background1" w:themeFillShade="BF"/>
-        </w:rPr>
-        <w:t xml:space="preserve">   {</w:t>
-      </w:r>
-    </w:p>
-    <w:p>
-      <w:pPr>
-        <w:rPr>
-          <w:color w:val="0000CC"/>
-          <w:sz w:val="20"/>
-          <w:szCs w:val="18"/>
-          <w:shd w:val="clear" w:color="auto" w:fill="80C687" w:themeFill="background1" w:themeFillShade="BF"/>
-        </w:rPr>
-      </w:pPr>
-      <w:r>
-        <w:rPr>
-          <w:rFonts w:hint="eastAsia"/>
-          <w:color w:val="0000CC"/>
-          <w:sz w:val="20"/>
-          <w:szCs w:val="18"/>
-          <w:shd w:val="clear" w:color="auto" w:fill="80C687" w:themeFill="background1" w:themeFillShade="BF"/>
-        </w:rPr>
-        <w:t xml:space="preserve">      //</w:t>
-      </w:r>
-      <w:r>
-        <w:rPr>
-          <w:rFonts w:hint="eastAsia"/>
-          <w:color w:val="0000CC"/>
-          <w:sz w:val="20"/>
-          <w:szCs w:val="18"/>
-          <w:shd w:val="clear" w:color="auto" w:fill="80C687" w:themeFill="background1" w:themeFillShade="BF"/>
-        </w:rPr>
-        <w:t>清理环境</w:t>
-      </w:r>
-    </w:p>
-    <w:p>
-      <w:pPr>
-        <w:rPr>
-          <w:color w:val="0000CC"/>
-          <w:sz w:val="20"/>
-          <w:szCs w:val="18"/>
-          <w:shd w:val="clear" w:color="auto" w:fill="80C687" w:themeFill="background1" w:themeFillShade="BF"/>
-        </w:rPr>
-      </w:pPr>
-      <w:r>
-        <w:rPr>
-          <w:rFonts w:hint="eastAsia"/>
-          <w:color w:val="0000CC"/>
-          <w:sz w:val="20"/>
-          <w:szCs w:val="18"/>
-          <w:shd w:val="clear" w:color="auto" w:fill="80C687" w:themeFill="background1" w:themeFillShade="BF"/>
-        </w:rPr>
-        <w:t xml:space="preserve">   }</w:t>
-      </w:r>
-    </w:p>
-    <w:p>
-      <w:pPr>
-        <w:rPr>
-          <w:color w:val="0000CC"/>
-          <w:sz w:val="20"/>
-          <w:szCs w:val="18"/>
-          <w:shd w:val="clear" w:color="auto" w:fill="80C687" w:themeFill="background1" w:themeFillShade="BF"/>
-        </w:rPr>
-      </w:pPr>
-      <w:r>
-        <w:rPr>
-          <w:rFonts w:hint="eastAsia"/>
-          <w:color w:val="0000CC"/>
-          <w:sz w:val="20"/>
-          <w:szCs w:val="18"/>
-          <w:shd w:val="clear" w:color="auto" w:fill="80C687" w:themeFill="background1" w:themeFillShade="BF"/>
-        </w:rPr>
-        <w:t>}</w:t>
-      </w:r>
-    </w:p>
-    <w:p>
-      <w:pPr>
-        <w:pStyle w:val="Heading2"/>
-      </w:pPr>
-      <w:r>
-        <w:rPr>
-          <w:rFonts w:hint="eastAsia"/>
-        </w:rPr>
-        <w:t>处理异常代码必须包含</w:t>
-      </w:r>
-      <w:r>
-        <w:rPr>
-          <w:rFonts w:hint="eastAsia"/>
-        </w:rPr>
-        <w:t>finally</w:t>
-      </w:r>
-    </w:p>
-    <w:p>
-      <w:r>
-        <w:rPr>
-          <w:rFonts w:hint="eastAsia"/>
-        </w:rPr>
-        <w:t>处理异常的代码必须包含</w:t>
-      </w:r>
-      <w:r>
-        <w:rPr>
-          <w:rFonts w:hint="eastAsia"/>
-        </w:rPr>
-        <w:t>finally</w:t>
-      </w:r>
-      <w:r>
-        <w:rPr>
-          <w:rFonts w:hint="eastAsia"/>
-        </w:rPr>
-        <w:t>，如下：</w:t>
-      </w:r>
-    </w:p>
-    <w:p>
-      <w:pPr>
-        <w:rPr>
-          <w:color w:val="0000CC"/>
-          <w:sz w:val="18"/>
-          <w:szCs w:val="18"/>
-          <w:shd w:val="clear" w:color="auto" w:fill="80C687" w:themeFill="background1" w:themeFillShade="BF"/>
-        </w:rPr>
-      </w:pPr>
-      <w:proofErr w:type="gramStart"/>
-      <w:r>
-        <w:rPr>
-          <w:rFonts w:hint="eastAsia"/>
-          <w:color w:val="0000CC"/>
-          <w:sz w:val="18"/>
-          <w:szCs w:val="18"/>
-          <w:shd w:val="clear" w:color="auto" w:fill="80C687" w:themeFill="background1" w:themeFillShade="BF"/>
-        </w:rPr>
-        <w:t>try</w:t>
-      </w:r>
-      <w:proofErr w:type="gramEnd"/>
-    </w:p>
-    <w:p>
-      <w:pPr>
-        <w:rPr>
-          <w:color w:val="0000CC"/>
-          <w:sz w:val="18"/>
-          <w:szCs w:val="18"/>
-          <w:shd w:val="clear" w:color="auto" w:fill="80C687" w:themeFill="background1" w:themeFillShade="BF"/>
-        </w:rPr>
-      </w:pPr>
-      <w:r>
-        <w:rPr>
-          <w:rFonts w:hint="eastAsia"/>
-          <w:color w:val="0000CC"/>
-          <w:sz w:val="18"/>
-          <w:szCs w:val="18"/>
-          <w:shd w:val="clear" w:color="auto" w:fill="80C687" w:themeFill="background1" w:themeFillShade="BF"/>
-        </w:rPr>
-        <w:t>{</w:t>
-      </w:r>
-    </w:p>
-    <w:p>
-      <w:pPr>
-        <w:rPr>
-          <w:color w:val="0000CC"/>
-          <w:sz w:val="18"/>
-          <w:szCs w:val="18"/>
-          <w:shd w:val="clear" w:color="auto" w:fill="80C687" w:themeFill="background1" w:themeFillShade="BF"/>
-        </w:rPr>
-      </w:pPr>
-      <w:r>
-        <w:rPr>
-          <w:rFonts w:hint="eastAsia"/>
-          <w:color w:val="0000CC"/>
-          <w:sz w:val="18"/>
-          <w:szCs w:val="18"/>
-          <w:shd w:val="clear" w:color="auto" w:fill="80C687" w:themeFill="background1" w:themeFillShade="BF"/>
-        </w:rPr>
-        <w:t>}</w:t>
-      </w:r>
-    </w:p>
-    <w:p>
-      <w:pPr>
-        <w:rPr>
-          <w:color w:val="0000CC"/>
-          <w:sz w:val="18"/>
-          <w:szCs w:val="18"/>
-          <w:shd w:val="clear" w:color="auto" w:fill="80C687" w:themeFill="background1" w:themeFillShade="BF"/>
-        </w:rPr>
-      </w:pPr>
-      <w:proofErr w:type="gramStart"/>
-      <w:r>
-        <w:rPr>
-          <w:rFonts w:hint="eastAsia"/>
-          <w:color w:val="0000CC"/>
-          <w:sz w:val="18"/>
-          <w:szCs w:val="18"/>
-          <w:shd w:val="clear" w:color="auto" w:fill="80C687" w:themeFill="background1" w:themeFillShade="BF"/>
-        </w:rPr>
-        <w:t>catch</w:t>
-      </w:r>
-      <w:proofErr w:type="gramEnd"/>
-    </w:p>
-    <w:p>
-      <w:pPr>
-        <w:rPr>
-          <w:color w:val="0000CC"/>
-          <w:sz w:val="18"/>
-          <w:szCs w:val="18"/>
-          <w:shd w:val="clear" w:color="auto" w:fill="80C687" w:themeFill="background1" w:themeFillShade="BF"/>
-        </w:rPr>
-      </w:pPr>
-      <w:r>
-        <w:rPr>
-          <w:rFonts w:hint="eastAsia"/>
-          <w:color w:val="0000CC"/>
-          <w:sz w:val="18"/>
-          <w:szCs w:val="18"/>
-          <w:shd w:val="clear" w:color="auto" w:fill="80C687" w:themeFill="background1" w:themeFillShade="BF"/>
-        </w:rPr>
-        <w:t>{</w:t>
-      </w:r>
-    </w:p>
-    <w:p>
-      <w:pPr>
-        <w:rPr>
-          <w:color w:val="0000CC"/>
-          <w:sz w:val="18"/>
-          <w:szCs w:val="18"/>
-          <w:shd w:val="clear" w:color="auto" w:fill="80C687" w:themeFill="background1" w:themeFillShade="BF"/>
-        </w:rPr>
-      </w:pPr>
-      <w:r>
-        <w:rPr>
-          <w:rFonts w:hint="eastAsia"/>
-          <w:color w:val="0000CC"/>
-          <w:sz w:val="18"/>
-          <w:szCs w:val="18"/>
-          <w:shd w:val="clear" w:color="auto" w:fill="80C687" w:themeFill="background1" w:themeFillShade="BF"/>
-        </w:rPr>
-        <w:t>}</w:t>
-      </w:r>
-    </w:p>
-    <w:p>
-      <w:pPr>
-        <w:rPr>
-          <w:color w:val="0000CC"/>
-          <w:sz w:val="18"/>
-          <w:szCs w:val="18"/>
-          <w:shd w:val="clear" w:color="auto" w:fill="80C687" w:themeFill="background1" w:themeFillShade="BF"/>
-        </w:rPr>
-      </w:pPr>
-      <w:proofErr w:type="gramStart"/>
-      <w:r>
-        <w:rPr>
-          <w:rFonts w:hint="eastAsia"/>
-          <w:color w:val="0000CC"/>
-          <w:sz w:val="18"/>
-          <w:szCs w:val="18"/>
-          <w:shd w:val="clear" w:color="auto" w:fill="80C687" w:themeFill="background1" w:themeFillShade="BF"/>
-        </w:rPr>
-        <w:t>finally</w:t>
-      </w:r>
-      <w:proofErr w:type="gramEnd"/>
-    </w:p>
-    <w:p>
-      <w:pPr>
-        <w:rPr>
-          <w:color w:val="0000CC"/>
-          <w:sz w:val="18"/>
-          <w:szCs w:val="18"/>
-          <w:shd w:val="clear" w:color="auto" w:fill="80C687" w:themeFill="background1" w:themeFillShade="BF"/>
-        </w:rPr>
-      </w:pPr>
-      <w:r>
-        <w:rPr>
-          <w:rFonts w:hint="eastAsia"/>
-          <w:color w:val="0000CC"/>
-          <w:sz w:val="18"/>
-          <w:szCs w:val="18"/>
-          <w:shd w:val="clear" w:color="auto" w:fill="80C687" w:themeFill="background1" w:themeFillShade="BF"/>
+    </w:p>
+    <w:p>
+      <w:pPr>
+        <w:rPr>
+          <w:color w:val="0000CC"/>
+          <w:sz w:val="18"/>
+          <w:szCs w:val="18"/>
+          <w:shd w:val="clear" w:color="auto" w:fill="BFBFBF" w:themeFill="background1" w:themeFillShade="BF"/>
+        </w:rPr>
+      </w:pPr>
+      <w:r>
+        <w:rPr>
+          <w:rFonts w:hint="eastAsia"/>
+          <w:color w:val="0000CC"/>
+          <w:sz w:val="18"/>
+          <w:szCs w:val="18"/>
+          <w:shd w:val="clear" w:color="auto" w:fill="BFBFBF" w:themeFill="background1" w:themeFillShade="BF"/>
         </w:rPr>
         <w:lastRenderedPageBreak/>
         <w:t>{</w:t>
@@ -5360,16 +5097,16 @@
           <w:color w:val="0000CC"/>
           <w:sz w:val="18"/>
           <w:szCs w:val="18"/>
-          <w:shd w:val="clear" w:color="auto" w:fill="80C687" w:themeFill="background1" w:themeFillShade="BF"/>
-        </w:rPr>
-      </w:pPr>
-      <w:r>
-        <w:rPr>
-          <w:rFonts w:hint="eastAsia"/>
-          <w:color w:val="0000CC"/>
-          <w:sz w:val="18"/>
-          <w:szCs w:val="18"/>
-          <w:shd w:val="clear" w:color="auto" w:fill="80C687" w:themeFill="background1" w:themeFillShade="BF"/>
+          <w:shd w:val="clear" w:color="auto" w:fill="BFBFBF" w:themeFill="background1" w:themeFillShade="BF"/>
+        </w:rPr>
+      </w:pPr>
+      <w:r>
+        <w:rPr>
+          <w:rFonts w:hint="eastAsia"/>
+          <w:color w:val="0000CC"/>
+          <w:sz w:val="18"/>
+          <w:szCs w:val="18"/>
+          <w:shd w:val="clear" w:color="auto" w:fill="BFBFBF" w:themeFill="background1" w:themeFillShade="BF"/>
         </w:rPr>
         <w:t>}</w:t>
       </w:r>
@@ -5481,68 +5218,228 @@
         <w:rPr>
           <w:rFonts w:hint="eastAsia"/>
         </w:rPr>
-        <w:t>的函数参数如果未进行覆值，其值为</w:t>
-      </w:r>
-      <w:proofErr w:type="gramStart"/>
-      <w:r>
-        <w:rPr>
-          <w:rFonts w:hint="eastAsia"/>
+        <w:t>的函数参数如果未进行覆值，其值为“</w:t>
+      </w:r>
+      <w:r>
+        <w:rPr>
+          <w:rFonts w:hint="eastAsia"/>
+        </w:rPr>
+        <w:t>undefined</w:t>
+      </w:r>
+      <w:r>
+        <w:rPr>
+          <w:rFonts w:hint="eastAsia"/>
+        </w:rPr>
+        <w:t>“，可通过如下方式进行默认值处理：</w:t>
+      </w:r>
+    </w:p>
+    <w:p>
+      <w:pPr>
+        <w:rPr>
+          <w:color w:val="0000CC"/>
+          <w:sz w:val="18"/>
+          <w:szCs w:val="18"/>
+          <w:shd w:val="clear" w:color="auto" w:fill="BFBFBF" w:themeFill="background1" w:themeFillShade="BF"/>
+        </w:rPr>
+      </w:pPr>
+      <w:r>
+        <w:rPr>
+          <w:rFonts w:hint="eastAsia"/>
+          <w:color w:val="0000CC"/>
+          <w:sz w:val="18"/>
+          <w:szCs w:val="18"/>
+          <w:shd w:val="clear" w:color="auto" w:fill="BFBFBF" w:themeFill="background1" w:themeFillShade="BF"/>
+        </w:rPr>
+        <w:t xml:space="preserve">function connect( host, </w:t>
+      </w:r>
+      <w:proofErr w:type="spellStart"/>
+      <w:r>
+        <w:rPr>
+          <w:rFonts w:hint="eastAsia"/>
+          <w:color w:val="0000CC"/>
+          <w:sz w:val="18"/>
+          <w:szCs w:val="18"/>
+          <w:shd w:val="clear" w:color="auto" w:fill="BFBFBF" w:themeFill="background1" w:themeFillShade="BF"/>
+        </w:rPr>
+        <w:t>svcname</w:t>
+      </w:r>
+      <w:proofErr w:type="spellEnd"/>
+      <w:r>
+        <w:rPr>
+          <w:rFonts w:hint="eastAsia"/>
+          <w:color w:val="0000CC"/>
+          <w:sz w:val="18"/>
+          <w:szCs w:val="18"/>
+          <w:shd w:val="clear" w:color="auto" w:fill="BFBFBF" w:themeFill="background1" w:themeFillShade="BF"/>
+        </w:rPr>
+        <w:t xml:space="preserve"> )</w:t>
+      </w:r>
+    </w:p>
+    <w:p>
+      <w:pPr>
+        <w:rPr>
+          <w:color w:val="0000CC"/>
+          <w:sz w:val="18"/>
+          <w:szCs w:val="18"/>
+          <w:shd w:val="clear" w:color="auto" w:fill="BFBFBF" w:themeFill="background1" w:themeFillShade="BF"/>
+        </w:rPr>
+      </w:pPr>
+      <w:r>
+        <w:rPr>
+          <w:rFonts w:hint="eastAsia"/>
+          <w:color w:val="0000CC"/>
+          <w:sz w:val="18"/>
+          <w:szCs w:val="18"/>
+          <w:shd w:val="clear" w:color="auto" w:fill="BFBFBF" w:themeFill="background1" w:themeFillShade="BF"/>
+        </w:rPr>
+        <w:t>{</w:t>
+      </w:r>
+    </w:p>
+    <w:p>
+      <w:pPr>
+        <w:rPr>
+          <w:color w:val="0000CC"/>
+          <w:sz w:val="18"/>
+          <w:szCs w:val="18"/>
+          <w:shd w:val="clear" w:color="auto" w:fill="BFBFBF" w:themeFill="background1" w:themeFillShade="BF"/>
+        </w:rPr>
+      </w:pPr>
+      <w:r>
+        <w:rPr>
+          <w:rFonts w:hint="eastAsia"/>
+          <w:color w:val="0000CC"/>
+          <w:sz w:val="18"/>
+          <w:szCs w:val="18"/>
+          <w:shd w:val="clear" w:color="auto" w:fill="BFBFBF" w:themeFill="background1" w:themeFillShade="BF"/>
+        </w:rPr>
+        <w:t xml:space="preserve">   if ( host == undefined )</w:t>
+      </w:r>
+    </w:p>
+    <w:p>
+      <w:pPr>
+        <w:rPr>
+          <w:color w:val="0000CC"/>
+          <w:sz w:val="18"/>
+          <w:szCs w:val="18"/>
+          <w:shd w:val="clear" w:color="auto" w:fill="BFBFBF" w:themeFill="background1" w:themeFillShade="BF"/>
+        </w:rPr>
+      </w:pPr>
+      <w:r>
+        <w:rPr>
+          <w:rFonts w:hint="eastAsia"/>
+          <w:color w:val="0000CC"/>
+          <w:sz w:val="18"/>
+          <w:szCs w:val="18"/>
+          <w:shd w:val="clear" w:color="auto" w:fill="BFBFBF" w:themeFill="background1" w:themeFillShade="BF"/>
+        </w:rPr>
+        <w:t xml:space="preserve">   {</w:t>
+      </w:r>
+    </w:p>
+    <w:p>
+      <w:pPr>
+        <w:rPr>
+          <w:color w:val="0000CC"/>
+          <w:sz w:val="18"/>
+          <w:szCs w:val="18"/>
+          <w:shd w:val="clear" w:color="auto" w:fill="BFBFBF" w:themeFill="background1" w:themeFillShade="BF"/>
+        </w:rPr>
+      </w:pPr>
+      <w:r>
+        <w:rPr>
+          <w:rFonts w:hint="eastAsia"/>
+          <w:color w:val="0000CC"/>
+          <w:sz w:val="18"/>
+          <w:szCs w:val="18"/>
+          <w:shd w:val="clear" w:color="auto" w:fill="BFBFBF" w:themeFill="background1" w:themeFillShade="BF"/>
+        </w:rPr>
+        <w:t xml:space="preserve">      host = </w:t>
+      </w:r>
+      <w:r>
+        <w:rPr>
+          <w:color w:val="0000CC"/>
+          <w:sz w:val="18"/>
+          <w:szCs w:val="18"/>
+          <w:shd w:val="clear" w:color="auto" w:fill="BFBFBF" w:themeFill="background1" w:themeFillShade="BF"/>
         </w:rPr>
         <w:t>“</w:t>
       </w:r>
-      <w:proofErr w:type="gramEnd"/>
-      <w:r>
-        <w:rPr>
-          <w:rFonts w:hint="eastAsia"/>
-        </w:rPr>
-        <w:t>undefined</w:t>
-      </w:r>
-      <w:r>
-        <w:rPr>
-          <w:rFonts w:hint="eastAsia"/>
-        </w:rPr>
-        <w:t>“，可通过如下方式进行默认值处理：</w:t>
-      </w:r>
-    </w:p>
-    <w:p>
-      <w:pPr>
-        <w:rPr>
-          <w:color w:val="0000CC"/>
-          <w:sz w:val="18"/>
-          <w:szCs w:val="18"/>
-          <w:shd w:val="clear" w:color="auto" w:fill="80C687" w:themeFill="background1" w:themeFillShade="BF"/>
-        </w:rPr>
-      </w:pPr>
-      <w:proofErr w:type="gramStart"/>
-      <w:r>
-        <w:rPr>
-          <w:rFonts w:hint="eastAsia"/>
-          <w:color w:val="0000CC"/>
-          <w:sz w:val="18"/>
-          <w:szCs w:val="18"/>
-          <w:shd w:val="clear" w:color="auto" w:fill="80C687" w:themeFill="background1" w:themeFillShade="BF"/>
-        </w:rPr>
-        <w:t>function</w:t>
-      </w:r>
-      <w:proofErr w:type="gramEnd"/>
-      <w:r>
-        <w:rPr>
-          <w:rFonts w:hint="eastAsia"/>
-          <w:color w:val="0000CC"/>
-          <w:sz w:val="18"/>
-          <w:szCs w:val="18"/>
-          <w:shd w:val="clear" w:color="auto" w:fill="80C687" w:themeFill="background1" w:themeFillShade="BF"/>
-        </w:rPr>
-        <w:t xml:space="preserve"> connect( host, </w:t>
-      </w:r>
-      <w:proofErr w:type="spellStart"/>
-      <w:r>
-        <w:rPr>
-          <w:rFonts w:hint="eastAsia"/>
-          <w:color w:val="0000CC"/>
-          <w:sz w:val="18"/>
-          <w:szCs w:val="18"/>
-          <w:shd w:val="clear" w:color="auto" w:fill="80C687" w:themeFill="background1" w:themeFillShade="BF"/>
+      <w:r>
+        <w:rPr>
+          <w:rFonts w:hint="eastAsia"/>
+          <w:color w:val="0000CC"/>
+          <w:sz w:val="18"/>
+          <w:szCs w:val="18"/>
+          <w:shd w:val="clear" w:color="auto" w:fill="BFBFBF" w:themeFill="background1" w:themeFillShade="BF"/>
+        </w:rPr>
+        <w:t>local</w:t>
+      </w:r>
+      <w:r>
+        <w:rPr>
+          <w:color w:val="0000CC"/>
+          <w:sz w:val="18"/>
+          <w:szCs w:val="18"/>
+          <w:shd w:val="clear" w:color="auto" w:fill="BFBFBF" w:themeFill="background1" w:themeFillShade="BF"/>
+        </w:rPr>
+        <w:t>”</w:t>
+      </w:r>
+      <w:r>
+        <w:rPr>
+          <w:rFonts w:hint="eastAsia"/>
+          <w:color w:val="0000CC"/>
+          <w:sz w:val="18"/>
+          <w:szCs w:val="18"/>
+          <w:shd w:val="clear" w:color="auto" w:fill="BFBFBF" w:themeFill="background1" w:themeFillShade="BF"/>
+        </w:rPr>
+        <w:t xml:space="preserve"> ;</w:t>
+      </w:r>
+    </w:p>
+    <w:p>
+      <w:pPr>
+        <w:rPr>
+          <w:color w:val="0000CC"/>
+          <w:sz w:val="18"/>
+          <w:szCs w:val="18"/>
+          <w:shd w:val="clear" w:color="auto" w:fill="BFBFBF" w:themeFill="background1" w:themeFillShade="BF"/>
+        </w:rPr>
+      </w:pPr>
+      <w:r>
+        <w:rPr>
+          <w:rFonts w:hint="eastAsia"/>
+          <w:color w:val="0000CC"/>
+          <w:sz w:val="18"/>
+          <w:szCs w:val="18"/>
+          <w:shd w:val="clear" w:color="auto" w:fill="BFBFBF" w:themeFill="background1" w:themeFillShade="BF"/>
+        </w:rPr>
+        <w:t xml:space="preserve">   }</w:t>
+      </w:r>
+    </w:p>
+    <w:p>
+      <w:pPr>
+        <w:rPr>
+          <w:color w:val="0000CC"/>
+          <w:sz w:val="18"/>
+          <w:szCs w:val="18"/>
+          <w:shd w:val="clear" w:color="auto" w:fill="BFBFBF" w:themeFill="background1" w:themeFillShade="BF"/>
+        </w:rPr>
+      </w:pPr>
+      <w:r>
+        <w:rPr>
+          <w:rFonts w:hint="eastAsia"/>
+          <w:color w:val="0000CC"/>
+          <w:sz w:val="18"/>
+          <w:szCs w:val="18"/>
+          <w:shd w:val="clear" w:color="auto" w:fill="BFBFBF" w:themeFill="background1" w:themeFillShade="BF"/>
+        </w:rPr>
+        <w:t xml:space="preserve">   if ( </w:t>
+      </w:r>
+      <w:proofErr w:type="spellStart"/>
+      <w:r>
+        <w:rPr>
+          <w:rFonts w:hint="eastAsia"/>
+          <w:color w:val="0000CC"/>
+          <w:sz w:val="18"/>
+          <w:szCs w:val="18"/>
+          <w:shd w:val="clear" w:color="auto" w:fill="BFBFBF" w:themeFill="background1" w:themeFillShade="BF"/>
         </w:rPr>
         <w:t>svcname</w:t>
       </w:r>
@@ -5553,7 +5450,197 @@
           <w:color w:val="0000CC"/>
           <w:sz w:val="18"/>
           <w:szCs w:val="18"/>
-          <w:shd w:val="clear" w:color="auto" w:fill="80C687" w:themeFill="background1" w:themeFillShade="BF"/>
+          <w:shd w:val="clear" w:color="auto" w:fill="BFBFBF" w:themeFill="background1" w:themeFillShade="BF"/>
+        </w:rPr>
+        <w:t xml:space="preserve"> == undefined )</w:t>
+      </w:r>
+    </w:p>
+    <w:p>
+      <w:pPr>
+        <w:rPr>
+          <w:color w:val="0000CC"/>
+          <w:sz w:val="18"/>
+          <w:szCs w:val="18"/>
+          <w:shd w:val="clear" w:color="auto" w:fill="BFBFBF" w:themeFill="background1" w:themeFillShade="BF"/>
+        </w:rPr>
+      </w:pPr>
+      <w:r>
+        <w:rPr>
+          <w:rFonts w:hint="eastAsia"/>
+          <w:color w:val="0000CC"/>
+          <w:sz w:val="18"/>
+          <w:szCs w:val="18"/>
+          <w:shd w:val="clear" w:color="auto" w:fill="BFBFBF" w:themeFill="background1" w:themeFillShade="BF"/>
+        </w:rPr>
+        <w:t xml:space="preserve">   {</w:t>
+      </w:r>
+    </w:p>
+    <w:p>
+      <w:pPr>
+        <w:rPr>
+          <w:color w:val="0000CC"/>
+          <w:sz w:val="18"/>
+          <w:szCs w:val="18"/>
+          <w:shd w:val="clear" w:color="auto" w:fill="BFBFBF" w:themeFill="background1" w:themeFillShade="BF"/>
+        </w:rPr>
+      </w:pPr>
+      <w:r>
+        <w:rPr>
+          <w:rFonts w:hint="eastAsia"/>
+          <w:color w:val="0000CC"/>
+          <w:sz w:val="18"/>
+          <w:szCs w:val="18"/>
+          <w:shd w:val="clear" w:color="auto" w:fill="BFBFBF" w:themeFill="background1" w:themeFillShade="BF"/>
+        </w:rPr>
+        <w:t xml:space="preserve">      </w:t>
+      </w:r>
+      <w:proofErr w:type="spellStart"/>
+      <w:r>
+        <w:rPr>
+          <w:rFonts w:hint="eastAsia"/>
+          <w:color w:val="0000CC"/>
+          <w:sz w:val="18"/>
+          <w:szCs w:val="18"/>
+          <w:shd w:val="clear" w:color="auto" w:fill="BFBFBF" w:themeFill="background1" w:themeFillShade="BF"/>
+        </w:rPr>
+        <w:t>svcname</w:t>
+      </w:r>
+      <w:proofErr w:type="spellEnd"/>
+      <w:r>
+        <w:rPr>
+          <w:rFonts w:hint="eastAsia"/>
+          <w:color w:val="0000CC"/>
+          <w:sz w:val="18"/>
+          <w:szCs w:val="18"/>
+          <w:shd w:val="clear" w:color="auto" w:fill="BFBFBF" w:themeFill="background1" w:themeFillShade="BF"/>
+        </w:rPr>
+        <w:t xml:space="preserve"> = </w:t>
+      </w:r>
+      <w:r>
+        <w:rPr>
+          <w:color w:val="0000CC"/>
+          <w:sz w:val="18"/>
+          <w:szCs w:val="18"/>
+          <w:shd w:val="clear" w:color="auto" w:fill="BFBFBF" w:themeFill="background1" w:themeFillShade="BF"/>
+        </w:rPr>
+        <w:t>“</w:t>
+      </w:r>
+      <w:r>
+        <w:rPr>
+          <w:rFonts w:hint="eastAsia"/>
+          <w:color w:val="0000CC"/>
+          <w:sz w:val="18"/>
+          <w:szCs w:val="18"/>
+          <w:shd w:val="clear" w:color="auto" w:fill="BFBFBF" w:themeFill="background1" w:themeFillShade="BF"/>
+        </w:rPr>
+        <w:t>11810</w:t>
+      </w:r>
+      <w:r>
+        <w:rPr>
+          <w:color w:val="0000CC"/>
+          <w:sz w:val="18"/>
+          <w:szCs w:val="18"/>
+          <w:shd w:val="clear" w:color="auto" w:fill="BFBFBF" w:themeFill="background1" w:themeFillShade="BF"/>
+        </w:rPr>
+        <w:t>”</w:t>
+      </w:r>
+      <w:r>
+        <w:rPr>
+          <w:rFonts w:hint="eastAsia"/>
+          <w:color w:val="0000CC"/>
+          <w:sz w:val="18"/>
+          <w:szCs w:val="18"/>
+          <w:shd w:val="clear" w:color="auto" w:fill="BFBFBF" w:themeFill="background1" w:themeFillShade="BF"/>
+        </w:rPr>
+        <w:t xml:space="preserve"> ;</w:t>
+      </w:r>
+    </w:p>
+    <w:p>
+      <w:pPr>
+        <w:rPr>
+          <w:color w:val="0000CC"/>
+          <w:sz w:val="18"/>
+          <w:szCs w:val="18"/>
+          <w:shd w:val="clear" w:color="auto" w:fill="BFBFBF" w:themeFill="background1" w:themeFillShade="BF"/>
+        </w:rPr>
+      </w:pPr>
+      <w:r>
+        <w:rPr>
+          <w:rFonts w:hint="eastAsia"/>
+          <w:color w:val="0000CC"/>
+          <w:sz w:val="18"/>
+          <w:szCs w:val="18"/>
+          <w:shd w:val="clear" w:color="auto" w:fill="BFBFBF" w:themeFill="background1" w:themeFillShade="BF"/>
+        </w:rPr>
+        <w:t>}</w:t>
+      </w:r>
+    </w:p>
+    <w:p>
+      <w:pPr>
+        <w:rPr>
+          <w:color w:val="0000CC"/>
+          <w:sz w:val="18"/>
+          <w:szCs w:val="18"/>
+          <w:shd w:val="clear" w:color="auto" w:fill="BFBFBF" w:themeFill="background1" w:themeFillShade="BF"/>
+        </w:rPr>
+      </w:pPr>
+      <w:r>
+        <w:rPr>
+          <w:rFonts w:hint="eastAsia"/>
+          <w:color w:val="0000CC"/>
+          <w:sz w:val="18"/>
+          <w:szCs w:val="18"/>
+          <w:shd w:val="clear" w:color="auto" w:fill="BFBFBF" w:themeFill="background1" w:themeFillShade="BF"/>
+        </w:rPr>
+        <w:t>}</w:t>
+      </w:r>
+    </w:p>
+    <w:p>
+      <w:r>
+        <w:rPr>
+          <w:rFonts w:hint="eastAsia"/>
+        </w:rPr>
+        <w:t>或：</w:t>
+      </w:r>
+    </w:p>
+    <w:p>
+      <w:pPr>
+        <w:rPr>
+          <w:color w:val="0000CC"/>
+          <w:sz w:val="18"/>
+          <w:szCs w:val="18"/>
+          <w:shd w:val="clear" w:color="auto" w:fill="BFBFBF" w:themeFill="background1" w:themeFillShade="BF"/>
+        </w:rPr>
+      </w:pPr>
+      <w:r>
+        <w:rPr>
+          <w:rFonts w:hint="eastAsia"/>
+          <w:color w:val="0000CC"/>
+          <w:sz w:val="18"/>
+          <w:szCs w:val="18"/>
+          <w:shd w:val="clear" w:color="auto" w:fill="BFBFBF" w:themeFill="background1" w:themeFillShade="BF"/>
+        </w:rPr>
+        <w:t xml:space="preserve">function connect( host, </w:t>
+      </w:r>
+      <w:proofErr w:type="spellStart"/>
+      <w:r>
+        <w:rPr>
+          <w:rFonts w:hint="eastAsia"/>
+          <w:color w:val="0000CC"/>
+          <w:sz w:val="18"/>
+          <w:szCs w:val="18"/>
+          <w:shd w:val="clear" w:color="auto" w:fill="BFBFBF" w:themeFill="background1" w:themeFillShade="BF"/>
+        </w:rPr>
+        <w:t>svcname</w:t>
+      </w:r>
+      <w:proofErr w:type="spellEnd"/>
+      <w:r>
+        <w:rPr>
+          <w:rFonts w:hint="eastAsia"/>
+          <w:color w:val="0000CC"/>
+          <w:sz w:val="18"/>
+          <w:szCs w:val="18"/>
+          <w:shd w:val="clear" w:color="auto" w:fill="BFBFBF" w:themeFill="background1" w:themeFillShade="BF"/>
         </w:rPr>
         <w:t xml:space="preserve"> )</w:t>
       </w:r>
@@ -5564,16 +5651,16 @@
           <w:color w:val="0000CC"/>
           <w:sz w:val="18"/>
           <w:szCs w:val="18"/>
-          <w:shd w:val="clear" w:color="auto" w:fill="80C687" w:themeFill="background1" w:themeFillShade="BF"/>
-        </w:rPr>
-      </w:pPr>
-      <w:r>
-        <w:rPr>
-          <w:rFonts w:hint="eastAsia"/>
-          <w:color w:val="0000CC"/>
-          <w:sz w:val="18"/>
-          <w:szCs w:val="18"/>
-          <w:shd w:val="clear" w:color="auto" w:fill="80C687" w:themeFill="background1" w:themeFillShade="BF"/>
+          <w:shd w:val="clear" w:color="auto" w:fill="BFBFBF" w:themeFill="background1" w:themeFillShade="BF"/>
+        </w:rPr>
+      </w:pPr>
+      <w:r>
+        <w:rPr>
+          <w:rFonts w:hint="eastAsia"/>
+          <w:color w:val="0000CC"/>
+          <w:sz w:val="18"/>
+          <w:szCs w:val="18"/>
+          <w:shd w:val="clear" w:color="auto" w:fill="BFBFBF" w:themeFill="background1" w:themeFillShade="BF"/>
         </w:rPr>
         <w:t>{</w:t>
       </w:r>
@@ -5584,109 +5671,44 @@
           <w:color w:val="0000CC"/>
           <w:sz w:val="18"/>
           <w:szCs w:val="18"/>
-          <w:shd w:val="clear" w:color="auto" w:fill="80C687" w:themeFill="background1" w:themeFillShade="BF"/>
-        </w:rPr>
-      </w:pPr>
-      <w:r>
-        <w:rPr>
-          <w:rFonts w:hint="eastAsia"/>
-          <w:color w:val="0000CC"/>
-          <w:sz w:val="18"/>
-          <w:szCs w:val="18"/>
-          <w:shd w:val="clear" w:color="auto" w:fill="80C687" w:themeFill="background1" w:themeFillShade="BF"/>
+          <w:shd w:val="clear" w:color="auto" w:fill="BFBFBF" w:themeFill="background1" w:themeFillShade="BF"/>
+        </w:rPr>
+      </w:pPr>
+      <w:r>
+        <w:rPr>
+          <w:rFonts w:hint="eastAsia"/>
+          <w:color w:val="0000CC"/>
+          <w:sz w:val="18"/>
+          <w:szCs w:val="18"/>
+          <w:shd w:val="clear" w:color="auto" w:fill="BFBFBF" w:themeFill="background1" w:themeFillShade="BF"/>
         </w:rPr>
         <w:t xml:space="preserve">   </w:t>
       </w:r>
-      <w:proofErr w:type="gramStart"/>
-      <w:r>
-        <w:rPr>
-          <w:rFonts w:hint="eastAsia"/>
-          <w:color w:val="0000CC"/>
-          <w:sz w:val="18"/>
-          <w:szCs w:val="18"/>
-          <w:shd w:val="clear" w:color="auto" w:fill="80C687" w:themeFill="background1" w:themeFillShade="BF"/>
-        </w:rPr>
-        <w:t>if</w:t>
-      </w:r>
-      <w:proofErr w:type="gramEnd"/>
-      <w:r>
-        <w:rPr>
-          <w:rFonts w:hint="eastAsia"/>
-          <w:color w:val="0000CC"/>
-          <w:sz w:val="18"/>
-          <w:szCs w:val="18"/>
-          <w:shd w:val="clear" w:color="auto" w:fill="80C687" w:themeFill="background1" w:themeFillShade="BF"/>
-        </w:rPr>
-        <w:t xml:space="preserve"> ( host == undefined )</w:t>
-      </w:r>
-    </w:p>
-    <w:p>
-      <w:pPr>
-        <w:rPr>
-          <w:color w:val="0000CC"/>
-          <w:sz w:val="18"/>
-          <w:szCs w:val="18"/>
-          <w:shd w:val="clear" w:color="auto" w:fill="80C687" w:themeFill="background1" w:themeFillShade="BF"/>
-        </w:rPr>
-      </w:pPr>
-      <w:r>
-        <w:rPr>
-          <w:rFonts w:hint="eastAsia"/>
-          <w:color w:val="0000CC"/>
-          <w:sz w:val="18"/>
-          <w:szCs w:val="18"/>
-          <w:shd w:val="clear" w:color="auto" w:fill="80C687" w:themeFill="background1" w:themeFillShade="BF"/>
-        </w:rPr>
-        <w:t xml:space="preserve">   {</w:t>
-      </w:r>
-    </w:p>
-    <w:p>
-      <w:pPr>
-        <w:rPr>
-          <w:color w:val="0000CC"/>
-          <w:sz w:val="18"/>
-          <w:szCs w:val="18"/>
-          <w:shd w:val="clear" w:color="auto" w:fill="80C687" w:themeFill="background1" w:themeFillShade="BF"/>
-        </w:rPr>
-      </w:pPr>
-      <w:r>
-        <w:rPr>
-          <w:rFonts w:hint="eastAsia"/>
-          <w:color w:val="0000CC"/>
-          <w:sz w:val="18"/>
-          <w:szCs w:val="18"/>
-          <w:shd w:val="clear" w:color="auto" w:fill="80C687" w:themeFill="background1" w:themeFillShade="BF"/>
-        </w:rPr>
-        <w:t xml:space="preserve">      </w:t>
-      </w:r>
-      <w:proofErr w:type="gramStart"/>
-      <w:r>
-        <w:rPr>
-          <w:rFonts w:hint="eastAsia"/>
-          <w:color w:val="0000CC"/>
-          <w:sz w:val="18"/>
-          <w:szCs w:val="18"/>
-          <w:shd w:val="clear" w:color="auto" w:fill="80C687" w:themeFill="background1" w:themeFillShade="BF"/>
-        </w:rPr>
-        <w:t>host</w:t>
-      </w:r>
-      <w:proofErr w:type="gramEnd"/>
-      <w:r>
-        <w:rPr>
-          <w:rFonts w:hint="eastAsia"/>
-          <w:color w:val="0000CC"/>
-          <w:sz w:val="18"/>
-          <w:szCs w:val="18"/>
-          <w:shd w:val="clear" w:color="auto" w:fill="80C687" w:themeFill="background1" w:themeFillShade="BF"/>
-        </w:rPr>
-        <w:t xml:space="preserve"> = </w:t>
-      </w:r>
-      <w:r>
-        <w:rPr>
-          <w:color w:val="0000CC"/>
-          <w:sz w:val="18"/>
-          <w:szCs w:val="18"/>
-          <w:shd w:val="clear" w:color="auto" w:fill="80C687" w:themeFill="background1" w:themeFillShade="BF"/>
+      <w:r>
+        <w:rPr>
+          <w:color w:val="0000CC"/>
+          <w:sz w:val="18"/>
+          <w:szCs w:val="18"/>
+          <w:shd w:val="clear" w:color="auto" w:fill="BFBFBF" w:themeFill="background1" w:themeFillShade="BF"/>
+        </w:rPr>
+        <w:t xml:space="preserve">host </w:t>
+      </w:r>
+      <w:r>
+        <w:rPr>
+          <w:rFonts w:hint="eastAsia"/>
+          <w:color w:val="0000CC"/>
+          <w:sz w:val="18"/>
+          <w:szCs w:val="18"/>
+          <w:shd w:val="clear" w:color="auto" w:fill="BFBFBF" w:themeFill="background1" w:themeFillShade="BF"/>
+        </w:rPr>
+        <w:t xml:space="preserve">= arguments[0] ? arguments[0] : </w:t>
+      </w:r>
+      <w:r>
+        <w:rPr>
+          <w:color w:val="0000CC"/>
+          <w:sz w:val="18"/>
+          <w:szCs w:val="18"/>
+          <w:shd w:val="clear" w:color="auto" w:fill="BFBFBF" w:themeFill="background1" w:themeFillShade="BF"/>
         </w:rPr>
         <w:t>“</w:t>
       </w:r>
@@ -5696,7 +5718,7 @@
           <w:color w:val="0000CC"/>
           <w:sz w:val="18"/>
           <w:szCs w:val="18"/>
-          <w:shd w:val="clear" w:color="auto" w:fill="80C687" w:themeFill="background1" w:themeFillShade="BF"/>
+          <w:shd w:val="clear" w:color="auto" w:fill="BFBFBF" w:themeFill="background1" w:themeFillShade="BF"/>
         </w:rPr>
         <w:t>local</w:t>
       </w:r>
@@ -5705,7 +5727,7 @@
           <w:color w:val="0000CC"/>
           <w:sz w:val="18"/>
           <w:szCs w:val="18"/>
-          <w:shd w:val="clear" w:color="auto" w:fill="80C687" w:themeFill="background1" w:themeFillShade="BF"/>
+          <w:shd w:val="clear" w:color="auto" w:fill="BFBFBF" w:themeFill="background1" w:themeFillShade="BF"/>
         </w:rPr>
         <w:t>”</w:t>
       </w:r>
@@ -5715,7 +5737,7 @@
           <w:color w:val="0000CC"/>
           <w:sz w:val="18"/>
           <w:szCs w:val="18"/>
-          <w:shd w:val="clear" w:color="auto" w:fill="80C687" w:themeFill="background1" w:themeFillShade="BF"/>
+          <w:shd w:val="clear" w:color="auto" w:fill="BFBFBF" w:themeFill="background1" w:themeFillShade="BF"/>
         </w:rPr>
         <w:t xml:space="preserve"> ;</w:t>
       </w:r>
@@ -5726,69 +5748,27 @@
           <w:color w:val="0000CC"/>
           <w:sz w:val="18"/>
           <w:szCs w:val="18"/>
-          <w:shd w:val="clear" w:color="auto" w:fill="80C687" w:themeFill="background1" w:themeFillShade="BF"/>
-        </w:rPr>
-      </w:pPr>
-      <w:r>
-        <w:rPr>
-          <w:rFonts w:hint="eastAsia"/>
-          <w:color w:val="0000CC"/>
-          <w:sz w:val="18"/>
-          <w:szCs w:val="18"/>
-          <w:shd w:val="clear" w:color="auto" w:fill="80C687" w:themeFill="background1" w:themeFillShade="BF"/>
-        </w:rPr>
-        <w:t xml:space="preserve">   }</w:t>
-      </w:r>
-    </w:p>
-    <w:p>
-      <w:pPr>
-        <w:rPr>
-          <w:color w:val="0000CC"/>
-          <w:sz w:val="18"/>
-          <w:szCs w:val="18"/>
-          <w:shd w:val="clear" w:color="auto" w:fill="80C687" w:themeFill="background1" w:themeFillShade="BF"/>
-        </w:rPr>
-      </w:pPr>
-      <w:r>
-        <w:rPr>
-          <w:rFonts w:hint="eastAsia"/>
-          <w:color w:val="0000CC"/>
-          <w:sz w:val="18"/>
-          <w:szCs w:val="18"/>
-          <w:shd w:val="clear" w:color="auto" w:fill="80C687" w:themeFill="background1" w:themeFillShade="BF"/>
+          <w:shd w:val="clear" w:color="auto" w:fill="BFBFBF" w:themeFill="background1" w:themeFillShade="BF"/>
+        </w:rPr>
+      </w:pPr>
+      <w:r>
+        <w:rPr>
+          <w:rFonts w:hint="eastAsia"/>
+          <w:color w:val="0000CC"/>
+          <w:sz w:val="18"/>
+          <w:szCs w:val="18"/>
+          <w:shd w:val="clear" w:color="auto" w:fill="BFBFBF" w:themeFill="background1" w:themeFillShade="BF"/>
         </w:rPr>
         <w:t xml:space="preserve">   </w:t>
       </w:r>
-      <w:proofErr w:type="gramStart"/>
-      <w:r>
-        <w:rPr>
-          <w:rFonts w:hint="eastAsia"/>
-          <w:color w:val="0000CC"/>
-          <w:sz w:val="18"/>
-          <w:szCs w:val="18"/>
-          <w:shd w:val="clear" w:color="auto" w:fill="80C687" w:themeFill="background1" w:themeFillShade="BF"/>
-        </w:rPr>
-        <w:t>if</w:t>
-      </w:r>
-      <w:proofErr w:type="gramEnd"/>
-      <w:r>
-        <w:rPr>
-          <w:rFonts w:hint="eastAsia"/>
-          <w:color w:val="0000CC"/>
-          <w:sz w:val="18"/>
-          <w:szCs w:val="18"/>
-          <w:shd w:val="clear" w:color="auto" w:fill="80C687" w:themeFill="background1" w:themeFillShade="BF"/>
-        </w:rPr>
-        <w:t xml:space="preserve"> ( </w:t>
-      </w:r>
-      <w:proofErr w:type="spellStart"/>
-      <w:r>
-        <w:rPr>
-          <w:rFonts w:hint="eastAsia"/>
-          <w:color w:val="0000CC"/>
-          <w:sz w:val="18"/>
-          <w:szCs w:val="18"/>
-          <w:shd w:val="clear" w:color="auto" w:fill="80C687" w:themeFill="background1" w:themeFillShade="BF"/>
+      <w:proofErr w:type="spellStart"/>
+      <w:r>
+        <w:rPr>
+          <w:rFonts w:hint="eastAsia"/>
+          <w:color w:val="0000CC"/>
+          <w:sz w:val="18"/>
+          <w:szCs w:val="18"/>
+          <w:shd w:val="clear" w:color="auto" w:fill="BFBFBF" w:themeFill="background1" w:themeFillShade="BF"/>
         </w:rPr>
         <w:t>svcname</w:t>
       </w:r>
@@ -5799,80 +5779,16 @@
           <w:color w:val="0000CC"/>
           <w:sz w:val="18"/>
           <w:szCs w:val="18"/>
-          <w:shd w:val="clear" w:color="auto" w:fill="80C687" w:themeFill="background1" w:themeFillShade="BF"/>
-        </w:rPr>
-        <w:t xml:space="preserve"> == undefined )</w:t>
-      </w:r>
-    </w:p>
-    <w:p>
-      <w:pPr>
-        <w:rPr>
-          <w:color w:val="0000CC"/>
-          <w:sz w:val="18"/>
-          <w:szCs w:val="18"/>
-          <w:shd w:val="clear" w:color="auto" w:fill="80C687" w:themeFill="background1" w:themeFillShade="BF"/>
-        </w:rPr>
-      </w:pPr>
-      <w:r>
-        <w:rPr>
-          <w:rFonts w:hint="eastAsia"/>
-          <w:color w:val="0000CC"/>
-          <w:sz w:val="18"/>
-          <w:szCs w:val="18"/>
-          <w:shd w:val="clear" w:color="auto" w:fill="80C687" w:themeFill="background1" w:themeFillShade="BF"/>
-        </w:rPr>
-        <w:t xml:space="preserve">   {</w:t>
-      </w:r>
-    </w:p>
-    <w:p>
-      <w:pPr>
-        <w:rPr>
-          <w:color w:val="0000CC"/>
-          <w:sz w:val="18"/>
-          <w:szCs w:val="18"/>
-          <w:shd w:val="clear" w:color="auto" w:fill="80C687" w:themeFill="background1" w:themeFillShade="BF"/>
-        </w:rPr>
-      </w:pPr>
-      <w:r>
-        <w:rPr>
-          <w:rFonts w:hint="eastAsia"/>
-          <w:color w:val="0000CC"/>
-          <w:sz w:val="18"/>
-          <w:szCs w:val="18"/>
-          <w:shd w:val="clear" w:color="auto" w:fill="80C687" w:themeFill="background1" w:themeFillShade="BF"/>
-        </w:rPr>
-        <w:t xml:space="preserve">      </w:t>
-      </w:r>
-      <w:proofErr w:type="spellStart"/>
-      <w:proofErr w:type="gramStart"/>
-      <w:r>
-        <w:rPr>
-          <w:rFonts w:hint="eastAsia"/>
-          <w:color w:val="0000CC"/>
-          <w:sz w:val="18"/>
-          <w:szCs w:val="18"/>
-          <w:shd w:val="clear" w:color="auto" w:fill="80C687" w:themeFill="background1" w:themeFillShade="BF"/>
-        </w:rPr>
-        <w:t>svcname</w:t>
-      </w:r>
-      <w:proofErr w:type="spellEnd"/>
-      <w:proofErr w:type="gramEnd"/>
-      <w:r>
-        <w:rPr>
-          <w:rFonts w:hint="eastAsia"/>
-          <w:color w:val="0000CC"/>
-          <w:sz w:val="18"/>
-          <w:szCs w:val="18"/>
-          <w:shd w:val="clear" w:color="auto" w:fill="80C687" w:themeFill="background1" w:themeFillShade="BF"/>
-        </w:rPr>
-        <w:t xml:space="preserve"> = </w:t>
-      </w:r>
-      <w:r>
-        <w:rPr>
-          <w:color w:val="0000CC"/>
-          <w:sz w:val="18"/>
-          <w:szCs w:val="18"/>
-          <w:shd w:val="clear" w:color="auto" w:fill="80C687" w:themeFill="background1" w:themeFillShade="BF"/>
+          <w:shd w:val="clear" w:color="auto" w:fill="BFBFBF" w:themeFill="background1" w:themeFillShade="BF"/>
+        </w:rPr>
+        <w:t xml:space="preserve"> = arguments[1] ? arguments[1] : </w:t>
+      </w:r>
+      <w:r>
+        <w:rPr>
+          <w:color w:val="0000CC"/>
+          <w:sz w:val="18"/>
+          <w:szCs w:val="18"/>
+          <w:shd w:val="clear" w:color="auto" w:fill="BFBFBF" w:themeFill="background1" w:themeFillShade="BF"/>
         </w:rPr>
         <w:t>“</w:t>
       </w:r>
@@ -5882,7 +5798,7 @@
           <w:color w:val="0000CC"/>
           <w:sz w:val="18"/>
           <w:szCs w:val="18"/>
-          <w:shd w:val="clear" w:color="auto" w:fill="80C687" w:themeFill="background1" w:themeFillShade="BF"/>
+          <w:shd w:val="clear" w:color="auto" w:fill="BFBFBF" w:themeFill="background1" w:themeFillShade="BF"/>
         </w:rPr>
         <w:t>11810</w:t>
       </w:r>
@@ -5891,7 +5807,7 @@
           <w:color w:val="0000CC"/>
           <w:sz w:val="18"/>
           <w:szCs w:val="18"/>
-          <w:shd w:val="clear" w:color="auto" w:fill="80C687" w:themeFill="background1" w:themeFillShade="BF"/>
+          <w:shd w:val="clear" w:color="auto" w:fill="BFBFBF" w:themeFill="background1" w:themeFillShade="BF"/>
         </w:rPr>
         <w:t>”</w:t>
       </w:r>
@@ -5901,7 +5817,7 @@
           <w:color w:val="0000CC"/>
           <w:sz w:val="18"/>
           <w:szCs w:val="18"/>
-          <w:shd w:val="clear" w:color="auto" w:fill="80C687" w:themeFill="background1" w:themeFillShade="BF"/>
+          <w:shd w:val="clear" w:color="auto" w:fill="BFBFBF" w:themeFill="background1" w:themeFillShade="BF"/>
         </w:rPr>
         <w:t xml:space="preserve"> ;</w:t>
       </w:r>
@@ -5912,358 +5828,22 @@
           <w:color w:val="0000CC"/>
           <w:sz w:val="18"/>
           <w:szCs w:val="18"/>
-          <w:shd w:val="clear" w:color="auto" w:fill="80C687" w:themeFill="background1" w:themeFillShade="BF"/>
-        </w:rPr>
-      </w:pPr>
-      <w:r>
-        <w:rPr>
-          <w:rFonts w:hint="eastAsia"/>
-          <w:color w:val="0000CC"/>
-          <w:sz w:val="18"/>
-          <w:szCs w:val="18"/>
-          <w:shd w:val="clear" w:color="auto" w:fill="80C687" w:themeFill="background1" w:themeFillShade="BF"/>
+          <w:shd w:val="clear" w:color="auto" w:fill="BFBFBF" w:themeFill="background1" w:themeFillShade="BF"/>
+        </w:rPr>
+      </w:pPr>
+      <w:r>
+        <w:rPr>
+          <w:rFonts w:hint="eastAsia"/>
+          <w:color w:val="0000CC"/>
+          <w:sz w:val="18"/>
+          <w:szCs w:val="18"/>
+          <w:shd w:val="clear" w:color="auto" w:fill="BFBFBF" w:themeFill="background1" w:themeFillShade="BF"/>
         </w:rPr>
         <w:t>}</w:t>
       </w:r>
     </w:p>
     <w:p>
       <w:pPr>
-        <w:rPr>
-          <w:color w:val="0000CC"/>
-          <w:sz w:val="18"/>
-          <w:szCs w:val="18"/>
-          <w:shd w:val="clear" w:color="auto" w:fill="80C687" w:themeFill="background1" w:themeFillShade="BF"/>
-        </w:rPr>
-      </w:pPr>
-      <w:r>
-        <w:rPr>
-          <w:rFonts w:hint="eastAsia"/>
-          <w:color w:val="0000CC"/>
-          <w:sz w:val="18"/>
-          <w:szCs w:val="18"/>
-          <w:shd w:val="clear" w:color="auto" w:fill="80C687" w:themeFill="background1" w:themeFillShade="BF"/>
-        </w:rPr>
-        <w:t>}</w:t>
-      </w:r>
-    </w:p>
-    <w:p>
-      <w:r>
-        <w:rPr>
-          <w:rFonts w:hint="eastAsia"/>
-        </w:rPr>
-        <w:t>或：</w:t>
-      </w:r>
-    </w:p>
-    <w:p>
-      <w:pPr>
-        <w:rPr>
-          <w:color w:val="0000CC"/>
-          <w:sz w:val="18"/>
-          <w:szCs w:val="18"/>
-          <w:shd w:val="clear" w:color="auto" w:fill="80C687" w:themeFill="background1" w:themeFillShade="BF"/>
-        </w:rPr>
-      </w:pPr>
-      <w:proofErr w:type="gramStart"/>
-      <w:r>
-        <w:rPr>
-          <w:rFonts w:hint="eastAsia"/>
-          <w:color w:val="0000CC"/>
-          <w:sz w:val="18"/>
-          <w:szCs w:val="18"/>
-          <w:shd w:val="clear" w:color="auto" w:fill="80C687" w:themeFill="background1" w:themeFillShade="BF"/>
-        </w:rPr>
-        <w:t>function</w:t>
-      </w:r>
-      <w:proofErr w:type="gramEnd"/>
-      <w:r>
-        <w:rPr>
-          <w:rFonts w:hint="eastAsia"/>
-          <w:color w:val="0000CC"/>
-          <w:sz w:val="18"/>
-          <w:szCs w:val="18"/>
-          <w:shd w:val="clear" w:color="auto" w:fill="80C687" w:themeFill="background1" w:themeFillShade="BF"/>
-        </w:rPr>
-        <w:t xml:space="preserve"> connect( host, </w:t>
-      </w:r>
-      <w:proofErr w:type="spellStart"/>
-      <w:r>
-        <w:rPr>
-          <w:rFonts w:hint="eastAsia"/>
-          <w:color w:val="0000CC"/>
-          <w:sz w:val="18"/>
-          <w:szCs w:val="18"/>
-          <w:shd w:val="clear" w:color="auto" w:fill="80C687" w:themeFill="background1" w:themeFillShade="BF"/>
-        </w:rPr>
-        <w:t>svcname</w:t>
-      </w:r>
-      <w:proofErr w:type="spellEnd"/>
-      <w:r>
-        <w:rPr>
-          <w:rFonts w:hint="eastAsia"/>
-          <w:color w:val="0000CC"/>
-          <w:sz w:val="18"/>
-          <w:szCs w:val="18"/>
-          <w:shd w:val="clear" w:color="auto" w:fill="80C687" w:themeFill="background1" w:themeFillShade="BF"/>
-        </w:rPr>
-        <w:t xml:space="preserve"> )</w:t>
-      </w:r>
-    </w:p>
-    <w:p>
-      <w:pPr>
-        <w:rPr>
-          <w:color w:val="0000CC"/>
-          <w:sz w:val="18"/>
-          <w:szCs w:val="18"/>
-          <w:shd w:val="clear" w:color="auto" w:fill="80C687" w:themeFill="background1" w:themeFillShade="BF"/>
-        </w:rPr>
-      </w:pPr>
-      <w:r>
-        <w:rPr>
-          <w:rFonts w:hint="eastAsia"/>
-          <w:color w:val="0000CC"/>
-          <w:sz w:val="18"/>
-          <w:szCs w:val="18"/>
-          <w:shd w:val="clear" w:color="auto" w:fill="80C687" w:themeFill="background1" w:themeFillShade="BF"/>
-        </w:rPr>
-        <w:t>{</w:t>
-      </w:r>
-    </w:p>
-    <w:p>
-      <w:pPr>
-        <w:rPr>
-          <w:color w:val="0000CC"/>
-          <w:sz w:val="18"/>
-          <w:szCs w:val="18"/>
-          <w:shd w:val="clear" w:color="auto" w:fill="80C687" w:themeFill="background1" w:themeFillShade="BF"/>
-        </w:rPr>
-      </w:pPr>
-      <w:r>
-        <w:rPr>
-          <w:rFonts w:hint="eastAsia"/>
-          <w:color w:val="0000CC"/>
-          <w:sz w:val="18"/>
-          <w:szCs w:val="18"/>
-          <w:shd w:val="clear" w:color="auto" w:fill="80C687" w:themeFill="background1" w:themeFillShade="BF"/>
-        </w:rPr>
-        <w:t xml:space="preserve">   </w:t>
-      </w:r>
-      <w:proofErr w:type="gramStart"/>
-      <w:r>
-        <w:rPr>
-          <w:color w:val="0000CC"/>
-          <w:sz w:val="18"/>
-          <w:szCs w:val="18"/>
-          <w:shd w:val="clear" w:color="auto" w:fill="80C687" w:themeFill="background1" w:themeFillShade="BF"/>
-        </w:rPr>
-        <w:t>host</w:t>
-      </w:r>
-      <w:proofErr w:type="gramEnd"/>
-      <w:r>
-        <w:rPr>
-          <w:color w:val="0000CC"/>
-          <w:sz w:val="18"/>
-          <w:szCs w:val="18"/>
-          <w:shd w:val="clear" w:color="auto" w:fill="80C687" w:themeFill="background1" w:themeFillShade="BF"/>
-        </w:rPr>
-        <w:t xml:space="preserve"> </w:t>
-      </w:r>
-      <w:r>
-        <w:rPr>
-          <w:rFonts w:hint="eastAsia"/>
-          <w:color w:val="0000CC"/>
-          <w:sz w:val="18"/>
-          <w:szCs w:val="18"/>
-          <w:shd w:val="clear" w:color="auto" w:fill="80C687" w:themeFill="background1" w:themeFillShade="BF"/>
-        </w:rPr>
-        <w:t xml:space="preserve">= arguments[0] ? </w:t>
-      </w:r>
-      <w:proofErr w:type="gramStart"/>
-      <w:r>
-        <w:rPr>
-          <w:rFonts w:hint="eastAsia"/>
-          <w:color w:val="0000CC"/>
-          <w:sz w:val="18"/>
-          <w:szCs w:val="18"/>
-          <w:shd w:val="clear" w:color="auto" w:fill="80C687" w:themeFill="background1" w:themeFillShade="BF"/>
-        </w:rPr>
-        <w:t>arguments[</w:t>
-      </w:r>
-      <w:proofErr w:type="gramEnd"/>
-      <w:r>
-        <w:rPr>
-          <w:rFonts w:hint="eastAsia"/>
-          <w:color w:val="0000CC"/>
-          <w:sz w:val="18"/>
-          <w:szCs w:val="18"/>
-          <w:shd w:val="clear" w:color="auto" w:fill="80C687" w:themeFill="background1" w:themeFillShade="BF"/>
-        </w:rPr>
-        <w:t xml:space="preserve">0] : </w:t>
-      </w:r>
-      <w:r>
-        <w:rPr>
-          <w:color w:val="0000CC"/>
-          <w:sz w:val="18"/>
-          <w:szCs w:val="18"/>
-          <w:shd w:val="clear" w:color="auto" w:fill="80C687" w:themeFill="background1" w:themeFillShade="BF"/>
-        </w:rPr>
-        <w:t>“</w:t>
-      </w:r>
-      <w:r>
-        <w:rPr>
-          <w:rFonts w:hint="eastAsia"/>
-          <w:color w:val="0000CC"/>
-          <w:sz w:val="18"/>
-          <w:szCs w:val="18"/>
-          <w:shd w:val="clear" w:color="auto" w:fill="80C687" w:themeFill="background1" w:themeFillShade="BF"/>
-        </w:rPr>
-        <w:t>local</w:t>
-      </w:r>
-      <w:r>
-        <w:rPr>
-          <w:color w:val="0000CC"/>
-          <w:sz w:val="18"/>
-          <w:szCs w:val="18"/>
-          <w:shd w:val="clear" w:color="auto" w:fill="80C687" w:themeFill="background1" w:themeFillShade="BF"/>
-        </w:rPr>
-        <w:t>”</w:t>
-      </w:r>
-      <w:r>
-        <w:rPr>
-          <w:rFonts w:hint="eastAsia"/>
-          <w:color w:val="0000CC"/>
-          <w:sz w:val="18"/>
-          <w:szCs w:val="18"/>
-          <w:shd w:val="clear" w:color="auto" w:fill="80C687" w:themeFill="background1" w:themeFillShade="BF"/>
-        </w:rPr>
-        <w:t xml:space="preserve"> ;</w:t>
-      </w:r>
-    </w:p>
-    <w:p>
-      <w:pPr>
-        <w:rPr>
-          <w:color w:val="0000CC"/>
-          <w:sz w:val="18"/>
-          <w:szCs w:val="18"/>
-          <w:shd w:val="clear" w:color="auto" w:fill="80C687" w:themeFill="background1" w:themeFillShade="BF"/>
-        </w:rPr>
-      </w:pPr>
-      <w:r>
-        <w:rPr>
-          <w:rFonts w:hint="eastAsia"/>
-          <w:color w:val="0000CC"/>
-          <w:sz w:val="18"/>
-          <w:szCs w:val="18"/>
-          <w:shd w:val="clear" w:color="auto" w:fill="80C687" w:themeFill="background1" w:themeFillShade="BF"/>
-        </w:rPr>
-        <w:t xml:space="preserve">   </w:t>
-      </w:r>
-      <w:proofErr w:type="spellStart"/>
-      <w:proofErr w:type="gramStart"/>
-      <w:r>
-        <w:rPr>
-          <w:rFonts w:hint="eastAsia"/>
-          <w:color w:val="0000CC"/>
-          <w:sz w:val="18"/>
-          <w:szCs w:val="18"/>
-          <w:shd w:val="clear" w:color="auto" w:fill="80C687" w:themeFill="background1" w:themeFillShade="BF"/>
-        </w:rPr>
-        <w:t>svcname</w:t>
-      </w:r>
-      <w:proofErr w:type="spellEnd"/>
-      <w:proofErr w:type="gramEnd"/>
-      <w:r>
-        <w:rPr>
-          <w:rFonts w:hint="eastAsia"/>
-          <w:color w:val="0000CC"/>
-          <w:sz w:val="18"/>
-          <w:szCs w:val="18"/>
-          <w:shd w:val="clear" w:color="auto" w:fill="80C687" w:themeFill="background1" w:themeFillShade="BF"/>
-        </w:rPr>
-        <w:t xml:space="preserve"> = arguments[1] ? </w:t>
-      </w:r>
-      <w:proofErr w:type="gramStart"/>
-      <w:r>
-        <w:rPr>
-          <w:rFonts w:hint="eastAsia"/>
-          <w:color w:val="0000CC"/>
-          <w:sz w:val="18"/>
-          <w:szCs w:val="18"/>
-          <w:shd w:val="clear" w:color="auto" w:fill="80C687" w:themeFill="background1" w:themeFillShade="BF"/>
-        </w:rPr>
-        <w:t>arguments[</w:t>
-      </w:r>
-      <w:proofErr w:type="gramEnd"/>
-      <w:r>
-        <w:rPr>
-          <w:rFonts w:hint="eastAsia"/>
-          <w:color w:val="0000CC"/>
-          <w:sz w:val="18"/>
-          <w:szCs w:val="18"/>
-          <w:shd w:val="clear" w:color="auto" w:fill="80C687" w:themeFill="background1" w:themeFillShade="BF"/>
-        </w:rPr>
-        <w:t xml:space="preserve">1] : </w:t>
-      </w:r>
-      <w:r>
-        <w:rPr>
-          <w:color w:val="0000CC"/>
-          <w:sz w:val="18"/>
-          <w:szCs w:val="18"/>
-          <w:shd w:val="clear" w:color="auto" w:fill="80C687" w:themeFill="background1" w:themeFillShade="BF"/>
-        </w:rPr>
-        <w:t>“</w:t>
-      </w:r>
-      <w:r>
-        <w:rPr>
-          <w:rFonts w:hint="eastAsia"/>
-          <w:color w:val="0000CC"/>
-          <w:sz w:val="18"/>
-          <w:szCs w:val="18"/>
-          <w:shd w:val="clear" w:color="auto" w:fill="80C687" w:themeFill="background1" w:themeFillShade="BF"/>
-        </w:rPr>
-        <w:t>11810</w:t>
-      </w:r>
-      <w:r>
-        <w:rPr>
-          <w:color w:val="0000CC"/>
-          <w:sz w:val="18"/>
-          <w:szCs w:val="18"/>
-          <w:shd w:val="clear" w:color="auto" w:fill="80C687" w:themeFill="background1" w:themeFillShade="BF"/>
-        </w:rPr>
-        <w:t>”</w:t>
-      </w:r>
-      <w:r>
-        <w:rPr>
-          <w:rFonts w:hint="eastAsia"/>
-          <w:color w:val="0000CC"/>
-          <w:sz w:val="18"/>
-          <w:szCs w:val="18"/>
-          <w:shd w:val="clear" w:color="auto" w:fill="80C687" w:themeFill="background1" w:themeFillShade="BF"/>
-        </w:rPr>
-        <w:t xml:space="preserve"> ;</w:t>
-      </w:r>
-    </w:p>
-    <w:p>
-      <w:pPr>
-        <w:rPr>
-          <w:color w:val="0000CC"/>
-          <w:sz w:val="18"/>
-          <w:szCs w:val="18"/>
-          <w:shd w:val="clear" w:color="auto" w:fill="80C687" w:themeFill="background1" w:themeFillShade="BF"/>
-        </w:rPr>
-      </w:pPr>
-      <w:r>
-        <w:rPr>
-          <w:rFonts w:hint="eastAsia"/>
-          <w:color w:val="0000CC"/>
-          <w:sz w:val="18"/>
-          <w:szCs w:val="18"/>
-          <w:shd w:val="clear" w:color="auto" w:fill="80C687" w:themeFill="background1" w:themeFillShade="BF"/>
-        </w:rPr>
-        <w:t>}</w:t>
-      </w:r>
-    </w:p>
-    <w:p>
-      <w:pPr>
         <w:pStyle w:val="Heading2"/>
       </w:pPr>
       <w:r>
@@ -6284,16 +5864,8 @@
         <w:rPr>
           <w:rFonts w:hint="eastAsia"/>
         </w:rPr>
-        <w:t>局部变量、函数</w:t>
-      </w:r>
-      <w:proofErr w:type="gramStart"/>
-      <w:r>
-        <w:rPr>
-          <w:rFonts w:hint="eastAsia"/>
-        </w:rPr>
-        <w:t>名统一</w:t>
-      </w:r>
-      <w:proofErr w:type="gramEnd"/>
+        <w:t>局部变量、函数名统一</w:t>
+      </w:r>
       <w:r>
         <w:rPr>
           <w:rFonts w:hint="eastAsia"/>
@@ -6481,70 +6053,56 @@
           <w:color w:val="0000CC"/>
           <w:sz w:val="18"/>
           <w:szCs w:val="18"/>
-          <w:shd w:val="clear" w:color="auto" w:fill="80C687" w:themeFill="background1" w:themeFillShade="BF"/>
-        </w:rPr>
-      </w:pPr>
-      <w:proofErr w:type="gramStart"/>
-      <w:r>
-        <w:rPr>
-          <w:rFonts w:hint="eastAsia"/>
-          <w:color w:val="0000CC"/>
-          <w:sz w:val="18"/>
-          <w:szCs w:val="18"/>
-          <w:shd w:val="clear" w:color="auto" w:fill="80C687" w:themeFill="background1" w:themeFillShade="BF"/>
+          <w:shd w:val="clear" w:color="auto" w:fill="BFBFBF" w:themeFill="background1" w:themeFillShade="BF"/>
+        </w:rPr>
+      </w:pPr>
+      <w:r>
+        <w:rPr>
+          <w:rFonts w:hint="eastAsia"/>
+          <w:color w:val="0000CC"/>
+          <w:sz w:val="18"/>
+          <w:szCs w:val="18"/>
+          <w:shd w:val="clear" w:color="auto" w:fill="BFBFBF" w:themeFill="background1" w:themeFillShade="BF"/>
         </w:rPr>
         <w:t>main()</w:t>
       </w:r>
-      <w:proofErr w:type="gramEnd"/>
-    </w:p>
-    <w:p>
-      <w:pPr>
-        <w:rPr>
-          <w:color w:val="0000CC"/>
-          <w:sz w:val="18"/>
-          <w:szCs w:val="18"/>
-          <w:shd w:val="clear" w:color="auto" w:fill="80C687" w:themeFill="background1" w:themeFillShade="BF"/>
-        </w:rPr>
-      </w:pPr>
-      <w:proofErr w:type="gramStart"/>
-      <w:r>
-        <w:rPr>
-          <w:rFonts w:hint="eastAsia"/>
-          <w:color w:val="0000CC"/>
-          <w:sz w:val="18"/>
-          <w:szCs w:val="18"/>
-          <w:shd w:val="clear" w:color="auto" w:fill="80C687" w:themeFill="background1" w:themeFillShade="BF"/>
-        </w:rPr>
-        <w:t>function</w:t>
-      </w:r>
-      <w:proofErr w:type="gramEnd"/>
-      <w:r>
-        <w:rPr>
-          <w:rFonts w:hint="eastAsia"/>
-          <w:color w:val="0000CC"/>
-          <w:sz w:val="18"/>
-          <w:szCs w:val="18"/>
-          <w:shd w:val="clear" w:color="auto" w:fill="80C687" w:themeFill="background1" w:themeFillShade="BF"/>
-        </w:rPr>
-        <w:t xml:space="preserve"> main()</w:t>
-      </w:r>
-    </w:p>
-    <w:p>
-      <w:pPr>
-        <w:rPr>
-          <w:color w:val="0000CC"/>
-          <w:sz w:val="18"/>
-          <w:szCs w:val="18"/>
-          <w:shd w:val="clear" w:color="auto" w:fill="80C687" w:themeFill="background1" w:themeFillShade="BF"/>
-        </w:rPr>
-      </w:pPr>
-      <w:r>
-        <w:rPr>
-          <w:rFonts w:hint="eastAsia"/>
-          <w:color w:val="0000CC"/>
-          <w:sz w:val="18"/>
-          <w:szCs w:val="18"/>
-          <w:shd w:val="clear" w:color="auto" w:fill="80C687" w:themeFill="background1" w:themeFillShade="BF"/>
+    </w:p>
+    <w:p>
+      <w:pPr>
+        <w:rPr>
+          <w:color w:val="0000CC"/>
+          <w:sz w:val="18"/>
+          <w:szCs w:val="18"/>
+          <w:shd w:val="clear" w:color="auto" w:fill="BFBFBF" w:themeFill="background1" w:themeFillShade="BF"/>
+        </w:rPr>
+      </w:pPr>
+      <w:r>
+        <w:rPr>
+          <w:rFonts w:hint="eastAsia"/>
+          <w:color w:val="0000CC"/>
+          <w:sz w:val="18"/>
+          <w:szCs w:val="18"/>
+          <w:shd w:val="clear" w:color="auto" w:fill="BFBFBF" w:themeFill="background1" w:themeFillShade="BF"/>
+        </w:rPr>
+        <w:t>function main()</w:t>
+      </w:r>
+    </w:p>
+    <w:p>
+      <w:pPr>
+        <w:rPr>
+          <w:color w:val="0000CC"/>
+          <w:sz w:val="18"/>
+          <w:szCs w:val="18"/>
+          <w:shd w:val="clear" w:color="auto" w:fill="BFBFBF" w:themeFill="background1" w:themeFillShade="BF"/>
+        </w:rPr>
+      </w:pPr>
+      <w:r>
+        <w:rPr>
+          <w:rFonts w:hint="eastAsia"/>
+          <w:color w:val="0000CC"/>
+          <w:sz w:val="18"/>
+          <w:szCs w:val="18"/>
+          <w:shd w:val="clear" w:color="auto" w:fill="BFBFBF" w:themeFill="background1" w:themeFillShade="BF"/>
         </w:rPr>
         <w:t>{</w:t>
       </w:r>
@@ -6555,40 +6113,38 @@
           <w:color w:val="0000CC"/>
           <w:sz w:val="18"/>
           <w:szCs w:val="18"/>
-          <w:shd w:val="clear" w:color="auto" w:fill="80C687" w:themeFill="background1" w:themeFillShade="BF"/>
-        </w:rPr>
-      </w:pPr>
-      <w:r>
-        <w:rPr>
-          <w:rFonts w:hint="eastAsia"/>
-          <w:color w:val="0000CC"/>
-          <w:sz w:val="18"/>
-          <w:szCs w:val="18"/>
-          <w:shd w:val="clear" w:color="auto" w:fill="80C687" w:themeFill="background1" w:themeFillShade="BF"/>
+          <w:shd w:val="clear" w:color="auto" w:fill="BFBFBF" w:themeFill="background1" w:themeFillShade="BF"/>
+        </w:rPr>
+      </w:pPr>
+      <w:r>
+        <w:rPr>
+          <w:rFonts w:hint="eastAsia"/>
+          <w:color w:val="0000CC"/>
+          <w:sz w:val="18"/>
+          <w:szCs w:val="18"/>
+          <w:shd w:val="clear" w:color="auto" w:fill="BFBFBF" w:themeFill="background1" w:themeFillShade="BF"/>
         </w:rPr>
         <w:t xml:space="preserve">   </w:t>
       </w:r>
       <w:proofErr w:type="spellStart"/>
-      <w:proofErr w:type="gramStart"/>
-      <w:r>
-        <w:rPr>
-          <w:rFonts w:hint="eastAsia"/>
-          <w:color w:val="0000CC"/>
-          <w:sz w:val="18"/>
-          <w:szCs w:val="18"/>
-          <w:shd w:val="clear" w:color="auto" w:fill="80C687" w:themeFill="background1" w:themeFillShade="BF"/>
+      <w:r>
+        <w:rPr>
+          <w:rFonts w:hint="eastAsia"/>
+          <w:color w:val="0000CC"/>
+          <w:sz w:val="18"/>
+          <w:szCs w:val="18"/>
+          <w:shd w:val="clear" w:color="auto" w:fill="BFBFBF" w:themeFill="background1" w:themeFillShade="BF"/>
         </w:rPr>
         <w:t>var</w:t>
       </w:r>
       <w:proofErr w:type="spellEnd"/>
-      <w:proofErr w:type="gramEnd"/>
-      <w:r>
-        <w:rPr>
-          <w:rFonts w:hint="eastAsia"/>
-          <w:color w:val="0000CC"/>
-          <w:sz w:val="18"/>
-          <w:szCs w:val="18"/>
-          <w:shd w:val="clear" w:color="auto" w:fill="80C687" w:themeFill="background1" w:themeFillShade="BF"/>
+      <w:r>
+        <w:rPr>
+          <w:rFonts w:hint="eastAsia"/>
+          <w:color w:val="0000CC"/>
+          <w:sz w:val="18"/>
+          <w:szCs w:val="18"/>
+          <w:shd w:val="clear" w:color="auto" w:fill="BFBFBF" w:themeFill="background1" w:themeFillShade="BF"/>
         </w:rPr>
         <w:t xml:space="preserve"> </w:t>
       </w:r>
@@ -6599,7 +6155,7 @@
           <w:color w:val="0000CC"/>
           <w:sz w:val="18"/>
           <w:szCs w:val="18"/>
-          <w:shd w:val="clear" w:color="auto" w:fill="80C687" w:themeFill="background1" w:themeFillShade="BF"/>
+          <w:shd w:val="clear" w:color="auto" w:fill="BFBFBF" w:themeFill="background1" w:themeFillShade="BF"/>
         </w:rPr>
         <w:t>csName</w:t>
       </w:r>
@@ -6610,7 +6166,7 @@
           <w:color w:val="0000CC"/>
           <w:sz w:val="18"/>
           <w:szCs w:val="18"/>
-          <w:shd w:val="clear" w:color="auto" w:fill="80C687" w:themeFill="background1" w:themeFillShade="BF"/>
+          <w:shd w:val="clear" w:color="auto" w:fill="BFBFBF" w:themeFill="background1" w:themeFillShade="BF"/>
         </w:rPr>
         <w:t xml:space="preserve"> = </w:t>
       </w:r>
@@ -6619,7 +6175,7 @@
           <w:color w:val="0000CC"/>
           <w:sz w:val="18"/>
           <w:szCs w:val="18"/>
-          <w:shd w:val="clear" w:color="auto" w:fill="80C687" w:themeFill="background1" w:themeFillShade="BF"/>
+          <w:shd w:val="clear" w:color="auto" w:fill="BFBFBF" w:themeFill="background1" w:themeFillShade="BF"/>
         </w:rPr>
         <w:t>COMMCSNAME</w:t>
       </w:r>
@@ -6629,7 +6185,7 @@
           <w:color w:val="0000CC"/>
           <w:sz w:val="18"/>
           <w:szCs w:val="18"/>
-          <w:shd w:val="clear" w:color="auto" w:fill="80C687" w:themeFill="background1" w:themeFillShade="BF"/>
+          <w:shd w:val="clear" w:color="auto" w:fill="BFBFBF" w:themeFill="background1" w:themeFillShade="BF"/>
         </w:rPr>
         <w:t xml:space="preserve"> + </w:t>
       </w:r>
@@ -6638,7 +6194,7 @@
           <w:color w:val="0000CC"/>
           <w:sz w:val="18"/>
           <w:szCs w:val="18"/>
-          <w:shd w:val="clear" w:color="auto" w:fill="80C687" w:themeFill="background1" w:themeFillShade="BF"/>
+          <w:shd w:val="clear" w:color="auto" w:fill="BFBFBF" w:themeFill="background1" w:themeFillShade="BF"/>
         </w:rPr>
         <w:t>“</w:t>
       </w:r>
@@ -6648,7 +6204,7 @@
           <w:color w:val="0000CC"/>
           <w:sz w:val="18"/>
           <w:szCs w:val="18"/>
-          <w:shd w:val="clear" w:color="auto" w:fill="80C687" w:themeFill="background1" w:themeFillShade="BF"/>
+          <w:shd w:val="clear" w:color="auto" w:fill="BFBFBF" w:themeFill="background1" w:themeFillShade="BF"/>
         </w:rPr>
         <w:t>_cs</w:t>
       </w:r>
@@ -6657,7 +6213,7 @@
           <w:color w:val="0000CC"/>
           <w:sz w:val="18"/>
           <w:szCs w:val="18"/>
-          <w:shd w:val="clear" w:color="auto" w:fill="80C687" w:themeFill="background1" w:themeFillShade="BF"/>
+          <w:shd w:val="clear" w:color="auto" w:fill="BFBFBF" w:themeFill="background1" w:themeFillShade="BF"/>
         </w:rPr>
         <w:t>”</w:t>
       </w:r>
@@ -6667,7 +6223,7 @@
           <w:color w:val="0000CC"/>
           <w:sz w:val="18"/>
           <w:szCs w:val="18"/>
-          <w:shd w:val="clear" w:color="auto" w:fill="80C687" w:themeFill="background1" w:themeFillShade="BF"/>
+          <w:shd w:val="clear" w:color="auto" w:fill="BFBFBF" w:themeFill="background1" w:themeFillShade="BF"/>
         </w:rPr>
         <w:t>;</w:t>
       </w:r>
@@ -6678,40 +6234,38 @@
           <w:color w:val="0000CC"/>
           <w:sz w:val="18"/>
           <w:szCs w:val="18"/>
-          <w:shd w:val="clear" w:color="auto" w:fill="80C687" w:themeFill="background1" w:themeFillShade="BF"/>
-        </w:rPr>
-      </w:pPr>
-      <w:r>
-        <w:rPr>
-          <w:rFonts w:hint="eastAsia"/>
-          <w:color w:val="0000CC"/>
-          <w:sz w:val="18"/>
-          <w:szCs w:val="18"/>
-          <w:shd w:val="clear" w:color="auto" w:fill="80C687" w:themeFill="background1" w:themeFillShade="BF"/>
+          <w:shd w:val="clear" w:color="auto" w:fill="BFBFBF" w:themeFill="background1" w:themeFillShade="BF"/>
+        </w:rPr>
+      </w:pPr>
+      <w:r>
+        <w:rPr>
+          <w:rFonts w:hint="eastAsia"/>
+          <w:color w:val="0000CC"/>
+          <w:sz w:val="18"/>
+          <w:szCs w:val="18"/>
+          <w:shd w:val="clear" w:color="auto" w:fill="BFBFBF" w:themeFill="background1" w:themeFillShade="BF"/>
         </w:rPr>
         <w:t xml:space="preserve">   </w:t>
       </w:r>
       <w:proofErr w:type="spellStart"/>
-      <w:proofErr w:type="gramStart"/>
-      <w:r>
-        <w:rPr>
-          <w:rFonts w:hint="eastAsia"/>
-          <w:color w:val="0000CC"/>
-          <w:sz w:val="18"/>
-          <w:szCs w:val="18"/>
-          <w:shd w:val="clear" w:color="auto" w:fill="80C687" w:themeFill="background1" w:themeFillShade="BF"/>
+      <w:r>
+        <w:rPr>
+          <w:rFonts w:hint="eastAsia"/>
+          <w:color w:val="0000CC"/>
+          <w:sz w:val="18"/>
+          <w:szCs w:val="18"/>
+          <w:shd w:val="clear" w:color="auto" w:fill="BFBFBF" w:themeFill="background1" w:themeFillShade="BF"/>
         </w:rPr>
         <w:t>var</w:t>
       </w:r>
       <w:proofErr w:type="spellEnd"/>
-      <w:proofErr w:type="gramEnd"/>
-      <w:r>
-        <w:rPr>
-          <w:rFonts w:hint="eastAsia"/>
-          <w:color w:val="0000CC"/>
-          <w:sz w:val="18"/>
-          <w:szCs w:val="18"/>
-          <w:shd w:val="clear" w:color="auto" w:fill="80C687" w:themeFill="background1" w:themeFillShade="BF"/>
+      <w:r>
+        <w:rPr>
+          <w:rFonts w:hint="eastAsia"/>
+          <w:color w:val="0000CC"/>
+          <w:sz w:val="18"/>
+          <w:szCs w:val="18"/>
+          <w:shd w:val="clear" w:color="auto" w:fill="BFBFBF" w:themeFill="background1" w:themeFillShade="BF"/>
         </w:rPr>
         <w:t xml:space="preserve"> </w:t>
       </w:r>
@@ -6722,7 +6276,7 @@
           <w:color w:val="0000CC"/>
           <w:sz w:val="18"/>
           <w:szCs w:val="18"/>
-          <w:shd w:val="clear" w:color="auto" w:fill="80C687" w:themeFill="background1" w:themeFillShade="BF"/>
+          <w:shd w:val="clear" w:color="auto" w:fill="BFBFBF" w:themeFill="background1" w:themeFillShade="BF"/>
         </w:rPr>
         <w:t>cLName</w:t>
       </w:r>
@@ -6733,7 +6287,7 @@
           <w:color w:val="0000CC"/>
           <w:sz w:val="18"/>
           <w:szCs w:val="18"/>
-          <w:shd w:val="clear" w:color="auto" w:fill="80C687" w:themeFill="background1" w:themeFillShade="BF"/>
+          <w:shd w:val="clear" w:color="auto" w:fill="BFBFBF" w:themeFill="background1" w:themeFillShade="BF"/>
         </w:rPr>
         <w:t xml:space="preserve"> = </w:t>
       </w:r>
@@ -6742,7 +6296,7 @@
           <w:color w:val="0000CC"/>
           <w:sz w:val="18"/>
           <w:szCs w:val="18"/>
-          <w:shd w:val="clear" w:color="auto" w:fill="80C687" w:themeFill="background1" w:themeFillShade="BF"/>
+          <w:shd w:val="clear" w:color="auto" w:fill="BFBFBF" w:themeFill="background1" w:themeFillShade="BF"/>
         </w:rPr>
         <w:t>COMMC</w:t>
       </w:r>
@@ -6752,7 +6306,7 @@
           <w:color w:val="0000CC"/>
           <w:sz w:val="18"/>
           <w:szCs w:val="18"/>
-          <w:shd w:val="clear" w:color="auto" w:fill="80C687" w:themeFill="background1" w:themeFillShade="BF"/>
+          <w:shd w:val="clear" w:color="auto" w:fill="BFBFBF" w:themeFill="background1" w:themeFillShade="BF"/>
         </w:rPr>
         <w:t>L</w:t>
       </w:r>
@@ -6761,7 +6315,7 @@
           <w:color w:val="0000CC"/>
           <w:sz w:val="18"/>
           <w:szCs w:val="18"/>
-          <w:shd w:val="clear" w:color="auto" w:fill="80C687" w:themeFill="background1" w:themeFillShade="BF"/>
+          <w:shd w:val="clear" w:color="auto" w:fill="BFBFBF" w:themeFill="background1" w:themeFillShade="BF"/>
         </w:rPr>
         <w:t>NAM</w:t>
       </w:r>
@@ -6771,7 +6325,7 @@
           <w:color w:val="0000CC"/>
           <w:sz w:val="18"/>
           <w:szCs w:val="18"/>
-          <w:shd w:val="clear" w:color="auto" w:fill="80C687" w:themeFill="background1" w:themeFillShade="BF"/>
+          <w:shd w:val="clear" w:color="auto" w:fill="BFBFBF" w:themeFill="background1" w:themeFillShade="BF"/>
         </w:rPr>
         <w:t xml:space="preserve"> + </w:t>
       </w:r>
@@ -6780,7 +6334,7 @@
           <w:color w:val="0000CC"/>
           <w:sz w:val="18"/>
           <w:szCs w:val="18"/>
-          <w:shd w:val="clear" w:color="auto" w:fill="80C687" w:themeFill="background1" w:themeFillShade="BF"/>
+          <w:shd w:val="clear" w:color="auto" w:fill="BFBFBF" w:themeFill="background1" w:themeFillShade="BF"/>
         </w:rPr>
         <w:t>“</w:t>
       </w:r>
@@ -6790,7 +6344,7 @@
           <w:color w:val="0000CC"/>
           <w:sz w:val="18"/>
           <w:szCs w:val="18"/>
-          <w:shd w:val="clear" w:color="auto" w:fill="80C687" w:themeFill="background1" w:themeFillShade="BF"/>
+          <w:shd w:val="clear" w:color="auto" w:fill="BFBFBF" w:themeFill="background1" w:themeFillShade="BF"/>
         </w:rPr>
         <w:t>_cl</w:t>
       </w:r>
@@ -6799,7 +6353,7 @@
           <w:color w:val="0000CC"/>
           <w:sz w:val="18"/>
           <w:szCs w:val="18"/>
-          <w:shd w:val="clear" w:color="auto" w:fill="80C687" w:themeFill="background1" w:themeFillShade="BF"/>
+          <w:shd w:val="clear" w:color="auto" w:fill="BFBFBF" w:themeFill="background1" w:themeFillShade="BF"/>
         </w:rPr>
         <w:t>”</w:t>
       </w:r>
@@ -6809,7 +6363,7 @@
           <w:color w:val="0000CC"/>
           <w:sz w:val="18"/>
           <w:szCs w:val="18"/>
-          <w:shd w:val="clear" w:color="auto" w:fill="80C687" w:themeFill="background1" w:themeFillShade="BF"/>
+          <w:shd w:val="clear" w:color="auto" w:fill="BFBFBF" w:themeFill="background1" w:themeFillShade="BF"/>
         </w:rPr>
         <w:t>;</w:t>
       </w:r>
@@ -6820,16 +6374,16 @@
           <w:color w:val="0000CC"/>
           <w:sz w:val="18"/>
           <w:szCs w:val="18"/>
-          <w:shd w:val="clear" w:color="auto" w:fill="80C687" w:themeFill="background1" w:themeFillShade="BF"/>
-        </w:rPr>
-      </w:pPr>
-      <w:r>
-        <w:rPr>
-          <w:rFonts w:hint="eastAsia"/>
-          <w:color w:val="0000CC"/>
-          <w:sz w:val="18"/>
-          <w:szCs w:val="18"/>
-          <w:shd w:val="clear" w:color="auto" w:fill="80C687" w:themeFill="background1" w:themeFillShade="BF"/>
+          <w:shd w:val="clear" w:color="auto" w:fill="BFBFBF" w:themeFill="background1" w:themeFillShade="BF"/>
+        </w:rPr>
+      </w:pPr>
+      <w:r>
+        <w:rPr>
+          <w:rFonts w:hint="eastAsia"/>
+          <w:color w:val="0000CC"/>
+          <w:sz w:val="18"/>
+          <w:szCs w:val="18"/>
+          <w:shd w:val="clear" w:color="auto" w:fill="BFBFBF" w:themeFill="background1" w:themeFillShade="BF"/>
         </w:rPr>
         <w:t xml:space="preserve">   func1( </w:t>
       </w:r>
@@ -6840,7 +6394,7 @@
           <w:color w:val="0000CC"/>
           <w:sz w:val="18"/>
           <w:szCs w:val="18"/>
-          <w:shd w:val="clear" w:color="auto" w:fill="80C687" w:themeFill="background1" w:themeFillShade="BF"/>
+          <w:shd w:val="clear" w:color="auto" w:fill="BFBFBF" w:themeFill="background1" w:themeFillShade="BF"/>
         </w:rPr>
         <w:t>csName</w:t>
       </w:r>
@@ -6851,7 +6405,7 @@
           <w:color w:val="0000CC"/>
           <w:sz w:val="18"/>
           <w:szCs w:val="18"/>
-          <w:shd w:val="clear" w:color="auto" w:fill="80C687" w:themeFill="background1" w:themeFillShade="BF"/>
+          <w:shd w:val="clear" w:color="auto" w:fill="BFBFBF" w:themeFill="background1" w:themeFillShade="BF"/>
         </w:rPr>
         <w:t xml:space="preserve">, </w:t>
       </w:r>
@@ -6862,7 +6416,7 @@
           <w:color w:val="0000CC"/>
           <w:sz w:val="18"/>
           <w:szCs w:val="18"/>
-          <w:shd w:val="clear" w:color="auto" w:fill="80C687" w:themeFill="background1" w:themeFillShade="BF"/>
+          <w:shd w:val="clear" w:color="auto" w:fill="BFBFBF" w:themeFill="background1" w:themeFillShade="BF"/>
         </w:rPr>
         <w:t>clName</w:t>
       </w:r>
@@ -6873,7 +6427,7 @@
           <w:color w:val="0000CC"/>
           <w:sz w:val="18"/>
           <w:szCs w:val="18"/>
-          <w:shd w:val="clear" w:color="auto" w:fill="80C687" w:themeFill="background1" w:themeFillShade="BF"/>
+          <w:shd w:val="clear" w:color="auto" w:fill="BFBFBF" w:themeFill="background1" w:themeFillShade="BF"/>
         </w:rPr>
         <w:t xml:space="preserve"> ); //</w:t>
       </w:r>
@@ -6883,7 +6437,7 @@
           <w:color w:val="0000CC"/>
           <w:sz w:val="18"/>
           <w:szCs w:val="18"/>
-          <w:shd w:val="clear" w:color="auto" w:fill="80C687" w:themeFill="background1" w:themeFillShade="BF"/>
+          <w:shd w:val="clear" w:color="auto" w:fill="BFBFBF" w:themeFill="background1" w:themeFillShade="BF"/>
         </w:rPr>
         <w:t>子函数中传参</w:t>
       </w:r>
@@ -6894,16 +6448,16 @@
           <w:color w:val="0000CC"/>
           <w:sz w:val="18"/>
           <w:szCs w:val="18"/>
-          <w:shd w:val="clear" w:color="auto" w:fill="80C687" w:themeFill="background1" w:themeFillShade="BF"/>
-        </w:rPr>
-      </w:pPr>
-      <w:r>
-        <w:rPr>
-          <w:rFonts w:hint="eastAsia"/>
-          <w:color w:val="0000CC"/>
-          <w:sz w:val="18"/>
-          <w:szCs w:val="18"/>
-          <w:shd w:val="clear" w:color="auto" w:fill="80C687" w:themeFill="background1" w:themeFillShade="BF"/>
+          <w:shd w:val="clear" w:color="auto" w:fill="BFBFBF" w:themeFill="background1" w:themeFillShade="BF"/>
+        </w:rPr>
+      </w:pPr>
+      <w:r>
+        <w:rPr>
+          <w:rFonts w:hint="eastAsia"/>
+          <w:color w:val="0000CC"/>
+          <w:sz w:val="18"/>
+          <w:szCs w:val="18"/>
+          <w:shd w:val="clear" w:color="auto" w:fill="BFBFBF" w:themeFill="background1" w:themeFillShade="BF"/>
         </w:rPr>
         <w:t>}</w:t>
       </w:r>
@@ -6914,39 +6468,27 @@
           <w:color w:val="0000CC"/>
           <w:sz w:val="18"/>
           <w:szCs w:val="18"/>
-          <w:shd w:val="clear" w:color="auto" w:fill="80C687" w:themeFill="background1" w:themeFillShade="BF"/>
-        </w:rPr>
-      </w:pPr>
-      <w:proofErr w:type="gramStart"/>
-      <w:r>
-        <w:rPr>
-          <w:rFonts w:hint="eastAsia"/>
-          <w:color w:val="0000CC"/>
-          <w:sz w:val="18"/>
-          <w:szCs w:val="18"/>
-          <w:shd w:val="clear" w:color="auto" w:fill="80C687" w:themeFill="background1" w:themeFillShade="BF"/>
-        </w:rPr>
-        <w:t>function</w:t>
-      </w:r>
-      <w:proofErr w:type="gramEnd"/>
-      <w:r>
-        <w:rPr>
-          <w:rFonts w:hint="eastAsia"/>
-          <w:color w:val="0000CC"/>
-          <w:sz w:val="18"/>
-          <w:szCs w:val="18"/>
-          <w:shd w:val="clear" w:color="auto" w:fill="80C687" w:themeFill="background1" w:themeFillShade="BF"/>
-        </w:rPr>
-        <w:t xml:space="preserve"> func1( </w:t>
-      </w:r>
-      <w:proofErr w:type="spellStart"/>
-      <w:r>
-        <w:rPr>
-          <w:rFonts w:hint="eastAsia"/>
-          <w:color w:val="0000CC"/>
-          <w:sz w:val="18"/>
-          <w:szCs w:val="18"/>
-          <w:shd w:val="clear" w:color="auto" w:fill="80C687" w:themeFill="background1" w:themeFillShade="BF"/>
+          <w:shd w:val="clear" w:color="auto" w:fill="BFBFBF" w:themeFill="background1" w:themeFillShade="BF"/>
+        </w:rPr>
+      </w:pPr>
+      <w:r>
+        <w:rPr>
+          <w:rFonts w:hint="eastAsia"/>
+          <w:color w:val="0000CC"/>
+          <w:sz w:val="18"/>
+          <w:szCs w:val="18"/>
+          <w:shd w:val="clear" w:color="auto" w:fill="BFBFBF" w:themeFill="background1" w:themeFillShade="BF"/>
+        </w:rPr>
+        <w:t xml:space="preserve">function func1( </w:t>
+      </w:r>
+      <w:proofErr w:type="spellStart"/>
+      <w:r>
+        <w:rPr>
+          <w:rFonts w:hint="eastAsia"/>
+          <w:color w:val="0000CC"/>
+          <w:sz w:val="18"/>
+          <w:szCs w:val="18"/>
+          <w:shd w:val="clear" w:color="auto" w:fill="BFBFBF" w:themeFill="background1" w:themeFillShade="BF"/>
         </w:rPr>
         <w:t>csName</w:t>
       </w:r>
@@ -6957,7 +6499,7 @@
           <w:color w:val="0000CC"/>
           <w:sz w:val="18"/>
           <w:szCs w:val="18"/>
-          <w:shd w:val="clear" w:color="auto" w:fill="80C687" w:themeFill="background1" w:themeFillShade="BF"/>
+          <w:shd w:val="clear" w:color="auto" w:fill="BFBFBF" w:themeFill="background1" w:themeFillShade="BF"/>
         </w:rPr>
         <w:t xml:space="preserve">, </w:t>
       </w:r>
@@ -6968,7 +6510,7 @@
           <w:color w:val="0000CC"/>
           <w:sz w:val="18"/>
           <w:szCs w:val="18"/>
-          <w:shd w:val="clear" w:color="auto" w:fill="80C687" w:themeFill="background1" w:themeFillShade="BF"/>
+          <w:shd w:val="clear" w:color="auto" w:fill="BFBFBF" w:themeFill="background1" w:themeFillShade="BF"/>
         </w:rPr>
         <w:t>clName</w:t>
       </w:r>
@@ -6979,7 +6521,7 @@
           <w:color w:val="0000CC"/>
           <w:sz w:val="18"/>
           <w:szCs w:val="18"/>
-          <w:shd w:val="clear" w:color="auto" w:fill="80C687" w:themeFill="background1" w:themeFillShade="BF"/>
+          <w:shd w:val="clear" w:color="auto" w:fill="BFBFBF" w:themeFill="background1" w:themeFillShade="BF"/>
         </w:rPr>
         <w:t xml:space="preserve"> )</w:t>
       </w:r>
@@ -6990,16 +6532,16 @@
           <w:color w:val="0000CC"/>
           <w:sz w:val="18"/>
           <w:szCs w:val="18"/>
-          <w:shd w:val="clear" w:color="auto" w:fill="80C687" w:themeFill="background1" w:themeFillShade="BF"/>
-        </w:rPr>
-      </w:pPr>
-      <w:r>
-        <w:rPr>
-          <w:rFonts w:hint="eastAsia"/>
-          <w:color w:val="0000CC"/>
-          <w:sz w:val="18"/>
-          <w:szCs w:val="18"/>
-          <w:shd w:val="clear" w:color="auto" w:fill="80C687" w:themeFill="background1" w:themeFillShade="BF"/>
+          <w:shd w:val="clear" w:color="auto" w:fill="BFBFBF" w:themeFill="background1" w:themeFillShade="BF"/>
+        </w:rPr>
+      </w:pPr>
+      <w:r>
+        <w:rPr>
+          <w:rFonts w:hint="eastAsia"/>
+          <w:color w:val="0000CC"/>
+          <w:sz w:val="18"/>
+          <w:szCs w:val="18"/>
+          <w:shd w:val="clear" w:color="auto" w:fill="BFBFBF" w:themeFill="background1" w:themeFillShade="BF"/>
         </w:rPr>
         <w:t>{</w:t>
       </w:r>
@@ -7010,16 +6552,16 @@
           <w:color w:val="0000CC"/>
           <w:sz w:val="18"/>
           <w:szCs w:val="18"/>
-          <w:shd w:val="clear" w:color="auto" w:fill="80C687" w:themeFill="background1" w:themeFillShade="BF"/>
-        </w:rPr>
-      </w:pPr>
-      <w:r>
-        <w:rPr>
-          <w:rFonts w:hint="eastAsia"/>
-          <w:color w:val="0000CC"/>
-          <w:sz w:val="18"/>
-          <w:szCs w:val="18"/>
-          <w:shd w:val="clear" w:color="auto" w:fill="80C687" w:themeFill="background1" w:themeFillShade="BF"/>
+          <w:shd w:val="clear" w:color="auto" w:fill="BFBFBF" w:themeFill="background1" w:themeFillShade="BF"/>
+        </w:rPr>
+      </w:pPr>
+      <w:r>
+        <w:rPr>
+          <w:rFonts w:hint="eastAsia"/>
+          <w:color w:val="0000CC"/>
+          <w:sz w:val="18"/>
+          <w:szCs w:val="18"/>
+          <w:shd w:val="clear" w:color="auto" w:fill="BFBFBF" w:themeFill="background1" w:themeFillShade="BF"/>
         </w:rPr>
         <w:t xml:space="preserve">   //</w:t>
       </w:r>
@@ -7029,7 +6571,7 @@
           <w:color w:val="0000CC"/>
           <w:sz w:val="18"/>
           <w:szCs w:val="18"/>
-          <w:shd w:val="clear" w:color="auto" w:fill="80C687" w:themeFill="background1" w:themeFillShade="BF"/>
+          <w:shd w:val="clear" w:color="auto" w:fill="BFBFBF" w:themeFill="background1" w:themeFillShade="BF"/>
         </w:rPr>
         <w:t>子函数主体</w:t>
       </w:r>
@@ -7039,7 +6581,7 @@
           <w:color w:val="0000CC"/>
           <w:sz w:val="18"/>
           <w:szCs w:val="18"/>
-          <w:shd w:val="clear" w:color="auto" w:fill="80C687" w:themeFill="background1" w:themeFillShade="BF"/>
+          <w:shd w:val="clear" w:color="auto" w:fill="BFBFBF" w:themeFill="background1" w:themeFillShade="BF"/>
         </w:rPr>
         <w:br/>
         <w:t>}</w:t>
@@ -7082,30 +6624,28 @@
           <w:color w:val="0000CC"/>
           <w:sz w:val="18"/>
           <w:szCs w:val="18"/>
-          <w:shd w:val="clear" w:color="auto" w:fill="80C687" w:themeFill="background1" w:themeFillShade="BF"/>
-        </w:rPr>
-      </w:pPr>
-      <w:proofErr w:type="spellStart"/>
-      <w:proofErr w:type="gramStart"/>
-      <w:r>
-        <w:rPr>
-          <w:rFonts w:hint="eastAsia"/>
-          <w:color w:val="0000CC"/>
-          <w:sz w:val="18"/>
-          <w:szCs w:val="18"/>
-          <w:shd w:val="clear" w:color="auto" w:fill="80C687" w:themeFill="background1" w:themeFillShade="BF"/>
+          <w:shd w:val="clear" w:color="auto" w:fill="BFBFBF" w:themeFill="background1" w:themeFillShade="BF"/>
+        </w:rPr>
+      </w:pPr>
+      <w:proofErr w:type="spellStart"/>
+      <w:r>
+        <w:rPr>
+          <w:rFonts w:hint="eastAsia"/>
+          <w:color w:val="0000CC"/>
+          <w:sz w:val="18"/>
+          <w:szCs w:val="18"/>
+          <w:shd w:val="clear" w:color="auto" w:fill="BFBFBF" w:themeFill="background1" w:themeFillShade="BF"/>
         </w:rPr>
         <w:t>var</w:t>
       </w:r>
       <w:proofErr w:type="spellEnd"/>
-      <w:proofErr w:type="gramEnd"/>
-      <w:r>
-        <w:rPr>
-          <w:rFonts w:hint="eastAsia"/>
-          <w:color w:val="0000CC"/>
-          <w:sz w:val="18"/>
-          <w:szCs w:val="18"/>
-          <w:shd w:val="clear" w:color="auto" w:fill="80C687" w:themeFill="background1" w:themeFillShade="BF"/>
+      <w:r>
+        <w:rPr>
+          <w:rFonts w:hint="eastAsia"/>
+          <w:color w:val="0000CC"/>
+          <w:sz w:val="18"/>
+          <w:szCs w:val="18"/>
+          <w:shd w:val="clear" w:color="auto" w:fill="BFBFBF" w:themeFill="background1" w:themeFillShade="BF"/>
         </w:rPr>
         <w:t xml:space="preserve"> count = </w:t>
       </w:r>
@@ -7116,7 +6656,7 @@
           <w:color w:val="0000CC"/>
           <w:sz w:val="18"/>
           <w:szCs w:val="18"/>
-          <w:shd w:val="clear" w:color="auto" w:fill="80C687" w:themeFill="background1" w:themeFillShade="BF"/>
+          <w:shd w:val="clear" w:color="auto" w:fill="BFBFBF" w:themeFill="background1" w:themeFillShade="BF"/>
         </w:rPr>
         <w:t>cl.count</w:t>
       </w:r>
@@ -7127,7 +6667,7 @@
           <w:color w:val="0000CC"/>
           <w:sz w:val="18"/>
           <w:szCs w:val="18"/>
-          <w:shd w:val="clear" w:color="auto" w:fill="80C687" w:themeFill="background1" w:themeFillShade="BF"/>
+          <w:shd w:val="clear" w:color="auto" w:fill="BFBFBF" w:themeFill="background1" w:themeFillShade="BF"/>
         </w:rPr>
         <w:t>();</w:t>
       </w:r>
@@ -7138,36 +6678,25 @@
           <w:color w:val="0000CC"/>
           <w:sz w:val="18"/>
           <w:szCs w:val="18"/>
-          <w:shd w:val="clear" w:color="auto" w:fill="80C687" w:themeFill="background1" w:themeFillShade="BF"/>
-        </w:rPr>
-      </w:pPr>
-      <w:proofErr w:type="gramStart"/>
-      <w:r>
-        <w:rPr>
-          <w:color w:val="0000CC"/>
-          <w:sz w:val="18"/>
-          <w:szCs w:val="18"/>
-          <w:shd w:val="clear" w:color="auto" w:fill="80C687" w:themeFill="background1" w:themeFillShade="BF"/>
-        </w:rPr>
-        <w:t>if</w:t>
-      </w:r>
-      <w:proofErr w:type="gramEnd"/>
-      <w:r>
-        <w:rPr>
-          <w:color w:val="0000CC"/>
-          <w:sz w:val="18"/>
-          <w:szCs w:val="18"/>
-          <w:shd w:val="clear" w:color="auto" w:fill="80C687" w:themeFill="background1" w:themeFillShade="BF"/>
-        </w:rPr>
-        <w:t xml:space="preserve"> (</w:t>
-      </w:r>
-      <w:r>
-        <w:rPr>
-          <w:rFonts w:hint="eastAsia"/>
-          <w:color w:val="0000CC"/>
-          <w:sz w:val="18"/>
-          <w:szCs w:val="18"/>
-          <w:shd w:val="clear" w:color="auto" w:fill="80C687" w:themeFill="background1" w:themeFillShade="BF"/>
+          <w:shd w:val="clear" w:color="auto" w:fill="BFBFBF" w:themeFill="background1" w:themeFillShade="BF"/>
+        </w:rPr>
+      </w:pPr>
+      <w:r>
+        <w:rPr>
+          <w:color w:val="0000CC"/>
+          <w:sz w:val="18"/>
+          <w:szCs w:val="18"/>
+          <w:shd w:val="clear" w:color="auto" w:fill="BFBFBF" w:themeFill="background1" w:themeFillShade="BF"/>
+        </w:rPr>
+        <w:t>if (</w:t>
+      </w:r>
+      <w:r>
+        <w:rPr>
+          <w:rFonts w:hint="eastAsia"/>
+          <w:color w:val="0000CC"/>
+          <w:sz w:val="18"/>
+          <w:szCs w:val="18"/>
+          <w:shd w:val="clear" w:color="auto" w:fill="BFBFBF" w:themeFill="background1" w:themeFillShade="BF"/>
         </w:rPr>
         <w:t xml:space="preserve"> count </w:t>
       </w:r>
@@ -7177,7 +6706,7 @@
           <w:color w:val="0000CC"/>
           <w:sz w:val="18"/>
           <w:szCs w:val="18"/>
-          <w:shd w:val="clear" w:color="auto" w:fill="80C687" w:themeFill="background1" w:themeFillShade="BF"/>
+          <w:shd w:val="clear" w:color="auto" w:fill="BFBFBF" w:themeFill="background1" w:themeFillShade="BF"/>
         </w:rPr>
         <w:t>!== 100</w:t>
       </w:r>
@@ -7187,7 +6716,7 @@
           <w:color w:val="0000CC"/>
           <w:sz w:val="18"/>
           <w:szCs w:val="18"/>
-          <w:shd w:val="clear" w:color="auto" w:fill="80C687" w:themeFill="background1" w:themeFillShade="BF"/>
+          <w:shd w:val="clear" w:color="auto" w:fill="BFBFBF" w:themeFill="background1" w:themeFillShade="BF"/>
         </w:rPr>
         <w:t xml:space="preserve"> </w:t>
       </w:r>
@@ -7196,7 +6725,7 @@
           <w:color w:val="0000CC"/>
           <w:sz w:val="18"/>
           <w:szCs w:val="18"/>
-          <w:shd w:val="clear" w:color="auto" w:fill="80C687" w:themeFill="background1" w:themeFillShade="BF"/>
+          <w:shd w:val="clear" w:color="auto" w:fill="BFBFBF" w:themeFill="background1" w:themeFillShade="BF"/>
         </w:rPr>
         <w:t>)</w:t>
       </w:r>
@@ -7207,16 +6736,16 @@
           <w:color w:val="0000CC"/>
           <w:sz w:val="18"/>
           <w:szCs w:val="18"/>
-          <w:shd w:val="clear" w:color="auto" w:fill="80C687" w:themeFill="background1" w:themeFillShade="BF"/>
-        </w:rPr>
-      </w:pPr>
-      <w:r>
-        <w:rPr>
-          <w:rFonts w:hint="eastAsia"/>
-          <w:color w:val="0000CC"/>
-          <w:sz w:val="18"/>
-          <w:szCs w:val="18"/>
-          <w:shd w:val="clear" w:color="auto" w:fill="80C687" w:themeFill="background1" w:themeFillShade="BF"/>
+          <w:shd w:val="clear" w:color="auto" w:fill="BFBFBF" w:themeFill="background1" w:themeFillShade="BF"/>
+        </w:rPr>
+      </w:pPr>
+      <w:r>
+        <w:rPr>
+          <w:rFonts w:hint="eastAsia"/>
+          <w:color w:val="0000CC"/>
+          <w:sz w:val="18"/>
+          <w:szCs w:val="18"/>
+          <w:shd w:val="clear" w:color="auto" w:fill="BFBFBF" w:themeFill="background1" w:themeFillShade="BF"/>
         </w:rPr>
         <w:t>{</w:t>
       </w:r>
@@ -7227,58 +6756,37 @@
           <w:color w:val="0000CC"/>
           <w:sz w:val="18"/>
           <w:szCs w:val="18"/>
-          <w:shd w:val="clear" w:color="auto" w:fill="80C687" w:themeFill="background1" w:themeFillShade="BF"/>
-        </w:rPr>
-      </w:pPr>
-      <w:r>
-        <w:rPr>
-          <w:rFonts w:hint="eastAsia"/>
-          <w:color w:val="0000CC"/>
-          <w:sz w:val="18"/>
-          <w:szCs w:val="18"/>
-          <w:shd w:val="clear" w:color="auto" w:fill="80C687" w:themeFill="background1" w:themeFillShade="BF"/>
+          <w:shd w:val="clear" w:color="auto" w:fill="BFBFBF" w:themeFill="background1" w:themeFillShade="BF"/>
+        </w:rPr>
+      </w:pPr>
+      <w:r>
+        <w:rPr>
+          <w:rFonts w:hint="eastAsia"/>
+          <w:color w:val="0000CC"/>
+          <w:sz w:val="18"/>
+          <w:szCs w:val="18"/>
+          <w:shd w:val="clear" w:color="auto" w:fill="BFBFBF" w:themeFill="background1" w:themeFillShade="BF"/>
         </w:rPr>
         <w:tab/>
-      </w:r>
-      <w:proofErr w:type="gramStart"/>
-      <w:r>
-        <w:rPr>
-          <w:rFonts w:hint="eastAsia"/>
-          <w:color w:val="0000CC"/>
-          <w:sz w:val="18"/>
-          <w:szCs w:val="18"/>
-          <w:shd w:val="clear" w:color="auto" w:fill="80C687" w:themeFill="background1" w:themeFillShade="BF"/>
-        </w:rPr>
-        <w:t>throw</w:t>
-      </w:r>
-      <w:proofErr w:type="gramEnd"/>
-      <w:r>
-        <w:rPr>
-          <w:rFonts w:hint="eastAsia"/>
-          <w:color w:val="0000CC"/>
-          <w:sz w:val="18"/>
-          <w:szCs w:val="18"/>
-          <w:shd w:val="clear" w:color="auto" w:fill="80C687" w:themeFill="background1" w:themeFillShade="BF"/>
-        </w:rPr>
-        <w:t xml:space="preserve"> -1;</w:t>
-      </w:r>
-    </w:p>
-    <w:p>
-      <w:pPr>
-        <w:rPr>
-          <w:color w:val="0000CC"/>
-          <w:sz w:val="18"/>
-          <w:szCs w:val="18"/>
-          <w:shd w:val="clear" w:color="auto" w:fill="80C687" w:themeFill="background1" w:themeFillShade="BF"/>
-        </w:rPr>
-      </w:pPr>
-      <w:r>
-        <w:rPr>
-          <w:rFonts w:hint="eastAsia"/>
-          <w:color w:val="0000CC"/>
-          <w:sz w:val="18"/>
-          <w:szCs w:val="18"/>
-          <w:shd w:val="clear" w:color="auto" w:fill="80C687" w:themeFill="background1" w:themeFillShade="BF"/>
+        <w:t>throw -1;</w:t>
+      </w:r>
+    </w:p>
+    <w:p>
+      <w:pPr>
+        <w:rPr>
+          <w:color w:val="0000CC"/>
+          <w:sz w:val="18"/>
+          <w:szCs w:val="18"/>
+          <w:shd w:val="clear" w:color="auto" w:fill="BFBFBF" w:themeFill="background1" w:themeFillShade="BF"/>
+        </w:rPr>
+      </w:pPr>
+      <w:r>
+        <w:rPr>
+          <w:rFonts w:hint="eastAsia"/>
+          <w:color w:val="0000CC"/>
+          <w:sz w:val="18"/>
+          <w:szCs w:val="18"/>
+          <w:shd w:val="clear" w:color="auto" w:fill="BFBFBF" w:themeFill="background1" w:themeFillShade="BF"/>
         </w:rPr>
         <w:t>}</w:t>
       </w:r>
@@ -7327,30 +6835,28 @@
           <w:color w:val="0000CC"/>
           <w:sz w:val="18"/>
           <w:szCs w:val="18"/>
-          <w:shd w:val="clear" w:color="auto" w:fill="80C687" w:themeFill="background1" w:themeFillShade="BF"/>
-        </w:rPr>
-      </w:pPr>
-      <w:proofErr w:type="spellStart"/>
-      <w:proofErr w:type="gramStart"/>
-      <w:r>
-        <w:rPr>
-          <w:rFonts w:hint="eastAsia"/>
-          <w:color w:val="0000CC"/>
-          <w:sz w:val="18"/>
-          <w:szCs w:val="18"/>
-          <w:shd w:val="clear" w:color="auto" w:fill="80C687" w:themeFill="background1" w:themeFillShade="BF"/>
+          <w:shd w:val="clear" w:color="auto" w:fill="BFBFBF" w:themeFill="background1" w:themeFillShade="BF"/>
+        </w:rPr>
+      </w:pPr>
+      <w:proofErr w:type="spellStart"/>
+      <w:r>
+        <w:rPr>
+          <w:rFonts w:hint="eastAsia"/>
+          <w:color w:val="0000CC"/>
+          <w:sz w:val="18"/>
+          <w:szCs w:val="18"/>
+          <w:shd w:val="clear" w:color="auto" w:fill="BFBFBF" w:themeFill="background1" w:themeFillShade="BF"/>
         </w:rPr>
         <w:t>var</w:t>
       </w:r>
       <w:proofErr w:type="spellEnd"/>
-      <w:proofErr w:type="gramEnd"/>
-      <w:r>
-        <w:rPr>
-          <w:rFonts w:hint="eastAsia"/>
-          <w:color w:val="0000CC"/>
-          <w:sz w:val="18"/>
-          <w:szCs w:val="18"/>
-          <w:shd w:val="clear" w:color="auto" w:fill="80C687" w:themeFill="background1" w:themeFillShade="BF"/>
+      <w:r>
+        <w:rPr>
+          <w:rFonts w:hint="eastAsia"/>
+          <w:color w:val="0000CC"/>
+          <w:sz w:val="18"/>
+          <w:szCs w:val="18"/>
+          <w:shd w:val="clear" w:color="auto" w:fill="BFBFBF" w:themeFill="background1" w:themeFillShade="BF"/>
         </w:rPr>
         <w:t xml:space="preserve"> count = </w:t>
       </w:r>
@@ -7361,7 +6867,7 @@
           <w:color w:val="0000CC"/>
           <w:sz w:val="18"/>
           <w:szCs w:val="18"/>
-          <w:shd w:val="clear" w:color="auto" w:fill="80C687" w:themeFill="background1" w:themeFillShade="BF"/>
+          <w:shd w:val="clear" w:color="auto" w:fill="BFBFBF" w:themeFill="background1" w:themeFillShade="BF"/>
         </w:rPr>
         <w:t>cl.count</w:t>
       </w:r>
@@ -7372,7 +6878,7 @@
           <w:color w:val="0000CC"/>
           <w:sz w:val="18"/>
           <w:szCs w:val="18"/>
-          <w:shd w:val="clear" w:color="auto" w:fill="80C687" w:themeFill="background1" w:themeFillShade="BF"/>
+          <w:shd w:val="clear" w:color="auto" w:fill="BFBFBF" w:themeFill="background1" w:themeFillShade="BF"/>
         </w:rPr>
         <w:t>();</w:t>
       </w:r>
@@ -7383,30 +6889,28 @@
           <w:color w:val="0000CC"/>
           <w:sz w:val="18"/>
           <w:szCs w:val="18"/>
-          <w:shd w:val="clear" w:color="auto" w:fill="80C687" w:themeFill="background1" w:themeFillShade="BF"/>
-        </w:rPr>
-      </w:pPr>
-      <w:proofErr w:type="spellStart"/>
-      <w:proofErr w:type="gramStart"/>
-      <w:r>
-        <w:rPr>
-          <w:rFonts w:hint="eastAsia"/>
-          <w:color w:val="0000CC"/>
-          <w:sz w:val="18"/>
-          <w:szCs w:val="18"/>
-          <w:shd w:val="clear" w:color="auto" w:fill="80C687" w:themeFill="background1" w:themeFillShade="BF"/>
+          <w:shd w:val="clear" w:color="auto" w:fill="BFBFBF" w:themeFill="background1" w:themeFillShade="BF"/>
+        </w:rPr>
+      </w:pPr>
+      <w:proofErr w:type="spellStart"/>
+      <w:r>
+        <w:rPr>
+          <w:rFonts w:hint="eastAsia"/>
+          <w:color w:val="0000CC"/>
+          <w:sz w:val="18"/>
+          <w:szCs w:val="18"/>
+          <w:shd w:val="clear" w:color="auto" w:fill="BFBFBF" w:themeFill="background1" w:themeFillShade="BF"/>
         </w:rPr>
         <w:t>var</w:t>
       </w:r>
       <w:proofErr w:type="spellEnd"/>
-      <w:proofErr w:type="gramEnd"/>
-      <w:r>
-        <w:rPr>
-          <w:rFonts w:hint="eastAsia"/>
-          <w:color w:val="0000CC"/>
-          <w:sz w:val="18"/>
-          <w:szCs w:val="18"/>
-          <w:shd w:val="clear" w:color="auto" w:fill="80C687" w:themeFill="background1" w:themeFillShade="BF"/>
+      <w:r>
+        <w:rPr>
+          <w:rFonts w:hint="eastAsia"/>
+          <w:color w:val="0000CC"/>
+          <w:sz w:val="18"/>
+          <w:szCs w:val="18"/>
+          <w:shd w:val="clear" w:color="auto" w:fill="BFBFBF" w:themeFill="background1" w:themeFillShade="BF"/>
         </w:rPr>
         <w:t xml:space="preserve"> </w:t>
       </w:r>
@@ -7417,7 +6921,7 @@
           <w:color w:val="0000CC"/>
           <w:sz w:val="18"/>
           <w:szCs w:val="18"/>
-          <w:shd w:val="clear" w:color="auto" w:fill="80C687" w:themeFill="background1" w:themeFillShade="BF"/>
+          <w:shd w:val="clear" w:color="auto" w:fill="BFBFBF" w:themeFill="background1" w:themeFillShade="BF"/>
         </w:rPr>
         <w:t>totalRecNum</w:t>
       </w:r>
@@ -7428,7 +6932,7 @@
           <w:color w:val="0000CC"/>
           <w:sz w:val="18"/>
           <w:szCs w:val="18"/>
-          <w:shd w:val="clear" w:color="auto" w:fill="80C687" w:themeFill="background1" w:themeFillShade="BF"/>
+          <w:shd w:val="clear" w:color="auto" w:fill="BFBFBF" w:themeFill="background1" w:themeFillShade="BF"/>
         </w:rPr>
         <w:t xml:space="preserve"> = 100; // </w:t>
       </w:r>
@@ -7439,7 +6943,7 @@
           <w:color w:val="0000CC"/>
           <w:sz w:val="18"/>
           <w:szCs w:val="18"/>
-          <w:shd w:val="clear" w:color="auto" w:fill="80C687" w:themeFill="background1" w:themeFillShade="BF"/>
+          <w:shd w:val="clear" w:color="auto" w:fill="BFBFBF" w:themeFill="background1" w:themeFillShade="BF"/>
         </w:rPr>
         <w:t>totao</w:t>
       </w:r>
@@ -7450,7 +6954,7 @@
           <w:color w:val="0000CC"/>
           <w:sz w:val="18"/>
           <w:szCs w:val="18"/>
-          <w:shd w:val="clear" w:color="auto" w:fill="80C687" w:themeFill="background1" w:themeFillShade="BF"/>
+          <w:shd w:val="clear" w:color="auto" w:fill="BFBFBF" w:themeFill="background1" w:themeFillShade="BF"/>
         </w:rPr>
         <w:t xml:space="preserve"> record number in cl</w:t>
       </w:r>
@@ -7461,36 +6965,25 @@
           <w:color w:val="0000CC"/>
           <w:sz w:val="18"/>
           <w:szCs w:val="18"/>
-          <w:shd w:val="clear" w:color="auto" w:fill="80C687" w:themeFill="background1" w:themeFillShade="BF"/>
-        </w:rPr>
-      </w:pPr>
-      <w:proofErr w:type="gramStart"/>
-      <w:r>
-        <w:rPr>
-          <w:color w:val="0000CC"/>
-          <w:sz w:val="18"/>
-          <w:szCs w:val="18"/>
-          <w:shd w:val="clear" w:color="auto" w:fill="80C687" w:themeFill="background1" w:themeFillShade="BF"/>
-        </w:rPr>
-        <w:t>if</w:t>
-      </w:r>
-      <w:proofErr w:type="gramEnd"/>
-      <w:r>
-        <w:rPr>
-          <w:color w:val="0000CC"/>
-          <w:sz w:val="18"/>
-          <w:szCs w:val="18"/>
-          <w:shd w:val="clear" w:color="auto" w:fill="80C687" w:themeFill="background1" w:themeFillShade="BF"/>
-        </w:rPr>
-        <w:t xml:space="preserve"> (</w:t>
-      </w:r>
-      <w:r>
-        <w:rPr>
-          <w:rFonts w:hint="eastAsia"/>
-          <w:color w:val="0000CC"/>
-          <w:sz w:val="18"/>
-          <w:szCs w:val="18"/>
-          <w:shd w:val="clear" w:color="auto" w:fill="80C687" w:themeFill="background1" w:themeFillShade="BF"/>
+          <w:shd w:val="clear" w:color="auto" w:fill="BFBFBF" w:themeFill="background1" w:themeFillShade="BF"/>
+        </w:rPr>
+      </w:pPr>
+      <w:r>
+        <w:rPr>
+          <w:color w:val="0000CC"/>
+          <w:sz w:val="18"/>
+          <w:szCs w:val="18"/>
+          <w:shd w:val="clear" w:color="auto" w:fill="BFBFBF" w:themeFill="background1" w:themeFillShade="BF"/>
+        </w:rPr>
+        <w:t>if (</w:t>
+      </w:r>
+      <w:r>
+        <w:rPr>
+          <w:rFonts w:hint="eastAsia"/>
+          <w:color w:val="0000CC"/>
+          <w:sz w:val="18"/>
+          <w:szCs w:val="18"/>
+          <w:shd w:val="clear" w:color="auto" w:fill="BFBFBF" w:themeFill="background1" w:themeFillShade="BF"/>
         </w:rPr>
         <w:t xml:space="preserve"> count !== </w:t>
       </w:r>
@@ -7501,7 +6994,7 @@
           <w:color w:val="0000CC"/>
           <w:sz w:val="18"/>
           <w:szCs w:val="18"/>
-          <w:shd w:val="clear" w:color="auto" w:fill="80C687" w:themeFill="background1" w:themeFillShade="BF"/>
+          <w:shd w:val="clear" w:color="auto" w:fill="BFBFBF" w:themeFill="background1" w:themeFillShade="BF"/>
         </w:rPr>
         <w:t>totalRecNum</w:t>
       </w:r>
@@ -7512,7 +7005,7 @@
           <w:color w:val="0000CC"/>
           <w:sz w:val="18"/>
           <w:szCs w:val="18"/>
-          <w:shd w:val="clear" w:color="auto" w:fill="80C687" w:themeFill="background1" w:themeFillShade="BF"/>
+          <w:shd w:val="clear" w:color="auto" w:fill="BFBFBF" w:themeFill="background1" w:themeFillShade="BF"/>
         </w:rPr>
         <w:t xml:space="preserve"> </w:t>
       </w:r>
@@ -7521,7 +7014,7 @@
           <w:color w:val="0000CC"/>
           <w:sz w:val="18"/>
           <w:szCs w:val="18"/>
-          <w:shd w:val="clear" w:color="auto" w:fill="80C687" w:themeFill="background1" w:themeFillShade="BF"/>
+          <w:shd w:val="clear" w:color="auto" w:fill="BFBFBF" w:themeFill="background1" w:themeFillShade="BF"/>
         </w:rPr>
         <w:t>)</w:t>
       </w:r>
@@ -7532,16 +7025,16 @@
           <w:color w:val="0000CC"/>
           <w:sz w:val="18"/>
           <w:szCs w:val="18"/>
-          <w:shd w:val="clear" w:color="auto" w:fill="80C687" w:themeFill="background1" w:themeFillShade="BF"/>
-        </w:rPr>
-      </w:pPr>
-      <w:r>
-        <w:rPr>
-          <w:rFonts w:hint="eastAsia"/>
-          <w:color w:val="0000CC"/>
-          <w:sz w:val="18"/>
-          <w:szCs w:val="18"/>
-          <w:shd w:val="clear" w:color="auto" w:fill="80C687" w:themeFill="background1" w:themeFillShade="BF"/>
+          <w:shd w:val="clear" w:color="auto" w:fill="BFBFBF" w:themeFill="background1" w:themeFillShade="BF"/>
+        </w:rPr>
+      </w:pPr>
+      <w:r>
+        <w:rPr>
+          <w:rFonts w:hint="eastAsia"/>
+          <w:color w:val="0000CC"/>
+          <w:sz w:val="18"/>
+          <w:szCs w:val="18"/>
+          <w:shd w:val="clear" w:color="auto" w:fill="BFBFBF" w:themeFill="background1" w:themeFillShade="BF"/>
         </w:rPr>
         <w:t>{</w:t>
       </w:r>
@@ -7552,58 +7045,37 @@
           <w:color w:val="0000CC"/>
           <w:sz w:val="18"/>
           <w:szCs w:val="18"/>
-          <w:shd w:val="clear" w:color="auto" w:fill="80C687" w:themeFill="background1" w:themeFillShade="BF"/>
-        </w:rPr>
-      </w:pPr>
-      <w:r>
-        <w:rPr>
-          <w:rFonts w:hint="eastAsia"/>
-          <w:color w:val="0000CC"/>
-          <w:sz w:val="18"/>
-          <w:szCs w:val="18"/>
-          <w:shd w:val="clear" w:color="auto" w:fill="80C687" w:themeFill="background1" w:themeFillShade="BF"/>
+          <w:shd w:val="clear" w:color="auto" w:fill="BFBFBF" w:themeFill="background1" w:themeFillShade="BF"/>
+        </w:rPr>
+      </w:pPr>
+      <w:r>
+        <w:rPr>
+          <w:rFonts w:hint="eastAsia"/>
+          <w:color w:val="0000CC"/>
+          <w:sz w:val="18"/>
+          <w:szCs w:val="18"/>
+          <w:shd w:val="clear" w:color="auto" w:fill="BFBFBF" w:themeFill="background1" w:themeFillShade="BF"/>
         </w:rPr>
         <w:tab/>
-      </w:r>
-      <w:proofErr w:type="gramStart"/>
-      <w:r>
-        <w:rPr>
-          <w:rFonts w:hint="eastAsia"/>
-          <w:color w:val="0000CC"/>
-          <w:sz w:val="18"/>
-          <w:szCs w:val="18"/>
-          <w:shd w:val="clear" w:color="auto" w:fill="80C687" w:themeFill="background1" w:themeFillShade="BF"/>
-        </w:rPr>
-        <w:t>throw</w:t>
-      </w:r>
-      <w:proofErr w:type="gramEnd"/>
-      <w:r>
-        <w:rPr>
-          <w:rFonts w:hint="eastAsia"/>
-          <w:color w:val="0000CC"/>
-          <w:sz w:val="18"/>
-          <w:szCs w:val="18"/>
-          <w:shd w:val="clear" w:color="auto" w:fill="80C687" w:themeFill="background1" w:themeFillShade="BF"/>
-        </w:rPr>
-        <w:t xml:space="preserve"> -1;</w:t>
-      </w:r>
-    </w:p>
-    <w:p>
-      <w:pPr>
-        <w:rPr>
-          <w:color w:val="0000CC"/>
-          <w:sz w:val="18"/>
-          <w:szCs w:val="18"/>
-          <w:shd w:val="clear" w:color="auto" w:fill="80C687" w:themeFill="background1" w:themeFillShade="BF"/>
-        </w:rPr>
-      </w:pPr>
-      <w:r>
-        <w:rPr>
-          <w:rFonts w:hint="eastAsia"/>
-          <w:color w:val="0000CC"/>
-          <w:sz w:val="18"/>
-          <w:szCs w:val="18"/>
-          <w:shd w:val="clear" w:color="auto" w:fill="80C687" w:themeFill="background1" w:themeFillShade="BF"/>
+        <w:t>throw -1;</w:t>
+      </w:r>
+    </w:p>
+    <w:p>
+      <w:pPr>
+        <w:rPr>
+          <w:color w:val="0000CC"/>
+          <w:sz w:val="18"/>
+          <w:szCs w:val="18"/>
+          <w:shd w:val="clear" w:color="auto" w:fill="BFBFBF" w:themeFill="background1" w:themeFillShade="BF"/>
+        </w:rPr>
+      </w:pPr>
+      <w:r>
+        <w:rPr>
+          <w:rFonts w:hint="eastAsia"/>
+          <w:color w:val="0000CC"/>
+          <w:sz w:val="18"/>
+          <w:szCs w:val="18"/>
+          <w:shd w:val="clear" w:color="auto" w:fill="BFBFBF" w:themeFill="background1" w:themeFillShade="BF"/>
         </w:rPr>
         <w:t>}</w:t>
       </w:r>
@@ -7687,7 +7159,7 @@
           <w:color w:val="0000CC"/>
           <w:sz w:val="18"/>
           <w:szCs w:val="18"/>
-          <w:shd w:val="clear" w:color="auto" w:fill="80C687" w:themeFill="background1" w:themeFillShade="BF"/>
+          <w:shd w:val="clear" w:color="auto" w:fill="BFBFBF" w:themeFill="background1" w:themeFillShade="BF"/>
         </w:rPr>
       </w:pPr>
       <w:r>
@@ -7839,21 +7311,7 @@
         <w:rPr>
           <w:rFonts w:hint="eastAsia"/>
         </w:rPr>
-        <w:t>，则会增加用例执行时间，如果</w:t>
-      </w:r>
-      <w:proofErr w:type="gramStart"/>
-      <w:r>
-        <w:rPr>
-          <w:rFonts w:hint="eastAsia"/>
-        </w:rPr>
-        <w:t>用例数</w:t>
-      </w:r>
-      <w:proofErr w:type="gramEnd"/>
-      <w:r>
-        <w:rPr>
-          <w:rFonts w:hint="eastAsia"/>
-        </w:rPr>
-        <w:t>过多，则时间会无</w:t>
+        <w:t>，则会增加用例执行时间，如果用例数过多，则时间会无</w:t>
       </w:r>
       <w:r>
         <w:rPr>
@@ -7894,7 +7352,7 @@
           <w:color w:val="0000CC"/>
           <w:sz w:val="18"/>
           <w:szCs w:val="18"/>
-          <w:shd w:val="clear" w:color="auto" w:fill="80C687" w:themeFill="background1" w:themeFillShade="BF"/>
+          <w:shd w:val="clear" w:color="auto" w:fill="BFBFBF" w:themeFill="background1" w:themeFillShade="BF"/>
         </w:rPr>
         <w:t>1</w:t>
       </w:r>
@@ -7904,7 +7362,7 @@
           <w:color w:val="0000CC"/>
           <w:sz w:val="18"/>
           <w:szCs w:val="18"/>
-          <w:shd w:val="clear" w:color="auto" w:fill="80C687" w:themeFill="background1" w:themeFillShade="BF"/>
+          <w:shd w:val="clear" w:color="auto" w:fill="BFBFBF" w:themeFill="background1" w:themeFillShade="BF"/>
         </w:rPr>
         <w:t>、</w:t>
       </w:r>
@@ -7914,39 +7372,17 @@
           <w:color w:val="0000CC"/>
           <w:sz w:val="18"/>
           <w:szCs w:val="18"/>
-          <w:shd w:val="clear" w:color="auto" w:fill="80C687" w:themeFill="background1" w:themeFillShade="BF"/>
-        </w:rPr>
-        <w:t>在规定时间内，</w:t>
-      </w:r>
-      <w:proofErr w:type="gramStart"/>
-      <w:r>
-        <w:rPr>
-          <w:rFonts w:hint="eastAsia"/>
-          <w:color w:val="0000CC"/>
-          <w:sz w:val="18"/>
-          <w:szCs w:val="18"/>
-          <w:shd w:val="clear" w:color="auto" w:fill="80C687" w:themeFill="background1" w:themeFillShade="BF"/>
-        </w:rPr>
-        <w:t>每秒实期检测</w:t>
-      </w:r>
-      <w:proofErr w:type="gramEnd"/>
-      <w:r>
-        <w:rPr>
-          <w:rFonts w:hint="eastAsia"/>
-          <w:color w:val="0000CC"/>
-          <w:sz w:val="18"/>
-          <w:szCs w:val="18"/>
-          <w:shd w:val="clear" w:color="auto" w:fill="80C687" w:themeFill="background1" w:themeFillShade="BF"/>
-        </w:rPr>
-        <w:t>是否满足要求，一旦满足，立即往下执行（</w:t>
-      </w:r>
-      <w:r>
-        <w:rPr>
-          <w:rFonts w:hint="eastAsia"/>
-          <w:color w:val="0000CC"/>
-          <w:sz w:val="18"/>
-          <w:szCs w:val="18"/>
-          <w:shd w:val="clear" w:color="auto" w:fill="80C687" w:themeFill="background1" w:themeFillShade="BF"/>
+          <w:shd w:val="clear" w:color="auto" w:fill="BFBFBF" w:themeFill="background1" w:themeFillShade="BF"/>
+        </w:rPr>
+        <w:t>在规定时间内，每秒实期检测是否满足要求，一旦满足，立即往下执行（</w:t>
+      </w:r>
+      <w:r>
+        <w:rPr>
+          <w:rFonts w:hint="eastAsia"/>
+          <w:color w:val="0000CC"/>
+          <w:sz w:val="18"/>
+          <w:szCs w:val="18"/>
+          <w:shd w:val="clear" w:color="auto" w:fill="BFBFBF" w:themeFill="background1" w:themeFillShade="BF"/>
         </w:rPr>
         <w:t>Sleep(1)</w:t>
       </w:r>
@@ -7956,7 +7392,7 @@
           <w:color w:val="0000CC"/>
           <w:sz w:val="18"/>
           <w:szCs w:val="18"/>
-          <w:shd w:val="clear" w:color="auto" w:fill="80C687" w:themeFill="background1" w:themeFillShade="BF"/>
+          <w:shd w:val="clear" w:color="auto" w:fill="BFBFBF" w:themeFill="background1" w:themeFillShade="BF"/>
         </w:rPr>
         <w:t>，而不是直接</w:t>
       </w:r>
@@ -7966,7 +7402,7 @@
           <w:color w:val="0000CC"/>
           <w:sz w:val="18"/>
           <w:szCs w:val="18"/>
-          <w:shd w:val="clear" w:color="auto" w:fill="80C687" w:themeFill="background1" w:themeFillShade="BF"/>
+          <w:shd w:val="clear" w:color="auto" w:fill="BFBFBF" w:themeFill="background1" w:themeFillShade="BF"/>
         </w:rPr>
         <w:t>Sleep(N)</w:t>
       </w:r>
@@ -7976,7 +7412,7 @@
           <w:color w:val="0000CC"/>
           <w:sz w:val="18"/>
           <w:szCs w:val="18"/>
-          <w:shd w:val="clear" w:color="auto" w:fill="80C687" w:themeFill="background1" w:themeFillShade="BF"/>
+          <w:shd w:val="clear" w:color="auto" w:fill="BFBFBF" w:themeFill="background1" w:themeFillShade="BF"/>
         </w:rPr>
         <w:t>，这样可以减少</w:t>
       </w:r>
@@ -7986,7 +7422,7 @@
           <w:color w:val="0000CC"/>
           <w:sz w:val="18"/>
           <w:szCs w:val="18"/>
-          <w:shd w:val="clear" w:color="auto" w:fill="80C687" w:themeFill="background1" w:themeFillShade="BF"/>
+          <w:shd w:val="clear" w:color="auto" w:fill="BFBFBF" w:themeFill="background1" w:themeFillShade="BF"/>
         </w:rPr>
         <w:t>Sleep</w:t>
       </w:r>
@@ -7996,7 +7432,7 @@
           <w:color w:val="0000CC"/>
           <w:sz w:val="18"/>
           <w:szCs w:val="18"/>
-          <w:shd w:val="clear" w:color="auto" w:fill="80C687" w:themeFill="background1" w:themeFillShade="BF"/>
+          <w:shd w:val="clear" w:color="auto" w:fill="BFBFBF" w:themeFill="background1" w:themeFillShade="BF"/>
         </w:rPr>
         <w:t>时间；</w:t>
       </w:r>
@@ -8007,16 +7443,16 @@
           <w:color w:val="0000CC"/>
           <w:sz w:val="18"/>
           <w:szCs w:val="18"/>
-          <w:shd w:val="clear" w:color="auto" w:fill="80C687" w:themeFill="background1" w:themeFillShade="BF"/>
-        </w:rPr>
-      </w:pPr>
-      <w:r>
-        <w:rPr>
-          <w:rFonts w:hint="eastAsia"/>
-          <w:color w:val="0000CC"/>
-          <w:sz w:val="18"/>
-          <w:szCs w:val="18"/>
-          <w:shd w:val="clear" w:color="auto" w:fill="80C687" w:themeFill="background1" w:themeFillShade="BF"/>
+          <w:shd w:val="clear" w:color="auto" w:fill="BFBFBF" w:themeFill="background1" w:themeFillShade="BF"/>
+        </w:rPr>
+      </w:pPr>
+      <w:r>
+        <w:rPr>
+          <w:rFonts w:hint="eastAsia"/>
+          <w:color w:val="0000CC"/>
+          <w:sz w:val="18"/>
+          <w:szCs w:val="18"/>
+          <w:shd w:val="clear" w:color="auto" w:fill="BFBFBF" w:themeFill="background1" w:themeFillShade="BF"/>
         </w:rPr>
         <w:t>2</w:t>
       </w:r>
@@ -8026,7 +7462,7 @@
           <w:color w:val="0000CC"/>
           <w:sz w:val="18"/>
           <w:szCs w:val="18"/>
-          <w:shd w:val="clear" w:color="auto" w:fill="80C687" w:themeFill="background1" w:themeFillShade="BF"/>
+          <w:shd w:val="clear" w:color="auto" w:fill="BFBFBF" w:themeFill="background1" w:themeFillShade="BF"/>
         </w:rPr>
         <w:t>、</w:t>
       </w:r>
@@ -8036,7 +7472,7 @@
           <w:color w:val="0000CC"/>
           <w:sz w:val="18"/>
           <w:szCs w:val="18"/>
-          <w:shd w:val="clear" w:color="auto" w:fill="80C687" w:themeFill="background1" w:themeFillShade="BF"/>
+          <w:shd w:val="clear" w:color="auto" w:fill="BFBFBF" w:themeFill="background1" w:themeFillShade="BF"/>
         </w:rPr>
         <w:t>通过其它功能手段，如</w:t>
       </w:r>
@@ -8047,7 +7483,7 @@
           <w:color w:val="0000CC"/>
           <w:sz w:val="18"/>
           <w:szCs w:val="18"/>
-          <w:shd w:val="clear" w:color="auto" w:fill="80C687" w:themeFill="background1" w:themeFillShade="BF"/>
+          <w:shd w:val="clear" w:color="auto" w:fill="BFBFBF" w:themeFill="background1" w:themeFillShade="BF"/>
         </w:rPr>
         <w:t>ReplSize</w:t>
       </w:r>
@@ -8058,7 +7494,7 @@
           <w:color w:val="0000CC"/>
           <w:sz w:val="18"/>
           <w:szCs w:val="18"/>
-          <w:shd w:val="clear" w:color="auto" w:fill="80C687" w:themeFill="background1" w:themeFillShade="BF"/>
+          <w:shd w:val="clear" w:color="auto" w:fill="BFBFBF" w:themeFill="background1" w:themeFillShade="BF"/>
         </w:rPr>
         <w:t>=0</w:t>
       </w:r>
@@ -8068,7 +7504,7 @@
           <w:color w:val="0000CC"/>
           <w:sz w:val="18"/>
           <w:szCs w:val="18"/>
-          <w:shd w:val="clear" w:color="auto" w:fill="80C687" w:themeFill="background1" w:themeFillShade="BF"/>
+          <w:shd w:val="clear" w:color="auto" w:fill="BFBFBF" w:themeFill="background1" w:themeFillShade="BF"/>
         </w:rPr>
         <w:t>，可以让副本全同步再返回，从而不需要</w:t>
       </w:r>
@@ -8078,7 +7514,7 @@
           <w:color w:val="0000CC"/>
           <w:sz w:val="18"/>
           <w:szCs w:val="18"/>
-          <w:shd w:val="clear" w:color="auto" w:fill="80C687" w:themeFill="background1" w:themeFillShade="BF"/>
+          <w:shd w:val="clear" w:color="auto" w:fill="BFBFBF" w:themeFill="background1" w:themeFillShade="BF"/>
         </w:rPr>
         <w:t>Sleep</w:t>
       </w:r>
@@ -8088,7 +7524,7 @@
           <w:color w:val="0000CC"/>
           <w:sz w:val="18"/>
           <w:szCs w:val="18"/>
-          <w:shd w:val="clear" w:color="auto" w:fill="80C687" w:themeFill="background1" w:themeFillShade="BF"/>
+          <w:shd w:val="clear" w:color="auto" w:fill="BFBFBF" w:themeFill="background1" w:themeFillShade="BF"/>
         </w:rPr>
         <w:t>；</w:t>
       </w:r>
@@ -8118,1416 +7554,1453 @@
           <w:color w:val="0000CC"/>
           <w:sz w:val="18"/>
           <w:szCs w:val="18"/>
-          <w:shd w:val="clear" w:color="auto" w:fill="80C687" w:themeFill="background1" w:themeFillShade="BF"/>
-        </w:rPr>
-      </w:pPr>
-      <w:proofErr w:type="gramStart"/>
-      <w:r>
-        <w:rPr>
-          <w:rFonts w:hint="eastAsia"/>
-          <w:color w:val="0000CC"/>
-          <w:sz w:val="18"/>
-          <w:szCs w:val="18"/>
-          <w:shd w:val="clear" w:color="auto" w:fill="80C687" w:themeFill="background1" w:themeFillShade="BF"/>
-        </w:rPr>
-        <w:t>while(</w:t>
-      </w:r>
-      <w:proofErr w:type="gramEnd"/>
-      <w:r>
-        <w:rPr>
-          <w:rFonts w:hint="eastAsia"/>
-          <w:color w:val="0000CC"/>
-          <w:sz w:val="18"/>
-          <w:szCs w:val="18"/>
-          <w:shd w:val="clear" w:color="auto" w:fill="80C687" w:themeFill="background1" w:themeFillShade="BF"/>
+          <w:shd w:val="clear" w:color="auto" w:fill="BFBFBF" w:themeFill="background1" w:themeFillShade="BF"/>
+        </w:rPr>
+      </w:pPr>
+      <w:r>
+        <w:rPr>
+          <w:rFonts w:hint="eastAsia"/>
+          <w:color w:val="0000CC"/>
+          <w:sz w:val="18"/>
+          <w:szCs w:val="18"/>
+          <w:shd w:val="clear" w:color="auto" w:fill="BFBFBF" w:themeFill="background1" w:themeFillShade="BF"/>
+        </w:rPr>
+        <w:t xml:space="preserve">while( </w:t>
+      </w:r>
+      <w:proofErr w:type="spellStart"/>
+      <w:r>
+        <w:rPr>
+          <w:rFonts w:hint="eastAsia"/>
+          <w:color w:val="0000CC"/>
+          <w:sz w:val="18"/>
+          <w:szCs w:val="18"/>
+          <w:shd w:val="clear" w:color="auto" w:fill="BFBFBF" w:themeFill="background1" w:themeFillShade="BF"/>
+        </w:rPr>
+        <w:t>isNeedWait</w:t>
+      </w:r>
+      <w:proofErr w:type="spellEnd"/>
+      <w:r>
+        <w:rPr>
+          <w:rFonts w:hint="eastAsia"/>
+          <w:color w:val="0000CC"/>
+          <w:sz w:val="18"/>
+          <w:szCs w:val="18"/>
+          <w:shd w:val="clear" w:color="auto" w:fill="BFBFBF" w:themeFill="background1" w:themeFillShade="BF"/>
+        </w:rPr>
+        <w:t>() )</w:t>
+      </w:r>
+    </w:p>
+    <w:p>
+      <w:pPr>
+        <w:rPr>
+          <w:color w:val="0000CC"/>
+          <w:sz w:val="18"/>
+          <w:szCs w:val="18"/>
+          <w:shd w:val="clear" w:color="auto" w:fill="BFBFBF" w:themeFill="background1" w:themeFillShade="BF"/>
+        </w:rPr>
+      </w:pPr>
+      <w:r>
+        <w:rPr>
+          <w:rFonts w:hint="eastAsia"/>
+          <w:color w:val="0000CC"/>
+          <w:sz w:val="18"/>
+          <w:szCs w:val="18"/>
+          <w:shd w:val="clear" w:color="auto" w:fill="BFBFBF" w:themeFill="background1" w:themeFillShade="BF"/>
+        </w:rPr>
+        <w:t>{</w:t>
+      </w:r>
+    </w:p>
+    <w:p>
+      <w:pPr>
+        <w:rPr>
+          <w:color w:val="0000CC"/>
+          <w:sz w:val="18"/>
+          <w:szCs w:val="18"/>
+          <w:shd w:val="clear" w:color="auto" w:fill="BFBFBF" w:themeFill="background1" w:themeFillShade="BF"/>
+        </w:rPr>
+      </w:pPr>
+      <w:r>
+        <w:rPr>
+          <w:rFonts w:hint="eastAsia"/>
+          <w:color w:val="0000CC"/>
+          <w:sz w:val="18"/>
+          <w:szCs w:val="18"/>
+          <w:shd w:val="clear" w:color="auto" w:fill="BFBFBF" w:themeFill="background1" w:themeFillShade="BF"/>
+        </w:rPr>
+        <w:t>}</w:t>
+      </w:r>
+    </w:p>
+    <w:p>
+      <w:r>
+        <w:rPr>
+          <w:rFonts w:hint="eastAsia"/>
+        </w:rPr>
+        <w:t>如果</w:t>
+      </w:r>
+      <w:proofErr w:type="spellStart"/>
+      <w:r>
+        <w:rPr>
+          <w:rFonts w:hint="eastAsia"/>
+        </w:rPr>
+        <w:t>isNeedWait</w:t>
+      </w:r>
+      <w:proofErr w:type="spellEnd"/>
+      <w:r>
+        <w:rPr>
+          <w:rFonts w:hint="eastAsia"/>
+        </w:rPr>
+        <w:t>()</w:t>
+      </w:r>
+      <w:r>
+        <w:rPr>
+          <w:rFonts w:hint="eastAsia"/>
+        </w:rPr>
+        <w:t>是纯消耗</w:t>
+      </w:r>
+      <w:r>
+        <w:rPr>
+          <w:rFonts w:hint="eastAsia"/>
+        </w:rPr>
+        <w:t>CPU</w:t>
+      </w:r>
+      <w:r>
+        <w:rPr>
+          <w:rFonts w:hint="eastAsia"/>
+        </w:rPr>
+        <w:t>的函数无其它任何</w:t>
+      </w:r>
+      <w:r>
+        <w:rPr>
+          <w:rFonts w:hint="eastAsia"/>
+        </w:rPr>
+        <w:t>IO</w:t>
+      </w:r>
+      <w:r>
+        <w:rPr>
+          <w:rFonts w:hint="eastAsia"/>
+        </w:rPr>
+        <w:t>操作，则此段代码将导致</w:t>
+      </w:r>
+      <w:r>
+        <w:rPr>
+          <w:rFonts w:hint="eastAsia"/>
+        </w:rPr>
+        <w:t>CPU</w:t>
+      </w:r>
+      <w:r>
+        <w:rPr>
+          <w:rFonts w:hint="eastAsia"/>
+        </w:rPr>
+        <w:t>使用率较高，可改成如下：</w:t>
+      </w:r>
+    </w:p>
+    <w:p>
+      <w:pPr>
+        <w:rPr>
+          <w:color w:val="0000CC"/>
+          <w:sz w:val="18"/>
+          <w:szCs w:val="18"/>
+          <w:shd w:val="clear" w:color="auto" w:fill="BFBFBF" w:themeFill="background1" w:themeFillShade="BF"/>
+        </w:rPr>
+      </w:pPr>
+      <w:r>
+        <w:rPr>
+          <w:rFonts w:hint="eastAsia"/>
+          <w:color w:val="0000CC"/>
+          <w:sz w:val="18"/>
+          <w:szCs w:val="18"/>
+          <w:shd w:val="clear" w:color="auto" w:fill="BFBFBF" w:themeFill="background1" w:themeFillShade="BF"/>
+        </w:rPr>
+        <w:t xml:space="preserve">while( </w:t>
+      </w:r>
+      <w:proofErr w:type="spellStart"/>
+      <w:r>
+        <w:rPr>
+          <w:rFonts w:hint="eastAsia"/>
+          <w:color w:val="0000CC"/>
+          <w:sz w:val="18"/>
+          <w:szCs w:val="18"/>
+          <w:shd w:val="clear" w:color="auto" w:fill="BFBFBF" w:themeFill="background1" w:themeFillShade="BF"/>
+        </w:rPr>
+        <w:t>isNeedWait</w:t>
+      </w:r>
+      <w:proofErr w:type="spellEnd"/>
+      <w:r>
+        <w:rPr>
+          <w:rFonts w:hint="eastAsia"/>
+          <w:color w:val="0000CC"/>
+          <w:sz w:val="18"/>
+          <w:szCs w:val="18"/>
+          <w:shd w:val="clear" w:color="auto" w:fill="BFBFBF" w:themeFill="background1" w:themeFillShade="BF"/>
+        </w:rPr>
+        <w:t>() )</w:t>
+      </w:r>
+    </w:p>
+    <w:p>
+      <w:pPr>
+        <w:rPr>
+          <w:color w:val="0000CC"/>
+          <w:sz w:val="18"/>
+          <w:szCs w:val="18"/>
+          <w:shd w:val="clear" w:color="auto" w:fill="BFBFBF" w:themeFill="background1" w:themeFillShade="BF"/>
+        </w:rPr>
+      </w:pPr>
+      <w:r>
+        <w:rPr>
+          <w:rFonts w:hint="eastAsia"/>
+          <w:color w:val="0000CC"/>
+          <w:sz w:val="18"/>
+          <w:szCs w:val="18"/>
+          <w:shd w:val="clear" w:color="auto" w:fill="BFBFBF" w:themeFill="background1" w:themeFillShade="BF"/>
+        </w:rPr>
+        <w:t>{</w:t>
+      </w:r>
+    </w:p>
+    <w:p>
+      <w:pPr>
+        <w:rPr>
+          <w:color w:val="0000CC"/>
+          <w:sz w:val="18"/>
+          <w:szCs w:val="18"/>
+          <w:shd w:val="clear" w:color="auto" w:fill="BFBFBF" w:themeFill="background1" w:themeFillShade="BF"/>
+        </w:rPr>
+      </w:pPr>
+      <w:r>
+        <w:rPr>
+          <w:rFonts w:hint="eastAsia"/>
+          <w:color w:val="0000CC"/>
+          <w:sz w:val="18"/>
+          <w:szCs w:val="18"/>
+          <w:shd w:val="clear" w:color="auto" w:fill="BFBFBF" w:themeFill="background1" w:themeFillShade="BF"/>
+        </w:rPr>
+        <w:t xml:space="preserve">   Sleep(1)</w:t>
+      </w:r>
+    </w:p>
+    <w:p>
+      <w:pPr>
+        <w:rPr>
+          <w:color w:val="0000CC"/>
+          <w:sz w:val="18"/>
+          <w:szCs w:val="18"/>
+          <w:shd w:val="clear" w:color="auto" w:fill="BFBFBF" w:themeFill="background1" w:themeFillShade="BF"/>
+        </w:rPr>
+      </w:pPr>
+      <w:r>
+        <w:rPr>
+          <w:rFonts w:hint="eastAsia"/>
+          <w:color w:val="0000CC"/>
+          <w:sz w:val="18"/>
+          <w:szCs w:val="18"/>
+          <w:shd w:val="clear" w:color="auto" w:fill="BFBFBF" w:themeFill="background1" w:themeFillShade="BF"/>
+        </w:rPr>
+        <w:t>}</w:t>
+      </w:r>
+    </w:p>
+    <w:p>
+      <w:pPr>
+        <w:pStyle w:val="Heading2"/>
+      </w:pPr>
+      <w:r>
+        <w:rPr>
+          <w:rFonts w:hint="eastAsia"/>
+        </w:rPr>
+        <w:t>使用恰当的注释</w:t>
+      </w:r>
+    </w:p>
+    <w:p>
+      <w:r>
+        <w:rPr>
+          <w:rFonts w:hint="eastAsia"/>
+        </w:rPr>
+        <w:tab/>
+      </w:r>
+      <w:r>
+        <w:rPr>
+          <w:rFonts w:hint="eastAsia"/>
+        </w:rPr>
+        <w:t>不要吝啬注释。当变量名描述不清，或者函数返回值较复杂时，建议使用注释说明。</w:t>
+      </w:r>
+    </w:p>
+    <w:p>
+      <w:r>
+        <w:rPr>
+          <w:rFonts w:hint="eastAsia"/>
+        </w:rPr>
+        <w:tab/>
+      </w:r>
+      <w:r>
+        <w:rPr>
+          <w:rFonts w:hint="eastAsia"/>
+        </w:rPr>
+        <w:t>及时更新注释也很重要，错误的注释会让程序更加难以阅读和理解。</w:t>
+      </w:r>
+    </w:p>
+    <w:p>
+      <w:r>
+        <w:rPr>
+          <w:rFonts w:hint="eastAsia"/>
+        </w:rPr>
+        <w:tab/>
+      </w:r>
+      <w:r>
+        <w:rPr>
+          <w:rFonts w:hint="eastAsia"/>
+        </w:rPr>
+        <w:t>让注释有意义。如以下注释是没有必要的。</w:t>
+      </w:r>
+    </w:p>
+    <w:p>
+      <w:pPr>
+        <w:rPr>
+          <w:color w:val="0000CC"/>
+          <w:sz w:val="18"/>
+          <w:szCs w:val="18"/>
+          <w:shd w:val="clear" w:color="auto" w:fill="BFBFBF" w:themeFill="background1" w:themeFillShade="BF"/>
+        </w:rPr>
+      </w:pPr>
+      <w:proofErr w:type="spellStart"/>
+      <w:r>
+        <w:rPr>
+          <w:rFonts w:hint="eastAsia"/>
+          <w:color w:val="0000CC"/>
+          <w:sz w:val="18"/>
+          <w:szCs w:val="18"/>
+          <w:shd w:val="clear" w:color="auto" w:fill="BFBFBF" w:themeFill="background1" w:themeFillShade="BF"/>
+        </w:rPr>
+        <w:t>i</w:t>
+      </w:r>
+      <w:proofErr w:type="spellEnd"/>
+      <w:r>
+        <w:rPr>
+          <w:rFonts w:hint="eastAsia"/>
+          <w:color w:val="0000CC"/>
+          <w:sz w:val="18"/>
+          <w:szCs w:val="18"/>
+          <w:shd w:val="clear" w:color="auto" w:fill="BFBFBF" w:themeFill="background1" w:themeFillShade="BF"/>
+        </w:rPr>
+        <w:t xml:space="preserve"> = 100;  //</w:t>
+      </w:r>
+      <w:r>
+        <w:rPr>
+          <w:rFonts w:hint="eastAsia"/>
+          <w:color w:val="0000CC"/>
+          <w:sz w:val="18"/>
+          <w:szCs w:val="18"/>
+          <w:shd w:val="clear" w:color="auto" w:fill="BFBFBF" w:themeFill="background1" w:themeFillShade="BF"/>
+        </w:rPr>
+        <w:t>让</w:t>
+      </w:r>
+      <w:proofErr w:type="spellStart"/>
+      <w:r>
+        <w:rPr>
+          <w:rFonts w:hint="eastAsia"/>
+          <w:color w:val="0000CC"/>
+          <w:sz w:val="18"/>
+          <w:szCs w:val="18"/>
+          <w:shd w:val="clear" w:color="auto" w:fill="BFBFBF" w:themeFill="background1" w:themeFillShade="BF"/>
+        </w:rPr>
+        <w:t>i</w:t>
+      </w:r>
+      <w:proofErr w:type="spellEnd"/>
+      <w:r>
+        <w:rPr>
+          <w:rFonts w:hint="eastAsia"/>
+          <w:color w:val="0000CC"/>
+          <w:sz w:val="18"/>
+          <w:szCs w:val="18"/>
+          <w:shd w:val="clear" w:color="auto" w:fill="BFBFBF" w:themeFill="background1" w:themeFillShade="BF"/>
+        </w:rPr>
+        <w:t>等于</w:t>
+      </w:r>
+      <w:r>
+        <w:rPr>
+          <w:rFonts w:hint="eastAsia"/>
+          <w:color w:val="0000CC"/>
+          <w:sz w:val="18"/>
+          <w:szCs w:val="18"/>
+          <w:shd w:val="clear" w:color="auto" w:fill="BFBFBF" w:themeFill="background1" w:themeFillShade="BF"/>
+        </w:rPr>
+        <w:t>100</w:t>
+      </w:r>
+    </w:p>
+    <w:p>
+      <w:pPr>
+        <w:pStyle w:val="Heading2"/>
+      </w:pPr>
+      <w:r>
+        <w:rPr>
+          <w:rFonts w:hint="eastAsia"/>
+        </w:rPr>
+        <w:t>空行</w:t>
+      </w:r>
+    </w:p>
+    <w:p>
+      <w:r>
+        <w:rPr>
+          <w:rFonts w:hint="eastAsia"/>
+        </w:rPr>
+        <w:tab/>
+      </w:r>
+      <w:r>
+        <w:rPr>
+          <w:rFonts w:hint="eastAsia"/>
+        </w:rPr>
+        <w:t>使用空行来划分一组逻辑上相关联的代码片段</w:t>
+      </w:r>
+      <w:r>
+        <w:rPr>
+          <w:rFonts w:hint="eastAsia"/>
+        </w:rPr>
+        <w:t>。</w:t>
+      </w:r>
+    </w:p>
+    <w:p>
+      <w:pPr>
+        <w:pStyle w:val="Heading2"/>
+      </w:pPr>
+      <w:r>
+        <w:rPr>
+          <w:rFonts w:hint="eastAsia"/>
+        </w:rPr>
+        <w:t>等号对齐</w:t>
+      </w:r>
+    </w:p>
+    <w:p>
+      <w:r>
+        <w:rPr>
+          <w:rFonts w:hint="eastAsia"/>
+        </w:rPr>
+        <w:tab/>
+      </w:r>
+      <w:r>
+        <w:rPr>
+          <w:rFonts w:hint="eastAsia"/>
+        </w:rPr>
+        <w:t>当代码相似时，可以使用等号对齐。如：</w:t>
+      </w:r>
+    </w:p>
+    <w:p>
+      <w:pPr>
+        <w:rPr>
+          <w:color w:val="0000CC"/>
+          <w:sz w:val="18"/>
+          <w:szCs w:val="18"/>
+          <w:shd w:val="clear" w:color="auto" w:fill="BFBFBF" w:themeFill="background1" w:themeFillShade="BF"/>
+        </w:rPr>
+      </w:pPr>
+      <w:proofErr w:type="spellStart"/>
+      <w:r>
+        <w:rPr>
+          <w:color w:val="0000CC"/>
+          <w:sz w:val="18"/>
+          <w:szCs w:val="18"/>
+          <w:shd w:val="clear" w:color="auto" w:fill="BFBFBF" w:themeFill="background1" w:themeFillShade="BF"/>
+        </w:rPr>
+        <w:t>var</w:t>
+      </w:r>
+      <w:proofErr w:type="spellEnd"/>
+      <w:r>
+        <w:rPr>
+          <w:color w:val="0000CC"/>
+          <w:sz w:val="18"/>
+          <w:szCs w:val="18"/>
+          <w:shd w:val="clear" w:color="auto" w:fill="BFBFBF" w:themeFill="background1" w:themeFillShade="BF"/>
+        </w:rPr>
+        <w:t xml:space="preserve"> no</w:t>
+      </w:r>
+      <w:r>
+        <w:rPr>
+          <w:rFonts w:hint="eastAsia"/>
+          <w:color w:val="0000CC"/>
+          <w:sz w:val="18"/>
+          <w:szCs w:val="18"/>
+          <w:shd w:val="clear" w:color="auto" w:fill="BFBFBF" w:themeFill="background1" w:themeFillShade="BF"/>
         </w:rPr>
         <w:t xml:space="preserve"> </w:t>
       </w:r>
-      <w:proofErr w:type="spellStart"/>
-      <w:r>
-        <w:rPr>
-          <w:rFonts w:hint="eastAsia"/>
-          <w:color w:val="0000CC"/>
-          <w:sz w:val="18"/>
-          <w:szCs w:val="18"/>
-          <w:shd w:val="clear" w:color="auto" w:fill="80C687" w:themeFill="background1" w:themeFillShade="BF"/>
-        </w:rPr>
-        <w:t>isNeedWait</w:t>
-      </w:r>
-      <w:proofErr w:type="spellEnd"/>
-      <w:r>
-        <w:rPr>
-          <w:rFonts w:hint="eastAsia"/>
-          <w:color w:val="0000CC"/>
-          <w:sz w:val="18"/>
-          <w:szCs w:val="18"/>
-          <w:shd w:val="clear" w:color="auto" w:fill="80C687" w:themeFill="background1" w:themeFillShade="BF"/>
-        </w:rPr>
-        <w:t>() )</w:t>
-      </w:r>
-    </w:p>
-    <w:p>
-      <w:pPr>
-        <w:rPr>
-          <w:color w:val="0000CC"/>
-          <w:sz w:val="18"/>
-          <w:szCs w:val="18"/>
-          <w:shd w:val="clear" w:color="auto" w:fill="80C687" w:themeFill="background1" w:themeFillShade="BF"/>
-        </w:rPr>
-      </w:pPr>
-      <w:r>
-        <w:rPr>
-          <w:rFonts w:hint="eastAsia"/>
-          <w:color w:val="0000CC"/>
-          <w:sz w:val="18"/>
-          <w:szCs w:val="18"/>
-          <w:shd w:val="clear" w:color="auto" w:fill="80C687" w:themeFill="background1" w:themeFillShade="BF"/>
-        </w:rPr>
-        <w:t>{</w:t>
-      </w:r>
-    </w:p>
-    <w:p>
-      <w:pPr>
-        <w:rPr>
-          <w:color w:val="0000CC"/>
-          <w:sz w:val="18"/>
-          <w:szCs w:val="18"/>
-          <w:shd w:val="clear" w:color="auto" w:fill="80C687" w:themeFill="background1" w:themeFillShade="BF"/>
-        </w:rPr>
-      </w:pPr>
-      <w:r>
-        <w:rPr>
-          <w:rFonts w:hint="eastAsia"/>
-          <w:color w:val="0000CC"/>
-          <w:sz w:val="18"/>
-          <w:szCs w:val="18"/>
-          <w:shd w:val="clear" w:color="auto" w:fill="80C687" w:themeFill="background1" w:themeFillShade="BF"/>
-        </w:rPr>
-        <w:t>}</w:t>
-      </w:r>
-    </w:p>
-    <w:p>
-      <w:r>
-        <w:rPr>
-          <w:rFonts w:hint="eastAsia"/>
-        </w:rPr>
-        <w:t>如果</w:t>
-      </w:r>
-      <w:proofErr w:type="spellStart"/>
-      <w:r>
-        <w:rPr>
-          <w:rFonts w:hint="eastAsia"/>
-        </w:rPr>
-        <w:t>isNeedWait</w:t>
-      </w:r>
-      <w:proofErr w:type="spellEnd"/>
-      <w:r>
-        <w:rPr>
-          <w:rFonts w:hint="eastAsia"/>
-        </w:rPr>
-        <w:t>()</w:t>
-      </w:r>
-      <w:r>
-        <w:rPr>
-          <w:rFonts w:hint="eastAsia"/>
-        </w:rPr>
-        <w:t>是纯消耗</w:t>
-      </w:r>
-      <w:r>
-        <w:rPr>
-          <w:rFonts w:hint="eastAsia"/>
-        </w:rPr>
-        <w:t>CPU</w:t>
-      </w:r>
-      <w:r>
-        <w:rPr>
-          <w:rFonts w:hint="eastAsia"/>
-        </w:rPr>
-        <w:t>的函数无其它任何</w:t>
-      </w:r>
-      <w:r>
-        <w:rPr>
-          <w:rFonts w:hint="eastAsia"/>
-        </w:rPr>
-        <w:t>IO</w:t>
-      </w:r>
-      <w:r>
-        <w:rPr>
-          <w:rFonts w:hint="eastAsia"/>
-        </w:rPr>
-        <w:t>操作，则此段代码将导致</w:t>
-      </w:r>
-      <w:r>
-        <w:rPr>
-          <w:rFonts w:hint="eastAsia"/>
-        </w:rPr>
-        <w:t>CPU</w:t>
-      </w:r>
-      <w:r>
-        <w:rPr>
-          <w:rFonts w:hint="eastAsia"/>
-        </w:rPr>
-        <w:t>使用率较高，可改成如下：</w:t>
-      </w:r>
-    </w:p>
-    <w:p>
-      <w:pPr>
-        <w:rPr>
-          <w:color w:val="0000CC"/>
-          <w:sz w:val="18"/>
-          <w:szCs w:val="18"/>
-          <w:shd w:val="clear" w:color="auto" w:fill="80C687" w:themeFill="background1" w:themeFillShade="BF"/>
-        </w:rPr>
-      </w:pPr>
-      <w:proofErr w:type="gramStart"/>
-      <w:r>
-        <w:rPr>
-          <w:rFonts w:hint="eastAsia"/>
-          <w:color w:val="0000CC"/>
-          <w:sz w:val="18"/>
-          <w:szCs w:val="18"/>
-          <w:shd w:val="clear" w:color="auto" w:fill="80C687" w:themeFill="background1" w:themeFillShade="BF"/>
-        </w:rPr>
-        <w:t>while(</w:t>
-      </w:r>
-      <w:proofErr w:type="gramEnd"/>
-      <w:r>
-        <w:rPr>
-          <w:rFonts w:hint="eastAsia"/>
-          <w:color w:val="0000CC"/>
-          <w:sz w:val="18"/>
-          <w:szCs w:val="18"/>
-          <w:shd w:val="clear" w:color="auto" w:fill="80C687" w:themeFill="background1" w:themeFillShade="BF"/>
+      <w:r>
+        <w:rPr>
+          <w:color w:val="0000CC"/>
+          <w:sz w:val="18"/>
+          <w:szCs w:val="18"/>
+          <w:shd w:val="clear" w:color="auto" w:fill="BFBFBF" w:themeFill="background1" w:themeFillShade="BF"/>
+        </w:rPr>
+        <w:t xml:space="preserve">= </w:t>
+      </w:r>
+      <w:proofErr w:type="spellStart"/>
+      <w:r>
+        <w:rPr>
+          <w:color w:val="0000CC"/>
+          <w:sz w:val="18"/>
+          <w:szCs w:val="18"/>
+          <w:shd w:val="clear" w:color="auto" w:fill="BFBFBF" w:themeFill="background1" w:themeFillShade="BF"/>
+        </w:rPr>
+        <w:t>rc.current</w:t>
+      </w:r>
+      <w:proofErr w:type="spellEnd"/>
+      <w:r>
+        <w:rPr>
+          <w:color w:val="0000CC"/>
+          <w:sz w:val="18"/>
+          <w:szCs w:val="18"/>
+          <w:shd w:val="clear" w:color="auto" w:fill="BFBFBF" w:themeFill="background1" w:themeFillShade="BF"/>
+        </w:rPr>
+        <w:t>().</w:t>
+      </w:r>
+      <w:proofErr w:type="spellStart"/>
+      <w:r>
+        <w:rPr>
+          <w:color w:val="0000CC"/>
+          <w:sz w:val="18"/>
+          <w:szCs w:val="18"/>
+          <w:shd w:val="clear" w:color="auto" w:fill="BFBFBF" w:themeFill="background1" w:themeFillShade="BF"/>
+        </w:rPr>
+        <w:t>toObj</w:t>
+      </w:r>
+      <w:proofErr w:type="spellEnd"/>
+      <w:r>
+        <w:rPr>
+          <w:color w:val="0000CC"/>
+          <w:sz w:val="18"/>
+          <w:szCs w:val="18"/>
+          <w:shd w:val="clear" w:color="auto" w:fill="BFBFBF" w:themeFill="background1" w:themeFillShade="BF"/>
+        </w:rPr>
+        <w:t>()["no"];</w:t>
+      </w:r>
+    </w:p>
+    <w:p>
+      <w:pPr>
+        <w:rPr>
+          <w:color w:val="0000CC"/>
+          <w:sz w:val="18"/>
+          <w:szCs w:val="18"/>
+          <w:shd w:val="clear" w:color="auto" w:fill="BFBFBF" w:themeFill="background1" w:themeFillShade="BF"/>
+        </w:rPr>
+      </w:pPr>
+      <w:proofErr w:type="spellStart"/>
+      <w:r>
+        <w:rPr>
+          <w:color w:val="0000CC"/>
+          <w:sz w:val="18"/>
+          <w:szCs w:val="18"/>
+          <w:shd w:val="clear" w:color="auto" w:fill="BFBFBF" w:themeFill="background1" w:themeFillShade="BF"/>
+        </w:rPr>
+        <w:t>var</w:t>
+      </w:r>
+      <w:proofErr w:type="spellEnd"/>
+      <w:r>
+        <w:rPr>
+          <w:color w:val="0000CC"/>
+          <w:sz w:val="18"/>
+          <w:szCs w:val="18"/>
+          <w:shd w:val="clear" w:color="auto" w:fill="BFBFBF" w:themeFill="background1" w:themeFillShade="BF"/>
+        </w:rPr>
+        <w:t xml:space="preserve"> score = </w:t>
+      </w:r>
+      <w:proofErr w:type="spellStart"/>
+      <w:r>
+        <w:rPr>
+          <w:color w:val="0000CC"/>
+          <w:sz w:val="18"/>
+          <w:szCs w:val="18"/>
+          <w:shd w:val="clear" w:color="auto" w:fill="BFBFBF" w:themeFill="background1" w:themeFillShade="BF"/>
+        </w:rPr>
+        <w:t>rc.current</w:t>
+      </w:r>
+      <w:proofErr w:type="spellEnd"/>
+      <w:r>
+        <w:rPr>
+          <w:color w:val="0000CC"/>
+          <w:sz w:val="18"/>
+          <w:szCs w:val="18"/>
+          <w:shd w:val="clear" w:color="auto" w:fill="BFBFBF" w:themeFill="background1" w:themeFillShade="BF"/>
+        </w:rPr>
+        <w:t>().</w:t>
+      </w:r>
+      <w:proofErr w:type="spellStart"/>
+      <w:r>
+        <w:rPr>
+          <w:color w:val="0000CC"/>
+          <w:sz w:val="18"/>
+          <w:szCs w:val="18"/>
+          <w:shd w:val="clear" w:color="auto" w:fill="BFBFBF" w:themeFill="background1" w:themeFillShade="BF"/>
+        </w:rPr>
+        <w:t>toObj</w:t>
+      </w:r>
+      <w:proofErr w:type="spellEnd"/>
+      <w:r>
+        <w:rPr>
+          <w:color w:val="0000CC"/>
+          <w:sz w:val="18"/>
+          <w:szCs w:val="18"/>
+          <w:shd w:val="clear" w:color="auto" w:fill="BFBFBF" w:themeFill="background1" w:themeFillShade="BF"/>
+        </w:rPr>
+        <w:t>()["score"];</w:t>
+      </w:r>
+    </w:p>
+    <w:p>
+      <w:pPr>
+        <w:rPr>
+          <w:color w:val="0000CC"/>
+          <w:sz w:val="18"/>
+          <w:szCs w:val="18"/>
+          <w:shd w:val="clear" w:color="auto" w:fill="BFBFBF" w:themeFill="background1" w:themeFillShade="BF"/>
+        </w:rPr>
+      </w:pPr>
+      <w:r>
+        <w:rPr>
+          <w:rFonts w:hint="eastAsia"/>
+          <w:color w:val="0000CC"/>
+          <w:sz w:val="18"/>
+          <w:szCs w:val="18"/>
+          <w:shd w:val="clear" w:color="auto" w:fill="BFBFBF" w:themeFill="background1" w:themeFillShade="BF"/>
+        </w:rPr>
+        <w:t>改为</w:t>
+      </w:r>
+    </w:p>
+    <w:p>
+      <w:pPr>
+        <w:rPr>
+          <w:color w:val="0000CC"/>
+          <w:sz w:val="18"/>
+          <w:szCs w:val="18"/>
+          <w:shd w:val="clear" w:color="auto" w:fill="BFBFBF" w:themeFill="background1" w:themeFillShade="BF"/>
+        </w:rPr>
+      </w:pPr>
+      <w:proofErr w:type="spellStart"/>
+      <w:r>
+        <w:rPr>
+          <w:color w:val="0000CC"/>
+          <w:sz w:val="18"/>
+          <w:szCs w:val="18"/>
+          <w:shd w:val="clear" w:color="auto" w:fill="BFBFBF" w:themeFill="background1" w:themeFillShade="BF"/>
+        </w:rPr>
+        <w:t>var</w:t>
+      </w:r>
+      <w:proofErr w:type="spellEnd"/>
+      <w:r>
+        <w:rPr>
+          <w:color w:val="0000CC"/>
+          <w:sz w:val="18"/>
+          <w:szCs w:val="18"/>
+          <w:shd w:val="clear" w:color="auto" w:fill="BFBFBF" w:themeFill="background1" w:themeFillShade="BF"/>
+        </w:rPr>
+        <w:t xml:space="preserve"> no  </w:t>
+      </w:r>
+      <w:r>
+        <w:rPr>
+          <w:color w:val="0000CC"/>
+          <w:sz w:val="18"/>
+          <w:szCs w:val="18"/>
+          <w:shd w:val="clear" w:color="auto" w:fill="BFBFBF" w:themeFill="background1" w:themeFillShade="BF"/>
+        </w:rPr>
+        <w:t xml:space="preserve">= </w:t>
+      </w:r>
+      <w:proofErr w:type="spellStart"/>
+      <w:r>
+        <w:rPr>
+          <w:color w:val="0000CC"/>
+          <w:sz w:val="18"/>
+          <w:szCs w:val="18"/>
+          <w:shd w:val="clear" w:color="auto" w:fill="BFBFBF" w:themeFill="background1" w:themeFillShade="BF"/>
+        </w:rPr>
+        <w:t>rc.current</w:t>
+      </w:r>
+      <w:proofErr w:type="spellEnd"/>
+      <w:r>
+        <w:rPr>
+          <w:color w:val="0000CC"/>
+          <w:sz w:val="18"/>
+          <w:szCs w:val="18"/>
+          <w:shd w:val="clear" w:color="auto" w:fill="BFBFBF" w:themeFill="background1" w:themeFillShade="BF"/>
+        </w:rPr>
+        <w:t>().</w:t>
+      </w:r>
+      <w:proofErr w:type="spellStart"/>
+      <w:r>
+        <w:rPr>
+          <w:color w:val="0000CC"/>
+          <w:sz w:val="18"/>
+          <w:szCs w:val="18"/>
+          <w:shd w:val="clear" w:color="auto" w:fill="BFBFBF" w:themeFill="background1" w:themeFillShade="BF"/>
+        </w:rPr>
+        <w:t>toObj</w:t>
+      </w:r>
+      <w:proofErr w:type="spellEnd"/>
+      <w:r>
+        <w:rPr>
+          <w:color w:val="0000CC"/>
+          <w:sz w:val="18"/>
+          <w:szCs w:val="18"/>
+          <w:shd w:val="clear" w:color="auto" w:fill="BFBFBF" w:themeFill="background1" w:themeFillShade="BF"/>
+        </w:rPr>
+        <w:t>()["no"];</w:t>
+      </w:r>
+    </w:p>
+    <w:p>
+      <w:proofErr w:type="spellStart"/>
+      <w:r>
+        <w:rPr>
+          <w:color w:val="0000CC"/>
+          <w:sz w:val="18"/>
+          <w:szCs w:val="18"/>
+          <w:shd w:val="clear" w:color="auto" w:fill="BFBFBF" w:themeFill="background1" w:themeFillShade="BF"/>
+        </w:rPr>
+        <w:t>var</w:t>
+      </w:r>
+      <w:proofErr w:type="spellEnd"/>
+      <w:r>
+        <w:rPr>
+          <w:color w:val="0000CC"/>
+          <w:sz w:val="18"/>
+          <w:szCs w:val="18"/>
+          <w:shd w:val="clear" w:color="auto" w:fill="BFBFBF" w:themeFill="background1" w:themeFillShade="BF"/>
+        </w:rPr>
+        <w:t xml:space="preserve"> score</w:t>
+      </w:r>
+      <w:r>
+        <w:rPr>
+          <w:color w:val="0000CC"/>
+          <w:sz w:val="18"/>
+          <w:szCs w:val="18"/>
+          <w:shd w:val="clear" w:color="auto" w:fill="BFBFBF" w:themeFill="background1" w:themeFillShade="BF"/>
+        </w:rPr>
+        <w:t xml:space="preserve">= </w:t>
+      </w:r>
+      <w:proofErr w:type="spellStart"/>
+      <w:r>
+        <w:rPr>
+          <w:color w:val="0000CC"/>
+          <w:sz w:val="18"/>
+          <w:szCs w:val="18"/>
+          <w:shd w:val="clear" w:color="auto" w:fill="BFBFBF" w:themeFill="background1" w:themeFillShade="BF"/>
+        </w:rPr>
+        <w:t>rc.current</w:t>
+      </w:r>
+      <w:proofErr w:type="spellEnd"/>
+      <w:r>
+        <w:rPr>
+          <w:color w:val="0000CC"/>
+          <w:sz w:val="18"/>
+          <w:szCs w:val="18"/>
+          <w:shd w:val="clear" w:color="auto" w:fill="BFBFBF" w:themeFill="background1" w:themeFillShade="BF"/>
+        </w:rPr>
+        <w:t>().</w:t>
+      </w:r>
+      <w:proofErr w:type="spellStart"/>
+      <w:r>
+        <w:rPr>
+          <w:color w:val="0000CC"/>
+          <w:sz w:val="18"/>
+          <w:szCs w:val="18"/>
+          <w:shd w:val="clear" w:color="auto" w:fill="BFBFBF" w:themeFill="background1" w:themeFillShade="BF"/>
+        </w:rPr>
+        <w:t>toObj</w:t>
+      </w:r>
+      <w:proofErr w:type="spellEnd"/>
+      <w:r>
+        <w:rPr>
+          <w:color w:val="0000CC"/>
+          <w:sz w:val="18"/>
+          <w:szCs w:val="18"/>
+          <w:shd w:val="clear" w:color="auto" w:fill="BFBFBF" w:themeFill="background1" w:themeFillShade="BF"/>
+        </w:rPr>
+        <w:t>()["score"];</w:t>
+      </w:r>
+    </w:p>
+    <w:p>
+      <w:pPr>
+        <w:pStyle w:val="Heading2"/>
+      </w:pPr>
+      <w:r>
+        <w:rPr>
+          <w:rFonts w:hint="eastAsia"/>
+        </w:rPr>
+        <w:t>在优先级低的运算符前断行</w:t>
+      </w:r>
+    </w:p>
+    <w:p>
+      <w:r>
+        <w:rPr>
+          <w:rFonts w:hint="eastAsia"/>
+        </w:rPr>
+        <w:tab/>
+      </w:r>
+      <w:r>
+        <w:rPr>
+          <w:rFonts w:hint="eastAsia"/>
+        </w:rPr>
+        <w:t>如：</w:t>
+      </w:r>
+    </w:p>
+    <w:p>
+      <w:pPr>
+        <w:rPr>
+          <w:color w:val="0000CC"/>
+          <w:sz w:val="18"/>
+          <w:szCs w:val="18"/>
+          <w:shd w:val="clear" w:color="auto" w:fill="BFBFBF" w:themeFill="background1" w:themeFillShade="BF"/>
+        </w:rPr>
+      </w:pPr>
+      <w:r>
+        <w:rPr>
+          <w:color w:val="0000CC"/>
+          <w:sz w:val="18"/>
+          <w:szCs w:val="18"/>
+          <w:shd w:val="clear" w:color="auto" w:fill="BFBFBF" w:themeFill="background1" w:themeFillShade="BF"/>
+        </w:rPr>
+        <w:lastRenderedPageBreak/>
+        <w:t>if ( "</w:t>
+      </w:r>
+      <w:proofErr w:type="spellStart"/>
+      <w:r>
+        <w:rPr>
+          <w:color w:val="0000CC"/>
+          <w:sz w:val="18"/>
+          <w:szCs w:val="18"/>
+          <w:shd w:val="clear" w:color="auto" w:fill="BFBFBF" w:themeFill="background1" w:themeFillShade="BF"/>
+        </w:rPr>
+        <w:t>SYSCatalogGroup</w:t>
+      </w:r>
+      <w:proofErr w:type="spellEnd"/>
+      <w:r>
+        <w:rPr>
+          <w:color w:val="0000CC"/>
+          <w:sz w:val="18"/>
+          <w:szCs w:val="18"/>
+          <w:shd w:val="clear" w:color="auto" w:fill="BFBFBF" w:themeFill="background1" w:themeFillShade="BF"/>
+        </w:rPr>
+        <w:t>"</w:t>
+      </w:r>
+      <w:r>
+        <w:rPr>
+          <w:rFonts w:hint="eastAsia"/>
+          <w:color w:val="0000CC"/>
+          <w:sz w:val="18"/>
+          <w:szCs w:val="18"/>
+          <w:shd w:val="clear" w:color="auto" w:fill="BFBFBF" w:themeFill="background1" w:themeFillShade="BF"/>
         </w:rPr>
         <w:t xml:space="preserve"> </w:t>
       </w:r>
-      <w:proofErr w:type="spellStart"/>
-      <w:r>
-        <w:rPr>
-          <w:rFonts w:hint="eastAsia"/>
-          <w:color w:val="0000CC"/>
-          <w:sz w:val="18"/>
-          <w:szCs w:val="18"/>
-          <w:shd w:val="clear" w:color="auto" w:fill="80C687" w:themeFill="background1" w:themeFillShade="BF"/>
-        </w:rPr>
-        <w:t>isNeedWait</w:t>
-      </w:r>
-      <w:proofErr w:type="spellEnd"/>
-      <w:r>
-        <w:rPr>
-          <w:rFonts w:hint="eastAsia"/>
-          <w:color w:val="0000CC"/>
-          <w:sz w:val="18"/>
-          <w:szCs w:val="18"/>
-          <w:shd w:val="clear" w:color="auto" w:fill="80C687" w:themeFill="background1" w:themeFillShade="BF"/>
-        </w:rPr>
-        <w:t>() )</w:t>
-      </w:r>
-    </w:p>
-    <w:p>
-      <w:pPr>
-        <w:rPr>
-          <w:color w:val="0000CC"/>
-          <w:sz w:val="18"/>
-          <w:szCs w:val="18"/>
-          <w:shd w:val="clear" w:color="auto" w:fill="80C687" w:themeFill="background1" w:themeFillShade="BF"/>
-        </w:rPr>
-      </w:pPr>
-      <w:r>
-        <w:rPr>
-          <w:rFonts w:hint="eastAsia"/>
-          <w:color w:val="0000CC"/>
-          <w:sz w:val="18"/>
-          <w:szCs w:val="18"/>
-          <w:shd w:val="clear" w:color="auto" w:fill="80C687" w:themeFill="background1" w:themeFillShade="BF"/>
-        </w:rPr>
-        <w:t>{</w:t>
-      </w:r>
-    </w:p>
-    <w:p>
-      <w:pPr>
-        <w:rPr>
-          <w:color w:val="0000CC"/>
-          <w:sz w:val="18"/>
-          <w:szCs w:val="18"/>
-          <w:shd w:val="clear" w:color="auto" w:fill="80C687" w:themeFill="background1" w:themeFillShade="BF"/>
-        </w:rPr>
-      </w:pPr>
-      <w:r>
-        <w:rPr>
-          <w:rFonts w:hint="eastAsia"/>
-          <w:color w:val="0000CC"/>
-          <w:sz w:val="18"/>
-          <w:szCs w:val="18"/>
-          <w:shd w:val="clear" w:color="auto" w:fill="80C687" w:themeFill="background1" w:themeFillShade="BF"/>
-        </w:rPr>
-        <w:t xml:space="preserve">   </w:t>
-      </w:r>
-      <w:proofErr w:type="gramStart"/>
-      <w:r>
-        <w:rPr>
-          <w:rFonts w:hint="eastAsia"/>
-          <w:color w:val="0000CC"/>
-          <w:sz w:val="18"/>
-          <w:szCs w:val="18"/>
-          <w:shd w:val="clear" w:color="auto" w:fill="80C687" w:themeFill="background1" w:themeFillShade="BF"/>
-        </w:rPr>
-        <w:t>Sleep(</w:t>
-      </w:r>
-      <w:proofErr w:type="gramEnd"/>
-      <w:r>
-        <w:rPr>
-          <w:rFonts w:hint="eastAsia"/>
-          <w:color w:val="0000CC"/>
-          <w:sz w:val="18"/>
-          <w:szCs w:val="18"/>
-          <w:shd w:val="clear" w:color="auto" w:fill="80C687" w:themeFill="background1" w:themeFillShade="BF"/>
-        </w:rPr>
-        <w:t>1)</w:t>
-      </w:r>
-    </w:p>
-    <w:p>
-      <w:pPr>
-        <w:rPr>
-          <w:color w:val="0000CC"/>
-          <w:sz w:val="18"/>
-          <w:szCs w:val="18"/>
-          <w:shd w:val="clear" w:color="auto" w:fill="80C687" w:themeFill="background1" w:themeFillShade="BF"/>
-        </w:rPr>
-      </w:pPr>
-      <w:r>
-        <w:rPr>
-          <w:rFonts w:hint="eastAsia"/>
-          <w:color w:val="0000CC"/>
-          <w:sz w:val="18"/>
-          <w:szCs w:val="18"/>
-          <w:shd w:val="clear" w:color="auto" w:fill="80C687" w:themeFill="background1" w:themeFillShade="BF"/>
-        </w:rPr>
-        <w:t>}</w:t>
+      <w:r>
+        <w:rPr>
+          <w:color w:val="0000CC"/>
+          <w:sz w:val="18"/>
+          <w:szCs w:val="18"/>
+          <w:shd w:val="clear" w:color="auto" w:fill="BFBFBF" w:themeFill="background1" w:themeFillShade="BF"/>
+        </w:rPr>
+        <w:t xml:space="preserve">!== </w:t>
+      </w:r>
+      <w:proofErr w:type="spellStart"/>
+      <w:r>
+        <w:rPr>
+          <w:color w:val="0000CC"/>
+          <w:sz w:val="18"/>
+          <w:szCs w:val="18"/>
+          <w:shd w:val="clear" w:color="auto" w:fill="BFBFBF" w:themeFill="background1" w:themeFillShade="BF"/>
+        </w:rPr>
+        <w:t>groupName</w:t>
+      </w:r>
+      <w:proofErr w:type="spellEnd"/>
+      <w:r>
+        <w:rPr>
+          <w:color w:val="0000CC"/>
+          <w:sz w:val="18"/>
+          <w:szCs w:val="18"/>
+          <w:shd w:val="clear" w:color="auto" w:fill="BFBFBF" w:themeFill="background1" w:themeFillShade="BF"/>
+        </w:rPr>
+        <w:t xml:space="preserve"> &amp;&amp; "</w:t>
+      </w:r>
+      <w:proofErr w:type="spellStart"/>
+      <w:r>
+        <w:rPr>
+          <w:color w:val="0000CC"/>
+          <w:sz w:val="18"/>
+          <w:szCs w:val="18"/>
+          <w:shd w:val="clear" w:color="auto" w:fill="BFBFBF" w:themeFill="background1" w:themeFillShade="BF"/>
+        </w:rPr>
+        <w:t>SYSCoord</w:t>
+      </w:r>
+      <w:proofErr w:type="spellEnd"/>
+      <w:r>
+        <w:rPr>
+          <w:color w:val="0000CC"/>
+          <w:sz w:val="18"/>
+          <w:szCs w:val="18"/>
+          <w:shd w:val="clear" w:color="auto" w:fill="BFBFBF" w:themeFill="background1" w:themeFillShade="BF"/>
+        </w:rPr>
+        <w:t>”</w:t>
+      </w:r>
+      <w:r>
+        <w:rPr>
+          <w:rFonts w:hint="eastAsia"/>
+          <w:color w:val="0000CC"/>
+          <w:sz w:val="18"/>
+          <w:szCs w:val="18"/>
+          <w:shd w:val="clear" w:color="auto" w:fill="BFBFBF" w:themeFill="background1" w:themeFillShade="BF"/>
+        </w:rPr>
+        <w:t xml:space="preserve"> </w:t>
+      </w:r>
+      <w:r>
+        <w:rPr>
+          <w:color w:val="0000CC"/>
+          <w:sz w:val="18"/>
+          <w:szCs w:val="18"/>
+          <w:shd w:val="clear" w:color="auto" w:fill="BFBFBF" w:themeFill="background1" w:themeFillShade="BF"/>
+        </w:rPr>
+        <w:t xml:space="preserve">!== </w:t>
+      </w:r>
+      <w:proofErr w:type="spellStart"/>
+      <w:r>
+        <w:rPr>
+          <w:color w:val="0000CC"/>
+          <w:sz w:val="18"/>
+          <w:szCs w:val="18"/>
+          <w:shd w:val="clear" w:color="auto" w:fill="BFBFBF" w:themeFill="background1" w:themeFillShade="BF"/>
+        </w:rPr>
+        <w:t>groupName</w:t>
+      </w:r>
+      <w:proofErr w:type="spellEnd"/>
+      <w:r>
+        <w:rPr>
+          <w:color w:val="0000CC"/>
+          <w:sz w:val="18"/>
+          <w:szCs w:val="18"/>
+          <w:shd w:val="clear" w:color="auto" w:fill="BFBFBF" w:themeFill="background1" w:themeFillShade="BF"/>
+        </w:rPr>
+        <w:t xml:space="preserve"> </w:t>
+      </w:r>
+      <w:r>
+        <w:rPr>
+          <w:rFonts w:hint="eastAsia"/>
+          <w:color w:val="0000CC"/>
+          <w:sz w:val="18"/>
+          <w:szCs w:val="18"/>
+          <w:shd w:val="clear" w:color="auto" w:fill="BFBFBF" w:themeFill="background1" w:themeFillShade="BF"/>
+        </w:rPr>
+        <w:t xml:space="preserve">&amp;&amp; </w:t>
+      </w:r>
+      <w:r>
+        <w:rPr>
+          <w:color w:val="0000CC"/>
+          <w:sz w:val="18"/>
+          <w:szCs w:val="18"/>
+          <w:shd w:val="clear" w:color="auto" w:fill="BFBFBF" w:themeFill="background1" w:themeFillShade="BF"/>
+        </w:rPr>
+        <w:t>"</w:t>
+      </w:r>
+      <w:proofErr w:type="spellStart"/>
+      <w:r>
+        <w:rPr>
+          <w:rFonts w:hint="eastAsia"/>
+          <w:color w:val="0000CC"/>
+          <w:sz w:val="18"/>
+          <w:szCs w:val="18"/>
+          <w:shd w:val="clear" w:color="auto" w:fill="BFBFBF" w:themeFill="background1" w:themeFillShade="BF"/>
+        </w:rPr>
+        <w:t>SYSSpare</w:t>
+      </w:r>
+      <w:proofErr w:type="spellEnd"/>
+      <w:r>
+        <w:rPr>
+          <w:color w:val="0000CC"/>
+          <w:sz w:val="18"/>
+          <w:szCs w:val="18"/>
+          <w:shd w:val="clear" w:color="auto" w:fill="BFBFBF" w:themeFill="background1" w:themeFillShade="BF"/>
+        </w:rPr>
+        <w:t>”</w:t>
+      </w:r>
+      <w:r>
+        <w:rPr>
+          <w:rFonts w:hint="eastAsia"/>
+          <w:color w:val="0000CC"/>
+          <w:sz w:val="18"/>
+          <w:szCs w:val="18"/>
+          <w:shd w:val="clear" w:color="auto" w:fill="BFBFBF" w:themeFill="background1" w:themeFillShade="BF"/>
+        </w:rPr>
+        <w:t xml:space="preserve"> </w:t>
+      </w:r>
+      <w:r>
+        <w:rPr>
+          <w:color w:val="0000CC"/>
+          <w:sz w:val="18"/>
+          <w:szCs w:val="18"/>
+          <w:shd w:val="clear" w:color="auto" w:fill="BFBFBF" w:themeFill="background1" w:themeFillShade="BF"/>
+        </w:rPr>
+        <w:t xml:space="preserve">!== </w:t>
+      </w:r>
+      <w:proofErr w:type="spellStart"/>
+      <w:r>
+        <w:rPr>
+          <w:color w:val="0000CC"/>
+          <w:sz w:val="18"/>
+          <w:szCs w:val="18"/>
+          <w:shd w:val="clear" w:color="auto" w:fill="BFBFBF" w:themeFill="background1" w:themeFillShade="BF"/>
+        </w:rPr>
+        <w:t>groupName</w:t>
+      </w:r>
+      <w:proofErr w:type="spellEnd"/>
+      <w:r>
+        <w:rPr>
+          <w:color w:val="0000CC"/>
+          <w:sz w:val="18"/>
+          <w:szCs w:val="18"/>
+          <w:shd w:val="clear" w:color="auto" w:fill="BFBFBF" w:themeFill="background1" w:themeFillShade="BF"/>
+        </w:rPr>
+        <w:t>)</w:t>
+      </w:r>
+    </w:p>
+    <w:p>
+      <w:r>
+        <w:rPr>
+          <w:rFonts w:hint="eastAsia"/>
+        </w:rPr>
+        <w:t>当屏幕显示不下一行时，在</w:t>
+      </w:r>
+      <w:r>
+        <w:rPr>
+          <w:rFonts w:hint="eastAsia"/>
+        </w:rPr>
+        <w:t>&amp;&amp;</w:t>
+      </w:r>
+      <w:r>
+        <w:rPr>
+          <w:rFonts w:hint="eastAsia"/>
+        </w:rPr>
+        <w:t>前断行为</w:t>
+      </w:r>
+    </w:p>
+    <w:p>
+      <w:pPr>
+        <w:rPr>
+          <w:color w:val="0000CC"/>
+          <w:sz w:val="18"/>
+          <w:szCs w:val="18"/>
+          <w:shd w:val="clear" w:color="auto" w:fill="BFBFBF" w:themeFill="background1" w:themeFillShade="BF"/>
+        </w:rPr>
+      </w:pPr>
+      <w:r>
+        <w:rPr>
+          <w:color w:val="0000CC"/>
+          <w:sz w:val="18"/>
+          <w:szCs w:val="18"/>
+          <w:shd w:val="clear" w:color="auto" w:fill="BFBFBF" w:themeFill="background1" w:themeFillShade="BF"/>
+        </w:rPr>
+        <w:t xml:space="preserve">if ( </w:t>
+      </w:r>
+      <w:r>
+        <w:rPr>
+          <w:rFonts w:hint="eastAsia"/>
+          <w:color w:val="0000CC"/>
+          <w:sz w:val="18"/>
+          <w:szCs w:val="18"/>
+          <w:shd w:val="clear" w:color="auto" w:fill="BFBFBF" w:themeFill="background1" w:themeFillShade="BF"/>
+        </w:rPr>
+        <w:t xml:space="preserve">  </w:t>
+      </w:r>
+      <w:r>
+        <w:rPr>
+          <w:color w:val="0000CC"/>
+          <w:sz w:val="18"/>
+          <w:szCs w:val="18"/>
+          <w:shd w:val="clear" w:color="auto" w:fill="BFBFBF" w:themeFill="background1" w:themeFillShade="BF"/>
+        </w:rPr>
+        <w:t>"</w:t>
+      </w:r>
+      <w:proofErr w:type="spellStart"/>
+      <w:r>
+        <w:rPr>
+          <w:color w:val="0000CC"/>
+          <w:sz w:val="18"/>
+          <w:szCs w:val="18"/>
+          <w:shd w:val="clear" w:color="auto" w:fill="BFBFBF" w:themeFill="background1" w:themeFillShade="BF"/>
+        </w:rPr>
+        <w:t>SYSCatalogGroup</w:t>
+      </w:r>
+      <w:proofErr w:type="spellEnd"/>
+      <w:r>
+        <w:rPr>
+          <w:color w:val="0000CC"/>
+          <w:sz w:val="18"/>
+          <w:szCs w:val="18"/>
+          <w:shd w:val="clear" w:color="auto" w:fill="BFBFBF" w:themeFill="background1" w:themeFillShade="BF"/>
+        </w:rPr>
+        <w:t>"</w:t>
+      </w:r>
+      <w:r>
+        <w:rPr>
+          <w:rFonts w:hint="eastAsia"/>
+          <w:color w:val="0000CC"/>
+          <w:sz w:val="18"/>
+          <w:szCs w:val="18"/>
+          <w:shd w:val="clear" w:color="auto" w:fill="BFBFBF" w:themeFill="background1" w:themeFillShade="BF"/>
+        </w:rPr>
+        <w:t xml:space="preserve"> </w:t>
+      </w:r>
+      <w:r>
+        <w:rPr>
+          <w:color w:val="0000CC"/>
+          <w:sz w:val="18"/>
+          <w:szCs w:val="18"/>
+          <w:shd w:val="clear" w:color="auto" w:fill="BFBFBF" w:themeFill="background1" w:themeFillShade="BF"/>
+        </w:rPr>
+        <w:t xml:space="preserve">!== </w:t>
+      </w:r>
+      <w:proofErr w:type="spellStart"/>
+      <w:r>
+        <w:rPr>
+          <w:color w:val="0000CC"/>
+          <w:sz w:val="18"/>
+          <w:szCs w:val="18"/>
+          <w:shd w:val="clear" w:color="auto" w:fill="BFBFBF" w:themeFill="background1" w:themeFillShade="BF"/>
+        </w:rPr>
+        <w:t>groupName</w:t>
+      </w:r>
+      <w:proofErr w:type="spellEnd"/>
+      <w:r>
+        <w:rPr>
+          <w:color w:val="0000CC"/>
+          <w:sz w:val="18"/>
+          <w:szCs w:val="18"/>
+          <w:shd w:val="clear" w:color="auto" w:fill="BFBFBF" w:themeFill="background1" w:themeFillShade="BF"/>
+        </w:rPr>
+        <w:t xml:space="preserve"> </w:t>
+      </w:r>
+    </w:p>
+    <w:p>
+      <w:pPr>
+        <w:rPr>
+          <w:color w:val="0000CC"/>
+          <w:sz w:val="18"/>
+          <w:szCs w:val="18"/>
+          <w:shd w:val="clear" w:color="auto" w:fill="BFBFBF" w:themeFill="background1" w:themeFillShade="BF"/>
+        </w:rPr>
+      </w:pPr>
+      <w:r>
+        <w:rPr>
+          <w:rFonts w:hint="eastAsia"/>
+          <w:color w:val="0000CC"/>
+          <w:sz w:val="18"/>
+          <w:szCs w:val="18"/>
+          <w:shd w:val="clear" w:color="auto" w:fill="BFBFBF" w:themeFill="background1" w:themeFillShade="BF"/>
+        </w:rPr>
+        <w:t xml:space="preserve">  </w:t>
+      </w:r>
+      <w:r>
+        <w:rPr>
+          <w:color w:val="0000CC"/>
+          <w:sz w:val="18"/>
+          <w:szCs w:val="18"/>
+          <w:shd w:val="clear" w:color="auto" w:fill="BFBFBF" w:themeFill="background1" w:themeFillShade="BF"/>
+        </w:rPr>
+        <w:t>&amp;&amp; "</w:t>
+      </w:r>
+      <w:proofErr w:type="spellStart"/>
+      <w:r>
+        <w:rPr>
+          <w:color w:val="0000CC"/>
+          <w:sz w:val="18"/>
+          <w:szCs w:val="18"/>
+          <w:shd w:val="clear" w:color="auto" w:fill="BFBFBF" w:themeFill="background1" w:themeFillShade="BF"/>
+        </w:rPr>
+        <w:t>SYSCoord</w:t>
+      </w:r>
+      <w:proofErr w:type="spellEnd"/>
+      <w:r>
+        <w:rPr>
+          <w:color w:val="0000CC"/>
+          <w:sz w:val="18"/>
+          <w:szCs w:val="18"/>
+          <w:shd w:val="clear" w:color="auto" w:fill="BFBFBF" w:themeFill="background1" w:themeFillShade="BF"/>
+        </w:rPr>
+        <w:t>”</w:t>
+      </w:r>
+      <w:r>
+        <w:rPr>
+          <w:rFonts w:hint="eastAsia"/>
+          <w:color w:val="0000CC"/>
+          <w:sz w:val="18"/>
+          <w:szCs w:val="18"/>
+          <w:shd w:val="clear" w:color="auto" w:fill="BFBFBF" w:themeFill="background1" w:themeFillShade="BF"/>
+        </w:rPr>
+        <w:t xml:space="preserve"> </w:t>
+      </w:r>
+      <w:r>
+        <w:rPr>
+          <w:color w:val="0000CC"/>
+          <w:sz w:val="18"/>
+          <w:szCs w:val="18"/>
+          <w:shd w:val="clear" w:color="auto" w:fill="BFBFBF" w:themeFill="background1" w:themeFillShade="BF"/>
+        </w:rPr>
+        <w:t xml:space="preserve">!== </w:t>
+      </w:r>
+      <w:proofErr w:type="spellStart"/>
+      <w:r>
+        <w:rPr>
+          <w:color w:val="0000CC"/>
+          <w:sz w:val="18"/>
+          <w:szCs w:val="18"/>
+          <w:shd w:val="clear" w:color="auto" w:fill="BFBFBF" w:themeFill="background1" w:themeFillShade="BF"/>
+        </w:rPr>
+        <w:t>groupName</w:t>
+      </w:r>
+      <w:proofErr w:type="spellEnd"/>
+      <w:r>
+        <w:rPr>
+          <w:color w:val="0000CC"/>
+          <w:sz w:val="18"/>
+          <w:szCs w:val="18"/>
+          <w:shd w:val="clear" w:color="auto" w:fill="BFBFBF" w:themeFill="background1" w:themeFillShade="BF"/>
+        </w:rPr>
+        <w:t xml:space="preserve"> </w:t>
+      </w:r>
+    </w:p>
+    <w:p>
+      <w:pPr>
+        <w:rPr>
+          <w:rFonts w:hint="eastAsia"/>
+          <w:color w:val="0000CC"/>
+          <w:sz w:val="18"/>
+          <w:szCs w:val="18"/>
+          <w:shd w:val="clear" w:color="auto" w:fill="BFBFBF" w:themeFill="background1" w:themeFillShade="BF"/>
+        </w:rPr>
+      </w:pPr>
+      <w:r>
+        <w:rPr>
+          <w:rFonts w:hint="eastAsia"/>
+          <w:color w:val="0000CC"/>
+          <w:sz w:val="18"/>
+          <w:szCs w:val="18"/>
+          <w:shd w:val="clear" w:color="auto" w:fill="BFBFBF" w:themeFill="background1" w:themeFillShade="BF"/>
+        </w:rPr>
+        <w:t xml:space="preserve">  &amp;&amp; </w:t>
+      </w:r>
+      <w:r>
+        <w:rPr>
+          <w:color w:val="0000CC"/>
+          <w:sz w:val="18"/>
+          <w:szCs w:val="18"/>
+          <w:shd w:val="clear" w:color="auto" w:fill="BFBFBF" w:themeFill="background1" w:themeFillShade="BF"/>
+        </w:rPr>
+        <w:t>"</w:t>
+      </w:r>
+      <w:proofErr w:type="spellStart"/>
+      <w:r>
+        <w:rPr>
+          <w:rFonts w:hint="eastAsia"/>
+          <w:color w:val="0000CC"/>
+          <w:sz w:val="18"/>
+          <w:szCs w:val="18"/>
+          <w:shd w:val="clear" w:color="auto" w:fill="BFBFBF" w:themeFill="background1" w:themeFillShade="BF"/>
+        </w:rPr>
+        <w:t>SYSSpare</w:t>
+      </w:r>
+      <w:proofErr w:type="spellEnd"/>
+      <w:r>
+        <w:rPr>
+          <w:color w:val="0000CC"/>
+          <w:sz w:val="18"/>
+          <w:szCs w:val="18"/>
+          <w:shd w:val="clear" w:color="auto" w:fill="BFBFBF" w:themeFill="background1" w:themeFillShade="BF"/>
+        </w:rPr>
+        <w:t>”</w:t>
+      </w:r>
+      <w:r>
+        <w:rPr>
+          <w:rFonts w:hint="eastAsia"/>
+          <w:color w:val="0000CC"/>
+          <w:sz w:val="18"/>
+          <w:szCs w:val="18"/>
+          <w:shd w:val="clear" w:color="auto" w:fill="BFBFBF" w:themeFill="background1" w:themeFillShade="BF"/>
+        </w:rPr>
+        <w:t xml:space="preserve"> </w:t>
+      </w:r>
+      <w:r>
+        <w:rPr>
+          <w:color w:val="0000CC"/>
+          <w:sz w:val="18"/>
+          <w:szCs w:val="18"/>
+          <w:shd w:val="clear" w:color="auto" w:fill="BFBFBF" w:themeFill="background1" w:themeFillShade="BF"/>
+        </w:rPr>
+        <w:t xml:space="preserve">!== </w:t>
+      </w:r>
+      <w:proofErr w:type="spellStart"/>
+      <w:r>
+        <w:rPr>
+          <w:color w:val="0000CC"/>
+          <w:sz w:val="18"/>
+          <w:szCs w:val="18"/>
+          <w:shd w:val="clear" w:color="auto" w:fill="BFBFBF" w:themeFill="background1" w:themeFillShade="BF"/>
+        </w:rPr>
+        <w:t>groupName</w:t>
+      </w:r>
+      <w:proofErr w:type="spellEnd"/>
+      <w:r>
+        <w:rPr>
+          <w:rFonts w:hint="eastAsia"/>
+          <w:color w:val="0000CC"/>
+          <w:sz w:val="18"/>
+          <w:szCs w:val="18"/>
+          <w:shd w:val="clear" w:color="auto" w:fill="BFBFBF" w:themeFill="background1" w:themeFillShade="BF"/>
+        </w:rPr>
+        <w:t xml:space="preserve"> </w:t>
+      </w:r>
+      <w:r>
+        <w:rPr>
+          <w:color w:val="0000CC"/>
+          <w:sz w:val="18"/>
+          <w:szCs w:val="18"/>
+          <w:shd w:val="clear" w:color="auto" w:fill="BFBFBF" w:themeFill="background1" w:themeFillShade="BF"/>
+        </w:rPr>
+        <w:t>)</w:t>
       </w:r>
     </w:p>
     <w:p>
       <w:pPr>
         <w:pStyle w:val="Heading2"/>
-      </w:pPr>
-      <w:r>
-        <w:rPr>
-          <w:rFonts w:hint="eastAsia"/>
-        </w:rPr>
-        <w:t>使用恰当的注释</w:t>
-      </w:r>
-    </w:p>
-    <w:p>
-      <w:r>
-        <w:rPr>
-          <w:rFonts w:hint="eastAsia"/>
-        </w:rPr>
-        <w:tab/>
-      </w:r>
-      <w:r>
-        <w:rPr>
-          <w:rFonts w:hint="eastAsia"/>
-        </w:rPr>
-        <w:t>不要吝啬注释。当变量名描述不清，或者函数返回值较复杂时，建议使用注释说明。</w:t>
-      </w:r>
-    </w:p>
-    <w:p>
-      <w:r>
-        <w:rPr>
-          <w:rFonts w:hint="eastAsia"/>
-        </w:rPr>
-        <w:tab/>
-      </w:r>
-      <w:r>
-        <w:rPr>
-          <w:rFonts w:hint="eastAsia"/>
-        </w:rPr>
-        <w:t>及时更新注释也很重要，错误的注释会让程序更加难以阅读和理解。</w:t>
-      </w:r>
-    </w:p>
-    <w:p>
-      <w:r>
-        <w:rPr>
-          <w:rFonts w:hint="eastAsia"/>
-        </w:rPr>
-        <w:tab/>
-      </w:r>
-      <w:r>
-        <w:rPr>
-          <w:rFonts w:hint="eastAsia"/>
-        </w:rPr>
-        <w:t>让注释有意义。</w:t>
-      </w:r>
-      <w:proofErr w:type="gramStart"/>
-      <w:r>
-        <w:rPr>
-          <w:rFonts w:hint="eastAsia"/>
-        </w:rPr>
-        <w:t>如以下</w:t>
-      </w:r>
-      <w:proofErr w:type="gramEnd"/>
-      <w:r>
-        <w:rPr>
-          <w:rFonts w:hint="eastAsia"/>
-        </w:rPr>
-        <w:t>注释是没有必要的。</w:t>
-      </w:r>
-    </w:p>
-    <w:p>
-      <w:pPr>
-        <w:rPr>
-          <w:color w:val="0000CC"/>
-          <w:sz w:val="18"/>
-          <w:szCs w:val="18"/>
-          <w:shd w:val="clear" w:color="auto" w:fill="80C687" w:themeFill="background1" w:themeFillShade="BF"/>
-        </w:rPr>
-      </w:pPr>
-      <w:proofErr w:type="spellStart"/>
-      <w:r>
-        <w:rPr>
-          <w:rFonts w:hint="eastAsia"/>
-          <w:color w:val="0000CC"/>
-          <w:sz w:val="18"/>
-          <w:szCs w:val="18"/>
-          <w:shd w:val="clear" w:color="auto" w:fill="80C687" w:themeFill="background1" w:themeFillShade="BF"/>
-        </w:rPr>
-        <w:t>i</w:t>
-      </w:r>
-      <w:proofErr w:type="spellEnd"/>
-      <w:r>
-        <w:rPr>
-          <w:rFonts w:hint="eastAsia"/>
-          <w:color w:val="0000CC"/>
-          <w:sz w:val="18"/>
-          <w:szCs w:val="18"/>
-          <w:shd w:val="clear" w:color="auto" w:fill="80C687" w:themeFill="background1" w:themeFillShade="BF"/>
-        </w:rPr>
-        <w:t xml:space="preserve"> = 100;  //</w:t>
-      </w:r>
-      <w:r>
-        <w:rPr>
-          <w:rFonts w:hint="eastAsia"/>
-          <w:color w:val="0000CC"/>
-          <w:sz w:val="18"/>
-          <w:szCs w:val="18"/>
-          <w:shd w:val="clear" w:color="auto" w:fill="80C687" w:themeFill="background1" w:themeFillShade="BF"/>
-        </w:rPr>
-        <w:t>让</w:t>
-      </w:r>
-      <w:proofErr w:type="spellStart"/>
-      <w:r>
-        <w:rPr>
-          <w:rFonts w:hint="eastAsia"/>
-          <w:color w:val="0000CC"/>
-          <w:sz w:val="18"/>
-          <w:szCs w:val="18"/>
-          <w:shd w:val="clear" w:color="auto" w:fill="80C687" w:themeFill="background1" w:themeFillShade="BF"/>
-        </w:rPr>
-        <w:t>i</w:t>
-      </w:r>
-      <w:proofErr w:type="spellEnd"/>
-      <w:r>
-        <w:rPr>
-          <w:rFonts w:hint="eastAsia"/>
-          <w:color w:val="0000CC"/>
-          <w:sz w:val="18"/>
-          <w:szCs w:val="18"/>
-          <w:shd w:val="clear" w:color="auto" w:fill="80C687" w:themeFill="background1" w:themeFillShade="BF"/>
-        </w:rPr>
-        <w:t>等于</w:t>
-      </w:r>
-      <w:r>
-        <w:rPr>
-          <w:rFonts w:hint="eastAsia"/>
-          <w:color w:val="0000CC"/>
-          <w:sz w:val="18"/>
-          <w:szCs w:val="18"/>
-          <w:shd w:val="clear" w:color="auto" w:fill="80C687" w:themeFill="background1" w:themeFillShade="BF"/>
-        </w:rPr>
-        <w:t>100</w:t>
+        <w:rPr>
+          <w:rFonts w:hint="eastAsia"/>
+        </w:rPr>
+      </w:pPr>
+      <w:r>
+        <w:rPr>
+          <w:rFonts w:hint="eastAsia"/>
+        </w:rPr>
+        <w:t>避免</w:t>
+      </w:r>
+      <w:r>
+        <w:rPr>
+          <w:rFonts w:hint="eastAsia"/>
+        </w:rPr>
+        <w:t>java</w:t>
+      </w:r>
+      <w:r>
+        <w:rPr>
+          <w:rFonts w:hint="eastAsia"/>
+        </w:rPr>
+        <w:t>中</w:t>
+      </w:r>
+      <w:r>
+        <w:rPr>
+          <w:rFonts w:hint="eastAsia"/>
+        </w:rPr>
+        <w:t>list</w:t>
+      </w:r>
+      <w:r>
+        <w:rPr>
+          <w:rFonts w:hint="eastAsia"/>
+        </w:rPr>
+        <w:t>无序导致用例失败</w:t>
+      </w:r>
+    </w:p>
+    <w:p>
+      <w:pPr>
+        <w:rPr>
+          <w:rFonts w:hint="eastAsia"/>
+        </w:rPr>
+      </w:pPr>
+      <w:r>
+        <w:rPr>
+          <w:rFonts w:hint="eastAsia"/>
+        </w:rPr>
+        <w:t>在使用</w:t>
+      </w:r>
+      <w:r>
+        <w:rPr>
+          <w:rFonts w:hint="eastAsia"/>
+        </w:rPr>
+        <w:t>List</w:t>
+      </w:r>
+      <w:r>
+        <w:rPr>
+          <w:rFonts w:hint="eastAsia"/>
+        </w:rPr>
+        <w:t>比较结果时，需考虑返回的</w:t>
+      </w:r>
+      <w:r>
+        <w:rPr>
+          <w:rFonts w:hint="eastAsia"/>
+        </w:rPr>
+        <w:t>list</w:t>
+      </w:r>
+      <w:r>
+        <w:rPr>
+          <w:rFonts w:hint="eastAsia"/>
+        </w:rPr>
+        <w:t>集合是否是有序的</w:t>
+      </w:r>
+      <w:r>
+        <w:rPr>
+          <w:rFonts w:hint="eastAsia"/>
+        </w:rPr>
+        <w:t>，因此查询时使用排序规避该问题</w:t>
       </w:r>
     </w:p>
     <w:p>
       <w:pPr>
         <w:pStyle w:val="Heading2"/>
-      </w:pPr>
-      <w:r>
-        <w:rPr>
-          <w:rFonts w:hint="eastAsia"/>
-        </w:rPr>
-        <w:t>空行</w:t>
-      </w:r>
-    </w:p>
-    <w:p>
-      <w:r>
-        <w:rPr>
-          <w:rFonts w:hint="eastAsia"/>
-        </w:rPr>
-        <w:tab/>
-      </w:r>
-      <w:r>
-        <w:rPr>
-          <w:rFonts w:hint="eastAsia"/>
-        </w:rPr>
-        <w:t>使用空行来划分一组逻辑上相关联的代码片段</w:t>
-      </w:r>
-      <w:r>
-        <w:rPr>
-          <w:rFonts w:hint="eastAsia"/>
-        </w:rPr>
-        <w:t>。</w:t>
+        <w:rPr>
+          <w:rFonts w:hint="eastAsia"/>
+        </w:rPr>
+      </w:pPr>
+      <w:r>
+        <w:rPr>
+          <w:rFonts w:hint="eastAsia"/>
+        </w:rPr>
+        <w:t>避免数据节点之间弱一致性问题</w:t>
+      </w:r>
+    </w:p>
+    <w:p>
+      <w:pPr>
+        <w:rPr>
+          <w:rFonts w:hint="eastAsia"/>
+        </w:rPr>
+      </w:pPr>
+      <w:r>
+        <w:rPr>
+          <w:rFonts w:hint="eastAsia"/>
+        </w:rPr>
+        <w:t>当</w:t>
+      </w:r>
+      <w:r>
+        <w:rPr>
+          <w:rFonts w:hint="eastAsia"/>
+        </w:rPr>
+        <w:t>用例未指定测主备一致性问题，</w:t>
+      </w:r>
+      <w:r>
+        <w:rPr>
+          <w:rFonts w:hint="eastAsia"/>
+        </w:rPr>
+        <w:t>校验查询结果时，</w:t>
+      </w:r>
+      <w:r>
+        <w:rPr>
+          <w:rFonts w:hint="eastAsia"/>
+        </w:rPr>
+        <w:t>读取记录优先从主</w:t>
       </w:r>
     </w:p>
     <w:p>
       <w:pPr>
         <w:pStyle w:val="Heading2"/>
-      </w:pPr>
-      <w:r>
-        <w:rPr>
-          <w:rFonts w:hint="eastAsia"/>
-        </w:rPr>
-        <w:t>等号对齐</w:t>
-      </w:r>
-    </w:p>
-    <w:p>
-      <w:r>
-        <w:rPr>
-          <w:rFonts w:hint="eastAsia"/>
-        </w:rPr>
-        <w:tab/>
-      </w:r>
-      <w:r>
-        <w:rPr>
-          <w:rFonts w:hint="eastAsia"/>
-        </w:rPr>
-        <w:t>当代码相似时，可以使用等号对齐。如：</w:t>
-      </w:r>
-    </w:p>
-    <w:p>
-      <w:pPr>
-        <w:rPr>
-          <w:color w:val="0000CC"/>
-          <w:sz w:val="18"/>
-          <w:szCs w:val="18"/>
-          <w:shd w:val="clear" w:color="auto" w:fill="80C687" w:themeFill="background1" w:themeFillShade="BF"/>
-        </w:rPr>
-      </w:pPr>
-      <w:proofErr w:type="spellStart"/>
-      <w:proofErr w:type="gramStart"/>
-      <w:r>
-        <w:rPr>
-          <w:color w:val="0000CC"/>
-          <w:sz w:val="18"/>
-          <w:szCs w:val="18"/>
-          <w:shd w:val="clear" w:color="auto" w:fill="80C687" w:themeFill="background1" w:themeFillShade="BF"/>
-        </w:rPr>
-        <w:t>var</w:t>
-      </w:r>
-      <w:proofErr w:type="spellEnd"/>
-      <w:proofErr w:type="gramEnd"/>
-      <w:r>
-        <w:rPr>
-          <w:color w:val="0000CC"/>
-          <w:sz w:val="18"/>
-          <w:szCs w:val="18"/>
-          <w:shd w:val="clear" w:color="auto" w:fill="80C687" w:themeFill="background1" w:themeFillShade="BF"/>
-        </w:rPr>
-        <w:t xml:space="preserve"> no</w:t>
-      </w:r>
-      <w:r>
-        <w:rPr>
-          <w:rFonts w:hint="eastAsia"/>
-          <w:color w:val="0000CC"/>
-          <w:sz w:val="18"/>
-          <w:szCs w:val="18"/>
-          <w:shd w:val="clear" w:color="auto" w:fill="80C687" w:themeFill="background1" w:themeFillShade="BF"/>
-        </w:rPr>
-        <w:t xml:space="preserve"> </w:t>
-      </w:r>
-      <w:r>
-        <w:rPr>
-          <w:color w:val="0000CC"/>
-          <w:sz w:val="18"/>
-          <w:szCs w:val="18"/>
-          <w:shd w:val="clear" w:color="auto" w:fill="80C687" w:themeFill="background1" w:themeFillShade="BF"/>
-        </w:rPr>
-        <w:t xml:space="preserve">= </w:t>
-      </w:r>
-      <w:proofErr w:type="spellStart"/>
-      <w:r>
-        <w:rPr>
-          <w:color w:val="0000CC"/>
-          <w:sz w:val="18"/>
-          <w:szCs w:val="18"/>
-          <w:shd w:val="clear" w:color="auto" w:fill="80C687" w:themeFill="background1" w:themeFillShade="BF"/>
-        </w:rPr>
-        <w:t>rc.current</w:t>
-      </w:r>
-      <w:proofErr w:type="spellEnd"/>
-      <w:r>
-        <w:rPr>
-          <w:color w:val="0000CC"/>
-          <w:sz w:val="18"/>
-          <w:szCs w:val="18"/>
-          <w:shd w:val="clear" w:color="auto" w:fill="80C687" w:themeFill="background1" w:themeFillShade="BF"/>
-        </w:rPr>
-        <w:t>().</w:t>
-      </w:r>
-      <w:proofErr w:type="spellStart"/>
-      <w:r>
-        <w:rPr>
-          <w:color w:val="0000CC"/>
-          <w:sz w:val="18"/>
-          <w:szCs w:val="18"/>
-          <w:shd w:val="clear" w:color="auto" w:fill="80C687" w:themeFill="background1" w:themeFillShade="BF"/>
-        </w:rPr>
-        <w:t>toObj</w:t>
-      </w:r>
-      <w:proofErr w:type="spellEnd"/>
-      <w:r>
-        <w:rPr>
-          <w:color w:val="0000CC"/>
-          <w:sz w:val="18"/>
-          <w:szCs w:val="18"/>
-          <w:shd w:val="clear" w:color="auto" w:fill="80C687" w:themeFill="background1" w:themeFillShade="BF"/>
-        </w:rPr>
-        <w:t>()["no"];</w:t>
-      </w:r>
-    </w:p>
-    <w:p>
-      <w:pPr>
-        <w:rPr>
-          <w:color w:val="0000CC"/>
-          <w:sz w:val="18"/>
-          <w:szCs w:val="18"/>
-          <w:shd w:val="clear" w:color="auto" w:fill="80C687" w:themeFill="background1" w:themeFillShade="BF"/>
-        </w:rPr>
-      </w:pPr>
-      <w:proofErr w:type="spellStart"/>
-      <w:proofErr w:type="gramStart"/>
-      <w:r>
-        <w:rPr>
-          <w:color w:val="0000CC"/>
-          <w:sz w:val="18"/>
-          <w:szCs w:val="18"/>
-          <w:shd w:val="clear" w:color="auto" w:fill="80C687" w:themeFill="background1" w:themeFillShade="BF"/>
-        </w:rPr>
-        <w:t>var</w:t>
-      </w:r>
-      <w:proofErr w:type="spellEnd"/>
-      <w:proofErr w:type="gramEnd"/>
-      <w:r>
-        <w:rPr>
-          <w:color w:val="0000CC"/>
-          <w:sz w:val="18"/>
-          <w:szCs w:val="18"/>
-          <w:shd w:val="clear" w:color="auto" w:fill="80C687" w:themeFill="background1" w:themeFillShade="BF"/>
-        </w:rPr>
-        <w:t xml:space="preserve"> score = </w:t>
-      </w:r>
-      <w:proofErr w:type="spellStart"/>
-      <w:r>
-        <w:rPr>
-          <w:color w:val="0000CC"/>
-          <w:sz w:val="18"/>
-          <w:szCs w:val="18"/>
-          <w:shd w:val="clear" w:color="auto" w:fill="80C687" w:themeFill="background1" w:themeFillShade="BF"/>
-        </w:rPr>
-        <w:t>rc.current</w:t>
-      </w:r>
-      <w:proofErr w:type="spellEnd"/>
-      <w:r>
-        <w:rPr>
-          <w:color w:val="0000CC"/>
-          <w:sz w:val="18"/>
-          <w:szCs w:val="18"/>
-          <w:shd w:val="clear" w:color="auto" w:fill="80C687" w:themeFill="background1" w:themeFillShade="BF"/>
-        </w:rPr>
-        <w:t>().</w:t>
-      </w:r>
-      <w:proofErr w:type="spellStart"/>
-      <w:r>
-        <w:rPr>
-          <w:color w:val="0000CC"/>
-          <w:sz w:val="18"/>
-          <w:szCs w:val="18"/>
-          <w:shd w:val="clear" w:color="auto" w:fill="80C687" w:themeFill="background1" w:themeFillShade="BF"/>
-        </w:rPr>
-        <w:t>toObj</w:t>
-      </w:r>
-      <w:proofErr w:type="spellEnd"/>
-      <w:r>
-        <w:rPr>
-          <w:color w:val="0000CC"/>
-          <w:sz w:val="18"/>
-          <w:szCs w:val="18"/>
-          <w:shd w:val="clear" w:color="auto" w:fill="80C687" w:themeFill="background1" w:themeFillShade="BF"/>
-        </w:rPr>
-        <w:t>()["score"];</w:t>
-      </w:r>
-    </w:p>
-    <w:p>
-      <w:pPr>
-        <w:rPr>
-          <w:color w:val="0000CC"/>
-          <w:sz w:val="18"/>
-          <w:szCs w:val="18"/>
-          <w:shd w:val="clear" w:color="auto" w:fill="80C687" w:themeFill="background1" w:themeFillShade="BF"/>
-        </w:rPr>
-      </w:pPr>
-      <w:r>
-        <w:rPr>
-          <w:rFonts w:hint="eastAsia"/>
-          <w:color w:val="0000CC"/>
-          <w:sz w:val="18"/>
-          <w:szCs w:val="18"/>
-          <w:shd w:val="clear" w:color="auto" w:fill="80C687" w:themeFill="background1" w:themeFillShade="BF"/>
-        </w:rPr>
-        <w:t>改为</w:t>
-      </w:r>
-    </w:p>
-    <w:p>
-      <w:pPr>
-        <w:rPr>
-          <w:color w:val="0000CC"/>
-          <w:sz w:val="18"/>
-          <w:szCs w:val="18"/>
-          <w:shd w:val="clear" w:color="auto" w:fill="80C687" w:themeFill="background1" w:themeFillShade="BF"/>
-        </w:rPr>
-      </w:pPr>
-      <w:proofErr w:type="spellStart"/>
-      <w:proofErr w:type="gramStart"/>
-      <w:r>
-        <w:rPr>
-          <w:color w:val="0000CC"/>
-          <w:sz w:val="18"/>
-          <w:szCs w:val="18"/>
-          <w:shd w:val="clear" w:color="auto" w:fill="80C687" w:themeFill="background1" w:themeFillShade="BF"/>
-        </w:rPr>
-        <w:t>var</w:t>
-      </w:r>
-      <w:proofErr w:type="spellEnd"/>
-      <w:proofErr w:type="gramEnd"/>
-      <w:r>
-        <w:rPr>
-          <w:color w:val="0000CC"/>
-          <w:sz w:val="18"/>
-          <w:szCs w:val="18"/>
-          <w:shd w:val="clear" w:color="auto" w:fill="80C687" w:themeFill="background1" w:themeFillShade="BF"/>
-        </w:rPr>
-        <w:t xml:space="preserve"> no  </w:t>
-      </w:r>
-      <w:r>
-        <w:rPr>
-          <w:color w:val="0000CC"/>
-          <w:sz w:val="18"/>
-          <w:szCs w:val="18"/>
-          <w:shd w:val="clear" w:color="auto" w:fill="80C687" w:themeFill="background1" w:themeFillShade="BF"/>
-        </w:rPr>
-        <w:t xml:space="preserve">= </w:t>
-      </w:r>
-      <w:proofErr w:type="spellStart"/>
-      <w:r>
-        <w:rPr>
-          <w:color w:val="0000CC"/>
-          <w:sz w:val="18"/>
-          <w:szCs w:val="18"/>
-          <w:shd w:val="clear" w:color="auto" w:fill="80C687" w:themeFill="background1" w:themeFillShade="BF"/>
-        </w:rPr>
-        <w:t>rc.current</w:t>
-      </w:r>
-      <w:proofErr w:type="spellEnd"/>
-      <w:r>
-        <w:rPr>
-          <w:color w:val="0000CC"/>
-          <w:sz w:val="18"/>
-          <w:szCs w:val="18"/>
-          <w:shd w:val="clear" w:color="auto" w:fill="80C687" w:themeFill="background1" w:themeFillShade="BF"/>
-        </w:rPr>
-        <w:t>().</w:t>
-      </w:r>
-      <w:proofErr w:type="spellStart"/>
-      <w:r>
-        <w:rPr>
-          <w:color w:val="0000CC"/>
-          <w:sz w:val="18"/>
-          <w:szCs w:val="18"/>
-          <w:shd w:val="clear" w:color="auto" w:fill="80C687" w:themeFill="background1" w:themeFillShade="BF"/>
-        </w:rPr>
-        <w:t>toObj</w:t>
-      </w:r>
-      <w:proofErr w:type="spellEnd"/>
-      <w:r>
-        <w:rPr>
-          <w:color w:val="0000CC"/>
-          <w:sz w:val="18"/>
-          <w:szCs w:val="18"/>
-          <w:shd w:val="clear" w:color="auto" w:fill="80C687" w:themeFill="background1" w:themeFillShade="BF"/>
-        </w:rPr>
-        <w:t>()["no"];</w:t>
-      </w:r>
-    </w:p>
-    <w:p>
-      <w:proofErr w:type="spellStart"/>
-      <w:proofErr w:type="gramStart"/>
-      <w:r>
-        <w:rPr>
-          <w:color w:val="0000CC"/>
-          <w:sz w:val="18"/>
-          <w:szCs w:val="18"/>
-          <w:shd w:val="clear" w:color="auto" w:fill="80C687" w:themeFill="background1" w:themeFillShade="BF"/>
-        </w:rPr>
-        <w:t>var</w:t>
-      </w:r>
-      <w:proofErr w:type="spellEnd"/>
-      <w:proofErr w:type="gramEnd"/>
-      <w:r>
-        <w:rPr>
-          <w:color w:val="0000CC"/>
-          <w:sz w:val="18"/>
-          <w:szCs w:val="18"/>
-          <w:shd w:val="clear" w:color="auto" w:fill="80C687" w:themeFill="background1" w:themeFillShade="BF"/>
-        </w:rPr>
-        <w:t xml:space="preserve"> score</w:t>
-      </w:r>
-      <w:r>
-        <w:rPr>
-          <w:color w:val="0000CC"/>
-          <w:sz w:val="18"/>
-          <w:szCs w:val="18"/>
-          <w:shd w:val="clear" w:color="auto" w:fill="80C687" w:themeFill="background1" w:themeFillShade="BF"/>
-        </w:rPr>
-        <w:t xml:space="preserve">= </w:t>
-      </w:r>
-      <w:proofErr w:type="spellStart"/>
-      <w:r>
-        <w:rPr>
-          <w:color w:val="0000CC"/>
-          <w:sz w:val="18"/>
-          <w:szCs w:val="18"/>
-          <w:shd w:val="clear" w:color="auto" w:fill="80C687" w:themeFill="background1" w:themeFillShade="BF"/>
-        </w:rPr>
-        <w:t>rc.current</w:t>
-      </w:r>
-      <w:proofErr w:type="spellEnd"/>
-      <w:r>
-        <w:rPr>
-          <w:color w:val="0000CC"/>
-          <w:sz w:val="18"/>
-          <w:szCs w:val="18"/>
-          <w:shd w:val="clear" w:color="auto" w:fill="80C687" w:themeFill="background1" w:themeFillShade="BF"/>
-        </w:rPr>
-        <w:t>().</w:t>
-      </w:r>
-      <w:proofErr w:type="spellStart"/>
-      <w:r>
-        <w:rPr>
-          <w:color w:val="0000CC"/>
-          <w:sz w:val="18"/>
-          <w:szCs w:val="18"/>
-          <w:shd w:val="clear" w:color="auto" w:fill="80C687" w:themeFill="background1" w:themeFillShade="BF"/>
-        </w:rPr>
-        <w:t>toObj</w:t>
-      </w:r>
-      <w:proofErr w:type="spellEnd"/>
-      <w:r>
-        <w:rPr>
-          <w:color w:val="0000CC"/>
-          <w:sz w:val="18"/>
-          <w:szCs w:val="18"/>
-          <w:shd w:val="clear" w:color="auto" w:fill="80C687" w:themeFill="background1" w:themeFillShade="BF"/>
-        </w:rPr>
-        <w:t>()["score"];</w:t>
-      </w:r>
-    </w:p>
-    <w:p>
-      <w:pPr>
-        <w:pStyle w:val="Heading2"/>
-      </w:pPr>
-      <w:r>
-        <w:rPr>
-          <w:rFonts w:hint="eastAsia"/>
-        </w:rPr>
-        <w:t>在优先级低的运算符前断行</w:t>
-      </w:r>
-    </w:p>
-    <w:p>
-      <w:r>
-        <w:rPr>
-          <w:rFonts w:hint="eastAsia"/>
-        </w:rPr>
-        <w:tab/>
-      </w:r>
-      <w:r>
-        <w:rPr>
-          <w:rFonts w:hint="eastAsia"/>
-        </w:rPr>
-        <w:t>如：</w:t>
-      </w:r>
-    </w:p>
-    <w:p>
-      <w:pPr>
-        <w:rPr>
-          <w:color w:val="0000CC"/>
-          <w:sz w:val="18"/>
-          <w:szCs w:val="18"/>
-          <w:shd w:val="clear" w:color="auto" w:fill="80C687" w:themeFill="background1" w:themeFillShade="BF"/>
-        </w:rPr>
-      </w:pPr>
-      <w:proofErr w:type="gramStart"/>
-      <w:r>
-        <w:rPr>
-          <w:color w:val="0000CC"/>
-          <w:sz w:val="18"/>
-          <w:szCs w:val="18"/>
-          <w:shd w:val="clear" w:color="auto" w:fill="80C687" w:themeFill="background1" w:themeFillShade="BF"/>
-        </w:rPr>
-        <w:lastRenderedPageBreak/>
-        <w:t>if</w:t>
-      </w:r>
-      <w:proofErr w:type="gramEnd"/>
-      <w:r>
-        <w:rPr>
-          <w:color w:val="0000CC"/>
-          <w:sz w:val="18"/>
-          <w:szCs w:val="18"/>
-          <w:shd w:val="clear" w:color="auto" w:fill="80C687" w:themeFill="background1" w:themeFillShade="BF"/>
-        </w:rPr>
-        <w:t xml:space="preserve"> ( "</w:t>
-      </w:r>
-      <w:proofErr w:type="spellStart"/>
-      <w:r>
-        <w:rPr>
-          <w:color w:val="0000CC"/>
-          <w:sz w:val="18"/>
-          <w:szCs w:val="18"/>
-          <w:shd w:val="clear" w:color="auto" w:fill="80C687" w:themeFill="background1" w:themeFillShade="BF"/>
-        </w:rPr>
-        <w:t>SYSCatalogGroup</w:t>
-      </w:r>
-      <w:proofErr w:type="spellEnd"/>
-      <w:r>
-        <w:rPr>
-          <w:color w:val="0000CC"/>
-          <w:sz w:val="18"/>
-          <w:szCs w:val="18"/>
-          <w:shd w:val="clear" w:color="auto" w:fill="80C687" w:themeFill="background1" w:themeFillShade="BF"/>
-        </w:rPr>
-        <w:t>"</w:t>
-      </w:r>
-      <w:r>
-        <w:rPr>
-          <w:rFonts w:hint="eastAsia"/>
-          <w:color w:val="0000CC"/>
-          <w:sz w:val="18"/>
-          <w:szCs w:val="18"/>
-          <w:shd w:val="clear" w:color="auto" w:fill="80C687" w:themeFill="background1" w:themeFillShade="BF"/>
-        </w:rPr>
-        <w:t xml:space="preserve"> </w:t>
-      </w:r>
-      <w:r>
-        <w:rPr>
-          <w:color w:val="0000CC"/>
-          <w:sz w:val="18"/>
-          <w:szCs w:val="18"/>
-          <w:shd w:val="clear" w:color="auto" w:fill="80C687" w:themeFill="background1" w:themeFillShade="BF"/>
-        </w:rPr>
-        <w:t xml:space="preserve">!== </w:t>
-      </w:r>
-      <w:proofErr w:type="spellStart"/>
-      <w:r>
-        <w:rPr>
-          <w:color w:val="0000CC"/>
-          <w:sz w:val="18"/>
-          <w:szCs w:val="18"/>
-          <w:shd w:val="clear" w:color="auto" w:fill="80C687" w:themeFill="background1" w:themeFillShade="BF"/>
-        </w:rPr>
-        <w:t>groupName</w:t>
-      </w:r>
-      <w:proofErr w:type="spellEnd"/>
-      <w:r>
-        <w:rPr>
-          <w:color w:val="0000CC"/>
-          <w:sz w:val="18"/>
-          <w:szCs w:val="18"/>
-          <w:shd w:val="clear" w:color="auto" w:fill="80C687" w:themeFill="background1" w:themeFillShade="BF"/>
-        </w:rPr>
-        <w:t xml:space="preserve"> &amp;&amp; "</w:t>
-      </w:r>
-      <w:proofErr w:type="spellStart"/>
-      <w:r>
-        <w:rPr>
-          <w:color w:val="0000CC"/>
-          <w:sz w:val="18"/>
-          <w:szCs w:val="18"/>
-          <w:shd w:val="clear" w:color="auto" w:fill="80C687" w:themeFill="background1" w:themeFillShade="BF"/>
-        </w:rPr>
-        <w:t>SYSCoord</w:t>
-      </w:r>
-      <w:proofErr w:type="spellEnd"/>
-      <w:r>
-        <w:rPr>
-          <w:color w:val="0000CC"/>
-          <w:sz w:val="18"/>
-          <w:szCs w:val="18"/>
-          <w:shd w:val="clear" w:color="auto" w:fill="80C687" w:themeFill="background1" w:themeFillShade="BF"/>
-        </w:rPr>
-        <w:t>”</w:t>
-      </w:r>
-      <w:r>
-        <w:rPr>
-          <w:rFonts w:hint="eastAsia"/>
-          <w:color w:val="0000CC"/>
-          <w:sz w:val="18"/>
-          <w:szCs w:val="18"/>
-          <w:shd w:val="clear" w:color="auto" w:fill="80C687" w:themeFill="background1" w:themeFillShade="BF"/>
-        </w:rPr>
-        <w:t xml:space="preserve"> </w:t>
-      </w:r>
-      <w:r>
-        <w:rPr>
-          <w:color w:val="0000CC"/>
-          <w:sz w:val="18"/>
-          <w:szCs w:val="18"/>
-          <w:shd w:val="clear" w:color="auto" w:fill="80C687" w:themeFill="background1" w:themeFillShade="BF"/>
-        </w:rPr>
-        <w:t xml:space="preserve">!== </w:t>
-      </w:r>
-      <w:proofErr w:type="spellStart"/>
-      <w:r>
-        <w:rPr>
-          <w:color w:val="0000CC"/>
-          <w:sz w:val="18"/>
-          <w:szCs w:val="18"/>
-          <w:shd w:val="clear" w:color="auto" w:fill="80C687" w:themeFill="background1" w:themeFillShade="BF"/>
-        </w:rPr>
-        <w:t>groupName</w:t>
-      </w:r>
-      <w:proofErr w:type="spellEnd"/>
-      <w:r>
-        <w:rPr>
-          <w:color w:val="0000CC"/>
-          <w:sz w:val="18"/>
-          <w:szCs w:val="18"/>
-          <w:shd w:val="clear" w:color="auto" w:fill="80C687" w:themeFill="background1" w:themeFillShade="BF"/>
-        </w:rPr>
-        <w:t xml:space="preserve"> </w:t>
-      </w:r>
-      <w:r>
-        <w:rPr>
-          <w:rFonts w:hint="eastAsia"/>
-          <w:color w:val="0000CC"/>
-          <w:sz w:val="18"/>
-          <w:szCs w:val="18"/>
-          <w:shd w:val="clear" w:color="auto" w:fill="80C687" w:themeFill="background1" w:themeFillShade="BF"/>
-        </w:rPr>
-        <w:t xml:space="preserve">&amp;&amp; </w:t>
-      </w:r>
-      <w:r>
-        <w:rPr>
-          <w:color w:val="0000CC"/>
-          <w:sz w:val="18"/>
-          <w:szCs w:val="18"/>
-          <w:shd w:val="clear" w:color="auto" w:fill="80C687" w:themeFill="background1" w:themeFillShade="BF"/>
-        </w:rPr>
-        <w:t>"</w:t>
-      </w:r>
-      <w:proofErr w:type="spellStart"/>
-      <w:r>
-        <w:rPr>
-          <w:rFonts w:hint="eastAsia"/>
-          <w:color w:val="0000CC"/>
-          <w:sz w:val="18"/>
-          <w:szCs w:val="18"/>
-          <w:shd w:val="clear" w:color="auto" w:fill="80C687" w:themeFill="background1" w:themeFillShade="BF"/>
-        </w:rPr>
-        <w:t>SYSSpare</w:t>
-      </w:r>
-      <w:proofErr w:type="spellEnd"/>
-      <w:r>
-        <w:rPr>
-          <w:color w:val="0000CC"/>
-          <w:sz w:val="18"/>
-          <w:szCs w:val="18"/>
-          <w:shd w:val="clear" w:color="auto" w:fill="80C687" w:themeFill="background1" w:themeFillShade="BF"/>
-        </w:rPr>
-        <w:t>”</w:t>
-      </w:r>
-      <w:r>
-        <w:rPr>
-          <w:rFonts w:hint="eastAsia"/>
-          <w:color w:val="0000CC"/>
-          <w:sz w:val="18"/>
-          <w:szCs w:val="18"/>
-          <w:shd w:val="clear" w:color="auto" w:fill="80C687" w:themeFill="background1" w:themeFillShade="BF"/>
-        </w:rPr>
-        <w:t xml:space="preserve"> </w:t>
-      </w:r>
-      <w:r>
-        <w:rPr>
-          <w:color w:val="0000CC"/>
-          <w:sz w:val="18"/>
-          <w:szCs w:val="18"/>
-          <w:shd w:val="clear" w:color="auto" w:fill="80C687" w:themeFill="background1" w:themeFillShade="BF"/>
-        </w:rPr>
-        <w:t xml:space="preserve">!== </w:t>
-      </w:r>
-      <w:proofErr w:type="spellStart"/>
-      <w:r>
-        <w:rPr>
-          <w:color w:val="0000CC"/>
-          <w:sz w:val="18"/>
-          <w:szCs w:val="18"/>
-          <w:shd w:val="clear" w:color="auto" w:fill="80C687" w:themeFill="background1" w:themeFillShade="BF"/>
-        </w:rPr>
-        <w:t>groupName</w:t>
-      </w:r>
-      <w:proofErr w:type="spellEnd"/>
-      <w:r>
-        <w:rPr>
-          <w:color w:val="0000CC"/>
-          <w:sz w:val="18"/>
-          <w:szCs w:val="18"/>
-          <w:shd w:val="clear" w:color="auto" w:fill="80C687" w:themeFill="background1" w:themeFillShade="BF"/>
-        </w:rPr>
-        <w:t>)</w:t>
-      </w:r>
-    </w:p>
-    <w:p>
-      <w:r>
-        <w:rPr>
-          <w:rFonts w:hint="eastAsia"/>
-        </w:rPr>
-        <w:t>当屏幕显示不下一行时，在</w:t>
-      </w:r>
-      <w:r>
-        <w:rPr>
-          <w:rFonts w:hint="eastAsia"/>
-        </w:rPr>
-        <w:t>&amp;&amp;</w:t>
-      </w:r>
-      <w:r>
-        <w:rPr>
-          <w:rFonts w:hint="eastAsia"/>
-        </w:rPr>
-        <w:t>前断行为</w:t>
-      </w:r>
-    </w:p>
-    <w:p>
-      <w:pPr>
-        <w:rPr>
-          <w:color w:val="0000CC"/>
-          <w:sz w:val="18"/>
-          <w:szCs w:val="18"/>
-          <w:shd w:val="clear" w:color="auto" w:fill="80C687" w:themeFill="background1" w:themeFillShade="BF"/>
-        </w:rPr>
-      </w:pPr>
-      <w:proofErr w:type="gramStart"/>
-      <w:r>
-        <w:rPr>
-          <w:color w:val="0000CC"/>
-          <w:sz w:val="18"/>
-          <w:szCs w:val="18"/>
-          <w:shd w:val="clear" w:color="auto" w:fill="80C687" w:themeFill="background1" w:themeFillShade="BF"/>
-        </w:rPr>
-        <w:t>if</w:t>
-      </w:r>
-      <w:proofErr w:type="gramEnd"/>
-      <w:r>
-        <w:rPr>
-          <w:color w:val="0000CC"/>
-          <w:sz w:val="18"/>
-          <w:szCs w:val="18"/>
-          <w:shd w:val="clear" w:color="auto" w:fill="80C687" w:themeFill="background1" w:themeFillShade="BF"/>
-        </w:rPr>
-        <w:t xml:space="preserve"> ( </w:t>
-      </w:r>
-      <w:r>
-        <w:rPr>
-          <w:rFonts w:hint="eastAsia"/>
-          <w:color w:val="0000CC"/>
-          <w:sz w:val="18"/>
-          <w:szCs w:val="18"/>
-          <w:shd w:val="clear" w:color="auto" w:fill="80C687" w:themeFill="background1" w:themeFillShade="BF"/>
-        </w:rPr>
-        <w:t xml:space="preserve">  </w:t>
-      </w:r>
-      <w:r>
-        <w:rPr>
-          <w:color w:val="0000CC"/>
-          <w:sz w:val="18"/>
-          <w:szCs w:val="18"/>
-          <w:shd w:val="clear" w:color="auto" w:fill="80C687" w:themeFill="background1" w:themeFillShade="BF"/>
-        </w:rPr>
-        <w:t>"</w:t>
-      </w:r>
-      <w:proofErr w:type="spellStart"/>
-      <w:r>
-        <w:rPr>
-          <w:color w:val="0000CC"/>
-          <w:sz w:val="18"/>
-          <w:szCs w:val="18"/>
-          <w:shd w:val="clear" w:color="auto" w:fill="80C687" w:themeFill="background1" w:themeFillShade="BF"/>
-        </w:rPr>
-        <w:t>SYSCatalogGroup</w:t>
-      </w:r>
-      <w:proofErr w:type="spellEnd"/>
-      <w:r>
-        <w:rPr>
-          <w:color w:val="0000CC"/>
-          <w:sz w:val="18"/>
-          <w:szCs w:val="18"/>
-          <w:shd w:val="clear" w:color="auto" w:fill="80C687" w:themeFill="background1" w:themeFillShade="BF"/>
-        </w:rPr>
-        <w:t>"</w:t>
-      </w:r>
-      <w:r>
-        <w:rPr>
-          <w:rFonts w:hint="eastAsia"/>
-          <w:color w:val="0000CC"/>
-          <w:sz w:val="18"/>
-          <w:szCs w:val="18"/>
-          <w:shd w:val="clear" w:color="auto" w:fill="80C687" w:themeFill="background1" w:themeFillShade="BF"/>
-        </w:rPr>
-        <w:t xml:space="preserve"> </w:t>
-      </w:r>
-      <w:r>
-        <w:rPr>
-          <w:color w:val="0000CC"/>
-          <w:sz w:val="18"/>
-          <w:szCs w:val="18"/>
-          <w:shd w:val="clear" w:color="auto" w:fill="80C687" w:themeFill="background1" w:themeFillShade="BF"/>
-        </w:rPr>
-        <w:t xml:space="preserve">!== </w:t>
-      </w:r>
-      <w:proofErr w:type="spellStart"/>
-      <w:r>
-        <w:rPr>
-          <w:color w:val="0000CC"/>
-          <w:sz w:val="18"/>
-          <w:szCs w:val="18"/>
-          <w:shd w:val="clear" w:color="auto" w:fill="80C687" w:themeFill="background1" w:themeFillShade="BF"/>
-        </w:rPr>
-        <w:t>groupName</w:t>
-      </w:r>
-      <w:proofErr w:type="spellEnd"/>
-      <w:r>
-        <w:rPr>
-          <w:color w:val="0000CC"/>
-          <w:sz w:val="18"/>
-          <w:szCs w:val="18"/>
-          <w:shd w:val="clear" w:color="auto" w:fill="80C687" w:themeFill="background1" w:themeFillShade="BF"/>
-        </w:rPr>
-        <w:t xml:space="preserve"> </w:t>
-      </w:r>
-    </w:p>
-    <w:p>
-      <w:pPr>
-        <w:rPr>
-          <w:color w:val="0000CC"/>
-          <w:sz w:val="18"/>
-          <w:szCs w:val="18"/>
-          <w:shd w:val="clear" w:color="auto" w:fill="80C687" w:themeFill="background1" w:themeFillShade="BF"/>
-        </w:rPr>
-      </w:pPr>
-      <w:r>
-        <w:rPr>
-          <w:rFonts w:hint="eastAsia"/>
-          <w:color w:val="0000CC"/>
-          <w:sz w:val="18"/>
-          <w:szCs w:val="18"/>
-          <w:shd w:val="clear" w:color="auto" w:fill="80C687" w:themeFill="background1" w:themeFillShade="BF"/>
-        </w:rPr>
-        <w:t xml:space="preserve">  </w:t>
-      </w:r>
-      <w:r>
-        <w:rPr>
-          <w:color w:val="0000CC"/>
-          <w:sz w:val="18"/>
-          <w:szCs w:val="18"/>
-          <w:shd w:val="clear" w:color="auto" w:fill="80C687" w:themeFill="background1" w:themeFillShade="BF"/>
-        </w:rPr>
-        <w:t>&amp;&amp; "</w:t>
-      </w:r>
-      <w:proofErr w:type="spellStart"/>
-      <w:r>
-        <w:rPr>
-          <w:color w:val="0000CC"/>
-          <w:sz w:val="18"/>
-          <w:szCs w:val="18"/>
-          <w:shd w:val="clear" w:color="auto" w:fill="80C687" w:themeFill="background1" w:themeFillShade="BF"/>
-        </w:rPr>
-        <w:t>SYSCoord</w:t>
-      </w:r>
-      <w:proofErr w:type="spellEnd"/>
-      <w:proofErr w:type="gramStart"/>
-      <w:r>
-        <w:rPr>
-          <w:color w:val="0000CC"/>
-          <w:sz w:val="18"/>
-          <w:szCs w:val="18"/>
-          <w:shd w:val="clear" w:color="auto" w:fill="80C687" w:themeFill="background1" w:themeFillShade="BF"/>
-        </w:rPr>
-        <w:t>”</w:t>
-      </w:r>
-      <w:r>
-        <w:rPr>
-          <w:rFonts w:hint="eastAsia"/>
-          <w:color w:val="0000CC"/>
-          <w:sz w:val="18"/>
-          <w:szCs w:val="18"/>
-          <w:shd w:val="clear" w:color="auto" w:fill="80C687" w:themeFill="background1" w:themeFillShade="BF"/>
-        </w:rPr>
-        <w:t xml:space="preserve"> </w:t>
-      </w:r>
-      <w:r>
-        <w:rPr>
-          <w:color w:val="0000CC"/>
-          <w:sz w:val="18"/>
-          <w:szCs w:val="18"/>
-          <w:shd w:val="clear" w:color="auto" w:fill="80C687" w:themeFill="background1" w:themeFillShade="BF"/>
-        </w:rPr>
-        <w:t>!</w:t>
-      </w:r>
-      <w:proofErr w:type="gramEnd"/>
-      <w:r>
-        <w:rPr>
-          <w:color w:val="0000CC"/>
-          <w:sz w:val="18"/>
-          <w:szCs w:val="18"/>
-          <w:shd w:val="clear" w:color="auto" w:fill="80C687" w:themeFill="background1" w:themeFillShade="BF"/>
-        </w:rPr>
-        <w:t xml:space="preserve">== </w:t>
-      </w:r>
-      <w:proofErr w:type="spellStart"/>
-      <w:r>
-        <w:rPr>
-          <w:color w:val="0000CC"/>
-          <w:sz w:val="18"/>
-          <w:szCs w:val="18"/>
-          <w:shd w:val="clear" w:color="auto" w:fill="80C687" w:themeFill="background1" w:themeFillShade="BF"/>
-        </w:rPr>
-        <w:t>groupName</w:t>
-      </w:r>
-      <w:proofErr w:type="spellEnd"/>
-      <w:r>
-        <w:rPr>
-          <w:color w:val="0000CC"/>
-          <w:sz w:val="18"/>
-          <w:szCs w:val="18"/>
-          <w:shd w:val="clear" w:color="auto" w:fill="80C687" w:themeFill="background1" w:themeFillShade="BF"/>
-        </w:rPr>
-        <w:t xml:space="preserve"> </w:t>
-      </w:r>
-    </w:p>
-    <w:p>
-      <w:pPr>
-        <w:rPr>
-          <w:color w:val="0000CC"/>
-          <w:sz w:val="18"/>
-          <w:szCs w:val="18"/>
-          <w:shd w:val="clear" w:color="auto" w:fill="80C687" w:themeFill="background1" w:themeFillShade="BF"/>
-        </w:rPr>
-      </w:pPr>
-      <w:r>
-        <w:rPr>
-          <w:rFonts w:hint="eastAsia"/>
-          <w:color w:val="0000CC"/>
-          <w:sz w:val="18"/>
-          <w:szCs w:val="18"/>
-          <w:shd w:val="clear" w:color="auto" w:fill="80C687" w:themeFill="background1" w:themeFillShade="BF"/>
-        </w:rPr>
-        <w:t xml:space="preserve">  &amp;&amp; </w:t>
-      </w:r>
-      <w:r>
-        <w:rPr>
-          <w:color w:val="0000CC"/>
-          <w:sz w:val="18"/>
-          <w:szCs w:val="18"/>
-          <w:shd w:val="clear" w:color="auto" w:fill="80C687" w:themeFill="background1" w:themeFillShade="BF"/>
-        </w:rPr>
-        <w:t>"</w:t>
-      </w:r>
-      <w:proofErr w:type="spellStart"/>
-      <w:r>
-        <w:rPr>
-          <w:rFonts w:hint="eastAsia"/>
-          <w:color w:val="0000CC"/>
-          <w:sz w:val="18"/>
-          <w:szCs w:val="18"/>
-          <w:shd w:val="clear" w:color="auto" w:fill="80C687" w:themeFill="background1" w:themeFillShade="BF"/>
-        </w:rPr>
-        <w:t>SYSSpare</w:t>
-      </w:r>
-      <w:proofErr w:type="spellEnd"/>
-      <w:proofErr w:type="gramStart"/>
-      <w:r>
-        <w:rPr>
-          <w:color w:val="0000CC"/>
-          <w:sz w:val="18"/>
-          <w:szCs w:val="18"/>
-          <w:shd w:val="clear" w:color="auto" w:fill="80C687" w:themeFill="background1" w:themeFillShade="BF"/>
-        </w:rPr>
-        <w:t>”</w:t>
-      </w:r>
-      <w:r>
-        <w:rPr>
-          <w:rFonts w:hint="eastAsia"/>
-          <w:color w:val="0000CC"/>
-          <w:sz w:val="18"/>
-          <w:szCs w:val="18"/>
-          <w:shd w:val="clear" w:color="auto" w:fill="80C687" w:themeFill="background1" w:themeFillShade="BF"/>
-        </w:rPr>
-        <w:t xml:space="preserve"> </w:t>
-      </w:r>
-      <w:r>
-        <w:rPr>
-          <w:color w:val="0000CC"/>
-          <w:sz w:val="18"/>
-          <w:szCs w:val="18"/>
-          <w:shd w:val="clear" w:color="auto" w:fill="80C687" w:themeFill="background1" w:themeFillShade="BF"/>
-        </w:rPr>
-        <w:t>!</w:t>
-      </w:r>
-      <w:proofErr w:type="gramEnd"/>
-      <w:r>
-        <w:rPr>
-          <w:color w:val="0000CC"/>
-          <w:sz w:val="18"/>
-          <w:szCs w:val="18"/>
-          <w:shd w:val="clear" w:color="auto" w:fill="80C687" w:themeFill="background1" w:themeFillShade="BF"/>
-        </w:rPr>
-        <w:t xml:space="preserve">== </w:t>
-      </w:r>
-      <w:proofErr w:type="spellStart"/>
-      <w:r>
-        <w:rPr>
-          <w:color w:val="0000CC"/>
-          <w:sz w:val="18"/>
-          <w:szCs w:val="18"/>
-          <w:shd w:val="clear" w:color="auto" w:fill="80C687" w:themeFill="background1" w:themeFillShade="BF"/>
-        </w:rPr>
-        <w:t>groupName</w:t>
-      </w:r>
-      <w:proofErr w:type="spellEnd"/>
-      <w:r>
-        <w:rPr>
-          <w:rFonts w:hint="eastAsia"/>
-          <w:color w:val="0000CC"/>
-          <w:sz w:val="18"/>
-          <w:szCs w:val="18"/>
-          <w:shd w:val="clear" w:color="auto" w:fill="80C687" w:themeFill="background1" w:themeFillShade="BF"/>
-        </w:rPr>
-        <w:t xml:space="preserve"> </w:t>
-      </w:r>
-      <w:r>
-        <w:rPr>
-          <w:color w:val="0000CC"/>
-          <w:sz w:val="18"/>
-          <w:szCs w:val="18"/>
-          <w:shd w:val="clear" w:color="auto" w:fill="80C687" w:themeFill="background1" w:themeFillShade="BF"/>
-        </w:rPr>
-        <w:t>)</w:t>
+        <w:rPr>
+          <w:rFonts w:hint="eastAsia"/>
+        </w:rPr>
+      </w:pPr>
+      <w:r>
+        <w:rPr>
+          <w:rFonts w:hint="eastAsia"/>
+        </w:rPr>
+        <w:t>查询时尽量使用带条件匹配</w:t>
+      </w:r>
+    </w:p>
+    <w:p>
+      <w:r>
+        <w:rPr>
+          <w:rFonts w:hint="eastAsia"/>
+        </w:rPr>
+        <w:t>查询时无特殊情况均使用带条件查询，避免其他用例残留受影响</w:t>
       </w:r>
     </w:p>
     <w:sectPr>
@@ -10167,7 +9640,7 @@
         <a:sysClr val="windowText" lastClr="000000"/>
       </a:dk1>
       <a:lt1>
-        <a:sysClr val="window" lastClr="CCE8CF"/>
+        <a:sysClr val="window" lastClr="FFFFFF"/>
       </a:lt1>
       <a:dk2>
         <a:srgbClr val="1F497D"/>

--- a/internal_doc/09.规范模板/JS测试用例编写指导书.docx
+++ b/internal_doc/09.规范模板/JS测试用例编写指导书.docx
@@ -246,6 +246,56 @@
           </w:p>
         </w:tc>
       </w:tr>
+      <w:tr>
+        <w:tc>
+          <w:tcPr>
+            <w:tcW w:w="1668" w:type="dxa"/>
+          </w:tcPr>
+          <w:p/>
+        </w:tc>
+        <w:tc>
+          <w:tcPr>
+            <w:tcW w:w="5244" w:type="dxa"/>
+          </w:tcPr>
+          <w:p>
+            <w:pPr>
+              <w:rPr>
+                <w:rFonts w:hint="eastAsia"/>
+              </w:rPr>
+            </w:pPr>
+            <w:r>
+              <w:rPr>
+                <w:rFonts w:hint="eastAsia"/>
+              </w:rPr>
+              <w:t>2019/3/20</w:t>
+            </w:r>
+            <w:r>
+              <w:rPr>
+                <w:rFonts w:hint="eastAsia"/>
+              </w:rPr>
+              <w:t>：修改</w:t>
+            </w:r>
+          </w:p>
+        </w:tc>
+        <w:tc>
+          <w:tcPr>
+            <w:tcW w:w="1610" w:type="dxa"/>
+          </w:tcPr>
+          <w:p>
+            <w:pPr>
+              <w:rPr>
+                <w:rFonts w:hint="eastAsia"/>
+              </w:rPr>
+            </w:pPr>
+            <w:r>
+              <w:rPr>
+                <w:rFonts w:hint="eastAsia"/>
+              </w:rPr>
+              <w:t>吴艳</w:t>
+            </w:r>
+          </w:p>
+        </w:tc>
+      </w:tr>
     </w:tbl>
     <w:p/>
     <w:p>
@@ -312,14 +362,12 @@
         </w:rPr>
         <w:t>测试用例均是通过</w:t>
       </w:r>
-      <w:proofErr w:type="spellStart"/>
       <w:r>
         <w:rPr>
           <w:rFonts w:hint="eastAsia"/>
         </w:rPr>
         <w:t>sdb</w:t>
       </w:r>
-      <w:proofErr w:type="spellEnd"/>
       <w:r>
         <w:rPr>
           <w:rFonts w:hint="eastAsia"/>
@@ -366,31 +414,19 @@
           <w:color w:val="0000CC"/>
           <w:sz w:val="18"/>
           <w:szCs w:val="18"/>
-          <w:shd w:val="clear" w:color="auto" w:fill="BFBFBF" w:themeFill="background1" w:themeFillShade="BF"/>
-        </w:rPr>
-      </w:pPr>
-      <w:r>
-        <w:rPr>
-          <w:rFonts w:hint="eastAsia"/>
-          <w:color w:val="0000CC"/>
-          <w:sz w:val="18"/>
-          <w:szCs w:val="18"/>
-          <w:shd w:val="clear" w:color="auto" w:fill="BFBFBF" w:themeFill="background1" w:themeFillShade="BF"/>
-        </w:rPr>
-        <w:t>bin/</w:t>
-      </w:r>
-      <w:proofErr w:type="spellStart"/>
-      <w:r>
-        <w:rPr>
-          <w:rFonts w:hint="eastAsia"/>
-          <w:color w:val="0000CC"/>
-          <w:sz w:val="18"/>
-          <w:szCs w:val="18"/>
-          <w:shd w:val="clear" w:color="auto" w:fill="BFBFBF" w:themeFill="background1" w:themeFillShade="BF"/>
-        </w:rPr>
-        <w:t>sdb</w:t>
-      </w:r>
-      <w:proofErr w:type="spellEnd"/>
+          <w:shd w:val="clear" w:color="auto" w:fill="80C687" w:themeFill="background1" w:themeFillShade="BF"/>
+        </w:rPr>
+      </w:pPr>
+      <w:r>
+        <w:rPr>
+          <w:rFonts w:hint="eastAsia"/>
+          <w:color w:val="0000CC"/>
+          <w:sz w:val="18"/>
+          <w:szCs w:val="18"/>
+          <w:shd w:val="clear" w:color="auto" w:fill="80C687" w:themeFill="background1" w:themeFillShade="BF"/>
+        </w:rPr>
+        <w:t>bin/sdb</w:t>
+      </w:r>
     </w:p>
     <w:p>
       <w:pPr>
@@ -399,16 +435,16 @@
           <w:color w:val="0000CC"/>
           <w:sz w:val="18"/>
           <w:szCs w:val="18"/>
-          <w:shd w:val="clear" w:color="auto" w:fill="BFBFBF" w:themeFill="background1" w:themeFillShade="BF"/>
-        </w:rPr>
-      </w:pPr>
-      <w:r>
-        <w:rPr>
-          <w:rFonts w:hint="eastAsia"/>
-          <w:color w:val="0000CC"/>
-          <w:sz w:val="18"/>
-          <w:szCs w:val="18"/>
-          <w:shd w:val="clear" w:color="auto" w:fill="BFBFBF" w:themeFill="background1" w:themeFillShade="BF"/>
+          <w:shd w:val="clear" w:color="auto" w:fill="80C687" w:themeFill="background1" w:themeFillShade="BF"/>
+        </w:rPr>
+      </w:pPr>
+      <w:r>
+        <w:rPr>
+          <w:rFonts w:hint="eastAsia"/>
+          <w:color w:val="0000CC"/>
+          <w:sz w:val="18"/>
+          <w:szCs w:val="18"/>
+          <w:shd w:val="clear" w:color="auto" w:fill="80C687" w:themeFill="background1" w:themeFillShade="BF"/>
         </w:rPr>
         <w:t xml:space="preserve"> </w:t>
       </w:r>
@@ -417,7 +453,7 @@
           <w:color w:val="0000CC"/>
           <w:sz w:val="18"/>
           <w:szCs w:val="18"/>
-          <w:shd w:val="clear" w:color="auto" w:fill="BFBFBF" w:themeFill="background1" w:themeFillShade="BF"/>
+          <w:shd w:val="clear" w:color="auto" w:fill="80C687" w:themeFill="background1" w:themeFillShade="BF"/>
         </w:rPr>
         <w:t>–</w:t>
       </w:r>
@@ -427,7 +463,7 @@
           <w:color w:val="0000CC"/>
           <w:sz w:val="18"/>
           <w:szCs w:val="18"/>
-          <w:shd w:val="clear" w:color="auto" w:fill="BFBFBF" w:themeFill="background1" w:themeFillShade="BF"/>
+          <w:shd w:val="clear" w:color="auto" w:fill="80C687" w:themeFill="background1" w:themeFillShade="BF"/>
         </w:rPr>
         <w:t xml:space="preserve">e </w:t>
       </w:r>
@@ -437,293 +473,1092 @@
           <w:color w:val="0000CC"/>
           <w:sz w:val="18"/>
           <w:szCs w:val="18"/>
-          <w:shd w:val="clear" w:color="auto" w:fill="BFBFBF" w:themeFill="background1" w:themeFillShade="BF"/>
+          <w:shd w:val="clear" w:color="auto" w:fill="80C687" w:themeFill="background1" w:themeFillShade="BF"/>
+        </w:rPr>
+        <w:t xml:space="preserve">"var </w:t>
+      </w:r>
+      <w:r>
+        <w:rPr>
+          <w:rFonts w:hint="eastAsia"/>
+          <w:color w:val="0000CC"/>
+          <w:sz w:val="18"/>
+          <w:szCs w:val="18"/>
+          <w:shd w:val="clear" w:color="auto" w:fill="80C687" w:themeFill="background1" w:themeFillShade="BF"/>
+        </w:rPr>
+        <w:t>CHANGED</w:t>
+      </w:r>
+      <w:r>
+        <w:rPr>
+          <w:color w:val="0000CC"/>
+          <w:sz w:val="18"/>
+          <w:szCs w:val="18"/>
+          <w:shd w:val="clear" w:color="auto" w:fill="80C687" w:themeFill="background1" w:themeFillShade="BF"/>
+        </w:rPr>
+        <w:t>PREFIX='${</w:t>
+      </w:r>
+      <w:r>
+        <w:rPr>
+          <w:rFonts w:hint="eastAsia"/>
+          <w:color w:val="0000CC"/>
+          <w:sz w:val="18"/>
+          <w:szCs w:val="18"/>
+          <w:shd w:val="clear" w:color="auto" w:fill="80C687" w:themeFill="background1" w:themeFillShade="BF"/>
+        </w:rPr>
+        <w:t>CHANGEDSTRING</w:t>
+      </w:r>
+      <w:r>
+        <w:rPr>
+          <w:color w:val="0000CC"/>
+          <w:sz w:val="18"/>
+          <w:szCs w:val="18"/>
+          <w:shd w:val="clear" w:color="auto" w:fill="80C687" w:themeFill="background1" w:themeFillShade="BF"/>
+        </w:rPr>
+        <w:t>}';</w:t>
+      </w:r>
+    </w:p>
+    <w:p>
+      <w:pPr>
+        <w:ind w:leftChars="405" w:left="850"/>
+        <w:rPr>
+          <w:color w:val="0000CC"/>
+          <w:sz w:val="18"/>
+          <w:szCs w:val="18"/>
+          <w:shd w:val="clear" w:color="auto" w:fill="80C687" w:themeFill="background1" w:themeFillShade="BF"/>
+        </w:rPr>
+      </w:pPr>
+      <w:r>
+        <w:rPr>
+          <w:rFonts w:hint="eastAsia"/>
+          <w:color w:val="0000CC"/>
+          <w:sz w:val="18"/>
+          <w:szCs w:val="18"/>
+          <w:shd w:val="clear" w:color="auto" w:fill="80C687" w:themeFill="background1" w:themeFillShade="BF"/>
+        </w:rPr>
+        <w:tab/>
+      </w:r>
+      <w:r>
+        <w:rPr>
+          <w:color w:val="0000CC"/>
+          <w:sz w:val="18"/>
+          <w:szCs w:val="18"/>
+          <w:shd w:val="clear" w:color="auto" w:fill="80C687" w:themeFill="background1" w:themeFillShade="BF"/>
+        </w:rPr>
+        <w:t>var COORDSVCNAME='${coord.service.port}'</w:t>
+      </w:r>
+      <w:r>
+        <w:rPr>
+          <w:rFonts w:hint="eastAsia"/>
+          <w:color w:val="0000CC"/>
+          <w:sz w:val="18"/>
+          <w:szCs w:val="18"/>
+          <w:shd w:val="clear" w:color="auto" w:fill="80C687" w:themeFill="background1" w:themeFillShade="BF"/>
         </w:rPr>
         <w:t>"</w:t>
       </w:r>
-      <w:proofErr w:type="spellStart"/>
-      <w:r>
-        <w:rPr>
-          <w:rFonts w:hint="eastAsia"/>
-          <w:color w:val="0000CC"/>
-          <w:sz w:val="18"/>
-          <w:szCs w:val="18"/>
-          <w:shd w:val="clear" w:color="auto" w:fill="BFBFBF" w:themeFill="background1" w:themeFillShade="BF"/>
-        </w:rPr>
-        <w:t>var</w:t>
-      </w:r>
-      <w:proofErr w:type="spellEnd"/>
-      <w:r>
-        <w:rPr>
-          <w:rFonts w:hint="eastAsia"/>
-          <w:color w:val="0000CC"/>
-          <w:sz w:val="18"/>
-          <w:szCs w:val="18"/>
-          <w:shd w:val="clear" w:color="auto" w:fill="BFBFBF" w:themeFill="background1" w:themeFillShade="BF"/>
+    </w:p>
+    <w:p>
+      <w:pPr>
+        <w:ind w:leftChars="405" w:left="850"/>
+        <w:rPr>
+          <w:color w:val="0000CC"/>
+          <w:sz w:val="18"/>
+          <w:szCs w:val="18"/>
+          <w:shd w:val="clear" w:color="auto" w:fill="80C687" w:themeFill="background1" w:themeFillShade="BF"/>
+        </w:rPr>
+      </w:pPr>
+      <w:r>
+        <w:rPr>
+          <w:rFonts w:hint="eastAsia"/>
+          <w:color w:val="0000CC"/>
+          <w:sz w:val="18"/>
+          <w:szCs w:val="18"/>
+          <w:shd w:val="clear" w:color="auto" w:fill="80C687" w:themeFill="background1" w:themeFillShade="BF"/>
         </w:rPr>
         <w:t xml:space="preserve"> </w:t>
       </w:r>
       <w:r>
         <w:rPr>
-          <w:rFonts w:hint="eastAsia"/>
-          <w:color w:val="0000CC"/>
-          <w:sz w:val="18"/>
-          <w:szCs w:val="18"/>
-          <w:shd w:val="clear" w:color="auto" w:fill="BFBFBF" w:themeFill="background1" w:themeFillShade="BF"/>
-        </w:rPr>
-        <w:t>CHANGED</w:t>
-      </w:r>
-      <w:r>
-        <w:rPr>
-          <w:color w:val="0000CC"/>
-          <w:sz w:val="18"/>
-          <w:szCs w:val="18"/>
-          <w:shd w:val="clear" w:color="auto" w:fill="BFBFBF" w:themeFill="background1" w:themeFillShade="BF"/>
-        </w:rPr>
-        <w:t>PREFIX='${</w:t>
-      </w:r>
-      <w:r>
-        <w:rPr>
-          <w:rFonts w:hint="eastAsia"/>
-          <w:color w:val="0000CC"/>
-          <w:sz w:val="18"/>
-          <w:szCs w:val="18"/>
-          <w:shd w:val="clear" w:color="auto" w:fill="BFBFBF" w:themeFill="background1" w:themeFillShade="BF"/>
-        </w:rPr>
-        <w:t>CHANGEDSTRING</w:t>
-      </w:r>
-      <w:r>
-        <w:rPr>
-          <w:color w:val="0000CC"/>
-          <w:sz w:val="18"/>
-          <w:szCs w:val="18"/>
-          <w:shd w:val="clear" w:color="auto" w:fill="BFBFBF" w:themeFill="background1" w:themeFillShade="BF"/>
-        </w:rPr>
-        <w:t>}';</w:t>
-      </w:r>
-    </w:p>
-    <w:p>
-      <w:pPr>
-        <w:ind w:leftChars="405" w:left="850"/>
-        <w:rPr>
-          <w:color w:val="0000CC"/>
-          <w:sz w:val="18"/>
-          <w:szCs w:val="18"/>
-          <w:shd w:val="clear" w:color="auto" w:fill="BFBFBF" w:themeFill="background1" w:themeFillShade="BF"/>
-        </w:rPr>
-      </w:pPr>
-      <w:r>
-        <w:rPr>
-          <w:rFonts w:hint="eastAsia"/>
-          <w:color w:val="0000CC"/>
-          <w:sz w:val="18"/>
-          <w:szCs w:val="18"/>
-          <w:shd w:val="clear" w:color="auto" w:fill="BFBFBF" w:themeFill="background1" w:themeFillShade="BF"/>
+          <w:color w:val="0000CC"/>
+          <w:sz w:val="18"/>
+          <w:szCs w:val="18"/>
+          <w:shd w:val="clear" w:color="auto" w:fill="80C687" w:themeFill="background1" w:themeFillShade="BF"/>
+        </w:rPr>
+        <w:t>–f “</w:t>
+      </w:r>
+      <w:r>
+        <w:rPr>
+          <w:rFonts w:hint="eastAsia"/>
+          <w:color w:val="0000CC"/>
+          <w:sz w:val="18"/>
+          <w:szCs w:val="18"/>
+          <w:shd w:val="clear" w:color="auto" w:fill="80C687" w:themeFill="background1" w:themeFillShade="BF"/>
+        </w:rPr>
+        <w:t>func.js,</w:t>
+      </w:r>
+      <w:r>
+        <w:rPr>
+          <w:rFonts w:hint="eastAsia"/>
+          <w:color w:val="0000CC"/>
+          <w:sz w:val="18"/>
+          <w:szCs w:val="18"/>
+          <w:shd w:val="clear" w:color="auto" w:fill="80C687" w:themeFill="background1" w:themeFillShade="BF"/>
+        </w:rPr>
+        <w:t xml:space="preserve"> </w:t>
+      </w:r>
+      <w:r>
+        <w:rPr>
+          <w:rFonts w:hint="eastAsia"/>
+          <w:color w:val="0000CC"/>
+          <w:sz w:val="18"/>
+          <w:szCs w:val="18"/>
+          <w:shd w:val="clear" w:color="auto" w:fill="80C687" w:themeFill="background1" w:themeFillShade="BF"/>
+        </w:rPr>
+        <w:t>[</w:t>
+      </w:r>
+      <w:r>
+        <w:rPr>
+          <w:rFonts w:hint="eastAsia"/>
+          <w:color w:val="0000CC"/>
+          <w:sz w:val="18"/>
+          <w:szCs w:val="18"/>
+          <w:shd w:val="clear" w:color="auto" w:fill="80C687" w:themeFill="background1" w:themeFillShade="BF"/>
+        </w:rPr>
+        <w:t>comm</w:t>
+      </w:r>
+      <w:r>
+        <w:rPr>
+          <w:rFonts w:hint="eastAsia"/>
+          <w:color w:val="0000CC"/>
+          <w:sz w:val="18"/>
+          <w:szCs w:val="18"/>
+          <w:shd w:val="clear" w:color="auto" w:fill="80C687" w:themeFill="background1" w:themeFillShade="BF"/>
+        </w:rPr>
+        <w:t>lib.js],</w:t>
+      </w:r>
+      <w:r>
+        <w:rPr>
+          <w:rFonts w:hint="eastAsia"/>
+          <w:color w:val="0000CC"/>
+          <w:sz w:val="18"/>
+          <w:szCs w:val="18"/>
+          <w:shd w:val="clear" w:color="auto" w:fill="80C687" w:themeFill="background1" w:themeFillShade="BF"/>
+        </w:rPr>
+        <w:t xml:space="preserve"> </w:t>
+      </w:r>
+      <w:r>
+        <w:rPr>
+          <w:rFonts w:hint="eastAsia"/>
+          <w:color w:val="0000CC"/>
+          <w:sz w:val="18"/>
+          <w:szCs w:val="18"/>
+          <w:shd w:val="clear" w:color="auto" w:fill="80C687" w:themeFill="background1" w:themeFillShade="BF"/>
+        </w:rPr>
+        <w:t>test.js</w:t>
+      </w:r>
+      <w:r>
+        <w:rPr>
+          <w:color w:val="0000CC"/>
+          <w:sz w:val="18"/>
+          <w:szCs w:val="18"/>
+          <w:shd w:val="clear" w:color="auto" w:fill="80C687" w:themeFill="background1" w:themeFillShade="BF"/>
+        </w:rPr>
+        <w:t>”</w:t>
+      </w:r>
+    </w:p>
+    <w:p>
+      <w:r>
+        <w:rPr>
+          <w:rFonts w:hint="eastAsia"/>
         </w:rPr>
         <w:tab/>
       </w:r>
-      <w:proofErr w:type="spellStart"/>
-      <w:r>
-        <w:rPr>
-          <w:color w:val="0000CC"/>
-          <w:sz w:val="18"/>
-          <w:szCs w:val="18"/>
-          <w:shd w:val="clear" w:color="auto" w:fill="BFBFBF" w:themeFill="background1" w:themeFillShade="BF"/>
-        </w:rPr>
-        <w:t>var</w:t>
-      </w:r>
-      <w:proofErr w:type="spellEnd"/>
-      <w:r>
-        <w:rPr>
-          <w:color w:val="0000CC"/>
-          <w:sz w:val="18"/>
-          <w:szCs w:val="18"/>
-          <w:shd w:val="clear" w:color="auto" w:fill="BFBFBF" w:themeFill="background1" w:themeFillShade="BF"/>
-        </w:rPr>
-        <w:t xml:space="preserve"> COORDSVCNAME='${</w:t>
-      </w:r>
-      <w:proofErr w:type="spellStart"/>
-      <w:r>
-        <w:rPr>
-          <w:color w:val="0000CC"/>
-          <w:sz w:val="18"/>
-          <w:szCs w:val="18"/>
-          <w:shd w:val="clear" w:color="auto" w:fill="BFBFBF" w:themeFill="background1" w:themeFillShade="BF"/>
-        </w:rPr>
-        <w:t>coord.service.port</w:t>
-      </w:r>
-      <w:proofErr w:type="spellEnd"/>
-      <w:r>
-        <w:rPr>
-          <w:color w:val="0000CC"/>
-          <w:sz w:val="18"/>
-          <w:szCs w:val="18"/>
-          <w:shd w:val="clear" w:color="auto" w:fill="BFBFBF" w:themeFill="background1" w:themeFillShade="BF"/>
-        </w:rPr>
-        <w:t>}'</w:t>
-      </w:r>
-      <w:r>
-        <w:rPr>
-          <w:rFonts w:hint="eastAsia"/>
-          <w:color w:val="0000CC"/>
-          <w:sz w:val="18"/>
-          <w:szCs w:val="18"/>
-          <w:shd w:val="clear" w:color="auto" w:fill="BFBFBF" w:themeFill="background1" w:themeFillShade="BF"/>
-        </w:rPr>
-        <w:t>"</w:t>
-      </w:r>
-    </w:p>
-    <w:p>
-      <w:pPr>
-        <w:ind w:leftChars="405" w:left="850"/>
-        <w:rPr>
-          <w:color w:val="0000CC"/>
-          <w:sz w:val="18"/>
-          <w:szCs w:val="18"/>
-          <w:shd w:val="clear" w:color="auto" w:fill="BFBFBF" w:themeFill="background1" w:themeFillShade="BF"/>
-        </w:rPr>
-      </w:pPr>
-      <w:r>
-        <w:rPr>
-          <w:rFonts w:hint="eastAsia"/>
-          <w:color w:val="0000CC"/>
-          <w:sz w:val="18"/>
-          <w:szCs w:val="18"/>
-          <w:shd w:val="clear" w:color="auto" w:fill="BFBFBF" w:themeFill="background1" w:themeFillShade="BF"/>
-        </w:rPr>
+      <w:r>
+        <w:rPr>
+          <w:rFonts w:hint="eastAsia"/>
+        </w:rPr>
+        <w:t>其中，</w:t>
+      </w:r>
+      <w:r>
+        <w:rPr>
+          <w:rFonts w:hint="eastAsia"/>
+        </w:rPr>
+        <w:t>“</w:t>
+      </w:r>
+      <w:r>
+        <w:rPr>
+          <w:rFonts w:hint="eastAsia"/>
+        </w:rPr>
+        <w:t>-e</w:t>
+      </w:r>
+      <w:r>
+        <w:rPr>
+          <w:rFonts w:hint="eastAsia"/>
+        </w:rPr>
+        <w:t>”表示预定义变量；“</w:t>
+      </w:r>
+      <w:r>
+        <w:rPr>
+          <w:rFonts w:hint="eastAsia"/>
+        </w:rPr>
+        <w:t>-f</w:t>
+      </w:r>
+      <w:r>
+        <w:rPr>
+          <w:rFonts w:hint="eastAsia"/>
+        </w:rPr>
+        <w:t>”表示要执行的</w:t>
+      </w:r>
+      <w:r>
+        <w:rPr>
+          <w:rFonts w:hint="eastAsia"/>
+        </w:rPr>
+        <w:t>JS</w:t>
+      </w:r>
+      <w:r>
+        <w:rPr>
+          <w:rFonts w:hint="eastAsia"/>
+        </w:rPr>
+        <w:t>脚本文件，可包含多个。</w:t>
+      </w:r>
+    </w:p>
+    <w:p>
+      <w:r>
+        <w:rPr>
+          <w:rFonts w:hint="eastAsia"/>
+        </w:rPr>
+        <w:tab/>
+      </w:r>
+      <w:r>
+        <w:rPr>
+          <w:rFonts w:hint="eastAsia"/>
+        </w:rPr>
+        <w:t>以下分别对“</w:t>
+      </w:r>
+      <w:r>
+        <w:rPr>
+          <w:rFonts w:hint="eastAsia"/>
+        </w:rPr>
+        <w:t>-e</w:t>
+      </w:r>
+      <w:r>
+        <w:rPr>
+          <w:rFonts w:hint="eastAsia"/>
+        </w:rPr>
+        <w:t>”和“</w:t>
+      </w:r>
+      <w:r>
+        <w:rPr>
+          <w:rFonts w:hint="eastAsia"/>
+        </w:rPr>
+        <w:t>-f</w:t>
+      </w:r>
+      <w:r>
+        <w:rPr>
+          <w:rFonts w:hint="eastAsia"/>
+        </w:rPr>
+        <w:t>”附带的参数进行介绍：</w:t>
+      </w:r>
+    </w:p>
+    <w:p>
+      <w:pPr>
+        <w:ind w:leftChars="405" w:left="1413" w:hangingChars="267" w:hanging="563"/>
+      </w:pPr>
+      <w:r>
+        <w:rPr>
+          <w:rFonts w:hint="eastAsia"/>
+          <w:b/>
+        </w:rPr>
+        <w:t>C</w:t>
+      </w:r>
+      <w:r>
+        <w:rPr>
+          <w:rFonts w:hint="eastAsia"/>
+          <w:b/>
+        </w:rPr>
+        <w:t>HANGED</w:t>
+      </w:r>
+      <w:r>
+        <w:rPr>
+          <w:rFonts w:hint="eastAsia"/>
+          <w:b/>
+        </w:rPr>
+        <w:t>PREFIX</w:t>
+      </w:r>
+      <w:r>
+        <w:rPr>
+          <w:rFonts w:hint="eastAsia"/>
+          <w:b/>
+        </w:rPr>
+        <w:t>：</w:t>
+      </w:r>
+      <w:r>
+        <w:rPr>
+          <w:rFonts w:hint="eastAsia"/>
+        </w:rPr>
+        <w:t>由“测试机器名”</w:t>
+      </w:r>
+      <w:r>
+        <w:rPr>
+          <w:rFonts w:hint="eastAsia"/>
+        </w:rPr>
+        <w:t xml:space="preserve">+ </w:t>
+      </w:r>
+      <w:r>
+        <w:rPr>
+          <w:rFonts w:hint="eastAsia"/>
+        </w:rPr>
+        <w:t>“测试用例名”</w:t>
+      </w:r>
+      <w:r>
+        <w:rPr>
+          <w:rFonts w:hint="eastAsia"/>
+        </w:rPr>
+        <w:t>+</w:t>
+      </w:r>
+      <w:r>
+        <w:rPr>
+          <w:rFonts w:hint="eastAsia"/>
+        </w:rPr>
+        <w:t>“</w:t>
+      </w:r>
+      <w:r>
+        <w:rPr>
+          <w:rFonts w:hint="eastAsia"/>
+        </w:rPr>
+        <w:t>Ant</w:t>
+      </w:r>
+      <w:r>
+        <w:rPr>
+          <w:rFonts w:hint="eastAsia"/>
+        </w:rPr>
+        <w:t>并发执行编号”组成，可用于并发测试的区分</w:t>
+      </w:r>
+      <w:r>
+        <w:rPr>
+          <w:rFonts w:hint="eastAsia"/>
+        </w:rPr>
+        <w:t>。</w:t>
+      </w:r>
+      <w:r>
+        <w:rPr>
+          <w:rFonts w:hint="eastAsia"/>
+        </w:rPr>
+        <w:t>CI</w:t>
+      </w:r>
+      <w:r>
+        <w:rPr>
+          <w:rFonts w:hint="eastAsia"/>
+        </w:rPr>
+        <w:t>给每个测试用例脚本传入的“</w:t>
+      </w:r>
+      <w:r>
+        <w:rPr>
+          <w:rFonts w:hint="eastAsia"/>
+        </w:rPr>
+        <w:t>CHANGEDPREFIX</w:t>
+      </w:r>
+      <w:r>
+        <w:rPr>
+          <w:rFonts w:hint="eastAsia"/>
+        </w:rPr>
+        <w:t>”都是唯一的</w:t>
+      </w:r>
+      <w:r>
+        <w:rPr>
+          <w:rFonts w:hint="eastAsia"/>
+        </w:rPr>
+        <w:t>。</w:t>
+      </w:r>
+    </w:p>
+    <w:p>
+      <w:pPr>
+        <w:ind w:leftChars="405" w:left="1411" w:hangingChars="267" w:hanging="561"/>
+      </w:pPr>
+      <w:r>
+        <w:rPr>
+          <w:rFonts w:hint="eastAsia"/>
+        </w:rPr>
+        <w:tab/>
+      </w:r>
+      <w:r>
+        <w:rPr>
+          <w:rFonts w:hint="eastAsia"/>
+        </w:rPr>
+        <w:tab/>
+      </w:r>
+      <w:r>
+        <w:rPr>
+          <w:rFonts w:hint="eastAsia"/>
+        </w:rPr>
+        <w:t>测试用例可以用</w:t>
+      </w:r>
+      <w:r>
+        <w:rPr>
+          <w:rFonts w:hint="eastAsia"/>
+        </w:rPr>
+        <w:t>“</w:t>
+      </w:r>
+      <w:r>
+        <w:rPr>
+          <w:rFonts w:hint="eastAsia"/>
+        </w:rPr>
+        <w:t>CHANGEDPREFIX</w:t>
+      </w:r>
+      <w:r>
+        <w:rPr>
+          <w:rFonts w:hint="eastAsia"/>
+        </w:rPr>
+        <w:t>”</w:t>
+      </w:r>
+      <w:r>
+        <w:rPr>
+          <w:rFonts w:hint="eastAsia"/>
+        </w:rPr>
+        <w:t>构造本用例专属的</w:t>
+      </w:r>
+      <w:r>
+        <w:rPr>
+          <w:rFonts w:hint="eastAsia"/>
+        </w:rPr>
+        <w:t>CL</w:t>
+      </w:r>
+      <w:r>
+        <w:rPr>
+          <w:rFonts w:hint="eastAsia"/>
+        </w:rPr>
+        <w:t>名字，避免与其它用例冲突</w:t>
+      </w:r>
+      <w:r>
+        <w:rPr>
+          <w:rFonts w:hint="eastAsia"/>
+        </w:rPr>
+        <w:t>，</w:t>
+      </w:r>
+      <w:r>
+        <w:rPr>
+          <w:rFonts w:hint="eastAsia"/>
+        </w:rPr>
+        <w:t>COMMCLNAME</w:t>
+      </w:r>
+      <w:r>
+        <w:rPr>
+          <w:rFonts w:hint="eastAsia"/>
+        </w:rPr>
+        <w:t>就是通过其构造出用例专属的</w:t>
+      </w:r>
+      <w:r>
+        <w:rPr>
+          <w:rFonts w:hint="eastAsia"/>
+        </w:rPr>
+        <w:t>CL</w:t>
+      </w:r>
+      <w:r>
+        <w:rPr>
+          <w:rFonts w:hint="eastAsia"/>
+        </w:rPr>
+        <w:t>名字，测试用例中可直接使用</w:t>
+      </w:r>
+      <w:r>
+        <w:rPr>
+          <w:rFonts w:hint="eastAsia"/>
+        </w:rPr>
+        <w:t>COMMCLNAME</w:t>
+      </w:r>
+      <w:r>
+        <w:rPr>
+          <w:rFonts w:hint="eastAsia"/>
+        </w:rPr>
+        <w:t>，无需自己构造</w:t>
+      </w:r>
+      <w:r>
+        <w:rPr>
+          <w:rFonts w:hint="eastAsia"/>
+        </w:rPr>
+        <w:t>CL</w:t>
+      </w:r>
+      <w:r>
+        <w:rPr>
+          <w:rFonts w:hint="eastAsia"/>
+        </w:rPr>
+        <w:t>名字</w:t>
+      </w:r>
+      <w:r>
+        <w:rPr>
+          <w:rFonts w:hint="eastAsia"/>
+        </w:rPr>
+        <w:t>。</w:t>
+      </w:r>
+    </w:p>
+    <w:p>
+      <w:pPr>
+        <w:ind w:leftChars="405" w:left="1411" w:hangingChars="267" w:hanging="561"/>
+      </w:pPr>
+      <w:r>
+        <w:rPr>
+          <w:rFonts w:hint="eastAsia"/>
+        </w:rPr>
+        <w:tab/>
+      </w:r>
+      <w:r>
+        <w:rPr>
+          <w:rFonts w:hint="eastAsia"/>
+        </w:rPr>
+        <w:tab/>
+      </w:r>
+      <w:r>
+        <w:rPr>
+          <w:rFonts w:hint="eastAsia"/>
+        </w:rPr>
+        <w:t>如果用例中需要删除</w:t>
+      </w:r>
+      <w:r>
+        <w:rPr>
+          <w:rFonts w:hint="eastAsia"/>
+        </w:rPr>
+        <w:t>CS</w:t>
+      </w:r>
+      <w:r>
+        <w:rPr>
+          <w:rFonts w:hint="eastAsia"/>
+        </w:rPr>
+        <w:t>或改变</w:t>
+      </w:r>
+      <w:r>
+        <w:rPr>
+          <w:rFonts w:hint="eastAsia"/>
+        </w:rPr>
+        <w:t>CS</w:t>
+      </w:r>
+      <w:r>
+        <w:rPr>
+          <w:rFonts w:hint="eastAsia"/>
+        </w:rPr>
+        <w:t>也可用其构造</w:t>
+      </w:r>
+      <w:r>
+        <w:rPr>
+          <w:rFonts w:hint="eastAsia"/>
+        </w:rPr>
+        <w:t>CS</w:t>
+      </w:r>
+      <w:r>
+        <w:rPr>
+          <w:rFonts w:hint="eastAsia"/>
+        </w:rPr>
+        <w:t>名字；但对于普通用例，</w:t>
+      </w:r>
+      <w:r>
+        <w:rPr>
+          <w:rFonts w:hint="eastAsia"/>
+        </w:rPr>
+        <w:t>为了提升测试用例的执行效率，避免重新创建</w:t>
+      </w:r>
+      <w:r>
+        <w:rPr>
+          <w:rFonts w:hint="eastAsia"/>
+        </w:rPr>
+        <w:t>CS</w:t>
+      </w:r>
+      <w:r>
+        <w:rPr>
+          <w:rFonts w:hint="eastAsia"/>
+        </w:rPr>
+        <w:t>耗费大量时间，</w:t>
+      </w:r>
+      <w:r>
+        <w:rPr>
+          <w:rFonts w:hint="eastAsia"/>
+        </w:rPr>
+        <w:t>对于无需进行修改、删除等改变</w:t>
+      </w:r>
+      <w:r>
+        <w:rPr>
+          <w:rFonts w:hint="eastAsia"/>
+        </w:rPr>
+        <w:t>CS</w:t>
+      </w:r>
+      <w:r>
+        <w:rPr>
+          <w:rFonts w:hint="eastAsia"/>
+        </w:rPr>
+        <w:t>属性操作的</w:t>
+      </w:r>
+      <w:r>
+        <w:rPr>
+          <w:rFonts w:hint="eastAsia"/>
+        </w:rPr>
+        <w:t>测试用例</w:t>
+      </w:r>
+      <w:r>
+        <w:rPr>
+          <w:rFonts w:hint="eastAsia"/>
+        </w:rPr>
+        <w:t>，</w:t>
+      </w:r>
+      <w:r>
+        <w:rPr>
+          <w:rFonts w:hint="eastAsia"/>
+        </w:rPr>
+        <w:t>无需在测试用例</w:t>
+      </w:r>
+      <w:r>
+        <w:rPr>
+          <w:rFonts w:hint="eastAsia"/>
+        </w:rPr>
+        <w:t>中单独</w:t>
+      </w:r>
+      <w:r>
+        <w:rPr>
+          <w:rFonts w:hint="eastAsia"/>
+        </w:rPr>
+        <w:t>创建和删除</w:t>
+      </w:r>
+      <w:r>
+        <w:rPr>
+          <w:rFonts w:hint="eastAsia"/>
+        </w:rPr>
+        <w:t>自己的</w:t>
+      </w:r>
+      <w:r>
+        <w:rPr>
+          <w:rFonts w:hint="eastAsia"/>
+        </w:rPr>
+        <w:t>CS</w:t>
+      </w:r>
+      <w:r>
+        <w:rPr>
+          <w:rFonts w:hint="eastAsia"/>
+        </w:rPr>
+        <w:t>，</w:t>
+      </w:r>
+      <w:r>
+        <w:rPr>
+          <w:rFonts w:hint="eastAsia"/>
+        </w:rPr>
+        <w:t>而是统一使用公共变量</w:t>
+      </w:r>
+      <w:r>
+        <w:t>COMMCSNAME</w:t>
+      </w:r>
+      <w:r>
+        <w:rPr>
+          <w:rFonts w:hint="eastAsia"/>
+        </w:rPr>
+        <w:t>定义的</w:t>
+      </w:r>
+      <w:r>
+        <w:rPr>
+          <w:rFonts w:hint="eastAsia"/>
+        </w:rPr>
+        <w:t>CS</w:t>
+      </w:r>
+      <w:r>
+        <w:rPr>
+          <w:rFonts w:hint="eastAsia"/>
+        </w:rPr>
+        <w:t>即可。</w:t>
+      </w:r>
+    </w:p>
+    <w:p>
+      <w:pPr>
+        <w:ind w:leftChars="406" w:left="1842" w:hangingChars="471" w:hanging="989"/>
+      </w:pPr>
+      <w:r>
+        <w:rPr>
+          <w:rFonts w:hint="eastAsia"/>
+          <w:color w:val="FF0000"/>
+        </w:rPr>
+        <w:t>注：切勿在用例中删除公共变量</w:t>
+      </w:r>
+      <w:r>
+        <w:rPr>
+          <w:color w:val="FF0000"/>
+        </w:rPr>
+        <w:t>COMMCSNAME</w:t>
+      </w:r>
+      <w:r>
+        <w:rPr>
+          <w:rFonts w:hint="eastAsia"/>
+          <w:color w:val="FF0000"/>
+        </w:rPr>
+        <w:t>定义的</w:t>
+      </w:r>
+      <w:r>
+        <w:rPr>
+          <w:rFonts w:hint="eastAsia"/>
+          <w:color w:val="FF0000"/>
+        </w:rPr>
+        <w:t>CS</w:t>
+      </w:r>
+    </w:p>
+    <w:p>
+      <w:pPr>
+        <w:ind w:leftChars="405" w:left="1413" w:hangingChars="267" w:hanging="563"/>
+      </w:pPr>
+      <w:r>
+        <w:rPr>
+          <w:b/>
+        </w:rPr>
+        <w:t>COORDSVCNAME</w:t>
+      </w:r>
+      <w:r>
+        <w:rPr>
+          <w:rFonts w:hint="eastAsia"/>
+          <w:b/>
+        </w:rPr>
+        <w:t>：</w:t>
+      </w:r>
+      <w:r>
+        <w:rPr>
+          <w:rFonts w:hint="eastAsia"/>
+        </w:rPr>
+        <w:t>表示</w:t>
+      </w:r>
+      <w:r>
+        <w:rPr>
+          <w:rFonts w:hint="eastAsia"/>
+        </w:rPr>
+        <w:t>Coordinate</w:t>
+      </w:r>
+      <w:r>
+        <w:rPr>
+          <w:rFonts w:hint="eastAsia"/>
+        </w:rPr>
+        <w:t>节点的接入端口号，在建立</w:t>
+      </w:r>
+      <w:r>
+        <w:rPr>
+          <w:rFonts w:hint="eastAsia"/>
+        </w:rPr>
+        <w:t>db</w:t>
+      </w:r>
+      <w:r>
+        <w:rPr>
+          <w:rFonts w:hint="eastAsia"/>
+        </w:rPr>
+        <w:t>连接时请勿自己指定端口，而应该统一使用该变量。</w:t>
+      </w:r>
+    </w:p>
+    <w:p>
+      <w:pPr>
+        <w:ind w:leftChars="405" w:left="1415" w:hangingChars="268" w:hanging="565"/>
+      </w:pPr>
+      <w:r>
+        <w:rPr>
+          <w:rFonts w:hint="eastAsia"/>
+          <w:b/>
+        </w:rPr>
+        <w:t>func.js</w:t>
+      </w:r>
+      <w:r>
+        <w:rPr>
+          <w:rFonts w:hint="eastAsia"/>
+          <w:b/>
+        </w:rPr>
+        <w:t>：</w:t>
+      </w:r>
+      <w:r>
+        <w:rPr>
+          <w:rFonts w:hint="eastAsia"/>
+        </w:rPr>
+        <w:t>指的是</w:t>
+      </w:r>
+      <w:r>
+        <w:t>testcases\hlt\js_testcases\libs</w:t>
+      </w:r>
+      <w:r>
+        <w:rPr>
+          <w:rFonts w:hint="eastAsia"/>
+        </w:rPr>
+        <w:t>\func.js</w:t>
+      </w:r>
+      <w:r>
+        <w:rPr>
+          <w:rFonts w:hint="eastAsia"/>
+        </w:rPr>
+        <w:t>脚本文件，该脚本文件</w:t>
+      </w:r>
+      <w:r>
+        <w:rPr>
+          <w:rFonts w:hint="eastAsia"/>
+        </w:rPr>
+        <w:t>为公共</w:t>
+      </w:r>
+      <w:r>
+        <w:rPr>
+          <w:rFonts w:hint="eastAsia"/>
+        </w:rPr>
+        <w:t>函数库文件，</w:t>
+      </w:r>
+      <w:r>
+        <w:rPr>
+          <w:rFonts w:hint="eastAsia"/>
+        </w:rPr>
+        <w:t>用于存放所有</w:t>
+      </w:r>
+      <w:r>
+        <w:rPr>
+          <w:rFonts w:hint="eastAsia"/>
+        </w:rPr>
+        <w:t>JS</w:t>
+      </w:r>
+      <w:r>
+        <w:rPr>
+          <w:rFonts w:hint="eastAsia"/>
+        </w:rPr>
+        <w:t>测试用例的公共</w:t>
+      </w:r>
+      <w:r>
+        <w:rPr>
+          <w:rFonts w:hint="eastAsia"/>
+        </w:rPr>
+        <w:t>变量及公共</w:t>
+      </w:r>
+      <w:r>
+        <w:rPr>
+          <w:rFonts w:hint="eastAsia"/>
+        </w:rPr>
+        <w:t>函数</w:t>
+      </w:r>
+      <w:r>
+        <w:rPr>
+          <w:rFonts w:hint="eastAsia"/>
+        </w:rPr>
+        <w:t>，以上提到的公共变量</w:t>
+      </w:r>
+      <w:r>
+        <w:t>COMMCSNAME</w:t>
+      </w:r>
+      <w:r>
+        <w:rPr>
+          <w:rFonts w:hint="eastAsia"/>
+        </w:rPr>
+        <w:t>以及</w:t>
+      </w:r>
+      <w:r>
+        <w:t>COMMCLNAME</w:t>
+      </w:r>
+      <w:r>
+        <w:rPr>
+          <w:rFonts w:hint="eastAsia"/>
+        </w:rPr>
+        <w:t>就是在该文件中定义的</w:t>
+      </w:r>
+      <w:r>
+        <w:rPr>
+          <w:rFonts w:hint="eastAsia"/>
+        </w:rPr>
+        <w:t>。</w:t>
+      </w:r>
+    </w:p>
+    <w:p>
+      <w:pPr>
+        <w:ind w:leftChars="405" w:left="1417" w:hangingChars="269" w:hanging="567"/>
+      </w:pPr>
+      <w:r>
+        <w:rPr>
+          <w:rFonts w:hint="eastAsia"/>
+          <w:b/>
+        </w:rPr>
+        <w:t>commlib.js</w:t>
+      </w:r>
+      <w:r>
+        <w:rPr>
+          <w:rFonts w:hint="eastAsia"/>
+          <w:b/>
+        </w:rPr>
+        <w:t>：</w:t>
+      </w:r>
+      <w:r>
+        <w:rPr>
+          <w:rFonts w:hint="eastAsia"/>
+        </w:rPr>
+        <w:t>指的是</w:t>
+      </w:r>
+      <w:r>
+        <w:rPr>
+          <w:rFonts w:hint="eastAsia"/>
+        </w:rPr>
+        <w:t>测试用例目录下的</w:t>
+      </w:r>
+      <w:r>
+        <w:rPr>
+          <w:rFonts w:hint="eastAsia"/>
+        </w:rPr>
+        <w:t>commlib.js</w:t>
+      </w:r>
+      <w:r>
+        <w:rPr>
+          <w:rFonts w:hint="eastAsia"/>
+        </w:rPr>
+        <w:t>脚本文件（如：</w:t>
+      </w:r>
+      <w:r>
+        <w:t>testcases\hlt\js_testcases\js\split</w:t>
+      </w:r>
+      <w:r>
+        <w:rPr>
+          <w:rFonts w:hint="eastAsia"/>
+        </w:rPr>
+        <w:t>），该脚本文件为私有公共函数库文件，即：只有同目录中的测试用例可使用当中的公共函数（如：只有</w:t>
+      </w:r>
+      <w:r>
+        <w:rPr>
+          <w:rFonts w:hint="eastAsia"/>
+        </w:rPr>
+        <w:t>split</w:t>
+      </w:r>
+      <w:r>
+        <w:rPr>
+          <w:rFonts w:hint="eastAsia"/>
+        </w:rPr>
+        <w:t>目录下的测试用例脚本可使用</w:t>
+      </w:r>
+      <w:r>
+        <w:rPr>
+          <w:rFonts w:hint="eastAsia"/>
+        </w:rPr>
+        <w:t>split/commlib.js</w:t>
+      </w:r>
+      <w:r>
+        <w:rPr>
+          <w:rFonts w:hint="eastAsia"/>
+        </w:rPr>
+        <w:t>中定义的公共函数）</w:t>
+      </w:r>
+      <w:r>
+        <w:rPr>
+          <w:rFonts w:hint="eastAsia"/>
+        </w:rPr>
+        <w:t>。如果不存在私有公共函数，则可以不用编写该脚本文件。</w:t>
+      </w:r>
+    </w:p>
+    <w:p>
+      <w:r>
+        <w:rPr>
+          <w:rFonts w:hint="eastAsia"/>
+        </w:rPr>
+        <w:tab/>
+      </w:r>
+      <w:r>
+        <w:rPr>
+          <w:rFonts w:hint="eastAsia"/>
+        </w:rPr>
+        <w:tab/>
+      </w:r>
+      <w:r>
+        <w:rPr>
+          <w:rFonts w:hint="eastAsia"/>
+          <w:b/>
+        </w:rPr>
+        <w:t>test.js</w:t>
+      </w:r>
+      <w:r>
+        <w:rPr>
+          <w:rFonts w:hint="eastAsia"/>
+          <w:b/>
+        </w:rPr>
+        <w:t>：</w:t>
+      </w:r>
+      <w:r>
+        <w:rPr>
+          <w:rFonts w:hint="eastAsia"/>
+        </w:rPr>
+        <w:t>指测试</w:t>
+      </w:r>
+      <w:r>
+        <w:rPr>
+          <w:rFonts w:hint="eastAsia"/>
+        </w:rPr>
+        <w:t>用例</w:t>
+      </w:r>
+      <w:r>
+        <w:rPr>
+          <w:rFonts w:hint="eastAsia"/>
+        </w:rPr>
+        <w:t>脚本</w:t>
+      </w:r>
+    </w:p>
+    <w:p/>
+    <w:p>
+      <w:pPr>
+        <w:rPr>
+          <w:b/>
+        </w:rPr>
+      </w:pPr>
+      <w:r>
+        <w:rPr>
+          <w:rFonts w:hint="eastAsia"/>
+          <w:b/>
+        </w:rPr>
+        <w:t>综上所述，测试人员在用</w:t>
+      </w:r>
+      <w:r>
+        <w:rPr>
+          <w:rFonts w:hint="eastAsia"/>
+          <w:b/>
+        </w:rPr>
+        <w:t>JS</w:t>
+      </w:r>
+      <w:r>
+        <w:rPr>
+          <w:rFonts w:hint="eastAsia"/>
+          <w:b/>
+        </w:rPr>
+        <w:t>脚本编写</w:t>
+      </w:r>
+      <w:r>
+        <w:rPr>
+          <w:rFonts w:hint="eastAsia"/>
+          <w:b/>
+        </w:rPr>
+        <w:t>自动化测试用例的步骤如下：</w:t>
+      </w:r>
+    </w:p>
+    <w:p>
+      <w:r>
+        <w:rPr>
+          <w:rFonts w:hint="eastAsia"/>
+        </w:rPr>
+        <w:t>1</w:t>
+      </w:r>
+      <w:r>
+        <w:rPr>
+          <w:rFonts w:hint="eastAsia"/>
+        </w:rPr>
+        <w:t>、在</w:t>
+      </w:r>
+      <w:r>
+        <w:rPr>
+          <w:rFonts w:hint="eastAsia"/>
+        </w:rPr>
+        <w:t>testcases\hlt\</w:t>
+      </w:r>
+      <w:r>
         <w:t xml:space="preserve"> </w:t>
       </w:r>
       <w:r>
-        <w:rPr>
-          <w:color w:val="0000CC"/>
-          <w:sz w:val="18"/>
-          <w:szCs w:val="18"/>
-          <w:shd w:val="clear" w:color="auto" w:fill="BFBFBF" w:themeFill="background1" w:themeFillShade="BF"/>
-        </w:rPr>
-        <w:t>–f “</w:t>
-      </w:r>
-      <w:r>
-        <w:rPr>
-          <w:rFonts w:hint="eastAsia"/>
-          <w:color w:val="0000CC"/>
-          <w:sz w:val="18"/>
-          <w:szCs w:val="18"/>
-          <w:shd w:val="clear" w:color="auto" w:fill="BFBFBF" w:themeFill="background1" w:themeFillShade="BF"/>
-        </w:rPr>
-        <w:t>func.js,</w:t>
-      </w:r>
-      <w:r>
-        <w:rPr>
-          <w:rFonts w:hint="eastAsia"/>
-          <w:color w:val="0000CC"/>
-          <w:sz w:val="18"/>
-          <w:szCs w:val="18"/>
-          <w:shd w:val="clear" w:color="auto" w:fill="BFBFBF" w:themeFill="background1" w:themeFillShade="BF"/>
-        </w:rPr>
-        <w:t xml:space="preserve"> </w:t>
-      </w:r>
-      <w:r>
-        <w:rPr>
-          <w:rFonts w:hint="eastAsia"/>
-          <w:color w:val="0000CC"/>
-          <w:sz w:val="18"/>
-          <w:szCs w:val="18"/>
-          <w:shd w:val="clear" w:color="auto" w:fill="BFBFBF" w:themeFill="background1" w:themeFillShade="BF"/>
-        </w:rPr>
-        <w:t>[</w:t>
-      </w:r>
-      <w:r>
-        <w:rPr>
-          <w:rFonts w:hint="eastAsia"/>
-          <w:color w:val="0000CC"/>
-          <w:sz w:val="18"/>
-          <w:szCs w:val="18"/>
-          <w:shd w:val="clear" w:color="auto" w:fill="BFBFBF" w:themeFill="background1" w:themeFillShade="BF"/>
-        </w:rPr>
-        <w:t>comm</w:t>
-      </w:r>
-      <w:r>
-        <w:rPr>
-          <w:rFonts w:hint="eastAsia"/>
-          <w:color w:val="0000CC"/>
-          <w:sz w:val="18"/>
-          <w:szCs w:val="18"/>
-          <w:shd w:val="clear" w:color="auto" w:fill="BFBFBF" w:themeFill="background1" w:themeFillShade="BF"/>
-        </w:rPr>
-        <w:t>lib.js],</w:t>
-      </w:r>
-      <w:r>
-        <w:rPr>
-          <w:rFonts w:hint="eastAsia"/>
-          <w:color w:val="0000CC"/>
-          <w:sz w:val="18"/>
-          <w:szCs w:val="18"/>
-          <w:shd w:val="clear" w:color="auto" w:fill="BFBFBF" w:themeFill="background1" w:themeFillShade="BF"/>
-        </w:rPr>
-        <w:t xml:space="preserve"> </w:t>
-      </w:r>
-      <w:r>
-        <w:rPr>
-          <w:rFonts w:hint="eastAsia"/>
-          <w:color w:val="0000CC"/>
-          <w:sz w:val="18"/>
-          <w:szCs w:val="18"/>
-          <w:shd w:val="clear" w:color="auto" w:fill="BFBFBF" w:themeFill="background1" w:themeFillShade="BF"/>
-        </w:rPr>
-        <w:t>test.js</w:t>
-      </w:r>
-      <w:r>
-        <w:rPr>
-          <w:color w:val="0000CC"/>
-          <w:sz w:val="18"/>
-          <w:szCs w:val="18"/>
-          <w:shd w:val="clear" w:color="auto" w:fill="BFBFBF" w:themeFill="background1" w:themeFillShade="BF"/>
-        </w:rPr>
-        <w:t>”</w:t>
-      </w:r>
-    </w:p>
-    <w:p>
-      <w:r>
-        <w:rPr>
-          <w:rFonts w:hint="eastAsia"/>
-        </w:rPr>
-        <w:tab/>
-      </w:r>
-      <w:r>
-        <w:rPr>
-          <w:rFonts w:hint="eastAsia"/>
-        </w:rPr>
-        <w:t>其中，</w:t>
-      </w:r>
-      <w:r>
-        <w:rPr>
-          <w:rFonts w:hint="eastAsia"/>
-        </w:rPr>
-        <w:t>“</w:t>
-      </w:r>
-      <w:r>
-        <w:rPr>
-          <w:rFonts w:hint="eastAsia"/>
-        </w:rPr>
-        <w:t>-e</w:t>
-      </w:r>
-      <w:r>
-        <w:rPr>
-          <w:rFonts w:hint="eastAsia"/>
-        </w:rPr>
-        <w:t>”表示预定义变量；“</w:t>
-      </w:r>
-      <w:r>
-        <w:rPr>
-          <w:rFonts w:hint="eastAsia"/>
-        </w:rPr>
-        <w:t>-f</w:t>
-      </w:r>
-      <w:r>
-        <w:rPr>
-          <w:rFonts w:hint="eastAsia"/>
-        </w:rPr>
-        <w:t>”表示要执行的</w:t>
+        <w:t>js_testcases\js</w:t>
+      </w:r>
+      <w:r>
+        <w:rPr>
+          <w:rFonts w:hint="eastAsia"/>
+        </w:rPr>
+        <w:t>目录下创建测试用例目录。如果是补充已有测试用例，则直接在对应目录中添加用例脚本，无需重新创建目录。</w:t>
+      </w:r>
+    </w:p>
+    <w:p>
+      <w:r>
+        <w:rPr>
+          <w:rFonts w:hint="eastAsia"/>
+        </w:rPr>
+        <w:t>2</w:t>
+      </w:r>
+      <w:r>
+        <w:rPr>
+          <w:rFonts w:hint="eastAsia"/>
+        </w:rPr>
+        <w:t>、在测试用例目录中编写</w:t>
       </w:r>
       <w:r>
         <w:rPr>
@@ -735,203 +1570,13 @@
         <w:rPr>
           <w:rFonts w:hint="eastAsia"/>
         </w:rPr>
-        <w:t>脚本文件，可包含多个。</w:t>
-      </w:r>
-    </w:p>
-    <w:p>
-      <w:r>
-        <w:rPr>
-          <w:rFonts w:hint="eastAsia"/>
-        </w:rPr>
-        <w:tab/>
-      </w:r>
-      <w:r>
-        <w:rPr>
-          <w:rFonts w:hint="eastAsia"/>
-        </w:rPr>
-        <w:t>以下分别对“</w:t>
-      </w:r>
-      <w:r>
-        <w:rPr>
-          <w:rFonts w:hint="eastAsia"/>
-        </w:rPr>
-        <w:t>-e</w:t>
-      </w:r>
-      <w:r>
-        <w:rPr>
-          <w:rFonts w:hint="eastAsia"/>
-        </w:rPr>
-        <w:t>”和“</w:t>
-      </w:r>
-      <w:r>
-        <w:rPr>
-          <w:rFonts w:hint="eastAsia"/>
-        </w:rPr>
-        <w:t>-f</w:t>
-      </w:r>
-      <w:r>
-        <w:rPr>
-          <w:rFonts w:hint="eastAsia"/>
-        </w:rPr>
-        <w:t>”附带的参数进行介绍：</w:t>
-      </w:r>
-    </w:p>
-    <w:p>
-      <w:pPr>
-        <w:ind w:leftChars="405" w:left="1413" w:hangingChars="267" w:hanging="563"/>
-      </w:pPr>
-      <w:r>
-        <w:rPr>
-          <w:rFonts w:hint="eastAsia"/>
-          <w:b/>
-        </w:rPr>
-        <w:t>C</w:t>
-      </w:r>
-      <w:r>
-        <w:rPr>
-          <w:rFonts w:hint="eastAsia"/>
-          <w:b/>
-        </w:rPr>
-        <w:t>HANGED</w:t>
-      </w:r>
-      <w:r>
-        <w:rPr>
-          <w:rFonts w:hint="eastAsia"/>
-          <w:b/>
-        </w:rPr>
-        <w:t>PREFIX</w:t>
-      </w:r>
-      <w:r>
-        <w:rPr>
-          <w:rFonts w:hint="eastAsia"/>
-          <w:b/>
-        </w:rPr>
-        <w:t>：</w:t>
-      </w:r>
-      <w:r>
-        <w:rPr>
-          <w:rFonts w:hint="eastAsia"/>
-        </w:rPr>
-        <w:t>由“测试机器名”</w:t>
-      </w:r>
-      <w:r>
-        <w:rPr>
-          <w:rFonts w:hint="eastAsia"/>
-        </w:rPr>
-        <w:t xml:space="preserve">+ </w:t>
-      </w:r>
-      <w:r>
-        <w:rPr>
-          <w:rFonts w:hint="eastAsia"/>
-        </w:rPr>
-        <w:t>“测试用例名”</w:t>
-      </w:r>
-      <w:r>
-        <w:rPr>
-          <w:rFonts w:hint="eastAsia"/>
-        </w:rPr>
-        <w:t>+</w:t>
-      </w:r>
-      <w:r>
-        <w:rPr>
-          <w:rFonts w:hint="eastAsia"/>
-        </w:rPr>
-        <w:t>“</w:t>
-      </w:r>
-      <w:r>
-        <w:rPr>
-          <w:rFonts w:hint="eastAsia"/>
-        </w:rPr>
-        <w:t>Ant</w:t>
-      </w:r>
-      <w:r>
-        <w:rPr>
-          <w:rFonts w:hint="eastAsia"/>
-        </w:rPr>
-        <w:t>并发执行编号”组成，可用于并发测试的区分</w:t>
-      </w:r>
-      <w:r>
-        <w:rPr>
-          <w:rFonts w:hint="eastAsia"/>
-        </w:rPr>
-        <w:t>。</w:t>
-      </w:r>
-      <w:r>
-        <w:rPr>
-          <w:rFonts w:hint="eastAsia"/>
-        </w:rPr>
-        <w:t>CI</w:t>
-      </w:r>
-      <w:r>
-        <w:rPr>
-          <w:rFonts w:hint="eastAsia"/>
-        </w:rPr>
-        <w:t>给每个测试用例脚本传入的“</w:t>
-      </w:r>
-      <w:r>
-        <w:rPr>
-          <w:rFonts w:hint="eastAsia"/>
-        </w:rPr>
-        <w:t>CHANGEDPREFIX</w:t>
-      </w:r>
-      <w:r>
-        <w:rPr>
-          <w:rFonts w:hint="eastAsia"/>
-        </w:rPr>
-        <w:t>”都是唯一的</w:t>
-      </w:r>
-      <w:r>
-        <w:rPr>
-          <w:rFonts w:hint="eastAsia"/>
-        </w:rPr>
-        <w:t>。</w:t>
-      </w:r>
-    </w:p>
-    <w:p>
-      <w:pPr>
-        <w:ind w:leftChars="405" w:left="1411" w:hangingChars="267" w:hanging="561"/>
-      </w:pPr>
-      <w:r>
-        <w:rPr>
-          <w:rFonts w:hint="eastAsia"/>
-        </w:rPr>
-        <w:tab/>
-      </w:r>
-      <w:r>
-        <w:rPr>
-          <w:rFonts w:hint="eastAsia"/>
-        </w:rPr>
-        <w:tab/>
-      </w:r>
-      <w:r>
-        <w:rPr>
-          <w:rFonts w:hint="eastAsia"/>
-        </w:rPr>
-        <w:t>测试用例可以用</w:t>
-      </w:r>
-      <w:r>
-        <w:rPr>
-          <w:rFonts w:hint="eastAsia"/>
-        </w:rPr>
-        <w:t>“</w:t>
-      </w:r>
-      <w:r>
-        <w:rPr>
-          <w:rFonts w:hint="eastAsia"/>
-        </w:rPr>
-        <w:t>CHANGEDPREFIX</w:t>
-      </w:r>
-      <w:r>
-        <w:rPr>
-          <w:rFonts w:hint="eastAsia"/>
-        </w:rPr>
-        <w:t>”</w:t>
-      </w:r>
-      <w:r>
-        <w:rPr>
-          <w:rFonts w:hint="eastAsia"/>
-        </w:rPr>
-        <w:t>构造本用例专属的</w:t>
+        <w:t>测试脚本</w:t>
+      </w:r>
+      <w:r>
+        <w:rPr>
+          <w:rFonts w:hint="eastAsia"/>
+        </w:rPr>
+        <w:t>，如果需要创建</w:t>
       </w:r>
       <w:r>
         <w:rPr>
@@ -943,7 +1588,61 @@
         <w:rPr>
           <w:rFonts w:hint="eastAsia"/>
         </w:rPr>
-        <w:t>名字，避免与其它用例冲突</w:t>
+        <w:t>则</w:t>
+      </w:r>
+      <w:r>
+        <w:rPr>
+          <w:rFonts w:hint="eastAsia"/>
+        </w:rPr>
+        <w:t>使用</w:t>
+      </w:r>
+      <w:r>
+        <w:t>COMMCLNAME</w:t>
+      </w:r>
+      <w:r>
+        <w:rPr>
+          <w:rFonts w:hint="eastAsia"/>
+        </w:rPr>
+        <w:t>作为</w:t>
+      </w:r>
+      <w:r>
+        <w:rPr>
+          <w:rFonts w:hint="eastAsia"/>
+        </w:rPr>
+        <w:t>CL</w:t>
+      </w:r>
+      <w:r>
+        <w:rPr>
+          <w:rFonts w:hint="eastAsia"/>
+        </w:rPr>
+        <w:t>的名字，并调用</w:t>
+      </w:r>
+      <w:r>
+        <w:t>commCreateCL</w:t>
+      </w:r>
+      <w:r>
+        <w:rPr>
+          <w:rFonts w:hint="eastAsia"/>
+        </w:rPr>
+        <w:t>函数（该函数将自动检测并创建</w:t>
+      </w:r>
+      <w:r>
+        <w:rPr>
+          <w:rFonts w:hint="eastAsia"/>
+        </w:rPr>
+        <w:t>CS</w:t>
+      </w:r>
+      <w:r>
+        <w:rPr>
+          <w:rFonts w:hint="eastAsia"/>
+        </w:rPr>
+        <w:t>）创建</w:t>
+      </w:r>
+      <w:r>
+        <w:rPr>
+          <w:rFonts w:hint="eastAsia"/>
+        </w:rPr>
+        <w:t>CL</w:t>
       </w:r>
       <w:r>
         <w:rPr>
@@ -955,389 +1654,51 @@
         <w:rPr>
           <w:rFonts w:hint="eastAsia"/>
         </w:rPr>
-        <w:t>COMMCLNAME</w:t>
-      </w:r>
-      <w:r>
-        <w:rPr>
-          <w:rFonts w:hint="eastAsia"/>
-        </w:rPr>
-        <w:t>就是通过其构造出用例专属的</w:t>
-      </w:r>
-      <w:r>
-        <w:rPr>
-          <w:rFonts w:hint="eastAsia"/>
-        </w:rPr>
-        <w:t>CL</w:t>
-      </w:r>
-      <w:r>
-        <w:rPr>
-          <w:rFonts w:hint="eastAsia"/>
-        </w:rPr>
-        <w:t>名字，测试用例中可直接使用</w:t>
-      </w:r>
-      <w:r>
-        <w:rPr>
-          <w:rFonts w:hint="eastAsia"/>
-        </w:rPr>
-        <w:t>COMMCLNAME</w:t>
-      </w:r>
-      <w:r>
-        <w:rPr>
-          <w:rFonts w:hint="eastAsia"/>
-        </w:rPr>
-        <w:t>，无需自己构造</w:t>
-      </w:r>
-      <w:r>
-        <w:rPr>
-          <w:rFonts w:hint="eastAsia"/>
-        </w:rPr>
-        <w:t>CL</w:t>
-      </w:r>
-      <w:r>
-        <w:rPr>
-          <w:rFonts w:hint="eastAsia"/>
-        </w:rPr>
-        <w:t>名字</w:t>
-      </w:r>
-      <w:r>
-        <w:rPr>
-          <w:rFonts w:hint="eastAsia"/>
-        </w:rPr>
-        <w:t>。</w:t>
-      </w:r>
-    </w:p>
-    <w:p>
-      <w:pPr>
-        <w:ind w:leftChars="405" w:left="1411" w:hangingChars="267" w:hanging="561"/>
-      </w:pPr>
-      <w:r>
-        <w:rPr>
-          <w:rFonts w:hint="eastAsia"/>
-        </w:rPr>
-        <w:tab/>
-      </w:r>
-      <w:r>
-        <w:rPr>
-          <w:rFonts w:hint="eastAsia"/>
-        </w:rPr>
-        <w:tab/>
-      </w:r>
-      <w:r>
-        <w:rPr>
-          <w:rFonts w:hint="eastAsia"/>
-        </w:rPr>
-        <w:t>如果用例中需要删除</w:t>
-      </w:r>
-      <w:r>
-        <w:rPr>
-          <w:rFonts w:hint="eastAsia"/>
-        </w:rPr>
-        <w:t>CS</w:t>
-      </w:r>
-      <w:r>
-        <w:rPr>
-          <w:rFonts w:hint="eastAsia"/>
-        </w:rPr>
-        <w:t>或改变</w:t>
-      </w:r>
-      <w:r>
-        <w:rPr>
-          <w:rFonts w:hint="eastAsia"/>
-        </w:rPr>
-        <w:t>CS</w:t>
-      </w:r>
-      <w:r>
-        <w:rPr>
-          <w:rFonts w:hint="eastAsia"/>
-        </w:rPr>
-        <w:t>也可用其构造</w:t>
-      </w:r>
-      <w:r>
-        <w:rPr>
-          <w:rFonts w:hint="eastAsia"/>
-        </w:rPr>
-        <w:t>CS</w:t>
-      </w:r>
-      <w:r>
-        <w:rPr>
-          <w:rFonts w:hint="eastAsia"/>
-        </w:rPr>
-        <w:t>名字；但对于普通用例，</w:t>
-      </w:r>
-      <w:r>
-        <w:rPr>
-          <w:rFonts w:hint="eastAsia"/>
-        </w:rPr>
-        <w:t>为了提升测试用例的执行效率，避免重新创建</w:t>
-      </w:r>
-      <w:r>
-        <w:rPr>
-          <w:rFonts w:hint="eastAsia"/>
-        </w:rPr>
-        <w:t>CS</w:t>
-      </w:r>
-      <w:r>
-        <w:rPr>
-          <w:rFonts w:hint="eastAsia"/>
-        </w:rPr>
-        <w:t>耗费大量时间，</w:t>
-      </w:r>
-      <w:r>
-        <w:rPr>
-          <w:rFonts w:hint="eastAsia"/>
-        </w:rPr>
-        <w:t>对于无需进行修改、删除等改变</w:t>
-      </w:r>
-      <w:r>
-        <w:rPr>
-          <w:rFonts w:hint="eastAsia"/>
-        </w:rPr>
-        <w:t>CS</w:t>
-      </w:r>
-      <w:r>
-        <w:rPr>
-          <w:rFonts w:hint="eastAsia"/>
-        </w:rPr>
-        <w:t>属性操作的</w:t>
-      </w:r>
-      <w:r>
-        <w:rPr>
-          <w:rFonts w:hint="eastAsia"/>
-        </w:rPr>
-        <w:t>测试用例</w:t>
-      </w:r>
-      <w:r>
-        <w:rPr>
-          <w:rFonts w:hint="eastAsia"/>
-        </w:rPr>
-        <w:t>，</w:t>
-      </w:r>
-      <w:r>
-        <w:rPr>
-          <w:rFonts w:hint="eastAsia"/>
-        </w:rPr>
-        <w:t>无需在测试用例</w:t>
-      </w:r>
-      <w:r>
-        <w:rPr>
-          <w:rFonts w:hint="eastAsia"/>
-        </w:rPr>
-        <w:t>中单独</w:t>
-      </w:r>
-      <w:r>
-        <w:rPr>
-          <w:rFonts w:hint="eastAsia"/>
-        </w:rPr>
-        <w:t>创建和删除</w:t>
-      </w:r>
-      <w:r>
-        <w:rPr>
-          <w:rFonts w:hint="eastAsia"/>
-        </w:rPr>
-        <w:t>自己的</w:t>
-      </w:r>
-      <w:r>
-        <w:rPr>
-          <w:rFonts w:hint="eastAsia"/>
-        </w:rPr>
-        <w:t>CS</w:t>
-      </w:r>
-      <w:r>
-        <w:rPr>
-          <w:rFonts w:hint="eastAsia"/>
-        </w:rPr>
-        <w:t>，</w:t>
-      </w:r>
-      <w:r>
-        <w:rPr>
-          <w:rFonts w:hint="eastAsia"/>
-        </w:rPr>
-        <w:t>而是统一使用公共变量</w:t>
-      </w:r>
-      <w:r>
-        <w:t>COMMCSNAME</w:t>
-      </w:r>
-      <w:r>
-        <w:rPr>
-          <w:rFonts w:hint="eastAsia"/>
-        </w:rPr>
-        <w:t>定义的</w:t>
-      </w:r>
-      <w:r>
-        <w:rPr>
-          <w:rFonts w:hint="eastAsia"/>
-        </w:rPr>
-        <w:t>CS</w:t>
-      </w:r>
-      <w:r>
-        <w:rPr>
-          <w:rFonts w:hint="eastAsia"/>
-        </w:rPr>
-        <w:t>即可。</w:t>
-      </w:r>
-    </w:p>
-    <w:p>
-      <w:pPr>
-        <w:ind w:leftChars="406" w:left="1842" w:hangingChars="471" w:hanging="989"/>
-      </w:pPr>
-      <w:r>
-        <w:rPr>
-          <w:rFonts w:hint="eastAsia"/>
-          <w:color w:val="FF0000"/>
-        </w:rPr>
-        <w:t>注：切勿在用例中删除公共变量</w:t>
-      </w:r>
-      <w:r>
-        <w:rPr>
-          <w:color w:val="FF0000"/>
-        </w:rPr>
-        <w:t>COMMCSNAME</w:t>
-      </w:r>
-      <w:r>
-        <w:rPr>
-          <w:rFonts w:hint="eastAsia"/>
-          <w:color w:val="FF0000"/>
-        </w:rPr>
-        <w:t>定义的</w:t>
-      </w:r>
-      <w:r>
-        <w:rPr>
-          <w:rFonts w:hint="eastAsia"/>
-          <w:color w:val="FF0000"/>
-        </w:rPr>
-        <w:t>CS</w:t>
-      </w:r>
-    </w:p>
-    <w:p>
-      <w:pPr>
-        <w:ind w:leftChars="405" w:left="1413" w:hangingChars="267" w:hanging="563"/>
-      </w:pPr>
-      <w:r>
-        <w:rPr>
-          <w:b/>
-        </w:rPr>
+        <w:t>如果需要连接</w:t>
+      </w:r>
+      <w:r>
+        <w:rPr>
+          <w:rFonts w:hint="eastAsia"/>
+        </w:rPr>
+        <w:t>db</w:t>
+      </w:r>
+      <w:r>
+        <w:rPr>
+          <w:rFonts w:hint="eastAsia"/>
+        </w:rPr>
+        <w:t>，则通过</w:t>
+      </w:r>
+      <w:r>
         <w:t>COORDSVCNAME</w:t>
       </w:r>
       <w:r>
         <w:rPr>
           <w:rFonts w:hint="eastAsia"/>
-          <w:b/>
-        </w:rPr>
-        <w:t>：</w:t>
-      </w:r>
-      <w:r>
-        <w:rPr>
-          <w:rFonts w:hint="eastAsia"/>
-        </w:rPr>
-        <w:t>表示</w:t>
-      </w:r>
-      <w:r>
-        <w:rPr>
-          <w:rFonts w:hint="eastAsia"/>
-        </w:rPr>
-        <w:t>Coordinate</w:t>
-      </w:r>
-      <w:r>
-        <w:rPr>
-          <w:rFonts w:hint="eastAsia"/>
-        </w:rPr>
-        <w:t>节点的接入端口号，在建立</w:t>
-      </w:r>
-      <w:r>
-        <w:rPr>
-          <w:rFonts w:hint="eastAsia"/>
-        </w:rPr>
-        <w:t>db</w:t>
-      </w:r>
-      <w:r>
-        <w:rPr>
-          <w:rFonts w:hint="eastAsia"/>
-        </w:rPr>
-        <w:t>连接时请勿自己指定端口，而应该统一使用该变量。</w:t>
-      </w:r>
-    </w:p>
-    <w:p>
-      <w:pPr>
-        <w:ind w:leftChars="405" w:left="1415" w:hangingChars="268" w:hanging="565"/>
-      </w:pPr>
-      <w:r>
-        <w:rPr>
-          <w:rFonts w:hint="eastAsia"/>
-          <w:b/>
-        </w:rPr>
-        <w:t>func.js</w:t>
-      </w:r>
-      <w:r>
-        <w:rPr>
-          <w:rFonts w:hint="eastAsia"/>
-          <w:b/>
-        </w:rPr>
-        <w:t>：</w:t>
-      </w:r>
-      <w:r>
-        <w:rPr>
-          <w:rFonts w:hint="eastAsia"/>
-        </w:rPr>
-        <w:t>指的是</w:t>
-      </w:r>
-      <w:proofErr w:type="spellStart"/>
-      <w:r>
-        <w:t>testcases</w:t>
-      </w:r>
-      <w:proofErr w:type="spellEnd"/>
-      <w:r>
-        <w:t>\</w:t>
-      </w:r>
-      <w:proofErr w:type="spellStart"/>
-      <w:r>
-        <w:t>hlt</w:t>
-      </w:r>
-      <w:proofErr w:type="spellEnd"/>
-      <w:r>
-        <w:t>\</w:t>
-      </w:r>
-      <w:proofErr w:type="spellStart"/>
-      <w:r>
-        <w:t>js_testcases</w:t>
-      </w:r>
-      <w:proofErr w:type="spellEnd"/>
-      <w:r>
-        <w:t>\</w:t>
-      </w:r>
-      <w:proofErr w:type="spellStart"/>
-      <w:r>
-        <w:t>libs</w:t>
-      </w:r>
-      <w:proofErr w:type="spellEnd"/>
-      <w:r>
-        <w:rPr>
-          <w:rFonts w:hint="eastAsia"/>
-        </w:rPr>
-        <w:t>\func.js</w:t>
-      </w:r>
-      <w:r>
-        <w:rPr>
-          <w:rFonts w:hint="eastAsia"/>
-        </w:rPr>
-        <w:t>脚本文件，该脚本文件</w:t>
-      </w:r>
-      <w:r>
-        <w:rPr>
-          <w:rFonts w:hint="eastAsia"/>
-        </w:rPr>
-        <w:t>为公共</w:t>
-      </w:r>
-      <w:r>
-        <w:rPr>
-          <w:rFonts w:hint="eastAsia"/>
-        </w:rPr>
-        <w:t>函数库文件，</w:t>
-      </w:r>
-      <w:r>
-        <w:rPr>
-          <w:rFonts w:hint="eastAsia"/>
-        </w:rPr>
-        <w:t>用于存放所有</w:t>
+        </w:rPr>
+        <w:t>连接本地的指定端口（如：</w:t>
+      </w:r>
+      <w:r>
+        <w:t>var db = new Sdb(‘localhost, COORDSVCNAME )</w:t>
+      </w:r>
+      <w:r>
+        <w:rPr>
+          <w:rFonts w:hint="eastAsia"/>
+        </w:rPr>
+        <w:t>）。</w:t>
+      </w:r>
+    </w:p>
+    <w:p>
+      <w:r>
+        <w:rPr>
+          <w:rFonts w:hint="eastAsia"/>
+        </w:rPr>
+        <w:t>3</w:t>
+      </w:r>
+      <w:r>
+        <w:rPr>
+          <w:rFonts w:hint="eastAsia"/>
+        </w:rPr>
+        <w:t>、在编写测试脚本过程中提取出的公共函数：若是所有</w:t>
       </w:r>
       <w:r>
         <w:rPr>
@@ -1349,525 +1710,11 @@
         <w:rPr>
           <w:rFonts w:hint="eastAsia"/>
         </w:rPr>
-        <w:t>测试用例的公共</w:t>
-      </w:r>
-      <w:r>
-        <w:rPr>
-          <w:rFonts w:hint="eastAsia"/>
-        </w:rPr>
-        <w:t>变量及公共</w:t>
-      </w:r>
-      <w:r>
-        <w:rPr>
-          <w:rFonts w:hint="eastAsia"/>
-        </w:rPr>
-        <w:t>函数</w:t>
-      </w:r>
-      <w:r>
-        <w:rPr>
-          <w:rFonts w:hint="eastAsia"/>
-        </w:rPr>
-        <w:t>，以上提到的公共变量</w:t>
-      </w:r>
-      <w:r>
-        <w:t>COMMCSNAME</w:t>
-      </w:r>
-      <w:r>
-        <w:rPr>
-          <w:rFonts w:hint="eastAsia"/>
-        </w:rPr>
-        <w:t>以及</w:t>
-      </w:r>
-      <w:r>
-        <w:t>COMMCLNAME</w:t>
-      </w:r>
-      <w:r>
-        <w:rPr>
-          <w:rFonts w:hint="eastAsia"/>
-        </w:rPr>
-        <w:t>就是在该文件中定义的</w:t>
-      </w:r>
-      <w:r>
-        <w:rPr>
-          <w:rFonts w:hint="eastAsia"/>
-        </w:rPr>
-        <w:t>。</w:t>
-      </w:r>
-    </w:p>
-    <w:p>
-      <w:pPr>
-        <w:ind w:leftChars="405" w:left="1417" w:hangingChars="269" w:hanging="567"/>
-      </w:pPr>
-      <w:r>
-        <w:rPr>
-          <w:rFonts w:hint="eastAsia"/>
-          <w:b/>
-        </w:rPr>
-        <w:t>commlib.js</w:t>
-      </w:r>
-      <w:r>
-        <w:rPr>
-          <w:rFonts w:hint="eastAsia"/>
-          <w:b/>
-        </w:rPr>
-        <w:t>：</w:t>
-      </w:r>
-      <w:r>
-        <w:rPr>
-          <w:rFonts w:hint="eastAsia"/>
-        </w:rPr>
-        <w:t>指的是</w:t>
-      </w:r>
-      <w:r>
-        <w:rPr>
-          <w:rFonts w:hint="eastAsia"/>
-        </w:rPr>
-        <w:t>测试用例目录下的</w:t>
-      </w:r>
-      <w:r>
-        <w:rPr>
-          <w:rFonts w:hint="eastAsia"/>
-        </w:rPr>
-        <w:t>commlib.js</w:t>
-      </w:r>
-      <w:r>
-        <w:rPr>
-          <w:rFonts w:hint="eastAsia"/>
-        </w:rPr>
-        <w:t>脚本文件（如：</w:t>
-      </w:r>
-      <w:proofErr w:type="spellStart"/>
-      <w:r>
-        <w:t>testcases</w:t>
-      </w:r>
-      <w:proofErr w:type="spellEnd"/>
-      <w:r>
-        <w:t>\</w:t>
-      </w:r>
-      <w:proofErr w:type="spellStart"/>
-      <w:r>
-        <w:t>hlt</w:t>
-      </w:r>
-      <w:proofErr w:type="spellEnd"/>
-      <w:r>
-        <w:t>\</w:t>
-      </w:r>
-      <w:proofErr w:type="spellStart"/>
-      <w:r>
-        <w:t>js_testcases</w:t>
-      </w:r>
-      <w:proofErr w:type="spellEnd"/>
-      <w:r>
-        <w:t>\</w:t>
-      </w:r>
-      <w:proofErr w:type="spellStart"/>
-      <w:r>
-        <w:t>js</w:t>
-      </w:r>
-      <w:proofErr w:type="spellEnd"/>
-      <w:r>
-        <w:t>\split</w:t>
-      </w:r>
-      <w:r>
-        <w:rPr>
-          <w:rFonts w:hint="eastAsia"/>
-        </w:rPr>
-        <w:t>），该脚本文件为私有公共函数库文件，即：只有同目录中的测试用例可使用当中的公共函数（如：只有</w:t>
-      </w:r>
-      <w:r>
-        <w:rPr>
-          <w:rFonts w:hint="eastAsia"/>
-        </w:rPr>
-        <w:t>split</w:t>
-      </w:r>
-      <w:r>
-        <w:rPr>
-          <w:rFonts w:hint="eastAsia"/>
-        </w:rPr>
-        <w:t>目录下的测试用例脚本可使用</w:t>
-      </w:r>
-      <w:r>
-        <w:rPr>
-          <w:rFonts w:hint="eastAsia"/>
-        </w:rPr>
-        <w:t>split/commlib.js</w:t>
-      </w:r>
-      <w:r>
-        <w:rPr>
-          <w:rFonts w:hint="eastAsia"/>
-        </w:rPr>
-        <w:t>中定义的公共函数）</w:t>
-      </w:r>
-      <w:r>
-        <w:rPr>
-          <w:rFonts w:hint="eastAsia"/>
-        </w:rPr>
-        <w:t>。如果不存在私有公共函数，则可以不用编写该脚本文件。</w:t>
-      </w:r>
-    </w:p>
-    <w:p>
-      <w:r>
-        <w:rPr>
-          <w:rFonts w:hint="eastAsia"/>
-        </w:rPr>
-        <w:tab/>
-      </w:r>
-      <w:r>
-        <w:rPr>
-          <w:rFonts w:hint="eastAsia"/>
-        </w:rPr>
-        <w:tab/>
-      </w:r>
-      <w:r>
-        <w:rPr>
-          <w:rFonts w:hint="eastAsia"/>
-          <w:b/>
-        </w:rPr>
-        <w:t>test.js</w:t>
-      </w:r>
-      <w:r>
-        <w:rPr>
-          <w:rFonts w:hint="eastAsia"/>
-          <w:b/>
-        </w:rPr>
-        <w:t>：</w:t>
-      </w:r>
-      <w:r>
-        <w:rPr>
-          <w:rFonts w:hint="eastAsia"/>
-        </w:rPr>
-        <w:t>指测试</w:t>
-      </w:r>
-      <w:r>
-        <w:rPr>
-          <w:rFonts w:hint="eastAsia"/>
-        </w:rPr>
-        <w:t>用例</w:t>
-      </w:r>
-      <w:r>
-        <w:rPr>
-          <w:rFonts w:hint="eastAsia"/>
-        </w:rPr>
-        <w:t>脚本</w:t>
-      </w:r>
-    </w:p>
-    <w:p/>
-    <w:p>
-      <w:pPr>
-        <w:rPr>
-          <w:b/>
-        </w:rPr>
-      </w:pPr>
-      <w:r>
-        <w:rPr>
-          <w:rFonts w:hint="eastAsia"/>
-          <w:b/>
-        </w:rPr>
-        <w:t>综上所述，测试人员在用</w:t>
-      </w:r>
-      <w:r>
-        <w:rPr>
-          <w:rFonts w:hint="eastAsia"/>
-          <w:b/>
-        </w:rPr>
-        <w:t>JS</w:t>
-      </w:r>
-      <w:r>
-        <w:rPr>
-          <w:rFonts w:hint="eastAsia"/>
-          <w:b/>
-        </w:rPr>
-        <w:t>脚本编写</w:t>
-      </w:r>
-      <w:r>
-        <w:rPr>
-          <w:rFonts w:hint="eastAsia"/>
-          <w:b/>
-        </w:rPr>
-        <w:t>自动化测试用例的步骤如下：</w:t>
-      </w:r>
-    </w:p>
-    <w:p>
-      <w:r>
-        <w:rPr>
-          <w:rFonts w:hint="eastAsia"/>
-        </w:rPr>
-        <w:t>1</w:t>
-      </w:r>
-      <w:r>
-        <w:rPr>
-          <w:rFonts w:hint="eastAsia"/>
-        </w:rPr>
-        <w:t>、在</w:t>
-      </w:r>
-      <w:proofErr w:type="spellStart"/>
-      <w:r>
-        <w:rPr>
-          <w:rFonts w:hint="eastAsia"/>
-        </w:rPr>
-        <w:t>testcases</w:t>
-      </w:r>
-      <w:proofErr w:type="spellEnd"/>
-      <w:r>
-        <w:rPr>
-          <w:rFonts w:hint="eastAsia"/>
-        </w:rPr>
-        <w:t>\</w:t>
-      </w:r>
-      <w:proofErr w:type="spellStart"/>
-      <w:r>
-        <w:rPr>
-          <w:rFonts w:hint="eastAsia"/>
-        </w:rPr>
-        <w:t>hlt</w:t>
-      </w:r>
-      <w:proofErr w:type="spellEnd"/>
-      <w:r>
-        <w:rPr>
-          <w:rFonts w:hint="eastAsia"/>
-        </w:rPr>
-        <w:t>\</w:t>
-      </w:r>
-      <w:r>
-        <w:t xml:space="preserve"> </w:t>
-      </w:r>
-      <w:proofErr w:type="spellStart"/>
-      <w:r>
-        <w:t>js_testcases</w:t>
-      </w:r>
-      <w:proofErr w:type="spellEnd"/>
-      <w:r>
-        <w:t>\</w:t>
-      </w:r>
-      <w:proofErr w:type="spellStart"/>
-      <w:r>
-        <w:t>js</w:t>
-      </w:r>
-      <w:proofErr w:type="spellEnd"/>
-      <w:r>
-        <w:rPr>
-          <w:rFonts w:hint="eastAsia"/>
-        </w:rPr>
-        <w:t>目录下创建测试用例目录。如果是补充已有测试用例，则直接在对应目录中添加用例脚本，无需重新创建目录。</w:t>
-      </w:r>
-    </w:p>
-    <w:p>
-      <w:r>
-        <w:rPr>
-          <w:rFonts w:hint="eastAsia"/>
-        </w:rPr>
-        <w:t>2</w:t>
-      </w:r>
-      <w:r>
-        <w:rPr>
-          <w:rFonts w:hint="eastAsia"/>
-        </w:rPr>
-        <w:t>、在测试用例目录中编写</w:t>
-      </w:r>
-      <w:r>
-        <w:rPr>
-          <w:rFonts w:hint="eastAsia"/>
-        </w:rPr>
-        <w:t>JS</w:t>
-      </w:r>
-      <w:r>
-        <w:rPr>
-          <w:rFonts w:hint="eastAsia"/>
-        </w:rPr>
-        <w:t>测试脚本</w:t>
-      </w:r>
-      <w:r>
-        <w:rPr>
-          <w:rFonts w:hint="eastAsia"/>
-        </w:rPr>
-        <w:t>，如果需要创建</w:t>
-      </w:r>
-      <w:r>
-        <w:rPr>
-          <w:rFonts w:hint="eastAsia"/>
-        </w:rPr>
-        <w:t>CL</w:t>
-      </w:r>
-      <w:r>
-        <w:rPr>
-          <w:rFonts w:hint="eastAsia"/>
-        </w:rPr>
-        <w:t>则</w:t>
-      </w:r>
-      <w:r>
-        <w:rPr>
-          <w:rFonts w:hint="eastAsia"/>
-        </w:rPr>
-        <w:t>使用</w:t>
-      </w:r>
-      <w:r>
-        <w:t>COMMCLNAME</w:t>
-      </w:r>
-      <w:r>
-        <w:rPr>
-          <w:rFonts w:hint="eastAsia"/>
-        </w:rPr>
-        <w:t>作为</w:t>
-      </w:r>
-      <w:r>
-        <w:rPr>
-          <w:rFonts w:hint="eastAsia"/>
-        </w:rPr>
-        <w:t>CL</w:t>
-      </w:r>
-      <w:r>
-        <w:rPr>
-          <w:rFonts w:hint="eastAsia"/>
-        </w:rPr>
-        <w:t>的名字，并调用</w:t>
-      </w:r>
-      <w:proofErr w:type="spellStart"/>
-      <w:r>
-        <w:t>commCreateCL</w:t>
-      </w:r>
-      <w:proofErr w:type="spellEnd"/>
-      <w:r>
-        <w:rPr>
-          <w:rFonts w:hint="eastAsia"/>
-        </w:rPr>
-        <w:t>函数（该函数将自动检测并创建</w:t>
-      </w:r>
-      <w:r>
-        <w:rPr>
-          <w:rFonts w:hint="eastAsia"/>
-        </w:rPr>
-        <w:t>CS</w:t>
-      </w:r>
-      <w:r>
-        <w:rPr>
-          <w:rFonts w:hint="eastAsia"/>
-        </w:rPr>
-        <w:t>）创建</w:t>
-      </w:r>
-      <w:r>
-        <w:rPr>
-          <w:rFonts w:hint="eastAsia"/>
-        </w:rPr>
-        <w:t>CL</w:t>
-      </w:r>
-      <w:r>
-        <w:rPr>
-          <w:rFonts w:hint="eastAsia"/>
-        </w:rPr>
-        <w:t>，</w:t>
-      </w:r>
-      <w:r>
-        <w:rPr>
-          <w:rFonts w:hint="eastAsia"/>
-        </w:rPr>
-        <w:t>如果需要连接</w:t>
-      </w:r>
-      <w:r>
-        <w:rPr>
-          <w:rFonts w:hint="eastAsia"/>
-        </w:rPr>
-        <w:t>db</w:t>
-      </w:r>
-      <w:r>
-        <w:rPr>
-          <w:rFonts w:hint="eastAsia"/>
-        </w:rPr>
-        <w:t>，则通过</w:t>
-      </w:r>
-      <w:r>
-        <w:t>COORDSVCNAME</w:t>
-      </w:r>
-      <w:r>
-        <w:rPr>
-          <w:rFonts w:hint="eastAsia"/>
-        </w:rPr>
-        <w:t>连接本地的指定端口（如：</w:t>
-      </w:r>
-      <w:proofErr w:type="spellStart"/>
-      <w:r>
-        <w:t>var</w:t>
-      </w:r>
-      <w:proofErr w:type="spellEnd"/>
-      <w:r>
-        <w:t xml:space="preserve"> db = new </w:t>
-      </w:r>
-      <w:proofErr w:type="spellStart"/>
-      <w:r>
-        <w:t>Sdb</w:t>
-      </w:r>
-      <w:proofErr w:type="spellEnd"/>
-      <w:r>
-        <w:t>(‘</w:t>
-      </w:r>
-      <w:proofErr w:type="spellStart"/>
-      <w:r>
-        <w:t>localhost</w:t>
-      </w:r>
-      <w:proofErr w:type="spellEnd"/>
-      <w:r>
-        <w:t>, COORDSVCNAME )</w:t>
-      </w:r>
-      <w:r>
-        <w:rPr>
-          <w:rFonts w:hint="eastAsia"/>
-        </w:rPr>
-        <w:t>）。</w:t>
-      </w:r>
-    </w:p>
-    <w:p>
-      <w:r>
-        <w:rPr>
-          <w:rFonts w:hint="eastAsia"/>
-        </w:rPr>
-        <w:t>3</w:t>
-      </w:r>
-      <w:r>
-        <w:rPr>
-          <w:rFonts w:hint="eastAsia"/>
-        </w:rPr>
-        <w:t>、在编写测试脚本过程中提取出的公共函数：若是所有</w:t>
-      </w:r>
-      <w:r>
-        <w:rPr>
-          <w:rFonts w:hint="eastAsia"/>
-        </w:rPr>
-        <w:t>JS</w:t>
-      </w:r>
-      <w:r>
-        <w:rPr>
-          <w:rFonts w:hint="eastAsia"/>
-        </w:rPr>
         <w:t>测试用例均可使用的公共函数则添加到</w:t>
       </w:r>
-      <w:proofErr w:type="spellStart"/>
-      <w:r>
-        <w:t>testcases</w:t>
-      </w:r>
-      <w:proofErr w:type="spellEnd"/>
-      <w:r>
-        <w:t>\</w:t>
-      </w:r>
-      <w:proofErr w:type="spellStart"/>
-      <w:r>
-        <w:t>hlt</w:t>
-      </w:r>
-      <w:proofErr w:type="spellEnd"/>
-      <w:r>
-        <w:t>\</w:t>
-      </w:r>
-      <w:proofErr w:type="spellStart"/>
-      <w:r>
-        <w:t>js_testcases</w:t>
-      </w:r>
-      <w:proofErr w:type="spellEnd"/>
-      <w:r>
-        <w:t>\</w:t>
-      </w:r>
-      <w:proofErr w:type="spellStart"/>
-      <w:r>
-        <w:t>libs</w:t>
-      </w:r>
-      <w:proofErr w:type="spellEnd"/>
+      <w:r>
+        <w:t>testcases\hlt\js_testcases\libs</w:t>
+      </w:r>
       <w:r>
         <w:rPr>
           <w:rFonts w:hint="eastAsia"/>
@@ -1998,14 +1845,12 @@
       <w:pPr>
         <w:pStyle w:val="Heading2"/>
       </w:pPr>
-      <w:proofErr w:type="spellStart"/>
       <w:r>
         <w:rPr>
           <w:rFonts w:hint="eastAsia"/>
         </w:rPr>
         <w:t>testlink</w:t>
       </w:r>
-      <w:proofErr w:type="spellEnd"/>
       <w:r>
         <w:rPr>
           <w:rFonts w:hint="eastAsia"/>
@@ -2038,47 +1883,47 @@
         </w:rPr>
         <w:t>为了后期的维护，尽量使</w:t>
       </w:r>
-      <w:proofErr w:type="spellStart"/>
       <w:r>
         <w:rPr>
           <w:rFonts w:hint="eastAsia"/>
         </w:rPr>
         <w:t>testlink</w:t>
       </w:r>
-      <w:proofErr w:type="spellEnd"/>
       <w:r>
         <w:rPr>
           <w:rFonts w:hint="eastAsia"/>
         </w:rPr>
         <w:t>上的测试用例与</w:t>
       </w:r>
-      <w:proofErr w:type="spellStart"/>
       <w:r>
         <w:rPr>
           <w:rFonts w:hint="eastAsia"/>
         </w:rPr>
         <w:t>js</w:t>
       </w:r>
-      <w:proofErr w:type="spellEnd"/>
-      <w:r>
-        <w:rPr>
-          <w:rFonts w:hint="eastAsia"/>
-        </w:rPr>
-        <w:t>测试用例一一对应，使用</w:t>
-      </w:r>
-      <w:proofErr w:type="spellStart"/>
+      <w:r>
+        <w:rPr>
+          <w:rFonts w:hint="eastAsia"/>
+        </w:rPr>
+        <w:t>测试用例一一对应，</w:t>
+      </w:r>
       <w:r>
         <w:rPr>
           <w:rFonts w:hint="eastAsia"/>
         </w:rPr>
         <w:t>testlink</w:t>
       </w:r>
-      <w:proofErr w:type="spellEnd"/>
-      <w:r>
-        <w:rPr>
-          <w:rFonts w:hint="eastAsia"/>
-        </w:rPr>
-        <w:t>上的用例编号作为</w:t>
+      <w:r>
+        <w:rPr>
+          <w:rFonts w:hint="eastAsia"/>
+        </w:rPr>
+        <w:t>上的用例编号</w:t>
+      </w:r>
+      <w:r>
+        <w:rPr>
+          <w:rFonts w:hint="eastAsia"/>
+        </w:rPr>
+        <w:t>需要加到</w:t>
       </w:r>
       <w:r>
         <w:rPr>
@@ -2090,7 +1935,19 @@
         <w:rPr>
           <w:rFonts w:hint="eastAsia"/>
         </w:rPr>
-        <w:t>测试用例名称。</w:t>
+        <w:t>测试用例名称</w:t>
+      </w:r>
+      <w:r>
+        <w:rPr>
+          <w:rFonts w:hint="eastAsia"/>
+        </w:rPr>
+        <w:t>中，用例名称尽量带上特性名</w:t>
+      </w:r>
+      <w:r>
+        <w:rPr>
+          <w:rFonts w:hint="eastAsia"/>
+        </w:rPr>
+        <w:t>。</w:t>
       </w:r>
     </w:p>
     <w:p>
@@ -2106,14 +1963,12 @@
         </w:rPr>
         <w:t>如：</w:t>
       </w:r>
-      <w:proofErr w:type="spellStart"/>
       <w:r>
         <w:rPr>
           <w:rFonts w:hint="eastAsia"/>
         </w:rPr>
         <w:t>testlink</w:t>
       </w:r>
-      <w:proofErr w:type="spellEnd"/>
       <w:r>
         <w:rPr>
           <w:rFonts w:hint="eastAsia"/>
@@ -2133,45 +1988,81 @@
         <w:t>_id</w:t>
       </w:r>
       <w:r>
-        <w:t>索引，插入记录，</w:t>
-      </w:r>
-      <w:r>
-        <w:t>_id</w:t>
-      </w:r>
-      <w:r>
-        <w:t>值合法</w:t>
-      </w:r>
-      <w:r>
+        <w:t>索引，插入记录</w:t>
+      </w:r>
+      <w:r>
+        <w:rPr>
+          <w:rFonts w:hint="eastAsia"/>
+        </w:rPr>
+        <w:t>”，对应的</w:t>
+      </w:r>
+      <w:r>
+        <w:rPr>
+          <w:rFonts w:hint="eastAsia"/>
+        </w:rPr>
+        <w:t>js</w:t>
+      </w:r>
+      <w:r>
+        <w:rPr>
+          <w:rFonts w:hint="eastAsia"/>
+        </w:rPr>
+        <w:t>测试用例名称为“</w:t>
+      </w:r>
+      <w:r>
+        <w:rPr>
+          <w:rFonts w:hint="eastAsia"/>
+        </w:rPr>
+        <w:t>i</w:t>
+      </w:r>
+      <w:r>
+        <w:t>nsert</w:t>
+      </w:r>
+      <w:r>
+        <w:rPr>
+          <w:rFonts w:hint="eastAsia"/>
+        </w:rPr>
         <w:t>_</w:t>
       </w:r>
       <w:r>
-        <w:t>.</w:t>
-      </w:r>
-      <w:proofErr w:type="spellStart"/>
-      <w:r>
-        <w:t>rocksdb</w:t>
-      </w:r>
-      <w:r>
-        <w:rPr>
-          <w:rFonts w:hint="eastAsia"/>
-        </w:rPr>
-        <w:t>.st</w:t>
-      </w:r>
-      <w:proofErr w:type="spellEnd"/>
-      <w:r>
-        <w:rPr>
-          <w:rFonts w:hint="eastAsia"/>
-        </w:rPr>
-        <w:t>.</w:t>
-      </w:r>
-      <w:r>
-        <w:t>.insert.06</w:t>
-      </w:r>
-      <w:r>
-        <w:rPr>
-          <w:rFonts w:hint="eastAsia"/>
-        </w:rPr>
-        <w:t>”，对应的</w:t>
+        <w:t>06</w:t>
+      </w:r>
+      <w:r>
+        <w:rPr>
+          <w:rFonts w:hint="eastAsia"/>
+        </w:rPr>
+        <w:t>.js</w:t>
+      </w:r>
+      <w:r>
+        <w:rPr>
+          <w:rFonts w:hint="eastAsia"/>
+        </w:rPr>
+        <w:t>”。</w:t>
+      </w:r>
+    </w:p>
+    <w:p>
+      <w:r>
+        <w:rPr>
+          <w:rFonts w:hint="eastAsia"/>
+        </w:rPr>
+        <w:tab/>
+      </w:r>
+      <w:r>
+        <w:rPr>
+          <w:rFonts w:hint="eastAsia"/>
+        </w:rPr>
+        <w:t>假如考虑到其他方面，需要将</w:t>
+      </w:r>
+      <w:r>
+        <w:rPr>
+          <w:rFonts w:hint="eastAsia"/>
+        </w:rPr>
+        <w:t>testlink</w:t>
+      </w:r>
+      <w:r>
+        <w:rPr>
+          <w:rFonts w:hint="eastAsia"/>
+        </w:rPr>
+        <w:t>上多个测试用例合并写在一个</w:t>
       </w:r>
       <w:r>
         <w:rPr>
@@ -2183,90 +2074,26 @@
         <w:rPr>
           <w:rFonts w:hint="eastAsia"/>
         </w:rPr>
-        <w:t>测试用例名称为“</w:t>
-      </w:r>
-      <w:r>
-        <w:t>rocksdb</w:t>
-      </w:r>
-      <w:r>
-        <w:rPr>
-          <w:rFonts w:hint="eastAsia"/>
-        </w:rPr>
-        <w:t>.st.</w:t>
-      </w:r>
-      <w:r>
-        <w:t>.insert.06</w:t>
-      </w:r>
-      <w:r>
-        <w:rPr>
-          <w:rFonts w:hint="eastAsia"/>
-        </w:rPr>
-        <w:t>”。</w:t>
-      </w:r>
-    </w:p>
-    <w:p>
-      <w:r>
-        <w:rPr>
-          <w:rFonts w:hint="eastAsia"/>
-        </w:rPr>
-        <w:tab/>
-      </w:r>
-      <w:r>
-        <w:rPr>
-          <w:rFonts w:hint="eastAsia"/>
-        </w:rPr>
-        <w:t>假如考虑到其他方面，需要将</w:t>
-      </w:r>
-      <w:proofErr w:type="spellStart"/>
+        <w:t>测试用例中，也需要在</w:t>
+      </w:r>
+      <w:r>
+        <w:rPr>
+          <w:rFonts w:hint="eastAsia"/>
+        </w:rPr>
+        <w:t>js</w:t>
+      </w:r>
+      <w:r>
+        <w:rPr>
+          <w:rFonts w:hint="eastAsia"/>
+        </w:rPr>
+        <w:t>中注释写清楚对应哪几个</w:t>
+      </w:r>
       <w:r>
         <w:rPr>
           <w:rFonts w:hint="eastAsia"/>
         </w:rPr>
         <w:t>testlink</w:t>
       </w:r>
-      <w:proofErr w:type="spellEnd"/>
-      <w:r>
-        <w:rPr>
-          <w:rFonts w:hint="eastAsia"/>
-        </w:rPr>
-        <w:t>上多个测试用例合并写在一个</w:t>
-      </w:r>
-      <w:proofErr w:type="spellStart"/>
-      <w:r>
-        <w:rPr>
-          <w:rFonts w:hint="eastAsia"/>
-        </w:rPr>
-        <w:t>js</w:t>
-      </w:r>
-      <w:proofErr w:type="spellEnd"/>
-      <w:r>
-        <w:rPr>
-          <w:rFonts w:hint="eastAsia"/>
-        </w:rPr>
-        <w:t>测试用例中，也需要在</w:t>
-      </w:r>
-      <w:proofErr w:type="spellStart"/>
-      <w:r>
-        <w:rPr>
-          <w:rFonts w:hint="eastAsia"/>
-        </w:rPr>
-        <w:t>js</w:t>
-      </w:r>
-      <w:proofErr w:type="spellEnd"/>
-      <w:r>
-        <w:rPr>
-          <w:rFonts w:hint="eastAsia"/>
-        </w:rPr>
-        <w:t>中注释写清楚对应哪几个</w:t>
-      </w:r>
-      <w:proofErr w:type="spellStart"/>
-      <w:r>
-        <w:rPr>
-          <w:rFonts w:hint="eastAsia"/>
-        </w:rPr>
-        <w:t>testlink</w:t>
-      </w:r>
-      <w:proofErr w:type="spellEnd"/>
       <w:r>
         <w:rPr>
           <w:rFonts w:hint="eastAsia"/>
@@ -2305,84 +2132,54 @@
         </w:rPr>
         <w:t>测试用例统一存放在</w:t>
       </w:r>
-      <w:proofErr w:type="spellStart"/>
-      <w:r>
-        <w:rPr>
-          <w:rFonts w:hint="eastAsia"/>
-        </w:rPr>
-        <w:t>testcases</w:t>
-      </w:r>
-      <w:proofErr w:type="spellEnd"/>
-      <w:r>
-        <w:rPr>
-          <w:rFonts w:hint="eastAsia"/>
-        </w:rPr>
-        <w:t>\</w:t>
-      </w:r>
-      <w:proofErr w:type="spellStart"/>
-      <w:r>
-        <w:rPr>
-          <w:rFonts w:hint="eastAsia"/>
-        </w:rPr>
-        <w:t>hlt</w:t>
-      </w:r>
-      <w:proofErr w:type="spellEnd"/>
-      <w:r>
-        <w:rPr>
-          <w:rFonts w:hint="eastAsia"/>
-        </w:rPr>
-        <w:t>\</w:t>
+      <w:r>
+        <w:rPr>
+          <w:rFonts w:hint="eastAsia"/>
+        </w:rPr>
+        <w:t>testcases\hlt\</w:t>
       </w:r>
       <w:r>
         <w:t xml:space="preserve"> </w:t>
       </w:r>
-      <w:proofErr w:type="spellStart"/>
       <w:r>
         <w:t>js_testcases</w:t>
       </w:r>
-      <w:proofErr w:type="spellEnd"/>
       <w:r>
         <w:rPr>
           <w:rFonts w:hint="eastAsia"/>
         </w:rPr>
         <w:t>目录下，该目录包含了两个子目录：其中</w:t>
       </w:r>
-      <w:proofErr w:type="spellStart"/>
       <w:r>
         <w:rPr>
           <w:rFonts w:hint="eastAsia"/>
         </w:rPr>
         <w:t>libs</w:t>
       </w:r>
-      <w:proofErr w:type="spellEnd"/>
       <w:r>
         <w:rPr>
           <w:rFonts w:hint="eastAsia"/>
         </w:rPr>
         <w:t>目录用于存放公共函数库文件；</w:t>
       </w:r>
-      <w:proofErr w:type="spellStart"/>
       <w:r>
         <w:rPr>
           <w:rFonts w:hint="eastAsia"/>
         </w:rPr>
         <w:t>js</w:t>
       </w:r>
-      <w:proofErr w:type="spellEnd"/>
       <w:r>
         <w:rPr>
           <w:rFonts w:hint="eastAsia"/>
         </w:rPr>
         <w:t>目录则用于存放测试用例脚本，</w:t>
       </w:r>
-      <w:proofErr w:type="spellStart"/>
       <w:r>
         <w:rPr>
           <w:rFonts w:hint="eastAsia"/>
         </w:rPr>
         <w:t>js</w:t>
       </w:r>
-      <w:proofErr w:type="spellEnd"/>
       <w:r>
         <w:rPr>
           <w:rFonts w:hint="eastAsia"/>
@@ -2399,13 +2196,8 @@
         <w:t>”、“</w:t>
       </w:r>
       <w:r>
-        <w:t xml:space="preserve"> </w:t>
-      </w:r>
-      <w:proofErr w:type="spellStart"/>
-      <w:r>
-        <w:t>createCL</w:t>
-      </w:r>
-      <w:proofErr w:type="spellEnd"/>
+        <w:t xml:space="preserve"> createCL</w:t>
+      </w:r>
       <w:r>
         <w:rPr>
           <w:rFonts w:hint="eastAsia"/>
@@ -2476,54 +2268,37 @@
           <w:rFonts w:hint="eastAsia"/>
         </w:rPr>
         <w:tab/>
-      </w:r>
-      <w:proofErr w:type="spellStart"/>
-      <w:r>
-        <w:rPr>
-          <w:rFonts w:hint="eastAsia"/>
-        </w:rPr>
         <w:t>js</w:t>
       </w:r>
-      <w:proofErr w:type="spellEnd"/>
       <w:r>
         <w:rPr>
           <w:rFonts w:hint="eastAsia"/>
         </w:rPr>
         <w:t>测试用例如果与</w:t>
       </w:r>
-      <w:proofErr w:type="spellStart"/>
       <w:r>
         <w:rPr>
           <w:rFonts w:hint="eastAsia"/>
         </w:rPr>
         <w:t>testlink</w:t>
       </w:r>
-      <w:proofErr w:type="spellEnd"/>
-      <w:r>
-        <w:rPr>
-          <w:rFonts w:hint="eastAsia"/>
-        </w:rPr>
-        <w:t>对应，采用</w:t>
-      </w:r>
-      <w:proofErr w:type="spellStart"/>
-      <w:r>
-        <w:rPr>
-          <w:rFonts w:hint="eastAsia"/>
-        </w:rPr>
-        <w:t>testlink</w:t>
-      </w:r>
-      <w:proofErr w:type="spellEnd"/>
-      <w:r>
-        <w:rPr>
-          <w:rFonts w:hint="eastAsia"/>
-        </w:rPr>
-        <w:t>用例标题中的</w:t>
-      </w:r>
-      <w:r>
-        <w:rPr>
-          <w:rFonts w:hint="eastAsia"/>
-        </w:rPr>
-        <w:t>用例编号作为名称；否则采用如下命名规则：</w:t>
+      <w:r>
+        <w:rPr>
+          <w:rFonts w:hint="eastAsia"/>
+        </w:rPr>
+        <w:t>对应，</w:t>
+      </w:r>
+      <w:r>
+        <w:rPr>
+          <w:rFonts w:hint="eastAsia"/>
+        </w:rPr>
+        <w:t>可</w:t>
+      </w:r>
+      <w:r>
+        <w:rPr>
+          <w:rFonts w:hint="eastAsia"/>
+        </w:rPr>
+        <w:t>采用如下命名规则：</w:t>
       </w:r>
     </w:p>
     <w:p>
@@ -2533,7 +2308,6 @@
         </w:rPr>
         <w:tab/>
       </w:r>
-      <w:proofErr w:type="spellStart"/>
       <w:r>
         <w:rPr>
           <w:rFonts w:hint="eastAsia"/>
@@ -2541,29 +2315,12 @@
         </w:rPr>
         <w:t>Feature_TestPoint</w:t>
       </w:r>
-      <w:proofErr w:type="spellEnd"/>
       <w:r>
         <w:rPr>
           <w:rFonts w:hint="eastAsia"/>
           <w:shd w:val="pct15" w:color="auto" w:fill="FFFFFF"/>
         </w:rPr>
-        <w:t>[_</w:t>
-      </w:r>
-      <w:proofErr w:type="spellStart"/>
-      <w:r>
-        <w:rPr>
-          <w:rFonts w:hint="eastAsia"/>
-          <w:shd w:val="pct15" w:color="auto" w:fill="FFFFFF"/>
-        </w:rPr>
-        <w:t>SubTestPoint</w:t>
-      </w:r>
-      <w:proofErr w:type="spellEnd"/>
-      <w:r>
-        <w:rPr>
-          <w:rFonts w:hint="eastAsia"/>
-          <w:shd w:val="pct15" w:color="auto" w:fill="FFFFFF"/>
-        </w:rPr>
-        <w:t>]</w:t>
+        <w:t>[_SubTestPoint]</w:t>
       </w:r>
       <w:r>
         <w:rPr>
@@ -2596,14 +2353,12 @@
         </w:rPr>
         <w:tab/>
       </w:r>
-      <w:proofErr w:type="spellStart"/>
       <w:r>
         <w:rPr>
           <w:rFonts w:hint="eastAsia"/>
         </w:rPr>
         <w:t>TestPoint</w:t>
       </w:r>
-      <w:proofErr w:type="spellEnd"/>
       <w:r>
         <w:rPr>
           <w:rFonts w:hint="eastAsia"/>
@@ -2623,16 +2378,34 @@
           <w:rFonts w:hint="eastAsia"/>
         </w:rPr>
         <w:tab/>
+        <w:t>[_SubTestPoint]</w:t>
+      </w:r>
+      <w:r>
+        <w:rPr>
+          <w:rFonts w:hint="eastAsia"/>
+        </w:rPr>
+        <w:t>：子测试点，可不填。当同一个测试点下有多个子测试点时填写</w:t>
+      </w:r>
+    </w:p>
+    <w:p>
+      <w:r>
+        <w:rPr>
+          <w:rFonts w:hint="eastAsia"/>
+        </w:rPr>
+        <w:tab/>
+      </w:r>
+      <w:r>
+        <w:rPr>
+          <w:rFonts w:hint="eastAsia"/>
+        </w:rPr>
         <w:t>[_</w:t>
       </w:r>
-      <w:proofErr w:type="spellStart"/>
-      <w:r>
-        <w:rPr>
-          <w:rFonts w:hint="eastAsia"/>
-        </w:rPr>
-        <w:t>SubTestPoint</w:t>
-      </w:r>
-      <w:proofErr w:type="spellEnd"/>
+      <w:r>
+        <w:rPr>
+          <w:rFonts w:hint="eastAsia"/>
+        </w:rPr>
+        <w:t>Number</w:t>
+      </w:r>
       <w:r>
         <w:rPr>
           <w:rFonts w:hint="eastAsia"/>
@@ -2643,7 +2416,87 @@
         <w:rPr>
           <w:rFonts w:hint="eastAsia"/>
         </w:rPr>
-        <w:t>：子测试点，可不填。当同一个测试点下有多个子测试点时填写</w:t>
+        <w:t>，</w:t>
+      </w:r>
+      <w:r>
+        <w:rPr>
+          <w:rFonts w:hint="eastAsia"/>
+        </w:rPr>
+        <w:t>用例</w:t>
+      </w:r>
+      <w:r>
+        <w:rPr>
+          <w:rFonts w:hint="eastAsia"/>
+        </w:rPr>
+        <w:t>ID</w:t>
+      </w:r>
+      <w:r>
+        <w:rPr>
+          <w:rFonts w:hint="eastAsia"/>
+        </w:rPr>
+        <w:t>（</w:t>
+      </w:r>
+      <w:r>
+        <w:rPr>
+          <w:rFonts w:hint="eastAsia"/>
+        </w:rPr>
+        <w:t>testlink</w:t>
+      </w:r>
+      <w:r>
+        <w:rPr>
+          <w:rFonts w:hint="eastAsia"/>
+        </w:rPr>
+        <w:t>上用例编号）</w:t>
+      </w:r>
+      <w:r>
+        <w:rPr>
+          <w:rFonts w:hint="eastAsia"/>
+        </w:rPr>
+        <w:t>。当同一个测试点有多个测试用例时，</w:t>
+      </w:r>
+      <w:r>
+        <w:rPr>
+          <w:rFonts w:hint="eastAsia"/>
+        </w:rPr>
+        <w:t>建议最多三个用例</w:t>
+      </w:r>
+      <w:r>
+        <w:rPr>
+          <w:rFonts w:hint="eastAsia"/>
+        </w:rPr>
+        <w:t>ID</w:t>
+      </w:r>
+      <w:r>
+        <w:rPr>
+          <w:rFonts w:hint="eastAsia"/>
+        </w:rPr>
+        <w:t>，其它用例</w:t>
+      </w:r>
+      <w:r>
+        <w:rPr>
+          <w:rFonts w:hint="eastAsia"/>
+        </w:rPr>
+        <w:t>ID</w:t>
+      </w:r>
+      <w:r>
+        <w:rPr>
+          <w:rFonts w:hint="eastAsia"/>
+        </w:rPr>
+        <w:t>可以写在用例注释中</w:t>
+      </w:r>
+    </w:p>
+    <w:p>
+      <w:r>
+        <w:rPr>
+          <w:rFonts w:hint="eastAsia"/>
+        </w:rPr>
+        <w:t>如</w:t>
+      </w:r>
+      <w:r>
+        <w:rPr>
+          <w:rFonts w:hint="eastAsia"/>
+        </w:rPr>
+        <w:t>：</w:t>
       </w:r>
     </w:p>
     <w:p>
@@ -2652,53 +2505,19 @@
           <w:rFonts w:hint="eastAsia"/>
         </w:rPr>
         <w:tab/>
-      </w:r>
-      <w:r>
-        <w:rPr>
-          <w:rFonts w:hint="eastAsia"/>
-        </w:rPr>
-        <w:t>[_</w:t>
-      </w:r>
-      <w:r>
-        <w:rPr>
-          <w:rFonts w:hint="eastAsia"/>
-        </w:rPr>
-        <w:t>Number</w:t>
-      </w:r>
-      <w:r>
-        <w:rPr>
-          <w:rFonts w:hint="eastAsia"/>
-        </w:rPr>
-        <w:t>]</w:t>
-      </w:r>
-      <w:r>
-        <w:rPr>
-          <w:rFonts w:hint="eastAsia"/>
-        </w:rPr>
-        <w:t>，编号，可不填。当同一个测试点有多个测试用例时，加上编号区分</w:t>
-      </w:r>
-    </w:p>
-    <w:p>
-      <w:r>
-        <w:rPr>
-          <w:rFonts w:hint="eastAsia"/>
-        </w:rPr>
-        <w:t>如</w:t>
-      </w:r>
-      <w:r>
-        <w:rPr>
-          <w:rFonts w:hint="eastAsia"/>
-        </w:rPr>
-        <w:t>：</w:t>
-      </w:r>
-    </w:p>
-    <w:p>
-      <w:r>
-        <w:rPr>
-          <w:rFonts w:hint="eastAsia"/>
-        </w:rPr>
-        <w:tab/>
-        <w:t>insert_string_empty.js</w:t>
+        <w:t>insert_string_empty</w:t>
+      </w:r>
+      <w:r>
+        <w:rPr>
+          <w:rFonts w:hint="eastAsia"/>
+        </w:rPr>
+        <w:t>_001</w:t>
+      </w:r>
+      <w:r>
+        <w:rPr>
+          <w:rFonts w:hint="eastAsia"/>
+        </w:rPr>
+        <w:t>.js</w:t>
       </w:r>
       <w:r>
         <w:rPr>
@@ -2761,23 +2580,7 @@
           <w:b/>
           <w:color w:val="0000CC"/>
         </w:rPr>
-        <w:t xml:space="preserve">function </w:t>
-      </w:r>
-      <w:proofErr w:type="spellStart"/>
-      <w:r>
-        <w:rPr>
-          <w:b/>
-          <w:color w:val="0000CC"/>
-        </w:rPr>
-        <w:t>commIsStandalone</w:t>
-      </w:r>
-      <w:proofErr w:type="spellEnd"/>
-      <w:r>
-        <w:rPr>
-          <w:b/>
-          <w:color w:val="0000CC"/>
-        </w:rPr>
-        <w:t>( db )</w:t>
+        <w:t>function commIsStandalone( db )</w:t>
       </w:r>
       <w:r>
         <w:rPr>
@@ -2960,68 +2763,44 @@
           <w:color w:val="0000CC"/>
           <w:sz w:val="18"/>
           <w:szCs w:val="18"/>
-          <w:shd w:val="clear" w:color="auto" w:fill="BFBFBF" w:themeFill="background1" w:themeFillShade="BF"/>
-        </w:rPr>
-      </w:pPr>
-      <w:r>
-        <w:rPr>
-          <w:rFonts w:hint="eastAsia"/>
-          <w:color w:val="0000CC"/>
-          <w:sz w:val="18"/>
-          <w:szCs w:val="18"/>
-          <w:shd w:val="clear" w:color="auto" w:fill="BFBFBF" w:themeFill="background1" w:themeFillShade="BF"/>
-        </w:rPr>
-        <w:t xml:space="preserve">db = new </w:t>
-      </w:r>
-      <w:proofErr w:type="spellStart"/>
-      <w:r>
-        <w:rPr>
-          <w:rFonts w:hint="eastAsia"/>
-          <w:color w:val="0000CC"/>
-          <w:sz w:val="18"/>
-          <w:szCs w:val="18"/>
-          <w:shd w:val="clear" w:color="auto" w:fill="BFBFBF" w:themeFill="background1" w:themeFillShade="BF"/>
-        </w:rPr>
-        <w:t>Sdb</w:t>
-      </w:r>
-      <w:proofErr w:type="spellEnd"/>
-      <w:r>
-        <w:rPr>
-          <w:rFonts w:hint="eastAsia"/>
-          <w:color w:val="0000CC"/>
-          <w:sz w:val="18"/>
-          <w:szCs w:val="18"/>
-          <w:shd w:val="clear" w:color="auto" w:fill="BFBFBF" w:themeFill="background1" w:themeFillShade="BF"/>
-        </w:rPr>
-        <w:t>(</w:t>
-      </w:r>
-      <w:r>
-        <w:rPr>
-          <w:color w:val="0000CC"/>
-          <w:sz w:val="18"/>
-          <w:szCs w:val="18"/>
-          <w:shd w:val="clear" w:color="auto" w:fill="BFBFBF" w:themeFill="background1" w:themeFillShade="BF"/>
+          <w:shd w:val="clear" w:color="auto" w:fill="80C687" w:themeFill="background1" w:themeFillShade="BF"/>
+        </w:rPr>
+      </w:pPr>
+      <w:r>
+        <w:rPr>
+          <w:rFonts w:hint="eastAsia"/>
+          <w:color w:val="0000CC"/>
+          <w:sz w:val="18"/>
+          <w:szCs w:val="18"/>
+          <w:shd w:val="clear" w:color="auto" w:fill="80C687" w:themeFill="background1" w:themeFillShade="BF"/>
+        </w:rPr>
+        <w:t>db = new Sdb(</w:t>
+      </w:r>
+      <w:r>
+        <w:rPr>
+          <w:color w:val="0000CC"/>
+          <w:sz w:val="18"/>
+          <w:szCs w:val="18"/>
+          <w:shd w:val="clear" w:color="auto" w:fill="80C687" w:themeFill="background1" w:themeFillShade="BF"/>
         </w:rPr>
         <w:t>‘</w:t>
       </w:r>
-      <w:proofErr w:type="spellStart"/>
-      <w:r>
-        <w:rPr>
-          <w:rFonts w:hint="eastAsia"/>
-          <w:color w:val="0000CC"/>
-          <w:sz w:val="18"/>
-          <w:szCs w:val="18"/>
-          <w:shd w:val="clear" w:color="auto" w:fill="BFBFBF" w:themeFill="background1" w:themeFillShade="BF"/>
+      <w:r>
+        <w:rPr>
+          <w:rFonts w:hint="eastAsia"/>
+          <w:color w:val="0000CC"/>
+          <w:sz w:val="18"/>
+          <w:szCs w:val="18"/>
+          <w:shd w:val="clear" w:color="auto" w:fill="80C687" w:themeFill="background1" w:themeFillShade="BF"/>
         </w:rPr>
         <w:t>localhost</w:t>
       </w:r>
-      <w:proofErr w:type="spellEnd"/>
-      <w:r>
-        <w:rPr>
-          <w:color w:val="0000CC"/>
-          <w:sz w:val="18"/>
-          <w:szCs w:val="18"/>
-          <w:shd w:val="clear" w:color="auto" w:fill="BFBFBF" w:themeFill="background1" w:themeFillShade="BF"/>
+      <w:r>
+        <w:rPr>
+          <w:color w:val="0000CC"/>
+          <w:sz w:val="18"/>
+          <w:szCs w:val="18"/>
+          <w:shd w:val="clear" w:color="auto" w:fill="80C687" w:themeFill="background1" w:themeFillShade="BF"/>
         </w:rPr>
         <w:t>’</w:t>
       </w:r>
@@ -3031,7 +2810,7 @@
           <w:color w:val="0000CC"/>
           <w:sz w:val="18"/>
           <w:szCs w:val="18"/>
-          <w:shd w:val="clear" w:color="auto" w:fill="BFBFBF" w:themeFill="background1" w:themeFillShade="BF"/>
+          <w:shd w:val="clear" w:color="auto" w:fill="80C687" w:themeFill="background1" w:themeFillShade="BF"/>
         </w:rPr>
         <w:t>, COORDSVCNAME ) ;</w:t>
       </w:r>
@@ -3042,80 +2821,44 @@
           <w:color w:val="0000CC"/>
           <w:sz w:val="18"/>
           <w:szCs w:val="18"/>
-          <w:shd w:val="clear" w:color="auto" w:fill="BFBFBF" w:themeFill="background1" w:themeFillShade="BF"/>
-        </w:rPr>
-      </w:pPr>
-      <w:proofErr w:type="spellStart"/>
-      <w:r>
-        <w:rPr>
-          <w:rFonts w:hint="eastAsia"/>
-          <w:color w:val="0000CC"/>
-          <w:sz w:val="18"/>
-          <w:szCs w:val="18"/>
-          <w:shd w:val="clear" w:color="auto" w:fill="BFBFBF" w:themeFill="background1" w:themeFillShade="BF"/>
-        </w:rPr>
-        <w:t>dbcat</w:t>
-      </w:r>
-      <w:proofErr w:type="spellEnd"/>
-      <w:r>
-        <w:rPr>
-          <w:rFonts w:hint="eastAsia"/>
-          <w:color w:val="0000CC"/>
-          <w:sz w:val="18"/>
-          <w:szCs w:val="18"/>
-          <w:shd w:val="clear" w:color="auto" w:fill="BFBFBF" w:themeFill="background1" w:themeFillShade="BF"/>
-        </w:rPr>
-        <w:t xml:space="preserve"> = new </w:t>
-      </w:r>
-      <w:proofErr w:type="spellStart"/>
-      <w:r>
-        <w:rPr>
-          <w:rFonts w:hint="eastAsia"/>
-          <w:color w:val="0000CC"/>
-          <w:sz w:val="18"/>
-          <w:szCs w:val="18"/>
-          <w:shd w:val="clear" w:color="auto" w:fill="BFBFBF" w:themeFill="background1" w:themeFillShade="BF"/>
-        </w:rPr>
-        <w:t>Sdb</w:t>
-      </w:r>
-      <w:proofErr w:type="spellEnd"/>
-      <w:r>
-        <w:rPr>
-          <w:rFonts w:hint="eastAsia"/>
-          <w:color w:val="0000CC"/>
-          <w:sz w:val="18"/>
-          <w:szCs w:val="18"/>
-          <w:shd w:val="clear" w:color="auto" w:fill="BFBFBF" w:themeFill="background1" w:themeFillShade="BF"/>
-        </w:rPr>
-        <w:t>(</w:t>
-      </w:r>
-      <w:r>
-        <w:rPr>
-          <w:color w:val="0000CC"/>
-          <w:sz w:val="18"/>
-          <w:szCs w:val="18"/>
-          <w:shd w:val="clear" w:color="auto" w:fill="BFBFBF" w:themeFill="background1" w:themeFillShade="BF"/>
+          <w:shd w:val="clear" w:color="auto" w:fill="80C687" w:themeFill="background1" w:themeFillShade="BF"/>
+        </w:rPr>
+      </w:pPr>
+      <w:r>
+        <w:rPr>
+          <w:rFonts w:hint="eastAsia"/>
+          <w:color w:val="0000CC"/>
+          <w:sz w:val="18"/>
+          <w:szCs w:val="18"/>
+          <w:shd w:val="clear" w:color="auto" w:fill="80C687" w:themeFill="background1" w:themeFillShade="BF"/>
+        </w:rPr>
+        <w:t>dbcat = new Sdb(</w:t>
+      </w:r>
+      <w:r>
+        <w:rPr>
+          <w:color w:val="0000CC"/>
+          <w:sz w:val="18"/>
+          <w:szCs w:val="18"/>
+          <w:shd w:val="clear" w:color="auto" w:fill="80C687" w:themeFill="background1" w:themeFillShade="BF"/>
         </w:rPr>
         <w:t>‘</w:t>
       </w:r>
-      <w:proofErr w:type="spellStart"/>
-      <w:r>
-        <w:rPr>
-          <w:rFonts w:hint="eastAsia"/>
-          <w:color w:val="0000CC"/>
-          <w:sz w:val="18"/>
-          <w:szCs w:val="18"/>
-          <w:shd w:val="clear" w:color="auto" w:fill="BFBFBF" w:themeFill="background1" w:themeFillShade="BF"/>
+      <w:r>
+        <w:rPr>
+          <w:rFonts w:hint="eastAsia"/>
+          <w:color w:val="0000CC"/>
+          <w:sz w:val="18"/>
+          <w:szCs w:val="18"/>
+          <w:shd w:val="clear" w:color="auto" w:fill="80C687" w:themeFill="background1" w:themeFillShade="BF"/>
         </w:rPr>
         <w:t>localhost</w:t>
       </w:r>
-      <w:proofErr w:type="spellEnd"/>
-      <w:r>
-        <w:rPr>
-          <w:color w:val="0000CC"/>
-          <w:sz w:val="18"/>
-          <w:szCs w:val="18"/>
-          <w:shd w:val="clear" w:color="auto" w:fill="BFBFBF" w:themeFill="background1" w:themeFillShade="BF"/>
+      <w:r>
+        <w:rPr>
+          <w:color w:val="0000CC"/>
+          <w:sz w:val="18"/>
+          <w:szCs w:val="18"/>
+          <w:shd w:val="clear" w:color="auto" w:fill="80C687" w:themeFill="background1" w:themeFillShade="BF"/>
         </w:rPr>
         <w:t>’</w:t>
       </w:r>
@@ -3125,7 +2868,7 @@
           <w:color w:val="0000CC"/>
           <w:sz w:val="18"/>
           <w:szCs w:val="18"/>
-          <w:shd w:val="clear" w:color="auto" w:fill="BFBFBF" w:themeFill="background1" w:themeFillShade="BF"/>
+          <w:shd w:val="clear" w:color="auto" w:fill="80C687" w:themeFill="background1" w:themeFillShade="BF"/>
         </w:rPr>
         <w:t>, CATASVCNAME ) ;</w:t>
       </w:r>
@@ -3148,61 +2891,11 @@
         </w:rPr>
         <w:t>公共库路径：</w:t>
       </w:r>
-      <w:proofErr w:type="spellStart"/>
-      <w:r>
-        <w:rPr>
-          <w:rFonts w:hint="eastAsia"/>
-        </w:rPr>
-        <w:t>testcase</w:t>
-      </w:r>
-      <w:proofErr w:type="spellEnd"/>
-      <w:r>
-        <w:rPr>
-          <w:rFonts w:hint="eastAsia"/>
-        </w:rPr>
-        <w:t>/</w:t>
-      </w:r>
-      <w:proofErr w:type="spellStart"/>
-      <w:r>
-        <w:rPr>
-          <w:rFonts w:hint="eastAsia"/>
-        </w:rPr>
-        <w:t>hlt</w:t>
-      </w:r>
-      <w:proofErr w:type="spellEnd"/>
-      <w:r>
-        <w:rPr>
-          <w:rFonts w:hint="eastAsia"/>
-        </w:rPr>
-        <w:t>/</w:t>
-      </w:r>
-      <w:proofErr w:type="spellStart"/>
-      <w:r>
-        <w:rPr>
-          <w:rFonts w:hint="eastAsia"/>
-        </w:rPr>
-        <w:t>js_testcase</w:t>
-      </w:r>
-      <w:proofErr w:type="spellEnd"/>
-      <w:r>
-        <w:rPr>
-          <w:rFonts w:hint="eastAsia"/>
-        </w:rPr>
-        <w:t>/</w:t>
-      </w:r>
-      <w:proofErr w:type="spellStart"/>
-      <w:r>
-        <w:rPr>
-          <w:rFonts w:hint="eastAsia"/>
-        </w:rPr>
-        <w:t>js</w:t>
-      </w:r>
-      <w:proofErr w:type="spellEnd"/>
-      <w:r>
-        <w:rPr>
-          <w:rFonts w:hint="eastAsia"/>
-        </w:rPr>
-        <w:t>/lib/func.js</w:t>
+      <w:r>
+        <w:rPr>
+          <w:rFonts w:hint="eastAsia"/>
+        </w:rPr>
+        <w:t>testcase/hlt/js_testcase/js/lib/func.js</w:t>
       </w:r>
     </w:p>
     <w:p>
@@ -3241,27 +2934,37 @@
         <w:rPr>
           <w:rFonts w:hint="eastAsia"/>
         </w:rPr>
-        <w:t>对于一个组内多幅本的业务操作（如</w:t>
-      </w:r>
-      <w:r>
-        <w:rPr>
-          <w:rFonts w:hint="eastAsia"/>
-        </w:rPr>
-        <w:t xml:space="preserve"> find, </w:t>
-      </w:r>
-      <w:proofErr w:type="spellStart"/>
-      <w:r>
-        <w:rPr>
-          <w:rFonts w:hint="eastAsia"/>
-        </w:rPr>
-        <w:t>listIndex</w:t>
-      </w:r>
-      <w:proofErr w:type="spellEnd"/>
-      <w:r>
-        <w:rPr>
-          <w:rFonts w:hint="eastAsia"/>
-        </w:rPr>
-        <w:t>等）会存在主、备短暂不一致的问题，因此会对用例执行产生随机性的失败，需要通过如下方法进行避免：</w:t>
+        <w:t>对于一个组内多副本</w:t>
+      </w:r>
+      <w:r>
+        <w:rPr>
+          <w:rFonts w:hint="eastAsia"/>
+        </w:rPr>
+        <w:t>的业务操作（如</w:t>
+      </w:r>
+      <w:r>
+        <w:rPr>
+          <w:rFonts w:hint="eastAsia"/>
+        </w:rPr>
+        <w:t xml:space="preserve"> find, listIndex</w:t>
+      </w:r>
+      <w:r>
+        <w:rPr>
+          <w:rFonts w:hint="eastAsia"/>
+        </w:rPr>
+        <w:t>等）会存在主、备短暂不一致的问题，因此会对</w:t>
+      </w:r>
+      <w:r>
+        <w:rPr>
+          <w:rFonts w:hint="eastAsia"/>
+        </w:rPr>
+        <w:t>从备节点操作的</w:t>
+      </w:r>
+      <w:r>
+        <w:rPr>
+          <w:rFonts w:hint="eastAsia"/>
+        </w:rPr>
+        <w:t>用例执行产生随机性的失败，需要通过如下方法进行避免：</w:t>
       </w:r>
     </w:p>
     <w:p>
@@ -3291,19 +2994,11 @@
         </w:rPr>
         <w:t>的</w:t>
       </w:r>
-      <w:proofErr w:type="spellStart"/>
-      <w:r>
-        <w:rPr>
-          <w:rFonts w:hint="eastAsia"/>
-        </w:rPr>
-        <w:t>ReplSize</w:t>
-      </w:r>
-      <w:proofErr w:type="spellEnd"/>
-      <w:r>
-        <w:rPr>
-          <w:rFonts w:hint="eastAsia"/>
-        </w:rPr>
-        <w:t>=0</w:t>
+      <w:r>
+        <w:rPr>
+          <w:rFonts w:hint="eastAsia"/>
+        </w:rPr>
+        <w:t>ReplSize=0</w:t>
       </w:r>
       <w:r>
         <w:rPr>
@@ -3343,16 +3038,8 @@
         <w:rPr>
           <w:rFonts w:hint="eastAsia"/>
         </w:rPr>
-        <w:t xml:space="preserve">current </w:t>
-      </w:r>
-      <w:proofErr w:type="spellStart"/>
-      <w:r>
-        <w:rPr>
-          <w:rFonts w:hint="eastAsia"/>
-        </w:rPr>
-        <w:t>lsn</w:t>
-      </w:r>
-      <w:proofErr w:type="spellEnd"/>
+        <w:t>current lsn</w:t>
+      </w:r>
       <w:r>
         <w:rPr>
           <w:rFonts w:hint="eastAsia"/>
@@ -3422,21 +3109,25 @@
         <w:rPr>
           <w:rFonts w:hint="eastAsia"/>
         </w:rPr>
-        <w:t>、关闭连接</w:t>
-      </w:r>
-      <w:proofErr w:type="spellStart"/>
-      <w:r>
-        <w:rPr>
-          <w:rFonts w:hint="eastAsia"/>
-        </w:rPr>
-        <w:t>db.close</w:t>
-      </w:r>
-      <w:proofErr w:type="spellEnd"/>
-      <w:r>
-        <w:rPr>
-          <w:rFonts w:hint="eastAsia"/>
-        </w:rPr>
-        <w:t>()</w:t>
+        <w:t>、关闭</w:t>
+      </w:r>
+      <w:r>
+        <w:rPr>
+          <w:rFonts w:hint="eastAsia"/>
+        </w:rPr>
+        <w:t>自己建的</w:t>
+      </w:r>
+      <w:r>
+        <w:rPr>
+          <w:rFonts w:hint="eastAsia"/>
+        </w:rPr>
+        <w:t>连接</w:t>
+      </w:r>
+      <w:r>
+        <w:rPr>
+          <w:rFonts w:hint="eastAsia"/>
+        </w:rPr>
+        <w:t>db.close()</w:t>
       </w:r>
       <w:r>
         <w:rPr>
@@ -3487,6 +3178,12 @@
           <w:rFonts w:hint="eastAsia"/>
         </w:rPr>
         <w:t>注意：为了提升测试用例的执行速度，在清理环境时不要删除</w:t>
+      </w:r>
+      <w:r>
+        <w:rPr>
+          <w:rFonts w:hint="eastAsia"/>
+        </w:rPr>
+        <w:t>公共</w:t>
       </w:r>
       <w:r>
         <w:rPr>
@@ -3513,7 +3210,7 @@
           <w:color w:val="0000CC"/>
           <w:sz w:val="18"/>
           <w:szCs w:val="18"/>
-          <w:shd w:val="clear" w:color="auto" w:fill="BFBFBF" w:themeFill="background1" w:themeFillShade="BF"/>
+          <w:shd w:val="clear" w:color="auto" w:fill="80C687" w:themeFill="background1" w:themeFillShade="BF"/>
         </w:rPr>
       </w:pPr>
       <w:r>
@@ -3570,19 +3267,11 @@
         </w:rPr>
         <w:t>可不关闭（</w:t>
       </w:r>
-      <w:proofErr w:type="spellStart"/>
-      <w:r>
-        <w:rPr>
-          <w:rFonts w:hint="eastAsia"/>
-        </w:rPr>
-        <w:t>db.close</w:t>
-      </w:r>
-      <w:proofErr w:type="spellEnd"/>
-      <w:r>
-        <w:rPr>
-          <w:rFonts w:hint="eastAsia"/>
-        </w:rPr>
-        <w:t>()</w:t>
+      <w:r>
+        <w:rPr>
+          <w:rFonts w:hint="eastAsia"/>
+        </w:rPr>
+        <w:t>db.close()</w:t>
       </w:r>
       <w:r>
         <w:rPr>
@@ -3623,16 +3312,16 @@
           <w:color w:val="0000CC"/>
           <w:sz w:val="18"/>
           <w:szCs w:val="18"/>
-          <w:shd w:val="clear" w:color="auto" w:fill="BFBFBF" w:themeFill="background1" w:themeFillShade="BF"/>
-        </w:rPr>
-      </w:pPr>
-      <w:r>
-        <w:rPr>
-          <w:rFonts w:hint="eastAsia"/>
-          <w:color w:val="0000CC"/>
-          <w:sz w:val="18"/>
-          <w:szCs w:val="18"/>
-          <w:shd w:val="clear" w:color="auto" w:fill="BFBFBF" w:themeFill="background1" w:themeFillShade="BF"/>
+          <w:shd w:val="clear" w:color="auto" w:fill="80C687" w:themeFill="background1" w:themeFillShade="BF"/>
+        </w:rPr>
+      </w:pPr>
+      <w:r>
+        <w:rPr>
+          <w:rFonts w:hint="eastAsia"/>
+          <w:color w:val="0000CC"/>
+          <w:sz w:val="18"/>
+          <w:szCs w:val="18"/>
+          <w:shd w:val="clear" w:color="auto" w:fill="80C687" w:themeFill="background1" w:themeFillShade="BF"/>
         </w:rPr>
         <w:t>function test( db )</w:t>
       </w:r>
@@ -3643,16 +3332,16 @@
           <w:color w:val="0000CC"/>
           <w:sz w:val="18"/>
           <w:szCs w:val="18"/>
-          <w:shd w:val="clear" w:color="auto" w:fill="BFBFBF" w:themeFill="background1" w:themeFillShade="BF"/>
-        </w:rPr>
-      </w:pPr>
-      <w:r>
-        <w:rPr>
-          <w:rFonts w:hint="eastAsia"/>
-          <w:color w:val="0000CC"/>
-          <w:sz w:val="18"/>
-          <w:szCs w:val="18"/>
-          <w:shd w:val="clear" w:color="auto" w:fill="BFBFBF" w:themeFill="background1" w:themeFillShade="BF"/>
+          <w:shd w:val="clear" w:color="auto" w:fill="80C687" w:themeFill="background1" w:themeFillShade="BF"/>
+        </w:rPr>
+      </w:pPr>
+      <w:r>
+        <w:rPr>
+          <w:rFonts w:hint="eastAsia"/>
+          <w:color w:val="0000CC"/>
+          <w:sz w:val="18"/>
+          <w:szCs w:val="18"/>
+          <w:shd w:val="clear" w:color="auto" w:fill="80C687" w:themeFill="background1" w:themeFillShade="BF"/>
         </w:rPr>
         <w:t>{</w:t>
       </w:r>
@@ -3663,58 +3352,36 @@
           <w:color w:val="0000CC"/>
           <w:sz w:val="18"/>
           <w:szCs w:val="18"/>
-          <w:shd w:val="clear" w:color="auto" w:fill="BFBFBF" w:themeFill="background1" w:themeFillShade="BF"/>
-        </w:rPr>
-      </w:pPr>
-      <w:r>
-        <w:rPr>
-          <w:rFonts w:hint="eastAsia"/>
-          <w:color w:val="0000CC"/>
-          <w:sz w:val="18"/>
-          <w:szCs w:val="18"/>
-          <w:shd w:val="clear" w:color="auto" w:fill="BFBFBF" w:themeFill="background1" w:themeFillShade="BF"/>
-        </w:rPr>
-        <w:t xml:space="preserve">   </w:t>
-      </w:r>
-      <w:proofErr w:type="spellStart"/>
-      <w:r>
-        <w:rPr>
-          <w:rFonts w:hint="eastAsia"/>
-          <w:color w:val="0000CC"/>
-          <w:sz w:val="18"/>
-          <w:szCs w:val="18"/>
-          <w:shd w:val="clear" w:color="auto" w:fill="BFBFBF" w:themeFill="background1" w:themeFillShade="BF"/>
-        </w:rPr>
-        <w:t>db.listReplicas</w:t>
-      </w:r>
-      <w:proofErr w:type="spellEnd"/>
-      <w:r>
-        <w:rPr>
-          <w:rFonts w:hint="eastAsia"/>
-          <w:color w:val="0000CC"/>
-          <w:sz w:val="18"/>
-          <w:szCs w:val="18"/>
-          <w:shd w:val="clear" w:color="auto" w:fill="BFBFBF" w:themeFill="background1" w:themeFillShade="BF"/>
-        </w:rPr>
-        <w:t>() ;</w:t>
-      </w:r>
-    </w:p>
-    <w:p>
-      <w:pPr>
-        <w:rPr>
-          <w:color w:val="0000CC"/>
-          <w:sz w:val="18"/>
-          <w:szCs w:val="18"/>
-          <w:shd w:val="clear" w:color="auto" w:fill="BFBFBF" w:themeFill="background1" w:themeFillShade="BF"/>
-        </w:rPr>
-      </w:pPr>
-      <w:r>
-        <w:rPr>
-          <w:rFonts w:hint="eastAsia"/>
-          <w:color w:val="0000CC"/>
-          <w:sz w:val="18"/>
-          <w:szCs w:val="18"/>
-          <w:shd w:val="clear" w:color="auto" w:fill="BFBFBF" w:themeFill="background1" w:themeFillShade="BF"/>
+          <w:shd w:val="clear" w:color="auto" w:fill="80C687" w:themeFill="background1" w:themeFillShade="BF"/>
+        </w:rPr>
+      </w:pPr>
+      <w:r>
+        <w:rPr>
+          <w:rFonts w:hint="eastAsia"/>
+          <w:color w:val="0000CC"/>
+          <w:sz w:val="18"/>
+          <w:szCs w:val="18"/>
+          <w:shd w:val="clear" w:color="auto" w:fill="80C687" w:themeFill="background1" w:themeFillShade="BF"/>
+        </w:rPr>
+        <w:t xml:space="preserve">   db.listReplicas() ;</w:t>
+      </w:r>
+    </w:p>
+    <w:p>
+      <w:pPr>
+        <w:rPr>
+          <w:color w:val="0000CC"/>
+          <w:sz w:val="18"/>
+          <w:szCs w:val="18"/>
+          <w:shd w:val="clear" w:color="auto" w:fill="80C687" w:themeFill="background1" w:themeFillShade="BF"/>
+        </w:rPr>
+      </w:pPr>
+      <w:r>
+        <w:rPr>
+          <w:rFonts w:hint="eastAsia"/>
+          <w:color w:val="0000CC"/>
+          <w:sz w:val="18"/>
+          <w:szCs w:val="18"/>
+          <w:shd w:val="clear" w:color="auto" w:fill="80C687" w:themeFill="background1" w:themeFillShade="BF"/>
         </w:rPr>
         <w:t>}</w:t>
       </w:r>
@@ -3725,7 +3392,7 @@
           <w:color w:val="0000CC"/>
           <w:sz w:val="18"/>
           <w:szCs w:val="18"/>
-          <w:shd w:val="clear" w:color="auto" w:fill="BFBFBF" w:themeFill="background1" w:themeFillShade="BF"/>
+          <w:shd w:val="clear" w:color="auto" w:fill="80C687" w:themeFill="background1" w:themeFillShade="BF"/>
         </w:rPr>
       </w:pPr>
       <w:r>
@@ -4011,16 +3678,8 @@
         <w:rPr>
           <w:rFonts w:hint="eastAsia"/>
         </w:rPr>
-        <w:t xml:space="preserve">author:     </w:t>
-      </w:r>
-      <w:proofErr w:type="spellStart"/>
-      <w:r>
-        <w:rPr>
-          <w:rFonts w:hint="eastAsia"/>
-        </w:rPr>
-        <w:t>TingYU</w:t>
-      </w:r>
-      <w:proofErr w:type="spellEnd"/>
+        <w:t>author:     TingYU</w:t>
+      </w:r>
     </w:p>
     <w:p>
       <w:r>
@@ -4199,16 +3858,16 @@
           <w:color w:val="0000CC"/>
           <w:sz w:val="18"/>
           <w:szCs w:val="18"/>
-          <w:shd w:val="clear" w:color="auto" w:fill="BFBFBF" w:themeFill="background1" w:themeFillShade="BF"/>
-        </w:rPr>
-      </w:pPr>
-      <w:r>
-        <w:rPr>
-          <w:rFonts w:hint="eastAsia"/>
-          <w:color w:val="0000CC"/>
-          <w:sz w:val="18"/>
-          <w:szCs w:val="18"/>
-          <w:shd w:val="clear" w:color="auto" w:fill="BFBFBF" w:themeFill="background1" w:themeFillShade="BF"/>
+          <w:shd w:val="clear" w:color="auto" w:fill="80C687" w:themeFill="background1" w:themeFillShade="BF"/>
+        </w:rPr>
+      </w:pPr>
+      <w:r>
+        <w:rPr>
+          <w:rFonts w:hint="eastAsia"/>
+          <w:color w:val="0000CC"/>
+          <w:sz w:val="18"/>
+          <w:szCs w:val="18"/>
+          <w:shd w:val="clear" w:color="auto" w:fill="80C687" w:themeFill="background1" w:themeFillShade="BF"/>
         </w:rPr>
         <w:t>function func1( para1, para2, para3 )</w:t>
       </w:r>
@@ -4219,16 +3878,16 @@
           <w:color w:val="0000CC"/>
           <w:sz w:val="18"/>
           <w:szCs w:val="18"/>
-          <w:shd w:val="clear" w:color="auto" w:fill="BFBFBF" w:themeFill="background1" w:themeFillShade="BF"/>
-        </w:rPr>
-      </w:pPr>
-      <w:r>
-        <w:rPr>
-          <w:rFonts w:hint="eastAsia"/>
-          <w:color w:val="0000CC"/>
-          <w:sz w:val="18"/>
-          <w:szCs w:val="18"/>
-          <w:shd w:val="clear" w:color="auto" w:fill="BFBFBF" w:themeFill="background1" w:themeFillShade="BF"/>
+          <w:shd w:val="clear" w:color="auto" w:fill="80C687" w:themeFill="background1" w:themeFillShade="BF"/>
+        </w:rPr>
+      </w:pPr>
+      <w:r>
+        <w:rPr>
+          <w:rFonts w:hint="eastAsia"/>
+          <w:color w:val="0000CC"/>
+          <w:sz w:val="18"/>
+          <w:szCs w:val="18"/>
+          <w:shd w:val="clear" w:color="auto" w:fill="80C687" w:themeFill="background1" w:themeFillShade="BF"/>
         </w:rPr>
         <w:lastRenderedPageBreak/>
         <w:t>{</w:t>
@@ -4240,16 +3899,16 @@
           <w:color w:val="0000CC"/>
           <w:sz w:val="18"/>
           <w:szCs w:val="18"/>
-          <w:shd w:val="clear" w:color="auto" w:fill="BFBFBF" w:themeFill="background1" w:themeFillShade="BF"/>
-        </w:rPr>
-      </w:pPr>
-      <w:r>
-        <w:rPr>
-          <w:rFonts w:hint="eastAsia"/>
-          <w:color w:val="0000CC"/>
-          <w:sz w:val="18"/>
-          <w:szCs w:val="18"/>
-          <w:shd w:val="clear" w:color="auto" w:fill="BFBFBF" w:themeFill="background1" w:themeFillShade="BF"/>
+          <w:shd w:val="clear" w:color="auto" w:fill="80C687" w:themeFill="background1" w:themeFillShade="BF"/>
+        </w:rPr>
+      </w:pPr>
+      <w:r>
+        <w:rPr>
+          <w:rFonts w:hint="eastAsia"/>
+          <w:color w:val="0000CC"/>
+          <w:sz w:val="18"/>
+          <w:szCs w:val="18"/>
+          <w:shd w:val="clear" w:color="auto" w:fill="80C687" w:themeFill="background1" w:themeFillShade="BF"/>
         </w:rPr>
         <w:t xml:space="preserve">   </w:t>
       </w:r>
@@ -4258,7 +3917,7 @@
           <w:color w:val="0000CC"/>
           <w:sz w:val="18"/>
           <w:szCs w:val="18"/>
-          <w:shd w:val="clear" w:color="auto" w:fill="BFBFBF" w:themeFill="background1" w:themeFillShade="BF"/>
+          <w:shd w:val="clear" w:color="auto" w:fill="80C687" w:themeFill="background1" w:themeFillShade="BF"/>
         </w:rPr>
         <w:t>//</w:t>
       </w:r>
@@ -4268,7 +3927,7 @@
           <w:color w:val="0000CC"/>
           <w:sz w:val="18"/>
           <w:szCs w:val="18"/>
-          <w:shd w:val="clear" w:color="auto" w:fill="BFBFBF" w:themeFill="background1" w:themeFillShade="BF"/>
+          <w:shd w:val="clear" w:color="auto" w:fill="80C687" w:themeFill="background1" w:themeFillShade="BF"/>
         </w:rPr>
         <w:t>函数主体</w:t>
       </w:r>
@@ -4279,16 +3938,16 @@
           <w:color w:val="0000CC"/>
           <w:sz w:val="18"/>
           <w:szCs w:val="18"/>
-          <w:shd w:val="clear" w:color="auto" w:fill="BFBFBF" w:themeFill="background1" w:themeFillShade="BF"/>
-        </w:rPr>
-      </w:pPr>
-      <w:r>
-        <w:rPr>
-          <w:rFonts w:hint="eastAsia"/>
-          <w:color w:val="0000CC"/>
-          <w:sz w:val="18"/>
-          <w:szCs w:val="18"/>
-          <w:shd w:val="clear" w:color="auto" w:fill="BFBFBF" w:themeFill="background1" w:themeFillShade="BF"/>
+          <w:shd w:val="clear" w:color="auto" w:fill="80C687" w:themeFill="background1" w:themeFillShade="BF"/>
+        </w:rPr>
+      </w:pPr>
+      <w:r>
+        <w:rPr>
+          <w:rFonts w:hint="eastAsia"/>
+          <w:color w:val="0000CC"/>
+          <w:sz w:val="18"/>
+          <w:szCs w:val="18"/>
+          <w:shd w:val="clear" w:color="auto" w:fill="80C687" w:themeFill="background1" w:themeFillShade="BF"/>
         </w:rPr>
         <w:t>}</w:t>
       </w:r>
@@ -4313,58 +3972,36 @@
           <w:color w:val="0000CC"/>
           <w:sz w:val="18"/>
           <w:szCs w:val="18"/>
-          <w:shd w:val="clear" w:color="auto" w:fill="BFBFBF" w:themeFill="background1" w:themeFillShade="BF"/>
-        </w:rPr>
-      </w:pPr>
-      <w:r>
-        <w:rPr>
-          <w:rFonts w:hint="eastAsia"/>
-          <w:color w:val="0000CC"/>
-          <w:sz w:val="18"/>
-          <w:szCs w:val="18"/>
-          <w:shd w:val="clear" w:color="auto" w:fill="BFBFBF" w:themeFill="background1" w:themeFillShade="BF"/>
-        </w:rPr>
-        <w:t xml:space="preserve">while( </w:t>
-      </w:r>
-      <w:proofErr w:type="spellStart"/>
-      <w:r>
-        <w:rPr>
-          <w:rFonts w:hint="eastAsia"/>
-          <w:color w:val="0000CC"/>
-          <w:sz w:val="18"/>
-          <w:szCs w:val="18"/>
-          <w:shd w:val="clear" w:color="auto" w:fill="BFBFBF" w:themeFill="background1" w:themeFillShade="BF"/>
-        </w:rPr>
-        <w:t>i</w:t>
-      </w:r>
-      <w:proofErr w:type="spellEnd"/>
-      <w:r>
-        <w:rPr>
-          <w:rFonts w:hint="eastAsia"/>
-          <w:color w:val="0000CC"/>
-          <w:sz w:val="18"/>
-          <w:szCs w:val="18"/>
-          <w:shd w:val="clear" w:color="auto" w:fill="BFBFBF" w:themeFill="background1" w:themeFillShade="BF"/>
-        </w:rPr>
-        <w:t xml:space="preserve"> )</w:t>
-      </w:r>
-    </w:p>
-    <w:p>
-      <w:pPr>
-        <w:rPr>
-          <w:color w:val="0000CC"/>
-          <w:sz w:val="18"/>
-          <w:szCs w:val="18"/>
-          <w:shd w:val="clear" w:color="auto" w:fill="BFBFBF" w:themeFill="background1" w:themeFillShade="BF"/>
-        </w:rPr>
-      </w:pPr>
-      <w:r>
-        <w:rPr>
-          <w:rFonts w:hint="eastAsia"/>
-          <w:color w:val="0000CC"/>
-          <w:sz w:val="18"/>
-          <w:szCs w:val="18"/>
-          <w:shd w:val="clear" w:color="auto" w:fill="BFBFBF" w:themeFill="background1" w:themeFillShade="BF"/>
+          <w:shd w:val="clear" w:color="auto" w:fill="80C687" w:themeFill="background1" w:themeFillShade="BF"/>
+        </w:rPr>
+      </w:pPr>
+      <w:r>
+        <w:rPr>
+          <w:rFonts w:hint="eastAsia"/>
+          <w:color w:val="0000CC"/>
+          <w:sz w:val="18"/>
+          <w:szCs w:val="18"/>
+          <w:shd w:val="clear" w:color="auto" w:fill="80C687" w:themeFill="background1" w:themeFillShade="BF"/>
+        </w:rPr>
+        <w:t>while( i )</w:t>
+      </w:r>
+    </w:p>
+    <w:p>
+      <w:pPr>
+        <w:rPr>
+          <w:color w:val="0000CC"/>
+          <w:sz w:val="18"/>
+          <w:szCs w:val="18"/>
+          <w:shd w:val="clear" w:color="auto" w:fill="80C687" w:themeFill="background1" w:themeFillShade="BF"/>
+        </w:rPr>
+      </w:pPr>
+      <w:r>
+        <w:rPr>
+          <w:rFonts w:hint="eastAsia"/>
+          <w:color w:val="0000CC"/>
+          <w:sz w:val="18"/>
+          <w:szCs w:val="18"/>
+          <w:shd w:val="clear" w:color="auto" w:fill="80C687" w:themeFill="background1" w:themeFillShade="BF"/>
         </w:rPr>
         <w:t>{</w:t>
       </w:r>
@@ -4375,16 +4012,16 @@
           <w:color w:val="0000CC"/>
           <w:sz w:val="18"/>
           <w:szCs w:val="18"/>
-          <w:shd w:val="clear" w:color="auto" w:fill="BFBFBF" w:themeFill="background1" w:themeFillShade="BF"/>
-        </w:rPr>
-      </w:pPr>
-      <w:r>
-        <w:rPr>
-          <w:rFonts w:hint="eastAsia"/>
-          <w:color w:val="0000CC"/>
-          <w:sz w:val="18"/>
-          <w:szCs w:val="18"/>
-          <w:shd w:val="clear" w:color="auto" w:fill="BFBFBF" w:themeFill="background1" w:themeFillShade="BF"/>
+          <w:shd w:val="clear" w:color="auto" w:fill="80C687" w:themeFill="background1" w:themeFillShade="BF"/>
+        </w:rPr>
+      </w:pPr>
+      <w:r>
+        <w:rPr>
+          <w:rFonts w:hint="eastAsia"/>
+          <w:color w:val="0000CC"/>
+          <w:sz w:val="18"/>
+          <w:szCs w:val="18"/>
+          <w:shd w:val="clear" w:color="auto" w:fill="80C687" w:themeFill="background1" w:themeFillShade="BF"/>
         </w:rPr>
         <w:t xml:space="preserve">   </w:t>
       </w:r>
@@ -4393,7 +4030,7 @@
           <w:color w:val="0000CC"/>
           <w:sz w:val="18"/>
           <w:szCs w:val="18"/>
-          <w:shd w:val="clear" w:color="auto" w:fill="BFBFBF" w:themeFill="background1" w:themeFillShade="BF"/>
+          <w:shd w:val="clear" w:color="auto" w:fill="80C687" w:themeFill="background1" w:themeFillShade="BF"/>
         </w:rPr>
         <w:t>//</w:t>
       </w:r>
@@ -4403,7 +4040,7 @@
           <w:color w:val="0000CC"/>
           <w:sz w:val="18"/>
           <w:szCs w:val="18"/>
-          <w:shd w:val="clear" w:color="auto" w:fill="BFBFBF" w:themeFill="background1" w:themeFillShade="BF"/>
+          <w:shd w:val="clear" w:color="auto" w:fill="80C687" w:themeFill="background1" w:themeFillShade="BF"/>
         </w:rPr>
         <w:t>循环主体</w:t>
       </w:r>
@@ -4414,16 +4051,16 @@
           <w:color w:val="0000CC"/>
           <w:sz w:val="18"/>
           <w:szCs w:val="18"/>
-          <w:shd w:val="clear" w:color="auto" w:fill="BFBFBF" w:themeFill="background1" w:themeFillShade="BF"/>
-        </w:rPr>
-      </w:pPr>
-      <w:r>
-        <w:rPr>
-          <w:rFonts w:hint="eastAsia"/>
-          <w:color w:val="0000CC"/>
-          <w:sz w:val="18"/>
-          <w:szCs w:val="18"/>
-          <w:shd w:val="clear" w:color="auto" w:fill="BFBFBF" w:themeFill="background1" w:themeFillShade="BF"/>
+          <w:shd w:val="clear" w:color="auto" w:fill="80C687" w:themeFill="background1" w:themeFillShade="BF"/>
+        </w:rPr>
+      </w:pPr>
+      <w:r>
+        <w:rPr>
+          <w:rFonts w:hint="eastAsia"/>
+          <w:color w:val="0000CC"/>
+          <w:sz w:val="18"/>
+          <w:szCs w:val="18"/>
+          <w:shd w:val="clear" w:color="auto" w:fill="80C687" w:themeFill="background1" w:themeFillShade="BF"/>
         </w:rPr>
         <w:t>}</w:t>
       </w:r>
@@ -4434,7 +4071,7 @@
           <w:color w:val="0000CC"/>
           <w:sz w:val="18"/>
           <w:szCs w:val="18"/>
-          <w:shd w:val="clear" w:color="auto" w:fill="BFBFBF" w:themeFill="background1" w:themeFillShade="BF"/>
+          <w:shd w:val="clear" w:color="auto" w:fill="80C687" w:themeFill="background1" w:themeFillShade="BF"/>
         </w:rPr>
       </w:pPr>
       <w:r>
@@ -4529,7 +4166,7 @@
           <w:color w:val="0000CC"/>
           <w:sz w:val="20"/>
           <w:szCs w:val="18"/>
-          <w:shd w:val="clear" w:color="auto" w:fill="BFBFBF" w:themeFill="background1" w:themeFillShade="BF"/>
+          <w:shd w:val="clear" w:color="auto" w:fill="80C687" w:themeFill="background1" w:themeFillShade="BF"/>
         </w:rPr>
       </w:pPr>
       <w:r>
@@ -4538,7 +4175,7 @@
           <w:color w:val="0000CC"/>
           <w:sz w:val="20"/>
           <w:szCs w:val="18"/>
-          <w:shd w:val="clear" w:color="auto" w:fill="BFBFBF" w:themeFill="background1" w:themeFillShade="BF"/>
+          <w:shd w:val="clear" w:color="auto" w:fill="80C687" w:themeFill="background1" w:themeFillShade="BF"/>
         </w:rPr>
         <w:t>main();</w:t>
       </w:r>
@@ -4549,7 +4186,7 @@
           <w:color w:val="0000CC"/>
           <w:sz w:val="20"/>
           <w:szCs w:val="18"/>
-          <w:shd w:val="clear" w:color="auto" w:fill="BFBFBF" w:themeFill="background1" w:themeFillShade="BF"/>
+          <w:shd w:val="clear" w:color="auto" w:fill="80C687" w:themeFill="background1" w:themeFillShade="BF"/>
         </w:rPr>
       </w:pPr>
       <w:r>
@@ -4558,7 +4195,7 @@
           <w:color w:val="0000CC"/>
           <w:sz w:val="20"/>
           <w:szCs w:val="18"/>
-          <w:shd w:val="clear" w:color="auto" w:fill="BFBFBF" w:themeFill="background1" w:themeFillShade="BF"/>
+          <w:shd w:val="clear" w:color="auto" w:fill="80C687" w:themeFill="background1" w:themeFillShade="BF"/>
         </w:rPr>
         <w:t>function main()</w:t>
       </w:r>
@@ -4569,7 +4206,7 @@
           <w:color w:val="0000CC"/>
           <w:sz w:val="20"/>
           <w:szCs w:val="18"/>
-          <w:shd w:val="clear" w:color="auto" w:fill="BFBFBF" w:themeFill="background1" w:themeFillShade="BF"/>
+          <w:shd w:val="clear" w:color="auto" w:fill="80C687" w:themeFill="background1" w:themeFillShade="BF"/>
         </w:rPr>
       </w:pPr>
       <w:r>
@@ -4578,7 +4215,7 @@
           <w:color w:val="0000CC"/>
           <w:sz w:val="20"/>
           <w:szCs w:val="18"/>
-          <w:shd w:val="clear" w:color="auto" w:fill="BFBFBF" w:themeFill="background1" w:themeFillShade="BF"/>
+          <w:shd w:val="clear" w:color="auto" w:fill="80C687" w:themeFill="background1" w:themeFillShade="BF"/>
         </w:rPr>
         <w:t>{</w:t>
       </w:r>
@@ -4589,7 +4226,7 @@
           <w:color w:val="0000CC"/>
           <w:sz w:val="20"/>
           <w:szCs w:val="18"/>
-          <w:shd w:val="clear" w:color="auto" w:fill="BFBFBF" w:themeFill="background1" w:themeFillShade="BF"/>
+          <w:shd w:val="clear" w:color="auto" w:fill="80C687" w:themeFill="background1" w:themeFillShade="BF"/>
         </w:rPr>
       </w:pPr>
       <w:r>
@@ -4598,7 +4235,7 @@
           <w:color w:val="0000CC"/>
           <w:sz w:val="20"/>
           <w:szCs w:val="18"/>
-          <w:shd w:val="clear" w:color="auto" w:fill="BFBFBF" w:themeFill="background1" w:themeFillShade="BF"/>
+          <w:shd w:val="clear" w:color="auto" w:fill="80C687" w:themeFill="background1" w:themeFillShade="BF"/>
         </w:rPr>
         <w:t xml:space="preserve">   try</w:t>
       </w:r>
@@ -4609,7 +4246,7 @@
           <w:color w:val="0000CC"/>
           <w:sz w:val="20"/>
           <w:szCs w:val="18"/>
-          <w:shd w:val="clear" w:color="auto" w:fill="BFBFBF" w:themeFill="background1" w:themeFillShade="BF"/>
+          <w:shd w:val="clear" w:color="auto" w:fill="80C687" w:themeFill="background1" w:themeFillShade="BF"/>
         </w:rPr>
       </w:pPr>
       <w:r>
@@ -4618,7 +4255,7 @@
           <w:color w:val="0000CC"/>
           <w:sz w:val="20"/>
           <w:szCs w:val="18"/>
-          <w:shd w:val="clear" w:color="auto" w:fill="BFBFBF" w:themeFill="background1" w:themeFillShade="BF"/>
+          <w:shd w:val="clear" w:color="auto" w:fill="80C687" w:themeFill="background1" w:themeFillShade="BF"/>
         </w:rPr>
         <w:t xml:space="preserve">   {</w:t>
       </w:r>
@@ -4629,7 +4266,7 @@
           <w:color w:val="0000CC"/>
           <w:sz w:val="20"/>
           <w:szCs w:val="18"/>
-          <w:shd w:val="clear" w:color="auto" w:fill="BFBFBF" w:themeFill="background1" w:themeFillShade="BF"/>
+          <w:shd w:val="clear" w:color="auto" w:fill="80C687" w:themeFill="background1" w:themeFillShade="BF"/>
         </w:rPr>
       </w:pPr>
       <w:r>
@@ -4638,7 +4275,7 @@
           <w:color w:val="0000CC"/>
           <w:sz w:val="20"/>
           <w:szCs w:val="18"/>
-          <w:shd w:val="clear" w:color="auto" w:fill="BFBFBF" w:themeFill="background1" w:themeFillShade="BF"/>
+          <w:shd w:val="clear" w:color="auto" w:fill="80C687" w:themeFill="background1" w:themeFillShade="BF"/>
         </w:rPr>
         <w:t xml:space="preserve">      fun1();</w:t>
       </w:r>
@@ -4649,7 +4286,7 @@
           <w:color w:val="0000CC"/>
           <w:sz w:val="20"/>
           <w:szCs w:val="18"/>
-          <w:shd w:val="clear" w:color="auto" w:fill="BFBFBF" w:themeFill="background1" w:themeFillShade="BF"/>
+          <w:shd w:val="clear" w:color="auto" w:fill="80C687" w:themeFill="background1" w:themeFillShade="BF"/>
         </w:rPr>
       </w:pPr>
       <w:r>
@@ -4658,7 +4295,7 @@
           <w:color w:val="0000CC"/>
           <w:sz w:val="20"/>
           <w:szCs w:val="18"/>
-          <w:shd w:val="clear" w:color="auto" w:fill="BFBFBF" w:themeFill="background1" w:themeFillShade="BF"/>
+          <w:shd w:val="clear" w:color="auto" w:fill="80C687" w:themeFill="background1" w:themeFillShade="BF"/>
         </w:rPr>
         <w:t xml:space="preserve">      fun2();</w:t>
       </w:r>
@@ -4669,7 +4306,7 @@
           <w:color w:val="0000CC"/>
           <w:sz w:val="20"/>
           <w:szCs w:val="18"/>
-          <w:shd w:val="clear" w:color="auto" w:fill="BFBFBF" w:themeFill="background1" w:themeFillShade="BF"/>
+          <w:shd w:val="clear" w:color="auto" w:fill="80C687" w:themeFill="background1" w:themeFillShade="BF"/>
         </w:rPr>
       </w:pPr>
       <w:r>
@@ -4678,7 +4315,7 @@
           <w:color w:val="0000CC"/>
           <w:sz w:val="20"/>
           <w:szCs w:val="18"/>
-          <w:shd w:val="clear" w:color="auto" w:fill="BFBFBF" w:themeFill="background1" w:themeFillShade="BF"/>
+          <w:shd w:val="clear" w:color="auto" w:fill="80C687" w:themeFill="background1" w:themeFillShade="BF"/>
         </w:rPr>
         <w:t xml:space="preserve">      fun3();</w:t>
       </w:r>
@@ -4689,7 +4326,7 @@
           <w:color w:val="0000CC"/>
           <w:sz w:val="20"/>
           <w:szCs w:val="18"/>
-          <w:shd w:val="clear" w:color="auto" w:fill="BFBFBF" w:themeFill="background1" w:themeFillShade="BF"/>
+          <w:shd w:val="clear" w:color="auto" w:fill="80C687" w:themeFill="background1" w:themeFillShade="BF"/>
         </w:rPr>
       </w:pPr>
       <w:r>
@@ -4698,7 +4335,7 @@
           <w:color w:val="0000CC"/>
           <w:sz w:val="20"/>
           <w:szCs w:val="18"/>
-          <w:shd w:val="clear" w:color="auto" w:fill="BFBFBF" w:themeFill="background1" w:themeFillShade="BF"/>
+          <w:shd w:val="clear" w:color="auto" w:fill="80C687" w:themeFill="background1" w:themeFillShade="BF"/>
         </w:rPr>
         <w:t xml:space="preserve">   }</w:t>
       </w:r>
@@ -4709,7 +4346,7 @@
           <w:color w:val="0000CC"/>
           <w:sz w:val="20"/>
           <w:szCs w:val="18"/>
-          <w:shd w:val="clear" w:color="auto" w:fill="BFBFBF" w:themeFill="background1" w:themeFillShade="BF"/>
+          <w:shd w:val="clear" w:color="auto" w:fill="80C687" w:themeFill="background1" w:themeFillShade="BF"/>
         </w:rPr>
       </w:pPr>
       <w:r>
@@ -4718,7 +4355,7 @@
           <w:color w:val="0000CC"/>
           <w:sz w:val="20"/>
           <w:szCs w:val="18"/>
-          <w:shd w:val="clear" w:color="auto" w:fill="BFBFBF" w:themeFill="background1" w:themeFillShade="BF"/>
+          <w:shd w:val="clear" w:color="auto" w:fill="80C687" w:themeFill="background1" w:themeFillShade="BF"/>
         </w:rPr>
         <w:t xml:space="preserve">   catch( e )</w:t>
       </w:r>
@@ -4729,7 +4366,7 @@
           <w:color w:val="0000CC"/>
           <w:sz w:val="20"/>
           <w:szCs w:val="18"/>
-          <w:shd w:val="clear" w:color="auto" w:fill="BFBFBF" w:themeFill="background1" w:themeFillShade="BF"/>
+          <w:shd w:val="clear" w:color="auto" w:fill="80C687" w:themeFill="background1" w:themeFillShade="BF"/>
         </w:rPr>
       </w:pPr>
       <w:r>
@@ -4738,7 +4375,7 @@
           <w:color w:val="0000CC"/>
           <w:sz w:val="20"/>
           <w:szCs w:val="18"/>
-          <w:shd w:val="clear" w:color="auto" w:fill="BFBFBF" w:themeFill="background1" w:themeFillShade="BF"/>
+          <w:shd w:val="clear" w:color="auto" w:fill="80C687" w:themeFill="background1" w:themeFillShade="BF"/>
         </w:rPr>
         <w:t xml:space="preserve">   {</w:t>
       </w:r>
@@ -4749,7 +4386,7 @@
           <w:color w:val="0000CC"/>
           <w:sz w:val="20"/>
           <w:szCs w:val="18"/>
-          <w:shd w:val="clear" w:color="auto" w:fill="BFBFBF" w:themeFill="background1" w:themeFillShade="BF"/>
+          <w:shd w:val="clear" w:color="auto" w:fill="80C687" w:themeFill="background1" w:themeFillShade="BF"/>
         </w:rPr>
       </w:pPr>
       <w:r>
@@ -4758,7 +4395,7 @@
           <w:color w:val="0000CC"/>
           <w:sz w:val="20"/>
           <w:szCs w:val="18"/>
-          <w:shd w:val="clear" w:color="auto" w:fill="BFBFBF" w:themeFill="background1" w:themeFillShade="BF"/>
+          <w:shd w:val="clear" w:color="auto" w:fill="80C687" w:themeFill="background1" w:themeFillShade="BF"/>
         </w:rPr>
         <w:t xml:space="preserve">      throw e;</w:t>
       </w:r>
@@ -4769,7 +4406,7 @@
           <w:color w:val="0000CC"/>
           <w:sz w:val="20"/>
           <w:szCs w:val="18"/>
-          <w:shd w:val="clear" w:color="auto" w:fill="BFBFBF" w:themeFill="background1" w:themeFillShade="BF"/>
+          <w:shd w:val="clear" w:color="auto" w:fill="80C687" w:themeFill="background1" w:themeFillShade="BF"/>
         </w:rPr>
       </w:pPr>
       <w:r>
@@ -4778,7 +4415,7 @@
           <w:color w:val="0000CC"/>
           <w:sz w:val="20"/>
           <w:szCs w:val="18"/>
-          <w:shd w:val="clear" w:color="auto" w:fill="BFBFBF" w:themeFill="background1" w:themeFillShade="BF"/>
+          <w:shd w:val="clear" w:color="auto" w:fill="80C687" w:themeFill="background1" w:themeFillShade="BF"/>
         </w:rPr>
         <w:t xml:space="preserve">   }</w:t>
       </w:r>
@@ -4789,7 +4426,7 @@
           <w:color w:val="0000CC"/>
           <w:sz w:val="20"/>
           <w:szCs w:val="18"/>
-          <w:shd w:val="clear" w:color="auto" w:fill="BFBFBF" w:themeFill="background1" w:themeFillShade="BF"/>
+          <w:shd w:val="clear" w:color="auto" w:fill="80C687" w:themeFill="background1" w:themeFillShade="BF"/>
         </w:rPr>
       </w:pPr>
       <w:r>
@@ -4798,7 +4435,7 @@
           <w:color w:val="0000CC"/>
           <w:sz w:val="20"/>
           <w:szCs w:val="18"/>
-          <w:shd w:val="clear" w:color="auto" w:fill="BFBFBF" w:themeFill="background1" w:themeFillShade="BF"/>
+          <w:shd w:val="clear" w:color="auto" w:fill="80C687" w:themeFill="background1" w:themeFillShade="BF"/>
         </w:rPr>
         <w:t xml:space="preserve">   finally</w:t>
       </w:r>
@@ -4809,7 +4446,7 @@
           <w:color w:val="0000CC"/>
           <w:sz w:val="20"/>
           <w:szCs w:val="18"/>
-          <w:shd w:val="clear" w:color="auto" w:fill="BFBFBF" w:themeFill="background1" w:themeFillShade="BF"/>
+          <w:shd w:val="clear" w:color="auto" w:fill="80C687" w:themeFill="background1" w:themeFillShade="BF"/>
         </w:rPr>
       </w:pPr>
       <w:r>
@@ -4818,7 +4455,7 @@
           <w:color w:val="0000CC"/>
           <w:sz w:val="20"/>
           <w:szCs w:val="18"/>
-          <w:shd w:val="clear" w:color="auto" w:fill="BFBFBF" w:themeFill="background1" w:themeFillShade="BF"/>
+          <w:shd w:val="clear" w:color="auto" w:fill="80C687" w:themeFill="background1" w:themeFillShade="BF"/>
         </w:rPr>
         <w:t xml:space="preserve">   {</w:t>
       </w:r>
@@ -4829,7 +4466,7 @@
           <w:color w:val="0000CC"/>
           <w:sz w:val="20"/>
           <w:szCs w:val="18"/>
-          <w:shd w:val="clear" w:color="auto" w:fill="BFBFBF" w:themeFill="background1" w:themeFillShade="BF"/>
+          <w:shd w:val="clear" w:color="auto" w:fill="80C687" w:themeFill="background1" w:themeFillShade="BF"/>
         </w:rPr>
       </w:pPr>
       <w:r>
@@ -4838,7 +4475,7 @@
           <w:color w:val="0000CC"/>
           <w:sz w:val="20"/>
           <w:szCs w:val="18"/>
-          <w:shd w:val="clear" w:color="auto" w:fill="BFBFBF" w:themeFill="background1" w:themeFillShade="BF"/>
+          <w:shd w:val="clear" w:color="auto" w:fill="80C687" w:themeFill="background1" w:themeFillShade="BF"/>
         </w:rPr>
         <w:t xml:space="preserve">      //</w:t>
       </w:r>
@@ -4848,7 +4485,7 @@
           <w:color w:val="0000CC"/>
           <w:sz w:val="20"/>
           <w:szCs w:val="18"/>
-          <w:shd w:val="clear" w:color="auto" w:fill="BFBFBF" w:themeFill="background1" w:themeFillShade="BF"/>
+          <w:shd w:val="clear" w:color="auto" w:fill="80C687" w:themeFill="background1" w:themeFillShade="BF"/>
         </w:rPr>
         <w:t>清理环境</w:t>
       </w:r>
@@ -4859,7 +4496,7 @@
           <w:color w:val="0000CC"/>
           <w:sz w:val="20"/>
           <w:szCs w:val="18"/>
-          <w:shd w:val="clear" w:color="auto" w:fill="BFBFBF" w:themeFill="background1" w:themeFillShade="BF"/>
+          <w:shd w:val="clear" w:color="auto" w:fill="80C687" w:themeFill="background1" w:themeFillShade="BF"/>
         </w:rPr>
       </w:pPr>
       <w:r>
@@ -4868,7 +4505,7 @@
           <w:color w:val="0000CC"/>
           <w:sz w:val="20"/>
           <w:szCs w:val="18"/>
-          <w:shd w:val="clear" w:color="auto" w:fill="BFBFBF" w:themeFill="background1" w:themeFillShade="BF"/>
+          <w:shd w:val="clear" w:color="auto" w:fill="80C687" w:themeFill="background1" w:themeFillShade="BF"/>
         </w:rPr>
         <w:t xml:space="preserve">   }</w:t>
       </w:r>
@@ -4879,7 +4516,7 @@
           <w:color w:val="0000CC"/>
           <w:sz w:val="20"/>
           <w:szCs w:val="18"/>
-          <w:shd w:val="clear" w:color="auto" w:fill="BFBFBF" w:themeFill="background1" w:themeFillShade="BF"/>
+          <w:shd w:val="clear" w:color="auto" w:fill="80C687" w:themeFill="background1" w:themeFillShade="BF"/>
         </w:rPr>
       </w:pPr>
       <w:r>
@@ -4888,7 +4525,7 @@
           <w:color w:val="0000CC"/>
           <w:sz w:val="20"/>
           <w:szCs w:val="18"/>
-          <w:shd w:val="clear" w:color="auto" w:fill="BFBFBF" w:themeFill="background1" w:themeFillShade="BF"/>
+          <w:shd w:val="clear" w:color="auto" w:fill="80C687" w:themeFill="background1" w:themeFillShade="BF"/>
         </w:rPr>
         <w:t>}</w:t>
       </w:r>
@@ -4936,16 +4573,16 @@
           <w:color w:val="0000CC"/>
           <w:sz w:val="18"/>
           <w:szCs w:val="18"/>
-          <w:shd w:val="clear" w:color="auto" w:fill="BFBFBF" w:themeFill="background1" w:themeFillShade="BF"/>
-        </w:rPr>
-      </w:pPr>
-      <w:r>
-        <w:rPr>
-          <w:rFonts w:hint="eastAsia"/>
-          <w:color w:val="0000CC"/>
-          <w:sz w:val="18"/>
-          <w:szCs w:val="18"/>
-          <w:shd w:val="clear" w:color="auto" w:fill="BFBFBF" w:themeFill="background1" w:themeFillShade="BF"/>
+          <w:shd w:val="clear" w:color="auto" w:fill="80C687" w:themeFill="background1" w:themeFillShade="BF"/>
+        </w:rPr>
+      </w:pPr>
+      <w:r>
+        <w:rPr>
+          <w:rFonts w:hint="eastAsia"/>
+          <w:color w:val="0000CC"/>
+          <w:sz w:val="18"/>
+          <w:szCs w:val="18"/>
+          <w:shd w:val="clear" w:color="auto" w:fill="80C687" w:themeFill="background1" w:themeFillShade="BF"/>
         </w:rPr>
         <w:t>try</w:t>
       </w:r>
@@ -4956,16 +4593,16 @@
           <w:color w:val="0000CC"/>
           <w:sz w:val="18"/>
           <w:szCs w:val="18"/>
-          <w:shd w:val="clear" w:color="auto" w:fill="BFBFBF" w:themeFill="background1" w:themeFillShade="BF"/>
-        </w:rPr>
-      </w:pPr>
-      <w:r>
-        <w:rPr>
-          <w:rFonts w:hint="eastAsia"/>
-          <w:color w:val="0000CC"/>
-          <w:sz w:val="18"/>
-          <w:szCs w:val="18"/>
-          <w:shd w:val="clear" w:color="auto" w:fill="BFBFBF" w:themeFill="background1" w:themeFillShade="BF"/>
+          <w:shd w:val="clear" w:color="auto" w:fill="80C687" w:themeFill="background1" w:themeFillShade="BF"/>
+        </w:rPr>
+      </w:pPr>
+      <w:r>
+        <w:rPr>
+          <w:rFonts w:hint="eastAsia"/>
+          <w:color w:val="0000CC"/>
+          <w:sz w:val="18"/>
+          <w:szCs w:val="18"/>
+          <w:shd w:val="clear" w:color="auto" w:fill="80C687" w:themeFill="background1" w:themeFillShade="BF"/>
         </w:rPr>
         <w:t>{</w:t>
       </w:r>
@@ -4976,16 +4613,16 @@
           <w:color w:val="0000CC"/>
           <w:sz w:val="18"/>
           <w:szCs w:val="18"/>
-          <w:shd w:val="clear" w:color="auto" w:fill="BFBFBF" w:themeFill="background1" w:themeFillShade="BF"/>
-        </w:rPr>
-      </w:pPr>
-      <w:r>
-        <w:rPr>
-          <w:rFonts w:hint="eastAsia"/>
-          <w:color w:val="0000CC"/>
-          <w:sz w:val="18"/>
-          <w:szCs w:val="18"/>
-          <w:shd w:val="clear" w:color="auto" w:fill="BFBFBF" w:themeFill="background1" w:themeFillShade="BF"/>
+          <w:shd w:val="clear" w:color="auto" w:fill="80C687" w:themeFill="background1" w:themeFillShade="BF"/>
+        </w:rPr>
+      </w:pPr>
+      <w:r>
+        <w:rPr>
+          <w:rFonts w:hint="eastAsia"/>
+          <w:color w:val="0000CC"/>
+          <w:sz w:val="18"/>
+          <w:szCs w:val="18"/>
+          <w:shd w:val="clear" w:color="auto" w:fill="80C687" w:themeFill="background1" w:themeFillShade="BF"/>
         </w:rPr>
         <w:t>}</w:t>
       </w:r>
@@ -4996,16 +4633,16 @@
           <w:color w:val="0000CC"/>
           <w:sz w:val="18"/>
           <w:szCs w:val="18"/>
-          <w:shd w:val="clear" w:color="auto" w:fill="BFBFBF" w:themeFill="background1" w:themeFillShade="BF"/>
-        </w:rPr>
-      </w:pPr>
-      <w:r>
-        <w:rPr>
-          <w:rFonts w:hint="eastAsia"/>
-          <w:color w:val="0000CC"/>
-          <w:sz w:val="18"/>
-          <w:szCs w:val="18"/>
-          <w:shd w:val="clear" w:color="auto" w:fill="BFBFBF" w:themeFill="background1" w:themeFillShade="BF"/>
+          <w:shd w:val="clear" w:color="auto" w:fill="80C687" w:themeFill="background1" w:themeFillShade="BF"/>
+        </w:rPr>
+      </w:pPr>
+      <w:r>
+        <w:rPr>
+          <w:rFonts w:hint="eastAsia"/>
+          <w:color w:val="0000CC"/>
+          <w:sz w:val="18"/>
+          <w:szCs w:val="18"/>
+          <w:shd w:val="clear" w:color="auto" w:fill="80C687" w:themeFill="background1" w:themeFillShade="BF"/>
         </w:rPr>
         <w:t>catch</w:t>
       </w:r>
@@ -5016,16 +4653,16 @@
           <w:color w:val="0000CC"/>
           <w:sz w:val="18"/>
           <w:szCs w:val="18"/>
-          <w:shd w:val="clear" w:color="auto" w:fill="BFBFBF" w:themeFill="background1" w:themeFillShade="BF"/>
-        </w:rPr>
-      </w:pPr>
-      <w:r>
-        <w:rPr>
-          <w:rFonts w:hint="eastAsia"/>
-          <w:color w:val="0000CC"/>
-          <w:sz w:val="18"/>
-          <w:szCs w:val="18"/>
-          <w:shd w:val="clear" w:color="auto" w:fill="BFBFBF" w:themeFill="background1" w:themeFillShade="BF"/>
+          <w:shd w:val="clear" w:color="auto" w:fill="80C687" w:themeFill="background1" w:themeFillShade="BF"/>
+        </w:rPr>
+      </w:pPr>
+      <w:r>
+        <w:rPr>
+          <w:rFonts w:hint="eastAsia"/>
+          <w:color w:val="0000CC"/>
+          <w:sz w:val="18"/>
+          <w:szCs w:val="18"/>
+          <w:shd w:val="clear" w:color="auto" w:fill="80C687" w:themeFill="background1" w:themeFillShade="BF"/>
         </w:rPr>
         <w:t>{</w:t>
       </w:r>
@@ -5036,16 +4673,16 @@
           <w:color w:val="0000CC"/>
           <w:sz w:val="18"/>
           <w:szCs w:val="18"/>
-          <w:shd w:val="clear" w:color="auto" w:fill="BFBFBF" w:themeFill="background1" w:themeFillShade="BF"/>
-        </w:rPr>
-      </w:pPr>
-      <w:r>
-        <w:rPr>
-          <w:rFonts w:hint="eastAsia"/>
-          <w:color w:val="0000CC"/>
-          <w:sz w:val="18"/>
-          <w:szCs w:val="18"/>
-          <w:shd w:val="clear" w:color="auto" w:fill="BFBFBF" w:themeFill="background1" w:themeFillShade="BF"/>
+          <w:shd w:val="clear" w:color="auto" w:fill="80C687" w:themeFill="background1" w:themeFillShade="BF"/>
+        </w:rPr>
+      </w:pPr>
+      <w:r>
+        <w:rPr>
+          <w:rFonts w:hint="eastAsia"/>
+          <w:color w:val="0000CC"/>
+          <w:sz w:val="18"/>
+          <w:szCs w:val="18"/>
+          <w:shd w:val="clear" w:color="auto" w:fill="80C687" w:themeFill="background1" w:themeFillShade="BF"/>
         </w:rPr>
         <w:t>}</w:t>
       </w:r>
@@ -5056,16 +4693,16 @@
           <w:color w:val="0000CC"/>
           <w:sz w:val="18"/>
           <w:szCs w:val="18"/>
-          <w:shd w:val="clear" w:color="auto" w:fill="BFBFBF" w:themeFill="background1" w:themeFillShade="BF"/>
-        </w:rPr>
-      </w:pPr>
-      <w:r>
-        <w:rPr>
-          <w:rFonts w:hint="eastAsia"/>
-          <w:color w:val="0000CC"/>
-          <w:sz w:val="18"/>
-          <w:szCs w:val="18"/>
-          <w:shd w:val="clear" w:color="auto" w:fill="BFBFBF" w:themeFill="background1" w:themeFillShade="BF"/>
+          <w:shd w:val="clear" w:color="auto" w:fill="80C687" w:themeFill="background1" w:themeFillShade="BF"/>
+        </w:rPr>
+      </w:pPr>
+      <w:r>
+        <w:rPr>
+          <w:rFonts w:hint="eastAsia"/>
+          <w:color w:val="0000CC"/>
+          <w:sz w:val="18"/>
+          <w:szCs w:val="18"/>
+          <w:shd w:val="clear" w:color="auto" w:fill="80C687" w:themeFill="background1" w:themeFillShade="BF"/>
         </w:rPr>
         <w:t>finally</w:t>
       </w:r>
@@ -5076,16 +4713,16 @@
           <w:color w:val="0000CC"/>
           <w:sz w:val="18"/>
           <w:szCs w:val="18"/>
-          <w:shd w:val="clear" w:color="auto" w:fill="BFBFBF" w:themeFill="background1" w:themeFillShade="BF"/>
-        </w:rPr>
-      </w:pPr>
-      <w:r>
-        <w:rPr>
-          <w:rFonts w:hint="eastAsia"/>
-          <w:color w:val="0000CC"/>
-          <w:sz w:val="18"/>
-          <w:szCs w:val="18"/>
-          <w:shd w:val="clear" w:color="auto" w:fill="BFBFBF" w:themeFill="background1" w:themeFillShade="BF"/>
+          <w:shd w:val="clear" w:color="auto" w:fill="80C687" w:themeFill="background1" w:themeFillShade="BF"/>
+        </w:rPr>
+      </w:pPr>
+      <w:r>
+        <w:rPr>
+          <w:rFonts w:hint="eastAsia"/>
+          <w:color w:val="0000CC"/>
+          <w:sz w:val="18"/>
+          <w:szCs w:val="18"/>
+          <w:shd w:val="clear" w:color="auto" w:fill="80C687" w:themeFill="background1" w:themeFillShade="BF"/>
         </w:rPr>
         <w:lastRenderedPageBreak/>
         <w:t>{</w:t>
@@ -5097,16 +4734,16 @@
           <w:color w:val="0000CC"/>
           <w:sz w:val="1